--- a/Task2 Assignment1.docx
+++ b/Task2 Assignment1.docx
@@ -396,8 +396,18 @@
                 <w:sz w:val="16"/>
                 <w:szCs w:val="16"/>
               </w:rPr>
-              <w:t>Rohit Gurdhami</w:t>
-            </w:r>
+              <w:t xml:space="preserve">Rohit </w:t>
+            </w:r>
+            <w:proofErr w:type="spellStart"/>
+            <w:r>
+              <w:rPr>
+                <w:rFonts w:eastAsia="Calibri"/>
+                <w:sz w:val="16"/>
+                <w:szCs w:val="16"/>
+              </w:rPr>
+              <w:t>Gurdhami</w:t>
+            </w:r>
+            <w:proofErr w:type="spellEnd"/>
           </w:p>
         </w:tc>
         <w:tc>
@@ -465,13 +475,23 @@
                 <w:szCs w:val="16"/>
               </w:rPr>
             </w:pPr>
-            <w:r>
-              <w:rPr>
-                <w:rFonts w:eastAsia="Calibri"/>
-                <w:sz w:val="16"/>
-                <w:szCs w:val="16"/>
-              </w:rPr>
-              <w:t>Buddhiman B.K</w:t>
+            <w:proofErr w:type="spellStart"/>
+            <w:r>
+              <w:rPr>
+                <w:rFonts w:eastAsia="Calibri"/>
+                <w:sz w:val="16"/>
+                <w:szCs w:val="16"/>
+              </w:rPr>
+              <w:t>Buddhiman</w:t>
+            </w:r>
+            <w:proofErr w:type="spellEnd"/>
+            <w:r>
+              <w:rPr>
+                <w:rFonts w:eastAsia="Calibri"/>
+                <w:sz w:val="16"/>
+                <w:szCs w:val="16"/>
+              </w:rPr>
+              <w:t xml:space="preserve"> B.K</w:t>
             </w:r>
           </w:p>
         </w:tc>
@@ -973,8 +993,18 @@
                 <w:sz w:val="16"/>
                 <w:szCs w:val="16"/>
               </w:rPr>
-              <w:t>Sudeep Lal Bajimaya</w:t>
-            </w:r>
+              <w:t xml:space="preserve">Sudeep Lal </w:t>
+            </w:r>
+            <w:proofErr w:type="spellStart"/>
+            <w:r>
+              <w:rPr>
+                <w:rFonts w:eastAsia="Calibri"/>
+                <w:sz w:val="16"/>
+                <w:szCs w:val="16"/>
+              </w:rPr>
+              <w:t>Bajimaya</w:t>
+            </w:r>
+            <w:proofErr w:type="spellEnd"/>
           </w:p>
         </w:tc>
         <w:tc>
@@ -5891,6 +5921,9 @@
         <w:p>
           <w:pPr>
             <w:rPr>
+              <w:b/>
+              <w:bCs/>
+              <w:noProof/>
               <w:szCs w:val="24"/>
             </w:rPr>
           </w:pPr>
@@ -5908,233 +5941,7 @@
     </w:sdt>
     <w:p>
       <w:pPr>
-        <w:jc w:val="both"/>
-        <w:rPr>
-          <w:rFonts w:ascii="Times New Roman" w:hAnsi="Times New Roman" w:cs="Times New Roman"/>
-          <w:b/>
-          <w:bCs/>
-          <w:szCs w:val="24"/>
-        </w:rPr>
-      </w:pPr>
-    </w:p>
-    <w:p>
-      <w:pPr>
-        <w:jc w:val="both"/>
-        <w:rPr>
-          <w:rFonts w:ascii="Times New Roman" w:hAnsi="Times New Roman" w:cs="Times New Roman"/>
-          <w:b/>
-          <w:bCs/>
-          <w:szCs w:val="24"/>
-        </w:rPr>
-      </w:pPr>
-    </w:p>
-    <w:p>
-      <w:pPr>
-        <w:jc w:val="both"/>
-        <w:rPr>
-          <w:rFonts w:ascii="Times New Roman" w:hAnsi="Times New Roman" w:cs="Times New Roman"/>
-          <w:b/>
-          <w:bCs/>
-          <w:szCs w:val="24"/>
-        </w:rPr>
-      </w:pPr>
-    </w:p>
-    <w:p>
-      <w:pPr>
-        <w:jc w:val="both"/>
-        <w:rPr>
-          <w:rFonts w:ascii="Times New Roman" w:hAnsi="Times New Roman" w:cs="Times New Roman"/>
-          <w:b/>
-          <w:bCs/>
-          <w:szCs w:val="24"/>
-        </w:rPr>
-      </w:pPr>
-    </w:p>
-    <w:p>
-      <w:pPr>
-        <w:jc w:val="both"/>
-        <w:rPr>
-          <w:rFonts w:ascii="Times New Roman" w:hAnsi="Times New Roman" w:cs="Times New Roman"/>
-          <w:b/>
-          <w:bCs/>
-          <w:szCs w:val="24"/>
-        </w:rPr>
-      </w:pPr>
-    </w:p>
-    <w:p>
-      <w:pPr>
-        <w:jc w:val="both"/>
-        <w:rPr>
-          <w:rFonts w:ascii="Times New Roman" w:hAnsi="Times New Roman" w:cs="Times New Roman"/>
-          <w:b/>
-          <w:bCs/>
-          <w:szCs w:val="24"/>
-        </w:rPr>
-      </w:pPr>
-    </w:p>
-    <w:p>
-      <w:pPr>
-        <w:jc w:val="both"/>
-        <w:rPr>
-          <w:rFonts w:ascii="Times New Roman" w:hAnsi="Times New Roman" w:cs="Times New Roman"/>
-          <w:b/>
-          <w:bCs/>
-          <w:sz w:val="16"/>
-          <w:szCs w:val="16"/>
-        </w:rPr>
-      </w:pPr>
-    </w:p>
-    <w:p>
-      <w:pPr>
-        <w:jc w:val="both"/>
-        <w:rPr>
-          <w:rFonts w:ascii="Times New Roman" w:hAnsi="Times New Roman" w:cs="Times New Roman"/>
-          <w:b/>
-          <w:bCs/>
-          <w:sz w:val="16"/>
-          <w:szCs w:val="16"/>
-        </w:rPr>
-      </w:pPr>
-    </w:p>
-    <w:p>
-      <w:pPr>
-        <w:jc w:val="both"/>
-        <w:rPr>
-          <w:rFonts w:ascii="Times New Roman" w:hAnsi="Times New Roman" w:cs="Times New Roman"/>
-          <w:b/>
-          <w:bCs/>
-          <w:sz w:val="16"/>
-          <w:szCs w:val="16"/>
-        </w:rPr>
-      </w:pPr>
-    </w:p>
-    <w:p>
-      <w:pPr>
-        <w:jc w:val="both"/>
-        <w:rPr>
-          <w:rFonts w:ascii="Times New Roman" w:hAnsi="Times New Roman" w:cs="Times New Roman"/>
-          <w:b/>
-          <w:bCs/>
-          <w:sz w:val="16"/>
-          <w:szCs w:val="16"/>
-        </w:rPr>
-      </w:pPr>
-    </w:p>
-    <w:p>
-      <w:pPr>
-        <w:jc w:val="both"/>
-        <w:rPr>
-          <w:rFonts w:ascii="Times New Roman" w:hAnsi="Times New Roman" w:cs="Times New Roman"/>
-          <w:b/>
-          <w:bCs/>
-          <w:sz w:val="16"/>
-          <w:szCs w:val="16"/>
-        </w:rPr>
-      </w:pPr>
-    </w:p>
-    <w:p>
-      <w:pPr>
-        <w:jc w:val="both"/>
-        <w:rPr>
-          <w:rFonts w:ascii="Times New Roman" w:hAnsi="Times New Roman" w:cs="Times New Roman"/>
-          <w:b/>
-          <w:bCs/>
-          <w:sz w:val="16"/>
-          <w:szCs w:val="16"/>
-        </w:rPr>
-      </w:pPr>
-    </w:p>
-    <w:p>
-      <w:pPr>
-        <w:jc w:val="both"/>
-        <w:rPr>
-          <w:rFonts w:ascii="Times New Roman" w:hAnsi="Times New Roman" w:cs="Times New Roman"/>
-          <w:b/>
-          <w:bCs/>
-          <w:sz w:val="16"/>
-          <w:szCs w:val="16"/>
-        </w:rPr>
-      </w:pPr>
-    </w:p>
-    <w:p>
-      <w:pPr>
-        <w:jc w:val="both"/>
-        <w:rPr>
-          <w:rFonts w:ascii="Times New Roman" w:hAnsi="Times New Roman" w:cs="Times New Roman"/>
-          <w:b/>
-          <w:bCs/>
-          <w:sz w:val="16"/>
-          <w:szCs w:val="16"/>
-        </w:rPr>
-      </w:pPr>
-    </w:p>
-    <w:p>
-      <w:pPr>
-        <w:jc w:val="both"/>
-        <w:rPr>
-          <w:rFonts w:ascii="Times New Roman" w:hAnsi="Times New Roman" w:cs="Times New Roman"/>
-          <w:b/>
-          <w:bCs/>
-          <w:sz w:val="16"/>
-          <w:szCs w:val="16"/>
-        </w:rPr>
-      </w:pPr>
-    </w:p>
-    <w:p>
-      <w:pPr>
-        <w:jc w:val="both"/>
-        <w:rPr>
-          <w:rFonts w:ascii="Times New Roman" w:hAnsi="Times New Roman" w:cs="Times New Roman"/>
-          <w:b/>
-          <w:bCs/>
-          <w:sz w:val="16"/>
-          <w:szCs w:val="16"/>
-        </w:rPr>
-      </w:pPr>
-    </w:p>
-    <w:p>
-      <w:pPr>
-        <w:jc w:val="both"/>
-        <w:rPr>
-          <w:rFonts w:ascii="Times New Roman" w:hAnsi="Times New Roman" w:cs="Times New Roman"/>
-          <w:b/>
-          <w:bCs/>
-          <w:sz w:val="16"/>
-          <w:szCs w:val="16"/>
-        </w:rPr>
-      </w:pPr>
-    </w:p>
-    <w:p>
-      <w:pPr>
-        <w:jc w:val="both"/>
-        <w:rPr>
-          <w:rFonts w:ascii="Times New Roman" w:hAnsi="Times New Roman" w:cs="Times New Roman"/>
-          <w:b/>
-          <w:bCs/>
-          <w:sz w:val="16"/>
-          <w:szCs w:val="16"/>
-        </w:rPr>
-      </w:pPr>
-    </w:p>
-    <w:p>
-      <w:pPr>
-        <w:jc w:val="both"/>
-        <w:rPr>
-          <w:rFonts w:ascii="Times New Roman" w:hAnsi="Times New Roman" w:cs="Times New Roman"/>
-          <w:b/>
-          <w:bCs/>
-          <w:sz w:val="16"/>
-          <w:szCs w:val="16"/>
-        </w:rPr>
-      </w:pPr>
-    </w:p>
-    <w:p>
-      <w:pPr>
-        <w:jc w:val="both"/>
-        <w:rPr>
-          <w:rFonts w:ascii="Times New Roman" w:hAnsi="Times New Roman" w:cs="Times New Roman"/>
-          <w:b/>
-          <w:bCs/>
+        <w:rPr>
           <w:szCs w:val="24"/>
         </w:rPr>
       </w:pPr>
@@ -7293,75 +7100,295 @@
     </w:p>
     <w:p>
       <w:pPr>
-        <w:jc w:val="both"/>
+        <w:pStyle w:val="Heading1"/>
+        <w:spacing w:line="360" w:lineRule="auto"/>
+        <w:jc w:val="center"/>
         <w:rPr>
           <w:rFonts w:ascii="Times New Roman" w:hAnsi="Times New Roman" w:cs="Times New Roman"/>
           <w:b/>
           <w:bCs/>
-          <w:sz w:val="16"/>
-          <w:szCs w:val="16"/>
+          <w:sz w:val="28"/>
+          <w:szCs w:val="28"/>
         </w:rPr>
       </w:pPr>
+      <w:bookmarkStart w:id="0" w:name="_Toc233361540"/>
+      <w:r>
+        <w:rPr>
+          <w:rFonts w:ascii="Times New Roman" w:hAnsi="Times New Roman" w:cs="Times New Roman"/>
+          <w:b/>
+          <w:bCs/>
+          <w:sz w:val="28"/>
+          <w:szCs w:val="28"/>
+        </w:rPr>
+        <w:t>1. Requirement Specification</w:t>
+      </w:r>
+      <w:bookmarkEnd w:id="0"/>
     </w:p>
     <w:p>
       <w:pPr>
-        <w:jc w:val="both"/>
+        <w:pStyle w:val="Heading2"/>
+        <w:spacing w:line="360" w:lineRule="auto"/>
+        <w:jc w:val="center"/>
         <w:rPr>
           <w:rFonts w:ascii="Times New Roman" w:hAnsi="Times New Roman" w:cs="Times New Roman"/>
           <w:b/>
           <w:bCs/>
-          <w:sz w:val="16"/>
-          <w:szCs w:val="16"/>
+          <w:sz w:val="26"/>
+          <w:szCs w:val="26"/>
         </w:rPr>
       </w:pPr>
+      <w:bookmarkStart w:id="1" w:name="_Toc233361541"/>
+      <w:r>
+        <w:rPr>
+          <w:rFonts w:ascii="Times New Roman" w:hAnsi="Times New Roman" w:cs="Times New Roman"/>
+          <w:b/>
+          <w:bCs/>
+          <w:sz w:val="26"/>
+          <w:szCs w:val="26"/>
+        </w:rPr>
+        <w:t>1.1 Introduction</w:t>
+      </w:r>
+      <w:bookmarkEnd w:id="1"/>
     </w:p>
     <w:p>
       <w:pPr>
+        <w:spacing w:line="360" w:lineRule="auto"/>
         <w:jc w:val="both"/>
+        <w:rPr>
+          <w:rFonts w:ascii="Times New Roman" w:hAnsi="Times New Roman" w:cs="Times New Roman"/>
+          <w:szCs w:val="24"/>
+          <w:lang w:val="en-US"/>
+        </w:rPr>
+      </w:pPr>
+      <w:r>
+        <w:rPr>
+          <w:rFonts w:ascii="Times New Roman" w:hAnsi="Times New Roman" w:cs="Times New Roman"/>
+          <w:szCs w:val="24"/>
+          <w:lang w:val="en-US"/>
+        </w:rPr>
+        <w:t>Food waste has grown into a major environmental and social issue as it not only leads to the disposal of edible food but also raises the problem of resource inefficiency. Lots of families find it hard to keep track of their food stocks properly, which frequently leads to products going bad, over-buying, and so, increased food waste</w:t>
+      </w:r>
+      <w:r>
+        <w:t xml:space="preserve"> </w:t>
+      </w:r>
+      <w:r>
+        <w:rPr>
+          <w:rFonts w:ascii="Times New Roman" w:hAnsi="Times New Roman" w:cs="Times New Roman"/>
+          <w:szCs w:val="24"/>
+        </w:rPr>
+        <w:t>(Cockburn, 2001)</w:t>
+      </w:r>
+      <w:r>
+        <w:rPr>
+          <w:rFonts w:ascii="Times New Roman" w:hAnsi="Times New Roman" w:cs="Times New Roman"/>
+          <w:szCs w:val="24"/>
+          <w:lang w:val="en-US"/>
+        </w:rPr>
+        <w:t xml:space="preserve">. Meanwhile, both individuals and communities stand to gain from food sharing and responsible consumption that are facilitated by appropriate mechanisms. </w:t>
+      </w:r>
+      <w:proofErr w:type="spellStart"/>
+      <w:r>
+        <w:rPr>
+          <w:rFonts w:ascii="Times New Roman" w:hAnsi="Times New Roman" w:cs="Times New Roman"/>
+          <w:szCs w:val="24"/>
+          <w:lang w:val="en-US"/>
+        </w:rPr>
+        <w:t>SaveBite</w:t>
+      </w:r>
+      <w:proofErr w:type="spellEnd"/>
+      <w:r>
+        <w:rPr>
+          <w:rFonts w:ascii="Times New Roman" w:hAnsi="Times New Roman" w:cs="Times New Roman"/>
+          <w:szCs w:val="24"/>
+          <w:lang w:val="en-US"/>
+        </w:rPr>
+        <w:t xml:space="preserve"> is a clever food waste reduction app which offers households the possibility to effectively handle their food inventories, keep track of food expiration dates, plan their meals, get reminders in time, and in an easy way, carry out food donations. Encouraging users to adopt sustainable consumption patterns is the main goal of the tool as it gives information on food usage and helps to reduce spontaneous wastage.</w:t>
+      </w:r>
+    </w:p>
+    <w:p>
+      <w:pPr>
+        <w:spacing w:line="360" w:lineRule="auto"/>
+        <w:jc w:val="both"/>
+        <w:rPr>
+          <w:rFonts w:ascii="Times New Roman" w:hAnsi="Times New Roman" w:cs="Times New Roman"/>
+          <w:szCs w:val="24"/>
+        </w:rPr>
+      </w:pPr>
+      <w:r>
+        <w:rPr>
+          <w:rFonts w:ascii="Times New Roman" w:hAnsi="Times New Roman" w:cs="Times New Roman"/>
+          <w:szCs w:val="24"/>
+        </w:rPr>
+        <w:t xml:space="preserve">Besides that, the app is equipped with built-in privacy and security features to keep users' data safe. In this article, we are publishing both the requirements specification and design specification documents of the </w:t>
+      </w:r>
+      <w:proofErr w:type="spellStart"/>
+      <w:r>
+        <w:rPr>
+          <w:rFonts w:ascii="Times New Roman" w:hAnsi="Times New Roman" w:cs="Times New Roman"/>
+          <w:szCs w:val="24"/>
+        </w:rPr>
+        <w:t>SaveBite</w:t>
+      </w:r>
+      <w:proofErr w:type="spellEnd"/>
+      <w:r>
+        <w:rPr>
+          <w:rFonts w:ascii="Times New Roman" w:hAnsi="Times New Roman" w:cs="Times New Roman"/>
+          <w:szCs w:val="24"/>
+        </w:rPr>
+        <w:t xml:space="preserve"> system.</w:t>
+      </w:r>
+    </w:p>
+    <w:p>
+      <w:pPr>
+        <w:spacing w:line="360" w:lineRule="auto"/>
+        <w:jc w:val="both"/>
+        <w:rPr>
+          <w:rFonts w:ascii="Times New Roman" w:hAnsi="Times New Roman" w:cs="Times New Roman"/>
+          <w:szCs w:val="24"/>
+        </w:rPr>
+      </w:pPr>
+      <w:r>
+        <w:rPr>
+          <w:rFonts w:ascii="Times New Roman" w:hAnsi="Times New Roman" w:cs="Times New Roman"/>
+          <w:szCs w:val="24"/>
+        </w:rPr>
+        <w:t>Requirements specification is a document that describes all application requirements, both functional and non-functional, and represents these requirements with epics, user stories, acceptance criteria, and tasks.</w:t>
+      </w:r>
+      <w:r>
+        <w:rPr>
+          <w:rFonts w:ascii="Times New Roman" w:hAnsi="Times New Roman" w:cs="Times New Roman"/>
+          <w:szCs w:val="24"/>
+        </w:rPr>
+        <w:t xml:space="preserve"> </w:t>
+      </w:r>
+      <w:r>
+        <w:rPr>
+          <w:rFonts w:ascii="Times New Roman" w:hAnsi="Times New Roman" w:cs="Times New Roman"/>
+          <w:szCs w:val="24"/>
+        </w:rPr>
+        <w:t xml:space="preserve">However, the design document offers a comprehensive system architecture, the database schema, the site layout, and user interface design wireframes that will help a great deal during the system development phase. Due to iterative and incremental software development methods, </w:t>
+      </w:r>
+      <w:proofErr w:type="spellStart"/>
+      <w:r>
+        <w:rPr>
+          <w:rFonts w:ascii="Times New Roman" w:hAnsi="Times New Roman" w:cs="Times New Roman"/>
+          <w:szCs w:val="24"/>
+        </w:rPr>
+        <w:t>SaveBite</w:t>
+      </w:r>
+      <w:proofErr w:type="spellEnd"/>
+      <w:r>
+        <w:rPr>
+          <w:rFonts w:ascii="Times New Roman" w:hAnsi="Times New Roman" w:cs="Times New Roman"/>
+          <w:szCs w:val="24"/>
+        </w:rPr>
+        <w:t xml:space="preserve"> will be a reliable, user-friendly, and scalable software as Food Sustainability Promotion and Better Home Food Management is the two main targets of it.</w:t>
+      </w:r>
+    </w:p>
+    <w:p>
+      <w:pPr>
+        <w:pStyle w:val="Heading3"/>
+        <w:spacing w:line="360" w:lineRule="auto"/>
+        <w:jc w:val="center"/>
         <w:rPr>
           <w:rFonts w:ascii="Times New Roman" w:hAnsi="Times New Roman" w:cs="Times New Roman"/>
           <w:b/>
           <w:bCs/>
-          <w:sz w:val="16"/>
-          <w:szCs w:val="16"/>
+          <w:sz w:val="24"/>
+          <w:szCs w:val="24"/>
         </w:rPr>
       </w:pPr>
+      <w:bookmarkStart w:id="2" w:name="_Toc233361542"/>
+      <w:r>
+        <w:rPr>
+          <w:rFonts w:ascii="Times New Roman" w:hAnsi="Times New Roman" w:cs="Times New Roman"/>
+          <w:b/>
+          <w:bCs/>
+          <w:sz w:val="24"/>
+          <w:szCs w:val="24"/>
+        </w:rPr>
+        <w:t>1.1.1Purpose of the Document</w:t>
+      </w:r>
+      <w:bookmarkEnd w:id="2"/>
     </w:p>
     <w:p>
       <w:pPr>
+        <w:spacing w:line="360" w:lineRule="auto"/>
         <w:jc w:val="both"/>
         <w:rPr>
           <w:rFonts w:ascii="Times New Roman" w:hAnsi="Times New Roman" w:cs="Times New Roman"/>
-          <w:b/>
-          <w:bCs/>
-          <w:sz w:val="16"/>
-          <w:szCs w:val="16"/>
+          <w:szCs w:val="24"/>
         </w:rPr>
       </w:pPr>
-    </w:p>
-    <w:p>
-      <w:pPr>
-        <w:jc w:val="both"/>
+      <w:r>
         <w:rPr>
           <w:rFonts w:ascii="Times New Roman" w:hAnsi="Times New Roman" w:cs="Times New Roman"/>
-          <w:b/>
-          <w:bCs/>
-          <w:sz w:val="16"/>
-          <w:szCs w:val="16"/>
-        </w:rPr>
-      </w:pPr>
-    </w:p>
-    <w:p>
-      <w:pPr>
-        <w:jc w:val="both"/>
+          <w:szCs w:val="24"/>
+        </w:rPr>
+        <w:t xml:space="preserve">This document purpose is mainly to research into the requirements and design specifications of the </w:t>
+      </w:r>
+      <w:proofErr w:type="spellStart"/>
+      <w:r>
         <w:rPr>
           <w:rFonts w:ascii="Times New Roman" w:hAnsi="Times New Roman" w:cs="Times New Roman"/>
-          <w:b/>
-          <w:bCs/>
-          <w:sz w:val="16"/>
-          <w:szCs w:val="16"/>
-        </w:rPr>
-      </w:pPr>
+          <w:szCs w:val="24"/>
+        </w:rPr>
+        <w:t>SaveBite</w:t>
+      </w:r>
+      <w:proofErr w:type="spellEnd"/>
+      <w:r>
+        <w:rPr>
+          <w:rFonts w:ascii="Times New Roman" w:hAnsi="Times New Roman" w:cs="Times New Roman"/>
+          <w:szCs w:val="24"/>
+        </w:rPr>
+        <w:t xml:space="preserve"> app, which is a smart system for reducing food waste that can households in food management. </w:t>
+      </w:r>
+      <w:proofErr w:type="spellStart"/>
+      <w:r>
+        <w:rPr>
+          <w:rFonts w:ascii="Times New Roman" w:hAnsi="Times New Roman" w:cs="Times New Roman"/>
+          <w:szCs w:val="24"/>
+        </w:rPr>
+        <w:t>SaveBite</w:t>
+      </w:r>
+      <w:proofErr w:type="spellEnd"/>
+      <w:r>
+        <w:rPr>
+          <w:rFonts w:ascii="Times New Roman" w:hAnsi="Times New Roman" w:cs="Times New Roman"/>
+          <w:szCs w:val="24"/>
+        </w:rPr>
+        <w:t xml:space="preserve"> app is a smart system for reducing food wastage which is designed to help households in food management, minimizing food wastage, enabling food donation and contributing to sustainable consumption practices. It's a specification that documents the system both functional and non-functional requirements and model them through epics, user stories, acceptance criteria, and tasks.</w:t>
+      </w:r>
+      <w:r>
+        <w:rPr>
+          <w:rFonts w:ascii="Times New Roman" w:hAnsi="Times New Roman" w:cs="Times New Roman"/>
+          <w:szCs w:val="24"/>
+        </w:rPr>
+        <w:t xml:space="preserve"> T</w:t>
+      </w:r>
+      <w:r>
+        <w:rPr>
+          <w:rFonts w:ascii="Times New Roman" w:hAnsi="Times New Roman" w:cs="Times New Roman"/>
+          <w:szCs w:val="24"/>
+        </w:rPr>
+        <w:t xml:space="preserve">he requirements of the system will be used as a specification for system development. This design specification shows the system overall architecture, major components, database design, site map, and user interface wireframes. Besides, this document will allow easy communication among stakeholders' developers' designers, and testers which in turn will reduce the risk of misunderstanding during development and at the same time will provide a basis for the successful implementation testing deployment, and maintenance of the </w:t>
+      </w:r>
+      <w:proofErr w:type="spellStart"/>
+      <w:r>
+        <w:rPr>
+          <w:rFonts w:ascii="Times New Roman" w:hAnsi="Times New Roman" w:cs="Times New Roman"/>
+          <w:szCs w:val="24"/>
+        </w:rPr>
+        <w:t>SaveBite</w:t>
+      </w:r>
+      <w:proofErr w:type="spellEnd"/>
+      <w:r>
+        <w:rPr>
+          <w:rFonts w:ascii="Times New Roman" w:hAnsi="Times New Roman" w:cs="Times New Roman"/>
+          <w:szCs w:val="24"/>
+        </w:rPr>
+        <w:t xml:space="preserve"> application.</w:t>
+      </w:r>
     </w:p>
     <w:p>
       <w:pPr>

--- a/Task2 Assignment1.docx
+++ b/Task2 Assignment1.docx
@@ -491,8 +491,18 @@
                 <w:sz w:val="16"/>
                 <w:szCs w:val="16"/>
               </w:rPr>
-              <w:t xml:space="preserve"> B.K</w:t>
-            </w:r>
+              <w:t xml:space="preserve"> </w:t>
+            </w:r>
+            <w:proofErr w:type="gramStart"/>
+            <w:r>
+              <w:rPr>
+                <w:rFonts w:eastAsia="Calibri"/>
+                <w:sz w:val="16"/>
+                <w:szCs w:val="16"/>
+              </w:rPr>
+              <w:t>B.K</w:t>
+            </w:r>
+            <w:proofErr w:type="gramEnd"/>
           </w:p>
         </w:tc>
         <w:tc>
@@ -2280,6 +2290,7 @@
                 <w:szCs w:val="16"/>
               </w:rPr>
             </w:pPr>
+            <w:proofErr w:type="gramStart"/>
             <w:r>
               <w:rPr>
                 <w:rFonts w:eastAsia="Calibri"/>
@@ -2287,7 +2298,17 @@
                 <w:sz w:val="16"/>
                 <w:szCs w:val="16"/>
               </w:rPr>
-              <w:t>Student acknowledge feedback/comments</w:t>
+              <w:t>Student</w:t>
+            </w:r>
+            <w:proofErr w:type="gramEnd"/>
+            <w:r>
+              <w:rPr>
+                <w:rFonts w:eastAsia="Calibri"/>
+                <w:b/>
+                <w:sz w:val="16"/>
+                <w:szCs w:val="16"/>
+              </w:rPr>
+              <w:t xml:space="preserve"> acknowledge feedback/comments</w:t>
             </w:r>
           </w:p>
         </w:tc>
@@ -2533,7 +2554,25 @@
           <w:sz w:val="16"/>
           <w:szCs w:val="16"/>
         </w:rPr>
-        <w:t xml:space="preserve">If the Turnitin report is required, students have to submit it with the assignment. However, departments may allow students up to </w:t>
+        <w:t xml:space="preserve">If the Turnitin report is required, students </w:t>
+      </w:r>
+      <w:proofErr w:type="gramStart"/>
+      <w:r>
+        <w:rPr>
+          <w:rFonts w:eastAsia="Calibri"/>
+          <w:sz w:val="16"/>
+          <w:szCs w:val="16"/>
+        </w:rPr>
+        <w:t>have to</w:t>
+      </w:r>
+      <w:proofErr w:type="gramEnd"/>
+      <w:r>
+        <w:rPr>
+          <w:rFonts w:eastAsia="Calibri"/>
+          <w:sz w:val="16"/>
+          <w:szCs w:val="16"/>
+        </w:rPr>
+        <w:t xml:space="preserve"> submit it with the assignment. However, departments may allow students up to </w:t>
       </w:r>
       <w:r>
         <w:rPr>
@@ -7392,56 +7431,114 @@
     </w:p>
     <w:p>
       <w:pPr>
-        <w:jc w:val="both"/>
+        <w:pStyle w:val="Heading3"/>
+        <w:spacing w:line="360" w:lineRule="auto"/>
+        <w:jc w:val="center"/>
         <w:rPr>
           <w:rFonts w:ascii="Times New Roman" w:hAnsi="Times New Roman" w:cs="Times New Roman"/>
           <w:b/>
           <w:bCs/>
-          <w:sz w:val="16"/>
-          <w:szCs w:val="16"/>
+          <w:sz w:val="24"/>
+          <w:szCs w:val="24"/>
         </w:rPr>
       </w:pPr>
+      <w:r>
+        <w:rPr>
+          <w:rFonts w:ascii="Times New Roman" w:hAnsi="Times New Roman" w:cs="Times New Roman"/>
+          <w:b/>
+          <w:bCs/>
+          <w:sz w:val="24"/>
+          <w:szCs w:val="24"/>
+        </w:rPr>
+        <w:t>1.1.1Purpose of the Document</w:t>
+      </w:r>
     </w:p>
     <w:p>
       <w:pPr>
+        <w:spacing w:line="360" w:lineRule="auto"/>
         <w:jc w:val="both"/>
         <w:rPr>
           <w:rFonts w:ascii="Times New Roman" w:hAnsi="Times New Roman" w:cs="Times New Roman"/>
-          <w:b/>
-          <w:bCs/>
-          <w:sz w:val="16"/>
-          <w:szCs w:val="16"/>
+          <w:szCs w:val="24"/>
         </w:rPr>
       </w:pPr>
+      <w:r>
+        <w:rPr>
+          <w:rFonts w:ascii="Times New Roman" w:hAnsi="Times New Roman" w:cs="Times New Roman"/>
+          <w:szCs w:val="24"/>
+        </w:rPr>
+        <w:t xml:space="preserve">This document purpose is mainly to research into the requirements and design specifications of the </w:t>
+      </w:r>
+      <w:proofErr w:type="spellStart"/>
+      <w:r>
+        <w:rPr>
+          <w:rFonts w:ascii="Times New Roman" w:hAnsi="Times New Roman" w:cs="Times New Roman"/>
+          <w:szCs w:val="24"/>
+        </w:rPr>
+        <w:t>SaveBite</w:t>
+      </w:r>
+      <w:proofErr w:type="spellEnd"/>
+      <w:r>
+        <w:rPr>
+          <w:rFonts w:ascii="Times New Roman" w:hAnsi="Times New Roman" w:cs="Times New Roman"/>
+          <w:szCs w:val="24"/>
+        </w:rPr>
+        <w:t xml:space="preserve"> app, which is a smart system for reducing food waste that can households in food management. </w:t>
+      </w:r>
+      <w:proofErr w:type="spellStart"/>
+      <w:r>
+        <w:rPr>
+          <w:rFonts w:ascii="Times New Roman" w:hAnsi="Times New Roman" w:cs="Times New Roman"/>
+          <w:szCs w:val="24"/>
+        </w:rPr>
+        <w:t>SaveBite</w:t>
+      </w:r>
+      <w:proofErr w:type="spellEnd"/>
+      <w:r>
+        <w:rPr>
+          <w:rFonts w:ascii="Times New Roman" w:hAnsi="Times New Roman" w:cs="Times New Roman"/>
+          <w:szCs w:val="24"/>
+        </w:rPr>
+        <w:t xml:space="preserve"> app is a smart system for reducing food wastage which is designed to help households in food management, minimizing food wastage, enabling food donation and contributing to sustainable consumption practices. It's a specification that documents the system both functional and non-functional requirements and model them through epics, user stories, acceptance criteria, and tasks.</w:t>
+      </w:r>
+      <w:r>
+        <w:rPr>
+          <w:rFonts w:ascii="Times New Roman" w:hAnsi="Times New Roman" w:cs="Times New Roman"/>
+          <w:szCs w:val="24"/>
+        </w:rPr>
+        <w:t xml:space="preserve"> T</w:t>
+      </w:r>
+      <w:r>
+        <w:rPr>
+          <w:rFonts w:ascii="Times New Roman" w:hAnsi="Times New Roman" w:cs="Times New Roman"/>
+          <w:szCs w:val="24"/>
+        </w:rPr>
+        <w:t xml:space="preserve">he requirements of the system will be used as a specification for system development. This design specification shows the system overall architecture, major components, database design, site map, and user interface wireframes. Besides, this document will allow easy communication among stakeholders' developers' designers, and testers which in turn will reduce the risk of misunderstanding during development and at the same time will provide a basis for the successful implementation testing deployment, and maintenance of the </w:t>
+      </w:r>
+      <w:proofErr w:type="spellStart"/>
+      <w:r>
+        <w:rPr>
+          <w:rFonts w:ascii="Times New Roman" w:hAnsi="Times New Roman" w:cs="Times New Roman"/>
+          <w:szCs w:val="24"/>
+        </w:rPr>
+        <w:t>SaveBite</w:t>
+      </w:r>
+      <w:proofErr w:type="spellEnd"/>
+      <w:r>
+        <w:rPr>
+          <w:rFonts w:ascii="Times New Roman" w:hAnsi="Times New Roman" w:cs="Times New Roman"/>
+          <w:szCs w:val="24"/>
+        </w:rPr>
+        <w:t xml:space="preserve"> application.</w:t>
+      </w:r>
     </w:p>
     <w:p>
       <w:pPr>
+        <w:spacing w:line="360" w:lineRule="auto"/>
         <w:jc w:val="both"/>
         <w:rPr>
           <w:rFonts w:ascii="Times New Roman" w:hAnsi="Times New Roman" w:cs="Times New Roman"/>
-          <w:b/>
-          <w:bCs/>
-          <w:sz w:val="16"/>
-          <w:szCs w:val="16"/>
-        </w:rPr>
-      </w:pPr>
-    </w:p>
-    <w:p>
-      <w:pPr>
-        <w:jc w:val="both"/>
-        <w:rPr>
-          <w:rFonts w:ascii="Times New Roman" w:hAnsi="Times New Roman" w:cs="Times New Roman"/>
-          <w:b/>
-          <w:bCs/>
-          <w:sz w:val="28"/>
-          <w:szCs w:val="22"/>
-        </w:rPr>
-      </w:pPr>
-    </w:p>
-    <w:p>
-      <w:pPr>
-        <w:rPr>
-          <w:lang w:val="en-US"/>
+          <w:szCs w:val="24"/>
         </w:rPr>
       </w:pPr>
     </w:p>
@@ -8186,7 +8283,6 @@
     <w:next w:val="Normal"/>
     <w:link w:val="Heading3Char"/>
     <w:uiPriority w:val="9"/>
-    <w:semiHidden/>
     <w:unhideWhenUsed/>
     <w:qFormat/>
     <w:rsid w:val="00355479"/>
@@ -8394,7 +8490,6 @@
     <w:basedOn w:val="DefaultParagraphFont"/>
     <w:link w:val="Heading3"/>
     <w:uiPriority w:val="9"/>
-    <w:semiHidden/>
     <w:rsid w:val="00355479"/>
     <w:rPr>
       <w:rFonts w:eastAsiaTheme="majorEastAsia" w:cstheme="majorBidi"/>

--- a/Task2 Assignment1.docx
+++ b/Task2 Assignment1.docx
@@ -165,7 +165,7 @@
                     <pic:cNvPicPr/>
                   </pic:nvPicPr>
                   <pic:blipFill>
-                    <a:blip r:embed="rId5" cstate="print">
+                    <a:blip r:embed="rId7" cstate="print">
                       <a:extLst>
                         <a:ext uri="{28A0092B-C50C-407E-A947-70E740481C1C}">
                           <a14:useLocalDpi xmlns:a14="http://schemas.microsoft.com/office/drawing/2010/main" val="0"/>
@@ -491,18 +491,8 @@
                 <w:sz w:val="16"/>
                 <w:szCs w:val="16"/>
               </w:rPr>
-              <w:t xml:space="preserve"> </w:t>
-            </w:r>
-            <w:proofErr w:type="gramStart"/>
-            <w:r>
-              <w:rPr>
-                <w:rFonts w:eastAsia="Calibri"/>
-                <w:sz w:val="16"/>
-                <w:szCs w:val="16"/>
-              </w:rPr>
-              <w:t>B.K</w:t>
-            </w:r>
-            <w:proofErr w:type="gramEnd"/>
+              <w:t xml:space="preserve"> B.K</w:t>
+            </w:r>
           </w:p>
         </w:tc>
         <w:tc>
@@ -1721,8 +1711,8 @@
           <w:szCs w:val="16"/>
         </w:rPr>
         <w:sectPr>
-          <w:headerReference w:type="default" r:id="rId6"/>
-          <w:footerReference w:type="default" r:id="rId7"/>
+          <w:headerReference w:type="default" r:id="rId8"/>
+          <w:footerReference w:type="default" r:id="rId9"/>
           <w:pgSz w:w="11900" w:h="16840" w:code="9"/>
           <w:pgMar w:top="1008" w:right="1440" w:bottom="864" w:left="1440" w:header="720" w:footer="720" w:gutter="0"/>
           <w:cols w:space="720"/>
@@ -2290,7 +2280,6 @@
                 <w:szCs w:val="16"/>
               </w:rPr>
             </w:pPr>
-            <w:proofErr w:type="gramStart"/>
             <w:r>
               <w:rPr>
                 <w:rFonts w:eastAsia="Calibri"/>
@@ -2298,17 +2287,7 @@
                 <w:sz w:val="16"/>
                 <w:szCs w:val="16"/>
               </w:rPr>
-              <w:t>Student</w:t>
-            </w:r>
-            <w:proofErr w:type="gramEnd"/>
-            <w:r>
-              <w:rPr>
-                <w:rFonts w:eastAsia="Calibri"/>
-                <w:b/>
-                <w:sz w:val="16"/>
-                <w:szCs w:val="16"/>
-              </w:rPr>
-              <w:t xml:space="preserve"> acknowledge feedback/comments</w:t>
+              <w:t>Student acknowledge feedback/comments</w:t>
             </w:r>
           </w:p>
         </w:tc>
@@ -2554,25 +2533,7 @@
           <w:sz w:val="16"/>
           <w:szCs w:val="16"/>
         </w:rPr>
-        <w:t xml:space="preserve">If the Turnitin report is required, students </w:t>
-      </w:r>
-      <w:proofErr w:type="gramStart"/>
-      <w:r>
-        <w:rPr>
-          <w:rFonts w:eastAsia="Calibri"/>
-          <w:sz w:val="16"/>
-          <w:szCs w:val="16"/>
-        </w:rPr>
-        <w:t>have to</w:t>
-      </w:r>
-      <w:proofErr w:type="gramEnd"/>
-      <w:r>
-        <w:rPr>
-          <w:rFonts w:eastAsia="Calibri"/>
-          <w:sz w:val="16"/>
-          <w:szCs w:val="16"/>
-        </w:rPr>
-        <w:t xml:space="preserve"> submit it with the assignment. However, departments may allow students up to </w:t>
+        <w:t xml:space="preserve">If the Turnitin report is required, students have to submit it with the assignment. However, departments may allow students up to </w:t>
       </w:r>
       <w:r>
         <w:rPr>
@@ -7534,6 +7495,252 @@
     </w:p>
     <w:p>
       <w:pPr>
+        <w:pStyle w:val="Heading3"/>
+        <w:spacing w:line="360" w:lineRule="auto"/>
+        <w:jc w:val="center"/>
+        <w:rPr>
+          <w:rFonts w:ascii="Times New Roman" w:hAnsi="Times New Roman" w:cs="Times New Roman"/>
+          <w:b/>
+          <w:bCs/>
+          <w:sz w:val="24"/>
+          <w:szCs w:val="24"/>
+        </w:rPr>
+      </w:pPr>
+      <w:bookmarkStart w:id="3" w:name="_Toc233361543"/>
+      <w:r>
+        <w:rPr>
+          <w:rFonts w:ascii="Times New Roman" w:hAnsi="Times New Roman" w:cs="Times New Roman"/>
+          <w:b/>
+          <w:bCs/>
+          <w:sz w:val="24"/>
+          <w:szCs w:val="24"/>
+        </w:rPr>
+        <w:t>1.1.2 Project Overview</w:t>
+      </w:r>
+      <w:bookmarkEnd w:id="3"/>
+    </w:p>
+    <w:p>
+      <w:pPr>
+        <w:spacing w:line="360" w:lineRule="auto"/>
+        <w:jc w:val="both"/>
+        <w:rPr>
+          <w:rFonts w:ascii="Times New Roman" w:hAnsi="Times New Roman" w:cs="Times New Roman"/>
+          <w:szCs w:val="20"/>
+        </w:rPr>
+      </w:pPr>
+      <w:proofErr w:type="spellStart"/>
+      <w:r>
+        <w:rPr>
+          <w:rFonts w:ascii="Times New Roman" w:hAnsi="Times New Roman" w:cs="Times New Roman"/>
+          <w:szCs w:val="20"/>
+        </w:rPr>
+        <w:t>SaveBite</w:t>
+      </w:r>
+      <w:proofErr w:type="spellEnd"/>
+      <w:r>
+        <w:rPr>
+          <w:rFonts w:ascii="Times New Roman" w:hAnsi="Times New Roman" w:cs="Times New Roman"/>
+          <w:szCs w:val="20"/>
+        </w:rPr>
+        <w:t xml:space="preserve"> is an intelligent application for reducing food wastage that helps families organizing their food stocks and motivates them to behave in a more food consumption responsible way. The main objective of the app is to provide users with the means for food-surveillance, expiry alerts, weekly meal planning, donation facilitation that in total lead to less throwing away of 'good food’. The platform offers household users the possibility to register and set their privacy preferences, input and update their food stocks, explore food stocks offered by other users, get food-saving activities stats, get important alerts, and prepare meal plans for the week based on food items at hand. </w:t>
+      </w:r>
+    </w:p>
+    <w:p>
+      <w:pPr>
+        <w:spacing w:line="360" w:lineRule="auto"/>
+        <w:jc w:val="both"/>
+        <w:rPr>
+          <w:rFonts w:ascii="Times New Roman" w:hAnsi="Times New Roman" w:cs="Times New Roman"/>
+          <w:szCs w:val="20"/>
+        </w:rPr>
+      </w:pPr>
+      <w:r>
+        <w:rPr>
+          <w:rFonts w:ascii="Times New Roman" w:hAnsi="Times New Roman" w:cs="Times New Roman"/>
+          <w:szCs w:val="20"/>
+        </w:rPr>
+        <w:t xml:space="preserve">With these features on one platform, </w:t>
+      </w:r>
+      <w:proofErr w:type="spellStart"/>
+      <w:r>
+        <w:rPr>
+          <w:rFonts w:ascii="Times New Roman" w:hAnsi="Times New Roman" w:cs="Times New Roman"/>
+          <w:szCs w:val="20"/>
+        </w:rPr>
+        <w:t>SaveBite</w:t>
+      </w:r>
+      <w:proofErr w:type="spellEnd"/>
+      <w:r>
+        <w:rPr>
+          <w:rFonts w:ascii="Times New Roman" w:hAnsi="Times New Roman" w:cs="Times New Roman"/>
+          <w:szCs w:val="20"/>
+        </w:rPr>
+        <w:t xml:space="preserve"> not only helps in sustainable living but also shapes good practices in household food management. The app shall be a simple and safe platform where users can decide wisely on food consumption and distribution through its expiry alert, donation handling, food analytics, and meal planning features. </w:t>
+      </w:r>
+    </w:p>
+    <w:p>
+      <w:pPr>
+        <w:spacing w:line="360" w:lineRule="auto"/>
+        <w:jc w:val="both"/>
+        <w:rPr>
+          <w:rFonts w:ascii="Times New Roman" w:hAnsi="Times New Roman" w:cs="Times New Roman"/>
+          <w:szCs w:val="20"/>
+        </w:rPr>
+      </w:pPr>
+      <w:proofErr w:type="spellStart"/>
+      <w:r>
+        <w:rPr>
+          <w:rFonts w:ascii="Times New Roman" w:hAnsi="Times New Roman" w:cs="Times New Roman"/>
+          <w:szCs w:val="20"/>
+        </w:rPr>
+        <w:t>SaveBite's</w:t>
+      </w:r>
+      <w:proofErr w:type="spellEnd"/>
+      <w:r>
+        <w:rPr>
+          <w:rFonts w:ascii="Times New Roman" w:hAnsi="Times New Roman" w:cs="Times New Roman"/>
+          <w:szCs w:val="20"/>
+        </w:rPr>
+        <w:t xml:space="preserve"> goal is to help reduce food wastage, thereby making a positive impact on the environment and community. To sum up, </w:t>
+      </w:r>
+      <w:proofErr w:type="spellStart"/>
+      <w:r>
+        <w:rPr>
+          <w:rFonts w:ascii="Times New Roman" w:hAnsi="Times New Roman" w:cs="Times New Roman"/>
+          <w:szCs w:val="20"/>
+        </w:rPr>
+        <w:t>SaveBite</w:t>
+      </w:r>
+      <w:proofErr w:type="spellEnd"/>
+      <w:r>
+        <w:rPr>
+          <w:rFonts w:ascii="Times New Roman" w:hAnsi="Times New Roman" w:cs="Times New Roman"/>
+          <w:szCs w:val="20"/>
+        </w:rPr>
+        <w:t xml:space="preserve"> is a great way of managing food inventory paired with a reminder system, food-sharing features, and food waste reduction through data analytics.</w:t>
+      </w:r>
+    </w:p>
+    <w:p>
+      <w:pPr>
+        <w:pStyle w:val="Heading3"/>
+        <w:spacing w:line="360" w:lineRule="auto"/>
+        <w:jc w:val="center"/>
+        <w:rPr>
+          <w:rFonts w:ascii="Times New Roman" w:hAnsi="Times New Roman" w:cs="Times New Roman"/>
+          <w:b/>
+          <w:bCs/>
+          <w:sz w:val="24"/>
+          <w:szCs w:val="24"/>
+        </w:rPr>
+      </w:pPr>
+      <w:bookmarkStart w:id="4" w:name="_Toc233361544"/>
+      <w:r>
+        <w:rPr>
+          <w:rFonts w:ascii="Times New Roman" w:hAnsi="Times New Roman" w:cs="Times New Roman"/>
+          <w:b/>
+          <w:bCs/>
+          <w:sz w:val="24"/>
+          <w:szCs w:val="24"/>
+        </w:rPr>
+        <w:t>1.1.3Project Scope</w:t>
+      </w:r>
+      <w:bookmarkEnd w:id="4"/>
+    </w:p>
+    <w:p>
+      <w:pPr>
+        <w:spacing w:line="360" w:lineRule="auto"/>
+        <w:jc w:val="both"/>
+        <w:rPr>
+          <w:rFonts w:ascii="Times New Roman" w:hAnsi="Times New Roman" w:cs="Times New Roman"/>
+          <w:szCs w:val="20"/>
+        </w:rPr>
+      </w:pPr>
+      <w:proofErr w:type="spellStart"/>
+      <w:r>
+        <w:rPr>
+          <w:rFonts w:ascii="Times New Roman" w:hAnsi="Times New Roman" w:cs="Times New Roman"/>
+          <w:szCs w:val="20"/>
+        </w:rPr>
+        <w:t>SaveBite</w:t>
+      </w:r>
+      <w:proofErr w:type="spellEnd"/>
+      <w:r>
+        <w:rPr>
+          <w:rFonts w:ascii="Times New Roman" w:hAnsi="Times New Roman" w:cs="Times New Roman"/>
+          <w:szCs w:val="20"/>
+        </w:rPr>
+        <w:t xml:space="preserve"> is a project dedicated to creating a smart application that will guide households to efficiently reduce food wastage by keeping track of their food inventory and implementing sustainable food consumption behaviours. The prime objective of the platform is to decrease food wastage by providing users with tools like inventory tracking, meal planning, food donation, and user engagement. With the app, users can sign up as well as change their privacy settings, so making it possible to create an account and set up security</w:t>
+      </w:r>
+      <w:r>
+        <w:t xml:space="preserve"> </w:t>
+      </w:r>
+      <w:r>
+        <w:rPr>
+          <w:rFonts w:ascii="Times New Roman" w:hAnsi="Times New Roman" w:cs="Times New Roman"/>
+          <w:szCs w:val="20"/>
+        </w:rPr>
+        <w:t>(Dennis et al., 2020)</w:t>
+      </w:r>
+      <w:r>
+        <w:rPr>
+          <w:rFonts w:ascii="Times New Roman" w:hAnsi="Times New Roman" w:cs="Times New Roman"/>
+          <w:szCs w:val="20"/>
+        </w:rPr>
+        <w:t>.</w:t>
+      </w:r>
+    </w:p>
+    <w:p>
+      <w:pPr>
+        <w:spacing w:line="360" w:lineRule="auto"/>
+        <w:jc w:val="both"/>
+        <w:rPr>
+          <w:rFonts w:ascii="Times New Roman" w:hAnsi="Times New Roman" w:cs="Times New Roman"/>
+          <w:szCs w:val="20"/>
+        </w:rPr>
+      </w:pPr>
+      <w:r>
+        <w:rPr>
+          <w:rFonts w:ascii="Times New Roman" w:hAnsi="Times New Roman" w:cs="Times New Roman"/>
+          <w:szCs w:val="20"/>
+        </w:rPr>
+        <w:t xml:space="preserve">Users can control their food stock by adding modifying deleting, and sorting food items by categories, quantities, and expiry dates. Also, the system gives users the opportunity to look at the list of food items and turn the surplus food into donation ads that can be shared with others. And </w:t>
+      </w:r>
+      <w:proofErr w:type="spellStart"/>
+      <w:r>
+        <w:rPr>
+          <w:rFonts w:ascii="Times New Roman" w:hAnsi="Times New Roman" w:cs="Times New Roman"/>
+          <w:szCs w:val="20"/>
+        </w:rPr>
+        <w:t>SaveBite</w:t>
+      </w:r>
+      <w:proofErr w:type="spellEnd"/>
+      <w:r>
+        <w:rPr>
+          <w:rFonts w:ascii="Times New Roman" w:hAnsi="Times New Roman" w:cs="Times New Roman"/>
+          <w:szCs w:val="20"/>
+        </w:rPr>
+        <w:t xml:space="preserve"> supplies food analytics that show graphs and progress bars to motivate responsible food consumption. The notification system sends reminders based on expiry dates, donation updates, meal schedules, and account-related activities. Users can create plans for weekly meals from the ingredients at hand to maximize food usage and minimize waste.</w:t>
+      </w:r>
+    </w:p>
+    <w:p>
+      <w:pPr>
+        <w:spacing w:line="360" w:lineRule="auto"/>
+        <w:jc w:val="both"/>
+        <w:rPr>
+          <w:rFonts w:ascii="Times New Roman" w:hAnsi="Times New Roman" w:cs="Times New Roman"/>
+          <w:szCs w:val="20"/>
+        </w:rPr>
+      </w:pPr>
+      <w:r>
+        <w:rPr>
+          <w:rFonts w:ascii="Times New Roman" w:hAnsi="Times New Roman" w:cs="Times New Roman"/>
+          <w:szCs w:val="20"/>
+        </w:rPr>
+        <w:t>The project scope covers the drafting and development of a secure database, user-friendly interfaces, and an expandable system architecture design. However, the adoption of direct payment modes, delivery in real-time, or the incorporation of external grocery stores/third-party logistics are not parts of the system. The main aim of this application is the management of household food and reduction of food waste through inventory control, meal planning, analytics, and donation facilitation.</w:t>
+      </w:r>
+    </w:p>
+    <w:p>
+      <w:pPr>
         <w:spacing w:line="360" w:lineRule="auto"/>
         <w:jc w:val="both"/>
         <w:rPr>
@@ -7550,6 +7757,31 @@
     </w:sectPr>
   </w:body>
 </w:document>
+</file>
+
+<file path=word/endnotes.xml><?xml version="1.0" encoding="utf-8"?>
+<w:endnotes xmlns:wpc="http://schemas.microsoft.com/office/word/2010/wordprocessingCanvas" xmlns:cx="http://schemas.microsoft.com/office/drawing/2014/chartex" xmlns:cx1="http://schemas.microsoft.com/office/drawing/2015/9/8/chartex" xmlns:cx2="http://schemas.microsoft.com/office/drawing/2015/10/21/chartex" xmlns:cx3="http://schemas.microsoft.com/office/drawing/2016/5/9/chartex" xmlns:cx4="http://schemas.microsoft.com/office/drawing/2016/5/10/chartex" xmlns:cx5="http://schemas.microsoft.com/office/drawing/2016/5/11/chartex" xmlns:cx6="http://schemas.microsoft.com/office/drawing/2016/5/12/chartex" xmlns:cx7="http://schemas.microsoft.com/office/drawing/2016/5/13/chartex" xmlns:cx8="http://schemas.microsoft.com/office/drawing/2016/5/14/chartex" xmlns:mc="http://schemas.openxmlformats.org/markup-compatibility/2006" xmlns:aink="http://schemas.microsoft.com/office/drawing/2016/ink" xmlns:am3d="http://schemas.microsoft.com/office/drawing/2017/model3d" xmlns:o="urn:schemas-microsoft-com:office:office" xmlns:oel="http://schemas.microsoft.com/office/2019/extlst" xmlns:r="http://schemas.openxmlformats.org/officeDocument/2006/relationships" xmlns:m="http://schemas.openxmlformats.org/officeDocument/2006/math" xmlns:v="urn:schemas-microsoft-com:vml" xmlns:wp14="http://schemas.microsoft.com/office/word/2010/wordprocessingDrawing" xmlns:wp="http://schemas.openxmlformats.org/drawingml/2006/wordprocessingDrawing" xmlns:w10="urn:schemas-microsoft-com:office:word" xmlns:w="http://schemas.openxmlformats.org/wordprocessingml/2006/main" xmlns:w14="http://schemas.microsoft.com/office/word/2010/wordml" xmlns:w15="http://schemas.microsoft.com/office/word/2012/wordml" xmlns:w16cex="http://schemas.microsoft.com/office/word/2018/wordml/cex" xmlns:w16cid="http://schemas.microsoft.com/office/word/2016/wordml/cid" xmlns:w16="http://schemas.microsoft.com/office/word/2018/wordml" xmlns:w16du="http://schemas.microsoft.com/office/word/2023/wordml/word16du" xmlns:w16sdtdh="http://schemas.microsoft.com/office/word/2020/wordml/sdtdatahash" xmlns:w16sdtfl="http://schemas.microsoft.com/office/word/2024/wordml/sdtformatlock" xmlns:w16se="http://schemas.microsoft.com/office/word/2015/wordml/symex" xmlns:wpg="http://schemas.microsoft.com/office/word/2010/wordprocessingGroup" xmlns:wpi="http://schemas.microsoft.com/office/word/2010/wordprocessingInk" xmlns:wne="http://schemas.microsoft.com/office/word/2006/wordml" xmlns:wps="http://schemas.microsoft.com/office/word/2010/wordprocessingShape" mc:Ignorable="w14 w15 w16se w16cid w16 w16cex w16sdtdh w16sdtfl w16du wp14">
+  <w:endnote w:type="separator" w:id="-1">
+    <w:p>
+      <w:pPr>
+        <w:spacing w:after="0" w:line="240" w:lineRule="auto"/>
+      </w:pPr>
+      <w:r>
+        <w:separator/>
+      </w:r>
+    </w:p>
+  </w:endnote>
+  <w:endnote w:type="continuationSeparator" w:id="0">
+    <w:p>
+      <w:pPr>
+        <w:spacing w:after="0" w:line="240" w:lineRule="auto"/>
+      </w:pPr>
+      <w:r>
+        <w:continuationSeparator/>
+      </w:r>
+    </w:p>
+  </w:endnote>
+</w:endnotes>
 </file>
 
 <file path=word/footer1.xml><?xml version="1.0" encoding="utf-8"?>
@@ -7598,6 +7830,31 @@
     </w:sdtContent>
   </w:sdt>
 </w:ftr>
+</file>
+
+<file path=word/footnotes.xml><?xml version="1.0" encoding="utf-8"?>
+<w:footnotes xmlns:wpc="http://schemas.microsoft.com/office/word/2010/wordprocessingCanvas" xmlns:cx="http://schemas.microsoft.com/office/drawing/2014/chartex" xmlns:cx1="http://schemas.microsoft.com/office/drawing/2015/9/8/chartex" xmlns:cx2="http://schemas.microsoft.com/office/drawing/2015/10/21/chartex" xmlns:cx3="http://schemas.microsoft.com/office/drawing/2016/5/9/chartex" xmlns:cx4="http://schemas.microsoft.com/office/drawing/2016/5/10/chartex" xmlns:cx5="http://schemas.microsoft.com/office/drawing/2016/5/11/chartex" xmlns:cx6="http://schemas.microsoft.com/office/drawing/2016/5/12/chartex" xmlns:cx7="http://schemas.microsoft.com/office/drawing/2016/5/13/chartex" xmlns:cx8="http://schemas.microsoft.com/office/drawing/2016/5/14/chartex" xmlns:mc="http://schemas.openxmlformats.org/markup-compatibility/2006" xmlns:aink="http://schemas.microsoft.com/office/drawing/2016/ink" xmlns:am3d="http://schemas.microsoft.com/office/drawing/2017/model3d" xmlns:o="urn:schemas-microsoft-com:office:office" xmlns:oel="http://schemas.microsoft.com/office/2019/extlst" xmlns:r="http://schemas.openxmlformats.org/officeDocument/2006/relationships" xmlns:m="http://schemas.openxmlformats.org/officeDocument/2006/math" xmlns:v="urn:schemas-microsoft-com:vml" xmlns:wp14="http://schemas.microsoft.com/office/word/2010/wordprocessingDrawing" xmlns:wp="http://schemas.openxmlformats.org/drawingml/2006/wordprocessingDrawing" xmlns:w10="urn:schemas-microsoft-com:office:word" xmlns:w="http://schemas.openxmlformats.org/wordprocessingml/2006/main" xmlns:w14="http://schemas.microsoft.com/office/word/2010/wordml" xmlns:w15="http://schemas.microsoft.com/office/word/2012/wordml" xmlns:w16cex="http://schemas.microsoft.com/office/word/2018/wordml/cex" xmlns:w16cid="http://schemas.microsoft.com/office/word/2016/wordml/cid" xmlns:w16="http://schemas.microsoft.com/office/word/2018/wordml" xmlns:w16du="http://schemas.microsoft.com/office/word/2023/wordml/word16du" xmlns:w16sdtdh="http://schemas.microsoft.com/office/word/2020/wordml/sdtdatahash" xmlns:w16sdtfl="http://schemas.microsoft.com/office/word/2024/wordml/sdtformatlock" xmlns:w16se="http://schemas.microsoft.com/office/word/2015/wordml/symex" xmlns:wpg="http://schemas.microsoft.com/office/word/2010/wordprocessingGroup" xmlns:wpi="http://schemas.microsoft.com/office/word/2010/wordprocessingInk" xmlns:wne="http://schemas.microsoft.com/office/word/2006/wordml" xmlns:wps="http://schemas.microsoft.com/office/word/2010/wordprocessingShape" mc:Ignorable="w14 w15 w16se w16cid w16 w16cex w16sdtdh w16sdtfl w16du wp14">
+  <w:footnote w:type="separator" w:id="-1">
+    <w:p>
+      <w:pPr>
+        <w:spacing w:after="0" w:line="240" w:lineRule="auto"/>
+      </w:pPr>
+      <w:r>
+        <w:separator/>
+      </w:r>
+    </w:p>
+  </w:footnote>
+  <w:footnote w:type="continuationSeparator" w:id="0">
+    <w:p>
+      <w:pPr>
+        <w:spacing w:after="0" w:line="240" w:lineRule="auto"/>
+      </w:pPr>
+      <w:r>
+        <w:continuationSeparator/>
+      </w:r>
+    </w:p>
+  </w:footnote>
+</w:footnotes>
 </file>
 
 <file path=word/header1.xml><?xml version="1.0" encoding="utf-8"?>

--- a/Task2 Assignment1.docx
+++ b/Task2 Assignment1.docx
@@ -491,8 +491,18 @@
                 <w:sz w:val="16"/>
                 <w:szCs w:val="16"/>
               </w:rPr>
-              <w:t xml:space="preserve"> B.K</w:t>
-            </w:r>
+              <w:t xml:space="preserve"> </w:t>
+            </w:r>
+            <w:proofErr w:type="gramStart"/>
+            <w:r>
+              <w:rPr>
+                <w:rFonts w:eastAsia="Calibri"/>
+                <w:sz w:val="16"/>
+                <w:szCs w:val="16"/>
+              </w:rPr>
+              <w:t>B.K</w:t>
+            </w:r>
+            <w:proofErr w:type="gramEnd"/>
           </w:p>
         </w:tc>
         <w:tc>
@@ -2280,6 +2290,7 @@
                 <w:szCs w:val="16"/>
               </w:rPr>
             </w:pPr>
+            <w:proofErr w:type="gramStart"/>
             <w:r>
               <w:rPr>
                 <w:rFonts w:eastAsia="Calibri"/>
@@ -2287,7 +2298,17 @@
                 <w:sz w:val="16"/>
                 <w:szCs w:val="16"/>
               </w:rPr>
-              <w:t>Student acknowledge feedback/comments</w:t>
+              <w:t>Student</w:t>
+            </w:r>
+            <w:proofErr w:type="gramEnd"/>
+            <w:r>
+              <w:rPr>
+                <w:rFonts w:eastAsia="Calibri"/>
+                <w:b/>
+                <w:sz w:val="16"/>
+                <w:szCs w:val="16"/>
+              </w:rPr>
+              <w:t xml:space="preserve"> acknowledge feedback/comments</w:t>
             </w:r>
           </w:p>
         </w:tc>
@@ -2533,7 +2554,25 @@
           <w:sz w:val="16"/>
           <w:szCs w:val="16"/>
         </w:rPr>
-        <w:t xml:space="preserve">If the Turnitin report is required, students have to submit it with the assignment. However, departments may allow students up to </w:t>
+        <w:t xml:space="preserve">If the Turnitin report is required, students </w:t>
+      </w:r>
+      <w:proofErr w:type="gramStart"/>
+      <w:r>
+        <w:rPr>
+          <w:rFonts w:eastAsia="Calibri"/>
+          <w:sz w:val="16"/>
+          <w:szCs w:val="16"/>
+        </w:rPr>
+        <w:t>have to</w:t>
+      </w:r>
+      <w:proofErr w:type="gramEnd"/>
+      <w:r>
+        <w:rPr>
+          <w:rFonts w:eastAsia="Calibri"/>
+          <w:sz w:val="16"/>
+          <w:szCs w:val="16"/>
+        </w:rPr>
+        <w:t xml:space="preserve"> submit it with the assignment. However, departments may allow students up to </w:t>
       </w:r>
       <w:r>
         <w:rPr>
@@ -7737,6 +7776,120 @@
           <w:szCs w:val="20"/>
         </w:rPr>
         <w:t>The project scope covers the drafting and development of a secure database, user-friendly interfaces, and an expandable system architecture design. However, the adoption of direct payment modes, delivery in real-time, or the incorporation of external grocery stores/third-party logistics are not parts of the system. The main aim of this application is the management of household food and reduction of food waste through inventory control, meal planning, analytics, and donation facilitation.</w:t>
+      </w:r>
+    </w:p>
+    <w:p>
+      <w:pPr>
+        <w:spacing w:line="360" w:lineRule="auto"/>
+        <w:jc w:val="both"/>
+        <w:rPr>
+          <w:rFonts w:ascii="Times New Roman" w:hAnsi="Times New Roman" w:cs="Times New Roman"/>
+          <w:szCs w:val="24"/>
+        </w:rPr>
+      </w:pPr>
+    </w:p>
+    <w:p>
+      <w:pPr>
+        <w:pStyle w:val="Heading3"/>
+        <w:spacing w:line="360" w:lineRule="auto"/>
+        <w:jc w:val="center"/>
+        <w:rPr>
+          <w:rFonts w:ascii="Times New Roman" w:hAnsi="Times New Roman" w:cs="Times New Roman"/>
+          <w:b/>
+          <w:bCs/>
+        </w:rPr>
+      </w:pPr>
+      <w:bookmarkStart w:id="5" w:name="_Toc233361545"/>
+      <w:r>
+        <w:rPr>
+          <w:rFonts w:ascii="Times New Roman" w:hAnsi="Times New Roman" w:cs="Times New Roman"/>
+          <w:b/>
+          <w:bCs/>
+        </w:rPr>
+        <w:t>1.1.4Intended Users</w:t>
+      </w:r>
+      <w:bookmarkEnd w:id="5"/>
+    </w:p>
+    <w:p>
+      <w:pPr>
+        <w:spacing w:line="360" w:lineRule="auto"/>
+        <w:jc w:val="both"/>
+        <w:rPr>
+          <w:rFonts w:ascii="Times New Roman" w:hAnsi="Times New Roman" w:cs="Times New Roman"/>
+          <w:szCs w:val="20"/>
+        </w:rPr>
+      </w:pPr>
+      <w:r>
+        <w:rPr>
+          <w:rFonts w:ascii="Times New Roman" w:hAnsi="Times New Roman" w:cs="Times New Roman"/>
+          <w:szCs w:val="20"/>
+        </w:rPr>
+        <w:t xml:space="preserve">The </w:t>
+      </w:r>
+      <w:proofErr w:type="spellStart"/>
+      <w:r>
+        <w:rPr>
+          <w:rFonts w:ascii="Times New Roman" w:hAnsi="Times New Roman" w:cs="Times New Roman"/>
+          <w:szCs w:val="20"/>
+        </w:rPr>
+        <w:t>SaveBite</w:t>
+      </w:r>
+      <w:proofErr w:type="spellEnd"/>
+      <w:r>
+        <w:rPr>
+          <w:rFonts w:ascii="Times New Roman" w:hAnsi="Times New Roman" w:cs="Times New Roman"/>
+          <w:szCs w:val="20"/>
+        </w:rPr>
+        <w:t xml:space="preserve"> app is mainly for the Malaysian households’ users like homemakers, working adults, families, and university students who do the buying, storing, and consuming food. These users want an easy and effective tool to help them manage their food stocks, keep track of expiration dates, arrange meals, and minimize food wastage. Those who are registered can use the system to note down and categorize food items, get alerts about the products that are going to expire soon, make meal plans for a week, keep an eye on your food saving efforts through the reports, and get involved in food donation events. With these options users can decide wisely on their food consumption and support responsible food management practices.</w:t>
+      </w:r>
+    </w:p>
+    <w:p>
+      <w:pPr>
+        <w:spacing w:line="360" w:lineRule="auto"/>
+        <w:jc w:val="both"/>
+        <w:rPr>
+          <w:rFonts w:ascii="Times New Roman" w:hAnsi="Times New Roman" w:cs="Times New Roman"/>
+          <w:szCs w:val="20"/>
+        </w:rPr>
+      </w:pPr>
+      <w:r>
+        <w:rPr>
+          <w:rFonts w:ascii="Times New Roman" w:hAnsi="Times New Roman" w:cs="Times New Roman"/>
+          <w:szCs w:val="20"/>
+        </w:rPr>
+        <w:t xml:space="preserve">Besides the households’ users, </w:t>
+      </w:r>
+      <w:proofErr w:type="spellStart"/>
+      <w:r>
+        <w:rPr>
+          <w:rFonts w:ascii="Times New Roman" w:hAnsi="Times New Roman" w:cs="Times New Roman"/>
+          <w:szCs w:val="20"/>
+        </w:rPr>
+        <w:t>SaveBite</w:t>
+      </w:r>
+      <w:proofErr w:type="spellEnd"/>
+      <w:r>
+        <w:rPr>
+          <w:rFonts w:ascii="Times New Roman" w:hAnsi="Times New Roman" w:cs="Times New Roman"/>
+          <w:szCs w:val="20"/>
+        </w:rPr>
+        <w:t xml:space="preserve"> also caters to other users like community members, charitable organizations, and food banks which can be the recipients of surplus food donated through the platform. Besides allowing food sharing and influencing sustainable consumption habits, the system is also intended to promote community involvement and lessen the environmental effects of food waste. In short, </w:t>
+      </w:r>
+      <w:proofErr w:type="spellStart"/>
+      <w:r>
+        <w:rPr>
+          <w:rFonts w:ascii="Times New Roman" w:hAnsi="Times New Roman" w:cs="Times New Roman"/>
+          <w:szCs w:val="20"/>
+        </w:rPr>
+        <w:t>SaveBite</w:t>
+      </w:r>
+      <w:proofErr w:type="spellEnd"/>
+      <w:r>
+        <w:rPr>
+          <w:rFonts w:ascii="Times New Roman" w:hAnsi="Times New Roman" w:cs="Times New Roman"/>
+          <w:szCs w:val="20"/>
+        </w:rPr>
+        <w:t xml:space="preserve"> supports both households and communities by offering them an easy-to-use platform that encourages the effective management of food, food sharing, and eco-friendly living habits.</w:t>
       </w:r>
     </w:p>
     <w:p>

--- a/Task2 Assignment1.docx
+++ b/Task2 Assignment1.docx
@@ -396,18 +396,8 @@
                 <w:sz w:val="16"/>
                 <w:szCs w:val="16"/>
               </w:rPr>
-              <w:t xml:space="preserve">Rohit </w:t>
-            </w:r>
-            <w:proofErr w:type="spellStart"/>
-            <w:r>
-              <w:rPr>
-                <w:rFonts w:eastAsia="Calibri"/>
-                <w:sz w:val="16"/>
-                <w:szCs w:val="16"/>
-              </w:rPr>
-              <w:t>Gurdhami</w:t>
-            </w:r>
-            <w:proofErr w:type="spellEnd"/>
+              <w:t>Rohit Gurdhami</w:t>
+            </w:r>
           </w:p>
         </w:tc>
         <w:tc>
@@ -475,34 +465,14 @@
                 <w:szCs w:val="16"/>
               </w:rPr>
             </w:pPr>
-            <w:proofErr w:type="spellStart"/>
             <w:r>
               <w:rPr>
                 <w:rFonts w:eastAsia="Calibri"/>
                 <w:sz w:val="16"/>
                 <w:szCs w:val="16"/>
               </w:rPr>
-              <w:t>Buddhiman</w:t>
-            </w:r>
-            <w:proofErr w:type="spellEnd"/>
-            <w:r>
-              <w:rPr>
-                <w:rFonts w:eastAsia="Calibri"/>
-                <w:sz w:val="16"/>
-                <w:szCs w:val="16"/>
-              </w:rPr>
-              <w:t xml:space="preserve"> </w:t>
-            </w:r>
-            <w:proofErr w:type="gramStart"/>
-            <w:r>
-              <w:rPr>
-                <w:rFonts w:eastAsia="Calibri"/>
-                <w:sz w:val="16"/>
-                <w:szCs w:val="16"/>
-              </w:rPr>
-              <w:t>B.K</w:t>
-            </w:r>
-            <w:proofErr w:type="gramEnd"/>
+              <w:t>Buddhiman B.K</w:t>
+            </w:r>
           </w:p>
         </w:tc>
         <w:tc>
@@ -1003,18 +973,8 @@
                 <w:sz w:val="16"/>
                 <w:szCs w:val="16"/>
               </w:rPr>
-              <w:t xml:space="preserve">Sudeep Lal </w:t>
-            </w:r>
-            <w:proofErr w:type="spellStart"/>
-            <w:r>
-              <w:rPr>
-                <w:rFonts w:eastAsia="Calibri"/>
-                <w:sz w:val="16"/>
-                <w:szCs w:val="16"/>
-              </w:rPr>
-              <w:t>Bajimaya</w:t>
-            </w:r>
-            <w:proofErr w:type="spellEnd"/>
+              <w:t>Sudeep Lal Bajimaya</w:t>
+            </w:r>
           </w:p>
         </w:tc>
         <w:tc>
@@ -2290,7 +2250,6 @@
                 <w:szCs w:val="16"/>
               </w:rPr>
             </w:pPr>
-            <w:proofErr w:type="gramStart"/>
             <w:r>
               <w:rPr>
                 <w:rFonts w:eastAsia="Calibri"/>
@@ -2298,17 +2257,7 @@
                 <w:sz w:val="16"/>
                 <w:szCs w:val="16"/>
               </w:rPr>
-              <w:t>Student</w:t>
-            </w:r>
-            <w:proofErr w:type="gramEnd"/>
-            <w:r>
-              <w:rPr>
-                <w:rFonts w:eastAsia="Calibri"/>
-                <w:b/>
-                <w:sz w:val="16"/>
-                <w:szCs w:val="16"/>
-              </w:rPr>
-              <w:t xml:space="preserve"> acknowledge feedback/comments</w:t>
+              <w:t>Student acknowledge feedback/comments</w:t>
             </w:r>
           </w:p>
         </w:tc>
@@ -2554,25 +2503,7 @@
           <w:sz w:val="16"/>
           <w:szCs w:val="16"/>
         </w:rPr>
-        <w:t xml:space="preserve">If the Turnitin report is required, students </w:t>
-      </w:r>
-      <w:proofErr w:type="gramStart"/>
-      <w:r>
-        <w:rPr>
-          <w:rFonts w:eastAsia="Calibri"/>
-          <w:sz w:val="16"/>
-          <w:szCs w:val="16"/>
-        </w:rPr>
-        <w:t>have to</w:t>
-      </w:r>
-      <w:proofErr w:type="gramEnd"/>
-      <w:r>
-        <w:rPr>
-          <w:rFonts w:eastAsia="Calibri"/>
-          <w:sz w:val="16"/>
-          <w:szCs w:val="16"/>
-        </w:rPr>
-        <w:t xml:space="preserve"> submit it with the assignment. However, departments may allow students up to </w:t>
+        <w:t xml:space="preserve">If the Turnitin report is required, students have to submit it with the assignment. However, departments may allow students up to </w:t>
       </w:r>
       <w:r>
         <w:rPr>
@@ -7223,25 +7154,7 @@
           <w:szCs w:val="24"/>
           <w:lang w:val="en-US"/>
         </w:rPr>
-        <w:t xml:space="preserve">. Meanwhile, both individuals and communities stand to gain from food sharing and responsible consumption that are facilitated by appropriate mechanisms. </w:t>
-      </w:r>
-      <w:proofErr w:type="spellStart"/>
-      <w:r>
-        <w:rPr>
-          <w:rFonts w:ascii="Times New Roman" w:hAnsi="Times New Roman" w:cs="Times New Roman"/>
-          <w:szCs w:val="24"/>
-          <w:lang w:val="en-US"/>
-        </w:rPr>
-        <w:t>SaveBite</w:t>
-      </w:r>
-      <w:proofErr w:type="spellEnd"/>
-      <w:r>
-        <w:rPr>
-          <w:rFonts w:ascii="Times New Roman" w:hAnsi="Times New Roman" w:cs="Times New Roman"/>
-          <w:szCs w:val="24"/>
-          <w:lang w:val="en-US"/>
-        </w:rPr>
-        <w:t xml:space="preserve"> is a clever food waste reduction app which offers households the possibility to effectively handle their food inventories, keep track of food expiration dates, plan their meals, get reminders in time, and in an easy way, carry out food donations. Encouraging users to adopt sustainable consumption patterns is the main goal of the tool as it gives information on food usage and helps to reduce spontaneous wastage.</w:t>
+        <w:t>. Meanwhile, both individuals and communities stand to gain from food sharing and responsible consumption that are facilitated by appropriate mechanisms. SaveBite is a clever food waste reduction app which offers households the possibility to effectively handle their food inventories, keep track of food expiration dates, plan their meals, get reminders in time, and in an easy way, carry out food donations. Encouraging users to adopt sustainable consumption patterns is the main goal of the tool as it gives information on food usage and helps to reduce spontaneous wastage.</w:t>
       </w:r>
     </w:p>
     <w:p>
@@ -7258,23 +7171,7 @@
           <w:rFonts w:ascii="Times New Roman" w:hAnsi="Times New Roman" w:cs="Times New Roman"/>
           <w:szCs w:val="24"/>
         </w:rPr>
-        <w:t xml:space="preserve">Besides that, the app is equipped with built-in privacy and security features to keep users' data safe. In this article, we are publishing both the requirements specification and design specification documents of the </w:t>
-      </w:r>
-      <w:proofErr w:type="spellStart"/>
-      <w:r>
-        <w:rPr>
-          <w:rFonts w:ascii="Times New Roman" w:hAnsi="Times New Roman" w:cs="Times New Roman"/>
-          <w:szCs w:val="24"/>
-        </w:rPr>
-        <w:t>SaveBite</w:t>
-      </w:r>
-      <w:proofErr w:type="spellEnd"/>
-      <w:r>
-        <w:rPr>
-          <w:rFonts w:ascii="Times New Roman" w:hAnsi="Times New Roman" w:cs="Times New Roman"/>
-          <w:szCs w:val="24"/>
-        </w:rPr>
-        <w:t xml:space="preserve"> system.</w:t>
+        <w:t>Besides that, the app is equipped with built-in privacy and security features to keep users' data safe. In this article, we are publishing both the requirements specification and design specification documents of the SaveBite system.</w:t>
       </w:r>
     </w:p>
     <w:p>
@@ -7305,23 +7202,7 @@
           <w:rFonts w:ascii="Times New Roman" w:hAnsi="Times New Roman" w:cs="Times New Roman"/>
           <w:szCs w:val="24"/>
         </w:rPr>
-        <w:t xml:space="preserve">However, the design document offers a comprehensive system architecture, the database schema, the site layout, and user interface design wireframes that will help a great deal during the system development phase. Due to iterative and incremental software development methods, </w:t>
-      </w:r>
-      <w:proofErr w:type="spellStart"/>
-      <w:r>
-        <w:rPr>
-          <w:rFonts w:ascii="Times New Roman" w:hAnsi="Times New Roman" w:cs="Times New Roman"/>
-          <w:szCs w:val="24"/>
-        </w:rPr>
-        <w:t>SaveBite</w:t>
-      </w:r>
-      <w:proofErr w:type="spellEnd"/>
-      <w:r>
-        <w:rPr>
-          <w:rFonts w:ascii="Times New Roman" w:hAnsi="Times New Roman" w:cs="Times New Roman"/>
-          <w:szCs w:val="24"/>
-        </w:rPr>
-        <w:t xml:space="preserve"> will be a reliable, user-friendly, and scalable software as Food Sustainability Promotion and Better Home Food Management is the two main targets of it.</w:t>
+        <w:t>However, the design document offers a comprehensive system architecture, the database schema, the site layout, and user interface design wireframes that will help a great deal during the system development phase. Due to iterative and incremental software development methods, SaveBite will be a reliable, user-friendly, and scalable software as Food Sustainability Promotion and Better Home Food Management is the two main targets of it.</w:t>
       </w:r>
     </w:p>
     <w:p>
@@ -7364,39 +7245,7 @@
           <w:rFonts w:ascii="Times New Roman" w:hAnsi="Times New Roman" w:cs="Times New Roman"/>
           <w:szCs w:val="24"/>
         </w:rPr>
-        <w:t xml:space="preserve">This document purpose is mainly to research into the requirements and design specifications of the </w:t>
-      </w:r>
-      <w:proofErr w:type="spellStart"/>
-      <w:r>
-        <w:rPr>
-          <w:rFonts w:ascii="Times New Roman" w:hAnsi="Times New Roman" w:cs="Times New Roman"/>
-          <w:szCs w:val="24"/>
-        </w:rPr>
-        <w:t>SaveBite</w:t>
-      </w:r>
-      <w:proofErr w:type="spellEnd"/>
-      <w:r>
-        <w:rPr>
-          <w:rFonts w:ascii="Times New Roman" w:hAnsi="Times New Roman" w:cs="Times New Roman"/>
-          <w:szCs w:val="24"/>
-        </w:rPr>
-        <w:t xml:space="preserve"> app, which is a smart system for reducing food waste that can households in food management. </w:t>
-      </w:r>
-      <w:proofErr w:type="spellStart"/>
-      <w:r>
-        <w:rPr>
-          <w:rFonts w:ascii="Times New Roman" w:hAnsi="Times New Roman" w:cs="Times New Roman"/>
-          <w:szCs w:val="24"/>
-        </w:rPr>
-        <w:t>SaveBite</w:t>
-      </w:r>
-      <w:proofErr w:type="spellEnd"/>
-      <w:r>
-        <w:rPr>
-          <w:rFonts w:ascii="Times New Roman" w:hAnsi="Times New Roman" w:cs="Times New Roman"/>
-          <w:szCs w:val="24"/>
-        </w:rPr>
-        <w:t xml:space="preserve"> app is a smart system for reducing food wastage which is designed to help households in food management, minimizing food wastage, enabling food donation and contributing to sustainable consumption practices. It's a specification that documents the system both functional and non-functional requirements and model them through epics, user stories, acceptance criteria, and tasks.</w:t>
+        <w:t>This document purpose is mainly to research into the requirements and design specifications of the SaveBite app, which is a smart system for reducing food waste that can households in food management. SaveBite app is a smart system for reducing food wastage which is designed to help households in food management, minimizing food wastage, enabling food donation and contributing to sustainable consumption practices. It's a specification that documents the system both functional and non-functional requirements and model them through epics, user stories, acceptance criteria, and tasks.</w:t>
       </w:r>
       <w:r>
         <w:rPr>
@@ -7410,23 +7259,7 @@
           <w:rFonts w:ascii="Times New Roman" w:hAnsi="Times New Roman" w:cs="Times New Roman"/>
           <w:szCs w:val="24"/>
         </w:rPr>
-        <w:t xml:space="preserve">he requirements of the system will be used as a specification for system development. This design specification shows the system overall architecture, major components, database design, site map, and user interface wireframes. Besides, this document will allow easy communication among stakeholders' developers' designers, and testers which in turn will reduce the risk of misunderstanding during development and at the same time will provide a basis for the successful implementation testing deployment, and maintenance of the </w:t>
-      </w:r>
-      <w:proofErr w:type="spellStart"/>
-      <w:r>
-        <w:rPr>
-          <w:rFonts w:ascii="Times New Roman" w:hAnsi="Times New Roman" w:cs="Times New Roman"/>
-          <w:szCs w:val="24"/>
-        </w:rPr>
-        <w:t>SaveBite</w:t>
-      </w:r>
-      <w:proofErr w:type="spellEnd"/>
-      <w:r>
-        <w:rPr>
-          <w:rFonts w:ascii="Times New Roman" w:hAnsi="Times New Roman" w:cs="Times New Roman"/>
-          <w:szCs w:val="24"/>
-        </w:rPr>
-        <w:t xml:space="preserve"> application.</w:t>
+        <w:t>he requirements of the system will be used as a specification for system development. This design specification shows the system overall architecture, major components, database design, site map, and user interface wireframes. Besides, this document will allow easy communication among stakeholders' developers' designers, and testers which in turn will reduce the risk of misunderstanding during development and at the same time will provide a basis for the successful implementation testing deployment, and maintenance of the SaveBite application.</w:t>
       </w:r>
     </w:p>
     <w:p>
@@ -7467,39 +7300,7 @@
           <w:rFonts w:ascii="Times New Roman" w:hAnsi="Times New Roman" w:cs="Times New Roman"/>
           <w:szCs w:val="24"/>
         </w:rPr>
-        <w:t xml:space="preserve">This document purpose is mainly to research into the requirements and design specifications of the </w:t>
-      </w:r>
-      <w:proofErr w:type="spellStart"/>
-      <w:r>
-        <w:rPr>
-          <w:rFonts w:ascii="Times New Roman" w:hAnsi="Times New Roman" w:cs="Times New Roman"/>
-          <w:szCs w:val="24"/>
-        </w:rPr>
-        <w:t>SaveBite</w:t>
-      </w:r>
-      <w:proofErr w:type="spellEnd"/>
-      <w:r>
-        <w:rPr>
-          <w:rFonts w:ascii="Times New Roman" w:hAnsi="Times New Roman" w:cs="Times New Roman"/>
-          <w:szCs w:val="24"/>
-        </w:rPr>
-        <w:t xml:space="preserve"> app, which is a smart system for reducing food waste that can households in food management. </w:t>
-      </w:r>
-      <w:proofErr w:type="spellStart"/>
-      <w:r>
-        <w:rPr>
-          <w:rFonts w:ascii="Times New Roman" w:hAnsi="Times New Roman" w:cs="Times New Roman"/>
-          <w:szCs w:val="24"/>
-        </w:rPr>
-        <w:t>SaveBite</w:t>
-      </w:r>
-      <w:proofErr w:type="spellEnd"/>
-      <w:r>
-        <w:rPr>
-          <w:rFonts w:ascii="Times New Roman" w:hAnsi="Times New Roman" w:cs="Times New Roman"/>
-          <w:szCs w:val="24"/>
-        </w:rPr>
-        <w:t xml:space="preserve"> app is a smart system for reducing food wastage which is designed to help households in food management, minimizing food wastage, enabling food donation and contributing to sustainable consumption practices. It's a specification that documents the system both functional and non-functional requirements and model them through epics, user stories, acceptance criteria, and tasks.</w:t>
+        <w:t>This document purpose is mainly to research into the requirements and design specifications of the SaveBite app, which is a smart system for reducing food waste that can households in food management. SaveBite app is a smart system for reducing food wastage which is designed to help households in food management, minimizing food wastage, enabling food donation and contributing to sustainable consumption practices. It's a specification that documents the system both functional and non-functional requirements and model them through epics, user stories, acceptance criteria, and tasks.</w:t>
       </w:r>
       <w:r>
         <w:rPr>
@@ -7513,23 +7314,7 @@
           <w:rFonts w:ascii="Times New Roman" w:hAnsi="Times New Roman" w:cs="Times New Roman"/>
           <w:szCs w:val="24"/>
         </w:rPr>
-        <w:t xml:space="preserve">he requirements of the system will be used as a specification for system development. This design specification shows the system overall architecture, major components, database design, site map, and user interface wireframes. Besides, this document will allow easy communication among stakeholders' developers' designers, and testers which in turn will reduce the risk of misunderstanding during development and at the same time will provide a basis for the successful implementation testing deployment, and maintenance of the </w:t>
-      </w:r>
-      <w:proofErr w:type="spellStart"/>
-      <w:r>
-        <w:rPr>
-          <w:rFonts w:ascii="Times New Roman" w:hAnsi="Times New Roman" w:cs="Times New Roman"/>
-          <w:szCs w:val="24"/>
-        </w:rPr>
-        <w:t>SaveBite</w:t>
-      </w:r>
-      <w:proofErr w:type="spellEnd"/>
-      <w:r>
-        <w:rPr>
-          <w:rFonts w:ascii="Times New Roman" w:hAnsi="Times New Roman" w:cs="Times New Roman"/>
-          <w:szCs w:val="24"/>
-        </w:rPr>
-        <w:t xml:space="preserve"> application.</w:t>
+        <w:t>he requirements of the system will be used as a specification for system development. This design specification shows the system overall architecture, major components, database design, site map, and user interface wireframes. Besides, this document will allow easy communication among stakeholders' developers' designers, and testers which in turn will reduce the risk of misunderstanding during development and at the same time will provide a basis for the successful implementation testing deployment, and maintenance of the SaveBite application.</w:t>
       </w:r>
     </w:p>
     <w:p>
@@ -7567,21 +7352,12 @@
           <w:szCs w:val="20"/>
         </w:rPr>
       </w:pPr>
-      <w:proofErr w:type="spellStart"/>
       <w:r>
         <w:rPr>
           <w:rFonts w:ascii="Times New Roman" w:hAnsi="Times New Roman" w:cs="Times New Roman"/>
           <w:szCs w:val="20"/>
         </w:rPr>
-        <w:t>SaveBite</w:t>
-      </w:r>
-      <w:proofErr w:type="spellEnd"/>
-      <w:r>
-        <w:rPr>
-          <w:rFonts w:ascii="Times New Roman" w:hAnsi="Times New Roman" w:cs="Times New Roman"/>
-          <w:szCs w:val="20"/>
-        </w:rPr>
-        <w:t xml:space="preserve"> is an intelligent application for reducing food wastage that helps families organizing their food stocks and motivates them to behave in a more food consumption responsible way. The main objective of the app is to provide users with the means for food-surveillance, expiry alerts, weekly meal planning, donation facilitation that in total lead to less throwing away of 'good food’. The platform offers household users the possibility to register and set their privacy preferences, input and update their food stocks, explore food stocks offered by other users, get food-saving activities stats, get important alerts, and prepare meal plans for the week based on food items at hand. </w:t>
+        <w:t xml:space="preserve">SaveBite is an intelligent application for reducing food wastage that helps families organizing their food stocks and motivates them to behave in a more food consumption responsible way. The main objective of the app is to provide users with the means for food-surveillance, expiry alerts, weekly meal planning, donation facilitation that in total lead to less throwing away of 'good food’. The platform offers household users the possibility to register and set their privacy preferences, input and update their food stocks, explore food stocks offered by other users, get food-saving activities stats, get important alerts, and prepare meal plans for the week based on food items at hand. </w:t>
       </w:r>
     </w:p>
     <w:p>
@@ -7598,23 +7374,7 @@
           <w:rFonts w:ascii="Times New Roman" w:hAnsi="Times New Roman" w:cs="Times New Roman"/>
           <w:szCs w:val="20"/>
         </w:rPr>
-        <w:t xml:space="preserve">With these features on one platform, </w:t>
-      </w:r>
-      <w:proofErr w:type="spellStart"/>
-      <w:r>
-        <w:rPr>
-          <w:rFonts w:ascii="Times New Roman" w:hAnsi="Times New Roman" w:cs="Times New Roman"/>
-          <w:szCs w:val="20"/>
-        </w:rPr>
-        <w:t>SaveBite</w:t>
-      </w:r>
-      <w:proofErr w:type="spellEnd"/>
-      <w:r>
-        <w:rPr>
-          <w:rFonts w:ascii="Times New Roman" w:hAnsi="Times New Roman" w:cs="Times New Roman"/>
-          <w:szCs w:val="20"/>
-        </w:rPr>
-        <w:t xml:space="preserve"> not only helps in sustainable living but also shapes good practices in household food management. The app shall be a simple and safe platform where users can decide wisely on food consumption and distribution through its expiry alert, donation handling, food analytics, and meal planning features. </w:t>
+        <w:t xml:space="preserve">With these features on one platform, SaveBite not only helps in sustainable living but also shapes good practices in household food management. The app shall be a simple and safe platform where users can decide wisely on food consumption and distribution through its expiry alert, donation handling, food analytics, and meal planning features. </w:t>
       </w:r>
     </w:p>
     <w:p>
@@ -7626,37 +7386,12 @@
           <w:szCs w:val="20"/>
         </w:rPr>
       </w:pPr>
-      <w:proofErr w:type="spellStart"/>
       <w:r>
         <w:rPr>
           <w:rFonts w:ascii="Times New Roman" w:hAnsi="Times New Roman" w:cs="Times New Roman"/>
           <w:szCs w:val="20"/>
         </w:rPr>
-        <w:t>SaveBite's</w:t>
-      </w:r>
-      <w:proofErr w:type="spellEnd"/>
-      <w:r>
-        <w:rPr>
-          <w:rFonts w:ascii="Times New Roman" w:hAnsi="Times New Roman" w:cs="Times New Roman"/>
-          <w:szCs w:val="20"/>
-        </w:rPr>
-        <w:t xml:space="preserve"> goal is to help reduce food wastage, thereby making a positive impact on the environment and community. To sum up, </w:t>
-      </w:r>
-      <w:proofErr w:type="spellStart"/>
-      <w:r>
-        <w:rPr>
-          <w:rFonts w:ascii="Times New Roman" w:hAnsi="Times New Roman" w:cs="Times New Roman"/>
-          <w:szCs w:val="20"/>
-        </w:rPr>
-        <w:t>SaveBite</w:t>
-      </w:r>
-      <w:proofErr w:type="spellEnd"/>
-      <w:r>
-        <w:rPr>
-          <w:rFonts w:ascii="Times New Roman" w:hAnsi="Times New Roman" w:cs="Times New Roman"/>
-          <w:szCs w:val="20"/>
-        </w:rPr>
-        <w:t xml:space="preserve"> is a great way of managing food inventory paired with a reminder system, food-sharing features, and food waste reduction through data analytics.</w:t>
+        <w:t>SaveBite's goal is to help reduce food wastage, thereby making a positive impact on the environment and community. To sum up, SaveBite is a great way of managing food inventory paired with a reminder system, food-sharing features, and food waste reduction through data analytics.</w:t>
       </w:r>
     </w:p>
     <w:p>
@@ -7694,21 +7429,12 @@
           <w:szCs w:val="20"/>
         </w:rPr>
       </w:pPr>
-      <w:proofErr w:type="spellStart"/>
       <w:r>
         <w:rPr>
           <w:rFonts w:ascii="Times New Roman" w:hAnsi="Times New Roman" w:cs="Times New Roman"/>
           <w:szCs w:val="20"/>
         </w:rPr>
-        <w:t>SaveBite</w:t>
-      </w:r>
-      <w:proofErr w:type="spellEnd"/>
-      <w:r>
-        <w:rPr>
-          <w:rFonts w:ascii="Times New Roman" w:hAnsi="Times New Roman" w:cs="Times New Roman"/>
-          <w:szCs w:val="20"/>
-        </w:rPr>
-        <w:t xml:space="preserve"> is a project dedicated to creating a smart application that will guide households to efficiently reduce food wastage by keeping track of their food inventory and implementing sustainable food consumption behaviours. The prime objective of the platform is to decrease food wastage by providing users with tools like inventory tracking, meal planning, food donation, and user engagement. With the app, users can sign up as well as change their privacy settings, so making it possible to create an account and set up security</w:t>
+        <w:t>SaveBite is a project dedicated to creating a smart application that will guide households to efficiently reduce food wastage by keeping track of their food inventory and implementing sustainable food consumption behaviours. The prime objective of the platform is to decrease food wastage by providing users with tools like inventory tracking, meal planning, food donation, and user engagement. With the app, users can sign up as well as change their privacy settings, so making it possible to create an account and set up security</w:t>
       </w:r>
       <w:r>
         <w:t xml:space="preserve"> </w:t>
@@ -7742,23 +7468,7 @@
           <w:rFonts w:ascii="Times New Roman" w:hAnsi="Times New Roman" w:cs="Times New Roman"/>
           <w:szCs w:val="20"/>
         </w:rPr>
-        <w:t xml:space="preserve">Users can control their food stock by adding modifying deleting, and sorting food items by categories, quantities, and expiry dates. Also, the system gives users the opportunity to look at the list of food items and turn the surplus food into donation ads that can be shared with others. And </w:t>
-      </w:r>
-      <w:proofErr w:type="spellStart"/>
-      <w:r>
-        <w:rPr>
-          <w:rFonts w:ascii="Times New Roman" w:hAnsi="Times New Roman" w:cs="Times New Roman"/>
-          <w:szCs w:val="20"/>
-        </w:rPr>
-        <w:t>SaveBite</w:t>
-      </w:r>
-      <w:proofErr w:type="spellEnd"/>
-      <w:r>
-        <w:rPr>
-          <w:rFonts w:ascii="Times New Roman" w:hAnsi="Times New Roman" w:cs="Times New Roman"/>
-          <w:szCs w:val="20"/>
-        </w:rPr>
-        <w:t xml:space="preserve"> supplies food analytics that show graphs and progress bars to motivate responsible food consumption. The notification system sends reminders based on expiry dates, donation updates, meal schedules, and account-related activities. Users can create plans for weekly meals from the ingredients at hand to maximize food usage and minimize waste.</w:t>
+        <w:t>Users can control their food stock by adding modifying deleting, and sorting food items by categories, quantities, and expiry dates. Also, the system gives users the opportunity to look at the list of food items and turn the surplus food into donation ads that can be shared with others. And SaveBite supplies food analytics that show graphs and progress bars to motivate responsible food consumption. The notification system sends reminders based on expiry dates, donation updates, meal schedules, and account-related activities. Users can create plans for weekly meals from the ingredients at hand to maximize food usage and minimize waste.</w:t>
       </w:r>
     </w:p>
     <w:p>
@@ -7791,6 +7501,10 @@
     <w:p>
       <w:pPr>
         <w:pStyle w:val="Heading3"/>
+        <w:numPr>
+          <w:ilvl w:val="1"/>
+          <w:numId w:val="3"/>
+        </w:numPr>
         <w:spacing w:line="360" w:lineRule="auto"/>
         <w:jc w:val="center"/>
         <w:rPr>
@@ -7799,16 +7513,6 @@
           <w:bCs/>
         </w:rPr>
       </w:pPr>
-      <w:bookmarkStart w:id="5" w:name="_Toc233361545"/>
-      <w:r>
-        <w:rPr>
-          <w:rFonts w:ascii="Times New Roman" w:hAnsi="Times New Roman" w:cs="Times New Roman"/>
-          <w:b/>
-          <w:bCs/>
-        </w:rPr>
-        <w:t>1.1.4Intended Users</w:t>
-      </w:r>
-      <w:bookmarkEnd w:id="5"/>
     </w:p>
     <w:p>
       <w:pPr>
@@ -7824,23 +7528,7 @@
           <w:rFonts w:ascii="Times New Roman" w:hAnsi="Times New Roman" w:cs="Times New Roman"/>
           <w:szCs w:val="20"/>
         </w:rPr>
-        <w:t xml:space="preserve">The </w:t>
-      </w:r>
-      <w:proofErr w:type="spellStart"/>
-      <w:r>
-        <w:rPr>
-          <w:rFonts w:ascii="Times New Roman" w:hAnsi="Times New Roman" w:cs="Times New Roman"/>
-          <w:szCs w:val="20"/>
-        </w:rPr>
-        <w:t>SaveBite</w:t>
-      </w:r>
-      <w:proofErr w:type="spellEnd"/>
-      <w:r>
-        <w:rPr>
-          <w:rFonts w:ascii="Times New Roman" w:hAnsi="Times New Roman" w:cs="Times New Roman"/>
-          <w:szCs w:val="20"/>
-        </w:rPr>
-        <w:t xml:space="preserve"> app is mainly for the Malaysian households’ users like homemakers, working adults, families, and university students who do the buying, storing, and consuming food. These users want an easy and effective tool to help them manage their food stocks, keep track of expiration dates, arrange meals, and minimize food wastage. Those who are registered can use the system to note down and categorize food items, get alerts about the products that are going to expire soon, make meal plans for a week, keep an eye on your food saving efforts through the reports, and get involved in food donation events. With these options users can decide wisely on their food consumption and support responsible food management practices.</w:t>
+        <w:t>The SaveBite app is mainly for the Malaysian households’ users like homemakers, working adults, families, and university students who do the buying, storing, and consuming food. These users want an easy and effective tool to help them manage their food stocks, keep track of expiration dates, arrange meals, and minimize food wastage. Those who are registered can use the system to note down and categorize food items, get alerts about the products that are going to expire soon, make meal plans for a week, keep an eye on your food saving efforts through the reports, and get involved in food donation events. With these options users can decide wisely on their food consumption and support responsible food management practices.</w:t>
       </w:r>
     </w:p>
     <w:p>
@@ -7857,39 +7545,76 @@
           <w:rFonts w:ascii="Times New Roman" w:hAnsi="Times New Roman" w:cs="Times New Roman"/>
           <w:szCs w:val="20"/>
         </w:rPr>
-        <w:t xml:space="preserve">Besides the households’ users, </w:t>
+        <w:t>Besides the households’ users, SaveBite also caters to other users like community members, charitable organizations, and food banks which can be the recipients of surplus food donated through the platform. Besides allowing food sharing and influencing sustainable consumption habits, the system is also intended to promote community involvement and lessen the environmental effects of food waste. In short, SaveBite supports both households and communities by offering them an easy-to-use platform that encourages the effective management of food, food sharing, and eco-friendly living habits.</w:t>
       </w:r>
-      <w:proofErr w:type="spellStart"/>
+    </w:p>
+    <w:p>
+      <w:pPr>
+        <w:pStyle w:val="Heading2"/>
+        <w:spacing w:line="360" w:lineRule="auto"/>
+        <w:jc w:val="center"/>
+        <w:rPr>
+          <w:rFonts w:ascii="Times New Roman" w:hAnsi="Times New Roman" w:cs="Times New Roman"/>
+          <w:b/>
+          <w:bCs/>
+          <w:sz w:val="26"/>
+          <w:szCs w:val="26"/>
+        </w:rPr>
+      </w:pPr>
+      <w:bookmarkStart w:id="5" w:name="_Toc233361546"/>
       <w:r>
+        <w:rPr>
+          <w:rFonts w:ascii="Times New Roman" w:hAnsi="Times New Roman" w:cs="Times New Roman"/>
+          <w:b/>
+          <w:bCs/>
+          <w:sz w:val="26"/>
+          <w:szCs w:val="26"/>
+        </w:rPr>
+        <w:t>1.2 Functional Requirements</w:t>
+      </w:r>
+      <w:bookmarkEnd w:id="5"/>
+    </w:p>
+    <w:p>
+      <w:pPr>
+        <w:pStyle w:val="Heading3"/>
+        <w:spacing w:line="360" w:lineRule="auto"/>
+        <w:jc w:val="center"/>
+        <w:rPr>
+          <w:rFonts w:ascii="Times New Roman" w:hAnsi="Times New Roman" w:cs="Times New Roman"/>
+          <w:b/>
+          <w:bCs/>
+          <w:sz w:val="24"/>
+          <w:szCs w:val="24"/>
+        </w:rPr>
+      </w:pPr>
+      <w:bookmarkStart w:id="6" w:name="_Toc233361547"/>
+      <w:r>
+        <w:rPr>
+          <w:rFonts w:ascii="Times New Roman" w:hAnsi="Times New Roman" w:cs="Times New Roman"/>
+          <w:b/>
+          <w:bCs/>
+          <w:sz w:val="24"/>
+          <w:szCs w:val="24"/>
+        </w:rPr>
+        <w:t>1.2.1 User Registration and Account Management</w:t>
+      </w:r>
+      <w:bookmarkEnd w:id="6"/>
+    </w:p>
+    <w:p>
+      <w:pPr>
+        <w:spacing w:line="360" w:lineRule="auto"/>
+        <w:jc w:val="both"/>
         <w:rPr>
           <w:rFonts w:ascii="Times New Roman" w:hAnsi="Times New Roman" w:cs="Times New Roman"/>
           <w:szCs w:val="20"/>
         </w:rPr>
-        <w:t>SaveBite</w:t>
-      </w:r>
-      <w:proofErr w:type="spellEnd"/>
+      </w:pPr>
       <w:r>
         <w:rPr>
           <w:rFonts w:ascii="Times New Roman" w:hAnsi="Times New Roman" w:cs="Times New Roman"/>
           <w:szCs w:val="20"/>
         </w:rPr>
-        <w:t xml:space="preserve"> also caters to other users like community members, charitable organizations, and food banks which can be the recipients of surplus food donated through the platform. Besides allowing food sharing and influencing sustainable consumption habits, the system is also intended to promote community involvement and lessen the environmental effects of food waste. In short, </w:t>
-      </w:r>
-      <w:proofErr w:type="spellStart"/>
-      <w:r>
-        <w:rPr>
-          <w:rFonts w:ascii="Times New Roman" w:hAnsi="Times New Roman" w:cs="Times New Roman"/>
-          <w:szCs w:val="20"/>
-        </w:rPr>
-        <w:t>SaveBite</w:t>
-      </w:r>
-      <w:proofErr w:type="spellEnd"/>
-      <w:r>
-        <w:rPr>
-          <w:rFonts w:ascii="Times New Roman" w:hAnsi="Times New Roman" w:cs="Times New Roman"/>
-          <w:szCs w:val="20"/>
-        </w:rPr>
-        <w:t xml:space="preserve"> supports both households and communities by offering them an easy-to-use platform that encourages the effective management of food, food sharing, and eco-friendly living habits.</w:t>
+        <w:t>This module enables users to securely set up, log in to, and handle their SaveBite accounts. It comprises account sign-up, user login, profile management, and password retrieval. All these features together promise a safe and tailor-made access to the system.</w:t>
       </w:r>
     </w:p>
     <w:p>
@@ -7898,9 +7623,3888 @@
         <w:jc w:val="both"/>
         <w:rPr>
           <w:rFonts w:ascii="Times New Roman" w:hAnsi="Times New Roman" w:cs="Times New Roman"/>
+          <w:szCs w:val="20"/>
+        </w:rPr>
+      </w:pPr>
+      <w:r>
+        <w:rPr>
+          <w:rFonts w:ascii="Times New Roman" w:hAnsi="Times New Roman" w:cs="Times New Roman"/>
+          <w:szCs w:val="20"/>
+        </w:rPr>
+        <w:t>The functional requirements for this module are as follows:</w:t>
+      </w:r>
+    </w:p>
+    <w:tbl>
+      <w:tblPr>
+        <w:tblStyle w:val="TableGrid"/>
+        <w:tblW w:w="9472" w:type="dxa"/>
+        <w:tblLook w:val="04A0" w:firstRow="1" w:lastRow="0" w:firstColumn="1" w:lastColumn="0" w:noHBand="0" w:noVBand="1"/>
+      </w:tblPr>
+      <w:tblGrid>
+        <w:gridCol w:w="4736"/>
+        <w:gridCol w:w="4736"/>
+      </w:tblGrid>
+      <w:tr>
+        <w:trPr>
+          <w:trHeight w:val="382"/>
+        </w:trPr>
+        <w:tc>
+          <w:tcPr>
+            <w:tcW w:w="4736" w:type="dxa"/>
+            <w:vAlign w:val="center"/>
+          </w:tcPr>
+          <w:p>
+            <w:pPr>
+              <w:jc w:val="both"/>
+              <w:rPr>
+                <w:rFonts w:ascii="Times New Roman" w:hAnsi="Times New Roman" w:cs="Times New Roman"/>
+                <w:szCs w:val="20"/>
+              </w:rPr>
+            </w:pPr>
+            <w:r>
+              <w:rPr>
+                <w:rFonts w:ascii="Times New Roman" w:hAnsi="Times New Roman" w:cs="Times New Roman"/>
+                <w:b/>
+                <w:bCs/>
+                <w:szCs w:val="20"/>
+              </w:rPr>
+              <w:t>ID</w:t>
+            </w:r>
+          </w:p>
+        </w:tc>
+        <w:tc>
+          <w:tcPr>
+            <w:tcW w:w="4736" w:type="dxa"/>
+            <w:vAlign w:val="center"/>
+          </w:tcPr>
+          <w:p>
+            <w:pPr>
+              <w:jc w:val="both"/>
+              <w:rPr>
+                <w:rFonts w:ascii="Times New Roman" w:hAnsi="Times New Roman" w:cs="Times New Roman"/>
+                <w:szCs w:val="20"/>
+              </w:rPr>
+            </w:pPr>
+            <w:r>
+              <w:rPr>
+                <w:rFonts w:ascii="Times New Roman" w:hAnsi="Times New Roman" w:cs="Times New Roman"/>
+                <w:b/>
+                <w:bCs/>
+                <w:szCs w:val="20"/>
+              </w:rPr>
+              <w:t>Functional Requirement</w:t>
+            </w:r>
+          </w:p>
+        </w:tc>
+      </w:tr>
+      <w:tr>
+        <w:trPr>
+          <w:trHeight w:val="382"/>
+        </w:trPr>
+        <w:tc>
+          <w:tcPr>
+            <w:tcW w:w="4736" w:type="dxa"/>
+            <w:vAlign w:val="center"/>
+          </w:tcPr>
+          <w:p>
+            <w:pPr>
+              <w:jc w:val="both"/>
+              <w:rPr>
+                <w:rFonts w:ascii="Times New Roman" w:hAnsi="Times New Roman" w:cs="Times New Roman"/>
+                <w:szCs w:val="20"/>
+              </w:rPr>
+            </w:pPr>
+            <w:r>
+              <w:rPr>
+                <w:rFonts w:ascii="Times New Roman" w:hAnsi="Times New Roman" w:cs="Times New Roman"/>
+                <w:szCs w:val="20"/>
+              </w:rPr>
+              <w:t>FR-01</w:t>
+            </w:r>
+          </w:p>
+        </w:tc>
+        <w:tc>
+          <w:tcPr>
+            <w:tcW w:w="4736" w:type="dxa"/>
+            <w:vAlign w:val="center"/>
+          </w:tcPr>
+          <w:p>
+            <w:pPr>
+              <w:jc w:val="both"/>
+              <w:rPr>
+                <w:rFonts w:ascii="Times New Roman" w:hAnsi="Times New Roman" w:cs="Times New Roman"/>
+                <w:szCs w:val="20"/>
+              </w:rPr>
+            </w:pPr>
+            <w:r>
+              <w:rPr>
+                <w:rFonts w:ascii="Times New Roman" w:hAnsi="Times New Roman" w:cs="Times New Roman"/>
+                <w:szCs w:val="20"/>
+              </w:rPr>
+              <w:t>System should enable brand new users to create an account by submitting personal details like name, email, and password.</w:t>
+            </w:r>
+          </w:p>
+        </w:tc>
+      </w:tr>
+      <w:tr>
+        <w:trPr>
+          <w:trHeight w:val="365"/>
+        </w:trPr>
+        <w:tc>
+          <w:tcPr>
+            <w:tcW w:w="4736" w:type="dxa"/>
+            <w:vAlign w:val="center"/>
+          </w:tcPr>
+          <w:p>
+            <w:pPr>
+              <w:jc w:val="both"/>
+              <w:rPr>
+                <w:rFonts w:ascii="Times New Roman" w:hAnsi="Times New Roman" w:cs="Times New Roman"/>
+                <w:szCs w:val="20"/>
+              </w:rPr>
+            </w:pPr>
+            <w:r>
+              <w:rPr>
+                <w:rFonts w:ascii="Times New Roman" w:hAnsi="Times New Roman" w:cs="Times New Roman"/>
+                <w:szCs w:val="20"/>
+              </w:rPr>
+              <w:t>FR-02</w:t>
+            </w:r>
+          </w:p>
+        </w:tc>
+        <w:tc>
+          <w:tcPr>
+            <w:tcW w:w="4736" w:type="dxa"/>
+            <w:vAlign w:val="center"/>
+          </w:tcPr>
+          <w:p>
+            <w:pPr>
+              <w:jc w:val="both"/>
+              <w:rPr>
+                <w:rFonts w:ascii="Times New Roman" w:hAnsi="Times New Roman" w:cs="Times New Roman"/>
+                <w:szCs w:val="20"/>
+              </w:rPr>
+            </w:pPr>
+            <w:r>
+              <w:rPr>
+                <w:rFonts w:ascii="Times New Roman" w:hAnsi="Times New Roman" w:cs="Times New Roman"/>
+                <w:szCs w:val="20"/>
+              </w:rPr>
+              <w:t>The system shall validate user inputs and prevent duplicate account registration using the same email address.</w:t>
+            </w:r>
+          </w:p>
+        </w:tc>
+      </w:tr>
+      <w:tr>
+        <w:trPr>
+          <w:trHeight w:val="382"/>
+        </w:trPr>
+        <w:tc>
+          <w:tcPr>
+            <w:tcW w:w="4736" w:type="dxa"/>
+            <w:vAlign w:val="center"/>
+          </w:tcPr>
+          <w:p>
+            <w:pPr>
+              <w:jc w:val="both"/>
+              <w:rPr>
+                <w:rFonts w:ascii="Times New Roman" w:hAnsi="Times New Roman" w:cs="Times New Roman"/>
+                <w:szCs w:val="20"/>
+              </w:rPr>
+            </w:pPr>
+            <w:r>
+              <w:rPr>
+                <w:rFonts w:ascii="Times New Roman" w:hAnsi="Times New Roman" w:cs="Times New Roman"/>
+                <w:szCs w:val="20"/>
+              </w:rPr>
+              <w:t>FR-03</w:t>
+            </w:r>
+          </w:p>
+        </w:tc>
+        <w:tc>
+          <w:tcPr>
+            <w:tcW w:w="4736" w:type="dxa"/>
+            <w:vAlign w:val="center"/>
+          </w:tcPr>
+          <w:p>
+            <w:pPr>
+              <w:jc w:val="both"/>
+              <w:rPr>
+                <w:rFonts w:ascii="Times New Roman" w:hAnsi="Times New Roman" w:cs="Times New Roman"/>
+                <w:szCs w:val="20"/>
+              </w:rPr>
+            </w:pPr>
+            <w:r>
+              <w:rPr>
+                <w:rFonts w:ascii="Times New Roman" w:hAnsi="Times New Roman" w:cs="Times New Roman"/>
+                <w:szCs w:val="20"/>
+              </w:rPr>
+              <w:t>System should let the registered users sign in with their email and password.</w:t>
+            </w:r>
+          </w:p>
+        </w:tc>
+      </w:tr>
+      <w:tr>
+        <w:trPr>
+          <w:trHeight w:val="382"/>
+        </w:trPr>
+        <w:tc>
+          <w:tcPr>
+            <w:tcW w:w="4736" w:type="dxa"/>
+            <w:vAlign w:val="center"/>
+          </w:tcPr>
+          <w:p>
+            <w:pPr>
+              <w:jc w:val="both"/>
+              <w:rPr>
+                <w:rFonts w:ascii="Times New Roman" w:hAnsi="Times New Roman" w:cs="Times New Roman"/>
+                <w:szCs w:val="20"/>
+              </w:rPr>
+            </w:pPr>
+            <w:r>
+              <w:rPr>
+                <w:rFonts w:ascii="Times New Roman" w:hAnsi="Times New Roman" w:cs="Times New Roman"/>
+                <w:szCs w:val="20"/>
+              </w:rPr>
+              <w:t>FR-04</w:t>
+            </w:r>
+          </w:p>
+        </w:tc>
+        <w:tc>
+          <w:tcPr>
+            <w:tcW w:w="4736" w:type="dxa"/>
+            <w:vAlign w:val="center"/>
+          </w:tcPr>
+          <w:p>
+            <w:pPr>
+              <w:jc w:val="both"/>
+              <w:rPr>
+                <w:rFonts w:ascii="Times New Roman" w:hAnsi="Times New Roman" w:cs="Times New Roman"/>
+                <w:szCs w:val="20"/>
+              </w:rPr>
+            </w:pPr>
+            <w:r>
+              <w:rPr>
+                <w:rFonts w:ascii="Times New Roman" w:hAnsi="Times New Roman" w:cs="Times New Roman"/>
+                <w:szCs w:val="20"/>
+              </w:rPr>
+              <w:t>System needs to verify user's credentials before providing access to the application.</w:t>
+            </w:r>
+          </w:p>
+        </w:tc>
+      </w:tr>
+      <w:tr>
+        <w:trPr>
+          <w:trHeight w:val="382"/>
+        </w:trPr>
+        <w:tc>
+          <w:tcPr>
+            <w:tcW w:w="4736" w:type="dxa"/>
+            <w:vAlign w:val="center"/>
+          </w:tcPr>
+          <w:p>
+            <w:pPr>
+              <w:jc w:val="both"/>
+              <w:rPr>
+                <w:rFonts w:ascii="Times New Roman" w:hAnsi="Times New Roman" w:cs="Times New Roman"/>
+                <w:szCs w:val="20"/>
+              </w:rPr>
+            </w:pPr>
+            <w:r>
+              <w:rPr>
+                <w:rFonts w:ascii="Times New Roman" w:hAnsi="Times New Roman" w:cs="Times New Roman"/>
+                <w:szCs w:val="20"/>
+              </w:rPr>
+              <w:t>FR-05</w:t>
+            </w:r>
+          </w:p>
+        </w:tc>
+        <w:tc>
+          <w:tcPr>
+            <w:tcW w:w="4736" w:type="dxa"/>
+            <w:vAlign w:val="center"/>
+          </w:tcPr>
+          <w:p>
+            <w:pPr>
+              <w:jc w:val="both"/>
+              <w:rPr>
+                <w:rFonts w:ascii="Times New Roman" w:hAnsi="Times New Roman" w:cs="Times New Roman"/>
+                <w:szCs w:val="20"/>
+              </w:rPr>
+            </w:pPr>
+            <w:r>
+              <w:rPr>
+                <w:rFonts w:ascii="Times New Roman" w:hAnsi="Times New Roman" w:cs="Times New Roman"/>
+                <w:szCs w:val="20"/>
+              </w:rPr>
+              <w:t>The system shall allow users to log out securely from their accounts.</w:t>
+            </w:r>
+          </w:p>
+        </w:tc>
+      </w:tr>
+      <w:tr>
+        <w:trPr>
+          <w:trHeight w:val="382"/>
+        </w:trPr>
+        <w:tc>
+          <w:tcPr>
+            <w:tcW w:w="4736" w:type="dxa"/>
+            <w:vAlign w:val="center"/>
+          </w:tcPr>
+          <w:p>
+            <w:pPr>
+              <w:jc w:val="both"/>
+              <w:rPr>
+                <w:rFonts w:ascii="Times New Roman" w:hAnsi="Times New Roman" w:cs="Times New Roman"/>
+                <w:szCs w:val="20"/>
+              </w:rPr>
+            </w:pPr>
+            <w:r>
+              <w:rPr>
+                <w:rFonts w:ascii="Times New Roman" w:hAnsi="Times New Roman" w:cs="Times New Roman"/>
+                <w:szCs w:val="20"/>
+              </w:rPr>
+              <w:t>FR-06</w:t>
+            </w:r>
+          </w:p>
+        </w:tc>
+        <w:tc>
+          <w:tcPr>
+            <w:tcW w:w="4736" w:type="dxa"/>
+            <w:vAlign w:val="center"/>
+          </w:tcPr>
+          <w:p>
+            <w:pPr>
+              <w:jc w:val="both"/>
+              <w:rPr>
+                <w:rFonts w:ascii="Times New Roman" w:hAnsi="Times New Roman" w:cs="Times New Roman"/>
+                <w:szCs w:val="20"/>
+              </w:rPr>
+            </w:pPr>
+            <w:r>
+              <w:rPr>
+                <w:rFonts w:ascii="Times New Roman" w:hAnsi="Times New Roman" w:cs="Times New Roman"/>
+                <w:szCs w:val="20"/>
+              </w:rPr>
+              <w:t>The system shall enable users to view and update their profile information.</w:t>
+            </w:r>
+          </w:p>
+        </w:tc>
+      </w:tr>
+      <w:tr>
+        <w:trPr>
+          <w:trHeight w:val="382"/>
+        </w:trPr>
+        <w:tc>
+          <w:tcPr>
+            <w:tcW w:w="4736" w:type="dxa"/>
+            <w:vAlign w:val="center"/>
+          </w:tcPr>
+          <w:p>
+            <w:pPr>
+              <w:jc w:val="both"/>
+              <w:rPr>
+                <w:rFonts w:ascii="Times New Roman" w:hAnsi="Times New Roman" w:cs="Times New Roman"/>
+                <w:szCs w:val="20"/>
+              </w:rPr>
+            </w:pPr>
+            <w:r>
+              <w:rPr>
+                <w:rFonts w:ascii="Times New Roman" w:hAnsi="Times New Roman" w:cs="Times New Roman"/>
+                <w:szCs w:val="20"/>
+              </w:rPr>
+              <w:t>FR-07</w:t>
+            </w:r>
+          </w:p>
+        </w:tc>
+        <w:tc>
+          <w:tcPr>
+            <w:tcW w:w="4736" w:type="dxa"/>
+            <w:vAlign w:val="center"/>
+          </w:tcPr>
+          <w:p>
+            <w:pPr>
+              <w:jc w:val="both"/>
+              <w:rPr>
+                <w:rFonts w:ascii="Times New Roman" w:hAnsi="Times New Roman" w:cs="Times New Roman"/>
+                <w:szCs w:val="20"/>
+              </w:rPr>
+            </w:pPr>
+            <w:r>
+              <w:rPr>
+                <w:rFonts w:ascii="Times New Roman" w:hAnsi="Times New Roman" w:cs="Times New Roman"/>
+                <w:szCs w:val="20"/>
+              </w:rPr>
+              <w:t>The system shall allow users to change their passwords for security purposes.</w:t>
+            </w:r>
+          </w:p>
+        </w:tc>
+      </w:tr>
+      <w:tr>
+        <w:trPr>
+          <w:trHeight w:val="382"/>
+        </w:trPr>
+        <w:tc>
+          <w:tcPr>
+            <w:tcW w:w="4736" w:type="dxa"/>
+            <w:vAlign w:val="center"/>
+          </w:tcPr>
+          <w:p>
+            <w:pPr>
+              <w:jc w:val="both"/>
+              <w:rPr>
+                <w:rFonts w:ascii="Times New Roman" w:hAnsi="Times New Roman" w:cs="Times New Roman"/>
+                <w:szCs w:val="20"/>
+              </w:rPr>
+            </w:pPr>
+            <w:r>
+              <w:rPr>
+                <w:rFonts w:ascii="Times New Roman" w:hAnsi="Times New Roman" w:cs="Times New Roman"/>
+                <w:szCs w:val="20"/>
+              </w:rPr>
+              <w:t>FR-08</w:t>
+            </w:r>
+          </w:p>
+        </w:tc>
+        <w:tc>
+          <w:tcPr>
+            <w:tcW w:w="4736" w:type="dxa"/>
+            <w:vAlign w:val="center"/>
+          </w:tcPr>
+          <w:p>
+            <w:pPr>
+              <w:jc w:val="both"/>
+              <w:rPr>
+                <w:rFonts w:ascii="Times New Roman" w:hAnsi="Times New Roman" w:cs="Times New Roman"/>
+                <w:szCs w:val="20"/>
+              </w:rPr>
+            </w:pPr>
+            <w:r>
+              <w:rPr>
+                <w:rFonts w:ascii="Times New Roman" w:hAnsi="Times New Roman" w:cs="Times New Roman"/>
+                <w:szCs w:val="20"/>
+              </w:rPr>
+              <w:t>The system shall provide a password recovery mechanism for users who forget their passwords.</w:t>
+            </w:r>
+          </w:p>
+        </w:tc>
+      </w:tr>
+      <w:tr>
+        <w:trPr>
+          <w:trHeight w:val="382"/>
+        </w:trPr>
+        <w:tc>
+          <w:tcPr>
+            <w:tcW w:w="4736" w:type="dxa"/>
+            <w:vAlign w:val="center"/>
+          </w:tcPr>
+          <w:p>
+            <w:pPr>
+              <w:jc w:val="both"/>
+              <w:rPr>
+                <w:rFonts w:ascii="Times New Roman" w:hAnsi="Times New Roman" w:cs="Times New Roman"/>
+                <w:szCs w:val="20"/>
+              </w:rPr>
+            </w:pPr>
+            <w:r>
+              <w:rPr>
+                <w:rFonts w:ascii="Times New Roman" w:hAnsi="Times New Roman" w:cs="Times New Roman"/>
+                <w:szCs w:val="20"/>
+              </w:rPr>
+              <w:t>FR-09</w:t>
+            </w:r>
+          </w:p>
+        </w:tc>
+        <w:tc>
+          <w:tcPr>
+            <w:tcW w:w="4736" w:type="dxa"/>
+            <w:vAlign w:val="center"/>
+          </w:tcPr>
+          <w:p>
+            <w:pPr>
+              <w:jc w:val="both"/>
+              <w:rPr>
+                <w:rFonts w:ascii="Times New Roman" w:hAnsi="Times New Roman" w:cs="Times New Roman"/>
+                <w:szCs w:val="20"/>
+              </w:rPr>
+            </w:pPr>
+            <w:r>
+              <w:rPr>
+                <w:rFonts w:ascii="Times New Roman" w:hAnsi="Times New Roman" w:cs="Times New Roman"/>
+                <w:szCs w:val="20"/>
+              </w:rPr>
+              <w:t>The system shall maintain user account information in the database for future access.</w:t>
+            </w:r>
+          </w:p>
+        </w:tc>
+      </w:tr>
+      <w:tr>
+        <w:trPr>
+          <w:trHeight w:val="382"/>
+        </w:trPr>
+        <w:tc>
+          <w:tcPr>
+            <w:tcW w:w="4736" w:type="dxa"/>
+            <w:vAlign w:val="center"/>
+          </w:tcPr>
+          <w:p>
+            <w:pPr>
+              <w:jc w:val="both"/>
+              <w:rPr>
+                <w:rFonts w:ascii="Times New Roman" w:hAnsi="Times New Roman" w:cs="Times New Roman"/>
+                <w:szCs w:val="20"/>
+              </w:rPr>
+            </w:pPr>
+            <w:r>
+              <w:rPr>
+                <w:rFonts w:ascii="Times New Roman" w:hAnsi="Times New Roman" w:cs="Times New Roman"/>
+                <w:szCs w:val="20"/>
+              </w:rPr>
+              <w:t>FR10</w:t>
+            </w:r>
+          </w:p>
+        </w:tc>
+        <w:tc>
+          <w:tcPr>
+            <w:tcW w:w="4736" w:type="dxa"/>
+            <w:vAlign w:val="center"/>
+          </w:tcPr>
+          <w:p>
+            <w:pPr>
+              <w:jc w:val="both"/>
+              <w:rPr>
+                <w:rFonts w:ascii="Times New Roman" w:hAnsi="Times New Roman" w:cs="Times New Roman"/>
+                <w:szCs w:val="20"/>
+              </w:rPr>
+            </w:pPr>
+            <w:r>
+              <w:rPr>
+                <w:rFonts w:ascii="Times New Roman" w:hAnsi="Times New Roman" w:cs="Times New Roman"/>
+                <w:szCs w:val="20"/>
+              </w:rPr>
+              <w:t>The system shall allow users to manage privacy preferences and account settings.</w:t>
+            </w:r>
+          </w:p>
+        </w:tc>
+      </w:tr>
+    </w:tbl>
+    <w:p>
+      <w:pPr>
+        <w:spacing w:line="360" w:lineRule="auto"/>
+        <w:jc w:val="both"/>
+        <w:rPr>
+          <w:rFonts w:ascii="Times New Roman" w:hAnsi="Times New Roman" w:cs="Times New Roman"/>
+          <w:szCs w:val="20"/>
+        </w:rPr>
+      </w:pPr>
+    </w:p>
+    <w:p>
+      <w:pPr>
+        <w:spacing w:line="360" w:lineRule="auto"/>
+        <w:jc w:val="both"/>
+        <w:rPr>
+          <w:rFonts w:ascii="Times New Roman" w:hAnsi="Times New Roman" w:cs="Times New Roman"/>
+          <w:szCs w:val="20"/>
+        </w:rPr>
+      </w:pPr>
+      <w:r>
+        <w:rPr>
+          <w:rFonts w:ascii="Times New Roman" w:hAnsi="Times New Roman" w:cs="Times New Roman"/>
+          <w:szCs w:val="20"/>
+        </w:rPr>
+        <w:t>These functionalities ensure secure access to the SaveBite application while providing users with the ability to manage their personal information and preferences effectively.</w:t>
+      </w:r>
+    </w:p>
+    <w:p>
+      <w:pPr>
+        <w:pStyle w:val="Heading3"/>
+        <w:spacing w:line="360" w:lineRule="auto"/>
+        <w:jc w:val="center"/>
+        <w:rPr>
+          <w:rFonts w:ascii="Times New Roman" w:hAnsi="Times New Roman" w:cs="Times New Roman"/>
+          <w:b/>
+          <w:bCs/>
+          <w:sz w:val="24"/>
           <w:szCs w:val="24"/>
         </w:rPr>
       </w:pPr>
+      <w:bookmarkStart w:id="7" w:name="_Toc233361548"/>
+      <w:r>
+        <w:rPr>
+          <w:rFonts w:ascii="Times New Roman" w:hAnsi="Times New Roman" w:cs="Times New Roman"/>
+          <w:b/>
+          <w:bCs/>
+          <w:sz w:val="24"/>
+          <w:szCs w:val="24"/>
+        </w:rPr>
+        <w:t>1.2.2 Food Inventory Management</w:t>
+      </w:r>
+      <w:bookmarkEnd w:id="7"/>
+    </w:p>
+    <w:p>
+      <w:pPr>
+        <w:spacing w:line="360" w:lineRule="auto"/>
+        <w:jc w:val="both"/>
+        <w:rPr>
+          <w:rFonts w:ascii="Times New Roman" w:hAnsi="Times New Roman" w:cs="Times New Roman"/>
+          <w:szCs w:val="20"/>
+        </w:rPr>
+      </w:pPr>
+      <w:r>
+        <w:rPr>
+          <w:rFonts w:ascii="Times New Roman" w:hAnsi="Times New Roman" w:cs="Times New Roman"/>
+          <w:szCs w:val="20"/>
+        </w:rPr>
+        <w:t>Food Inventory Management module is the best way for users to easily register, sort, and keep an eye on food products existing in their homes. This feature assists users in managing their stocks, keeping an eye on the amounts and end dates of the products, and controlling the unnecessary food waste. Besides, this module offers lots of inventory management features to help users keep their food supply information updated.</w:t>
+      </w:r>
+    </w:p>
+    <w:p>
+      <w:pPr>
+        <w:spacing w:line="360" w:lineRule="auto"/>
+        <w:jc w:val="both"/>
+        <w:rPr>
+          <w:rFonts w:ascii="Times New Roman" w:hAnsi="Times New Roman" w:cs="Times New Roman"/>
+          <w:szCs w:val="20"/>
+        </w:rPr>
+      </w:pPr>
+      <w:r>
+        <w:rPr>
+          <w:rFonts w:ascii="Times New Roman" w:hAnsi="Times New Roman" w:cs="Times New Roman"/>
+          <w:szCs w:val="20"/>
+        </w:rPr>
+        <w:t>The functional requirements for this module are as follows:</w:t>
+      </w:r>
+    </w:p>
+    <w:tbl>
+      <w:tblPr>
+        <w:tblStyle w:val="TableGrid"/>
+        <w:tblW w:w="9748" w:type="dxa"/>
+        <w:tblLook w:val="04A0" w:firstRow="1" w:lastRow="0" w:firstColumn="1" w:lastColumn="0" w:noHBand="0" w:noVBand="1"/>
+      </w:tblPr>
+      <w:tblGrid>
+        <w:gridCol w:w="3559"/>
+        <w:gridCol w:w="6189"/>
+      </w:tblGrid>
+      <w:tr>
+        <w:trPr>
+          <w:trHeight w:val="634"/>
+        </w:trPr>
+        <w:tc>
+          <w:tcPr>
+            <w:tcW w:w="3559" w:type="dxa"/>
+            <w:vAlign w:val="center"/>
+          </w:tcPr>
+          <w:p>
+            <w:pPr>
+              <w:jc w:val="both"/>
+              <w:rPr>
+                <w:rFonts w:ascii="Times New Roman" w:hAnsi="Times New Roman" w:cs="Times New Roman"/>
+                <w:szCs w:val="20"/>
+              </w:rPr>
+            </w:pPr>
+            <w:r>
+              <w:rPr>
+                <w:rFonts w:ascii="Times New Roman" w:hAnsi="Times New Roman" w:cs="Times New Roman"/>
+                <w:b/>
+                <w:bCs/>
+                <w:szCs w:val="20"/>
+              </w:rPr>
+              <w:t>ID</w:t>
+            </w:r>
+          </w:p>
+        </w:tc>
+        <w:tc>
+          <w:tcPr>
+            <w:tcW w:w="6189" w:type="dxa"/>
+            <w:vAlign w:val="center"/>
+          </w:tcPr>
+          <w:p>
+            <w:pPr>
+              <w:jc w:val="both"/>
+              <w:rPr>
+                <w:rFonts w:ascii="Times New Roman" w:hAnsi="Times New Roman" w:cs="Times New Roman"/>
+                <w:szCs w:val="20"/>
+              </w:rPr>
+            </w:pPr>
+            <w:r>
+              <w:rPr>
+                <w:rFonts w:ascii="Times New Roman" w:hAnsi="Times New Roman" w:cs="Times New Roman"/>
+                <w:b/>
+                <w:bCs/>
+                <w:szCs w:val="20"/>
+              </w:rPr>
+              <w:t>Functional Requirement</w:t>
+            </w:r>
+          </w:p>
+        </w:tc>
+      </w:tr>
+      <w:tr>
+        <w:trPr>
+          <w:trHeight w:val="634"/>
+        </w:trPr>
+        <w:tc>
+          <w:tcPr>
+            <w:tcW w:w="3559" w:type="dxa"/>
+            <w:vAlign w:val="center"/>
+          </w:tcPr>
+          <w:p>
+            <w:pPr>
+              <w:jc w:val="both"/>
+              <w:rPr>
+                <w:rFonts w:ascii="Times New Roman" w:hAnsi="Times New Roman" w:cs="Times New Roman"/>
+                <w:szCs w:val="20"/>
+              </w:rPr>
+            </w:pPr>
+            <w:r>
+              <w:rPr>
+                <w:rFonts w:ascii="Times New Roman" w:hAnsi="Times New Roman" w:cs="Times New Roman"/>
+                <w:szCs w:val="20"/>
+              </w:rPr>
+              <w:t>FR-11</w:t>
+            </w:r>
+          </w:p>
+        </w:tc>
+        <w:tc>
+          <w:tcPr>
+            <w:tcW w:w="6189" w:type="dxa"/>
+            <w:vAlign w:val="center"/>
+          </w:tcPr>
+          <w:p>
+            <w:pPr>
+              <w:jc w:val="both"/>
+              <w:rPr>
+                <w:rFonts w:ascii="Times New Roman" w:hAnsi="Times New Roman" w:cs="Times New Roman"/>
+                <w:szCs w:val="20"/>
+              </w:rPr>
+            </w:pPr>
+            <w:r>
+              <w:rPr>
+                <w:rFonts w:ascii="Times New Roman" w:hAnsi="Times New Roman" w:cs="Times New Roman"/>
+                <w:szCs w:val="20"/>
+              </w:rPr>
+              <w:t> The system should give users the ability to add food items to their inventory by typing in details like item name category quantity, and expiry date.</w:t>
+            </w:r>
+          </w:p>
+        </w:tc>
+      </w:tr>
+      <w:tr>
+        <w:trPr>
+          <w:trHeight w:val="605"/>
+        </w:trPr>
+        <w:tc>
+          <w:tcPr>
+            <w:tcW w:w="3559" w:type="dxa"/>
+            <w:vAlign w:val="center"/>
+          </w:tcPr>
+          <w:p>
+            <w:pPr>
+              <w:jc w:val="both"/>
+              <w:rPr>
+                <w:rFonts w:ascii="Times New Roman" w:hAnsi="Times New Roman" w:cs="Times New Roman"/>
+                <w:szCs w:val="20"/>
+              </w:rPr>
+            </w:pPr>
+            <w:r>
+              <w:rPr>
+                <w:rFonts w:ascii="Times New Roman" w:hAnsi="Times New Roman" w:cs="Times New Roman"/>
+                <w:szCs w:val="20"/>
+              </w:rPr>
+              <w:t>FR-12</w:t>
+            </w:r>
+          </w:p>
+        </w:tc>
+        <w:tc>
+          <w:tcPr>
+            <w:tcW w:w="6189" w:type="dxa"/>
+            <w:vAlign w:val="center"/>
+          </w:tcPr>
+          <w:p>
+            <w:pPr>
+              <w:jc w:val="both"/>
+              <w:rPr>
+                <w:rFonts w:ascii="Times New Roman" w:hAnsi="Times New Roman" w:cs="Times New Roman"/>
+                <w:szCs w:val="20"/>
+              </w:rPr>
+            </w:pPr>
+            <w:r>
+              <w:rPr>
+                <w:rFonts w:ascii="Times New Roman" w:hAnsi="Times New Roman" w:cs="Times New Roman"/>
+                <w:szCs w:val="20"/>
+              </w:rPr>
+              <w:t>The system shall allow users to view all food items stored in their inventory.</w:t>
+            </w:r>
+          </w:p>
+        </w:tc>
+      </w:tr>
+      <w:tr>
+        <w:trPr>
+          <w:trHeight w:val="634"/>
+        </w:trPr>
+        <w:tc>
+          <w:tcPr>
+            <w:tcW w:w="3559" w:type="dxa"/>
+            <w:vAlign w:val="center"/>
+          </w:tcPr>
+          <w:p>
+            <w:pPr>
+              <w:jc w:val="both"/>
+              <w:rPr>
+                <w:rFonts w:ascii="Times New Roman" w:hAnsi="Times New Roman" w:cs="Times New Roman"/>
+                <w:szCs w:val="20"/>
+              </w:rPr>
+            </w:pPr>
+            <w:r>
+              <w:rPr>
+                <w:rFonts w:ascii="Times New Roman" w:hAnsi="Times New Roman" w:cs="Times New Roman"/>
+                <w:szCs w:val="20"/>
+              </w:rPr>
+              <w:t>FR-13</w:t>
+            </w:r>
+          </w:p>
+        </w:tc>
+        <w:tc>
+          <w:tcPr>
+            <w:tcW w:w="6189" w:type="dxa"/>
+            <w:vAlign w:val="center"/>
+          </w:tcPr>
+          <w:p>
+            <w:pPr>
+              <w:jc w:val="both"/>
+              <w:rPr>
+                <w:rFonts w:ascii="Times New Roman" w:hAnsi="Times New Roman" w:cs="Times New Roman"/>
+                <w:szCs w:val="20"/>
+              </w:rPr>
+            </w:pPr>
+            <w:r>
+              <w:rPr>
+                <w:rFonts w:ascii="Times New Roman" w:hAnsi="Times New Roman" w:cs="Times New Roman"/>
+                <w:szCs w:val="20"/>
+              </w:rPr>
+              <w:t>The system shall enable users to update information related to existing food items.</w:t>
+            </w:r>
+          </w:p>
+        </w:tc>
+      </w:tr>
+      <w:tr>
+        <w:trPr>
+          <w:trHeight w:val="634"/>
+        </w:trPr>
+        <w:tc>
+          <w:tcPr>
+            <w:tcW w:w="3559" w:type="dxa"/>
+            <w:vAlign w:val="center"/>
+          </w:tcPr>
+          <w:p>
+            <w:pPr>
+              <w:jc w:val="both"/>
+              <w:rPr>
+                <w:rFonts w:ascii="Times New Roman" w:hAnsi="Times New Roman" w:cs="Times New Roman"/>
+                <w:szCs w:val="20"/>
+              </w:rPr>
+            </w:pPr>
+            <w:r>
+              <w:rPr>
+                <w:rFonts w:ascii="Times New Roman" w:hAnsi="Times New Roman" w:cs="Times New Roman"/>
+                <w:szCs w:val="20"/>
+              </w:rPr>
+              <w:t>FR-14</w:t>
+            </w:r>
+          </w:p>
+        </w:tc>
+        <w:tc>
+          <w:tcPr>
+            <w:tcW w:w="6189" w:type="dxa"/>
+            <w:vAlign w:val="center"/>
+          </w:tcPr>
+          <w:p>
+            <w:pPr>
+              <w:jc w:val="both"/>
+              <w:rPr>
+                <w:rFonts w:ascii="Times New Roman" w:hAnsi="Times New Roman" w:cs="Times New Roman"/>
+                <w:szCs w:val="20"/>
+              </w:rPr>
+            </w:pPr>
+            <w:r>
+              <w:rPr>
+                <w:rFonts w:ascii="Times New Roman" w:hAnsi="Times New Roman" w:cs="Times New Roman"/>
+                <w:szCs w:val="20"/>
+              </w:rPr>
+              <w:t>The system should provide users the possibility to remove food items that are no longer available or have been eaten</w:t>
+            </w:r>
+          </w:p>
+        </w:tc>
+      </w:tr>
+      <w:tr>
+        <w:trPr>
+          <w:trHeight w:val="634"/>
+        </w:trPr>
+        <w:tc>
+          <w:tcPr>
+            <w:tcW w:w="3559" w:type="dxa"/>
+            <w:vAlign w:val="center"/>
+          </w:tcPr>
+          <w:p>
+            <w:pPr>
+              <w:jc w:val="both"/>
+              <w:rPr>
+                <w:rFonts w:ascii="Times New Roman" w:hAnsi="Times New Roman" w:cs="Times New Roman"/>
+                <w:szCs w:val="20"/>
+              </w:rPr>
+            </w:pPr>
+            <w:r>
+              <w:rPr>
+                <w:rFonts w:ascii="Times New Roman" w:hAnsi="Times New Roman" w:cs="Times New Roman"/>
+                <w:szCs w:val="20"/>
+              </w:rPr>
+              <w:t>FR-15</w:t>
+            </w:r>
+          </w:p>
+        </w:tc>
+        <w:tc>
+          <w:tcPr>
+            <w:tcW w:w="6189" w:type="dxa"/>
+            <w:vAlign w:val="center"/>
+          </w:tcPr>
+          <w:p>
+            <w:pPr>
+              <w:jc w:val="both"/>
+              <w:rPr>
+                <w:rFonts w:ascii="Times New Roman" w:hAnsi="Times New Roman" w:cs="Times New Roman"/>
+                <w:szCs w:val="20"/>
+              </w:rPr>
+            </w:pPr>
+            <w:r>
+              <w:rPr>
+                <w:rFonts w:ascii="Times New Roman" w:hAnsi="Times New Roman" w:cs="Times New Roman"/>
+                <w:szCs w:val="20"/>
+              </w:rPr>
+              <w:t>The system should sort food items into predefined categories like fruits vegetables dairy products, and beverages.</w:t>
+            </w:r>
+          </w:p>
+        </w:tc>
+      </w:tr>
+      <w:tr>
+        <w:trPr>
+          <w:trHeight w:val="634"/>
+        </w:trPr>
+        <w:tc>
+          <w:tcPr>
+            <w:tcW w:w="3559" w:type="dxa"/>
+            <w:vAlign w:val="center"/>
+          </w:tcPr>
+          <w:p>
+            <w:pPr>
+              <w:jc w:val="both"/>
+              <w:rPr>
+                <w:rFonts w:ascii="Times New Roman" w:hAnsi="Times New Roman" w:cs="Times New Roman"/>
+                <w:szCs w:val="20"/>
+              </w:rPr>
+            </w:pPr>
+            <w:r>
+              <w:rPr>
+                <w:rFonts w:ascii="Times New Roman" w:hAnsi="Times New Roman" w:cs="Times New Roman"/>
+                <w:szCs w:val="20"/>
+              </w:rPr>
+              <w:t>FR-16</w:t>
+            </w:r>
+          </w:p>
+        </w:tc>
+        <w:tc>
+          <w:tcPr>
+            <w:tcW w:w="6189" w:type="dxa"/>
+            <w:vAlign w:val="center"/>
+          </w:tcPr>
+          <w:p>
+            <w:pPr>
+              <w:jc w:val="both"/>
+              <w:rPr>
+                <w:rFonts w:ascii="Times New Roman" w:hAnsi="Times New Roman" w:cs="Times New Roman"/>
+                <w:szCs w:val="20"/>
+              </w:rPr>
+            </w:pPr>
+            <w:r>
+              <w:rPr>
+                <w:rFonts w:ascii="Times New Roman" w:hAnsi="Times New Roman" w:cs="Times New Roman"/>
+                <w:szCs w:val="20"/>
+              </w:rPr>
+              <w:t>The system shall allow users to search and filter food items according to category, item name, or expiry date.</w:t>
+            </w:r>
+          </w:p>
+        </w:tc>
+      </w:tr>
+      <w:tr>
+        <w:trPr>
+          <w:trHeight w:val="634"/>
+        </w:trPr>
+        <w:tc>
+          <w:tcPr>
+            <w:tcW w:w="3559" w:type="dxa"/>
+            <w:vAlign w:val="center"/>
+          </w:tcPr>
+          <w:p>
+            <w:pPr>
+              <w:jc w:val="both"/>
+              <w:rPr>
+                <w:rFonts w:ascii="Times New Roman" w:hAnsi="Times New Roman" w:cs="Times New Roman"/>
+                <w:szCs w:val="20"/>
+              </w:rPr>
+            </w:pPr>
+            <w:r>
+              <w:rPr>
+                <w:rFonts w:ascii="Times New Roman" w:hAnsi="Times New Roman" w:cs="Times New Roman"/>
+                <w:szCs w:val="20"/>
+              </w:rPr>
+              <w:t>FR-17</w:t>
+            </w:r>
+          </w:p>
+        </w:tc>
+        <w:tc>
+          <w:tcPr>
+            <w:tcW w:w="6189" w:type="dxa"/>
+            <w:vAlign w:val="center"/>
+          </w:tcPr>
+          <w:p>
+            <w:pPr>
+              <w:jc w:val="both"/>
+              <w:rPr>
+                <w:rFonts w:ascii="Times New Roman" w:hAnsi="Times New Roman" w:cs="Times New Roman"/>
+                <w:szCs w:val="20"/>
+              </w:rPr>
+            </w:pPr>
+            <w:r>
+              <w:rPr>
+                <w:rFonts w:ascii="Times New Roman" w:hAnsi="Times New Roman" w:cs="Times New Roman"/>
+                <w:szCs w:val="20"/>
+              </w:rPr>
+              <w:t>The system shall display the quantity and expiration status of each food item.</w:t>
+            </w:r>
+          </w:p>
+        </w:tc>
+      </w:tr>
+      <w:tr>
+        <w:trPr>
+          <w:trHeight w:val="605"/>
+        </w:trPr>
+        <w:tc>
+          <w:tcPr>
+            <w:tcW w:w="3559" w:type="dxa"/>
+            <w:vAlign w:val="center"/>
+          </w:tcPr>
+          <w:p>
+            <w:pPr>
+              <w:jc w:val="both"/>
+              <w:rPr>
+                <w:rFonts w:ascii="Times New Roman" w:hAnsi="Times New Roman" w:cs="Times New Roman"/>
+                <w:szCs w:val="20"/>
+              </w:rPr>
+            </w:pPr>
+            <w:r>
+              <w:rPr>
+                <w:rFonts w:ascii="Times New Roman" w:hAnsi="Times New Roman" w:cs="Times New Roman"/>
+                <w:szCs w:val="20"/>
+              </w:rPr>
+              <w:t>FR-18</w:t>
+            </w:r>
+          </w:p>
+        </w:tc>
+        <w:tc>
+          <w:tcPr>
+            <w:tcW w:w="6189" w:type="dxa"/>
+            <w:vAlign w:val="center"/>
+          </w:tcPr>
+          <w:p>
+            <w:pPr>
+              <w:jc w:val="both"/>
+              <w:rPr>
+                <w:rFonts w:ascii="Times New Roman" w:hAnsi="Times New Roman" w:cs="Times New Roman"/>
+                <w:szCs w:val="20"/>
+              </w:rPr>
+            </w:pPr>
+            <w:r>
+              <w:rPr>
+                <w:rFonts w:ascii="Times New Roman" w:hAnsi="Times New Roman" w:cs="Times New Roman"/>
+                <w:szCs w:val="20"/>
+              </w:rPr>
+              <w:t>The system shall automatically identify food items that are approaching their expiry dates.</w:t>
+            </w:r>
+          </w:p>
+        </w:tc>
+      </w:tr>
+      <w:tr>
+        <w:trPr>
+          <w:trHeight w:val="634"/>
+        </w:trPr>
+        <w:tc>
+          <w:tcPr>
+            <w:tcW w:w="3559" w:type="dxa"/>
+            <w:vAlign w:val="center"/>
+          </w:tcPr>
+          <w:p>
+            <w:pPr>
+              <w:jc w:val="both"/>
+              <w:rPr>
+                <w:rFonts w:ascii="Times New Roman" w:hAnsi="Times New Roman" w:cs="Times New Roman"/>
+                <w:szCs w:val="20"/>
+              </w:rPr>
+            </w:pPr>
+            <w:r>
+              <w:rPr>
+                <w:rFonts w:ascii="Times New Roman" w:hAnsi="Times New Roman" w:cs="Times New Roman"/>
+                <w:szCs w:val="20"/>
+              </w:rPr>
+              <w:t>FR-19</w:t>
+            </w:r>
+          </w:p>
+        </w:tc>
+        <w:tc>
+          <w:tcPr>
+            <w:tcW w:w="6189" w:type="dxa"/>
+            <w:vAlign w:val="center"/>
+          </w:tcPr>
+          <w:p>
+            <w:pPr>
+              <w:jc w:val="both"/>
+              <w:rPr>
+                <w:rFonts w:ascii="Times New Roman" w:hAnsi="Times New Roman" w:cs="Times New Roman"/>
+                <w:szCs w:val="20"/>
+              </w:rPr>
+            </w:pPr>
+            <w:r>
+              <w:rPr>
+                <w:rFonts w:ascii="Times New Roman" w:hAnsi="Times New Roman" w:cs="Times New Roman"/>
+                <w:szCs w:val="20"/>
+              </w:rPr>
+              <w:t>The system shall maintain and store food inventory records in the database for future reference.</w:t>
+            </w:r>
+          </w:p>
+        </w:tc>
+      </w:tr>
+      <w:tr>
+        <w:trPr>
+          <w:trHeight w:val="1293"/>
+        </w:trPr>
+        <w:tc>
+          <w:tcPr>
+            <w:tcW w:w="3559" w:type="dxa"/>
+            <w:vAlign w:val="center"/>
+          </w:tcPr>
+          <w:p>
+            <w:pPr>
+              <w:jc w:val="both"/>
+              <w:rPr>
+                <w:rFonts w:ascii="Times New Roman" w:hAnsi="Times New Roman" w:cs="Times New Roman"/>
+                <w:szCs w:val="20"/>
+              </w:rPr>
+            </w:pPr>
+            <w:r>
+              <w:rPr>
+                <w:rFonts w:ascii="Times New Roman" w:hAnsi="Times New Roman" w:cs="Times New Roman"/>
+                <w:szCs w:val="20"/>
+              </w:rPr>
+              <w:t>FR-20</w:t>
+            </w:r>
+          </w:p>
+        </w:tc>
+        <w:tc>
+          <w:tcPr>
+            <w:tcW w:w="6189" w:type="dxa"/>
+            <w:vAlign w:val="center"/>
+          </w:tcPr>
+          <w:p>
+            <w:pPr>
+              <w:jc w:val="both"/>
+              <w:rPr>
+                <w:rFonts w:ascii="Times New Roman" w:hAnsi="Times New Roman" w:cs="Times New Roman"/>
+                <w:szCs w:val="20"/>
+              </w:rPr>
+            </w:pPr>
+            <w:r>
+              <w:rPr>
+                <w:rFonts w:ascii="Times New Roman" w:hAnsi="Times New Roman" w:cs="Times New Roman"/>
+                <w:szCs w:val="20"/>
+              </w:rPr>
+              <w:t>The system shall allow users to convert surplus food items into donation listings when appropriate.</w:t>
+            </w:r>
+          </w:p>
+        </w:tc>
+      </w:tr>
+    </w:tbl>
+    <w:p>
+      <w:pPr>
+        <w:spacing w:line="360" w:lineRule="auto"/>
+        <w:jc w:val="both"/>
+        <w:rPr>
+          <w:rFonts w:ascii="Times New Roman" w:hAnsi="Times New Roman" w:cs="Times New Roman"/>
+          <w:szCs w:val="20"/>
+        </w:rPr>
+      </w:pPr>
+    </w:p>
+    <w:p>
+      <w:pPr>
+        <w:spacing w:line="360" w:lineRule="auto"/>
+        <w:jc w:val="both"/>
+        <w:rPr>
+          <w:rFonts w:ascii="Times New Roman" w:hAnsi="Times New Roman" w:cs="Times New Roman"/>
+          <w:szCs w:val="20"/>
+        </w:rPr>
+      </w:pPr>
+      <w:r>
+        <w:rPr>
+          <w:rFonts w:ascii="Times New Roman" w:hAnsi="Times New Roman" w:cs="Times New Roman"/>
+          <w:szCs w:val="20"/>
+        </w:rPr>
+        <w:t>These functionalities enable users to effectively manage household food inventories, optimize food utilization, and support the overall objective of reducing food waste through better food management practices.</w:t>
+      </w:r>
+    </w:p>
+    <w:p>
+      <w:pPr>
+        <w:pStyle w:val="Heading3"/>
+        <w:spacing w:line="360" w:lineRule="auto"/>
+        <w:jc w:val="center"/>
+        <w:rPr>
+          <w:rFonts w:ascii="Times New Roman" w:hAnsi="Times New Roman" w:cs="Times New Roman"/>
+          <w:b/>
+          <w:bCs/>
+          <w:sz w:val="24"/>
+          <w:szCs w:val="24"/>
+        </w:rPr>
+      </w:pPr>
+      <w:bookmarkStart w:id="8" w:name="_Toc233361549"/>
+      <w:r>
+        <w:rPr>
+          <w:rFonts w:ascii="Times New Roman" w:hAnsi="Times New Roman" w:cs="Times New Roman"/>
+          <w:b/>
+          <w:bCs/>
+          <w:sz w:val="24"/>
+          <w:szCs w:val="24"/>
+        </w:rPr>
+        <w:t>1.2.3 Food Donation and Browsing</w:t>
+      </w:r>
+      <w:bookmarkEnd w:id="8"/>
+    </w:p>
+    <w:p>
+      <w:pPr>
+        <w:spacing w:line="360" w:lineRule="auto"/>
+        <w:jc w:val="both"/>
+        <w:rPr>
+          <w:rFonts w:ascii="Times New Roman" w:hAnsi="Times New Roman" w:cs="Times New Roman"/>
+          <w:szCs w:val="20"/>
+        </w:rPr>
+      </w:pPr>
+      <w:r>
+        <w:rPr>
+          <w:rFonts w:ascii="Times New Roman" w:hAnsi="Times New Roman" w:cs="Times New Roman"/>
+          <w:szCs w:val="20"/>
+        </w:rPr>
+        <w:t>The Food Donation and Browsing feature allows people to share their excess food with others and find out about food donation opportunities in their community. This feature is intended to help reduce food waste by focusing on the redistribution of food and supporting sustainable consumption habits.</w:t>
+      </w:r>
+    </w:p>
+    <w:p>
+      <w:pPr>
+        <w:spacing w:line="360" w:lineRule="auto"/>
+        <w:jc w:val="both"/>
+        <w:rPr>
+          <w:rFonts w:ascii="Times New Roman" w:hAnsi="Times New Roman" w:cs="Times New Roman"/>
+          <w:szCs w:val="20"/>
+        </w:rPr>
+      </w:pPr>
+      <w:r>
+        <w:rPr>
+          <w:rFonts w:ascii="Times New Roman" w:hAnsi="Times New Roman" w:cs="Times New Roman"/>
+          <w:szCs w:val="20"/>
+        </w:rPr>
+        <w:t>The functional requirements for this module are as follows:</w:t>
+      </w:r>
+    </w:p>
+    <w:tbl>
+      <w:tblPr>
+        <w:tblStyle w:val="TableGrid"/>
+        <w:tblW w:w="9817" w:type="dxa"/>
+        <w:tblLook w:val="04A0" w:firstRow="1" w:lastRow="0" w:firstColumn="1" w:lastColumn="0" w:noHBand="0" w:noVBand="1"/>
+      </w:tblPr>
+      <w:tblGrid>
+        <w:gridCol w:w="3912"/>
+        <w:gridCol w:w="5905"/>
+      </w:tblGrid>
+      <w:tr>
+        <w:trPr>
+          <w:trHeight w:val="427"/>
+        </w:trPr>
+        <w:tc>
+          <w:tcPr>
+            <w:tcW w:w="3912" w:type="dxa"/>
+            <w:vAlign w:val="center"/>
+          </w:tcPr>
+          <w:p>
+            <w:pPr>
+              <w:spacing w:line="360" w:lineRule="auto"/>
+              <w:jc w:val="both"/>
+              <w:rPr>
+                <w:rFonts w:ascii="Times New Roman" w:hAnsi="Times New Roman" w:cs="Times New Roman"/>
+                <w:szCs w:val="20"/>
+              </w:rPr>
+            </w:pPr>
+            <w:r>
+              <w:rPr>
+                <w:rFonts w:ascii="Times New Roman" w:hAnsi="Times New Roman" w:cs="Times New Roman"/>
+                <w:b/>
+                <w:bCs/>
+                <w:szCs w:val="20"/>
+              </w:rPr>
+              <w:t>ID</w:t>
+            </w:r>
+          </w:p>
+        </w:tc>
+        <w:tc>
+          <w:tcPr>
+            <w:tcW w:w="5905" w:type="dxa"/>
+            <w:vAlign w:val="center"/>
+          </w:tcPr>
+          <w:p>
+            <w:pPr>
+              <w:spacing w:line="360" w:lineRule="auto"/>
+              <w:jc w:val="both"/>
+              <w:rPr>
+                <w:rFonts w:ascii="Times New Roman" w:hAnsi="Times New Roman" w:cs="Times New Roman"/>
+                <w:szCs w:val="20"/>
+              </w:rPr>
+            </w:pPr>
+            <w:r>
+              <w:rPr>
+                <w:rFonts w:ascii="Times New Roman" w:hAnsi="Times New Roman" w:cs="Times New Roman"/>
+                <w:b/>
+                <w:bCs/>
+                <w:szCs w:val="20"/>
+              </w:rPr>
+              <w:t>Functional Requirement</w:t>
+            </w:r>
+          </w:p>
+        </w:tc>
+      </w:tr>
+      <w:tr>
+        <w:trPr>
+          <w:trHeight w:val="427"/>
+        </w:trPr>
+        <w:tc>
+          <w:tcPr>
+            <w:tcW w:w="3912" w:type="dxa"/>
+            <w:vAlign w:val="center"/>
+          </w:tcPr>
+          <w:p>
+            <w:pPr>
+              <w:spacing w:line="360" w:lineRule="auto"/>
+              <w:jc w:val="both"/>
+              <w:rPr>
+                <w:rFonts w:ascii="Times New Roman" w:hAnsi="Times New Roman" w:cs="Times New Roman"/>
+                <w:szCs w:val="20"/>
+              </w:rPr>
+            </w:pPr>
+            <w:r>
+              <w:rPr>
+                <w:rFonts w:ascii="Times New Roman" w:hAnsi="Times New Roman" w:cs="Times New Roman"/>
+                <w:szCs w:val="20"/>
+              </w:rPr>
+              <w:t>FR-21</w:t>
+            </w:r>
+          </w:p>
+        </w:tc>
+        <w:tc>
+          <w:tcPr>
+            <w:tcW w:w="5905" w:type="dxa"/>
+            <w:vAlign w:val="center"/>
+          </w:tcPr>
+          <w:p>
+            <w:pPr>
+              <w:spacing w:line="360" w:lineRule="auto"/>
+              <w:jc w:val="both"/>
+              <w:rPr>
+                <w:rFonts w:ascii="Times New Roman" w:hAnsi="Times New Roman" w:cs="Times New Roman"/>
+                <w:szCs w:val="20"/>
+              </w:rPr>
+            </w:pPr>
+            <w:r>
+              <w:rPr>
+                <w:rFonts w:ascii="Times New Roman" w:hAnsi="Times New Roman" w:cs="Times New Roman"/>
+                <w:szCs w:val="20"/>
+              </w:rPr>
+              <w:t>The system shall allow users to create food donation listings for surplus food items.</w:t>
+            </w:r>
+          </w:p>
+        </w:tc>
+      </w:tr>
+      <w:tr>
+        <w:trPr>
+          <w:trHeight w:val="410"/>
+        </w:trPr>
+        <w:tc>
+          <w:tcPr>
+            <w:tcW w:w="3912" w:type="dxa"/>
+            <w:vAlign w:val="center"/>
+          </w:tcPr>
+          <w:p>
+            <w:pPr>
+              <w:spacing w:line="360" w:lineRule="auto"/>
+              <w:jc w:val="both"/>
+              <w:rPr>
+                <w:rFonts w:ascii="Times New Roman" w:hAnsi="Times New Roman" w:cs="Times New Roman"/>
+                <w:szCs w:val="20"/>
+              </w:rPr>
+            </w:pPr>
+            <w:r>
+              <w:rPr>
+                <w:rFonts w:ascii="Times New Roman" w:hAnsi="Times New Roman" w:cs="Times New Roman"/>
+                <w:szCs w:val="20"/>
+              </w:rPr>
+              <w:t>FR-22</w:t>
+            </w:r>
+          </w:p>
+        </w:tc>
+        <w:tc>
+          <w:tcPr>
+            <w:tcW w:w="5905" w:type="dxa"/>
+            <w:vAlign w:val="center"/>
+          </w:tcPr>
+          <w:p>
+            <w:pPr>
+              <w:spacing w:line="360" w:lineRule="auto"/>
+              <w:jc w:val="both"/>
+              <w:rPr>
+                <w:rFonts w:ascii="Times New Roman" w:hAnsi="Times New Roman" w:cs="Times New Roman"/>
+                <w:szCs w:val="20"/>
+              </w:rPr>
+            </w:pPr>
+            <w:r>
+              <w:rPr>
+                <w:rFonts w:ascii="Times New Roman" w:hAnsi="Times New Roman" w:cs="Times New Roman"/>
+                <w:szCs w:val="20"/>
+              </w:rPr>
+              <w:t>The system shall enable users to specify details such as food name, category, quantity, condition, and expiry date when creating donation listings.</w:t>
+            </w:r>
+          </w:p>
+        </w:tc>
+      </w:tr>
+      <w:tr>
+        <w:trPr>
+          <w:trHeight w:val="427"/>
+        </w:trPr>
+        <w:tc>
+          <w:tcPr>
+            <w:tcW w:w="3912" w:type="dxa"/>
+            <w:vAlign w:val="center"/>
+          </w:tcPr>
+          <w:p>
+            <w:pPr>
+              <w:spacing w:line="360" w:lineRule="auto"/>
+              <w:jc w:val="both"/>
+              <w:rPr>
+                <w:rFonts w:ascii="Times New Roman" w:hAnsi="Times New Roman" w:cs="Times New Roman"/>
+                <w:szCs w:val="20"/>
+              </w:rPr>
+            </w:pPr>
+            <w:r>
+              <w:rPr>
+                <w:rFonts w:ascii="Times New Roman" w:hAnsi="Times New Roman" w:cs="Times New Roman"/>
+                <w:szCs w:val="20"/>
+              </w:rPr>
+              <w:t>FR-23</w:t>
+            </w:r>
+          </w:p>
+        </w:tc>
+        <w:tc>
+          <w:tcPr>
+            <w:tcW w:w="5905" w:type="dxa"/>
+            <w:vAlign w:val="center"/>
+          </w:tcPr>
+          <w:p>
+            <w:pPr>
+              <w:spacing w:line="360" w:lineRule="auto"/>
+              <w:jc w:val="both"/>
+              <w:rPr>
+                <w:rFonts w:ascii="Times New Roman" w:hAnsi="Times New Roman" w:cs="Times New Roman"/>
+                <w:szCs w:val="20"/>
+              </w:rPr>
+            </w:pPr>
+            <w:r>
+              <w:rPr>
+                <w:rFonts w:ascii="Times New Roman" w:hAnsi="Times New Roman" w:cs="Times New Roman"/>
+                <w:szCs w:val="20"/>
+              </w:rPr>
+              <w:t>The system shall allow users to browse available food donation listings.</w:t>
+            </w:r>
+          </w:p>
+        </w:tc>
+      </w:tr>
+      <w:tr>
+        <w:trPr>
+          <w:trHeight w:val="427"/>
+        </w:trPr>
+        <w:tc>
+          <w:tcPr>
+            <w:tcW w:w="3912" w:type="dxa"/>
+            <w:vAlign w:val="center"/>
+          </w:tcPr>
+          <w:p>
+            <w:pPr>
+              <w:spacing w:line="360" w:lineRule="auto"/>
+              <w:jc w:val="both"/>
+              <w:rPr>
+                <w:rFonts w:ascii="Times New Roman" w:hAnsi="Times New Roman" w:cs="Times New Roman"/>
+                <w:szCs w:val="20"/>
+              </w:rPr>
+            </w:pPr>
+            <w:r>
+              <w:rPr>
+                <w:rFonts w:ascii="Times New Roman" w:hAnsi="Times New Roman" w:cs="Times New Roman"/>
+                <w:szCs w:val="20"/>
+              </w:rPr>
+              <w:t>FR-24</w:t>
+            </w:r>
+          </w:p>
+        </w:tc>
+        <w:tc>
+          <w:tcPr>
+            <w:tcW w:w="5905" w:type="dxa"/>
+            <w:vAlign w:val="center"/>
+          </w:tcPr>
+          <w:p>
+            <w:pPr>
+              <w:spacing w:line="360" w:lineRule="auto"/>
+              <w:jc w:val="both"/>
+              <w:rPr>
+                <w:rFonts w:ascii="Times New Roman" w:hAnsi="Times New Roman" w:cs="Times New Roman"/>
+                <w:szCs w:val="20"/>
+              </w:rPr>
+            </w:pPr>
+            <w:r>
+              <w:rPr>
+                <w:rFonts w:ascii="Times New Roman" w:hAnsi="Times New Roman" w:cs="Times New Roman"/>
+                <w:szCs w:val="20"/>
+              </w:rPr>
+              <w:t>The system shall provide search and filtering options based on food category, location, and expiry date.</w:t>
+            </w:r>
+          </w:p>
+        </w:tc>
+      </w:tr>
+      <w:tr>
+        <w:trPr>
+          <w:trHeight w:val="427"/>
+        </w:trPr>
+        <w:tc>
+          <w:tcPr>
+            <w:tcW w:w="3912" w:type="dxa"/>
+            <w:vAlign w:val="center"/>
+          </w:tcPr>
+          <w:p>
+            <w:pPr>
+              <w:spacing w:line="360" w:lineRule="auto"/>
+              <w:jc w:val="both"/>
+              <w:rPr>
+                <w:rFonts w:ascii="Times New Roman" w:hAnsi="Times New Roman" w:cs="Times New Roman"/>
+                <w:szCs w:val="20"/>
+              </w:rPr>
+            </w:pPr>
+            <w:r>
+              <w:rPr>
+                <w:rFonts w:ascii="Times New Roman" w:hAnsi="Times New Roman" w:cs="Times New Roman"/>
+                <w:szCs w:val="20"/>
+              </w:rPr>
+              <w:t>FR-25</w:t>
+            </w:r>
+          </w:p>
+        </w:tc>
+        <w:tc>
+          <w:tcPr>
+            <w:tcW w:w="5905" w:type="dxa"/>
+            <w:vAlign w:val="center"/>
+          </w:tcPr>
+          <w:p>
+            <w:pPr>
+              <w:spacing w:line="360" w:lineRule="auto"/>
+              <w:jc w:val="both"/>
+              <w:rPr>
+                <w:rFonts w:ascii="Times New Roman" w:hAnsi="Times New Roman" w:cs="Times New Roman"/>
+                <w:szCs w:val="20"/>
+              </w:rPr>
+            </w:pPr>
+            <w:r>
+              <w:rPr>
+                <w:rFonts w:ascii="Times New Roman" w:hAnsi="Times New Roman" w:cs="Times New Roman"/>
+                <w:szCs w:val="20"/>
+              </w:rPr>
+              <w:t>The system shall display detailed information about donated food items, including quantity and expiration date.</w:t>
+            </w:r>
+          </w:p>
+        </w:tc>
+      </w:tr>
+      <w:tr>
+        <w:trPr>
+          <w:trHeight w:val="427"/>
+        </w:trPr>
+        <w:tc>
+          <w:tcPr>
+            <w:tcW w:w="3912" w:type="dxa"/>
+            <w:vAlign w:val="center"/>
+          </w:tcPr>
+          <w:p>
+            <w:pPr>
+              <w:spacing w:line="360" w:lineRule="auto"/>
+              <w:jc w:val="both"/>
+              <w:rPr>
+                <w:rFonts w:ascii="Times New Roman" w:hAnsi="Times New Roman" w:cs="Times New Roman"/>
+                <w:szCs w:val="20"/>
+              </w:rPr>
+            </w:pPr>
+            <w:r>
+              <w:rPr>
+                <w:rFonts w:ascii="Times New Roman" w:hAnsi="Times New Roman" w:cs="Times New Roman"/>
+                <w:szCs w:val="20"/>
+              </w:rPr>
+              <w:t>FR-26</w:t>
+            </w:r>
+          </w:p>
+        </w:tc>
+        <w:tc>
+          <w:tcPr>
+            <w:tcW w:w="5905" w:type="dxa"/>
+            <w:vAlign w:val="center"/>
+          </w:tcPr>
+          <w:p>
+            <w:pPr>
+              <w:spacing w:line="360" w:lineRule="auto"/>
+              <w:jc w:val="both"/>
+              <w:rPr>
+                <w:rFonts w:ascii="Times New Roman" w:hAnsi="Times New Roman" w:cs="Times New Roman"/>
+                <w:szCs w:val="20"/>
+              </w:rPr>
+            </w:pPr>
+            <w:r>
+              <w:rPr>
+                <w:rFonts w:ascii="Times New Roman" w:hAnsi="Times New Roman" w:cs="Times New Roman"/>
+                <w:szCs w:val="20"/>
+              </w:rPr>
+              <w:t>The system shall allow users to request or claim available food donations.</w:t>
+            </w:r>
+          </w:p>
+        </w:tc>
+      </w:tr>
+      <w:tr>
+        <w:trPr>
+          <w:trHeight w:val="427"/>
+        </w:trPr>
+        <w:tc>
+          <w:tcPr>
+            <w:tcW w:w="3912" w:type="dxa"/>
+            <w:vAlign w:val="center"/>
+          </w:tcPr>
+          <w:p>
+            <w:pPr>
+              <w:spacing w:line="360" w:lineRule="auto"/>
+              <w:jc w:val="both"/>
+              <w:rPr>
+                <w:rFonts w:ascii="Times New Roman" w:hAnsi="Times New Roman" w:cs="Times New Roman"/>
+                <w:szCs w:val="20"/>
+              </w:rPr>
+            </w:pPr>
+            <w:r>
+              <w:rPr>
+                <w:rFonts w:ascii="Times New Roman" w:hAnsi="Times New Roman" w:cs="Times New Roman"/>
+                <w:szCs w:val="20"/>
+              </w:rPr>
+              <w:t>FR-27</w:t>
+            </w:r>
+          </w:p>
+        </w:tc>
+        <w:tc>
+          <w:tcPr>
+            <w:tcW w:w="5905" w:type="dxa"/>
+            <w:vAlign w:val="center"/>
+          </w:tcPr>
+          <w:p>
+            <w:pPr>
+              <w:spacing w:line="360" w:lineRule="auto"/>
+              <w:jc w:val="both"/>
+              <w:rPr>
+                <w:rFonts w:ascii="Times New Roman" w:hAnsi="Times New Roman" w:cs="Times New Roman"/>
+                <w:szCs w:val="20"/>
+              </w:rPr>
+            </w:pPr>
+            <w:r>
+              <w:rPr>
+                <w:rFonts w:ascii="Times New Roman" w:hAnsi="Times New Roman" w:cs="Times New Roman"/>
+                <w:szCs w:val="20"/>
+              </w:rPr>
+              <w:t>The system shall allow donors to update or remove their donation listings.</w:t>
+            </w:r>
+          </w:p>
+        </w:tc>
+      </w:tr>
+      <w:tr>
+        <w:trPr>
+          <w:trHeight w:val="410"/>
+        </w:trPr>
+        <w:tc>
+          <w:tcPr>
+            <w:tcW w:w="3912" w:type="dxa"/>
+            <w:vAlign w:val="center"/>
+          </w:tcPr>
+          <w:p>
+            <w:pPr>
+              <w:spacing w:line="360" w:lineRule="auto"/>
+              <w:jc w:val="both"/>
+              <w:rPr>
+                <w:rFonts w:ascii="Times New Roman" w:hAnsi="Times New Roman" w:cs="Times New Roman"/>
+                <w:szCs w:val="20"/>
+              </w:rPr>
+            </w:pPr>
+            <w:r>
+              <w:rPr>
+                <w:rFonts w:ascii="Times New Roman" w:hAnsi="Times New Roman" w:cs="Times New Roman"/>
+                <w:szCs w:val="20"/>
+              </w:rPr>
+              <w:t>FR-28</w:t>
+            </w:r>
+          </w:p>
+        </w:tc>
+        <w:tc>
+          <w:tcPr>
+            <w:tcW w:w="5905" w:type="dxa"/>
+            <w:vAlign w:val="center"/>
+          </w:tcPr>
+          <w:p>
+            <w:pPr>
+              <w:spacing w:line="360" w:lineRule="auto"/>
+              <w:jc w:val="both"/>
+              <w:rPr>
+                <w:rFonts w:ascii="Times New Roman" w:hAnsi="Times New Roman" w:cs="Times New Roman"/>
+                <w:szCs w:val="20"/>
+              </w:rPr>
+            </w:pPr>
+            <w:r>
+              <w:rPr>
+                <w:rFonts w:ascii="Times New Roman" w:hAnsi="Times New Roman" w:cs="Times New Roman"/>
+                <w:szCs w:val="20"/>
+              </w:rPr>
+              <w:t>The system shall maintain records of donation activities for future reference.</w:t>
+            </w:r>
+          </w:p>
+        </w:tc>
+      </w:tr>
+      <w:tr>
+        <w:trPr>
+          <w:trHeight w:val="427"/>
+        </w:trPr>
+        <w:tc>
+          <w:tcPr>
+            <w:tcW w:w="3912" w:type="dxa"/>
+            <w:vAlign w:val="center"/>
+          </w:tcPr>
+          <w:p>
+            <w:pPr>
+              <w:spacing w:line="360" w:lineRule="auto"/>
+              <w:jc w:val="both"/>
+              <w:rPr>
+                <w:rFonts w:ascii="Times New Roman" w:hAnsi="Times New Roman" w:cs="Times New Roman"/>
+                <w:szCs w:val="20"/>
+              </w:rPr>
+            </w:pPr>
+            <w:r>
+              <w:rPr>
+                <w:rFonts w:ascii="Times New Roman" w:hAnsi="Times New Roman" w:cs="Times New Roman"/>
+                <w:szCs w:val="20"/>
+              </w:rPr>
+              <w:t>FR-29</w:t>
+            </w:r>
+          </w:p>
+        </w:tc>
+        <w:tc>
+          <w:tcPr>
+            <w:tcW w:w="5905" w:type="dxa"/>
+            <w:vAlign w:val="center"/>
+          </w:tcPr>
+          <w:p>
+            <w:pPr>
+              <w:spacing w:line="360" w:lineRule="auto"/>
+              <w:jc w:val="both"/>
+              <w:rPr>
+                <w:rFonts w:ascii="Times New Roman" w:hAnsi="Times New Roman" w:cs="Times New Roman"/>
+                <w:szCs w:val="20"/>
+              </w:rPr>
+            </w:pPr>
+            <w:r>
+              <w:rPr>
+                <w:rFonts w:ascii="Times New Roman" w:hAnsi="Times New Roman" w:cs="Times New Roman"/>
+                <w:szCs w:val="20"/>
+              </w:rPr>
+              <w:t>The system shall notify users when donation requests are accepted or updated.</w:t>
+            </w:r>
+          </w:p>
+        </w:tc>
+      </w:tr>
+      <w:tr>
+        <w:trPr>
+          <w:trHeight w:val="427"/>
+        </w:trPr>
+        <w:tc>
+          <w:tcPr>
+            <w:tcW w:w="3912" w:type="dxa"/>
+            <w:vAlign w:val="center"/>
+          </w:tcPr>
+          <w:p>
+            <w:pPr>
+              <w:spacing w:line="360" w:lineRule="auto"/>
+              <w:jc w:val="both"/>
+              <w:rPr>
+                <w:rFonts w:ascii="Times New Roman" w:hAnsi="Times New Roman" w:cs="Times New Roman"/>
+                <w:szCs w:val="20"/>
+              </w:rPr>
+            </w:pPr>
+            <w:r>
+              <w:rPr>
+                <w:rFonts w:ascii="Times New Roman" w:hAnsi="Times New Roman" w:cs="Times New Roman"/>
+                <w:szCs w:val="20"/>
+              </w:rPr>
+              <w:t>FR-30</w:t>
+            </w:r>
+          </w:p>
+        </w:tc>
+        <w:tc>
+          <w:tcPr>
+            <w:tcW w:w="5905" w:type="dxa"/>
+            <w:vAlign w:val="center"/>
+          </w:tcPr>
+          <w:p>
+            <w:pPr>
+              <w:spacing w:line="360" w:lineRule="auto"/>
+              <w:jc w:val="both"/>
+              <w:rPr>
+                <w:rFonts w:ascii="Times New Roman" w:hAnsi="Times New Roman" w:cs="Times New Roman"/>
+                <w:szCs w:val="20"/>
+              </w:rPr>
+            </w:pPr>
+            <w:r>
+              <w:rPr>
+                <w:rFonts w:ascii="Times New Roman" w:hAnsi="Times New Roman" w:cs="Times New Roman"/>
+                <w:szCs w:val="20"/>
+              </w:rPr>
+              <w:t>The system shall automatically remove donation listings that have expired or have already been claimed.</w:t>
+            </w:r>
+          </w:p>
+        </w:tc>
+      </w:tr>
+    </w:tbl>
+    <w:p>
+      <w:pPr>
+        <w:spacing w:line="360" w:lineRule="auto"/>
+        <w:jc w:val="both"/>
+        <w:rPr>
+          <w:rFonts w:ascii="Times New Roman" w:hAnsi="Times New Roman" w:cs="Times New Roman"/>
+          <w:szCs w:val="20"/>
+        </w:rPr>
+      </w:pPr>
+      <w:bookmarkStart w:id="9" w:name="_Toc233361550"/>
+      <w:r>
+        <w:rPr>
+          <w:rFonts w:ascii="Times New Roman" w:hAnsi="Times New Roman" w:cs="Times New Roman"/>
+          <w:szCs w:val="20"/>
+        </w:rPr>
+        <w:t>Users are able to make donation offers, look at what food is available, and get detailed information before they request or pick up donated food.With the help of these features users are given a chance to redistribute surplus food in a more effective way, they can also engage in community activities and help reduce food waste by practicing responsible food-sharing manners.</w:t>
+      </w:r>
+    </w:p>
+    <w:p>
+      <w:pPr>
+        <w:pStyle w:val="Heading3"/>
+        <w:spacing w:line="360" w:lineRule="auto"/>
+        <w:jc w:val="center"/>
+        <w:rPr>
+          <w:rFonts w:ascii="Times New Roman" w:hAnsi="Times New Roman" w:cs="Times New Roman"/>
+          <w:b/>
+          <w:bCs/>
+          <w:sz w:val="24"/>
+          <w:szCs w:val="24"/>
+        </w:rPr>
+      </w:pPr>
+      <w:r>
+        <w:rPr>
+          <w:rFonts w:ascii="Times New Roman" w:hAnsi="Times New Roman" w:cs="Times New Roman"/>
+          <w:b/>
+          <w:bCs/>
+          <w:sz w:val="24"/>
+          <w:szCs w:val="24"/>
+        </w:rPr>
+        <w:t>1.2.4 Food Analytics Dashboard</w:t>
+      </w:r>
+      <w:bookmarkEnd w:id="9"/>
+    </w:p>
+    <w:p>
+      <w:pPr>
+        <w:spacing w:line="360" w:lineRule="auto"/>
+        <w:jc w:val="both"/>
+        <w:rPr>
+          <w:rFonts w:ascii="Times New Roman" w:hAnsi="Times New Roman" w:cs="Times New Roman"/>
+          <w:szCs w:val="20"/>
+        </w:rPr>
+      </w:pPr>
+      <w:r>
+        <w:rPr>
+          <w:rFonts w:ascii="Times New Roman" w:hAnsi="Times New Roman" w:cs="Times New Roman"/>
+          <w:szCs w:val="20"/>
+        </w:rPr>
+        <w:t>The Food Analytics Dashboard module offers a great help to users as it gives them deep understanding of their food intake and waste reduction efforts. Displaying information through statistical and visual summaries, the dashboard assists users in keeping track of their food management habits and making wiser choices for enhanced food utilization.</w:t>
+      </w:r>
+    </w:p>
+    <w:p>
+      <w:pPr>
+        <w:spacing w:line="360" w:lineRule="auto"/>
+        <w:jc w:val="both"/>
+        <w:rPr>
+          <w:rFonts w:ascii="Times New Roman" w:hAnsi="Times New Roman" w:cs="Times New Roman"/>
+          <w:szCs w:val="20"/>
+        </w:rPr>
+      </w:pPr>
+      <w:r>
+        <w:rPr>
+          <w:rFonts w:ascii="Times New Roman" w:hAnsi="Times New Roman" w:cs="Times New Roman"/>
+          <w:szCs w:val="20"/>
+        </w:rPr>
+        <w:t>The functional requirements for this module are as follows:</w:t>
+      </w:r>
+    </w:p>
+    <w:tbl>
+      <w:tblPr>
+        <w:tblStyle w:val="TableGrid"/>
+        <w:tblW w:w="9660" w:type="dxa"/>
+        <w:tblLook w:val="04A0" w:firstRow="1" w:lastRow="0" w:firstColumn="1" w:lastColumn="0" w:noHBand="0" w:noVBand="1"/>
+      </w:tblPr>
+      <w:tblGrid>
+        <w:gridCol w:w="3595"/>
+        <w:gridCol w:w="6065"/>
+      </w:tblGrid>
+      <w:tr>
+        <w:trPr>
+          <w:trHeight w:val="670"/>
+        </w:trPr>
+        <w:tc>
+          <w:tcPr>
+            <w:tcW w:w="3595" w:type="dxa"/>
+            <w:vAlign w:val="center"/>
+          </w:tcPr>
+          <w:p>
+            <w:pPr>
+              <w:spacing w:line="360" w:lineRule="auto"/>
+              <w:jc w:val="both"/>
+              <w:rPr>
+                <w:rFonts w:ascii="Times New Roman" w:hAnsi="Times New Roman" w:cs="Times New Roman"/>
+                <w:szCs w:val="20"/>
+              </w:rPr>
+            </w:pPr>
+            <w:r>
+              <w:rPr>
+                <w:rFonts w:ascii="Times New Roman" w:hAnsi="Times New Roman" w:cs="Times New Roman"/>
+                <w:b/>
+                <w:bCs/>
+                <w:szCs w:val="20"/>
+              </w:rPr>
+              <w:t>ID</w:t>
+            </w:r>
+          </w:p>
+        </w:tc>
+        <w:tc>
+          <w:tcPr>
+            <w:tcW w:w="6065" w:type="dxa"/>
+            <w:vAlign w:val="center"/>
+          </w:tcPr>
+          <w:p>
+            <w:pPr>
+              <w:spacing w:line="360" w:lineRule="auto"/>
+              <w:jc w:val="both"/>
+              <w:rPr>
+                <w:rFonts w:ascii="Times New Roman" w:hAnsi="Times New Roman" w:cs="Times New Roman"/>
+                <w:szCs w:val="20"/>
+              </w:rPr>
+            </w:pPr>
+            <w:r>
+              <w:rPr>
+                <w:rFonts w:ascii="Times New Roman" w:hAnsi="Times New Roman" w:cs="Times New Roman"/>
+                <w:b/>
+                <w:bCs/>
+                <w:szCs w:val="20"/>
+              </w:rPr>
+              <w:t>Functional Requirement</w:t>
+            </w:r>
+          </w:p>
+        </w:tc>
+      </w:tr>
+      <w:tr>
+        <w:trPr>
+          <w:trHeight w:val="670"/>
+        </w:trPr>
+        <w:tc>
+          <w:tcPr>
+            <w:tcW w:w="3595" w:type="dxa"/>
+            <w:vAlign w:val="center"/>
+          </w:tcPr>
+          <w:p>
+            <w:pPr>
+              <w:spacing w:line="360" w:lineRule="auto"/>
+              <w:jc w:val="both"/>
+              <w:rPr>
+                <w:rFonts w:ascii="Times New Roman" w:hAnsi="Times New Roman" w:cs="Times New Roman"/>
+                <w:szCs w:val="20"/>
+              </w:rPr>
+            </w:pPr>
+            <w:r>
+              <w:rPr>
+                <w:rFonts w:ascii="Times New Roman" w:hAnsi="Times New Roman" w:cs="Times New Roman"/>
+                <w:szCs w:val="20"/>
+              </w:rPr>
+              <w:t>FR-31</w:t>
+            </w:r>
+          </w:p>
+        </w:tc>
+        <w:tc>
+          <w:tcPr>
+            <w:tcW w:w="6065" w:type="dxa"/>
+            <w:vAlign w:val="center"/>
+          </w:tcPr>
+          <w:p>
+            <w:pPr>
+              <w:spacing w:line="360" w:lineRule="auto"/>
+              <w:jc w:val="both"/>
+              <w:rPr>
+                <w:rFonts w:ascii="Times New Roman" w:hAnsi="Times New Roman" w:cs="Times New Roman"/>
+                <w:szCs w:val="20"/>
+              </w:rPr>
+            </w:pPr>
+            <w:r>
+              <w:rPr>
+                <w:rFonts w:ascii="Times New Roman" w:hAnsi="Times New Roman" w:cs="Times New Roman"/>
+                <w:szCs w:val="20"/>
+              </w:rPr>
+              <w:t>The system shall provide a dashboard that displays an overview of food inventory and user activities.</w:t>
+            </w:r>
+          </w:p>
+        </w:tc>
+      </w:tr>
+      <w:tr>
+        <w:trPr>
+          <w:trHeight w:val="641"/>
+        </w:trPr>
+        <w:tc>
+          <w:tcPr>
+            <w:tcW w:w="3595" w:type="dxa"/>
+            <w:vAlign w:val="center"/>
+          </w:tcPr>
+          <w:p>
+            <w:pPr>
+              <w:spacing w:line="360" w:lineRule="auto"/>
+              <w:jc w:val="both"/>
+              <w:rPr>
+                <w:rFonts w:ascii="Times New Roman" w:hAnsi="Times New Roman" w:cs="Times New Roman"/>
+                <w:szCs w:val="20"/>
+              </w:rPr>
+            </w:pPr>
+            <w:r>
+              <w:rPr>
+                <w:rFonts w:ascii="Times New Roman" w:hAnsi="Times New Roman" w:cs="Times New Roman"/>
+                <w:szCs w:val="20"/>
+              </w:rPr>
+              <w:t>FR-32</w:t>
+            </w:r>
+          </w:p>
+        </w:tc>
+        <w:tc>
+          <w:tcPr>
+            <w:tcW w:w="6065" w:type="dxa"/>
+            <w:vAlign w:val="center"/>
+          </w:tcPr>
+          <w:p>
+            <w:pPr>
+              <w:spacing w:line="360" w:lineRule="auto"/>
+              <w:jc w:val="both"/>
+              <w:rPr>
+                <w:rFonts w:ascii="Times New Roman" w:hAnsi="Times New Roman" w:cs="Times New Roman"/>
+                <w:szCs w:val="20"/>
+              </w:rPr>
+            </w:pPr>
+            <w:r>
+              <w:rPr>
+                <w:rFonts w:ascii="Times New Roman" w:hAnsi="Times New Roman" w:cs="Times New Roman"/>
+                <w:szCs w:val="20"/>
+              </w:rPr>
+              <w:t>The system shall generate statistics on the number of food items consumed, donated, and expired.</w:t>
+            </w:r>
+          </w:p>
+        </w:tc>
+      </w:tr>
+      <w:tr>
+        <w:trPr>
+          <w:trHeight w:val="670"/>
+        </w:trPr>
+        <w:tc>
+          <w:tcPr>
+            <w:tcW w:w="3595" w:type="dxa"/>
+            <w:vAlign w:val="center"/>
+          </w:tcPr>
+          <w:p>
+            <w:pPr>
+              <w:spacing w:line="360" w:lineRule="auto"/>
+              <w:jc w:val="both"/>
+              <w:rPr>
+                <w:rFonts w:ascii="Times New Roman" w:hAnsi="Times New Roman" w:cs="Times New Roman"/>
+                <w:szCs w:val="20"/>
+              </w:rPr>
+            </w:pPr>
+            <w:r>
+              <w:rPr>
+                <w:rFonts w:ascii="Times New Roman" w:hAnsi="Times New Roman" w:cs="Times New Roman"/>
+                <w:szCs w:val="20"/>
+              </w:rPr>
+              <w:t>FR-33</w:t>
+            </w:r>
+          </w:p>
+        </w:tc>
+        <w:tc>
+          <w:tcPr>
+            <w:tcW w:w="6065" w:type="dxa"/>
+            <w:vAlign w:val="center"/>
+          </w:tcPr>
+          <w:p>
+            <w:pPr>
+              <w:spacing w:line="360" w:lineRule="auto"/>
+              <w:jc w:val="both"/>
+              <w:rPr>
+                <w:rFonts w:ascii="Times New Roman" w:hAnsi="Times New Roman" w:cs="Times New Roman"/>
+                <w:szCs w:val="20"/>
+              </w:rPr>
+            </w:pPr>
+            <w:r>
+              <w:rPr>
+                <w:rFonts w:ascii="Times New Roman" w:hAnsi="Times New Roman" w:cs="Times New Roman"/>
+                <w:szCs w:val="20"/>
+              </w:rPr>
+              <w:t>The system shall display charts and graphical reports to visualize food usage trends.</w:t>
+            </w:r>
+          </w:p>
+        </w:tc>
+      </w:tr>
+      <w:tr>
+        <w:trPr>
+          <w:trHeight w:val="670"/>
+        </w:trPr>
+        <w:tc>
+          <w:tcPr>
+            <w:tcW w:w="3595" w:type="dxa"/>
+            <w:vAlign w:val="center"/>
+          </w:tcPr>
+          <w:p>
+            <w:pPr>
+              <w:spacing w:line="360" w:lineRule="auto"/>
+              <w:jc w:val="both"/>
+              <w:rPr>
+                <w:rFonts w:ascii="Times New Roman" w:hAnsi="Times New Roman" w:cs="Times New Roman"/>
+                <w:szCs w:val="20"/>
+              </w:rPr>
+            </w:pPr>
+            <w:r>
+              <w:rPr>
+                <w:rFonts w:ascii="Times New Roman" w:hAnsi="Times New Roman" w:cs="Times New Roman"/>
+                <w:szCs w:val="20"/>
+              </w:rPr>
+              <w:t>FR-34</w:t>
+            </w:r>
+          </w:p>
+        </w:tc>
+        <w:tc>
+          <w:tcPr>
+            <w:tcW w:w="6065" w:type="dxa"/>
+            <w:vAlign w:val="center"/>
+          </w:tcPr>
+          <w:p>
+            <w:pPr>
+              <w:spacing w:line="360" w:lineRule="auto"/>
+              <w:jc w:val="both"/>
+              <w:rPr>
+                <w:rFonts w:ascii="Times New Roman" w:hAnsi="Times New Roman" w:cs="Times New Roman"/>
+                <w:szCs w:val="20"/>
+              </w:rPr>
+            </w:pPr>
+            <w:r>
+              <w:rPr>
+                <w:rFonts w:ascii="Times New Roman" w:hAnsi="Times New Roman" w:cs="Times New Roman"/>
+                <w:szCs w:val="20"/>
+              </w:rPr>
+              <w:t>The system shall provide insights into the amount of food waste reduced through donations and proper inventory management.</w:t>
+            </w:r>
+          </w:p>
+        </w:tc>
+      </w:tr>
+      <w:tr>
+        <w:trPr>
+          <w:trHeight w:val="670"/>
+        </w:trPr>
+        <w:tc>
+          <w:tcPr>
+            <w:tcW w:w="3595" w:type="dxa"/>
+            <w:vAlign w:val="center"/>
+          </w:tcPr>
+          <w:p>
+            <w:pPr>
+              <w:spacing w:line="360" w:lineRule="auto"/>
+              <w:jc w:val="both"/>
+              <w:rPr>
+                <w:rFonts w:ascii="Times New Roman" w:hAnsi="Times New Roman" w:cs="Times New Roman"/>
+                <w:szCs w:val="20"/>
+              </w:rPr>
+            </w:pPr>
+            <w:r>
+              <w:rPr>
+                <w:rFonts w:ascii="Times New Roman" w:hAnsi="Times New Roman" w:cs="Times New Roman"/>
+                <w:szCs w:val="20"/>
+              </w:rPr>
+              <w:t>FR-35</w:t>
+            </w:r>
+          </w:p>
+        </w:tc>
+        <w:tc>
+          <w:tcPr>
+            <w:tcW w:w="6065" w:type="dxa"/>
+            <w:vAlign w:val="center"/>
+          </w:tcPr>
+          <w:p>
+            <w:pPr>
+              <w:spacing w:line="360" w:lineRule="auto"/>
+              <w:jc w:val="both"/>
+              <w:rPr>
+                <w:rFonts w:ascii="Times New Roman" w:hAnsi="Times New Roman" w:cs="Times New Roman"/>
+                <w:szCs w:val="20"/>
+              </w:rPr>
+            </w:pPr>
+            <w:r>
+              <w:rPr>
+                <w:rFonts w:ascii="Times New Roman" w:hAnsi="Times New Roman" w:cs="Times New Roman"/>
+                <w:szCs w:val="20"/>
+              </w:rPr>
+              <w:t>The system shall allow users to view historical records of food consumption and donation activities.</w:t>
+            </w:r>
+          </w:p>
+        </w:tc>
+      </w:tr>
+      <w:tr>
+        <w:trPr>
+          <w:trHeight w:val="670"/>
+        </w:trPr>
+        <w:tc>
+          <w:tcPr>
+            <w:tcW w:w="3595" w:type="dxa"/>
+            <w:vAlign w:val="center"/>
+          </w:tcPr>
+          <w:p>
+            <w:pPr>
+              <w:spacing w:line="360" w:lineRule="auto"/>
+              <w:jc w:val="both"/>
+              <w:rPr>
+                <w:rFonts w:ascii="Times New Roman" w:hAnsi="Times New Roman" w:cs="Times New Roman"/>
+                <w:szCs w:val="20"/>
+              </w:rPr>
+            </w:pPr>
+            <w:r>
+              <w:rPr>
+                <w:rFonts w:ascii="Times New Roman" w:hAnsi="Times New Roman" w:cs="Times New Roman"/>
+                <w:szCs w:val="20"/>
+              </w:rPr>
+              <w:t>FR-36</w:t>
+            </w:r>
+          </w:p>
+        </w:tc>
+        <w:tc>
+          <w:tcPr>
+            <w:tcW w:w="6065" w:type="dxa"/>
+            <w:vAlign w:val="center"/>
+          </w:tcPr>
+          <w:p>
+            <w:pPr>
+              <w:spacing w:line="360" w:lineRule="auto"/>
+              <w:jc w:val="both"/>
+              <w:rPr>
+                <w:rFonts w:ascii="Times New Roman" w:hAnsi="Times New Roman" w:cs="Times New Roman"/>
+                <w:szCs w:val="20"/>
+              </w:rPr>
+            </w:pPr>
+            <w:r>
+              <w:rPr>
+                <w:rFonts w:ascii="Times New Roman" w:hAnsi="Times New Roman" w:cs="Times New Roman"/>
+                <w:szCs w:val="20"/>
+              </w:rPr>
+              <w:t>The system shall display information on frequently wasted food categories to help users improve purchasing habits.</w:t>
+            </w:r>
+          </w:p>
+        </w:tc>
+      </w:tr>
+      <w:tr>
+        <w:trPr>
+          <w:trHeight w:val="670"/>
+        </w:trPr>
+        <w:tc>
+          <w:tcPr>
+            <w:tcW w:w="3595" w:type="dxa"/>
+            <w:vAlign w:val="center"/>
+          </w:tcPr>
+          <w:p>
+            <w:pPr>
+              <w:spacing w:line="360" w:lineRule="auto"/>
+              <w:jc w:val="both"/>
+              <w:rPr>
+                <w:rFonts w:ascii="Times New Roman" w:hAnsi="Times New Roman" w:cs="Times New Roman"/>
+                <w:szCs w:val="20"/>
+              </w:rPr>
+            </w:pPr>
+            <w:r>
+              <w:rPr>
+                <w:rFonts w:ascii="Times New Roman" w:hAnsi="Times New Roman" w:cs="Times New Roman"/>
+                <w:szCs w:val="20"/>
+              </w:rPr>
+              <w:t>FR-37</w:t>
+            </w:r>
+          </w:p>
+        </w:tc>
+        <w:tc>
+          <w:tcPr>
+            <w:tcW w:w="6065" w:type="dxa"/>
+            <w:vAlign w:val="center"/>
+          </w:tcPr>
+          <w:p>
+            <w:pPr>
+              <w:spacing w:line="360" w:lineRule="auto"/>
+              <w:jc w:val="both"/>
+              <w:rPr>
+                <w:rFonts w:ascii="Times New Roman" w:hAnsi="Times New Roman" w:cs="Times New Roman"/>
+                <w:szCs w:val="20"/>
+              </w:rPr>
+            </w:pPr>
+            <w:r>
+              <w:rPr>
+                <w:rFonts w:ascii="Times New Roman" w:hAnsi="Times New Roman" w:cs="Times New Roman"/>
+                <w:szCs w:val="20"/>
+              </w:rPr>
+              <w:t>The system shall provide summaries of weekly and monthly food management activities.</w:t>
+            </w:r>
+          </w:p>
+        </w:tc>
+      </w:tr>
+      <w:tr>
+        <w:trPr>
+          <w:trHeight w:val="641"/>
+        </w:trPr>
+        <w:tc>
+          <w:tcPr>
+            <w:tcW w:w="3595" w:type="dxa"/>
+            <w:vAlign w:val="center"/>
+          </w:tcPr>
+          <w:p>
+            <w:pPr>
+              <w:spacing w:line="360" w:lineRule="auto"/>
+              <w:jc w:val="both"/>
+              <w:rPr>
+                <w:rFonts w:ascii="Times New Roman" w:hAnsi="Times New Roman" w:cs="Times New Roman"/>
+                <w:szCs w:val="20"/>
+              </w:rPr>
+            </w:pPr>
+            <w:r>
+              <w:rPr>
+                <w:rFonts w:ascii="Times New Roman" w:hAnsi="Times New Roman" w:cs="Times New Roman"/>
+                <w:szCs w:val="20"/>
+              </w:rPr>
+              <w:t>FR-38</w:t>
+            </w:r>
+          </w:p>
+        </w:tc>
+        <w:tc>
+          <w:tcPr>
+            <w:tcW w:w="6065" w:type="dxa"/>
+            <w:vAlign w:val="center"/>
+          </w:tcPr>
+          <w:p>
+            <w:pPr>
+              <w:spacing w:line="360" w:lineRule="auto"/>
+              <w:jc w:val="both"/>
+              <w:rPr>
+                <w:rFonts w:ascii="Times New Roman" w:hAnsi="Times New Roman" w:cs="Times New Roman"/>
+                <w:szCs w:val="20"/>
+              </w:rPr>
+            </w:pPr>
+            <w:r>
+              <w:rPr>
+                <w:rFonts w:ascii="Times New Roman" w:hAnsi="Times New Roman" w:cs="Times New Roman"/>
+                <w:szCs w:val="20"/>
+              </w:rPr>
+              <w:t>The system shall allow users to filter analytical reports based on a selected time period.</w:t>
+            </w:r>
+          </w:p>
+        </w:tc>
+      </w:tr>
+      <w:tr>
+        <w:trPr>
+          <w:trHeight w:val="670"/>
+        </w:trPr>
+        <w:tc>
+          <w:tcPr>
+            <w:tcW w:w="3595" w:type="dxa"/>
+            <w:vAlign w:val="center"/>
+          </w:tcPr>
+          <w:p>
+            <w:pPr>
+              <w:spacing w:line="360" w:lineRule="auto"/>
+              <w:jc w:val="both"/>
+              <w:rPr>
+                <w:rFonts w:ascii="Times New Roman" w:hAnsi="Times New Roman" w:cs="Times New Roman"/>
+                <w:szCs w:val="20"/>
+              </w:rPr>
+            </w:pPr>
+            <w:r>
+              <w:rPr>
+                <w:rFonts w:ascii="Times New Roman" w:hAnsi="Times New Roman" w:cs="Times New Roman"/>
+                <w:szCs w:val="20"/>
+              </w:rPr>
+              <w:t>FR-39</w:t>
+            </w:r>
+          </w:p>
+        </w:tc>
+        <w:tc>
+          <w:tcPr>
+            <w:tcW w:w="6065" w:type="dxa"/>
+            <w:vAlign w:val="center"/>
+          </w:tcPr>
+          <w:p>
+            <w:pPr>
+              <w:spacing w:line="360" w:lineRule="auto"/>
+              <w:jc w:val="both"/>
+              <w:rPr>
+                <w:rFonts w:ascii="Times New Roman" w:hAnsi="Times New Roman" w:cs="Times New Roman"/>
+                <w:szCs w:val="20"/>
+              </w:rPr>
+            </w:pPr>
+            <w:r>
+              <w:rPr>
+                <w:rFonts w:ascii="Times New Roman" w:hAnsi="Times New Roman" w:cs="Times New Roman"/>
+                <w:szCs w:val="20"/>
+              </w:rPr>
+              <w:t>The system shall update analytical data automatically whenever inventory or donation activities are performed.</w:t>
+            </w:r>
+          </w:p>
+        </w:tc>
+      </w:tr>
+      <w:tr>
+        <w:trPr>
+          <w:trHeight w:val="670"/>
+        </w:trPr>
+        <w:tc>
+          <w:tcPr>
+            <w:tcW w:w="3595" w:type="dxa"/>
+            <w:vAlign w:val="center"/>
+          </w:tcPr>
+          <w:p>
+            <w:pPr>
+              <w:spacing w:line="360" w:lineRule="auto"/>
+              <w:jc w:val="both"/>
+              <w:rPr>
+                <w:rFonts w:ascii="Times New Roman" w:hAnsi="Times New Roman" w:cs="Times New Roman"/>
+                <w:szCs w:val="20"/>
+              </w:rPr>
+            </w:pPr>
+            <w:r>
+              <w:rPr>
+                <w:rFonts w:ascii="Times New Roman" w:hAnsi="Times New Roman" w:cs="Times New Roman"/>
+                <w:szCs w:val="20"/>
+              </w:rPr>
+              <w:t>FR-40</w:t>
+            </w:r>
+          </w:p>
+        </w:tc>
+        <w:tc>
+          <w:tcPr>
+            <w:tcW w:w="6065" w:type="dxa"/>
+            <w:vAlign w:val="center"/>
+          </w:tcPr>
+          <w:p>
+            <w:pPr>
+              <w:spacing w:line="360" w:lineRule="auto"/>
+              <w:jc w:val="both"/>
+              <w:rPr>
+                <w:rFonts w:ascii="Times New Roman" w:hAnsi="Times New Roman" w:cs="Times New Roman"/>
+                <w:szCs w:val="20"/>
+              </w:rPr>
+            </w:pPr>
+            <w:r>
+              <w:rPr>
+                <w:rFonts w:ascii="Times New Roman" w:hAnsi="Times New Roman" w:cs="Times New Roman"/>
+                <w:szCs w:val="20"/>
+              </w:rPr>
+              <w:t>The system shall provide personalized recommendations to help users optimize food consumption and minimize waste.</w:t>
+            </w:r>
+          </w:p>
+        </w:tc>
+      </w:tr>
+    </w:tbl>
+    <w:p>
+      <w:pPr>
+        <w:spacing w:line="360" w:lineRule="auto"/>
+        <w:jc w:val="both"/>
+        <w:rPr>
+          <w:rFonts w:ascii="Times New Roman" w:hAnsi="Times New Roman" w:cs="Times New Roman"/>
+          <w:szCs w:val="20"/>
+        </w:rPr>
+      </w:pPr>
+      <w:bookmarkStart w:id="10" w:name="_Toc233361551"/>
+      <w:r>
+        <w:rPr>
+          <w:rFonts w:ascii="Times New Roman" w:hAnsi="Times New Roman" w:cs="Times New Roman"/>
+          <w:szCs w:val="20"/>
+        </w:rPr>
+        <w:t>Such a function is in line with the main aim of encouraging sustainable consumption and reducing the throwing away of food in the households.</w:t>
+      </w:r>
+      <w:r>
+        <w:rPr>
+          <w:rFonts w:ascii="Times New Roman" w:hAnsi="Times New Roman" w:cs="Times New Roman"/>
+          <w:szCs w:val="20"/>
+        </w:rPr>
+        <w:t xml:space="preserve"> </w:t>
+      </w:r>
+      <w:r>
+        <w:rPr>
+          <w:rFonts w:ascii="Times New Roman" w:hAnsi="Times New Roman" w:cs="Times New Roman"/>
+          <w:szCs w:val="20"/>
+        </w:rPr>
+        <w:t>As a result, users are able to keep track of their food management performance, detect consumption patterns and make decisions data says, all of which help in reducing household food wastage and fostering sustainable lifestyles.</w:t>
+      </w:r>
+    </w:p>
+    <w:p>
+      <w:pPr>
+        <w:pStyle w:val="Heading3"/>
+        <w:spacing w:line="360" w:lineRule="auto"/>
+        <w:jc w:val="center"/>
+        <w:rPr>
+          <w:rFonts w:ascii="Times New Roman" w:hAnsi="Times New Roman" w:cs="Times New Roman"/>
+          <w:b/>
+          <w:bCs/>
+          <w:sz w:val="24"/>
+          <w:szCs w:val="24"/>
+        </w:rPr>
+      </w:pPr>
+      <w:r>
+        <w:rPr>
+          <w:rFonts w:ascii="Times New Roman" w:hAnsi="Times New Roman" w:cs="Times New Roman"/>
+          <w:b/>
+          <w:bCs/>
+          <w:sz w:val="24"/>
+          <w:szCs w:val="24"/>
+        </w:rPr>
+        <w:t>1.2.5 Notification Management</w:t>
+      </w:r>
+      <w:bookmarkEnd w:id="10"/>
+    </w:p>
+    <w:p>
+      <w:pPr>
+        <w:spacing w:line="360" w:lineRule="auto"/>
+        <w:jc w:val="both"/>
+        <w:rPr>
+          <w:rFonts w:ascii="Times New Roman" w:hAnsi="Times New Roman" w:cs="Times New Roman"/>
+          <w:szCs w:val="20"/>
+        </w:rPr>
+      </w:pPr>
+      <w:r>
+        <w:rPr>
+          <w:rFonts w:ascii="Times New Roman" w:hAnsi="Times New Roman" w:cs="Times New Roman"/>
+          <w:szCs w:val="20"/>
+        </w:rPr>
+        <w:t>The Notification Management module can send reminders and alerts at the right time so that users can efficiently control their food inventory and prevent food wastage due to lack of planning or forgetfulness. In fact, with this feature users will be getting updates on the expiry date of the products on their shelves, the status of their food donations, and their meal plans, among other things. More exactly, through relevant and timely notifications, the system can persuade users to perform the actions that will lead to better food usage and household food management.</w:t>
+      </w:r>
+    </w:p>
+    <w:p>
+      <w:pPr>
+        <w:spacing w:line="360" w:lineRule="auto"/>
+        <w:jc w:val="both"/>
+        <w:rPr>
+          <w:rFonts w:ascii="Times New Roman" w:hAnsi="Times New Roman" w:cs="Times New Roman"/>
+          <w:szCs w:val="20"/>
+        </w:rPr>
+      </w:pPr>
+      <w:r>
+        <w:rPr>
+          <w:rFonts w:ascii="Times New Roman" w:hAnsi="Times New Roman" w:cs="Times New Roman"/>
+          <w:szCs w:val="20"/>
+        </w:rPr>
+        <w:t>The functional requirements for this module are as follows:</w:t>
+      </w:r>
+    </w:p>
+    <w:tbl>
+      <w:tblPr>
+        <w:tblStyle w:val="TableGrid"/>
+        <w:tblW w:w="9340" w:type="dxa"/>
+        <w:tblLook w:val="04A0" w:firstRow="1" w:lastRow="0" w:firstColumn="1" w:lastColumn="0" w:noHBand="0" w:noVBand="1"/>
+      </w:tblPr>
+      <w:tblGrid>
+        <w:gridCol w:w="4670"/>
+        <w:gridCol w:w="4670"/>
+      </w:tblGrid>
+      <w:tr>
+        <w:trPr>
+          <w:trHeight w:val="597"/>
+        </w:trPr>
+        <w:tc>
+          <w:tcPr>
+            <w:tcW w:w="4670" w:type="dxa"/>
+            <w:vAlign w:val="center"/>
+          </w:tcPr>
+          <w:p>
+            <w:pPr>
+              <w:spacing w:line="360" w:lineRule="auto"/>
+              <w:jc w:val="both"/>
+              <w:rPr>
+                <w:rFonts w:ascii="Times New Roman" w:hAnsi="Times New Roman" w:cs="Times New Roman"/>
+                <w:szCs w:val="20"/>
+              </w:rPr>
+            </w:pPr>
+            <w:r>
+              <w:rPr>
+                <w:rFonts w:ascii="Times New Roman" w:hAnsi="Times New Roman" w:cs="Times New Roman"/>
+                <w:b/>
+                <w:bCs/>
+                <w:szCs w:val="20"/>
+              </w:rPr>
+              <w:t>ID</w:t>
+            </w:r>
+          </w:p>
+        </w:tc>
+        <w:tc>
+          <w:tcPr>
+            <w:tcW w:w="4670" w:type="dxa"/>
+            <w:vAlign w:val="center"/>
+          </w:tcPr>
+          <w:p>
+            <w:pPr>
+              <w:spacing w:line="360" w:lineRule="auto"/>
+              <w:jc w:val="both"/>
+              <w:rPr>
+                <w:rFonts w:ascii="Times New Roman" w:hAnsi="Times New Roman" w:cs="Times New Roman"/>
+                <w:szCs w:val="20"/>
+              </w:rPr>
+            </w:pPr>
+            <w:r>
+              <w:rPr>
+                <w:rFonts w:ascii="Times New Roman" w:hAnsi="Times New Roman" w:cs="Times New Roman"/>
+                <w:b/>
+                <w:bCs/>
+                <w:szCs w:val="20"/>
+              </w:rPr>
+              <w:t>Functional Requirement</w:t>
+            </w:r>
+          </w:p>
+        </w:tc>
+      </w:tr>
+      <w:tr>
+        <w:trPr>
+          <w:trHeight w:val="597"/>
+        </w:trPr>
+        <w:tc>
+          <w:tcPr>
+            <w:tcW w:w="4670" w:type="dxa"/>
+            <w:vAlign w:val="center"/>
+          </w:tcPr>
+          <w:p>
+            <w:pPr>
+              <w:spacing w:line="360" w:lineRule="auto"/>
+              <w:jc w:val="both"/>
+              <w:rPr>
+                <w:rFonts w:ascii="Times New Roman" w:hAnsi="Times New Roman" w:cs="Times New Roman"/>
+                <w:szCs w:val="20"/>
+              </w:rPr>
+            </w:pPr>
+            <w:r>
+              <w:rPr>
+                <w:rFonts w:ascii="Times New Roman" w:hAnsi="Times New Roman" w:cs="Times New Roman"/>
+                <w:szCs w:val="20"/>
+              </w:rPr>
+              <w:t>FR-41</w:t>
+            </w:r>
+          </w:p>
+        </w:tc>
+        <w:tc>
+          <w:tcPr>
+            <w:tcW w:w="4670" w:type="dxa"/>
+            <w:vAlign w:val="center"/>
+          </w:tcPr>
+          <w:p>
+            <w:pPr>
+              <w:spacing w:line="360" w:lineRule="auto"/>
+              <w:jc w:val="both"/>
+              <w:rPr>
+                <w:rFonts w:ascii="Times New Roman" w:hAnsi="Times New Roman" w:cs="Times New Roman"/>
+                <w:szCs w:val="20"/>
+              </w:rPr>
+            </w:pPr>
+            <w:r>
+              <w:rPr>
+                <w:rFonts w:ascii="Times New Roman" w:hAnsi="Times New Roman" w:cs="Times New Roman"/>
+                <w:szCs w:val="20"/>
+              </w:rPr>
+              <w:t>The system shall notify users when food items are approaching their expiry dates.</w:t>
+            </w:r>
+          </w:p>
+        </w:tc>
+      </w:tr>
+      <w:tr>
+        <w:trPr>
+          <w:trHeight w:val="569"/>
+        </w:trPr>
+        <w:tc>
+          <w:tcPr>
+            <w:tcW w:w="4670" w:type="dxa"/>
+            <w:vAlign w:val="center"/>
+          </w:tcPr>
+          <w:p>
+            <w:pPr>
+              <w:spacing w:line="360" w:lineRule="auto"/>
+              <w:jc w:val="both"/>
+              <w:rPr>
+                <w:rFonts w:ascii="Times New Roman" w:hAnsi="Times New Roman" w:cs="Times New Roman"/>
+                <w:szCs w:val="20"/>
+              </w:rPr>
+            </w:pPr>
+            <w:r>
+              <w:rPr>
+                <w:rFonts w:ascii="Times New Roman" w:hAnsi="Times New Roman" w:cs="Times New Roman"/>
+                <w:szCs w:val="20"/>
+              </w:rPr>
+              <w:t>FR-42</w:t>
+            </w:r>
+          </w:p>
+        </w:tc>
+        <w:tc>
+          <w:tcPr>
+            <w:tcW w:w="4670" w:type="dxa"/>
+            <w:vAlign w:val="center"/>
+          </w:tcPr>
+          <w:p>
+            <w:pPr>
+              <w:spacing w:line="360" w:lineRule="auto"/>
+              <w:jc w:val="both"/>
+              <w:rPr>
+                <w:rFonts w:ascii="Times New Roman" w:hAnsi="Times New Roman" w:cs="Times New Roman"/>
+                <w:szCs w:val="20"/>
+              </w:rPr>
+            </w:pPr>
+            <w:r>
+              <w:rPr>
+                <w:rFonts w:ascii="Times New Roman" w:hAnsi="Times New Roman" w:cs="Times New Roman"/>
+                <w:szCs w:val="20"/>
+              </w:rPr>
+              <w:t>The system shall send reminders for expired food items to encourage proper disposal or usage.</w:t>
+            </w:r>
+          </w:p>
+        </w:tc>
+      </w:tr>
+      <w:tr>
+        <w:trPr>
+          <w:trHeight w:val="597"/>
+        </w:trPr>
+        <w:tc>
+          <w:tcPr>
+            <w:tcW w:w="4670" w:type="dxa"/>
+            <w:vAlign w:val="center"/>
+          </w:tcPr>
+          <w:p>
+            <w:pPr>
+              <w:spacing w:line="360" w:lineRule="auto"/>
+              <w:jc w:val="both"/>
+              <w:rPr>
+                <w:rFonts w:ascii="Times New Roman" w:hAnsi="Times New Roman" w:cs="Times New Roman"/>
+                <w:szCs w:val="20"/>
+              </w:rPr>
+            </w:pPr>
+            <w:r>
+              <w:rPr>
+                <w:rFonts w:ascii="Times New Roman" w:hAnsi="Times New Roman" w:cs="Times New Roman"/>
+                <w:szCs w:val="20"/>
+              </w:rPr>
+              <w:t>FR-43</w:t>
+            </w:r>
+          </w:p>
+        </w:tc>
+        <w:tc>
+          <w:tcPr>
+            <w:tcW w:w="4670" w:type="dxa"/>
+            <w:vAlign w:val="center"/>
+          </w:tcPr>
+          <w:p>
+            <w:pPr>
+              <w:spacing w:line="360" w:lineRule="auto"/>
+              <w:jc w:val="both"/>
+              <w:rPr>
+                <w:rFonts w:ascii="Times New Roman" w:hAnsi="Times New Roman" w:cs="Times New Roman"/>
+                <w:szCs w:val="20"/>
+              </w:rPr>
+            </w:pPr>
+            <w:r>
+              <w:rPr>
+                <w:rFonts w:ascii="Times New Roman" w:hAnsi="Times New Roman" w:cs="Times New Roman"/>
+                <w:szCs w:val="20"/>
+              </w:rPr>
+              <w:t>The system shall notify users when a donation request has been received, accepted, or completed.</w:t>
+            </w:r>
+          </w:p>
+        </w:tc>
+      </w:tr>
+      <w:tr>
+        <w:trPr>
+          <w:trHeight w:val="597"/>
+        </w:trPr>
+        <w:tc>
+          <w:tcPr>
+            <w:tcW w:w="4670" w:type="dxa"/>
+            <w:vAlign w:val="center"/>
+          </w:tcPr>
+          <w:p>
+            <w:pPr>
+              <w:spacing w:line="360" w:lineRule="auto"/>
+              <w:jc w:val="both"/>
+              <w:rPr>
+                <w:rFonts w:ascii="Times New Roman" w:hAnsi="Times New Roman" w:cs="Times New Roman"/>
+                <w:szCs w:val="20"/>
+              </w:rPr>
+            </w:pPr>
+            <w:r>
+              <w:rPr>
+                <w:rFonts w:ascii="Times New Roman" w:hAnsi="Times New Roman" w:cs="Times New Roman"/>
+                <w:szCs w:val="20"/>
+              </w:rPr>
+              <w:t>FR-44</w:t>
+            </w:r>
+          </w:p>
+        </w:tc>
+        <w:tc>
+          <w:tcPr>
+            <w:tcW w:w="4670" w:type="dxa"/>
+            <w:vAlign w:val="center"/>
+          </w:tcPr>
+          <w:p>
+            <w:pPr>
+              <w:spacing w:line="360" w:lineRule="auto"/>
+              <w:jc w:val="both"/>
+              <w:rPr>
+                <w:rFonts w:ascii="Times New Roman" w:hAnsi="Times New Roman" w:cs="Times New Roman"/>
+                <w:szCs w:val="20"/>
+              </w:rPr>
+            </w:pPr>
+            <w:r>
+              <w:rPr>
+                <w:rFonts w:ascii="Times New Roman" w:hAnsi="Times New Roman" w:cs="Times New Roman"/>
+                <w:szCs w:val="20"/>
+              </w:rPr>
+              <w:t>The system shall provide reminders for scheduled meals and meal planning activities.</w:t>
+            </w:r>
+          </w:p>
+        </w:tc>
+      </w:tr>
+      <w:tr>
+        <w:trPr>
+          <w:trHeight w:val="597"/>
+        </w:trPr>
+        <w:tc>
+          <w:tcPr>
+            <w:tcW w:w="4670" w:type="dxa"/>
+            <w:vAlign w:val="center"/>
+          </w:tcPr>
+          <w:p>
+            <w:pPr>
+              <w:spacing w:line="360" w:lineRule="auto"/>
+              <w:jc w:val="both"/>
+              <w:rPr>
+                <w:rFonts w:ascii="Times New Roman" w:hAnsi="Times New Roman" w:cs="Times New Roman"/>
+                <w:szCs w:val="20"/>
+              </w:rPr>
+            </w:pPr>
+            <w:r>
+              <w:rPr>
+                <w:rFonts w:ascii="Times New Roman" w:hAnsi="Times New Roman" w:cs="Times New Roman"/>
+                <w:szCs w:val="20"/>
+              </w:rPr>
+              <w:t>FR-45</w:t>
+            </w:r>
+          </w:p>
+        </w:tc>
+        <w:tc>
+          <w:tcPr>
+            <w:tcW w:w="4670" w:type="dxa"/>
+            <w:vAlign w:val="center"/>
+          </w:tcPr>
+          <w:p>
+            <w:pPr>
+              <w:spacing w:line="360" w:lineRule="auto"/>
+              <w:jc w:val="both"/>
+              <w:rPr>
+                <w:rFonts w:ascii="Times New Roman" w:hAnsi="Times New Roman" w:cs="Times New Roman"/>
+                <w:szCs w:val="20"/>
+              </w:rPr>
+            </w:pPr>
+            <w:r>
+              <w:rPr>
+                <w:rFonts w:ascii="Times New Roman" w:hAnsi="Times New Roman" w:cs="Times New Roman"/>
+                <w:szCs w:val="20"/>
+              </w:rPr>
+              <w:t>The system shall allow users to view all notifications through a dedicated notification center.</w:t>
+            </w:r>
+          </w:p>
+        </w:tc>
+      </w:tr>
+      <w:tr>
+        <w:trPr>
+          <w:trHeight w:val="597"/>
+        </w:trPr>
+        <w:tc>
+          <w:tcPr>
+            <w:tcW w:w="4670" w:type="dxa"/>
+            <w:vAlign w:val="center"/>
+          </w:tcPr>
+          <w:p>
+            <w:pPr>
+              <w:spacing w:line="360" w:lineRule="auto"/>
+              <w:jc w:val="both"/>
+              <w:rPr>
+                <w:rFonts w:ascii="Times New Roman" w:hAnsi="Times New Roman" w:cs="Times New Roman"/>
+                <w:szCs w:val="20"/>
+              </w:rPr>
+            </w:pPr>
+            <w:r>
+              <w:rPr>
+                <w:rFonts w:ascii="Times New Roman" w:hAnsi="Times New Roman" w:cs="Times New Roman"/>
+                <w:szCs w:val="20"/>
+              </w:rPr>
+              <w:t>FR-46</w:t>
+            </w:r>
+          </w:p>
+        </w:tc>
+        <w:tc>
+          <w:tcPr>
+            <w:tcW w:w="4670" w:type="dxa"/>
+            <w:vAlign w:val="center"/>
+          </w:tcPr>
+          <w:p>
+            <w:pPr>
+              <w:spacing w:line="360" w:lineRule="auto"/>
+              <w:jc w:val="both"/>
+              <w:rPr>
+                <w:rFonts w:ascii="Times New Roman" w:hAnsi="Times New Roman" w:cs="Times New Roman"/>
+                <w:szCs w:val="20"/>
+              </w:rPr>
+            </w:pPr>
+            <w:r>
+              <w:rPr>
+                <w:rFonts w:ascii="Times New Roman" w:hAnsi="Times New Roman" w:cs="Times New Roman"/>
+                <w:szCs w:val="20"/>
+              </w:rPr>
+              <w:t>The system shall allow users to mark notifications as read or unread.</w:t>
+            </w:r>
+          </w:p>
+        </w:tc>
+      </w:tr>
+      <w:tr>
+        <w:trPr>
+          <w:trHeight w:val="597"/>
+        </w:trPr>
+        <w:tc>
+          <w:tcPr>
+            <w:tcW w:w="4670" w:type="dxa"/>
+            <w:vAlign w:val="center"/>
+          </w:tcPr>
+          <w:p>
+            <w:pPr>
+              <w:spacing w:line="360" w:lineRule="auto"/>
+              <w:jc w:val="both"/>
+              <w:rPr>
+                <w:rFonts w:ascii="Times New Roman" w:hAnsi="Times New Roman" w:cs="Times New Roman"/>
+                <w:szCs w:val="20"/>
+              </w:rPr>
+            </w:pPr>
+            <w:r>
+              <w:rPr>
+                <w:rFonts w:ascii="Times New Roman" w:hAnsi="Times New Roman" w:cs="Times New Roman"/>
+                <w:szCs w:val="20"/>
+              </w:rPr>
+              <w:t>FR-47</w:t>
+            </w:r>
+          </w:p>
+        </w:tc>
+        <w:tc>
+          <w:tcPr>
+            <w:tcW w:w="4670" w:type="dxa"/>
+            <w:vAlign w:val="center"/>
+          </w:tcPr>
+          <w:p>
+            <w:pPr>
+              <w:spacing w:line="360" w:lineRule="auto"/>
+              <w:jc w:val="both"/>
+              <w:rPr>
+                <w:rFonts w:ascii="Times New Roman" w:hAnsi="Times New Roman" w:cs="Times New Roman"/>
+                <w:szCs w:val="20"/>
+              </w:rPr>
+            </w:pPr>
+            <w:r>
+              <w:rPr>
+                <w:rFonts w:ascii="Times New Roman" w:hAnsi="Times New Roman" w:cs="Times New Roman"/>
+                <w:szCs w:val="20"/>
+              </w:rPr>
+              <w:t>The system shall allow users to customize notification preferences according to their needs.</w:t>
+            </w:r>
+          </w:p>
+        </w:tc>
+      </w:tr>
+      <w:tr>
+        <w:trPr>
+          <w:trHeight w:val="569"/>
+        </w:trPr>
+        <w:tc>
+          <w:tcPr>
+            <w:tcW w:w="4670" w:type="dxa"/>
+            <w:vAlign w:val="center"/>
+          </w:tcPr>
+          <w:p>
+            <w:pPr>
+              <w:spacing w:line="360" w:lineRule="auto"/>
+              <w:jc w:val="both"/>
+              <w:rPr>
+                <w:rFonts w:ascii="Times New Roman" w:hAnsi="Times New Roman" w:cs="Times New Roman"/>
+                <w:szCs w:val="20"/>
+              </w:rPr>
+            </w:pPr>
+            <w:r>
+              <w:rPr>
+                <w:rFonts w:ascii="Times New Roman" w:hAnsi="Times New Roman" w:cs="Times New Roman"/>
+                <w:szCs w:val="20"/>
+              </w:rPr>
+              <w:t>FR-48</w:t>
+            </w:r>
+          </w:p>
+        </w:tc>
+        <w:tc>
+          <w:tcPr>
+            <w:tcW w:w="4670" w:type="dxa"/>
+            <w:vAlign w:val="center"/>
+          </w:tcPr>
+          <w:p>
+            <w:pPr>
+              <w:spacing w:line="360" w:lineRule="auto"/>
+              <w:jc w:val="both"/>
+              <w:rPr>
+                <w:rFonts w:ascii="Times New Roman" w:hAnsi="Times New Roman" w:cs="Times New Roman"/>
+                <w:szCs w:val="20"/>
+              </w:rPr>
+            </w:pPr>
+            <w:r>
+              <w:rPr>
+                <w:rFonts w:ascii="Times New Roman" w:hAnsi="Times New Roman" w:cs="Times New Roman"/>
+                <w:szCs w:val="20"/>
+              </w:rPr>
+              <w:t>The system shall provide notifications for important account-related activities, such as password changes and profile updates.</w:t>
+            </w:r>
+          </w:p>
+        </w:tc>
+      </w:tr>
+      <w:tr>
+        <w:trPr>
+          <w:trHeight w:val="597"/>
+        </w:trPr>
+        <w:tc>
+          <w:tcPr>
+            <w:tcW w:w="4670" w:type="dxa"/>
+            <w:vAlign w:val="center"/>
+          </w:tcPr>
+          <w:p>
+            <w:pPr>
+              <w:spacing w:line="360" w:lineRule="auto"/>
+              <w:jc w:val="both"/>
+              <w:rPr>
+                <w:rFonts w:ascii="Times New Roman" w:hAnsi="Times New Roman" w:cs="Times New Roman"/>
+                <w:szCs w:val="20"/>
+              </w:rPr>
+            </w:pPr>
+            <w:r>
+              <w:rPr>
+                <w:rFonts w:ascii="Times New Roman" w:hAnsi="Times New Roman" w:cs="Times New Roman"/>
+                <w:szCs w:val="20"/>
+              </w:rPr>
+              <w:t>FR-49</w:t>
+            </w:r>
+          </w:p>
+        </w:tc>
+        <w:tc>
+          <w:tcPr>
+            <w:tcW w:w="4670" w:type="dxa"/>
+            <w:vAlign w:val="center"/>
+          </w:tcPr>
+          <w:p>
+            <w:pPr>
+              <w:spacing w:line="360" w:lineRule="auto"/>
+              <w:jc w:val="both"/>
+              <w:rPr>
+                <w:rFonts w:ascii="Times New Roman" w:hAnsi="Times New Roman" w:cs="Times New Roman"/>
+                <w:szCs w:val="20"/>
+              </w:rPr>
+            </w:pPr>
+            <w:r>
+              <w:rPr>
+                <w:rFonts w:ascii="Times New Roman" w:hAnsi="Times New Roman" w:cs="Times New Roman"/>
+                <w:szCs w:val="20"/>
+              </w:rPr>
+              <w:t>The system shall maintain a history of notifications for future reference.</w:t>
+            </w:r>
+          </w:p>
+        </w:tc>
+      </w:tr>
+      <w:tr>
+        <w:trPr>
+          <w:trHeight w:val="597"/>
+        </w:trPr>
+        <w:tc>
+          <w:tcPr>
+            <w:tcW w:w="4670" w:type="dxa"/>
+            <w:vAlign w:val="center"/>
+          </w:tcPr>
+          <w:p>
+            <w:pPr>
+              <w:spacing w:line="360" w:lineRule="auto"/>
+              <w:jc w:val="both"/>
+              <w:rPr>
+                <w:rFonts w:ascii="Times New Roman" w:hAnsi="Times New Roman" w:cs="Times New Roman"/>
+                <w:szCs w:val="20"/>
+              </w:rPr>
+            </w:pPr>
+            <w:r>
+              <w:rPr>
+                <w:rFonts w:ascii="Times New Roman" w:hAnsi="Times New Roman" w:cs="Times New Roman"/>
+                <w:szCs w:val="20"/>
+              </w:rPr>
+              <w:t>FR-50</w:t>
+            </w:r>
+          </w:p>
+        </w:tc>
+        <w:tc>
+          <w:tcPr>
+            <w:tcW w:w="4670" w:type="dxa"/>
+            <w:vAlign w:val="center"/>
+          </w:tcPr>
+          <w:p>
+            <w:pPr>
+              <w:spacing w:line="360" w:lineRule="auto"/>
+              <w:jc w:val="both"/>
+              <w:rPr>
+                <w:rFonts w:ascii="Times New Roman" w:hAnsi="Times New Roman" w:cs="Times New Roman"/>
+                <w:szCs w:val="20"/>
+              </w:rPr>
+            </w:pPr>
+            <w:r>
+              <w:rPr>
+                <w:rFonts w:ascii="Times New Roman" w:hAnsi="Times New Roman" w:cs="Times New Roman"/>
+                <w:szCs w:val="20"/>
+              </w:rPr>
+              <w:t>The system shall automatically generate notifications based on inventory changes, donation activities, and meal schedules.</w:t>
+            </w:r>
+          </w:p>
+        </w:tc>
+      </w:tr>
+    </w:tbl>
+    <w:p>
+      <w:pPr>
+        <w:spacing w:line="360" w:lineRule="auto"/>
+        <w:jc w:val="both"/>
+        <w:rPr>
+          <w:rFonts w:ascii="Times New Roman" w:hAnsi="Times New Roman" w:cs="Times New Roman"/>
+          <w:szCs w:val="20"/>
+        </w:rPr>
+      </w:pPr>
+      <w:bookmarkStart w:id="11" w:name="_Toc233361552"/>
+      <w:r>
+        <w:rPr>
+          <w:rFonts w:ascii="Times New Roman" w:hAnsi="Times New Roman" w:cs="Times New Roman"/>
+          <w:szCs w:val="20"/>
+        </w:rPr>
+        <w:t>These features equip users with timely and detailed information related to their food stocks as well as donations and meal plans. As a result, the Notification Management module amplifies user participation and assists in reaching the aim of food waste reduction through well-informed and forward-looking decisions.</w:t>
+      </w:r>
+    </w:p>
+    <w:p>
+      <w:pPr>
+        <w:pStyle w:val="Heading3"/>
+        <w:spacing w:line="360" w:lineRule="auto"/>
+        <w:jc w:val="center"/>
+        <w:rPr>
+          <w:rFonts w:ascii="Times New Roman" w:hAnsi="Times New Roman" w:cs="Times New Roman"/>
+          <w:b/>
+          <w:bCs/>
+          <w:sz w:val="24"/>
+          <w:szCs w:val="24"/>
+        </w:rPr>
+      </w:pPr>
+      <w:r>
+        <w:rPr>
+          <w:rFonts w:ascii="Times New Roman" w:hAnsi="Times New Roman" w:cs="Times New Roman"/>
+          <w:b/>
+          <w:bCs/>
+          <w:sz w:val="24"/>
+          <w:szCs w:val="24"/>
+        </w:rPr>
+        <w:t>1.2.6 Weekly Meal Planning</w:t>
+      </w:r>
+      <w:bookmarkEnd w:id="11"/>
+    </w:p>
+    <w:p>
+      <w:pPr>
+        <w:spacing w:line="360" w:lineRule="auto"/>
+        <w:jc w:val="both"/>
+        <w:rPr>
+          <w:rFonts w:ascii="Times New Roman" w:hAnsi="Times New Roman" w:cs="Times New Roman"/>
+          <w:szCs w:val="20"/>
+        </w:rPr>
+      </w:pPr>
+      <w:r>
+        <w:rPr>
+          <w:rFonts w:ascii="Times New Roman" w:hAnsi="Times New Roman" w:cs="Times New Roman"/>
+          <w:szCs w:val="20"/>
+        </w:rPr>
+        <w:t>The Weekly Meal Planning module is a great helper for users to plan and order meals per the food items that are in their cupboards. It helps the users to make their ingredient usage more efficient, prevent them from purchasing things they do not need, and by encouraging consumption, planned it also reduces food wastage.</w:t>
+      </w:r>
+    </w:p>
+    <w:p>
+      <w:pPr>
+        <w:spacing w:line="360" w:lineRule="auto"/>
+        <w:jc w:val="both"/>
+        <w:rPr>
+          <w:rFonts w:ascii="Times New Roman" w:hAnsi="Times New Roman" w:cs="Times New Roman"/>
+          <w:szCs w:val="20"/>
+        </w:rPr>
+      </w:pPr>
+      <w:r>
+        <w:rPr>
+          <w:rFonts w:ascii="Times New Roman" w:hAnsi="Times New Roman" w:cs="Times New Roman"/>
+          <w:szCs w:val="20"/>
+        </w:rPr>
+        <w:t>The functional requirements for this module are as follows:</w:t>
+      </w:r>
+    </w:p>
+    <w:tbl>
+      <w:tblPr>
+        <w:tblStyle w:val="TableGrid"/>
+        <w:tblW w:w="9758" w:type="dxa"/>
+        <w:tblLook w:val="04A0" w:firstRow="1" w:lastRow="0" w:firstColumn="1" w:lastColumn="0" w:noHBand="0" w:noVBand="1"/>
+      </w:tblPr>
+      <w:tblGrid>
+        <w:gridCol w:w="3595"/>
+        <w:gridCol w:w="6163"/>
+      </w:tblGrid>
+      <w:tr>
+        <w:trPr>
+          <w:trHeight w:val="568"/>
+        </w:trPr>
+        <w:tc>
+          <w:tcPr>
+            <w:tcW w:w="3595" w:type="dxa"/>
+            <w:vAlign w:val="center"/>
+          </w:tcPr>
+          <w:p>
+            <w:pPr>
+              <w:spacing w:line="360" w:lineRule="auto"/>
+              <w:jc w:val="both"/>
+              <w:rPr>
+                <w:rFonts w:ascii="Times New Roman" w:hAnsi="Times New Roman" w:cs="Times New Roman"/>
+                <w:szCs w:val="20"/>
+              </w:rPr>
+            </w:pPr>
+            <w:r>
+              <w:rPr>
+                <w:rFonts w:ascii="Times New Roman" w:hAnsi="Times New Roman" w:cs="Times New Roman"/>
+                <w:b/>
+                <w:bCs/>
+                <w:szCs w:val="20"/>
+              </w:rPr>
+              <w:t>ID</w:t>
+            </w:r>
+          </w:p>
+        </w:tc>
+        <w:tc>
+          <w:tcPr>
+            <w:tcW w:w="6163" w:type="dxa"/>
+            <w:vAlign w:val="center"/>
+          </w:tcPr>
+          <w:p>
+            <w:pPr>
+              <w:spacing w:line="360" w:lineRule="auto"/>
+              <w:jc w:val="both"/>
+              <w:rPr>
+                <w:rFonts w:ascii="Times New Roman" w:hAnsi="Times New Roman" w:cs="Times New Roman"/>
+                <w:szCs w:val="20"/>
+              </w:rPr>
+            </w:pPr>
+            <w:r>
+              <w:rPr>
+                <w:rFonts w:ascii="Times New Roman" w:hAnsi="Times New Roman" w:cs="Times New Roman"/>
+                <w:b/>
+                <w:bCs/>
+                <w:szCs w:val="20"/>
+              </w:rPr>
+              <w:t>Functional Requirement</w:t>
+            </w:r>
+          </w:p>
+        </w:tc>
+      </w:tr>
+      <w:tr>
+        <w:trPr>
+          <w:trHeight w:val="568"/>
+        </w:trPr>
+        <w:tc>
+          <w:tcPr>
+            <w:tcW w:w="3595" w:type="dxa"/>
+            <w:vAlign w:val="center"/>
+          </w:tcPr>
+          <w:p>
+            <w:pPr>
+              <w:spacing w:line="360" w:lineRule="auto"/>
+              <w:jc w:val="both"/>
+              <w:rPr>
+                <w:rFonts w:ascii="Times New Roman" w:hAnsi="Times New Roman" w:cs="Times New Roman"/>
+                <w:szCs w:val="20"/>
+              </w:rPr>
+            </w:pPr>
+            <w:r>
+              <w:rPr>
+                <w:rFonts w:ascii="Times New Roman" w:hAnsi="Times New Roman" w:cs="Times New Roman"/>
+                <w:szCs w:val="20"/>
+              </w:rPr>
+              <w:t>FR-51</w:t>
+            </w:r>
+          </w:p>
+        </w:tc>
+        <w:tc>
+          <w:tcPr>
+            <w:tcW w:w="6163" w:type="dxa"/>
+            <w:vAlign w:val="center"/>
+          </w:tcPr>
+          <w:p>
+            <w:pPr>
+              <w:spacing w:line="360" w:lineRule="auto"/>
+              <w:jc w:val="both"/>
+              <w:rPr>
+                <w:rFonts w:ascii="Times New Roman" w:hAnsi="Times New Roman" w:cs="Times New Roman"/>
+                <w:szCs w:val="20"/>
+              </w:rPr>
+            </w:pPr>
+            <w:r>
+              <w:rPr>
+                <w:rFonts w:ascii="Times New Roman" w:hAnsi="Times New Roman" w:cs="Times New Roman"/>
+                <w:szCs w:val="20"/>
+              </w:rPr>
+              <w:t>The system shall allow users to create weekly meal plans.</w:t>
+            </w:r>
+          </w:p>
+        </w:tc>
+      </w:tr>
+      <w:tr>
+        <w:trPr>
+          <w:trHeight w:val="544"/>
+        </w:trPr>
+        <w:tc>
+          <w:tcPr>
+            <w:tcW w:w="3595" w:type="dxa"/>
+            <w:vAlign w:val="center"/>
+          </w:tcPr>
+          <w:p>
+            <w:pPr>
+              <w:spacing w:line="360" w:lineRule="auto"/>
+              <w:jc w:val="both"/>
+              <w:rPr>
+                <w:rFonts w:ascii="Times New Roman" w:hAnsi="Times New Roman" w:cs="Times New Roman"/>
+                <w:szCs w:val="20"/>
+              </w:rPr>
+            </w:pPr>
+            <w:r>
+              <w:rPr>
+                <w:rFonts w:ascii="Times New Roman" w:hAnsi="Times New Roman" w:cs="Times New Roman"/>
+                <w:szCs w:val="20"/>
+              </w:rPr>
+              <w:t>FR-52</w:t>
+            </w:r>
+          </w:p>
+        </w:tc>
+        <w:tc>
+          <w:tcPr>
+            <w:tcW w:w="6163" w:type="dxa"/>
+            <w:vAlign w:val="center"/>
+          </w:tcPr>
+          <w:p>
+            <w:pPr>
+              <w:spacing w:line="360" w:lineRule="auto"/>
+              <w:jc w:val="both"/>
+              <w:rPr>
+                <w:rFonts w:ascii="Times New Roman" w:hAnsi="Times New Roman" w:cs="Times New Roman"/>
+                <w:szCs w:val="20"/>
+              </w:rPr>
+            </w:pPr>
+            <w:r>
+              <w:rPr>
+                <w:rFonts w:ascii="Times New Roman" w:hAnsi="Times New Roman" w:cs="Times New Roman"/>
+                <w:szCs w:val="20"/>
+              </w:rPr>
+              <w:t>The system shall enable users to assign meals for specific days and mealtimes, such as breakfast, lunch, and dinner.</w:t>
+            </w:r>
+          </w:p>
+        </w:tc>
+      </w:tr>
+      <w:tr>
+        <w:trPr>
+          <w:trHeight w:val="568"/>
+        </w:trPr>
+        <w:tc>
+          <w:tcPr>
+            <w:tcW w:w="3595" w:type="dxa"/>
+            <w:vAlign w:val="center"/>
+          </w:tcPr>
+          <w:p>
+            <w:pPr>
+              <w:spacing w:line="360" w:lineRule="auto"/>
+              <w:jc w:val="both"/>
+              <w:rPr>
+                <w:rFonts w:ascii="Times New Roman" w:hAnsi="Times New Roman" w:cs="Times New Roman"/>
+                <w:szCs w:val="20"/>
+              </w:rPr>
+            </w:pPr>
+            <w:r>
+              <w:rPr>
+                <w:rFonts w:ascii="Times New Roman" w:hAnsi="Times New Roman" w:cs="Times New Roman"/>
+                <w:szCs w:val="20"/>
+              </w:rPr>
+              <w:t>FR-53</w:t>
+            </w:r>
+          </w:p>
+        </w:tc>
+        <w:tc>
+          <w:tcPr>
+            <w:tcW w:w="6163" w:type="dxa"/>
+            <w:vAlign w:val="center"/>
+          </w:tcPr>
+          <w:p>
+            <w:pPr>
+              <w:spacing w:line="360" w:lineRule="auto"/>
+              <w:jc w:val="both"/>
+              <w:rPr>
+                <w:rFonts w:ascii="Times New Roman" w:hAnsi="Times New Roman" w:cs="Times New Roman"/>
+                <w:szCs w:val="20"/>
+              </w:rPr>
+            </w:pPr>
+            <w:r>
+              <w:rPr>
+                <w:rFonts w:ascii="Times New Roman" w:hAnsi="Times New Roman" w:cs="Times New Roman"/>
+                <w:szCs w:val="20"/>
+              </w:rPr>
+              <w:t>The system shall recommend meals based on the food items currently available in the inventory.</w:t>
+            </w:r>
+          </w:p>
+        </w:tc>
+      </w:tr>
+      <w:tr>
+        <w:trPr>
+          <w:trHeight w:val="568"/>
+        </w:trPr>
+        <w:tc>
+          <w:tcPr>
+            <w:tcW w:w="3595" w:type="dxa"/>
+            <w:vAlign w:val="center"/>
+          </w:tcPr>
+          <w:p>
+            <w:pPr>
+              <w:spacing w:line="360" w:lineRule="auto"/>
+              <w:jc w:val="both"/>
+              <w:rPr>
+                <w:rFonts w:ascii="Times New Roman" w:hAnsi="Times New Roman" w:cs="Times New Roman"/>
+                <w:szCs w:val="20"/>
+              </w:rPr>
+            </w:pPr>
+            <w:r>
+              <w:rPr>
+                <w:rFonts w:ascii="Times New Roman" w:hAnsi="Times New Roman" w:cs="Times New Roman"/>
+                <w:szCs w:val="20"/>
+              </w:rPr>
+              <w:t>FR-54</w:t>
+            </w:r>
+          </w:p>
+        </w:tc>
+        <w:tc>
+          <w:tcPr>
+            <w:tcW w:w="6163" w:type="dxa"/>
+            <w:vAlign w:val="center"/>
+          </w:tcPr>
+          <w:p>
+            <w:pPr>
+              <w:spacing w:line="360" w:lineRule="auto"/>
+              <w:jc w:val="both"/>
+              <w:rPr>
+                <w:rFonts w:ascii="Times New Roman" w:hAnsi="Times New Roman" w:cs="Times New Roman"/>
+                <w:szCs w:val="20"/>
+              </w:rPr>
+            </w:pPr>
+            <w:r>
+              <w:rPr>
+                <w:rFonts w:ascii="Times New Roman" w:hAnsi="Times New Roman" w:cs="Times New Roman"/>
+                <w:szCs w:val="20"/>
+              </w:rPr>
+              <w:t>The system shall display ingredients required for each planned meal.</w:t>
+            </w:r>
+          </w:p>
+        </w:tc>
+      </w:tr>
+      <w:tr>
+        <w:trPr>
+          <w:trHeight w:val="568"/>
+        </w:trPr>
+        <w:tc>
+          <w:tcPr>
+            <w:tcW w:w="3595" w:type="dxa"/>
+            <w:vAlign w:val="center"/>
+          </w:tcPr>
+          <w:p>
+            <w:pPr>
+              <w:spacing w:line="360" w:lineRule="auto"/>
+              <w:jc w:val="both"/>
+              <w:rPr>
+                <w:rFonts w:ascii="Times New Roman" w:hAnsi="Times New Roman" w:cs="Times New Roman"/>
+                <w:szCs w:val="20"/>
+              </w:rPr>
+            </w:pPr>
+            <w:r>
+              <w:rPr>
+                <w:rFonts w:ascii="Times New Roman" w:hAnsi="Times New Roman" w:cs="Times New Roman"/>
+                <w:szCs w:val="20"/>
+              </w:rPr>
+              <w:t>FR-55</w:t>
+            </w:r>
+          </w:p>
+        </w:tc>
+        <w:tc>
+          <w:tcPr>
+            <w:tcW w:w="6163" w:type="dxa"/>
+            <w:vAlign w:val="center"/>
+          </w:tcPr>
+          <w:p>
+            <w:pPr>
+              <w:spacing w:line="360" w:lineRule="auto"/>
+              <w:jc w:val="both"/>
+              <w:rPr>
+                <w:rFonts w:ascii="Times New Roman" w:hAnsi="Times New Roman" w:cs="Times New Roman"/>
+                <w:szCs w:val="20"/>
+              </w:rPr>
+            </w:pPr>
+            <w:r>
+              <w:rPr>
+                <w:rFonts w:ascii="Times New Roman" w:hAnsi="Times New Roman" w:cs="Times New Roman"/>
+                <w:szCs w:val="20"/>
+              </w:rPr>
+              <w:t>The system shall allow users to modify or delete existing meal plans.</w:t>
+            </w:r>
+          </w:p>
+        </w:tc>
+      </w:tr>
+      <w:tr>
+        <w:trPr>
+          <w:trHeight w:val="568"/>
+        </w:trPr>
+        <w:tc>
+          <w:tcPr>
+            <w:tcW w:w="3595" w:type="dxa"/>
+            <w:vAlign w:val="center"/>
+          </w:tcPr>
+          <w:p>
+            <w:pPr>
+              <w:spacing w:line="360" w:lineRule="auto"/>
+              <w:jc w:val="both"/>
+              <w:rPr>
+                <w:rFonts w:ascii="Times New Roman" w:hAnsi="Times New Roman" w:cs="Times New Roman"/>
+                <w:szCs w:val="20"/>
+              </w:rPr>
+            </w:pPr>
+            <w:r>
+              <w:rPr>
+                <w:rFonts w:ascii="Times New Roman" w:hAnsi="Times New Roman" w:cs="Times New Roman"/>
+                <w:szCs w:val="20"/>
+              </w:rPr>
+              <w:t>FR-56</w:t>
+            </w:r>
+          </w:p>
+        </w:tc>
+        <w:tc>
+          <w:tcPr>
+            <w:tcW w:w="6163" w:type="dxa"/>
+            <w:vAlign w:val="center"/>
+          </w:tcPr>
+          <w:p>
+            <w:pPr>
+              <w:spacing w:line="360" w:lineRule="auto"/>
+              <w:jc w:val="both"/>
+              <w:rPr>
+                <w:rFonts w:ascii="Times New Roman" w:hAnsi="Times New Roman" w:cs="Times New Roman"/>
+                <w:szCs w:val="20"/>
+              </w:rPr>
+            </w:pPr>
+            <w:r>
+              <w:rPr>
+                <w:rFonts w:ascii="Times New Roman" w:hAnsi="Times New Roman" w:cs="Times New Roman"/>
+                <w:szCs w:val="20"/>
+              </w:rPr>
+              <w:t>The system shall notify users about upcoming scheduled meals.</w:t>
+            </w:r>
+          </w:p>
+        </w:tc>
+      </w:tr>
+      <w:tr>
+        <w:trPr>
+          <w:trHeight w:val="568"/>
+        </w:trPr>
+        <w:tc>
+          <w:tcPr>
+            <w:tcW w:w="3595" w:type="dxa"/>
+            <w:vAlign w:val="center"/>
+          </w:tcPr>
+          <w:p>
+            <w:pPr>
+              <w:spacing w:line="360" w:lineRule="auto"/>
+              <w:jc w:val="both"/>
+              <w:rPr>
+                <w:rFonts w:ascii="Times New Roman" w:hAnsi="Times New Roman" w:cs="Times New Roman"/>
+                <w:szCs w:val="20"/>
+              </w:rPr>
+            </w:pPr>
+            <w:r>
+              <w:rPr>
+                <w:rFonts w:ascii="Times New Roman" w:hAnsi="Times New Roman" w:cs="Times New Roman"/>
+                <w:szCs w:val="20"/>
+              </w:rPr>
+              <w:t>FR-57</w:t>
+            </w:r>
+          </w:p>
+        </w:tc>
+        <w:tc>
+          <w:tcPr>
+            <w:tcW w:w="6163" w:type="dxa"/>
+            <w:vAlign w:val="center"/>
+          </w:tcPr>
+          <w:p>
+            <w:pPr>
+              <w:spacing w:line="360" w:lineRule="auto"/>
+              <w:jc w:val="both"/>
+              <w:rPr>
+                <w:rFonts w:ascii="Times New Roman" w:hAnsi="Times New Roman" w:cs="Times New Roman"/>
+                <w:szCs w:val="20"/>
+              </w:rPr>
+            </w:pPr>
+            <w:r>
+              <w:rPr>
+                <w:rFonts w:ascii="Times New Roman" w:hAnsi="Times New Roman" w:cs="Times New Roman"/>
+                <w:szCs w:val="20"/>
+              </w:rPr>
+              <w:t>The system shall update inventory records after food items are used in meal preparation.</w:t>
+            </w:r>
+          </w:p>
+        </w:tc>
+      </w:tr>
+      <w:tr>
+        <w:trPr>
+          <w:trHeight w:val="544"/>
+        </w:trPr>
+        <w:tc>
+          <w:tcPr>
+            <w:tcW w:w="3595" w:type="dxa"/>
+            <w:vAlign w:val="center"/>
+          </w:tcPr>
+          <w:p>
+            <w:pPr>
+              <w:spacing w:line="360" w:lineRule="auto"/>
+              <w:jc w:val="both"/>
+              <w:rPr>
+                <w:rFonts w:ascii="Times New Roman" w:hAnsi="Times New Roman" w:cs="Times New Roman"/>
+                <w:szCs w:val="20"/>
+              </w:rPr>
+            </w:pPr>
+            <w:r>
+              <w:rPr>
+                <w:rFonts w:ascii="Times New Roman" w:hAnsi="Times New Roman" w:cs="Times New Roman"/>
+                <w:szCs w:val="20"/>
+              </w:rPr>
+              <w:t>FR-58</w:t>
+            </w:r>
+          </w:p>
+        </w:tc>
+        <w:tc>
+          <w:tcPr>
+            <w:tcW w:w="6163" w:type="dxa"/>
+            <w:vAlign w:val="center"/>
+          </w:tcPr>
+          <w:p>
+            <w:pPr>
+              <w:spacing w:line="360" w:lineRule="auto"/>
+              <w:jc w:val="both"/>
+              <w:rPr>
+                <w:rFonts w:ascii="Times New Roman" w:hAnsi="Times New Roman" w:cs="Times New Roman"/>
+                <w:szCs w:val="20"/>
+              </w:rPr>
+            </w:pPr>
+            <w:r>
+              <w:rPr>
+                <w:rFonts w:ascii="Times New Roman" w:hAnsi="Times New Roman" w:cs="Times New Roman"/>
+                <w:szCs w:val="20"/>
+              </w:rPr>
+              <w:t>The system shall allow users to view current and previous meal plans.</w:t>
+            </w:r>
+          </w:p>
+        </w:tc>
+      </w:tr>
+      <w:tr>
+        <w:trPr>
+          <w:trHeight w:val="568"/>
+        </w:trPr>
+        <w:tc>
+          <w:tcPr>
+            <w:tcW w:w="3595" w:type="dxa"/>
+            <w:vAlign w:val="center"/>
+          </w:tcPr>
+          <w:p>
+            <w:pPr>
+              <w:spacing w:line="360" w:lineRule="auto"/>
+              <w:jc w:val="both"/>
+              <w:rPr>
+                <w:rFonts w:ascii="Times New Roman" w:hAnsi="Times New Roman" w:cs="Times New Roman"/>
+                <w:szCs w:val="20"/>
+              </w:rPr>
+            </w:pPr>
+            <w:r>
+              <w:rPr>
+                <w:rFonts w:ascii="Times New Roman" w:hAnsi="Times New Roman" w:cs="Times New Roman"/>
+                <w:szCs w:val="20"/>
+              </w:rPr>
+              <w:t>FR-59</w:t>
+            </w:r>
+          </w:p>
+        </w:tc>
+        <w:tc>
+          <w:tcPr>
+            <w:tcW w:w="6163" w:type="dxa"/>
+            <w:vAlign w:val="center"/>
+          </w:tcPr>
+          <w:p>
+            <w:pPr>
+              <w:spacing w:line="360" w:lineRule="auto"/>
+              <w:jc w:val="both"/>
+              <w:rPr>
+                <w:rFonts w:ascii="Times New Roman" w:hAnsi="Times New Roman" w:cs="Times New Roman"/>
+                <w:szCs w:val="20"/>
+              </w:rPr>
+            </w:pPr>
+            <w:r>
+              <w:rPr>
+                <w:rFonts w:ascii="Times New Roman" w:hAnsi="Times New Roman" w:cs="Times New Roman"/>
+                <w:szCs w:val="20"/>
+              </w:rPr>
+              <w:t>The system shall maintain meal planning records in the database for future reference.</w:t>
+            </w:r>
+          </w:p>
+        </w:tc>
+      </w:tr>
+      <w:tr>
+        <w:trPr>
+          <w:trHeight w:val="568"/>
+        </w:trPr>
+        <w:tc>
+          <w:tcPr>
+            <w:tcW w:w="3595" w:type="dxa"/>
+            <w:vAlign w:val="center"/>
+          </w:tcPr>
+          <w:p>
+            <w:pPr>
+              <w:spacing w:line="360" w:lineRule="auto"/>
+              <w:jc w:val="both"/>
+              <w:rPr>
+                <w:rFonts w:ascii="Times New Roman" w:hAnsi="Times New Roman" w:cs="Times New Roman"/>
+                <w:szCs w:val="20"/>
+              </w:rPr>
+            </w:pPr>
+            <w:r>
+              <w:rPr>
+                <w:rFonts w:ascii="Times New Roman" w:hAnsi="Times New Roman" w:cs="Times New Roman"/>
+                <w:szCs w:val="20"/>
+              </w:rPr>
+              <w:t>FR-60</w:t>
+            </w:r>
+          </w:p>
+        </w:tc>
+        <w:tc>
+          <w:tcPr>
+            <w:tcW w:w="6163" w:type="dxa"/>
+            <w:vAlign w:val="center"/>
+          </w:tcPr>
+          <w:p>
+            <w:pPr>
+              <w:spacing w:line="360" w:lineRule="auto"/>
+              <w:jc w:val="both"/>
+              <w:rPr>
+                <w:rFonts w:ascii="Times New Roman" w:hAnsi="Times New Roman" w:cs="Times New Roman"/>
+                <w:szCs w:val="20"/>
+              </w:rPr>
+            </w:pPr>
+            <w:r>
+              <w:rPr>
+                <w:rFonts w:ascii="Times New Roman" w:hAnsi="Times New Roman" w:cs="Times New Roman"/>
+                <w:szCs w:val="20"/>
+              </w:rPr>
+              <w:t>The system shall provide suggestions to help users utilize food items that are approaching their expiry dates.</w:t>
+            </w:r>
+          </w:p>
+          <w:p>
+            <w:pPr>
+              <w:spacing w:line="360" w:lineRule="auto"/>
+              <w:jc w:val="both"/>
+              <w:rPr>
+                <w:rFonts w:ascii="Times New Roman" w:hAnsi="Times New Roman" w:cs="Times New Roman"/>
+                <w:szCs w:val="20"/>
+              </w:rPr>
+            </w:pPr>
+          </w:p>
+        </w:tc>
+      </w:tr>
+    </w:tbl>
+    <w:p>
+      <w:pPr>
+        <w:spacing w:line="360" w:lineRule="auto"/>
+        <w:jc w:val="both"/>
+        <w:rPr>
+          <w:rFonts w:ascii="Times New Roman" w:hAnsi="Times New Roman" w:cs="Times New Roman"/>
+          <w:szCs w:val="24"/>
+        </w:rPr>
+      </w:pPr>
+      <w:r>
+        <w:rPr>
+          <w:rFonts w:ascii="Times New Roman" w:hAnsi="Times New Roman" w:cs="Times New Roman"/>
+          <w:szCs w:val="20"/>
+        </w:rPr>
+        <w:t>The module guides users in not only how to eat healthily but also how to get the most out of their food stocks.</w:t>
+      </w:r>
+      <w:r>
+        <w:rPr>
+          <w:rFonts w:ascii="Times New Roman" w:hAnsi="Times New Roman" w:cs="Times New Roman"/>
+          <w:szCs w:val="20"/>
+        </w:rPr>
+        <w:t xml:space="preserve"> W</w:t>
+      </w:r>
+      <w:r>
+        <w:rPr>
+          <w:rFonts w:ascii="Times New Roman" w:hAnsi="Times New Roman" w:cs="Times New Roman"/>
+          <w:szCs w:val="20"/>
+        </w:rPr>
+        <w:t>ith these features, users are empowered to plan their meals more accurately, get the most out of their ingredients, and reduce food wastage at the same time. By coupling meal planning with both inventory management and notification functionalities, the Weekly Meal Planning module is a big help for users to eat healthily, and it is an overall contribution towards sustainable food consumption practices.</w:t>
+      </w:r>
     </w:p>
     <w:sectPr>
       <w:pgSz w:w="11906" w:h="16838" w:code="9"/>
@@ -8031,6 +11635,119 @@
 <file path=word/numbering.xml><?xml version="1.0" encoding="utf-8"?>
 <w:numbering xmlns:wpc="http://schemas.microsoft.com/office/word/2010/wordprocessingCanvas" xmlns:cx="http://schemas.microsoft.com/office/drawing/2014/chartex" xmlns:cx1="http://schemas.microsoft.com/office/drawing/2015/9/8/chartex" xmlns:cx2="http://schemas.microsoft.com/office/drawing/2015/10/21/chartex" xmlns:cx3="http://schemas.microsoft.com/office/drawing/2016/5/9/chartex" xmlns:cx4="http://schemas.microsoft.com/office/drawing/2016/5/10/chartex" xmlns:cx5="http://schemas.microsoft.com/office/drawing/2016/5/11/chartex" xmlns:cx6="http://schemas.microsoft.com/office/drawing/2016/5/12/chartex" xmlns:cx7="http://schemas.microsoft.com/office/drawing/2016/5/13/chartex" xmlns:cx8="http://schemas.microsoft.com/office/drawing/2016/5/14/chartex" xmlns:mc="http://schemas.openxmlformats.org/markup-compatibility/2006" xmlns:aink="http://schemas.microsoft.com/office/drawing/2016/ink" xmlns:am3d="http://schemas.microsoft.com/office/drawing/2017/model3d" xmlns:o="urn:schemas-microsoft-com:office:office" xmlns:oel="http://schemas.microsoft.com/office/2019/extlst" xmlns:r="http://schemas.openxmlformats.org/officeDocument/2006/relationships" xmlns:m="http://schemas.openxmlformats.org/officeDocument/2006/math" xmlns:v="urn:schemas-microsoft-com:vml" xmlns:wp14="http://schemas.microsoft.com/office/word/2010/wordprocessingDrawing" xmlns:wp="http://schemas.openxmlformats.org/drawingml/2006/wordprocessingDrawing" xmlns:w10="urn:schemas-microsoft-com:office:word" xmlns:w="http://schemas.openxmlformats.org/wordprocessingml/2006/main" xmlns:w14="http://schemas.microsoft.com/office/word/2010/wordml" xmlns:w15="http://schemas.microsoft.com/office/word/2012/wordml" xmlns:w16cex="http://schemas.microsoft.com/office/word/2018/wordml/cex" xmlns:w16cid="http://schemas.microsoft.com/office/word/2016/wordml/cid" xmlns:w16="http://schemas.microsoft.com/office/word/2018/wordml" xmlns:w16du="http://schemas.microsoft.com/office/word/2023/wordml/word16du" xmlns:w16sdtdh="http://schemas.microsoft.com/office/word/2020/wordml/sdtdatahash" xmlns:w16sdtfl="http://schemas.microsoft.com/office/word/2024/wordml/sdtformatlock" xmlns:w16se="http://schemas.microsoft.com/office/word/2015/wordml/symex" xmlns:wpg="http://schemas.microsoft.com/office/word/2010/wordprocessingGroup" xmlns:wpi="http://schemas.microsoft.com/office/word/2010/wordprocessingInk" xmlns:wne="http://schemas.microsoft.com/office/word/2006/wordml" xmlns:wps="http://schemas.microsoft.com/office/word/2010/wordprocessingShape" mc:Ignorable="w14 w15 w16se w16cid w16 w16cex w16sdtdh w16sdtfl w16du wp14">
   <w:abstractNum w:abstractNumId="0" w15:restartNumberingAfterBreak="0">
+    <w:nsid w:val="31BC2EC9"/>
+    <w:multiLevelType w:val="multilevel"/>
+    <w:tmpl w:val="46BADB6A"/>
+    <w:lvl w:ilvl="0">
+      <w:start w:val="1"/>
+      <w:numFmt w:val="decimal"/>
+      <w:lvlText w:val="%1."/>
+      <w:lvlJc w:val="left"/>
+      <w:pPr>
+        <w:ind w:left="432" w:hanging="432"/>
+      </w:pPr>
+      <w:rPr>
+        <w:rFonts w:hint="default"/>
+      </w:rPr>
+    </w:lvl>
+    <w:lvl w:ilvl="1">
+      <w:start w:val="1"/>
+      <w:numFmt w:val="decimal"/>
+      <w:lvlText w:val="%1.%2."/>
+      <w:lvlJc w:val="left"/>
+      <w:pPr>
+        <w:ind w:left="720" w:hanging="720"/>
+      </w:pPr>
+      <w:rPr>
+        <w:rFonts w:hint="default"/>
+      </w:rPr>
+    </w:lvl>
+    <w:lvl w:ilvl="2">
+      <w:start w:val="1"/>
+      <w:numFmt w:val="decimal"/>
+      <w:lvlText w:val="%1.%2.%3."/>
+      <w:lvlJc w:val="left"/>
+      <w:pPr>
+        <w:ind w:left="720" w:hanging="720"/>
+      </w:pPr>
+      <w:rPr>
+        <w:rFonts w:hint="default"/>
+      </w:rPr>
+    </w:lvl>
+    <w:lvl w:ilvl="3">
+      <w:start w:val="1"/>
+      <w:numFmt w:val="decimal"/>
+      <w:lvlText w:val="%1.%2.%3.%4."/>
+      <w:lvlJc w:val="left"/>
+      <w:pPr>
+        <w:ind w:left="1080" w:hanging="1080"/>
+      </w:pPr>
+      <w:rPr>
+        <w:rFonts w:hint="default"/>
+      </w:rPr>
+    </w:lvl>
+    <w:lvl w:ilvl="4">
+      <w:start w:val="1"/>
+      <w:numFmt w:val="decimal"/>
+      <w:lvlText w:val="%1.%2.%3.%4.%5."/>
+      <w:lvlJc w:val="left"/>
+      <w:pPr>
+        <w:ind w:left="1080" w:hanging="1080"/>
+      </w:pPr>
+      <w:rPr>
+        <w:rFonts w:hint="default"/>
+      </w:rPr>
+    </w:lvl>
+    <w:lvl w:ilvl="5">
+      <w:start w:val="1"/>
+      <w:numFmt w:val="decimal"/>
+      <w:lvlText w:val="%1.%2.%3.%4.%5.%6."/>
+      <w:lvlJc w:val="left"/>
+      <w:pPr>
+        <w:ind w:left="1440" w:hanging="1440"/>
+      </w:pPr>
+      <w:rPr>
+        <w:rFonts w:hint="default"/>
+      </w:rPr>
+    </w:lvl>
+    <w:lvl w:ilvl="6">
+      <w:start w:val="1"/>
+      <w:numFmt w:val="decimal"/>
+      <w:lvlText w:val="%1.%2.%3.%4.%5.%6.%7."/>
+      <w:lvlJc w:val="left"/>
+      <w:pPr>
+        <w:ind w:left="1800" w:hanging="1800"/>
+      </w:pPr>
+      <w:rPr>
+        <w:rFonts w:hint="default"/>
+      </w:rPr>
+    </w:lvl>
+    <w:lvl w:ilvl="7">
+      <w:start w:val="1"/>
+      <w:numFmt w:val="decimal"/>
+      <w:lvlText w:val="%1.%2.%3.%4.%5.%6.%7.%8."/>
+      <w:lvlJc w:val="left"/>
+      <w:pPr>
+        <w:ind w:left="1800" w:hanging="1800"/>
+      </w:pPr>
+      <w:rPr>
+        <w:rFonts w:hint="default"/>
+      </w:rPr>
+    </w:lvl>
+    <w:lvl w:ilvl="8">
+      <w:start w:val="1"/>
+      <w:numFmt w:val="decimal"/>
+      <w:lvlText w:val="%1.%2.%3.%4.%5.%6.%7.%8.%9."/>
+      <w:lvlJc w:val="left"/>
+      <w:pPr>
+        <w:ind w:left="2160" w:hanging="2160"/>
+      </w:pPr>
+      <w:rPr>
+        <w:rFonts w:hint="default"/>
+      </w:rPr>
+    </w:lvl>
+  </w:abstractNum>
+  <w:abstractNum w:abstractNumId="1" w15:restartNumberingAfterBreak="0">
     <w:nsid w:val="421B55F0"/>
     <w:multiLevelType w:val="hybridMultilevel"/>
     <w:tmpl w:val="44362C48"/>
@@ -8143,7 +11860,7 @@
       </w:rPr>
     </w:lvl>
   </w:abstractNum>
-  <w:abstractNum w:abstractNumId="1" w15:restartNumberingAfterBreak="0">
+  <w:abstractNum w:abstractNumId="2" w15:restartNumberingAfterBreak="0">
     <w:nsid w:val="78C273A1"/>
     <w:multiLevelType w:val="hybridMultilevel"/>
     <w:tmpl w:val="D5DCD97A"/>
@@ -8233,10 +11950,13 @@
     </w:lvl>
   </w:abstractNum>
   <w:num w:numId="1" w16cid:durableId="5013238">
-    <w:abstractNumId w:val="0"/>
+    <w:abstractNumId w:val="1"/>
   </w:num>
   <w:num w:numId="2" w16cid:durableId="140082004">
-    <w:abstractNumId w:val="1"/>
+    <w:abstractNumId w:val="2"/>
+  </w:num>
+  <w:num w:numId="3" w16cid:durableId="2110345454">
+    <w:abstractNumId w:val="0"/>
   </w:num>
 </w:numbering>
 </file>
@@ -8670,7 +12390,6 @@
     <w:next w:val="Normal"/>
     <w:link w:val="Heading2Char"/>
     <w:uiPriority w:val="9"/>
-    <w:semiHidden/>
     <w:unhideWhenUsed/>
     <w:qFormat/>
     <w:rsid w:val="00355479"/>
@@ -8886,7 +12605,6 @@
     <w:basedOn w:val="DefaultParagraphFont"/>
     <w:link w:val="Heading2"/>
     <w:uiPriority w:val="9"/>
-    <w:semiHidden/>
     <w:rsid w:val="00355479"/>
     <w:rPr>
       <w:rFonts w:asciiTheme="majorHAnsi" w:eastAsiaTheme="majorEastAsia" w:hAnsiTheme="majorHAnsi" w:cstheme="majorBidi"/>

--- a/Task2 Assignment1.docx
+++ b/Task2 Assignment1.docx
@@ -11481,7 +11481,7 @@
         <w:jc w:val="both"/>
         <w:rPr>
           <w:rFonts w:ascii="Times New Roman" w:hAnsi="Times New Roman" w:cs="Times New Roman"/>
-          <w:szCs w:val="24"/>
+          <w:szCs w:val="20"/>
         </w:rPr>
       </w:pPr>
       <w:r>
@@ -11505,6 +11505,2749 @@
         </w:rPr>
         <w:t>ith these features, users are empowered to plan their meals more accurately, get the most out of their ingredients, and reduce food wastage at the same time. By coupling meal planning with both inventory management and notification functionalities, the Weekly Meal Planning module is a big help for users to eat healthily, and it is an overall contribution towards sustainable food consumption practices.</w:t>
       </w:r>
+    </w:p>
+    <w:p>
+      <w:pPr>
+        <w:spacing w:line="360" w:lineRule="auto"/>
+        <w:jc w:val="both"/>
+        <w:rPr>
+          <w:rFonts w:ascii="Times New Roman" w:hAnsi="Times New Roman" w:cs="Times New Roman"/>
+          <w:szCs w:val="20"/>
+        </w:rPr>
+      </w:pPr>
+    </w:p>
+    <w:p>
+      <w:pPr>
+        <w:pStyle w:val="Heading2"/>
+        <w:spacing w:line="360" w:lineRule="auto"/>
+        <w:jc w:val="center"/>
+        <w:rPr>
+          <w:rFonts w:ascii="Times New Roman" w:hAnsi="Times New Roman" w:cs="Times New Roman"/>
+          <w:b/>
+          <w:bCs/>
+          <w:sz w:val="26"/>
+          <w:szCs w:val="26"/>
+        </w:rPr>
+      </w:pPr>
+      <w:r>
+        <w:rPr>
+          <w:rFonts w:ascii="Times New Roman" w:hAnsi="Times New Roman" w:cs="Times New Roman"/>
+          <w:b/>
+          <w:bCs/>
+          <w:sz w:val="26"/>
+          <w:szCs w:val="26"/>
+        </w:rPr>
+        <w:t>1.3 Non-Functional Requirements</w:t>
+      </w:r>
+    </w:p>
+    <w:p>
+      <w:pPr>
+        <w:spacing w:line="360" w:lineRule="auto"/>
+        <w:jc w:val="both"/>
+        <w:rPr>
+          <w:rFonts w:ascii="Times New Roman" w:hAnsi="Times New Roman" w:cs="Times New Roman"/>
+          <w:szCs w:val="20"/>
+        </w:rPr>
+      </w:pPr>
+      <w:r>
+        <w:rPr>
+          <w:rFonts w:ascii="Times New Roman" w:hAnsi="Times New Roman" w:cs="Times New Roman"/>
+          <w:szCs w:val="20"/>
+        </w:rPr>
+        <w:t>Non-functional requirements specify the quality features and operating criteria that the SaveBite app should meet. They help to keep the system running efficiently, safe, and dependable for users besides working the functional features of the application.</w:t>
+      </w:r>
+    </w:p>
+    <w:p>
+      <w:pPr>
+        <w:pStyle w:val="Heading3"/>
+        <w:spacing w:line="360" w:lineRule="auto"/>
+        <w:jc w:val="center"/>
+        <w:rPr>
+          <w:rFonts w:ascii="Times New Roman" w:hAnsi="Times New Roman" w:cs="Times New Roman"/>
+          <w:b/>
+          <w:bCs/>
+          <w:sz w:val="24"/>
+          <w:szCs w:val="24"/>
+        </w:rPr>
+      </w:pPr>
+      <w:bookmarkStart w:id="12" w:name="_Toc233361554"/>
+      <w:r>
+        <w:rPr>
+          <w:rFonts w:ascii="Times New Roman" w:hAnsi="Times New Roman" w:cs="Times New Roman"/>
+          <w:b/>
+          <w:bCs/>
+          <w:sz w:val="24"/>
+          <w:szCs w:val="24"/>
+        </w:rPr>
+        <w:t>1.3.1 Performance Requirements</w:t>
+      </w:r>
+      <w:bookmarkEnd w:id="12"/>
+    </w:p>
+    <w:tbl>
+      <w:tblPr>
+        <w:tblStyle w:val="TableGrid"/>
+        <w:tblW w:w="9030" w:type="dxa"/>
+        <w:tblLook w:val="04A0" w:firstRow="1" w:lastRow="0" w:firstColumn="1" w:lastColumn="0" w:noHBand="0" w:noVBand="1"/>
+      </w:tblPr>
+      <w:tblGrid>
+        <w:gridCol w:w="4515"/>
+        <w:gridCol w:w="4515"/>
+      </w:tblGrid>
+      <w:tr>
+        <w:trPr>
+          <w:trHeight w:val="314"/>
+        </w:trPr>
+        <w:tc>
+          <w:tcPr>
+            <w:tcW w:w="4515" w:type="dxa"/>
+            <w:vAlign w:val="center"/>
+          </w:tcPr>
+          <w:p>
+            <w:pPr>
+              <w:spacing w:line="360" w:lineRule="auto"/>
+              <w:jc w:val="both"/>
+              <w:rPr>
+                <w:rFonts w:ascii="Times New Roman" w:hAnsi="Times New Roman" w:cs="Times New Roman"/>
+                <w:b/>
+                <w:bCs/>
+                <w:szCs w:val="20"/>
+              </w:rPr>
+            </w:pPr>
+            <w:r>
+              <w:rPr>
+                <w:rFonts w:ascii="Times New Roman" w:hAnsi="Times New Roman" w:cs="Times New Roman"/>
+                <w:b/>
+                <w:bCs/>
+                <w:szCs w:val="20"/>
+              </w:rPr>
+              <w:t>ID</w:t>
+            </w:r>
+          </w:p>
+        </w:tc>
+        <w:tc>
+          <w:tcPr>
+            <w:tcW w:w="4515" w:type="dxa"/>
+            <w:vAlign w:val="center"/>
+          </w:tcPr>
+          <w:p>
+            <w:pPr>
+              <w:spacing w:line="360" w:lineRule="auto"/>
+              <w:jc w:val="both"/>
+              <w:rPr>
+                <w:rFonts w:ascii="Times New Roman" w:hAnsi="Times New Roman" w:cs="Times New Roman"/>
+                <w:b/>
+                <w:bCs/>
+                <w:szCs w:val="20"/>
+              </w:rPr>
+            </w:pPr>
+            <w:r>
+              <w:rPr>
+                <w:rFonts w:ascii="Times New Roman" w:hAnsi="Times New Roman" w:cs="Times New Roman"/>
+                <w:b/>
+                <w:bCs/>
+                <w:szCs w:val="20"/>
+              </w:rPr>
+              <w:t>Requirement</w:t>
+            </w:r>
+          </w:p>
+        </w:tc>
+      </w:tr>
+      <w:tr>
+        <w:trPr>
+          <w:trHeight w:val="942"/>
+        </w:trPr>
+        <w:tc>
+          <w:tcPr>
+            <w:tcW w:w="4515" w:type="dxa"/>
+            <w:vAlign w:val="center"/>
+          </w:tcPr>
+          <w:p>
+            <w:pPr>
+              <w:spacing w:line="360" w:lineRule="auto"/>
+              <w:jc w:val="both"/>
+              <w:rPr>
+                <w:rFonts w:ascii="Times New Roman" w:hAnsi="Times New Roman" w:cs="Times New Roman"/>
+                <w:b/>
+                <w:bCs/>
+                <w:szCs w:val="20"/>
+              </w:rPr>
+            </w:pPr>
+            <w:r>
+              <w:rPr>
+                <w:rFonts w:ascii="Times New Roman" w:hAnsi="Times New Roman" w:cs="Times New Roman"/>
+                <w:szCs w:val="20"/>
+              </w:rPr>
+              <w:t>NFR-01</w:t>
+            </w:r>
+          </w:p>
+        </w:tc>
+        <w:tc>
+          <w:tcPr>
+            <w:tcW w:w="4515" w:type="dxa"/>
+            <w:vAlign w:val="center"/>
+          </w:tcPr>
+          <w:p>
+            <w:pPr>
+              <w:spacing w:line="360" w:lineRule="auto"/>
+              <w:jc w:val="both"/>
+              <w:rPr>
+                <w:rFonts w:ascii="Times New Roman" w:hAnsi="Times New Roman" w:cs="Times New Roman"/>
+                <w:szCs w:val="20"/>
+              </w:rPr>
+            </w:pPr>
+            <w:r>
+              <w:rPr>
+                <w:rFonts w:ascii="Times New Roman" w:hAnsi="Times New Roman" w:cs="Times New Roman"/>
+                <w:szCs w:val="20"/>
+              </w:rPr>
+              <w:t>A system must reply to users within 3 seconds when it is operating under normal conditions.</w:t>
+            </w:r>
+          </w:p>
+        </w:tc>
+      </w:tr>
+      <w:tr>
+        <w:trPr>
+          <w:trHeight w:val="928"/>
+        </w:trPr>
+        <w:tc>
+          <w:tcPr>
+            <w:tcW w:w="4515" w:type="dxa"/>
+            <w:vAlign w:val="center"/>
+          </w:tcPr>
+          <w:p>
+            <w:pPr>
+              <w:spacing w:line="360" w:lineRule="auto"/>
+              <w:jc w:val="both"/>
+              <w:rPr>
+                <w:rFonts w:ascii="Times New Roman" w:hAnsi="Times New Roman" w:cs="Times New Roman"/>
+                <w:b/>
+                <w:bCs/>
+                <w:szCs w:val="20"/>
+              </w:rPr>
+            </w:pPr>
+            <w:r>
+              <w:rPr>
+                <w:rFonts w:ascii="Times New Roman" w:hAnsi="Times New Roman" w:cs="Times New Roman"/>
+                <w:szCs w:val="20"/>
+              </w:rPr>
+              <w:t>NFR-02</w:t>
+            </w:r>
+          </w:p>
+        </w:tc>
+        <w:tc>
+          <w:tcPr>
+            <w:tcW w:w="4515" w:type="dxa"/>
+            <w:vAlign w:val="center"/>
+          </w:tcPr>
+          <w:p>
+            <w:pPr>
+              <w:spacing w:line="360" w:lineRule="auto"/>
+              <w:jc w:val="both"/>
+              <w:rPr>
+                <w:rFonts w:ascii="Times New Roman" w:hAnsi="Times New Roman" w:cs="Times New Roman"/>
+                <w:szCs w:val="20"/>
+              </w:rPr>
+            </w:pPr>
+            <w:r>
+              <w:rPr>
+                <w:rFonts w:ascii="Times New Roman" w:hAnsi="Times New Roman" w:cs="Times New Roman"/>
+                <w:szCs w:val="20"/>
+              </w:rPr>
+              <w:t>A system should be able to handle at least 500 users using it at the same time without any major performance problems.</w:t>
+            </w:r>
+          </w:p>
+        </w:tc>
+      </w:tr>
+      <w:tr>
+        <w:trPr>
+          <w:trHeight w:val="628"/>
+        </w:trPr>
+        <w:tc>
+          <w:tcPr>
+            <w:tcW w:w="4515" w:type="dxa"/>
+            <w:vAlign w:val="center"/>
+          </w:tcPr>
+          <w:p>
+            <w:pPr>
+              <w:spacing w:line="360" w:lineRule="auto"/>
+              <w:jc w:val="both"/>
+              <w:rPr>
+                <w:rFonts w:ascii="Times New Roman" w:hAnsi="Times New Roman" w:cs="Times New Roman"/>
+                <w:b/>
+                <w:bCs/>
+                <w:szCs w:val="20"/>
+              </w:rPr>
+            </w:pPr>
+            <w:r>
+              <w:rPr>
+                <w:rFonts w:ascii="Times New Roman" w:hAnsi="Times New Roman" w:cs="Times New Roman"/>
+                <w:szCs w:val="20"/>
+              </w:rPr>
+              <w:t>NFR-03</w:t>
+            </w:r>
+          </w:p>
+        </w:tc>
+        <w:tc>
+          <w:tcPr>
+            <w:tcW w:w="4515" w:type="dxa"/>
+            <w:vAlign w:val="center"/>
+          </w:tcPr>
+          <w:p>
+            <w:pPr>
+              <w:spacing w:line="360" w:lineRule="auto"/>
+              <w:jc w:val="both"/>
+              <w:rPr>
+                <w:rFonts w:ascii="Times New Roman" w:hAnsi="Times New Roman" w:cs="Times New Roman"/>
+                <w:b/>
+                <w:bCs/>
+                <w:szCs w:val="20"/>
+              </w:rPr>
+            </w:pPr>
+            <w:r>
+              <w:rPr>
+                <w:rFonts w:ascii="Times New Roman" w:hAnsi="Times New Roman" w:cs="Times New Roman"/>
+                <w:szCs w:val="20"/>
+              </w:rPr>
+              <w:t>The system shall process food inventory updates and notification generation in real time.</w:t>
+            </w:r>
+          </w:p>
+        </w:tc>
+      </w:tr>
+    </w:tbl>
+    <w:p>
+      <w:pPr>
+        <w:spacing w:line="360" w:lineRule="auto"/>
+        <w:jc w:val="both"/>
+        <w:rPr>
+          <w:rFonts w:ascii="Times New Roman" w:hAnsi="Times New Roman" w:cs="Times New Roman"/>
+          <w:b/>
+          <w:bCs/>
+          <w:szCs w:val="20"/>
+        </w:rPr>
+      </w:pPr>
+    </w:p>
+    <w:p>
+      <w:pPr>
+        <w:pStyle w:val="Heading3"/>
+        <w:spacing w:line="360" w:lineRule="auto"/>
+        <w:jc w:val="center"/>
+        <w:rPr>
+          <w:rFonts w:ascii="Times New Roman" w:hAnsi="Times New Roman" w:cs="Times New Roman"/>
+          <w:b/>
+          <w:bCs/>
+          <w:sz w:val="24"/>
+          <w:szCs w:val="24"/>
+        </w:rPr>
+      </w:pPr>
+      <w:bookmarkStart w:id="13" w:name="_Toc233361555"/>
+      <w:r>
+        <w:rPr>
+          <w:rFonts w:ascii="Times New Roman" w:hAnsi="Times New Roman" w:cs="Times New Roman"/>
+          <w:b/>
+          <w:bCs/>
+          <w:sz w:val="24"/>
+          <w:szCs w:val="24"/>
+        </w:rPr>
+        <w:t>1.3.2 Security Requirements</w:t>
+      </w:r>
+      <w:bookmarkEnd w:id="13"/>
+    </w:p>
+    <w:tbl>
+      <w:tblPr>
+        <w:tblStyle w:val="TableGrid"/>
+        <w:tblW w:w="9120" w:type="dxa"/>
+        <w:tblLook w:val="04A0" w:firstRow="1" w:lastRow="0" w:firstColumn="1" w:lastColumn="0" w:noHBand="0" w:noVBand="1"/>
+      </w:tblPr>
+      <w:tblGrid>
+        <w:gridCol w:w="4560"/>
+        <w:gridCol w:w="4560"/>
+      </w:tblGrid>
+      <w:tr>
+        <w:trPr>
+          <w:trHeight w:val="637"/>
+        </w:trPr>
+        <w:tc>
+          <w:tcPr>
+            <w:tcW w:w="4560" w:type="dxa"/>
+            <w:vAlign w:val="center"/>
+          </w:tcPr>
+          <w:p>
+            <w:pPr>
+              <w:spacing w:line="360" w:lineRule="auto"/>
+              <w:jc w:val="both"/>
+              <w:rPr>
+                <w:rFonts w:ascii="Times New Roman" w:hAnsi="Times New Roman" w:cs="Times New Roman"/>
+                <w:b/>
+                <w:bCs/>
+                <w:szCs w:val="20"/>
+              </w:rPr>
+            </w:pPr>
+            <w:r>
+              <w:rPr>
+                <w:rFonts w:ascii="Times New Roman" w:hAnsi="Times New Roman" w:cs="Times New Roman"/>
+                <w:b/>
+                <w:bCs/>
+                <w:szCs w:val="20"/>
+              </w:rPr>
+              <w:t>ID</w:t>
+            </w:r>
+          </w:p>
+        </w:tc>
+        <w:tc>
+          <w:tcPr>
+            <w:tcW w:w="4560" w:type="dxa"/>
+            <w:vAlign w:val="center"/>
+          </w:tcPr>
+          <w:p>
+            <w:pPr>
+              <w:spacing w:line="360" w:lineRule="auto"/>
+              <w:jc w:val="both"/>
+              <w:rPr>
+                <w:rFonts w:ascii="Times New Roman" w:hAnsi="Times New Roman" w:cs="Times New Roman"/>
+                <w:b/>
+                <w:bCs/>
+                <w:szCs w:val="20"/>
+              </w:rPr>
+            </w:pPr>
+            <w:r>
+              <w:rPr>
+                <w:rFonts w:ascii="Times New Roman" w:hAnsi="Times New Roman" w:cs="Times New Roman"/>
+                <w:b/>
+                <w:bCs/>
+                <w:szCs w:val="20"/>
+              </w:rPr>
+              <w:t>Requirement</w:t>
+            </w:r>
+          </w:p>
+        </w:tc>
+      </w:tr>
+      <w:tr>
+        <w:trPr>
+          <w:trHeight w:val="637"/>
+        </w:trPr>
+        <w:tc>
+          <w:tcPr>
+            <w:tcW w:w="4560" w:type="dxa"/>
+            <w:vAlign w:val="center"/>
+          </w:tcPr>
+          <w:p>
+            <w:pPr>
+              <w:spacing w:line="360" w:lineRule="auto"/>
+              <w:jc w:val="both"/>
+              <w:rPr>
+                <w:rFonts w:ascii="Times New Roman" w:hAnsi="Times New Roman" w:cs="Times New Roman"/>
+                <w:b/>
+                <w:bCs/>
+                <w:szCs w:val="20"/>
+              </w:rPr>
+            </w:pPr>
+            <w:r>
+              <w:rPr>
+                <w:rFonts w:ascii="Times New Roman" w:hAnsi="Times New Roman" w:cs="Times New Roman"/>
+                <w:szCs w:val="20"/>
+              </w:rPr>
+              <w:t>NFR-04</w:t>
+            </w:r>
+          </w:p>
+        </w:tc>
+        <w:tc>
+          <w:tcPr>
+            <w:tcW w:w="4560" w:type="dxa"/>
+            <w:vAlign w:val="center"/>
+          </w:tcPr>
+          <w:p>
+            <w:pPr>
+              <w:spacing w:line="360" w:lineRule="auto"/>
+              <w:jc w:val="both"/>
+              <w:rPr>
+                <w:rFonts w:ascii="Times New Roman" w:hAnsi="Times New Roman" w:cs="Times New Roman"/>
+                <w:b/>
+                <w:bCs/>
+                <w:szCs w:val="20"/>
+              </w:rPr>
+            </w:pPr>
+            <w:r>
+              <w:rPr>
+                <w:rFonts w:ascii="Times New Roman" w:hAnsi="Times New Roman" w:cs="Times New Roman"/>
+                <w:szCs w:val="20"/>
+              </w:rPr>
+              <w:t>The system shall require user authentication before granting access to protected features.</w:t>
+            </w:r>
+          </w:p>
+        </w:tc>
+      </w:tr>
+      <w:tr>
+        <w:trPr>
+          <w:trHeight w:val="609"/>
+        </w:trPr>
+        <w:tc>
+          <w:tcPr>
+            <w:tcW w:w="4560" w:type="dxa"/>
+            <w:vAlign w:val="center"/>
+          </w:tcPr>
+          <w:p>
+            <w:pPr>
+              <w:spacing w:line="360" w:lineRule="auto"/>
+              <w:jc w:val="both"/>
+              <w:rPr>
+                <w:rFonts w:ascii="Times New Roman" w:hAnsi="Times New Roman" w:cs="Times New Roman"/>
+                <w:b/>
+                <w:bCs/>
+                <w:szCs w:val="20"/>
+              </w:rPr>
+            </w:pPr>
+            <w:r>
+              <w:rPr>
+                <w:rFonts w:ascii="Times New Roman" w:hAnsi="Times New Roman" w:cs="Times New Roman"/>
+                <w:szCs w:val="20"/>
+              </w:rPr>
+              <w:t>NFR-05</w:t>
+            </w:r>
+          </w:p>
+        </w:tc>
+        <w:tc>
+          <w:tcPr>
+            <w:tcW w:w="4560" w:type="dxa"/>
+            <w:vAlign w:val="center"/>
+          </w:tcPr>
+          <w:p>
+            <w:pPr>
+              <w:spacing w:line="360" w:lineRule="auto"/>
+              <w:jc w:val="both"/>
+              <w:rPr>
+                <w:rFonts w:ascii="Times New Roman" w:hAnsi="Times New Roman" w:cs="Times New Roman"/>
+                <w:b/>
+                <w:bCs/>
+                <w:szCs w:val="20"/>
+              </w:rPr>
+            </w:pPr>
+            <w:r>
+              <w:rPr>
+                <w:rFonts w:ascii="Times New Roman" w:hAnsi="Times New Roman" w:cs="Times New Roman"/>
+                <w:szCs w:val="20"/>
+              </w:rPr>
+              <w:t>User passwords shall be securely stored using encryption or hashing techniques.</w:t>
+            </w:r>
+          </w:p>
+        </w:tc>
+      </w:tr>
+      <w:tr>
+        <w:trPr>
+          <w:trHeight w:val="637"/>
+        </w:trPr>
+        <w:tc>
+          <w:tcPr>
+            <w:tcW w:w="4560" w:type="dxa"/>
+            <w:vAlign w:val="center"/>
+          </w:tcPr>
+          <w:p>
+            <w:pPr>
+              <w:spacing w:line="360" w:lineRule="auto"/>
+              <w:jc w:val="both"/>
+              <w:rPr>
+                <w:rFonts w:ascii="Times New Roman" w:hAnsi="Times New Roman" w:cs="Times New Roman"/>
+                <w:b/>
+                <w:bCs/>
+                <w:szCs w:val="20"/>
+              </w:rPr>
+            </w:pPr>
+            <w:r>
+              <w:rPr>
+                <w:rFonts w:ascii="Times New Roman" w:hAnsi="Times New Roman" w:cs="Times New Roman"/>
+                <w:szCs w:val="20"/>
+              </w:rPr>
+              <w:t>NFR-06</w:t>
+            </w:r>
+          </w:p>
+        </w:tc>
+        <w:tc>
+          <w:tcPr>
+            <w:tcW w:w="4560" w:type="dxa"/>
+            <w:vAlign w:val="center"/>
+          </w:tcPr>
+          <w:p>
+            <w:pPr>
+              <w:spacing w:line="360" w:lineRule="auto"/>
+              <w:jc w:val="both"/>
+              <w:rPr>
+                <w:rFonts w:ascii="Times New Roman" w:hAnsi="Times New Roman" w:cs="Times New Roman"/>
+                <w:b/>
+                <w:bCs/>
+                <w:szCs w:val="20"/>
+              </w:rPr>
+            </w:pPr>
+            <w:r>
+              <w:rPr>
+                <w:rFonts w:ascii="Times New Roman" w:hAnsi="Times New Roman" w:cs="Times New Roman"/>
+                <w:szCs w:val="20"/>
+              </w:rPr>
+              <w:t>The system shall restrict unauthorized access to user data and account information.</w:t>
+            </w:r>
+          </w:p>
+        </w:tc>
+      </w:tr>
+    </w:tbl>
+    <w:p>
+      <w:pPr>
+        <w:spacing w:line="360" w:lineRule="auto"/>
+        <w:jc w:val="both"/>
+        <w:rPr>
+          <w:rFonts w:ascii="Times New Roman" w:hAnsi="Times New Roman" w:cs="Times New Roman"/>
+          <w:b/>
+          <w:bCs/>
+          <w:szCs w:val="20"/>
+        </w:rPr>
+      </w:pPr>
+    </w:p>
+    <w:p>
+      <w:pPr>
+        <w:pStyle w:val="Heading3"/>
+        <w:spacing w:line="360" w:lineRule="auto"/>
+        <w:jc w:val="center"/>
+        <w:rPr>
+          <w:rFonts w:ascii="Times New Roman" w:hAnsi="Times New Roman" w:cs="Times New Roman"/>
+          <w:b/>
+          <w:bCs/>
+          <w:sz w:val="24"/>
+          <w:szCs w:val="24"/>
+        </w:rPr>
+      </w:pPr>
+      <w:bookmarkStart w:id="14" w:name="_Toc233361556"/>
+      <w:r>
+        <w:rPr>
+          <w:rFonts w:ascii="Times New Roman" w:hAnsi="Times New Roman" w:cs="Times New Roman"/>
+          <w:b/>
+          <w:bCs/>
+          <w:sz w:val="24"/>
+          <w:szCs w:val="24"/>
+        </w:rPr>
+        <w:t>1.3.3 Usability Requirements</w:t>
+      </w:r>
+      <w:bookmarkEnd w:id="14"/>
+    </w:p>
+    <w:tbl>
+      <w:tblPr>
+        <w:tblStyle w:val="TableGrid"/>
+        <w:tblW w:w="8728" w:type="dxa"/>
+        <w:tblLook w:val="04A0" w:firstRow="1" w:lastRow="0" w:firstColumn="1" w:lastColumn="0" w:noHBand="0" w:noVBand="1"/>
+      </w:tblPr>
+      <w:tblGrid>
+        <w:gridCol w:w="4364"/>
+        <w:gridCol w:w="4364"/>
+      </w:tblGrid>
+      <w:tr>
+        <w:trPr>
+          <w:trHeight w:val="435"/>
+        </w:trPr>
+        <w:tc>
+          <w:tcPr>
+            <w:tcW w:w="4364" w:type="dxa"/>
+            <w:vAlign w:val="center"/>
+          </w:tcPr>
+          <w:p>
+            <w:pPr>
+              <w:spacing w:line="360" w:lineRule="auto"/>
+              <w:jc w:val="both"/>
+              <w:rPr>
+                <w:rFonts w:ascii="Times New Roman" w:hAnsi="Times New Roman" w:cs="Times New Roman"/>
+                <w:b/>
+                <w:bCs/>
+                <w:szCs w:val="20"/>
+              </w:rPr>
+            </w:pPr>
+            <w:r>
+              <w:rPr>
+                <w:rFonts w:ascii="Times New Roman" w:hAnsi="Times New Roman" w:cs="Times New Roman"/>
+                <w:b/>
+                <w:bCs/>
+                <w:szCs w:val="20"/>
+              </w:rPr>
+              <w:t>ID</w:t>
+            </w:r>
+          </w:p>
+        </w:tc>
+        <w:tc>
+          <w:tcPr>
+            <w:tcW w:w="4364" w:type="dxa"/>
+            <w:vAlign w:val="center"/>
+          </w:tcPr>
+          <w:p>
+            <w:pPr>
+              <w:spacing w:line="360" w:lineRule="auto"/>
+              <w:jc w:val="both"/>
+              <w:rPr>
+                <w:rFonts w:ascii="Times New Roman" w:hAnsi="Times New Roman" w:cs="Times New Roman"/>
+                <w:b/>
+                <w:bCs/>
+                <w:szCs w:val="20"/>
+              </w:rPr>
+            </w:pPr>
+            <w:r>
+              <w:rPr>
+                <w:rFonts w:ascii="Times New Roman" w:hAnsi="Times New Roman" w:cs="Times New Roman"/>
+                <w:b/>
+                <w:bCs/>
+                <w:szCs w:val="20"/>
+              </w:rPr>
+              <w:t>Requirement</w:t>
+            </w:r>
+          </w:p>
+        </w:tc>
+      </w:tr>
+      <w:tr>
+        <w:trPr>
+          <w:trHeight w:val="435"/>
+        </w:trPr>
+        <w:tc>
+          <w:tcPr>
+            <w:tcW w:w="4364" w:type="dxa"/>
+            <w:vAlign w:val="center"/>
+          </w:tcPr>
+          <w:p>
+            <w:pPr>
+              <w:spacing w:line="360" w:lineRule="auto"/>
+              <w:jc w:val="both"/>
+              <w:rPr>
+                <w:rFonts w:ascii="Times New Roman" w:hAnsi="Times New Roman" w:cs="Times New Roman"/>
+                <w:b/>
+                <w:bCs/>
+                <w:szCs w:val="20"/>
+              </w:rPr>
+            </w:pPr>
+            <w:r>
+              <w:rPr>
+                <w:rFonts w:ascii="Times New Roman" w:hAnsi="Times New Roman" w:cs="Times New Roman"/>
+                <w:szCs w:val="20"/>
+              </w:rPr>
+              <w:t>NFR-07</w:t>
+            </w:r>
+          </w:p>
+        </w:tc>
+        <w:tc>
+          <w:tcPr>
+            <w:tcW w:w="4364" w:type="dxa"/>
+            <w:vAlign w:val="center"/>
+          </w:tcPr>
+          <w:p>
+            <w:pPr>
+              <w:spacing w:line="360" w:lineRule="auto"/>
+              <w:jc w:val="both"/>
+              <w:rPr>
+                <w:rFonts w:ascii="Times New Roman" w:hAnsi="Times New Roman" w:cs="Times New Roman"/>
+                <w:b/>
+                <w:bCs/>
+                <w:szCs w:val="20"/>
+              </w:rPr>
+            </w:pPr>
+            <w:r>
+              <w:rPr>
+                <w:rFonts w:ascii="Times New Roman" w:hAnsi="Times New Roman" w:cs="Times New Roman"/>
+                <w:szCs w:val="20"/>
+              </w:rPr>
+              <w:t>The system shall provide a user-friendly and intuitive interface for all users.</w:t>
+            </w:r>
+          </w:p>
+        </w:tc>
+      </w:tr>
+      <w:tr>
+        <w:trPr>
+          <w:trHeight w:val="417"/>
+        </w:trPr>
+        <w:tc>
+          <w:tcPr>
+            <w:tcW w:w="4364" w:type="dxa"/>
+            <w:vAlign w:val="center"/>
+          </w:tcPr>
+          <w:p>
+            <w:pPr>
+              <w:spacing w:line="360" w:lineRule="auto"/>
+              <w:jc w:val="both"/>
+              <w:rPr>
+                <w:rFonts w:ascii="Times New Roman" w:hAnsi="Times New Roman" w:cs="Times New Roman"/>
+                <w:b/>
+                <w:bCs/>
+                <w:szCs w:val="20"/>
+              </w:rPr>
+            </w:pPr>
+            <w:r>
+              <w:rPr>
+                <w:rFonts w:ascii="Times New Roman" w:hAnsi="Times New Roman" w:cs="Times New Roman"/>
+                <w:szCs w:val="20"/>
+              </w:rPr>
+              <w:t>NFR-08</w:t>
+            </w:r>
+          </w:p>
+        </w:tc>
+        <w:tc>
+          <w:tcPr>
+            <w:tcW w:w="4364" w:type="dxa"/>
+            <w:vAlign w:val="center"/>
+          </w:tcPr>
+          <w:p>
+            <w:pPr>
+              <w:spacing w:line="360" w:lineRule="auto"/>
+              <w:jc w:val="both"/>
+              <w:rPr>
+                <w:rFonts w:ascii="Times New Roman" w:hAnsi="Times New Roman" w:cs="Times New Roman"/>
+                <w:b/>
+                <w:bCs/>
+                <w:szCs w:val="20"/>
+              </w:rPr>
+            </w:pPr>
+            <w:r>
+              <w:rPr>
+                <w:rFonts w:ascii="Times New Roman" w:hAnsi="Times New Roman" w:cs="Times New Roman"/>
+                <w:szCs w:val="20"/>
+              </w:rPr>
+              <w:t>Users shall be able to complete common tasks with minimal training.</w:t>
+            </w:r>
+          </w:p>
+        </w:tc>
+      </w:tr>
+      <w:tr>
+        <w:trPr>
+          <w:trHeight w:val="435"/>
+        </w:trPr>
+        <w:tc>
+          <w:tcPr>
+            <w:tcW w:w="4364" w:type="dxa"/>
+            <w:vAlign w:val="center"/>
+          </w:tcPr>
+          <w:p>
+            <w:pPr>
+              <w:spacing w:line="360" w:lineRule="auto"/>
+              <w:jc w:val="both"/>
+              <w:rPr>
+                <w:rFonts w:ascii="Times New Roman" w:hAnsi="Times New Roman" w:cs="Times New Roman"/>
+                <w:b/>
+                <w:bCs/>
+                <w:szCs w:val="20"/>
+              </w:rPr>
+            </w:pPr>
+            <w:r>
+              <w:rPr>
+                <w:rFonts w:ascii="Times New Roman" w:hAnsi="Times New Roman" w:cs="Times New Roman"/>
+                <w:szCs w:val="20"/>
+              </w:rPr>
+              <w:t>NFR-09</w:t>
+            </w:r>
+          </w:p>
+        </w:tc>
+        <w:tc>
+          <w:tcPr>
+            <w:tcW w:w="4364" w:type="dxa"/>
+            <w:vAlign w:val="center"/>
+          </w:tcPr>
+          <w:p>
+            <w:pPr>
+              <w:spacing w:line="360" w:lineRule="auto"/>
+              <w:jc w:val="both"/>
+              <w:rPr>
+                <w:rFonts w:ascii="Times New Roman" w:hAnsi="Times New Roman" w:cs="Times New Roman"/>
+                <w:b/>
+                <w:bCs/>
+                <w:szCs w:val="20"/>
+              </w:rPr>
+            </w:pPr>
+            <w:r>
+              <w:rPr>
+                <w:rFonts w:ascii="Times New Roman" w:hAnsi="Times New Roman" w:cs="Times New Roman"/>
+                <w:szCs w:val="20"/>
+              </w:rPr>
+              <w:t>Navigation between application features shall be clear and consistent.</w:t>
+            </w:r>
+          </w:p>
+        </w:tc>
+      </w:tr>
+    </w:tbl>
+    <w:p>
+      <w:pPr>
+        <w:spacing w:line="360" w:lineRule="auto"/>
+        <w:jc w:val="both"/>
+        <w:rPr>
+          <w:rFonts w:ascii="Times New Roman" w:hAnsi="Times New Roman" w:cs="Times New Roman"/>
+          <w:b/>
+          <w:bCs/>
+          <w:szCs w:val="20"/>
+        </w:rPr>
+      </w:pPr>
+    </w:p>
+    <w:p>
+      <w:pPr>
+        <w:pStyle w:val="Heading3"/>
+        <w:spacing w:line="360" w:lineRule="auto"/>
+        <w:jc w:val="center"/>
+        <w:rPr>
+          <w:rFonts w:ascii="Times New Roman" w:hAnsi="Times New Roman" w:cs="Times New Roman"/>
+          <w:b/>
+          <w:bCs/>
+          <w:sz w:val="24"/>
+          <w:szCs w:val="24"/>
+        </w:rPr>
+      </w:pPr>
+      <w:bookmarkStart w:id="15" w:name="_Toc233361557"/>
+      <w:r>
+        <w:rPr>
+          <w:rFonts w:ascii="Times New Roman" w:hAnsi="Times New Roman" w:cs="Times New Roman"/>
+          <w:b/>
+          <w:bCs/>
+          <w:sz w:val="24"/>
+          <w:szCs w:val="24"/>
+        </w:rPr>
+        <w:t>1.3.4 Reliability Requirements</w:t>
+      </w:r>
+      <w:bookmarkEnd w:id="15"/>
+    </w:p>
+    <w:tbl>
+      <w:tblPr>
+        <w:tblStyle w:val="TableGrid"/>
+        <w:tblW w:w="9058" w:type="dxa"/>
+        <w:tblLook w:val="04A0" w:firstRow="1" w:lastRow="0" w:firstColumn="1" w:lastColumn="0" w:noHBand="0" w:noVBand="1"/>
+      </w:tblPr>
+      <w:tblGrid>
+        <w:gridCol w:w="4529"/>
+        <w:gridCol w:w="4529"/>
+      </w:tblGrid>
+      <w:tr>
+        <w:trPr>
+          <w:trHeight w:val="722"/>
+        </w:trPr>
+        <w:tc>
+          <w:tcPr>
+            <w:tcW w:w="4529" w:type="dxa"/>
+            <w:vAlign w:val="center"/>
+          </w:tcPr>
+          <w:p>
+            <w:pPr>
+              <w:spacing w:line="360" w:lineRule="auto"/>
+              <w:jc w:val="both"/>
+              <w:rPr>
+                <w:rFonts w:ascii="Times New Roman" w:hAnsi="Times New Roman" w:cs="Times New Roman"/>
+                <w:b/>
+                <w:bCs/>
+                <w:szCs w:val="20"/>
+              </w:rPr>
+            </w:pPr>
+            <w:r>
+              <w:rPr>
+                <w:rFonts w:ascii="Times New Roman" w:hAnsi="Times New Roman" w:cs="Times New Roman"/>
+                <w:b/>
+                <w:bCs/>
+                <w:szCs w:val="20"/>
+              </w:rPr>
+              <w:t>ID</w:t>
+            </w:r>
+          </w:p>
+        </w:tc>
+        <w:tc>
+          <w:tcPr>
+            <w:tcW w:w="4529" w:type="dxa"/>
+            <w:vAlign w:val="center"/>
+          </w:tcPr>
+          <w:p>
+            <w:pPr>
+              <w:spacing w:line="360" w:lineRule="auto"/>
+              <w:jc w:val="both"/>
+              <w:rPr>
+                <w:rFonts w:ascii="Times New Roman" w:hAnsi="Times New Roman" w:cs="Times New Roman"/>
+                <w:b/>
+                <w:bCs/>
+                <w:szCs w:val="20"/>
+              </w:rPr>
+            </w:pPr>
+            <w:r>
+              <w:rPr>
+                <w:rFonts w:ascii="Times New Roman" w:hAnsi="Times New Roman" w:cs="Times New Roman"/>
+                <w:b/>
+                <w:bCs/>
+                <w:szCs w:val="20"/>
+              </w:rPr>
+              <w:t>Requirement</w:t>
+            </w:r>
+          </w:p>
+        </w:tc>
+      </w:tr>
+      <w:tr>
+        <w:trPr>
+          <w:trHeight w:val="722"/>
+        </w:trPr>
+        <w:tc>
+          <w:tcPr>
+            <w:tcW w:w="4529" w:type="dxa"/>
+            <w:vAlign w:val="center"/>
+          </w:tcPr>
+          <w:p>
+            <w:pPr>
+              <w:spacing w:line="360" w:lineRule="auto"/>
+              <w:jc w:val="both"/>
+              <w:rPr>
+                <w:rFonts w:ascii="Times New Roman" w:hAnsi="Times New Roman" w:cs="Times New Roman"/>
+                <w:b/>
+                <w:bCs/>
+                <w:szCs w:val="20"/>
+              </w:rPr>
+            </w:pPr>
+            <w:r>
+              <w:rPr>
+                <w:rFonts w:ascii="Times New Roman" w:hAnsi="Times New Roman" w:cs="Times New Roman"/>
+                <w:szCs w:val="20"/>
+              </w:rPr>
+              <w:t>NFR-10</w:t>
+            </w:r>
+          </w:p>
+        </w:tc>
+        <w:tc>
+          <w:tcPr>
+            <w:tcW w:w="4529" w:type="dxa"/>
+            <w:vAlign w:val="center"/>
+          </w:tcPr>
+          <w:p>
+            <w:pPr>
+              <w:spacing w:line="360" w:lineRule="auto"/>
+              <w:jc w:val="both"/>
+              <w:rPr>
+                <w:rFonts w:ascii="Times New Roman" w:hAnsi="Times New Roman" w:cs="Times New Roman"/>
+                <w:b/>
+                <w:bCs/>
+                <w:szCs w:val="20"/>
+              </w:rPr>
+            </w:pPr>
+            <w:r>
+              <w:rPr>
+                <w:rFonts w:ascii="Times New Roman" w:hAnsi="Times New Roman" w:cs="Times New Roman"/>
+                <w:szCs w:val="20"/>
+              </w:rPr>
+              <w:t>The system shall operate without data loss during normal usage.</w:t>
+            </w:r>
+          </w:p>
+        </w:tc>
+      </w:tr>
+      <w:tr>
+        <w:trPr>
+          <w:trHeight w:val="690"/>
+        </w:trPr>
+        <w:tc>
+          <w:tcPr>
+            <w:tcW w:w="4529" w:type="dxa"/>
+            <w:vAlign w:val="center"/>
+          </w:tcPr>
+          <w:p>
+            <w:pPr>
+              <w:spacing w:line="360" w:lineRule="auto"/>
+              <w:jc w:val="both"/>
+              <w:rPr>
+                <w:rFonts w:ascii="Times New Roman" w:hAnsi="Times New Roman" w:cs="Times New Roman"/>
+                <w:b/>
+                <w:bCs/>
+                <w:szCs w:val="20"/>
+              </w:rPr>
+            </w:pPr>
+            <w:r>
+              <w:rPr>
+                <w:rFonts w:ascii="Times New Roman" w:hAnsi="Times New Roman" w:cs="Times New Roman"/>
+                <w:szCs w:val="20"/>
+              </w:rPr>
+              <w:t>NFR-11</w:t>
+            </w:r>
+          </w:p>
+        </w:tc>
+        <w:tc>
+          <w:tcPr>
+            <w:tcW w:w="4529" w:type="dxa"/>
+            <w:vAlign w:val="center"/>
+          </w:tcPr>
+          <w:p>
+            <w:pPr>
+              <w:spacing w:line="360" w:lineRule="auto"/>
+              <w:jc w:val="both"/>
+              <w:rPr>
+                <w:rFonts w:ascii="Times New Roman" w:hAnsi="Times New Roman" w:cs="Times New Roman"/>
+                <w:b/>
+                <w:bCs/>
+                <w:szCs w:val="20"/>
+              </w:rPr>
+            </w:pPr>
+            <w:r>
+              <w:rPr>
+                <w:rFonts w:ascii="Times New Roman" w:hAnsi="Times New Roman" w:cs="Times New Roman"/>
+                <w:szCs w:val="20"/>
+              </w:rPr>
+              <w:t>The system shall maintain accurate inventory, donation, and notification records.</w:t>
+            </w:r>
+          </w:p>
+        </w:tc>
+      </w:tr>
+      <w:tr>
+        <w:trPr>
+          <w:trHeight w:val="722"/>
+        </w:trPr>
+        <w:tc>
+          <w:tcPr>
+            <w:tcW w:w="4529" w:type="dxa"/>
+            <w:vAlign w:val="center"/>
+          </w:tcPr>
+          <w:p>
+            <w:pPr>
+              <w:spacing w:line="360" w:lineRule="auto"/>
+              <w:jc w:val="both"/>
+              <w:rPr>
+                <w:rFonts w:ascii="Times New Roman" w:hAnsi="Times New Roman" w:cs="Times New Roman"/>
+                <w:b/>
+                <w:bCs/>
+                <w:szCs w:val="20"/>
+              </w:rPr>
+            </w:pPr>
+            <w:r>
+              <w:rPr>
+                <w:rFonts w:ascii="Times New Roman" w:hAnsi="Times New Roman" w:cs="Times New Roman"/>
+                <w:szCs w:val="20"/>
+              </w:rPr>
+              <w:t>NFR-12</w:t>
+            </w:r>
+          </w:p>
+        </w:tc>
+        <w:tc>
+          <w:tcPr>
+            <w:tcW w:w="4529" w:type="dxa"/>
+            <w:vAlign w:val="center"/>
+          </w:tcPr>
+          <w:p>
+            <w:pPr>
+              <w:spacing w:line="360" w:lineRule="auto"/>
+              <w:jc w:val="both"/>
+              <w:rPr>
+                <w:rFonts w:ascii="Times New Roman" w:hAnsi="Times New Roman" w:cs="Times New Roman"/>
+                <w:b/>
+                <w:bCs/>
+                <w:szCs w:val="20"/>
+              </w:rPr>
+            </w:pPr>
+            <w:r>
+              <w:rPr>
+                <w:rFonts w:ascii="Times New Roman" w:hAnsi="Times New Roman" w:cs="Times New Roman"/>
+                <w:szCs w:val="20"/>
+              </w:rPr>
+              <w:t>The system shall recover gracefully from unexpected application errors.</w:t>
+            </w:r>
+          </w:p>
+        </w:tc>
+      </w:tr>
+    </w:tbl>
+    <w:p>
+      <w:pPr>
+        <w:spacing w:line="360" w:lineRule="auto"/>
+        <w:jc w:val="both"/>
+        <w:rPr>
+          <w:rFonts w:ascii="Times New Roman" w:hAnsi="Times New Roman" w:cs="Times New Roman"/>
+          <w:b/>
+          <w:bCs/>
+          <w:szCs w:val="20"/>
+        </w:rPr>
+      </w:pPr>
+    </w:p>
+    <w:p>
+      <w:pPr>
+        <w:pStyle w:val="Heading3"/>
+        <w:spacing w:line="360" w:lineRule="auto"/>
+        <w:jc w:val="center"/>
+        <w:rPr>
+          <w:rFonts w:ascii="Times New Roman" w:hAnsi="Times New Roman" w:cs="Times New Roman"/>
+          <w:b/>
+          <w:bCs/>
+          <w:sz w:val="24"/>
+          <w:szCs w:val="24"/>
+        </w:rPr>
+      </w:pPr>
+      <w:bookmarkStart w:id="16" w:name="_Toc233361558"/>
+      <w:r>
+        <w:rPr>
+          <w:rFonts w:ascii="Times New Roman" w:hAnsi="Times New Roman" w:cs="Times New Roman"/>
+          <w:b/>
+          <w:bCs/>
+          <w:sz w:val="24"/>
+          <w:szCs w:val="24"/>
+        </w:rPr>
+        <w:t>1.3.5 Availability Requirements</w:t>
+      </w:r>
+      <w:bookmarkEnd w:id="16"/>
+    </w:p>
+    <w:tbl>
+      <w:tblPr>
+        <w:tblStyle w:val="TableGrid"/>
+        <w:tblW w:w="9028" w:type="dxa"/>
+        <w:tblLook w:val="04A0" w:firstRow="1" w:lastRow="0" w:firstColumn="1" w:lastColumn="0" w:noHBand="0" w:noVBand="1"/>
+      </w:tblPr>
+      <w:tblGrid>
+        <w:gridCol w:w="4514"/>
+        <w:gridCol w:w="4514"/>
+      </w:tblGrid>
+      <w:tr>
+        <w:trPr>
+          <w:trHeight w:val="380"/>
+        </w:trPr>
+        <w:tc>
+          <w:tcPr>
+            <w:tcW w:w="4514" w:type="dxa"/>
+            <w:vAlign w:val="center"/>
+          </w:tcPr>
+          <w:p>
+            <w:pPr>
+              <w:spacing w:line="360" w:lineRule="auto"/>
+              <w:jc w:val="both"/>
+              <w:rPr>
+                <w:rFonts w:ascii="Times New Roman" w:hAnsi="Times New Roman" w:cs="Times New Roman"/>
+                <w:b/>
+                <w:bCs/>
+                <w:szCs w:val="20"/>
+              </w:rPr>
+            </w:pPr>
+            <w:r>
+              <w:rPr>
+                <w:rFonts w:ascii="Times New Roman" w:hAnsi="Times New Roman" w:cs="Times New Roman"/>
+                <w:b/>
+                <w:bCs/>
+                <w:szCs w:val="20"/>
+              </w:rPr>
+              <w:t>ID</w:t>
+            </w:r>
+          </w:p>
+        </w:tc>
+        <w:tc>
+          <w:tcPr>
+            <w:tcW w:w="4514" w:type="dxa"/>
+            <w:vAlign w:val="center"/>
+          </w:tcPr>
+          <w:p>
+            <w:pPr>
+              <w:spacing w:line="360" w:lineRule="auto"/>
+              <w:jc w:val="both"/>
+              <w:rPr>
+                <w:rFonts w:ascii="Times New Roman" w:hAnsi="Times New Roman" w:cs="Times New Roman"/>
+                <w:b/>
+                <w:bCs/>
+                <w:szCs w:val="20"/>
+              </w:rPr>
+            </w:pPr>
+            <w:r>
+              <w:rPr>
+                <w:rFonts w:ascii="Times New Roman" w:hAnsi="Times New Roman" w:cs="Times New Roman"/>
+                <w:b/>
+                <w:bCs/>
+                <w:szCs w:val="20"/>
+              </w:rPr>
+              <w:t>Requirement</w:t>
+            </w:r>
+          </w:p>
+        </w:tc>
+      </w:tr>
+      <w:tr>
+        <w:trPr>
+          <w:trHeight w:val="380"/>
+        </w:trPr>
+        <w:tc>
+          <w:tcPr>
+            <w:tcW w:w="4514" w:type="dxa"/>
+            <w:vAlign w:val="center"/>
+          </w:tcPr>
+          <w:p>
+            <w:pPr>
+              <w:spacing w:line="360" w:lineRule="auto"/>
+              <w:jc w:val="both"/>
+              <w:rPr>
+                <w:rFonts w:ascii="Times New Roman" w:hAnsi="Times New Roman" w:cs="Times New Roman"/>
+                <w:b/>
+                <w:bCs/>
+                <w:szCs w:val="20"/>
+              </w:rPr>
+            </w:pPr>
+            <w:r>
+              <w:rPr>
+                <w:rFonts w:ascii="Times New Roman" w:hAnsi="Times New Roman" w:cs="Times New Roman"/>
+                <w:szCs w:val="20"/>
+              </w:rPr>
+              <w:t>NFR-13</w:t>
+            </w:r>
+          </w:p>
+        </w:tc>
+        <w:tc>
+          <w:tcPr>
+            <w:tcW w:w="4514" w:type="dxa"/>
+            <w:vAlign w:val="center"/>
+          </w:tcPr>
+          <w:p>
+            <w:pPr>
+              <w:spacing w:line="360" w:lineRule="auto"/>
+              <w:jc w:val="both"/>
+              <w:rPr>
+                <w:rFonts w:ascii="Times New Roman" w:hAnsi="Times New Roman" w:cs="Times New Roman"/>
+                <w:b/>
+                <w:bCs/>
+                <w:szCs w:val="20"/>
+              </w:rPr>
+            </w:pPr>
+            <w:r>
+              <w:rPr>
+                <w:rFonts w:ascii="Times New Roman" w:hAnsi="Times New Roman" w:cs="Times New Roman"/>
+                <w:szCs w:val="20"/>
+              </w:rPr>
+              <w:t>The system shall be available to users 24 hours a day, 7 days a week, except during scheduled maintenance.</w:t>
+            </w:r>
+          </w:p>
+        </w:tc>
+      </w:tr>
+      <w:tr>
+        <w:trPr>
+          <w:trHeight w:val="363"/>
+        </w:trPr>
+        <w:tc>
+          <w:tcPr>
+            <w:tcW w:w="4514" w:type="dxa"/>
+            <w:vAlign w:val="center"/>
+          </w:tcPr>
+          <w:p>
+            <w:pPr>
+              <w:spacing w:line="360" w:lineRule="auto"/>
+              <w:jc w:val="both"/>
+              <w:rPr>
+                <w:rFonts w:ascii="Times New Roman" w:hAnsi="Times New Roman" w:cs="Times New Roman"/>
+                <w:b/>
+                <w:bCs/>
+                <w:szCs w:val="20"/>
+              </w:rPr>
+            </w:pPr>
+            <w:r>
+              <w:rPr>
+                <w:rFonts w:ascii="Times New Roman" w:hAnsi="Times New Roman" w:cs="Times New Roman"/>
+                <w:szCs w:val="20"/>
+              </w:rPr>
+              <w:t>NFR-14</w:t>
+            </w:r>
+          </w:p>
+        </w:tc>
+        <w:tc>
+          <w:tcPr>
+            <w:tcW w:w="4514" w:type="dxa"/>
+            <w:vAlign w:val="center"/>
+          </w:tcPr>
+          <w:p>
+            <w:pPr>
+              <w:spacing w:line="360" w:lineRule="auto"/>
+              <w:jc w:val="both"/>
+              <w:rPr>
+                <w:rFonts w:ascii="Times New Roman" w:hAnsi="Times New Roman" w:cs="Times New Roman"/>
+                <w:szCs w:val="20"/>
+              </w:rPr>
+            </w:pPr>
+            <w:r>
+              <w:rPr>
+                <w:rFonts w:ascii="Times New Roman" w:hAnsi="Times New Roman" w:cs="Times New Roman"/>
+                <w:szCs w:val="20"/>
+              </w:rPr>
+              <w:t>Users must be notified well in time before any planned maintenance is carried out.</w:t>
+            </w:r>
+          </w:p>
+        </w:tc>
+      </w:tr>
+      <w:tr>
+        <w:trPr>
+          <w:trHeight w:val="380"/>
+        </w:trPr>
+        <w:tc>
+          <w:tcPr>
+            <w:tcW w:w="4514" w:type="dxa"/>
+            <w:vAlign w:val="center"/>
+          </w:tcPr>
+          <w:p>
+            <w:pPr>
+              <w:spacing w:line="360" w:lineRule="auto"/>
+              <w:jc w:val="both"/>
+              <w:rPr>
+                <w:rFonts w:ascii="Times New Roman" w:hAnsi="Times New Roman" w:cs="Times New Roman"/>
+                <w:b/>
+                <w:bCs/>
+                <w:szCs w:val="20"/>
+              </w:rPr>
+            </w:pPr>
+            <w:r>
+              <w:rPr>
+                <w:rFonts w:ascii="Times New Roman" w:hAnsi="Times New Roman" w:cs="Times New Roman"/>
+                <w:szCs w:val="20"/>
+              </w:rPr>
+              <w:t>NFR-15</w:t>
+            </w:r>
+          </w:p>
+        </w:tc>
+        <w:tc>
+          <w:tcPr>
+            <w:tcW w:w="4514" w:type="dxa"/>
+            <w:vAlign w:val="center"/>
+          </w:tcPr>
+          <w:p>
+            <w:pPr>
+              <w:spacing w:line="360" w:lineRule="auto"/>
+              <w:jc w:val="both"/>
+              <w:rPr>
+                <w:rFonts w:ascii="Times New Roman" w:hAnsi="Times New Roman" w:cs="Times New Roman"/>
+                <w:szCs w:val="20"/>
+              </w:rPr>
+            </w:pPr>
+            <w:r>
+              <w:rPr>
+                <w:rFonts w:ascii="Times New Roman" w:hAnsi="Times New Roman" w:cs="Times New Roman"/>
+                <w:szCs w:val="20"/>
+              </w:rPr>
+              <w:t>There should be as little system downtime as possible to always provide users with services.</w:t>
+            </w:r>
+          </w:p>
+        </w:tc>
+      </w:tr>
+    </w:tbl>
+    <w:p>
+      <w:pPr>
+        <w:spacing w:line="360" w:lineRule="auto"/>
+        <w:jc w:val="both"/>
+        <w:rPr>
+          <w:rFonts w:ascii="Times New Roman" w:hAnsi="Times New Roman" w:cs="Times New Roman"/>
+          <w:b/>
+          <w:bCs/>
+          <w:szCs w:val="20"/>
+        </w:rPr>
+      </w:pPr>
+    </w:p>
+    <w:p>
+      <w:pPr>
+        <w:pStyle w:val="Heading3"/>
+        <w:spacing w:line="360" w:lineRule="auto"/>
+        <w:jc w:val="center"/>
+        <w:rPr>
+          <w:rFonts w:ascii="Times New Roman" w:hAnsi="Times New Roman" w:cs="Times New Roman"/>
+          <w:b/>
+          <w:bCs/>
+          <w:sz w:val="24"/>
+          <w:szCs w:val="24"/>
+        </w:rPr>
+      </w:pPr>
+      <w:bookmarkStart w:id="17" w:name="_Toc233361559"/>
+      <w:r>
+        <w:rPr>
+          <w:rFonts w:ascii="Times New Roman" w:hAnsi="Times New Roman" w:cs="Times New Roman"/>
+          <w:b/>
+          <w:bCs/>
+          <w:sz w:val="24"/>
+          <w:szCs w:val="24"/>
+        </w:rPr>
+        <w:t>1.3.6 Maintainability Requirements</w:t>
+      </w:r>
+      <w:bookmarkEnd w:id="17"/>
+    </w:p>
+    <w:tbl>
+      <w:tblPr>
+        <w:tblStyle w:val="TableGrid"/>
+        <w:tblW w:w="9172" w:type="dxa"/>
+        <w:tblLook w:val="04A0" w:firstRow="1" w:lastRow="0" w:firstColumn="1" w:lastColumn="0" w:noHBand="0" w:noVBand="1"/>
+      </w:tblPr>
+      <w:tblGrid>
+        <w:gridCol w:w="4586"/>
+        <w:gridCol w:w="4586"/>
+      </w:tblGrid>
+      <w:tr>
+        <w:trPr>
+          <w:trHeight w:val="316"/>
+        </w:trPr>
+        <w:tc>
+          <w:tcPr>
+            <w:tcW w:w="4586" w:type="dxa"/>
+            <w:vAlign w:val="center"/>
+          </w:tcPr>
+          <w:p>
+            <w:pPr>
+              <w:spacing w:line="360" w:lineRule="auto"/>
+              <w:jc w:val="both"/>
+              <w:rPr>
+                <w:rFonts w:ascii="Times New Roman" w:hAnsi="Times New Roman" w:cs="Times New Roman"/>
+                <w:b/>
+                <w:bCs/>
+                <w:szCs w:val="20"/>
+              </w:rPr>
+            </w:pPr>
+            <w:r>
+              <w:rPr>
+                <w:rFonts w:ascii="Times New Roman" w:hAnsi="Times New Roman" w:cs="Times New Roman"/>
+                <w:b/>
+                <w:bCs/>
+                <w:szCs w:val="20"/>
+              </w:rPr>
+              <w:t>ID</w:t>
+            </w:r>
+          </w:p>
+        </w:tc>
+        <w:tc>
+          <w:tcPr>
+            <w:tcW w:w="4586" w:type="dxa"/>
+            <w:vAlign w:val="center"/>
+          </w:tcPr>
+          <w:p>
+            <w:pPr>
+              <w:spacing w:line="360" w:lineRule="auto"/>
+              <w:jc w:val="both"/>
+              <w:rPr>
+                <w:rFonts w:ascii="Times New Roman" w:hAnsi="Times New Roman" w:cs="Times New Roman"/>
+                <w:b/>
+                <w:bCs/>
+                <w:szCs w:val="20"/>
+              </w:rPr>
+            </w:pPr>
+            <w:r>
+              <w:rPr>
+                <w:rFonts w:ascii="Times New Roman" w:hAnsi="Times New Roman" w:cs="Times New Roman"/>
+                <w:b/>
+                <w:bCs/>
+                <w:szCs w:val="20"/>
+              </w:rPr>
+              <w:t>Requirement</w:t>
+            </w:r>
+          </w:p>
+        </w:tc>
+      </w:tr>
+      <w:tr>
+        <w:trPr>
+          <w:trHeight w:val="316"/>
+        </w:trPr>
+        <w:tc>
+          <w:tcPr>
+            <w:tcW w:w="4586" w:type="dxa"/>
+            <w:vAlign w:val="center"/>
+          </w:tcPr>
+          <w:p>
+            <w:pPr>
+              <w:spacing w:line="360" w:lineRule="auto"/>
+              <w:jc w:val="both"/>
+              <w:rPr>
+                <w:rFonts w:ascii="Times New Roman" w:hAnsi="Times New Roman" w:cs="Times New Roman"/>
+                <w:b/>
+                <w:bCs/>
+                <w:szCs w:val="20"/>
+              </w:rPr>
+            </w:pPr>
+            <w:r>
+              <w:rPr>
+                <w:rFonts w:ascii="Times New Roman" w:hAnsi="Times New Roman" w:cs="Times New Roman"/>
+                <w:szCs w:val="20"/>
+              </w:rPr>
+              <w:t>NFR-16</w:t>
+            </w:r>
+          </w:p>
+        </w:tc>
+        <w:tc>
+          <w:tcPr>
+            <w:tcW w:w="4586" w:type="dxa"/>
+            <w:vAlign w:val="center"/>
+          </w:tcPr>
+          <w:p>
+            <w:pPr>
+              <w:spacing w:line="360" w:lineRule="auto"/>
+              <w:jc w:val="both"/>
+              <w:rPr>
+                <w:rFonts w:ascii="Times New Roman" w:hAnsi="Times New Roman" w:cs="Times New Roman"/>
+                <w:b/>
+                <w:bCs/>
+                <w:szCs w:val="20"/>
+              </w:rPr>
+            </w:pPr>
+            <w:r>
+              <w:rPr>
+                <w:rFonts w:ascii="Times New Roman" w:hAnsi="Times New Roman" w:cs="Times New Roman"/>
+                <w:szCs w:val="20"/>
+              </w:rPr>
+              <w:t>The system shall be developed using a modular architecture to facilitate maintenance and updates.</w:t>
+            </w:r>
+          </w:p>
+        </w:tc>
+      </w:tr>
+      <w:tr>
+        <w:trPr>
+          <w:trHeight w:val="302"/>
+        </w:trPr>
+        <w:tc>
+          <w:tcPr>
+            <w:tcW w:w="4586" w:type="dxa"/>
+            <w:vAlign w:val="center"/>
+          </w:tcPr>
+          <w:p>
+            <w:pPr>
+              <w:spacing w:line="360" w:lineRule="auto"/>
+              <w:jc w:val="both"/>
+              <w:rPr>
+                <w:rFonts w:ascii="Times New Roman" w:hAnsi="Times New Roman" w:cs="Times New Roman"/>
+                <w:b/>
+                <w:bCs/>
+                <w:szCs w:val="20"/>
+              </w:rPr>
+            </w:pPr>
+            <w:r>
+              <w:rPr>
+                <w:rFonts w:ascii="Times New Roman" w:hAnsi="Times New Roman" w:cs="Times New Roman"/>
+                <w:szCs w:val="20"/>
+              </w:rPr>
+              <w:t>NFR-17</w:t>
+            </w:r>
+          </w:p>
+        </w:tc>
+        <w:tc>
+          <w:tcPr>
+            <w:tcW w:w="4586" w:type="dxa"/>
+            <w:vAlign w:val="center"/>
+          </w:tcPr>
+          <w:p>
+            <w:pPr>
+              <w:spacing w:line="360" w:lineRule="auto"/>
+              <w:jc w:val="both"/>
+              <w:rPr>
+                <w:rFonts w:ascii="Times New Roman" w:hAnsi="Times New Roman" w:cs="Times New Roman"/>
+                <w:b/>
+                <w:bCs/>
+                <w:szCs w:val="20"/>
+              </w:rPr>
+            </w:pPr>
+            <w:r>
+              <w:rPr>
+                <w:rFonts w:ascii="Times New Roman" w:hAnsi="Times New Roman" w:cs="Times New Roman"/>
+                <w:szCs w:val="20"/>
+              </w:rPr>
+              <w:t>System documentation shall be maintained to support future development activities.</w:t>
+            </w:r>
+          </w:p>
+        </w:tc>
+      </w:tr>
+      <w:tr>
+        <w:trPr>
+          <w:trHeight w:val="316"/>
+        </w:trPr>
+        <w:tc>
+          <w:tcPr>
+            <w:tcW w:w="4586" w:type="dxa"/>
+            <w:vAlign w:val="center"/>
+          </w:tcPr>
+          <w:p>
+            <w:pPr>
+              <w:spacing w:line="360" w:lineRule="auto"/>
+              <w:jc w:val="both"/>
+              <w:rPr>
+                <w:rFonts w:ascii="Times New Roman" w:hAnsi="Times New Roman" w:cs="Times New Roman"/>
+                <w:b/>
+                <w:bCs/>
+                <w:szCs w:val="20"/>
+              </w:rPr>
+            </w:pPr>
+            <w:r>
+              <w:rPr>
+                <w:rFonts w:ascii="Times New Roman" w:hAnsi="Times New Roman" w:cs="Times New Roman"/>
+                <w:szCs w:val="20"/>
+              </w:rPr>
+              <w:t>NFR-18</w:t>
+            </w:r>
+          </w:p>
+        </w:tc>
+        <w:tc>
+          <w:tcPr>
+            <w:tcW w:w="4586" w:type="dxa"/>
+            <w:vAlign w:val="center"/>
+          </w:tcPr>
+          <w:p>
+            <w:pPr>
+              <w:spacing w:line="360" w:lineRule="auto"/>
+              <w:jc w:val="both"/>
+              <w:rPr>
+                <w:rFonts w:ascii="Times New Roman" w:hAnsi="Times New Roman" w:cs="Times New Roman"/>
+                <w:b/>
+                <w:bCs/>
+                <w:szCs w:val="20"/>
+              </w:rPr>
+            </w:pPr>
+            <w:r>
+              <w:rPr>
+                <w:rFonts w:ascii="Times New Roman" w:hAnsi="Times New Roman" w:cs="Times New Roman"/>
+                <w:szCs w:val="20"/>
+              </w:rPr>
+              <w:t>Software updates and bug fixes shall be implemented without affecting existing functionalities.</w:t>
+            </w:r>
+          </w:p>
+        </w:tc>
+      </w:tr>
+    </w:tbl>
+    <w:p>
+      <w:pPr>
+        <w:spacing w:line="360" w:lineRule="auto"/>
+        <w:jc w:val="both"/>
+        <w:rPr>
+          <w:rFonts w:ascii="Times New Roman" w:hAnsi="Times New Roman" w:cs="Times New Roman"/>
+          <w:b/>
+          <w:bCs/>
+          <w:szCs w:val="20"/>
+        </w:rPr>
+      </w:pPr>
+    </w:p>
+    <w:p>
+      <w:pPr>
+        <w:pStyle w:val="Heading3"/>
+        <w:spacing w:line="360" w:lineRule="auto"/>
+        <w:jc w:val="center"/>
+        <w:rPr>
+          <w:rFonts w:ascii="Times New Roman" w:hAnsi="Times New Roman" w:cs="Times New Roman"/>
+          <w:b/>
+          <w:bCs/>
+          <w:sz w:val="24"/>
+          <w:szCs w:val="24"/>
+        </w:rPr>
+      </w:pPr>
+      <w:bookmarkStart w:id="18" w:name="_Toc233361560"/>
+      <w:r>
+        <w:rPr>
+          <w:rFonts w:ascii="Times New Roman" w:hAnsi="Times New Roman" w:cs="Times New Roman"/>
+          <w:b/>
+          <w:bCs/>
+          <w:sz w:val="24"/>
+          <w:szCs w:val="24"/>
+        </w:rPr>
+        <w:t>1.3.7 Scalability Requirements</w:t>
+      </w:r>
+      <w:bookmarkEnd w:id="18"/>
+    </w:p>
+    <w:tbl>
+      <w:tblPr>
+        <w:tblStyle w:val="TableGrid"/>
+        <w:tblW w:w="9172" w:type="dxa"/>
+        <w:tblLook w:val="04A0" w:firstRow="1" w:lastRow="0" w:firstColumn="1" w:lastColumn="0" w:noHBand="0" w:noVBand="1"/>
+      </w:tblPr>
+      <w:tblGrid>
+        <w:gridCol w:w="4586"/>
+        <w:gridCol w:w="4586"/>
+      </w:tblGrid>
+      <w:tr>
+        <w:trPr>
+          <w:trHeight w:val="317"/>
+        </w:trPr>
+        <w:tc>
+          <w:tcPr>
+            <w:tcW w:w="4586" w:type="dxa"/>
+            <w:vAlign w:val="center"/>
+          </w:tcPr>
+          <w:p>
+            <w:pPr>
+              <w:spacing w:line="360" w:lineRule="auto"/>
+              <w:jc w:val="both"/>
+              <w:rPr>
+                <w:rFonts w:ascii="Times New Roman" w:hAnsi="Times New Roman" w:cs="Times New Roman"/>
+                <w:b/>
+                <w:bCs/>
+                <w:szCs w:val="20"/>
+              </w:rPr>
+            </w:pPr>
+            <w:r>
+              <w:rPr>
+                <w:rFonts w:ascii="Times New Roman" w:hAnsi="Times New Roman" w:cs="Times New Roman"/>
+                <w:b/>
+                <w:bCs/>
+                <w:szCs w:val="20"/>
+              </w:rPr>
+              <w:t>ID</w:t>
+            </w:r>
+          </w:p>
+        </w:tc>
+        <w:tc>
+          <w:tcPr>
+            <w:tcW w:w="4586" w:type="dxa"/>
+          </w:tcPr>
+          <w:p>
+            <w:pPr>
+              <w:spacing w:line="360" w:lineRule="auto"/>
+              <w:jc w:val="both"/>
+              <w:rPr>
+                <w:rFonts w:ascii="Times New Roman" w:hAnsi="Times New Roman" w:cs="Times New Roman"/>
+                <w:b/>
+                <w:bCs/>
+                <w:szCs w:val="20"/>
+              </w:rPr>
+            </w:pPr>
+            <w:r>
+              <w:t>Requirement</w:t>
+            </w:r>
+          </w:p>
+        </w:tc>
+      </w:tr>
+      <w:tr>
+        <w:trPr>
+          <w:trHeight w:val="317"/>
+        </w:trPr>
+        <w:tc>
+          <w:tcPr>
+            <w:tcW w:w="4586" w:type="dxa"/>
+            <w:vAlign w:val="center"/>
+          </w:tcPr>
+          <w:p>
+            <w:pPr>
+              <w:spacing w:line="360" w:lineRule="auto"/>
+              <w:jc w:val="both"/>
+              <w:rPr>
+                <w:rFonts w:ascii="Times New Roman" w:hAnsi="Times New Roman" w:cs="Times New Roman"/>
+                <w:b/>
+                <w:bCs/>
+                <w:szCs w:val="20"/>
+              </w:rPr>
+            </w:pPr>
+            <w:r>
+              <w:rPr>
+                <w:rFonts w:ascii="Times New Roman" w:hAnsi="Times New Roman" w:cs="Times New Roman"/>
+                <w:szCs w:val="20"/>
+              </w:rPr>
+              <w:t>NFR-19</w:t>
+            </w:r>
+          </w:p>
+        </w:tc>
+        <w:tc>
+          <w:tcPr>
+            <w:tcW w:w="4586" w:type="dxa"/>
+          </w:tcPr>
+          <w:p>
+            <w:pPr>
+              <w:spacing w:line="360" w:lineRule="auto"/>
+              <w:jc w:val="both"/>
+              <w:rPr>
+                <w:rFonts w:ascii="Times New Roman" w:hAnsi="Times New Roman" w:cs="Times New Roman"/>
+                <w:b/>
+                <w:bCs/>
+                <w:szCs w:val="20"/>
+              </w:rPr>
+            </w:pPr>
+            <w:r>
+              <w:t>The system shall support future increases in the number of users and stored food records.</w:t>
+            </w:r>
+          </w:p>
+        </w:tc>
+      </w:tr>
+      <w:tr>
+        <w:trPr>
+          <w:trHeight w:val="303"/>
+        </w:trPr>
+        <w:tc>
+          <w:tcPr>
+            <w:tcW w:w="4586" w:type="dxa"/>
+            <w:vAlign w:val="center"/>
+          </w:tcPr>
+          <w:p>
+            <w:pPr>
+              <w:spacing w:line="360" w:lineRule="auto"/>
+              <w:jc w:val="both"/>
+              <w:rPr>
+                <w:rFonts w:ascii="Times New Roman" w:hAnsi="Times New Roman" w:cs="Times New Roman"/>
+                <w:b/>
+                <w:bCs/>
+                <w:szCs w:val="20"/>
+              </w:rPr>
+            </w:pPr>
+            <w:r>
+              <w:rPr>
+                <w:rFonts w:ascii="Times New Roman" w:hAnsi="Times New Roman" w:cs="Times New Roman"/>
+                <w:szCs w:val="20"/>
+              </w:rPr>
+              <w:t>NFR-20</w:t>
+            </w:r>
+          </w:p>
+        </w:tc>
+        <w:tc>
+          <w:tcPr>
+            <w:tcW w:w="4586" w:type="dxa"/>
+          </w:tcPr>
+          <w:p>
+            <w:pPr>
+              <w:spacing w:line="360" w:lineRule="auto"/>
+              <w:jc w:val="both"/>
+              <w:rPr>
+                <w:rFonts w:ascii="Times New Roman" w:hAnsi="Times New Roman" w:cs="Times New Roman"/>
+                <w:b/>
+                <w:bCs/>
+                <w:szCs w:val="20"/>
+              </w:rPr>
+            </w:pPr>
+            <w:r>
+              <w:t>The database shall be capable of accommodating growing volumes of inventory and donation data.</w:t>
+            </w:r>
+          </w:p>
+        </w:tc>
+      </w:tr>
+      <w:tr>
+        <w:trPr>
+          <w:trHeight w:val="317"/>
+        </w:trPr>
+        <w:tc>
+          <w:tcPr>
+            <w:tcW w:w="4586" w:type="dxa"/>
+            <w:vAlign w:val="center"/>
+          </w:tcPr>
+          <w:p>
+            <w:pPr>
+              <w:spacing w:line="360" w:lineRule="auto"/>
+              <w:jc w:val="both"/>
+              <w:rPr>
+                <w:rFonts w:ascii="Times New Roman" w:hAnsi="Times New Roman" w:cs="Times New Roman"/>
+                <w:b/>
+                <w:bCs/>
+                <w:szCs w:val="20"/>
+              </w:rPr>
+            </w:pPr>
+            <w:r>
+              <w:rPr>
+                <w:rFonts w:ascii="Times New Roman" w:hAnsi="Times New Roman" w:cs="Times New Roman"/>
+                <w:szCs w:val="20"/>
+              </w:rPr>
+              <w:t>NFR-21</w:t>
+            </w:r>
+          </w:p>
+        </w:tc>
+        <w:tc>
+          <w:tcPr>
+            <w:tcW w:w="4586" w:type="dxa"/>
+          </w:tcPr>
+          <w:p>
+            <w:pPr>
+              <w:spacing w:line="360" w:lineRule="auto"/>
+              <w:jc w:val="both"/>
+              <w:rPr>
+                <w:rFonts w:ascii="Times New Roman" w:hAnsi="Times New Roman" w:cs="Times New Roman"/>
+                <w:b/>
+                <w:bCs/>
+                <w:szCs w:val="20"/>
+              </w:rPr>
+            </w:pPr>
+            <w:r>
+              <w:t>Additional modules and features shall be integrated without major system redesign.</w:t>
+            </w:r>
+          </w:p>
+        </w:tc>
+      </w:tr>
+    </w:tbl>
+    <w:p>
+      <w:pPr>
+        <w:spacing w:line="360" w:lineRule="auto"/>
+        <w:jc w:val="both"/>
+        <w:rPr>
+          <w:rFonts w:ascii="Times New Roman" w:hAnsi="Times New Roman" w:cs="Times New Roman"/>
+          <w:b/>
+          <w:bCs/>
+          <w:szCs w:val="20"/>
+        </w:rPr>
+      </w:pPr>
+    </w:p>
+    <w:p>
+      <w:pPr>
+        <w:pStyle w:val="Heading3"/>
+        <w:spacing w:line="360" w:lineRule="auto"/>
+        <w:jc w:val="center"/>
+        <w:rPr>
+          <w:rFonts w:ascii="Times New Roman" w:hAnsi="Times New Roman" w:cs="Times New Roman"/>
+          <w:b/>
+          <w:bCs/>
+          <w:sz w:val="24"/>
+          <w:szCs w:val="24"/>
+        </w:rPr>
+      </w:pPr>
+      <w:bookmarkStart w:id="19" w:name="_Toc233361561"/>
+      <w:r>
+        <w:rPr>
+          <w:rFonts w:ascii="Times New Roman" w:hAnsi="Times New Roman" w:cs="Times New Roman"/>
+          <w:b/>
+          <w:bCs/>
+          <w:sz w:val="24"/>
+          <w:szCs w:val="24"/>
+        </w:rPr>
+        <w:t>1.3.8 Compatibility Requirements</w:t>
+      </w:r>
+      <w:bookmarkEnd w:id="19"/>
+    </w:p>
+    <w:tbl>
+      <w:tblPr>
+        <w:tblStyle w:val="TableGrid"/>
+        <w:tblW w:w="9074" w:type="dxa"/>
+        <w:tblLook w:val="04A0" w:firstRow="1" w:lastRow="0" w:firstColumn="1" w:lastColumn="0" w:noHBand="0" w:noVBand="1"/>
+      </w:tblPr>
+      <w:tblGrid>
+        <w:gridCol w:w="4537"/>
+        <w:gridCol w:w="4537"/>
+      </w:tblGrid>
+      <w:tr>
+        <w:trPr>
+          <w:trHeight w:val="177"/>
+        </w:trPr>
+        <w:tc>
+          <w:tcPr>
+            <w:tcW w:w="4537" w:type="dxa"/>
+            <w:vAlign w:val="center"/>
+          </w:tcPr>
+          <w:p>
+            <w:pPr>
+              <w:spacing w:line="360" w:lineRule="auto"/>
+              <w:jc w:val="both"/>
+              <w:rPr>
+                <w:rFonts w:ascii="Times New Roman" w:hAnsi="Times New Roman" w:cs="Times New Roman"/>
+                <w:b/>
+                <w:bCs/>
+                <w:szCs w:val="20"/>
+              </w:rPr>
+            </w:pPr>
+            <w:r>
+              <w:rPr>
+                <w:rFonts w:ascii="Times New Roman" w:hAnsi="Times New Roman" w:cs="Times New Roman"/>
+                <w:b/>
+                <w:bCs/>
+                <w:szCs w:val="20"/>
+              </w:rPr>
+              <w:t>ID</w:t>
+            </w:r>
+          </w:p>
+        </w:tc>
+        <w:tc>
+          <w:tcPr>
+            <w:tcW w:w="4537" w:type="dxa"/>
+            <w:vAlign w:val="center"/>
+          </w:tcPr>
+          <w:p>
+            <w:pPr>
+              <w:spacing w:line="360" w:lineRule="auto"/>
+              <w:jc w:val="both"/>
+              <w:rPr>
+                <w:rFonts w:ascii="Times New Roman" w:hAnsi="Times New Roman" w:cs="Times New Roman"/>
+                <w:b/>
+                <w:bCs/>
+                <w:szCs w:val="20"/>
+              </w:rPr>
+            </w:pPr>
+            <w:r>
+              <w:rPr>
+                <w:rFonts w:ascii="Times New Roman" w:hAnsi="Times New Roman" w:cs="Times New Roman"/>
+                <w:b/>
+                <w:bCs/>
+                <w:szCs w:val="20"/>
+              </w:rPr>
+              <w:t>Requirement</w:t>
+            </w:r>
+          </w:p>
+        </w:tc>
+      </w:tr>
+      <w:tr>
+        <w:trPr>
+          <w:trHeight w:val="526"/>
+        </w:trPr>
+        <w:tc>
+          <w:tcPr>
+            <w:tcW w:w="4537" w:type="dxa"/>
+            <w:vAlign w:val="center"/>
+          </w:tcPr>
+          <w:p>
+            <w:pPr>
+              <w:spacing w:line="360" w:lineRule="auto"/>
+              <w:jc w:val="both"/>
+              <w:rPr>
+                <w:rFonts w:ascii="Times New Roman" w:hAnsi="Times New Roman" w:cs="Times New Roman"/>
+                <w:b/>
+                <w:bCs/>
+                <w:szCs w:val="20"/>
+              </w:rPr>
+            </w:pPr>
+            <w:r>
+              <w:rPr>
+                <w:rFonts w:ascii="Times New Roman" w:hAnsi="Times New Roman" w:cs="Times New Roman"/>
+                <w:szCs w:val="20"/>
+              </w:rPr>
+              <w:t>NFR-22</w:t>
+            </w:r>
+          </w:p>
+        </w:tc>
+        <w:tc>
+          <w:tcPr>
+            <w:tcW w:w="4537" w:type="dxa"/>
+            <w:vAlign w:val="center"/>
+          </w:tcPr>
+          <w:p>
+            <w:pPr>
+              <w:spacing w:line="360" w:lineRule="auto"/>
+              <w:jc w:val="both"/>
+              <w:rPr>
+                <w:rFonts w:ascii="Times New Roman" w:hAnsi="Times New Roman" w:cs="Times New Roman"/>
+                <w:szCs w:val="20"/>
+              </w:rPr>
+            </w:pPr>
+            <w:r>
+              <w:rPr>
+                <w:rFonts w:ascii="Times New Roman" w:hAnsi="Times New Roman" w:cs="Times New Roman"/>
+                <w:szCs w:val="20"/>
+              </w:rPr>
+              <w:t>The system must be able to work with the latest versions of popular web browsers like Google Chrome, Microsoft Edge, Mozilla Firefox, and Safari.</w:t>
+            </w:r>
+          </w:p>
+        </w:tc>
+      </w:tr>
+      <w:tr>
+        <w:trPr>
+          <w:trHeight w:val="92"/>
+        </w:trPr>
+        <w:tc>
+          <w:tcPr>
+            <w:tcW w:w="4537" w:type="dxa"/>
+            <w:vAlign w:val="center"/>
+          </w:tcPr>
+          <w:p>
+            <w:pPr>
+              <w:spacing w:line="360" w:lineRule="auto"/>
+              <w:jc w:val="both"/>
+              <w:rPr>
+                <w:rFonts w:ascii="Times New Roman" w:hAnsi="Times New Roman" w:cs="Times New Roman"/>
+                <w:b/>
+                <w:bCs/>
+                <w:szCs w:val="20"/>
+              </w:rPr>
+            </w:pPr>
+            <w:r>
+              <w:rPr>
+                <w:rFonts w:ascii="Times New Roman" w:hAnsi="Times New Roman" w:cs="Times New Roman"/>
+                <w:szCs w:val="20"/>
+              </w:rPr>
+              <w:t>NFR-23</w:t>
+            </w:r>
+          </w:p>
+        </w:tc>
+        <w:tc>
+          <w:tcPr>
+            <w:tcW w:w="4537" w:type="dxa"/>
+            <w:vAlign w:val="center"/>
+          </w:tcPr>
+          <w:p>
+            <w:pPr>
+              <w:spacing w:line="360" w:lineRule="auto"/>
+              <w:jc w:val="both"/>
+              <w:rPr>
+                <w:rFonts w:ascii="Times New Roman" w:hAnsi="Times New Roman" w:cs="Times New Roman"/>
+                <w:szCs w:val="20"/>
+              </w:rPr>
+            </w:pPr>
+            <w:r>
+              <w:rPr>
+                <w:rFonts w:ascii="Times New Roman" w:hAnsi="Times New Roman" w:cs="Times New Roman"/>
+                <w:szCs w:val="20"/>
+              </w:rPr>
+              <w:t>The system must be accessible via desktop computers, tablets, and smartphones.</w:t>
+            </w:r>
+          </w:p>
+        </w:tc>
+      </w:tr>
+      <w:tr>
+        <w:trPr>
+          <w:trHeight w:val="526"/>
+        </w:trPr>
+        <w:tc>
+          <w:tcPr>
+            <w:tcW w:w="4537" w:type="dxa"/>
+            <w:vAlign w:val="center"/>
+          </w:tcPr>
+          <w:p>
+            <w:pPr>
+              <w:spacing w:line="360" w:lineRule="auto"/>
+              <w:jc w:val="both"/>
+              <w:rPr>
+                <w:rFonts w:ascii="Times New Roman" w:hAnsi="Times New Roman" w:cs="Times New Roman"/>
+                <w:b/>
+                <w:bCs/>
+                <w:szCs w:val="20"/>
+              </w:rPr>
+            </w:pPr>
+            <w:r>
+              <w:rPr>
+                <w:rFonts w:ascii="Times New Roman" w:hAnsi="Times New Roman" w:cs="Times New Roman"/>
+                <w:szCs w:val="20"/>
+              </w:rPr>
+              <w:t>NFR-24</w:t>
+            </w:r>
+          </w:p>
+        </w:tc>
+        <w:tc>
+          <w:tcPr>
+            <w:tcW w:w="4537" w:type="dxa"/>
+            <w:vAlign w:val="center"/>
+          </w:tcPr>
+          <w:p>
+            <w:pPr>
+              <w:spacing w:line="360" w:lineRule="auto"/>
+              <w:jc w:val="both"/>
+              <w:rPr>
+                <w:rFonts w:ascii="Times New Roman" w:hAnsi="Times New Roman" w:cs="Times New Roman"/>
+                <w:szCs w:val="20"/>
+              </w:rPr>
+            </w:pPr>
+            <w:r>
+              <w:rPr>
+                <w:rFonts w:ascii="Times New Roman" w:hAnsi="Times New Roman" w:cs="Times New Roman"/>
+                <w:szCs w:val="20"/>
+              </w:rPr>
+              <w:t>The user interface must change its layout based on the size of the screen using responsive design techniques.</w:t>
+            </w:r>
+          </w:p>
+        </w:tc>
+      </w:tr>
+    </w:tbl>
+    <w:p>
+      <w:pPr>
+        <w:spacing w:line="360" w:lineRule="auto"/>
+        <w:jc w:val="both"/>
+        <w:rPr>
+          <w:rFonts w:ascii="Times New Roman" w:hAnsi="Times New Roman" w:cs="Times New Roman"/>
+          <w:b/>
+          <w:bCs/>
+          <w:szCs w:val="20"/>
+        </w:rPr>
+      </w:pPr>
+    </w:p>
+    <w:p>
+      <w:pPr>
+        <w:pStyle w:val="Heading3"/>
+        <w:spacing w:line="360" w:lineRule="auto"/>
+        <w:jc w:val="center"/>
+        <w:rPr>
+          <w:rFonts w:ascii="Times New Roman" w:hAnsi="Times New Roman" w:cs="Times New Roman"/>
+          <w:b/>
+          <w:bCs/>
+          <w:sz w:val="24"/>
+          <w:szCs w:val="24"/>
+        </w:rPr>
+      </w:pPr>
+      <w:bookmarkStart w:id="20" w:name="_Toc233361562"/>
+      <w:r>
+        <w:rPr>
+          <w:rFonts w:ascii="Times New Roman" w:hAnsi="Times New Roman" w:cs="Times New Roman"/>
+          <w:b/>
+          <w:bCs/>
+          <w:sz w:val="24"/>
+          <w:szCs w:val="24"/>
+        </w:rPr>
+        <w:t>1.3.9 Backup and Recovery Requirements</w:t>
+      </w:r>
+      <w:bookmarkEnd w:id="20"/>
+    </w:p>
+    <w:tbl>
+      <w:tblPr>
+        <w:tblStyle w:val="TableGrid"/>
+        <w:tblW w:w="9028" w:type="dxa"/>
+        <w:tblLook w:val="04A0" w:firstRow="1" w:lastRow="0" w:firstColumn="1" w:lastColumn="0" w:noHBand="0" w:noVBand="1"/>
+      </w:tblPr>
+      <w:tblGrid>
+        <w:gridCol w:w="4514"/>
+        <w:gridCol w:w="4514"/>
+      </w:tblGrid>
+      <w:tr>
+        <w:trPr>
+          <w:trHeight w:val="435"/>
+        </w:trPr>
+        <w:tc>
+          <w:tcPr>
+            <w:tcW w:w="4514" w:type="dxa"/>
+            <w:vAlign w:val="center"/>
+          </w:tcPr>
+          <w:p>
+            <w:pPr>
+              <w:spacing w:line="360" w:lineRule="auto"/>
+              <w:jc w:val="both"/>
+              <w:rPr>
+                <w:rFonts w:ascii="Times New Roman" w:hAnsi="Times New Roman" w:cs="Times New Roman"/>
+                <w:b/>
+                <w:bCs/>
+                <w:szCs w:val="20"/>
+              </w:rPr>
+            </w:pPr>
+            <w:r>
+              <w:rPr>
+                <w:rFonts w:ascii="Times New Roman" w:hAnsi="Times New Roman" w:cs="Times New Roman"/>
+                <w:b/>
+                <w:bCs/>
+                <w:szCs w:val="20"/>
+              </w:rPr>
+              <w:t>ID</w:t>
+            </w:r>
+          </w:p>
+        </w:tc>
+        <w:tc>
+          <w:tcPr>
+            <w:tcW w:w="4514" w:type="dxa"/>
+            <w:vAlign w:val="center"/>
+          </w:tcPr>
+          <w:p>
+            <w:pPr>
+              <w:spacing w:line="360" w:lineRule="auto"/>
+              <w:jc w:val="both"/>
+              <w:rPr>
+                <w:rFonts w:ascii="Times New Roman" w:hAnsi="Times New Roman" w:cs="Times New Roman"/>
+                <w:b/>
+                <w:bCs/>
+                <w:szCs w:val="20"/>
+              </w:rPr>
+            </w:pPr>
+            <w:r>
+              <w:rPr>
+                <w:rFonts w:ascii="Times New Roman" w:hAnsi="Times New Roman" w:cs="Times New Roman"/>
+                <w:b/>
+                <w:bCs/>
+                <w:szCs w:val="20"/>
+              </w:rPr>
+              <w:t>Requirement</w:t>
+            </w:r>
+          </w:p>
+        </w:tc>
+      </w:tr>
+      <w:tr>
+        <w:trPr>
+          <w:trHeight w:val="435"/>
+        </w:trPr>
+        <w:tc>
+          <w:tcPr>
+            <w:tcW w:w="4514" w:type="dxa"/>
+            <w:vAlign w:val="center"/>
+          </w:tcPr>
+          <w:p>
+            <w:pPr>
+              <w:spacing w:line="360" w:lineRule="auto"/>
+              <w:jc w:val="both"/>
+              <w:rPr>
+                <w:rFonts w:ascii="Times New Roman" w:hAnsi="Times New Roman" w:cs="Times New Roman"/>
+                <w:b/>
+                <w:bCs/>
+                <w:szCs w:val="20"/>
+              </w:rPr>
+            </w:pPr>
+            <w:r>
+              <w:rPr>
+                <w:rFonts w:ascii="Times New Roman" w:hAnsi="Times New Roman" w:cs="Times New Roman"/>
+                <w:szCs w:val="20"/>
+              </w:rPr>
+              <w:t>NFR-25</w:t>
+            </w:r>
+          </w:p>
+        </w:tc>
+        <w:tc>
+          <w:tcPr>
+            <w:tcW w:w="4514" w:type="dxa"/>
+            <w:vAlign w:val="center"/>
+          </w:tcPr>
+          <w:p>
+            <w:pPr>
+              <w:spacing w:line="360" w:lineRule="auto"/>
+              <w:jc w:val="both"/>
+              <w:rPr>
+                <w:rFonts w:ascii="Times New Roman" w:hAnsi="Times New Roman" w:cs="Times New Roman"/>
+                <w:b/>
+                <w:bCs/>
+                <w:szCs w:val="20"/>
+              </w:rPr>
+            </w:pPr>
+            <w:r>
+              <w:rPr>
+                <w:rFonts w:ascii="Times New Roman" w:hAnsi="Times New Roman" w:cs="Times New Roman"/>
+                <w:szCs w:val="20"/>
+              </w:rPr>
+              <w:t>The system shall perform regular backups of user, inventory, donation, and notification data.</w:t>
+            </w:r>
+          </w:p>
+        </w:tc>
+      </w:tr>
+      <w:tr>
+        <w:trPr>
+          <w:trHeight w:val="417"/>
+        </w:trPr>
+        <w:tc>
+          <w:tcPr>
+            <w:tcW w:w="4514" w:type="dxa"/>
+            <w:vAlign w:val="center"/>
+          </w:tcPr>
+          <w:p>
+            <w:pPr>
+              <w:spacing w:line="360" w:lineRule="auto"/>
+              <w:jc w:val="both"/>
+              <w:rPr>
+                <w:rFonts w:ascii="Times New Roman" w:hAnsi="Times New Roman" w:cs="Times New Roman"/>
+                <w:b/>
+                <w:bCs/>
+                <w:szCs w:val="20"/>
+              </w:rPr>
+            </w:pPr>
+            <w:r>
+              <w:rPr>
+                <w:rFonts w:ascii="Times New Roman" w:hAnsi="Times New Roman" w:cs="Times New Roman"/>
+                <w:szCs w:val="20"/>
+              </w:rPr>
+              <w:t>NFR-26</w:t>
+            </w:r>
+          </w:p>
+        </w:tc>
+        <w:tc>
+          <w:tcPr>
+            <w:tcW w:w="4514" w:type="dxa"/>
+            <w:vAlign w:val="center"/>
+          </w:tcPr>
+          <w:p>
+            <w:pPr>
+              <w:spacing w:line="360" w:lineRule="auto"/>
+              <w:jc w:val="both"/>
+              <w:rPr>
+                <w:rFonts w:ascii="Times New Roman" w:hAnsi="Times New Roman" w:cs="Times New Roman"/>
+                <w:b/>
+                <w:bCs/>
+                <w:szCs w:val="20"/>
+              </w:rPr>
+            </w:pPr>
+            <w:r>
+              <w:rPr>
+                <w:rFonts w:ascii="Times New Roman" w:hAnsi="Times New Roman" w:cs="Times New Roman"/>
+                <w:szCs w:val="20"/>
+              </w:rPr>
+              <w:t>Backup data shall be stored securely to prevent unauthorized access.</w:t>
+            </w:r>
+          </w:p>
+        </w:tc>
+      </w:tr>
+      <w:tr>
+        <w:trPr>
+          <w:trHeight w:val="435"/>
+        </w:trPr>
+        <w:tc>
+          <w:tcPr>
+            <w:tcW w:w="4514" w:type="dxa"/>
+            <w:vAlign w:val="center"/>
+          </w:tcPr>
+          <w:p>
+            <w:pPr>
+              <w:spacing w:line="360" w:lineRule="auto"/>
+              <w:jc w:val="both"/>
+              <w:rPr>
+                <w:rFonts w:ascii="Times New Roman" w:hAnsi="Times New Roman" w:cs="Times New Roman"/>
+                <w:b/>
+                <w:bCs/>
+                <w:szCs w:val="20"/>
+              </w:rPr>
+            </w:pPr>
+            <w:r>
+              <w:rPr>
+                <w:rFonts w:ascii="Times New Roman" w:hAnsi="Times New Roman" w:cs="Times New Roman"/>
+                <w:szCs w:val="20"/>
+              </w:rPr>
+              <w:t>NFR-27</w:t>
+            </w:r>
+          </w:p>
+        </w:tc>
+        <w:tc>
+          <w:tcPr>
+            <w:tcW w:w="4514" w:type="dxa"/>
+            <w:vAlign w:val="center"/>
+          </w:tcPr>
+          <w:p>
+            <w:pPr>
+              <w:spacing w:line="360" w:lineRule="auto"/>
+              <w:jc w:val="both"/>
+              <w:rPr>
+                <w:rFonts w:ascii="Times New Roman" w:hAnsi="Times New Roman" w:cs="Times New Roman"/>
+                <w:b/>
+                <w:bCs/>
+                <w:szCs w:val="20"/>
+              </w:rPr>
+            </w:pPr>
+            <w:r>
+              <w:rPr>
+                <w:rFonts w:ascii="Times New Roman" w:hAnsi="Times New Roman" w:cs="Times New Roman"/>
+                <w:szCs w:val="20"/>
+              </w:rPr>
+              <w:t>The system shall be capable of restoring data in the event of system failure or data corruption.</w:t>
+            </w:r>
+          </w:p>
+        </w:tc>
+      </w:tr>
+    </w:tbl>
+    <w:p>
+      <w:pPr>
+        <w:spacing w:line="360" w:lineRule="auto"/>
+        <w:jc w:val="both"/>
+        <w:rPr>
+          <w:rFonts w:ascii="Times New Roman" w:hAnsi="Times New Roman" w:cs="Times New Roman"/>
+          <w:b/>
+          <w:bCs/>
+          <w:szCs w:val="20"/>
+        </w:rPr>
+      </w:pPr>
+    </w:p>
+    <w:p>
+      <w:pPr>
+        <w:pStyle w:val="Heading3"/>
+        <w:spacing w:line="360" w:lineRule="auto"/>
+        <w:jc w:val="center"/>
+        <w:rPr>
+          <w:rFonts w:ascii="Times New Roman" w:hAnsi="Times New Roman" w:cs="Times New Roman"/>
+          <w:b/>
+          <w:bCs/>
+          <w:sz w:val="24"/>
+          <w:szCs w:val="24"/>
+        </w:rPr>
+      </w:pPr>
+      <w:bookmarkStart w:id="21" w:name="_Toc233361563"/>
+      <w:r>
+        <w:rPr>
+          <w:rFonts w:ascii="Times New Roman" w:hAnsi="Times New Roman" w:cs="Times New Roman"/>
+          <w:b/>
+          <w:bCs/>
+          <w:sz w:val="24"/>
+          <w:szCs w:val="24"/>
+        </w:rPr>
+        <w:t>1.3.10 Privacy Requirements</w:t>
+      </w:r>
+      <w:bookmarkEnd w:id="21"/>
+    </w:p>
+    <w:tbl>
+      <w:tblPr>
+        <w:tblStyle w:val="TableGrid"/>
+        <w:tblW w:w="9138" w:type="dxa"/>
+        <w:tblLook w:val="04A0" w:firstRow="1" w:lastRow="0" w:firstColumn="1" w:lastColumn="0" w:noHBand="0" w:noVBand="1"/>
+      </w:tblPr>
+      <w:tblGrid>
+        <w:gridCol w:w="4569"/>
+        <w:gridCol w:w="4569"/>
+      </w:tblGrid>
+      <w:tr>
+        <w:trPr>
+          <w:trHeight w:val="581"/>
+        </w:trPr>
+        <w:tc>
+          <w:tcPr>
+            <w:tcW w:w="4569" w:type="dxa"/>
+            <w:vAlign w:val="center"/>
+          </w:tcPr>
+          <w:p>
+            <w:pPr>
+              <w:spacing w:line="360" w:lineRule="auto"/>
+              <w:jc w:val="both"/>
+              <w:rPr>
+                <w:rFonts w:ascii="Times New Roman" w:hAnsi="Times New Roman" w:cs="Times New Roman"/>
+                <w:b/>
+                <w:bCs/>
+                <w:szCs w:val="20"/>
+              </w:rPr>
+            </w:pPr>
+            <w:r>
+              <w:rPr>
+                <w:rFonts w:ascii="Times New Roman" w:hAnsi="Times New Roman" w:cs="Times New Roman"/>
+                <w:b/>
+                <w:bCs/>
+                <w:szCs w:val="20"/>
+              </w:rPr>
+              <w:t>ID</w:t>
+            </w:r>
+          </w:p>
+        </w:tc>
+        <w:tc>
+          <w:tcPr>
+            <w:tcW w:w="4569" w:type="dxa"/>
+            <w:vAlign w:val="center"/>
+          </w:tcPr>
+          <w:p>
+            <w:pPr>
+              <w:spacing w:line="360" w:lineRule="auto"/>
+              <w:jc w:val="both"/>
+              <w:rPr>
+                <w:rFonts w:ascii="Times New Roman" w:hAnsi="Times New Roman" w:cs="Times New Roman"/>
+                <w:b/>
+                <w:bCs/>
+                <w:szCs w:val="20"/>
+              </w:rPr>
+            </w:pPr>
+            <w:r>
+              <w:rPr>
+                <w:rFonts w:ascii="Times New Roman" w:hAnsi="Times New Roman" w:cs="Times New Roman"/>
+                <w:b/>
+                <w:bCs/>
+                <w:szCs w:val="20"/>
+              </w:rPr>
+              <w:t>Requirement</w:t>
+            </w:r>
+          </w:p>
+        </w:tc>
+      </w:tr>
+      <w:tr>
+        <w:trPr>
+          <w:trHeight w:val="581"/>
+        </w:trPr>
+        <w:tc>
+          <w:tcPr>
+            <w:tcW w:w="4569" w:type="dxa"/>
+            <w:vAlign w:val="center"/>
+          </w:tcPr>
+          <w:p>
+            <w:pPr>
+              <w:spacing w:line="360" w:lineRule="auto"/>
+              <w:jc w:val="both"/>
+              <w:rPr>
+                <w:rFonts w:ascii="Times New Roman" w:hAnsi="Times New Roman" w:cs="Times New Roman"/>
+                <w:b/>
+                <w:bCs/>
+                <w:szCs w:val="20"/>
+              </w:rPr>
+            </w:pPr>
+            <w:r>
+              <w:rPr>
+                <w:rFonts w:ascii="Times New Roman" w:hAnsi="Times New Roman" w:cs="Times New Roman"/>
+                <w:szCs w:val="20"/>
+              </w:rPr>
+              <w:t>NFR-28</w:t>
+            </w:r>
+          </w:p>
+        </w:tc>
+        <w:tc>
+          <w:tcPr>
+            <w:tcW w:w="4569" w:type="dxa"/>
+            <w:vAlign w:val="center"/>
+          </w:tcPr>
+          <w:p>
+            <w:pPr>
+              <w:spacing w:line="360" w:lineRule="auto"/>
+              <w:jc w:val="both"/>
+              <w:rPr>
+                <w:rFonts w:ascii="Times New Roman" w:hAnsi="Times New Roman" w:cs="Times New Roman"/>
+                <w:b/>
+                <w:bCs/>
+                <w:szCs w:val="20"/>
+              </w:rPr>
+            </w:pPr>
+            <w:r>
+              <w:rPr>
+                <w:rFonts w:ascii="Times New Roman" w:hAnsi="Times New Roman" w:cs="Times New Roman"/>
+                <w:szCs w:val="20"/>
+              </w:rPr>
+              <w:t>The system shall collect and store only information necessary for application functionality.</w:t>
+            </w:r>
+          </w:p>
+        </w:tc>
+      </w:tr>
+      <w:tr>
+        <w:trPr>
+          <w:trHeight w:val="556"/>
+        </w:trPr>
+        <w:tc>
+          <w:tcPr>
+            <w:tcW w:w="4569" w:type="dxa"/>
+            <w:vAlign w:val="center"/>
+          </w:tcPr>
+          <w:p>
+            <w:pPr>
+              <w:spacing w:line="360" w:lineRule="auto"/>
+              <w:jc w:val="both"/>
+              <w:rPr>
+                <w:rFonts w:ascii="Times New Roman" w:hAnsi="Times New Roman" w:cs="Times New Roman"/>
+                <w:b/>
+                <w:bCs/>
+                <w:szCs w:val="20"/>
+              </w:rPr>
+            </w:pPr>
+            <w:r>
+              <w:rPr>
+                <w:rFonts w:ascii="Times New Roman" w:hAnsi="Times New Roman" w:cs="Times New Roman"/>
+                <w:szCs w:val="20"/>
+              </w:rPr>
+              <w:t>NFR-29</w:t>
+            </w:r>
+          </w:p>
+        </w:tc>
+        <w:tc>
+          <w:tcPr>
+            <w:tcW w:w="4569" w:type="dxa"/>
+            <w:vAlign w:val="center"/>
+          </w:tcPr>
+          <w:p>
+            <w:pPr>
+              <w:spacing w:line="360" w:lineRule="auto"/>
+              <w:jc w:val="both"/>
+              <w:rPr>
+                <w:rFonts w:ascii="Times New Roman" w:hAnsi="Times New Roman" w:cs="Times New Roman"/>
+                <w:b/>
+                <w:bCs/>
+                <w:szCs w:val="20"/>
+              </w:rPr>
+            </w:pPr>
+            <w:r>
+              <w:rPr>
+                <w:rFonts w:ascii="Times New Roman" w:hAnsi="Times New Roman" w:cs="Times New Roman"/>
+                <w:szCs w:val="20"/>
+              </w:rPr>
+              <w:t>User personal information shall not be disclosed to unauthorized parties.</w:t>
+            </w:r>
+          </w:p>
+        </w:tc>
+      </w:tr>
+      <w:tr>
+        <w:trPr>
+          <w:trHeight w:val="581"/>
+        </w:trPr>
+        <w:tc>
+          <w:tcPr>
+            <w:tcW w:w="4569" w:type="dxa"/>
+            <w:vAlign w:val="center"/>
+          </w:tcPr>
+          <w:p>
+            <w:pPr>
+              <w:spacing w:line="360" w:lineRule="auto"/>
+              <w:jc w:val="both"/>
+              <w:rPr>
+                <w:rFonts w:ascii="Times New Roman" w:hAnsi="Times New Roman" w:cs="Times New Roman"/>
+                <w:b/>
+                <w:bCs/>
+                <w:szCs w:val="20"/>
+              </w:rPr>
+            </w:pPr>
+            <w:r>
+              <w:rPr>
+                <w:rFonts w:ascii="Times New Roman" w:hAnsi="Times New Roman" w:cs="Times New Roman"/>
+                <w:szCs w:val="20"/>
+              </w:rPr>
+              <w:t>NFR-30</w:t>
+            </w:r>
+          </w:p>
+        </w:tc>
+        <w:tc>
+          <w:tcPr>
+            <w:tcW w:w="4569" w:type="dxa"/>
+            <w:vAlign w:val="center"/>
+          </w:tcPr>
+          <w:p>
+            <w:pPr>
+              <w:spacing w:line="360" w:lineRule="auto"/>
+              <w:jc w:val="both"/>
+              <w:rPr>
+                <w:rFonts w:ascii="Times New Roman" w:hAnsi="Times New Roman" w:cs="Times New Roman"/>
+                <w:b/>
+                <w:bCs/>
+                <w:szCs w:val="20"/>
+              </w:rPr>
+            </w:pPr>
+            <w:r>
+              <w:rPr>
+                <w:rFonts w:ascii="Times New Roman" w:hAnsi="Times New Roman" w:cs="Times New Roman"/>
+                <w:szCs w:val="20"/>
+              </w:rPr>
+              <w:t>The system shall allow users to manage their privacy preferences and account settings.</w:t>
+            </w:r>
+          </w:p>
+        </w:tc>
+      </w:tr>
+    </w:tbl>
+    <w:p>
+      <w:pPr>
+        <w:spacing w:line="360" w:lineRule="auto"/>
+        <w:jc w:val="both"/>
+        <w:rPr>
+          <w:rFonts w:ascii="Times New Roman" w:hAnsi="Times New Roman" w:cs="Times New Roman"/>
+          <w:szCs w:val="24"/>
+        </w:rPr>
+      </w:pPr>
     </w:p>
     <w:sectPr>
       <w:pgSz w:w="11906" w:h="16838" w:code="9"/>

--- a/Task2 Assignment1.docx
+++ b/Task2 Assignment1.docx
@@ -396,8 +396,18 @@
                 <w:sz w:val="16"/>
                 <w:szCs w:val="16"/>
               </w:rPr>
-              <w:t>Rohit Gurdhami</w:t>
-            </w:r>
+              <w:t xml:space="preserve">Rohit </w:t>
+            </w:r>
+            <w:proofErr w:type="spellStart"/>
+            <w:r>
+              <w:rPr>
+                <w:rFonts w:eastAsia="Calibri"/>
+                <w:sz w:val="16"/>
+                <w:szCs w:val="16"/>
+              </w:rPr>
+              <w:t>Gurdhami</w:t>
+            </w:r>
+            <w:proofErr w:type="spellEnd"/>
           </w:p>
         </w:tc>
         <w:tc>
@@ -465,14 +475,34 @@
                 <w:szCs w:val="16"/>
               </w:rPr>
             </w:pPr>
+            <w:proofErr w:type="spellStart"/>
             <w:r>
               <w:rPr>
                 <w:rFonts w:eastAsia="Calibri"/>
                 <w:sz w:val="16"/>
                 <w:szCs w:val="16"/>
               </w:rPr>
-              <w:t>Buddhiman B.K</w:t>
-            </w:r>
+              <w:t>Buddhiman</w:t>
+            </w:r>
+            <w:proofErr w:type="spellEnd"/>
+            <w:r>
+              <w:rPr>
+                <w:rFonts w:eastAsia="Calibri"/>
+                <w:sz w:val="16"/>
+                <w:szCs w:val="16"/>
+              </w:rPr>
+              <w:t xml:space="preserve"> </w:t>
+            </w:r>
+            <w:proofErr w:type="gramStart"/>
+            <w:r>
+              <w:rPr>
+                <w:rFonts w:eastAsia="Calibri"/>
+                <w:sz w:val="16"/>
+                <w:szCs w:val="16"/>
+              </w:rPr>
+              <w:t>B.K</w:t>
+            </w:r>
+            <w:proofErr w:type="gramEnd"/>
           </w:p>
         </w:tc>
         <w:tc>
@@ -973,8 +1003,18 @@
                 <w:sz w:val="16"/>
                 <w:szCs w:val="16"/>
               </w:rPr>
-              <w:t>Sudeep Lal Bajimaya</w:t>
-            </w:r>
+              <w:t xml:space="preserve">Sudeep Lal </w:t>
+            </w:r>
+            <w:proofErr w:type="spellStart"/>
+            <w:r>
+              <w:rPr>
+                <w:rFonts w:eastAsia="Calibri"/>
+                <w:sz w:val="16"/>
+                <w:szCs w:val="16"/>
+              </w:rPr>
+              <w:t>Bajimaya</w:t>
+            </w:r>
+            <w:proofErr w:type="spellEnd"/>
           </w:p>
         </w:tc>
         <w:tc>
@@ -2250,6 +2290,7 @@
                 <w:szCs w:val="16"/>
               </w:rPr>
             </w:pPr>
+            <w:proofErr w:type="gramStart"/>
             <w:r>
               <w:rPr>
                 <w:rFonts w:eastAsia="Calibri"/>
@@ -2257,7 +2298,17 @@
                 <w:sz w:val="16"/>
                 <w:szCs w:val="16"/>
               </w:rPr>
-              <w:t>Student acknowledge feedback/comments</w:t>
+              <w:t>Student</w:t>
+            </w:r>
+            <w:proofErr w:type="gramEnd"/>
+            <w:r>
+              <w:rPr>
+                <w:rFonts w:eastAsia="Calibri"/>
+                <w:b/>
+                <w:sz w:val="16"/>
+                <w:szCs w:val="16"/>
+              </w:rPr>
+              <w:t xml:space="preserve"> acknowledge feedback/comments</w:t>
             </w:r>
           </w:p>
         </w:tc>
@@ -2503,7 +2554,25 @@
           <w:sz w:val="16"/>
           <w:szCs w:val="16"/>
         </w:rPr>
-        <w:t xml:space="preserve">If the Turnitin report is required, students have to submit it with the assignment. However, departments may allow students up to </w:t>
+        <w:t xml:space="preserve">If the Turnitin report is required, students </w:t>
+      </w:r>
+      <w:proofErr w:type="gramStart"/>
+      <w:r>
+        <w:rPr>
+          <w:rFonts w:eastAsia="Calibri"/>
+          <w:sz w:val="16"/>
+          <w:szCs w:val="16"/>
+        </w:rPr>
+        <w:t>have to</w:t>
+      </w:r>
+      <w:proofErr w:type="gramEnd"/>
+      <w:r>
+        <w:rPr>
+          <w:rFonts w:eastAsia="Calibri"/>
+          <w:sz w:val="16"/>
+          <w:szCs w:val="16"/>
+        </w:rPr>
+        <w:t xml:space="preserve"> submit it with the assignment. However, departments may allow students up to </w:t>
       </w:r>
       <w:r>
         <w:rPr>
@@ -7154,7 +7223,25 @@
           <w:szCs w:val="24"/>
           <w:lang w:val="en-US"/>
         </w:rPr>
-        <w:t>. Meanwhile, both individuals and communities stand to gain from food sharing and responsible consumption that are facilitated by appropriate mechanisms. SaveBite is a clever food waste reduction app which offers households the possibility to effectively handle their food inventories, keep track of food expiration dates, plan their meals, get reminders in time, and in an easy way, carry out food donations. Encouraging users to adopt sustainable consumption patterns is the main goal of the tool as it gives information on food usage and helps to reduce spontaneous wastage.</w:t>
+        <w:t xml:space="preserve">. Meanwhile, both individuals and communities stand to gain from food sharing and responsible consumption that are facilitated by appropriate mechanisms. </w:t>
+      </w:r>
+      <w:proofErr w:type="spellStart"/>
+      <w:r>
+        <w:rPr>
+          <w:rFonts w:ascii="Times New Roman" w:hAnsi="Times New Roman" w:cs="Times New Roman"/>
+          <w:szCs w:val="24"/>
+          <w:lang w:val="en-US"/>
+        </w:rPr>
+        <w:t>SaveBite</w:t>
+      </w:r>
+      <w:proofErr w:type="spellEnd"/>
+      <w:r>
+        <w:rPr>
+          <w:rFonts w:ascii="Times New Roman" w:hAnsi="Times New Roman" w:cs="Times New Roman"/>
+          <w:szCs w:val="24"/>
+          <w:lang w:val="en-US"/>
+        </w:rPr>
+        <w:t xml:space="preserve"> is a clever food waste reduction app which offers households the possibility to effectively handle their food inventories, keep track of food expiration dates, plan their meals, get reminders in time, and in an easy way, carry out food donations. Encouraging users to adopt sustainable consumption patterns is the main goal of the tool as it gives information on food usage and helps to reduce spontaneous wastage.</w:t>
       </w:r>
     </w:p>
     <w:p>
@@ -7171,7 +7258,23 @@
           <w:rFonts w:ascii="Times New Roman" w:hAnsi="Times New Roman" w:cs="Times New Roman"/>
           <w:szCs w:val="24"/>
         </w:rPr>
-        <w:t>Besides that, the app is equipped with built-in privacy and security features to keep users' data safe. In this article, we are publishing both the requirements specification and design specification documents of the SaveBite system.</w:t>
+        <w:t xml:space="preserve">Besides that, the app is equipped with built-in privacy and security features to keep users' data safe. In this article, we are publishing both the requirements specification and design specification documents of the </w:t>
+      </w:r>
+      <w:proofErr w:type="spellStart"/>
+      <w:r>
+        <w:rPr>
+          <w:rFonts w:ascii="Times New Roman" w:hAnsi="Times New Roman" w:cs="Times New Roman"/>
+          <w:szCs w:val="24"/>
+        </w:rPr>
+        <w:t>SaveBite</w:t>
+      </w:r>
+      <w:proofErr w:type="spellEnd"/>
+      <w:r>
+        <w:rPr>
+          <w:rFonts w:ascii="Times New Roman" w:hAnsi="Times New Roman" w:cs="Times New Roman"/>
+          <w:szCs w:val="24"/>
+        </w:rPr>
+        <w:t xml:space="preserve"> system.</w:t>
       </w:r>
     </w:p>
     <w:p>
@@ -7202,7 +7305,23 @@
           <w:rFonts w:ascii="Times New Roman" w:hAnsi="Times New Roman" w:cs="Times New Roman"/>
           <w:szCs w:val="24"/>
         </w:rPr>
-        <w:t>However, the design document offers a comprehensive system architecture, the database schema, the site layout, and user interface design wireframes that will help a great deal during the system development phase. Due to iterative and incremental software development methods, SaveBite will be a reliable, user-friendly, and scalable software as Food Sustainability Promotion and Better Home Food Management is the two main targets of it.</w:t>
+        <w:t xml:space="preserve">However, the design document offers a comprehensive system architecture, the database schema, the site layout, and user interface design wireframes that will help a great deal during the system development phase. Due to iterative and incremental software development methods, </w:t>
+      </w:r>
+      <w:proofErr w:type="spellStart"/>
+      <w:r>
+        <w:rPr>
+          <w:rFonts w:ascii="Times New Roman" w:hAnsi="Times New Roman" w:cs="Times New Roman"/>
+          <w:szCs w:val="24"/>
+        </w:rPr>
+        <w:t>SaveBite</w:t>
+      </w:r>
+      <w:proofErr w:type="spellEnd"/>
+      <w:r>
+        <w:rPr>
+          <w:rFonts w:ascii="Times New Roman" w:hAnsi="Times New Roman" w:cs="Times New Roman"/>
+          <w:szCs w:val="24"/>
+        </w:rPr>
+        <w:t xml:space="preserve"> will be a reliable, user-friendly, and scalable software as Food Sustainability Promotion and Better Home Food Management is the two main targets of it.</w:t>
       </w:r>
     </w:p>
     <w:p>
@@ -7245,7 +7364,39 @@
           <w:rFonts w:ascii="Times New Roman" w:hAnsi="Times New Roman" w:cs="Times New Roman"/>
           <w:szCs w:val="24"/>
         </w:rPr>
-        <w:t>This document purpose is mainly to research into the requirements and design specifications of the SaveBite app, which is a smart system for reducing food waste that can households in food management. SaveBite app is a smart system for reducing food wastage which is designed to help households in food management, minimizing food wastage, enabling food donation and contributing to sustainable consumption practices. It's a specification that documents the system both functional and non-functional requirements and model them through epics, user stories, acceptance criteria, and tasks.</w:t>
+        <w:t xml:space="preserve">This document purpose is mainly to research into the requirements and design specifications of the </w:t>
+      </w:r>
+      <w:proofErr w:type="spellStart"/>
+      <w:r>
+        <w:rPr>
+          <w:rFonts w:ascii="Times New Roman" w:hAnsi="Times New Roman" w:cs="Times New Roman"/>
+          <w:szCs w:val="24"/>
+        </w:rPr>
+        <w:t>SaveBite</w:t>
+      </w:r>
+      <w:proofErr w:type="spellEnd"/>
+      <w:r>
+        <w:rPr>
+          <w:rFonts w:ascii="Times New Roman" w:hAnsi="Times New Roman" w:cs="Times New Roman"/>
+          <w:szCs w:val="24"/>
+        </w:rPr>
+        <w:t xml:space="preserve"> app, which is a smart system for reducing food waste that can households in food management. </w:t>
+      </w:r>
+      <w:proofErr w:type="spellStart"/>
+      <w:r>
+        <w:rPr>
+          <w:rFonts w:ascii="Times New Roman" w:hAnsi="Times New Roman" w:cs="Times New Roman"/>
+          <w:szCs w:val="24"/>
+        </w:rPr>
+        <w:t>SaveBite</w:t>
+      </w:r>
+      <w:proofErr w:type="spellEnd"/>
+      <w:r>
+        <w:rPr>
+          <w:rFonts w:ascii="Times New Roman" w:hAnsi="Times New Roman" w:cs="Times New Roman"/>
+          <w:szCs w:val="24"/>
+        </w:rPr>
+        <w:t xml:space="preserve"> app is a smart system for reducing food wastage which is designed to help households in food management, minimizing food wastage, enabling food donation and contributing to sustainable consumption practices. It's a specification that documents the system both functional and non-functional requirements and model them through epics, user stories, acceptance criteria, and tasks.</w:t>
       </w:r>
       <w:r>
         <w:rPr>
@@ -7259,7 +7410,23 @@
           <w:rFonts w:ascii="Times New Roman" w:hAnsi="Times New Roman" w:cs="Times New Roman"/>
           <w:szCs w:val="24"/>
         </w:rPr>
-        <w:t>he requirements of the system will be used as a specification for system development. This design specification shows the system overall architecture, major components, database design, site map, and user interface wireframes. Besides, this document will allow easy communication among stakeholders' developers' designers, and testers which in turn will reduce the risk of misunderstanding during development and at the same time will provide a basis for the successful implementation testing deployment, and maintenance of the SaveBite application.</w:t>
+        <w:t xml:space="preserve">he requirements of the system will be used as a specification for system development. This design specification shows the system overall architecture, major components, database design, site map, and user interface wireframes. Besides, this document will allow easy communication among stakeholders' developers' designers, and testers which in turn will reduce the risk of misunderstanding during development and at the same time will provide a basis for the successful implementation testing deployment, and maintenance of the </w:t>
+      </w:r>
+      <w:proofErr w:type="spellStart"/>
+      <w:r>
+        <w:rPr>
+          <w:rFonts w:ascii="Times New Roman" w:hAnsi="Times New Roman" w:cs="Times New Roman"/>
+          <w:szCs w:val="24"/>
+        </w:rPr>
+        <w:t>SaveBite</w:t>
+      </w:r>
+      <w:proofErr w:type="spellEnd"/>
+      <w:r>
+        <w:rPr>
+          <w:rFonts w:ascii="Times New Roman" w:hAnsi="Times New Roman" w:cs="Times New Roman"/>
+          <w:szCs w:val="24"/>
+        </w:rPr>
+        <w:t xml:space="preserve"> application.</w:t>
       </w:r>
     </w:p>
     <w:p>
@@ -7300,7 +7467,39 @@
           <w:rFonts w:ascii="Times New Roman" w:hAnsi="Times New Roman" w:cs="Times New Roman"/>
           <w:szCs w:val="24"/>
         </w:rPr>
-        <w:t>This document purpose is mainly to research into the requirements and design specifications of the SaveBite app, which is a smart system for reducing food waste that can households in food management. SaveBite app is a smart system for reducing food wastage which is designed to help households in food management, minimizing food wastage, enabling food donation and contributing to sustainable consumption practices. It's a specification that documents the system both functional and non-functional requirements and model them through epics, user stories, acceptance criteria, and tasks.</w:t>
+        <w:t xml:space="preserve">This document purpose is mainly to research into the requirements and design specifications of the </w:t>
+      </w:r>
+      <w:proofErr w:type="spellStart"/>
+      <w:r>
+        <w:rPr>
+          <w:rFonts w:ascii="Times New Roman" w:hAnsi="Times New Roman" w:cs="Times New Roman"/>
+          <w:szCs w:val="24"/>
+        </w:rPr>
+        <w:t>SaveBite</w:t>
+      </w:r>
+      <w:proofErr w:type="spellEnd"/>
+      <w:r>
+        <w:rPr>
+          <w:rFonts w:ascii="Times New Roman" w:hAnsi="Times New Roman" w:cs="Times New Roman"/>
+          <w:szCs w:val="24"/>
+        </w:rPr>
+        <w:t xml:space="preserve"> app, which is a smart system for reducing food waste that can households in food management. </w:t>
+      </w:r>
+      <w:proofErr w:type="spellStart"/>
+      <w:r>
+        <w:rPr>
+          <w:rFonts w:ascii="Times New Roman" w:hAnsi="Times New Roman" w:cs="Times New Roman"/>
+          <w:szCs w:val="24"/>
+        </w:rPr>
+        <w:t>SaveBite</w:t>
+      </w:r>
+      <w:proofErr w:type="spellEnd"/>
+      <w:r>
+        <w:rPr>
+          <w:rFonts w:ascii="Times New Roman" w:hAnsi="Times New Roman" w:cs="Times New Roman"/>
+          <w:szCs w:val="24"/>
+        </w:rPr>
+        <w:t xml:space="preserve"> app is a smart system for reducing food wastage which is designed to help households in food management, minimizing food wastage, enabling food donation and contributing to sustainable consumption practices. It's a specification that documents the system both functional and non-functional requirements and model them through epics, user stories, acceptance criteria, and tasks.</w:t>
       </w:r>
       <w:r>
         <w:rPr>
@@ -7314,7 +7513,23 @@
           <w:rFonts w:ascii="Times New Roman" w:hAnsi="Times New Roman" w:cs="Times New Roman"/>
           <w:szCs w:val="24"/>
         </w:rPr>
-        <w:t>he requirements of the system will be used as a specification for system development. This design specification shows the system overall architecture, major components, database design, site map, and user interface wireframes. Besides, this document will allow easy communication among stakeholders' developers' designers, and testers which in turn will reduce the risk of misunderstanding during development and at the same time will provide a basis for the successful implementation testing deployment, and maintenance of the SaveBite application.</w:t>
+        <w:t xml:space="preserve">he requirements of the system will be used as a specification for system development. This design specification shows the system overall architecture, major components, database design, site map, and user interface wireframes. Besides, this document will allow easy communication among stakeholders' developers' designers, and testers which in turn will reduce the risk of misunderstanding during development and at the same time will provide a basis for the successful implementation testing deployment, and maintenance of the </w:t>
+      </w:r>
+      <w:proofErr w:type="spellStart"/>
+      <w:r>
+        <w:rPr>
+          <w:rFonts w:ascii="Times New Roman" w:hAnsi="Times New Roman" w:cs="Times New Roman"/>
+          <w:szCs w:val="24"/>
+        </w:rPr>
+        <w:t>SaveBite</w:t>
+      </w:r>
+      <w:proofErr w:type="spellEnd"/>
+      <w:r>
+        <w:rPr>
+          <w:rFonts w:ascii="Times New Roman" w:hAnsi="Times New Roman" w:cs="Times New Roman"/>
+          <w:szCs w:val="24"/>
+        </w:rPr>
+        <w:t xml:space="preserve"> application.</w:t>
       </w:r>
     </w:p>
     <w:p>
@@ -7352,12 +7567,21 @@
           <w:szCs w:val="20"/>
         </w:rPr>
       </w:pPr>
+      <w:proofErr w:type="spellStart"/>
       <w:r>
         <w:rPr>
           <w:rFonts w:ascii="Times New Roman" w:hAnsi="Times New Roman" w:cs="Times New Roman"/>
           <w:szCs w:val="20"/>
         </w:rPr>
-        <w:t xml:space="preserve">SaveBite is an intelligent application for reducing food wastage that helps families organizing their food stocks and motivates them to behave in a more food consumption responsible way. The main objective of the app is to provide users with the means for food-surveillance, expiry alerts, weekly meal planning, donation facilitation that in total lead to less throwing away of 'good food’. The platform offers household users the possibility to register and set their privacy preferences, input and update their food stocks, explore food stocks offered by other users, get food-saving activities stats, get important alerts, and prepare meal plans for the week based on food items at hand. </w:t>
+        <w:t>SaveBite</w:t>
+      </w:r>
+      <w:proofErr w:type="spellEnd"/>
+      <w:r>
+        <w:rPr>
+          <w:rFonts w:ascii="Times New Roman" w:hAnsi="Times New Roman" w:cs="Times New Roman"/>
+          <w:szCs w:val="20"/>
+        </w:rPr>
+        <w:t xml:space="preserve"> is an intelligent application for reducing food wastage that helps families organizing their food stocks and motivates them to behave in a more food consumption responsible way. The main objective of the app is to provide users with the means for food-surveillance, expiry alerts, weekly meal planning, donation facilitation that in total lead to less throwing away of 'good food’. The platform offers household users the possibility to register and set their privacy preferences, input and update their food stocks, explore food stocks offered by other users, get food-saving activities stats, get important alerts, and prepare meal plans for the week based on food items at hand. </w:t>
       </w:r>
     </w:p>
     <w:p>
@@ -7374,7 +7598,23 @@
           <w:rFonts w:ascii="Times New Roman" w:hAnsi="Times New Roman" w:cs="Times New Roman"/>
           <w:szCs w:val="20"/>
         </w:rPr>
-        <w:t xml:space="preserve">With these features on one platform, SaveBite not only helps in sustainable living but also shapes good practices in household food management. The app shall be a simple and safe platform where users can decide wisely on food consumption and distribution through its expiry alert, donation handling, food analytics, and meal planning features. </w:t>
+        <w:t xml:space="preserve">With these features on one platform, </w:t>
+      </w:r>
+      <w:proofErr w:type="spellStart"/>
+      <w:r>
+        <w:rPr>
+          <w:rFonts w:ascii="Times New Roman" w:hAnsi="Times New Roman" w:cs="Times New Roman"/>
+          <w:szCs w:val="20"/>
+        </w:rPr>
+        <w:t>SaveBite</w:t>
+      </w:r>
+      <w:proofErr w:type="spellEnd"/>
+      <w:r>
+        <w:rPr>
+          <w:rFonts w:ascii="Times New Roman" w:hAnsi="Times New Roman" w:cs="Times New Roman"/>
+          <w:szCs w:val="20"/>
+        </w:rPr>
+        <w:t xml:space="preserve"> not only helps in sustainable living but also shapes good practices in household food management. The app shall be a simple and safe platform where users can decide wisely on food consumption and distribution through its expiry alert, donation handling, food analytics, and meal planning features. </w:t>
       </w:r>
     </w:p>
     <w:p>
@@ -7386,12 +7626,37 @@
           <w:szCs w:val="20"/>
         </w:rPr>
       </w:pPr>
+      <w:proofErr w:type="spellStart"/>
       <w:r>
         <w:rPr>
           <w:rFonts w:ascii="Times New Roman" w:hAnsi="Times New Roman" w:cs="Times New Roman"/>
           <w:szCs w:val="20"/>
         </w:rPr>
-        <w:t>SaveBite's goal is to help reduce food wastage, thereby making a positive impact on the environment and community. To sum up, SaveBite is a great way of managing food inventory paired with a reminder system, food-sharing features, and food waste reduction through data analytics.</w:t>
+        <w:t>SaveBite's</w:t>
+      </w:r>
+      <w:proofErr w:type="spellEnd"/>
+      <w:r>
+        <w:rPr>
+          <w:rFonts w:ascii="Times New Roman" w:hAnsi="Times New Roman" w:cs="Times New Roman"/>
+          <w:szCs w:val="20"/>
+        </w:rPr>
+        <w:t xml:space="preserve"> goal is to help reduce food wastage, thereby making a positive impact on the environment and community. To sum up, </w:t>
+      </w:r>
+      <w:proofErr w:type="spellStart"/>
+      <w:r>
+        <w:rPr>
+          <w:rFonts w:ascii="Times New Roman" w:hAnsi="Times New Roman" w:cs="Times New Roman"/>
+          <w:szCs w:val="20"/>
+        </w:rPr>
+        <w:t>SaveBite</w:t>
+      </w:r>
+      <w:proofErr w:type="spellEnd"/>
+      <w:r>
+        <w:rPr>
+          <w:rFonts w:ascii="Times New Roman" w:hAnsi="Times New Roman" w:cs="Times New Roman"/>
+          <w:szCs w:val="20"/>
+        </w:rPr>
+        <w:t xml:space="preserve"> is a great way of managing food inventory paired with a reminder system, food-sharing features, and food waste reduction through data analytics.</w:t>
       </w:r>
     </w:p>
     <w:p>
@@ -7429,12 +7694,21 @@
           <w:szCs w:val="20"/>
         </w:rPr>
       </w:pPr>
+      <w:proofErr w:type="spellStart"/>
       <w:r>
         <w:rPr>
           <w:rFonts w:ascii="Times New Roman" w:hAnsi="Times New Roman" w:cs="Times New Roman"/>
           <w:szCs w:val="20"/>
         </w:rPr>
-        <w:t>SaveBite is a project dedicated to creating a smart application that will guide households to efficiently reduce food wastage by keeping track of their food inventory and implementing sustainable food consumption behaviours. The prime objective of the platform is to decrease food wastage by providing users with tools like inventory tracking, meal planning, food donation, and user engagement. With the app, users can sign up as well as change their privacy settings, so making it possible to create an account and set up security</w:t>
+        <w:t>SaveBite</w:t>
+      </w:r>
+      <w:proofErr w:type="spellEnd"/>
+      <w:r>
+        <w:rPr>
+          <w:rFonts w:ascii="Times New Roman" w:hAnsi="Times New Roman" w:cs="Times New Roman"/>
+          <w:szCs w:val="20"/>
+        </w:rPr>
+        <w:t xml:space="preserve"> is a project dedicated to creating a smart application that will guide households to efficiently reduce food wastage by keeping track of their food inventory and implementing sustainable food consumption behaviours. The prime objective of the platform is to decrease food wastage by providing users with tools like inventory tracking, meal planning, food donation, and user engagement. With the app, users can sign up as well as change their privacy settings, so making it possible to create an account and set up security</w:t>
       </w:r>
       <w:r>
         <w:t xml:space="preserve"> </w:t>
@@ -7468,7 +7742,23 @@
           <w:rFonts w:ascii="Times New Roman" w:hAnsi="Times New Roman" w:cs="Times New Roman"/>
           <w:szCs w:val="20"/>
         </w:rPr>
-        <w:t>Users can control their food stock by adding modifying deleting, and sorting food items by categories, quantities, and expiry dates. Also, the system gives users the opportunity to look at the list of food items and turn the surplus food into donation ads that can be shared with others. And SaveBite supplies food analytics that show graphs and progress bars to motivate responsible food consumption. The notification system sends reminders based on expiry dates, donation updates, meal schedules, and account-related activities. Users can create plans for weekly meals from the ingredients at hand to maximize food usage and minimize waste.</w:t>
+        <w:t xml:space="preserve">Users can control their food stock by adding modifying deleting, and sorting food items by categories, quantities, and expiry dates. Also, the system gives users the opportunity to look at the list of food items and turn the surplus food into donation ads that can be shared with others. And </w:t>
+      </w:r>
+      <w:proofErr w:type="spellStart"/>
+      <w:r>
+        <w:rPr>
+          <w:rFonts w:ascii="Times New Roman" w:hAnsi="Times New Roman" w:cs="Times New Roman"/>
+          <w:szCs w:val="20"/>
+        </w:rPr>
+        <w:t>SaveBite</w:t>
+      </w:r>
+      <w:proofErr w:type="spellEnd"/>
+      <w:r>
+        <w:rPr>
+          <w:rFonts w:ascii="Times New Roman" w:hAnsi="Times New Roman" w:cs="Times New Roman"/>
+          <w:szCs w:val="20"/>
+        </w:rPr>
+        <w:t xml:space="preserve"> supplies food analytics that show graphs and progress bars to motivate responsible food consumption. The notification system sends reminders based on expiry dates, donation updates, meal schedules, and account-related activities. Users can create plans for weekly meals from the ingredients at hand to maximize food usage and minimize waste.</w:t>
       </w:r>
     </w:p>
     <w:p>
@@ -7528,7 +7818,23 @@
           <w:rFonts w:ascii="Times New Roman" w:hAnsi="Times New Roman" w:cs="Times New Roman"/>
           <w:szCs w:val="20"/>
         </w:rPr>
-        <w:t>The SaveBite app is mainly for the Malaysian households’ users like homemakers, working adults, families, and university students who do the buying, storing, and consuming food. These users want an easy and effective tool to help them manage their food stocks, keep track of expiration dates, arrange meals, and minimize food wastage. Those who are registered can use the system to note down and categorize food items, get alerts about the products that are going to expire soon, make meal plans for a week, keep an eye on your food saving efforts through the reports, and get involved in food donation events. With these options users can decide wisely on their food consumption and support responsible food management practices.</w:t>
+        <w:t xml:space="preserve">The </w:t>
+      </w:r>
+      <w:proofErr w:type="spellStart"/>
+      <w:r>
+        <w:rPr>
+          <w:rFonts w:ascii="Times New Roman" w:hAnsi="Times New Roman" w:cs="Times New Roman"/>
+          <w:szCs w:val="20"/>
+        </w:rPr>
+        <w:t>SaveBite</w:t>
+      </w:r>
+      <w:proofErr w:type="spellEnd"/>
+      <w:r>
+        <w:rPr>
+          <w:rFonts w:ascii="Times New Roman" w:hAnsi="Times New Roman" w:cs="Times New Roman"/>
+          <w:szCs w:val="20"/>
+        </w:rPr>
+        <w:t xml:space="preserve"> app is mainly for the Malaysian households’ users like homemakers, working adults, families, and university students who do the buying, storing, and consuming food. These users want an easy and effective tool to help them manage their food stocks, keep track of expiration dates, arrange meals, and minimize food wastage. Those who are registered can use the system to note down and categorize food items, get alerts about the products that are going to expire soon, make meal plans for a week, keep an eye on your food saving efforts through the reports, and get involved in food donation events. With these options users can decide wisely on their food consumption and support responsible food management practices.</w:t>
       </w:r>
     </w:p>
     <w:p>
@@ -7545,7 +7851,39 @@
           <w:rFonts w:ascii="Times New Roman" w:hAnsi="Times New Roman" w:cs="Times New Roman"/>
           <w:szCs w:val="20"/>
         </w:rPr>
-        <w:t>Besides the households’ users, SaveBite also caters to other users like community members, charitable organizations, and food banks which can be the recipients of surplus food donated through the platform. Besides allowing food sharing and influencing sustainable consumption habits, the system is also intended to promote community involvement and lessen the environmental effects of food waste. In short, SaveBite supports both households and communities by offering them an easy-to-use platform that encourages the effective management of food, food sharing, and eco-friendly living habits.</w:t>
+        <w:t xml:space="preserve">Besides the households’ users, </w:t>
+      </w:r>
+      <w:proofErr w:type="spellStart"/>
+      <w:r>
+        <w:rPr>
+          <w:rFonts w:ascii="Times New Roman" w:hAnsi="Times New Roman" w:cs="Times New Roman"/>
+          <w:szCs w:val="20"/>
+        </w:rPr>
+        <w:t>SaveBite</w:t>
+      </w:r>
+      <w:proofErr w:type="spellEnd"/>
+      <w:r>
+        <w:rPr>
+          <w:rFonts w:ascii="Times New Roman" w:hAnsi="Times New Roman" w:cs="Times New Roman"/>
+          <w:szCs w:val="20"/>
+        </w:rPr>
+        <w:t xml:space="preserve"> also caters to other users like community members, charitable organizations, and food banks which can be the recipients of surplus food donated through the platform. Besides allowing food sharing and influencing sustainable consumption habits, the system is also intended to promote community involvement and lessen the environmental effects of food waste. In short, </w:t>
+      </w:r>
+      <w:proofErr w:type="spellStart"/>
+      <w:r>
+        <w:rPr>
+          <w:rFonts w:ascii="Times New Roman" w:hAnsi="Times New Roman" w:cs="Times New Roman"/>
+          <w:szCs w:val="20"/>
+        </w:rPr>
+        <w:t>SaveBite</w:t>
+      </w:r>
+      <w:proofErr w:type="spellEnd"/>
+      <w:r>
+        <w:rPr>
+          <w:rFonts w:ascii="Times New Roman" w:hAnsi="Times New Roman" w:cs="Times New Roman"/>
+          <w:szCs w:val="20"/>
+        </w:rPr>
+        <w:t xml:space="preserve"> supports both households and communities by offering them an easy-to-use platform that encourages the effective management of food, food sharing, and eco-friendly living habits.</w:t>
       </w:r>
     </w:p>
     <w:p>
@@ -7614,7 +7952,23 @@
           <w:rFonts w:ascii="Times New Roman" w:hAnsi="Times New Roman" w:cs="Times New Roman"/>
           <w:szCs w:val="20"/>
         </w:rPr>
-        <w:t>This module enables users to securely set up, log in to, and handle their SaveBite accounts. It comprises account sign-up, user login, profile management, and password retrieval. All these features together promise a safe and tailor-made access to the system.</w:t>
+        <w:t xml:space="preserve">This module enables users to securely set up, log in to, and handle their </w:t>
+      </w:r>
+      <w:proofErr w:type="spellStart"/>
+      <w:r>
+        <w:rPr>
+          <w:rFonts w:ascii="Times New Roman" w:hAnsi="Times New Roman" w:cs="Times New Roman"/>
+          <w:szCs w:val="20"/>
+        </w:rPr>
+        <w:t>SaveBite</w:t>
+      </w:r>
+      <w:proofErr w:type="spellEnd"/>
+      <w:r>
+        <w:rPr>
+          <w:rFonts w:ascii="Times New Roman" w:hAnsi="Times New Roman" w:cs="Times New Roman"/>
+          <w:szCs w:val="20"/>
+        </w:rPr>
+        <w:t xml:space="preserve"> accounts. It comprises account sign-up, user login, profile management, and password retrieval. All these features together promise a safe and tailor-made access to the system.</w:t>
       </w:r>
     </w:p>
     <w:p>
@@ -8212,7 +8566,23 @@
           <w:rFonts w:ascii="Times New Roman" w:hAnsi="Times New Roman" w:cs="Times New Roman"/>
           <w:szCs w:val="20"/>
         </w:rPr>
-        <w:t>These functionalities ensure secure access to the SaveBite application while providing users with the ability to manage their personal information and preferences effectively.</w:t>
+        <w:t xml:space="preserve">These functionalities ensure secure access to the </w:t>
+      </w:r>
+      <w:proofErr w:type="spellStart"/>
+      <w:r>
+        <w:rPr>
+          <w:rFonts w:ascii="Times New Roman" w:hAnsi="Times New Roman" w:cs="Times New Roman"/>
+          <w:szCs w:val="20"/>
+        </w:rPr>
+        <w:t>SaveBite</w:t>
+      </w:r>
+      <w:proofErr w:type="spellEnd"/>
+      <w:r>
+        <w:rPr>
+          <w:rFonts w:ascii="Times New Roman" w:hAnsi="Times New Roman" w:cs="Times New Roman"/>
+          <w:szCs w:val="20"/>
+        </w:rPr>
+        <w:t xml:space="preserve"> application while providing users with the ability to manage their personal information and preferences effectively.</w:t>
       </w:r>
     </w:p>
     <w:p>
@@ -9507,7 +9877,25 @@
           <w:rFonts w:ascii="Times New Roman" w:hAnsi="Times New Roman" w:cs="Times New Roman"/>
           <w:szCs w:val="20"/>
         </w:rPr>
-        <w:t>Users are able to make donation offers, look at what food is available, and get detailed information before they request or pick up donated food.With the help of these features users are given a chance to redistribute surplus food in a more effective way, they can also engage in community activities and help reduce food waste by practicing responsible food-sharing manners.</w:t>
+        <w:t xml:space="preserve">Users are able to make donation offers, look at what food is available, and get detailed information before they request or pick up donated </w:t>
+      </w:r>
+      <w:proofErr w:type="spellStart"/>
+      <w:proofErr w:type="gramStart"/>
+      <w:r>
+        <w:rPr>
+          <w:rFonts w:ascii="Times New Roman" w:hAnsi="Times New Roman" w:cs="Times New Roman"/>
+          <w:szCs w:val="20"/>
+        </w:rPr>
+        <w:t>food.With</w:t>
+      </w:r>
+      <w:proofErr w:type="spellEnd"/>
+      <w:proofErr w:type="gramEnd"/>
+      <w:r>
+        <w:rPr>
+          <w:rFonts w:ascii="Times New Roman" w:hAnsi="Times New Roman" w:cs="Times New Roman"/>
+          <w:szCs w:val="20"/>
+        </w:rPr>
+        <w:t xml:space="preserve"> the help of these features users are given a chance to redistribute surplus food in a more effective way, they can also engage in community activities and help reduce food waste by practicing responsible food-sharing manners.</w:t>
       </w:r>
     </w:p>
     <w:p>
@@ -10037,7 +10425,23 @@
                 <w:rFonts w:ascii="Times New Roman" w:hAnsi="Times New Roman" w:cs="Times New Roman"/>
                 <w:szCs w:val="20"/>
               </w:rPr>
-              <w:t>The system shall allow users to filter analytical reports based on a selected time period.</w:t>
+              <w:t xml:space="preserve">The system shall allow users to filter analytical reports based on a selected </w:t>
+            </w:r>
+            <w:proofErr w:type="gramStart"/>
+            <w:r>
+              <w:rPr>
+                <w:rFonts w:ascii="Times New Roman" w:hAnsi="Times New Roman" w:cs="Times New Roman"/>
+                <w:szCs w:val="20"/>
+              </w:rPr>
+              <w:t>time period</w:t>
+            </w:r>
+            <w:proofErr w:type="gramEnd"/>
+            <w:r>
+              <w:rPr>
+                <w:rFonts w:ascii="Times New Roman" w:hAnsi="Times New Roman" w:cs="Times New Roman"/>
+                <w:szCs w:val="20"/>
+              </w:rPr>
+              <w:t>.</w:t>
             </w:r>
           </w:p>
         </w:tc>
@@ -10174,7 +10578,23 @@
           <w:rFonts w:ascii="Times New Roman" w:hAnsi="Times New Roman" w:cs="Times New Roman"/>
           <w:szCs w:val="20"/>
         </w:rPr>
-        <w:t>As a result, users are able to keep track of their food management performance, detect consumption patterns and make decisions data says, all of which help in reducing household food wastage and fostering sustainable lifestyles.</w:t>
+        <w:t xml:space="preserve">As a result, users </w:t>
+      </w:r>
+      <w:proofErr w:type="gramStart"/>
+      <w:r>
+        <w:rPr>
+          <w:rFonts w:ascii="Times New Roman" w:hAnsi="Times New Roman" w:cs="Times New Roman"/>
+          <w:szCs w:val="20"/>
+        </w:rPr>
+        <w:t>are able to</w:t>
+      </w:r>
+      <w:proofErr w:type="gramEnd"/>
+      <w:r>
+        <w:rPr>
+          <w:rFonts w:ascii="Times New Roman" w:hAnsi="Times New Roman" w:cs="Times New Roman"/>
+          <w:szCs w:val="20"/>
+        </w:rPr>
+        <w:t xml:space="preserve"> keep track of their food management performance, detect consumption patterns and make decisions data says, all of which help in reducing household food wastage and fostering sustainable lifestyles.</w:t>
       </w:r>
     </w:p>
     <w:p>
@@ -10551,7 +10971,23 @@
                 <w:rFonts w:ascii="Times New Roman" w:hAnsi="Times New Roman" w:cs="Times New Roman"/>
                 <w:szCs w:val="20"/>
               </w:rPr>
-              <w:t>The system shall allow users to view all notifications through a dedicated notification center.</w:t>
+              <w:t xml:space="preserve">The system shall allow users to view all notifications through a dedicated notification </w:t>
+            </w:r>
+            <w:proofErr w:type="spellStart"/>
+            <w:r>
+              <w:rPr>
+                <w:rFonts w:ascii="Times New Roman" w:hAnsi="Times New Roman" w:cs="Times New Roman"/>
+                <w:szCs w:val="20"/>
+              </w:rPr>
+              <w:t>center</w:t>
+            </w:r>
+            <w:proofErr w:type="spellEnd"/>
+            <w:r>
+              <w:rPr>
+                <w:rFonts w:ascii="Times New Roman" w:hAnsi="Times New Roman" w:cs="Times New Roman"/>
+                <w:szCs w:val="20"/>
+              </w:rPr>
+              <w:t>.</w:t>
             </w:r>
           </w:p>
         </w:tc>
@@ -11554,7 +11990,23 @@
           <w:rFonts w:ascii="Times New Roman" w:hAnsi="Times New Roman" w:cs="Times New Roman"/>
           <w:szCs w:val="20"/>
         </w:rPr>
-        <w:t>Non-functional requirements specify the quality features and operating criteria that the SaveBite app should meet. They help to keep the system running efficiently, safe, and dependable for users besides working the functional features of the application.</w:t>
+        <w:t xml:space="preserve">Non-functional requirements specify the quality features and operating criteria that the </w:t>
+      </w:r>
+      <w:proofErr w:type="spellStart"/>
+      <w:r>
+        <w:rPr>
+          <w:rFonts w:ascii="Times New Roman" w:hAnsi="Times New Roman" w:cs="Times New Roman"/>
+          <w:szCs w:val="20"/>
+        </w:rPr>
+        <w:t>SaveBite</w:t>
+      </w:r>
+      <w:proofErr w:type="spellEnd"/>
+      <w:r>
+        <w:rPr>
+          <w:rFonts w:ascii="Times New Roman" w:hAnsi="Times New Roman" w:cs="Times New Roman"/>
+          <w:szCs w:val="20"/>
+        </w:rPr>
+        <w:t xml:space="preserve"> app should meet. They help to keep the system running efficiently, safe, and dependable for users besides working the functional features of the application.</w:t>
       </w:r>
     </w:p>
     <w:p>
@@ -14239,6 +14691,3269 @@
         </w:tc>
       </w:tr>
     </w:tbl>
+    <w:p>
+      <w:pPr>
+        <w:spacing w:line="360" w:lineRule="auto"/>
+        <w:jc w:val="both"/>
+        <w:rPr>
+          <w:rFonts w:ascii="Times New Roman" w:hAnsi="Times New Roman" w:cs="Times New Roman"/>
+          <w:szCs w:val="24"/>
+        </w:rPr>
+      </w:pPr>
+    </w:p>
+    <w:p>
+      <w:pPr>
+        <w:pStyle w:val="Heading3"/>
+        <w:spacing w:line="360" w:lineRule="auto"/>
+        <w:jc w:val="center"/>
+        <w:rPr>
+          <w:rFonts w:ascii="Times New Roman" w:hAnsi="Times New Roman" w:cs="Times New Roman"/>
+          <w:b/>
+          <w:bCs/>
+          <w:sz w:val="30"/>
+          <w:szCs w:val="30"/>
+        </w:rPr>
+      </w:pPr>
+      <w:bookmarkStart w:id="22" w:name="_Toc233361564"/>
+      <w:r>
+        <w:rPr>
+          <w:rFonts w:ascii="Times New Roman" w:hAnsi="Times New Roman" w:cs="Times New Roman"/>
+          <w:b/>
+          <w:bCs/>
+          <w:sz w:val="26"/>
+          <w:szCs w:val="26"/>
+        </w:rPr>
+        <w:t xml:space="preserve">1.4.1 </w:t>
+      </w:r>
+      <w:r>
+        <w:rPr>
+          <w:sz w:val="30"/>
+          <w:szCs w:val="27"/>
+        </w:rPr>
+        <w:t xml:space="preserve">A </w:t>
+      </w:r>
+      <w:r>
+        <w:rPr>
+          <w:rFonts w:ascii="Times New Roman" w:hAnsi="Times New Roman" w:cs="Times New Roman"/>
+          <w:b/>
+          <w:bCs/>
+          <w:sz w:val="30"/>
+          <w:szCs w:val="30"/>
+        </w:rPr>
+        <w:t>- Ganesh Wagle</w:t>
+      </w:r>
+      <w:bookmarkEnd w:id="22"/>
+      <w:r>
+        <w:rPr>
+          <w:rFonts w:ascii="Times New Roman" w:hAnsi="Times New Roman" w:cs="Times New Roman"/>
+          <w:b/>
+          <w:bCs/>
+          <w:sz w:val="30"/>
+          <w:szCs w:val="30"/>
+        </w:rPr>
+        <w:t xml:space="preserve"> </w:t>
+      </w:r>
+    </w:p>
+    <w:p>
+      <w:pPr>
+        <w:pStyle w:val="Heading4"/>
+        <w:jc w:val="center"/>
+        <w:rPr>
+          <w:rFonts w:ascii="Times New Roman" w:hAnsi="Times New Roman" w:cs="Times New Roman"/>
+          <w:b/>
+          <w:bCs/>
+          <w:i w:val="0"/>
+          <w:iCs w:val="0"/>
+        </w:rPr>
+      </w:pPr>
+      <w:r>
+        <w:rPr>
+          <w:rFonts w:ascii="Times New Roman" w:hAnsi="Times New Roman" w:cs="Times New Roman"/>
+          <w:b/>
+          <w:bCs/>
+          <w:i w:val="0"/>
+          <w:iCs w:val="0"/>
+        </w:rPr>
+        <w:t>1. Epic 1: User Registration and Privacy Settings (UC1)</w:t>
+      </w:r>
+    </w:p>
+    <w:p>
+      <w:pPr>
+        <w:jc w:val="both"/>
+        <w:rPr>
+          <w:rFonts w:ascii="Times New Roman" w:hAnsi="Times New Roman" w:cs="Times New Roman"/>
+          <w:sz w:val="30"/>
+          <w:szCs w:val="26"/>
+        </w:rPr>
+      </w:pPr>
+      <w:r>
+        <w:rPr>
+          <w:sz w:val="30"/>
+          <w:szCs w:val="27"/>
+        </w:rPr>
+        <w:t>(Individual Task)</w:t>
+      </w:r>
+    </w:p>
+    <w:p>
+      <w:pPr>
+        <w:spacing w:line="360" w:lineRule="auto"/>
+        <w:rPr>
+          <w:rFonts w:ascii="Times New Roman" w:hAnsi="Times New Roman" w:cs="Times New Roman"/>
+          <w:b/>
+          <w:bCs/>
+          <w:szCs w:val="20"/>
+        </w:rPr>
+      </w:pPr>
+      <w:r>
+        <w:rPr>
+          <w:rFonts w:ascii="Times New Roman" w:hAnsi="Times New Roman" w:cs="Times New Roman"/>
+          <w:b/>
+          <w:bCs/>
+          <w:szCs w:val="20"/>
+        </w:rPr>
+        <w:t>Student Name &amp; ID: Ganesh Wagle (E24000456)</w:t>
+      </w:r>
+    </w:p>
+    <w:tbl>
+      <w:tblPr>
+        <w:tblStyle w:val="TableGrid"/>
+        <w:tblW w:w="9534" w:type="dxa"/>
+        <w:tblLook w:val="04A0" w:firstRow="1" w:lastRow="0" w:firstColumn="1" w:lastColumn="0" w:noHBand="0" w:noVBand="1"/>
+      </w:tblPr>
+      <w:tblGrid>
+        <w:gridCol w:w="4767"/>
+        <w:gridCol w:w="4767"/>
+      </w:tblGrid>
+      <w:tr>
+        <w:trPr>
+          <w:trHeight w:val="683"/>
+        </w:trPr>
+        <w:tc>
+          <w:tcPr>
+            <w:tcW w:w="4767" w:type="dxa"/>
+          </w:tcPr>
+          <w:p>
+            <w:pPr>
+              <w:spacing w:line="360" w:lineRule="auto"/>
+              <w:jc w:val="both"/>
+              <w:rPr>
+                <w:rFonts w:ascii="Times New Roman" w:hAnsi="Times New Roman" w:cs="Times New Roman"/>
+                <w:b/>
+                <w:bCs/>
+                <w:szCs w:val="20"/>
+              </w:rPr>
+            </w:pPr>
+            <w:r>
+              <w:rPr>
+                <w:rFonts w:ascii="Times New Roman" w:hAnsi="Times New Roman" w:cs="Times New Roman"/>
+                <w:b/>
+                <w:bCs/>
+                <w:szCs w:val="20"/>
+              </w:rPr>
+              <w:t>Item</w:t>
+            </w:r>
+          </w:p>
+        </w:tc>
+        <w:tc>
+          <w:tcPr>
+            <w:tcW w:w="4767" w:type="dxa"/>
+          </w:tcPr>
+          <w:p>
+            <w:pPr>
+              <w:spacing w:line="360" w:lineRule="auto"/>
+              <w:jc w:val="both"/>
+              <w:rPr>
+                <w:rFonts w:ascii="Times New Roman" w:hAnsi="Times New Roman" w:cs="Times New Roman"/>
+                <w:b/>
+                <w:bCs/>
+                <w:szCs w:val="20"/>
+              </w:rPr>
+            </w:pPr>
+            <w:r>
+              <w:rPr>
+                <w:rFonts w:ascii="Times New Roman" w:hAnsi="Times New Roman" w:cs="Times New Roman"/>
+                <w:b/>
+                <w:bCs/>
+                <w:szCs w:val="20"/>
+              </w:rPr>
+              <w:t>Description</w:t>
+            </w:r>
+          </w:p>
+        </w:tc>
+      </w:tr>
+      <w:tr>
+        <w:trPr>
+          <w:trHeight w:val="316"/>
+        </w:trPr>
+        <w:tc>
+          <w:tcPr>
+            <w:tcW w:w="4767" w:type="dxa"/>
+          </w:tcPr>
+          <w:p>
+            <w:pPr>
+              <w:spacing w:line="360" w:lineRule="auto"/>
+              <w:jc w:val="both"/>
+              <w:rPr>
+                <w:rFonts w:ascii="Times New Roman" w:hAnsi="Times New Roman" w:cs="Times New Roman"/>
+                <w:b/>
+                <w:bCs/>
+                <w:szCs w:val="20"/>
+              </w:rPr>
+            </w:pPr>
+            <w:r>
+              <w:rPr>
+                <w:rFonts w:ascii="Times New Roman" w:hAnsi="Times New Roman" w:cs="Times New Roman"/>
+                <w:b/>
+                <w:bCs/>
+                <w:szCs w:val="20"/>
+              </w:rPr>
+              <w:t>User Story 1</w:t>
+            </w:r>
+          </w:p>
+        </w:tc>
+        <w:tc>
+          <w:tcPr>
+            <w:tcW w:w="4767" w:type="dxa"/>
+          </w:tcPr>
+          <w:p>
+            <w:pPr>
+              <w:spacing w:line="360" w:lineRule="auto"/>
+              <w:jc w:val="both"/>
+              <w:rPr>
+                <w:rFonts w:ascii="Times New Roman" w:hAnsi="Times New Roman" w:cs="Times New Roman"/>
+                <w:b/>
+                <w:bCs/>
+                <w:szCs w:val="20"/>
+              </w:rPr>
+            </w:pPr>
+            <w:r>
+              <w:rPr>
+                <w:rFonts w:ascii="Times New Roman" w:hAnsi="Times New Roman" w:cs="Times New Roman"/>
+                <w:szCs w:val="20"/>
+              </w:rPr>
+              <w:t xml:space="preserve">I want to be able to create an account so that I can have access to </w:t>
+            </w:r>
+            <w:proofErr w:type="spellStart"/>
+            <w:r>
+              <w:rPr>
+                <w:rFonts w:ascii="Times New Roman" w:hAnsi="Times New Roman" w:cs="Times New Roman"/>
+                <w:szCs w:val="20"/>
+              </w:rPr>
+              <w:t>SaveBite</w:t>
+            </w:r>
+            <w:proofErr w:type="spellEnd"/>
+            <w:r>
+              <w:rPr>
+                <w:rFonts w:ascii="Times New Roman" w:hAnsi="Times New Roman" w:cs="Times New Roman"/>
+                <w:szCs w:val="20"/>
+              </w:rPr>
+              <w:t xml:space="preserve"> and start organizing my food stock.</w:t>
+            </w:r>
+          </w:p>
+        </w:tc>
+      </w:tr>
+      <w:tr>
+        <w:trPr>
+          <w:trHeight w:val="316"/>
+        </w:trPr>
+        <w:tc>
+          <w:tcPr>
+            <w:tcW w:w="4767" w:type="dxa"/>
+          </w:tcPr>
+          <w:p>
+            <w:pPr>
+              <w:spacing w:line="360" w:lineRule="auto"/>
+              <w:jc w:val="both"/>
+              <w:rPr>
+                <w:rFonts w:ascii="Times New Roman" w:hAnsi="Times New Roman" w:cs="Times New Roman"/>
+                <w:b/>
+                <w:bCs/>
+                <w:szCs w:val="20"/>
+              </w:rPr>
+            </w:pPr>
+            <w:r>
+              <w:rPr>
+                <w:rFonts w:ascii="Times New Roman" w:hAnsi="Times New Roman" w:cs="Times New Roman"/>
+                <w:b/>
+                <w:bCs/>
+                <w:szCs w:val="20"/>
+              </w:rPr>
+              <w:t>Acceptance Criteria</w:t>
+            </w:r>
+          </w:p>
+        </w:tc>
+        <w:tc>
+          <w:tcPr>
+            <w:tcW w:w="4767" w:type="dxa"/>
+          </w:tcPr>
+          <w:p>
+            <w:pPr>
+              <w:spacing w:line="360" w:lineRule="auto"/>
+              <w:jc w:val="both"/>
+              <w:rPr>
+                <w:rFonts w:ascii="Times New Roman" w:hAnsi="Times New Roman" w:cs="Times New Roman"/>
+                <w:b/>
+                <w:bCs/>
+                <w:szCs w:val="20"/>
+              </w:rPr>
+            </w:pPr>
+            <w:r>
+              <w:rPr>
+                <w:rFonts w:ascii="Times New Roman" w:hAnsi="Times New Roman" w:cs="Times New Roman"/>
+                <w:szCs w:val="20"/>
+              </w:rPr>
+              <w:t> Given I am a new user, When I provide valid details during registration and submit the form, then my account must be created without any issues.</w:t>
+            </w:r>
+          </w:p>
+        </w:tc>
+      </w:tr>
+      <w:tr>
+        <w:trPr>
+          <w:trHeight w:val="316"/>
+        </w:trPr>
+        <w:tc>
+          <w:tcPr>
+            <w:tcW w:w="4767" w:type="dxa"/>
+          </w:tcPr>
+          <w:p>
+            <w:pPr>
+              <w:spacing w:line="360" w:lineRule="auto"/>
+              <w:jc w:val="both"/>
+              <w:rPr>
+                <w:rFonts w:ascii="Times New Roman" w:hAnsi="Times New Roman" w:cs="Times New Roman"/>
+                <w:b/>
+                <w:bCs/>
+                <w:szCs w:val="20"/>
+              </w:rPr>
+            </w:pPr>
+            <w:proofErr w:type="spellStart"/>
+            <w:r>
+              <w:rPr>
+                <w:rFonts w:ascii="Times New Roman" w:hAnsi="Times New Roman" w:cs="Times New Roman"/>
+                <w:b/>
+                <w:bCs/>
+                <w:szCs w:val="20"/>
+              </w:rPr>
+              <w:t>MoSCoW</w:t>
+            </w:r>
+            <w:proofErr w:type="spellEnd"/>
+          </w:p>
+        </w:tc>
+        <w:tc>
+          <w:tcPr>
+            <w:tcW w:w="4767" w:type="dxa"/>
+          </w:tcPr>
+          <w:p>
+            <w:pPr>
+              <w:spacing w:line="360" w:lineRule="auto"/>
+              <w:jc w:val="both"/>
+              <w:rPr>
+                <w:rFonts w:ascii="Times New Roman" w:hAnsi="Times New Roman" w:cs="Times New Roman"/>
+                <w:b/>
+                <w:bCs/>
+                <w:szCs w:val="20"/>
+              </w:rPr>
+            </w:pPr>
+            <w:r>
+              <w:rPr>
+                <w:rFonts w:ascii="Times New Roman" w:hAnsi="Times New Roman" w:cs="Times New Roman"/>
+                <w:szCs w:val="20"/>
+              </w:rPr>
+              <w:t>Must Have</w:t>
+            </w:r>
+          </w:p>
+        </w:tc>
+      </w:tr>
+      <w:tr>
+        <w:trPr>
+          <w:trHeight w:val="316"/>
+        </w:trPr>
+        <w:tc>
+          <w:tcPr>
+            <w:tcW w:w="4767" w:type="dxa"/>
+          </w:tcPr>
+          <w:p>
+            <w:pPr>
+              <w:spacing w:line="360" w:lineRule="auto"/>
+              <w:jc w:val="both"/>
+              <w:rPr>
+                <w:rFonts w:ascii="Times New Roman" w:hAnsi="Times New Roman" w:cs="Times New Roman"/>
+                <w:b/>
+                <w:bCs/>
+                <w:szCs w:val="20"/>
+              </w:rPr>
+            </w:pPr>
+            <w:r>
+              <w:rPr>
+                <w:rFonts w:ascii="Times New Roman" w:hAnsi="Times New Roman" w:cs="Times New Roman"/>
+                <w:b/>
+                <w:bCs/>
+                <w:szCs w:val="20"/>
+              </w:rPr>
+              <w:t>Tasks</w:t>
+            </w:r>
+          </w:p>
+        </w:tc>
+        <w:tc>
+          <w:tcPr>
+            <w:tcW w:w="4767" w:type="dxa"/>
+          </w:tcPr>
+          <w:p>
+            <w:pPr>
+              <w:spacing w:line="360" w:lineRule="auto"/>
+              <w:jc w:val="both"/>
+              <w:rPr>
+                <w:rFonts w:ascii="Times New Roman" w:hAnsi="Times New Roman" w:cs="Times New Roman"/>
+                <w:b/>
+                <w:bCs/>
+                <w:szCs w:val="20"/>
+              </w:rPr>
+            </w:pPr>
+            <w:r>
+              <w:rPr>
+                <w:rFonts w:ascii="Times New Roman" w:hAnsi="Times New Roman" w:cs="Times New Roman"/>
+                <w:szCs w:val="20"/>
+              </w:rPr>
+              <w:t>Design registration page. Validate user information. Check for duplicate email addresses. Store user details in the database. Display successful registration message.</w:t>
+            </w:r>
+          </w:p>
+        </w:tc>
+      </w:tr>
+      <w:tr>
+        <w:trPr>
+          <w:trHeight w:val="683"/>
+        </w:trPr>
+        <w:tc>
+          <w:tcPr>
+            <w:tcW w:w="4767" w:type="dxa"/>
+          </w:tcPr>
+          <w:p>
+            <w:pPr>
+              <w:spacing w:line="360" w:lineRule="auto"/>
+              <w:jc w:val="both"/>
+              <w:rPr>
+                <w:rFonts w:ascii="Times New Roman" w:hAnsi="Times New Roman" w:cs="Times New Roman"/>
+                <w:b/>
+                <w:bCs/>
+                <w:szCs w:val="20"/>
+              </w:rPr>
+            </w:pPr>
+            <w:r>
+              <w:rPr>
+                <w:rFonts w:ascii="Times New Roman" w:hAnsi="Times New Roman" w:cs="Times New Roman"/>
+                <w:b/>
+                <w:bCs/>
+                <w:szCs w:val="20"/>
+              </w:rPr>
+              <w:t>Test Cases</w:t>
+            </w:r>
+          </w:p>
+        </w:tc>
+        <w:tc>
+          <w:tcPr>
+            <w:tcW w:w="4767" w:type="dxa"/>
+          </w:tcPr>
+          <w:p>
+            <w:pPr>
+              <w:spacing w:line="360" w:lineRule="auto"/>
+              <w:jc w:val="both"/>
+              <w:rPr>
+                <w:rFonts w:ascii="Times New Roman" w:hAnsi="Times New Roman" w:cs="Times New Roman"/>
+                <w:b/>
+                <w:bCs/>
+                <w:szCs w:val="20"/>
+              </w:rPr>
+            </w:pPr>
+          </w:p>
+        </w:tc>
+      </w:tr>
+      <w:tr>
+        <w:trPr>
+          <w:trHeight w:val="1160"/>
+        </w:trPr>
+        <w:tc>
+          <w:tcPr>
+            <w:tcW w:w="4767" w:type="dxa"/>
+          </w:tcPr>
+          <w:p>
+            <w:pPr>
+              <w:spacing w:line="360" w:lineRule="auto"/>
+              <w:jc w:val="both"/>
+              <w:rPr>
+                <w:rFonts w:ascii="Times New Roman" w:hAnsi="Times New Roman" w:cs="Times New Roman"/>
+                <w:b/>
+                <w:bCs/>
+                <w:szCs w:val="20"/>
+              </w:rPr>
+            </w:pPr>
+            <w:r>
+              <w:rPr>
+                <w:rFonts w:ascii="Times New Roman" w:hAnsi="Times New Roman" w:cs="Times New Roman"/>
+                <w:b/>
+                <w:bCs/>
+                <w:szCs w:val="20"/>
+              </w:rPr>
+              <w:t>User Story 2</w:t>
+            </w:r>
+          </w:p>
+        </w:tc>
+        <w:tc>
+          <w:tcPr>
+            <w:tcW w:w="4767" w:type="dxa"/>
+          </w:tcPr>
+          <w:p>
+            <w:pPr>
+              <w:spacing w:line="360" w:lineRule="auto"/>
+              <w:jc w:val="both"/>
+              <w:rPr>
+                <w:rFonts w:ascii="Times New Roman" w:hAnsi="Times New Roman" w:cs="Times New Roman"/>
+                <w:b/>
+                <w:bCs/>
+                <w:szCs w:val="20"/>
+              </w:rPr>
+            </w:pPr>
+            <w:r>
+              <w:rPr>
+                <w:rFonts w:ascii="Times New Roman" w:hAnsi="Times New Roman" w:cs="Times New Roman"/>
+                <w:szCs w:val="20"/>
+              </w:rPr>
+              <w:t>As a registered user, I want to securely log in so that I can get to my personal account and features of the system</w:t>
+            </w:r>
+          </w:p>
+        </w:tc>
+      </w:tr>
+      <w:tr>
+        <w:trPr>
+          <w:trHeight w:val="1133"/>
+        </w:trPr>
+        <w:tc>
+          <w:tcPr>
+            <w:tcW w:w="4767" w:type="dxa"/>
+          </w:tcPr>
+          <w:p>
+            <w:pPr>
+              <w:spacing w:line="360" w:lineRule="auto"/>
+              <w:jc w:val="both"/>
+              <w:rPr>
+                <w:rFonts w:ascii="Times New Roman" w:hAnsi="Times New Roman" w:cs="Times New Roman"/>
+                <w:b/>
+                <w:bCs/>
+                <w:szCs w:val="20"/>
+              </w:rPr>
+            </w:pPr>
+            <w:r>
+              <w:rPr>
+                <w:rFonts w:ascii="Times New Roman" w:hAnsi="Times New Roman" w:cs="Times New Roman"/>
+                <w:b/>
+                <w:bCs/>
+                <w:szCs w:val="20"/>
+              </w:rPr>
+              <w:t>Acceptance Criteria</w:t>
+            </w:r>
+          </w:p>
+        </w:tc>
+        <w:tc>
+          <w:tcPr>
+            <w:tcW w:w="4767" w:type="dxa"/>
+          </w:tcPr>
+          <w:p>
+            <w:pPr>
+              <w:spacing w:line="360" w:lineRule="auto"/>
+              <w:jc w:val="both"/>
+              <w:rPr>
+                <w:rFonts w:ascii="Times New Roman" w:hAnsi="Times New Roman" w:cs="Times New Roman"/>
+                <w:b/>
+                <w:bCs/>
+                <w:szCs w:val="20"/>
+              </w:rPr>
+            </w:pPr>
+            <w:r>
+              <w:rPr>
+                <w:rFonts w:ascii="Times New Roman" w:hAnsi="Times New Roman" w:cs="Times New Roman"/>
+                <w:szCs w:val="20"/>
+              </w:rPr>
+              <w:t> Given that I have a registered account, When I input the right email and password, Then the system should log me in successfully.</w:t>
+            </w:r>
+          </w:p>
+        </w:tc>
+      </w:tr>
+      <w:tr>
+        <w:trPr>
+          <w:trHeight w:val="818"/>
+        </w:trPr>
+        <w:tc>
+          <w:tcPr>
+            <w:tcW w:w="4767" w:type="dxa"/>
+          </w:tcPr>
+          <w:p>
+            <w:pPr>
+              <w:spacing w:line="360" w:lineRule="auto"/>
+              <w:jc w:val="both"/>
+              <w:rPr>
+                <w:rFonts w:ascii="Times New Roman" w:hAnsi="Times New Roman" w:cs="Times New Roman"/>
+                <w:b/>
+                <w:bCs/>
+                <w:szCs w:val="20"/>
+              </w:rPr>
+            </w:pPr>
+            <w:proofErr w:type="spellStart"/>
+            <w:r>
+              <w:rPr>
+                <w:rFonts w:ascii="Times New Roman" w:hAnsi="Times New Roman" w:cs="Times New Roman"/>
+                <w:b/>
+                <w:bCs/>
+                <w:szCs w:val="20"/>
+              </w:rPr>
+              <w:t>MoSCoW</w:t>
+            </w:r>
+            <w:proofErr w:type="spellEnd"/>
+          </w:p>
+        </w:tc>
+        <w:tc>
+          <w:tcPr>
+            <w:tcW w:w="4767" w:type="dxa"/>
+          </w:tcPr>
+          <w:p>
+            <w:pPr>
+              <w:spacing w:line="360" w:lineRule="auto"/>
+              <w:jc w:val="both"/>
+              <w:rPr>
+                <w:rFonts w:ascii="Times New Roman" w:hAnsi="Times New Roman" w:cs="Times New Roman"/>
+                <w:b/>
+                <w:bCs/>
+                <w:szCs w:val="20"/>
+              </w:rPr>
+            </w:pPr>
+            <w:r>
+              <w:rPr>
+                <w:rFonts w:ascii="Times New Roman" w:hAnsi="Times New Roman" w:cs="Times New Roman"/>
+                <w:szCs w:val="20"/>
+              </w:rPr>
+              <w:t>Must Have</w:t>
+            </w:r>
+          </w:p>
+        </w:tc>
+      </w:tr>
+      <w:tr>
+        <w:trPr>
+          <w:trHeight w:val="1340"/>
+        </w:trPr>
+        <w:tc>
+          <w:tcPr>
+            <w:tcW w:w="4767" w:type="dxa"/>
+          </w:tcPr>
+          <w:p>
+            <w:pPr>
+              <w:spacing w:line="360" w:lineRule="auto"/>
+              <w:jc w:val="both"/>
+              <w:rPr>
+                <w:rFonts w:ascii="Times New Roman" w:hAnsi="Times New Roman" w:cs="Times New Roman"/>
+                <w:b/>
+                <w:bCs/>
+                <w:szCs w:val="20"/>
+              </w:rPr>
+            </w:pPr>
+            <w:r>
+              <w:rPr>
+                <w:rFonts w:ascii="Times New Roman" w:hAnsi="Times New Roman" w:cs="Times New Roman"/>
+                <w:b/>
+                <w:bCs/>
+                <w:szCs w:val="20"/>
+              </w:rPr>
+              <w:t>Tasks</w:t>
+            </w:r>
+          </w:p>
+        </w:tc>
+        <w:tc>
+          <w:tcPr>
+            <w:tcW w:w="4767" w:type="dxa"/>
+          </w:tcPr>
+          <w:p>
+            <w:pPr>
+              <w:spacing w:line="360" w:lineRule="auto"/>
+              <w:jc w:val="both"/>
+              <w:rPr>
+                <w:rFonts w:ascii="Times New Roman" w:hAnsi="Times New Roman" w:cs="Times New Roman"/>
+                <w:b/>
+                <w:bCs/>
+                <w:szCs w:val="20"/>
+              </w:rPr>
+            </w:pPr>
+            <w:r>
+              <w:rPr>
+                <w:rFonts w:ascii="Times New Roman" w:hAnsi="Times New Roman" w:cs="Times New Roman"/>
+                <w:szCs w:val="20"/>
+              </w:rPr>
+              <w:t>Create login page. Implement authentication process. Validate login credentials. Redirect user to dashboard after successful login.</w:t>
+            </w:r>
+          </w:p>
+        </w:tc>
+      </w:tr>
+      <w:tr>
+        <w:trPr>
+          <w:trHeight w:val="620"/>
+        </w:trPr>
+        <w:tc>
+          <w:tcPr>
+            <w:tcW w:w="4767" w:type="dxa"/>
+          </w:tcPr>
+          <w:p>
+            <w:pPr>
+              <w:spacing w:line="360" w:lineRule="auto"/>
+              <w:jc w:val="both"/>
+              <w:rPr>
+                <w:rFonts w:ascii="Times New Roman" w:hAnsi="Times New Roman" w:cs="Times New Roman"/>
+                <w:b/>
+                <w:bCs/>
+                <w:szCs w:val="20"/>
+              </w:rPr>
+            </w:pPr>
+            <w:r>
+              <w:rPr>
+                <w:rFonts w:ascii="Times New Roman" w:hAnsi="Times New Roman" w:cs="Times New Roman"/>
+                <w:b/>
+                <w:bCs/>
+                <w:szCs w:val="20"/>
+              </w:rPr>
+              <w:t>Test Cases</w:t>
+            </w:r>
+          </w:p>
+        </w:tc>
+        <w:tc>
+          <w:tcPr>
+            <w:tcW w:w="4767" w:type="dxa"/>
+          </w:tcPr>
+          <w:p>
+            <w:pPr>
+              <w:spacing w:line="360" w:lineRule="auto"/>
+              <w:jc w:val="both"/>
+              <w:rPr>
+                <w:rFonts w:ascii="Times New Roman" w:hAnsi="Times New Roman" w:cs="Times New Roman"/>
+                <w:b/>
+                <w:bCs/>
+                <w:szCs w:val="20"/>
+              </w:rPr>
+            </w:pPr>
+          </w:p>
+        </w:tc>
+      </w:tr>
+      <w:tr>
+        <w:trPr>
+          <w:trHeight w:val="316"/>
+        </w:trPr>
+        <w:tc>
+          <w:tcPr>
+            <w:tcW w:w="4767" w:type="dxa"/>
+          </w:tcPr>
+          <w:p>
+            <w:pPr>
+              <w:spacing w:line="360" w:lineRule="auto"/>
+              <w:jc w:val="both"/>
+              <w:rPr>
+                <w:rFonts w:ascii="Times New Roman" w:hAnsi="Times New Roman" w:cs="Times New Roman"/>
+                <w:b/>
+                <w:bCs/>
+                <w:szCs w:val="20"/>
+              </w:rPr>
+            </w:pPr>
+            <w:r>
+              <w:rPr>
+                <w:rFonts w:ascii="Times New Roman" w:hAnsi="Times New Roman" w:cs="Times New Roman"/>
+                <w:b/>
+                <w:bCs/>
+                <w:szCs w:val="20"/>
+              </w:rPr>
+              <w:t>User Story 3</w:t>
+            </w:r>
+          </w:p>
+        </w:tc>
+        <w:tc>
+          <w:tcPr>
+            <w:tcW w:w="4767" w:type="dxa"/>
+          </w:tcPr>
+          <w:p>
+            <w:pPr>
+              <w:spacing w:line="360" w:lineRule="auto"/>
+              <w:jc w:val="both"/>
+              <w:rPr>
+                <w:rFonts w:ascii="Times New Roman" w:hAnsi="Times New Roman" w:cs="Times New Roman"/>
+                <w:b/>
+                <w:bCs/>
+                <w:szCs w:val="20"/>
+              </w:rPr>
+            </w:pPr>
+            <w:r>
+              <w:rPr>
+                <w:rFonts w:ascii="Times New Roman" w:hAnsi="Times New Roman" w:cs="Times New Roman"/>
+                <w:szCs w:val="20"/>
+              </w:rPr>
+              <w:t>As a user, I want to be able to update my profile information so that my account details can be accurate and up to always date.</w:t>
+            </w:r>
+          </w:p>
+        </w:tc>
+      </w:tr>
+      <w:tr>
+        <w:trPr>
+          <w:trHeight w:val="1043"/>
+        </w:trPr>
+        <w:tc>
+          <w:tcPr>
+            <w:tcW w:w="4767" w:type="dxa"/>
+          </w:tcPr>
+          <w:p>
+            <w:pPr>
+              <w:spacing w:line="360" w:lineRule="auto"/>
+              <w:jc w:val="both"/>
+              <w:rPr>
+                <w:rFonts w:ascii="Times New Roman" w:hAnsi="Times New Roman" w:cs="Times New Roman"/>
+                <w:b/>
+                <w:bCs/>
+                <w:szCs w:val="20"/>
+              </w:rPr>
+            </w:pPr>
+            <w:r>
+              <w:rPr>
+                <w:rFonts w:ascii="Times New Roman" w:hAnsi="Times New Roman" w:cs="Times New Roman"/>
+                <w:b/>
+                <w:bCs/>
+                <w:szCs w:val="20"/>
+              </w:rPr>
+              <w:t>Acceptance Criteria</w:t>
+            </w:r>
+          </w:p>
+        </w:tc>
+        <w:tc>
+          <w:tcPr>
+            <w:tcW w:w="4767" w:type="dxa"/>
+          </w:tcPr>
+          <w:p>
+            <w:pPr>
+              <w:spacing w:line="360" w:lineRule="auto"/>
+              <w:jc w:val="both"/>
+              <w:rPr>
+                <w:rFonts w:ascii="Times New Roman" w:hAnsi="Times New Roman" w:cs="Times New Roman"/>
+                <w:b/>
+                <w:bCs/>
+                <w:szCs w:val="20"/>
+              </w:rPr>
+            </w:pPr>
+            <w:r>
+              <w:rPr>
+                <w:rFonts w:ascii="Times New Roman" w:hAnsi="Times New Roman" w:cs="Times New Roman"/>
+                <w:szCs w:val="20"/>
+              </w:rPr>
+              <w:t>Given I am logged in, When I edit and save my profile information, then my updated details should be successfully stored.</w:t>
+            </w:r>
+          </w:p>
+        </w:tc>
+      </w:tr>
+      <w:tr>
+        <w:trPr>
+          <w:trHeight w:val="620"/>
+        </w:trPr>
+        <w:tc>
+          <w:tcPr>
+            <w:tcW w:w="4767" w:type="dxa"/>
+          </w:tcPr>
+          <w:p>
+            <w:pPr>
+              <w:spacing w:line="360" w:lineRule="auto"/>
+              <w:jc w:val="both"/>
+              <w:rPr>
+                <w:rFonts w:ascii="Times New Roman" w:hAnsi="Times New Roman" w:cs="Times New Roman"/>
+                <w:b/>
+                <w:bCs/>
+                <w:szCs w:val="20"/>
+              </w:rPr>
+            </w:pPr>
+            <w:proofErr w:type="spellStart"/>
+            <w:r>
+              <w:rPr>
+                <w:rFonts w:ascii="Times New Roman" w:hAnsi="Times New Roman" w:cs="Times New Roman"/>
+                <w:b/>
+                <w:bCs/>
+                <w:szCs w:val="20"/>
+              </w:rPr>
+              <w:t>MoSCoW</w:t>
+            </w:r>
+            <w:proofErr w:type="spellEnd"/>
+          </w:p>
+        </w:tc>
+        <w:tc>
+          <w:tcPr>
+            <w:tcW w:w="4767" w:type="dxa"/>
+          </w:tcPr>
+          <w:p>
+            <w:pPr>
+              <w:spacing w:line="360" w:lineRule="auto"/>
+              <w:jc w:val="both"/>
+              <w:rPr>
+                <w:rFonts w:ascii="Times New Roman" w:hAnsi="Times New Roman" w:cs="Times New Roman"/>
+                <w:b/>
+                <w:bCs/>
+                <w:szCs w:val="20"/>
+              </w:rPr>
+            </w:pPr>
+            <w:r>
+              <w:rPr>
+                <w:rFonts w:ascii="Times New Roman" w:hAnsi="Times New Roman" w:cs="Times New Roman"/>
+                <w:szCs w:val="20"/>
+              </w:rPr>
+              <w:t>Should Have</w:t>
+            </w:r>
+          </w:p>
+        </w:tc>
+      </w:tr>
+      <w:tr>
+        <w:trPr>
+          <w:trHeight w:val="890"/>
+        </w:trPr>
+        <w:tc>
+          <w:tcPr>
+            <w:tcW w:w="4767" w:type="dxa"/>
+          </w:tcPr>
+          <w:p>
+            <w:pPr>
+              <w:spacing w:line="360" w:lineRule="auto"/>
+              <w:jc w:val="both"/>
+              <w:rPr>
+                <w:rFonts w:ascii="Times New Roman" w:hAnsi="Times New Roman" w:cs="Times New Roman"/>
+                <w:b/>
+                <w:bCs/>
+                <w:szCs w:val="20"/>
+              </w:rPr>
+            </w:pPr>
+            <w:r>
+              <w:rPr>
+                <w:rFonts w:ascii="Times New Roman" w:hAnsi="Times New Roman" w:cs="Times New Roman"/>
+                <w:b/>
+                <w:bCs/>
+                <w:szCs w:val="20"/>
+              </w:rPr>
+              <w:t>Tasks</w:t>
+            </w:r>
+          </w:p>
+        </w:tc>
+        <w:tc>
+          <w:tcPr>
+            <w:tcW w:w="4767" w:type="dxa"/>
+          </w:tcPr>
+          <w:p>
+            <w:pPr>
+              <w:spacing w:line="360" w:lineRule="auto"/>
+              <w:jc w:val="both"/>
+              <w:rPr>
+                <w:rFonts w:ascii="Times New Roman" w:hAnsi="Times New Roman" w:cs="Times New Roman"/>
+                <w:b/>
+                <w:bCs/>
+                <w:szCs w:val="20"/>
+              </w:rPr>
+            </w:pPr>
+            <w:r>
+              <w:rPr>
+                <w:rFonts w:ascii="Times New Roman" w:hAnsi="Times New Roman" w:cs="Times New Roman"/>
+                <w:szCs w:val="20"/>
+              </w:rPr>
+              <w:t>Create profile management page. Develop update functionality. Validate entered information. Save updated data to database.</w:t>
+            </w:r>
+          </w:p>
+        </w:tc>
+      </w:tr>
+      <w:tr>
+        <w:trPr>
+          <w:trHeight w:val="620"/>
+        </w:trPr>
+        <w:tc>
+          <w:tcPr>
+            <w:tcW w:w="4767" w:type="dxa"/>
+          </w:tcPr>
+          <w:p>
+            <w:pPr>
+              <w:spacing w:line="360" w:lineRule="auto"/>
+              <w:jc w:val="both"/>
+              <w:rPr>
+                <w:rFonts w:ascii="Times New Roman" w:hAnsi="Times New Roman" w:cs="Times New Roman"/>
+                <w:b/>
+                <w:bCs/>
+                <w:szCs w:val="20"/>
+              </w:rPr>
+            </w:pPr>
+            <w:r>
+              <w:rPr>
+                <w:rFonts w:ascii="Times New Roman" w:hAnsi="Times New Roman" w:cs="Times New Roman"/>
+                <w:b/>
+                <w:bCs/>
+                <w:szCs w:val="20"/>
+              </w:rPr>
+              <w:t>Test Cases</w:t>
+            </w:r>
+          </w:p>
+        </w:tc>
+        <w:tc>
+          <w:tcPr>
+            <w:tcW w:w="4767" w:type="dxa"/>
+          </w:tcPr>
+          <w:p>
+            <w:pPr>
+              <w:spacing w:line="360" w:lineRule="auto"/>
+              <w:jc w:val="both"/>
+              <w:rPr>
+                <w:rFonts w:ascii="Times New Roman" w:hAnsi="Times New Roman" w:cs="Times New Roman"/>
+                <w:b/>
+                <w:bCs/>
+                <w:szCs w:val="20"/>
+              </w:rPr>
+            </w:pPr>
+          </w:p>
+        </w:tc>
+      </w:tr>
+      <w:tr>
+        <w:trPr>
+          <w:trHeight w:val="1250"/>
+        </w:trPr>
+        <w:tc>
+          <w:tcPr>
+            <w:tcW w:w="4767" w:type="dxa"/>
+          </w:tcPr>
+          <w:p>
+            <w:pPr>
+              <w:spacing w:line="360" w:lineRule="auto"/>
+              <w:jc w:val="both"/>
+              <w:rPr>
+                <w:rFonts w:ascii="Times New Roman" w:hAnsi="Times New Roman" w:cs="Times New Roman"/>
+                <w:b/>
+                <w:bCs/>
+                <w:szCs w:val="20"/>
+              </w:rPr>
+            </w:pPr>
+            <w:r>
+              <w:rPr>
+                <w:rFonts w:ascii="Times New Roman" w:hAnsi="Times New Roman" w:cs="Times New Roman"/>
+                <w:b/>
+                <w:bCs/>
+                <w:szCs w:val="20"/>
+              </w:rPr>
+              <w:t>User Story 4</w:t>
+            </w:r>
+          </w:p>
+        </w:tc>
+        <w:tc>
+          <w:tcPr>
+            <w:tcW w:w="4767" w:type="dxa"/>
+          </w:tcPr>
+          <w:p>
+            <w:pPr>
+              <w:spacing w:line="360" w:lineRule="auto"/>
+              <w:jc w:val="both"/>
+              <w:rPr>
+                <w:rFonts w:ascii="Times New Roman" w:hAnsi="Times New Roman" w:cs="Times New Roman"/>
+                <w:b/>
+                <w:bCs/>
+                <w:szCs w:val="20"/>
+              </w:rPr>
+            </w:pPr>
+            <w:r>
+              <w:rPr>
+                <w:rFonts w:ascii="Times New Roman" w:hAnsi="Times New Roman" w:cs="Times New Roman"/>
+                <w:szCs w:val="20"/>
+              </w:rPr>
+              <w:t> As a user, in case I forget my login details, I would like to reset my password so that I can continue using my account.</w:t>
+            </w:r>
+          </w:p>
+        </w:tc>
+      </w:tr>
+      <w:tr>
+        <w:trPr>
+          <w:trHeight w:val="1160"/>
+        </w:trPr>
+        <w:tc>
+          <w:tcPr>
+            <w:tcW w:w="4767" w:type="dxa"/>
+          </w:tcPr>
+          <w:p>
+            <w:pPr>
+              <w:spacing w:line="360" w:lineRule="auto"/>
+              <w:jc w:val="both"/>
+              <w:rPr>
+                <w:rFonts w:ascii="Times New Roman" w:hAnsi="Times New Roman" w:cs="Times New Roman"/>
+                <w:b/>
+                <w:bCs/>
+                <w:szCs w:val="20"/>
+              </w:rPr>
+            </w:pPr>
+            <w:r>
+              <w:rPr>
+                <w:rFonts w:ascii="Times New Roman" w:hAnsi="Times New Roman" w:cs="Times New Roman"/>
+                <w:b/>
+                <w:bCs/>
+                <w:szCs w:val="20"/>
+              </w:rPr>
+              <w:t>Acceptance Criteria</w:t>
+            </w:r>
+          </w:p>
+        </w:tc>
+        <w:tc>
+          <w:tcPr>
+            <w:tcW w:w="4767" w:type="dxa"/>
+          </w:tcPr>
+          <w:p>
+            <w:pPr>
+              <w:spacing w:line="360" w:lineRule="auto"/>
+              <w:jc w:val="both"/>
+              <w:rPr>
+                <w:rFonts w:ascii="Times New Roman" w:hAnsi="Times New Roman" w:cs="Times New Roman"/>
+                <w:b/>
+                <w:bCs/>
+                <w:szCs w:val="20"/>
+              </w:rPr>
+            </w:pPr>
+            <w:r>
+              <w:rPr>
+                <w:rFonts w:ascii="Times New Roman" w:hAnsi="Times New Roman" w:cs="Times New Roman"/>
+                <w:szCs w:val="20"/>
+              </w:rPr>
+              <w:t>Given I have forgotten my password, when I ask for a password reset, then I will be able to choose a new password securely.</w:t>
+            </w:r>
+          </w:p>
+        </w:tc>
+      </w:tr>
+      <w:tr>
+        <w:trPr>
+          <w:trHeight w:val="530"/>
+        </w:trPr>
+        <w:tc>
+          <w:tcPr>
+            <w:tcW w:w="4767" w:type="dxa"/>
+          </w:tcPr>
+          <w:p>
+            <w:pPr>
+              <w:spacing w:line="360" w:lineRule="auto"/>
+              <w:jc w:val="both"/>
+              <w:rPr>
+                <w:rFonts w:ascii="Times New Roman" w:hAnsi="Times New Roman" w:cs="Times New Roman"/>
+                <w:b/>
+                <w:bCs/>
+                <w:szCs w:val="20"/>
+              </w:rPr>
+            </w:pPr>
+            <w:proofErr w:type="spellStart"/>
+            <w:r>
+              <w:rPr>
+                <w:rFonts w:ascii="Times New Roman" w:hAnsi="Times New Roman" w:cs="Times New Roman"/>
+                <w:b/>
+                <w:bCs/>
+                <w:szCs w:val="20"/>
+              </w:rPr>
+              <w:t>MoSCoW</w:t>
+            </w:r>
+            <w:proofErr w:type="spellEnd"/>
+          </w:p>
+        </w:tc>
+        <w:tc>
+          <w:tcPr>
+            <w:tcW w:w="4767" w:type="dxa"/>
+          </w:tcPr>
+          <w:p>
+            <w:pPr>
+              <w:spacing w:line="360" w:lineRule="auto"/>
+              <w:jc w:val="both"/>
+              <w:rPr>
+                <w:rFonts w:ascii="Times New Roman" w:hAnsi="Times New Roman" w:cs="Times New Roman"/>
+                <w:b/>
+                <w:bCs/>
+                <w:szCs w:val="20"/>
+              </w:rPr>
+            </w:pPr>
+            <w:r>
+              <w:rPr>
+                <w:rFonts w:ascii="Times New Roman" w:hAnsi="Times New Roman" w:cs="Times New Roman"/>
+                <w:szCs w:val="20"/>
+              </w:rPr>
+              <w:t>Must Have</w:t>
+            </w:r>
+          </w:p>
+        </w:tc>
+      </w:tr>
+      <w:tr>
+        <w:trPr>
+          <w:trHeight w:val="316"/>
+        </w:trPr>
+        <w:tc>
+          <w:tcPr>
+            <w:tcW w:w="4767" w:type="dxa"/>
+          </w:tcPr>
+          <w:p>
+            <w:pPr>
+              <w:spacing w:line="360" w:lineRule="auto"/>
+              <w:jc w:val="both"/>
+              <w:rPr>
+                <w:rFonts w:ascii="Times New Roman" w:hAnsi="Times New Roman" w:cs="Times New Roman"/>
+                <w:b/>
+                <w:bCs/>
+                <w:szCs w:val="20"/>
+              </w:rPr>
+            </w:pPr>
+            <w:r>
+              <w:rPr>
+                <w:rFonts w:ascii="Times New Roman" w:hAnsi="Times New Roman" w:cs="Times New Roman"/>
+                <w:b/>
+                <w:bCs/>
+                <w:szCs w:val="20"/>
+              </w:rPr>
+              <w:t>Tasks</w:t>
+            </w:r>
+          </w:p>
+        </w:tc>
+        <w:tc>
+          <w:tcPr>
+            <w:tcW w:w="4767" w:type="dxa"/>
+          </w:tcPr>
+          <w:p>
+            <w:pPr>
+              <w:spacing w:line="360" w:lineRule="auto"/>
+              <w:jc w:val="both"/>
+              <w:rPr>
+                <w:rFonts w:ascii="Times New Roman" w:hAnsi="Times New Roman" w:cs="Times New Roman"/>
+                <w:b/>
+                <w:bCs/>
+                <w:szCs w:val="20"/>
+              </w:rPr>
+            </w:pPr>
+            <w:r>
+              <w:rPr>
+                <w:rFonts w:ascii="Times New Roman" w:hAnsi="Times New Roman" w:cs="Times New Roman"/>
+                <w:szCs w:val="20"/>
+              </w:rPr>
+              <w:t>Design password reset page. Generate reset request. Validate user identity. Update password securely.</w:t>
+            </w:r>
+          </w:p>
+        </w:tc>
+      </w:tr>
+      <w:tr>
+        <w:trPr>
+          <w:trHeight w:val="593"/>
+        </w:trPr>
+        <w:tc>
+          <w:tcPr>
+            <w:tcW w:w="4767" w:type="dxa"/>
+          </w:tcPr>
+          <w:p>
+            <w:pPr>
+              <w:spacing w:line="360" w:lineRule="auto"/>
+              <w:jc w:val="both"/>
+              <w:rPr>
+                <w:rFonts w:ascii="Times New Roman" w:hAnsi="Times New Roman" w:cs="Times New Roman"/>
+                <w:b/>
+                <w:bCs/>
+                <w:szCs w:val="20"/>
+              </w:rPr>
+            </w:pPr>
+            <w:r>
+              <w:rPr>
+                <w:rFonts w:ascii="Times New Roman" w:hAnsi="Times New Roman" w:cs="Times New Roman"/>
+                <w:b/>
+                <w:bCs/>
+                <w:szCs w:val="20"/>
+              </w:rPr>
+              <w:t>Test Cases</w:t>
+            </w:r>
+          </w:p>
+        </w:tc>
+        <w:tc>
+          <w:tcPr>
+            <w:tcW w:w="4767" w:type="dxa"/>
+          </w:tcPr>
+          <w:p>
+            <w:pPr>
+              <w:spacing w:line="360" w:lineRule="auto"/>
+              <w:jc w:val="both"/>
+              <w:rPr>
+                <w:rFonts w:ascii="Times New Roman" w:hAnsi="Times New Roman" w:cs="Times New Roman"/>
+                <w:b/>
+                <w:bCs/>
+                <w:szCs w:val="20"/>
+              </w:rPr>
+            </w:pPr>
+          </w:p>
+        </w:tc>
+      </w:tr>
+      <w:tr>
+        <w:trPr>
+          <w:trHeight w:val="1070"/>
+        </w:trPr>
+        <w:tc>
+          <w:tcPr>
+            <w:tcW w:w="4767" w:type="dxa"/>
+          </w:tcPr>
+          <w:p>
+            <w:pPr>
+              <w:spacing w:line="360" w:lineRule="auto"/>
+              <w:jc w:val="both"/>
+              <w:rPr>
+                <w:rFonts w:ascii="Times New Roman" w:hAnsi="Times New Roman" w:cs="Times New Roman"/>
+                <w:b/>
+                <w:bCs/>
+                <w:szCs w:val="20"/>
+              </w:rPr>
+            </w:pPr>
+            <w:r>
+              <w:rPr>
+                <w:rFonts w:ascii="Times New Roman" w:hAnsi="Times New Roman" w:cs="Times New Roman"/>
+                <w:b/>
+                <w:bCs/>
+                <w:szCs w:val="20"/>
+              </w:rPr>
+              <w:t>User Story 5</w:t>
+            </w:r>
+          </w:p>
+        </w:tc>
+        <w:tc>
+          <w:tcPr>
+            <w:tcW w:w="4767" w:type="dxa"/>
+          </w:tcPr>
+          <w:p>
+            <w:pPr>
+              <w:spacing w:line="360" w:lineRule="auto"/>
+              <w:jc w:val="both"/>
+              <w:rPr>
+                <w:rFonts w:ascii="Times New Roman" w:hAnsi="Times New Roman" w:cs="Times New Roman"/>
+                <w:b/>
+                <w:bCs/>
+                <w:szCs w:val="20"/>
+              </w:rPr>
+            </w:pPr>
+            <w:r>
+              <w:rPr>
+                <w:rFonts w:ascii="Times New Roman" w:hAnsi="Times New Roman" w:cs="Times New Roman"/>
+                <w:szCs w:val="20"/>
+              </w:rPr>
+              <w:t>As a user, I want to be able to control my privacy settings so that I can decide how my personal data is handled inside the app.</w:t>
+            </w:r>
+          </w:p>
+        </w:tc>
+      </w:tr>
+      <w:tr>
+        <w:trPr>
+          <w:trHeight w:val="1070"/>
+        </w:trPr>
+        <w:tc>
+          <w:tcPr>
+            <w:tcW w:w="4767" w:type="dxa"/>
+          </w:tcPr>
+          <w:p>
+            <w:pPr>
+              <w:spacing w:line="360" w:lineRule="auto"/>
+              <w:jc w:val="both"/>
+              <w:rPr>
+                <w:rFonts w:ascii="Times New Roman" w:hAnsi="Times New Roman" w:cs="Times New Roman"/>
+                <w:b/>
+                <w:bCs/>
+                <w:szCs w:val="20"/>
+              </w:rPr>
+            </w:pPr>
+            <w:r>
+              <w:rPr>
+                <w:rFonts w:ascii="Times New Roman" w:hAnsi="Times New Roman" w:cs="Times New Roman"/>
+                <w:b/>
+                <w:bCs/>
+                <w:szCs w:val="20"/>
+              </w:rPr>
+              <w:t>Acceptance Criteria</w:t>
+            </w:r>
+          </w:p>
+        </w:tc>
+        <w:tc>
+          <w:tcPr>
+            <w:tcW w:w="4767" w:type="dxa"/>
+          </w:tcPr>
+          <w:p>
+            <w:pPr>
+              <w:spacing w:line="360" w:lineRule="auto"/>
+              <w:jc w:val="both"/>
+              <w:rPr>
+                <w:rFonts w:ascii="Times New Roman" w:hAnsi="Times New Roman" w:cs="Times New Roman"/>
+                <w:b/>
+                <w:bCs/>
+                <w:szCs w:val="20"/>
+              </w:rPr>
+            </w:pPr>
+            <w:r>
+              <w:rPr>
+                <w:rFonts w:ascii="Times New Roman" w:hAnsi="Times New Roman" w:cs="Times New Roman"/>
+                <w:szCs w:val="20"/>
+              </w:rPr>
+              <w:t>Given I am logged in When I modify my privacy preferences Then system must effectively save the altered settings</w:t>
+            </w:r>
+          </w:p>
+        </w:tc>
+      </w:tr>
+      <w:tr>
+        <w:trPr>
+          <w:trHeight w:val="530"/>
+        </w:trPr>
+        <w:tc>
+          <w:tcPr>
+            <w:tcW w:w="4767" w:type="dxa"/>
+          </w:tcPr>
+          <w:p>
+            <w:pPr>
+              <w:spacing w:line="360" w:lineRule="auto"/>
+              <w:jc w:val="both"/>
+              <w:rPr>
+                <w:rFonts w:ascii="Times New Roman" w:hAnsi="Times New Roman" w:cs="Times New Roman"/>
+                <w:b/>
+                <w:bCs/>
+                <w:szCs w:val="20"/>
+              </w:rPr>
+            </w:pPr>
+            <w:proofErr w:type="spellStart"/>
+            <w:r>
+              <w:rPr>
+                <w:rFonts w:ascii="Times New Roman" w:hAnsi="Times New Roman" w:cs="Times New Roman"/>
+                <w:b/>
+                <w:bCs/>
+                <w:szCs w:val="20"/>
+              </w:rPr>
+              <w:t>MoSCoW</w:t>
+            </w:r>
+            <w:proofErr w:type="spellEnd"/>
+          </w:p>
+        </w:tc>
+        <w:tc>
+          <w:tcPr>
+            <w:tcW w:w="4767" w:type="dxa"/>
+          </w:tcPr>
+          <w:p>
+            <w:pPr>
+              <w:spacing w:line="360" w:lineRule="auto"/>
+              <w:jc w:val="both"/>
+              <w:rPr>
+                <w:rFonts w:ascii="Times New Roman" w:hAnsi="Times New Roman" w:cs="Times New Roman"/>
+                <w:b/>
+                <w:bCs/>
+                <w:szCs w:val="20"/>
+              </w:rPr>
+            </w:pPr>
+            <w:r>
+              <w:rPr>
+                <w:rFonts w:ascii="Times New Roman" w:hAnsi="Times New Roman" w:cs="Times New Roman"/>
+                <w:szCs w:val="20"/>
+              </w:rPr>
+              <w:t>Should Have</w:t>
+            </w:r>
+          </w:p>
+        </w:tc>
+      </w:tr>
+      <w:tr>
+        <w:trPr>
+          <w:trHeight w:val="980"/>
+        </w:trPr>
+        <w:tc>
+          <w:tcPr>
+            <w:tcW w:w="4767" w:type="dxa"/>
+          </w:tcPr>
+          <w:p>
+            <w:pPr>
+              <w:spacing w:line="360" w:lineRule="auto"/>
+              <w:jc w:val="both"/>
+              <w:rPr>
+                <w:rFonts w:ascii="Times New Roman" w:hAnsi="Times New Roman" w:cs="Times New Roman"/>
+                <w:b/>
+                <w:bCs/>
+                <w:szCs w:val="20"/>
+              </w:rPr>
+            </w:pPr>
+            <w:r>
+              <w:rPr>
+                <w:rFonts w:ascii="Times New Roman" w:hAnsi="Times New Roman" w:cs="Times New Roman"/>
+                <w:b/>
+                <w:bCs/>
+                <w:szCs w:val="20"/>
+              </w:rPr>
+              <w:t>Tasks</w:t>
+            </w:r>
+          </w:p>
+        </w:tc>
+        <w:tc>
+          <w:tcPr>
+            <w:tcW w:w="4767" w:type="dxa"/>
+          </w:tcPr>
+          <w:p>
+            <w:pPr>
+              <w:spacing w:line="360" w:lineRule="auto"/>
+              <w:jc w:val="both"/>
+              <w:rPr>
+                <w:rFonts w:ascii="Times New Roman" w:hAnsi="Times New Roman" w:cs="Times New Roman"/>
+                <w:b/>
+                <w:bCs/>
+                <w:szCs w:val="20"/>
+              </w:rPr>
+            </w:pPr>
+            <w:r>
+              <w:rPr>
+                <w:rFonts w:ascii="Times New Roman" w:hAnsi="Times New Roman" w:cs="Times New Roman"/>
+                <w:szCs w:val="20"/>
+              </w:rPr>
+              <w:t>Create privacy settings page. Implement privacy preference options. Store user settings. Display updated preferences.</w:t>
+            </w:r>
+          </w:p>
+        </w:tc>
+      </w:tr>
+      <w:tr>
+        <w:trPr>
+          <w:trHeight w:val="710"/>
+        </w:trPr>
+        <w:tc>
+          <w:tcPr>
+            <w:tcW w:w="4767" w:type="dxa"/>
+          </w:tcPr>
+          <w:p>
+            <w:pPr>
+              <w:spacing w:line="360" w:lineRule="auto"/>
+              <w:jc w:val="both"/>
+              <w:rPr>
+                <w:rFonts w:ascii="Times New Roman" w:hAnsi="Times New Roman" w:cs="Times New Roman"/>
+                <w:b/>
+                <w:bCs/>
+                <w:szCs w:val="20"/>
+              </w:rPr>
+            </w:pPr>
+            <w:r>
+              <w:rPr>
+                <w:rFonts w:ascii="Times New Roman" w:hAnsi="Times New Roman" w:cs="Times New Roman"/>
+                <w:b/>
+                <w:bCs/>
+                <w:szCs w:val="20"/>
+              </w:rPr>
+              <w:t>Test Cases</w:t>
+            </w:r>
+          </w:p>
+        </w:tc>
+        <w:tc>
+          <w:tcPr>
+            <w:tcW w:w="4767" w:type="dxa"/>
+          </w:tcPr>
+          <w:p>
+            <w:pPr>
+              <w:spacing w:line="360" w:lineRule="auto"/>
+              <w:jc w:val="both"/>
+              <w:rPr>
+                <w:rFonts w:ascii="Times New Roman" w:hAnsi="Times New Roman" w:cs="Times New Roman"/>
+                <w:b/>
+                <w:bCs/>
+                <w:szCs w:val="20"/>
+              </w:rPr>
+            </w:pPr>
+          </w:p>
+        </w:tc>
+      </w:tr>
+      <w:tr>
+        <w:trPr>
+          <w:hidden/>
+        </w:trPr>
+        <w:tc>
+          <w:tcPr>
+            <w:tcW w:w="4767" w:type="dxa"/>
+          </w:tcPr>
+          <w:p>
+            <w:pPr>
+              <w:spacing w:line="360" w:lineRule="auto"/>
+              <w:jc w:val="both"/>
+              <w:rPr>
+                <w:rFonts w:ascii="Times New Roman" w:hAnsi="Times New Roman" w:cs="Times New Roman"/>
+                <w:vanish/>
+                <w:szCs w:val="20"/>
+              </w:rPr>
+            </w:pPr>
+          </w:p>
+        </w:tc>
+        <w:tc>
+          <w:tcPr>
+            <w:tcW w:w="4767" w:type="dxa"/>
+          </w:tcPr>
+          <w:p>
+            <w:pPr>
+              <w:spacing w:line="360" w:lineRule="auto"/>
+              <w:jc w:val="both"/>
+              <w:rPr>
+                <w:rFonts w:ascii="Times New Roman" w:hAnsi="Times New Roman" w:cs="Times New Roman"/>
+                <w:vanish/>
+                <w:szCs w:val="20"/>
+              </w:rPr>
+            </w:pPr>
+          </w:p>
+        </w:tc>
+      </w:tr>
+      <w:tr>
+        <w:trPr>
+          <w:hidden/>
+        </w:trPr>
+        <w:tc>
+          <w:tcPr>
+            <w:tcW w:w="4767" w:type="dxa"/>
+          </w:tcPr>
+          <w:p>
+            <w:pPr>
+              <w:spacing w:line="360" w:lineRule="auto"/>
+              <w:jc w:val="both"/>
+              <w:rPr>
+                <w:rFonts w:ascii="Times New Roman" w:hAnsi="Times New Roman" w:cs="Times New Roman"/>
+                <w:vanish/>
+                <w:szCs w:val="20"/>
+              </w:rPr>
+            </w:pPr>
+          </w:p>
+        </w:tc>
+        <w:tc>
+          <w:tcPr>
+            <w:tcW w:w="4767" w:type="dxa"/>
+          </w:tcPr>
+          <w:p>
+            <w:pPr>
+              <w:spacing w:line="360" w:lineRule="auto"/>
+              <w:jc w:val="both"/>
+              <w:rPr>
+                <w:rFonts w:ascii="Times New Roman" w:hAnsi="Times New Roman" w:cs="Times New Roman"/>
+                <w:vanish/>
+                <w:szCs w:val="20"/>
+              </w:rPr>
+            </w:pPr>
+          </w:p>
+        </w:tc>
+      </w:tr>
+      <w:tr>
+        <w:trPr>
+          <w:hidden/>
+        </w:trPr>
+        <w:tc>
+          <w:tcPr>
+            <w:tcW w:w="4767" w:type="dxa"/>
+          </w:tcPr>
+          <w:p>
+            <w:pPr>
+              <w:spacing w:line="360" w:lineRule="auto"/>
+              <w:jc w:val="both"/>
+              <w:rPr>
+                <w:rFonts w:ascii="Times New Roman" w:hAnsi="Times New Roman" w:cs="Times New Roman"/>
+                <w:vanish/>
+                <w:szCs w:val="20"/>
+              </w:rPr>
+            </w:pPr>
+          </w:p>
+        </w:tc>
+        <w:tc>
+          <w:tcPr>
+            <w:tcW w:w="4767" w:type="dxa"/>
+          </w:tcPr>
+          <w:p>
+            <w:pPr>
+              <w:spacing w:line="360" w:lineRule="auto"/>
+              <w:jc w:val="both"/>
+              <w:rPr>
+                <w:rFonts w:ascii="Times New Roman" w:hAnsi="Times New Roman" w:cs="Times New Roman"/>
+                <w:vanish/>
+                <w:szCs w:val="20"/>
+              </w:rPr>
+            </w:pPr>
+          </w:p>
+        </w:tc>
+      </w:tr>
+      <w:tr>
+        <w:trPr>
+          <w:hidden/>
+        </w:trPr>
+        <w:tc>
+          <w:tcPr>
+            <w:tcW w:w="4767" w:type="dxa"/>
+          </w:tcPr>
+          <w:p>
+            <w:pPr>
+              <w:spacing w:line="360" w:lineRule="auto"/>
+              <w:jc w:val="both"/>
+              <w:rPr>
+                <w:rFonts w:ascii="Times New Roman" w:hAnsi="Times New Roman" w:cs="Times New Roman"/>
+                <w:vanish/>
+                <w:szCs w:val="20"/>
+              </w:rPr>
+            </w:pPr>
+          </w:p>
+        </w:tc>
+        <w:tc>
+          <w:tcPr>
+            <w:tcW w:w="4767" w:type="dxa"/>
+          </w:tcPr>
+          <w:p>
+            <w:pPr>
+              <w:spacing w:line="360" w:lineRule="auto"/>
+              <w:jc w:val="both"/>
+              <w:rPr>
+                <w:rFonts w:ascii="Times New Roman" w:hAnsi="Times New Roman" w:cs="Times New Roman"/>
+                <w:vanish/>
+                <w:szCs w:val="20"/>
+              </w:rPr>
+            </w:pPr>
+          </w:p>
+        </w:tc>
+      </w:tr>
+      <w:tr>
+        <w:trPr>
+          <w:hidden/>
+        </w:trPr>
+        <w:tc>
+          <w:tcPr>
+            <w:tcW w:w="4767" w:type="dxa"/>
+          </w:tcPr>
+          <w:p>
+            <w:pPr>
+              <w:spacing w:line="360" w:lineRule="auto"/>
+              <w:jc w:val="both"/>
+              <w:rPr>
+                <w:rFonts w:ascii="Times New Roman" w:hAnsi="Times New Roman" w:cs="Times New Roman"/>
+                <w:vanish/>
+                <w:szCs w:val="20"/>
+              </w:rPr>
+            </w:pPr>
+          </w:p>
+        </w:tc>
+        <w:tc>
+          <w:tcPr>
+            <w:tcW w:w="4767" w:type="dxa"/>
+          </w:tcPr>
+          <w:p>
+            <w:pPr>
+              <w:spacing w:line="360" w:lineRule="auto"/>
+              <w:jc w:val="both"/>
+              <w:rPr>
+                <w:rFonts w:ascii="Times New Roman" w:hAnsi="Times New Roman" w:cs="Times New Roman"/>
+                <w:vanish/>
+                <w:szCs w:val="20"/>
+              </w:rPr>
+            </w:pPr>
+          </w:p>
+        </w:tc>
+      </w:tr>
+      <w:tr>
+        <w:trPr>
+          <w:hidden/>
+        </w:trPr>
+        <w:tc>
+          <w:tcPr>
+            <w:tcW w:w="4767" w:type="dxa"/>
+          </w:tcPr>
+          <w:p>
+            <w:pPr>
+              <w:spacing w:line="360" w:lineRule="auto"/>
+              <w:jc w:val="both"/>
+              <w:rPr>
+                <w:rFonts w:ascii="Times New Roman" w:hAnsi="Times New Roman" w:cs="Times New Roman"/>
+                <w:vanish/>
+                <w:szCs w:val="20"/>
+              </w:rPr>
+            </w:pPr>
+          </w:p>
+        </w:tc>
+        <w:tc>
+          <w:tcPr>
+            <w:tcW w:w="4767" w:type="dxa"/>
+          </w:tcPr>
+          <w:p>
+            <w:pPr>
+              <w:spacing w:line="360" w:lineRule="auto"/>
+              <w:jc w:val="both"/>
+              <w:rPr>
+                <w:rFonts w:ascii="Times New Roman" w:hAnsi="Times New Roman" w:cs="Times New Roman"/>
+                <w:vanish/>
+                <w:szCs w:val="20"/>
+              </w:rPr>
+            </w:pPr>
+          </w:p>
+        </w:tc>
+      </w:tr>
+    </w:tbl>
+    <w:p>
+      <w:pPr>
+        <w:pStyle w:val="ListParagraph"/>
+        <w:numPr>
+          <w:ilvl w:val="0"/>
+          <w:numId w:val="4"/>
+        </w:numPr>
+        <w:spacing w:line="360" w:lineRule="auto"/>
+        <w:jc w:val="both"/>
+        <w:rPr>
+          <w:rFonts w:ascii="Times New Roman" w:hAnsi="Times New Roman" w:cs="Times New Roman"/>
+          <w:szCs w:val="20"/>
+        </w:rPr>
+      </w:pPr>
+      <w:r>
+        <w:rPr>
+          <w:rFonts w:ascii="Times New Roman" w:hAnsi="Times New Roman" w:cs="Times New Roman"/>
+          <w:vanish/>
+          <w:szCs w:val="20"/>
+        </w:rPr>
+        <w:t>Top of Form</w:t>
+      </w:r>
+    </w:p>
+    <w:p>
+      <w:pPr>
+        <w:pStyle w:val="Heading4"/>
+        <w:spacing w:line="360" w:lineRule="auto"/>
+        <w:jc w:val="center"/>
+        <w:rPr>
+          <w:rFonts w:ascii="Times New Roman" w:hAnsi="Times New Roman" w:cs="Times New Roman"/>
+          <w:b/>
+          <w:bCs/>
+          <w:i w:val="0"/>
+          <w:iCs w:val="0"/>
+          <w:szCs w:val="20"/>
+        </w:rPr>
+      </w:pPr>
+      <w:r>
+        <w:rPr>
+          <w:rFonts w:ascii="Times New Roman" w:hAnsi="Times New Roman" w:cs="Times New Roman"/>
+          <w:b/>
+          <w:bCs/>
+          <w:i w:val="0"/>
+          <w:iCs w:val="0"/>
+        </w:rPr>
+        <w:t>2. Epic 2: Food Analytics Dashboard (UC4)</w:t>
+      </w:r>
+    </w:p>
+    <w:tbl>
+      <w:tblPr>
+        <w:tblStyle w:val="TableGrid"/>
+        <w:tblW w:w="10038" w:type="dxa"/>
+        <w:tblLook w:val="04A0" w:firstRow="1" w:lastRow="0" w:firstColumn="1" w:lastColumn="0" w:noHBand="0" w:noVBand="1"/>
+      </w:tblPr>
+      <w:tblGrid>
+        <w:gridCol w:w="5019"/>
+        <w:gridCol w:w="5019"/>
+      </w:tblGrid>
+      <w:tr>
+        <w:trPr>
+          <w:trHeight w:val="479"/>
+        </w:trPr>
+        <w:tc>
+          <w:tcPr>
+            <w:tcW w:w="5019" w:type="dxa"/>
+            <w:vAlign w:val="center"/>
+          </w:tcPr>
+          <w:p>
+            <w:pPr>
+              <w:spacing w:line="360" w:lineRule="auto"/>
+              <w:jc w:val="both"/>
+              <w:rPr>
+                <w:rFonts w:ascii="Times New Roman" w:hAnsi="Times New Roman" w:cs="Times New Roman"/>
+                <w:b/>
+                <w:bCs/>
+                <w:szCs w:val="20"/>
+              </w:rPr>
+            </w:pPr>
+            <w:r>
+              <w:rPr>
+                <w:rFonts w:ascii="Times New Roman" w:hAnsi="Times New Roman" w:cs="Times New Roman"/>
+                <w:b/>
+                <w:bCs/>
+                <w:szCs w:val="20"/>
+              </w:rPr>
+              <w:t>Item</w:t>
+            </w:r>
+          </w:p>
+        </w:tc>
+        <w:tc>
+          <w:tcPr>
+            <w:tcW w:w="5019" w:type="dxa"/>
+            <w:vAlign w:val="center"/>
+          </w:tcPr>
+          <w:p>
+            <w:pPr>
+              <w:spacing w:line="360" w:lineRule="auto"/>
+              <w:jc w:val="both"/>
+              <w:rPr>
+                <w:rFonts w:ascii="Times New Roman" w:hAnsi="Times New Roman" w:cs="Times New Roman"/>
+                <w:szCs w:val="20"/>
+              </w:rPr>
+            </w:pPr>
+            <w:r>
+              <w:rPr>
+                <w:rFonts w:ascii="Times New Roman" w:hAnsi="Times New Roman" w:cs="Times New Roman"/>
+                <w:szCs w:val="20"/>
+              </w:rPr>
+              <w:t>Description</w:t>
+            </w:r>
+          </w:p>
+        </w:tc>
+      </w:tr>
+      <w:tr>
+        <w:trPr>
+          <w:trHeight w:val="479"/>
+        </w:trPr>
+        <w:tc>
+          <w:tcPr>
+            <w:tcW w:w="5019" w:type="dxa"/>
+            <w:vAlign w:val="center"/>
+          </w:tcPr>
+          <w:p>
+            <w:pPr>
+              <w:spacing w:line="360" w:lineRule="auto"/>
+              <w:jc w:val="both"/>
+              <w:rPr>
+                <w:rFonts w:ascii="Times New Roman" w:hAnsi="Times New Roman" w:cs="Times New Roman"/>
+                <w:b/>
+                <w:bCs/>
+                <w:szCs w:val="20"/>
+              </w:rPr>
+            </w:pPr>
+            <w:r>
+              <w:rPr>
+                <w:rFonts w:ascii="Times New Roman" w:hAnsi="Times New Roman" w:cs="Times New Roman"/>
+                <w:b/>
+                <w:bCs/>
+                <w:szCs w:val="20"/>
+              </w:rPr>
+              <w:t>User Story 1</w:t>
+            </w:r>
+          </w:p>
+        </w:tc>
+        <w:tc>
+          <w:tcPr>
+            <w:tcW w:w="5019" w:type="dxa"/>
+            <w:vAlign w:val="center"/>
+          </w:tcPr>
+          <w:p>
+            <w:pPr>
+              <w:spacing w:line="360" w:lineRule="auto"/>
+              <w:jc w:val="both"/>
+              <w:rPr>
+                <w:rFonts w:ascii="Times New Roman" w:hAnsi="Times New Roman" w:cs="Times New Roman"/>
+                <w:szCs w:val="20"/>
+              </w:rPr>
+            </w:pPr>
+            <w:r>
+              <w:rPr>
+                <w:rFonts w:ascii="Times New Roman" w:hAnsi="Times New Roman" w:cs="Times New Roman"/>
+                <w:szCs w:val="20"/>
+              </w:rPr>
+              <w:t>As a user, I want to view a dashboard summary that would enable me to monitor my food management related tasks.</w:t>
+            </w:r>
+          </w:p>
+        </w:tc>
+      </w:tr>
+      <w:tr>
+        <w:trPr>
+          <w:trHeight w:val="479"/>
+        </w:trPr>
+        <w:tc>
+          <w:tcPr>
+            <w:tcW w:w="5019" w:type="dxa"/>
+            <w:vAlign w:val="center"/>
+          </w:tcPr>
+          <w:p>
+            <w:pPr>
+              <w:spacing w:line="360" w:lineRule="auto"/>
+              <w:jc w:val="both"/>
+              <w:rPr>
+                <w:rFonts w:ascii="Times New Roman" w:hAnsi="Times New Roman" w:cs="Times New Roman"/>
+                <w:b/>
+                <w:bCs/>
+                <w:szCs w:val="20"/>
+              </w:rPr>
+            </w:pPr>
+            <w:r>
+              <w:rPr>
+                <w:rFonts w:ascii="Times New Roman" w:hAnsi="Times New Roman" w:cs="Times New Roman"/>
+                <w:b/>
+                <w:bCs/>
+                <w:szCs w:val="20"/>
+              </w:rPr>
+              <w:t>Acceptance Criteria</w:t>
+            </w:r>
+          </w:p>
+        </w:tc>
+        <w:tc>
+          <w:tcPr>
+            <w:tcW w:w="5019" w:type="dxa"/>
+            <w:vAlign w:val="center"/>
+          </w:tcPr>
+          <w:p>
+            <w:pPr>
+              <w:spacing w:line="360" w:lineRule="auto"/>
+              <w:jc w:val="both"/>
+              <w:rPr>
+                <w:rFonts w:ascii="Times New Roman" w:hAnsi="Times New Roman" w:cs="Times New Roman"/>
+                <w:szCs w:val="20"/>
+              </w:rPr>
+            </w:pPr>
+            <w:r>
+              <w:rPr>
+                <w:rFonts w:ascii="Times New Roman" w:hAnsi="Times New Roman" w:cs="Times New Roman"/>
+                <w:szCs w:val="20"/>
+              </w:rPr>
+              <w:t>Given that I have logged in to the account, when I access the analytics dashboard, I shall see the statistics of inventory, donation, and food waste.</w:t>
+            </w:r>
+          </w:p>
+        </w:tc>
+      </w:tr>
+      <w:tr>
+        <w:trPr>
+          <w:trHeight w:val="479"/>
+        </w:trPr>
+        <w:tc>
+          <w:tcPr>
+            <w:tcW w:w="5019" w:type="dxa"/>
+            <w:vAlign w:val="center"/>
+          </w:tcPr>
+          <w:p>
+            <w:pPr>
+              <w:spacing w:line="360" w:lineRule="auto"/>
+              <w:jc w:val="both"/>
+              <w:rPr>
+                <w:rFonts w:ascii="Times New Roman" w:hAnsi="Times New Roman" w:cs="Times New Roman"/>
+                <w:b/>
+                <w:bCs/>
+                <w:szCs w:val="20"/>
+              </w:rPr>
+            </w:pPr>
+            <w:proofErr w:type="spellStart"/>
+            <w:r>
+              <w:rPr>
+                <w:rFonts w:ascii="Times New Roman" w:hAnsi="Times New Roman" w:cs="Times New Roman"/>
+                <w:b/>
+                <w:bCs/>
+                <w:szCs w:val="20"/>
+              </w:rPr>
+              <w:t>MoSCoW</w:t>
+            </w:r>
+            <w:proofErr w:type="spellEnd"/>
+          </w:p>
+        </w:tc>
+        <w:tc>
+          <w:tcPr>
+            <w:tcW w:w="5019" w:type="dxa"/>
+            <w:vAlign w:val="center"/>
+          </w:tcPr>
+          <w:p>
+            <w:pPr>
+              <w:spacing w:line="360" w:lineRule="auto"/>
+              <w:jc w:val="both"/>
+              <w:rPr>
+                <w:rFonts w:ascii="Times New Roman" w:hAnsi="Times New Roman" w:cs="Times New Roman"/>
+                <w:szCs w:val="20"/>
+              </w:rPr>
+            </w:pPr>
+            <w:r>
+              <w:rPr>
+                <w:rFonts w:ascii="Times New Roman" w:hAnsi="Times New Roman" w:cs="Times New Roman"/>
+                <w:szCs w:val="20"/>
+              </w:rPr>
+              <w:t>Must Have</w:t>
+            </w:r>
+          </w:p>
+        </w:tc>
+      </w:tr>
+      <w:tr>
+        <w:trPr>
+          <w:trHeight w:val="479"/>
+        </w:trPr>
+        <w:tc>
+          <w:tcPr>
+            <w:tcW w:w="5019" w:type="dxa"/>
+            <w:vAlign w:val="center"/>
+          </w:tcPr>
+          <w:p>
+            <w:pPr>
+              <w:spacing w:line="360" w:lineRule="auto"/>
+              <w:jc w:val="both"/>
+              <w:rPr>
+                <w:rFonts w:ascii="Times New Roman" w:hAnsi="Times New Roman" w:cs="Times New Roman"/>
+                <w:b/>
+                <w:bCs/>
+                <w:szCs w:val="20"/>
+              </w:rPr>
+            </w:pPr>
+            <w:r>
+              <w:rPr>
+                <w:rFonts w:ascii="Times New Roman" w:hAnsi="Times New Roman" w:cs="Times New Roman"/>
+                <w:b/>
+                <w:bCs/>
+                <w:szCs w:val="20"/>
+              </w:rPr>
+              <w:t>Tasks</w:t>
+            </w:r>
+          </w:p>
+        </w:tc>
+        <w:tc>
+          <w:tcPr>
+            <w:tcW w:w="5019" w:type="dxa"/>
+            <w:vAlign w:val="center"/>
+          </w:tcPr>
+          <w:p>
+            <w:pPr>
+              <w:spacing w:line="360" w:lineRule="auto"/>
+              <w:jc w:val="both"/>
+              <w:rPr>
+                <w:rFonts w:ascii="Times New Roman" w:hAnsi="Times New Roman" w:cs="Times New Roman"/>
+                <w:szCs w:val="20"/>
+              </w:rPr>
+            </w:pPr>
+            <w:r>
+              <w:rPr>
+                <w:rFonts w:ascii="Times New Roman" w:hAnsi="Times New Roman" w:cs="Times New Roman"/>
+                <w:szCs w:val="20"/>
+              </w:rPr>
+              <w:t>Design dashboard interface, Retrieve analytics data, Display statistics, Test dashboard functionality.</w:t>
+            </w:r>
+          </w:p>
+        </w:tc>
+      </w:tr>
+      <w:tr>
+        <w:trPr>
+          <w:trHeight w:val="479"/>
+        </w:trPr>
+        <w:tc>
+          <w:tcPr>
+            <w:tcW w:w="5019" w:type="dxa"/>
+            <w:vAlign w:val="center"/>
+          </w:tcPr>
+          <w:p>
+            <w:pPr>
+              <w:spacing w:line="360" w:lineRule="auto"/>
+              <w:jc w:val="both"/>
+              <w:rPr>
+                <w:rFonts w:ascii="Times New Roman" w:hAnsi="Times New Roman" w:cs="Times New Roman"/>
+                <w:b/>
+                <w:bCs/>
+                <w:szCs w:val="20"/>
+              </w:rPr>
+            </w:pPr>
+            <w:r>
+              <w:rPr>
+                <w:rFonts w:ascii="Times New Roman" w:hAnsi="Times New Roman" w:cs="Times New Roman"/>
+                <w:b/>
+                <w:bCs/>
+                <w:szCs w:val="20"/>
+              </w:rPr>
+              <w:t>Test Cases</w:t>
+            </w:r>
+          </w:p>
+        </w:tc>
+        <w:tc>
+          <w:tcPr>
+            <w:tcW w:w="5019" w:type="dxa"/>
+            <w:vAlign w:val="center"/>
+          </w:tcPr>
+          <w:p>
+            <w:pPr>
+              <w:spacing w:line="360" w:lineRule="auto"/>
+              <w:jc w:val="both"/>
+              <w:rPr>
+                <w:rFonts w:ascii="Times New Roman" w:hAnsi="Times New Roman" w:cs="Times New Roman"/>
+                <w:szCs w:val="20"/>
+              </w:rPr>
+            </w:pPr>
+          </w:p>
+        </w:tc>
+      </w:tr>
+      <w:tr>
+        <w:trPr>
+          <w:trHeight w:val="479"/>
+        </w:trPr>
+        <w:tc>
+          <w:tcPr>
+            <w:tcW w:w="5019" w:type="dxa"/>
+            <w:vAlign w:val="center"/>
+          </w:tcPr>
+          <w:p>
+            <w:pPr>
+              <w:spacing w:line="360" w:lineRule="auto"/>
+              <w:jc w:val="both"/>
+              <w:rPr>
+                <w:rFonts w:ascii="Times New Roman" w:hAnsi="Times New Roman" w:cs="Times New Roman"/>
+                <w:b/>
+                <w:bCs/>
+                <w:szCs w:val="20"/>
+              </w:rPr>
+            </w:pPr>
+            <w:r>
+              <w:rPr>
+                <w:rFonts w:ascii="Times New Roman" w:hAnsi="Times New Roman" w:cs="Times New Roman"/>
+                <w:b/>
+                <w:bCs/>
+                <w:szCs w:val="20"/>
+              </w:rPr>
+              <w:t>User Story 2</w:t>
+            </w:r>
+          </w:p>
+        </w:tc>
+        <w:tc>
+          <w:tcPr>
+            <w:tcW w:w="5019" w:type="dxa"/>
+            <w:vAlign w:val="center"/>
+          </w:tcPr>
+          <w:p>
+            <w:pPr>
+              <w:spacing w:line="360" w:lineRule="auto"/>
+              <w:jc w:val="both"/>
+              <w:rPr>
+                <w:rFonts w:ascii="Times New Roman" w:hAnsi="Times New Roman" w:cs="Times New Roman"/>
+                <w:szCs w:val="20"/>
+              </w:rPr>
+            </w:pPr>
+            <w:r>
+              <w:rPr>
+                <w:rFonts w:ascii="Times New Roman" w:hAnsi="Times New Roman" w:cs="Times New Roman"/>
+                <w:szCs w:val="20"/>
+              </w:rPr>
+              <w:t> I want to be able to see statistics on food waste so that I can recognize the patterns leading to waste.</w:t>
+            </w:r>
+          </w:p>
+        </w:tc>
+      </w:tr>
+      <w:tr>
+        <w:trPr>
+          <w:trHeight w:val="479"/>
+        </w:trPr>
+        <w:tc>
+          <w:tcPr>
+            <w:tcW w:w="5019" w:type="dxa"/>
+            <w:vAlign w:val="center"/>
+          </w:tcPr>
+          <w:p>
+            <w:pPr>
+              <w:spacing w:line="360" w:lineRule="auto"/>
+              <w:jc w:val="both"/>
+              <w:rPr>
+                <w:rFonts w:ascii="Times New Roman" w:hAnsi="Times New Roman" w:cs="Times New Roman"/>
+                <w:b/>
+                <w:bCs/>
+                <w:szCs w:val="20"/>
+              </w:rPr>
+            </w:pPr>
+            <w:r>
+              <w:rPr>
+                <w:rFonts w:ascii="Times New Roman" w:hAnsi="Times New Roman" w:cs="Times New Roman"/>
+                <w:b/>
+                <w:bCs/>
+                <w:szCs w:val="20"/>
+              </w:rPr>
+              <w:t>Acceptance Criteria</w:t>
+            </w:r>
+          </w:p>
+        </w:tc>
+        <w:tc>
+          <w:tcPr>
+            <w:tcW w:w="5019" w:type="dxa"/>
+            <w:vAlign w:val="center"/>
+          </w:tcPr>
+          <w:p>
+            <w:pPr>
+              <w:spacing w:line="360" w:lineRule="auto"/>
+              <w:jc w:val="both"/>
+              <w:rPr>
+                <w:rFonts w:ascii="Times New Roman" w:hAnsi="Times New Roman" w:cs="Times New Roman"/>
+                <w:szCs w:val="20"/>
+              </w:rPr>
+            </w:pPr>
+            <w:r>
+              <w:rPr>
+                <w:rFonts w:ascii="Times New Roman" w:hAnsi="Times New Roman" w:cs="Times New Roman"/>
+                <w:szCs w:val="20"/>
+              </w:rPr>
+              <w:t>Given that food activity data is available, when I enter analytics reports, the system must show food waste statistics.</w:t>
+            </w:r>
+          </w:p>
+        </w:tc>
+      </w:tr>
+      <w:tr>
+        <w:trPr>
+          <w:trHeight w:val="507"/>
+        </w:trPr>
+        <w:tc>
+          <w:tcPr>
+            <w:tcW w:w="5019" w:type="dxa"/>
+            <w:vAlign w:val="center"/>
+          </w:tcPr>
+          <w:p>
+            <w:pPr>
+              <w:spacing w:line="360" w:lineRule="auto"/>
+              <w:jc w:val="both"/>
+              <w:rPr>
+                <w:rFonts w:ascii="Times New Roman" w:hAnsi="Times New Roman" w:cs="Times New Roman"/>
+                <w:b/>
+                <w:bCs/>
+                <w:szCs w:val="20"/>
+              </w:rPr>
+            </w:pPr>
+            <w:proofErr w:type="spellStart"/>
+            <w:r>
+              <w:rPr>
+                <w:rFonts w:ascii="Times New Roman" w:hAnsi="Times New Roman" w:cs="Times New Roman"/>
+                <w:b/>
+                <w:bCs/>
+                <w:szCs w:val="20"/>
+              </w:rPr>
+              <w:t>MoSCoW</w:t>
+            </w:r>
+            <w:proofErr w:type="spellEnd"/>
+          </w:p>
+        </w:tc>
+        <w:tc>
+          <w:tcPr>
+            <w:tcW w:w="5019" w:type="dxa"/>
+            <w:vAlign w:val="center"/>
+          </w:tcPr>
+          <w:p>
+            <w:pPr>
+              <w:spacing w:line="360" w:lineRule="auto"/>
+              <w:jc w:val="both"/>
+              <w:rPr>
+                <w:rFonts w:ascii="Times New Roman" w:hAnsi="Times New Roman" w:cs="Times New Roman"/>
+                <w:szCs w:val="20"/>
+              </w:rPr>
+            </w:pPr>
+            <w:r>
+              <w:rPr>
+                <w:rFonts w:ascii="Times New Roman" w:hAnsi="Times New Roman" w:cs="Times New Roman"/>
+                <w:szCs w:val="20"/>
+              </w:rPr>
+              <w:t>Must Have</w:t>
+            </w:r>
+          </w:p>
+        </w:tc>
+      </w:tr>
+      <w:tr>
+        <w:trPr>
+          <w:trHeight w:val="479"/>
+        </w:trPr>
+        <w:tc>
+          <w:tcPr>
+            <w:tcW w:w="5019" w:type="dxa"/>
+            <w:vAlign w:val="center"/>
+          </w:tcPr>
+          <w:p>
+            <w:pPr>
+              <w:spacing w:line="360" w:lineRule="auto"/>
+              <w:jc w:val="both"/>
+              <w:rPr>
+                <w:rFonts w:ascii="Times New Roman" w:hAnsi="Times New Roman" w:cs="Times New Roman"/>
+                <w:b/>
+                <w:bCs/>
+                <w:szCs w:val="20"/>
+              </w:rPr>
+            </w:pPr>
+            <w:r>
+              <w:rPr>
+                <w:rFonts w:ascii="Times New Roman" w:hAnsi="Times New Roman" w:cs="Times New Roman"/>
+                <w:b/>
+                <w:bCs/>
+                <w:szCs w:val="20"/>
+              </w:rPr>
+              <w:t>Tasks</w:t>
+            </w:r>
+          </w:p>
+        </w:tc>
+        <w:tc>
+          <w:tcPr>
+            <w:tcW w:w="5019" w:type="dxa"/>
+            <w:vAlign w:val="center"/>
+          </w:tcPr>
+          <w:p>
+            <w:pPr>
+              <w:spacing w:line="360" w:lineRule="auto"/>
+              <w:jc w:val="both"/>
+              <w:rPr>
+                <w:rFonts w:ascii="Times New Roman" w:hAnsi="Times New Roman" w:cs="Times New Roman"/>
+                <w:szCs w:val="20"/>
+              </w:rPr>
+            </w:pPr>
+            <w:r>
+              <w:rPr>
+                <w:rFonts w:ascii="Times New Roman" w:hAnsi="Times New Roman" w:cs="Times New Roman"/>
+                <w:szCs w:val="20"/>
+              </w:rPr>
+              <w:t>Calculate waste metrics, Generate reports, Display data visually.</w:t>
+            </w:r>
+          </w:p>
+        </w:tc>
+      </w:tr>
+      <w:tr>
+        <w:trPr>
+          <w:trHeight w:val="479"/>
+        </w:trPr>
+        <w:tc>
+          <w:tcPr>
+            <w:tcW w:w="5019" w:type="dxa"/>
+            <w:vAlign w:val="center"/>
+          </w:tcPr>
+          <w:p>
+            <w:pPr>
+              <w:spacing w:line="360" w:lineRule="auto"/>
+              <w:jc w:val="both"/>
+              <w:rPr>
+                <w:rFonts w:ascii="Times New Roman" w:hAnsi="Times New Roman" w:cs="Times New Roman"/>
+                <w:b/>
+                <w:bCs/>
+                <w:szCs w:val="20"/>
+              </w:rPr>
+            </w:pPr>
+            <w:r>
+              <w:rPr>
+                <w:rFonts w:ascii="Times New Roman" w:hAnsi="Times New Roman" w:cs="Times New Roman"/>
+                <w:b/>
+                <w:bCs/>
+                <w:szCs w:val="20"/>
+              </w:rPr>
+              <w:t>Test Cases</w:t>
+            </w:r>
+          </w:p>
+        </w:tc>
+        <w:tc>
+          <w:tcPr>
+            <w:tcW w:w="5019" w:type="dxa"/>
+            <w:vAlign w:val="center"/>
+          </w:tcPr>
+          <w:p>
+            <w:pPr>
+              <w:spacing w:line="360" w:lineRule="auto"/>
+              <w:jc w:val="both"/>
+              <w:rPr>
+                <w:rFonts w:ascii="Times New Roman" w:hAnsi="Times New Roman" w:cs="Times New Roman"/>
+                <w:szCs w:val="20"/>
+              </w:rPr>
+            </w:pPr>
+          </w:p>
+        </w:tc>
+      </w:tr>
+      <w:tr>
+        <w:trPr>
+          <w:trHeight w:val="479"/>
+        </w:trPr>
+        <w:tc>
+          <w:tcPr>
+            <w:tcW w:w="5019" w:type="dxa"/>
+            <w:vAlign w:val="center"/>
+          </w:tcPr>
+          <w:p>
+            <w:pPr>
+              <w:spacing w:line="360" w:lineRule="auto"/>
+              <w:jc w:val="both"/>
+              <w:rPr>
+                <w:rFonts w:ascii="Times New Roman" w:hAnsi="Times New Roman" w:cs="Times New Roman"/>
+                <w:b/>
+                <w:bCs/>
+                <w:szCs w:val="20"/>
+              </w:rPr>
+            </w:pPr>
+            <w:r>
+              <w:rPr>
+                <w:rFonts w:ascii="Times New Roman" w:hAnsi="Times New Roman" w:cs="Times New Roman"/>
+                <w:b/>
+                <w:bCs/>
+                <w:szCs w:val="20"/>
+              </w:rPr>
+              <w:t>User Story 3</w:t>
+            </w:r>
+          </w:p>
+        </w:tc>
+        <w:tc>
+          <w:tcPr>
+            <w:tcW w:w="5019" w:type="dxa"/>
+            <w:vAlign w:val="center"/>
+          </w:tcPr>
+          <w:p>
+            <w:pPr>
+              <w:spacing w:line="360" w:lineRule="auto"/>
+              <w:jc w:val="both"/>
+              <w:rPr>
+                <w:rFonts w:ascii="Times New Roman" w:hAnsi="Times New Roman" w:cs="Times New Roman"/>
+                <w:szCs w:val="20"/>
+              </w:rPr>
+            </w:pPr>
+            <w:r>
+              <w:rPr>
+                <w:rFonts w:ascii="Times New Roman" w:hAnsi="Times New Roman" w:cs="Times New Roman"/>
+                <w:szCs w:val="20"/>
+              </w:rPr>
+              <w:t>As a user, I want to check out charts and graphs to get a better understanding of my food intake patterns</w:t>
+            </w:r>
+          </w:p>
+        </w:tc>
+      </w:tr>
+      <w:tr>
+        <w:trPr>
+          <w:trHeight w:val="479"/>
+        </w:trPr>
+        <w:tc>
+          <w:tcPr>
+            <w:tcW w:w="5019" w:type="dxa"/>
+            <w:vAlign w:val="center"/>
+          </w:tcPr>
+          <w:p>
+            <w:pPr>
+              <w:spacing w:line="360" w:lineRule="auto"/>
+              <w:jc w:val="both"/>
+              <w:rPr>
+                <w:rFonts w:ascii="Times New Roman" w:hAnsi="Times New Roman" w:cs="Times New Roman"/>
+                <w:b/>
+                <w:bCs/>
+                <w:szCs w:val="20"/>
+              </w:rPr>
+            </w:pPr>
+            <w:r>
+              <w:rPr>
+                <w:rFonts w:ascii="Times New Roman" w:hAnsi="Times New Roman" w:cs="Times New Roman"/>
+                <w:b/>
+                <w:bCs/>
+                <w:szCs w:val="20"/>
+              </w:rPr>
+              <w:t>Acceptance Criteria</w:t>
+            </w:r>
+          </w:p>
+        </w:tc>
+        <w:tc>
+          <w:tcPr>
+            <w:tcW w:w="5019" w:type="dxa"/>
+            <w:vAlign w:val="center"/>
+          </w:tcPr>
+          <w:p>
+            <w:pPr>
+              <w:spacing w:line="360" w:lineRule="auto"/>
+              <w:jc w:val="both"/>
+              <w:rPr>
+                <w:rFonts w:ascii="Times New Roman" w:hAnsi="Times New Roman" w:cs="Times New Roman"/>
+                <w:szCs w:val="20"/>
+              </w:rPr>
+            </w:pPr>
+            <w:r>
+              <w:rPr>
+                <w:rFonts w:ascii="Times New Roman" w:hAnsi="Times New Roman" w:cs="Times New Roman"/>
+                <w:szCs w:val="20"/>
+              </w:rPr>
+              <w:t>Given Assuming analytics data is present, upon viewing reports, charts and graphs must be accurately rendered.</w:t>
+            </w:r>
+          </w:p>
+        </w:tc>
+      </w:tr>
+      <w:tr>
+        <w:trPr>
+          <w:trHeight w:val="479"/>
+        </w:trPr>
+        <w:tc>
+          <w:tcPr>
+            <w:tcW w:w="5019" w:type="dxa"/>
+            <w:vAlign w:val="center"/>
+          </w:tcPr>
+          <w:p>
+            <w:pPr>
+              <w:spacing w:line="360" w:lineRule="auto"/>
+              <w:jc w:val="both"/>
+              <w:rPr>
+                <w:rFonts w:ascii="Times New Roman" w:hAnsi="Times New Roman" w:cs="Times New Roman"/>
+                <w:b/>
+                <w:bCs/>
+                <w:szCs w:val="20"/>
+              </w:rPr>
+            </w:pPr>
+            <w:proofErr w:type="spellStart"/>
+            <w:r>
+              <w:rPr>
+                <w:rFonts w:ascii="Times New Roman" w:hAnsi="Times New Roman" w:cs="Times New Roman"/>
+                <w:b/>
+                <w:bCs/>
+                <w:szCs w:val="20"/>
+              </w:rPr>
+              <w:t>MoSCoW</w:t>
+            </w:r>
+            <w:proofErr w:type="spellEnd"/>
+          </w:p>
+        </w:tc>
+        <w:tc>
+          <w:tcPr>
+            <w:tcW w:w="5019" w:type="dxa"/>
+            <w:vAlign w:val="center"/>
+          </w:tcPr>
+          <w:p>
+            <w:pPr>
+              <w:spacing w:line="360" w:lineRule="auto"/>
+              <w:jc w:val="both"/>
+              <w:rPr>
+                <w:rFonts w:ascii="Times New Roman" w:hAnsi="Times New Roman" w:cs="Times New Roman"/>
+                <w:szCs w:val="20"/>
+              </w:rPr>
+            </w:pPr>
+            <w:r>
+              <w:rPr>
+                <w:rFonts w:ascii="Times New Roman" w:hAnsi="Times New Roman" w:cs="Times New Roman"/>
+                <w:szCs w:val="20"/>
+              </w:rPr>
+              <w:t>Should Have</w:t>
+            </w:r>
+          </w:p>
+        </w:tc>
+      </w:tr>
+      <w:tr>
+        <w:trPr>
+          <w:trHeight w:val="479"/>
+        </w:trPr>
+        <w:tc>
+          <w:tcPr>
+            <w:tcW w:w="5019" w:type="dxa"/>
+            <w:vAlign w:val="center"/>
+          </w:tcPr>
+          <w:p>
+            <w:pPr>
+              <w:spacing w:line="360" w:lineRule="auto"/>
+              <w:jc w:val="both"/>
+              <w:rPr>
+                <w:rFonts w:ascii="Times New Roman" w:hAnsi="Times New Roman" w:cs="Times New Roman"/>
+                <w:b/>
+                <w:bCs/>
+                <w:szCs w:val="20"/>
+              </w:rPr>
+            </w:pPr>
+            <w:r>
+              <w:rPr>
+                <w:rFonts w:ascii="Times New Roman" w:hAnsi="Times New Roman" w:cs="Times New Roman"/>
+                <w:b/>
+                <w:bCs/>
+                <w:szCs w:val="20"/>
+              </w:rPr>
+              <w:t>Tasks</w:t>
+            </w:r>
+          </w:p>
+        </w:tc>
+        <w:tc>
+          <w:tcPr>
+            <w:tcW w:w="5019" w:type="dxa"/>
+            <w:vAlign w:val="center"/>
+          </w:tcPr>
+          <w:p>
+            <w:pPr>
+              <w:spacing w:line="360" w:lineRule="auto"/>
+              <w:jc w:val="both"/>
+              <w:rPr>
+                <w:rFonts w:ascii="Times New Roman" w:hAnsi="Times New Roman" w:cs="Times New Roman"/>
+                <w:szCs w:val="20"/>
+              </w:rPr>
+            </w:pPr>
+            <w:r>
+              <w:rPr>
+                <w:rFonts w:ascii="Times New Roman" w:hAnsi="Times New Roman" w:cs="Times New Roman"/>
+                <w:szCs w:val="20"/>
+              </w:rPr>
+              <w:t>Select chart components, generate visual reports, Integrate charts with dashboard.</w:t>
+            </w:r>
+          </w:p>
+        </w:tc>
+      </w:tr>
+      <w:tr>
+        <w:trPr>
+          <w:trHeight w:val="479"/>
+        </w:trPr>
+        <w:tc>
+          <w:tcPr>
+            <w:tcW w:w="5019" w:type="dxa"/>
+            <w:vAlign w:val="center"/>
+          </w:tcPr>
+          <w:p>
+            <w:pPr>
+              <w:spacing w:line="360" w:lineRule="auto"/>
+              <w:jc w:val="both"/>
+              <w:rPr>
+                <w:rFonts w:ascii="Times New Roman" w:hAnsi="Times New Roman" w:cs="Times New Roman"/>
+                <w:b/>
+                <w:bCs/>
+                <w:szCs w:val="20"/>
+              </w:rPr>
+            </w:pPr>
+            <w:r>
+              <w:rPr>
+                <w:rFonts w:ascii="Times New Roman" w:hAnsi="Times New Roman" w:cs="Times New Roman"/>
+                <w:b/>
+                <w:bCs/>
+                <w:szCs w:val="20"/>
+              </w:rPr>
+              <w:t>Test Cases</w:t>
+            </w:r>
+          </w:p>
+        </w:tc>
+        <w:tc>
+          <w:tcPr>
+            <w:tcW w:w="5019" w:type="dxa"/>
+            <w:vAlign w:val="center"/>
+          </w:tcPr>
+          <w:p>
+            <w:pPr>
+              <w:spacing w:line="360" w:lineRule="auto"/>
+              <w:jc w:val="both"/>
+              <w:rPr>
+                <w:rFonts w:ascii="Times New Roman" w:hAnsi="Times New Roman" w:cs="Times New Roman"/>
+                <w:szCs w:val="20"/>
+              </w:rPr>
+            </w:pPr>
+          </w:p>
+        </w:tc>
+      </w:tr>
+      <w:tr>
+        <w:trPr>
+          <w:trHeight w:val="479"/>
+        </w:trPr>
+        <w:tc>
+          <w:tcPr>
+            <w:tcW w:w="5019" w:type="dxa"/>
+            <w:vAlign w:val="center"/>
+          </w:tcPr>
+          <w:p>
+            <w:pPr>
+              <w:spacing w:line="360" w:lineRule="auto"/>
+              <w:jc w:val="both"/>
+              <w:rPr>
+                <w:rFonts w:ascii="Times New Roman" w:hAnsi="Times New Roman" w:cs="Times New Roman"/>
+                <w:b/>
+                <w:bCs/>
+                <w:szCs w:val="20"/>
+              </w:rPr>
+            </w:pPr>
+            <w:r>
+              <w:rPr>
+                <w:rFonts w:ascii="Times New Roman" w:hAnsi="Times New Roman" w:cs="Times New Roman"/>
+                <w:b/>
+                <w:bCs/>
+                <w:szCs w:val="20"/>
+              </w:rPr>
+              <w:t>User Story 4</w:t>
+            </w:r>
+          </w:p>
+        </w:tc>
+        <w:tc>
+          <w:tcPr>
+            <w:tcW w:w="5019" w:type="dxa"/>
+            <w:vAlign w:val="center"/>
+          </w:tcPr>
+          <w:p>
+            <w:pPr>
+              <w:spacing w:line="360" w:lineRule="auto"/>
+              <w:jc w:val="both"/>
+              <w:rPr>
+                <w:rFonts w:ascii="Times New Roman" w:hAnsi="Times New Roman" w:cs="Times New Roman"/>
+                <w:szCs w:val="20"/>
+              </w:rPr>
+            </w:pPr>
+            <w:r>
+              <w:rPr>
+                <w:rFonts w:ascii="Times New Roman" w:hAnsi="Times New Roman" w:cs="Times New Roman"/>
+                <w:szCs w:val="20"/>
+              </w:rPr>
+              <w:t> As a user, I would like to get a filter of analytics data by date range to inspect only specific periods.</w:t>
+            </w:r>
+          </w:p>
+        </w:tc>
+      </w:tr>
+      <w:tr>
+        <w:trPr>
+          <w:trHeight w:val="479"/>
+        </w:trPr>
+        <w:tc>
+          <w:tcPr>
+            <w:tcW w:w="5019" w:type="dxa"/>
+            <w:vAlign w:val="center"/>
+          </w:tcPr>
+          <w:p>
+            <w:pPr>
+              <w:spacing w:line="360" w:lineRule="auto"/>
+              <w:jc w:val="both"/>
+              <w:rPr>
+                <w:rFonts w:ascii="Times New Roman" w:hAnsi="Times New Roman" w:cs="Times New Roman"/>
+                <w:b/>
+                <w:bCs/>
+                <w:szCs w:val="20"/>
+              </w:rPr>
+            </w:pPr>
+            <w:r>
+              <w:rPr>
+                <w:rFonts w:ascii="Times New Roman" w:hAnsi="Times New Roman" w:cs="Times New Roman"/>
+                <w:b/>
+                <w:bCs/>
+                <w:szCs w:val="20"/>
+              </w:rPr>
+              <w:t>Acceptance Criteria</w:t>
+            </w:r>
+          </w:p>
+        </w:tc>
+        <w:tc>
+          <w:tcPr>
+            <w:tcW w:w="5019" w:type="dxa"/>
+            <w:vAlign w:val="center"/>
+          </w:tcPr>
+          <w:p>
+            <w:pPr>
+              <w:spacing w:line="360" w:lineRule="auto"/>
+              <w:jc w:val="both"/>
+              <w:rPr>
+                <w:rFonts w:ascii="Times New Roman" w:hAnsi="Times New Roman" w:cs="Times New Roman"/>
+                <w:szCs w:val="20"/>
+              </w:rPr>
+            </w:pPr>
+            <w:r>
+              <w:rPr>
+                <w:rFonts w:ascii="Times New Roman" w:hAnsi="Times New Roman" w:cs="Times New Roman"/>
+                <w:szCs w:val="20"/>
+              </w:rPr>
+              <w:t>Given the analytics data exist, if I choose a date range, then the system should only show data that is relevant to the selected date range.</w:t>
+            </w:r>
+          </w:p>
+        </w:tc>
+      </w:tr>
+      <w:tr>
+        <w:trPr>
+          <w:trHeight w:val="479"/>
+        </w:trPr>
+        <w:tc>
+          <w:tcPr>
+            <w:tcW w:w="5019" w:type="dxa"/>
+            <w:vAlign w:val="center"/>
+          </w:tcPr>
+          <w:p>
+            <w:pPr>
+              <w:spacing w:line="360" w:lineRule="auto"/>
+              <w:jc w:val="both"/>
+              <w:rPr>
+                <w:rFonts w:ascii="Times New Roman" w:hAnsi="Times New Roman" w:cs="Times New Roman"/>
+                <w:b/>
+                <w:bCs/>
+                <w:szCs w:val="20"/>
+              </w:rPr>
+            </w:pPr>
+            <w:proofErr w:type="spellStart"/>
+            <w:r>
+              <w:rPr>
+                <w:rFonts w:ascii="Times New Roman" w:hAnsi="Times New Roman" w:cs="Times New Roman"/>
+                <w:b/>
+                <w:bCs/>
+                <w:szCs w:val="20"/>
+              </w:rPr>
+              <w:t>MoSCoW</w:t>
+            </w:r>
+            <w:proofErr w:type="spellEnd"/>
+          </w:p>
+        </w:tc>
+        <w:tc>
+          <w:tcPr>
+            <w:tcW w:w="5019" w:type="dxa"/>
+            <w:vAlign w:val="center"/>
+          </w:tcPr>
+          <w:p>
+            <w:pPr>
+              <w:spacing w:line="360" w:lineRule="auto"/>
+              <w:jc w:val="both"/>
+              <w:rPr>
+                <w:rFonts w:ascii="Times New Roman" w:hAnsi="Times New Roman" w:cs="Times New Roman"/>
+                <w:szCs w:val="20"/>
+              </w:rPr>
+            </w:pPr>
+            <w:r>
+              <w:rPr>
+                <w:rFonts w:ascii="Times New Roman" w:hAnsi="Times New Roman" w:cs="Times New Roman"/>
+                <w:szCs w:val="20"/>
+              </w:rPr>
+              <w:t>Should Have</w:t>
+            </w:r>
+          </w:p>
+        </w:tc>
+      </w:tr>
+      <w:tr>
+        <w:trPr>
+          <w:trHeight w:val="479"/>
+        </w:trPr>
+        <w:tc>
+          <w:tcPr>
+            <w:tcW w:w="5019" w:type="dxa"/>
+            <w:vAlign w:val="center"/>
+          </w:tcPr>
+          <w:p>
+            <w:pPr>
+              <w:spacing w:line="360" w:lineRule="auto"/>
+              <w:jc w:val="both"/>
+              <w:rPr>
+                <w:rFonts w:ascii="Times New Roman" w:hAnsi="Times New Roman" w:cs="Times New Roman"/>
+                <w:b/>
+                <w:bCs/>
+                <w:szCs w:val="20"/>
+              </w:rPr>
+            </w:pPr>
+            <w:r>
+              <w:rPr>
+                <w:rFonts w:ascii="Times New Roman" w:hAnsi="Times New Roman" w:cs="Times New Roman"/>
+                <w:b/>
+                <w:bCs/>
+                <w:szCs w:val="20"/>
+              </w:rPr>
+              <w:t>Tasks</w:t>
+            </w:r>
+          </w:p>
+        </w:tc>
+        <w:tc>
+          <w:tcPr>
+            <w:tcW w:w="5019" w:type="dxa"/>
+            <w:vAlign w:val="center"/>
+          </w:tcPr>
+          <w:p>
+            <w:pPr>
+              <w:spacing w:line="360" w:lineRule="auto"/>
+              <w:jc w:val="both"/>
+              <w:rPr>
+                <w:rFonts w:ascii="Times New Roman" w:hAnsi="Times New Roman" w:cs="Times New Roman"/>
+                <w:szCs w:val="20"/>
+              </w:rPr>
+            </w:pPr>
+            <w:r>
+              <w:rPr>
+                <w:rFonts w:ascii="Times New Roman" w:hAnsi="Times New Roman" w:cs="Times New Roman"/>
+                <w:szCs w:val="20"/>
+              </w:rPr>
+              <w:t>Implement date filtering, Retrieve filtered records, Update dashboard dynamically.</w:t>
+            </w:r>
+          </w:p>
+        </w:tc>
+      </w:tr>
+      <w:tr>
+        <w:trPr>
+          <w:trHeight w:val="479"/>
+        </w:trPr>
+        <w:tc>
+          <w:tcPr>
+            <w:tcW w:w="5019" w:type="dxa"/>
+            <w:vAlign w:val="center"/>
+          </w:tcPr>
+          <w:p>
+            <w:pPr>
+              <w:spacing w:line="360" w:lineRule="auto"/>
+              <w:jc w:val="both"/>
+              <w:rPr>
+                <w:rFonts w:ascii="Times New Roman" w:hAnsi="Times New Roman" w:cs="Times New Roman"/>
+                <w:b/>
+                <w:bCs/>
+                <w:szCs w:val="20"/>
+              </w:rPr>
+            </w:pPr>
+            <w:r>
+              <w:rPr>
+                <w:rFonts w:ascii="Times New Roman" w:hAnsi="Times New Roman" w:cs="Times New Roman"/>
+                <w:b/>
+                <w:bCs/>
+                <w:szCs w:val="20"/>
+              </w:rPr>
+              <w:t>Test Cases</w:t>
+            </w:r>
+          </w:p>
+        </w:tc>
+        <w:tc>
+          <w:tcPr>
+            <w:tcW w:w="5019" w:type="dxa"/>
+            <w:vAlign w:val="center"/>
+          </w:tcPr>
+          <w:p>
+            <w:pPr>
+              <w:spacing w:line="360" w:lineRule="auto"/>
+              <w:jc w:val="both"/>
+              <w:rPr>
+                <w:rFonts w:ascii="Times New Roman" w:hAnsi="Times New Roman" w:cs="Times New Roman"/>
+                <w:szCs w:val="20"/>
+              </w:rPr>
+            </w:pPr>
+          </w:p>
+        </w:tc>
+      </w:tr>
+      <w:tr>
+        <w:trPr>
+          <w:trHeight w:val="479"/>
+        </w:trPr>
+        <w:tc>
+          <w:tcPr>
+            <w:tcW w:w="5019" w:type="dxa"/>
+            <w:vAlign w:val="center"/>
+          </w:tcPr>
+          <w:p>
+            <w:pPr>
+              <w:spacing w:line="360" w:lineRule="auto"/>
+              <w:jc w:val="both"/>
+              <w:rPr>
+                <w:rFonts w:ascii="Times New Roman" w:hAnsi="Times New Roman" w:cs="Times New Roman"/>
+                <w:b/>
+                <w:bCs/>
+                <w:szCs w:val="20"/>
+              </w:rPr>
+            </w:pPr>
+            <w:r>
+              <w:rPr>
+                <w:rFonts w:ascii="Times New Roman" w:hAnsi="Times New Roman" w:cs="Times New Roman"/>
+                <w:b/>
+                <w:bCs/>
+                <w:szCs w:val="20"/>
+              </w:rPr>
+              <w:t>User Story 5</w:t>
+            </w:r>
+          </w:p>
+        </w:tc>
+        <w:tc>
+          <w:tcPr>
+            <w:tcW w:w="5019" w:type="dxa"/>
+            <w:vAlign w:val="center"/>
+          </w:tcPr>
+          <w:p>
+            <w:pPr>
+              <w:spacing w:line="360" w:lineRule="auto"/>
+              <w:jc w:val="both"/>
+              <w:rPr>
+                <w:rFonts w:ascii="Times New Roman" w:hAnsi="Times New Roman" w:cs="Times New Roman"/>
+                <w:szCs w:val="20"/>
+              </w:rPr>
+            </w:pPr>
+            <w:r>
+              <w:rPr>
+                <w:rFonts w:ascii="Times New Roman" w:hAnsi="Times New Roman" w:cs="Times New Roman"/>
+                <w:szCs w:val="20"/>
+              </w:rPr>
+              <w:t>As a user, I expect to be given food-saving tips and advice so that I can consciously reduce my food waste.</w:t>
+            </w:r>
+          </w:p>
+        </w:tc>
+      </w:tr>
+      <w:tr>
+        <w:trPr>
+          <w:trHeight w:val="479"/>
+        </w:trPr>
+        <w:tc>
+          <w:tcPr>
+            <w:tcW w:w="5019" w:type="dxa"/>
+            <w:vAlign w:val="center"/>
+          </w:tcPr>
+          <w:p>
+            <w:pPr>
+              <w:spacing w:line="360" w:lineRule="auto"/>
+              <w:jc w:val="both"/>
+              <w:rPr>
+                <w:rFonts w:ascii="Times New Roman" w:hAnsi="Times New Roman" w:cs="Times New Roman"/>
+                <w:b/>
+                <w:bCs/>
+                <w:szCs w:val="20"/>
+              </w:rPr>
+            </w:pPr>
+            <w:r>
+              <w:rPr>
+                <w:rFonts w:ascii="Times New Roman" w:hAnsi="Times New Roman" w:cs="Times New Roman"/>
+                <w:b/>
+                <w:bCs/>
+                <w:szCs w:val="20"/>
+              </w:rPr>
+              <w:t>Acceptance Criteria</w:t>
+            </w:r>
+          </w:p>
+        </w:tc>
+        <w:tc>
+          <w:tcPr>
+            <w:tcW w:w="5019" w:type="dxa"/>
+            <w:vAlign w:val="center"/>
+          </w:tcPr>
+          <w:p>
+            <w:pPr>
+              <w:spacing w:line="360" w:lineRule="auto"/>
+              <w:jc w:val="both"/>
+              <w:rPr>
+                <w:rFonts w:ascii="Times New Roman" w:hAnsi="Times New Roman" w:cs="Times New Roman"/>
+                <w:szCs w:val="20"/>
+              </w:rPr>
+            </w:pPr>
+            <w:r>
+              <w:rPr>
+                <w:rFonts w:ascii="Times New Roman" w:hAnsi="Times New Roman" w:cs="Times New Roman"/>
+                <w:szCs w:val="20"/>
+              </w:rPr>
+              <w:t>Given adequate analytics data, when the dashboard generates insights, then recommendations should be shown.</w:t>
+            </w:r>
+          </w:p>
+        </w:tc>
+      </w:tr>
+      <w:tr>
+        <w:trPr>
+          <w:trHeight w:val="479"/>
+        </w:trPr>
+        <w:tc>
+          <w:tcPr>
+            <w:tcW w:w="5019" w:type="dxa"/>
+            <w:vAlign w:val="center"/>
+          </w:tcPr>
+          <w:p>
+            <w:pPr>
+              <w:spacing w:line="360" w:lineRule="auto"/>
+              <w:jc w:val="both"/>
+              <w:rPr>
+                <w:rFonts w:ascii="Times New Roman" w:hAnsi="Times New Roman" w:cs="Times New Roman"/>
+                <w:b/>
+                <w:bCs/>
+                <w:szCs w:val="20"/>
+              </w:rPr>
+            </w:pPr>
+            <w:proofErr w:type="spellStart"/>
+            <w:r>
+              <w:rPr>
+                <w:rFonts w:ascii="Times New Roman" w:hAnsi="Times New Roman" w:cs="Times New Roman"/>
+                <w:b/>
+                <w:bCs/>
+                <w:szCs w:val="20"/>
+              </w:rPr>
+              <w:t>MoSCoW</w:t>
+            </w:r>
+            <w:proofErr w:type="spellEnd"/>
+          </w:p>
+        </w:tc>
+        <w:tc>
+          <w:tcPr>
+            <w:tcW w:w="5019" w:type="dxa"/>
+            <w:vAlign w:val="center"/>
+          </w:tcPr>
+          <w:p>
+            <w:pPr>
+              <w:spacing w:line="360" w:lineRule="auto"/>
+              <w:jc w:val="both"/>
+              <w:rPr>
+                <w:rFonts w:ascii="Times New Roman" w:hAnsi="Times New Roman" w:cs="Times New Roman"/>
+                <w:szCs w:val="20"/>
+              </w:rPr>
+            </w:pPr>
+            <w:r>
+              <w:rPr>
+                <w:rFonts w:ascii="Times New Roman" w:hAnsi="Times New Roman" w:cs="Times New Roman"/>
+                <w:szCs w:val="20"/>
+              </w:rPr>
+              <w:t>Could Have</w:t>
+            </w:r>
+          </w:p>
+        </w:tc>
+      </w:tr>
+      <w:tr>
+        <w:trPr>
+          <w:trHeight w:val="507"/>
+        </w:trPr>
+        <w:tc>
+          <w:tcPr>
+            <w:tcW w:w="5019" w:type="dxa"/>
+            <w:vAlign w:val="center"/>
+          </w:tcPr>
+          <w:p>
+            <w:pPr>
+              <w:spacing w:line="360" w:lineRule="auto"/>
+              <w:jc w:val="both"/>
+              <w:rPr>
+                <w:rFonts w:ascii="Times New Roman" w:hAnsi="Times New Roman" w:cs="Times New Roman"/>
+                <w:b/>
+                <w:bCs/>
+                <w:szCs w:val="20"/>
+              </w:rPr>
+            </w:pPr>
+            <w:r>
+              <w:rPr>
+                <w:rFonts w:ascii="Times New Roman" w:hAnsi="Times New Roman" w:cs="Times New Roman"/>
+                <w:b/>
+                <w:bCs/>
+                <w:szCs w:val="20"/>
+              </w:rPr>
+              <w:t>Tasks</w:t>
+            </w:r>
+          </w:p>
+        </w:tc>
+        <w:tc>
+          <w:tcPr>
+            <w:tcW w:w="5019" w:type="dxa"/>
+            <w:vAlign w:val="center"/>
+          </w:tcPr>
+          <w:p>
+            <w:pPr>
+              <w:spacing w:line="360" w:lineRule="auto"/>
+              <w:jc w:val="both"/>
+              <w:rPr>
+                <w:rFonts w:ascii="Times New Roman" w:hAnsi="Times New Roman" w:cs="Times New Roman"/>
+                <w:szCs w:val="20"/>
+              </w:rPr>
+            </w:pPr>
+            <w:r>
+              <w:rPr>
+                <w:rFonts w:ascii="Times New Roman" w:hAnsi="Times New Roman" w:cs="Times New Roman"/>
+                <w:szCs w:val="20"/>
+              </w:rPr>
+              <w:t>Analyse food usage data, Generate recommendation logic, Display personalized insights.</w:t>
+            </w:r>
+          </w:p>
+        </w:tc>
+      </w:tr>
+      <w:tr>
+        <w:trPr>
+          <w:trHeight w:val="452"/>
+        </w:trPr>
+        <w:tc>
+          <w:tcPr>
+            <w:tcW w:w="5019" w:type="dxa"/>
+            <w:vAlign w:val="center"/>
+          </w:tcPr>
+          <w:p>
+            <w:pPr>
+              <w:spacing w:line="360" w:lineRule="auto"/>
+              <w:jc w:val="both"/>
+              <w:rPr>
+                <w:rFonts w:ascii="Times New Roman" w:hAnsi="Times New Roman" w:cs="Times New Roman"/>
+                <w:b/>
+                <w:bCs/>
+                <w:szCs w:val="20"/>
+              </w:rPr>
+            </w:pPr>
+            <w:r>
+              <w:rPr>
+                <w:rFonts w:ascii="Times New Roman" w:hAnsi="Times New Roman" w:cs="Times New Roman"/>
+                <w:b/>
+                <w:bCs/>
+                <w:szCs w:val="20"/>
+              </w:rPr>
+              <w:t>Test Cases</w:t>
+            </w:r>
+          </w:p>
+        </w:tc>
+        <w:tc>
+          <w:tcPr>
+            <w:tcW w:w="5019" w:type="dxa"/>
+            <w:vAlign w:val="center"/>
+          </w:tcPr>
+          <w:p>
+            <w:pPr>
+              <w:spacing w:line="360" w:lineRule="auto"/>
+              <w:jc w:val="both"/>
+              <w:rPr>
+                <w:rFonts w:ascii="Times New Roman" w:hAnsi="Times New Roman" w:cs="Times New Roman"/>
+                <w:szCs w:val="20"/>
+              </w:rPr>
+            </w:pPr>
+          </w:p>
+        </w:tc>
+      </w:tr>
+    </w:tbl>
+    <w:p>
+      <w:pPr>
+        <w:spacing w:line="360" w:lineRule="auto"/>
+        <w:jc w:val="both"/>
+        <w:rPr>
+          <w:rFonts w:ascii="Times New Roman" w:hAnsi="Times New Roman" w:cs="Times New Roman"/>
+          <w:szCs w:val="24"/>
+        </w:rPr>
+      </w:pPr>
+    </w:p>
+    <w:p>
+      <w:pPr>
+        <w:spacing w:line="360" w:lineRule="auto"/>
+        <w:jc w:val="both"/>
+        <w:rPr>
+          <w:rFonts w:ascii="Times New Roman" w:hAnsi="Times New Roman" w:cs="Times New Roman"/>
+          <w:szCs w:val="24"/>
+        </w:rPr>
+      </w:pPr>
+    </w:p>
     <w:p>
       <w:pPr>
         <w:spacing w:line="360" w:lineRule="auto"/>
@@ -14604,6 +18319,155 @@
     </w:lvl>
   </w:abstractNum>
   <w:abstractNum w:abstractNumId="2" w15:restartNumberingAfterBreak="0">
+    <w:nsid w:val="751C7D2E"/>
+    <w:multiLevelType w:val="multilevel"/>
+    <w:tmpl w:val="5EE84632"/>
+    <w:lvl w:ilvl="0">
+      <w:start w:val="1"/>
+      <w:numFmt w:val="bullet"/>
+      <w:lvlText w:val=""/>
+      <w:lvlJc w:val="left"/>
+      <w:pPr>
+        <w:tabs>
+          <w:tab w:val="num" w:pos="720"/>
+        </w:tabs>
+        <w:ind w:left="720" w:hanging="360"/>
+      </w:pPr>
+      <w:rPr>
+        <w:rFonts w:ascii="Symbol" w:hAnsi="Symbol" w:hint="default"/>
+        <w:sz w:val="20"/>
+      </w:rPr>
+    </w:lvl>
+    <w:lvl w:ilvl="1" w:tentative="1">
+      <w:start w:val="1"/>
+      <w:numFmt w:val="bullet"/>
+      <w:lvlText w:val="o"/>
+      <w:lvlJc w:val="left"/>
+      <w:pPr>
+        <w:tabs>
+          <w:tab w:val="num" w:pos="1440"/>
+        </w:tabs>
+        <w:ind w:left="1440" w:hanging="360"/>
+      </w:pPr>
+      <w:rPr>
+        <w:rFonts w:ascii="Courier New" w:hAnsi="Courier New" w:hint="default"/>
+        <w:sz w:val="20"/>
+      </w:rPr>
+    </w:lvl>
+    <w:lvl w:ilvl="2" w:tentative="1">
+      <w:start w:val="1"/>
+      <w:numFmt w:val="bullet"/>
+      <w:lvlText w:val=""/>
+      <w:lvlJc w:val="left"/>
+      <w:pPr>
+        <w:tabs>
+          <w:tab w:val="num" w:pos="2160"/>
+        </w:tabs>
+        <w:ind w:left="2160" w:hanging="360"/>
+      </w:pPr>
+      <w:rPr>
+        <w:rFonts w:ascii="Wingdings" w:hAnsi="Wingdings" w:hint="default"/>
+        <w:sz w:val="20"/>
+      </w:rPr>
+    </w:lvl>
+    <w:lvl w:ilvl="3" w:tentative="1">
+      <w:start w:val="1"/>
+      <w:numFmt w:val="bullet"/>
+      <w:lvlText w:val=""/>
+      <w:lvlJc w:val="left"/>
+      <w:pPr>
+        <w:tabs>
+          <w:tab w:val="num" w:pos="2880"/>
+        </w:tabs>
+        <w:ind w:left="2880" w:hanging="360"/>
+      </w:pPr>
+      <w:rPr>
+        <w:rFonts w:ascii="Wingdings" w:hAnsi="Wingdings" w:hint="default"/>
+        <w:sz w:val="20"/>
+      </w:rPr>
+    </w:lvl>
+    <w:lvl w:ilvl="4" w:tentative="1">
+      <w:start w:val="1"/>
+      <w:numFmt w:val="bullet"/>
+      <w:lvlText w:val=""/>
+      <w:lvlJc w:val="left"/>
+      <w:pPr>
+        <w:tabs>
+          <w:tab w:val="num" w:pos="3600"/>
+        </w:tabs>
+        <w:ind w:left="3600" w:hanging="360"/>
+      </w:pPr>
+      <w:rPr>
+        <w:rFonts w:ascii="Wingdings" w:hAnsi="Wingdings" w:hint="default"/>
+        <w:sz w:val="20"/>
+      </w:rPr>
+    </w:lvl>
+    <w:lvl w:ilvl="5" w:tentative="1">
+      <w:start w:val="1"/>
+      <w:numFmt w:val="bullet"/>
+      <w:lvlText w:val=""/>
+      <w:lvlJc w:val="left"/>
+      <w:pPr>
+        <w:tabs>
+          <w:tab w:val="num" w:pos="4320"/>
+        </w:tabs>
+        <w:ind w:left="4320" w:hanging="360"/>
+      </w:pPr>
+      <w:rPr>
+        <w:rFonts w:ascii="Wingdings" w:hAnsi="Wingdings" w:hint="default"/>
+        <w:sz w:val="20"/>
+      </w:rPr>
+    </w:lvl>
+    <w:lvl w:ilvl="6" w:tentative="1">
+      <w:start w:val="1"/>
+      <w:numFmt w:val="bullet"/>
+      <w:lvlText w:val=""/>
+      <w:lvlJc w:val="left"/>
+      <w:pPr>
+        <w:tabs>
+          <w:tab w:val="num" w:pos="5040"/>
+        </w:tabs>
+        <w:ind w:left="5040" w:hanging="360"/>
+      </w:pPr>
+      <w:rPr>
+        <w:rFonts w:ascii="Wingdings" w:hAnsi="Wingdings" w:hint="default"/>
+        <w:sz w:val="20"/>
+      </w:rPr>
+    </w:lvl>
+    <w:lvl w:ilvl="7" w:tentative="1">
+      <w:start w:val="1"/>
+      <w:numFmt w:val="bullet"/>
+      <w:lvlText w:val=""/>
+      <w:lvlJc w:val="left"/>
+      <w:pPr>
+        <w:tabs>
+          <w:tab w:val="num" w:pos="5760"/>
+        </w:tabs>
+        <w:ind w:left="5760" w:hanging="360"/>
+      </w:pPr>
+      <w:rPr>
+        <w:rFonts w:ascii="Wingdings" w:hAnsi="Wingdings" w:hint="default"/>
+        <w:sz w:val="20"/>
+      </w:rPr>
+    </w:lvl>
+    <w:lvl w:ilvl="8" w:tentative="1">
+      <w:start w:val="1"/>
+      <w:numFmt w:val="bullet"/>
+      <w:lvlText w:val=""/>
+      <w:lvlJc w:val="left"/>
+      <w:pPr>
+        <w:tabs>
+          <w:tab w:val="num" w:pos="6480"/>
+        </w:tabs>
+        <w:ind w:left="6480" w:hanging="360"/>
+      </w:pPr>
+      <w:rPr>
+        <w:rFonts w:ascii="Wingdings" w:hAnsi="Wingdings" w:hint="default"/>
+        <w:sz w:val="20"/>
+      </w:rPr>
+    </w:lvl>
+  </w:abstractNum>
+  <w:abstractNum w:abstractNumId="3" w15:restartNumberingAfterBreak="0">
     <w:nsid w:val="78C273A1"/>
     <w:multiLevelType w:val="hybridMultilevel"/>
     <w:tmpl w:val="D5DCD97A"/>
@@ -14696,10 +18560,13 @@
     <w:abstractNumId w:val="1"/>
   </w:num>
   <w:num w:numId="2" w16cid:durableId="140082004">
-    <w:abstractNumId w:val="2"/>
+    <w:abstractNumId w:val="3"/>
   </w:num>
   <w:num w:numId="3" w16cid:durableId="2110345454">
     <w:abstractNumId w:val="0"/>
+  </w:num>
+  <w:num w:numId="4" w16cid:durableId="1043750832">
+    <w:abstractNumId w:val="2"/>
   </w:num>
 </w:numbering>
 </file>
@@ -15177,7 +19044,6 @@
     <w:next w:val="Normal"/>
     <w:link w:val="Heading4Char"/>
     <w:uiPriority w:val="9"/>
-    <w:semiHidden/>
     <w:unhideWhenUsed/>
     <w:qFormat/>
     <w:rsid w:val="00355479"/>
@@ -15374,7 +19240,6 @@
     <w:basedOn w:val="DefaultParagraphFont"/>
     <w:link w:val="Heading4"/>
     <w:uiPriority w:val="9"/>
-    <w:semiHidden/>
     <w:rsid w:val="00355479"/>
     <w:rPr>
       <w:rFonts w:eastAsiaTheme="majorEastAsia" w:cstheme="majorBidi"/>

--- a/Task2 Assignment1.docx
+++ b/Task2 Assignment1.docx
@@ -17944,6 +17944,1442 @@
         </w:rPr>
       </w:pPr>
     </w:p>
+    <w:p>
+      <w:pPr>
+        <w:pStyle w:val="Heading3"/>
+        <w:spacing w:line="360" w:lineRule="auto"/>
+        <w:jc w:val="center"/>
+        <w:rPr>
+          <w:rFonts w:ascii="Times New Roman" w:hAnsi="Times New Roman" w:cs="Times New Roman"/>
+          <w:b/>
+          <w:bCs/>
+        </w:rPr>
+      </w:pPr>
+      <w:bookmarkStart w:id="23" w:name="_Toc233361565"/>
+      <w:r>
+        <w:rPr>
+          <w:rFonts w:ascii="Times New Roman" w:hAnsi="Times New Roman" w:cs="Times New Roman"/>
+          <w:b/>
+          <w:bCs/>
+        </w:rPr>
+        <w:t xml:space="preserve">1.4.2 </w:t>
+      </w:r>
+      <w:r>
+        <w:rPr>
+          <w:rFonts w:ascii="Times New Roman" w:hAnsi="Times New Roman" w:cs="Times New Roman"/>
+          <w:b/>
+          <w:bCs/>
+          <w:szCs w:val="22"/>
+        </w:rPr>
+        <w:t xml:space="preserve">B </w:t>
+      </w:r>
+      <w:r>
+        <w:rPr>
+          <w:rFonts w:ascii="Times New Roman" w:hAnsi="Times New Roman" w:cs="Times New Roman"/>
+          <w:b/>
+          <w:bCs/>
+        </w:rPr>
+        <w:t xml:space="preserve">- </w:t>
+      </w:r>
+      <w:proofErr w:type="spellStart"/>
+      <w:r>
+        <w:rPr>
+          <w:rFonts w:ascii="Times New Roman" w:hAnsi="Times New Roman" w:cs="Times New Roman"/>
+          <w:b/>
+          <w:bCs/>
+        </w:rPr>
+        <w:t>Buddhiman</w:t>
+      </w:r>
+      <w:proofErr w:type="spellEnd"/>
+      <w:r>
+        <w:rPr>
+          <w:rFonts w:ascii="Times New Roman" w:hAnsi="Times New Roman" w:cs="Times New Roman"/>
+          <w:b/>
+          <w:bCs/>
+        </w:rPr>
+        <w:t xml:space="preserve"> B.K.</w:t>
+      </w:r>
+      <w:bookmarkEnd w:id="23"/>
+    </w:p>
+    <w:p>
+      <w:pPr>
+        <w:spacing w:line="360" w:lineRule="auto"/>
+        <w:jc w:val="center"/>
+        <w:rPr>
+          <w:rFonts w:ascii="Times New Roman" w:hAnsi="Times New Roman" w:cs="Times New Roman"/>
+          <w:b/>
+          <w:bCs/>
+          <w:szCs w:val="20"/>
+        </w:rPr>
+      </w:pPr>
+      <w:r>
+        <w:rPr>
+          <w:rFonts w:ascii="Times New Roman" w:hAnsi="Times New Roman" w:cs="Times New Roman"/>
+          <w:b/>
+          <w:bCs/>
+          <w:szCs w:val="20"/>
+        </w:rPr>
+        <w:t xml:space="preserve">Student Name &amp; ID: </w:t>
+      </w:r>
+      <w:proofErr w:type="spellStart"/>
+      <w:r>
+        <w:rPr>
+          <w:rFonts w:ascii="Times New Roman" w:hAnsi="Times New Roman" w:cs="Times New Roman"/>
+          <w:b/>
+          <w:bCs/>
+          <w:szCs w:val="20"/>
+        </w:rPr>
+        <w:t>Buddhiman</w:t>
+      </w:r>
+      <w:proofErr w:type="spellEnd"/>
+      <w:r>
+        <w:rPr>
+          <w:rFonts w:ascii="Times New Roman" w:hAnsi="Times New Roman" w:cs="Times New Roman"/>
+          <w:b/>
+          <w:bCs/>
+          <w:szCs w:val="20"/>
+        </w:rPr>
+        <w:t xml:space="preserve"> B.K. (E2400004)</w:t>
+      </w:r>
+    </w:p>
+    <w:p>
+      <w:pPr>
+        <w:pStyle w:val="Heading4"/>
+        <w:spacing w:line="360" w:lineRule="auto"/>
+        <w:jc w:val="center"/>
+        <w:rPr>
+          <w:rFonts w:ascii="Times New Roman" w:hAnsi="Times New Roman" w:cs="Times New Roman"/>
+          <w:b/>
+          <w:bCs/>
+          <w:i w:val="0"/>
+          <w:iCs w:val="0"/>
+        </w:rPr>
+      </w:pPr>
+      <w:r>
+        <w:rPr>
+          <w:rFonts w:ascii="Times New Roman" w:hAnsi="Times New Roman" w:cs="Times New Roman"/>
+          <w:b/>
+          <w:bCs/>
+          <w:i w:val="0"/>
+          <w:iCs w:val="0"/>
+        </w:rPr>
+        <w:t>1. Epic 3: Food Inventory Management (UC2)</w:t>
+      </w:r>
+    </w:p>
+    <w:tbl>
+      <w:tblPr>
+        <w:tblStyle w:val="TableGrid"/>
+        <w:tblW w:w="9170" w:type="dxa"/>
+        <w:tblLook w:val="04A0" w:firstRow="1" w:lastRow="0" w:firstColumn="1" w:lastColumn="0" w:noHBand="0" w:noVBand="1"/>
+      </w:tblPr>
+      <w:tblGrid>
+        <w:gridCol w:w="4585"/>
+        <w:gridCol w:w="4585"/>
+      </w:tblGrid>
+      <w:tr>
+        <w:trPr>
+          <w:trHeight w:val="302"/>
+        </w:trPr>
+        <w:tc>
+          <w:tcPr>
+            <w:tcW w:w="4585" w:type="dxa"/>
+            <w:vAlign w:val="center"/>
+          </w:tcPr>
+          <w:p>
+            <w:pPr>
+              <w:spacing w:line="360" w:lineRule="auto"/>
+              <w:jc w:val="both"/>
+              <w:rPr>
+                <w:rFonts w:ascii="Times New Roman" w:hAnsi="Times New Roman" w:cs="Times New Roman"/>
+                <w:szCs w:val="20"/>
+              </w:rPr>
+            </w:pPr>
+            <w:r>
+              <w:rPr>
+                <w:rFonts w:ascii="Times New Roman" w:hAnsi="Times New Roman" w:cs="Times New Roman"/>
+                <w:szCs w:val="20"/>
+              </w:rPr>
+              <w:t>Item</w:t>
+            </w:r>
+          </w:p>
+        </w:tc>
+        <w:tc>
+          <w:tcPr>
+            <w:tcW w:w="4585" w:type="dxa"/>
+            <w:vAlign w:val="center"/>
+          </w:tcPr>
+          <w:p>
+            <w:pPr>
+              <w:spacing w:line="360" w:lineRule="auto"/>
+              <w:jc w:val="both"/>
+              <w:rPr>
+                <w:rFonts w:ascii="Times New Roman" w:hAnsi="Times New Roman" w:cs="Times New Roman"/>
+                <w:szCs w:val="20"/>
+              </w:rPr>
+            </w:pPr>
+            <w:r>
+              <w:rPr>
+                <w:rFonts w:ascii="Times New Roman" w:hAnsi="Times New Roman" w:cs="Times New Roman"/>
+                <w:b/>
+                <w:bCs/>
+                <w:szCs w:val="20"/>
+              </w:rPr>
+              <w:t>Description</w:t>
+            </w:r>
+          </w:p>
+        </w:tc>
+      </w:tr>
+      <w:tr>
+        <w:trPr>
+          <w:trHeight w:val="302"/>
+        </w:trPr>
+        <w:tc>
+          <w:tcPr>
+            <w:tcW w:w="4585" w:type="dxa"/>
+            <w:vAlign w:val="center"/>
+          </w:tcPr>
+          <w:p>
+            <w:pPr>
+              <w:spacing w:line="360" w:lineRule="auto"/>
+              <w:jc w:val="both"/>
+              <w:rPr>
+                <w:rFonts w:ascii="Times New Roman" w:hAnsi="Times New Roman" w:cs="Times New Roman"/>
+                <w:szCs w:val="20"/>
+              </w:rPr>
+            </w:pPr>
+            <w:r>
+              <w:rPr>
+                <w:rFonts w:ascii="Times New Roman" w:hAnsi="Times New Roman" w:cs="Times New Roman"/>
+                <w:szCs w:val="20"/>
+              </w:rPr>
+              <w:t>User Story 1</w:t>
+            </w:r>
+          </w:p>
+        </w:tc>
+        <w:tc>
+          <w:tcPr>
+            <w:tcW w:w="4585" w:type="dxa"/>
+            <w:vAlign w:val="center"/>
+          </w:tcPr>
+          <w:p>
+            <w:pPr>
+              <w:spacing w:line="360" w:lineRule="auto"/>
+              <w:jc w:val="both"/>
+              <w:rPr>
+                <w:rFonts w:ascii="Times New Roman" w:hAnsi="Times New Roman" w:cs="Times New Roman"/>
+                <w:szCs w:val="20"/>
+              </w:rPr>
+            </w:pPr>
+            <w:r>
+              <w:rPr>
+                <w:rFonts w:ascii="Times New Roman" w:hAnsi="Times New Roman" w:cs="Times New Roman"/>
+                <w:szCs w:val="20"/>
+              </w:rPr>
+              <w:t>As a household user, I want to be adding food items to my inventory so that I can keep a record of food available at home</w:t>
+            </w:r>
+          </w:p>
+        </w:tc>
+      </w:tr>
+      <w:tr>
+        <w:trPr>
+          <w:trHeight w:val="302"/>
+        </w:trPr>
+        <w:tc>
+          <w:tcPr>
+            <w:tcW w:w="4585" w:type="dxa"/>
+            <w:vAlign w:val="center"/>
+          </w:tcPr>
+          <w:p>
+            <w:pPr>
+              <w:spacing w:line="360" w:lineRule="auto"/>
+              <w:jc w:val="both"/>
+              <w:rPr>
+                <w:rFonts w:ascii="Times New Roman" w:hAnsi="Times New Roman" w:cs="Times New Roman"/>
+                <w:szCs w:val="20"/>
+              </w:rPr>
+            </w:pPr>
+            <w:r>
+              <w:rPr>
+                <w:rFonts w:ascii="Times New Roman" w:hAnsi="Times New Roman" w:cs="Times New Roman"/>
+                <w:szCs w:val="20"/>
+              </w:rPr>
+              <w:t>Acceptance Criteria</w:t>
+            </w:r>
+          </w:p>
+        </w:tc>
+        <w:tc>
+          <w:tcPr>
+            <w:tcW w:w="4585" w:type="dxa"/>
+            <w:vAlign w:val="center"/>
+          </w:tcPr>
+          <w:p>
+            <w:pPr>
+              <w:spacing w:line="360" w:lineRule="auto"/>
+              <w:jc w:val="both"/>
+              <w:rPr>
+                <w:rFonts w:ascii="Times New Roman" w:hAnsi="Times New Roman" w:cs="Times New Roman"/>
+                <w:szCs w:val="20"/>
+              </w:rPr>
+            </w:pPr>
+            <w:r>
+              <w:rPr>
+                <w:rFonts w:ascii="Times New Roman" w:hAnsi="Times New Roman" w:cs="Times New Roman"/>
+                <w:szCs w:val="20"/>
+              </w:rPr>
+              <w:t>Given that I am logged in the system, When I provide correct details of a food item, Then the food item should be added to my inventory without any issue.</w:t>
+            </w:r>
+          </w:p>
+        </w:tc>
+      </w:tr>
+      <w:tr>
+        <w:trPr>
+          <w:trHeight w:val="302"/>
+        </w:trPr>
+        <w:tc>
+          <w:tcPr>
+            <w:tcW w:w="4585" w:type="dxa"/>
+            <w:vAlign w:val="center"/>
+          </w:tcPr>
+          <w:p>
+            <w:pPr>
+              <w:spacing w:line="360" w:lineRule="auto"/>
+              <w:jc w:val="both"/>
+              <w:rPr>
+                <w:rFonts w:ascii="Times New Roman" w:hAnsi="Times New Roman" w:cs="Times New Roman"/>
+                <w:szCs w:val="20"/>
+              </w:rPr>
+            </w:pPr>
+            <w:proofErr w:type="spellStart"/>
+            <w:r>
+              <w:rPr>
+                <w:rFonts w:ascii="Times New Roman" w:hAnsi="Times New Roman" w:cs="Times New Roman"/>
+                <w:szCs w:val="20"/>
+              </w:rPr>
+              <w:t>MoSCoW</w:t>
+            </w:r>
+            <w:proofErr w:type="spellEnd"/>
+          </w:p>
+        </w:tc>
+        <w:tc>
+          <w:tcPr>
+            <w:tcW w:w="4585" w:type="dxa"/>
+            <w:vAlign w:val="center"/>
+          </w:tcPr>
+          <w:p>
+            <w:pPr>
+              <w:spacing w:line="360" w:lineRule="auto"/>
+              <w:jc w:val="both"/>
+              <w:rPr>
+                <w:rFonts w:ascii="Times New Roman" w:hAnsi="Times New Roman" w:cs="Times New Roman"/>
+                <w:szCs w:val="20"/>
+              </w:rPr>
+            </w:pPr>
+            <w:r>
+              <w:rPr>
+                <w:rFonts w:ascii="Times New Roman" w:hAnsi="Times New Roman" w:cs="Times New Roman"/>
+                <w:szCs w:val="20"/>
+              </w:rPr>
+              <w:t>Must Have</w:t>
+            </w:r>
+          </w:p>
+        </w:tc>
+      </w:tr>
+      <w:tr>
+        <w:trPr>
+          <w:trHeight w:val="302"/>
+        </w:trPr>
+        <w:tc>
+          <w:tcPr>
+            <w:tcW w:w="4585" w:type="dxa"/>
+            <w:vAlign w:val="center"/>
+          </w:tcPr>
+          <w:p>
+            <w:pPr>
+              <w:spacing w:line="360" w:lineRule="auto"/>
+              <w:jc w:val="both"/>
+              <w:rPr>
+                <w:rFonts w:ascii="Times New Roman" w:hAnsi="Times New Roman" w:cs="Times New Roman"/>
+                <w:szCs w:val="20"/>
+              </w:rPr>
+            </w:pPr>
+            <w:r>
+              <w:rPr>
+                <w:rFonts w:ascii="Times New Roman" w:hAnsi="Times New Roman" w:cs="Times New Roman"/>
+                <w:szCs w:val="20"/>
+              </w:rPr>
+              <w:t>Tasks</w:t>
+            </w:r>
+          </w:p>
+        </w:tc>
+        <w:tc>
+          <w:tcPr>
+            <w:tcW w:w="4585" w:type="dxa"/>
+            <w:vAlign w:val="center"/>
+          </w:tcPr>
+          <w:p>
+            <w:pPr>
+              <w:spacing w:line="360" w:lineRule="auto"/>
+              <w:jc w:val="both"/>
+              <w:rPr>
+                <w:rFonts w:ascii="Times New Roman" w:hAnsi="Times New Roman" w:cs="Times New Roman"/>
+                <w:szCs w:val="20"/>
+              </w:rPr>
+            </w:pPr>
+            <w:r>
+              <w:rPr>
+                <w:rFonts w:ascii="Times New Roman" w:hAnsi="Times New Roman" w:cs="Times New Roman"/>
+                <w:szCs w:val="20"/>
+              </w:rPr>
+              <w:t>Design Add Food Item form, Validate food item information, Store food item details in the database, Display confirmation message, Update inventory list automatically.</w:t>
+            </w:r>
+          </w:p>
+        </w:tc>
+      </w:tr>
+      <w:tr>
+        <w:trPr>
+          <w:trHeight w:val="302"/>
+        </w:trPr>
+        <w:tc>
+          <w:tcPr>
+            <w:tcW w:w="4585" w:type="dxa"/>
+            <w:vAlign w:val="center"/>
+          </w:tcPr>
+          <w:p>
+            <w:pPr>
+              <w:spacing w:line="360" w:lineRule="auto"/>
+              <w:jc w:val="both"/>
+              <w:rPr>
+                <w:rFonts w:ascii="Times New Roman" w:hAnsi="Times New Roman" w:cs="Times New Roman"/>
+                <w:szCs w:val="20"/>
+              </w:rPr>
+            </w:pPr>
+            <w:r>
+              <w:rPr>
+                <w:rFonts w:ascii="Times New Roman" w:hAnsi="Times New Roman" w:cs="Times New Roman"/>
+                <w:szCs w:val="20"/>
+              </w:rPr>
+              <w:t>Test Cases</w:t>
+            </w:r>
+          </w:p>
+        </w:tc>
+        <w:tc>
+          <w:tcPr>
+            <w:tcW w:w="4585" w:type="dxa"/>
+            <w:vAlign w:val="center"/>
+          </w:tcPr>
+          <w:p>
+            <w:pPr>
+              <w:spacing w:line="360" w:lineRule="auto"/>
+              <w:jc w:val="both"/>
+              <w:rPr>
+                <w:rFonts w:ascii="Times New Roman" w:hAnsi="Times New Roman" w:cs="Times New Roman"/>
+                <w:szCs w:val="20"/>
+              </w:rPr>
+            </w:pPr>
+          </w:p>
+        </w:tc>
+      </w:tr>
+      <w:tr>
+        <w:trPr>
+          <w:trHeight w:val="302"/>
+        </w:trPr>
+        <w:tc>
+          <w:tcPr>
+            <w:tcW w:w="4585" w:type="dxa"/>
+            <w:vAlign w:val="center"/>
+          </w:tcPr>
+          <w:p>
+            <w:pPr>
+              <w:spacing w:line="360" w:lineRule="auto"/>
+              <w:jc w:val="both"/>
+              <w:rPr>
+                <w:rFonts w:ascii="Times New Roman" w:hAnsi="Times New Roman" w:cs="Times New Roman"/>
+                <w:szCs w:val="20"/>
+              </w:rPr>
+            </w:pPr>
+            <w:r>
+              <w:rPr>
+                <w:rFonts w:ascii="Times New Roman" w:hAnsi="Times New Roman" w:cs="Times New Roman"/>
+                <w:szCs w:val="20"/>
+              </w:rPr>
+              <w:t>User Story 2</w:t>
+            </w:r>
+          </w:p>
+        </w:tc>
+        <w:tc>
+          <w:tcPr>
+            <w:tcW w:w="4585" w:type="dxa"/>
+            <w:vAlign w:val="center"/>
+          </w:tcPr>
+          <w:p>
+            <w:pPr>
+              <w:spacing w:line="360" w:lineRule="auto"/>
+              <w:jc w:val="both"/>
+              <w:rPr>
+                <w:rFonts w:ascii="Times New Roman" w:hAnsi="Times New Roman" w:cs="Times New Roman"/>
+                <w:szCs w:val="20"/>
+              </w:rPr>
+            </w:pPr>
+            <w:r>
+              <w:rPr>
+                <w:rFonts w:ascii="Times New Roman" w:hAnsi="Times New Roman" w:cs="Times New Roman"/>
+                <w:szCs w:val="20"/>
+              </w:rPr>
+              <w:t>As a household user, I want to see my food inventory to keep track of the food items I have on hand and their respective expiry dates.</w:t>
+            </w:r>
+          </w:p>
+        </w:tc>
+      </w:tr>
+      <w:tr>
+        <w:trPr>
+          <w:trHeight w:val="1529"/>
+        </w:trPr>
+        <w:tc>
+          <w:tcPr>
+            <w:tcW w:w="4585" w:type="dxa"/>
+            <w:vAlign w:val="center"/>
+          </w:tcPr>
+          <w:p>
+            <w:pPr>
+              <w:spacing w:line="360" w:lineRule="auto"/>
+              <w:jc w:val="both"/>
+              <w:rPr>
+                <w:rFonts w:ascii="Times New Roman" w:hAnsi="Times New Roman" w:cs="Times New Roman"/>
+                <w:szCs w:val="20"/>
+              </w:rPr>
+            </w:pPr>
+            <w:r>
+              <w:rPr>
+                <w:rFonts w:ascii="Times New Roman" w:hAnsi="Times New Roman" w:cs="Times New Roman"/>
+                <w:szCs w:val="20"/>
+              </w:rPr>
+              <w:t>Acceptance Criteria</w:t>
+            </w:r>
+          </w:p>
+        </w:tc>
+        <w:tc>
+          <w:tcPr>
+            <w:tcW w:w="4585" w:type="dxa"/>
+            <w:vAlign w:val="center"/>
+          </w:tcPr>
+          <w:p>
+            <w:pPr>
+              <w:spacing w:line="360" w:lineRule="auto"/>
+              <w:jc w:val="both"/>
+              <w:rPr>
+                <w:rFonts w:ascii="Times New Roman" w:hAnsi="Times New Roman" w:cs="Times New Roman"/>
+                <w:szCs w:val="20"/>
+              </w:rPr>
+            </w:pPr>
+            <w:r>
+              <w:rPr>
+                <w:rFonts w:ascii="Times New Roman" w:hAnsi="Times New Roman" w:cs="Times New Roman"/>
+                <w:szCs w:val="20"/>
+              </w:rPr>
+              <w:t>Given that there are food items in my inventory, When I open the inventory page, Then the system should show me the complete list of food items plus their relevant details.</w:t>
+            </w:r>
+          </w:p>
+        </w:tc>
+      </w:tr>
+      <w:tr>
+        <w:trPr>
+          <w:trHeight w:val="404"/>
+        </w:trPr>
+        <w:tc>
+          <w:tcPr>
+            <w:tcW w:w="4585" w:type="dxa"/>
+            <w:vAlign w:val="center"/>
+          </w:tcPr>
+          <w:p>
+            <w:pPr>
+              <w:spacing w:line="360" w:lineRule="auto"/>
+              <w:jc w:val="both"/>
+              <w:rPr>
+                <w:rFonts w:ascii="Times New Roman" w:hAnsi="Times New Roman" w:cs="Times New Roman"/>
+                <w:szCs w:val="20"/>
+              </w:rPr>
+            </w:pPr>
+            <w:proofErr w:type="spellStart"/>
+            <w:r>
+              <w:rPr>
+                <w:rFonts w:ascii="Times New Roman" w:hAnsi="Times New Roman" w:cs="Times New Roman"/>
+                <w:szCs w:val="20"/>
+              </w:rPr>
+              <w:t>MoSCoW</w:t>
+            </w:r>
+            <w:proofErr w:type="spellEnd"/>
+          </w:p>
+        </w:tc>
+        <w:tc>
+          <w:tcPr>
+            <w:tcW w:w="4585" w:type="dxa"/>
+            <w:vAlign w:val="center"/>
+          </w:tcPr>
+          <w:p>
+            <w:pPr>
+              <w:spacing w:line="360" w:lineRule="auto"/>
+              <w:jc w:val="both"/>
+              <w:rPr>
+                <w:rFonts w:ascii="Times New Roman" w:hAnsi="Times New Roman" w:cs="Times New Roman"/>
+                <w:szCs w:val="20"/>
+              </w:rPr>
+            </w:pPr>
+            <w:r>
+              <w:rPr>
+                <w:rFonts w:ascii="Times New Roman" w:hAnsi="Times New Roman" w:cs="Times New Roman"/>
+                <w:szCs w:val="20"/>
+              </w:rPr>
+              <w:t>Must Have</w:t>
+            </w:r>
+          </w:p>
+        </w:tc>
+      </w:tr>
+      <w:tr>
+        <w:trPr>
+          <w:trHeight w:val="302"/>
+        </w:trPr>
+        <w:tc>
+          <w:tcPr>
+            <w:tcW w:w="4585" w:type="dxa"/>
+            <w:vAlign w:val="center"/>
+          </w:tcPr>
+          <w:p>
+            <w:pPr>
+              <w:spacing w:line="360" w:lineRule="auto"/>
+              <w:jc w:val="both"/>
+              <w:rPr>
+                <w:rFonts w:ascii="Times New Roman" w:hAnsi="Times New Roman" w:cs="Times New Roman"/>
+                <w:szCs w:val="20"/>
+              </w:rPr>
+            </w:pPr>
+            <w:r>
+              <w:rPr>
+                <w:rFonts w:ascii="Times New Roman" w:hAnsi="Times New Roman" w:cs="Times New Roman"/>
+                <w:szCs w:val="20"/>
+              </w:rPr>
+              <w:t>Tasks</w:t>
+            </w:r>
+          </w:p>
+        </w:tc>
+        <w:tc>
+          <w:tcPr>
+            <w:tcW w:w="4585" w:type="dxa"/>
+            <w:vAlign w:val="center"/>
+          </w:tcPr>
+          <w:p>
+            <w:pPr>
+              <w:spacing w:line="360" w:lineRule="auto"/>
+              <w:jc w:val="both"/>
+              <w:rPr>
+                <w:rFonts w:ascii="Times New Roman" w:hAnsi="Times New Roman" w:cs="Times New Roman"/>
+                <w:szCs w:val="20"/>
+              </w:rPr>
+            </w:pPr>
+            <w:r>
+              <w:rPr>
+                <w:rFonts w:ascii="Times New Roman" w:hAnsi="Times New Roman" w:cs="Times New Roman"/>
+                <w:szCs w:val="20"/>
+              </w:rPr>
+              <w:t>Create inventory dashboard, retrieve food records from database, Display item details including category, quantity and expiry date, Implement inventory sorting functionality.</w:t>
+            </w:r>
+          </w:p>
+        </w:tc>
+      </w:tr>
+      <w:tr>
+        <w:trPr>
+          <w:trHeight w:val="521"/>
+        </w:trPr>
+        <w:tc>
+          <w:tcPr>
+            <w:tcW w:w="4585" w:type="dxa"/>
+            <w:vAlign w:val="center"/>
+          </w:tcPr>
+          <w:p>
+            <w:pPr>
+              <w:spacing w:line="360" w:lineRule="auto"/>
+              <w:jc w:val="both"/>
+              <w:rPr>
+                <w:rFonts w:ascii="Times New Roman" w:hAnsi="Times New Roman" w:cs="Times New Roman"/>
+                <w:szCs w:val="20"/>
+              </w:rPr>
+            </w:pPr>
+            <w:r>
+              <w:rPr>
+                <w:rFonts w:ascii="Times New Roman" w:hAnsi="Times New Roman" w:cs="Times New Roman"/>
+                <w:szCs w:val="20"/>
+              </w:rPr>
+              <w:t>Test Cases</w:t>
+            </w:r>
+          </w:p>
+        </w:tc>
+        <w:tc>
+          <w:tcPr>
+            <w:tcW w:w="4585" w:type="dxa"/>
+            <w:vAlign w:val="center"/>
+          </w:tcPr>
+          <w:p>
+            <w:pPr>
+              <w:spacing w:line="360" w:lineRule="auto"/>
+              <w:jc w:val="both"/>
+              <w:rPr>
+                <w:rFonts w:ascii="Times New Roman" w:hAnsi="Times New Roman" w:cs="Times New Roman"/>
+                <w:szCs w:val="20"/>
+              </w:rPr>
+            </w:pPr>
+          </w:p>
+        </w:tc>
+      </w:tr>
+      <w:tr>
+        <w:trPr>
+          <w:trHeight w:val="302"/>
+        </w:trPr>
+        <w:tc>
+          <w:tcPr>
+            <w:tcW w:w="4585" w:type="dxa"/>
+            <w:vAlign w:val="center"/>
+          </w:tcPr>
+          <w:p>
+            <w:pPr>
+              <w:spacing w:line="360" w:lineRule="auto"/>
+              <w:jc w:val="both"/>
+              <w:rPr>
+                <w:rFonts w:ascii="Times New Roman" w:hAnsi="Times New Roman" w:cs="Times New Roman"/>
+                <w:szCs w:val="20"/>
+              </w:rPr>
+            </w:pPr>
+            <w:r>
+              <w:rPr>
+                <w:rFonts w:ascii="Times New Roman" w:hAnsi="Times New Roman" w:cs="Times New Roman"/>
+                <w:szCs w:val="20"/>
+              </w:rPr>
+              <w:t>User Story 3</w:t>
+            </w:r>
+          </w:p>
+        </w:tc>
+        <w:tc>
+          <w:tcPr>
+            <w:tcW w:w="4585" w:type="dxa"/>
+            <w:vAlign w:val="center"/>
+          </w:tcPr>
+          <w:p>
+            <w:pPr>
+              <w:spacing w:line="360" w:lineRule="auto"/>
+              <w:jc w:val="both"/>
+              <w:rPr>
+                <w:rFonts w:ascii="Times New Roman" w:hAnsi="Times New Roman" w:cs="Times New Roman"/>
+                <w:szCs w:val="20"/>
+              </w:rPr>
+            </w:pPr>
+            <w:r>
+              <w:rPr>
+                <w:rFonts w:ascii="Times New Roman" w:hAnsi="Times New Roman" w:cs="Times New Roman"/>
+                <w:szCs w:val="20"/>
+              </w:rPr>
+              <w:t>As a household user, I want to update food item information so that their inventory records would always be accurate and up to date.</w:t>
+            </w:r>
+          </w:p>
+        </w:tc>
+      </w:tr>
+      <w:tr>
+        <w:trPr>
+          <w:trHeight w:val="302"/>
+        </w:trPr>
+        <w:tc>
+          <w:tcPr>
+            <w:tcW w:w="4585" w:type="dxa"/>
+            <w:vAlign w:val="center"/>
+          </w:tcPr>
+          <w:p>
+            <w:pPr>
+              <w:spacing w:line="360" w:lineRule="auto"/>
+              <w:jc w:val="both"/>
+              <w:rPr>
+                <w:rFonts w:ascii="Times New Roman" w:hAnsi="Times New Roman" w:cs="Times New Roman"/>
+                <w:szCs w:val="20"/>
+              </w:rPr>
+            </w:pPr>
+            <w:r>
+              <w:rPr>
+                <w:rFonts w:ascii="Times New Roman" w:hAnsi="Times New Roman" w:cs="Times New Roman"/>
+                <w:szCs w:val="20"/>
+              </w:rPr>
+              <w:t>Acceptance Criteria</w:t>
+            </w:r>
+          </w:p>
+        </w:tc>
+        <w:tc>
+          <w:tcPr>
+            <w:tcW w:w="4585" w:type="dxa"/>
+            <w:vAlign w:val="center"/>
+          </w:tcPr>
+          <w:p>
+            <w:pPr>
+              <w:spacing w:line="360" w:lineRule="auto"/>
+              <w:jc w:val="both"/>
+              <w:rPr>
+                <w:rFonts w:ascii="Times New Roman" w:hAnsi="Times New Roman" w:cs="Times New Roman"/>
+                <w:szCs w:val="20"/>
+              </w:rPr>
+            </w:pPr>
+            <w:r>
+              <w:rPr>
+                <w:rFonts w:ascii="Times New Roman" w:hAnsi="Times New Roman" w:cs="Times New Roman"/>
+                <w:szCs w:val="20"/>
+              </w:rPr>
+              <w:t>Given that a particular food item is already in my inventory, When I change the details of the food item, Then the system should save the updated information successfully.</w:t>
+            </w:r>
+          </w:p>
+        </w:tc>
+      </w:tr>
+      <w:tr>
+        <w:trPr>
+          <w:trHeight w:val="302"/>
+        </w:trPr>
+        <w:tc>
+          <w:tcPr>
+            <w:tcW w:w="4585" w:type="dxa"/>
+            <w:vAlign w:val="center"/>
+          </w:tcPr>
+          <w:p>
+            <w:pPr>
+              <w:spacing w:line="360" w:lineRule="auto"/>
+              <w:jc w:val="both"/>
+              <w:rPr>
+                <w:rFonts w:ascii="Times New Roman" w:hAnsi="Times New Roman" w:cs="Times New Roman"/>
+                <w:szCs w:val="20"/>
+              </w:rPr>
+            </w:pPr>
+            <w:proofErr w:type="spellStart"/>
+            <w:r>
+              <w:rPr>
+                <w:rFonts w:ascii="Times New Roman" w:hAnsi="Times New Roman" w:cs="Times New Roman"/>
+                <w:szCs w:val="20"/>
+              </w:rPr>
+              <w:t>MoSCoW</w:t>
+            </w:r>
+            <w:proofErr w:type="spellEnd"/>
+          </w:p>
+        </w:tc>
+        <w:tc>
+          <w:tcPr>
+            <w:tcW w:w="4585" w:type="dxa"/>
+            <w:vAlign w:val="center"/>
+          </w:tcPr>
+          <w:p>
+            <w:pPr>
+              <w:spacing w:line="360" w:lineRule="auto"/>
+              <w:jc w:val="both"/>
+              <w:rPr>
+                <w:rFonts w:ascii="Times New Roman" w:hAnsi="Times New Roman" w:cs="Times New Roman"/>
+                <w:szCs w:val="20"/>
+              </w:rPr>
+            </w:pPr>
+            <w:r>
+              <w:rPr>
+                <w:rFonts w:ascii="Times New Roman" w:hAnsi="Times New Roman" w:cs="Times New Roman"/>
+                <w:szCs w:val="20"/>
+              </w:rPr>
+              <w:t>Must Have</w:t>
+            </w:r>
+          </w:p>
+        </w:tc>
+      </w:tr>
+      <w:tr>
+        <w:trPr>
+          <w:trHeight w:val="302"/>
+        </w:trPr>
+        <w:tc>
+          <w:tcPr>
+            <w:tcW w:w="4585" w:type="dxa"/>
+            <w:vAlign w:val="center"/>
+          </w:tcPr>
+          <w:p>
+            <w:pPr>
+              <w:spacing w:line="360" w:lineRule="auto"/>
+              <w:jc w:val="both"/>
+              <w:rPr>
+                <w:rFonts w:ascii="Times New Roman" w:hAnsi="Times New Roman" w:cs="Times New Roman"/>
+                <w:szCs w:val="20"/>
+              </w:rPr>
+            </w:pPr>
+            <w:r>
+              <w:rPr>
+                <w:rFonts w:ascii="Times New Roman" w:hAnsi="Times New Roman" w:cs="Times New Roman"/>
+                <w:szCs w:val="20"/>
+              </w:rPr>
+              <w:t>Tasks</w:t>
+            </w:r>
+          </w:p>
+        </w:tc>
+        <w:tc>
+          <w:tcPr>
+            <w:tcW w:w="4585" w:type="dxa"/>
+            <w:vAlign w:val="center"/>
+          </w:tcPr>
+          <w:p>
+            <w:pPr>
+              <w:spacing w:line="360" w:lineRule="auto"/>
+              <w:jc w:val="both"/>
+              <w:rPr>
+                <w:rFonts w:ascii="Times New Roman" w:hAnsi="Times New Roman" w:cs="Times New Roman"/>
+                <w:szCs w:val="20"/>
+              </w:rPr>
+            </w:pPr>
+            <w:r>
+              <w:rPr>
+                <w:rFonts w:ascii="Times New Roman" w:hAnsi="Times New Roman" w:cs="Times New Roman"/>
+                <w:szCs w:val="20"/>
+              </w:rPr>
+              <w:t>Create edit functionality, Validate updated information, Save changes in database, Refresh inventory records, Display update confirmation.</w:t>
+            </w:r>
+          </w:p>
+        </w:tc>
+      </w:tr>
+      <w:tr>
+        <w:trPr>
+          <w:trHeight w:val="302"/>
+        </w:trPr>
+        <w:tc>
+          <w:tcPr>
+            <w:tcW w:w="4585" w:type="dxa"/>
+            <w:vAlign w:val="center"/>
+          </w:tcPr>
+          <w:p>
+            <w:pPr>
+              <w:spacing w:line="360" w:lineRule="auto"/>
+              <w:jc w:val="both"/>
+              <w:rPr>
+                <w:rFonts w:ascii="Times New Roman" w:hAnsi="Times New Roman" w:cs="Times New Roman"/>
+                <w:szCs w:val="20"/>
+              </w:rPr>
+            </w:pPr>
+            <w:r>
+              <w:rPr>
+                <w:rFonts w:ascii="Times New Roman" w:hAnsi="Times New Roman" w:cs="Times New Roman"/>
+                <w:szCs w:val="20"/>
+              </w:rPr>
+              <w:t>Test Cases</w:t>
+            </w:r>
+          </w:p>
+        </w:tc>
+        <w:tc>
+          <w:tcPr>
+            <w:tcW w:w="4585" w:type="dxa"/>
+            <w:vAlign w:val="center"/>
+          </w:tcPr>
+          <w:p>
+            <w:pPr>
+              <w:spacing w:line="360" w:lineRule="auto"/>
+              <w:jc w:val="both"/>
+              <w:rPr>
+                <w:rFonts w:ascii="Times New Roman" w:hAnsi="Times New Roman" w:cs="Times New Roman"/>
+                <w:szCs w:val="20"/>
+              </w:rPr>
+            </w:pPr>
+          </w:p>
+        </w:tc>
+      </w:tr>
+      <w:tr>
+        <w:trPr>
+          <w:trHeight w:val="302"/>
+        </w:trPr>
+        <w:tc>
+          <w:tcPr>
+            <w:tcW w:w="4585" w:type="dxa"/>
+            <w:vAlign w:val="center"/>
+          </w:tcPr>
+          <w:p>
+            <w:pPr>
+              <w:spacing w:line="360" w:lineRule="auto"/>
+              <w:jc w:val="both"/>
+              <w:rPr>
+                <w:rFonts w:ascii="Times New Roman" w:hAnsi="Times New Roman" w:cs="Times New Roman"/>
+                <w:szCs w:val="20"/>
+              </w:rPr>
+            </w:pPr>
+            <w:r>
+              <w:rPr>
+                <w:rFonts w:ascii="Times New Roman" w:hAnsi="Times New Roman" w:cs="Times New Roman"/>
+                <w:szCs w:val="20"/>
+              </w:rPr>
+              <w:t>User Story 4</w:t>
+            </w:r>
+          </w:p>
+        </w:tc>
+        <w:tc>
+          <w:tcPr>
+            <w:tcW w:w="4585" w:type="dxa"/>
+            <w:vAlign w:val="center"/>
+          </w:tcPr>
+          <w:p>
+            <w:pPr>
+              <w:spacing w:line="360" w:lineRule="auto"/>
+              <w:jc w:val="both"/>
+              <w:rPr>
+                <w:rFonts w:ascii="Times New Roman" w:hAnsi="Times New Roman" w:cs="Times New Roman"/>
+                <w:szCs w:val="20"/>
+              </w:rPr>
+            </w:pPr>
+            <w:r>
+              <w:rPr>
+                <w:rFonts w:ascii="Times New Roman" w:hAnsi="Times New Roman" w:cs="Times New Roman"/>
+                <w:szCs w:val="20"/>
+              </w:rPr>
+              <w:t>As a household user I want to delete food items from my inventory so that food that has been eaten or wasted will no longer be listed</w:t>
+            </w:r>
+          </w:p>
+        </w:tc>
+      </w:tr>
+      <w:tr>
+        <w:trPr>
+          <w:trHeight w:val="302"/>
+        </w:trPr>
+        <w:tc>
+          <w:tcPr>
+            <w:tcW w:w="4585" w:type="dxa"/>
+            <w:vAlign w:val="center"/>
+          </w:tcPr>
+          <w:p>
+            <w:pPr>
+              <w:spacing w:line="360" w:lineRule="auto"/>
+              <w:jc w:val="both"/>
+              <w:rPr>
+                <w:rFonts w:ascii="Times New Roman" w:hAnsi="Times New Roman" w:cs="Times New Roman"/>
+                <w:szCs w:val="20"/>
+              </w:rPr>
+            </w:pPr>
+            <w:r>
+              <w:rPr>
+                <w:rFonts w:ascii="Times New Roman" w:hAnsi="Times New Roman" w:cs="Times New Roman"/>
+                <w:szCs w:val="20"/>
+              </w:rPr>
+              <w:t>Acceptance Criteria</w:t>
+            </w:r>
+          </w:p>
+        </w:tc>
+        <w:tc>
+          <w:tcPr>
+            <w:tcW w:w="4585" w:type="dxa"/>
+            <w:vAlign w:val="center"/>
+          </w:tcPr>
+          <w:p>
+            <w:pPr>
+              <w:spacing w:line="360" w:lineRule="auto"/>
+              <w:jc w:val="both"/>
+              <w:rPr>
+                <w:rFonts w:ascii="Times New Roman" w:hAnsi="Times New Roman" w:cs="Times New Roman"/>
+                <w:szCs w:val="20"/>
+              </w:rPr>
+            </w:pPr>
+            <w:r>
+              <w:rPr>
+                <w:rFonts w:ascii="Times New Roman" w:hAnsi="Times New Roman" w:cs="Times New Roman"/>
+                <w:szCs w:val="20"/>
+              </w:rPr>
+              <w:t>Given that a food item exists in my inventory, When I opt to delete the food, Then the food is deleted from my inventory.</w:t>
+            </w:r>
+          </w:p>
+        </w:tc>
+      </w:tr>
+      <w:tr>
+        <w:trPr>
+          <w:trHeight w:val="302"/>
+        </w:trPr>
+        <w:tc>
+          <w:tcPr>
+            <w:tcW w:w="4585" w:type="dxa"/>
+            <w:vAlign w:val="center"/>
+          </w:tcPr>
+          <w:p>
+            <w:pPr>
+              <w:spacing w:line="360" w:lineRule="auto"/>
+              <w:jc w:val="both"/>
+              <w:rPr>
+                <w:rFonts w:ascii="Times New Roman" w:hAnsi="Times New Roman" w:cs="Times New Roman"/>
+                <w:szCs w:val="20"/>
+              </w:rPr>
+            </w:pPr>
+            <w:proofErr w:type="spellStart"/>
+            <w:r>
+              <w:rPr>
+                <w:rFonts w:ascii="Times New Roman" w:hAnsi="Times New Roman" w:cs="Times New Roman"/>
+                <w:szCs w:val="20"/>
+              </w:rPr>
+              <w:t>MoSCoW</w:t>
+            </w:r>
+            <w:proofErr w:type="spellEnd"/>
+          </w:p>
+        </w:tc>
+        <w:tc>
+          <w:tcPr>
+            <w:tcW w:w="4585" w:type="dxa"/>
+            <w:vAlign w:val="center"/>
+          </w:tcPr>
+          <w:p>
+            <w:pPr>
+              <w:spacing w:line="360" w:lineRule="auto"/>
+              <w:jc w:val="both"/>
+              <w:rPr>
+                <w:rFonts w:ascii="Times New Roman" w:hAnsi="Times New Roman" w:cs="Times New Roman"/>
+                <w:szCs w:val="20"/>
+              </w:rPr>
+            </w:pPr>
+            <w:r>
+              <w:rPr>
+                <w:rFonts w:ascii="Times New Roman" w:hAnsi="Times New Roman" w:cs="Times New Roman"/>
+                <w:szCs w:val="20"/>
+              </w:rPr>
+              <w:t>Must Have</w:t>
+            </w:r>
+          </w:p>
+        </w:tc>
+      </w:tr>
+      <w:tr>
+        <w:trPr>
+          <w:trHeight w:val="302"/>
+        </w:trPr>
+        <w:tc>
+          <w:tcPr>
+            <w:tcW w:w="4585" w:type="dxa"/>
+            <w:vAlign w:val="center"/>
+          </w:tcPr>
+          <w:p>
+            <w:pPr>
+              <w:spacing w:line="360" w:lineRule="auto"/>
+              <w:jc w:val="both"/>
+              <w:rPr>
+                <w:rFonts w:ascii="Times New Roman" w:hAnsi="Times New Roman" w:cs="Times New Roman"/>
+                <w:szCs w:val="20"/>
+              </w:rPr>
+            </w:pPr>
+            <w:r>
+              <w:rPr>
+                <w:rFonts w:ascii="Times New Roman" w:hAnsi="Times New Roman" w:cs="Times New Roman"/>
+                <w:szCs w:val="20"/>
+              </w:rPr>
+              <w:t>Tasks</w:t>
+            </w:r>
+          </w:p>
+        </w:tc>
+        <w:tc>
+          <w:tcPr>
+            <w:tcW w:w="4585" w:type="dxa"/>
+            <w:vAlign w:val="center"/>
+          </w:tcPr>
+          <w:p>
+            <w:pPr>
+              <w:spacing w:line="360" w:lineRule="auto"/>
+              <w:jc w:val="both"/>
+              <w:rPr>
+                <w:rFonts w:ascii="Times New Roman" w:hAnsi="Times New Roman" w:cs="Times New Roman"/>
+                <w:szCs w:val="20"/>
+              </w:rPr>
+            </w:pPr>
+            <w:r>
+              <w:rPr>
+                <w:rFonts w:ascii="Times New Roman" w:hAnsi="Times New Roman" w:cs="Times New Roman"/>
+                <w:szCs w:val="20"/>
+              </w:rPr>
+              <w:t>Implement delete functionality, Display confirmation dialog, Remove selected item from database, Update inventory records, Verify successful deletion.</w:t>
+            </w:r>
+          </w:p>
+        </w:tc>
+      </w:tr>
+      <w:tr>
+        <w:trPr>
+          <w:trHeight w:val="302"/>
+        </w:trPr>
+        <w:tc>
+          <w:tcPr>
+            <w:tcW w:w="4585" w:type="dxa"/>
+            <w:vAlign w:val="center"/>
+          </w:tcPr>
+          <w:p>
+            <w:pPr>
+              <w:spacing w:line="360" w:lineRule="auto"/>
+              <w:jc w:val="both"/>
+              <w:rPr>
+                <w:rFonts w:ascii="Times New Roman" w:hAnsi="Times New Roman" w:cs="Times New Roman"/>
+                <w:szCs w:val="20"/>
+              </w:rPr>
+            </w:pPr>
+            <w:r>
+              <w:rPr>
+                <w:rFonts w:ascii="Times New Roman" w:hAnsi="Times New Roman" w:cs="Times New Roman"/>
+                <w:szCs w:val="20"/>
+              </w:rPr>
+              <w:t>Test Cases</w:t>
+            </w:r>
+          </w:p>
+        </w:tc>
+        <w:tc>
+          <w:tcPr>
+            <w:tcW w:w="4585" w:type="dxa"/>
+            <w:vAlign w:val="center"/>
+          </w:tcPr>
+          <w:p>
+            <w:pPr>
+              <w:spacing w:line="360" w:lineRule="auto"/>
+              <w:jc w:val="both"/>
+              <w:rPr>
+                <w:rFonts w:ascii="Times New Roman" w:hAnsi="Times New Roman" w:cs="Times New Roman"/>
+                <w:szCs w:val="20"/>
+              </w:rPr>
+            </w:pPr>
+          </w:p>
+        </w:tc>
+      </w:tr>
+      <w:tr>
+        <w:trPr>
+          <w:trHeight w:val="302"/>
+        </w:trPr>
+        <w:tc>
+          <w:tcPr>
+            <w:tcW w:w="4585" w:type="dxa"/>
+            <w:vAlign w:val="center"/>
+          </w:tcPr>
+          <w:p>
+            <w:pPr>
+              <w:spacing w:line="360" w:lineRule="auto"/>
+              <w:jc w:val="both"/>
+              <w:rPr>
+                <w:rFonts w:ascii="Times New Roman" w:hAnsi="Times New Roman" w:cs="Times New Roman"/>
+                <w:szCs w:val="20"/>
+              </w:rPr>
+            </w:pPr>
+            <w:r>
+              <w:rPr>
+                <w:rFonts w:ascii="Times New Roman" w:hAnsi="Times New Roman" w:cs="Times New Roman"/>
+                <w:szCs w:val="20"/>
+              </w:rPr>
+              <w:t>User Story 5</w:t>
+            </w:r>
+          </w:p>
+        </w:tc>
+        <w:tc>
+          <w:tcPr>
+            <w:tcW w:w="4585" w:type="dxa"/>
+            <w:vAlign w:val="center"/>
+          </w:tcPr>
+          <w:p>
+            <w:pPr>
+              <w:spacing w:line="360" w:lineRule="auto"/>
+              <w:jc w:val="both"/>
+              <w:rPr>
+                <w:rFonts w:ascii="Times New Roman" w:hAnsi="Times New Roman" w:cs="Times New Roman"/>
+                <w:szCs w:val="20"/>
+              </w:rPr>
+            </w:pPr>
+            <w:r>
+              <w:rPr>
+                <w:rFonts w:ascii="Times New Roman" w:hAnsi="Times New Roman" w:cs="Times New Roman"/>
+                <w:szCs w:val="20"/>
+              </w:rPr>
+              <w:t>As a household user, I want to be able to search and filter food products so I can find specific food items in my stock quickly.</w:t>
+            </w:r>
+          </w:p>
+        </w:tc>
+      </w:tr>
+      <w:tr>
+        <w:trPr>
+          <w:trHeight w:val="302"/>
+        </w:trPr>
+        <w:tc>
+          <w:tcPr>
+            <w:tcW w:w="4585" w:type="dxa"/>
+            <w:vAlign w:val="center"/>
+          </w:tcPr>
+          <w:p>
+            <w:pPr>
+              <w:spacing w:line="360" w:lineRule="auto"/>
+              <w:jc w:val="both"/>
+              <w:rPr>
+                <w:rFonts w:ascii="Times New Roman" w:hAnsi="Times New Roman" w:cs="Times New Roman"/>
+                <w:szCs w:val="20"/>
+              </w:rPr>
+            </w:pPr>
+            <w:r>
+              <w:rPr>
+                <w:rFonts w:ascii="Times New Roman" w:hAnsi="Times New Roman" w:cs="Times New Roman"/>
+                <w:szCs w:val="20"/>
+              </w:rPr>
+              <w:t>Acceptance Criteria</w:t>
+            </w:r>
+          </w:p>
+        </w:tc>
+        <w:tc>
+          <w:tcPr>
+            <w:tcW w:w="4585" w:type="dxa"/>
+            <w:vAlign w:val="center"/>
+          </w:tcPr>
+          <w:p>
+            <w:pPr>
+              <w:spacing w:line="360" w:lineRule="auto"/>
+              <w:jc w:val="both"/>
+              <w:rPr>
+                <w:rFonts w:ascii="Times New Roman" w:hAnsi="Times New Roman" w:cs="Times New Roman"/>
+                <w:szCs w:val="20"/>
+              </w:rPr>
+            </w:pPr>
+            <w:r>
+              <w:rPr>
+                <w:rFonts w:ascii="Times New Roman" w:hAnsi="Times New Roman" w:cs="Times New Roman"/>
+                <w:szCs w:val="20"/>
+              </w:rPr>
+              <w:t>Given that there are different food items in my stock, When I put in my search criteria or run filters, Then the food items corresponding to the criteria will be shown.</w:t>
+            </w:r>
+          </w:p>
+        </w:tc>
+      </w:tr>
+      <w:tr>
+        <w:trPr>
+          <w:trHeight w:val="302"/>
+        </w:trPr>
+        <w:tc>
+          <w:tcPr>
+            <w:tcW w:w="4585" w:type="dxa"/>
+            <w:vAlign w:val="center"/>
+          </w:tcPr>
+          <w:p>
+            <w:pPr>
+              <w:spacing w:line="360" w:lineRule="auto"/>
+              <w:jc w:val="both"/>
+              <w:rPr>
+                <w:rFonts w:ascii="Times New Roman" w:hAnsi="Times New Roman" w:cs="Times New Roman"/>
+                <w:szCs w:val="20"/>
+              </w:rPr>
+            </w:pPr>
+            <w:proofErr w:type="spellStart"/>
+            <w:r>
+              <w:rPr>
+                <w:rFonts w:ascii="Times New Roman" w:hAnsi="Times New Roman" w:cs="Times New Roman"/>
+                <w:szCs w:val="20"/>
+              </w:rPr>
+              <w:t>MoSCoW</w:t>
+            </w:r>
+            <w:proofErr w:type="spellEnd"/>
+          </w:p>
+        </w:tc>
+        <w:tc>
+          <w:tcPr>
+            <w:tcW w:w="4585" w:type="dxa"/>
+            <w:vAlign w:val="center"/>
+          </w:tcPr>
+          <w:p>
+            <w:pPr>
+              <w:spacing w:line="360" w:lineRule="auto"/>
+              <w:jc w:val="both"/>
+              <w:rPr>
+                <w:rFonts w:ascii="Times New Roman" w:hAnsi="Times New Roman" w:cs="Times New Roman"/>
+                <w:szCs w:val="20"/>
+              </w:rPr>
+            </w:pPr>
+            <w:r>
+              <w:rPr>
+                <w:rFonts w:ascii="Times New Roman" w:hAnsi="Times New Roman" w:cs="Times New Roman"/>
+                <w:szCs w:val="20"/>
+              </w:rPr>
+              <w:t>Should Have</w:t>
+            </w:r>
+          </w:p>
+        </w:tc>
+      </w:tr>
+      <w:tr>
+        <w:trPr>
+          <w:trHeight w:val="302"/>
+        </w:trPr>
+        <w:tc>
+          <w:tcPr>
+            <w:tcW w:w="4585" w:type="dxa"/>
+            <w:vAlign w:val="center"/>
+          </w:tcPr>
+          <w:p>
+            <w:pPr>
+              <w:spacing w:line="360" w:lineRule="auto"/>
+              <w:jc w:val="both"/>
+              <w:rPr>
+                <w:rFonts w:ascii="Times New Roman" w:hAnsi="Times New Roman" w:cs="Times New Roman"/>
+                <w:szCs w:val="20"/>
+              </w:rPr>
+            </w:pPr>
+            <w:r>
+              <w:rPr>
+                <w:rFonts w:ascii="Times New Roman" w:hAnsi="Times New Roman" w:cs="Times New Roman"/>
+                <w:szCs w:val="20"/>
+              </w:rPr>
+              <w:t>Tasks</w:t>
+            </w:r>
+          </w:p>
+        </w:tc>
+        <w:tc>
+          <w:tcPr>
+            <w:tcW w:w="4585" w:type="dxa"/>
+            <w:vAlign w:val="center"/>
+          </w:tcPr>
+          <w:p>
+            <w:pPr>
+              <w:spacing w:line="360" w:lineRule="auto"/>
+              <w:jc w:val="both"/>
+              <w:rPr>
+                <w:rFonts w:ascii="Times New Roman" w:hAnsi="Times New Roman" w:cs="Times New Roman"/>
+                <w:szCs w:val="20"/>
+              </w:rPr>
+            </w:pPr>
+            <w:r>
+              <w:rPr>
+                <w:rFonts w:ascii="Times New Roman" w:hAnsi="Times New Roman" w:cs="Times New Roman"/>
+                <w:szCs w:val="20"/>
+              </w:rPr>
+              <w:t>Implement search functionality, create category filters, Enable expiry-date filtering, Display filtered results, Test search accuracy.</w:t>
+            </w:r>
+          </w:p>
+        </w:tc>
+      </w:tr>
+      <w:tr>
+        <w:trPr>
+          <w:trHeight w:val="302"/>
+        </w:trPr>
+        <w:tc>
+          <w:tcPr>
+            <w:tcW w:w="4585" w:type="dxa"/>
+            <w:vAlign w:val="center"/>
+          </w:tcPr>
+          <w:p>
+            <w:pPr>
+              <w:spacing w:line="360" w:lineRule="auto"/>
+              <w:jc w:val="both"/>
+              <w:rPr>
+                <w:rFonts w:ascii="Times New Roman" w:hAnsi="Times New Roman" w:cs="Times New Roman"/>
+                <w:szCs w:val="20"/>
+              </w:rPr>
+            </w:pPr>
+            <w:r>
+              <w:rPr>
+                <w:rFonts w:ascii="Times New Roman" w:hAnsi="Times New Roman" w:cs="Times New Roman"/>
+                <w:szCs w:val="20"/>
+              </w:rPr>
+              <w:t>Test Cases</w:t>
+            </w:r>
+          </w:p>
+        </w:tc>
+        <w:tc>
+          <w:tcPr>
+            <w:tcW w:w="4585" w:type="dxa"/>
+            <w:vAlign w:val="center"/>
+          </w:tcPr>
+          <w:p>
+            <w:pPr>
+              <w:spacing w:line="360" w:lineRule="auto"/>
+              <w:jc w:val="both"/>
+              <w:rPr>
+                <w:rFonts w:ascii="Times New Roman" w:hAnsi="Times New Roman" w:cs="Times New Roman"/>
+                <w:szCs w:val="20"/>
+              </w:rPr>
+            </w:pPr>
+          </w:p>
+        </w:tc>
+      </w:tr>
+    </w:tbl>
     <w:p>
       <w:pPr>
         <w:spacing w:line="360" w:lineRule="auto"/>

--- a/Task2 Assignment1.docx
+++ b/Task2 Assignment1.docx
@@ -396,18 +396,8 @@
                 <w:sz w:val="16"/>
                 <w:szCs w:val="16"/>
               </w:rPr>
-              <w:t xml:space="preserve">Rohit </w:t>
-            </w:r>
-            <w:proofErr w:type="spellStart"/>
-            <w:r>
-              <w:rPr>
-                <w:rFonts w:eastAsia="Calibri"/>
-                <w:sz w:val="16"/>
-                <w:szCs w:val="16"/>
-              </w:rPr>
-              <w:t>Gurdhami</w:t>
-            </w:r>
-            <w:proofErr w:type="spellEnd"/>
+              <w:t>Rohit Gurdhami</w:t>
+            </w:r>
           </w:p>
         </w:tc>
         <w:tc>
@@ -475,34 +465,14 @@
                 <w:szCs w:val="16"/>
               </w:rPr>
             </w:pPr>
-            <w:proofErr w:type="spellStart"/>
             <w:r>
               <w:rPr>
                 <w:rFonts w:eastAsia="Calibri"/>
                 <w:sz w:val="16"/>
                 <w:szCs w:val="16"/>
               </w:rPr>
-              <w:t>Buddhiman</w:t>
-            </w:r>
-            <w:proofErr w:type="spellEnd"/>
-            <w:r>
-              <w:rPr>
-                <w:rFonts w:eastAsia="Calibri"/>
-                <w:sz w:val="16"/>
-                <w:szCs w:val="16"/>
-              </w:rPr>
-              <w:t xml:space="preserve"> </w:t>
-            </w:r>
-            <w:proofErr w:type="gramStart"/>
-            <w:r>
-              <w:rPr>
-                <w:rFonts w:eastAsia="Calibri"/>
-                <w:sz w:val="16"/>
-                <w:szCs w:val="16"/>
-              </w:rPr>
-              <w:t>B.K</w:t>
-            </w:r>
-            <w:proofErr w:type="gramEnd"/>
+              <w:t>Buddhiman B.K</w:t>
+            </w:r>
           </w:p>
         </w:tc>
         <w:tc>
@@ -1003,18 +973,8 @@
                 <w:sz w:val="16"/>
                 <w:szCs w:val="16"/>
               </w:rPr>
-              <w:t xml:space="preserve">Sudeep Lal </w:t>
-            </w:r>
-            <w:proofErr w:type="spellStart"/>
-            <w:r>
-              <w:rPr>
-                <w:rFonts w:eastAsia="Calibri"/>
-                <w:sz w:val="16"/>
-                <w:szCs w:val="16"/>
-              </w:rPr>
-              <w:t>Bajimaya</w:t>
-            </w:r>
-            <w:proofErr w:type="spellEnd"/>
+              <w:t>Sudeep Lal Bajimaya</w:t>
+            </w:r>
           </w:p>
         </w:tc>
         <w:tc>
@@ -2290,7 +2250,6 @@
                 <w:szCs w:val="16"/>
               </w:rPr>
             </w:pPr>
-            <w:proofErr w:type="gramStart"/>
             <w:r>
               <w:rPr>
                 <w:rFonts w:eastAsia="Calibri"/>
@@ -2298,17 +2257,7 @@
                 <w:sz w:val="16"/>
                 <w:szCs w:val="16"/>
               </w:rPr>
-              <w:t>Student</w:t>
-            </w:r>
-            <w:proofErr w:type="gramEnd"/>
-            <w:r>
-              <w:rPr>
-                <w:rFonts w:eastAsia="Calibri"/>
-                <w:b/>
-                <w:sz w:val="16"/>
-                <w:szCs w:val="16"/>
-              </w:rPr>
-              <w:t xml:space="preserve"> acknowledge feedback/comments</w:t>
+              <w:t>Student acknowledge feedback/comments</w:t>
             </w:r>
           </w:p>
         </w:tc>
@@ -2554,25 +2503,7 @@
           <w:sz w:val="16"/>
           <w:szCs w:val="16"/>
         </w:rPr>
-        <w:t xml:space="preserve">If the Turnitin report is required, students </w:t>
-      </w:r>
-      <w:proofErr w:type="gramStart"/>
-      <w:r>
-        <w:rPr>
-          <w:rFonts w:eastAsia="Calibri"/>
-          <w:sz w:val="16"/>
-          <w:szCs w:val="16"/>
-        </w:rPr>
-        <w:t>have to</w:t>
-      </w:r>
-      <w:proofErr w:type="gramEnd"/>
-      <w:r>
-        <w:rPr>
-          <w:rFonts w:eastAsia="Calibri"/>
-          <w:sz w:val="16"/>
-          <w:szCs w:val="16"/>
-        </w:rPr>
-        <w:t xml:space="preserve"> submit it with the assignment. However, departments may allow students up to </w:t>
+        <w:t xml:space="preserve">If the Turnitin report is required, students have to submit it with the assignment. However, departments may allow students up to </w:t>
       </w:r>
       <w:r>
         <w:rPr>
@@ -7223,25 +7154,7 @@
           <w:szCs w:val="24"/>
           <w:lang w:val="en-US"/>
         </w:rPr>
-        <w:t xml:space="preserve">. Meanwhile, both individuals and communities stand to gain from food sharing and responsible consumption that are facilitated by appropriate mechanisms. </w:t>
-      </w:r>
-      <w:proofErr w:type="spellStart"/>
-      <w:r>
-        <w:rPr>
-          <w:rFonts w:ascii="Times New Roman" w:hAnsi="Times New Roman" w:cs="Times New Roman"/>
-          <w:szCs w:val="24"/>
-          <w:lang w:val="en-US"/>
-        </w:rPr>
-        <w:t>SaveBite</w:t>
-      </w:r>
-      <w:proofErr w:type="spellEnd"/>
-      <w:r>
-        <w:rPr>
-          <w:rFonts w:ascii="Times New Roman" w:hAnsi="Times New Roman" w:cs="Times New Roman"/>
-          <w:szCs w:val="24"/>
-          <w:lang w:val="en-US"/>
-        </w:rPr>
-        <w:t xml:space="preserve"> is a clever food waste reduction app which offers households the possibility to effectively handle their food inventories, keep track of food expiration dates, plan their meals, get reminders in time, and in an easy way, carry out food donations. Encouraging users to adopt sustainable consumption patterns is the main goal of the tool as it gives information on food usage and helps to reduce spontaneous wastage.</w:t>
+        <w:t>. Meanwhile, both individuals and communities stand to gain from food sharing and responsible consumption that are facilitated by appropriate mechanisms. SaveBite is a clever food waste reduction app which offers households the possibility to effectively handle their food inventories, keep track of food expiration dates, plan their meals, get reminders in time, and in an easy way, carry out food donations. Encouraging users to adopt sustainable consumption patterns is the main goal of the tool as it gives information on food usage and helps to reduce spontaneous wastage.</w:t>
       </w:r>
     </w:p>
     <w:p>
@@ -7258,23 +7171,7 @@
           <w:rFonts w:ascii="Times New Roman" w:hAnsi="Times New Roman" w:cs="Times New Roman"/>
           <w:szCs w:val="24"/>
         </w:rPr>
-        <w:t xml:space="preserve">Besides that, the app is equipped with built-in privacy and security features to keep users' data safe. In this article, we are publishing both the requirements specification and design specification documents of the </w:t>
-      </w:r>
-      <w:proofErr w:type="spellStart"/>
-      <w:r>
-        <w:rPr>
-          <w:rFonts w:ascii="Times New Roman" w:hAnsi="Times New Roman" w:cs="Times New Roman"/>
-          <w:szCs w:val="24"/>
-        </w:rPr>
-        <w:t>SaveBite</w:t>
-      </w:r>
-      <w:proofErr w:type="spellEnd"/>
-      <w:r>
-        <w:rPr>
-          <w:rFonts w:ascii="Times New Roman" w:hAnsi="Times New Roman" w:cs="Times New Roman"/>
-          <w:szCs w:val="24"/>
-        </w:rPr>
-        <w:t xml:space="preserve"> system.</w:t>
+        <w:t>Besides that, the app is equipped with built-in privacy and security features to keep users' data safe. In this article, we are publishing both the requirements specification and design specification documents of the SaveBite system.</w:t>
       </w:r>
     </w:p>
     <w:p>
@@ -7305,23 +7202,7 @@
           <w:rFonts w:ascii="Times New Roman" w:hAnsi="Times New Roman" w:cs="Times New Roman"/>
           <w:szCs w:val="24"/>
         </w:rPr>
-        <w:t xml:space="preserve">However, the design document offers a comprehensive system architecture, the database schema, the site layout, and user interface design wireframes that will help a great deal during the system development phase. Due to iterative and incremental software development methods, </w:t>
-      </w:r>
-      <w:proofErr w:type="spellStart"/>
-      <w:r>
-        <w:rPr>
-          <w:rFonts w:ascii="Times New Roman" w:hAnsi="Times New Roman" w:cs="Times New Roman"/>
-          <w:szCs w:val="24"/>
-        </w:rPr>
-        <w:t>SaveBite</w:t>
-      </w:r>
-      <w:proofErr w:type="spellEnd"/>
-      <w:r>
-        <w:rPr>
-          <w:rFonts w:ascii="Times New Roman" w:hAnsi="Times New Roman" w:cs="Times New Roman"/>
-          <w:szCs w:val="24"/>
-        </w:rPr>
-        <w:t xml:space="preserve"> will be a reliable, user-friendly, and scalable software as Food Sustainability Promotion and Better Home Food Management is the two main targets of it.</w:t>
+        <w:t>However, the design document offers a comprehensive system architecture, the database schema, the site layout, and user interface design wireframes that will help a great deal during the system development phase. Due to iterative and incremental software development methods, SaveBite will be a reliable, user-friendly, and scalable software as Food Sustainability Promotion and Better Home Food Management is the two main targets of it.</w:t>
       </w:r>
     </w:p>
     <w:p>
@@ -7364,39 +7245,7 @@
           <w:rFonts w:ascii="Times New Roman" w:hAnsi="Times New Roman" w:cs="Times New Roman"/>
           <w:szCs w:val="24"/>
         </w:rPr>
-        <w:t xml:space="preserve">This document purpose is mainly to research into the requirements and design specifications of the </w:t>
-      </w:r>
-      <w:proofErr w:type="spellStart"/>
-      <w:r>
-        <w:rPr>
-          <w:rFonts w:ascii="Times New Roman" w:hAnsi="Times New Roman" w:cs="Times New Roman"/>
-          <w:szCs w:val="24"/>
-        </w:rPr>
-        <w:t>SaveBite</w:t>
-      </w:r>
-      <w:proofErr w:type="spellEnd"/>
-      <w:r>
-        <w:rPr>
-          <w:rFonts w:ascii="Times New Roman" w:hAnsi="Times New Roman" w:cs="Times New Roman"/>
-          <w:szCs w:val="24"/>
-        </w:rPr>
-        <w:t xml:space="preserve"> app, which is a smart system for reducing food waste that can households in food management. </w:t>
-      </w:r>
-      <w:proofErr w:type="spellStart"/>
-      <w:r>
-        <w:rPr>
-          <w:rFonts w:ascii="Times New Roman" w:hAnsi="Times New Roman" w:cs="Times New Roman"/>
-          <w:szCs w:val="24"/>
-        </w:rPr>
-        <w:t>SaveBite</w:t>
-      </w:r>
-      <w:proofErr w:type="spellEnd"/>
-      <w:r>
-        <w:rPr>
-          <w:rFonts w:ascii="Times New Roman" w:hAnsi="Times New Roman" w:cs="Times New Roman"/>
-          <w:szCs w:val="24"/>
-        </w:rPr>
-        <w:t xml:space="preserve"> app is a smart system for reducing food wastage which is designed to help households in food management, minimizing food wastage, enabling food donation and contributing to sustainable consumption practices. It's a specification that documents the system both functional and non-functional requirements and model them through epics, user stories, acceptance criteria, and tasks.</w:t>
+        <w:t>This document purpose is mainly to research into the requirements and design specifications of the SaveBite app, which is a smart system for reducing food waste that can households in food management. SaveBite app is a smart system for reducing food wastage which is designed to help households in food management, minimizing food wastage, enabling food donation and contributing to sustainable consumption practices. It's a specification that documents the system both functional and non-functional requirements and model them through epics, user stories, acceptance criteria, and tasks.</w:t>
       </w:r>
       <w:r>
         <w:rPr>
@@ -7410,23 +7259,7 @@
           <w:rFonts w:ascii="Times New Roman" w:hAnsi="Times New Roman" w:cs="Times New Roman"/>
           <w:szCs w:val="24"/>
         </w:rPr>
-        <w:t xml:space="preserve">he requirements of the system will be used as a specification for system development. This design specification shows the system overall architecture, major components, database design, site map, and user interface wireframes. Besides, this document will allow easy communication among stakeholders' developers' designers, and testers which in turn will reduce the risk of misunderstanding during development and at the same time will provide a basis for the successful implementation testing deployment, and maintenance of the </w:t>
-      </w:r>
-      <w:proofErr w:type="spellStart"/>
-      <w:r>
-        <w:rPr>
-          <w:rFonts w:ascii="Times New Roman" w:hAnsi="Times New Roman" w:cs="Times New Roman"/>
-          <w:szCs w:val="24"/>
-        </w:rPr>
-        <w:t>SaveBite</w:t>
-      </w:r>
-      <w:proofErr w:type="spellEnd"/>
-      <w:r>
-        <w:rPr>
-          <w:rFonts w:ascii="Times New Roman" w:hAnsi="Times New Roman" w:cs="Times New Roman"/>
-          <w:szCs w:val="24"/>
-        </w:rPr>
-        <w:t xml:space="preserve"> application.</w:t>
+        <w:t>he requirements of the system will be used as a specification for system development. This design specification shows the system overall architecture, major components, database design, site map, and user interface wireframes. Besides, this document will allow easy communication among stakeholders' developers' designers, and testers which in turn will reduce the risk of misunderstanding during development and at the same time will provide a basis for the successful implementation testing deployment, and maintenance of the SaveBite application.</w:t>
       </w:r>
     </w:p>
     <w:p>
@@ -7467,39 +7300,7 @@
           <w:rFonts w:ascii="Times New Roman" w:hAnsi="Times New Roman" w:cs="Times New Roman"/>
           <w:szCs w:val="24"/>
         </w:rPr>
-        <w:t xml:space="preserve">This document purpose is mainly to research into the requirements and design specifications of the </w:t>
-      </w:r>
-      <w:proofErr w:type="spellStart"/>
-      <w:r>
-        <w:rPr>
-          <w:rFonts w:ascii="Times New Roman" w:hAnsi="Times New Roman" w:cs="Times New Roman"/>
-          <w:szCs w:val="24"/>
-        </w:rPr>
-        <w:t>SaveBite</w:t>
-      </w:r>
-      <w:proofErr w:type="spellEnd"/>
-      <w:r>
-        <w:rPr>
-          <w:rFonts w:ascii="Times New Roman" w:hAnsi="Times New Roman" w:cs="Times New Roman"/>
-          <w:szCs w:val="24"/>
-        </w:rPr>
-        <w:t xml:space="preserve"> app, which is a smart system for reducing food waste that can households in food management. </w:t>
-      </w:r>
-      <w:proofErr w:type="spellStart"/>
-      <w:r>
-        <w:rPr>
-          <w:rFonts w:ascii="Times New Roman" w:hAnsi="Times New Roman" w:cs="Times New Roman"/>
-          <w:szCs w:val="24"/>
-        </w:rPr>
-        <w:t>SaveBite</w:t>
-      </w:r>
-      <w:proofErr w:type="spellEnd"/>
-      <w:r>
-        <w:rPr>
-          <w:rFonts w:ascii="Times New Roman" w:hAnsi="Times New Roman" w:cs="Times New Roman"/>
-          <w:szCs w:val="24"/>
-        </w:rPr>
-        <w:t xml:space="preserve"> app is a smart system for reducing food wastage which is designed to help households in food management, minimizing food wastage, enabling food donation and contributing to sustainable consumption practices. It's a specification that documents the system both functional and non-functional requirements and model them through epics, user stories, acceptance criteria, and tasks.</w:t>
+        <w:t>This document purpose is mainly to research into the requirements and design specifications of the SaveBite app, which is a smart system for reducing food waste that can households in food management. SaveBite app is a smart system for reducing food wastage which is designed to help households in food management, minimizing food wastage, enabling food donation and contributing to sustainable consumption practices. It's a specification that documents the system both functional and non-functional requirements and model them through epics, user stories, acceptance criteria, and tasks.</w:t>
       </w:r>
       <w:r>
         <w:rPr>
@@ -7513,23 +7314,7 @@
           <w:rFonts w:ascii="Times New Roman" w:hAnsi="Times New Roman" w:cs="Times New Roman"/>
           <w:szCs w:val="24"/>
         </w:rPr>
-        <w:t xml:space="preserve">he requirements of the system will be used as a specification for system development. This design specification shows the system overall architecture, major components, database design, site map, and user interface wireframes. Besides, this document will allow easy communication among stakeholders' developers' designers, and testers which in turn will reduce the risk of misunderstanding during development and at the same time will provide a basis for the successful implementation testing deployment, and maintenance of the </w:t>
-      </w:r>
-      <w:proofErr w:type="spellStart"/>
-      <w:r>
-        <w:rPr>
-          <w:rFonts w:ascii="Times New Roman" w:hAnsi="Times New Roman" w:cs="Times New Roman"/>
-          <w:szCs w:val="24"/>
-        </w:rPr>
-        <w:t>SaveBite</w:t>
-      </w:r>
-      <w:proofErr w:type="spellEnd"/>
-      <w:r>
-        <w:rPr>
-          <w:rFonts w:ascii="Times New Roman" w:hAnsi="Times New Roman" w:cs="Times New Roman"/>
-          <w:szCs w:val="24"/>
-        </w:rPr>
-        <w:t xml:space="preserve"> application.</w:t>
+        <w:t>he requirements of the system will be used as a specification for system development. This design specification shows the system overall architecture, major components, database design, site map, and user interface wireframes. Besides, this document will allow easy communication among stakeholders' developers' designers, and testers which in turn will reduce the risk of misunderstanding during development and at the same time will provide a basis for the successful implementation testing deployment, and maintenance of the SaveBite application.</w:t>
       </w:r>
     </w:p>
     <w:p>
@@ -7567,21 +7352,12 @@
           <w:szCs w:val="20"/>
         </w:rPr>
       </w:pPr>
-      <w:proofErr w:type="spellStart"/>
       <w:r>
         <w:rPr>
           <w:rFonts w:ascii="Times New Roman" w:hAnsi="Times New Roman" w:cs="Times New Roman"/>
           <w:szCs w:val="20"/>
         </w:rPr>
-        <w:t>SaveBite</w:t>
-      </w:r>
-      <w:proofErr w:type="spellEnd"/>
-      <w:r>
-        <w:rPr>
-          <w:rFonts w:ascii="Times New Roman" w:hAnsi="Times New Roman" w:cs="Times New Roman"/>
-          <w:szCs w:val="20"/>
-        </w:rPr>
-        <w:t xml:space="preserve"> is an intelligent application for reducing food wastage that helps families organizing their food stocks and motivates them to behave in a more food consumption responsible way. The main objective of the app is to provide users with the means for food-surveillance, expiry alerts, weekly meal planning, donation facilitation that in total lead to less throwing away of 'good food’. The platform offers household users the possibility to register and set their privacy preferences, input and update their food stocks, explore food stocks offered by other users, get food-saving activities stats, get important alerts, and prepare meal plans for the week based on food items at hand. </w:t>
+        <w:t xml:space="preserve">SaveBite is an intelligent application for reducing food wastage that helps families organizing their food stocks and motivates them to behave in a more food consumption responsible way. The main objective of the app is to provide users with the means for food-surveillance, expiry alerts, weekly meal planning, donation facilitation that in total lead to less throwing away of 'good food’. The platform offers household users the possibility to register and set their privacy preferences, input and update their food stocks, explore food stocks offered by other users, get food-saving activities stats, get important alerts, and prepare meal plans for the week based on food items at hand. </w:t>
       </w:r>
     </w:p>
     <w:p>
@@ -7598,23 +7374,7 @@
           <w:rFonts w:ascii="Times New Roman" w:hAnsi="Times New Roman" w:cs="Times New Roman"/>
           <w:szCs w:val="20"/>
         </w:rPr>
-        <w:t xml:space="preserve">With these features on one platform, </w:t>
-      </w:r>
-      <w:proofErr w:type="spellStart"/>
-      <w:r>
-        <w:rPr>
-          <w:rFonts w:ascii="Times New Roman" w:hAnsi="Times New Roman" w:cs="Times New Roman"/>
-          <w:szCs w:val="20"/>
-        </w:rPr>
-        <w:t>SaveBite</w:t>
-      </w:r>
-      <w:proofErr w:type="spellEnd"/>
-      <w:r>
-        <w:rPr>
-          <w:rFonts w:ascii="Times New Roman" w:hAnsi="Times New Roman" w:cs="Times New Roman"/>
-          <w:szCs w:val="20"/>
-        </w:rPr>
-        <w:t xml:space="preserve"> not only helps in sustainable living but also shapes good practices in household food management. The app shall be a simple and safe platform where users can decide wisely on food consumption and distribution through its expiry alert, donation handling, food analytics, and meal planning features. </w:t>
+        <w:t xml:space="preserve">With these features on one platform, SaveBite not only helps in sustainable living but also shapes good practices in household food management. The app shall be a simple and safe platform where users can decide wisely on food consumption and distribution through its expiry alert, donation handling, food analytics, and meal planning features. </w:t>
       </w:r>
     </w:p>
     <w:p>
@@ -7626,37 +7386,12 @@
           <w:szCs w:val="20"/>
         </w:rPr>
       </w:pPr>
-      <w:proofErr w:type="spellStart"/>
       <w:r>
         <w:rPr>
           <w:rFonts w:ascii="Times New Roman" w:hAnsi="Times New Roman" w:cs="Times New Roman"/>
           <w:szCs w:val="20"/>
         </w:rPr>
-        <w:t>SaveBite's</w:t>
-      </w:r>
-      <w:proofErr w:type="spellEnd"/>
-      <w:r>
-        <w:rPr>
-          <w:rFonts w:ascii="Times New Roman" w:hAnsi="Times New Roman" w:cs="Times New Roman"/>
-          <w:szCs w:val="20"/>
-        </w:rPr>
-        <w:t xml:space="preserve"> goal is to help reduce food wastage, thereby making a positive impact on the environment and community. To sum up, </w:t>
-      </w:r>
-      <w:proofErr w:type="spellStart"/>
-      <w:r>
-        <w:rPr>
-          <w:rFonts w:ascii="Times New Roman" w:hAnsi="Times New Roman" w:cs="Times New Roman"/>
-          <w:szCs w:val="20"/>
-        </w:rPr>
-        <w:t>SaveBite</w:t>
-      </w:r>
-      <w:proofErr w:type="spellEnd"/>
-      <w:r>
-        <w:rPr>
-          <w:rFonts w:ascii="Times New Roman" w:hAnsi="Times New Roman" w:cs="Times New Roman"/>
-          <w:szCs w:val="20"/>
-        </w:rPr>
-        <w:t xml:space="preserve"> is a great way of managing food inventory paired with a reminder system, food-sharing features, and food waste reduction through data analytics.</w:t>
+        <w:t>SaveBite's goal is to help reduce food wastage, thereby making a positive impact on the environment and community. To sum up, SaveBite is a great way of managing food inventory paired with a reminder system, food-sharing features, and food waste reduction through data analytics.</w:t>
       </w:r>
     </w:p>
     <w:p>
@@ -7694,21 +7429,12 @@
           <w:szCs w:val="20"/>
         </w:rPr>
       </w:pPr>
-      <w:proofErr w:type="spellStart"/>
       <w:r>
         <w:rPr>
           <w:rFonts w:ascii="Times New Roman" w:hAnsi="Times New Roman" w:cs="Times New Roman"/>
           <w:szCs w:val="20"/>
         </w:rPr>
-        <w:t>SaveBite</w:t>
-      </w:r>
-      <w:proofErr w:type="spellEnd"/>
-      <w:r>
-        <w:rPr>
-          <w:rFonts w:ascii="Times New Roman" w:hAnsi="Times New Roman" w:cs="Times New Roman"/>
-          <w:szCs w:val="20"/>
-        </w:rPr>
-        <w:t xml:space="preserve"> is a project dedicated to creating a smart application that will guide households to efficiently reduce food wastage by keeping track of their food inventory and implementing sustainable food consumption behaviours. The prime objective of the platform is to decrease food wastage by providing users with tools like inventory tracking, meal planning, food donation, and user engagement. With the app, users can sign up as well as change their privacy settings, so making it possible to create an account and set up security</w:t>
+        <w:t>SaveBite is a project dedicated to creating a smart application that will guide households to efficiently reduce food wastage by keeping track of their food inventory and implementing sustainable food consumption behaviours. The prime objective of the platform is to decrease food wastage by providing users with tools like inventory tracking, meal planning, food donation, and user engagement. With the app, users can sign up as well as change their privacy settings, so making it possible to create an account and set up security</w:t>
       </w:r>
       <w:r>
         <w:t xml:space="preserve"> </w:t>
@@ -7742,23 +7468,7 @@
           <w:rFonts w:ascii="Times New Roman" w:hAnsi="Times New Roman" w:cs="Times New Roman"/>
           <w:szCs w:val="20"/>
         </w:rPr>
-        <w:t xml:space="preserve">Users can control their food stock by adding modifying deleting, and sorting food items by categories, quantities, and expiry dates. Also, the system gives users the opportunity to look at the list of food items and turn the surplus food into donation ads that can be shared with others. And </w:t>
-      </w:r>
-      <w:proofErr w:type="spellStart"/>
-      <w:r>
-        <w:rPr>
-          <w:rFonts w:ascii="Times New Roman" w:hAnsi="Times New Roman" w:cs="Times New Roman"/>
-          <w:szCs w:val="20"/>
-        </w:rPr>
-        <w:t>SaveBite</w:t>
-      </w:r>
-      <w:proofErr w:type="spellEnd"/>
-      <w:r>
-        <w:rPr>
-          <w:rFonts w:ascii="Times New Roman" w:hAnsi="Times New Roman" w:cs="Times New Roman"/>
-          <w:szCs w:val="20"/>
-        </w:rPr>
-        <w:t xml:space="preserve"> supplies food analytics that show graphs and progress bars to motivate responsible food consumption. The notification system sends reminders based on expiry dates, donation updates, meal schedules, and account-related activities. Users can create plans for weekly meals from the ingredients at hand to maximize food usage and minimize waste.</w:t>
+        <w:t>Users can control their food stock by adding modifying deleting, and sorting food items by categories, quantities, and expiry dates. Also, the system gives users the opportunity to look at the list of food items and turn the surplus food into donation ads that can be shared with others. And SaveBite supplies food analytics that show graphs and progress bars to motivate responsible food consumption. The notification system sends reminders based on expiry dates, donation updates, meal schedules, and account-related activities. Users can create plans for weekly meals from the ingredients at hand to maximize food usage and minimize waste.</w:t>
       </w:r>
     </w:p>
     <w:p>
@@ -7818,23 +7528,7 @@
           <w:rFonts w:ascii="Times New Roman" w:hAnsi="Times New Roman" w:cs="Times New Roman"/>
           <w:szCs w:val="20"/>
         </w:rPr>
-        <w:t xml:space="preserve">The </w:t>
-      </w:r>
-      <w:proofErr w:type="spellStart"/>
-      <w:r>
-        <w:rPr>
-          <w:rFonts w:ascii="Times New Roman" w:hAnsi="Times New Roman" w:cs="Times New Roman"/>
-          <w:szCs w:val="20"/>
-        </w:rPr>
-        <w:t>SaveBite</w:t>
-      </w:r>
-      <w:proofErr w:type="spellEnd"/>
-      <w:r>
-        <w:rPr>
-          <w:rFonts w:ascii="Times New Roman" w:hAnsi="Times New Roman" w:cs="Times New Roman"/>
-          <w:szCs w:val="20"/>
-        </w:rPr>
-        <w:t xml:space="preserve"> app is mainly for the Malaysian households’ users like homemakers, working adults, families, and university students who do the buying, storing, and consuming food. These users want an easy and effective tool to help them manage their food stocks, keep track of expiration dates, arrange meals, and minimize food wastage. Those who are registered can use the system to note down and categorize food items, get alerts about the products that are going to expire soon, make meal plans for a week, keep an eye on your food saving efforts through the reports, and get involved in food donation events. With these options users can decide wisely on their food consumption and support responsible food management practices.</w:t>
+        <w:t>The SaveBite app is mainly for the Malaysian households’ users like homemakers, working adults, families, and university students who do the buying, storing, and consuming food. These users want an easy and effective tool to help them manage their food stocks, keep track of expiration dates, arrange meals, and minimize food wastage. Those who are registered can use the system to note down and categorize food items, get alerts about the products that are going to expire soon, make meal plans for a week, keep an eye on your food saving efforts through the reports, and get involved in food donation events. With these options users can decide wisely on their food consumption and support responsible food management practices.</w:t>
       </w:r>
     </w:p>
     <w:p>
@@ -7851,39 +7545,7 @@
           <w:rFonts w:ascii="Times New Roman" w:hAnsi="Times New Roman" w:cs="Times New Roman"/>
           <w:szCs w:val="20"/>
         </w:rPr>
-        <w:t xml:space="preserve">Besides the households’ users, </w:t>
-      </w:r>
-      <w:proofErr w:type="spellStart"/>
-      <w:r>
-        <w:rPr>
-          <w:rFonts w:ascii="Times New Roman" w:hAnsi="Times New Roman" w:cs="Times New Roman"/>
-          <w:szCs w:val="20"/>
-        </w:rPr>
-        <w:t>SaveBite</w:t>
-      </w:r>
-      <w:proofErr w:type="spellEnd"/>
-      <w:r>
-        <w:rPr>
-          <w:rFonts w:ascii="Times New Roman" w:hAnsi="Times New Roman" w:cs="Times New Roman"/>
-          <w:szCs w:val="20"/>
-        </w:rPr>
-        <w:t xml:space="preserve"> also caters to other users like community members, charitable organizations, and food banks which can be the recipients of surplus food donated through the platform. Besides allowing food sharing and influencing sustainable consumption habits, the system is also intended to promote community involvement and lessen the environmental effects of food waste. In short, </w:t>
-      </w:r>
-      <w:proofErr w:type="spellStart"/>
-      <w:r>
-        <w:rPr>
-          <w:rFonts w:ascii="Times New Roman" w:hAnsi="Times New Roman" w:cs="Times New Roman"/>
-          <w:szCs w:val="20"/>
-        </w:rPr>
-        <w:t>SaveBite</w:t>
-      </w:r>
-      <w:proofErr w:type="spellEnd"/>
-      <w:r>
-        <w:rPr>
-          <w:rFonts w:ascii="Times New Roman" w:hAnsi="Times New Roman" w:cs="Times New Roman"/>
-          <w:szCs w:val="20"/>
-        </w:rPr>
-        <w:t xml:space="preserve"> supports both households and communities by offering them an easy-to-use platform that encourages the effective management of food, food sharing, and eco-friendly living habits.</w:t>
+        <w:t>Besides the households’ users, SaveBite also caters to other users like community members, charitable organizations, and food banks which can be the recipients of surplus food donated through the platform. Besides allowing food sharing and influencing sustainable consumption habits, the system is also intended to promote community involvement and lessen the environmental effects of food waste. In short, SaveBite supports both households and communities by offering them an easy-to-use platform that encourages the effective management of food, food sharing, and eco-friendly living habits.</w:t>
       </w:r>
     </w:p>
     <w:p>
@@ -7952,23 +7614,7 @@
           <w:rFonts w:ascii="Times New Roman" w:hAnsi="Times New Roman" w:cs="Times New Roman"/>
           <w:szCs w:val="20"/>
         </w:rPr>
-        <w:t xml:space="preserve">This module enables users to securely set up, log in to, and handle their </w:t>
-      </w:r>
-      <w:proofErr w:type="spellStart"/>
-      <w:r>
-        <w:rPr>
-          <w:rFonts w:ascii="Times New Roman" w:hAnsi="Times New Roman" w:cs="Times New Roman"/>
-          <w:szCs w:val="20"/>
-        </w:rPr>
-        <w:t>SaveBite</w:t>
-      </w:r>
-      <w:proofErr w:type="spellEnd"/>
-      <w:r>
-        <w:rPr>
-          <w:rFonts w:ascii="Times New Roman" w:hAnsi="Times New Roman" w:cs="Times New Roman"/>
-          <w:szCs w:val="20"/>
-        </w:rPr>
-        <w:t xml:space="preserve"> accounts. It comprises account sign-up, user login, profile management, and password retrieval. All these features together promise a safe and tailor-made access to the system.</w:t>
+        <w:t>This module enables users to securely set up, log in to, and handle their SaveBite accounts. It comprises account sign-up, user login, profile management, and password retrieval. All these features together promise a safe and tailor-made access to the system.</w:t>
       </w:r>
     </w:p>
     <w:p>
@@ -8566,23 +8212,7 @@
           <w:rFonts w:ascii="Times New Roman" w:hAnsi="Times New Roman" w:cs="Times New Roman"/>
           <w:szCs w:val="20"/>
         </w:rPr>
-        <w:t xml:space="preserve">These functionalities ensure secure access to the </w:t>
-      </w:r>
-      <w:proofErr w:type="spellStart"/>
-      <w:r>
-        <w:rPr>
-          <w:rFonts w:ascii="Times New Roman" w:hAnsi="Times New Roman" w:cs="Times New Roman"/>
-          <w:szCs w:val="20"/>
-        </w:rPr>
-        <w:t>SaveBite</w:t>
-      </w:r>
-      <w:proofErr w:type="spellEnd"/>
-      <w:r>
-        <w:rPr>
-          <w:rFonts w:ascii="Times New Roman" w:hAnsi="Times New Roman" w:cs="Times New Roman"/>
-          <w:szCs w:val="20"/>
-        </w:rPr>
-        <w:t xml:space="preserve"> application while providing users with the ability to manage their personal information and preferences effectively.</w:t>
+        <w:t>These functionalities ensure secure access to the SaveBite application while providing users with the ability to manage their personal information and preferences effectively.</w:t>
       </w:r>
     </w:p>
     <w:p>
@@ -9877,25 +9507,7 @@
           <w:rFonts w:ascii="Times New Roman" w:hAnsi="Times New Roman" w:cs="Times New Roman"/>
           <w:szCs w:val="20"/>
         </w:rPr>
-        <w:t xml:space="preserve">Users are able to make donation offers, look at what food is available, and get detailed information before they request or pick up donated </w:t>
-      </w:r>
-      <w:proofErr w:type="spellStart"/>
-      <w:proofErr w:type="gramStart"/>
-      <w:r>
-        <w:rPr>
-          <w:rFonts w:ascii="Times New Roman" w:hAnsi="Times New Roman" w:cs="Times New Roman"/>
-          <w:szCs w:val="20"/>
-        </w:rPr>
-        <w:t>food.With</w:t>
-      </w:r>
-      <w:proofErr w:type="spellEnd"/>
-      <w:proofErr w:type="gramEnd"/>
-      <w:r>
-        <w:rPr>
-          <w:rFonts w:ascii="Times New Roman" w:hAnsi="Times New Roman" w:cs="Times New Roman"/>
-          <w:szCs w:val="20"/>
-        </w:rPr>
-        <w:t xml:space="preserve"> the help of these features users are given a chance to redistribute surplus food in a more effective way, they can also engage in community activities and help reduce food waste by practicing responsible food-sharing manners.</w:t>
+        <w:t>Users are able to make donation offers, look at what food is available, and get detailed information before they request or pick up donated food.With the help of these features users are given a chance to redistribute surplus food in a more effective way, they can also engage in community activities and help reduce food waste by practicing responsible food-sharing manners.</w:t>
       </w:r>
     </w:p>
     <w:p>
@@ -10425,23 +10037,7 @@
                 <w:rFonts w:ascii="Times New Roman" w:hAnsi="Times New Roman" w:cs="Times New Roman"/>
                 <w:szCs w:val="20"/>
               </w:rPr>
-              <w:t xml:space="preserve">The system shall allow users to filter analytical reports based on a selected </w:t>
-            </w:r>
-            <w:proofErr w:type="gramStart"/>
-            <w:r>
-              <w:rPr>
-                <w:rFonts w:ascii="Times New Roman" w:hAnsi="Times New Roman" w:cs="Times New Roman"/>
-                <w:szCs w:val="20"/>
-              </w:rPr>
-              <w:t>time period</w:t>
-            </w:r>
-            <w:proofErr w:type="gramEnd"/>
-            <w:r>
-              <w:rPr>
-                <w:rFonts w:ascii="Times New Roman" w:hAnsi="Times New Roman" w:cs="Times New Roman"/>
-                <w:szCs w:val="20"/>
-              </w:rPr>
-              <w:t>.</w:t>
+              <w:t>The system shall allow users to filter analytical reports based on a selected time period.</w:t>
             </w:r>
           </w:p>
         </w:tc>
@@ -10578,23 +10174,7 @@
           <w:rFonts w:ascii="Times New Roman" w:hAnsi="Times New Roman" w:cs="Times New Roman"/>
           <w:szCs w:val="20"/>
         </w:rPr>
-        <w:t xml:space="preserve">As a result, users </w:t>
-      </w:r>
-      <w:proofErr w:type="gramStart"/>
-      <w:r>
-        <w:rPr>
-          <w:rFonts w:ascii="Times New Roman" w:hAnsi="Times New Roman" w:cs="Times New Roman"/>
-          <w:szCs w:val="20"/>
-        </w:rPr>
-        <w:t>are able to</w:t>
-      </w:r>
-      <w:proofErr w:type="gramEnd"/>
-      <w:r>
-        <w:rPr>
-          <w:rFonts w:ascii="Times New Roman" w:hAnsi="Times New Roman" w:cs="Times New Roman"/>
-          <w:szCs w:val="20"/>
-        </w:rPr>
-        <w:t xml:space="preserve"> keep track of their food management performance, detect consumption patterns and make decisions data says, all of which help in reducing household food wastage and fostering sustainable lifestyles.</w:t>
+        <w:t>As a result, users are able to keep track of their food management performance, detect consumption patterns and make decisions data says, all of which help in reducing household food wastage and fostering sustainable lifestyles.</w:t>
       </w:r>
     </w:p>
     <w:p>
@@ -10971,23 +10551,7 @@
                 <w:rFonts w:ascii="Times New Roman" w:hAnsi="Times New Roman" w:cs="Times New Roman"/>
                 <w:szCs w:val="20"/>
               </w:rPr>
-              <w:t xml:space="preserve">The system shall allow users to view all notifications through a dedicated notification </w:t>
-            </w:r>
-            <w:proofErr w:type="spellStart"/>
-            <w:r>
-              <w:rPr>
-                <w:rFonts w:ascii="Times New Roman" w:hAnsi="Times New Roman" w:cs="Times New Roman"/>
-                <w:szCs w:val="20"/>
-              </w:rPr>
-              <w:t>center</w:t>
-            </w:r>
-            <w:proofErr w:type="spellEnd"/>
-            <w:r>
-              <w:rPr>
-                <w:rFonts w:ascii="Times New Roman" w:hAnsi="Times New Roman" w:cs="Times New Roman"/>
-                <w:szCs w:val="20"/>
-              </w:rPr>
-              <w:t>.</w:t>
+              <w:t>The system shall allow users to view all notifications through a dedicated notification center.</w:t>
             </w:r>
           </w:p>
         </w:tc>
@@ -11990,23 +11554,7 @@
           <w:rFonts w:ascii="Times New Roman" w:hAnsi="Times New Roman" w:cs="Times New Roman"/>
           <w:szCs w:val="20"/>
         </w:rPr>
-        <w:t xml:space="preserve">Non-functional requirements specify the quality features and operating criteria that the </w:t>
-      </w:r>
-      <w:proofErr w:type="spellStart"/>
-      <w:r>
-        <w:rPr>
-          <w:rFonts w:ascii="Times New Roman" w:hAnsi="Times New Roman" w:cs="Times New Roman"/>
-          <w:szCs w:val="20"/>
-        </w:rPr>
-        <w:t>SaveBite</w:t>
-      </w:r>
-      <w:proofErr w:type="spellEnd"/>
-      <w:r>
-        <w:rPr>
-          <w:rFonts w:ascii="Times New Roman" w:hAnsi="Times New Roman" w:cs="Times New Roman"/>
-          <w:szCs w:val="20"/>
-        </w:rPr>
-        <w:t xml:space="preserve"> app should meet. They help to keep the system running efficiently, safe, and dependable for users besides working the functional features of the application.</w:t>
+        <w:t>Non-functional requirements specify the quality features and operating criteria that the SaveBite app should meet. They help to keep the system running efficiently, safe, and dependable for users besides working the functional features of the application.</w:t>
       </w:r>
     </w:p>
     <w:p>
@@ -14931,23 +14479,7 @@
                 <w:rFonts w:ascii="Times New Roman" w:hAnsi="Times New Roman" w:cs="Times New Roman"/>
                 <w:szCs w:val="20"/>
               </w:rPr>
-              <w:t xml:space="preserve">I want to be able to create an account so that I can have access to </w:t>
-            </w:r>
-            <w:proofErr w:type="spellStart"/>
-            <w:r>
-              <w:rPr>
-                <w:rFonts w:ascii="Times New Roman" w:hAnsi="Times New Roman" w:cs="Times New Roman"/>
-                <w:szCs w:val="20"/>
-              </w:rPr>
-              <w:t>SaveBite</w:t>
-            </w:r>
-            <w:proofErr w:type="spellEnd"/>
-            <w:r>
-              <w:rPr>
-                <w:rFonts w:ascii="Times New Roman" w:hAnsi="Times New Roman" w:cs="Times New Roman"/>
-                <w:szCs w:val="20"/>
-              </w:rPr>
-              <w:t xml:space="preserve"> and start organizing my food stock.</w:t>
+              <w:t>I want to be able to create an account so that I can have access to SaveBite and start organizing my food stock.</w:t>
             </w:r>
           </w:p>
         </w:tc>
@@ -15026,7 +14558,6 @@
                 <w:szCs w:val="20"/>
               </w:rPr>
             </w:pPr>
-            <w:proofErr w:type="spellStart"/>
             <w:r>
               <w:rPr>
                 <w:rFonts w:ascii="Times New Roman" w:hAnsi="Times New Roman" w:cs="Times New Roman"/>
@@ -15036,7 +14567,6 @@
               </w:rPr>
               <w:t>MoSCoW</w:t>
             </w:r>
-            <w:proofErr w:type="spellEnd"/>
           </w:p>
         </w:tc>
         <w:tc>
@@ -15296,7 +14826,6 @@
                 <w:szCs w:val="20"/>
               </w:rPr>
             </w:pPr>
-            <w:proofErr w:type="spellStart"/>
             <w:r>
               <w:rPr>
                 <w:rFonts w:ascii="Times New Roman" w:hAnsi="Times New Roman" w:cs="Times New Roman"/>
@@ -15306,7 +14835,6 @@
               </w:rPr>
               <w:t>MoSCoW</w:t>
             </w:r>
-            <w:proofErr w:type="spellEnd"/>
           </w:p>
         </w:tc>
         <w:tc>
@@ -15566,7 +15094,6 @@
                 <w:szCs w:val="20"/>
               </w:rPr>
             </w:pPr>
-            <w:proofErr w:type="spellStart"/>
             <w:r>
               <w:rPr>
                 <w:rFonts w:ascii="Times New Roman" w:hAnsi="Times New Roman" w:cs="Times New Roman"/>
@@ -15576,7 +15103,6 @@
               </w:rPr>
               <w:t>MoSCoW</w:t>
             </w:r>
-            <w:proofErr w:type="spellEnd"/>
           </w:p>
         </w:tc>
         <w:tc>
@@ -15836,7 +15362,6 @@
                 <w:szCs w:val="20"/>
               </w:rPr>
             </w:pPr>
-            <w:proofErr w:type="spellStart"/>
             <w:r>
               <w:rPr>
                 <w:rFonts w:ascii="Times New Roman" w:hAnsi="Times New Roman" w:cs="Times New Roman"/>
@@ -15846,7 +15371,6 @@
               </w:rPr>
               <w:t>MoSCoW</w:t>
             </w:r>
-            <w:proofErr w:type="spellEnd"/>
           </w:p>
         </w:tc>
         <w:tc>
@@ -16106,7 +15630,6 @@
                 <w:szCs w:val="20"/>
               </w:rPr>
             </w:pPr>
-            <w:proofErr w:type="spellStart"/>
             <w:r>
               <w:rPr>
                 <w:rFonts w:ascii="Times New Roman" w:hAnsi="Times New Roman" w:cs="Times New Roman"/>
@@ -16116,7 +15639,6 @@
               </w:rPr>
               <w:t>MoSCoW</w:t>
             </w:r>
-            <w:proofErr w:type="spellEnd"/>
           </w:p>
         </w:tc>
         <w:tc>
@@ -16713,7 +16235,6 @@
                 <w:szCs w:val="20"/>
               </w:rPr>
             </w:pPr>
-            <w:proofErr w:type="spellStart"/>
             <w:r>
               <w:rPr>
                 <w:rFonts w:ascii="Times New Roman" w:hAnsi="Times New Roman" w:cs="Times New Roman"/>
@@ -16723,7 +16244,6 @@
               </w:rPr>
               <w:t>MoSCoW</w:t>
             </w:r>
-            <w:proofErr w:type="spellEnd"/>
           </w:p>
         </w:tc>
         <w:tc>
@@ -16983,7 +16503,6 @@
                 <w:szCs w:val="20"/>
               </w:rPr>
             </w:pPr>
-            <w:proofErr w:type="spellStart"/>
             <w:r>
               <w:rPr>
                 <w:rFonts w:ascii="Times New Roman" w:hAnsi="Times New Roman" w:cs="Times New Roman"/>
@@ -16993,7 +16512,6 @@
               </w:rPr>
               <w:t>MoSCoW</w:t>
             </w:r>
-            <w:proofErr w:type="spellEnd"/>
           </w:p>
         </w:tc>
         <w:tc>
@@ -17253,7 +16771,6 @@
                 <w:szCs w:val="20"/>
               </w:rPr>
             </w:pPr>
-            <w:proofErr w:type="spellStart"/>
             <w:r>
               <w:rPr>
                 <w:rFonts w:ascii="Times New Roman" w:hAnsi="Times New Roman" w:cs="Times New Roman"/>
@@ -17263,7 +16780,6 @@
               </w:rPr>
               <w:t>MoSCoW</w:t>
             </w:r>
-            <w:proofErr w:type="spellEnd"/>
           </w:p>
         </w:tc>
         <w:tc>
@@ -17523,7 +17039,6 @@
                 <w:szCs w:val="20"/>
               </w:rPr>
             </w:pPr>
-            <w:proofErr w:type="spellStart"/>
             <w:r>
               <w:rPr>
                 <w:rFonts w:ascii="Times New Roman" w:hAnsi="Times New Roman" w:cs="Times New Roman"/>
@@ -17533,7 +17048,6 @@
               </w:rPr>
               <w:t>MoSCoW</w:t>
             </w:r>
-            <w:proofErr w:type="spellEnd"/>
           </w:p>
         </w:tc>
         <w:tc>
@@ -17793,7 +17307,6 @@
                 <w:szCs w:val="20"/>
               </w:rPr>
             </w:pPr>
-            <w:proofErr w:type="spellStart"/>
             <w:r>
               <w:rPr>
                 <w:rFonts w:ascii="Times New Roman" w:hAnsi="Times New Roman" w:cs="Times New Roman"/>
@@ -17803,7 +17316,6 @@
               </w:rPr>
               <w:t>MoSCoW</w:t>
             </w:r>
-            <w:proofErr w:type="spellEnd"/>
           </w:p>
         </w:tc>
         <w:tc>
@@ -17979,25 +17491,7 @@
           <w:b/>
           <w:bCs/>
         </w:rPr>
-        <w:t xml:space="preserve">- </w:t>
-      </w:r>
-      <w:proofErr w:type="spellStart"/>
-      <w:r>
-        <w:rPr>
-          <w:rFonts w:ascii="Times New Roman" w:hAnsi="Times New Roman" w:cs="Times New Roman"/>
-          <w:b/>
-          <w:bCs/>
-        </w:rPr>
-        <w:t>Buddhiman</w:t>
-      </w:r>
-      <w:proofErr w:type="spellEnd"/>
-      <w:r>
-        <w:rPr>
-          <w:rFonts w:ascii="Times New Roman" w:hAnsi="Times New Roman" w:cs="Times New Roman"/>
-          <w:b/>
-          <w:bCs/>
-        </w:rPr>
-        <w:t xml:space="preserve"> B.K.</w:t>
+        <w:t>- Buddhiman B.K.</w:t>
       </w:r>
       <w:bookmarkEnd w:id="23"/>
     </w:p>
@@ -18019,27 +17513,7 @@
           <w:bCs/>
           <w:szCs w:val="20"/>
         </w:rPr>
-        <w:t xml:space="preserve">Student Name &amp; ID: </w:t>
-      </w:r>
-      <w:proofErr w:type="spellStart"/>
-      <w:r>
-        <w:rPr>
-          <w:rFonts w:ascii="Times New Roman" w:hAnsi="Times New Roman" w:cs="Times New Roman"/>
-          <w:b/>
-          <w:bCs/>
-          <w:szCs w:val="20"/>
-        </w:rPr>
-        <w:t>Buddhiman</w:t>
-      </w:r>
-      <w:proofErr w:type="spellEnd"/>
-      <w:r>
-        <w:rPr>
-          <w:rFonts w:ascii="Times New Roman" w:hAnsi="Times New Roman" w:cs="Times New Roman"/>
-          <w:b/>
-          <w:bCs/>
-          <w:szCs w:val="20"/>
-        </w:rPr>
-        <w:t xml:space="preserve"> B.K. (E2400004)</w:t>
+        <w:t>Student Name &amp; ID: Buddhiman B.K. (E2400004)</w:t>
       </w:r>
     </w:p>
     <w:p>
@@ -18249,7 +17723,6 @@
                 <w:szCs w:val="20"/>
               </w:rPr>
             </w:pPr>
-            <w:proofErr w:type="spellStart"/>
             <w:r>
               <w:rPr>
                 <w:rFonts w:ascii="Times New Roman" w:hAnsi="Times New Roman" w:cs="Times New Roman"/>
@@ -18257,7 +17730,6 @@
               </w:rPr>
               <w:t>MoSCoW</w:t>
             </w:r>
-            <w:proofErr w:type="spellEnd"/>
           </w:p>
         </w:tc>
         <w:tc>
@@ -18499,7 +17971,6 @@
                 <w:szCs w:val="20"/>
               </w:rPr>
             </w:pPr>
-            <w:proofErr w:type="spellStart"/>
             <w:r>
               <w:rPr>
                 <w:rFonts w:ascii="Times New Roman" w:hAnsi="Times New Roman" w:cs="Times New Roman"/>
@@ -18507,7 +17978,6 @@
               </w:rPr>
               <w:t>MoSCoW</w:t>
             </w:r>
-            <w:proofErr w:type="spellEnd"/>
           </w:p>
         </w:tc>
         <w:tc>
@@ -18749,7 +18219,6 @@
                 <w:szCs w:val="20"/>
               </w:rPr>
             </w:pPr>
-            <w:proofErr w:type="spellStart"/>
             <w:r>
               <w:rPr>
                 <w:rFonts w:ascii="Times New Roman" w:hAnsi="Times New Roman" w:cs="Times New Roman"/>
@@ -18757,7 +18226,6 @@
               </w:rPr>
               <w:t>MoSCoW</w:t>
             </w:r>
-            <w:proofErr w:type="spellEnd"/>
           </w:p>
         </w:tc>
         <w:tc>
@@ -18999,7 +18467,6 @@
                 <w:szCs w:val="20"/>
               </w:rPr>
             </w:pPr>
-            <w:proofErr w:type="spellStart"/>
             <w:r>
               <w:rPr>
                 <w:rFonts w:ascii="Times New Roman" w:hAnsi="Times New Roman" w:cs="Times New Roman"/>
@@ -19007,7 +18474,6 @@
               </w:rPr>
               <w:t>MoSCoW</w:t>
             </w:r>
-            <w:proofErr w:type="spellEnd"/>
           </w:p>
         </w:tc>
         <w:tc>
@@ -19249,7 +18715,6 @@
                 <w:szCs w:val="20"/>
               </w:rPr>
             </w:pPr>
-            <w:proofErr w:type="spellStart"/>
             <w:r>
               <w:rPr>
                 <w:rFonts w:ascii="Times New Roman" w:hAnsi="Times New Roman" w:cs="Times New Roman"/>
@@ -19257,7 +18722,6 @@
               </w:rPr>
               <w:t>MoSCoW</w:t>
             </w:r>
-            <w:proofErr w:type="spellEnd"/>
           </w:p>
         </w:tc>
         <w:tc>
@@ -19387,6 +18851,1548 @@
         <w:rPr>
           <w:rFonts w:ascii="Times New Roman" w:hAnsi="Times New Roman" w:cs="Times New Roman"/>
           <w:szCs w:val="24"/>
+        </w:rPr>
+      </w:pPr>
+    </w:p>
+    <w:p>
+      <w:pPr>
+        <w:pStyle w:val="Heading4"/>
+        <w:spacing w:line="360" w:lineRule="auto"/>
+        <w:jc w:val="center"/>
+        <w:rPr>
+          <w:rFonts w:ascii="Times New Roman" w:hAnsi="Times New Roman" w:cs="Times New Roman"/>
+          <w:b/>
+          <w:bCs/>
+          <w:i w:val="0"/>
+          <w:iCs w:val="0"/>
+        </w:rPr>
+      </w:pPr>
+      <w:r>
+        <w:rPr>
+          <w:rFonts w:ascii="Times New Roman" w:hAnsi="Times New Roman" w:cs="Times New Roman"/>
+          <w:b/>
+          <w:bCs/>
+          <w:i w:val="0"/>
+          <w:iCs w:val="0"/>
+        </w:rPr>
+        <w:t>2. Epic 4: Notification Management (UC5)</w:t>
+      </w:r>
+    </w:p>
+    <w:tbl>
+      <w:tblPr>
+        <w:tblStyle w:val="TableGrid"/>
+        <w:tblW w:w="9622" w:type="dxa"/>
+        <w:tblLook w:val="04A0" w:firstRow="1" w:lastRow="0" w:firstColumn="1" w:lastColumn="0" w:noHBand="0" w:noVBand="1"/>
+      </w:tblPr>
+      <w:tblGrid>
+        <w:gridCol w:w="4811"/>
+        <w:gridCol w:w="4811"/>
+      </w:tblGrid>
+      <w:tr>
+        <w:trPr>
+          <w:trHeight w:val="302"/>
+        </w:trPr>
+        <w:tc>
+          <w:tcPr>
+            <w:tcW w:w="4811" w:type="dxa"/>
+            <w:vAlign w:val="center"/>
+          </w:tcPr>
+          <w:p>
+            <w:pPr>
+              <w:spacing w:line="360" w:lineRule="auto"/>
+              <w:jc w:val="both"/>
+              <w:rPr>
+                <w:rFonts w:ascii="Times New Roman" w:hAnsi="Times New Roman" w:cs="Times New Roman"/>
+                <w:b/>
+                <w:bCs/>
+                <w:szCs w:val="20"/>
+              </w:rPr>
+            </w:pPr>
+            <w:r>
+              <w:rPr>
+                <w:rFonts w:ascii="Times New Roman" w:hAnsi="Times New Roman" w:cs="Times New Roman"/>
+                <w:b/>
+                <w:bCs/>
+                <w:szCs w:val="20"/>
+              </w:rPr>
+              <w:t>Item</w:t>
+            </w:r>
+          </w:p>
+        </w:tc>
+        <w:tc>
+          <w:tcPr>
+            <w:tcW w:w="4811" w:type="dxa"/>
+            <w:vAlign w:val="center"/>
+          </w:tcPr>
+          <w:p>
+            <w:pPr>
+              <w:spacing w:line="360" w:lineRule="auto"/>
+              <w:jc w:val="both"/>
+              <w:rPr>
+                <w:rFonts w:ascii="Times New Roman" w:hAnsi="Times New Roman" w:cs="Times New Roman"/>
+                <w:b/>
+                <w:bCs/>
+                <w:szCs w:val="20"/>
+              </w:rPr>
+            </w:pPr>
+            <w:r>
+              <w:rPr>
+                <w:rFonts w:ascii="Times New Roman" w:hAnsi="Times New Roman" w:cs="Times New Roman"/>
+                <w:b/>
+                <w:bCs/>
+                <w:szCs w:val="20"/>
+              </w:rPr>
+              <w:t>Description</w:t>
+            </w:r>
+          </w:p>
+        </w:tc>
+      </w:tr>
+      <w:tr>
+        <w:trPr>
+          <w:trHeight w:val="302"/>
+        </w:trPr>
+        <w:tc>
+          <w:tcPr>
+            <w:tcW w:w="4811" w:type="dxa"/>
+            <w:vAlign w:val="center"/>
+          </w:tcPr>
+          <w:p>
+            <w:pPr>
+              <w:spacing w:line="360" w:lineRule="auto"/>
+              <w:jc w:val="both"/>
+              <w:rPr>
+                <w:rFonts w:ascii="Times New Roman" w:hAnsi="Times New Roman" w:cs="Times New Roman"/>
+                <w:b/>
+                <w:bCs/>
+                <w:szCs w:val="20"/>
+              </w:rPr>
+            </w:pPr>
+            <w:r>
+              <w:rPr>
+                <w:rFonts w:ascii="Times New Roman" w:hAnsi="Times New Roman" w:cs="Times New Roman"/>
+                <w:b/>
+                <w:bCs/>
+                <w:szCs w:val="20"/>
+              </w:rPr>
+              <w:t>User Story 1</w:t>
+            </w:r>
+          </w:p>
+        </w:tc>
+        <w:tc>
+          <w:tcPr>
+            <w:tcW w:w="4811" w:type="dxa"/>
+            <w:vAlign w:val="center"/>
+          </w:tcPr>
+          <w:p>
+            <w:pPr>
+              <w:spacing w:line="360" w:lineRule="auto"/>
+              <w:jc w:val="both"/>
+              <w:rPr>
+                <w:rFonts w:ascii="Times New Roman" w:hAnsi="Times New Roman" w:cs="Times New Roman"/>
+                <w:b/>
+                <w:bCs/>
+                <w:szCs w:val="20"/>
+              </w:rPr>
+            </w:pPr>
+            <w:r>
+              <w:rPr>
+                <w:rFonts w:ascii="Times New Roman" w:hAnsi="Times New Roman" w:cs="Times New Roman"/>
+                <w:szCs w:val="20"/>
+              </w:rPr>
+              <w:t>As a regular family user, I would like the system to alert me of food items that are about to expire so that I can either use them or give them away before they expire.</w:t>
+            </w:r>
+          </w:p>
+        </w:tc>
+      </w:tr>
+      <w:tr>
+        <w:trPr>
+          <w:trHeight w:val="302"/>
+        </w:trPr>
+        <w:tc>
+          <w:tcPr>
+            <w:tcW w:w="4811" w:type="dxa"/>
+            <w:vAlign w:val="center"/>
+          </w:tcPr>
+          <w:p>
+            <w:pPr>
+              <w:spacing w:line="360" w:lineRule="auto"/>
+              <w:jc w:val="both"/>
+              <w:rPr>
+                <w:rFonts w:ascii="Times New Roman" w:hAnsi="Times New Roman" w:cs="Times New Roman"/>
+                <w:b/>
+                <w:bCs/>
+                <w:szCs w:val="20"/>
+              </w:rPr>
+            </w:pPr>
+            <w:r>
+              <w:rPr>
+                <w:rFonts w:ascii="Times New Roman" w:hAnsi="Times New Roman" w:cs="Times New Roman"/>
+                <w:b/>
+                <w:bCs/>
+                <w:szCs w:val="20"/>
+              </w:rPr>
+              <w:t>Acceptance Criteria</w:t>
+            </w:r>
+          </w:p>
+        </w:tc>
+        <w:tc>
+          <w:tcPr>
+            <w:tcW w:w="4811" w:type="dxa"/>
+            <w:vAlign w:val="center"/>
+          </w:tcPr>
+          <w:p>
+            <w:pPr>
+              <w:spacing w:line="360" w:lineRule="auto"/>
+              <w:jc w:val="both"/>
+              <w:rPr>
+                <w:rFonts w:ascii="Times New Roman" w:hAnsi="Times New Roman" w:cs="Times New Roman"/>
+                <w:b/>
+                <w:bCs/>
+                <w:szCs w:val="20"/>
+              </w:rPr>
+            </w:pPr>
+            <w:r>
+              <w:rPr>
+                <w:rFonts w:ascii="Times New Roman" w:hAnsi="Times New Roman" w:cs="Times New Roman"/>
+                <w:szCs w:val="20"/>
+              </w:rPr>
+              <w:t>Given that a food item is close to its expiry date, When the set notification time arrives, Then the system shall dispatch an expiry reminder alert.</w:t>
+            </w:r>
+          </w:p>
+        </w:tc>
+      </w:tr>
+      <w:tr>
+        <w:trPr>
+          <w:trHeight w:val="302"/>
+        </w:trPr>
+        <w:tc>
+          <w:tcPr>
+            <w:tcW w:w="4811" w:type="dxa"/>
+            <w:vAlign w:val="center"/>
+          </w:tcPr>
+          <w:p>
+            <w:pPr>
+              <w:spacing w:line="360" w:lineRule="auto"/>
+              <w:jc w:val="both"/>
+              <w:rPr>
+                <w:rFonts w:ascii="Times New Roman" w:hAnsi="Times New Roman" w:cs="Times New Roman"/>
+                <w:b/>
+                <w:bCs/>
+                <w:szCs w:val="20"/>
+              </w:rPr>
+            </w:pPr>
+            <w:r>
+              <w:rPr>
+                <w:rFonts w:ascii="Times New Roman" w:hAnsi="Times New Roman" w:cs="Times New Roman"/>
+                <w:b/>
+                <w:bCs/>
+                <w:szCs w:val="20"/>
+              </w:rPr>
+              <w:t>MoSCoW</w:t>
+            </w:r>
+          </w:p>
+        </w:tc>
+        <w:tc>
+          <w:tcPr>
+            <w:tcW w:w="4811" w:type="dxa"/>
+            <w:vAlign w:val="center"/>
+          </w:tcPr>
+          <w:p>
+            <w:pPr>
+              <w:spacing w:line="360" w:lineRule="auto"/>
+              <w:jc w:val="both"/>
+              <w:rPr>
+                <w:rFonts w:ascii="Times New Roman" w:hAnsi="Times New Roman" w:cs="Times New Roman"/>
+                <w:b/>
+                <w:bCs/>
+                <w:szCs w:val="20"/>
+              </w:rPr>
+            </w:pPr>
+            <w:r>
+              <w:rPr>
+                <w:rFonts w:ascii="Times New Roman" w:hAnsi="Times New Roman" w:cs="Times New Roman"/>
+                <w:szCs w:val="20"/>
+              </w:rPr>
+              <w:t>Must Have</w:t>
+            </w:r>
+          </w:p>
+        </w:tc>
+      </w:tr>
+      <w:tr>
+        <w:trPr>
+          <w:trHeight w:val="302"/>
+        </w:trPr>
+        <w:tc>
+          <w:tcPr>
+            <w:tcW w:w="4811" w:type="dxa"/>
+            <w:vAlign w:val="center"/>
+          </w:tcPr>
+          <w:p>
+            <w:pPr>
+              <w:spacing w:line="360" w:lineRule="auto"/>
+              <w:jc w:val="both"/>
+              <w:rPr>
+                <w:rFonts w:ascii="Times New Roman" w:hAnsi="Times New Roman" w:cs="Times New Roman"/>
+                <w:b/>
+                <w:bCs/>
+                <w:szCs w:val="20"/>
+              </w:rPr>
+            </w:pPr>
+            <w:r>
+              <w:rPr>
+                <w:rFonts w:ascii="Times New Roman" w:hAnsi="Times New Roman" w:cs="Times New Roman"/>
+                <w:b/>
+                <w:bCs/>
+                <w:szCs w:val="20"/>
+              </w:rPr>
+              <w:t>Tasks</w:t>
+            </w:r>
+          </w:p>
+        </w:tc>
+        <w:tc>
+          <w:tcPr>
+            <w:tcW w:w="4811" w:type="dxa"/>
+            <w:vAlign w:val="center"/>
+          </w:tcPr>
+          <w:p>
+            <w:pPr>
+              <w:spacing w:line="360" w:lineRule="auto"/>
+              <w:jc w:val="both"/>
+              <w:rPr>
+                <w:rFonts w:ascii="Times New Roman" w:hAnsi="Times New Roman" w:cs="Times New Roman"/>
+                <w:b/>
+                <w:bCs/>
+                <w:szCs w:val="20"/>
+              </w:rPr>
+            </w:pPr>
+            <w:r>
+              <w:rPr>
+                <w:rFonts w:ascii="Times New Roman" w:hAnsi="Times New Roman" w:cs="Times New Roman"/>
+                <w:szCs w:val="20"/>
+              </w:rPr>
+              <w:t>Create notification logic, detect approaching expiry dates, Generate reminder notifications, Display notifications to users, Test notification delivery.</w:t>
+            </w:r>
+          </w:p>
+        </w:tc>
+      </w:tr>
+      <w:tr>
+        <w:trPr>
+          <w:trHeight w:val="302"/>
+        </w:trPr>
+        <w:tc>
+          <w:tcPr>
+            <w:tcW w:w="4811" w:type="dxa"/>
+            <w:vAlign w:val="center"/>
+          </w:tcPr>
+          <w:p>
+            <w:pPr>
+              <w:spacing w:line="360" w:lineRule="auto"/>
+              <w:jc w:val="both"/>
+              <w:rPr>
+                <w:rFonts w:ascii="Times New Roman" w:hAnsi="Times New Roman" w:cs="Times New Roman"/>
+                <w:b/>
+                <w:bCs/>
+                <w:szCs w:val="20"/>
+              </w:rPr>
+            </w:pPr>
+            <w:r>
+              <w:rPr>
+                <w:rFonts w:ascii="Times New Roman" w:hAnsi="Times New Roman" w:cs="Times New Roman"/>
+                <w:b/>
+                <w:bCs/>
+                <w:szCs w:val="20"/>
+              </w:rPr>
+              <w:t>Test Cases</w:t>
+            </w:r>
+          </w:p>
+        </w:tc>
+        <w:tc>
+          <w:tcPr>
+            <w:tcW w:w="4811" w:type="dxa"/>
+            <w:vAlign w:val="center"/>
+          </w:tcPr>
+          <w:p>
+            <w:pPr>
+              <w:spacing w:line="360" w:lineRule="auto"/>
+              <w:jc w:val="both"/>
+              <w:rPr>
+                <w:rFonts w:ascii="Times New Roman" w:hAnsi="Times New Roman" w:cs="Times New Roman"/>
+                <w:b/>
+                <w:bCs/>
+                <w:szCs w:val="20"/>
+              </w:rPr>
+            </w:pPr>
+          </w:p>
+        </w:tc>
+      </w:tr>
+      <w:tr>
+        <w:trPr>
+          <w:trHeight w:val="302"/>
+        </w:trPr>
+        <w:tc>
+          <w:tcPr>
+            <w:tcW w:w="4811" w:type="dxa"/>
+            <w:vAlign w:val="center"/>
+          </w:tcPr>
+          <w:p>
+            <w:pPr>
+              <w:spacing w:line="360" w:lineRule="auto"/>
+              <w:jc w:val="both"/>
+              <w:rPr>
+                <w:rFonts w:ascii="Times New Roman" w:hAnsi="Times New Roman" w:cs="Times New Roman"/>
+                <w:b/>
+                <w:bCs/>
+                <w:szCs w:val="20"/>
+              </w:rPr>
+            </w:pPr>
+            <w:r>
+              <w:rPr>
+                <w:rFonts w:ascii="Times New Roman" w:hAnsi="Times New Roman" w:cs="Times New Roman"/>
+                <w:b/>
+                <w:bCs/>
+                <w:szCs w:val="20"/>
+              </w:rPr>
+              <w:t>User Story 2</w:t>
+            </w:r>
+          </w:p>
+        </w:tc>
+        <w:tc>
+          <w:tcPr>
+            <w:tcW w:w="4811" w:type="dxa"/>
+            <w:vAlign w:val="center"/>
+          </w:tcPr>
+          <w:p>
+            <w:pPr>
+              <w:spacing w:line="360" w:lineRule="auto"/>
+              <w:jc w:val="both"/>
+              <w:rPr>
+                <w:rFonts w:ascii="Times New Roman" w:hAnsi="Times New Roman" w:cs="Times New Roman"/>
+                <w:b/>
+                <w:bCs/>
+                <w:szCs w:val="20"/>
+              </w:rPr>
+            </w:pPr>
+            <w:r>
+              <w:rPr>
+                <w:rFonts w:ascii="Times New Roman" w:hAnsi="Times New Roman" w:cs="Times New Roman"/>
+                <w:szCs w:val="20"/>
+              </w:rPr>
+              <w:t> As a household user, I expect to get donation-related notifications so that I can stay updated with donation requests and information.</w:t>
+            </w:r>
+          </w:p>
+        </w:tc>
+      </w:tr>
+      <w:tr>
+        <w:trPr>
+          <w:trHeight w:val="320"/>
+        </w:trPr>
+        <w:tc>
+          <w:tcPr>
+            <w:tcW w:w="4811" w:type="dxa"/>
+            <w:vAlign w:val="center"/>
+          </w:tcPr>
+          <w:p>
+            <w:pPr>
+              <w:spacing w:line="360" w:lineRule="auto"/>
+              <w:jc w:val="both"/>
+              <w:rPr>
+                <w:rFonts w:ascii="Times New Roman" w:hAnsi="Times New Roman" w:cs="Times New Roman"/>
+                <w:b/>
+                <w:bCs/>
+                <w:szCs w:val="20"/>
+              </w:rPr>
+            </w:pPr>
+            <w:r>
+              <w:rPr>
+                <w:rFonts w:ascii="Times New Roman" w:hAnsi="Times New Roman" w:cs="Times New Roman"/>
+                <w:b/>
+                <w:bCs/>
+                <w:szCs w:val="20"/>
+              </w:rPr>
+              <w:t>Acceptance Criteria</w:t>
+            </w:r>
+          </w:p>
+        </w:tc>
+        <w:tc>
+          <w:tcPr>
+            <w:tcW w:w="4811" w:type="dxa"/>
+            <w:vAlign w:val="center"/>
+          </w:tcPr>
+          <w:p>
+            <w:pPr>
+              <w:spacing w:line="360" w:lineRule="auto"/>
+              <w:jc w:val="both"/>
+              <w:rPr>
+                <w:rFonts w:ascii="Times New Roman" w:hAnsi="Times New Roman" w:cs="Times New Roman"/>
+                <w:b/>
+                <w:bCs/>
+                <w:szCs w:val="20"/>
+              </w:rPr>
+            </w:pPr>
+            <w:r>
+              <w:rPr>
+                <w:rFonts w:ascii="Times New Roman" w:hAnsi="Times New Roman" w:cs="Times New Roman"/>
+                <w:szCs w:val="20"/>
+              </w:rPr>
+              <w:t>Given that a donation activity takes place, when a donation request is made, accepted, or completed, Then the system must inform the appropriate user.</w:t>
+            </w:r>
+          </w:p>
+        </w:tc>
+      </w:tr>
+      <w:tr>
+        <w:trPr>
+          <w:trHeight w:val="302"/>
+        </w:trPr>
+        <w:tc>
+          <w:tcPr>
+            <w:tcW w:w="4811" w:type="dxa"/>
+            <w:vAlign w:val="center"/>
+          </w:tcPr>
+          <w:p>
+            <w:pPr>
+              <w:spacing w:line="360" w:lineRule="auto"/>
+              <w:jc w:val="both"/>
+              <w:rPr>
+                <w:rFonts w:ascii="Times New Roman" w:hAnsi="Times New Roman" w:cs="Times New Roman"/>
+                <w:b/>
+                <w:bCs/>
+                <w:szCs w:val="20"/>
+              </w:rPr>
+            </w:pPr>
+            <w:r>
+              <w:rPr>
+                <w:rFonts w:ascii="Times New Roman" w:hAnsi="Times New Roman" w:cs="Times New Roman"/>
+                <w:b/>
+                <w:bCs/>
+                <w:szCs w:val="20"/>
+              </w:rPr>
+              <w:t>MoSCoW</w:t>
+            </w:r>
+          </w:p>
+        </w:tc>
+        <w:tc>
+          <w:tcPr>
+            <w:tcW w:w="4811" w:type="dxa"/>
+            <w:vAlign w:val="center"/>
+          </w:tcPr>
+          <w:p>
+            <w:pPr>
+              <w:spacing w:line="360" w:lineRule="auto"/>
+              <w:jc w:val="both"/>
+              <w:rPr>
+                <w:rFonts w:ascii="Times New Roman" w:hAnsi="Times New Roman" w:cs="Times New Roman"/>
+                <w:b/>
+                <w:bCs/>
+                <w:szCs w:val="20"/>
+              </w:rPr>
+            </w:pPr>
+            <w:r>
+              <w:rPr>
+                <w:rFonts w:ascii="Times New Roman" w:hAnsi="Times New Roman" w:cs="Times New Roman"/>
+                <w:szCs w:val="20"/>
+              </w:rPr>
+              <w:t>Must Have</w:t>
+            </w:r>
+          </w:p>
+        </w:tc>
+      </w:tr>
+      <w:tr>
+        <w:trPr>
+          <w:trHeight w:val="302"/>
+        </w:trPr>
+        <w:tc>
+          <w:tcPr>
+            <w:tcW w:w="4811" w:type="dxa"/>
+            <w:vAlign w:val="center"/>
+          </w:tcPr>
+          <w:p>
+            <w:pPr>
+              <w:spacing w:line="360" w:lineRule="auto"/>
+              <w:jc w:val="both"/>
+              <w:rPr>
+                <w:rFonts w:ascii="Times New Roman" w:hAnsi="Times New Roman" w:cs="Times New Roman"/>
+                <w:b/>
+                <w:bCs/>
+                <w:szCs w:val="20"/>
+              </w:rPr>
+            </w:pPr>
+            <w:r>
+              <w:rPr>
+                <w:rFonts w:ascii="Times New Roman" w:hAnsi="Times New Roman" w:cs="Times New Roman"/>
+                <w:b/>
+                <w:bCs/>
+                <w:szCs w:val="20"/>
+              </w:rPr>
+              <w:t>Tasks</w:t>
+            </w:r>
+          </w:p>
+        </w:tc>
+        <w:tc>
+          <w:tcPr>
+            <w:tcW w:w="4811" w:type="dxa"/>
+            <w:vAlign w:val="center"/>
+          </w:tcPr>
+          <w:p>
+            <w:pPr>
+              <w:spacing w:line="360" w:lineRule="auto"/>
+              <w:jc w:val="both"/>
+              <w:rPr>
+                <w:rFonts w:ascii="Times New Roman" w:hAnsi="Times New Roman" w:cs="Times New Roman"/>
+                <w:b/>
+                <w:bCs/>
+                <w:szCs w:val="20"/>
+              </w:rPr>
+            </w:pPr>
+            <w:r>
+              <w:rPr>
+                <w:rFonts w:ascii="Times New Roman" w:hAnsi="Times New Roman" w:cs="Times New Roman"/>
+                <w:szCs w:val="20"/>
+              </w:rPr>
+              <w:t>Create donation notification module, Track donation status changes, generate notification messages, Deliver notifications to users, Test notification accuracy.</w:t>
+            </w:r>
+          </w:p>
+        </w:tc>
+      </w:tr>
+      <w:tr>
+        <w:trPr>
+          <w:trHeight w:val="302"/>
+        </w:trPr>
+        <w:tc>
+          <w:tcPr>
+            <w:tcW w:w="4811" w:type="dxa"/>
+            <w:vAlign w:val="center"/>
+          </w:tcPr>
+          <w:p>
+            <w:pPr>
+              <w:spacing w:line="360" w:lineRule="auto"/>
+              <w:jc w:val="both"/>
+              <w:rPr>
+                <w:rFonts w:ascii="Times New Roman" w:hAnsi="Times New Roman" w:cs="Times New Roman"/>
+                <w:b/>
+                <w:bCs/>
+                <w:szCs w:val="20"/>
+              </w:rPr>
+            </w:pPr>
+            <w:r>
+              <w:rPr>
+                <w:rFonts w:ascii="Times New Roman" w:hAnsi="Times New Roman" w:cs="Times New Roman"/>
+                <w:b/>
+                <w:bCs/>
+                <w:szCs w:val="20"/>
+              </w:rPr>
+              <w:t>Test Cases</w:t>
+            </w:r>
+          </w:p>
+        </w:tc>
+        <w:tc>
+          <w:tcPr>
+            <w:tcW w:w="4811" w:type="dxa"/>
+            <w:vAlign w:val="center"/>
+          </w:tcPr>
+          <w:p>
+            <w:pPr>
+              <w:spacing w:line="360" w:lineRule="auto"/>
+              <w:jc w:val="both"/>
+              <w:rPr>
+                <w:rFonts w:ascii="Times New Roman" w:hAnsi="Times New Roman" w:cs="Times New Roman"/>
+                <w:b/>
+                <w:bCs/>
+                <w:szCs w:val="20"/>
+              </w:rPr>
+            </w:pPr>
+          </w:p>
+        </w:tc>
+      </w:tr>
+      <w:tr>
+        <w:trPr>
+          <w:trHeight w:val="302"/>
+        </w:trPr>
+        <w:tc>
+          <w:tcPr>
+            <w:tcW w:w="4811" w:type="dxa"/>
+            <w:vAlign w:val="center"/>
+          </w:tcPr>
+          <w:p>
+            <w:pPr>
+              <w:spacing w:line="360" w:lineRule="auto"/>
+              <w:jc w:val="both"/>
+              <w:rPr>
+                <w:rFonts w:ascii="Times New Roman" w:hAnsi="Times New Roman" w:cs="Times New Roman"/>
+                <w:b/>
+                <w:bCs/>
+                <w:szCs w:val="20"/>
+              </w:rPr>
+            </w:pPr>
+            <w:r>
+              <w:rPr>
+                <w:rFonts w:ascii="Times New Roman" w:hAnsi="Times New Roman" w:cs="Times New Roman"/>
+                <w:b/>
+                <w:bCs/>
+                <w:szCs w:val="20"/>
+              </w:rPr>
+              <w:t>User Story 3</w:t>
+            </w:r>
+          </w:p>
+        </w:tc>
+        <w:tc>
+          <w:tcPr>
+            <w:tcW w:w="4811" w:type="dxa"/>
+            <w:vAlign w:val="center"/>
+          </w:tcPr>
+          <w:p>
+            <w:pPr>
+              <w:spacing w:line="360" w:lineRule="auto"/>
+              <w:jc w:val="both"/>
+              <w:rPr>
+                <w:rFonts w:ascii="Times New Roman" w:hAnsi="Times New Roman" w:cs="Times New Roman"/>
+                <w:b/>
+                <w:bCs/>
+                <w:szCs w:val="20"/>
+              </w:rPr>
+            </w:pPr>
+            <w:r>
+              <w:rPr>
+                <w:rFonts w:ascii="Times New Roman" w:hAnsi="Times New Roman" w:cs="Times New Roman"/>
+                <w:szCs w:val="20"/>
+              </w:rPr>
+              <w:t>As a household user, I want to find all notifications gathered in one place so that it becomes easy for me to check important updates and reminders.</w:t>
+            </w:r>
+          </w:p>
+        </w:tc>
+      </w:tr>
+      <w:tr>
+        <w:trPr>
+          <w:trHeight w:val="302"/>
+        </w:trPr>
+        <w:tc>
+          <w:tcPr>
+            <w:tcW w:w="4811" w:type="dxa"/>
+            <w:vAlign w:val="center"/>
+          </w:tcPr>
+          <w:p>
+            <w:pPr>
+              <w:spacing w:line="360" w:lineRule="auto"/>
+              <w:jc w:val="both"/>
+              <w:rPr>
+                <w:rFonts w:ascii="Times New Roman" w:hAnsi="Times New Roman" w:cs="Times New Roman"/>
+                <w:b/>
+                <w:bCs/>
+                <w:szCs w:val="20"/>
+              </w:rPr>
+            </w:pPr>
+            <w:r>
+              <w:rPr>
+                <w:rFonts w:ascii="Times New Roman" w:hAnsi="Times New Roman" w:cs="Times New Roman"/>
+                <w:b/>
+                <w:bCs/>
+                <w:szCs w:val="20"/>
+              </w:rPr>
+              <w:t>Acceptance Criteria</w:t>
+            </w:r>
+          </w:p>
+        </w:tc>
+        <w:tc>
+          <w:tcPr>
+            <w:tcW w:w="4811" w:type="dxa"/>
+            <w:vAlign w:val="center"/>
+          </w:tcPr>
+          <w:p>
+            <w:pPr>
+              <w:spacing w:line="360" w:lineRule="auto"/>
+              <w:jc w:val="both"/>
+              <w:rPr>
+                <w:rFonts w:ascii="Times New Roman" w:hAnsi="Times New Roman" w:cs="Times New Roman"/>
+                <w:b/>
+                <w:bCs/>
+                <w:szCs w:val="20"/>
+              </w:rPr>
+            </w:pPr>
+            <w:r>
+              <w:rPr>
+                <w:rFonts w:ascii="Times New Roman" w:hAnsi="Times New Roman" w:cs="Times New Roman"/>
+                <w:szCs w:val="20"/>
+              </w:rPr>
+              <w:t>Given that there are some notifications, When I open the notification centre, Then the system shall present me with all the notifications in order of the oldest first.</w:t>
+            </w:r>
+          </w:p>
+        </w:tc>
+      </w:tr>
+      <w:tr>
+        <w:trPr>
+          <w:trHeight w:val="302"/>
+        </w:trPr>
+        <w:tc>
+          <w:tcPr>
+            <w:tcW w:w="4811" w:type="dxa"/>
+            <w:vAlign w:val="center"/>
+          </w:tcPr>
+          <w:p>
+            <w:pPr>
+              <w:spacing w:line="360" w:lineRule="auto"/>
+              <w:jc w:val="both"/>
+              <w:rPr>
+                <w:rFonts w:ascii="Times New Roman" w:hAnsi="Times New Roman" w:cs="Times New Roman"/>
+                <w:b/>
+                <w:bCs/>
+                <w:szCs w:val="20"/>
+              </w:rPr>
+            </w:pPr>
+            <w:r>
+              <w:rPr>
+                <w:rFonts w:ascii="Times New Roman" w:hAnsi="Times New Roman" w:cs="Times New Roman"/>
+                <w:b/>
+                <w:bCs/>
+                <w:szCs w:val="20"/>
+              </w:rPr>
+              <w:t>MoSCoW</w:t>
+            </w:r>
+          </w:p>
+        </w:tc>
+        <w:tc>
+          <w:tcPr>
+            <w:tcW w:w="4811" w:type="dxa"/>
+            <w:vAlign w:val="center"/>
+          </w:tcPr>
+          <w:p>
+            <w:pPr>
+              <w:spacing w:line="360" w:lineRule="auto"/>
+              <w:jc w:val="both"/>
+              <w:rPr>
+                <w:rFonts w:ascii="Times New Roman" w:hAnsi="Times New Roman" w:cs="Times New Roman"/>
+                <w:b/>
+                <w:bCs/>
+                <w:szCs w:val="20"/>
+              </w:rPr>
+            </w:pPr>
+            <w:r>
+              <w:rPr>
+                <w:rFonts w:ascii="Times New Roman" w:hAnsi="Times New Roman" w:cs="Times New Roman"/>
+                <w:szCs w:val="20"/>
+              </w:rPr>
+              <w:t>Must Have</w:t>
+            </w:r>
+          </w:p>
+        </w:tc>
+      </w:tr>
+      <w:tr>
+        <w:trPr>
+          <w:trHeight w:val="302"/>
+        </w:trPr>
+        <w:tc>
+          <w:tcPr>
+            <w:tcW w:w="4811" w:type="dxa"/>
+            <w:vAlign w:val="center"/>
+          </w:tcPr>
+          <w:p>
+            <w:pPr>
+              <w:spacing w:line="360" w:lineRule="auto"/>
+              <w:jc w:val="both"/>
+              <w:rPr>
+                <w:rFonts w:ascii="Times New Roman" w:hAnsi="Times New Roman" w:cs="Times New Roman"/>
+                <w:b/>
+                <w:bCs/>
+                <w:szCs w:val="20"/>
+              </w:rPr>
+            </w:pPr>
+            <w:r>
+              <w:rPr>
+                <w:rFonts w:ascii="Times New Roman" w:hAnsi="Times New Roman" w:cs="Times New Roman"/>
+                <w:b/>
+                <w:bCs/>
+                <w:szCs w:val="20"/>
+              </w:rPr>
+              <w:t>Tasks</w:t>
+            </w:r>
+          </w:p>
+        </w:tc>
+        <w:tc>
+          <w:tcPr>
+            <w:tcW w:w="4811" w:type="dxa"/>
+            <w:vAlign w:val="center"/>
+          </w:tcPr>
+          <w:p>
+            <w:pPr>
+              <w:spacing w:line="360" w:lineRule="auto"/>
+              <w:jc w:val="both"/>
+              <w:rPr>
+                <w:rFonts w:ascii="Times New Roman" w:hAnsi="Times New Roman" w:cs="Times New Roman"/>
+                <w:b/>
+                <w:bCs/>
+                <w:szCs w:val="20"/>
+              </w:rPr>
+            </w:pPr>
+            <w:r>
+              <w:rPr>
+                <w:rFonts w:ascii="Times New Roman" w:hAnsi="Times New Roman" w:cs="Times New Roman"/>
+                <w:szCs w:val="20"/>
+              </w:rPr>
+              <w:t>Design notification centre interface, retrieve notification records, Display notifications chronologically, Implement notification management features.</w:t>
+            </w:r>
+          </w:p>
+        </w:tc>
+      </w:tr>
+      <w:tr>
+        <w:trPr>
+          <w:trHeight w:val="665"/>
+        </w:trPr>
+        <w:tc>
+          <w:tcPr>
+            <w:tcW w:w="4811" w:type="dxa"/>
+            <w:vAlign w:val="center"/>
+          </w:tcPr>
+          <w:p>
+            <w:pPr>
+              <w:spacing w:line="360" w:lineRule="auto"/>
+              <w:jc w:val="both"/>
+              <w:rPr>
+                <w:rFonts w:ascii="Times New Roman" w:hAnsi="Times New Roman" w:cs="Times New Roman"/>
+                <w:b/>
+                <w:bCs/>
+                <w:szCs w:val="20"/>
+              </w:rPr>
+            </w:pPr>
+            <w:r>
+              <w:rPr>
+                <w:rFonts w:ascii="Times New Roman" w:hAnsi="Times New Roman" w:cs="Times New Roman"/>
+                <w:b/>
+                <w:bCs/>
+                <w:szCs w:val="20"/>
+              </w:rPr>
+              <w:t>Test Cases</w:t>
+            </w:r>
+          </w:p>
+        </w:tc>
+        <w:tc>
+          <w:tcPr>
+            <w:tcW w:w="4811" w:type="dxa"/>
+            <w:vAlign w:val="center"/>
+          </w:tcPr>
+          <w:p>
+            <w:pPr>
+              <w:spacing w:line="360" w:lineRule="auto"/>
+              <w:jc w:val="both"/>
+              <w:rPr>
+                <w:rFonts w:ascii="Times New Roman" w:hAnsi="Times New Roman" w:cs="Times New Roman"/>
+                <w:b/>
+                <w:bCs/>
+                <w:szCs w:val="20"/>
+              </w:rPr>
+            </w:pPr>
+          </w:p>
+        </w:tc>
+      </w:tr>
+      <w:tr>
+        <w:trPr>
+          <w:trHeight w:val="302"/>
+        </w:trPr>
+        <w:tc>
+          <w:tcPr>
+            <w:tcW w:w="4811" w:type="dxa"/>
+            <w:vAlign w:val="center"/>
+          </w:tcPr>
+          <w:p>
+            <w:pPr>
+              <w:spacing w:line="360" w:lineRule="auto"/>
+              <w:jc w:val="both"/>
+              <w:rPr>
+                <w:rFonts w:ascii="Times New Roman" w:hAnsi="Times New Roman" w:cs="Times New Roman"/>
+                <w:b/>
+                <w:bCs/>
+                <w:szCs w:val="20"/>
+              </w:rPr>
+            </w:pPr>
+            <w:r>
+              <w:rPr>
+                <w:rFonts w:ascii="Times New Roman" w:hAnsi="Times New Roman" w:cs="Times New Roman"/>
+                <w:b/>
+                <w:bCs/>
+                <w:szCs w:val="20"/>
+              </w:rPr>
+              <w:t>User Story 4</w:t>
+            </w:r>
+          </w:p>
+        </w:tc>
+        <w:tc>
+          <w:tcPr>
+            <w:tcW w:w="4811" w:type="dxa"/>
+            <w:vAlign w:val="center"/>
+          </w:tcPr>
+          <w:p>
+            <w:pPr>
+              <w:spacing w:line="360" w:lineRule="auto"/>
+              <w:jc w:val="both"/>
+              <w:rPr>
+                <w:rFonts w:ascii="Times New Roman" w:hAnsi="Times New Roman" w:cs="Times New Roman"/>
+                <w:szCs w:val="20"/>
+              </w:rPr>
+            </w:pPr>
+            <w:r>
+              <w:rPr>
+                <w:rFonts w:ascii="Times New Roman" w:hAnsi="Times New Roman" w:cs="Times New Roman"/>
+                <w:szCs w:val="20"/>
+              </w:rPr>
+              <w:t>As a residential user, I want to have the option of marking notifications as read or unread.</w:t>
+            </w:r>
+          </w:p>
+          <w:p>
+            <w:pPr>
+              <w:spacing w:line="360" w:lineRule="auto"/>
+              <w:jc w:val="both"/>
+              <w:rPr>
+                <w:rFonts w:ascii="Times New Roman" w:hAnsi="Times New Roman" w:cs="Times New Roman"/>
+                <w:szCs w:val="20"/>
+              </w:rPr>
+            </w:pPr>
+            <w:r>
+              <w:rPr>
+                <w:rFonts w:ascii="Times New Roman" w:hAnsi="Times New Roman" w:cs="Times New Roman"/>
+                <w:szCs w:val="20"/>
+              </w:rPr>
+              <w:t>This will enable me to effectively organize and keep track of the alerts that matter to me.</w:t>
+            </w:r>
+          </w:p>
+          <w:p>
+            <w:pPr>
+              <w:spacing w:line="360" w:lineRule="auto"/>
+              <w:jc w:val="both"/>
+              <w:rPr>
+                <w:rFonts w:ascii="Times New Roman" w:hAnsi="Times New Roman" w:cs="Times New Roman"/>
+                <w:b/>
+                <w:bCs/>
+                <w:szCs w:val="20"/>
+              </w:rPr>
+            </w:pPr>
+          </w:p>
+        </w:tc>
+      </w:tr>
+      <w:tr>
+        <w:trPr>
+          <w:trHeight w:val="302"/>
+        </w:trPr>
+        <w:tc>
+          <w:tcPr>
+            <w:tcW w:w="4811" w:type="dxa"/>
+            <w:vAlign w:val="center"/>
+          </w:tcPr>
+          <w:p>
+            <w:pPr>
+              <w:spacing w:line="360" w:lineRule="auto"/>
+              <w:jc w:val="both"/>
+              <w:rPr>
+                <w:rFonts w:ascii="Times New Roman" w:hAnsi="Times New Roman" w:cs="Times New Roman"/>
+                <w:b/>
+                <w:bCs/>
+                <w:szCs w:val="20"/>
+              </w:rPr>
+            </w:pPr>
+            <w:r>
+              <w:rPr>
+                <w:rFonts w:ascii="Times New Roman" w:hAnsi="Times New Roman" w:cs="Times New Roman"/>
+                <w:b/>
+                <w:bCs/>
+                <w:szCs w:val="20"/>
+              </w:rPr>
+              <w:t>Acceptance Criteria</w:t>
+            </w:r>
+          </w:p>
+        </w:tc>
+        <w:tc>
+          <w:tcPr>
+            <w:tcW w:w="4811" w:type="dxa"/>
+            <w:vAlign w:val="center"/>
+          </w:tcPr>
+          <w:p>
+            <w:pPr>
+              <w:spacing w:line="360" w:lineRule="auto"/>
+              <w:jc w:val="both"/>
+              <w:rPr>
+                <w:rFonts w:ascii="Times New Roman" w:hAnsi="Times New Roman" w:cs="Times New Roman"/>
+                <w:b/>
+                <w:bCs/>
+                <w:szCs w:val="20"/>
+              </w:rPr>
+            </w:pPr>
+            <w:r>
+              <w:rPr>
+                <w:rFonts w:ascii="Times New Roman" w:hAnsi="Times New Roman" w:cs="Times New Roman"/>
+                <w:szCs w:val="20"/>
+              </w:rPr>
+              <w:t>Given that there are some notifications When I change the notification's status, Then the notification should be updated So</w:t>
+            </w:r>
+          </w:p>
+        </w:tc>
+      </w:tr>
+      <w:tr>
+        <w:trPr>
+          <w:trHeight w:val="302"/>
+        </w:trPr>
+        <w:tc>
+          <w:tcPr>
+            <w:tcW w:w="4811" w:type="dxa"/>
+            <w:vAlign w:val="center"/>
+          </w:tcPr>
+          <w:p>
+            <w:pPr>
+              <w:spacing w:line="360" w:lineRule="auto"/>
+              <w:jc w:val="both"/>
+              <w:rPr>
+                <w:rFonts w:ascii="Times New Roman" w:hAnsi="Times New Roman" w:cs="Times New Roman"/>
+                <w:b/>
+                <w:bCs/>
+                <w:szCs w:val="20"/>
+              </w:rPr>
+            </w:pPr>
+            <w:r>
+              <w:rPr>
+                <w:rFonts w:ascii="Times New Roman" w:hAnsi="Times New Roman" w:cs="Times New Roman"/>
+                <w:b/>
+                <w:bCs/>
+                <w:szCs w:val="20"/>
+              </w:rPr>
+              <w:t>MoSCoW</w:t>
+            </w:r>
+          </w:p>
+        </w:tc>
+        <w:tc>
+          <w:tcPr>
+            <w:tcW w:w="4811" w:type="dxa"/>
+            <w:vAlign w:val="center"/>
+          </w:tcPr>
+          <w:p>
+            <w:pPr>
+              <w:spacing w:line="360" w:lineRule="auto"/>
+              <w:jc w:val="both"/>
+              <w:rPr>
+                <w:rFonts w:ascii="Times New Roman" w:hAnsi="Times New Roman" w:cs="Times New Roman"/>
+                <w:b/>
+                <w:bCs/>
+                <w:szCs w:val="20"/>
+              </w:rPr>
+            </w:pPr>
+            <w:r>
+              <w:rPr>
+                <w:rFonts w:ascii="Times New Roman" w:hAnsi="Times New Roman" w:cs="Times New Roman"/>
+                <w:szCs w:val="20"/>
+              </w:rPr>
+              <w:t>Should Have</w:t>
+            </w:r>
+          </w:p>
+        </w:tc>
+      </w:tr>
+      <w:tr>
+        <w:trPr>
+          <w:trHeight w:val="302"/>
+        </w:trPr>
+        <w:tc>
+          <w:tcPr>
+            <w:tcW w:w="4811" w:type="dxa"/>
+            <w:vAlign w:val="center"/>
+          </w:tcPr>
+          <w:p>
+            <w:pPr>
+              <w:spacing w:line="360" w:lineRule="auto"/>
+              <w:jc w:val="both"/>
+              <w:rPr>
+                <w:rFonts w:ascii="Times New Roman" w:hAnsi="Times New Roman" w:cs="Times New Roman"/>
+                <w:b/>
+                <w:bCs/>
+                <w:szCs w:val="20"/>
+              </w:rPr>
+            </w:pPr>
+            <w:r>
+              <w:rPr>
+                <w:rFonts w:ascii="Times New Roman" w:hAnsi="Times New Roman" w:cs="Times New Roman"/>
+                <w:b/>
+                <w:bCs/>
+                <w:szCs w:val="20"/>
+              </w:rPr>
+              <w:t>Tasks</w:t>
+            </w:r>
+          </w:p>
+        </w:tc>
+        <w:tc>
+          <w:tcPr>
+            <w:tcW w:w="4811" w:type="dxa"/>
+            <w:vAlign w:val="center"/>
+          </w:tcPr>
+          <w:p>
+            <w:pPr>
+              <w:spacing w:line="360" w:lineRule="auto"/>
+              <w:jc w:val="both"/>
+              <w:rPr>
+                <w:rFonts w:ascii="Times New Roman" w:hAnsi="Times New Roman" w:cs="Times New Roman"/>
+                <w:b/>
+                <w:bCs/>
+                <w:szCs w:val="20"/>
+              </w:rPr>
+            </w:pPr>
+            <w:r>
+              <w:rPr>
+                <w:rFonts w:ascii="Times New Roman" w:hAnsi="Times New Roman" w:cs="Times New Roman"/>
+                <w:szCs w:val="20"/>
+              </w:rPr>
+              <w:t>Implement read/unread functionality, Update notification status in database, Refresh notification display, Test status management.</w:t>
+            </w:r>
+          </w:p>
+        </w:tc>
+      </w:tr>
+      <w:tr>
+        <w:trPr>
+          <w:trHeight w:val="302"/>
+        </w:trPr>
+        <w:tc>
+          <w:tcPr>
+            <w:tcW w:w="4811" w:type="dxa"/>
+            <w:vAlign w:val="center"/>
+          </w:tcPr>
+          <w:p>
+            <w:pPr>
+              <w:spacing w:line="360" w:lineRule="auto"/>
+              <w:jc w:val="both"/>
+              <w:rPr>
+                <w:rFonts w:ascii="Times New Roman" w:hAnsi="Times New Roman" w:cs="Times New Roman"/>
+                <w:b/>
+                <w:bCs/>
+                <w:szCs w:val="20"/>
+              </w:rPr>
+            </w:pPr>
+            <w:r>
+              <w:rPr>
+                <w:rFonts w:ascii="Times New Roman" w:hAnsi="Times New Roman" w:cs="Times New Roman"/>
+                <w:b/>
+                <w:bCs/>
+                <w:szCs w:val="20"/>
+              </w:rPr>
+              <w:t>Test Cases</w:t>
+            </w:r>
+          </w:p>
+        </w:tc>
+        <w:tc>
+          <w:tcPr>
+            <w:tcW w:w="4811" w:type="dxa"/>
+            <w:vAlign w:val="center"/>
+          </w:tcPr>
+          <w:p>
+            <w:pPr>
+              <w:spacing w:line="360" w:lineRule="auto"/>
+              <w:jc w:val="both"/>
+              <w:rPr>
+                <w:rFonts w:ascii="Times New Roman" w:hAnsi="Times New Roman" w:cs="Times New Roman"/>
+                <w:b/>
+                <w:bCs/>
+                <w:szCs w:val="20"/>
+              </w:rPr>
+            </w:pPr>
+          </w:p>
+        </w:tc>
+      </w:tr>
+      <w:tr>
+        <w:trPr>
+          <w:trHeight w:val="302"/>
+        </w:trPr>
+        <w:tc>
+          <w:tcPr>
+            <w:tcW w:w="4811" w:type="dxa"/>
+            <w:vAlign w:val="center"/>
+          </w:tcPr>
+          <w:p>
+            <w:pPr>
+              <w:spacing w:line="360" w:lineRule="auto"/>
+              <w:jc w:val="both"/>
+              <w:rPr>
+                <w:rFonts w:ascii="Times New Roman" w:hAnsi="Times New Roman" w:cs="Times New Roman"/>
+                <w:b/>
+                <w:bCs/>
+                <w:szCs w:val="20"/>
+              </w:rPr>
+            </w:pPr>
+            <w:r>
+              <w:rPr>
+                <w:rFonts w:ascii="Times New Roman" w:hAnsi="Times New Roman" w:cs="Times New Roman"/>
+                <w:b/>
+                <w:bCs/>
+                <w:szCs w:val="20"/>
+              </w:rPr>
+              <w:t>User Story 5</w:t>
+            </w:r>
+          </w:p>
+        </w:tc>
+        <w:tc>
+          <w:tcPr>
+            <w:tcW w:w="4811" w:type="dxa"/>
+            <w:vAlign w:val="center"/>
+          </w:tcPr>
+          <w:p>
+            <w:pPr>
+              <w:spacing w:line="360" w:lineRule="auto"/>
+              <w:jc w:val="both"/>
+              <w:rPr>
+                <w:rFonts w:ascii="Times New Roman" w:hAnsi="Times New Roman" w:cs="Times New Roman"/>
+                <w:b/>
+                <w:bCs/>
+                <w:szCs w:val="20"/>
+              </w:rPr>
+            </w:pPr>
+            <w:r>
+              <w:rPr>
+                <w:rFonts w:ascii="Times New Roman" w:hAnsi="Times New Roman" w:cs="Times New Roman"/>
+                <w:szCs w:val="20"/>
+              </w:rPr>
+              <w:t>As a household user, I want to be able to configure my notification settings in such a way that only the alerts which are important to me are sent to my attention.</w:t>
+            </w:r>
+          </w:p>
+        </w:tc>
+      </w:tr>
+      <w:tr>
+        <w:trPr>
+          <w:trHeight w:val="302"/>
+        </w:trPr>
+        <w:tc>
+          <w:tcPr>
+            <w:tcW w:w="4811" w:type="dxa"/>
+            <w:vAlign w:val="center"/>
+          </w:tcPr>
+          <w:p>
+            <w:pPr>
+              <w:spacing w:line="360" w:lineRule="auto"/>
+              <w:jc w:val="both"/>
+              <w:rPr>
+                <w:rFonts w:ascii="Times New Roman" w:hAnsi="Times New Roman" w:cs="Times New Roman"/>
+                <w:b/>
+                <w:bCs/>
+                <w:szCs w:val="20"/>
+              </w:rPr>
+            </w:pPr>
+            <w:r>
+              <w:rPr>
+                <w:rFonts w:ascii="Times New Roman" w:hAnsi="Times New Roman" w:cs="Times New Roman"/>
+                <w:b/>
+                <w:bCs/>
+                <w:szCs w:val="20"/>
+              </w:rPr>
+              <w:t>Acceptance Criteria</w:t>
+            </w:r>
+          </w:p>
+        </w:tc>
+        <w:tc>
+          <w:tcPr>
+            <w:tcW w:w="4811" w:type="dxa"/>
+            <w:vAlign w:val="center"/>
+          </w:tcPr>
+          <w:p>
+            <w:pPr>
+              <w:spacing w:line="360" w:lineRule="auto"/>
+              <w:jc w:val="both"/>
+              <w:rPr>
+                <w:rFonts w:ascii="Times New Roman" w:hAnsi="Times New Roman" w:cs="Times New Roman"/>
+                <w:b/>
+                <w:bCs/>
+                <w:szCs w:val="20"/>
+              </w:rPr>
+            </w:pPr>
+            <w:r>
+              <w:rPr>
+                <w:rFonts w:ascii="Times New Roman" w:hAnsi="Times New Roman" w:cs="Times New Roman"/>
+                <w:szCs w:val="20"/>
+              </w:rPr>
+              <w:t>Given that I have logged in. When I change my notification settings. Then system should store and identify my changed preferences from that moment it's onward.</w:t>
+            </w:r>
+          </w:p>
+        </w:tc>
+      </w:tr>
+      <w:tr>
+        <w:trPr>
+          <w:trHeight w:val="320"/>
+        </w:trPr>
+        <w:tc>
+          <w:tcPr>
+            <w:tcW w:w="4811" w:type="dxa"/>
+            <w:vAlign w:val="center"/>
+          </w:tcPr>
+          <w:p>
+            <w:pPr>
+              <w:spacing w:line="360" w:lineRule="auto"/>
+              <w:jc w:val="both"/>
+              <w:rPr>
+                <w:rFonts w:ascii="Times New Roman" w:hAnsi="Times New Roman" w:cs="Times New Roman"/>
+                <w:b/>
+                <w:bCs/>
+                <w:szCs w:val="20"/>
+              </w:rPr>
+            </w:pPr>
+            <w:r>
+              <w:rPr>
+                <w:rFonts w:ascii="Times New Roman" w:hAnsi="Times New Roman" w:cs="Times New Roman"/>
+                <w:b/>
+                <w:bCs/>
+                <w:szCs w:val="20"/>
+              </w:rPr>
+              <w:t>MoSCoW</w:t>
+            </w:r>
+          </w:p>
+        </w:tc>
+        <w:tc>
+          <w:tcPr>
+            <w:tcW w:w="4811" w:type="dxa"/>
+            <w:vAlign w:val="center"/>
+          </w:tcPr>
+          <w:p>
+            <w:pPr>
+              <w:spacing w:line="360" w:lineRule="auto"/>
+              <w:jc w:val="both"/>
+              <w:rPr>
+                <w:rFonts w:ascii="Times New Roman" w:hAnsi="Times New Roman" w:cs="Times New Roman"/>
+                <w:b/>
+                <w:bCs/>
+                <w:szCs w:val="20"/>
+              </w:rPr>
+            </w:pPr>
+            <w:r>
+              <w:rPr>
+                <w:rFonts w:ascii="Times New Roman" w:hAnsi="Times New Roman" w:cs="Times New Roman"/>
+                <w:szCs w:val="20"/>
+              </w:rPr>
+              <w:t>Could Have</w:t>
+            </w:r>
+          </w:p>
+        </w:tc>
+      </w:tr>
+      <w:tr>
+        <w:trPr>
+          <w:trHeight w:val="302"/>
+        </w:trPr>
+        <w:tc>
+          <w:tcPr>
+            <w:tcW w:w="4811" w:type="dxa"/>
+            <w:vAlign w:val="center"/>
+          </w:tcPr>
+          <w:p>
+            <w:pPr>
+              <w:spacing w:line="360" w:lineRule="auto"/>
+              <w:jc w:val="both"/>
+              <w:rPr>
+                <w:rFonts w:ascii="Times New Roman" w:hAnsi="Times New Roman" w:cs="Times New Roman"/>
+                <w:b/>
+                <w:bCs/>
+                <w:szCs w:val="20"/>
+              </w:rPr>
+            </w:pPr>
+            <w:r>
+              <w:rPr>
+                <w:rFonts w:ascii="Times New Roman" w:hAnsi="Times New Roman" w:cs="Times New Roman"/>
+                <w:b/>
+                <w:bCs/>
+                <w:szCs w:val="20"/>
+              </w:rPr>
+              <w:t>Tasks</w:t>
+            </w:r>
+          </w:p>
+        </w:tc>
+        <w:tc>
+          <w:tcPr>
+            <w:tcW w:w="4811" w:type="dxa"/>
+            <w:vAlign w:val="center"/>
+          </w:tcPr>
+          <w:p>
+            <w:pPr>
+              <w:spacing w:line="360" w:lineRule="auto"/>
+              <w:jc w:val="both"/>
+              <w:rPr>
+                <w:rFonts w:ascii="Times New Roman" w:hAnsi="Times New Roman" w:cs="Times New Roman"/>
+                <w:b/>
+                <w:bCs/>
+                <w:szCs w:val="20"/>
+              </w:rPr>
+            </w:pPr>
+            <w:r>
+              <w:rPr>
+                <w:rFonts w:ascii="Times New Roman" w:hAnsi="Times New Roman" w:cs="Times New Roman"/>
+                <w:szCs w:val="20"/>
+              </w:rPr>
+              <w:t>Create notification settings page, implement preference management, Store settings in database, Apply notification preferences, Test customization functionality.</w:t>
+            </w:r>
+          </w:p>
+        </w:tc>
+      </w:tr>
+      <w:tr>
+        <w:trPr>
+          <w:trHeight w:val="286"/>
+        </w:trPr>
+        <w:tc>
+          <w:tcPr>
+            <w:tcW w:w="4811" w:type="dxa"/>
+            <w:vAlign w:val="center"/>
+          </w:tcPr>
+          <w:p>
+            <w:pPr>
+              <w:spacing w:line="360" w:lineRule="auto"/>
+              <w:jc w:val="both"/>
+              <w:rPr>
+                <w:rFonts w:ascii="Times New Roman" w:hAnsi="Times New Roman" w:cs="Times New Roman"/>
+                <w:b/>
+                <w:bCs/>
+                <w:szCs w:val="20"/>
+              </w:rPr>
+            </w:pPr>
+            <w:r>
+              <w:rPr>
+                <w:rFonts w:ascii="Times New Roman" w:hAnsi="Times New Roman" w:cs="Times New Roman"/>
+                <w:b/>
+                <w:bCs/>
+                <w:szCs w:val="20"/>
+              </w:rPr>
+              <w:t>Test Cases</w:t>
+            </w:r>
+          </w:p>
+        </w:tc>
+        <w:tc>
+          <w:tcPr>
+            <w:tcW w:w="4811" w:type="dxa"/>
+            <w:vAlign w:val="center"/>
+          </w:tcPr>
+          <w:p>
+            <w:pPr>
+              <w:spacing w:line="360" w:lineRule="auto"/>
+              <w:jc w:val="both"/>
+              <w:rPr>
+                <w:rFonts w:ascii="Times New Roman" w:hAnsi="Times New Roman" w:cs="Times New Roman"/>
+                <w:b/>
+                <w:bCs/>
+                <w:szCs w:val="20"/>
+              </w:rPr>
+            </w:pPr>
+            <w:r>
+              <w:rPr>
+                <w:rFonts w:ascii="Times New Roman" w:hAnsi="Times New Roman" w:cs="Times New Roman"/>
+                <w:szCs w:val="20"/>
+              </w:rPr>
+              <w:t>To be completed during testing phase.</w:t>
+            </w:r>
+          </w:p>
+        </w:tc>
+      </w:tr>
+    </w:tbl>
+    <w:p>
+      <w:pPr>
+        <w:spacing w:line="360" w:lineRule="auto"/>
+        <w:jc w:val="both"/>
+        <w:rPr>
+          <w:rFonts w:ascii="Times New Roman" w:hAnsi="Times New Roman" w:cs="Times New Roman"/>
+          <w:b/>
+          <w:bCs/>
+          <w:szCs w:val="20"/>
+        </w:rPr>
+      </w:pPr>
+    </w:p>
+    <w:p>
+      <w:pPr>
+        <w:spacing w:line="360" w:lineRule="auto"/>
+        <w:jc w:val="both"/>
+        <w:rPr>
+          <w:rFonts w:ascii="Times New Roman" w:hAnsi="Times New Roman" w:cs="Times New Roman"/>
+          <w:b/>
+          <w:bCs/>
+          <w:szCs w:val="20"/>
         </w:rPr>
       </w:pPr>
     </w:p>

--- a/Task2 Assignment1.docx
+++ b/Task2 Assignment1.docx
@@ -396,8 +396,18 @@
                 <w:sz w:val="16"/>
                 <w:szCs w:val="16"/>
               </w:rPr>
-              <w:t>Rohit Gurdhami</w:t>
-            </w:r>
+              <w:t xml:space="preserve">Rohit </w:t>
+            </w:r>
+            <w:proofErr w:type="spellStart"/>
+            <w:r>
+              <w:rPr>
+                <w:rFonts w:eastAsia="Calibri"/>
+                <w:sz w:val="16"/>
+                <w:szCs w:val="16"/>
+              </w:rPr>
+              <w:t>Gurdhami</w:t>
+            </w:r>
+            <w:proofErr w:type="spellEnd"/>
           </w:p>
         </w:tc>
         <w:tc>
@@ -465,14 +475,34 @@
                 <w:szCs w:val="16"/>
               </w:rPr>
             </w:pPr>
+            <w:proofErr w:type="spellStart"/>
             <w:r>
               <w:rPr>
                 <w:rFonts w:eastAsia="Calibri"/>
                 <w:sz w:val="16"/>
                 <w:szCs w:val="16"/>
               </w:rPr>
-              <w:t>Buddhiman B.K</w:t>
-            </w:r>
+              <w:t>Buddhiman</w:t>
+            </w:r>
+            <w:proofErr w:type="spellEnd"/>
+            <w:r>
+              <w:rPr>
+                <w:rFonts w:eastAsia="Calibri"/>
+                <w:sz w:val="16"/>
+                <w:szCs w:val="16"/>
+              </w:rPr>
+              <w:t xml:space="preserve"> </w:t>
+            </w:r>
+            <w:proofErr w:type="gramStart"/>
+            <w:r>
+              <w:rPr>
+                <w:rFonts w:eastAsia="Calibri"/>
+                <w:sz w:val="16"/>
+                <w:szCs w:val="16"/>
+              </w:rPr>
+              <w:t>B.K</w:t>
+            </w:r>
+            <w:proofErr w:type="gramEnd"/>
           </w:p>
         </w:tc>
         <w:tc>
@@ -973,8 +1003,18 @@
                 <w:sz w:val="16"/>
                 <w:szCs w:val="16"/>
               </w:rPr>
-              <w:t>Sudeep Lal Bajimaya</w:t>
-            </w:r>
+              <w:t xml:space="preserve">Sudeep Lal </w:t>
+            </w:r>
+            <w:proofErr w:type="spellStart"/>
+            <w:r>
+              <w:rPr>
+                <w:rFonts w:eastAsia="Calibri"/>
+                <w:sz w:val="16"/>
+                <w:szCs w:val="16"/>
+              </w:rPr>
+              <w:t>Bajimaya</w:t>
+            </w:r>
+            <w:proofErr w:type="spellEnd"/>
           </w:p>
         </w:tc>
         <w:tc>
@@ -2250,6 +2290,7 @@
                 <w:szCs w:val="16"/>
               </w:rPr>
             </w:pPr>
+            <w:proofErr w:type="gramStart"/>
             <w:r>
               <w:rPr>
                 <w:rFonts w:eastAsia="Calibri"/>
@@ -2257,7 +2298,17 @@
                 <w:sz w:val="16"/>
                 <w:szCs w:val="16"/>
               </w:rPr>
-              <w:t>Student acknowledge feedback/comments</w:t>
+              <w:t>Student</w:t>
+            </w:r>
+            <w:proofErr w:type="gramEnd"/>
+            <w:r>
+              <w:rPr>
+                <w:rFonts w:eastAsia="Calibri"/>
+                <w:b/>
+                <w:sz w:val="16"/>
+                <w:szCs w:val="16"/>
+              </w:rPr>
+              <w:t xml:space="preserve"> acknowledge feedback/comments</w:t>
             </w:r>
           </w:p>
         </w:tc>
@@ -2503,7 +2554,25 @@
           <w:sz w:val="16"/>
           <w:szCs w:val="16"/>
         </w:rPr>
-        <w:t xml:space="preserve">If the Turnitin report is required, students have to submit it with the assignment. However, departments may allow students up to </w:t>
+        <w:t xml:space="preserve">If the Turnitin report is required, students </w:t>
+      </w:r>
+      <w:proofErr w:type="gramStart"/>
+      <w:r>
+        <w:rPr>
+          <w:rFonts w:eastAsia="Calibri"/>
+          <w:sz w:val="16"/>
+          <w:szCs w:val="16"/>
+        </w:rPr>
+        <w:t>have to</w:t>
+      </w:r>
+      <w:proofErr w:type="gramEnd"/>
+      <w:r>
+        <w:rPr>
+          <w:rFonts w:eastAsia="Calibri"/>
+          <w:sz w:val="16"/>
+          <w:szCs w:val="16"/>
+        </w:rPr>
+        <w:t xml:space="preserve"> submit it with the assignment. However, departments may allow students up to </w:t>
       </w:r>
       <w:r>
         <w:rPr>
@@ -7154,7 +7223,25 @@
           <w:szCs w:val="24"/>
           <w:lang w:val="en-US"/>
         </w:rPr>
-        <w:t>. Meanwhile, both individuals and communities stand to gain from food sharing and responsible consumption that are facilitated by appropriate mechanisms. SaveBite is a clever food waste reduction app which offers households the possibility to effectively handle their food inventories, keep track of food expiration dates, plan their meals, get reminders in time, and in an easy way, carry out food donations. Encouraging users to adopt sustainable consumption patterns is the main goal of the tool as it gives information on food usage and helps to reduce spontaneous wastage.</w:t>
+        <w:t xml:space="preserve">. Meanwhile, both individuals and communities stand to gain from food sharing and responsible consumption that are facilitated by appropriate mechanisms. </w:t>
+      </w:r>
+      <w:proofErr w:type="spellStart"/>
+      <w:r>
+        <w:rPr>
+          <w:rFonts w:ascii="Times New Roman" w:hAnsi="Times New Roman" w:cs="Times New Roman"/>
+          <w:szCs w:val="24"/>
+          <w:lang w:val="en-US"/>
+        </w:rPr>
+        <w:t>SaveBite</w:t>
+      </w:r>
+      <w:proofErr w:type="spellEnd"/>
+      <w:r>
+        <w:rPr>
+          <w:rFonts w:ascii="Times New Roman" w:hAnsi="Times New Roman" w:cs="Times New Roman"/>
+          <w:szCs w:val="24"/>
+          <w:lang w:val="en-US"/>
+        </w:rPr>
+        <w:t xml:space="preserve"> is a clever food waste reduction app which offers households the possibility to effectively handle their food inventories, keep track of food expiration dates, plan their meals, get reminders in time, and in an easy way, carry out food donations. Encouraging users to adopt sustainable consumption patterns is the main goal of the tool as it gives information on food usage and helps to reduce spontaneous wastage.</w:t>
       </w:r>
     </w:p>
     <w:p>
@@ -7171,7 +7258,23 @@
           <w:rFonts w:ascii="Times New Roman" w:hAnsi="Times New Roman" w:cs="Times New Roman"/>
           <w:szCs w:val="24"/>
         </w:rPr>
-        <w:t>Besides that, the app is equipped with built-in privacy and security features to keep users' data safe. In this article, we are publishing both the requirements specification and design specification documents of the SaveBite system.</w:t>
+        <w:t xml:space="preserve">Besides that, the app is equipped with built-in privacy and security features to keep users' data safe. In this article, we are publishing both the requirements specification and design specification documents of the </w:t>
+      </w:r>
+      <w:proofErr w:type="spellStart"/>
+      <w:r>
+        <w:rPr>
+          <w:rFonts w:ascii="Times New Roman" w:hAnsi="Times New Roman" w:cs="Times New Roman"/>
+          <w:szCs w:val="24"/>
+        </w:rPr>
+        <w:t>SaveBite</w:t>
+      </w:r>
+      <w:proofErr w:type="spellEnd"/>
+      <w:r>
+        <w:rPr>
+          <w:rFonts w:ascii="Times New Roman" w:hAnsi="Times New Roman" w:cs="Times New Roman"/>
+          <w:szCs w:val="24"/>
+        </w:rPr>
+        <w:t xml:space="preserve"> system.</w:t>
       </w:r>
     </w:p>
     <w:p>
@@ -7202,7 +7305,23 @@
           <w:rFonts w:ascii="Times New Roman" w:hAnsi="Times New Roman" w:cs="Times New Roman"/>
           <w:szCs w:val="24"/>
         </w:rPr>
-        <w:t>However, the design document offers a comprehensive system architecture, the database schema, the site layout, and user interface design wireframes that will help a great deal during the system development phase. Due to iterative and incremental software development methods, SaveBite will be a reliable, user-friendly, and scalable software as Food Sustainability Promotion and Better Home Food Management is the two main targets of it.</w:t>
+        <w:t xml:space="preserve">However, the design document offers a comprehensive system architecture, the database schema, the site layout, and user interface design wireframes that will help a great deal during the system development phase. Due to iterative and incremental software development methods, </w:t>
+      </w:r>
+      <w:proofErr w:type="spellStart"/>
+      <w:r>
+        <w:rPr>
+          <w:rFonts w:ascii="Times New Roman" w:hAnsi="Times New Roman" w:cs="Times New Roman"/>
+          <w:szCs w:val="24"/>
+        </w:rPr>
+        <w:t>SaveBite</w:t>
+      </w:r>
+      <w:proofErr w:type="spellEnd"/>
+      <w:r>
+        <w:rPr>
+          <w:rFonts w:ascii="Times New Roman" w:hAnsi="Times New Roman" w:cs="Times New Roman"/>
+          <w:szCs w:val="24"/>
+        </w:rPr>
+        <w:t xml:space="preserve"> will be a reliable, user-friendly, and scalable software as Food Sustainability Promotion and Better Home Food Management is the two main targets of it.</w:t>
       </w:r>
     </w:p>
     <w:p>
@@ -7245,7 +7364,39 @@
           <w:rFonts w:ascii="Times New Roman" w:hAnsi="Times New Roman" w:cs="Times New Roman"/>
           <w:szCs w:val="24"/>
         </w:rPr>
-        <w:t>This document purpose is mainly to research into the requirements and design specifications of the SaveBite app, which is a smart system for reducing food waste that can households in food management. SaveBite app is a smart system for reducing food wastage which is designed to help households in food management, minimizing food wastage, enabling food donation and contributing to sustainable consumption practices. It's a specification that documents the system both functional and non-functional requirements and model them through epics, user stories, acceptance criteria, and tasks.</w:t>
+        <w:t xml:space="preserve">This document purpose is mainly to research into the requirements and design specifications of the </w:t>
+      </w:r>
+      <w:proofErr w:type="spellStart"/>
+      <w:r>
+        <w:rPr>
+          <w:rFonts w:ascii="Times New Roman" w:hAnsi="Times New Roman" w:cs="Times New Roman"/>
+          <w:szCs w:val="24"/>
+        </w:rPr>
+        <w:t>SaveBite</w:t>
+      </w:r>
+      <w:proofErr w:type="spellEnd"/>
+      <w:r>
+        <w:rPr>
+          <w:rFonts w:ascii="Times New Roman" w:hAnsi="Times New Roman" w:cs="Times New Roman"/>
+          <w:szCs w:val="24"/>
+        </w:rPr>
+        <w:t xml:space="preserve"> app, which is a smart system for reducing food waste that can households in food management. </w:t>
+      </w:r>
+      <w:proofErr w:type="spellStart"/>
+      <w:r>
+        <w:rPr>
+          <w:rFonts w:ascii="Times New Roman" w:hAnsi="Times New Roman" w:cs="Times New Roman"/>
+          <w:szCs w:val="24"/>
+        </w:rPr>
+        <w:t>SaveBite</w:t>
+      </w:r>
+      <w:proofErr w:type="spellEnd"/>
+      <w:r>
+        <w:rPr>
+          <w:rFonts w:ascii="Times New Roman" w:hAnsi="Times New Roman" w:cs="Times New Roman"/>
+          <w:szCs w:val="24"/>
+        </w:rPr>
+        <w:t xml:space="preserve"> app is a smart system for reducing food wastage which is designed to help households in food management, minimizing food wastage, enabling food donation and contributing to sustainable consumption practices. It's a specification that documents the system both functional and non-functional requirements and model them through epics, user stories, acceptance criteria, and tasks.</w:t>
       </w:r>
       <w:r>
         <w:rPr>
@@ -7259,7 +7410,23 @@
           <w:rFonts w:ascii="Times New Roman" w:hAnsi="Times New Roman" w:cs="Times New Roman"/>
           <w:szCs w:val="24"/>
         </w:rPr>
-        <w:t>he requirements of the system will be used as a specification for system development. This design specification shows the system overall architecture, major components, database design, site map, and user interface wireframes. Besides, this document will allow easy communication among stakeholders' developers' designers, and testers which in turn will reduce the risk of misunderstanding during development and at the same time will provide a basis for the successful implementation testing deployment, and maintenance of the SaveBite application.</w:t>
+        <w:t xml:space="preserve">he requirements of the system will be used as a specification for system development. This design specification shows the system overall architecture, major components, database design, site map, and user interface wireframes. Besides, this document will allow easy communication among stakeholders' developers' designers, and testers which in turn will reduce the risk of misunderstanding during development and at the same time will provide a basis for the successful implementation testing deployment, and maintenance of the </w:t>
+      </w:r>
+      <w:proofErr w:type="spellStart"/>
+      <w:r>
+        <w:rPr>
+          <w:rFonts w:ascii="Times New Roman" w:hAnsi="Times New Roman" w:cs="Times New Roman"/>
+          <w:szCs w:val="24"/>
+        </w:rPr>
+        <w:t>SaveBite</w:t>
+      </w:r>
+      <w:proofErr w:type="spellEnd"/>
+      <w:r>
+        <w:rPr>
+          <w:rFonts w:ascii="Times New Roman" w:hAnsi="Times New Roman" w:cs="Times New Roman"/>
+          <w:szCs w:val="24"/>
+        </w:rPr>
+        <w:t xml:space="preserve"> application.</w:t>
       </w:r>
     </w:p>
     <w:p>
@@ -7300,7 +7467,39 @@
           <w:rFonts w:ascii="Times New Roman" w:hAnsi="Times New Roman" w:cs="Times New Roman"/>
           <w:szCs w:val="24"/>
         </w:rPr>
-        <w:t>This document purpose is mainly to research into the requirements and design specifications of the SaveBite app, which is a smart system for reducing food waste that can households in food management. SaveBite app is a smart system for reducing food wastage which is designed to help households in food management, minimizing food wastage, enabling food donation and contributing to sustainable consumption practices. It's a specification that documents the system both functional and non-functional requirements and model them through epics, user stories, acceptance criteria, and tasks.</w:t>
+        <w:t xml:space="preserve">This document purpose is mainly to research into the requirements and design specifications of the </w:t>
+      </w:r>
+      <w:proofErr w:type="spellStart"/>
+      <w:r>
+        <w:rPr>
+          <w:rFonts w:ascii="Times New Roman" w:hAnsi="Times New Roman" w:cs="Times New Roman"/>
+          <w:szCs w:val="24"/>
+        </w:rPr>
+        <w:t>SaveBite</w:t>
+      </w:r>
+      <w:proofErr w:type="spellEnd"/>
+      <w:r>
+        <w:rPr>
+          <w:rFonts w:ascii="Times New Roman" w:hAnsi="Times New Roman" w:cs="Times New Roman"/>
+          <w:szCs w:val="24"/>
+        </w:rPr>
+        <w:t xml:space="preserve"> app, which is a smart system for reducing food waste that can households in food management. </w:t>
+      </w:r>
+      <w:proofErr w:type="spellStart"/>
+      <w:r>
+        <w:rPr>
+          <w:rFonts w:ascii="Times New Roman" w:hAnsi="Times New Roman" w:cs="Times New Roman"/>
+          <w:szCs w:val="24"/>
+        </w:rPr>
+        <w:t>SaveBite</w:t>
+      </w:r>
+      <w:proofErr w:type="spellEnd"/>
+      <w:r>
+        <w:rPr>
+          <w:rFonts w:ascii="Times New Roman" w:hAnsi="Times New Roman" w:cs="Times New Roman"/>
+          <w:szCs w:val="24"/>
+        </w:rPr>
+        <w:t xml:space="preserve"> app is a smart system for reducing food wastage which is designed to help households in food management, minimizing food wastage, enabling food donation and contributing to sustainable consumption practices. It's a specification that documents the system both functional and non-functional requirements and model them through epics, user stories, acceptance criteria, and tasks.</w:t>
       </w:r>
       <w:r>
         <w:rPr>
@@ -7314,7 +7513,23 @@
           <w:rFonts w:ascii="Times New Roman" w:hAnsi="Times New Roman" w:cs="Times New Roman"/>
           <w:szCs w:val="24"/>
         </w:rPr>
-        <w:t>he requirements of the system will be used as a specification for system development. This design specification shows the system overall architecture, major components, database design, site map, and user interface wireframes. Besides, this document will allow easy communication among stakeholders' developers' designers, and testers which in turn will reduce the risk of misunderstanding during development and at the same time will provide a basis for the successful implementation testing deployment, and maintenance of the SaveBite application.</w:t>
+        <w:t xml:space="preserve">he requirements of the system will be used as a specification for system development. This design specification shows the system overall architecture, major components, database design, site map, and user interface wireframes. Besides, this document will allow easy communication among stakeholders' developers' designers, and testers which in turn will reduce the risk of misunderstanding during development and at the same time will provide a basis for the successful implementation testing deployment, and maintenance of the </w:t>
+      </w:r>
+      <w:proofErr w:type="spellStart"/>
+      <w:r>
+        <w:rPr>
+          <w:rFonts w:ascii="Times New Roman" w:hAnsi="Times New Roman" w:cs="Times New Roman"/>
+          <w:szCs w:val="24"/>
+        </w:rPr>
+        <w:t>SaveBite</w:t>
+      </w:r>
+      <w:proofErr w:type="spellEnd"/>
+      <w:r>
+        <w:rPr>
+          <w:rFonts w:ascii="Times New Roman" w:hAnsi="Times New Roman" w:cs="Times New Roman"/>
+          <w:szCs w:val="24"/>
+        </w:rPr>
+        <w:t xml:space="preserve"> application.</w:t>
       </w:r>
     </w:p>
     <w:p>
@@ -7352,12 +7567,21 @@
           <w:szCs w:val="20"/>
         </w:rPr>
       </w:pPr>
+      <w:proofErr w:type="spellStart"/>
       <w:r>
         <w:rPr>
           <w:rFonts w:ascii="Times New Roman" w:hAnsi="Times New Roman" w:cs="Times New Roman"/>
           <w:szCs w:val="20"/>
         </w:rPr>
-        <w:t xml:space="preserve">SaveBite is an intelligent application for reducing food wastage that helps families organizing their food stocks and motivates them to behave in a more food consumption responsible way. The main objective of the app is to provide users with the means for food-surveillance, expiry alerts, weekly meal planning, donation facilitation that in total lead to less throwing away of 'good food’. The platform offers household users the possibility to register and set their privacy preferences, input and update their food stocks, explore food stocks offered by other users, get food-saving activities stats, get important alerts, and prepare meal plans for the week based on food items at hand. </w:t>
+        <w:t>SaveBite</w:t>
+      </w:r>
+      <w:proofErr w:type="spellEnd"/>
+      <w:r>
+        <w:rPr>
+          <w:rFonts w:ascii="Times New Roman" w:hAnsi="Times New Roman" w:cs="Times New Roman"/>
+          <w:szCs w:val="20"/>
+        </w:rPr>
+        <w:t xml:space="preserve"> is an intelligent application for reducing food wastage that helps families organizing their food stocks and motivates them to behave in a more food consumption responsible way. The main objective of the app is to provide users with the means for food-surveillance, expiry alerts, weekly meal planning, donation facilitation that in total lead to less throwing away of 'good food’. The platform offers household users the possibility to register and set their privacy preferences, input and update their food stocks, explore food stocks offered by other users, get food-saving activities stats, get important alerts, and prepare meal plans for the week based on food items at hand. </w:t>
       </w:r>
     </w:p>
     <w:p>
@@ -7374,7 +7598,23 @@
           <w:rFonts w:ascii="Times New Roman" w:hAnsi="Times New Roman" w:cs="Times New Roman"/>
           <w:szCs w:val="20"/>
         </w:rPr>
-        <w:t xml:space="preserve">With these features on one platform, SaveBite not only helps in sustainable living but also shapes good practices in household food management. The app shall be a simple and safe platform where users can decide wisely on food consumption and distribution through its expiry alert, donation handling, food analytics, and meal planning features. </w:t>
+        <w:t xml:space="preserve">With these features on one platform, </w:t>
+      </w:r>
+      <w:proofErr w:type="spellStart"/>
+      <w:r>
+        <w:rPr>
+          <w:rFonts w:ascii="Times New Roman" w:hAnsi="Times New Roman" w:cs="Times New Roman"/>
+          <w:szCs w:val="20"/>
+        </w:rPr>
+        <w:t>SaveBite</w:t>
+      </w:r>
+      <w:proofErr w:type="spellEnd"/>
+      <w:r>
+        <w:rPr>
+          <w:rFonts w:ascii="Times New Roman" w:hAnsi="Times New Roman" w:cs="Times New Roman"/>
+          <w:szCs w:val="20"/>
+        </w:rPr>
+        <w:t xml:space="preserve"> not only helps in sustainable living but also shapes good practices in household food management. The app shall be a simple and safe platform where users can decide wisely on food consumption and distribution through its expiry alert, donation handling, food analytics, and meal planning features. </w:t>
       </w:r>
     </w:p>
     <w:p>
@@ -7386,12 +7626,37 @@
           <w:szCs w:val="20"/>
         </w:rPr>
       </w:pPr>
+      <w:proofErr w:type="spellStart"/>
       <w:r>
         <w:rPr>
           <w:rFonts w:ascii="Times New Roman" w:hAnsi="Times New Roman" w:cs="Times New Roman"/>
           <w:szCs w:val="20"/>
         </w:rPr>
-        <w:t>SaveBite's goal is to help reduce food wastage, thereby making a positive impact on the environment and community. To sum up, SaveBite is a great way of managing food inventory paired with a reminder system, food-sharing features, and food waste reduction through data analytics.</w:t>
+        <w:t>SaveBite's</w:t>
+      </w:r>
+      <w:proofErr w:type="spellEnd"/>
+      <w:r>
+        <w:rPr>
+          <w:rFonts w:ascii="Times New Roman" w:hAnsi="Times New Roman" w:cs="Times New Roman"/>
+          <w:szCs w:val="20"/>
+        </w:rPr>
+        <w:t xml:space="preserve"> goal is to help reduce food wastage, thereby making a positive impact on the environment and community. To sum up, </w:t>
+      </w:r>
+      <w:proofErr w:type="spellStart"/>
+      <w:r>
+        <w:rPr>
+          <w:rFonts w:ascii="Times New Roman" w:hAnsi="Times New Roman" w:cs="Times New Roman"/>
+          <w:szCs w:val="20"/>
+        </w:rPr>
+        <w:t>SaveBite</w:t>
+      </w:r>
+      <w:proofErr w:type="spellEnd"/>
+      <w:r>
+        <w:rPr>
+          <w:rFonts w:ascii="Times New Roman" w:hAnsi="Times New Roman" w:cs="Times New Roman"/>
+          <w:szCs w:val="20"/>
+        </w:rPr>
+        <w:t xml:space="preserve"> is a great way of managing food inventory paired with a reminder system, food-sharing features, and food waste reduction through data analytics.</w:t>
       </w:r>
     </w:p>
     <w:p>
@@ -7429,12 +7694,21 @@
           <w:szCs w:val="20"/>
         </w:rPr>
       </w:pPr>
+      <w:proofErr w:type="spellStart"/>
       <w:r>
         <w:rPr>
           <w:rFonts w:ascii="Times New Roman" w:hAnsi="Times New Roman" w:cs="Times New Roman"/>
           <w:szCs w:val="20"/>
         </w:rPr>
-        <w:t>SaveBite is a project dedicated to creating a smart application that will guide households to efficiently reduce food wastage by keeping track of their food inventory and implementing sustainable food consumption behaviours. The prime objective of the platform is to decrease food wastage by providing users with tools like inventory tracking, meal planning, food donation, and user engagement. With the app, users can sign up as well as change their privacy settings, so making it possible to create an account and set up security</w:t>
+        <w:t>SaveBite</w:t>
+      </w:r>
+      <w:proofErr w:type="spellEnd"/>
+      <w:r>
+        <w:rPr>
+          <w:rFonts w:ascii="Times New Roman" w:hAnsi="Times New Roman" w:cs="Times New Roman"/>
+          <w:szCs w:val="20"/>
+        </w:rPr>
+        <w:t xml:space="preserve"> is a project dedicated to creating a smart application that will guide households to efficiently reduce food wastage by keeping track of their food inventory and implementing sustainable food consumption behaviours. The prime objective of the platform is to decrease food wastage by providing users with tools like inventory tracking, meal planning, food donation, and user engagement. With the app, users can sign up as well as change their privacy settings, so making it possible to create an account and set up security</w:t>
       </w:r>
       <w:r>
         <w:t xml:space="preserve"> </w:t>
@@ -7468,7 +7742,23 @@
           <w:rFonts w:ascii="Times New Roman" w:hAnsi="Times New Roman" w:cs="Times New Roman"/>
           <w:szCs w:val="20"/>
         </w:rPr>
-        <w:t>Users can control their food stock by adding modifying deleting, and sorting food items by categories, quantities, and expiry dates. Also, the system gives users the opportunity to look at the list of food items and turn the surplus food into donation ads that can be shared with others. And SaveBite supplies food analytics that show graphs and progress bars to motivate responsible food consumption. The notification system sends reminders based on expiry dates, donation updates, meal schedules, and account-related activities. Users can create plans for weekly meals from the ingredients at hand to maximize food usage and minimize waste.</w:t>
+        <w:t xml:space="preserve">Users can control their food stock by adding modifying deleting, and sorting food items by categories, quantities, and expiry dates. Also, the system gives users the opportunity to look at the list of food items and turn the surplus food into donation ads that can be shared with others. And </w:t>
+      </w:r>
+      <w:proofErr w:type="spellStart"/>
+      <w:r>
+        <w:rPr>
+          <w:rFonts w:ascii="Times New Roman" w:hAnsi="Times New Roman" w:cs="Times New Roman"/>
+          <w:szCs w:val="20"/>
+        </w:rPr>
+        <w:t>SaveBite</w:t>
+      </w:r>
+      <w:proofErr w:type="spellEnd"/>
+      <w:r>
+        <w:rPr>
+          <w:rFonts w:ascii="Times New Roman" w:hAnsi="Times New Roman" w:cs="Times New Roman"/>
+          <w:szCs w:val="20"/>
+        </w:rPr>
+        <w:t xml:space="preserve"> supplies food analytics that show graphs and progress bars to motivate responsible food consumption. The notification system sends reminders based on expiry dates, donation updates, meal schedules, and account-related activities. Users can create plans for weekly meals from the ingredients at hand to maximize food usage and minimize waste.</w:t>
       </w:r>
     </w:p>
     <w:p>
@@ -7528,7 +7818,23 @@
           <w:rFonts w:ascii="Times New Roman" w:hAnsi="Times New Roman" w:cs="Times New Roman"/>
           <w:szCs w:val="20"/>
         </w:rPr>
-        <w:t>The SaveBite app is mainly for the Malaysian households’ users like homemakers, working adults, families, and university students who do the buying, storing, and consuming food. These users want an easy and effective tool to help them manage their food stocks, keep track of expiration dates, arrange meals, and minimize food wastage. Those who are registered can use the system to note down and categorize food items, get alerts about the products that are going to expire soon, make meal plans for a week, keep an eye on your food saving efforts through the reports, and get involved in food donation events. With these options users can decide wisely on their food consumption and support responsible food management practices.</w:t>
+        <w:t xml:space="preserve">The </w:t>
+      </w:r>
+      <w:proofErr w:type="spellStart"/>
+      <w:r>
+        <w:rPr>
+          <w:rFonts w:ascii="Times New Roman" w:hAnsi="Times New Roman" w:cs="Times New Roman"/>
+          <w:szCs w:val="20"/>
+        </w:rPr>
+        <w:t>SaveBite</w:t>
+      </w:r>
+      <w:proofErr w:type="spellEnd"/>
+      <w:r>
+        <w:rPr>
+          <w:rFonts w:ascii="Times New Roman" w:hAnsi="Times New Roman" w:cs="Times New Roman"/>
+          <w:szCs w:val="20"/>
+        </w:rPr>
+        <w:t xml:space="preserve"> app is mainly for the Malaysian households’ users like homemakers, working adults, families, and university students who do the buying, storing, and consuming food. These users want an easy and effective tool to help them manage their food stocks, keep track of expiration dates, arrange meals, and minimize food wastage. Those who are registered can use the system to note down and categorize food items, get alerts about the products that are going to expire soon, make meal plans for a week, keep an eye on your food saving efforts through the reports, and get involved in food donation events. With these options users can decide wisely on their food consumption and support responsible food management practices.</w:t>
       </w:r>
     </w:p>
     <w:p>
@@ -7545,7 +7851,39 @@
           <w:rFonts w:ascii="Times New Roman" w:hAnsi="Times New Roman" w:cs="Times New Roman"/>
           <w:szCs w:val="20"/>
         </w:rPr>
-        <w:t>Besides the households’ users, SaveBite also caters to other users like community members, charitable organizations, and food banks which can be the recipients of surplus food donated through the platform. Besides allowing food sharing and influencing sustainable consumption habits, the system is also intended to promote community involvement and lessen the environmental effects of food waste. In short, SaveBite supports both households and communities by offering them an easy-to-use platform that encourages the effective management of food, food sharing, and eco-friendly living habits.</w:t>
+        <w:t xml:space="preserve">Besides the households’ users, </w:t>
+      </w:r>
+      <w:proofErr w:type="spellStart"/>
+      <w:r>
+        <w:rPr>
+          <w:rFonts w:ascii="Times New Roman" w:hAnsi="Times New Roman" w:cs="Times New Roman"/>
+          <w:szCs w:val="20"/>
+        </w:rPr>
+        <w:t>SaveBite</w:t>
+      </w:r>
+      <w:proofErr w:type="spellEnd"/>
+      <w:r>
+        <w:rPr>
+          <w:rFonts w:ascii="Times New Roman" w:hAnsi="Times New Roman" w:cs="Times New Roman"/>
+          <w:szCs w:val="20"/>
+        </w:rPr>
+        <w:t xml:space="preserve"> also caters to other users like community members, charitable organizations, and food banks which can be the recipients of surplus food donated through the platform. Besides allowing food sharing and influencing sustainable consumption habits, the system is also intended to promote community involvement and lessen the environmental effects of food waste. In short, </w:t>
+      </w:r>
+      <w:proofErr w:type="spellStart"/>
+      <w:r>
+        <w:rPr>
+          <w:rFonts w:ascii="Times New Roman" w:hAnsi="Times New Roman" w:cs="Times New Roman"/>
+          <w:szCs w:val="20"/>
+        </w:rPr>
+        <w:t>SaveBite</w:t>
+      </w:r>
+      <w:proofErr w:type="spellEnd"/>
+      <w:r>
+        <w:rPr>
+          <w:rFonts w:ascii="Times New Roman" w:hAnsi="Times New Roman" w:cs="Times New Roman"/>
+          <w:szCs w:val="20"/>
+        </w:rPr>
+        <w:t xml:space="preserve"> supports both households and communities by offering them an easy-to-use platform that encourages the effective management of food, food sharing, and eco-friendly living habits.</w:t>
       </w:r>
     </w:p>
     <w:p>
@@ -7614,7 +7952,23 @@
           <w:rFonts w:ascii="Times New Roman" w:hAnsi="Times New Roman" w:cs="Times New Roman"/>
           <w:szCs w:val="20"/>
         </w:rPr>
-        <w:t>This module enables users to securely set up, log in to, and handle their SaveBite accounts. It comprises account sign-up, user login, profile management, and password retrieval. All these features together promise a safe and tailor-made access to the system.</w:t>
+        <w:t xml:space="preserve">This module enables users to securely set up, log in to, and handle their </w:t>
+      </w:r>
+      <w:proofErr w:type="spellStart"/>
+      <w:r>
+        <w:rPr>
+          <w:rFonts w:ascii="Times New Roman" w:hAnsi="Times New Roman" w:cs="Times New Roman"/>
+          <w:szCs w:val="20"/>
+        </w:rPr>
+        <w:t>SaveBite</w:t>
+      </w:r>
+      <w:proofErr w:type="spellEnd"/>
+      <w:r>
+        <w:rPr>
+          <w:rFonts w:ascii="Times New Roman" w:hAnsi="Times New Roman" w:cs="Times New Roman"/>
+          <w:szCs w:val="20"/>
+        </w:rPr>
+        <w:t xml:space="preserve"> accounts. It comprises account sign-up, user login, profile management, and password retrieval. All these features together promise a safe and tailor-made access to the system.</w:t>
       </w:r>
     </w:p>
     <w:p>
@@ -8212,7 +8566,23 @@
           <w:rFonts w:ascii="Times New Roman" w:hAnsi="Times New Roman" w:cs="Times New Roman"/>
           <w:szCs w:val="20"/>
         </w:rPr>
-        <w:t>These functionalities ensure secure access to the SaveBite application while providing users with the ability to manage their personal information and preferences effectively.</w:t>
+        <w:t xml:space="preserve">These functionalities ensure secure access to the </w:t>
+      </w:r>
+      <w:proofErr w:type="spellStart"/>
+      <w:r>
+        <w:rPr>
+          <w:rFonts w:ascii="Times New Roman" w:hAnsi="Times New Roman" w:cs="Times New Roman"/>
+          <w:szCs w:val="20"/>
+        </w:rPr>
+        <w:t>SaveBite</w:t>
+      </w:r>
+      <w:proofErr w:type="spellEnd"/>
+      <w:r>
+        <w:rPr>
+          <w:rFonts w:ascii="Times New Roman" w:hAnsi="Times New Roman" w:cs="Times New Roman"/>
+          <w:szCs w:val="20"/>
+        </w:rPr>
+        <w:t xml:space="preserve"> application while providing users with the ability to manage their personal information and preferences effectively.</w:t>
       </w:r>
     </w:p>
     <w:p>
@@ -9507,7 +9877,25 @@
           <w:rFonts w:ascii="Times New Roman" w:hAnsi="Times New Roman" w:cs="Times New Roman"/>
           <w:szCs w:val="20"/>
         </w:rPr>
-        <w:t>Users are able to make donation offers, look at what food is available, and get detailed information before they request or pick up donated food.With the help of these features users are given a chance to redistribute surplus food in a more effective way, they can also engage in community activities and help reduce food waste by practicing responsible food-sharing manners.</w:t>
+        <w:t xml:space="preserve">Users are able to make donation offers, look at what food is available, and get detailed information before they request or pick up donated </w:t>
+      </w:r>
+      <w:proofErr w:type="spellStart"/>
+      <w:proofErr w:type="gramStart"/>
+      <w:r>
+        <w:rPr>
+          <w:rFonts w:ascii="Times New Roman" w:hAnsi="Times New Roman" w:cs="Times New Roman"/>
+          <w:szCs w:val="20"/>
+        </w:rPr>
+        <w:t>food.With</w:t>
+      </w:r>
+      <w:proofErr w:type="spellEnd"/>
+      <w:proofErr w:type="gramEnd"/>
+      <w:r>
+        <w:rPr>
+          <w:rFonts w:ascii="Times New Roman" w:hAnsi="Times New Roman" w:cs="Times New Roman"/>
+          <w:szCs w:val="20"/>
+        </w:rPr>
+        <w:t xml:space="preserve"> the help of these features users are given a chance to redistribute surplus food in a more effective way, they can also engage in community activities and help reduce food waste by practicing responsible food-sharing manners.</w:t>
       </w:r>
     </w:p>
     <w:p>
@@ -10037,7 +10425,23 @@
                 <w:rFonts w:ascii="Times New Roman" w:hAnsi="Times New Roman" w:cs="Times New Roman"/>
                 <w:szCs w:val="20"/>
               </w:rPr>
-              <w:t>The system shall allow users to filter analytical reports based on a selected time period.</w:t>
+              <w:t xml:space="preserve">The system shall allow users to filter analytical reports based on a selected </w:t>
+            </w:r>
+            <w:proofErr w:type="gramStart"/>
+            <w:r>
+              <w:rPr>
+                <w:rFonts w:ascii="Times New Roman" w:hAnsi="Times New Roman" w:cs="Times New Roman"/>
+                <w:szCs w:val="20"/>
+              </w:rPr>
+              <w:t>time period</w:t>
+            </w:r>
+            <w:proofErr w:type="gramEnd"/>
+            <w:r>
+              <w:rPr>
+                <w:rFonts w:ascii="Times New Roman" w:hAnsi="Times New Roman" w:cs="Times New Roman"/>
+                <w:szCs w:val="20"/>
+              </w:rPr>
+              <w:t>.</w:t>
             </w:r>
           </w:p>
         </w:tc>
@@ -10174,7 +10578,23 @@
           <w:rFonts w:ascii="Times New Roman" w:hAnsi="Times New Roman" w:cs="Times New Roman"/>
           <w:szCs w:val="20"/>
         </w:rPr>
-        <w:t>As a result, users are able to keep track of their food management performance, detect consumption patterns and make decisions data says, all of which help in reducing household food wastage and fostering sustainable lifestyles.</w:t>
+        <w:t xml:space="preserve">As a result, users </w:t>
+      </w:r>
+      <w:proofErr w:type="gramStart"/>
+      <w:r>
+        <w:rPr>
+          <w:rFonts w:ascii="Times New Roman" w:hAnsi="Times New Roman" w:cs="Times New Roman"/>
+          <w:szCs w:val="20"/>
+        </w:rPr>
+        <w:t>are able to</w:t>
+      </w:r>
+      <w:proofErr w:type="gramEnd"/>
+      <w:r>
+        <w:rPr>
+          <w:rFonts w:ascii="Times New Roman" w:hAnsi="Times New Roman" w:cs="Times New Roman"/>
+          <w:szCs w:val="20"/>
+        </w:rPr>
+        <w:t xml:space="preserve"> keep track of their food management performance, detect consumption patterns and make decisions data says, all of which help in reducing household food wastage and fostering sustainable lifestyles.</w:t>
       </w:r>
     </w:p>
     <w:p>
@@ -10551,7 +10971,23 @@
                 <w:rFonts w:ascii="Times New Roman" w:hAnsi="Times New Roman" w:cs="Times New Roman"/>
                 <w:szCs w:val="20"/>
               </w:rPr>
-              <w:t>The system shall allow users to view all notifications through a dedicated notification center.</w:t>
+              <w:t xml:space="preserve">The system shall allow users to view all notifications through a dedicated notification </w:t>
+            </w:r>
+            <w:proofErr w:type="spellStart"/>
+            <w:r>
+              <w:rPr>
+                <w:rFonts w:ascii="Times New Roman" w:hAnsi="Times New Roman" w:cs="Times New Roman"/>
+                <w:szCs w:val="20"/>
+              </w:rPr>
+              <w:t>center</w:t>
+            </w:r>
+            <w:proofErr w:type="spellEnd"/>
+            <w:r>
+              <w:rPr>
+                <w:rFonts w:ascii="Times New Roman" w:hAnsi="Times New Roman" w:cs="Times New Roman"/>
+                <w:szCs w:val="20"/>
+              </w:rPr>
+              <w:t>.</w:t>
             </w:r>
           </w:p>
         </w:tc>
@@ -11554,7 +11990,23 @@
           <w:rFonts w:ascii="Times New Roman" w:hAnsi="Times New Roman" w:cs="Times New Roman"/>
           <w:szCs w:val="20"/>
         </w:rPr>
-        <w:t>Non-functional requirements specify the quality features and operating criteria that the SaveBite app should meet. They help to keep the system running efficiently, safe, and dependable for users besides working the functional features of the application.</w:t>
+        <w:t xml:space="preserve">Non-functional requirements specify the quality features and operating criteria that the </w:t>
+      </w:r>
+      <w:proofErr w:type="spellStart"/>
+      <w:r>
+        <w:rPr>
+          <w:rFonts w:ascii="Times New Roman" w:hAnsi="Times New Roman" w:cs="Times New Roman"/>
+          <w:szCs w:val="20"/>
+        </w:rPr>
+        <w:t>SaveBite</w:t>
+      </w:r>
+      <w:proofErr w:type="spellEnd"/>
+      <w:r>
+        <w:rPr>
+          <w:rFonts w:ascii="Times New Roman" w:hAnsi="Times New Roman" w:cs="Times New Roman"/>
+          <w:szCs w:val="20"/>
+        </w:rPr>
+        <w:t xml:space="preserve"> app should meet. They help to keep the system running efficiently, safe, and dependable for users besides working the functional features of the application.</w:t>
       </w:r>
     </w:p>
     <w:p>
@@ -14479,7 +14931,23 @@
                 <w:rFonts w:ascii="Times New Roman" w:hAnsi="Times New Roman" w:cs="Times New Roman"/>
                 <w:szCs w:val="20"/>
               </w:rPr>
-              <w:t>I want to be able to create an account so that I can have access to SaveBite and start organizing my food stock.</w:t>
+              <w:t xml:space="preserve">I want to be able to create an account so that I can have access to </w:t>
+            </w:r>
+            <w:proofErr w:type="spellStart"/>
+            <w:r>
+              <w:rPr>
+                <w:rFonts w:ascii="Times New Roman" w:hAnsi="Times New Roman" w:cs="Times New Roman"/>
+                <w:szCs w:val="20"/>
+              </w:rPr>
+              <w:t>SaveBite</w:t>
+            </w:r>
+            <w:proofErr w:type="spellEnd"/>
+            <w:r>
+              <w:rPr>
+                <w:rFonts w:ascii="Times New Roman" w:hAnsi="Times New Roman" w:cs="Times New Roman"/>
+                <w:szCs w:val="20"/>
+              </w:rPr>
+              <w:t xml:space="preserve"> and start organizing my food stock.</w:t>
             </w:r>
           </w:p>
         </w:tc>
@@ -14558,6 +15026,7 @@
                 <w:szCs w:val="20"/>
               </w:rPr>
             </w:pPr>
+            <w:proofErr w:type="spellStart"/>
             <w:r>
               <w:rPr>
                 <w:rFonts w:ascii="Times New Roman" w:hAnsi="Times New Roman" w:cs="Times New Roman"/>
@@ -14567,6 +15036,7 @@
               </w:rPr>
               <w:t>MoSCoW</w:t>
             </w:r>
+            <w:proofErr w:type="spellEnd"/>
           </w:p>
         </w:tc>
         <w:tc>
@@ -14826,6 +15296,7 @@
                 <w:szCs w:val="20"/>
               </w:rPr>
             </w:pPr>
+            <w:proofErr w:type="spellStart"/>
             <w:r>
               <w:rPr>
                 <w:rFonts w:ascii="Times New Roman" w:hAnsi="Times New Roman" w:cs="Times New Roman"/>
@@ -14835,6 +15306,7 @@
               </w:rPr>
               <w:t>MoSCoW</w:t>
             </w:r>
+            <w:proofErr w:type="spellEnd"/>
           </w:p>
         </w:tc>
         <w:tc>
@@ -15094,6 +15566,7 @@
                 <w:szCs w:val="20"/>
               </w:rPr>
             </w:pPr>
+            <w:proofErr w:type="spellStart"/>
             <w:r>
               <w:rPr>
                 <w:rFonts w:ascii="Times New Roman" w:hAnsi="Times New Roman" w:cs="Times New Roman"/>
@@ -15103,6 +15576,7 @@
               </w:rPr>
               <w:t>MoSCoW</w:t>
             </w:r>
+            <w:proofErr w:type="spellEnd"/>
           </w:p>
         </w:tc>
         <w:tc>
@@ -15362,6 +15836,7 @@
                 <w:szCs w:val="20"/>
               </w:rPr>
             </w:pPr>
+            <w:proofErr w:type="spellStart"/>
             <w:r>
               <w:rPr>
                 <w:rFonts w:ascii="Times New Roman" w:hAnsi="Times New Roman" w:cs="Times New Roman"/>
@@ -15371,6 +15846,7 @@
               </w:rPr>
               <w:t>MoSCoW</w:t>
             </w:r>
+            <w:proofErr w:type="spellEnd"/>
           </w:p>
         </w:tc>
         <w:tc>
@@ -15630,6 +16106,7 @@
                 <w:szCs w:val="20"/>
               </w:rPr>
             </w:pPr>
+            <w:proofErr w:type="spellStart"/>
             <w:r>
               <w:rPr>
                 <w:rFonts w:ascii="Times New Roman" w:hAnsi="Times New Roman" w:cs="Times New Roman"/>
@@ -15639,6 +16116,7 @@
               </w:rPr>
               <w:t>MoSCoW</w:t>
             </w:r>
+            <w:proofErr w:type="spellEnd"/>
           </w:p>
         </w:tc>
         <w:tc>
@@ -16235,6 +16713,7 @@
                 <w:szCs w:val="20"/>
               </w:rPr>
             </w:pPr>
+            <w:proofErr w:type="spellStart"/>
             <w:r>
               <w:rPr>
                 <w:rFonts w:ascii="Times New Roman" w:hAnsi="Times New Roman" w:cs="Times New Roman"/>
@@ -16244,6 +16723,7 @@
               </w:rPr>
               <w:t>MoSCoW</w:t>
             </w:r>
+            <w:proofErr w:type="spellEnd"/>
           </w:p>
         </w:tc>
         <w:tc>
@@ -16503,6 +16983,7 @@
                 <w:szCs w:val="20"/>
               </w:rPr>
             </w:pPr>
+            <w:proofErr w:type="spellStart"/>
             <w:r>
               <w:rPr>
                 <w:rFonts w:ascii="Times New Roman" w:hAnsi="Times New Roman" w:cs="Times New Roman"/>
@@ -16512,6 +16993,7 @@
               </w:rPr>
               <w:t>MoSCoW</w:t>
             </w:r>
+            <w:proofErr w:type="spellEnd"/>
           </w:p>
         </w:tc>
         <w:tc>
@@ -16771,6 +17253,7 @@
                 <w:szCs w:val="20"/>
               </w:rPr>
             </w:pPr>
+            <w:proofErr w:type="spellStart"/>
             <w:r>
               <w:rPr>
                 <w:rFonts w:ascii="Times New Roman" w:hAnsi="Times New Roman" w:cs="Times New Roman"/>
@@ -16780,6 +17263,7 @@
               </w:rPr>
               <w:t>MoSCoW</w:t>
             </w:r>
+            <w:proofErr w:type="spellEnd"/>
           </w:p>
         </w:tc>
         <w:tc>
@@ -17039,6 +17523,7 @@
                 <w:szCs w:val="20"/>
               </w:rPr>
             </w:pPr>
+            <w:proofErr w:type="spellStart"/>
             <w:r>
               <w:rPr>
                 <w:rFonts w:ascii="Times New Roman" w:hAnsi="Times New Roman" w:cs="Times New Roman"/>
@@ -17048,6 +17533,7 @@
               </w:rPr>
               <w:t>MoSCoW</w:t>
             </w:r>
+            <w:proofErr w:type="spellEnd"/>
           </w:p>
         </w:tc>
         <w:tc>
@@ -17307,6 +17793,7 @@
                 <w:szCs w:val="20"/>
               </w:rPr>
             </w:pPr>
+            <w:proofErr w:type="spellStart"/>
             <w:r>
               <w:rPr>
                 <w:rFonts w:ascii="Times New Roman" w:hAnsi="Times New Roman" w:cs="Times New Roman"/>
@@ -17316,6 +17803,7 @@
               </w:rPr>
               <w:t>MoSCoW</w:t>
             </w:r>
+            <w:proofErr w:type="spellEnd"/>
           </w:p>
         </w:tc>
         <w:tc>
@@ -17491,7 +17979,25 @@
           <w:b/>
           <w:bCs/>
         </w:rPr>
-        <w:t>- Buddhiman B.K.</w:t>
+        <w:t xml:space="preserve">- </w:t>
+      </w:r>
+      <w:proofErr w:type="spellStart"/>
+      <w:r>
+        <w:rPr>
+          <w:rFonts w:ascii="Times New Roman" w:hAnsi="Times New Roman" w:cs="Times New Roman"/>
+          <w:b/>
+          <w:bCs/>
+        </w:rPr>
+        <w:t>Buddhiman</w:t>
+      </w:r>
+      <w:proofErr w:type="spellEnd"/>
+      <w:r>
+        <w:rPr>
+          <w:rFonts w:ascii="Times New Roman" w:hAnsi="Times New Roman" w:cs="Times New Roman"/>
+          <w:b/>
+          <w:bCs/>
+        </w:rPr>
+        <w:t xml:space="preserve"> B.K.</w:t>
       </w:r>
       <w:bookmarkEnd w:id="23"/>
     </w:p>
@@ -17513,7 +18019,27 @@
           <w:bCs/>
           <w:szCs w:val="20"/>
         </w:rPr>
-        <w:t>Student Name &amp; ID: Buddhiman B.K. (E2400004)</w:t>
+        <w:t xml:space="preserve">Student Name &amp; ID: </w:t>
+      </w:r>
+      <w:proofErr w:type="spellStart"/>
+      <w:r>
+        <w:rPr>
+          <w:rFonts w:ascii="Times New Roman" w:hAnsi="Times New Roman" w:cs="Times New Roman"/>
+          <w:b/>
+          <w:bCs/>
+          <w:szCs w:val="20"/>
+        </w:rPr>
+        <w:t>Buddhiman</w:t>
+      </w:r>
+      <w:proofErr w:type="spellEnd"/>
+      <w:r>
+        <w:rPr>
+          <w:rFonts w:ascii="Times New Roman" w:hAnsi="Times New Roman" w:cs="Times New Roman"/>
+          <w:b/>
+          <w:bCs/>
+          <w:szCs w:val="20"/>
+        </w:rPr>
+        <w:t xml:space="preserve"> B.K. (E2400004)</w:t>
       </w:r>
     </w:p>
     <w:p>
@@ -17723,6 +18249,7 @@
                 <w:szCs w:val="20"/>
               </w:rPr>
             </w:pPr>
+            <w:proofErr w:type="spellStart"/>
             <w:r>
               <w:rPr>
                 <w:rFonts w:ascii="Times New Roman" w:hAnsi="Times New Roman" w:cs="Times New Roman"/>
@@ -17730,6 +18257,7 @@
               </w:rPr>
               <w:t>MoSCoW</w:t>
             </w:r>
+            <w:proofErr w:type="spellEnd"/>
           </w:p>
         </w:tc>
         <w:tc>
@@ -17971,6 +18499,7 @@
                 <w:szCs w:val="20"/>
               </w:rPr>
             </w:pPr>
+            <w:proofErr w:type="spellStart"/>
             <w:r>
               <w:rPr>
                 <w:rFonts w:ascii="Times New Roman" w:hAnsi="Times New Roman" w:cs="Times New Roman"/>
@@ -17978,6 +18507,7 @@
               </w:rPr>
               <w:t>MoSCoW</w:t>
             </w:r>
+            <w:proofErr w:type="spellEnd"/>
           </w:p>
         </w:tc>
         <w:tc>
@@ -18219,6 +18749,7 @@
                 <w:szCs w:val="20"/>
               </w:rPr>
             </w:pPr>
+            <w:proofErr w:type="spellStart"/>
             <w:r>
               <w:rPr>
                 <w:rFonts w:ascii="Times New Roman" w:hAnsi="Times New Roman" w:cs="Times New Roman"/>
@@ -18226,6 +18757,7 @@
               </w:rPr>
               <w:t>MoSCoW</w:t>
             </w:r>
+            <w:proofErr w:type="spellEnd"/>
           </w:p>
         </w:tc>
         <w:tc>
@@ -18467,6 +18999,7 @@
                 <w:szCs w:val="20"/>
               </w:rPr>
             </w:pPr>
+            <w:proofErr w:type="spellStart"/>
             <w:r>
               <w:rPr>
                 <w:rFonts w:ascii="Times New Roman" w:hAnsi="Times New Roman" w:cs="Times New Roman"/>
@@ -18474,6 +19007,7 @@
               </w:rPr>
               <w:t>MoSCoW</w:t>
             </w:r>
+            <w:proofErr w:type="spellEnd"/>
           </w:p>
         </w:tc>
         <w:tc>
@@ -18715,6 +19249,7 @@
                 <w:szCs w:val="20"/>
               </w:rPr>
             </w:pPr>
+            <w:proofErr w:type="spellStart"/>
             <w:r>
               <w:rPr>
                 <w:rFonts w:ascii="Times New Roman" w:hAnsi="Times New Roman" w:cs="Times New Roman"/>
@@ -18722,6 +19257,7 @@
               </w:rPr>
               <w:t>MoSCoW</w:t>
             </w:r>
+            <w:proofErr w:type="spellEnd"/>
           </w:p>
         </w:tc>
         <w:tc>
@@ -19081,6 +19617,7 @@
                 <w:szCs w:val="20"/>
               </w:rPr>
             </w:pPr>
+            <w:proofErr w:type="spellStart"/>
             <w:r>
               <w:rPr>
                 <w:rFonts w:ascii="Times New Roman" w:hAnsi="Times New Roman" w:cs="Times New Roman"/>
@@ -19090,6 +19627,7 @@
               </w:rPr>
               <w:t>MoSCoW</w:t>
             </w:r>
+            <w:proofErr w:type="spellEnd"/>
           </w:p>
         </w:tc>
         <w:tc>
@@ -19359,6 +19897,7 @@
                 <w:szCs w:val="20"/>
               </w:rPr>
             </w:pPr>
+            <w:proofErr w:type="spellStart"/>
             <w:r>
               <w:rPr>
                 <w:rFonts w:ascii="Times New Roman" w:hAnsi="Times New Roman" w:cs="Times New Roman"/>
@@ -19368,6 +19907,7 @@
               </w:rPr>
               <w:t>MoSCoW</w:t>
             </w:r>
+            <w:proofErr w:type="spellEnd"/>
           </w:p>
         </w:tc>
         <w:tc>
@@ -19637,6 +20177,7 @@
                 <w:szCs w:val="20"/>
               </w:rPr>
             </w:pPr>
+            <w:proofErr w:type="spellStart"/>
             <w:r>
               <w:rPr>
                 <w:rFonts w:ascii="Times New Roman" w:hAnsi="Times New Roman" w:cs="Times New Roman"/>
@@ -19646,6 +20187,7 @@
               </w:rPr>
               <w:t>MoSCoW</w:t>
             </w:r>
+            <w:proofErr w:type="spellEnd"/>
           </w:p>
         </w:tc>
         <w:tc>
@@ -19942,6 +20484,7 @@
                 <w:szCs w:val="20"/>
               </w:rPr>
             </w:pPr>
+            <w:proofErr w:type="spellStart"/>
             <w:r>
               <w:rPr>
                 <w:rFonts w:ascii="Times New Roman" w:hAnsi="Times New Roman" w:cs="Times New Roman"/>
@@ -19951,6 +20494,7 @@
               </w:rPr>
               <w:t>MoSCoW</w:t>
             </w:r>
+            <w:proofErr w:type="spellEnd"/>
           </w:p>
         </w:tc>
         <w:tc>
@@ -20220,6 +20764,7 @@
                 <w:szCs w:val="20"/>
               </w:rPr>
             </w:pPr>
+            <w:proofErr w:type="spellStart"/>
             <w:r>
               <w:rPr>
                 <w:rFonts w:ascii="Times New Roman" w:hAnsi="Times New Roman" w:cs="Times New Roman"/>
@@ -20229,6 +20774,7 @@
               </w:rPr>
               <w:t>MoSCoW</w:t>
             </w:r>
+            <w:proofErr w:type="spellEnd"/>
           </w:p>
         </w:tc>
         <w:tc>
@@ -20386,6 +20932,1371 @@
     </w:p>
     <w:p>
       <w:pPr>
+        <w:pStyle w:val="Heading3"/>
+        <w:spacing w:line="360" w:lineRule="auto"/>
+        <w:jc w:val="center"/>
+        <w:rPr>
+          <w:rFonts w:ascii="Times New Roman" w:hAnsi="Times New Roman" w:cs="Times New Roman"/>
+          <w:b/>
+          <w:bCs/>
+          <w:sz w:val="26"/>
+          <w:szCs w:val="26"/>
+        </w:rPr>
+      </w:pPr>
+      <w:bookmarkStart w:id="24" w:name="_Toc233361566"/>
+      <w:r>
+        <w:rPr>
+          <w:rFonts w:ascii="Times New Roman" w:hAnsi="Times New Roman" w:cs="Times New Roman"/>
+          <w:b/>
+          <w:bCs/>
+          <w:sz w:val="26"/>
+          <w:szCs w:val="26"/>
+        </w:rPr>
+        <w:t xml:space="preserve">1.4.3 C - Rohit </w:t>
+      </w:r>
+      <w:proofErr w:type="spellStart"/>
+      <w:r>
+        <w:rPr>
+          <w:rFonts w:ascii="Times New Roman" w:hAnsi="Times New Roman" w:cs="Times New Roman"/>
+          <w:b/>
+          <w:bCs/>
+          <w:sz w:val="26"/>
+          <w:szCs w:val="26"/>
+        </w:rPr>
+        <w:t>Gurdhami</w:t>
+      </w:r>
+      <w:proofErr w:type="spellEnd"/>
+      <w:r>
+        <w:rPr>
+          <w:rFonts w:ascii="Times New Roman" w:hAnsi="Times New Roman" w:cs="Times New Roman"/>
+          <w:b/>
+          <w:bCs/>
+          <w:sz w:val="26"/>
+          <w:szCs w:val="26"/>
+        </w:rPr>
+        <w:t xml:space="preserve"> (E23000567)</w:t>
+      </w:r>
+      <w:bookmarkEnd w:id="24"/>
+    </w:p>
+    <w:p>
+      <w:pPr>
+        <w:pStyle w:val="Heading4"/>
+        <w:spacing w:line="360" w:lineRule="auto"/>
+        <w:jc w:val="center"/>
+        <w:rPr>
+          <w:rFonts w:ascii="Times New Roman" w:hAnsi="Times New Roman" w:cs="Times New Roman"/>
+          <w:b/>
+          <w:bCs/>
+          <w:i w:val="0"/>
+          <w:iCs w:val="0"/>
+        </w:rPr>
+      </w:pPr>
+      <w:r>
+        <w:rPr>
+          <w:rFonts w:ascii="Times New Roman" w:hAnsi="Times New Roman" w:cs="Times New Roman"/>
+          <w:b/>
+          <w:bCs/>
+          <w:i w:val="0"/>
+          <w:iCs w:val="0"/>
+        </w:rPr>
+        <w:t>1. Epic 5: Browse Food Items (UC3)</w:t>
+      </w:r>
+      <w:r>
+        <w:rPr>
+          <w:rFonts w:ascii="Times New Roman" w:hAnsi="Times New Roman" w:cs="Times New Roman"/>
+          <w:vanish/>
+          <w:szCs w:val="20"/>
+        </w:rPr>
+        <w:t>Bottom of Form</w:t>
+      </w:r>
+    </w:p>
+    <w:tbl>
+      <w:tblPr>
+        <w:tblStyle w:val="TableGrid"/>
+        <w:tblW w:w="9006" w:type="dxa"/>
+        <w:tblLook w:val="04A0" w:firstRow="1" w:lastRow="0" w:firstColumn="1" w:lastColumn="0" w:noHBand="0" w:noVBand="1"/>
+      </w:tblPr>
+      <w:tblGrid>
+        <w:gridCol w:w="4503"/>
+        <w:gridCol w:w="4503"/>
+      </w:tblGrid>
+      <w:tr>
+        <w:trPr>
+          <w:trHeight w:val="308"/>
+        </w:trPr>
+        <w:tc>
+          <w:tcPr>
+            <w:tcW w:w="4503" w:type="dxa"/>
+            <w:vAlign w:val="center"/>
+          </w:tcPr>
+          <w:p>
+            <w:pPr>
+              <w:spacing w:line="360" w:lineRule="auto"/>
+              <w:rPr>
+                <w:rFonts w:ascii="Times New Roman" w:hAnsi="Times New Roman" w:cs="Times New Roman"/>
+                <w:szCs w:val="20"/>
+              </w:rPr>
+            </w:pPr>
+            <w:r>
+              <w:rPr>
+                <w:rFonts w:ascii="Times New Roman" w:hAnsi="Times New Roman" w:cs="Times New Roman"/>
+                <w:szCs w:val="20"/>
+              </w:rPr>
+              <w:t>Item</w:t>
+            </w:r>
+          </w:p>
+        </w:tc>
+        <w:tc>
+          <w:tcPr>
+            <w:tcW w:w="4503" w:type="dxa"/>
+            <w:vAlign w:val="center"/>
+          </w:tcPr>
+          <w:p>
+            <w:pPr>
+              <w:spacing w:line="360" w:lineRule="auto"/>
+              <w:rPr>
+                <w:rFonts w:ascii="Times New Roman" w:hAnsi="Times New Roman" w:cs="Times New Roman"/>
+                <w:szCs w:val="20"/>
+              </w:rPr>
+            </w:pPr>
+            <w:r>
+              <w:rPr>
+                <w:rFonts w:ascii="Times New Roman" w:hAnsi="Times New Roman" w:cs="Times New Roman"/>
+                <w:b/>
+                <w:bCs/>
+                <w:szCs w:val="20"/>
+              </w:rPr>
+              <w:t>Description</w:t>
+            </w:r>
+          </w:p>
+        </w:tc>
+      </w:tr>
+      <w:tr>
+        <w:trPr>
+          <w:trHeight w:val="308"/>
+        </w:trPr>
+        <w:tc>
+          <w:tcPr>
+            <w:tcW w:w="4503" w:type="dxa"/>
+            <w:vAlign w:val="center"/>
+          </w:tcPr>
+          <w:p>
+            <w:pPr>
+              <w:spacing w:line="360" w:lineRule="auto"/>
+              <w:rPr>
+                <w:rFonts w:ascii="Times New Roman" w:hAnsi="Times New Roman" w:cs="Times New Roman"/>
+                <w:szCs w:val="20"/>
+              </w:rPr>
+            </w:pPr>
+            <w:r>
+              <w:rPr>
+                <w:rFonts w:ascii="Times New Roman" w:hAnsi="Times New Roman" w:cs="Times New Roman"/>
+                <w:szCs w:val="20"/>
+              </w:rPr>
+              <w:t>User Story 1</w:t>
+            </w:r>
+          </w:p>
+        </w:tc>
+        <w:tc>
+          <w:tcPr>
+            <w:tcW w:w="4503" w:type="dxa"/>
+            <w:vAlign w:val="center"/>
+          </w:tcPr>
+          <w:p>
+            <w:pPr>
+              <w:spacing w:line="360" w:lineRule="auto"/>
+              <w:rPr>
+                <w:rFonts w:ascii="Times New Roman" w:hAnsi="Times New Roman" w:cs="Times New Roman"/>
+                <w:szCs w:val="20"/>
+              </w:rPr>
+            </w:pPr>
+            <w:r>
+              <w:rPr>
+                <w:rFonts w:ascii="Times New Roman" w:hAnsi="Times New Roman" w:cs="Times New Roman"/>
+                <w:szCs w:val="20"/>
+              </w:rPr>
+              <w:t xml:space="preserve"> As a </w:t>
+            </w:r>
+            <w:proofErr w:type="spellStart"/>
+            <w:r>
+              <w:rPr>
+                <w:rFonts w:ascii="Times New Roman" w:hAnsi="Times New Roman" w:cs="Times New Roman"/>
+                <w:szCs w:val="20"/>
+              </w:rPr>
+              <w:t>userI</w:t>
+            </w:r>
+            <w:proofErr w:type="spellEnd"/>
+            <w:r>
+              <w:rPr>
+                <w:rFonts w:ascii="Times New Roman" w:hAnsi="Times New Roman" w:cs="Times New Roman"/>
+                <w:szCs w:val="20"/>
+              </w:rPr>
+              <w:t xml:space="preserve"> want to be able to search food items by their names. so that I can find a specific food donation easily</w:t>
+            </w:r>
+          </w:p>
+        </w:tc>
+      </w:tr>
+      <w:tr>
+        <w:trPr>
+          <w:trHeight w:val="308"/>
+        </w:trPr>
+        <w:tc>
+          <w:tcPr>
+            <w:tcW w:w="4503" w:type="dxa"/>
+            <w:vAlign w:val="center"/>
+          </w:tcPr>
+          <w:p>
+            <w:pPr>
+              <w:spacing w:line="360" w:lineRule="auto"/>
+              <w:rPr>
+                <w:rFonts w:ascii="Times New Roman" w:hAnsi="Times New Roman" w:cs="Times New Roman"/>
+                <w:szCs w:val="20"/>
+              </w:rPr>
+            </w:pPr>
+            <w:r>
+              <w:rPr>
+                <w:rFonts w:ascii="Times New Roman" w:hAnsi="Times New Roman" w:cs="Times New Roman"/>
+                <w:szCs w:val="20"/>
+              </w:rPr>
+              <w:t>Acceptance Criteria</w:t>
+            </w:r>
+          </w:p>
+        </w:tc>
+        <w:tc>
+          <w:tcPr>
+            <w:tcW w:w="4503" w:type="dxa"/>
+            <w:vAlign w:val="center"/>
+          </w:tcPr>
+          <w:p>
+            <w:pPr>
+              <w:spacing w:line="360" w:lineRule="auto"/>
+              <w:rPr>
+                <w:rFonts w:ascii="Times New Roman" w:hAnsi="Times New Roman" w:cs="Times New Roman"/>
+                <w:szCs w:val="20"/>
+              </w:rPr>
+            </w:pPr>
+            <w:r>
+              <w:rPr>
+                <w:rFonts w:ascii="Times New Roman" w:hAnsi="Times New Roman" w:cs="Times New Roman"/>
+                <w:szCs w:val="20"/>
+              </w:rPr>
+              <w:t>Given the existence of food listings, When I type a search keyword, then food items that match the keyword must be shown.</w:t>
+            </w:r>
+          </w:p>
+        </w:tc>
+      </w:tr>
+      <w:tr>
+        <w:trPr>
+          <w:trHeight w:val="308"/>
+        </w:trPr>
+        <w:tc>
+          <w:tcPr>
+            <w:tcW w:w="4503" w:type="dxa"/>
+            <w:vAlign w:val="center"/>
+          </w:tcPr>
+          <w:p>
+            <w:pPr>
+              <w:spacing w:line="360" w:lineRule="auto"/>
+              <w:rPr>
+                <w:rFonts w:ascii="Times New Roman" w:hAnsi="Times New Roman" w:cs="Times New Roman"/>
+                <w:szCs w:val="20"/>
+              </w:rPr>
+            </w:pPr>
+            <w:proofErr w:type="spellStart"/>
+            <w:r>
+              <w:rPr>
+                <w:rFonts w:ascii="Times New Roman" w:hAnsi="Times New Roman" w:cs="Times New Roman"/>
+                <w:szCs w:val="20"/>
+              </w:rPr>
+              <w:t>MoSCoW</w:t>
+            </w:r>
+            <w:proofErr w:type="spellEnd"/>
+          </w:p>
+        </w:tc>
+        <w:tc>
+          <w:tcPr>
+            <w:tcW w:w="4503" w:type="dxa"/>
+            <w:vAlign w:val="center"/>
+          </w:tcPr>
+          <w:p>
+            <w:pPr>
+              <w:spacing w:line="360" w:lineRule="auto"/>
+              <w:rPr>
+                <w:rFonts w:ascii="Times New Roman" w:hAnsi="Times New Roman" w:cs="Times New Roman"/>
+                <w:szCs w:val="20"/>
+              </w:rPr>
+            </w:pPr>
+            <w:r>
+              <w:rPr>
+                <w:rFonts w:ascii="Times New Roman" w:hAnsi="Times New Roman" w:cs="Times New Roman"/>
+                <w:szCs w:val="20"/>
+              </w:rPr>
+              <w:t>Must Have</w:t>
+            </w:r>
+          </w:p>
+        </w:tc>
+      </w:tr>
+      <w:tr>
+        <w:trPr>
+          <w:trHeight w:val="308"/>
+        </w:trPr>
+        <w:tc>
+          <w:tcPr>
+            <w:tcW w:w="4503" w:type="dxa"/>
+            <w:vAlign w:val="center"/>
+          </w:tcPr>
+          <w:p>
+            <w:pPr>
+              <w:spacing w:line="360" w:lineRule="auto"/>
+              <w:rPr>
+                <w:rFonts w:ascii="Times New Roman" w:hAnsi="Times New Roman" w:cs="Times New Roman"/>
+                <w:szCs w:val="20"/>
+              </w:rPr>
+            </w:pPr>
+            <w:r>
+              <w:rPr>
+                <w:rFonts w:ascii="Times New Roman" w:hAnsi="Times New Roman" w:cs="Times New Roman"/>
+                <w:szCs w:val="20"/>
+              </w:rPr>
+              <w:t>Tasks</w:t>
+            </w:r>
+          </w:p>
+        </w:tc>
+        <w:tc>
+          <w:tcPr>
+            <w:tcW w:w="4503" w:type="dxa"/>
+            <w:vAlign w:val="center"/>
+          </w:tcPr>
+          <w:p>
+            <w:pPr>
+              <w:spacing w:line="360" w:lineRule="auto"/>
+              <w:rPr>
+                <w:rFonts w:ascii="Times New Roman" w:hAnsi="Times New Roman" w:cs="Times New Roman"/>
+                <w:szCs w:val="20"/>
+              </w:rPr>
+            </w:pPr>
+            <w:r>
+              <w:rPr>
+                <w:rFonts w:ascii="Times New Roman" w:hAnsi="Times New Roman" w:cs="Times New Roman"/>
+                <w:szCs w:val="20"/>
+              </w:rPr>
+              <w:t>Design browse food interface, retrieve active food listings, Display food item details, Implement listing refresh functionality, Test listing visibility.</w:t>
+            </w:r>
+          </w:p>
+        </w:tc>
+      </w:tr>
+      <w:tr>
+        <w:trPr>
+          <w:trHeight w:val="308"/>
+        </w:trPr>
+        <w:tc>
+          <w:tcPr>
+            <w:tcW w:w="4503" w:type="dxa"/>
+            <w:vAlign w:val="center"/>
+          </w:tcPr>
+          <w:p>
+            <w:pPr>
+              <w:spacing w:line="360" w:lineRule="auto"/>
+              <w:rPr>
+                <w:rFonts w:ascii="Times New Roman" w:hAnsi="Times New Roman" w:cs="Times New Roman"/>
+                <w:szCs w:val="20"/>
+              </w:rPr>
+            </w:pPr>
+            <w:r>
+              <w:rPr>
+                <w:rFonts w:ascii="Times New Roman" w:hAnsi="Times New Roman" w:cs="Times New Roman"/>
+                <w:szCs w:val="20"/>
+              </w:rPr>
+              <w:t>Test Cases</w:t>
+            </w:r>
+          </w:p>
+        </w:tc>
+        <w:tc>
+          <w:tcPr>
+            <w:tcW w:w="4503" w:type="dxa"/>
+            <w:vAlign w:val="center"/>
+          </w:tcPr>
+          <w:p>
+            <w:pPr>
+              <w:spacing w:line="360" w:lineRule="auto"/>
+              <w:rPr>
+                <w:rFonts w:ascii="Times New Roman" w:hAnsi="Times New Roman" w:cs="Times New Roman"/>
+                <w:szCs w:val="20"/>
+              </w:rPr>
+            </w:pPr>
+          </w:p>
+        </w:tc>
+      </w:tr>
+      <w:tr>
+        <w:trPr>
+          <w:trHeight w:val="308"/>
+        </w:trPr>
+        <w:tc>
+          <w:tcPr>
+            <w:tcW w:w="4503" w:type="dxa"/>
+            <w:vAlign w:val="center"/>
+          </w:tcPr>
+          <w:p>
+            <w:pPr>
+              <w:spacing w:line="360" w:lineRule="auto"/>
+              <w:rPr>
+                <w:rFonts w:ascii="Times New Roman" w:hAnsi="Times New Roman" w:cs="Times New Roman"/>
+                <w:szCs w:val="20"/>
+              </w:rPr>
+            </w:pPr>
+            <w:r>
+              <w:rPr>
+                <w:rFonts w:ascii="Times New Roman" w:hAnsi="Times New Roman" w:cs="Times New Roman"/>
+                <w:szCs w:val="20"/>
+              </w:rPr>
+              <w:t>User Story 2</w:t>
+            </w:r>
+          </w:p>
+        </w:tc>
+        <w:tc>
+          <w:tcPr>
+            <w:tcW w:w="4503" w:type="dxa"/>
+            <w:vAlign w:val="center"/>
+          </w:tcPr>
+          <w:p>
+            <w:pPr>
+              <w:spacing w:line="360" w:lineRule="auto"/>
+              <w:rPr>
+                <w:rFonts w:ascii="Times New Roman" w:hAnsi="Times New Roman" w:cs="Times New Roman"/>
+                <w:szCs w:val="20"/>
+              </w:rPr>
+            </w:pPr>
+            <w:r>
+              <w:rPr>
+                <w:rFonts w:ascii="Times New Roman" w:hAnsi="Times New Roman" w:cs="Times New Roman"/>
+                <w:szCs w:val="20"/>
+              </w:rPr>
+              <w:t>As a user, I want to search for food items by their name to find specific food donations quickly.</w:t>
+            </w:r>
+          </w:p>
+        </w:tc>
+      </w:tr>
+      <w:tr>
+        <w:trPr>
+          <w:trHeight w:val="324"/>
+        </w:trPr>
+        <w:tc>
+          <w:tcPr>
+            <w:tcW w:w="4503" w:type="dxa"/>
+            <w:vAlign w:val="center"/>
+          </w:tcPr>
+          <w:p>
+            <w:pPr>
+              <w:spacing w:line="360" w:lineRule="auto"/>
+              <w:rPr>
+                <w:rFonts w:ascii="Times New Roman" w:hAnsi="Times New Roman" w:cs="Times New Roman"/>
+                <w:szCs w:val="20"/>
+              </w:rPr>
+            </w:pPr>
+            <w:r>
+              <w:rPr>
+                <w:rFonts w:ascii="Times New Roman" w:hAnsi="Times New Roman" w:cs="Times New Roman"/>
+                <w:szCs w:val="20"/>
+              </w:rPr>
+              <w:t>Acceptance Criteria</w:t>
+            </w:r>
+          </w:p>
+        </w:tc>
+        <w:tc>
+          <w:tcPr>
+            <w:tcW w:w="4503" w:type="dxa"/>
+            <w:vAlign w:val="center"/>
+          </w:tcPr>
+          <w:p>
+            <w:pPr>
+              <w:spacing w:line="360" w:lineRule="auto"/>
+              <w:rPr>
+                <w:rFonts w:ascii="Times New Roman" w:hAnsi="Times New Roman" w:cs="Times New Roman"/>
+                <w:szCs w:val="20"/>
+              </w:rPr>
+            </w:pPr>
+            <w:r>
+              <w:rPr>
+                <w:rFonts w:ascii="Times New Roman" w:hAnsi="Times New Roman" w:cs="Times New Roman"/>
+                <w:szCs w:val="20"/>
+              </w:rPr>
+              <w:t>Assuming food listings exist, When I type a search keyword, then relevant food items will be shown.</w:t>
+            </w:r>
+          </w:p>
+        </w:tc>
+      </w:tr>
+      <w:tr>
+        <w:trPr>
+          <w:trHeight w:val="308"/>
+        </w:trPr>
+        <w:tc>
+          <w:tcPr>
+            <w:tcW w:w="4503" w:type="dxa"/>
+            <w:vAlign w:val="center"/>
+          </w:tcPr>
+          <w:p>
+            <w:pPr>
+              <w:spacing w:line="360" w:lineRule="auto"/>
+              <w:rPr>
+                <w:rFonts w:ascii="Times New Roman" w:hAnsi="Times New Roman" w:cs="Times New Roman"/>
+                <w:szCs w:val="20"/>
+              </w:rPr>
+            </w:pPr>
+            <w:proofErr w:type="spellStart"/>
+            <w:r>
+              <w:rPr>
+                <w:rFonts w:ascii="Times New Roman" w:hAnsi="Times New Roman" w:cs="Times New Roman"/>
+                <w:szCs w:val="20"/>
+              </w:rPr>
+              <w:t>MoSCoW</w:t>
+            </w:r>
+            <w:proofErr w:type="spellEnd"/>
+          </w:p>
+        </w:tc>
+        <w:tc>
+          <w:tcPr>
+            <w:tcW w:w="4503" w:type="dxa"/>
+            <w:vAlign w:val="center"/>
+          </w:tcPr>
+          <w:p>
+            <w:pPr>
+              <w:spacing w:line="360" w:lineRule="auto"/>
+              <w:rPr>
+                <w:rFonts w:ascii="Times New Roman" w:hAnsi="Times New Roman" w:cs="Times New Roman"/>
+                <w:szCs w:val="20"/>
+              </w:rPr>
+            </w:pPr>
+            <w:r>
+              <w:rPr>
+                <w:rFonts w:ascii="Times New Roman" w:hAnsi="Times New Roman" w:cs="Times New Roman"/>
+                <w:szCs w:val="20"/>
+              </w:rPr>
+              <w:t>Must Have</w:t>
+            </w:r>
+          </w:p>
+        </w:tc>
+      </w:tr>
+      <w:tr>
+        <w:trPr>
+          <w:trHeight w:val="308"/>
+        </w:trPr>
+        <w:tc>
+          <w:tcPr>
+            <w:tcW w:w="4503" w:type="dxa"/>
+            <w:vAlign w:val="center"/>
+          </w:tcPr>
+          <w:p>
+            <w:pPr>
+              <w:spacing w:line="360" w:lineRule="auto"/>
+              <w:rPr>
+                <w:rFonts w:ascii="Times New Roman" w:hAnsi="Times New Roman" w:cs="Times New Roman"/>
+                <w:szCs w:val="20"/>
+              </w:rPr>
+            </w:pPr>
+            <w:r>
+              <w:rPr>
+                <w:rFonts w:ascii="Times New Roman" w:hAnsi="Times New Roman" w:cs="Times New Roman"/>
+                <w:szCs w:val="20"/>
+              </w:rPr>
+              <w:t>Tasks</w:t>
+            </w:r>
+          </w:p>
+        </w:tc>
+        <w:tc>
+          <w:tcPr>
+            <w:tcW w:w="4503" w:type="dxa"/>
+            <w:vAlign w:val="center"/>
+          </w:tcPr>
+          <w:p>
+            <w:pPr>
+              <w:spacing w:line="360" w:lineRule="auto"/>
+              <w:rPr>
+                <w:rFonts w:ascii="Times New Roman" w:hAnsi="Times New Roman" w:cs="Times New Roman"/>
+                <w:szCs w:val="20"/>
+              </w:rPr>
+            </w:pPr>
+            <w:r>
+              <w:rPr>
+                <w:rFonts w:ascii="Times New Roman" w:hAnsi="Times New Roman" w:cs="Times New Roman"/>
+                <w:szCs w:val="20"/>
+              </w:rPr>
+              <w:t>Implement search functionality, validate search inputs, Retrieve matching food items, Display search results, Test search accuracy.</w:t>
+            </w:r>
+          </w:p>
+        </w:tc>
+      </w:tr>
+      <w:tr>
+        <w:trPr>
+          <w:trHeight w:val="308"/>
+        </w:trPr>
+        <w:tc>
+          <w:tcPr>
+            <w:tcW w:w="4503" w:type="dxa"/>
+            <w:vAlign w:val="center"/>
+          </w:tcPr>
+          <w:p>
+            <w:pPr>
+              <w:spacing w:line="360" w:lineRule="auto"/>
+              <w:rPr>
+                <w:rFonts w:ascii="Times New Roman" w:hAnsi="Times New Roman" w:cs="Times New Roman"/>
+                <w:szCs w:val="20"/>
+              </w:rPr>
+            </w:pPr>
+            <w:r>
+              <w:rPr>
+                <w:rFonts w:ascii="Times New Roman" w:hAnsi="Times New Roman" w:cs="Times New Roman"/>
+                <w:szCs w:val="20"/>
+              </w:rPr>
+              <w:t>Test Cases</w:t>
+            </w:r>
+          </w:p>
+        </w:tc>
+        <w:tc>
+          <w:tcPr>
+            <w:tcW w:w="4503" w:type="dxa"/>
+            <w:vAlign w:val="center"/>
+          </w:tcPr>
+          <w:p>
+            <w:pPr>
+              <w:spacing w:line="360" w:lineRule="auto"/>
+              <w:rPr>
+                <w:rFonts w:ascii="Times New Roman" w:hAnsi="Times New Roman" w:cs="Times New Roman"/>
+                <w:szCs w:val="20"/>
+              </w:rPr>
+            </w:pPr>
+          </w:p>
+        </w:tc>
+      </w:tr>
+      <w:tr>
+        <w:trPr>
+          <w:trHeight w:val="308"/>
+        </w:trPr>
+        <w:tc>
+          <w:tcPr>
+            <w:tcW w:w="4503" w:type="dxa"/>
+            <w:vAlign w:val="center"/>
+          </w:tcPr>
+          <w:p>
+            <w:pPr>
+              <w:spacing w:line="360" w:lineRule="auto"/>
+              <w:rPr>
+                <w:rFonts w:ascii="Times New Roman" w:hAnsi="Times New Roman" w:cs="Times New Roman"/>
+                <w:szCs w:val="20"/>
+              </w:rPr>
+            </w:pPr>
+            <w:r>
+              <w:rPr>
+                <w:rFonts w:ascii="Times New Roman" w:hAnsi="Times New Roman" w:cs="Times New Roman"/>
+                <w:szCs w:val="20"/>
+              </w:rPr>
+              <w:t>User Story 3</w:t>
+            </w:r>
+          </w:p>
+        </w:tc>
+        <w:tc>
+          <w:tcPr>
+            <w:tcW w:w="4503" w:type="dxa"/>
+            <w:vAlign w:val="center"/>
+          </w:tcPr>
+          <w:p>
+            <w:pPr>
+              <w:spacing w:line="360" w:lineRule="auto"/>
+              <w:rPr>
+                <w:rFonts w:ascii="Times New Roman" w:hAnsi="Times New Roman" w:cs="Times New Roman"/>
+                <w:szCs w:val="20"/>
+              </w:rPr>
+            </w:pPr>
+            <w:r>
+              <w:rPr>
+                <w:rFonts w:ascii="Times New Roman" w:hAnsi="Times New Roman" w:cs="Times New Roman"/>
+                <w:szCs w:val="20"/>
+              </w:rPr>
+              <w:t>As a user, I want to have the ability to filter the range of foods by category so that I am only shown those food items that interest me.</w:t>
+            </w:r>
+          </w:p>
+        </w:tc>
+      </w:tr>
+      <w:tr>
+        <w:trPr>
+          <w:trHeight w:val="308"/>
+        </w:trPr>
+        <w:tc>
+          <w:tcPr>
+            <w:tcW w:w="4503" w:type="dxa"/>
+            <w:vAlign w:val="center"/>
+          </w:tcPr>
+          <w:p>
+            <w:pPr>
+              <w:spacing w:line="360" w:lineRule="auto"/>
+              <w:rPr>
+                <w:rFonts w:ascii="Times New Roman" w:hAnsi="Times New Roman" w:cs="Times New Roman"/>
+                <w:szCs w:val="20"/>
+              </w:rPr>
+            </w:pPr>
+            <w:r>
+              <w:rPr>
+                <w:rFonts w:ascii="Times New Roman" w:hAnsi="Times New Roman" w:cs="Times New Roman"/>
+                <w:szCs w:val="20"/>
+              </w:rPr>
+              <w:t>Acceptance Criteria</w:t>
+            </w:r>
+          </w:p>
+        </w:tc>
+        <w:tc>
+          <w:tcPr>
+            <w:tcW w:w="4503" w:type="dxa"/>
+            <w:vAlign w:val="center"/>
+          </w:tcPr>
+          <w:p>
+            <w:pPr>
+              <w:spacing w:line="360" w:lineRule="auto"/>
+              <w:rPr>
+                <w:rFonts w:ascii="Times New Roman" w:hAnsi="Times New Roman" w:cs="Times New Roman"/>
+                <w:szCs w:val="20"/>
+              </w:rPr>
+            </w:pPr>
+            <w:r>
+              <w:rPr>
+                <w:rFonts w:ascii="Times New Roman" w:hAnsi="Times New Roman" w:cs="Times New Roman"/>
+                <w:szCs w:val="20"/>
+              </w:rPr>
+              <w:t>Given there are various food categories, When I select a category filter, then only the food listings matching that category will be displayed to me.</w:t>
+            </w:r>
+          </w:p>
+        </w:tc>
+      </w:tr>
+      <w:tr>
+        <w:trPr>
+          <w:trHeight w:val="308"/>
+        </w:trPr>
+        <w:tc>
+          <w:tcPr>
+            <w:tcW w:w="4503" w:type="dxa"/>
+            <w:vAlign w:val="center"/>
+          </w:tcPr>
+          <w:p>
+            <w:pPr>
+              <w:spacing w:line="360" w:lineRule="auto"/>
+              <w:rPr>
+                <w:rFonts w:ascii="Times New Roman" w:hAnsi="Times New Roman" w:cs="Times New Roman"/>
+                <w:szCs w:val="20"/>
+              </w:rPr>
+            </w:pPr>
+            <w:proofErr w:type="spellStart"/>
+            <w:r>
+              <w:rPr>
+                <w:rFonts w:ascii="Times New Roman" w:hAnsi="Times New Roman" w:cs="Times New Roman"/>
+                <w:szCs w:val="20"/>
+              </w:rPr>
+              <w:t>MoSCoW</w:t>
+            </w:r>
+            <w:proofErr w:type="spellEnd"/>
+          </w:p>
+        </w:tc>
+        <w:tc>
+          <w:tcPr>
+            <w:tcW w:w="4503" w:type="dxa"/>
+            <w:vAlign w:val="center"/>
+          </w:tcPr>
+          <w:p>
+            <w:pPr>
+              <w:spacing w:line="360" w:lineRule="auto"/>
+              <w:rPr>
+                <w:rFonts w:ascii="Times New Roman" w:hAnsi="Times New Roman" w:cs="Times New Roman"/>
+                <w:szCs w:val="20"/>
+              </w:rPr>
+            </w:pPr>
+            <w:r>
+              <w:rPr>
+                <w:rFonts w:ascii="Times New Roman" w:hAnsi="Times New Roman" w:cs="Times New Roman"/>
+                <w:szCs w:val="20"/>
+              </w:rPr>
+              <w:t>Should Have</w:t>
+            </w:r>
+          </w:p>
+        </w:tc>
+      </w:tr>
+      <w:tr>
+        <w:trPr>
+          <w:trHeight w:val="308"/>
+        </w:trPr>
+        <w:tc>
+          <w:tcPr>
+            <w:tcW w:w="4503" w:type="dxa"/>
+            <w:vAlign w:val="center"/>
+          </w:tcPr>
+          <w:p>
+            <w:pPr>
+              <w:spacing w:line="360" w:lineRule="auto"/>
+              <w:rPr>
+                <w:rFonts w:ascii="Times New Roman" w:hAnsi="Times New Roman" w:cs="Times New Roman"/>
+                <w:szCs w:val="20"/>
+              </w:rPr>
+            </w:pPr>
+            <w:r>
+              <w:rPr>
+                <w:rFonts w:ascii="Times New Roman" w:hAnsi="Times New Roman" w:cs="Times New Roman"/>
+                <w:szCs w:val="20"/>
+              </w:rPr>
+              <w:t>Tasks</w:t>
+            </w:r>
+          </w:p>
+        </w:tc>
+        <w:tc>
+          <w:tcPr>
+            <w:tcW w:w="4503" w:type="dxa"/>
+            <w:vAlign w:val="center"/>
+          </w:tcPr>
+          <w:p>
+            <w:pPr>
+              <w:spacing w:line="360" w:lineRule="auto"/>
+              <w:rPr>
+                <w:rFonts w:ascii="Times New Roman" w:hAnsi="Times New Roman" w:cs="Times New Roman"/>
+                <w:szCs w:val="20"/>
+              </w:rPr>
+            </w:pPr>
+            <w:r>
+              <w:rPr>
+                <w:rFonts w:ascii="Times New Roman" w:hAnsi="Times New Roman" w:cs="Times New Roman"/>
+                <w:szCs w:val="20"/>
+              </w:rPr>
+              <w:t>Create category filter options, Implement filtering logic, Display filtered food listings, Update results dynamically, Test filter functionality.</w:t>
+            </w:r>
+          </w:p>
+        </w:tc>
+      </w:tr>
+      <w:tr>
+        <w:trPr>
+          <w:trHeight w:val="308"/>
+        </w:trPr>
+        <w:tc>
+          <w:tcPr>
+            <w:tcW w:w="4503" w:type="dxa"/>
+            <w:vAlign w:val="center"/>
+          </w:tcPr>
+          <w:p>
+            <w:pPr>
+              <w:spacing w:line="360" w:lineRule="auto"/>
+              <w:rPr>
+                <w:rFonts w:ascii="Times New Roman" w:hAnsi="Times New Roman" w:cs="Times New Roman"/>
+                <w:szCs w:val="20"/>
+              </w:rPr>
+            </w:pPr>
+            <w:r>
+              <w:rPr>
+                <w:rFonts w:ascii="Times New Roman" w:hAnsi="Times New Roman" w:cs="Times New Roman"/>
+                <w:szCs w:val="20"/>
+              </w:rPr>
+              <w:t>Test Cases</w:t>
+            </w:r>
+          </w:p>
+        </w:tc>
+        <w:tc>
+          <w:tcPr>
+            <w:tcW w:w="4503" w:type="dxa"/>
+            <w:vAlign w:val="center"/>
+          </w:tcPr>
+          <w:p>
+            <w:pPr>
+              <w:spacing w:line="360" w:lineRule="auto"/>
+              <w:rPr>
+                <w:rFonts w:ascii="Times New Roman" w:hAnsi="Times New Roman" w:cs="Times New Roman"/>
+                <w:szCs w:val="20"/>
+              </w:rPr>
+            </w:pPr>
+            <w:r>
+              <w:rPr>
+                <w:rFonts w:ascii="Times New Roman" w:hAnsi="Times New Roman" w:cs="Times New Roman"/>
+                <w:szCs w:val="20"/>
+              </w:rPr>
+              <w:t xml:space="preserve"> </w:t>
+            </w:r>
+          </w:p>
+        </w:tc>
+      </w:tr>
+      <w:tr>
+        <w:trPr>
+          <w:trHeight w:val="308"/>
+        </w:trPr>
+        <w:tc>
+          <w:tcPr>
+            <w:tcW w:w="4503" w:type="dxa"/>
+            <w:vAlign w:val="center"/>
+          </w:tcPr>
+          <w:p>
+            <w:pPr>
+              <w:spacing w:line="360" w:lineRule="auto"/>
+              <w:rPr>
+                <w:rFonts w:ascii="Times New Roman" w:hAnsi="Times New Roman" w:cs="Times New Roman"/>
+                <w:szCs w:val="20"/>
+              </w:rPr>
+            </w:pPr>
+            <w:r>
+              <w:rPr>
+                <w:rFonts w:ascii="Times New Roman" w:hAnsi="Times New Roman" w:cs="Times New Roman"/>
+                <w:szCs w:val="20"/>
+              </w:rPr>
+              <w:t>User Story 4</w:t>
+            </w:r>
+          </w:p>
+        </w:tc>
+        <w:tc>
+          <w:tcPr>
+            <w:tcW w:w="4503" w:type="dxa"/>
+            <w:vAlign w:val="center"/>
+          </w:tcPr>
+          <w:p>
+            <w:pPr>
+              <w:spacing w:line="360" w:lineRule="auto"/>
+              <w:rPr>
+                <w:rFonts w:ascii="Times New Roman" w:hAnsi="Times New Roman" w:cs="Times New Roman"/>
+                <w:szCs w:val="20"/>
+              </w:rPr>
+            </w:pPr>
+            <w:r>
+              <w:rPr>
+                <w:rFonts w:ascii="Times New Roman" w:hAnsi="Times New Roman" w:cs="Times New Roman"/>
+                <w:szCs w:val="20"/>
+              </w:rPr>
+              <w:t>As a user, I want to get the complete and detailed information of a food item so that I may decide if it is suitable for me or not.</w:t>
+            </w:r>
+          </w:p>
+        </w:tc>
+      </w:tr>
+      <w:tr>
+        <w:trPr>
+          <w:trHeight w:val="308"/>
+        </w:trPr>
+        <w:tc>
+          <w:tcPr>
+            <w:tcW w:w="4503" w:type="dxa"/>
+            <w:vAlign w:val="center"/>
+          </w:tcPr>
+          <w:p>
+            <w:pPr>
+              <w:spacing w:line="360" w:lineRule="auto"/>
+              <w:rPr>
+                <w:rFonts w:ascii="Times New Roman" w:hAnsi="Times New Roman" w:cs="Times New Roman"/>
+                <w:szCs w:val="20"/>
+              </w:rPr>
+            </w:pPr>
+            <w:r>
+              <w:rPr>
+                <w:rFonts w:ascii="Times New Roman" w:hAnsi="Times New Roman" w:cs="Times New Roman"/>
+                <w:szCs w:val="20"/>
+              </w:rPr>
+              <w:t>Acceptance Criteria</w:t>
+            </w:r>
+          </w:p>
+        </w:tc>
+        <w:tc>
+          <w:tcPr>
+            <w:tcW w:w="4503" w:type="dxa"/>
+            <w:vAlign w:val="center"/>
+          </w:tcPr>
+          <w:p>
+            <w:pPr>
+              <w:spacing w:line="360" w:lineRule="auto"/>
+              <w:rPr>
+                <w:rFonts w:ascii="Times New Roman" w:hAnsi="Times New Roman" w:cs="Times New Roman"/>
+                <w:szCs w:val="20"/>
+              </w:rPr>
+            </w:pPr>
+            <w:r>
+              <w:rPr>
+                <w:rFonts w:ascii="Times New Roman" w:hAnsi="Times New Roman" w:cs="Times New Roman"/>
+                <w:szCs w:val="20"/>
+              </w:rPr>
+              <w:t>Given there is a food listing, If I pick a particular food item, Then the system should show the detailed information of the selected item.</w:t>
+            </w:r>
+          </w:p>
+        </w:tc>
+      </w:tr>
+      <w:tr>
+        <w:trPr>
+          <w:trHeight w:val="308"/>
+        </w:trPr>
+        <w:tc>
+          <w:tcPr>
+            <w:tcW w:w="4503" w:type="dxa"/>
+            <w:vAlign w:val="center"/>
+          </w:tcPr>
+          <w:p>
+            <w:pPr>
+              <w:spacing w:line="360" w:lineRule="auto"/>
+              <w:rPr>
+                <w:rFonts w:ascii="Times New Roman" w:hAnsi="Times New Roman" w:cs="Times New Roman"/>
+                <w:szCs w:val="20"/>
+              </w:rPr>
+            </w:pPr>
+            <w:proofErr w:type="spellStart"/>
+            <w:r>
+              <w:rPr>
+                <w:rFonts w:ascii="Times New Roman" w:hAnsi="Times New Roman" w:cs="Times New Roman"/>
+                <w:szCs w:val="20"/>
+              </w:rPr>
+              <w:t>MoSCoW</w:t>
+            </w:r>
+            <w:proofErr w:type="spellEnd"/>
+          </w:p>
+        </w:tc>
+        <w:tc>
+          <w:tcPr>
+            <w:tcW w:w="4503" w:type="dxa"/>
+            <w:vAlign w:val="center"/>
+          </w:tcPr>
+          <w:p>
+            <w:pPr>
+              <w:spacing w:line="360" w:lineRule="auto"/>
+              <w:rPr>
+                <w:rFonts w:ascii="Times New Roman" w:hAnsi="Times New Roman" w:cs="Times New Roman"/>
+                <w:szCs w:val="20"/>
+              </w:rPr>
+            </w:pPr>
+            <w:r>
+              <w:rPr>
+                <w:rFonts w:ascii="Times New Roman" w:hAnsi="Times New Roman" w:cs="Times New Roman"/>
+                <w:szCs w:val="20"/>
+              </w:rPr>
+              <w:t>Must Have</w:t>
+            </w:r>
+          </w:p>
+        </w:tc>
+      </w:tr>
+      <w:tr>
+        <w:trPr>
+          <w:trHeight w:val="308"/>
+        </w:trPr>
+        <w:tc>
+          <w:tcPr>
+            <w:tcW w:w="4503" w:type="dxa"/>
+            <w:vAlign w:val="center"/>
+          </w:tcPr>
+          <w:p>
+            <w:pPr>
+              <w:spacing w:line="360" w:lineRule="auto"/>
+              <w:rPr>
+                <w:rFonts w:ascii="Times New Roman" w:hAnsi="Times New Roman" w:cs="Times New Roman"/>
+                <w:szCs w:val="20"/>
+              </w:rPr>
+            </w:pPr>
+            <w:r>
+              <w:rPr>
+                <w:rFonts w:ascii="Times New Roman" w:hAnsi="Times New Roman" w:cs="Times New Roman"/>
+                <w:szCs w:val="20"/>
+              </w:rPr>
+              <w:t>Tasks</w:t>
+            </w:r>
+          </w:p>
+        </w:tc>
+        <w:tc>
+          <w:tcPr>
+            <w:tcW w:w="4503" w:type="dxa"/>
+            <w:vAlign w:val="center"/>
+          </w:tcPr>
+          <w:p>
+            <w:pPr>
+              <w:spacing w:line="360" w:lineRule="auto"/>
+              <w:rPr>
+                <w:rFonts w:ascii="Times New Roman" w:hAnsi="Times New Roman" w:cs="Times New Roman"/>
+                <w:szCs w:val="20"/>
+              </w:rPr>
+            </w:pPr>
+            <w:r>
+              <w:rPr>
+                <w:rFonts w:ascii="Times New Roman" w:hAnsi="Times New Roman" w:cs="Times New Roman"/>
+                <w:szCs w:val="20"/>
+              </w:rPr>
+              <w:t>Design food details page, retrieve food information from database, Display quantity, category, and expiry date, Implement navigation to details page, Test information accuracy.</w:t>
+            </w:r>
+          </w:p>
+        </w:tc>
+      </w:tr>
+      <w:tr>
+        <w:trPr>
+          <w:trHeight w:val="324"/>
+        </w:trPr>
+        <w:tc>
+          <w:tcPr>
+            <w:tcW w:w="4503" w:type="dxa"/>
+            <w:vAlign w:val="center"/>
+          </w:tcPr>
+          <w:p>
+            <w:pPr>
+              <w:spacing w:line="360" w:lineRule="auto"/>
+              <w:rPr>
+                <w:rFonts w:ascii="Times New Roman" w:hAnsi="Times New Roman" w:cs="Times New Roman"/>
+                <w:szCs w:val="20"/>
+              </w:rPr>
+            </w:pPr>
+            <w:r>
+              <w:rPr>
+                <w:rFonts w:ascii="Times New Roman" w:hAnsi="Times New Roman" w:cs="Times New Roman"/>
+                <w:szCs w:val="20"/>
+              </w:rPr>
+              <w:t>Test Cases</w:t>
+            </w:r>
+          </w:p>
+        </w:tc>
+        <w:tc>
+          <w:tcPr>
+            <w:tcW w:w="4503" w:type="dxa"/>
+            <w:vAlign w:val="center"/>
+          </w:tcPr>
+          <w:p>
+            <w:pPr>
+              <w:spacing w:line="360" w:lineRule="auto"/>
+              <w:rPr>
+                <w:rFonts w:ascii="Times New Roman" w:hAnsi="Times New Roman" w:cs="Times New Roman"/>
+                <w:szCs w:val="20"/>
+              </w:rPr>
+            </w:pPr>
+          </w:p>
+        </w:tc>
+      </w:tr>
+      <w:tr>
+        <w:trPr>
+          <w:trHeight w:val="308"/>
+        </w:trPr>
+        <w:tc>
+          <w:tcPr>
+            <w:tcW w:w="4503" w:type="dxa"/>
+            <w:vAlign w:val="center"/>
+          </w:tcPr>
+          <w:p>
+            <w:pPr>
+              <w:spacing w:line="360" w:lineRule="auto"/>
+              <w:rPr>
+                <w:rFonts w:ascii="Times New Roman" w:hAnsi="Times New Roman" w:cs="Times New Roman"/>
+                <w:szCs w:val="20"/>
+              </w:rPr>
+            </w:pPr>
+            <w:r>
+              <w:rPr>
+                <w:rFonts w:ascii="Times New Roman" w:hAnsi="Times New Roman" w:cs="Times New Roman"/>
+                <w:szCs w:val="20"/>
+              </w:rPr>
+              <w:t>User Story 5</w:t>
+            </w:r>
+          </w:p>
+        </w:tc>
+        <w:tc>
+          <w:tcPr>
+            <w:tcW w:w="4503" w:type="dxa"/>
+            <w:vAlign w:val="center"/>
+          </w:tcPr>
+          <w:p>
+            <w:pPr>
+              <w:spacing w:line="360" w:lineRule="auto"/>
+              <w:rPr>
+                <w:rFonts w:ascii="Times New Roman" w:hAnsi="Times New Roman" w:cs="Times New Roman"/>
+                <w:szCs w:val="20"/>
+              </w:rPr>
+            </w:pPr>
+            <w:r>
+              <w:rPr>
+                <w:rFonts w:ascii="Times New Roman" w:hAnsi="Times New Roman" w:cs="Times New Roman"/>
+                <w:szCs w:val="20"/>
+              </w:rPr>
+              <w:t>As a user, I want to request a food donation so that I can obtain available surplus food.</w:t>
+            </w:r>
+          </w:p>
+        </w:tc>
+      </w:tr>
+      <w:tr>
+        <w:trPr>
+          <w:trHeight w:val="308"/>
+        </w:trPr>
+        <w:tc>
+          <w:tcPr>
+            <w:tcW w:w="4503" w:type="dxa"/>
+            <w:vAlign w:val="center"/>
+          </w:tcPr>
+          <w:p>
+            <w:pPr>
+              <w:spacing w:line="360" w:lineRule="auto"/>
+              <w:rPr>
+                <w:rFonts w:ascii="Times New Roman" w:hAnsi="Times New Roman" w:cs="Times New Roman"/>
+                <w:szCs w:val="20"/>
+              </w:rPr>
+            </w:pPr>
+            <w:r>
+              <w:rPr>
+                <w:rFonts w:ascii="Times New Roman" w:hAnsi="Times New Roman" w:cs="Times New Roman"/>
+                <w:szCs w:val="20"/>
+              </w:rPr>
+              <w:t>Acceptance Criteria</w:t>
+            </w:r>
+          </w:p>
+        </w:tc>
+        <w:tc>
+          <w:tcPr>
+            <w:tcW w:w="4503" w:type="dxa"/>
+            <w:vAlign w:val="center"/>
+          </w:tcPr>
+          <w:p>
+            <w:pPr>
+              <w:spacing w:line="360" w:lineRule="auto"/>
+              <w:rPr>
+                <w:rFonts w:ascii="Times New Roman" w:hAnsi="Times New Roman" w:cs="Times New Roman"/>
+                <w:szCs w:val="20"/>
+              </w:rPr>
+            </w:pPr>
+            <w:r>
+              <w:rPr>
+                <w:rFonts w:ascii="Times New Roman" w:hAnsi="Times New Roman" w:cs="Times New Roman"/>
+                <w:szCs w:val="20"/>
+              </w:rPr>
+              <w:t>Given that a food donation is available, When I submit a donation request, Then the request shall be sent to the donor successfully.</w:t>
+            </w:r>
+          </w:p>
+        </w:tc>
+      </w:tr>
+      <w:tr>
+        <w:trPr>
+          <w:trHeight w:val="308"/>
+        </w:trPr>
+        <w:tc>
+          <w:tcPr>
+            <w:tcW w:w="4503" w:type="dxa"/>
+            <w:vAlign w:val="center"/>
+          </w:tcPr>
+          <w:p>
+            <w:pPr>
+              <w:spacing w:line="360" w:lineRule="auto"/>
+              <w:rPr>
+                <w:rFonts w:ascii="Times New Roman" w:hAnsi="Times New Roman" w:cs="Times New Roman"/>
+                <w:szCs w:val="20"/>
+              </w:rPr>
+            </w:pPr>
+            <w:proofErr w:type="spellStart"/>
+            <w:r>
+              <w:rPr>
+                <w:rFonts w:ascii="Times New Roman" w:hAnsi="Times New Roman" w:cs="Times New Roman"/>
+                <w:szCs w:val="20"/>
+              </w:rPr>
+              <w:t>MoSCoW</w:t>
+            </w:r>
+            <w:proofErr w:type="spellEnd"/>
+          </w:p>
+        </w:tc>
+        <w:tc>
+          <w:tcPr>
+            <w:tcW w:w="4503" w:type="dxa"/>
+            <w:vAlign w:val="center"/>
+          </w:tcPr>
+          <w:p>
+            <w:pPr>
+              <w:spacing w:line="360" w:lineRule="auto"/>
+              <w:rPr>
+                <w:rFonts w:ascii="Times New Roman" w:hAnsi="Times New Roman" w:cs="Times New Roman"/>
+                <w:szCs w:val="20"/>
+              </w:rPr>
+            </w:pPr>
+            <w:r>
+              <w:rPr>
+                <w:rFonts w:ascii="Times New Roman" w:hAnsi="Times New Roman" w:cs="Times New Roman"/>
+                <w:szCs w:val="20"/>
+              </w:rPr>
+              <w:t>Must Have</w:t>
+            </w:r>
+          </w:p>
+        </w:tc>
+      </w:tr>
+      <w:tr>
+        <w:trPr>
+          <w:trHeight w:val="1340"/>
+        </w:trPr>
+        <w:tc>
+          <w:tcPr>
+            <w:tcW w:w="4503" w:type="dxa"/>
+            <w:vAlign w:val="center"/>
+          </w:tcPr>
+          <w:p>
+            <w:pPr>
+              <w:spacing w:line="360" w:lineRule="auto"/>
+              <w:rPr>
+                <w:rFonts w:ascii="Times New Roman" w:hAnsi="Times New Roman" w:cs="Times New Roman"/>
+                <w:szCs w:val="20"/>
+              </w:rPr>
+            </w:pPr>
+            <w:r>
+              <w:rPr>
+                <w:rFonts w:ascii="Times New Roman" w:hAnsi="Times New Roman" w:cs="Times New Roman"/>
+                <w:szCs w:val="20"/>
+              </w:rPr>
+              <w:t>Tasks</w:t>
+            </w:r>
+          </w:p>
+        </w:tc>
+        <w:tc>
+          <w:tcPr>
+            <w:tcW w:w="4503" w:type="dxa"/>
+            <w:vAlign w:val="center"/>
+          </w:tcPr>
+          <w:p>
+            <w:pPr>
+              <w:spacing w:line="360" w:lineRule="auto"/>
+              <w:rPr>
+                <w:rFonts w:ascii="Times New Roman" w:hAnsi="Times New Roman" w:cs="Times New Roman"/>
+                <w:szCs w:val="20"/>
+              </w:rPr>
+            </w:pPr>
+            <w:r>
+              <w:rPr>
+                <w:rFonts w:ascii="Times New Roman" w:hAnsi="Times New Roman" w:cs="Times New Roman"/>
+                <w:szCs w:val="20"/>
+              </w:rPr>
+              <w:t>Create donation request functionality, validate request submission, Store request details, Notify donor of new request, Test request process.</w:t>
+            </w:r>
+          </w:p>
+        </w:tc>
+      </w:tr>
+      <w:tr>
+        <w:trPr>
+          <w:trHeight w:val="890"/>
+        </w:trPr>
+        <w:tc>
+          <w:tcPr>
+            <w:tcW w:w="4503" w:type="dxa"/>
+            <w:vAlign w:val="center"/>
+          </w:tcPr>
+          <w:p>
+            <w:pPr>
+              <w:spacing w:line="360" w:lineRule="auto"/>
+              <w:rPr>
+                <w:rFonts w:ascii="Times New Roman" w:hAnsi="Times New Roman" w:cs="Times New Roman"/>
+                <w:szCs w:val="20"/>
+              </w:rPr>
+            </w:pPr>
+            <w:r>
+              <w:rPr>
+                <w:rFonts w:ascii="Times New Roman" w:hAnsi="Times New Roman" w:cs="Times New Roman"/>
+                <w:szCs w:val="20"/>
+              </w:rPr>
+              <w:t>Test Cases</w:t>
+            </w:r>
+          </w:p>
+        </w:tc>
+        <w:tc>
+          <w:tcPr>
+            <w:tcW w:w="4503" w:type="dxa"/>
+            <w:vAlign w:val="center"/>
+          </w:tcPr>
+          <w:p>
+            <w:pPr>
+              <w:spacing w:line="360" w:lineRule="auto"/>
+              <w:rPr>
+                <w:rFonts w:ascii="Times New Roman" w:hAnsi="Times New Roman" w:cs="Times New Roman"/>
+                <w:szCs w:val="20"/>
+              </w:rPr>
+            </w:pPr>
+          </w:p>
+        </w:tc>
+      </w:tr>
+    </w:tbl>
+    <w:p>
+      <w:pPr>
         <w:spacing w:line="360" w:lineRule="auto"/>
         <w:jc w:val="both"/>
         <w:rPr>
@@ -20395,16 +22306,15 @@
           <w:szCs w:val="20"/>
         </w:rPr>
       </w:pPr>
-    </w:p>
-    <w:p>
-      <w:pPr>
-        <w:spacing w:line="360" w:lineRule="auto"/>
-        <w:jc w:val="both"/>
+      <w:r>
         <w:rPr>
           <w:rFonts w:ascii="Times New Roman" w:hAnsi="Times New Roman" w:cs="Times New Roman"/>
-          <w:szCs w:val="24"/>
-        </w:rPr>
-      </w:pPr>
+          <w:b/>
+          <w:bCs/>
+          <w:szCs w:val="20"/>
+        </w:rPr>
+        <w:tab/>
+      </w:r>
     </w:p>
     <w:sectPr>
       <w:pgSz w:w="11906" w:h="16838" w:code="9"/>

--- a/Task2 Assignment1.docx
+++ b/Task2 Assignment1.docx
@@ -396,18 +396,8 @@
                 <w:sz w:val="16"/>
                 <w:szCs w:val="16"/>
               </w:rPr>
-              <w:t xml:space="preserve">Rohit </w:t>
-            </w:r>
-            <w:proofErr w:type="spellStart"/>
-            <w:r>
-              <w:rPr>
-                <w:rFonts w:eastAsia="Calibri"/>
-                <w:sz w:val="16"/>
-                <w:szCs w:val="16"/>
-              </w:rPr>
-              <w:t>Gurdhami</w:t>
-            </w:r>
-            <w:proofErr w:type="spellEnd"/>
+              <w:t>Rohit Gurdhami</w:t>
+            </w:r>
           </w:p>
         </w:tc>
         <w:tc>
@@ -475,23 +465,13 @@
                 <w:szCs w:val="16"/>
               </w:rPr>
             </w:pPr>
-            <w:proofErr w:type="spellStart"/>
             <w:r>
               <w:rPr>
                 <w:rFonts w:eastAsia="Calibri"/>
                 <w:sz w:val="16"/>
                 <w:szCs w:val="16"/>
               </w:rPr>
-              <w:t>Buddhiman</w:t>
-            </w:r>
-            <w:proofErr w:type="spellEnd"/>
-            <w:r>
-              <w:rPr>
-                <w:rFonts w:eastAsia="Calibri"/>
-                <w:sz w:val="16"/>
-                <w:szCs w:val="16"/>
-              </w:rPr>
-              <w:t xml:space="preserve"> </w:t>
+              <w:t xml:space="preserve">Buddhiman </w:t>
             </w:r>
             <w:proofErr w:type="gramStart"/>
             <w:r>
@@ -1003,18 +983,8 @@
                 <w:sz w:val="16"/>
                 <w:szCs w:val="16"/>
               </w:rPr>
-              <w:t xml:space="preserve">Sudeep Lal </w:t>
-            </w:r>
-            <w:proofErr w:type="spellStart"/>
-            <w:r>
-              <w:rPr>
-                <w:rFonts w:eastAsia="Calibri"/>
-                <w:sz w:val="16"/>
-                <w:szCs w:val="16"/>
-              </w:rPr>
-              <w:t>Bajimaya</w:t>
-            </w:r>
-            <w:proofErr w:type="spellEnd"/>
+              <w:t>Sudeep Lal Bajimaya</w:t>
+            </w:r>
           </w:p>
         </w:tc>
         <w:tc>
@@ -7223,25 +7193,7 @@
           <w:szCs w:val="24"/>
           <w:lang w:val="en-US"/>
         </w:rPr>
-        <w:t xml:space="preserve">. Meanwhile, both individuals and communities stand to gain from food sharing and responsible consumption that are facilitated by appropriate mechanisms. </w:t>
-      </w:r>
-      <w:proofErr w:type="spellStart"/>
-      <w:r>
-        <w:rPr>
-          <w:rFonts w:ascii="Times New Roman" w:hAnsi="Times New Roman" w:cs="Times New Roman"/>
-          <w:szCs w:val="24"/>
-          <w:lang w:val="en-US"/>
-        </w:rPr>
-        <w:t>SaveBite</w:t>
-      </w:r>
-      <w:proofErr w:type="spellEnd"/>
-      <w:r>
-        <w:rPr>
-          <w:rFonts w:ascii="Times New Roman" w:hAnsi="Times New Roman" w:cs="Times New Roman"/>
-          <w:szCs w:val="24"/>
-          <w:lang w:val="en-US"/>
-        </w:rPr>
-        <w:t xml:space="preserve"> is a clever food waste reduction app which offers households the possibility to effectively handle their food inventories, keep track of food expiration dates, plan their meals, get reminders in time, and in an easy way, carry out food donations. Encouraging users to adopt sustainable consumption patterns is the main goal of the tool as it gives information on food usage and helps to reduce spontaneous wastage.</w:t>
+        <w:t>. Meanwhile, both individuals and communities stand to gain from food sharing and responsible consumption that are facilitated by appropriate mechanisms. SaveBite is a clever food waste reduction app which offers households the possibility to effectively handle their food inventories, keep track of food expiration dates, plan their meals, get reminders in time, and in an easy way, carry out food donations. Encouraging users to adopt sustainable consumption patterns is the main goal of the tool as it gives information on food usage and helps to reduce spontaneous wastage.</w:t>
       </w:r>
     </w:p>
     <w:p>
@@ -7258,23 +7210,7 @@
           <w:rFonts w:ascii="Times New Roman" w:hAnsi="Times New Roman" w:cs="Times New Roman"/>
           <w:szCs w:val="24"/>
         </w:rPr>
-        <w:t xml:space="preserve">Besides that, the app is equipped with built-in privacy and security features to keep users' data safe. In this article, we are publishing both the requirements specification and design specification documents of the </w:t>
-      </w:r>
-      <w:proofErr w:type="spellStart"/>
-      <w:r>
-        <w:rPr>
-          <w:rFonts w:ascii="Times New Roman" w:hAnsi="Times New Roman" w:cs="Times New Roman"/>
-          <w:szCs w:val="24"/>
-        </w:rPr>
-        <w:t>SaveBite</w:t>
-      </w:r>
-      <w:proofErr w:type="spellEnd"/>
-      <w:r>
-        <w:rPr>
-          <w:rFonts w:ascii="Times New Roman" w:hAnsi="Times New Roman" w:cs="Times New Roman"/>
-          <w:szCs w:val="24"/>
-        </w:rPr>
-        <w:t xml:space="preserve"> system.</w:t>
+        <w:t>Besides that, the app is equipped with built-in privacy and security features to keep users' data safe. In this article, we are publishing both the requirements specification and design specification documents of the SaveBite system.</w:t>
       </w:r>
     </w:p>
     <w:p>
@@ -7305,23 +7241,7 @@
           <w:rFonts w:ascii="Times New Roman" w:hAnsi="Times New Roman" w:cs="Times New Roman"/>
           <w:szCs w:val="24"/>
         </w:rPr>
-        <w:t xml:space="preserve">However, the design document offers a comprehensive system architecture, the database schema, the site layout, and user interface design wireframes that will help a great deal during the system development phase. Due to iterative and incremental software development methods, </w:t>
-      </w:r>
-      <w:proofErr w:type="spellStart"/>
-      <w:r>
-        <w:rPr>
-          <w:rFonts w:ascii="Times New Roman" w:hAnsi="Times New Roman" w:cs="Times New Roman"/>
-          <w:szCs w:val="24"/>
-        </w:rPr>
-        <w:t>SaveBite</w:t>
-      </w:r>
-      <w:proofErr w:type="spellEnd"/>
-      <w:r>
-        <w:rPr>
-          <w:rFonts w:ascii="Times New Roman" w:hAnsi="Times New Roman" w:cs="Times New Roman"/>
-          <w:szCs w:val="24"/>
-        </w:rPr>
-        <w:t xml:space="preserve"> will be a reliable, user-friendly, and scalable software as Food Sustainability Promotion and Better Home Food Management is the two main targets of it.</w:t>
+        <w:t>However, the design document offers a comprehensive system architecture, the database schema, the site layout, and user interface design wireframes that will help a great deal during the system development phase. Due to iterative and incremental software development methods, SaveBite will be a reliable, user-friendly, and scalable software as Food Sustainability Promotion and Better Home Food Management is the two main targets of it.</w:t>
       </w:r>
     </w:p>
     <w:p>
@@ -7364,39 +7284,7 @@
           <w:rFonts w:ascii="Times New Roman" w:hAnsi="Times New Roman" w:cs="Times New Roman"/>
           <w:szCs w:val="24"/>
         </w:rPr>
-        <w:t xml:space="preserve">This document purpose is mainly to research into the requirements and design specifications of the </w:t>
-      </w:r>
-      <w:proofErr w:type="spellStart"/>
-      <w:r>
-        <w:rPr>
-          <w:rFonts w:ascii="Times New Roman" w:hAnsi="Times New Roman" w:cs="Times New Roman"/>
-          <w:szCs w:val="24"/>
-        </w:rPr>
-        <w:t>SaveBite</w:t>
-      </w:r>
-      <w:proofErr w:type="spellEnd"/>
-      <w:r>
-        <w:rPr>
-          <w:rFonts w:ascii="Times New Roman" w:hAnsi="Times New Roman" w:cs="Times New Roman"/>
-          <w:szCs w:val="24"/>
-        </w:rPr>
-        <w:t xml:space="preserve"> app, which is a smart system for reducing food waste that can households in food management. </w:t>
-      </w:r>
-      <w:proofErr w:type="spellStart"/>
-      <w:r>
-        <w:rPr>
-          <w:rFonts w:ascii="Times New Roman" w:hAnsi="Times New Roman" w:cs="Times New Roman"/>
-          <w:szCs w:val="24"/>
-        </w:rPr>
-        <w:t>SaveBite</w:t>
-      </w:r>
-      <w:proofErr w:type="spellEnd"/>
-      <w:r>
-        <w:rPr>
-          <w:rFonts w:ascii="Times New Roman" w:hAnsi="Times New Roman" w:cs="Times New Roman"/>
-          <w:szCs w:val="24"/>
-        </w:rPr>
-        <w:t xml:space="preserve"> app is a smart system for reducing food wastage which is designed to help households in food management, minimizing food wastage, enabling food donation and contributing to sustainable consumption practices. It's a specification that documents the system both functional and non-functional requirements and model them through epics, user stories, acceptance criteria, and tasks.</w:t>
+        <w:t>This document purpose is mainly to research into the requirements and design specifications of the SaveBite app, which is a smart system for reducing food waste that can households in food management. SaveBite app is a smart system for reducing food wastage which is designed to help households in food management, minimizing food wastage, enabling food donation and contributing to sustainable consumption practices. It's a specification that documents the system both functional and non-functional requirements and model them through epics, user stories, acceptance criteria, and tasks.</w:t>
       </w:r>
       <w:r>
         <w:rPr>
@@ -7410,23 +7298,7 @@
           <w:rFonts w:ascii="Times New Roman" w:hAnsi="Times New Roman" w:cs="Times New Roman"/>
           <w:szCs w:val="24"/>
         </w:rPr>
-        <w:t xml:space="preserve">he requirements of the system will be used as a specification for system development. This design specification shows the system overall architecture, major components, database design, site map, and user interface wireframes. Besides, this document will allow easy communication among stakeholders' developers' designers, and testers which in turn will reduce the risk of misunderstanding during development and at the same time will provide a basis for the successful implementation testing deployment, and maintenance of the </w:t>
-      </w:r>
-      <w:proofErr w:type="spellStart"/>
-      <w:r>
-        <w:rPr>
-          <w:rFonts w:ascii="Times New Roman" w:hAnsi="Times New Roman" w:cs="Times New Roman"/>
-          <w:szCs w:val="24"/>
-        </w:rPr>
-        <w:t>SaveBite</w:t>
-      </w:r>
-      <w:proofErr w:type="spellEnd"/>
-      <w:r>
-        <w:rPr>
-          <w:rFonts w:ascii="Times New Roman" w:hAnsi="Times New Roman" w:cs="Times New Roman"/>
-          <w:szCs w:val="24"/>
-        </w:rPr>
-        <w:t xml:space="preserve"> application.</w:t>
+        <w:t>he requirements of the system will be used as a specification for system development. This design specification shows the system overall architecture, major components, database design, site map, and user interface wireframes. Besides, this document will allow easy communication among stakeholders' developers' designers, and testers which in turn will reduce the risk of misunderstanding during development and at the same time will provide a basis for the successful implementation testing deployment, and maintenance of the SaveBite application.</w:t>
       </w:r>
     </w:p>
     <w:p>
@@ -7467,39 +7339,7 @@
           <w:rFonts w:ascii="Times New Roman" w:hAnsi="Times New Roman" w:cs="Times New Roman"/>
           <w:szCs w:val="24"/>
         </w:rPr>
-        <w:t xml:space="preserve">This document purpose is mainly to research into the requirements and design specifications of the </w:t>
-      </w:r>
-      <w:proofErr w:type="spellStart"/>
-      <w:r>
-        <w:rPr>
-          <w:rFonts w:ascii="Times New Roman" w:hAnsi="Times New Roman" w:cs="Times New Roman"/>
-          <w:szCs w:val="24"/>
-        </w:rPr>
-        <w:t>SaveBite</w:t>
-      </w:r>
-      <w:proofErr w:type="spellEnd"/>
-      <w:r>
-        <w:rPr>
-          <w:rFonts w:ascii="Times New Roman" w:hAnsi="Times New Roman" w:cs="Times New Roman"/>
-          <w:szCs w:val="24"/>
-        </w:rPr>
-        <w:t xml:space="preserve"> app, which is a smart system for reducing food waste that can households in food management. </w:t>
-      </w:r>
-      <w:proofErr w:type="spellStart"/>
-      <w:r>
-        <w:rPr>
-          <w:rFonts w:ascii="Times New Roman" w:hAnsi="Times New Roman" w:cs="Times New Roman"/>
-          <w:szCs w:val="24"/>
-        </w:rPr>
-        <w:t>SaveBite</w:t>
-      </w:r>
-      <w:proofErr w:type="spellEnd"/>
-      <w:r>
-        <w:rPr>
-          <w:rFonts w:ascii="Times New Roman" w:hAnsi="Times New Roman" w:cs="Times New Roman"/>
-          <w:szCs w:val="24"/>
-        </w:rPr>
-        <w:t xml:space="preserve"> app is a smart system for reducing food wastage which is designed to help households in food management, minimizing food wastage, enabling food donation and contributing to sustainable consumption practices. It's a specification that documents the system both functional and non-functional requirements and model them through epics, user stories, acceptance criteria, and tasks.</w:t>
+        <w:t>This document purpose is mainly to research into the requirements and design specifications of the SaveBite app, which is a smart system for reducing food waste that can households in food management. SaveBite app is a smart system for reducing food wastage which is designed to help households in food management, minimizing food wastage, enabling food donation and contributing to sustainable consumption practices. It's a specification that documents the system both functional and non-functional requirements and model them through epics, user stories, acceptance criteria, and tasks.</w:t>
       </w:r>
       <w:r>
         <w:rPr>
@@ -7513,23 +7353,7 @@
           <w:rFonts w:ascii="Times New Roman" w:hAnsi="Times New Roman" w:cs="Times New Roman"/>
           <w:szCs w:val="24"/>
         </w:rPr>
-        <w:t xml:space="preserve">he requirements of the system will be used as a specification for system development. This design specification shows the system overall architecture, major components, database design, site map, and user interface wireframes. Besides, this document will allow easy communication among stakeholders' developers' designers, and testers which in turn will reduce the risk of misunderstanding during development and at the same time will provide a basis for the successful implementation testing deployment, and maintenance of the </w:t>
-      </w:r>
-      <w:proofErr w:type="spellStart"/>
-      <w:r>
-        <w:rPr>
-          <w:rFonts w:ascii="Times New Roman" w:hAnsi="Times New Roman" w:cs="Times New Roman"/>
-          <w:szCs w:val="24"/>
-        </w:rPr>
-        <w:t>SaveBite</w:t>
-      </w:r>
-      <w:proofErr w:type="spellEnd"/>
-      <w:r>
-        <w:rPr>
-          <w:rFonts w:ascii="Times New Roman" w:hAnsi="Times New Roman" w:cs="Times New Roman"/>
-          <w:szCs w:val="24"/>
-        </w:rPr>
-        <w:t xml:space="preserve"> application.</w:t>
+        <w:t>he requirements of the system will be used as a specification for system development. This design specification shows the system overall architecture, major components, database design, site map, and user interface wireframes. Besides, this document will allow easy communication among stakeholders' developers' designers, and testers which in turn will reduce the risk of misunderstanding during development and at the same time will provide a basis for the successful implementation testing deployment, and maintenance of the SaveBite application.</w:t>
       </w:r>
     </w:p>
     <w:p>
@@ -7567,21 +7391,12 @@
           <w:szCs w:val="20"/>
         </w:rPr>
       </w:pPr>
-      <w:proofErr w:type="spellStart"/>
       <w:r>
         <w:rPr>
           <w:rFonts w:ascii="Times New Roman" w:hAnsi="Times New Roman" w:cs="Times New Roman"/>
           <w:szCs w:val="20"/>
         </w:rPr>
-        <w:t>SaveBite</w:t>
-      </w:r>
-      <w:proofErr w:type="spellEnd"/>
-      <w:r>
-        <w:rPr>
-          <w:rFonts w:ascii="Times New Roman" w:hAnsi="Times New Roman" w:cs="Times New Roman"/>
-          <w:szCs w:val="20"/>
-        </w:rPr>
-        <w:t xml:space="preserve"> is an intelligent application for reducing food wastage that helps families organizing their food stocks and motivates them to behave in a more food consumption responsible way. The main objective of the app is to provide users with the means for food-surveillance, expiry alerts, weekly meal planning, donation facilitation that in total lead to less throwing away of 'good food’. The platform offers household users the possibility to register and set their privacy preferences, input and update their food stocks, explore food stocks offered by other users, get food-saving activities stats, get important alerts, and prepare meal plans for the week based on food items at hand. </w:t>
+        <w:t xml:space="preserve">SaveBite is an intelligent application for reducing food wastage that helps families organizing their food stocks and motivates them to behave in a more food consumption responsible way. The main objective of the app is to provide users with the means for food-surveillance, expiry alerts, weekly meal planning, donation facilitation that in total lead to less throwing away of 'good food’. The platform offers household users the possibility to register and set their privacy preferences, input and update their food stocks, explore food stocks offered by other users, get food-saving activities stats, get important alerts, and prepare meal plans for the week based on food items at hand. </w:t>
       </w:r>
     </w:p>
     <w:p>
@@ -7598,23 +7413,7 @@
           <w:rFonts w:ascii="Times New Roman" w:hAnsi="Times New Roman" w:cs="Times New Roman"/>
           <w:szCs w:val="20"/>
         </w:rPr>
-        <w:t xml:space="preserve">With these features on one platform, </w:t>
-      </w:r>
-      <w:proofErr w:type="spellStart"/>
-      <w:r>
-        <w:rPr>
-          <w:rFonts w:ascii="Times New Roman" w:hAnsi="Times New Roman" w:cs="Times New Roman"/>
-          <w:szCs w:val="20"/>
-        </w:rPr>
-        <w:t>SaveBite</w:t>
-      </w:r>
-      <w:proofErr w:type="spellEnd"/>
-      <w:r>
-        <w:rPr>
-          <w:rFonts w:ascii="Times New Roman" w:hAnsi="Times New Roman" w:cs="Times New Roman"/>
-          <w:szCs w:val="20"/>
-        </w:rPr>
-        <w:t xml:space="preserve"> not only helps in sustainable living but also shapes good practices in household food management. The app shall be a simple and safe platform where users can decide wisely on food consumption and distribution through its expiry alert, donation handling, food analytics, and meal planning features. </w:t>
+        <w:t xml:space="preserve">With these features on one platform, SaveBite not only helps in sustainable living but also shapes good practices in household food management. The app shall be a simple and safe platform where users can decide wisely on food consumption and distribution through its expiry alert, donation handling, food analytics, and meal planning features. </w:t>
       </w:r>
     </w:p>
     <w:p>
@@ -7626,37 +7425,12 @@
           <w:szCs w:val="20"/>
         </w:rPr>
       </w:pPr>
-      <w:proofErr w:type="spellStart"/>
       <w:r>
         <w:rPr>
           <w:rFonts w:ascii="Times New Roman" w:hAnsi="Times New Roman" w:cs="Times New Roman"/>
           <w:szCs w:val="20"/>
         </w:rPr>
-        <w:t>SaveBite's</w:t>
-      </w:r>
-      <w:proofErr w:type="spellEnd"/>
-      <w:r>
-        <w:rPr>
-          <w:rFonts w:ascii="Times New Roman" w:hAnsi="Times New Roman" w:cs="Times New Roman"/>
-          <w:szCs w:val="20"/>
-        </w:rPr>
-        <w:t xml:space="preserve"> goal is to help reduce food wastage, thereby making a positive impact on the environment and community. To sum up, </w:t>
-      </w:r>
-      <w:proofErr w:type="spellStart"/>
-      <w:r>
-        <w:rPr>
-          <w:rFonts w:ascii="Times New Roman" w:hAnsi="Times New Roman" w:cs="Times New Roman"/>
-          <w:szCs w:val="20"/>
-        </w:rPr>
-        <w:t>SaveBite</w:t>
-      </w:r>
-      <w:proofErr w:type="spellEnd"/>
-      <w:r>
-        <w:rPr>
-          <w:rFonts w:ascii="Times New Roman" w:hAnsi="Times New Roman" w:cs="Times New Roman"/>
-          <w:szCs w:val="20"/>
-        </w:rPr>
-        <w:t xml:space="preserve"> is a great way of managing food inventory paired with a reminder system, food-sharing features, and food waste reduction through data analytics.</w:t>
+        <w:t>SaveBite's goal is to help reduce food wastage, thereby making a positive impact on the environment and community. To sum up, SaveBite is a great way of managing food inventory paired with a reminder system, food-sharing features, and food waste reduction through data analytics.</w:t>
       </w:r>
     </w:p>
     <w:p>
@@ -7694,21 +7468,12 @@
           <w:szCs w:val="20"/>
         </w:rPr>
       </w:pPr>
-      <w:proofErr w:type="spellStart"/>
       <w:r>
         <w:rPr>
           <w:rFonts w:ascii="Times New Roman" w:hAnsi="Times New Roman" w:cs="Times New Roman"/>
           <w:szCs w:val="20"/>
         </w:rPr>
-        <w:t>SaveBite</w:t>
-      </w:r>
-      <w:proofErr w:type="spellEnd"/>
-      <w:r>
-        <w:rPr>
-          <w:rFonts w:ascii="Times New Roman" w:hAnsi="Times New Roman" w:cs="Times New Roman"/>
-          <w:szCs w:val="20"/>
-        </w:rPr>
-        <w:t xml:space="preserve"> is a project dedicated to creating a smart application that will guide households to efficiently reduce food wastage by keeping track of their food inventory and implementing sustainable food consumption behaviours. The prime objective of the platform is to decrease food wastage by providing users with tools like inventory tracking, meal planning, food donation, and user engagement. With the app, users can sign up as well as change their privacy settings, so making it possible to create an account and set up security</w:t>
+        <w:t>SaveBite is a project dedicated to creating a smart application that will guide households to efficiently reduce food wastage by keeping track of their food inventory and implementing sustainable food consumption behaviours. The prime objective of the platform is to decrease food wastage by providing users with tools like inventory tracking, meal planning, food donation, and user engagement. With the app, users can sign up as well as change their privacy settings, so making it possible to create an account and set up security</w:t>
       </w:r>
       <w:r>
         <w:t xml:space="preserve"> </w:t>
@@ -7742,23 +7507,7 @@
           <w:rFonts w:ascii="Times New Roman" w:hAnsi="Times New Roman" w:cs="Times New Roman"/>
           <w:szCs w:val="20"/>
         </w:rPr>
-        <w:t xml:space="preserve">Users can control their food stock by adding modifying deleting, and sorting food items by categories, quantities, and expiry dates. Also, the system gives users the opportunity to look at the list of food items and turn the surplus food into donation ads that can be shared with others. And </w:t>
-      </w:r>
-      <w:proofErr w:type="spellStart"/>
-      <w:r>
-        <w:rPr>
-          <w:rFonts w:ascii="Times New Roman" w:hAnsi="Times New Roman" w:cs="Times New Roman"/>
-          <w:szCs w:val="20"/>
-        </w:rPr>
-        <w:t>SaveBite</w:t>
-      </w:r>
-      <w:proofErr w:type="spellEnd"/>
-      <w:r>
-        <w:rPr>
-          <w:rFonts w:ascii="Times New Roman" w:hAnsi="Times New Roman" w:cs="Times New Roman"/>
-          <w:szCs w:val="20"/>
-        </w:rPr>
-        <w:t xml:space="preserve"> supplies food analytics that show graphs and progress bars to motivate responsible food consumption. The notification system sends reminders based on expiry dates, donation updates, meal schedules, and account-related activities. Users can create plans for weekly meals from the ingredients at hand to maximize food usage and minimize waste.</w:t>
+        <w:t>Users can control their food stock by adding modifying deleting, and sorting food items by categories, quantities, and expiry dates. Also, the system gives users the opportunity to look at the list of food items and turn the surplus food into donation ads that can be shared with others. And SaveBite supplies food analytics that show graphs and progress bars to motivate responsible food consumption. The notification system sends reminders based on expiry dates, donation updates, meal schedules, and account-related activities. Users can create plans for weekly meals from the ingredients at hand to maximize food usage and minimize waste.</w:t>
       </w:r>
     </w:p>
     <w:p>
@@ -7818,23 +7567,7 @@
           <w:rFonts w:ascii="Times New Roman" w:hAnsi="Times New Roman" w:cs="Times New Roman"/>
           <w:szCs w:val="20"/>
         </w:rPr>
-        <w:t xml:space="preserve">The </w:t>
-      </w:r>
-      <w:proofErr w:type="spellStart"/>
-      <w:r>
-        <w:rPr>
-          <w:rFonts w:ascii="Times New Roman" w:hAnsi="Times New Roman" w:cs="Times New Roman"/>
-          <w:szCs w:val="20"/>
-        </w:rPr>
-        <w:t>SaveBite</w:t>
-      </w:r>
-      <w:proofErr w:type="spellEnd"/>
-      <w:r>
-        <w:rPr>
-          <w:rFonts w:ascii="Times New Roman" w:hAnsi="Times New Roman" w:cs="Times New Roman"/>
-          <w:szCs w:val="20"/>
-        </w:rPr>
-        <w:t xml:space="preserve"> app is mainly for the Malaysian households’ users like homemakers, working adults, families, and university students who do the buying, storing, and consuming food. These users want an easy and effective tool to help them manage their food stocks, keep track of expiration dates, arrange meals, and minimize food wastage. Those who are registered can use the system to note down and categorize food items, get alerts about the products that are going to expire soon, make meal plans for a week, keep an eye on your food saving efforts through the reports, and get involved in food donation events. With these options users can decide wisely on their food consumption and support responsible food management practices.</w:t>
+        <w:t>The SaveBite app is mainly for the Malaysian households’ users like homemakers, working adults, families, and university students who do the buying, storing, and consuming food. These users want an easy and effective tool to help them manage their food stocks, keep track of expiration dates, arrange meals, and minimize food wastage. Those who are registered can use the system to note down and categorize food items, get alerts about the products that are going to expire soon, make meal plans for a week, keep an eye on your food saving efforts through the reports, and get involved in food donation events. With these options users can decide wisely on their food consumption and support responsible food management practices.</w:t>
       </w:r>
     </w:p>
     <w:p>
@@ -7851,39 +7584,7 @@
           <w:rFonts w:ascii="Times New Roman" w:hAnsi="Times New Roman" w:cs="Times New Roman"/>
           <w:szCs w:val="20"/>
         </w:rPr>
-        <w:t xml:space="preserve">Besides the households’ users, </w:t>
-      </w:r>
-      <w:proofErr w:type="spellStart"/>
-      <w:r>
-        <w:rPr>
-          <w:rFonts w:ascii="Times New Roman" w:hAnsi="Times New Roman" w:cs="Times New Roman"/>
-          <w:szCs w:val="20"/>
-        </w:rPr>
-        <w:t>SaveBite</w:t>
-      </w:r>
-      <w:proofErr w:type="spellEnd"/>
-      <w:r>
-        <w:rPr>
-          <w:rFonts w:ascii="Times New Roman" w:hAnsi="Times New Roman" w:cs="Times New Roman"/>
-          <w:szCs w:val="20"/>
-        </w:rPr>
-        <w:t xml:space="preserve"> also caters to other users like community members, charitable organizations, and food banks which can be the recipients of surplus food donated through the platform. Besides allowing food sharing and influencing sustainable consumption habits, the system is also intended to promote community involvement and lessen the environmental effects of food waste. In short, </w:t>
-      </w:r>
-      <w:proofErr w:type="spellStart"/>
-      <w:r>
-        <w:rPr>
-          <w:rFonts w:ascii="Times New Roman" w:hAnsi="Times New Roman" w:cs="Times New Roman"/>
-          <w:szCs w:val="20"/>
-        </w:rPr>
-        <w:t>SaveBite</w:t>
-      </w:r>
-      <w:proofErr w:type="spellEnd"/>
-      <w:r>
-        <w:rPr>
-          <w:rFonts w:ascii="Times New Roman" w:hAnsi="Times New Roman" w:cs="Times New Roman"/>
-          <w:szCs w:val="20"/>
-        </w:rPr>
-        <w:t xml:space="preserve"> supports both households and communities by offering them an easy-to-use platform that encourages the effective management of food, food sharing, and eco-friendly living habits.</w:t>
+        <w:t>Besides the households’ users, SaveBite also caters to other users like community members, charitable organizations, and food banks which can be the recipients of surplus food donated through the platform. Besides allowing food sharing and influencing sustainable consumption habits, the system is also intended to promote community involvement and lessen the environmental effects of food waste. In short, SaveBite supports both households and communities by offering them an easy-to-use platform that encourages the effective management of food, food sharing, and eco-friendly living habits.</w:t>
       </w:r>
     </w:p>
     <w:p>
@@ -7952,23 +7653,7 @@
           <w:rFonts w:ascii="Times New Roman" w:hAnsi="Times New Roman" w:cs="Times New Roman"/>
           <w:szCs w:val="20"/>
         </w:rPr>
-        <w:t xml:space="preserve">This module enables users to securely set up, log in to, and handle their </w:t>
-      </w:r>
-      <w:proofErr w:type="spellStart"/>
-      <w:r>
-        <w:rPr>
-          <w:rFonts w:ascii="Times New Roman" w:hAnsi="Times New Roman" w:cs="Times New Roman"/>
-          <w:szCs w:val="20"/>
-        </w:rPr>
-        <w:t>SaveBite</w:t>
-      </w:r>
-      <w:proofErr w:type="spellEnd"/>
-      <w:r>
-        <w:rPr>
-          <w:rFonts w:ascii="Times New Roman" w:hAnsi="Times New Roman" w:cs="Times New Roman"/>
-          <w:szCs w:val="20"/>
-        </w:rPr>
-        <w:t xml:space="preserve"> accounts. It comprises account sign-up, user login, profile management, and password retrieval. All these features together promise a safe and tailor-made access to the system.</w:t>
+        <w:t>This module enables users to securely set up, log in to, and handle their SaveBite accounts. It comprises account sign-up, user login, profile management, and password retrieval. All these features together promise a safe and tailor-made access to the system.</w:t>
       </w:r>
     </w:p>
     <w:p>
@@ -8566,23 +8251,7 @@
           <w:rFonts w:ascii="Times New Roman" w:hAnsi="Times New Roman" w:cs="Times New Roman"/>
           <w:szCs w:val="20"/>
         </w:rPr>
-        <w:t xml:space="preserve">These functionalities ensure secure access to the </w:t>
-      </w:r>
-      <w:proofErr w:type="spellStart"/>
-      <w:r>
-        <w:rPr>
-          <w:rFonts w:ascii="Times New Roman" w:hAnsi="Times New Roman" w:cs="Times New Roman"/>
-          <w:szCs w:val="20"/>
-        </w:rPr>
-        <w:t>SaveBite</w:t>
-      </w:r>
-      <w:proofErr w:type="spellEnd"/>
-      <w:r>
-        <w:rPr>
-          <w:rFonts w:ascii="Times New Roman" w:hAnsi="Times New Roman" w:cs="Times New Roman"/>
-          <w:szCs w:val="20"/>
-        </w:rPr>
-        <w:t xml:space="preserve"> application while providing users with the ability to manage their personal information and preferences effectively.</w:t>
+        <w:t>These functionalities ensure secure access to the SaveBite application while providing users with the ability to manage their personal information and preferences effectively.</w:t>
       </w:r>
     </w:p>
     <w:p>
@@ -9879,7 +9548,6 @@
         </w:rPr>
         <w:t xml:space="preserve">Users are able to make donation offers, look at what food is available, and get detailed information before they request or pick up donated </w:t>
       </w:r>
-      <w:proofErr w:type="spellStart"/>
       <w:proofErr w:type="gramStart"/>
       <w:r>
         <w:rPr>
@@ -9888,7 +9556,6 @@
         </w:rPr>
         <w:t>food.With</w:t>
       </w:r>
-      <w:proofErr w:type="spellEnd"/>
       <w:proofErr w:type="gramEnd"/>
       <w:r>
         <w:rPr>
@@ -10971,23 +10638,7 @@
                 <w:rFonts w:ascii="Times New Roman" w:hAnsi="Times New Roman" w:cs="Times New Roman"/>
                 <w:szCs w:val="20"/>
               </w:rPr>
-              <w:t xml:space="preserve">The system shall allow users to view all notifications through a dedicated notification </w:t>
-            </w:r>
-            <w:proofErr w:type="spellStart"/>
-            <w:r>
-              <w:rPr>
-                <w:rFonts w:ascii="Times New Roman" w:hAnsi="Times New Roman" w:cs="Times New Roman"/>
-                <w:szCs w:val="20"/>
-              </w:rPr>
-              <w:t>center</w:t>
-            </w:r>
-            <w:proofErr w:type="spellEnd"/>
-            <w:r>
-              <w:rPr>
-                <w:rFonts w:ascii="Times New Roman" w:hAnsi="Times New Roman" w:cs="Times New Roman"/>
-                <w:szCs w:val="20"/>
-              </w:rPr>
-              <w:t>.</w:t>
+              <w:t>The system shall allow users to view all notifications through a dedicated notification center.</w:t>
             </w:r>
           </w:p>
         </w:tc>
@@ -11990,23 +11641,7 @@
           <w:rFonts w:ascii="Times New Roman" w:hAnsi="Times New Roman" w:cs="Times New Roman"/>
           <w:szCs w:val="20"/>
         </w:rPr>
-        <w:t xml:space="preserve">Non-functional requirements specify the quality features and operating criteria that the </w:t>
-      </w:r>
-      <w:proofErr w:type="spellStart"/>
-      <w:r>
-        <w:rPr>
-          <w:rFonts w:ascii="Times New Roman" w:hAnsi="Times New Roman" w:cs="Times New Roman"/>
-          <w:szCs w:val="20"/>
-        </w:rPr>
-        <w:t>SaveBite</w:t>
-      </w:r>
-      <w:proofErr w:type="spellEnd"/>
-      <w:r>
-        <w:rPr>
-          <w:rFonts w:ascii="Times New Roman" w:hAnsi="Times New Roman" w:cs="Times New Roman"/>
-          <w:szCs w:val="20"/>
-        </w:rPr>
-        <w:t xml:space="preserve"> app should meet. They help to keep the system running efficiently, safe, and dependable for users besides working the functional features of the application.</w:t>
+        <w:t>Non-functional requirements specify the quality features and operating criteria that the SaveBite app should meet. They help to keep the system running efficiently, safe, and dependable for users besides working the functional features of the application.</w:t>
       </w:r>
     </w:p>
     <w:p>
@@ -14931,23 +14566,7 @@
                 <w:rFonts w:ascii="Times New Roman" w:hAnsi="Times New Roman" w:cs="Times New Roman"/>
                 <w:szCs w:val="20"/>
               </w:rPr>
-              <w:t xml:space="preserve">I want to be able to create an account so that I can have access to </w:t>
-            </w:r>
-            <w:proofErr w:type="spellStart"/>
-            <w:r>
-              <w:rPr>
-                <w:rFonts w:ascii="Times New Roman" w:hAnsi="Times New Roman" w:cs="Times New Roman"/>
-                <w:szCs w:val="20"/>
-              </w:rPr>
-              <w:t>SaveBite</w:t>
-            </w:r>
-            <w:proofErr w:type="spellEnd"/>
-            <w:r>
-              <w:rPr>
-                <w:rFonts w:ascii="Times New Roman" w:hAnsi="Times New Roman" w:cs="Times New Roman"/>
-                <w:szCs w:val="20"/>
-              </w:rPr>
-              <w:t xml:space="preserve"> and start organizing my food stock.</w:t>
+              <w:t>I want to be able to create an account so that I can have access to SaveBite and start organizing my food stock.</w:t>
             </w:r>
           </w:p>
         </w:tc>
@@ -15026,7 +14645,6 @@
                 <w:szCs w:val="20"/>
               </w:rPr>
             </w:pPr>
-            <w:proofErr w:type="spellStart"/>
             <w:r>
               <w:rPr>
                 <w:rFonts w:ascii="Times New Roman" w:hAnsi="Times New Roman" w:cs="Times New Roman"/>
@@ -15036,7 +14654,6 @@
               </w:rPr>
               <w:t>MoSCoW</w:t>
             </w:r>
-            <w:proofErr w:type="spellEnd"/>
           </w:p>
         </w:tc>
         <w:tc>
@@ -15296,7 +14913,6 @@
                 <w:szCs w:val="20"/>
               </w:rPr>
             </w:pPr>
-            <w:proofErr w:type="spellStart"/>
             <w:r>
               <w:rPr>
                 <w:rFonts w:ascii="Times New Roman" w:hAnsi="Times New Roman" w:cs="Times New Roman"/>
@@ -15306,7 +14922,6 @@
               </w:rPr>
               <w:t>MoSCoW</w:t>
             </w:r>
-            <w:proofErr w:type="spellEnd"/>
           </w:p>
         </w:tc>
         <w:tc>
@@ -15566,7 +15181,6 @@
                 <w:szCs w:val="20"/>
               </w:rPr>
             </w:pPr>
-            <w:proofErr w:type="spellStart"/>
             <w:r>
               <w:rPr>
                 <w:rFonts w:ascii="Times New Roman" w:hAnsi="Times New Roman" w:cs="Times New Roman"/>
@@ -15576,7 +15190,6 @@
               </w:rPr>
               <w:t>MoSCoW</w:t>
             </w:r>
-            <w:proofErr w:type="spellEnd"/>
           </w:p>
         </w:tc>
         <w:tc>
@@ -15836,7 +15449,6 @@
                 <w:szCs w:val="20"/>
               </w:rPr>
             </w:pPr>
-            <w:proofErr w:type="spellStart"/>
             <w:r>
               <w:rPr>
                 <w:rFonts w:ascii="Times New Roman" w:hAnsi="Times New Roman" w:cs="Times New Roman"/>
@@ -15846,7 +15458,6 @@
               </w:rPr>
               <w:t>MoSCoW</w:t>
             </w:r>
-            <w:proofErr w:type="spellEnd"/>
           </w:p>
         </w:tc>
         <w:tc>
@@ -16106,7 +15717,6 @@
                 <w:szCs w:val="20"/>
               </w:rPr>
             </w:pPr>
-            <w:proofErr w:type="spellStart"/>
             <w:r>
               <w:rPr>
                 <w:rFonts w:ascii="Times New Roman" w:hAnsi="Times New Roman" w:cs="Times New Roman"/>
@@ -16116,7 +15726,6 @@
               </w:rPr>
               <w:t>MoSCoW</w:t>
             </w:r>
-            <w:proofErr w:type="spellEnd"/>
           </w:p>
         </w:tc>
         <w:tc>
@@ -16713,7 +16322,6 @@
                 <w:szCs w:val="20"/>
               </w:rPr>
             </w:pPr>
-            <w:proofErr w:type="spellStart"/>
             <w:r>
               <w:rPr>
                 <w:rFonts w:ascii="Times New Roman" w:hAnsi="Times New Roman" w:cs="Times New Roman"/>
@@ -16723,7 +16331,6 @@
               </w:rPr>
               <w:t>MoSCoW</w:t>
             </w:r>
-            <w:proofErr w:type="spellEnd"/>
           </w:p>
         </w:tc>
         <w:tc>
@@ -16983,7 +16590,6 @@
                 <w:szCs w:val="20"/>
               </w:rPr>
             </w:pPr>
-            <w:proofErr w:type="spellStart"/>
             <w:r>
               <w:rPr>
                 <w:rFonts w:ascii="Times New Roman" w:hAnsi="Times New Roman" w:cs="Times New Roman"/>
@@ -16993,7 +16599,6 @@
               </w:rPr>
               <w:t>MoSCoW</w:t>
             </w:r>
-            <w:proofErr w:type="spellEnd"/>
           </w:p>
         </w:tc>
         <w:tc>
@@ -17253,7 +16858,6 @@
                 <w:szCs w:val="20"/>
               </w:rPr>
             </w:pPr>
-            <w:proofErr w:type="spellStart"/>
             <w:r>
               <w:rPr>
                 <w:rFonts w:ascii="Times New Roman" w:hAnsi="Times New Roman" w:cs="Times New Roman"/>
@@ -17263,7 +16867,6 @@
               </w:rPr>
               <w:t>MoSCoW</w:t>
             </w:r>
-            <w:proofErr w:type="spellEnd"/>
           </w:p>
         </w:tc>
         <w:tc>
@@ -17523,7 +17126,6 @@
                 <w:szCs w:val="20"/>
               </w:rPr>
             </w:pPr>
-            <w:proofErr w:type="spellStart"/>
             <w:r>
               <w:rPr>
                 <w:rFonts w:ascii="Times New Roman" w:hAnsi="Times New Roman" w:cs="Times New Roman"/>
@@ -17533,7 +17135,6 @@
               </w:rPr>
               <w:t>MoSCoW</w:t>
             </w:r>
-            <w:proofErr w:type="spellEnd"/>
           </w:p>
         </w:tc>
         <w:tc>
@@ -17793,7 +17394,6 @@
                 <w:szCs w:val="20"/>
               </w:rPr>
             </w:pPr>
-            <w:proofErr w:type="spellStart"/>
             <w:r>
               <w:rPr>
                 <w:rFonts w:ascii="Times New Roman" w:hAnsi="Times New Roman" w:cs="Times New Roman"/>
@@ -17803,7 +17403,6 @@
               </w:rPr>
               <w:t>MoSCoW</w:t>
             </w:r>
-            <w:proofErr w:type="spellEnd"/>
           </w:p>
         </w:tc>
         <w:tc>
@@ -17979,25 +17578,7 @@
           <w:b/>
           <w:bCs/>
         </w:rPr>
-        <w:t xml:space="preserve">- </w:t>
-      </w:r>
-      <w:proofErr w:type="spellStart"/>
-      <w:r>
-        <w:rPr>
-          <w:rFonts w:ascii="Times New Roman" w:hAnsi="Times New Roman" w:cs="Times New Roman"/>
-          <w:b/>
-          <w:bCs/>
-        </w:rPr>
-        <w:t>Buddhiman</w:t>
-      </w:r>
-      <w:proofErr w:type="spellEnd"/>
-      <w:r>
-        <w:rPr>
-          <w:rFonts w:ascii="Times New Roman" w:hAnsi="Times New Roman" w:cs="Times New Roman"/>
-          <w:b/>
-          <w:bCs/>
-        </w:rPr>
-        <w:t xml:space="preserve"> B.K.</w:t>
+        <w:t>- Buddhiman B.K.</w:t>
       </w:r>
       <w:bookmarkEnd w:id="23"/>
     </w:p>
@@ -18019,27 +17600,7 @@
           <w:bCs/>
           <w:szCs w:val="20"/>
         </w:rPr>
-        <w:t xml:space="preserve">Student Name &amp; ID: </w:t>
-      </w:r>
-      <w:proofErr w:type="spellStart"/>
-      <w:r>
-        <w:rPr>
-          <w:rFonts w:ascii="Times New Roman" w:hAnsi="Times New Roman" w:cs="Times New Roman"/>
-          <w:b/>
-          <w:bCs/>
-          <w:szCs w:val="20"/>
-        </w:rPr>
-        <w:t>Buddhiman</w:t>
-      </w:r>
-      <w:proofErr w:type="spellEnd"/>
-      <w:r>
-        <w:rPr>
-          <w:rFonts w:ascii="Times New Roman" w:hAnsi="Times New Roman" w:cs="Times New Roman"/>
-          <w:b/>
-          <w:bCs/>
-          <w:szCs w:val="20"/>
-        </w:rPr>
-        <w:t xml:space="preserve"> B.K. (E2400004)</w:t>
+        <w:t>Student Name &amp; ID: Buddhiman B.K. (E2400004)</w:t>
       </w:r>
     </w:p>
     <w:p>
@@ -18249,7 +17810,6 @@
                 <w:szCs w:val="20"/>
               </w:rPr>
             </w:pPr>
-            <w:proofErr w:type="spellStart"/>
             <w:r>
               <w:rPr>
                 <w:rFonts w:ascii="Times New Roman" w:hAnsi="Times New Roman" w:cs="Times New Roman"/>
@@ -18257,7 +17817,6 @@
               </w:rPr>
               <w:t>MoSCoW</w:t>
             </w:r>
-            <w:proofErr w:type="spellEnd"/>
           </w:p>
         </w:tc>
         <w:tc>
@@ -18499,7 +18058,6 @@
                 <w:szCs w:val="20"/>
               </w:rPr>
             </w:pPr>
-            <w:proofErr w:type="spellStart"/>
             <w:r>
               <w:rPr>
                 <w:rFonts w:ascii="Times New Roman" w:hAnsi="Times New Roman" w:cs="Times New Roman"/>
@@ -18507,7 +18065,6 @@
               </w:rPr>
               <w:t>MoSCoW</w:t>
             </w:r>
-            <w:proofErr w:type="spellEnd"/>
           </w:p>
         </w:tc>
         <w:tc>
@@ -18749,7 +18306,6 @@
                 <w:szCs w:val="20"/>
               </w:rPr>
             </w:pPr>
-            <w:proofErr w:type="spellStart"/>
             <w:r>
               <w:rPr>
                 <w:rFonts w:ascii="Times New Roman" w:hAnsi="Times New Roman" w:cs="Times New Roman"/>
@@ -18757,7 +18313,6 @@
               </w:rPr>
               <w:t>MoSCoW</w:t>
             </w:r>
-            <w:proofErr w:type="spellEnd"/>
           </w:p>
         </w:tc>
         <w:tc>
@@ -18999,7 +18554,6 @@
                 <w:szCs w:val="20"/>
               </w:rPr>
             </w:pPr>
-            <w:proofErr w:type="spellStart"/>
             <w:r>
               <w:rPr>
                 <w:rFonts w:ascii="Times New Roman" w:hAnsi="Times New Roman" w:cs="Times New Roman"/>
@@ -19007,7 +18561,6 @@
               </w:rPr>
               <w:t>MoSCoW</w:t>
             </w:r>
-            <w:proofErr w:type="spellEnd"/>
           </w:p>
         </w:tc>
         <w:tc>
@@ -19249,7 +18802,6 @@
                 <w:szCs w:val="20"/>
               </w:rPr>
             </w:pPr>
-            <w:proofErr w:type="spellStart"/>
             <w:r>
               <w:rPr>
                 <w:rFonts w:ascii="Times New Roman" w:hAnsi="Times New Roman" w:cs="Times New Roman"/>
@@ -19257,7 +18809,6 @@
               </w:rPr>
               <w:t>MoSCoW</w:t>
             </w:r>
-            <w:proofErr w:type="spellEnd"/>
           </w:p>
         </w:tc>
         <w:tc>
@@ -19617,7 +19168,6 @@
                 <w:szCs w:val="20"/>
               </w:rPr>
             </w:pPr>
-            <w:proofErr w:type="spellStart"/>
             <w:r>
               <w:rPr>
                 <w:rFonts w:ascii="Times New Roman" w:hAnsi="Times New Roman" w:cs="Times New Roman"/>
@@ -19627,7 +19177,6 @@
               </w:rPr>
               <w:t>MoSCoW</w:t>
             </w:r>
-            <w:proofErr w:type="spellEnd"/>
           </w:p>
         </w:tc>
         <w:tc>
@@ -19897,7 +19446,6 @@
                 <w:szCs w:val="20"/>
               </w:rPr>
             </w:pPr>
-            <w:proofErr w:type="spellStart"/>
             <w:r>
               <w:rPr>
                 <w:rFonts w:ascii="Times New Roman" w:hAnsi="Times New Roman" w:cs="Times New Roman"/>
@@ -19907,7 +19455,6 @@
               </w:rPr>
               <w:t>MoSCoW</w:t>
             </w:r>
-            <w:proofErr w:type="spellEnd"/>
           </w:p>
         </w:tc>
         <w:tc>
@@ -20177,7 +19724,6 @@
                 <w:szCs w:val="20"/>
               </w:rPr>
             </w:pPr>
-            <w:proofErr w:type="spellStart"/>
             <w:r>
               <w:rPr>
                 <w:rFonts w:ascii="Times New Roman" w:hAnsi="Times New Roman" w:cs="Times New Roman"/>
@@ -20187,7 +19733,6 @@
               </w:rPr>
               <w:t>MoSCoW</w:t>
             </w:r>
-            <w:proofErr w:type="spellEnd"/>
           </w:p>
         </w:tc>
         <w:tc>
@@ -20484,7 +20029,6 @@
                 <w:szCs w:val="20"/>
               </w:rPr>
             </w:pPr>
-            <w:proofErr w:type="spellStart"/>
             <w:r>
               <w:rPr>
                 <w:rFonts w:ascii="Times New Roman" w:hAnsi="Times New Roman" w:cs="Times New Roman"/>
@@ -20494,7 +20038,6 @@
               </w:rPr>
               <w:t>MoSCoW</w:t>
             </w:r>
-            <w:proofErr w:type="spellEnd"/>
           </w:p>
         </w:tc>
         <w:tc>
@@ -20764,7 +20307,6 @@
                 <w:szCs w:val="20"/>
               </w:rPr>
             </w:pPr>
-            <w:proofErr w:type="spellStart"/>
             <w:r>
               <w:rPr>
                 <w:rFonts w:ascii="Times New Roman" w:hAnsi="Times New Roman" w:cs="Times New Roman"/>
@@ -20774,7 +20316,6 @@
               </w:rPr>
               <w:t>MoSCoW</w:t>
             </w:r>
-            <w:proofErr w:type="spellEnd"/>
           </w:p>
         </w:tc>
         <w:tc>
@@ -20952,29 +20493,7 @@
           <w:sz w:val="26"/>
           <w:szCs w:val="26"/>
         </w:rPr>
-        <w:t xml:space="preserve">1.4.3 C - Rohit </w:t>
-      </w:r>
-      <w:proofErr w:type="spellStart"/>
-      <w:r>
-        <w:rPr>
-          <w:rFonts w:ascii="Times New Roman" w:hAnsi="Times New Roman" w:cs="Times New Roman"/>
-          <w:b/>
-          <w:bCs/>
-          <w:sz w:val="26"/>
-          <w:szCs w:val="26"/>
-        </w:rPr>
-        <w:t>Gurdhami</w:t>
-      </w:r>
-      <w:proofErr w:type="spellEnd"/>
-      <w:r>
-        <w:rPr>
-          <w:rFonts w:ascii="Times New Roman" w:hAnsi="Times New Roman" w:cs="Times New Roman"/>
-          <w:b/>
-          <w:bCs/>
-          <w:sz w:val="26"/>
-          <w:szCs w:val="26"/>
-        </w:rPr>
-        <w:t xml:space="preserve"> (E23000567)</w:t>
+        <w:t>1.4.3 C - Rohit Gurdhami (E23000567)</w:t>
       </w:r>
       <w:bookmarkEnd w:id="24"/>
     </w:p>
@@ -21115,23 +20634,7 @@
                 <w:rFonts w:ascii="Times New Roman" w:hAnsi="Times New Roman" w:cs="Times New Roman"/>
                 <w:szCs w:val="20"/>
               </w:rPr>
-              <w:t xml:space="preserve"> As a </w:t>
-            </w:r>
-            <w:proofErr w:type="spellStart"/>
-            <w:r>
-              <w:rPr>
-                <w:rFonts w:ascii="Times New Roman" w:hAnsi="Times New Roman" w:cs="Times New Roman"/>
-                <w:szCs w:val="20"/>
-              </w:rPr>
-              <w:t>userI</w:t>
-            </w:r>
-            <w:proofErr w:type="spellEnd"/>
-            <w:r>
-              <w:rPr>
-                <w:rFonts w:ascii="Times New Roman" w:hAnsi="Times New Roman" w:cs="Times New Roman"/>
-                <w:szCs w:val="20"/>
-              </w:rPr>
-              <w:t xml:space="preserve"> want to be able to search food items by their names. so that I can find a specific food donation easily</w:t>
+              <w:t> As a userI want to be able to search food items by their names. so that I can find a specific food donation easily</w:t>
             </w:r>
           </w:p>
         </w:tc>
@@ -21202,7 +20705,6 @@
                 <w:szCs w:val="20"/>
               </w:rPr>
             </w:pPr>
-            <w:proofErr w:type="spellStart"/>
             <w:r>
               <w:rPr>
                 <w:rFonts w:ascii="Times New Roman" w:hAnsi="Times New Roman" w:cs="Times New Roman"/>
@@ -21210,7 +20712,6 @@
               </w:rPr>
               <w:t>MoSCoW</w:t>
             </w:r>
-            <w:proofErr w:type="spellEnd"/>
           </w:p>
         </w:tc>
         <w:tc>
@@ -21442,7 +20943,6 @@
                 <w:szCs w:val="20"/>
               </w:rPr>
             </w:pPr>
-            <w:proofErr w:type="spellStart"/>
             <w:r>
               <w:rPr>
                 <w:rFonts w:ascii="Times New Roman" w:hAnsi="Times New Roman" w:cs="Times New Roman"/>
@@ -21450,7 +20950,6 @@
               </w:rPr>
               <w:t>MoSCoW</w:t>
             </w:r>
-            <w:proofErr w:type="spellEnd"/>
           </w:p>
         </w:tc>
         <w:tc>
@@ -21682,7 +21181,6 @@
                 <w:szCs w:val="20"/>
               </w:rPr>
             </w:pPr>
-            <w:proofErr w:type="spellStart"/>
             <w:r>
               <w:rPr>
                 <w:rFonts w:ascii="Times New Roman" w:hAnsi="Times New Roman" w:cs="Times New Roman"/>
@@ -21690,7 +21188,6 @@
               </w:rPr>
               <w:t>MoSCoW</w:t>
             </w:r>
-            <w:proofErr w:type="spellEnd"/>
           </w:p>
         </w:tc>
         <w:tc>
@@ -21929,7 +21426,6 @@
                 <w:szCs w:val="20"/>
               </w:rPr>
             </w:pPr>
-            <w:proofErr w:type="spellStart"/>
             <w:r>
               <w:rPr>
                 <w:rFonts w:ascii="Times New Roman" w:hAnsi="Times New Roman" w:cs="Times New Roman"/>
@@ -21937,7 +21433,6 @@
               </w:rPr>
               <w:t>MoSCoW</w:t>
             </w:r>
-            <w:proofErr w:type="spellEnd"/>
           </w:p>
         </w:tc>
         <w:tc>
@@ -22169,7 +21664,6 @@
                 <w:szCs w:val="20"/>
               </w:rPr>
             </w:pPr>
-            <w:proofErr w:type="spellStart"/>
             <w:r>
               <w:rPr>
                 <w:rFonts w:ascii="Times New Roman" w:hAnsi="Times New Roman" w:cs="Times New Roman"/>
@@ -22177,7 +21671,6 @@
               </w:rPr>
               <w:t>MoSCoW</w:t>
             </w:r>
-            <w:proofErr w:type="spellEnd"/>
           </w:p>
         </w:tc>
         <w:tc>
@@ -22315,6 +21808,1346 @@
         </w:rPr>
         <w:tab/>
       </w:r>
+    </w:p>
+    <w:p>
+      <w:pPr>
+        <w:pStyle w:val="Heading4"/>
+        <w:spacing w:line="360" w:lineRule="auto"/>
+        <w:jc w:val="center"/>
+        <w:rPr>
+          <w:rFonts w:ascii="Times New Roman" w:hAnsi="Times New Roman" w:cs="Times New Roman"/>
+          <w:b/>
+          <w:bCs/>
+          <w:i w:val="0"/>
+          <w:iCs w:val="0"/>
+        </w:rPr>
+      </w:pPr>
+      <w:r>
+        <w:rPr>
+          <w:rFonts w:ascii="Times New Roman" w:hAnsi="Times New Roman" w:cs="Times New Roman"/>
+          <w:b/>
+          <w:bCs/>
+          <w:i w:val="0"/>
+          <w:iCs w:val="0"/>
+        </w:rPr>
+        <w:t>2. Epic 6: Weekly Meal Planning (UC6):</w:t>
+      </w:r>
+    </w:p>
+    <w:tbl>
+      <w:tblPr>
+        <w:tblStyle w:val="TableGrid"/>
+        <w:tblW w:w="8904" w:type="dxa"/>
+        <w:tblLook w:val="04A0" w:firstRow="1" w:lastRow="0" w:firstColumn="1" w:lastColumn="0" w:noHBand="0" w:noVBand="1"/>
+      </w:tblPr>
+      <w:tblGrid>
+        <w:gridCol w:w="4452"/>
+        <w:gridCol w:w="4452"/>
+      </w:tblGrid>
+      <w:tr>
+        <w:trPr>
+          <w:trHeight w:val="558"/>
+        </w:trPr>
+        <w:tc>
+          <w:tcPr>
+            <w:tcW w:w="4452" w:type="dxa"/>
+            <w:vAlign w:val="center"/>
+          </w:tcPr>
+          <w:p>
+            <w:pPr>
+              <w:spacing w:line="360" w:lineRule="auto"/>
+              <w:rPr>
+                <w:rFonts w:ascii="Times New Roman" w:hAnsi="Times New Roman" w:cs="Times New Roman"/>
+                <w:szCs w:val="20"/>
+              </w:rPr>
+            </w:pPr>
+            <w:r>
+              <w:rPr>
+                <w:rFonts w:ascii="Times New Roman" w:hAnsi="Times New Roman" w:cs="Times New Roman"/>
+                <w:szCs w:val="20"/>
+              </w:rPr>
+              <w:t>Item</w:t>
+            </w:r>
+          </w:p>
+        </w:tc>
+        <w:tc>
+          <w:tcPr>
+            <w:tcW w:w="4452" w:type="dxa"/>
+            <w:vAlign w:val="center"/>
+          </w:tcPr>
+          <w:p>
+            <w:pPr>
+              <w:spacing w:line="360" w:lineRule="auto"/>
+              <w:rPr>
+                <w:rFonts w:ascii="Times New Roman" w:hAnsi="Times New Roman" w:cs="Times New Roman"/>
+                <w:b/>
+                <w:bCs/>
+                <w:szCs w:val="20"/>
+              </w:rPr>
+            </w:pPr>
+            <w:r>
+              <w:rPr>
+                <w:rFonts w:ascii="Times New Roman" w:hAnsi="Times New Roman" w:cs="Times New Roman"/>
+                <w:b/>
+                <w:bCs/>
+                <w:szCs w:val="20"/>
+              </w:rPr>
+              <w:t>Description</w:t>
+            </w:r>
+          </w:p>
+        </w:tc>
+      </w:tr>
+      <w:tr>
+        <w:trPr>
+          <w:trHeight w:val="558"/>
+        </w:trPr>
+        <w:tc>
+          <w:tcPr>
+            <w:tcW w:w="4452" w:type="dxa"/>
+            <w:vAlign w:val="center"/>
+          </w:tcPr>
+          <w:p>
+            <w:pPr>
+              <w:spacing w:line="360" w:lineRule="auto"/>
+              <w:rPr>
+                <w:rFonts w:ascii="Times New Roman" w:hAnsi="Times New Roman" w:cs="Times New Roman"/>
+                <w:szCs w:val="20"/>
+              </w:rPr>
+            </w:pPr>
+            <w:r>
+              <w:rPr>
+                <w:rFonts w:ascii="Times New Roman" w:hAnsi="Times New Roman" w:cs="Times New Roman"/>
+                <w:szCs w:val="20"/>
+              </w:rPr>
+              <w:t>User Story 1</w:t>
+            </w:r>
+          </w:p>
+        </w:tc>
+        <w:tc>
+          <w:tcPr>
+            <w:tcW w:w="4452" w:type="dxa"/>
+            <w:vAlign w:val="center"/>
+          </w:tcPr>
+          <w:p>
+            <w:pPr>
+              <w:spacing w:line="360" w:lineRule="auto"/>
+              <w:rPr>
+                <w:rFonts w:ascii="Times New Roman" w:hAnsi="Times New Roman" w:cs="Times New Roman"/>
+                <w:b/>
+                <w:bCs/>
+                <w:szCs w:val="20"/>
+              </w:rPr>
+            </w:pPr>
+            <w:r>
+              <w:rPr>
+                <w:rFonts w:ascii="Times New Roman" w:hAnsi="Times New Roman" w:cs="Times New Roman"/>
+                <w:szCs w:val="20"/>
+              </w:rPr>
+              <w:t> As a user, I want to create a weekly meal plan so that I can organize my meals and reduce food waste.</w:t>
+            </w:r>
+          </w:p>
+        </w:tc>
+      </w:tr>
+      <w:tr>
+        <w:trPr>
+          <w:trHeight w:val="558"/>
+        </w:trPr>
+        <w:tc>
+          <w:tcPr>
+            <w:tcW w:w="4452" w:type="dxa"/>
+            <w:vAlign w:val="center"/>
+          </w:tcPr>
+          <w:p>
+            <w:pPr>
+              <w:spacing w:line="360" w:lineRule="auto"/>
+              <w:rPr>
+                <w:rFonts w:ascii="Times New Roman" w:hAnsi="Times New Roman" w:cs="Times New Roman"/>
+                <w:szCs w:val="20"/>
+              </w:rPr>
+            </w:pPr>
+            <w:r>
+              <w:rPr>
+                <w:rFonts w:ascii="Times New Roman" w:hAnsi="Times New Roman" w:cs="Times New Roman"/>
+                <w:szCs w:val="20"/>
+              </w:rPr>
+              <w:t>Acceptance Criteria</w:t>
+            </w:r>
+          </w:p>
+        </w:tc>
+        <w:tc>
+          <w:tcPr>
+            <w:tcW w:w="4452" w:type="dxa"/>
+            <w:vAlign w:val="center"/>
+          </w:tcPr>
+          <w:p>
+            <w:pPr>
+              <w:spacing w:line="360" w:lineRule="auto"/>
+              <w:rPr>
+                <w:rFonts w:ascii="Times New Roman" w:hAnsi="Times New Roman" w:cs="Times New Roman"/>
+                <w:b/>
+                <w:bCs/>
+                <w:szCs w:val="20"/>
+              </w:rPr>
+            </w:pPr>
+            <w:r>
+              <w:rPr>
+                <w:rFonts w:ascii="Times New Roman" w:hAnsi="Times New Roman" w:cs="Times New Roman"/>
+                <w:szCs w:val="20"/>
+              </w:rPr>
+              <w:t>Given that I am logged in, When I make a new meal plan, Then the meal plan should be stored without any problems.</w:t>
+            </w:r>
+          </w:p>
+        </w:tc>
+      </w:tr>
+      <w:tr>
+        <w:trPr>
+          <w:trHeight w:val="558"/>
+        </w:trPr>
+        <w:tc>
+          <w:tcPr>
+            <w:tcW w:w="4452" w:type="dxa"/>
+            <w:vAlign w:val="center"/>
+          </w:tcPr>
+          <w:p>
+            <w:pPr>
+              <w:spacing w:line="360" w:lineRule="auto"/>
+              <w:rPr>
+                <w:rFonts w:ascii="Times New Roman" w:hAnsi="Times New Roman" w:cs="Times New Roman"/>
+                <w:szCs w:val="20"/>
+              </w:rPr>
+            </w:pPr>
+            <w:r>
+              <w:rPr>
+                <w:rFonts w:ascii="Times New Roman" w:hAnsi="Times New Roman" w:cs="Times New Roman"/>
+                <w:szCs w:val="20"/>
+              </w:rPr>
+              <w:t>MoSCoW</w:t>
+            </w:r>
+          </w:p>
+        </w:tc>
+        <w:tc>
+          <w:tcPr>
+            <w:tcW w:w="4452" w:type="dxa"/>
+            <w:vAlign w:val="center"/>
+          </w:tcPr>
+          <w:p>
+            <w:pPr>
+              <w:spacing w:line="360" w:lineRule="auto"/>
+              <w:rPr>
+                <w:rFonts w:ascii="Times New Roman" w:hAnsi="Times New Roman" w:cs="Times New Roman"/>
+                <w:b/>
+                <w:bCs/>
+                <w:szCs w:val="20"/>
+              </w:rPr>
+            </w:pPr>
+            <w:r>
+              <w:rPr>
+                <w:rFonts w:ascii="Times New Roman" w:hAnsi="Times New Roman" w:cs="Times New Roman"/>
+                <w:szCs w:val="20"/>
+              </w:rPr>
+              <w:t>Must Have</w:t>
+            </w:r>
+          </w:p>
+        </w:tc>
+      </w:tr>
+      <w:tr>
+        <w:trPr>
+          <w:trHeight w:val="558"/>
+        </w:trPr>
+        <w:tc>
+          <w:tcPr>
+            <w:tcW w:w="4452" w:type="dxa"/>
+            <w:vAlign w:val="center"/>
+          </w:tcPr>
+          <w:p>
+            <w:pPr>
+              <w:spacing w:line="360" w:lineRule="auto"/>
+              <w:rPr>
+                <w:rFonts w:ascii="Times New Roman" w:hAnsi="Times New Roman" w:cs="Times New Roman"/>
+                <w:szCs w:val="20"/>
+              </w:rPr>
+            </w:pPr>
+            <w:r>
+              <w:rPr>
+                <w:rFonts w:ascii="Times New Roman" w:hAnsi="Times New Roman" w:cs="Times New Roman"/>
+                <w:szCs w:val="20"/>
+              </w:rPr>
+              <w:t>Tasks</w:t>
+            </w:r>
+          </w:p>
+        </w:tc>
+        <w:tc>
+          <w:tcPr>
+            <w:tcW w:w="4452" w:type="dxa"/>
+            <w:vAlign w:val="center"/>
+          </w:tcPr>
+          <w:p>
+            <w:pPr>
+              <w:spacing w:line="360" w:lineRule="auto"/>
+              <w:rPr>
+                <w:rFonts w:ascii="Times New Roman" w:hAnsi="Times New Roman" w:cs="Times New Roman"/>
+                <w:b/>
+                <w:bCs/>
+                <w:szCs w:val="20"/>
+              </w:rPr>
+            </w:pPr>
+            <w:r>
+              <w:rPr>
+                <w:rFonts w:ascii="Times New Roman" w:hAnsi="Times New Roman" w:cs="Times New Roman"/>
+                <w:szCs w:val="20"/>
+              </w:rPr>
+              <w:t>Design meal planning interface, create meal plan form, Save meal plan information, Display confirmation message, Test meal plan creation.</w:t>
+            </w:r>
+          </w:p>
+        </w:tc>
+      </w:tr>
+      <w:tr>
+        <w:trPr>
+          <w:trHeight w:val="558"/>
+        </w:trPr>
+        <w:tc>
+          <w:tcPr>
+            <w:tcW w:w="4452" w:type="dxa"/>
+            <w:vAlign w:val="center"/>
+          </w:tcPr>
+          <w:p>
+            <w:pPr>
+              <w:spacing w:line="360" w:lineRule="auto"/>
+              <w:rPr>
+                <w:rFonts w:ascii="Times New Roman" w:hAnsi="Times New Roman" w:cs="Times New Roman"/>
+                <w:szCs w:val="20"/>
+              </w:rPr>
+            </w:pPr>
+            <w:r>
+              <w:rPr>
+                <w:rFonts w:ascii="Times New Roman" w:hAnsi="Times New Roman" w:cs="Times New Roman"/>
+                <w:szCs w:val="20"/>
+              </w:rPr>
+              <w:t>Test Cases</w:t>
+            </w:r>
+          </w:p>
+        </w:tc>
+        <w:tc>
+          <w:tcPr>
+            <w:tcW w:w="4452" w:type="dxa"/>
+            <w:vAlign w:val="center"/>
+          </w:tcPr>
+          <w:p>
+            <w:pPr>
+              <w:spacing w:line="360" w:lineRule="auto"/>
+              <w:rPr>
+                <w:rFonts w:ascii="Times New Roman" w:hAnsi="Times New Roman" w:cs="Times New Roman"/>
+                <w:b/>
+                <w:bCs/>
+                <w:szCs w:val="20"/>
+              </w:rPr>
+            </w:pPr>
+          </w:p>
+        </w:tc>
+      </w:tr>
+      <w:tr>
+        <w:trPr>
+          <w:trHeight w:val="558"/>
+        </w:trPr>
+        <w:tc>
+          <w:tcPr>
+            <w:tcW w:w="4452" w:type="dxa"/>
+            <w:vAlign w:val="center"/>
+          </w:tcPr>
+          <w:p>
+            <w:pPr>
+              <w:spacing w:line="360" w:lineRule="auto"/>
+              <w:rPr>
+                <w:rFonts w:ascii="Times New Roman" w:hAnsi="Times New Roman" w:cs="Times New Roman"/>
+                <w:szCs w:val="20"/>
+              </w:rPr>
+            </w:pPr>
+            <w:r>
+              <w:rPr>
+                <w:rFonts w:ascii="Times New Roman" w:hAnsi="Times New Roman" w:cs="Times New Roman"/>
+                <w:szCs w:val="20"/>
+              </w:rPr>
+              <w:t>User Story 2</w:t>
+            </w:r>
+          </w:p>
+        </w:tc>
+        <w:tc>
+          <w:tcPr>
+            <w:tcW w:w="4452" w:type="dxa"/>
+            <w:vAlign w:val="center"/>
+          </w:tcPr>
+          <w:p>
+            <w:pPr>
+              <w:spacing w:line="360" w:lineRule="auto"/>
+              <w:rPr>
+                <w:rFonts w:ascii="Times New Roman" w:hAnsi="Times New Roman" w:cs="Times New Roman"/>
+                <w:b/>
+                <w:bCs/>
+                <w:szCs w:val="20"/>
+              </w:rPr>
+            </w:pPr>
+            <w:r>
+              <w:rPr>
+                <w:rFonts w:ascii="Times New Roman" w:hAnsi="Times New Roman" w:cs="Times New Roman"/>
+                <w:szCs w:val="20"/>
+              </w:rPr>
+              <w:t> As a user, I want to assign meals to specific days that I may schedule my weekly food consumption.</w:t>
+            </w:r>
+          </w:p>
+        </w:tc>
+      </w:tr>
+      <w:tr>
+        <w:trPr>
+          <w:trHeight w:val="558"/>
+        </w:trPr>
+        <w:tc>
+          <w:tcPr>
+            <w:tcW w:w="4452" w:type="dxa"/>
+            <w:vAlign w:val="center"/>
+          </w:tcPr>
+          <w:p>
+            <w:pPr>
+              <w:spacing w:line="360" w:lineRule="auto"/>
+              <w:rPr>
+                <w:rFonts w:ascii="Times New Roman" w:hAnsi="Times New Roman" w:cs="Times New Roman"/>
+                <w:szCs w:val="20"/>
+              </w:rPr>
+            </w:pPr>
+            <w:r>
+              <w:rPr>
+                <w:rFonts w:ascii="Times New Roman" w:hAnsi="Times New Roman" w:cs="Times New Roman"/>
+                <w:szCs w:val="20"/>
+              </w:rPr>
+              <w:t>Acceptance Criteria</w:t>
+            </w:r>
+          </w:p>
+        </w:tc>
+        <w:tc>
+          <w:tcPr>
+            <w:tcW w:w="4452" w:type="dxa"/>
+            <w:vAlign w:val="center"/>
+          </w:tcPr>
+          <w:p>
+            <w:pPr>
+              <w:spacing w:line="360" w:lineRule="auto"/>
+              <w:rPr>
+                <w:rFonts w:ascii="Times New Roman" w:hAnsi="Times New Roman" w:cs="Times New Roman"/>
+                <w:b/>
+                <w:bCs/>
+                <w:szCs w:val="20"/>
+              </w:rPr>
+            </w:pPr>
+            <w:r>
+              <w:rPr>
+                <w:rFonts w:ascii="Times New Roman" w:hAnsi="Times New Roman" w:cs="Times New Roman"/>
+                <w:szCs w:val="20"/>
+              </w:rPr>
+              <w:t>Given that a meal plan exists, When I assign meals to days, The schedule should get updated successfully.</w:t>
+            </w:r>
+          </w:p>
+        </w:tc>
+      </w:tr>
+      <w:tr>
+        <w:trPr>
+          <w:trHeight w:val="558"/>
+        </w:trPr>
+        <w:tc>
+          <w:tcPr>
+            <w:tcW w:w="4452" w:type="dxa"/>
+            <w:vAlign w:val="center"/>
+          </w:tcPr>
+          <w:p>
+            <w:pPr>
+              <w:spacing w:line="360" w:lineRule="auto"/>
+              <w:rPr>
+                <w:rFonts w:ascii="Times New Roman" w:hAnsi="Times New Roman" w:cs="Times New Roman"/>
+                <w:szCs w:val="20"/>
+              </w:rPr>
+            </w:pPr>
+            <w:r>
+              <w:rPr>
+                <w:rFonts w:ascii="Times New Roman" w:hAnsi="Times New Roman" w:cs="Times New Roman"/>
+                <w:szCs w:val="20"/>
+              </w:rPr>
+              <w:t>MoSCoW</w:t>
+            </w:r>
+          </w:p>
+        </w:tc>
+        <w:tc>
+          <w:tcPr>
+            <w:tcW w:w="4452" w:type="dxa"/>
+            <w:vAlign w:val="center"/>
+          </w:tcPr>
+          <w:p>
+            <w:pPr>
+              <w:spacing w:line="360" w:lineRule="auto"/>
+              <w:rPr>
+                <w:rFonts w:ascii="Times New Roman" w:hAnsi="Times New Roman" w:cs="Times New Roman"/>
+                <w:b/>
+                <w:bCs/>
+                <w:szCs w:val="20"/>
+              </w:rPr>
+            </w:pPr>
+            <w:r>
+              <w:rPr>
+                <w:rFonts w:ascii="Times New Roman" w:hAnsi="Times New Roman" w:cs="Times New Roman"/>
+                <w:szCs w:val="20"/>
+              </w:rPr>
+              <w:t>Must Have</w:t>
+            </w:r>
+          </w:p>
+        </w:tc>
+      </w:tr>
+      <w:tr>
+        <w:trPr>
+          <w:trHeight w:val="558"/>
+        </w:trPr>
+        <w:tc>
+          <w:tcPr>
+            <w:tcW w:w="4452" w:type="dxa"/>
+            <w:vAlign w:val="center"/>
+          </w:tcPr>
+          <w:p>
+            <w:pPr>
+              <w:spacing w:line="360" w:lineRule="auto"/>
+              <w:rPr>
+                <w:rFonts w:ascii="Times New Roman" w:hAnsi="Times New Roman" w:cs="Times New Roman"/>
+                <w:szCs w:val="20"/>
+              </w:rPr>
+            </w:pPr>
+            <w:r>
+              <w:rPr>
+                <w:rFonts w:ascii="Times New Roman" w:hAnsi="Times New Roman" w:cs="Times New Roman"/>
+                <w:szCs w:val="20"/>
+              </w:rPr>
+              <w:t>Tasks</w:t>
+            </w:r>
+          </w:p>
+        </w:tc>
+        <w:tc>
+          <w:tcPr>
+            <w:tcW w:w="4452" w:type="dxa"/>
+            <w:vAlign w:val="center"/>
+          </w:tcPr>
+          <w:p>
+            <w:pPr>
+              <w:spacing w:line="360" w:lineRule="auto"/>
+              <w:rPr>
+                <w:rFonts w:ascii="Times New Roman" w:hAnsi="Times New Roman" w:cs="Times New Roman"/>
+                <w:b/>
+                <w:bCs/>
+                <w:szCs w:val="20"/>
+              </w:rPr>
+            </w:pPr>
+            <w:r>
+              <w:rPr>
+                <w:rFonts w:ascii="Times New Roman" w:hAnsi="Times New Roman" w:cs="Times New Roman"/>
+                <w:szCs w:val="20"/>
+              </w:rPr>
+              <w:t>Create weekly calendar layout, Implement meal assignment functionality, Store scheduling information, Display updated meal schedule, Test scheduling process.</w:t>
+            </w:r>
+          </w:p>
+        </w:tc>
+      </w:tr>
+      <w:tr>
+        <w:trPr>
+          <w:trHeight w:val="558"/>
+        </w:trPr>
+        <w:tc>
+          <w:tcPr>
+            <w:tcW w:w="4452" w:type="dxa"/>
+            <w:vAlign w:val="center"/>
+          </w:tcPr>
+          <w:p>
+            <w:pPr>
+              <w:spacing w:line="360" w:lineRule="auto"/>
+              <w:rPr>
+                <w:rFonts w:ascii="Times New Roman" w:hAnsi="Times New Roman" w:cs="Times New Roman"/>
+                <w:szCs w:val="20"/>
+              </w:rPr>
+            </w:pPr>
+            <w:r>
+              <w:rPr>
+                <w:rFonts w:ascii="Times New Roman" w:hAnsi="Times New Roman" w:cs="Times New Roman"/>
+                <w:szCs w:val="20"/>
+              </w:rPr>
+              <w:t>Test Cases</w:t>
+            </w:r>
+          </w:p>
+        </w:tc>
+        <w:tc>
+          <w:tcPr>
+            <w:tcW w:w="4452" w:type="dxa"/>
+            <w:vAlign w:val="center"/>
+          </w:tcPr>
+          <w:p>
+            <w:pPr>
+              <w:spacing w:line="360" w:lineRule="auto"/>
+              <w:rPr>
+                <w:rFonts w:ascii="Times New Roman" w:hAnsi="Times New Roman" w:cs="Times New Roman"/>
+                <w:b/>
+                <w:bCs/>
+                <w:szCs w:val="20"/>
+              </w:rPr>
+            </w:pPr>
+          </w:p>
+        </w:tc>
+      </w:tr>
+      <w:tr>
+        <w:trPr>
+          <w:trHeight w:val="558"/>
+        </w:trPr>
+        <w:tc>
+          <w:tcPr>
+            <w:tcW w:w="4452" w:type="dxa"/>
+            <w:vAlign w:val="center"/>
+          </w:tcPr>
+          <w:p>
+            <w:pPr>
+              <w:spacing w:line="360" w:lineRule="auto"/>
+              <w:rPr>
+                <w:rFonts w:ascii="Times New Roman" w:hAnsi="Times New Roman" w:cs="Times New Roman"/>
+                <w:szCs w:val="20"/>
+              </w:rPr>
+            </w:pPr>
+            <w:r>
+              <w:rPr>
+                <w:rFonts w:ascii="Times New Roman" w:hAnsi="Times New Roman" w:cs="Times New Roman"/>
+                <w:szCs w:val="20"/>
+              </w:rPr>
+              <w:t>User Story 3</w:t>
+            </w:r>
+          </w:p>
+        </w:tc>
+        <w:tc>
+          <w:tcPr>
+            <w:tcW w:w="4452" w:type="dxa"/>
+            <w:vAlign w:val="center"/>
+          </w:tcPr>
+          <w:p>
+            <w:pPr>
+              <w:spacing w:line="360" w:lineRule="auto"/>
+              <w:rPr>
+                <w:rFonts w:ascii="Times New Roman" w:hAnsi="Times New Roman" w:cs="Times New Roman"/>
+                <w:b/>
+                <w:bCs/>
+                <w:szCs w:val="20"/>
+              </w:rPr>
+            </w:pPr>
+            <w:r>
+              <w:rPr>
+                <w:rFonts w:ascii="Times New Roman" w:hAnsi="Times New Roman" w:cs="Times New Roman"/>
+                <w:szCs w:val="20"/>
+              </w:rPr>
+              <w:t>I want the system to give me meal recommendations based on the food items I have in stock so that I can make the best possible use of the ingredients.</w:t>
+            </w:r>
+          </w:p>
+        </w:tc>
+      </w:tr>
+      <w:tr>
+        <w:trPr>
+          <w:trHeight w:val="558"/>
+        </w:trPr>
+        <w:tc>
+          <w:tcPr>
+            <w:tcW w:w="4452" w:type="dxa"/>
+            <w:vAlign w:val="center"/>
+          </w:tcPr>
+          <w:p>
+            <w:pPr>
+              <w:spacing w:line="360" w:lineRule="auto"/>
+              <w:rPr>
+                <w:rFonts w:ascii="Times New Roman" w:hAnsi="Times New Roman" w:cs="Times New Roman"/>
+                <w:szCs w:val="20"/>
+              </w:rPr>
+            </w:pPr>
+            <w:r>
+              <w:rPr>
+                <w:rFonts w:ascii="Times New Roman" w:hAnsi="Times New Roman" w:cs="Times New Roman"/>
+                <w:szCs w:val="20"/>
+              </w:rPr>
+              <w:t>Acceptance Criteria</w:t>
+            </w:r>
+          </w:p>
+        </w:tc>
+        <w:tc>
+          <w:tcPr>
+            <w:tcW w:w="4452" w:type="dxa"/>
+            <w:vAlign w:val="center"/>
+          </w:tcPr>
+          <w:p>
+            <w:pPr>
+              <w:spacing w:line="360" w:lineRule="auto"/>
+              <w:rPr>
+                <w:rFonts w:ascii="Times New Roman" w:hAnsi="Times New Roman" w:cs="Times New Roman"/>
+                <w:b/>
+                <w:bCs/>
+                <w:szCs w:val="20"/>
+              </w:rPr>
+            </w:pPr>
+            <w:r>
+              <w:rPr>
+                <w:rFonts w:ascii="Times New Roman" w:hAnsi="Times New Roman" w:cs="Times New Roman"/>
+                <w:szCs w:val="20"/>
+              </w:rPr>
+              <w:t>Given that there is some food items recorded in inventory, if I open meal planning page, then the system should recommend appropriate meals that can be made with the ingredients on hand.</w:t>
+            </w:r>
+          </w:p>
+        </w:tc>
+      </w:tr>
+      <w:tr>
+        <w:trPr>
+          <w:trHeight w:val="558"/>
+        </w:trPr>
+        <w:tc>
+          <w:tcPr>
+            <w:tcW w:w="4452" w:type="dxa"/>
+            <w:vAlign w:val="center"/>
+          </w:tcPr>
+          <w:p>
+            <w:pPr>
+              <w:spacing w:line="360" w:lineRule="auto"/>
+              <w:rPr>
+                <w:rFonts w:ascii="Times New Roman" w:hAnsi="Times New Roman" w:cs="Times New Roman"/>
+                <w:szCs w:val="20"/>
+              </w:rPr>
+            </w:pPr>
+            <w:r>
+              <w:rPr>
+                <w:rFonts w:ascii="Times New Roman" w:hAnsi="Times New Roman" w:cs="Times New Roman"/>
+                <w:szCs w:val="20"/>
+              </w:rPr>
+              <w:t>MoSCoW</w:t>
+            </w:r>
+          </w:p>
+        </w:tc>
+        <w:tc>
+          <w:tcPr>
+            <w:tcW w:w="4452" w:type="dxa"/>
+            <w:vAlign w:val="center"/>
+          </w:tcPr>
+          <w:p>
+            <w:pPr>
+              <w:spacing w:line="360" w:lineRule="auto"/>
+              <w:rPr>
+                <w:rFonts w:ascii="Times New Roman" w:hAnsi="Times New Roman" w:cs="Times New Roman"/>
+                <w:b/>
+                <w:bCs/>
+                <w:szCs w:val="20"/>
+              </w:rPr>
+            </w:pPr>
+            <w:r>
+              <w:rPr>
+                <w:rFonts w:ascii="Times New Roman" w:hAnsi="Times New Roman" w:cs="Times New Roman"/>
+                <w:szCs w:val="20"/>
+              </w:rPr>
+              <w:t>Should Have</w:t>
+            </w:r>
+          </w:p>
+        </w:tc>
+      </w:tr>
+      <w:tr>
+        <w:trPr>
+          <w:trHeight w:val="558"/>
+        </w:trPr>
+        <w:tc>
+          <w:tcPr>
+            <w:tcW w:w="4452" w:type="dxa"/>
+            <w:vAlign w:val="center"/>
+          </w:tcPr>
+          <w:p>
+            <w:pPr>
+              <w:spacing w:line="360" w:lineRule="auto"/>
+              <w:rPr>
+                <w:rFonts w:ascii="Times New Roman" w:hAnsi="Times New Roman" w:cs="Times New Roman"/>
+                <w:szCs w:val="20"/>
+              </w:rPr>
+            </w:pPr>
+            <w:r>
+              <w:rPr>
+                <w:rFonts w:ascii="Times New Roman" w:hAnsi="Times New Roman" w:cs="Times New Roman"/>
+                <w:szCs w:val="20"/>
+              </w:rPr>
+              <w:t>Tasks</w:t>
+            </w:r>
+          </w:p>
+        </w:tc>
+        <w:tc>
+          <w:tcPr>
+            <w:tcW w:w="4452" w:type="dxa"/>
+            <w:vAlign w:val="center"/>
+          </w:tcPr>
+          <w:p>
+            <w:pPr>
+              <w:spacing w:line="360" w:lineRule="auto"/>
+              <w:rPr>
+                <w:rFonts w:ascii="Times New Roman" w:hAnsi="Times New Roman" w:cs="Times New Roman"/>
+                <w:b/>
+                <w:bCs/>
+                <w:szCs w:val="20"/>
+              </w:rPr>
+            </w:pPr>
+            <w:r>
+              <w:rPr>
+                <w:rFonts w:ascii="Times New Roman" w:hAnsi="Times New Roman" w:cs="Times New Roman"/>
+                <w:szCs w:val="20"/>
+              </w:rPr>
+              <w:t>Analyze inventory items, Create recommendation logic, Display suggested meals, Link recommendations to meal planner, Test recommendation accuracy.</w:t>
+            </w:r>
+          </w:p>
+        </w:tc>
+      </w:tr>
+      <w:tr>
+        <w:trPr>
+          <w:trHeight w:val="558"/>
+        </w:trPr>
+        <w:tc>
+          <w:tcPr>
+            <w:tcW w:w="4452" w:type="dxa"/>
+            <w:vAlign w:val="center"/>
+          </w:tcPr>
+          <w:p>
+            <w:pPr>
+              <w:spacing w:line="360" w:lineRule="auto"/>
+              <w:rPr>
+                <w:rFonts w:ascii="Times New Roman" w:hAnsi="Times New Roman" w:cs="Times New Roman"/>
+                <w:szCs w:val="20"/>
+              </w:rPr>
+            </w:pPr>
+            <w:r>
+              <w:rPr>
+                <w:rFonts w:ascii="Times New Roman" w:hAnsi="Times New Roman" w:cs="Times New Roman"/>
+                <w:szCs w:val="20"/>
+              </w:rPr>
+              <w:t>Test Cases</w:t>
+            </w:r>
+          </w:p>
+        </w:tc>
+        <w:tc>
+          <w:tcPr>
+            <w:tcW w:w="4452" w:type="dxa"/>
+            <w:vAlign w:val="center"/>
+          </w:tcPr>
+          <w:p>
+            <w:pPr>
+              <w:spacing w:line="360" w:lineRule="auto"/>
+              <w:rPr>
+                <w:rFonts w:ascii="Times New Roman" w:hAnsi="Times New Roman" w:cs="Times New Roman"/>
+                <w:b/>
+                <w:bCs/>
+                <w:szCs w:val="20"/>
+              </w:rPr>
+            </w:pPr>
+          </w:p>
+        </w:tc>
+      </w:tr>
+      <w:tr>
+        <w:trPr>
+          <w:trHeight w:val="558"/>
+        </w:trPr>
+        <w:tc>
+          <w:tcPr>
+            <w:tcW w:w="4452" w:type="dxa"/>
+            <w:vAlign w:val="center"/>
+          </w:tcPr>
+          <w:p>
+            <w:pPr>
+              <w:spacing w:line="360" w:lineRule="auto"/>
+              <w:rPr>
+                <w:rFonts w:ascii="Times New Roman" w:hAnsi="Times New Roman" w:cs="Times New Roman"/>
+                <w:szCs w:val="20"/>
+              </w:rPr>
+            </w:pPr>
+            <w:r>
+              <w:rPr>
+                <w:rFonts w:ascii="Times New Roman" w:hAnsi="Times New Roman" w:cs="Times New Roman"/>
+                <w:szCs w:val="20"/>
+              </w:rPr>
+              <w:t>User Story 4</w:t>
+            </w:r>
+          </w:p>
+        </w:tc>
+        <w:tc>
+          <w:tcPr>
+            <w:tcW w:w="4452" w:type="dxa"/>
+            <w:vAlign w:val="center"/>
+          </w:tcPr>
+          <w:p>
+            <w:pPr>
+              <w:spacing w:line="360" w:lineRule="auto"/>
+              <w:rPr>
+                <w:rFonts w:ascii="Times New Roman" w:hAnsi="Times New Roman" w:cs="Times New Roman"/>
+                <w:b/>
+                <w:bCs/>
+                <w:szCs w:val="20"/>
+              </w:rPr>
+            </w:pPr>
+            <w:r>
+              <w:rPr>
+                <w:rFonts w:ascii="Times New Roman" w:hAnsi="Times New Roman" w:cs="Times New Roman"/>
+                <w:szCs w:val="20"/>
+              </w:rPr>
+              <w:t xml:space="preserve">As a user I want to change my meal plan so that I can adapt my schedule when needed. </w:t>
+            </w:r>
+          </w:p>
+        </w:tc>
+      </w:tr>
+      <w:tr>
+        <w:trPr>
+          <w:trHeight w:val="558"/>
+        </w:trPr>
+        <w:tc>
+          <w:tcPr>
+            <w:tcW w:w="4452" w:type="dxa"/>
+            <w:vAlign w:val="center"/>
+          </w:tcPr>
+          <w:p>
+            <w:pPr>
+              <w:spacing w:line="360" w:lineRule="auto"/>
+              <w:rPr>
+                <w:rFonts w:ascii="Times New Roman" w:hAnsi="Times New Roman" w:cs="Times New Roman"/>
+                <w:szCs w:val="20"/>
+              </w:rPr>
+            </w:pPr>
+            <w:r>
+              <w:rPr>
+                <w:rFonts w:ascii="Times New Roman" w:hAnsi="Times New Roman" w:cs="Times New Roman"/>
+                <w:szCs w:val="20"/>
+              </w:rPr>
+              <w:t>Acceptance Criteria</w:t>
+            </w:r>
+          </w:p>
+        </w:tc>
+        <w:tc>
+          <w:tcPr>
+            <w:tcW w:w="4452" w:type="dxa"/>
+            <w:vAlign w:val="center"/>
+          </w:tcPr>
+          <w:p>
+            <w:pPr>
+              <w:spacing w:line="360" w:lineRule="auto"/>
+              <w:rPr>
+                <w:rFonts w:ascii="Times New Roman" w:hAnsi="Times New Roman" w:cs="Times New Roman"/>
+                <w:b/>
+                <w:bCs/>
+                <w:szCs w:val="20"/>
+              </w:rPr>
+            </w:pPr>
+            <w:r>
+              <w:rPr>
+                <w:rFonts w:ascii="Times New Roman" w:hAnsi="Times New Roman" w:cs="Times New Roman"/>
+                <w:szCs w:val="20"/>
+              </w:rPr>
+              <w:t>Given that a meal plan exists, When I update meal information, Then the changes shall be saved successfully.</w:t>
+            </w:r>
+          </w:p>
+        </w:tc>
+      </w:tr>
+      <w:tr>
+        <w:trPr>
+          <w:trHeight w:val="558"/>
+        </w:trPr>
+        <w:tc>
+          <w:tcPr>
+            <w:tcW w:w="4452" w:type="dxa"/>
+            <w:vAlign w:val="center"/>
+          </w:tcPr>
+          <w:p>
+            <w:pPr>
+              <w:spacing w:line="360" w:lineRule="auto"/>
+              <w:rPr>
+                <w:rFonts w:ascii="Times New Roman" w:hAnsi="Times New Roman" w:cs="Times New Roman"/>
+                <w:szCs w:val="20"/>
+              </w:rPr>
+            </w:pPr>
+            <w:r>
+              <w:rPr>
+                <w:rFonts w:ascii="Times New Roman" w:hAnsi="Times New Roman" w:cs="Times New Roman"/>
+                <w:szCs w:val="20"/>
+              </w:rPr>
+              <w:t>MoSCoW</w:t>
+            </w:r>
+          </w:p>
+        </w:tc>
+        <w:tc>
+          <w:tcPr>
+            <w:tcW w:w="4452" w:type="dxa"/>
+            <w:vAlign w:val="center"/>
+          </w:tcPr>
+          <w:p>
+            <w:pPr>
+              <w:spacing w:line="360" w:lineRule="auto"/>
+              <w:rPr>
+                <w:rFonts w:ascii="Times New Roman" w:hAnsi="Times New Roman" w:cs="Times New Roman"/>
+                <w:b/>
+                <w:bCs/>
+                <w:szCs w:val="20"/>
+              </w:rPr>
+            </w:pPr>
+            <w:r>
+              <w:rPr>
+                <w:rFonts w:ascii="Times New Roman" w:hAnsi="Times New Roman" w:cs="Times New Roman"/>
+                <w:szCs w:val="20"/>
+              </w:rPr>
+              <w:t>Must Have</w:t>
+            </w:r>
+          </w:p>
+        </w:tc>
+      </w:tr>
+      <w:tr>
+        <w:trPr>
+          <w:trHeight w:val="558"/>
+        </w:trPr>
+        <w:tc>
+          <w:tcPr>
+            <w:tcW w:w="4452" w:type="dxa"/>
+            <w:vAlign w:val="center"/>
+          </w:tcPr>
+          <w:p>
+            <w:pPr>
+              <w:spacing w:line="360" w:lineRule="auto"/>
+              <w:rPr>
+                <w:rFonts w:ascii="Times New Roman" w:hAnsi="Times New Roman" w:cs="Times New Roman"/>
+                <w:szCs w:val="20"/>
+              </w:rPr>
+            </w:pPr>
+            <w:r>
+              <w:rPr>
+                <w:rFonts w:ascii="Times New Roman" w:hAnsi="Times New Roman" w:cs="Times New Roman"/>
+                <w:szCs w:val="20"/>
+              </w:rPr>
+              <w:t>Tasks</w:t>
+            </w:r>
+          </w:p>
+        </w:tc>
+        <w:tc>
+          <w:tcPr>
+            <w:tcW w:w="4452" w:type="dxa"/>
+            <w:vAlign w:val="center"/>
+          </w:tcPr>
+          <w:p>
+            <w:pPr>
+              <w:spacing w:line="360" w:lineRule="auto"/>
+              <w:rPr>
+                <w:rFonts w:ascii="Times New Roman" w:hAnsi="Times New Roman" w:cs="Times New Roman"/>
+                <w:b/>
+                <w:bCs/>
+                <w:szCs w:val="20"/>
+              </w:rPr>
+            </w:pPr>
+            <w:r>
+              <w:rPr>
+                <w:rFonts w:ascii="Times New Roman" w:hAnsi="Times New Roman" w:cs="Times New Roman"/>
+                <w:szCs w:val="20"/>
+              </w:rPr>
+              <w:t>Implement edit meal plan functionality, Validate updated information, Save changes to database, Refresh meal schedule, Test update functionality.</w:t>
+            </w:r>
+          </w:p>
+        </w:tc>
+      </w:tr>
+      <w:tr>
+        <w:trPr>
+          <w:trHeight w:val="558"/>
+        </w:trPr>
+        <w:tc>
+          <w:tcPr>
+            <w:tcW w:w="4452" w:type="dxa"/>
+            <w:vAlign w:val="center"/>
+          </w:tcPr>
+          <w:p>
+            <w:pPr>
+              <w:spacing w:line="360" w:lineRule="auto"/>
+              <w:rPr>
+                <w:rFonts w:ascii="Times New Roman" w:hAnsi="Times New Roman" w:cs="Times New Roman"/>
+                <w:szCs w:val="20"/>
+              </w:rPr>
+            </w:pPr>
+            <w:r>
+              <w:rPr>
+                <w:rFonts w:ascii="Times New Roman" w:hAnsi="Times New Roman" w:cs="Times New Roman"/>
+                <w:szCs w:val="20"/>
+              </w:rPr>
+              <w:t>Test Cases</w:t>
+            </w:r>
+          </w:p>
+        </w:tc>
+        <w:tc>
+          <w:tcPr>
+            <w:tcW w:w="4452" w:type="dxa"/>
+            <w:vAlign w:val="center"/>
+          </w:tcPr>
+          <w:p>
+            <w:pPr>
+              <w:spacing w:line="360" w:lineRule="auto"/>
+              <w:rPr>
+                <w:rFonts w:ascii="Times New Roman" w:hAnsi="Times New Roman" w:cs="Times New Roman"/>
+                <w:b/>
+                <w:bCs/>
+                <w:szCs w:val="20"/>
+              </w:rPr>
+            </w:pPr>
+          </w:p>
+        </w:tc>
+      </w:tr>
+      <w:tr>
+        <w:trPr>
+          <w:trHeight w:val="558"/>
+        </w:trPr>
+        <w:tc>
+          <w:tcPr>
+            <w:tcW w:w="4452" w:type="dxa"/>
+            <w:vAlign w:val="center"/>
+          </w:tcPr>
+          <w:p>
+            <w:pPr>
+              <w:spacing w:line="360" w:lineRule="auto"/>
+              <w:rPr>
+                <w:rFonts w:ascii="Times New Roman" w:hAnsi="Times New Roman" w:cs="Times New Roman"/>
+                <w:szCs w:val="20"/>
+              </w:rPr>
+            </w:pPr>
+            <w:r>
+              <w:rPr>
+                <w:rFonts w:ascii="Times New Roman" w:hAnsi="Times New Roman" w:cs="Times New Roman"/>
+                <w:szCs w:val="20"/>
+              </w:rPr>
+              <w:t>User Story 5</w:t>
+            </w:r>
+          </w:p>
+        </w:tc>
+        <w:tc>
+          <w:tcPr>
+            <w:tcW w:w="4452" w:type="dxa"/>
+            <w:vAlign w:val="center"/>
+          </w:tcPr>
+          <w:p>
+            <w:pPr>
+              <w:spacing w:line="360" w:lineRule="auto"/>
+              <w:rPr>
+                <w:rFonts w:ascii="Times New Roman" w:hAnsi="Times New Roman" w:cs="Times New Roman"/>
+                <w:b/>
+                <w:bCs/>
+                <w:szCs w:val="20"/>
+              </w:rPr>
+            </w:pPr>
+            <w:r>
+              <w:rPr>
+                <w:rFonts w:ascii="Times New Roman" w:hAnsi="Times New Roman" w:cs="Times New Roman"/>
+                <w:szCs w:val="20"/>
+              </w:rPr>
+              <w:t> As a user, I want to get messages reminding me about the meals I've planned so that I can stick to my meal schedule better.</w:t>
+            </w:r>
+          </w:p>
+        </w:tc>
+      </w:tr>
+      <w:tr>
+        <w:trPr>
+          <w:trHeight w:val="558"/>
+        </w:trPr>
+        <w:tc>
+          <w:tcPr>
+            <w:tcW w:w="4452" w:type="dxa"/>
+            <w:vAlign w:val="center"/>
+          </w:tcPr>
+          <w:p>
+            <w:pPr>
+              <w:spacing w:line="360" w:lineRule="auto"/>
+              <w:rPr>
+                <w:rFonts w:ascii="Times New Roman" w:hAnsi="Times New Roman" w:cs="Times New Roman"/>
+                <w:szCs w:val="20"/>
+              </w:rPr>
+            </w:pPr>
+            <w:r>
+              <w:rPr>
+                <w:rFonts w:ascii="Times New Roman" w:hAnsi="Times New Roman" w:cs="Times New Roman"/>
+                <w:szCs w:val="20"/>
+              </w:rPr>
+              <w:t>Acceptance Criteria</w:t>
+            </w:r>
+          </w:p>
+        </w:tc>
+        <w:tc>
+          <w:tcPr>
+            <w:tcW w:w="4452" w:type="dxa"/>
+            <w:vAlign w:val="center"/>
+          </w:tcPr>
+          <w:p>
+            <w:pPr>
+              <w:spacing w:line="360" w:lineRule="auto"/>
+              <w:rPr>
+                <w:rFonts w:ascii="Times New Roman" w:hAnsi="Times New Roman" w:cs="Times New Roman"/>
+                <w:b/>
+                <w:bCs/>
+                <w:szCs w:val="20"/>
+              </w:rPr>
+            </w:pPr>
+            <w:r>
+              <w:rPr>
+                <w:rFonts w:ascii="Times New Roman" w:hAnsi="Times New Roman" w:cs="Times New Roman"/>
+                <w:szCs w:val="20"/>
+              </w:rPr>
+              <w:t>Given reminders for meals are on, when it almost the time of the scheduled meal, Then the system should give a meal reminder notification.</w:t>
+            </w:r>
+          </w:p>
+        </w:tc>
+      </w:tr>
+      <w:tr>
+        <w:trPr>
+          <w:trHeight w:val="558"/>
+        </w:trPr>
+        <w:tc>
+          <w:tcPr>
+            <w:tcW w:w="4452" w:type="dxa"/>
+            <w:vAlign w:val="center"/>
+          </w:tcPr>
+          <w:p>
+            <w:pPr>
+              <w:spacing w:line="360" w:lineRule="auto"/>
+              <w:rPr>
+                <w:rFonts w:ascii="Times New Roman" w:hAnsi="Times New Roman" w:cs="Times New Roman"/>
+                <w:szCs w:val="20"/>
+              </w:rPr>
+            </w:pPr>
+            <w:r>
+              <w:rPr>
+                <w:rFonts w:ascii="Times New Roman" w:hAnsi="Times New Roman" w:cs="Times New Roman"/>
+                <w:szCs w:val="20"/>
+              </w:rPr>
+              <w:t>MoSCoW</w:t>
+            </w:r>
+          </w:p>
+        </w:tc>
+        <w:tc>
+          <w:tcPr>
+            <w:tcW w:w="4452" w:type="dxa"/>
+            <w:vAlign w:val="center"/>
+          </w:tcPr>
+          <w:p>
+            <w:pPr>
+              <w:spacing w:line="360" w:lineRule="auto"/>
+              <w:rPr>
+                <w:rFonts w:ascii="Times New Roman" w:hAnsi="Times New Roman" w:cs="Times New Roman"/>
+                <w:b/>
+                <w:bCs/>
+                <w:szCs w:val="20"/>
+              </w:rPr>
+            </w:pPr>
+            <w:r>
+              <w:rPr>
+                <w:rFonts w:ascii="Times New Roman" w:hAnsi="Times New Roman" w:cs="Times New Roman"/>
+                <w:szCs w:val="20"/>
+              </w:rPr>
+              <w:t>Could Have</w:t>
+            </w:r>
+          </w:p>
+        </w:tc>
+      </w:tr>
+      <w:tr>
+        <w:trPr>
+          <w:trHeight w:val="558"/>
+        </w:trPr>
+        <w:tc>
+          <w:tcPr>
+            <w:tcW w:w="4452" w:type="dxa"/>
+            <w:vAlign w:val="center"/>
+          </w:tcPr>
+          <w:p>
+            <w:pPr>
+              <w:spacing w:line="360" w:lineRule="auto"/>
+              <w:rPr>
+                <w:rFonts w:ascii="Times New Roman" w:hAnsi="Times New Roman" w:cs="Times New Roman"/>
+                <w:szCs w:val="20"/>
+              </w:rPr>
+            </w:pPr>
+            <w:r>
+              <w:rPr>
+                <w:rFonts w:ascii="Times New Roman" w:hAnsi="Times New Roman" w:cs="Times New Roman"/>
+                <w:szCs w:val="20"/>
+              </w:rPr>
+              <w:t>Tasks</w:t>
+            </w:r>
+          </w:p>
+        </w:tc>
+        <w:tc>
+          <w:tcPr>
+            <w:tcW w:w="4452" w:type="dxa"/>
+            <w:vAlign w:val="center"/>
+          </w:tcPr>
+          <w:p>
+            <w:pPr>
+              <w:spacing w:line="360" w:lineRule="auto"/>
+              <w:rPr>
+                <w:rFonts w:ascii="Times New Roman" w:hAnsi="Times New Roman" w:cs="Times New Roman"/>
+                <w:b/>
+                <w:bCs/>
+                <w:szCs w:val="20"/>
+              </w:rPr>
+            </w:pPr>
+            <w:r>
+              <w:rPr>
+                <w:rFonts w:ascii="Times New Roman" w:hAnsi="Times New Roman" w:cs="Times New Roman"/>
+                <w:szCs w:val="20"/>
+              </w:rPr>
+              <w:t>Create meal reminder functionality, Schedule reminder notifications, Display reminder alerts, Store notification history, Test reminder delivery.</w:t>
+            </w:r>
+          </w:p>
+        </w:tc>
+      </w:tr>
+      <w:tr>
+        <w:trPr>
+          <w:trHeight w:val="558"/>
+        </w:trPr>
+        <w:tc>
+          <w:tcPr>
+            <w:tcW w:w="4452" w:type="dxa"/>
+            <w:vAlign w:val="center"/>
+          </w:tcPr>
+          <w:p>
+            <w:pPr>
+              <w:spacing w:line="360" w:lineRule="auto"/>
+              <w:rPr>
+                <w:rFonts w:ascii="Times New Roman" w:hAnsi="Times New Roman" w:cs="Times New Roman"/>
+                <w:szCs w:val="20"/>
+              </w:rPr>
+            </w:pPr>
+            <w:r>
+              <w:rPr>
+                <w:rFonts w:ascii="Times New Roman" w:hAnsi="Times New Roman" w:cs="Times New Roman"/>
+                <w:szCs w:val="20"/>
+              </w:rPr>
+              <w:t>Test Cases</w:t>
+            </w:r>
+          </w:p>
+        </w:tc>
+        <w:tc>
+          <w:tcPr>
+            <w:tcW w:w="4452" w:type="dxa"/>
+            <w:vAlign w:val="center"/>
+          </w:tcPr>
+          <w:p>
+            <w:pPr>
+              <w:spacing w:line="360" w:lineRule="auto"/>
+              <w:rPr>
+                <w:rFonts w:ascii="Times New Roman" w:hAnsi="Times New Roman" w:cs="Times New Roman"/>
+                <w:b/>
+                <w:bCs/>
+                <w:szCs w:val="20"/>
+              </w:rPr>
+            </w:pPr>
+          </w:p>
+        </w:tc>
+      </w:tr>
+    </w:tbl>
+    <w:p>
+      <w:pPr>
+        <w:spacing w:line="360" w:lineRule="auto"/>
+        <w:jc w:val="both"/>
+        <w:rPr>
+          <w:rFonts w:ascii="Times New Roman" w:hAnsi="Times New Roman" w:cs="Times New Roman"/>
+          <w:b/>
+          <w:bCs/>
+          <w:szCs w:val="20"/>
+        </w:rPr>
+      </w:pPr>
     </w:p>
     <w:sectPr>
       <w:pgSz w:w="11906" w:h="16838" w:code="9"/>

--- a/Task2 Assignment1.docx
+++ b/Task2 Assignment1.docx
@@ -396,8 +396,18 @@
                 <w:sz w:val="16"/>
                 <w:szCs w:val="16"/>
               </w:rPr>
-              <w:t>Rohit Gurdhami</w:t>
-            </w:r>
+              <w:t xml:space="preserve">Rohit </w:t>
+            </w:r>
+            <w:proofErr w:type="spellStart"/>
+            <w:r>
+              <w:rPr>
+                <w:rFonts w:eastAsia="Calibri"/>
+                <w:sz w:val="16"/>
+                <w:szCs w:val="16"/>
+              </w:rPr>
+              <w:t>Gurdhami</w:t>
+            </w:r>
+            <w:proofErr w:type="spellEnd"/>
           </w:p>
         </w:tc>
         <w:tc>
@@ -465,13 +475,23 @@
                 <w:szCs w:val="16"/>
               </w:rPr>
             </w:pPr>
+            <w:proofErr w:type="spellStart"/>
             <w:r>
               <w:rPr>
                 <w:rFonts w:eastAsia="Calibri"/>
                 <w:sz w:val="16"/>
                 <w:szCs w:val="16"/>
               </w:rPr>
-              <w:t xml:space="preserve">Buddhiman </w:t>
+              <w:t>Buddhiman</w:t>
+            </w:r>
+            <w:proofErr w:type="spellEnd"/>
+            <w:r>
+              <w:rPr>
+                <w:rFonts w:eastAsia="Calibri"/>
+                <w:sz w:val="16"/>
+                <w:szCs w:val="16"/>
+              </w:rPr>
+              <w:t xml:space="preserve"> </w:t>
             </w:r>
             <w:proofErr w:type="gramStart"/>
             <w:r>
@@ -983,8 +1003,18 @@
                 <w:sz w:val="16"/>
                 <w:szCs w:val="16"/>
               </w:rPr>
-              <w:t>Sudeep Lal Bajimaya</w:t>
-            </w:r>
+              <w:t xml:space="preserve">Sudeep Lal </w:t>
+            </w:r>
+            <w:proofErr w:type="spellStart"/>
+            <w:r>
+              <w:rPr>
+                <w:rFonts w:eastAsia="Calibri"/>
+                <w:sz w:val="16"/>
+                <w:szCs w:val="16"/>
+              </w:rPr>
+              <w:t>Bajimaya</w:t>
+            </w:r>
+            <w:proofErr w:type="spellEnd"/>
           </w:p>
         </w:tc>
         <w:tc>
@@ -7193,7 +7223,25 @@
           <w:szCs w:val="24"/>
           <w:lang w:val="en-US"/>
         </w:rPr>
-        <w:t>. Meanwhile, both individuals and communities stand to gain from food sharing and responsible consumption that are facilitated by appropriate mechanisms. SaveBite is a clever food waste reduction app which offers households the possibility to effectively handle their food inventories, keep track of food expiration dates, plan their meals, get reminders in time, and in an easy way, carry out food donations. Encouraging users to adopt sustainable consumption patterns is the main goal of the tool as it gives information on food usage and helps to reduce spontaneous wastage.</w:t>
+        <w:t xml:space="preserve">. Meanwhile, both individuals and communities stand to gain from food sharing and responsible consumption that are facilitated by appropriate mechanisms. </w:t>
+      </w:r>
+      <w:proofErr w:type="spellStart"/>
+      <w:r>
+        <w:rPr>
+          <w:rFonts w:ascii="Times New Roman" w:hAnsi="Times New Roman" w:cs="Times New Roman"/>
+          <w:szCs w:val="24"/>
+          <w:lang w:val="en-US"/>
+        </w:rPr>
+        <w:t>SaveBite</w:t>
+      </w:r>
+      <w:proofErr w:type="spellEnd"/>
+      <w:r>
+        <w:rPr>
+          <w:rFonts w:ascii="Times New Roman" w:hAnsi="Times New Roman" w:cs="Times New Roman"/>
+          <w:szCs w:val="24"/>
+          <w:lang w:val="en-US"/>
+        </w:rPr>
+        <w:t xml:space="preserve"> is a clever food waste reduction app which offers households the possibility to effectively handle their food inventories, keep track of food expiration dates, plan their meals, get reminders in time, and in an easy way, carry out food donations. Encouraging users to adopt sustainable consumption patterns is the main goal of the tool as it gives information on food usage and helps to reduce spontaneous wastage.</w:t>
       </w:r>
     </w:p>
     <w:p>
@@ -7210,7 +7258,23 @@
           <w:rFonts w:ascii="Times New Roman" w:hAnsi="Times New Roman" w:cs="Times New Roman"/>
           <w:szCs w:val="24"/>
         </w:rPr>
-        <w:t>Besides that, the app is equipped with built-in privacy and security features to keep users' data safe. In this article, we are publishing both the requirements specification and design specification documents of the SaveBite system.</w:t>
+        <w:t xml:space="preserve">Besides that, the app is equipped with built-in privacy and security features to keep users' data safe. In this article, we are publishing both the requirements specification and design specification documents of the </w:t>
+      </w:r>
+      <w:proofErr w:type="spellStart"/>
+      <w:r>
+        <w:rPr>
+          <w:rFonts w:ascii="Times New Roman" w:hAnsi="Times New Roman" w:cs="Times New Roman"/>
+          <w:szCs w:val="24"/>
+        </w:rPr>
+        <w:t>SaveBite</w:t>
+      </w:r>
+      <w:proofErr w:type="spellEnd"/>
+      <w:r>
+        <w:rPr>
+          <w:rFonts w:ascii="Times New Roman" w:hAnsi="Times New Roman" w:cs="Times New Roman"/>
+          <w:szCs w:val="24"/>
+        </w:rPr>
+        <w:t xml:space="preserve"> system.</w:t>
       </w:r>
     </w:p>
     <w:p>
@@ -7241,7 +7305,23 @@
           <w:rFonts w:ascii="Times New Roman" w:hAnsi="Times New Roman" w:cs="Times New Roman"/>
           <w:szCs w:val="24"/>
         </w:rPr>
-        <w:t>However, the design document offers a comprehensive system architecture, the database schema, the site layout, and user interface design wireframes that will help a great deal during the system development phase. Due to iterative and incremental software development methods, SaveBite will be a reliable, user-friendly, and scalable software as Food Sustainability Promotion and Better Home Food Management is the two main targets of it.</w:t>
+        <w:t xml:space="preserve">However, the design document offers a comprehensive system architecture, the database schema, the site layout, and user interface design wireframes that will help a great deal during the system development phase. Due to iterative and incremental software development methods, </w:t>
+      </w:r>
+      <w:proofErr w:type="spellStart"/>
+      <w:r>
+        <w:rPr>
+          <w:rFonts w:ascii="Times New Roman" w:hAnsi="Times New Roman" w:cs="Times New Roman"/>
+          <w:szCs w:val="24"/>
+        </w:rPr>
+        <w:t>SaveBite</w:t>
+      </w:r>
+      <w:proofErr w:type="spellEnd"/>
+      <w:r>
+        <w:rPr>
+          <w:rFonts w:ascii="Times New Roman" w:hAnsi="Times New Roman" w:cs="Times New Roman"/>
+          <w:szCs w:val="24"/>
+        </w:rPr>
+        <w:t xml:space="preserve"> will be a reliable, user-friendly, and scalable software as Food Sustainability Promotion and Better Home Food Management is the two main targets of it.</w:t>
       </w:r>
     </w:p>
     <w:p>
@@ -7284,7 +7364,39 @@
           <w:rFonts w:ascii="Times New Roman" w:hAnsi="Times New Roman" w:cs="Times New Roman"/>
           <w:szCs w:val="24"/>
         </w:rPr>
-        <w:t>This document purpose is mainly to research into the requirements and design specifications of the SaveBite app, which is a smart system for reducing food waste that can households in food management. SaveBite app is a smart system for reducing food wastage which is designed to help households in food management, minimizing food wastage, enabling food donation and contributing to sustainable consumption practices. It's a specification that documents the system both functional and non-functional requirements and model them through epics, user stories, acceptance criteria, and tasks.</w:t>
+        <w:t xml:space="preserve">This document purpose is mainly to research into the requirements and design specifications of the </w:t>
+      </w:r>
+      <w:proofErr w:type="spellStart"/>
+      <w:r>
+        <w:rPr>
+          <w:rFonts w:ascii="Times New Roman" w:hAnsi="Times New Roman" w:cs="Times New Roman"/>
+          <w:szCs w:val="24"/>
+        </w:rPr>
+        <w:t>SaveBite</w:t>
+      </w:r>
+      <w:proofErr w:type="spellEnd"/>
+      <w:r>
+        <w:rPr>
+          <w:rFonts w:ascii="Times New Roman" w:hAnsi="Times New Roman" w:cs="Times New Roman"/>
+          <w:szCs w:val="24"/>
+        </w:rPr>
+        <w:t xml:space="preserve"> app, which is a smart system for reducing food waste that can households in food management. </w:t>
+      </w:r>
+      <w:proofErr w:type="spellStart"/>
+      <w:r>
+        <w:rPr>
+          <w:rFonts w:ascii="Times New Roman" w:hAnsi="Times New Roman" w:cs="Times New Roman"/>
+          <w:szCs w:val="24"/>
+        </w:rPr>
+        <w:t>SaveBite</w:t>
+      </w:r>
+      <w:proofErr w:type="spellEnd"/>
+      <w:r>
+        <w:rPr>
+          <w:rFonts w:ascii="Times New Roman" w:hAnsi="Times New Roman" w:cs="Times New Roman"/>
+          <w:szCs w:val="24"/>
+        </w:rPr>
+        <w:t xml:space="preserve"> app is a smart system for reducing food wastage which is designed to help households in food management, minimizing food wastage, enabling food donation and contributing to sustainable consumption practices. It's a specification that documents the system both functional and non-functional requirements and model them through epics, user stories, acceptance criteria, and tasks.</w:t>
       </w:r>
       <w:r>
         <w:rPr>
@@ -7298,7 +7410,23 @@
           <w:rFonts w:ascii="Times New Roman" w:hAnsi="Times New Roman" w:cs="Times New Roman"/>
           <w:szCs w:val="24"/>
         </w:rPr>
-        <w:t>he requirements of the system will be used as a specification for system development. This design specification shows the system overall architecture, major components, database design, site map, and user interface wireframes. Besides, this document will allow easy communication among stakeholders' developers' designers, and testers which in turn will reduce the risk of misunderstanding during development and at the same time will provide a basis for the successful implementation testing deployment, and maintenance of the SaveBite application.</w:t>
+        <w:t xml:space="preserve">he requirements of the system will be used as a specification for system development. This design specification shows the system overall architecture, major components, database design, site map, and user interface wireframes. Besides, this document will allow easy communication among stakeholders' developers' designers, and testers which in turn will reduce the risk of misunderstanding during development and at the same time will provide a basis for the successful implementation testing deployment, and maintenance of the </w:t>
+      </w:r>
+      <w:proofErr w:type="spellStart"/>
+      <w:r>
+        <w:rPr>
+          <w:rFonts w:ascii="Times New Roman" w:hAnsi="Times New Roman" w:cs="Times New Roman"/>
+          <w:szCs w:val="24"/>
+        </w:rPr>
+        <w:t>SaveBite</w:t>
+      </w:r>
+      <w:proofErr w:type="spellEnd"/>
+      <w:r>
+        <w:rPr>
+          <w:rFonts w:ascii="Times New Roman" w:hAnsi="Times New Roman" w:cs="Times New Roman"/>
+          <w:szCs w:val="24"/>
+        </w:rPr>
+        <w:t xml:space="preserve"> application.</w:t>
       </w:r>
     </w:p>
     <w:p>
@@ -7339,7 +7467,39 @@
           <w:rFonts w:ascii="Times New Roman" w:hAnsi="Times New Roman" w:cs="Times New Roman"/>
           <w:szCs w:val="24"/>
         </w:rPr>
-        <w:t>This document purpose is mainly to research into the requirements and design specifications of the SaveBite app, which is a smart system for reducing food waste that can households in food management. SaveBite app is a smart system for reducing food wastage which is designed to help households in food management, minimizing food wastage, enabling food donation and contributing to sustainable consumption practices. It's a specification that documents the system both functional and non-functional requirements and model them through epics, user stories, acceptance criteria, and tasks.</w:t>
+        <w:t xml:space="preserve">This document purpose is mainly to research into the requirements and design specifications of the </w:t>
+      </w:r>
+      <w:proofErr w:type="spellStart"/>
+      <w:r>
+        <w:rPr>
+          <w:rFonts w:ascii="Times New Roman" w:hAnsi="Times New Roman" w:cs="Times New Roman"/>
+          <w:szCs w:val="24"/>
+        </w:rPr>
+        <w:t>SaveBite</w:t>
+      </w:r>
+      <w:proofErr w:type="spellEnd"/>
+      <w:r>
+        <w:rPr>
+          <w:rFonts w:ascii="Times New Roman" w:hAnsi="Times New Roman" w:cs="Times New Roman"/>
+          <w:szCs w:val="24"/>
+        </w:rPr>
+        <w:t xml:space="preserve"> app, which is a smart system for reducing food waste that can households in food management. </w:t>
+      </w:r>
+      <w:proofErr w:type="spellStart"/>
+      <w:r>
+        <w:rPr>
+          <w:rFonts w:ascii="Times New Roman" w:hAnsi="Times New Roman" w:cs="Times New Roman"/>
+          <w:szCs w:val="24"/>
+        </w:rPr>
+        <w:t>SaveBite</w:t>
+      </w:r>
+      <w:proofErr w:type="spellEnd"/>
+      <w:r>
+        <w:rPr>
+          <w:rFonts w:ascii="Times New Roman" w:hAnsi="Times New Roman" w:cs="Times New Roman"/>
+          <w:szCs w:val="24"/>
+        </w:rPr>
+        <w:t xml:space="preserve"> app is a smart system for reducing food wastage which is designed to help households in food management, minimizing food wastage, enabling food donation and contributing to sustainable consumption practices. It's a specification that documents the system both functional and non-functional requirements and model them through epics, user stories, acceptance criteria, and tasks.</w:t>
       </w:r>
       <w:r>
         <w:rPr>
@@ -7353,7 +7513,23 @@
           <w:rFonts w:ascii="Times New Roman" w:hAnsi="Times New Roman" w:cs="Times New Roman"/>
           <w:szCs w:val="24"/>
         </w:rPr>
-        <w:t>he requirements of the system will be used as a specification for system development. This design specification shows the system overall architecture, major components, database design, site map, and user interface wireframes. Besides, this document will allow easy communication among stakeholders' developers' designers, and testers which in turn will reduce the risk of misunderstanding during development and at the same time will provide a basis for the successful implementation testing deployment, and maintenance of the SaveBite application.</w:t>
+        <w:t xml:space="preserve">he requirements of the system will be used as a specification for system development. This design specification shows the system overall architecture, major components, database design, site map, and user interface wireframes. Besides, this document will allow easy communication among stakeholders' developers' designers, and testers which in turn will reduce the risk of misunderstanding during development and at the same time will provide a basis for the successful implementation testing deployment, and maintenance of the </w:t>
+      </w:r>
+      <w:proofErr w:type="spellStart"/>
+      <w:r>
+        <w:rPr>
+          <w:rFonts w:ascii="Times New Roman" w:hAnsi="Times New Roman" w:cs="Times New Roman"/>
+          <w:szCs w:val="24"/>
+        </w:rPr>
+        <w:t>SaveBite</w:t>
+      </w:r>
+      <w:proofErr w:type="spellEnd"/>
+      <w:r>
+        <w:rPr>
+          <w:rFonts w:ascii="Times New Roman" w:hAnsi="Times New Roman" w:cs="Times New Roman"/>
+          <w:szCs w:val="24"/>
+        </w:rPr>
+        <w:t xml:space="preserve"> application.</w:t>
       </w:r>
     </w:p>
     <w:p>
@@ -7391,12 +7567,21 @@
           <w:szCs w:val="20"/>
         </w:rPr>
       </w:pPr>
+      <w:proofErr w:type="spellStart"/>
       <w:r>
         <w:rPr>
           <w:rFonts w:ascii="Times New Roman" w:hAnsi="Times New Roman" w:cs="Times New Roman"/>
           <w:szCs w:val="20"/>
         </w:rPr>
-        <w:t xml:space="preserve">SaveBite is an intelligent application for reducing food wastage that helps families organizing their food stocks and motivates them to behave in a more food consumption responsible way. The main objective of the app is to provide users with the means for food-surveillance, expiry alerts, weekly meal planning, donation facilitation that in total lead to less throwing away of 'good food’. The platform offers household users the possibility to register and set their privacy preferences, input and update their food stocks, explore food stocks offered by other users, get food-saving activities stats, get important alerts, and prepare meal plans for the week based on food items at hand. </w:t>
+        <w:t>SaveBite</w:t>
+      </w:r>
+      <w:proofErr w:type="spellEnd"/>
+      <w:r>
+        <w:rPr>
+          <w:rFonts w:ascii="Times New Roman" w:hAnsi="Times New Roman" w:cs="Times New Roman"/>
+          <w:szCs w:val="20"/>
+        </w:rPr>
+        <w:t xml:space="preserve"> is an intelligent application for reducing food wastage that helps families organizing their food stocks and motivates them to behave in a more food consumption responsible way. The main objective of the app is to provide users with the means for food-surveillance, expiry alerts, weekly meal planning, donation facilitation that in total lead to less throwing away of 'good food’. The platform offers household users the possibility to register and set their privacy preferences, input and update their food stocks, explore food stocks offered by other users, get food-saving activities stats, get important alerts, and prepare meal plans for the week based on food items at hand. </w:t>
       </w:r>
     </w:p>
     <w:p>
@@ -7413,7 +7598,23 @@
           <w:rFonts w:ascii="Times New Roman" w:hAnsi="Times New Roman" w:cs="Times New Roman"/>
           <w:szCs w:val="20"/>
         </w:rPr>
-        <w:t xml:space="preserve">With these features on one platform, SaveBite not only helps in sustainable living but also shapes good practices in household food management. The app shall be a simple and safe platform where users can decide wisely on food consumption and distribution through its expiry alert, donation handling, food analytics, and meal planning features. </w:t>
+        <w:t xml:space="preserve">With these features on one platform, </w:t>
+      </w:r>
+      <w:proofErr w:type="spellStart"/>
+      <w:r>
+        <w:rPr>
+          <w:rFonts w:ascii="Times New Roman" w:hAnsi="Times New Roman" w:cs="Times New Roman"/>
+          <w:szCs w:val="20"/>
+        </w:rPr>
+        <w:t>SaveBite</w:t>
+      </w:r>
+      <w:proofErr w:type="spellEnd"/>
+      <w:r>
+        <w:rPr>
+          <w:rFonts w:ascii="Times New Roman" w:hAnsi="Times New Roman" w:cs="Times New Roman"/>
+          <w:szCs w:val="20"/>
+        </w:rPr>
+        <w:t xml:space="preserve"> not only helps in sustainable living but also shapes good practices in household food management. The app shall be a simple and safe platform where users can decide wisely on food consumption and distribution through its expiry alert, donation handling, food analytics, and meal planning features. </w:t>
       </w:r>
     </w:p>
     <w:p>
@@ -7425,12 +7626,37 @@
           <w:szCs w:val="20"/>
         </w:rPr>
       </w:pPr>
+      <w:proofErr w:type="spellStart"/>
       <w:r>
         <w:rPr>
           <w:rFonts w:ascii="Times New Roman" w:hAnsi="Times New Roman" w:cs="Times New Roman"/>
           <w:szCs w:val="20"/>
         </w:rPr>
-        <w:t>SaveBite's goal is to help reduce food wastage, thereby making a positive impact on the environment and community. To sum up, SaveBite is a great way of managing food inventory paired with a reminder system, food-sharing features, and food waste reduction through data analytics.</w:t>
+        <w:t>SaveBite's</w:t>
+      </w:r>
+      <w:proofErr w:type="spellEnd"/>
+      <w:r>
+        <w:rPr>
+          <w:rFonts w:ascii="Times New Roman" w:hAnsi="Times New Roman" w:cs="Times New Roman"/>
+          <w:szCs w:val="20"/>
+        </w:rPr>
+        <w:t xml:space="preserve"> goal is to help reduce food wastage, thereby making a positive impact on the environment and community. To sum up, </w:t>
+      </w:r>
+      <w:proofErr w:type="spellStart"/>
+      <w:r>
+        <w:rPr>
+          <w:rFonts w:ascii="Times New Roman" w:hAnsi="Times New Roman" w:cs="Times New Roman"/>
+          <w:szCs w:val="20"/>
+        </w:rPr>
+        <w:t>SaveBite</w:t>
+      </w:r>
+      <w:proofErr w:type="spellEnd"/>
+      <w:r>
+        <w:rPr>
+          <w:rFonts w:ascii="Times New Roman" w:hAnsi="Times New Roman" w:cs="Times New Roman"/>
+          <w:szCs w:val="20"/>
+        </w:rPr>
+        <w:t xml:space="preserve"> is a great way of managing food inventory paired with a reminder system, food-sharing features, and food waste reduction through data analytics.</w:t>
       </w:r>
     </w:p>
     <w:p>
@@ -7468,12 +7694,21 @@
           <w:szCs w:val="20"/>
         </w:rPr>
       </w:pPr>
+      <w:proofErr w:type="spellStart"/>
       <w:r>
         <w:rPr>
           <w:rFonts w:ascii="Times New Roman" w:hAnsi="Times New Roman" w:cs="Times New Roman"/>
           <w:szCs w:val="20"/>
         </w:rPr>
-        <w:t>SaveBite is a project dedicated to creating a smart application that will guide households to efficiently reduce food wastage by keeping track of their food inventory and implementing sustainable food consumption behaviours. The prime objective of the platform is to decrease food wastage by providing users with tools like inventory tracking, meal planning, food donation, and user engagement. With the app, users can sign up as well as change their privacy settings, so making it possible to create an account and set up security</w:t>
+        <w:t>SaveBite</w:t>
+      </w:r>
+      <w:proofErr w:type="spellEnd"/>
+      <w:r>
+        <w:rPr>
+          <w:rFonts w:ascii="Times New Roman" w:hAnsi="Times New Roman" w:cs="Times New Roman"/>
+          <w:szCs w:val="20"/>
+        </w:rPr>
+        <w:t xml:space="preserve"> is a project dedicated to creating a smart application that will guide households to efficiently reduce food wastage by keeping track of their food inventory and implementing sustainable food consumption behaviours. The prime objective of the platform is to decrease food wastage by providing users with tools like inventory tracking, meal planning, food donation, and user engagement. With the app, users can sign up as well as change their privacy settings, so making it possible to create an account and set up security</w:t>
       </w:r>
       <w:r>
         <w:t xml:space="preserve"> </w:t>
@@ -7507,7 +7742,23 @@
           <w:rFonts w:ascii="Times New Roman" w:hAnsi="Times New Roman" w:cs="Times New Roman"/>
           <w:szCs w:val="20"/>
         </w:rPr>
-        <w:t>Users can control their food stock by adding modifying deleting, and sorting food items by categories, quantities, and expiry dates. Also, the system gives users the opportunity to look at the list of food items and turn the surplus food into donation ads that can be shared with others. And SaveBite supplies food analytics that show graphs and progress bars to motivate responsible food consumption. The notification system sends reminders based on expiry dates, donation updates, meal schedules, and account-related activities. Users can create plans for weekly meals from the ingredients at hand to maximize food usage and minimize waste.</w:t>
+        <w:t xml:space="preserve">Users can control their food stock by adding modifying deleting, and sorting food items by categories, quantities, and expiry dates. Also, the system gives users the opportunity to look at the list of food items and turn the surplus food into donation ads that can be shared with others. And </w:t>
+      </w:r>
+      <w:proofErr w:type="spellStart"/>
+      <w:r>
+        <w:rPr>
+          <w:rFonts w:ascii="Times New Roman" w:hAnsi="Times New Roman" w:cs="Times New Roman"/>
+          <w:szCs w:val="20"/>
+        </w:rPr>
+        <w:t>SaveBite</w:t>
+      </w:r>
+      <w:proofErr w:type="spellEnd"/>
+      <w:r>
+        <w:rPr>
+          <w:rFonts w:ascii="Times New Roman" w:hAnsi="Times New Roman" w:cs="Times New Roman"/>
+          <w:szCs w:val="20"/>
+        </w:rPr>
+        <w:t xml:space="preserve"> supplies food analytics that show graphs and progress bars to motivate responsible food consumption. The notification system sends reminders based on expiry dates, donation updates, meal schedules, and account-related activities. Users can create plans for weekly meals from the ingredients at hand to maximize food usage and minimize waste.</w:t>
       </w:r>
     </w:p>
     <w:p>
@@ -7567,7 +7818,23 @@
           <w:rFonts w:ascii="Times New Roman" w:hAnsi="Times New Roman" w:cs="Times New Roman"/>
           <w:szCs w:val="20"/>
         </w:rPr>
-        <w:t>The SaveBite app is mainly for the Malaysian households’ users like homemakers, working adults, families, and university students who do the buying, storing, and consuming food. These users want an easy and effective tool to help them manage their food stocks, keep track of expiration dates, arrange meals, and minimize food wastage. Those who are registered can use the system to note down and categorize food items, get alerts about the products that are going to expire soon, make meal plans for a week, keep an eye on your food saving efforts through the reports, and get involved in food donation events. With these options users can decide wisely on their food consumption and support responsible food management practices.</w:t>
+        <w:t xml:space="preserve">The </w:t>
+      </w:r>
+      <w:proofErr w:type="spellStart"/>
+      <w:r>
+        <w:rPr>
+          <w:rFonts w:ascii="Times New Roman" w:hAnsi="Times New Roman" w:cs="Times New Roman"/>
+          <w:szCs w:val="20"/>
+        </w:rPr>
+        <w:t>SaveBite</w:t>
+      </w:r>
+      <w:proofErr w:type="spellEnd"/>
+      <w:r>
+        <w:rPr>
+          <w:rFonts w:ascii="Times New Roman" w:hAnsi="Times New Roman" w:cs="Times New Roman"/>
+          <w:szCs w:val="20"/>
+        </w:rPr>
+        <w:t xml:space="preserve"> app is mainly for the Malaysian households’ users like homemakers, working adults, families, and university students who do the buying, storing, and consuming food. These users want an easy and effective tool to help them manage their food stocks, keep track of expiration dates, arrange meals, and minimize food wastage. Those who are registered can use the system to note down and categorize food items, get alerts about the products that are going to expire soon, make meal plans for a week, keep an eye on your food saving efforts through the reports, and get involved in food donation events. With these options users can decide wisely on their food consumption and support responsible food management practices.</w:t>
       </w:r>
     </w:p>
     <w:p>
@@ -7584,7 +7851,39 @@
           <w:rFonts w:ascii="Times New Roman" w:hAnsi="Times New Roman" w:cs="Times New Roman"/>
           <w:szCs w:val="20"/>
         </w:rPr>
-        <w:t>Besides the households’ users, SaveBite also caters to other users like community members, charitable organizations, and food banks which can be the recipients of surplus food donated through the platform. Besides allowing food sharing and influencing sustainable consumption habits, the system is also intended to promote community involvement and lessen the environmental effects of food waste. In short, SaveBite supports both households and communities by offering them an easy-to-use platform that encourages the effective management of food, food sharing, and eco-friendly living habits.</w:t>
+        <w:t xml:space="preserve">Besides the households’ users, </w:t>
+      </w:r>
+      <w:proofErr w:type="spellStart"/>
+      <w:r>
+        <w:rPr>
+          <w:rFonts w:ascii="Times New Roman" w:hAnsi="Times New Roman" w:cs="Times New Roman"/>
+          <w:szCs w:val="20"/>
+        </w:rPr>
+        <w:t>SaveBite</w:t>
+      </w:r>
+      <w:proofErr w:type="spellEnd"/>
+      <w:r>
+        <w:rPr>
+          <w:rFonts w:ascii="Times New Roman" w:hAnsi="Times New Roman" w:cs="Times New Roman"/>
+          <w:szCs w:val="20"/>
+        </w:rPr>
+        <w:t xml:space="preserve"> also caters to other users like community members, charitable organizations, and food banks which can be the recipients of surplus food donated through the platform. Besides allowing food sharing and influencing sustainable consumption habits, the system is also intended to promote community involvement and lessen the environmental effects of food waste. In short, </w:t>
+      </w:r>
+      <w:proofErr w:type="spellStart"/>
+      <w:r>
+        <w:rPr>
+          <w:rFonts w:ascii="Times New Roman" w:hAnsi="Times New Roman" w:cs="Times New Roman"/>
+          <w:szCs w:val="20"/>
+        </w:rPr>
+        <w:t>SaveBite</w:t>
+      </w:r>
+      <w:proofErr w:type="spellEnd"/>
+      <w:r>
+        <w:rPr>
+          <w:rFonts w:ascii="Times New Roman" w:hAnsi="Times New Roman" w:cs="Times New Roman"/>
+          <w:szCs w:val="20"/>
+        </w:rPr>
+        <w:t xml:space="preserve"> supports both households and communities by offering them an easy-to-use platform that encourages the effective management of food, food sharing, and eco-friendly living habits.</w:t>
       </w:r>
     </w:p>
     <w:p>
@@ -7653,7 +7952,23 @@
           <w:rFonts w:ascii="Times New Roman" w:hAnsi="Times New Roman" w:cs="Times New Roman"/>
           <w:szCs w:val="20"/>
         </w:rPr>
-        <w:t>This module enables users to securely set up, log in to, and handle their SaveBite accounts. It comprises account sign-up, user login, profile management, and password retrieval. All these features together promise a safe and tailor-made access to the system.</w:t>
+        <w:t xml:space="preserve">This module enables users to securely set up, log in to, and handle their </w:t>
+      </w:r>
+      <w:proofErr w:type="spellStart"/>
+      <w:r>
+        <w:rPr>
+          <w:rFonts w:ascii="Times New Roman" w:hAnsi="Times New Roman" w:cs="Times New Roman"/>
+          <w:szCs w:val="20"/>
+        </w:rPr>
+        <w:t>SaveBite</w:t>
+      </w:r>
+      <w:proofErr w:type="spellEnd"/>
+      <w:r>
+        <w:rPr>
+          <w:rFonts w:ascii="Times New Roman" w:hAnsi="Times New Roman" w:cs="Times New Roman"/>
+          <w:szCs w:val="20"/>
+        </w:rPr>
+        <w:t xml:space="preserve"> accounts. It comprises account sign-up, user login, profile management, and password retrieval. All these features together promise a safe and tailor-made access to the system.</w:t>
       </w:r>
     </w:p>
     <w:p>
@@ -8251,7 +8566,23 @@
           <w:rFonts w:ascii="Times New Roman" w:hAnsi="Times New Roman" w:cs="Times New Roman"/>
           <w:szCs w:val="20"/>
         </w:rPr>
-        <w:t>These functionalities ensure secure access to the SaveBite application while providing users with the ability to manage their personal information and preferences effectively.</w:t>
+        <w:t xml:space="preserve">These functionalities ensure secure access to the </w:t>
+      </w:r>
+      <w:proofErr w:type="spellStart"/>
+      <w:r>
+        <w:rPr>
+          <w:rFonts w:ascii="Times New Roman" w:hAnsi="Times New Roman" w:cs="Times New Roman"/>
+          <w:szCs w:val="20"/>
+        </w:rPr>
+        <w:t>SaveBite</w:t>
+      </w:r>
+      <w:proofErr w:type="spellEnd"/>
+      <w:r>
+        <w:rPr>
+          <w:rFonts w:ascii="Times New Roman" w:hAnsi="Times New Roman" w:cs="Times New Roman"/>
+          <w:szCs w:val="20"/>
+        </w:rPr>
+        <w:t xml:space="preserve"> application while providing users with the ability to manage their personal information and preferences effectively.</w:t>
       </w:r>
     </w:p>
     <w:p>
@@ -9548,6 +9879,7 @@
         </w:rPr>
         <w:t xml:space="preserve">Users are able to make donation offers, look at what food is available, and get detailed information before they request or pick up donated </w:t>
       </w:r>
+      <w:proofErr w:type="spellStart"/>
       <w:proofErr w:type="gramStart"/>
       <w:r>
         <w:rPr>
@@ -9556,6 +9888,7 @@
         </w:rPr>
         <w:t>food.With</w:t>
       </w:r>
+      <w:proofErr w:type="spellEnd"/>
       <w:proofErr w:type="gramEnd"/>
       <w:r>
         <w:rPr>
@@ -10638,7 +10971,23 @@
                 <w:rFonts w:ascii="Times New Roman" w:hAnsi="Times New Roman" w:cs="Times New Roman"/>
                 <w:szCs w:val="20"/>
               </w:rPr>
-              <w:t>The system shall allow users to view all notifications through a dedicated notification center.</w:t>
+              <w:t xml:space="preserve">The system shall allow users to view all notifications through a dedicated notification </w:t>
+            </w:r>
+            <w:proofErr w:type="spellStart"/>
+            <w:r>
+              <w:rPr>
+                <w:rFonts w:ascii="Times New Roman" w:hAnsi="Times New Roman" w:cs="Times New Roman"/>
+                <w:szCs w:val="20"/>
+              </w:rPr>
+              <w:t>center</w:t>
+            </w:r>
+            <w:proofErr w:type="spellEnd"/>
+            <w:r>
+              <w:rPr>
+                <w:rFonts w:ascii="Times New Roman" w:hAnsi="Times New Roman" w:cs="Times New Roman"/>
+                <w:szCs w:val="20"/>
+              </w:rPr>
+              <w:t>.</w:t>
             </w:r>
           </w:p>
         </w:tc>
@@ -11641,7 +11990,23 @@
           <w:rFonts w:ascii="Times New Roman" w:hAnsi="Times New Roman" w:cs="Times New Roman"/>
           <w:szCs w:val="20"/>
         </w:rPr>
-        <w:t>Non-functional requirements specify the quality features and operating criteria that the SaveBite app should meet. They help to keep the system running efficiently, safe, and dependable for users besides working the functional features of the application.</w:t>
+        <w:t xml:space="preserve">Non-functional requirements specify the quality features and operating criteria that the </w:t>
+      </w:r>
+      <w:proofErr w:type="spellStart"/>
+      <w:r>
+        <w:rPr>
+          <w:rFonts w:ascii="Times New Roman" w:hAnsi="Times New Roman" w:cs="Times New Roman"/>
+          <w:szCs w:val="20"/>
+        </w:rPr>
+        <w:t>SaveBite</w:t>
+      </w:r>
+      <w:proofErr w:type="spellEnd"/>
+      <w:r>
+        <w:rPr>
+          <w:rFonts w:ascii="Times New Roman" w:hAnsi="Times New Roman" w:cs="Times New Roman"/>
+          <w:szCs w:val="20"/>
+        </w:rPr>
+        <w:t xml:space="preserve"> app should meet. They help to keep the system running efficiently, safe, and dependable for users besides working the functional features of the application.</w:t>
       </w:r>
     </w:p>
     <w:p>
@@ -14566,7 +14931,23 @@
                 <w:rFonts w:ascii="Times New Roman" w:hAnsi="Times New Roman" w:cs="Times New Roman"/>
                 <w:szCs w:val="20"/>
               </w:rPr>
-              <w:t>I want to be able to create an account so that I can have access to SaveBite and start organizing my food stock.</w:t>
+              <w:t xml:space="preserve">I want to be able to create an account so that I can have access to </w:t>
+            </w:r>
+            <w:proofErr w:type="spellStart"/>
+            <w:r>
+              <w:rPr>
+                <w:rFonts w:ascii="Times New Roman" w:hAnsi="Times New Roman" w:cs="Times New Roman"/>
+                <w:szCs w:val="20"/>
+              </w:rPr>
+              <w:t>SaveBite</w:t>
+            </w:r>
+            <w:proofErr w:type="spellEnd"/>
+            <w:r>
+              <w:rPr>
+                <w:rFonts w:ascii="Times New Roman" w:hAnsi="Times New Roman" w:cs="Times New Roman"/>
+                <w:szCs w:val="20"/>
+              </w:rPr>
+              <w:t xml:space="preserve"> and start organizing my food stock.</w:t>
             </w:r>
           </w:p>
         </w:tc>
@@ -14645,6 +15026,7 @@
                 <w:szCs w:val="20"/>
               </w:rPr>
             </w:pPr>
+            <w:proofErr w:type="spellStart"/>
             <w:r>
               <w:rPr>
                 <w:rFonts w:ascii="Times New Roman" w:hAnsi="Times New Roman" w:cs="Times New Roman"/>
@@ -14654,6 +15036,7 @@
               </w:rPr>
               <w:t>MoSCoW</w:t>
             </w:r>
+            <w:proofErr w:type="spellEnd"/>
           </w:p>
         </w:tc>
         <w:tc>
@@ -14913,6 +15296,7 @@
                 <w:szCs w:val="20"/>
               </w:rPr>
             </w:pPr>
+            <w:proofErr w:type="spellStart"/>
             <w:r>
               <w:rPr>
                 <w:rFonts w:ascii="Times New Roman" w:hAnsi="Times New Roman" w:cs="Times New Roman"/>
@@ -14922,6 +15306,7 @@
               </w:rPr>
               <w:t>MoSCoW</w:t>
             </w:r>
+            <w:proofErr w:type="spellEnd"/>
           </w:p>
         </w:tc>
         <w:tc>
@@ -15181,6 +15566,7 @@
                 <w:szCs w:val="20"/>
               </w:rPr>
             </w:pPr>
+            <w:proofErr w:type="spellStart"/>
             <w:r>
               <w:rPr>
                 <w:rFonts w:ascii="Times New Roman" w:hAnsi="Times New Roman" w:cs="Times New Roman"/>
@@ -15190,6 +15576,7 @@
               </w:rPr>
               <w:t>MoSCoW</w:t>
             </w:r>
+            <w:proofErr w:type="spellEnd"/>
           </w:p>
         </w:tc>
         <w:tc>
@@ -15449,6 +15836,7 @@
                 <w:szCs w:val="20"/>
               </w:rPr>
             </w:pPr>
+            <w:proofErr w:type="spellStart"/>
             <w:r>
               <w:rPr>
                 <w:rFonts w:ascii="Times New Roman" w:hAnsi="Times New Roman" w:cs="Times New Roman"/>
@@ -15458,6 +15846,7 @@
               </w:rPr>
               <w:t>MoSCoW</w:t>
             </w:r>
+            <w:proofErr w:type="spellEnd"/>
           </w:p>
         </w:tc>
         <w:tc>
@@ -15717,6 +16106,7 @@
                 <w:szCs w:val="20"/>
               </w:rPr>
             </w:pPr>
+            <w:proofErr w:type="spellStart"/>
             <w:r>
               <w:rPr>
                 <w:rFonts w:ascii="Times New Roman" w:hAnsi="Times New Roman" w:cs="Times New Roman"/>
@@ -15726,6 +16116,7 @@
               </w:rPr>
               <w:t>MoSCoW</w:t>
             </w:r>
+            <w:proofErr w:type="spellEnd"/>
           </w:p>
         </w:tc>
         <w:tc>
@@ -16322,6 +16713,7 @@
                 <w:szCs w:val="20"/>
               </w:rPr>
             </w:pPr>
+            <w:proofErr w:type="spellStart"/>
             <w:r>
               <w:rPr>
                 <w:rFonts w:ascii="Times New Roman" w:hAnsi="Times New Roman" w:cs="Times New Roman"/>
@@ -16331,6 +16723,7 @@
               </w:rPr>
               <w:t>MoSCoW</w:t>
             </w:r>
+            <w:proofErr w:type="spellEnd"/>
           </w:p>
         </w:tc>
         <w:tc>
@@ -16590,6 +16983,7 @@
                 <w:szCs w:val="20"/>
               </w:rPr>
             </w:pPr>
+            <w:proofErr w:type="spellStart"/>
             <w:r>
               <w:rPr>
                 <w:rFonts w:ascii="Times New Roman" w:hAnsi="Times New Roman" w:cs="Times New Roman"/>
@@ -16599,6 +16993,7 @@
               </w:rPr>
               <w:t>MoSCoW</w:t>
             </w:r>
+            <w:proofErr w:type="spellEnd"/>
           </w:p>
         </w:tc>
         <w:tc>
@@ -16858,6 +17253,7 @@
                 <w:szCs w:val="20"/>
               </w:rPr>
             </w:pPr>
+            <w:proofErr w:type="spellStart"/>
             <w:r>
               <w:rPr>
                 <w:rFonts w:ascii="Times New Roman" w:hAnsi="Times New Roman" w:cs="Times New Roman"/>
@@ -16867,6 +17263,7 @@
               </w:rPr>
               <w:t>MoSCoW</w:t>
             </w:r>
+            <w:proofErr w:type="spellEnd"/>
           </w:p>
         </w:tc>
         <w:tc>
@@ -17126,6 +17523,7 @@
                 <w:szCs w:val="20"/>
               </w:rPr>
             </w:pPr>
+            <w:proofErr w:type="spellStart"/>
             <w:r>
               <w:rPr>
                 <w:rFonts w:ascii="Times New Roman" w:hAnsi="Times New Roman" w:cs="Times New Roman"/>
@@ -17135,6 +17533,7 @@
               </w:rPr>
               <w:t>MoSCoW</w:t>
             </w:r>
+            <w:proofErr w:type="spellEnd"/>
           </w:p>
         </w:tc>
         <w:tc>
@@ -17394,6 +17793,7 @@
                 <w:szCs w:val="20"/>
               </w:rPr>
             </w:pPr>
+            <w:proofErr w:type="spellStart"/>
             <w:r>
               <w:rPr>
                 <w:rFonts w:ascii="Times New Roman" w:hAnsi="Times New Roman" w:cs="Times New Roman"/>
@@ -17403,6 +17803,7 @@
               </w:rPr>
               <w:t>MoSCoW</w:t>
             </w:r>
+            <w:proofErr w:type="spellEnd"/>
           </w:p>
         </w:tc>
         <w:tc>
@@ -17578,7 +17979,25 @@
           <w:b/>
           <w:bCs/>
         </w:rPr>
-        <w:t>- Buddhiman B.K.</w:t>
+        <w:t xml:space="preserve">- </w:t>
+      </w:r>
+      <w:proofErr w:type="spellStart"/>
+      <w:r>
+        <w:rPr>
+          <w:rFonts w:ascii="Times New Roman" w:hAnsi="Times New Roman" w:cs="Times New Roman"/>
+          <w:b/>
+          <w:bCs/>
+        </w:rPr>
+        <w:t>Buddhiman</w:t>
+      </w:r>
+      <w:proofErr w:type="spellEnd"/>
+      <w:r>
+        <w:rPr>
+          <w:rFonts w:ascii="Times New Roman" w:hAnsi="Times New Roman" w:cs="Times New Roman"/>
+          <w:b/>
+          <w:bCs/>
+        </w:rPr>
+        <w:t xml:space="preserve"> B.K.</w:t>
       </w:r>
       <w:bookmarkEnd w:id="23"/>
     </w:p>
@@ -17600,7 +18019,27 @@
           <w:bCs/>
           <w:szCs w:val="20"/>
         </w:rPr>
-        <w:t>Student Name &amp; ID: Buddhiman B.K. (E2400004)</w:t>
+        <w:t xml:space="preserve">Student Name &amp; ID: </w:t>
+      </w:r>
+      <w:proofErr w:type="spellStart"/>
+      <w:r>
+        <w:rPr>
+          <w:rFonts w:ascii="Times New Roman" w:hAnsi="Times New Roman" w:cs="Times New Roman"/>
+          <w:b/>
+          <w:bCs/>
+          <w:szCs w:val="20"/>
+        </w:rPr>
+        <w:t>Buddhiman</w:t>
+      </w:r>
+      <w:proofErr w:type="spellEnd"/>
+      <w:r>
+        <w:rPr>
+          <w:rFonts w:ascii="Times New Roman" w:hAnsi="Times New Roman" w:cs="Times New Roman"/>
+          <w:b/>
+          <w:bCs/>
+          <w:szCs w:val="20"/>
+        </w:rPr>
+        <w:t xml:space="preserve"> B.K. (E2400004)</w:t>
       </w:r>
     </w:p>
     <w:p>
@@ -17810,6 +18249,7 @@
                 <w:szCs w:val="20"/>
               </w:rPr>
             </w:pPr>
+            <w:proofErr w:type="spellStart"/>
             <w:r>
               <w:rPr>
                 <w:rFonts w:ascii="Times New Roman" w:hAnsi="Times New Roman" w:cs="Times New Roman"/>
@@ -17817,6 +18257,7 @@
               </w:rPr>
               <w:t>MoSCoW</w:t>
             </w:r>
+            <w:proofErr w:type="spellEnd"/>
           </w:p>
         </w:tc>
         <w:tc>
@@ -18058,6 +18499,7 @@
                 <w:szCs w:val="20"/>
               </w:rPr>
             </w:pPr>
+            <w:proofErr w:type="spellStart"/>
             <w:r>
               <w:rPr>
                 <w:rFonts w:ascii="Times New Roman" w:hAnsi="Times New Roman" w:cs="Times New Roman"/>
@@ -18065,6 +18507,7 @@
               </w:rPr>
               <w:t>MoSCoW</w:t>
             </w:r>
+            <w:proofErr w:type="spellEnd"/>
           </w:p>
         </w:tc>
         <w:tc>
@@ -18306,6 +18749,7 @@
                 <w:szCs w:val="20"/>
               </w:rPr>
             </w:pPr>
+            <w:proofErr w:type="spellStart"/>
             <w:r>
               <w:rPr>
                 <w:rFonts w:ascii="Times New Roman" w:hAnsi="Times New Roman" w:cs="Times New Roman"/>
@@ -18313,6 +18757,7 @@
               </w:rPr>
               <w:t>MoSCoW</w:t>
             </w:r>
+            <w:proofErr w:type="spellEnd"/>
           </w:p>
         </w:tc>
         <w:tc>
@@ -18554,6 +18999,7 @@
                 <w:szCs w:val="20"/>
               </w:rPr>
             </w:pPr>
+            <w:proofErr w:type="spellStart"/>
             <w:r>
               <w:rPr>
                 <w:rFonts w:ascii="Times New Roman" w:hAnsi="Times New Roman" w:cs="Times New Roman"/>
@@ -18561,6 +19007,7 @@
               </w:rPr>
               <w:t>MoSCoW</w:t>
             </w:r>
+            <w:proofErr w:type="spellEnd"/>
           </w:p>
         </w:tc>
         <w:tc>
@@ -18802,6 +19249,7 @@
                 <w:szCs w:val="20"/>
               </w:rPr>
             </w:pPr>
+            <w:proofErr w:type="spellStart"/>
             <w:r>
               <w:rPr>
                 <w:rFonts w:ascii="Times New Roman" w:hAnsi="Times New Roman" w:cs="Times New Roman"/>
@@ -18809,6 +19257,7 @@
               </w:rPr>
               <w:t>MoSCoW</w:t>
             </w:r>
+            <w:proofErr w:type="spellEnd"/>
           </w:p>
         </w:tc>
         <w:tc>
@@ -19168,6 +19617,7 @@
                 <w:szCs w:val="20"/>
               </w:rPr>
             </w:pPr>
+            <w:proofErr w:type="spellStart"/>
             <w:r>
               <w:rPr>
                 <w:rFonts w:ascii="Times New Roman" w:hAnsi="Times New Roman" w:cs="Times New Roman"/>
@@ -19177,6 +19627,7 @@
               </w:rPr>
               <w:t>MoSCoW</w:t>
             </w:r>
+            <w:proofErr w:type="spellEnd"/>
           </w:p>
         </w:tc>
         <w:tc>
@@ -19446,6 +19897,7 @@
                 <w:szCs w:val="20"/>
               </w:rPr>
             </w:pPr>
+            <w:proofErr w:type="spellStart"/>
             <w:r>
               <w:rPr>
                 <w:rFonts w:ascii="Times New Roman" w:hAnsi="Times New Roman" w:cs="Times New Roman"/>
@@ -19455,6 +19907,7 @@
               </w:rPr>
               <w:t>MoSCoW</w:t>
             </w:r>
+            <w:proofErr w:type="spellEnd"/>
           </w:p>
         </w:tc>
         <w:tc>
@@ -19724,6 +20177,7 @@
                 <w:szCs w:val="20"/>
               </w:rPr>
             </w:pPr>
+            <w:proofErr w:type="spellStart"/>
             <w:r>
               <w:rPr>
                 <w:rFonts w:ascii="Times New Roman" w:hAnsi="Times New Roman" w:cs="Times New Roman"/>
@@ -19733,6 +20187,7 @@
               </w:rPr>
               <w:t>MoSCoW</w:t>
             </w:r>
+            <w:proofErr w:type="spellEnd"/>
           </w:p>
         </w:tc>
         <w:tc>
@@ -20029,6 +20484,7 @@
                 <w:szCs w:val="20"/>
               </w:rPr>
             </w:pPr>
+            <w:proofErr w:type="spellStart"/>
             <w:r>
               <w:rPr>
                 <w:rFonts w:ascii="Times New Roman" w:hAnsi="Times New Roman" w:cs="Times New Roman"/>
@@ -20038,6 +20494,7 @@
               </w:rPr>
               <w:t>MoSCoW</w:t>
             </w:r>
+            <w:proofErr w:type="spellEnd"/>
           </w:p>
         </w:tc>
         <w:tc>
@@ -20307,6 +20764,7 @@
                 <w:szCs w:val="20"/>
               </w:rPr>
             </w:pPr>
+            <w:proofErr w:type="spellStart"/>
             <w:r>
               <w:rPr>
                 <w:rFonts w:ascii="Times New Roman" w:hAnsi="Times New Roman" w:cs="Times New Roman"/>
@@ -20316,6 +20774,7 @@
               </w:rPr>
               <w:t>MoSCoW</w:t>
             </w:r>
+            <w:proofErr w:type="spellEnd"/>
           </w:p>
         </w:tc>
         <w:tc>
@@ -20493,7 +20952,29 @@
           <w:sz w:val="26"/>
           <w:szCs w:val="26"/>
         </w:rPr>
-        <w:t>1.4.3 C - Rohit Gurdhami (E23000567)</w:t>
+        <w:t xml:space="preserve">1.4.3 C - Rohit </w:t>
+      </w:r>
+      <w:proofErr w:type="spellStart"/>
+      <w:r>
+        <w:rPr>
+          <w:rFonts w:ascii="Times New Roman" w:hAnsi="Times New Roman" w:cs="Times New Roman"/>
+          <w:b/>
+          <w:bCs/>
+          <w:sz w:val="26"/>
+          <w:szCs w:val="26"/>
+        </w:rPr>
+        <w:t>Gurdhami</w:t>
+      </w:r>
+      <w:proofErr w:type="spellEnd"/>
+      <w:r>
+        <w:rPr>
+          <w:rFonts w:ascii="Times New Roman" w:hAnsi="Times New Roman" w:cs="Times New Roman"/>
+          <w:b/>
+          <w:bCs/>
+          <w:sz w:val="26"/>
+          <w:szCs w:val="26"/>
+        </w:rPr>
+        <w:t xml:space="preserve"> (E23000567)</w:t>
       </w:r>
       <w:bookmarkEnd w:id="24"/>
     </w:p>
@@ -20634,7 +21115,23 @@
                 <w:rFonts w:ascii="Times New Roman" w:hAnsi="Times New Roman" w:cs="Times New Roman"/>
                 <w:szCs w:val="20"/>
               </w:rPr>
-              <w:t> As a userI want to be able to search food items by their names. so that I can find a specific food donation easily</w:t>
+              <w:t xml:space="preserve"> As a </w:t>
+            </w:r>
+            <w:proofErr w:type="spellStart"/>
+            <w:r>
+              <w:rPr>
+                <w:rFonts w:ascii="Times New Roman" w:hAnsi="Times New Roman" w:cs="Times New Roman"/>
+                <w:szCs w:val="20"/>
+              </w:rPr>
+              <w:t>userI</w:t>
+            </w:r>
+            <w:proofErr w:type="spellEnd"/>
+            <w:r>
+              <w:rPr>
+                <w:rFonts w:ascii="Times New Roman" w:hAnsi="Times New Roman" w:cs="Times New Roman"/>
+                <w:szCs w:val="20"/>
+              </w:rPr>
+              <w:t xml:space="preserve"> want to be able to search food items by their names. so that I can find a specific food donation easily</w:t>
             </w:r>
           </w:p>
         </w:tc>
@@ -20705,6 +21202,7 @@
                 <w:szCs w:val="20"/>
               </w:rPr>
             </w:pPr>
+            <w:proofErr w:type="spellStart"/>
             <w:r>
               <w:rPr>
                 <w:rFonts w:ascii="Times New Roman" w:hAnsi="Times New Roman" w:cs="Times New Roman"/>
@@ -20712,6 +21210,7 @@
               </w:rPr>
               <w:t>MoSCoW</w:t>
             </w:r>
+            <w:proofErr w:type="spellEnd"/>
           </w:p>
         </w:tc>
         <w:tc>
@@ -20943,6 +21442,7 @@
                 <w:szCs w:val="20"/>
               </w:rPr>
             </w:pPr>
+            <w:proofErr w:type="spellStart"/>
             <w:r>
               <w:rPr>
                 <w:rFonts w:ascii="Times New Roman" w:hAnsi="Times New Roman" w:cs="Times New Roman"/>
@@ -20950,6 +21450,7 @@
               </w:rPr>
               <w:t>MoSCoW</w:t>
             </w:r>
+            <w:proofErr w:type="spellEnd"/>
           </w:p>
         </w:tc>
         <w:tc>
@@ -21181,6 +21682,7 @@
                 <w:szCs w:val="20"/>
               </w:rPr>
             </w:pPr>
+            <w:proofErr w:type="spellStart"/>
             <w:r>
               <w:rPr>
                 <w:rFonts w:ascii="Times New Roman" w:hAnsi="Times New Roman" w:cs="Times New Roman"/>
@@ -21188,6 +21690,7 @@
               </w:rPr>
               <w:t>MoSCoW</w:t>
             </w:r>
+            <w:proofErr w:type="spellEnd"/>
           </w:p>
         </w:tc>
         <w:tc>
@@ -21426,6 +21929,7 @@
                 <w:szCs w:val="20"/>
               </w:rPr>
             </w:pPr>
+            <w:proofErr w:type="spellStart"/>
             <w:r>
               <w:rPr>
                 <w:rFonts w:ascii="Times New Roman" w:hAnsi="Times New Roman" w:cs="Times New Roman"/>
@@ -21433,6 +21937,7 @@
               </w:rPr>
               <w:t>MoSCoW</w:t>
             </w:r>
+            <w:proofErr w:type="spellEnd"/>
           </w:p>
         </w:tc>
         <w:tc>
@@ -21664,6 +22169,7 @@
                 <w:szCs w:val="20"/>
               </w:rPr>
             </w:pPr>
+            <w:proofErr w:type="spellStart"/>
             <w:r>
               <w:rPr>
                 <w:rFonts w:ascii="Times New Roman" w:hAnsi="Times New Roman" w:cs="Times New Roman"/>
@@ -21671,6 +22177,7 @@
               </w:rPr>
               <w:t>MoSCoW</w:t>
             </w:r>
+            <w:proofErr w:type="spellEnd"/>
           </w:p>
         </w:tc>
         <w:tc>
@@ -22015,6 +22522,7 @@
                 <w:szCs w:val="20"/>
               </w:rPr>
             </w:pPr>
+            <w:proofErr w:type="spellStart"/>
             <w:r>
               <w:rPr>
                 <w:rFonts w:ascii="Times New Roman" w:hAnsi="Times New Roman" w:cs="Times New Roman"/>
@@ -22022,6 +22530,7 @@
               </w:rPr>
               <w:t>MoSCoW</w:t>
             </w:r>
+            <w:proofErr w:type="spellEnd"/>
           </w:p>
         </w:tc>
         <w:tc>
@@ -22263,6 +22772,7 @@
                 <w:szCs w:val="20"/>
               </w:rPr>
             </w:pPr>
+            <w:proofErr w:type="spellStart"/>
             <w:r>
               <w:rPr>
                 <w:rFonts w:ascii="Times New Roman" w:hAnsi="Times New Roman" w:cs="Times New Roman"/>
@@ -22270,6 +22780,7 @@
               </w:rPr>
               <w:t>MoSCoW</w:t>
             </w:r>
+            <w:proofErr w:type="spellEnd"/>
           </w:p>
         </w:tc>
         <w:tc>
@@ -22511,6 +23022,7 @@
                 <w:szCs w:val="20"/>
               </w:rPr>
             </w:pPr>
+            <w:proofErr w:type="spellStart"/>
             <w:r>
               <w:rPr>
                 <w:rFonts w:ascii="Times New Roman" w:hAnsi="Times New Roman" w:cs="Times New Roman"/>
@@ -22518,6 +23030,7 @@
               </w:rPr>
               <w:t>MoSCoW</w:t>
             </w:r>
+            <w:proofErr w:type="spellEnd"/>
           </w:p>
         </w:tc>
         <w:tc>
@@ -22586,12 +23099,21 @@
                 <w:szCs w:val="20"/>
               </w:rPr>
             </w:pPr>
-            <w:r>
-              <w:rPr>
-                <w:rFonts w:ascii="Times New Roman" w:hAnsi="Times New Roman" w:cs="Times New Roman"/>
-                <w:szCs w:val="20"/>
-              </w:rPr>
-              <w:t>Analyze inventory items, Create recommendation logic, Display suggested meals, Link recommendations to meal planner, Test recommendation accuracy.</w:t>
+            <w:proofErr w:type="spellStart"/>
+            <w:r>
+              <w:rPr>
+                <w:rFonts w:ascii="Times New Roman" w:hAnsi="Times New Roman" w:cs="Times New Roman"/>
+                <w:szCs w:val="20"/>
+              </w:rPr>
+              <w:t>Analyze</w:t>
+            </w:r>
+            <w:proofErr w:type="spellEnd"/>
+            <w:r>
+              <w:rPr>
+                <w:rFonts w:ascii="Times New Roman" w:hAnsi="Times New Roman" w:cs="Times New Roman"/>
+                <w:szCs w:val="20"/>
+              </w:rPr>
+              <w:t xml:space="preserve"> inventory items, Create recommendation logic, Display suggested meals, Link recommendations to meal planner, Test recommendation accuracy.</w:t>
             </w:r>
           </w:p>
         </w:tc>
@@ -22759,6 +23281,7 @@
                 <w:szCs w:val="20"/>
               </w:rPr>
             </w:pPr>
+            <w:proofErr w:type="spellStart"/>
             <w:r>
               <w:rPr>
                 <w:rFonts w:ascii="Times New Roman" w:hAnsi="Times New Roman" w:cs="Times New Roman"/>
@@ -22766,6 +23289,7 @@
               </w:rPr>
               <w:t>MoSCoW</w:t>
             </w:r>
+            <w:proofErr w:type="spellEnd"/>
           </w:p>
         </w:tc>
         <w:tc>
@@ -23007,6 +23531,7 @@
                 <w:szCs w:val="20"/>
               </w:rPr>
             </w:pPr>
+            <w:proofErr w:type="spellStart"/>
             <w:r>
               <w:rPr>
                 <w:rFonts w:ascii="Times New Roman" w:hAnsi="Times New Roman" w:cs="Times New Roman"/>
@@ -23014,6 +23539,7 @@
               </w:rPr>
               <w:t>MoSCoW</w:t>
             </w:r>
+            <w:proofErr w:type="spellEnd"/>
           </w:p>
         </w:tc>
         <w:tc>
@@ -23137,6 +23663,226 @@
         </w:tc>
       </w:tr>
     </w:tbl>
+    <w:p>
+      <w:pPr>
+        <w:spacing w:line="360" w:lineRule="auto"/>
+        <w:jc w:val="both"/>
+        <w:rPr>
+          <w:rFonts w:ascii="Times New Roman" w:hAnsi="Times New Roman" w:cs="Times New Roman"/>
+          <w:b/>
+          <w:bCs/>
+          <w:szCs w:val="20"/>
+        </w:rPr>
+      </w:pPr>
+    </w:p>
+    <w:p>
+      <w:pPr>
+        <w:spacing w:line="360" w:lineRule="auto"/>
+        <w:jc w:val="both"/>
+        <w:rPr>
+          <w:rFonts w:ascii="Times New Roman" w:hAnsi="Times New Roman" w:cs="Times New Roman"/>
+          <w:b/>
+          <w:bCs/>
+          <w:szCs w:val="20"/>
+        </w:rPr>
+      </w:pPr>
+    </w:p>
+    <w:p>
+      <w:pPr>
+        <w:pStyle w:val="Heading2"/>
+        <w:spacing w:line="360" w:lineRule="auto"/>
+        <w:jc w:val="center"/>
+        <w:rPr>
+          <w:rFonts w:ascii="Times New Roman" w:hAnsi="Times New Roman" w:cs="Times New Roman"/>
+          <w:sz w:val="28"/>
+          <w:szCs w:val="28"/>
+        </w:rPr>
+      </w:pPr>
+      <w:bookmarkStart w:id="25" w:name="_Toc233361567"/>
+      <w:r>
+        <w:rPr>
+          <w:rFonts w:ascii="Times New Roman" w:hAnsi="Times New Roman" w:cs="Times New Roman"/>
+          <w:sz w:val="28"/>
+          <w:szCs w:val="28"/>
+        </w:rPr>
+        <w:t>2. Design Specification Document</w:t>
+      </w:r>
+      <w:bookmarkEnd w:id="25"/>
+    </w:p>
+    <w:p>
+      <w:pPr>
+        <w:pStyle w:val="Heading2"/>
+        <w:spacing w:line="360" w:lineRule="auto"/>
+        <w:jc w:val="center"/>
+        <w:rPr>
+          <w:rFonts w:ascii="Times New Roman" w:hAnsi="Times New Roman" w:cs="Times New Roman"/>
+          <w:sz w:val="26"/>
+          <w:szCs w:val="26"/>
+        </w:rPr>
+      </w:pPr>
+      <w:bookmarkStart w:id="26" w:name="_Toc233361568"/>
+      <w:r>
+        <w:rPr>
+          <w:rFonts w:ascii="Times New Roman" w:hAnsi="Times New Roman" w:cs="Times New Roman"/>
+          <w:sz w:val="26"/>
+          <w:szCs w:val="26"/>
+        </w:rPr>
+        <w:t>2.1 Architectural Design</w:t>
+      </w:r>
+      <w:bookmarkEnd w:id="26"/>
+    </w:p>
+    <w:p>
+      <w:pPr>
+        <w:spacing w:line="360" w:lineRule="auto"/>
+        <w:jc w:val="both"/>
+        <w:rPr>
+          <w:rFonts w:ascii="Times New Roman" w:hAnsi="Times New Roman" w:cs="Times New Roman"/>
+          <w:szCs w:val="24"/>
+        </w:rPr>
+      </w:pPr>
+      <w:r>
+        <w:rPr>
+          <w:rFonts w:ascii="Times New Roman" w:hAnsi="Times New Roman" w:cs="Times New Roman"/>
+          <w:szCs w:val="24"/>
+        </w:rPr>
+        <w:t xml:space="preserve">The </w:t>
+      </w:r>
+      <w:proofErr w:type="spellStart"/>
+      <w:r>
+        <w:rPr>
+          <w:rFonts w:ascii="Times New Roman" w:hAnsi="Times New Roman" w:cs="Times New Roman"/>
+          <w:szCs w:val="24"/>
+        </w:rPr>
+        <w:t>SaveBite</w:t>
+      </w:r>
+      <w:proofErr w:type="spellEnd"/>
+      <w:r>
+        <w:rPr>
+          <w:rFonts w:ascii="Times New Roman" w:hAnsi="Times New Roman" w:cs="Times New Roman"/>
+          <w:szCs w:val="24"/>
+        </w:rPr>
+        <w:t xml:space="preserve"> system architecture is designed in a three-layer style, including the Presentation Layer, Application Layer, and Data Layer. React.js is used for developing the Presentation Layer which is the face of the system to users. Business rules are executed, user requests are processed, and system activities are done through the Application Layer which is constructed with Node.js and Express.js. MySQL serves as the basis of the Data Layer which stores and manages various application data like user accounts, food inventory records donations notifications, and meal plans. This type of architecture enables the system to be scalable, maintainable, and efficient in conducting food waste reduction activities.</w:t>
+      </w:r>
+    </w:p>
+    <w:p>
+      <w:pPr>
+        <w:keepNext/>
+        <w:spacing w:line="360" w:lineRule="auto"/>
+        <w:jc w:val="center"/>
+        <w:rPr>
+          <w:rFonts w:ascii="Times New Roman" w:hAnsi="Times New Roman" w:cs="Times New Roman"/>
+          <w:sz w:val="28"/>
+          <w:szCs w:val="24"/>
+        </w:rPr>
+      </w:pPr>
+    </w:p>
+    <w:p>
+      <w:pPr>
+        <w:keepNext/>
+        <w:spacing w:line="360" w:lineRule="auto"/>
+        <w:jc w:val="center"/>
+      </w:pPr>
+      <w:r>
+        <w:rPr>
+          <w:rFonts w:ascii="Times New Roman" w:hAnsi="Times New Roman" w:cs="Times New Roman"/>
+          <w:noProof/>
+          <w:sz w:val="28"/>
+          <w:szCs w:val="24"/>
+        </w:rPr>
+        <w:drawing>
+          <wp:inline distT="0" distB="0" distL="0" distR="0" wp14:anchorId="342E746F" wp14:editId="75358D21">
+            <wp:extent cx="2651385" cy="3947160"/>
+            <wp:effectExtent l="0" t="0" r="0" b="0"/>
+            <wp:docPr id="725482015" name="Picture 1"/>
+            <wp:cNvGraphicFramePr>
+              <a:graphicFrameLocks xmlns:a="http://schemas.openxmlformats.org/drawingml/2006/main" noChangeAspect="1"/>
+            </wp:cNvGraphicFramePr>
+            <a:graphic xmlns:a="http://schemas.openxmlformats.org/drawingml/2006/main">
+              <a:graphicData uri="http://schemas.openxmlformats.org/drawingml/2006/picture">
+                <pic:pic xmlns:pic="http://schemas.openxmlformats.org/drawingml/2006/picture">
+                  <pic:nvPicPr>
+                    <pic:cNvPr id="725482015" name=""/>
+                    <pic:cNvPicPr/>
+                  </pic:nvPicPr>
+                  <pic:blipFill rotWithShape="1">
+                    <a:blip r:embed="rId10"/>
+                    <a:srcRect b="6230"/>
+                    <a:stretch>
+                      <a:fillRect/>
+                    </a:stretch>
+                  </pic:blipFill>
+                  <pic:spPr bwMode="auto">
+                    <a:xfrm>
+                      <a:off x="0" y="0"/>
+                      <a:ext cx="2657051" cy="3955596"/>
+                    </a:xfrm>
+                    <a:prstGeom prst="rect">
+                      <a:avLst/>
+                    </a:prstGeom>
+                    <a:ln>
+                      <a:noFill/>
+                    </a:ln>
+                    <a:extLst>
+                      <a:ext uri="{53640926-AAD7-44D8-BBD7-CCE9431645EC}">
+                        <a14:shadowObscured xmlns:a14="http://schemas.microsoft.com/office/drawing/2010/main"/>
+                      </a:ext>
+                    </a:extLst>
+                  </pic:spPr>
+                </pic:pic>
+              </a:graphicData>
+            </a:graphic>
+          </wp:inline>
+        </w:drawing>
+      </w:r>
+    </w:p>
+    <w:p>
+      <w:pPr>
+        <w:pStyle w:val="Caption"/>
+        <w:spacing w:line="360" w:lineRule="auto"/>
+        <w:jc w:val="center"/>
+        <w:rPr>
+          <w:lang w:val="en-US"/>
+        </w:rPr>
+      </w:pPr>
+      <w:bookmarkStart w:id="27" w:name="_Toc233359921"/>
+      <w:r>
+        <w:t xml:space="preserve">Figure </w:t>
+      </w:r>
+      <w:r>
+        <w:fldChar w:fldCharType="begin"/>
+      </w:r>
+      <w:r>
+        <w:instrText xml:space="preserve"> SEQ Figure \* ARABIC </w:instrText>
+      </w:r>
+      <w:r>
+        <w:fldChar w:fldCharType="separate"/>
+      </w:r>
+      <w:r>
+        <w:rPr>
+          <w:noProof/>
+        </w:rPr>
+        <w:t>1</w:t>
+      </w:r>
+      <w:r>
+        <w:rPr>
+          <w:noProof/>
+        </w:rPr>
+        <w:fldChar w:fldCharType="end"/>
+      </w:r>
+      <w:r>
+        <w:rPr>
+          <w:lang w:val="en-US"/>
+        </w:rPr>
+        <w:t xml:space="preserve">  </w:t>
+      </w:r>
+      <w:r>
+        <w:rPr>
+          <w:lang w:val="en-US"/>
+        </w:rPr>
+        <w:t>Architectural Design</w:t>
+      </w:r>
+      <w:bookmarkEnd w:id="27"/>
+    </w:p>
     <w:p>
       <w:pPr>
         <w:spacing w:line="360" w:lineRule="auto"/>
@@ -24882,6 +25628,25 @@
       </w:tblBorders>
     </w:tblPr>
   </w:style>
+  <w:style w:type="paragraph" w:styleId="Caption">
+    <w:name w:val="caption"/>
+    <w:basedOn w:val="Normal"/>
+    <w:next w:val="Normal"/>
+    <w:uiPriority w:val="35"/>
+    <w:unhideWhenUsed/>
+    <w:qFormat/>
+    <w:rsid w:val="006F0E73"/>
+    <w:pPr>
+      <w:spacing w:after="200" w:line="240" w:lineRule="auto"/>
+    </w:pPr>
+    <w:rPr>
+      <w:i/>
+      <w:iCs/>
+      <w:color w:val="0E2841" w:themeColor="text2"/>
+      <w:sz w:val="18"/>
+      <w:szCs w:val="16"/>
+    </w:rPr>
+  </w:style>
 </w:styles>
 </file>
 

--- a/Task2 Assignment1.docx
+++ b/Task2 Assignment1.docx
@@ -23848,6 +23848,130 @@
       <w:r>
         <w:t xml:space="preserve">Figure </w:t>
       </w:r>
+      <w:fldSimple w:instr=" SEQ Figure \* ARABIC ">
+        <w:r>
+          <w:rPr>
+            <w:noProof/>
+          </w:rPr>
+          <w:t>1</w:t>
+        </w:r>
+      </w:fldSimple>
+      <w:r>
+        <w:rPr>
+          <w:lang w:val="en-US"/>
+        </w:rPr>
+        <w:t xml:space="preserve">  </w:t>
+      </w:r>
+      <w:r>
+        <w:rPr>
+          <w:lang w:val="en-US"/>
+        </w:rPr>
+        <w:t>Architectural Design</w:t>
+      </w:r>
+      <w:bookmarkEnd w:id="27"/>
+    </w:p>
+    <w:p>
+      <w:pPr>
+        <w:pStyle w:val="Heading3"/>
+        <w:spacing w:line="360" w:lineRule="auto"/>
+        <w:ind w:left="720"/>
+        <w:jc w:val="center"/>
+        <w:rPr>
+          <w:rFonts w:ascii="Times New Roman" w:hAnsi="Times New Roman" w:cs="Times New Roman"/>
+          <w:b/>
+          <w:bCs/>
+          <w:sz w:val="24"/>
+          <w:szCs w:val="24"/>
+        </w:rPr>
+      </w:pPr>
+      <w:bookmarkStart w:id="28" w:name="_Toc233361569"/>
+      <w:r>
+        <w:rPr>
+          <w:rFonts w:ascii="Times New Roman" w:hAnsi="Times New Roman" w:cs="Times New Roman"/>
+          <w:b/>
+          <w:bCs/>
+          <w:sz w:val="24"/>
+          <w:szCs w:val="24"/>
+        </w:rPr>
+        <w:t>2.1.1 Deployment Diagram</w:t>
+      </w:r>
+      <w:bookmarkEnd w:id="28"/>
+    </w:p>
+    <w:p>
+      <w:pPr>
+        <w:ind w:left="720"/>
+      </w:pPr>
+      <w:r>
+        <w:t xml:space="preserve">The deployment diagram shows the hardware setup of the </w:t>
+      </w:r>
+      <w:proofErr w:type="spellStart"/>
+      <w:r>
+        <w:t>SaveBite</w:t>
+      </w:r>
+      <w:proofErr w:type="spellEnd"/>
+      <w:r>
+        <w:t xml:space="preserve"> application. People use their web browsers to get into the system. The web browser talks to the Frontend of React.js. The Frontend sends the requests to Application Server (Running on Node.js and Express.js) where the business logic is performed. The App server communicates with the MySQL database to store and fetch the system data like user accts, food inventory donations notifications, and meal plans.</w:t>
+      </w:r>
+    </w:p>
+    <w:p>
+      <w:pPr>
+        <w:keepNext/>
+        <w:spacing w:line="360" w:lineRule="auto"/>
+        <w:ind w:left="720"/>
+        <w:jc w:val="center"/>
+      </w:pPr>
+      <w:r>
+        <w:rPr>
+          <w:noProof/>
+        </w:rPr>
+        <w:drawing>
+          <wp:inline distT="0" distB="0" distL="0" distR="0" wp14:anchorId="35293549" wp14:editId="08EDF69B">
+            <wp:extent cx="1851660" cy="3445698"/>
+            <wp:effectExtent l="0" t="0" r="0" b="2540"/>
+            <wp:docPr id="2093161558" name="Picture 1"/>
+            <wp:cNvGraphicFramePr>
+              <a:graphicFrameLocks xmlns:a="http://schemas.openxmlformats.org/drawingml/2006/main" noChangeAspect="1"/>
+            </wp:cNvGraphicFramePr>
+            <a:graphic xmlns:a="http://schemas.openxmlformats.org/drawingml/2006/main">
+              <a:graphicData uri="http://schemas.openxmlformats.org/drawingml/2006/picture">
+                <pic:pic xmlns:pic="http://schemas.openxmlformats.org/drawingml/2006/picture">
+                  <pic:nvPicPr>
+                    <pic:cNvPr id="2093161558" name=""/>
+                    <pic:cNvPicPr/>
+                  </pic:nvPicPr>
+                  <pic:blipFill>
+                    <a:blip r:embed="rId11"/>
+                    <a:stretch>
+                      <a:fillRect/>
+                    </a:stretch>
+                  </pic:blipFill>
+                  <pic:spPr>
+                    <a:xfrm>
+                      <a:off x="0" y="0"/>
+                      <a:ext cx="1858259" cy="3457979"/>
+                    </a:xfrm>
+                    <a:prstGeom prst="rect">
+                      <a:avLst/>
+                    </a:prstGeom>
+                  </pic:spPr>
+                </pic:pic>
+              </a:graphicData>
+            </a:graphic>
+          </wp:inline>
+        </w:drawing>
+      </w:r>
+    </w:p>
+    <w:p>
+      <w:pPr>
+        <w:pStyle w:val="Caption"/>
+        <w:spacing w:line="360" w:lineRule="auto"/>
+        <w:ind w:left="720"/>
+        <w:jc w:val="center"/>
+      </w:pPr>
+      <w:bookmarkStart w:id="29" w:name="_Toc233359922"/>
+      <w:r>
+        <w:t xml:space="preserve">Figure </w:t>
+      </w:r>
       <w:r>
         <w:fldChar w:fldCharType="begin"/>
       </w:r>
@@ -23861,7 +23985,7 @@
         <w:rPr>
           <w:noProof/>
         </w:rPr>
-        <w:t>1</w:t>
+        <w:t>2</w:t>
       </w:r>
       <w:r>
         <w:rPr>
@@ -23879,9 +24003,9 @@
         <w:rPr>
           <w:lang w:val="en-US"/>
         </w:rPr>
-        <w:t>Architectural Design</w:t>
+        <w:t>Deployment Diagram</w:t>
       </w:r>
-      <w:bookmarkEnd w:id="27"/>
+      <w:bookmarkEnd w:id="29"/>
     </w:p>
     <w:p>
       <w:pPr>

--- a/Task2 Assignment1.docx
+++ b/Task2 Assignment1.docx
@@ -24006,6 +24006,498 @@
         <w:t>Deployment Diagram</w:t>
       </w:r>
       <w:bookmarkEnd w:id="29"/>
+    </w:p>
+    <w:p>
+      <w:pPr>
+        <w:pStyle w:val="Heading2"/>
+        <w:spacing w:line="360" w:lineRule="auto"/>
+        <w:jc w:val="center"/>
+        <w:rPr>
+          <w:rFonts w:ascii="Times New Roman" w:hAnsi="Times New Roman" w:cs="Times New Roman"/>
+          <w:b/>
+          <w:bCs/>
+          <w:sz w:val="26"/>
+          <w:szCs w:val="26"/>
+        </w:rPr>
+      </w:pPr>
+      <w:bookmarkStart w:id="30" w:name="_Toc233361570"/>
+      <w:r>
+        <w:rPr>
+          <w:rFonts w:ascii="Times New Roman" w:hAnsi="Times New Roman" w:cs="Times New Roman"/>
+          <w:b/>
+          <w:bCs/>
+          <w:sz w:val="26"/>
+          <w:szCs w:val="26"/>
+        </w:rPr>
+        <w:t>2.2 High-Level Design Components</w:t>
+      </w:r>
+      <w:bookmarkEnd w:id="30"/>
+    </w:p>
+    <w:p>
+      <w:pPr>
+        <w:pStyle w:val="Heading3"/>
+        <w:spacing w:line="360" w:lineRule="auto"/>
+        <w:jc w:val="center"/>
+        <w:rPr>
+          <w:rFonts w:ascii="Times New Roman" w:hAnsi="Times New Roman" w:cs="Times New Roman"/>
+          <w:b/>
+          <w:bCs/>
+          <w:sz w:val="24"/>
+          <w:szCs w:val="24"/>
+        </w:rPr>
+      </w:pPr>
+      <w:bookmarkStart w:id="31" w:name="_Toc233361571"/>
+      <w:r>
+        <w:rPr>
+          <w:rFonts w:ascii="Times New Roman" w:hAnsi="Times New Roman" w:cs="Times New Roman"/>
+          <w:b/>
+          <w:bCs/>
+          <w:sz w:val="24"/>
+          <w:szCs w:val="24"/>
+        </w:rPr>
+        <w:t>2.2.1 Entity Relationship Diagram (ERD)</w:t>
+      </w:r>
+      <w:bookmarkEnd w:id="31"/>
+    </w:p>
+    <w:p>
+      <w:pPr>
+        <w:spacing w:line="360" w:lineRule="auto"/>
+        <w:jc w:val="both"/>
+        <w:rPr>
+          <w:rFonts w:ascii="Times New Roman" w:hAnsi="Times New Roman" w:cs="Times New Roman"/>
+          <w:szCs w:val="20"/>
+        </w:rPr>
+      </w:pPr>
+      <w:r>
+        <w:rPr>
+          <w:rFonts w:ascii="Times New Roman" w:hAnsi="Times New Roman" w:cs="Times New Roman"/>
+          <w:szCs w:val="20"/>
+        </w:rPr>
+        <w:t xml:space="preserve">The Entity Relationship Diagram (ERD) represents the interaction among main entities in the </w:t>
+      </w:r>
+      <w:proofErr w:type="spellStart"/>
+      <w:r>
+        <w:rPr>
+          <w:rFonts w:ascii="Times New Roman" w:hAnsi="Times New Roman" w:cs="Times New Roman"/>
+          <w:szCs w:val="20"/>
+        </w:rPr>
+        <w:t>SaveBite</w:t>
+      </w:r>
+      <w:proofErr w:type="spellEnd"/>
+      <w:r>
+        <w:rPr>
+          <w:rFonts w:ascii="Times New Roman" w:hAnsi="Times New Roman" w:cs="Times New Roman"/>
+          <w:szCs w:val="20"/>
+        </w:rPr>
+        <w:t xml:space="preserve"> system. The database is First and foremost used to manage user accounts, maintain food inventory records, create donation listings, send notifications, generate meal plans, and collect analytics data</w:t>
+      </w:r>
+      <w:r>
+        <w:t xml:space="preserve"> </w:t>
+      </w:r>
+      <w:r>
+        <w:rPr>
+          <w:rFonts w:ascii="Times New Roman" w:hAnsi="Times New Roman" w:cs="Times New Roman"/>
+          <w:szCs w:val="20"/>
+        </w:rPr>
+        <w:t>(Nielsen, 2020)</w:t>
+      </w:r>
+      <w:r>
+        <w:rPr>
+          <w:rFonts w:ascii="Times New Roman" w:hAnsi="Times New Roman" w:cs="Times New Roman"/>
+          <w:szCs w:val="20"/>
+        </w:rPr>
+        <w:t>. The ERD is constructed that it guarantees the integrity of data and addresses the functional requirements of the application</w:t>
+      </w:r>
+      <w:r>
+        <w:rPr>
+          <w:rFonts w:ascii="Times New Roman" w:hAnsi="Times New Roman" w:cs="Times New Roman"/>
+          <w:szCs w:val="20"/>
+        </w:rPr>
+        <w:t>.</w:t>
+      </w:r>
+    </w:p>
+    <w:p>
+      <w:pPr>
+        <w:spacing w:line="360" w:lineRule="auto"/>
+        <w:jc w:val="both"/>
+        <w:rPr>
+          <w:rFonts w:ascii="Times New Roman" w:hAnsi="Times New Roman" w:cs="Times New Roman"/>
+          <w:szCs w:val="20"/>
+        </w:rPr>
+      </w:pPr>
+      <w:r>
+        <w:rPr>
+          <w:rFonts w:ascii="Times New Roman" w:hAnsi="Times New Roman" w:cs="Times New Roman"/>
+          <w:b/>
+          <w:bCs/>
+          <w:szCs w:val="20"/>
+        </w:rPr>
+        <w:t>Main Entities:</w:t>
+      </w:r>
+    </w:p>
+    <w:p>
+      <w:pPr>
+        <w:numPr>
+          <w:ilvl w:val="0"/>
+          <w:numId w:val="5"/>
+        </w:numPr>
+        <w:spacing w:line="360" w:lineRule="auto"/>
+        <w:jc w:val="both"/>
+        <w:rPr>
+          <w:rFonts w:ascii="Times New Roman" w:hAnsi="Times New Roman" w:cs="Times New Roman"/>
+          <w:szCs w:val="20"/>
+        </w:rPr>
+      </w:pPr>
+      <w:r>
+        <w:rPr>
+          <w:rFonts w:ascii="Times New Roman" w:hAnsi="Times New Roman" w:cs="Times New Roman"/>
+          <w:szCs w:val="20"/>
+        </w:rPr>
+        <w:t xml:space="preserve">User </w:t>
+      </w:r>
+    </w:p>
+    <w:p>
+      <w:pPr>
+        <w:numPr>
+          <w:ilvl w:val="0"/>
+          <w:numId w:val="5"/>
+        </w:numPr>
+        <w:spacing w:line="360" w:lineRule="auto"/>
+        <w:jc w:val="both"/>
+        <w:rPr>
+          <w:rFonts w:ascii="Times New Roman" w:hAnsi="Times New Roman" w:cs="Times New Roman"/>
+          <w:szCs w:val="20"/>
+        </w:rPr>
+      </w:pPr>
+      <w:r>
+        <w:rPr>
+          <w:rFonts w:ascii="Times New Roman" w:hAnsi="Times New Roman" w:cs="Times New Roman"/>
+          <w:szCs w:val="20"/>
+        </w:rPr>
+        <w:t xml:space="preserve">Food Inventory </w:t>
+      </w:r>
+    </w:p>
+    <w:p>
+      <w:pPr>
+        <w:numPr>
+          <w:ilvl w:val="0"/>
+          <w:numId w:val="5"/>
+        </w:numPr>
+        <w:spacing w:line="360" w:lineRule="auto"/>
+        <w:jc w:val="both"/>
+        <w:rPr>
+          <w:rFonts w:ascii="Times New Roman" w:hAnsi="Times New Roman" w:cs="Times New Roman"/>
+          <w:szCs w:val="20"/>
+        </w:rPr>
+      </w:pPr>
+      <w:r>
+        <w:rPr>
+          <w:rFonts w:ascii="Times New Roman" w:hAnsi="Times New Roman" w:cs="Times New Roman"/>
+          <w:szCs w:val="20"/>
+        </w:rPr>
+        <w:t xml:space="preserve">Food Donation </w:t>
+      </w:r>
+    </w:p>
+    <w:p>
+      <w:pPr>
+        <w:numPr>
+          <w:ilvl w:val="0"/>
+          <w:numId w:val="5"/>
+        </w:numPr>
+        <w:spacing w:line="360" w:lineRule="auto"/>
+        <w:jc w:val="both"/>
+        <w:rPr>
+          <w:rFonts w:ascii="Times New Roman" w:hAnsi="Times New Roman" w:cs="Times New Roman"/>
+          <w:szCs w:val="20"/>
+        </w:rPr>
+      </w:pPr>
+      <w:r>
+        <w:rPr>
+          <w:rFonts w:ascii="Times New Roman" w:hAnsi="Times New Roman" w:cs="Times New Roman"/>
+          <w:szCs w:val="20"/>
+        </w:rPr>
+        <w:t xml:space="preserve">Notification </w:t>
+      </w:r>
+    </w:p>
+    <w:p>
+      <w:pPr>
+        <w:numPr>
+          <w:ilvl w:val="0"/>
+          <w:numId w:val="5"/>
+        </w:numPr>
+        <w:spacing w:line="360" w:lineRule="auto"/>
+        <w:jc w:val="both"/>
+        <w:rPr>
+          <w:rFonts w:ascii="Times New Roman" w:hAnsi="Times New Roman" w:cs="Times New Roman"/>
+          <w:szCs w:val="20"/>
+        </w:rPr>
+      </w:pPr>
+      <w:r>
+        <w:rPr>
+          <w:rFonts w:ascii="Times New Roman" w:hAnsi="Times New Roman" w:cs="Times New Roman"/>
+          <w:szCs w:val="20"/>
+        </w:rPr>
+        <w:t xml:space="preserve">Meal Plan </w:t>
+      </w:r>
+    </w:p>
+    <w:p>
+      <w:pPr>
+        <w:numPr>
+          <w:ilvl w:val="0"/>
+          <w:numId w:val="5"/>
+        </w:numPr>
+        <w:spacing w:line="360" w:lineRule="auto"/>
+        <w:jc w:val="both"/>
+        <w:rPr>
+          <w:rFonts w:ascii="Times New Roman" w:hAnsi="Times New Roman" w:cs="Times New Roman"/>
+          <w:szCs w:val="20"/>
+        </w:rPr>
+      </w:pPr>
+      <w:r>
+        <w:rPr>
+          <w:rFonts w:ascii="Times New Roman" w:hAnsi="Times New Roman" w:cs="Times New Roman"/>
+          <w:szCs w:val="20"/>
+        </w:rPr>
+        <w:t xml:space="preserve">Analytics </w:t>
+      </w:r>
+    </w:p>
+    <w:p>
+      <w:pPr>
+        <w:spacing w:line="360" w:lineRule="auto"/>
+        <w:jc w:val="both"/>
+        <w:rPr>
+          <w:rFonts w:ascii="Times New Roman" w:hAnsi="Times New Roman" w:cs="Times New Roman"/>
+          <w:szCs w:val="20"/>
+        </w:rPr>
+      </w:pPr>
+      <w:r>
+        <w:rPr>
+          <w:rFonts w:ascii="Times New Roman" w:hAnsi="Times New Roman" w:cs="Times New Roman"/>
+          <w:b/>
+          <w:bCs/>
+          <w:szCs w:val="20"/>
+        </w:rPr>
+        <w:t>Relationships:</w:t>
+      </w:r>
+    </w:p>
+    <w:p>
+      <w:pPr>
+        <w:numPr>
+          <w:ilvl w:val="0"/>
+          <w:numId w:val="6"/>
+        </w:numPr>
+        <w:spacing w:line="360" w:lineRule="auto"/>
+        <w:jc w:val="both"/>
+        <w:rPr>
+          <w:rFonts w:ascii="Times New Roman" w:hAnsi="Times New Roman" w:cs="Times New Roman"/>
+          <w:szCs w:val="20"/>
+        </w:rPr>
+      </w:pPr>
+      <w:r>
+        <w:rPr>
+          <w:rFonts w:ascii="Times New Roman" w:hAnsi="Times New Roman" w:cs="Times New Roman"/>
+          <w:szCs w:val="20"/>
+        </w:rPr>
+        <w:t xml:space="preserve">One User can manage many Food Inventory records. </w:t>
+      </w:r>
+    </w:p>
+    <w:p>
+      <w:pPr>
+        <w:numPr>
+          <w:ilvl w:val="0"/>
+          <w:numId w:val="6"/>
+        </w:numPr>
+        <w:spacing w:line="360" w:lineRule="auto"/>
+        <w:jc w:val="both"/>
+        <w:rPr>
+          <w:rFonts w:ascii="Times New Roman" w:hAnsi="Times New Roman" w:cs="Times New Roman"/>
+          <w:szCs w:val="20"/>
+        </w:rPr>
+      </w:pPr>
+      <w:r>
+        <w:rPr>
+          <w:rFonts w:ascii="Times New Roman" w:hAnsi="Times New Roman" w:cs="Times New Roman"/>
+          <w:szCs w:val="20"/>
+        </w:rPr>
+        <w:t xml:space="preserve">One User can create many Food Donation listings. </w:t>
+      </w:r>
+    </w:p>
+    <w:p>
+      <w:pPr>
+        <w:numPr>
+          <w:ilvl w:val="0"/>
+          <w:numId w:val="6"/>
+        </w:numPr>
+        <w:spacing w:line="360" w:lineRule="auto"/>
+        <w:jc w:val="both"/>
+        <w:rPr>
+          <w:rFonts w:ascii="Times New Roman" w:hAnsi="Times New Roman" w:cs="Times New Roman"/>
+          <w:szCs w:val="20"/>
+        </w:rPr>
+      </w:pPr>
+      <w:r>
+        <w:rPr>
+          <w:rFonts w:ascii="Times New Roman" w:hAnsi="Times New Roman" w:cs="Times New Roman"/>
+          <w:szCs w:val="20"/>
+        </w:rPr>
+        <w:t xml:space="preserve">One User can receive many Notifications. </w:t>
+      </w:r>
+    </w:p>
+    <w:p>
+      <w:pPr>
+        <w:numPr>
+          <w:ilvl w:val="0"/>
+          <w:numId w:val="6"/>
+        </w:numPr>
+        <w:spacing w:line="360" w:lineRule="auto"/>
+        <w:jc w:val="both"/>
+        <w:rPr>
+          <w:rFonts w:ascii="Times New Roman" w:hAnsi="Times New Roman" w:cs="Times New Roman"/>
+          <w:szCs w:val="20"/>
+        </w:rPr>
+      </w:pPr>
+      <w:r>
+        <w:rPr>
+          <w:rFonts w:ascii="Times New Roman" w:hAnsi="Times New Roman" w:cs="Times New Roman"/>
+          <w:szCs w:val="20"/>
+        </w:rPr>
+        <w:t xml:space="preserve">One User can create many Meal Plans. </w:t>
+      </w:r>
+    </w:p>
+    <w:p>
+      <w:pPr>
+        <w:numPr>
+          <w:ilvl w:val="0"/>
+          <w:numId w:val="6"/>
+        </w:numPr>
+        <w:spacing w:line="360" w:lineRule="auto"/>
+        <w:jc w:val="both"/>
+        <w:rPr>
+          <w:rFonts w:ascii="Times New Roman" w:hAnsi="Times New Roman" w:cs="Times New Roman"/>
+          <w:szCs w:val="20"/>
+        </w:rPr>
+      </w:pPr>
+      <w:r>
+        <w:rPr>
+          <w:rFonts w:ascii="Times New Roman" w:hAnsi="Times New Roman" w:cs="Times New Roman"/>
+          <w:szCs w:val="20"/>
+        </w:rPr>
+        <w:t xml:space="preserve">Analytics data is generated based on User activities. </w:t>
+      </w:r>
+    </w:p>
+    <w:p>
+      <w:pPr>
+        <w:spacing w:line="360" w:lineRule="auto"/>
+        <w:jc w:val="both"/>
+        <w:rPr>
+          <w:rFonts w:ascii="Times New Roman" w:hAnsi="Times New Roman" w:cs="Times New Roman"/>
+          <w:szCs w:val="20"/>
+        </w:rPr>
+      </w:pPr>
+      <w:r>
+        <w:rPr>
+          <w:rFonts w:ascii="Times New Roman" w:hAnsi="Times New Roman" w:cs="Times New Roman"/>
+          <w:b/>
+          <w:bCs/>
+          <w:szCs w:val="20"/>
+        </w:rPr>
+        <w:t>ERD Structure</w:t>
+      </w:r>
+    </w:p>
+    <w:p>
+      <w:pPr>
+        <w:keepNext/>
+        <w:spacing w:line="360" w:lineRule="auto"/>
+        <w:jc w:val="center"/>
+      </w:pPr>
+      <w:r>
+        <w:rPr>
+          <w:noProof/>
+        </w:rPr>
+        <w:drawing>
+          <wp:inline distT="0" distB="0" distL="0" distR="0" wp14:anchorId="32145D3A" wp14:editId="524947D8">
+            <wp:extent cx="6060440" cy="3770630"/>
+            <wp:effectExtent l="0" t="0" r="0" b="1270"/>
+            <wp:docPr id="1651838107" name="Picture 1"/>
+            <wp:cNvGraphicFramePr>
+              <a:graphicFrameLocks xmlns:a="http://schemas.openxmlformats.org/drawingml/2006/main" noChangeAspect="1"/>
+            </wp:cNvGraphicFramePr>
+            <a:graphic xmlns:a="http://schemas.openxmlformats.org/drawingml/2006/main">
+              <a:graphicData uri="http://schemas.openxmlformats.org/drawingml/2006/picture">
+                <pic:pic xmlns:pic="http://schemas.openxmlformats.org/drawingml/2006/picture">
+                  <pic:nvPicPr>
+                    <pic:cNvPr id="1651838107" name=""/>
+                    <pic:cNvPicPr/>
+                  </pic:nvPicPr>
+                  <pic:blipFill>
+                    <a:blip r:embed="rId12"/>
+                    <a:stretch>
+                      <a:fillRect/>
+                    </a:stretch>
+                  </pic:blipFill>
+                  <pic:spPr>
+                    <a:xfrm>
+                      <a:off x="0" y="0"/>
+                      <a:ext cx="6060440" cy="3770630"/>
+                    </a:xfrm>
+                    <a:prstGeom prst="rect">
+                      <a:avLst/>
+                    </a:prstGeom>
+                  </pic:spPr>
+                </pic:pic>
+              </a:graphicData>
+            </a:graphic>
+          </wp:inline>
+        </w:drawing>
+      </w:r>
+    </w:p>
+    <w:p>
+      <w:pPr>
+        <w:pStyle w:val="Caption"/>
+        <w:spacing w:line="360" w:lineRule="auto"/>
+        <w:jc w:val="center"/>
+        <w:rPr>
+          <w:lang w:val="en-US"/>
+        </w:rPr>
+      </w:pPr>
+      <w:bookmarkStart w:id="32" w:name="_Toc233359923"/>
+      <w:r>
+        <w:t xml:space="preserve">Figure </w:t>
+      </w:r>
+      <w:r>
+        <w:fldChar w:fldCharType="begin"/>
+      </w:r>
+      <w:r>
+        <w:instrText xml:space="preserve"> SEQ Figure \* ARABIC </w:instrText>
+      </w:r>
+      <w:r>
+        <w:fldChar w:fldCharType="separate"/>
+      </w:r>
+      <w:r>
+        <w:rPr>
+          <w:noProof/>
+        </w:rPr>
+        <w:t>3</w:t>
+      </w:r>
+      <w:r>
+        <w:rPr>
+          <w:noProof/>
+        </w:rPr>
+        <w:fldChar w:fldCharType="end"/>
+      </w:r>
+      <w:r>
+        <w:rPr>
+          <w:lang w:val="en-US"/>
+        </w:rPr>
+        <w:t xml:space="preserve"> </w:t>
+      </w:r>
+      <w:r>
+        <w:rPr>
+          <w:lang w:val="en-US"/>
+        </w:rPr>
+        <w:t>ERD Structure</w:t>
+      </w:r>
+      <w:bookmarkEnd w:id="32"/>
     </w:p>
     <w:p>
       <w:pPr>
@@ -24148,6 +24640,155 @@
 <file path=word/numbering.xml><?xml version="1.0" encoding="utf-8"?>
 <w:numbering xmlns:wpc="http://schemas.microsoft.com/office/word/2010/wordprocessingCanvas" xmlns:cx="http://schemas.microsoft.com/office/drawing/2014/chartex" xmlns:cx1="http://schemas.microsoft.com/office/drawing/2015/9/8/chartex" xmlns:cx2="http://schemas.microsoft.com/office/drawing/2015/10/21/chartex" xmlns:cx3="http://schemas.microsoft.com/office/drawing/2016/5/9/chartex" xmlns:cx4="http://schemas.microsoft.com/office/drawing/2016/5/10/chartex" xmlns:cx5="http://schemas.microsoft.com/office/drawing/2016/5/11/chartex" xmlns:cx6="http://schemas.microsoft.com/office/drawing/2016/5/12/chartex" xmlns:cx7="http://schemas.microsoft.com/office/drawing/2016/5/13/chartex" xmlns:cx8="http://schemas.microsoft.com/office/drawing/2016/5/14/chartex" xmlns:mc="http://schemas.openxmlformats.org/markup-compatibility/2006" xmlns:aink="http://schemas.microsoft.com/office/drawing/2016/ink" xmlns:am3d="http://schemas.microsoft.com/office/drawing/2017/model3d" xmlns:o="urn:schemas-microsoft-com:office:office" xmlns:oel="http://schemas.microsoft.com/office/2019/extlst" xmlns:r="http://schemas.openxmlformats.org/officeDocument/2006/relationships" xmlns:m="http://schemas.openxmlformats.org/officeDocument/2006/math" xmlns:v="urn:schemas-microsoft-com:vml" xmlns:wp14="http://schemas.microsoft.com/office/word/2010/wordprocessingDrawing" xmlns:wp="http://schemas.openxmlformats.org/drawingml/2006/wordprocessingDrawing" xmlns:w10="urn:schemas-microsoft-com:office:word" xmlns:w="http://schemas.openxmlformats.org/wordprocessingml/2006/main" xmlns:w14="http://schemas.microsoft.com/office/word/2010/wordml" xmlns:w15="http://schemas.microsoft.com/office/word/2012/wordml" xmlns:w16cex="http://schemas.microsoft.com/office/word/2018/wordml/cex" xmlns:w16cid="http://schemas.microsoft.com/office/word/2016/wordml/cid" xmlns:w16="http://schemas.microsoft.com/office/word/2018/wordml" xmlns:w16du="http://schemas.microsoft.com/office/word/2023/wordml/word16du" xmlns:w16sdtdh="http://schemas.microsoft.com/office/word/2020/wordml/sdtdatahash" xmlns:w16sdtfl="http://schemas.microsoft.com/office/word/2024/wordml/sdtformatlock" xmlns:w16se="http://schemas.microsoft.com/office/word/2015/wordml/symex" xmlns:wpg="http://schemas.microsoft.com/office/word/2010/wordprocessingGroup" xmlns:wpi="http://schemas.microsoft.com/office/word/2010/wordprocessingInk" xmlns:wne="http://schemas.microsoft.com/office/word/2006/wordml" xmlns:wps="http://schemas.microsoft.com/office/word/2010/wordprocessingShape" mc:Ignorable="w14 w15 w16se w16cid w16 w16cex w16sdtdh w16sdtfl w16du wp14">
   <w:abstractNum w:abstractNumId="0" w15:restartNumberingAfterBreak="0">
+    <w:nsid w:val="022573CB"/>
+    <w:multiLevelType w:val="multilevel"/>
+    <w:tmpl w:val="15B88E34"/>
+    <w:lvl w:ilvl="0">
+      <w:start w:val="1"/>
+      <w:numFmt w:val="bullet"/>
+      <w:lvlText w:val=""/>
+      <w:lvlJc w:val="left"/>
+      <w:pPr>
+        <w:tabs>
+          <w:tab w:val="num" w:pos="720"/>
+        </w:tabs>
+        <w:ind w:left="720" w:hanging="360"/>
+      </w:pPr>
+      <w:rPr>
+        <w:rFonts w:ascii="Symbol" w:hAnsi="Symbol" w:hint="default"/>
+        <w:sz w:val="20"/>
+      </w:rPr>
+    </w:lvl>
+    <w:lvl w:ilvl="1" w:tentative="1">
+      <w:start w:val="1"/>
+      <w:numFmt w:val="bullet"/>
+      <w:lvlText w:val="o"/>
+      <w:lvlJc w:val="left"/>
+      <w:pPr>
+        <w:tabs>
+          <w:tab w:val="num" w:pos="1440"/>
+        </w:tabs>
+        <w:ind w:left="1440" w:hanging="360"/>
+      </w:pPr>
+      <w:rPr>
+        <w:rFonts w:ascii="Courier New" w:hAnsi="Courier New" w:hint="default"/>
+        <w:sz w:val="20"/>
+      </w:rPr>
+    </w:lvl>
+    <w:lvl w:ilvl="2" w:tentative="1">
+      <w:start w:val="1"/>
+      <w:numFmt w:val="bullet"/>
+      <w:lvlText w:val=""/>
+      <w:lvlJc w:val="left"/>
+      <w:pPr>
+        <w:tabs>
+          <w:tab w:val="num" w:pos="2160"/>
+        </w:tabs>
+        <w:ind w:left="2160" w:hanging="360"/>
+      </w:pPr>
+      <w:rPr>
+        <w:rFonts w:ascii="Wingdings" w:hAnsi="Wingdings" w:hint="default"/>
+        <w:sz w:val="20"/>
+      </w:rPr>
+    </w:lvl>
+    <w:lvl w:ilvl="3" w:tentative="1">
+      <w:start w:val="1"/>
+      <w:numFmt w:val="bullet"/>
+      <w:lvlText w:val=""/>
+      <w:lvlJc w:val="left"/>
+      <w:pPr>
+        <w:tabs>
+          <w:tab w:val="num" w:pos="2880"/>
+        </w:tabs>
+        <w:ind w:left="2880" w:hanging="360"/>
+      </w:pPr>
+      <w:rPr>
+        <w:rFonts w:ascii="Wingdings" w:hAnsi="Wingdings" w:hint="default"/>
+        <w:sz w:val="20"/>
+      </w:rPr>
+    </w:lvl>
+    <w:lvl w:ilvl="4" w:tentative="1">
+      <w:start w:val="1"/>
+      <w:numFmt w:val="bullet"/>
+      <w:lvlText w:val=""/>
+      <w:lvlJc w:val="left"/>
+      <w:pPr>
+        <w:tabs>
+          <w:tab w:val="num" w:pos="3600"/>
+        </w:tabs>
+        <w:ind w:left="3600" w:hanging="360"/>
+      </w:pPr>
+      <w:rPr>
+        <w:rFonts w:ascii="Wingdings" w:hAnsi="Wingdings" w:hint="default"/>
+        <w:sz w:val="20"/>
+      </w:rPr>
+    </w:lvl>
+    <w:lvl w:ilvl="5" w:tentative="1">
+      <w:start w:val="1"/>
+      <w:numFmt w:val="bullet"/>
+      <w:lvlText w:val=""/>
+      <w:lvlJc w:val="left"/>
+      <w:pPr>
+        <w:tabs>
+          <w:tab w:val="num" w:pos="4320"/>
+        </w:tabs>
+        <w:ind w:left="4320" w:hanging="360"/>
+      </w:pPr>
+      <w:rPr>
+        <w:rFonts w:ascii="Wingdings" w:hAnsi="Wingdings" w:hint="default"/>
+        <w:sz w:val="20"/>
+      </w:rPr>
+    </w:lvl>
+    <w:lvl w:ilvl="6" w:tentative="1">
+      <w:start w:val="1"/>
+      <w:numFmt w:val="bullet"/>
+      <w:lvlText w:val=""/>
+      <w:lvlJc w:val="left"/>
+      <w:pPr>
+        <w:tabs>
+          <w:tab w:val="num" w:pos="5040"/>
+        </w:tabs>
+        <w:ind w:left="5040" w:hanging="360"/>
+      </w:pPr>
+      <w:rPr>
+        <w:rFonts w:ascii="Wingdings" w:hAnsi="Wingdings" w:hint="default"/>
+        <w:sz w:val="20"/>
+      </w:rPr>
+    </w:lvl>
+    <w:lvl w:ilvl="7" w:tentative="1">
+      <w:start w:val="1"/>
+      <w:numFmt w:val="bullet"/>
+      <w:lvlText w:val=""/>
+      <w:lvlJc w:val="left"/>
+      <w:pPr>
+        <w:tabs>
+          <w:tab w:val="num" w:pos="5760"/>
+        </w:tabs>
+        <w:ind w:left="5760" w:hanging="360"/>
+      </w:pPr>
+      <w:rPr>
+        <w:rFonts w:ascii="Wingdings" w:hAnsi="Wingdings" w:hint="default"/>
+        <w:sz w:val="20"/>
+      </w:rPr>
+    </w:lvl>
+    <w:lvl w:ilvl="8" w:tentative="1">
+      <w:start w:val="1"/>
+      <w:numFmt w:val="bullet"/>
+      <w:lvlText w:val=""/>
+      <w:lvlJc w:val="left"/>
+      <w:pPr>
+        <w:tabs>
+          <w:tab w:val="num" w:pos="6480"/>
+        </w:tabs>
+        <w:ind w:left="6480" w:hanging="360"/>
+      </w:pPr>
+      <w:rPr>
+        <w:rFonts w:ascii="Wingdings" w:hAnsi="Wingdings" w:hint="default"/>
+        <w:sz w:val="20"/>
+      </w:rPr>
+    </w:lvl>
+  </w:abstractNum>
+  <w:abstractNum w:abstractNumId="1" w15:restartNumberingAfterBreak="0">
     <w:nsid w:val="31BC2EC9"/>
     <w:multiLevelType w:val="multilevel"/>
     <w:tmpl w:val="46BADB6A"/>
@@ -24260,7 +24901,7 @@
       </w:rPr>
     </w:lvl>
   </w:abstractNum>
-  <w:abstractNum w:abstractNumId="1" w15:restartNumberingAfterBreak="0">
+  <w:abstractNum w:abstractNumId="2" w15:restartNumberingAfterBreak="0">
     <w:nsid w:val="421B55F0"/>
     <w:multiLevelType w:val="hybridMultilevel"/>
     <w:tmpl w:val="44362C48"/>
@@ -24373,7 +25014,156 @@
       </w:rPr>
     </w:lvl>
   </w:abstractNum>
-  <w:abstractNum w:abstractNumId="2" w15:restartNumberingAfterBreak="0">
+  <w:abstractNum w:abstractNumId="3" w15:restartNumberingAfterBreak="0">
+    <w:nsid w:val="56C7699D"/>
+    <w:multiLevelType w:val="multilevel"/>
+    <w:tmpl w:val="06A40F94"/>
+    <w:lvl w:ilvl="0">
+      <w:start w:val="1"/>
+      <w:numFmt w:val="bullet"/>
+      <w:lvlText w:val=""/>
+      <w:lvlJc w:val="left"/>
+      <w:pPr>
+        <w:tabs>
+          <w:tab w:val="num" w:pos="720"/>
+        </w:tabs>
+        <w:ind w:left="720" w:hanging="360"/>
+      </w:pPr>
+      <w:rPr>
+        <w:rFonts w:ascii="Symbol" w:hAnsi="Symbol" w:hint="default"/>
+        <w:sz w:val="20"/>
+      </w:rPr>
+    </w:lvl>
+    <w:lvl w:ilvl="1" w:tentative="1">
+      <w:start w:val="1"/>
+      <w:numFmt w:val="bullet"/>
+      <w:lvlText w:val="o"/>
+      <w:lvlJc w:val="left"/>
+      <w:pPr>
+        <w:tabs>
+          <w:tab w:val="num" w:pos="1440"/>
+        </w:tabs>
+        <w:ind w:left="1440" w:hanging="360"/>
+      </w:pPr>
+      <w:rPr>
+        <w:rFonts w:ascii="Courier New" w:hAnsi="Courier New" w:hint="default"/>
+        <w:sz w:val="20"/>
+      </w:rPr>
+    </w:lvl>
+    <w:lvl w:ilvl="2" w:tentative="1">
+      <w:start w:val="1"/>
+      <w:numFmt w:val="bullet"/>
+      <w:lvlText w:val=""/>
+      <w:lvlJc w:val="left"/>
+      <w:pPr>
+        <w:tabs>
+          <w:tab w:val="num" w:pos="2160"/>
+        </w:tabs>
+        <w:ind w:left="2160" w:hanging="360"/>
+      </w:pPr>
+      <w:rPr>
+        <w:rFonts w:ascii="Wingdings" w:hAnsi="Wingdings" w:hint="default"/>
+        <w:sz w:val="20"/>
+      </w:rPr>
+    </w:lvl>
+    <w:lvl w:ilvl="3" w:tentative="1">
+      <w:start w:val="1"/>
+      <w:numFmt w:val="bullet"/>
+      <w:lvlText w:val=""/>
+      <w:lvlJc w:val="left"/>
+      <w:pPr>
+        <w:tabs>
+          <w:tab w:val="num" w:pos="2880"/>
+        </w:tabs>
+        <w:ind w:left="2880" w:hanging="360"/>
+      </w:pPr>
+      <w:rPr>
+        <w:rFonts w:ascii="Wingdings" w:hAnsi="Wingdings" w:hint="default"/>
+        <w:sz w:val="20"/>
+      </w:rPr>
+    </w:lvl>
+    <w:lvl w:ilvl="4" w:tentative="1">
+      <w:start w:val="1"/>
+      <w:numFmt w:val="bullet"/>
+      <w:lvlText w:val=""/>
+      <w:lvlJc w:val="left"/>
+      <w:pPr>
+        <w:tabs>
+          <w:tab w:val="num" w:pos="3600"/>
+        </w:tabs>
+        <w:ind w:left="3600" w:hanging="360"/>
+      </w:pPr>
+      <w:rPr>
+        <w:rFonts w:ascii="Wingdings" w:hAnsi="Wingdings" w:hint="default"/>
+        <w:sz w:val="20"/>
+      </w:rPr>
+    </w:lvl>
+    <w:lvl w:ilvl="5" w:tentative="1">
+      <w:start w:val="1"/>
+      <w:numFmt w:val="bullet"/>
+      <w:lvlText w:val=""/>
+      <w:lvlJc w:val="left"/>
+      <w:pPr>
+        <w:tabs>
+          <w:tab w:val="num" w:pos="4320"/>
+        </w:tabs>
+        <w:ind w:left="4320" w:hanging="360"/>
+      </w:pPr>
+      <w:rPr>
+        <w:rFonts w:ascii="Wingdings" w:hAnsi="Wingdings" w:hint="default"/>
+        <w:sz w:val="20"/>
+      </w:rPr>
+    </w:lvl>
+    <w:lvl w:ilvl="6" w:tentative="1">
+      <w:start w:val="1"/>
+      <w:numFmt w:val="bullet"/>
+      <w:lvlText w:val=""/>
+      <w:lvlJc w:val="left"/>
+      <w:pPr>
+        <w:tabs>
+          <w:tab w:val="num" w:pos="5040"/>
+        </w:tabs>
+        <w:ind w:left="5040" w:hanging="360"/>
+      </w:pPr>
+      <w:rPr>
+        <w:rFonts w:ascii="Wingdings" w:hAnsi="Wingdings" w:hint="default"/>
+        <w:sz w:val="20"/>
+      </w:rPr>
+    </w:lvl>
+    <w:lvl w:ilvl="7" w:tentative="1">
+      <w:start w:val="1"/>
+      <w:numFmt w:val="bullet"/>
+      <w:lvlText w:val=""/>
+      <w:lvlJc w:val="left"/>
+      <w:pPr>
+        <w:tabs>
+          <w:tab w:val="num" w:pos="5760"/>
+        </w:tabs>
+        <w:ind w:left="5760" w:hanging="360"/>
+      </w:pPr>
+      <w:rPr>
+        <w:rFonts w:ascii="Wingdings" w:hAnsi="Wingdings" w:hint="default"/>
+        <w:sz w:val="20"/>
+      </w:rPr>
+    </w:lvl>
+    <w:lvl w:ilvl="8" w:tentative="1">
+      <w:start w:val="1"/>
+      <w:numFmt w:val="bullet"/>
+      <w:lvlText w:val=""/>
+      <w:lvlJc w:val="left"/>
+      <w:pPr>
+        <w:tabs>
+          <w:tab w:val="num" w:pos="6480"/>
+        </w:tabs>
+        <w:ind w:left="6480" w:hanging="360"/>
+      </w:pPr>
+      <w:rPr>
+        <w:rFonts w:ascii="Wingdings" w:hAnsi="Wingdings" w:hint="default"/>
+        <w:sz w:val="20"/>
+      </w:rPr>
+    </w:lvl>
+  </w:abstractNum>
+  <w:abstractNum w:abstractNumId="4" w15:restartNumberingAfterBreak="0">
     <w:nsid w:val="751C7D2E"/>
     <w:multiLevelType w:val="multilevel"/>
     <w:tmpl w:val="5EE84632"/>
@@ -24522,7 +25312,7 @@
       </w:rPr>
     </w:lvl>
   </w:abstractNum>
-  <w:abstractNum w:abstractNumId="3" w15:restartNumberingAfterBreak="0">
+  <w:abstractNum w:abstractNumId="5" w15:restartNumberingAfterBreak="0">
     <w:nsid w:val="78C273A1"/>
     <w:multiLevelType w:val="hybridMultilevel"/>
     <w:tmpl w:val="D5DCD97A"/>
@@ -24612,16 +25402,22 @@
     </w:lvl>
   </w:abstractNum>
   <w:num w:numId="1" w16cid:durableId="5013238">
+    <w:abstractNumId w:val="2"/>
+  </w:num>
+  <w:num w:numId="2" w16cid:durableId="140082004">
+    <w:abstractNumId w:val="5"/>
+  </w:num>
+  <w:num w:numId="3" w16cid:durableId="2110345454">
     <w:abstractNumId w:val="1"/>
   </w:num>
-  <w:num w:numId="2" w16cid:durableId="140082004">
-    <w:abstractNumId w:val="3"/>
+  <w:num w:numId="4" w16cid:durableId="1043750832">
+    <w:abstractNumId w:val="4"/>
   </w:num>
-  <w:num w:numId="3" w16cid:durableId="2110345454">
+  <w:num w:numId="5" w16cid:durableId="86734724">
     <w:abstractNumId w:val="0"/>
   </w:num>
-  <w:num w:numId="4" w16cid:durableId="1043750832">
-    <w:abstractNumId w:val="2"/>
+  <w:num w:numId="6" w16cid:durableId="2029212767">
+    <w:abstractNumId w:val="3"/>
   </w:num>
 </w:numbering>
 </file>

--- a/Task2 Assignment1.docx
+++ b/Task2 Assignment1.docx
@@ -396,18 +396,8 @@
                 <w:sz w:val="16"/>
                 <w:szCs w:val="16"/>
               </w:rPr>
-              <w:t xml:space="preserve">Rohit </w:t>
-            </w:r>
-            <w:proofErr w:type="spellStart"/>
-            <w:r>
-              <w:rPr>
-                <w:rFonts w:eastAsia="Calibri"/>
-                <w:sz w:val="16"/>
-                <w:szCs w:val="16"/>
-              </w:rPr>
-              <w:t>Gurdhami</w:t>
-            </w:r>
-            <w:proofErr w:type="spellEnd"/>
+              <w:t>Rohit Gurdhami</w:t>
+            </w:r>
           </w:p>
         </w:tc>
         <w:tc>
@@ -475,34 +465,14 @@
                 <w:szCs w:val="16"/>
               </w:rPr>
             </w:pPr>
-            <w:proofErr w:type="spellStart"/>
             <w:r>
               <w:rPr>
                 <w:rFonts w:eastAsia="Calibri"/>
                 <w:sz w:val="16"/>
                 <w:szCs w:val="16"/>
               </w:rPr>
-              <w:t>Buddhiman</w:t>
-            </w:r>
-            <w:proofErr w:type="spellEnd"/>
-            <w:r>
-              <w:rPr>
-                <w:rFonts w:eastAsia="Calibri"/>
-                <w:sz w:val="16"/>
-                <w:szCs w:val="16"/>
-              </w:rPr>
-              <w:t xml:space="preserve"> </w:t>
-            </w:r>
-            <w:proofErr w:type="gramStart"/>
-            <w:r>
-              <w:rPr>
-                <w:rFonts w:eastAsia="Calibri"/>
-                <w:sz w:val="16"/>
-                <w:szCs w:val="16"/>
-              </w:rPr>
-              <w:t>B.K</w:t>
-            </w:r>
-            <w:proofErr w:type="gramEnd"/>
+              <w:t>Buddhiman B.K</w:t>
+            </w:r>
           </w:p>
         </w:tc>
         <w:tc>
@@ -1003,18 +973,8 @@
                 <w:sz w:val="16"/>
                 <w:szCs w:val="16"/>
               </w:rPr>
-              <w:t xml:space="preserve">Sudeep Lal </w:t>
-            </w:r>
-            <w:proofErr w:type="spellStart"/>
-            <w:r>
-              <w:rPr>
-                <w:rFonts w:eastAsia="Calibri"/>
-                <w:sz w:val="16"/>
-                <w:szCs w:val="16"/>
-              </w:rPr>
-              <w:t>Bajimaya</w:t>
-            </w:r>
-            <w:proofErr w:type="spellEnd"/>
+              <w:t>Sudeep Lal Bajimaya</w:t>
+            </w:r>
           </w:p>
         </w:tc>
         <w:tc>
@@ -2290,7 +2250,6 @@
                 <w:szCs w:val="16"/>
               </w:rPr>
             </w:pPr>
-            <w:proofErr w:type="gramStart"/>
             <w:r>
               <w:rPr>
                 <w:rFonts w:eastAsia="Calibri"/>
@@ -2298,17 +2257,7 @@
                 <w:sz w:val="16"/>
                 <w:szCs w:val="16"/>
               </w:rPr>
-              <w:t>Student</w:t>
-            </w:r>
-            <w:proofErr w:type="gramEnd"/>
-            <w:r>
-              <w:rPr>
-                <w:rFonts w:eastAsia="Calibri"/>
-                <w:b/>
-                <w:sz w:val="16"/>
-                <w:szCs w:val="16"/>
-              </w:rPr>
-              <w:t xml:space="preserve"> acknowledge feedback/comments</w:t>
+              <w:t>Student acknowledge feedback/comments</w:t>
             </w:r>
           </w:p>
         </w:tc>
@@ -2554,25 +2503,7 @@
           <w:sz w:val="16"/>
           <w:szCs w:val="16"/>
         </w:rPr>
-        <w:t xml:space="preserve">If the Turnitin report is required, students </w:t>
-      </w:r>
-      <w:proofErr w:type="gramStart"/>
-      <w:r>
-        <w:rPr>
-          <w:rFonts w:eastAsia="Calibri"/>
-          <w:sz w:val="16"/>
-          <w:szCs w:val="16"/>
-        </w:rPr>
-        <w:t>have to</w:t>
-      </w:r>
-      <w:proofErr w:type="gramEnd"/>
-      <w:r>
-        <w:rPr>
-          <w:rFonts w:eastAsia="Calibri"/>
-          <w:sz w:val="16"/>
-          <w:szCs w:val="16"/>
-        </w:rPr>
-        <w:t xml:space="preserve"> submit it with the assignment. However, departments may allow students up to </w:t>
+        <w:t xml:space="preserve">If the Turnitin report is required, students have to submit it with the assignment. However, departments may allow students up to </w:t>
       </w:r>
       <w:r>
         <w:rPr>
@@ -7223,25 +7154,7 @@
           <w:szCs w:val="24"/>
           <w:lang w:val="en-US"/>
         </w:rPr>
-        <w:t xml:space="preserve">. Meanwhile, both individuals and communities stand to gain from food sharing and responsible consumption that are facilitated by appropriate mechanisms. </w:t>
-      </w:r>
-      <w:proofErr w:type="spellStart"/>
-      <w:r>
-        <w:rPr>
-          <w:rFonts w:ascii="Times New Roman" w:hAnsi="Times New Roman" w:cs="Times New Roman"/>
-          <w:szCs w:val="24"/>
-          <w:lang w:val="en-US"/>
-        </w:rPr>
-        <w:t>SaveBite</w:t>
-      </w:r>
-      <w:proofErr w:type="spellEnd"/>
-      <w:r>
-        <w:rPr>
-          <w:rFonts w:ascii="Times New Roman" w:hAnsi="Times New Roman" w:cs="Times New Roman"/>
-          <w:szCs w:val="24"/>
-          <w:lang w:val="en-US"/>
-        </w:rPr>
-        <w:t xml:space="preserve"> is a clever food waste reduction app which offers households the possibility to effectively handle their food inventories, keep track of food expiration dates, plan their meals, get reminders in time, and in an easy way, carry out food donations. Encouraging users to adopt sustainable consumption patterns is the main goal of the tool as it gives information on food usage and helps to reduce spontaneous wastage.</w:t>
+        <w:t>. Meanwhile, both individuals and communities stand to gain from food sharing and responsible consumption that are facilitated by appropriate mechanisms. SaveBite is a clever food waste reduction app which offers households the possibility to effectively handle their food inventories, keep track of food expiration dates, plan their meals, get reminders in time, and in an easy way, carry out food donations. Encouraging users to adopt sustainable consumption patterns is the main goal of the tool as it gives information on food usage and helps to reduce spontaneous wastage.</w:t>
       </w:r>
     </w:p>
     <w:p>
@@ -7258,23 +7171,7 @@
           <w:rFonts w:ascii="Times New Roman" w:hAnsi="Times New Roman" w:cs="Times New Roman"/>
           <w:szCs w:val="24"/>
         </w:rPr>
-        <w:t xml:space="preserve">Besides that, the app is equipped with built-in privacy and security features to keep users' data safe. In this article, we are publishing both the requirements specification and design specification documents of the </w:t>
-      </w:r>
-      <w:proofErr w:type="spellStart"/>
-      <w:r>
-        <w:rPr>
-          <w:rFonts w:ascii="Times New Roman" w:hAnsi="Times New Roman" w:cs="Times New Roman"/>
-          <w:szCs w:val="24"/>
-        </w:rPr>
-        <w:t>SaveBite</w:t>
-      </w:r>
-      <w:proofErr w:type="spellEnd"/>
-      <w:r>
-        <w:rPr>
-          <w:rFonts w:ascii="Times New Roman" w:hAnsi="Times New Roman" w:cs="Times New Roman"/>
-          <w:szCs w:val="24"/>
-        </w:rPr>
-        <w:t xml:space="preserve"> system.</w:t>
+        <w:t>Besides that, the app is equipped with built-in privacy and security features to keep users' data safe. In this article, we are publishing both the requirements specification and design specification documents of the SaveBite system.</w:t>
       </w:r>
     </w:p>
     <w:p>
@@ -7305,23 +7202,7 @@
           <w:rFonts w:ascii="Times New Roman" w:hAnsi="Times New Roman" w:cs="Times New Roman"/>
           <w:szCs w:val="24"/>
         </w:rPr>
-        <w:t xml:space="preserve">However, the design document offers a comprehensive system architecture, the database schema, the site layout, and user interface design wireframes that will help a great deal during the system development phase. Due to iterative and incremental software development methods, </w:t>
-      </w:r>
-      <w:proofErr w:type="spellStart"/>
-      <w:r>
-        <w:rPr>
-          <w:rFonts w:ascii="Times New Roman" w:hAnsi="Times New Roman" w:cs="Times New Roman"/>
-          <w:szCs w:val="24"/>
-        </w:rPr>
-        <w:t>SaveBite</w:t>
-      </w:r>
-      <w:proofErr w:type="spellEnd"/>
-      <w:r>
-        <w:rPr>
-          <w:rFonts w:ascii="Times New Roman" w:hAnsi="Times New Roman" w:cs="Times New Roman"/>
-          <w:szCs w:val="24"/>
-        </w:rPr>
-        <w:t xml:space="preserve"> will be a reliable, user-friendly, and scalable software as Food Sustainability Promotion and Better Home Food Management is the two main targets of it.</w:t>
+        <w:t>However, the design document offers a comprehensive system architecture, the database schema, the site layout, and user interface design wireframes that will help a great deal during the system development phase. Due to iterative and incremental software development methods, SaveBite will be a reliable, user-friendly, and scalable software as Food Sustainability Promotion and Better Home Food Management is the two main targets of it.</w:t>
       </w:r>
     </w:p>
     <w:p>
@@ -7364,39 +7245,7 @@
           <w:rFonts w:ascii="Times New Roman" w:hAnsi="Times New Roman" w:cs="Times New Roman"/>
           <w:szCs w:val="24"/>
         </w:rPr>
-        <w:t xml:space="preserve">This document purpose is mainly to research into the requirements and design specifications of the </w:t>
-      </w:r>
-      <w:proofErr w:type="spellStart"/>
-      <w:r>
-        <w:rPr>
-          <w:rFonts w:ascii="Times New Roman" w:hAnsi="Times New Roman" w:cs="Times New Roman"/>
-          <w:szCs w:val="24"/>
-        </w:rPr>
-        <w:t>SaveBite</w:t>
-      </w:r>
-      <w:proofErr w:type="spellEnd"/>
-      <w:r>
-        <w:rPr>
-          <w:rFonts w:ascii="Times New Roman" w:hAnsi="Times New Roman" w:cs="Times New Roman"/>
-          <w:szCs w:val="24"/>
-        </w:rPr>
-        <w:t xml:space="preserve"> app, which is a smart system for reducing food waste that can households in food management. </w:t>
-      </w:r>
-      <w:proofErr w:type="spellStart"/>
-      <w:r>
-        <w:rPr>
-          <w:rFonts w:ascii="Times New Roman" w:hAnsi="Times New Roman" w:cs="Times New Roman"/>
-          <w:szCs w:val="24"/>
-        </w:rPr>
-        <w:t>SaveBite</w:t>
-      </w:r>
-      <w:proofErr w:type="spellEnd"/>
-      <w:r>
-        <w:rPr>
-          <w:rFonts w:ascii="Times New Roman" w:hAnsi="Times New Roman" w:cs="Times New Roman"/>
-          <w:szCs w:val="24"/>
-        </w:rPr>
-        <w:t xml:space="preserve"> app is a smart system for reducing food wastage which is designed to help households in food management, minimizing food wastage, enabling food donation and contributing to sustainable consumption practices. It's a specification that documents the system both functional and non-functional requirements and model them through epics, user stories, acceptance criteria, and tasks.</w:t>
+        <w:t>This document purpose is mainly to research into the requirements and design specifications of the SaveBite app, which is a smart system for reducing food waste that can households in food management. SaveBite app is a smart system for reducing food wastage which is designed to help households in food management, minimizing food wastage, enabling food donation and contributing to sustainable consumption practices. It's a specification that documents the system both functional and non-functional requirements and model them through epics, user stories, acceptance criteria, and tasks.</w:t>
       </w:r>
       <w:r>
         <w:rPr>
@@ -7410,23 +7259,7 @@
           <w:rFonts w:ascii="Times New Roman" w:hAnsi="Times New Roman" w:cs="Times New Roman"/>
           <w:szCs w:val="24"/>
         </w:rPr>
-        <w:t xml:space="preserve">he requirements of the system will be used as a specification for system development. This design specification shows the system overall architecture, major components, database design, site map, and user interface wireframes. Besides, this document will allow easy communication among stakeholders' developers' designers, and testers which in turn will reduce the risk of misunderstanding during development and at the same time will provide a basis for the successful implementation testing deployment, and maintenance of the </w:t>
-      </w:r>
-      <w:proofErr w:type="spellStart"/>
-      <w:r>
-        <w:rPr>
-          <w:rFonts w:ascii="Times New Roman" w:hAnsi="Times New Roman" w:cs="Times New Roman"/>
-          <w:szCs w:val="24"/>
-        </w:rPr>
-        <w:t>SaveBite</w:t>
-      </w:r>
-      <w:proofErr w:type="spellEnd"/>
-      <w:r>
-        <w:rPr>
-          <w:rFonts w:ascii="Times New Roman" w:hAnsi="Times New Roman" w:cs="Times New Roman"/>
-          <w:szCs w:val="24"/>
-        </w:rPr>
-        <w:t xml:space="preserve"> application.</w:t>
+        <w:t>he requirements of the system will be used as a specification for system development. This design specification shows the system overall architecture, major components, database design, site map, and user interface wireframes. Besides, this document will allow easy communication among stakeholders' developers' designers, and testers which in turn will reduce the risk of misunderstanding during development and at the same time will provide a basis for the successful implementation testing deployment, and maintenance of the SaveBite application.</w:t>
       </w:r>
     </w:p>
     <w:p>
@@ -7467,39 +7300,7 @@
           <w:rFonts w:ascii="Times New Roman" w:hAnsi="Times New Roman" w:cs="Times New Roman"/>
           <w:szCs w:val="24"/>
         </w:rPr>
-        <w:t xml:space="preserve">This document purpose is mainly to research into the requirements and design specifications of the </w:t>
-      </w:r>
-      <w:proofErr w:type="spellStart"/>
-      <w:r>
-        <w:rPr>
-          <w:rFonts w:ascii="Times New Roman" w:hAnsi="Times New Roman" w:cs="Times New Roman"/>
-          <w:szCs w:val="24"/>
-        </w:rPr>
-        <w:t>SaveBite</w:t>
-      </w:r>
-      <w:proofErr w:type="spellEnd"/>
-      <w:r>
-        <w:rPr>
-          <w:rFonts w:ascii="Times New Roman" w:hAnsi="Times New Roman" w:cs="Times New Roman"/>
-          <w:szCs w:val="24"/>
-        </w:rPr>
-        <w:t xml:space="preserve"> app, which is a smart system for reducing food waste that can households in food management. </w:t>
-      </w:r>
-      <w:proofErr w:type="spellStart"/>
-      <w:r>
-        <w:rPr>
-          <w:rFonts w:ascii="Times New Roman" w:hAnsi="Times New Roman" w:cs="Times New Roman"/>
-          <w:szCs w:val="24"/>
-        </w:rPr>
-        <w:t>SaveBite</w:t>
-      </w:r>
-      <w:proofErr w:type="spellEnd"/>
-      <w:r>
-        <w:rPr>
-          <w:rFonts w:ascii="Times New Roman" w:hAnsi="Times New Roman" w:cs="Times New Roman"/>
-          <w:szCs w:val="24"/>
-        </w:rPr>
-        <w:t xml:space="preserve"> app is a smart system for reducing food wastage which is designed to help households in food management, minimizing food wastage, enabling food donation and contributing to sustainable consumption practices. It's a specification that documents the system both functional and non-functional requirements and model them through epics, user stories, acceptance criteria, and tasks.</w:t>
+        <w:t>This document purpose is mainly to research into the requirements and design specifications of the SaveBite app, which is a smart system for reducing food waste that can households in food management. SaveBite app is a smart system for reducing food wastage which is designed to help households in food management, minimizing food wastage, enabling food donation and contributing to sustainable consumption practices. It's a specification that documents the system both functional and non-functional requirements and model them through epics, user stories, acceptance criteria, and tasks.</w:t>
       </w:r>
       <w:r>
         <w:rPr>
@@ -7513,23 +7314,7 @@
           <w:rFonts w:ascii="Times New Roman" w:hAnsi="Times New Roman" w:cs="Times New Roman"/>
           <w:szCs w:val="24"/>
         </w:rPr>
-        <w:t xml:space="preserve">he requirements of the system will be used as a specification for system development. This design specification shows the system overall architecture, major components, database design, site map, and user interface wireframes. Besides, this document will allow easy communication among stakeholders' developers' designers, and testers which in turn will reduce the risk of misunderstanding during development and at the same time will provide a basis for the successful implementation testing deployment, and maintenance of the </w:t>
-      </w:r>
-      <w:proofErr w:type="spellStart"/>
-      <w:r>
-        <w:rPr>
-          <w:rFonts w:ascii="Times New Roman" w:hAnsi="Times New Roman" w:cs="Times New Roman"/>
-          <w:szCs w:val="24"/>
-        </w:rPr>
-        <w:t>SaveBite</w:t>
-      </w:r>
-      <w:proofErr w:type="spellEnd"/>
-      <w:r>
-        <w:rPr>
-          <w:rFonts w:ascii="Times New Roman" w:hAnsi="Times New Roman" w:cs="Times New Roman"/>
-          <w:szCs w:val="24"/>
-        </w:rPr>
-        <w:t xml:space="preserve"> application.</w:t>
+        <w:t>he requirements of the system will be used as a specification for system development. This design specification shows the system overall architecture, major components, database design, site map, and user interface wireframes. Besides, this document will allow easy communication among stakeholders' developers' designers, and testers which in turn will reduce the risk of misunderstanding during development and at the same time will provide a basis for the successful implementation testing deployment, and maintenance of the SaveBite application.</w:t>
       </w:r>
     </w:p>
     <w:p>
@@ -7567,21 +7352,12 @@
           <w:szCs w:val="20"/>
         </w:rPr>
       </w:pPr>
-      <w:proofErr w:type="spellStart"/>
       <w:r>
         <w:rPr>
           <w:rFonts w:ascii="Times New Roman" w:hAnsi="Times New Roman" w:cs="Times New Roman"/>
           <w:szCs w:val="20"/>
         </w:rPr>
-        <w:t>SaveBite</w:t>
-      </w:r>
-      <w:proofErr w:type="spellEnd"/>
-      <w:r>
-        <w:rPr>
-          <w:rFonts w:ascii="Times New Roman" w:hAnsi="Times New Roman" w:cs="Times New Roman"/>
-          <w:szCs w:val="20"/>
-        </w:rPr>
-        <w:t xml:space="preserve"> is an intelligent application for reducing food wastage that helps families organizing their food stocks and motivates them to behave in a more food consumption responsible way. The main objective of the app is to provide users with the means for food-surveillance, expiry alerts, weekly meal planning, donation facilitation that in total lead to less throwing away of 'good food’. The platform offers household users the possibility to register and set their privacy preferences, input and update their food stocks, explore food stocks offered by other users, get food-saving activities stats, get important alerts, and prepare meal plans for the week based on food items at hand. </w:t>
+        <w:t xml:space="preserve">SaveBite is an intelligent application for reducing food wastage that helps families organizing their food stocks and motivates them to behave in a more food consumption responsible way. The main objective of the app is to provide users with the means for food-surveillance, expiry alerts, weekly meal planning, donation facilitation that in total lead to less throwing away of 'good food’. The platform offers household users the possibility to register and set their privacy preferences, input and update their food stocks, explore food stocks offered by other users, get food-saving activities stats, get important alerts, and prepare meal plans for the week based on food items at hand. </w:t>
       </w:r>
     </w:p>
     <w:p>
@@ -7598,23 +7374,7 @@
           <w:rFonts w:ascii="Times New Roman" w:hAnsi="Times New Roman" w:cs="Times New Roman"/>
           <w:szCs w:val="20"/>
         </w:rPr>
-        <w:t xml:space="preserve">With these features on one platform, </w:t>
-      </w:r>
-      <w:proofErr w:type="spellStart"/>
-      <w:r>
-        <w:rPr>
-          <w:rFonts w:ascii="Times New Roman" w:hAnsi="Times New Roman" w:cs="Times New Roman"/>
-          <w:szCs w:val="20"/>
-        </w:rPr>
-        <w:t>SaveBite</w:t>
-      </w:r>
-      <w:proofErr w:type="spellEnd"/>
-      <w:r>
-        <w:rPr>
-          <w:rFonts w:ascii="Times New Roman" w:hAnsi="Times New Roman" w:cs="Times New Roman"/>
-          <w:szCs w:val="20"/>
-        </w:rPr>
-        <w:t xml:space="preserve"> not only helps in sustainable living but also shapes good practices in household food management. The app shall be a simple and safe platform where users can decide wisely on food consumption and distribution through its expiry alert, donation handling, food analytics, and meal planning features. </w:t>
+        <w:t xml:space="preserve">With these features on one platform, SaveBite not only helps in sustainable living but also shapes good practices in household food management. The app shall be a simple and safe platform where users can decide wisely on food consumption and distribution through its expiry alert, donation handling, food analytics, and meal planning features. </w:t>
       </w:r>
     </w:p>
     <w:p>
@@ -7626,37 +7386,12 @@
           <w:szCs w:val="20"/>
         </w:rPr>
       </w:pPr>
-      <w:proofErr w:type="spellStart"/>
       <w:r>
         <w:rPr>
           <w:rFonts w:ascii="Times New Roman" w:hAnsi="Times New Roman" w:cs="Times New Roman"/>
           <w:szCs w:val="20"/>
         </w:rPr>
-        <w:t>SaveBite's</w:t>
-      </w:r>
-      <w:proofErr w:type="spellEnd"/>
-      <w:r>
-        <w:rPr>
-          <w:rFonts w:ascii="Times New Roman" w:hAnsi="Times New Roman" w:cs="Times New Roman"/>
-          <w:szCs w:val="20"/>
-        </w:rPr>
-        <w:t xml:space="preserve"> goal is to help reduce food wastage, thereby making a positive impact on the environment and community. To sum up, </w:t>
-      </w:r>
-      <w:proofErr w:type="spellStart"/>
-      <w:r>
-        <w:rPr>
-          <w:rFonts w:ascii="Times New Roman" w:hAnsi="Times New Roman" w:cs="Times New Roman"/>
-          <w:szCs w:val="20"/>
-        </w:rPr>
-        <w:t>SaveBite</w:t>
-      </w:r>
-      <w:proofErr w:type="spellEnd"/>
-      <w:r>
-        <w:rPr>
-          <w:rFonts w:ascii="Times New Roman" w:hAnsi="Times New Roman" w:cs="Times New Roman"/>
-          <w:szCs w:val="20"/>
-        </w:rPr>
-        <w:t xml:space="preserve"> is a great way of managing food inventory paired with a reminder system, food-sharing features, and food waste reduction through data analytics.</w:t>
+        <w:t>SaveBite's goal is to help reduce food wastage, thereby making a positive impact on the environment and community. To sum up, SaveBite is a great way of managing food inventory paired with a reminder system, food-sharing features, and food waste reduction through data analytics.</w:t>
       </w:r>
     </w:p>
     <w:p>
@@ -7694,21 +7429,12 @@
           <w:szCs w:val="20"/>
         </w:rPr>
       </w:pPr>
-      <w:proofErr w:type="spellStart"/>
       <w:r>
         <w:rPr>
           <w:rFonts w:ascii="Times New Roman" w:hAnsi="Times New Roman" w:cs="Times New Roman"/>
           <w:szCs w:val="20"/>
         </w:rPr>
-        <w:t>SaveBite</w:t>
-      </w:r>
-      <w:proofErr w:type="spellEnd"/>
-      <w:r>
-        <w:rPr>
-          <w:rFonts w:ascii="Times New Roman" w:hAnsi="Times New Roman" w:cs="Times New Roman"/>
-          <w:szCs w:val="20"/>
-        </w:rPr>
-        <w:t xml:space="preserve"> is a project dedicated to creating a smart application that will guide households to efficiently reduce food wastage by keeping track of their food inventory and implementing sustainable food consumption behaviours. The prime objective of the platform is to decrease food wastage by providing users with tools like inventory tracking, meal planning, food donation, and user engagement. With the app, users can sign up as well as change their privacy settings, so making it possible to create an account and set up security</w:t>
+        <w:t>SaveBite is a project dedicated to creating a smart application that will guide households to efficiently reduce food wastage by keeping track of their food inventory and implementing sustainable food consumption behaviours. The prime objective of the platform is to decrease food wastage by providing users with tools like inventory tracking, meal planning, food donation, and user engagement. With the app, users can sign up as well as change their privacy settings, so making it possible to create an account and set up security</w:t>
       </w:r>
       <w:r>
         <w:t xml:space="preserve"> </w:t>
@@ -7742,23 +7468,7 @@
           <w:rFonts w:ascii="Times New Roman" w:hAnsi="Times New Roman" w:cs="Times New Roman"/>
           <w:szCs w:val="20"/>
         </w:rPr>
-        <w:t xml:space="preserve">Users can control their food stock by adding modifying deleting, and sorting food items by categories, quantities, and expiry dates. Also, the system gives users the opportunity to look at the list of food items and turn the surplus food into donation ads that can be shared with others. And </w:t>
-      </w:r>
-      <w:proofErr w:type="spellStart"/>
-      <w:r>
-        <w:rPr>
-          <w:rFonts w:ascii="Times New Roman" w:hAnsi="Times New Roman" w:cs="Times New Roman"/>
-          <w:szCs w:val="20"/>
-        </w:rPr>
-        <w:t>SaveBite</w:t>
-      </w:r>
-      <w:proofErr w:type="spellEnd"/>
-      <w:r>
-        <w:rPr>
-          <w:rFonts w:ascii="Times New Roman" w:hAnsi="Times New Roman" w:cs="Times New Roman"/>
-          <w:szCs w:val="20"/>
-        </w:rPr>
-        <w:t xml:space="preserve"> supplies food analytics that show graphs and progress bars to motivate responsible food consumption. The notification system sends reminders based on expiry dates, donation updates, meal schedules, and account-related activities. Users can create plans for weekly meals from the ingredients at hand to maximize food usage and minimize waste.</w:t>
+        <w:t>Users can control their food stock by adding modifying deleting, and sorting food items by categories, quantities, and expiry dates. Also, the system gives users the opportunity to look at the list of food items and turn the surplus food into donation ads that can be shared with others. And SaveBite supplies food analytics that show graphs and progress bars to motivate responsible food consumption. The notification system sends reminders based on expiry dates, donation updates, meal schedules, and account-related activities. Users can create plans for weekly meals from the ingredients at hand to maximize food usage and minimize waste.</w:t>
       </w:r>
     </w:p>
     <w:p>
@@ -7818,23 +7528,7 @@
           <w:rFonts w:ascii="Times New Roman" w:hAnsi="Times New Roman" w:cs="Times New Roman"/>
           <w:szCs w:val="20"/>
         </w:rPr>
-        <w:t xml:space="preserve">The </w:t>
-      </w:r>
-      <w:proofErr w:type="spellStart"/>
-      <w:r>
-        <w:rPr>
-          <w:rFonts w:ascii="Times New Roman" w:hAnsi="Times New Roman" w:cs="Times New Roman"/>
-          <w:szCs w:val="20"/>
-        </w:rPr>
-        <w:t>SaveBite</w:t>
-      </w:r>
-      <w:proofErr w:type="spellEnd"/>
-      <w:r>
-        <w:rPr>
-          <w:rFonts w:ascii="Times New Roman" w:hAnsi="Times New Roman" w:cs="Times New Roman"/>
-          <w:szCs w:val="20"/>
-        </w:rPr>
-        <w:t xml:space="preserve"> app is mainly for the Malaysian households’ users like homemakers, working adults, families, and university students who do the buying, storing, and consuming food. These users want an easy and effective tool to help them manage their food stocks, keep track of expiration dates, arrange meals, and minimize food wastage. Those who are registered can use the system to note down and categorize food items, get alerts about the products that are going to expire soon, make meal plans for a week, keep an eye on your food saving efforts through the reports, and get involved in food donation events. With these options users can decide wisely on their food consumption and support responsible food management practices.</w:t>
+        <w:t>The SaveBite app is mainly for the Malaysian households’ users like homemakers, working adults, families, and university students who do the buying, storing, and consuming food. These users want an easy and effective tool to help them manage their food stocks, keep track of expiration dates, arrange meals, and minimize food wastage. Those who are registered can use the system to note down and categorize food items, get alerts about the products that are going to expire soon, make meal plans for a week, keep an eye on your food saving efforts through the reports, and get involved in food donation events. With these options users can decide wisely on their food consumption and support responsible food management practices.</w:t>
       </w:r>
     </w:p>
     <w:p>
@@ -7851,39 +7545,7 @@
           <w:rFonts w:ascii="Times New Roman" w:hAnsi="Times New Roman" w:cs="Times New Roman"/>
           <w:szCs w:val="20"/>
         </w:rPr>
-        <w:t xml:space="preserve">Besides the households’ users, </w:t>
-      </w:r>
-      <w:proofErr w:type="spellStart"/>
-      <w:r>
-        <w:rPr>
-          <w:rFonts w:ascii="Times New Roman" w:hAnsi="Times New Roman" w:cs="Times New Roman"/>
-          <w:szCs w:val="20"/>
-        </w:rPr>
-        <w:t>SaveBite</w:t>
-      </w:r>
-      <w:proofErr w:type="spellEnd"/>
-      <w:r>
-        <w:rPr>
-          <w:rFonts w:ascii="Times New Roman" w:hAnsi="Times New Roman" w:cs="Times New Roman"/>
-          <w:szCs w:val="20"/>
-        </w:rPr>
-        <w:t xml:space="preserve"> also caters to other users like community members, charitable organizations, and food banks which can be the recipients of surplus food donated through the platform. Besides allowing food sharing and influencing sustainable consumption habits, the system is also intended to promote community involvement and lessen the environmental effects of food waste. In short, </w:t>
-      </w:r>
-      <w:proofErr w:type="spellStart"/>
-      <w:r>
-        <w:rPr>
-          <w:rFonts w:ascii="Times New Roman" w:hAnsi="Times New Roman" w:cs="Times New Roman"/>
-          <w:szCs w:val="20"/>
-        </w:rPr>
-        <w:t>SaveBite</w:t>
-      </w:r>
-      <w:proofErr w:type="spellEnd"/>
-      <w:r>
-        <w:rPr>
-          <w:rFonts w:ascii="Times New Roman" w:hAnsi="Times New Roman" w:cs="Times New Roman"/>
-          <w:szCs w:val="20"/>
-        </w:rPr>
-        <w:t xml:space="preserve"> supports both households and communities by offering them an easy-to-use platform that encourages the effective management of food, food sharing, and eco-friendly living habits.</w:t>
+        <w:t>Besides the households’ users, SaveBite also caters to other users like community members, charitable organizations, and food banks which can be the recipients of surplus food donated through the platform. Besides allowing food sharing and influencing sustainable consumption habits, the system is also intended to promote community involvement and lessen the environmental effects of food waste. In short, SaveBite supports both households and communities by offering them an easy-to-use platform that encourages the effective management of food, food sharing, and eco-friendly living habits.</w:t>
       </w:r>
     </w:p>
     <w:p>
@@ -7952,23 +7614,7 @@
           <w:rFonts w:ascii="Times New Roman" w:hAnsi="Times New Roman" w:cs="Times New Roman"/>
           <w:szCs w:val="20"/>
         </w:rPr>
-        <w:t xml:space="preserve">This module enables users to securely set up, log in to, and handle their </w:t>
-      </w:r>
-      <w:proofErr w:type="spellStart"/>
-      <w:r>
-        <w:rPr>
-          <w:rFonts w:ascii="Times New Roman" w:hAnsi="Times New Roman" w:cs="Times New Roman"/>
-          <w:szCs w:val="20"/>
-        </w:rPr>
-        <w:t>SaveBite</w:t>
-      </w:r>
-      <w:proofErr w:type="spellEnd"/>
-      <w:r>
-        <w:rPr>
-          <w:rFonts w:ascii="Times New Roman" w:hAnsi="Times New Roman" w:cs="Times New Roman"/>
-          <w:szCs w:val="20"/>
-        </w:rPr>
-        <w:t xml:space="preserve"> accounts. It comprises account sign-up, user login, profile management, and password retrieval. All these features together promise a safe and tailor-made access to the system.</w:t>
+        <w:t>This module enables users to securely set up, log in to, and handle their SaveBite accounts. It comprises account sign-up, user login, profile management, and password retrieval. All these features together promise a safe and tailor-made access to the system.</w:t>
       </w:r>
     </w:p>
     <w:p>
@@ -8566,23 +8212,7 @@
           <w:rFonts w:ascii="Times New Roman" w:hAnsi="Times New Roman" w:cs="Times New Roman"/>
           <w:szCs w:val="20"/>
         </w:rPr>
-        <w:t xml:space="preserve">These functionalities ensure secure access to the </w:t>
-      </w:r>
-      <w:proofErr w:type="spellStart"/>
-      <w:r>
-        <w:rPr>
-          <w:rFonts w:ascii="Times New Roman" w:hAnsi="Times New Roman" w:cs="Times New Roman"/>
-          <w:szCs w:val="20"/>
-        </w:rPr>
-        <w:t>SaveBite</w:t>
-      </w:r>
-      <w:proofErr w:type="spellEnd"/>
-      <w:r>
-        <w:rPr>
-          <w:rFonts w:ascii="Times New Roman" w:hAnsi="Times New Roman" w:cs="Times New Roman"/>
-          <w:szCs w:val="20"/>
-        </w:rPr>
-        <w:t xml:space="preserve"> application while providing users with the ability to manage their personal information and preferences effectively.</w:t>
+        <w:t>These functionalities ensure secure access to the SaveBite application while providing users with the ability to manage their personal information and preferences effectively.</w:t>
       </w:r>
     </w:p>
     <w:p>
@@ -9877,25 +9507,7 @@
           <w:rFonts w:ascii="Times New Roman" w:hAnsi="Times New Roman" w:cs="Times New Roman"/>
           <w:szCs w:val="20"/>
         </w:rPr>
-        <w:t xml:space="preserve">Users are able to make donation offers, look at what food is available, and get detailed information before they request or pick up donated </w:t>
-      </w:r>
-      <w:proofErr w:type="spellStart"/>
-      <w:proofErr w:type="gramStart"/>
-      <w:r>
-        <w:rPr>
-          <w:rFonts w:ascii="Times New Roman" w:hAnsi="Times New Roman" w:cs="Times New Roman"/>
-          <w:szCs w:val="20"/>
-        </w:rPr>
-        <w:t>food.With</w:t>
-      </w:r>
-      <w:proofErr w:type="spellEnd"/>
-      <w:proofErr w:type="gramEnd"/>
-      <w:r>
-        <w:rPr>
-          <w:rFonts w:ascii="Times New Roman" w:hAnsi="Times New Roman" w:cs="Times New Roman"/>
-          <w:szCs w:val="20"/>
-        </w:rPr>
-        <w:t xml:space="preserve"> the help of these features users are given a chance to redistribute surplus food in a more effective way, they can also engage in community activities and help reduce food waste by practicing responsible food-sharing manners.</w:t>
+        <w:t>Users are able to make donation offers, look at what food is available, and get detailed information before they request or pick up donated food.With the help of these features users are given a chance to redistribute surplus food in a more effective way, they can also engage in community activities and help reduce food waste by practicing responsible food-sharing manners.</w:t>
       </w:r>
     </w:p>
     <w:p>
@@ -10425,23 +10037,7 @@
                 <w:rFonts w:ascii="Times New Roman" w:hAnsi="Times New Roman" w:cs="Times New Roman"/>
                 <w:szCs w:val="20"/>
               </w:rPr>
-              <w:t xml:space="preserve">The system shall allow users to filter analytical reports based on a selected </w:t>
-            </w:r>
-            <w:proofErr w:type="gramStart"/>
-            <w:r>
-              <w:rPr>
-                <w:rFonts w:ascii="Times New Roman" w:hAnsi="Times New Roman" w:cs="Times New Roman"/>
-                <w:szCs w:val="20"/>
-              </w:rPr>
-              <w:t>time period</w:t>
-            </w:r>
-            <w:proofErr w:type="gramEnd"/>
-            <w:r>
-              <w:rPr>
-                <w:rFonts w:ascii="Times New Roman" w:hAnsi="Times New Roman" w:cs="Times New Roman"/>
-                <w:szCs w:val="20"/>
-              </w:rPr>
-              <w:t>.</w:t>
+              <w:t>The system shall allow users to filter analytical reports based on a selected time period.</w:t>
             </w:r>
           </w:p>
         </w:tc>
@@ -10578,23 +10174,7 @@
           <w:rFonts w:ascii="Times New Roman" w:hAnsi="Times New Roman" w:cs="Times New Roman"/>
           <w:szCs w:val="20"/>
         </w:rPr>
-        <w:t xml:space="preserve">As a result, users </w:t>
-      </w:r>
-      <w:proofErr w:type="gramStart"/>
-      <w:r>
-        <w:rPr>
-          <w:rFonts w:ascii="Times New Roman" w:hAnsi="Times New Roman" w:cs="Times New Roman"/>
-          <w:szCs w:val="20"/>
-        </w:rPr>
-        <w:t>are able to</w:t>
-      </w:r>
-      <w:proofErr w:type="gramEnd"/>
-      <w:r>
-        <w:rPr>
-          <w:rFonts w:ascii="Times New Roman" w:hAnsi="Times New Roman" w:cs="Times New Roman"/>
-          <w:szCs w:val="20"/>
-        </w:rPr>
-        <w:t xml:space="preserve"> keep track of their food management performance, detect consumption patterns and make decisions data says, all of which help in reducing household food wastage and fostering sustainable lifestyles.</w:t>
+        <w:t>As a result, users are able to keep track of their food management performance, detect consumption patterns and make decisions data says, all of which help in reducing household food wastage and fostering sustainable lifestyles.</w:t>
       </w:r>
     </w:p>
     <w:p>
@@ -10971,23 +10551,7 @@
                 <w:rFonts w:ascii="Times New Roman" w:hAnsi="Times New Roman" w:cs="Times New Roman"/>
                 <w:szCs w:val="20"/>
               </w:rPr>
-              <w:t xml:space="preserve">The system shall allow users to view all notifications through a dedicated notification </w:t>
-            </w:r>
-            <w:proofErr w:type="spellStart"/>
-            <w:r>
-              <w:rPr>
-                <w:rFonts w:ascii="Times New Roman" w:hAnsi="Times New Roman" w:cs="Times New Roman"/>
-                <w:szCs w:val="20"/>
-              </w:rPr>
-              <w:t>center</w:t>
-            </w:r>
-            <w:proofErr w:type="spellEnd"/>
-            <w:r>
-              <w:rPr>
-                <w:rFonts w:ascii="Times New Roman" w:hAnsi="Times New Roman" w:cs="Times New Roman"/>
-                <w:szCs w:val="20"/>
-              </w:rPr>
-              <w:t>.</w:t>
+              <w:t>The system shall allow users to view all notifications through a dedicated notification center.</w:t>
             </w:r>
           </w:p>
         </w:tc>
@@ -11990,23 +11554,7 @@
           <w:rFonts w:ascii="Times New Roman" w:hAnsi="Times New Roman" w:cs="Times New Roman"/>
           <w:szCs w:val="20"/>
         </w:rPr>
-        <w:t xml:space="preserve">Non-functional requirements specify the quality features and operating criteria that the </w:t>
-      </w:r>
-      <w:proofErr w:type="spellStart"/>
-      <w:r>
-        <w:rPr>
-          <w:rFonts w:ascii="Times New Roman" w:hAnsi="Times New Roman" w:cs="Times New Roman"/>
-          <w:szCs w:val="20"/>
-        </w:rPr>
-        <w:t>SaveBite</w:t>
-      </w:r>
-      <w:proofErr w:type="spellEnd"/>
-      <w:r>
-        <w:rPr>
-          <w:rFonts w:ascii="Times New Roman" w:hAnsi="Times New Roman" w:cs="Times New Roman"/>
-          <w:szCs w:val="20"/>
-        </w:rPr>
-        <w:t xml:space="preserve"> app should meet. They help to keep the system running efficiently, safe, and dependable for users besides working the functional features of the application.</w:t>
+        <w:t>Non-functional requirements specify the quality features and operating criteria that the SaveBite app should meet. They help to keep the system running efficiently, safe, and dependable for users besides working the functional features of the application.</w:t>
       </w:r>
     </w:p>
     <w:p>
@@ -14931,23 +14479,7 @@
                 <w:rFonts w:ascii="Times New Roman" w:hAnsi="Times New Roman" w:cs="Times New Roman"/>
                 <w:szCs w:val="20"/>
               </w:rPr>
-              <w:t xml:space="preserve">I want to be able to create an account so that I can have access to </w:t>
-            </w:r>
-            <w:proofErr w:type="spellStart"/>
-            <w:r>
-              <w:rPr>
-                <w:rFonts w:ascii="Times New Roman" w:hAnsi="Times New Roman" w:cs="Times New Roman"/>
-                <w:szCs w:val="20"/>
-              </w:rPr>
-              <w:t>SaveBite</w:t>
-            </w:r>
-            <w:proofErr w:type="spellEnd"/>
-            <w:r>
-              <w:rPr>
-                <w:rFonts w:ascii="Times New Roman" w:hAnsi="Times New Roman" w:cs="Times New Roman"/>
-                <w:szCs w:val="20"/>
-              </w:rPr>
-              <w:t xml:space="preserve"> and start organizing my food stock.</w:t>
+              <w:t>I want to be able to create an account so that I can have access to SaveBite and start organizing my food stock.</w:t>
             </w:r>
           </w:p>
         </w:tc>
@@ -15026,7 +14558,6 @@
                 <w:szCs w:val="20"/>
               </w:rPr>
             </w:pPr>
-            <w:proofErr w:type="spellStart"/>
             <w:r>
               <w:rPr>
                 <w:rFonts w:ascii="Times New Roman" w:hAnsi="Times New Roman" w:cs="Times New Roman"/>
@@ -15036,7 +14567,6 @@
               </w:rPr>
               <w:t>MoSCoW</w:t>
             </w:r>
-            <w:proofErr w:type="spellEnd"/>
           </w:p>
         </w:tc>
         <w:tc>
@@ -15296,7 +14826,6 @@
                 <w:szCs w:val="20"/>
               </w:rPr>
             </w:pPr>
-            <w:proofErr w:type="spellStart"/>
             <w:r>
               <w:rPr>
                 <w:rFonts w:ascii="Times New Roman" w:hAnsi="Times New Roman" w:cs="Times New Roman"/>
@@ -15306,7 +14835,6 @@
               </w:rPr>
               <w:t>MoSCoW</w:t>
             </w:r>
-            <w:proofErr w:type="spellEnd"/>
           </w:p>
         </w:tc>
         <w:tc>
@@ -15566,7 +15094,6 @@
                 <w:szCs w:val="20"/>
               </w:rPr>
             </w:pPr>
-            <w:proofErr w:type="spellStart"/>
             <w:r>
               <w:rPr>
                 <w:rFonts w:ascii="Times New Roman" w:hAnsi="Times New Roman" w:cs="Times New Roman"/>
@@ -15576,7 +15103,6 @@
               </w:rPr>
               <w:t>MoSCoW</w:t>
             </w:r>
-            <w:proofErr w:type="spellEnd"/>
           </w:p>
         </w:tc>
         <w:tc>
@@ -15836,7 +15362,6 @@
                 <w:szCs w:val="20"/>
               </w:rPr>
             </w:pPr>
-            <w:proofErr w:type="spellStart"/>
             <w:r>
               <w:rPr>
                 <w:rFonts w:ascii="Times New Roman" w:hAnsi="Times New Roman" w:cs="Times New Roman"/>
@@ -15846,7 +15371,6 @@
               </w:rPr>
               <w:t>MoSCoW</w:t>
             </w:r>
-            <w:proofErr w:type="spellEnd"/>
           </w:p>
         </w:tc>
         <w:tc>
@@ -16106,7 +15630,6 @@
                 <w:szCs w:val="20"/>
               </w:rPr>
             </w:pPr>
-            <w:proofErr w:type="spellStart"/>
             <w:r>
               <w:rPr>
                 <w:rFonts w:ascii="Times New Roman" w:hAnsi="Times New Roman" w:cs="Times New Roman"/>
@@ -16116,7 +15639,6 @@
               </w:rPr>
               <w:t>MoSCoW</w:t>
             </w:r>
-            <w:proofErr w:type="spellEnd"/>
           </w:p>
         </w:tc>
         <w:tc>
@@ -16713,7 +16235,6 @@
                 <w:szCs w:val="20"/>
               </w:rPr>
             </w:pPr>
-            <w:proofErr w:type="spellStart"/>
             <w:r>
               <w:rPr>
                 <w:rFonts w:ascii="Times New Roman" w:hAnsi="Times New Roman" w:cs="Times New Roman"/>
@@ -16723,7 +16244,6 @@
               </w:rPr>
               <w:t>MoSCoW</w:t>
             </w:r>
-            <w:proofErr w:type="spellEnd"/>
           </w:p>
         </w:tc>
         <w:tc>
@@ -16983,7 +16503,6 @@
                 <w:szCs w:val="20"/>
               </w:rPr>
             </w:pPr>
-            <w:proofErr w:type="spellStart"/>
             <w:r>
               <w:rPr>
                 <w:rFonts w:ascii="Times New Roman" w:hAnsi="Times New Roman" w:cs="Times New Roman"/>
@@ -16993,7 +16512,6 @@
               </w:rPr>
               <w:t>MoSCoW</w:t>
             </w:r>
-            <w:proofErr w:type="spellEnd"/>
           </w:p>
         </w:tc>
         <w:tc>
@@ -17253,7 +16771,6 @@
                 <w:szCs w:val="20"/>
               </w:rPr>
             </w:pPr>
-            <w:proofErr w:type="spellStart"/>
             <w:r>
               <w:rPr>
                 <w:rFonts w:ascii="Times New Roman" w:hAnsi="Times New Roman" w:cs="Times New Roman"/>
@@ -17263,7 +16780,6 @@
               </w:rPr>
               <w:t>MoSCoW</w:t>
             </w:r>
-            <w:proofErr w:type="spellEnd"/>
           </w:p>
         </w:tc>
         <w:tc>
@@ -17523,7 +17039,6 @@
                 <w:szCs w:val="20"/>
               </w:rPr>
             </w:pPr>
-            <w:proofErr w:type="spellStart"/>
             <w:r>
               <w:rPr>
                 <w:rFonts w:ascii="Times New Roman" w:hAnsi="Times New Roman" w:cs="Times New Roman"/>
@@ -17533,7 +17048,6 @@
               </w:rPr>
               <w:t>MoSCoW</w:t>
             </w:r>
-            <w:proofErr w:type="spellEnd"/>
           </w:p>
         </w:tc>
         <w:tc>
@@ -17793,7 +17307,6 @@
                 <w:szCs w:val="20"/>
               </w:rPr>
             </w:pPr>
-            <w:proofErr w:type="spellStart"/>
             <w:r>
               <w:rPr>
                 <w:rFonts w:ascii="Times New Roman" w:hAnsi="Times New Roman" w:cs="Times New Roman"/>
@@ -17803,7 +17316,6 @@
               </w:rPr>
               <w:t>MoSCoW</w:t>
             </w:r>
-            <w:proofErr w:type="spellEnd"/>
           </w:p>
         </w:tc>
         <w:tc>
@@ -17979,25 +17491,7 @@
           <w:b/>
           <w:bCs/>
         </w:rPr>
-        <w:t xml:space="preserve">- </w:t>
-      </w:r>
-      <w:proofErr w:type="spellStart"/>
-      <w:r>
-        <w:rPr>
-          <w:rFonts w:ascii="Times New Roman" w:hAnsi="Times New Roman" w:cs="Times New Roman"/>
-          <w:b/>
-          <w:bCs/>
-        </w:rPr>
-        <w:t>Buddhiman</w:t>
-      </w:r>
-      <w:proofErr w:type="spellEnd"/>
-      <w:r>
-        <w:rPr>
-          <w:rFonts w:ascii="Times New Roman" w:hAnsi="Times New Roman" w:cs="Times New Roman"/>
-          <w:b/>
-          <w:bCs/>
-        </w:rPr>
-        <w:t xml:space="preserve"> B.K.</w:t>
+        <w:t>- Buddhiman B.K.</w:t>
       </w:r>
       <w:bookmarkEnd w:id="23"/>
     </w:p>
@@ -18019,27 +17513,7 @@
           <w:bCs/>
           <w:szCs w:val="20"/>
         </w:rPr>
-        <w:t xml:space="preserve">Student Name &amp; ID: </w:t>
-      </w:r>
-      <w:proofErr w:type="spellStart"/>
-      <w:r>
-        <w:rPr>
-          <w:rFonts w:ascii="Times New Roman" w:hAnsi="Times New Roman" w:cs="Times New Roman"/>
-          <w:b/>
-          <w:bCs/>
-          <w:szCs w:val="20"/>
-        </w:rPr>
-        <w:t>Buddhiman</w:t>
-      </w:r>
-      <w:proofErr w:type="spellEnd"/>
-      <w:r>
-        <w:rPr>
-          <w:rFonts w:ascii="Times New Roman" w:hAnsi="Times New Roman" w:cs="Times New Roman"/>
-          <w:b/>
-          <w:bCs/>
-          <w:szCs w:val="20"/>
-        </w:rPr>
-        <w:t xml:space="preserve"> B.K. (E2400004)</w:t>
+        <w:t>Student Name &amp; ID: Buddhiman B.K. (E2400004)</w:t>
       </w:r>
     </w:p>
     <w:p>
@@ -18249,7 +17723,6 @@
                 <w:szCs w:val="20"/>
               </w:rPr>
             </w:pPr>
-            <w:proofErr w:type="spellStart"/>
             <w:r>
               <w:rPr>
                 <w:rFonts w:ascii="Times New Roman" w:hAnsi="Times New Roman" w:cs="Times New Roman"/>
@@ -18257,7 +17730,6 @@
               </w:rPr>
               <w:t>MoSCoW</w:t>
             </w:r>
-            <w:proofErr w:type="spellEnd"/>
           </w:p>
         </w:tc>
         <w:tc>
@@ -18499,7 +17971,6 @@
                 <w:szCs w:val="20"/>
               </w:rPr>
             </w:pPr>
-            <w:proofErr w:type="spellStart"/>
             <w:r>
               <w:rPr>
                 <w:rFonts w:ascii="Times New Roman" w:hAnsi="Times New Roman" w:cs="Times New Roman"/>
@@ -18507,7 +17978,6 @@
               </w:rPr>
               <w:t>MoSCoW</w:t>
             </w:r>
-            <w:proofErr w:type="spellEnd"/>
           </w:p>
         </w:tc>
         <w:tc>
@@ -18749,7 +18219,6 @@
                 <w:szCs w:val="20"/>
               </w:rPr>
             </w:pPr>
-            <w:proofErr w:type="spellStart"/>
             <w:r>
               <w:rPr>
                 <w:rFonts w:ascii="Times New Roman" w:hAnsi="Times New Roman" w:cs="Times New Roman"/>
@@ -18757,7 +18226,6 @@
               </w:rPr>
               <w:t>MoSCoW</w:t>
             </w:r>
-            <w:proofErr w:type="spellEnd"/>
           </w:p>
         </w:tc>
         <w:tc>
@@ -18999,7 +18467,6 @@
                 <w:szCs w:val="20"/>
               </w:rPr>
             </w:pPr>
-            <w:proofErr w:type="spellStart"/>
             <w:r>
               <w:rPr>
                 <w:rFonts w:ascii="Times New Roman" w:hAnsi="Times New Roman" w:cs="Times New Roman"/>
@@ -19007,7 +18474,6 @@
               </w:rPr>
               <w:t>MoSCoW</w:t>
             </w:r>
-            <w:proofErr w:type="spellEnd"/>
           </w:p>
         </w:tc>
         <w:tc>
@@ -19249,7 +18715,6 @@
                 <w:szCs w:val="20"/>
               </w:rPr>
             </w:pPr>
-            <w:proofErr w:type="spellStart"/>
             <w:r>
               <w:rPr>
                 <w:rFonts w:ascii="Times New Roman" w:hAnsi="Times New Roman" w:cs="Times New Roman"/>
@@ -19257,7 +18722,6 @@
               </w:rPr>
               <w:t>MoSCoW</w:t>
             </w:r>
-            <w:proofErr w:type="spellEnd"/>
           </w:p>
         </w:tc>
         <w:tc>
@@ -19617,7 +19081,6 @@
                 <w:szCs w:val="20"/>
               </w:rPr>
             </w:pPr>
-            <w:proofErr w:type="spellStart"/>
             <w:r>
               <w:rPr>
                 <w:rFonts w:ascii="Times New Roman" w:hAnsi="Times New Roman" w:cs="Times New Roman"/>
@@ -19627,7 +19090,6 @@
               </w:rPr>
               <w:t>MoSCoW</w:t>
             </w:r>
-            <w:proofErr w:type="spellEnd"/>
           </w:p>
         </w:tc>
         <w:tc>
@@ -19897,7 +19359,6 @@
                 <w:szCs w:val="20"/>
               </w:rPr>
             </w:pPr>
-            <w:proofErr w:type="spellStart"/>
             <w:r>
               <w:rPr>
                 <w:rFonts w:ascii="Times New Roman" w:hAnsi="Times New Roman" w:cs="Times New Roman"/>
@@ -19907,7 +19368,6 @@
               </w:rPr>
               <w:t>MoSCoW</w:t>
             </w:r>
-            <w:proofErr w:type="spellEnd"/>
           </w:p>
         </w:tc>
         <w:tc>
@@ -20177,7 +19637,6 @@
                 <w:szCs w:val="20"/>
               </w:rPr>
             </w:pPr>
-            <w:proofErr w:type="spellStart"/>
             <w:r>
               <w:rPr>
                 <w:rFonts w:ascii="Times New Roman" w:hAnsi="Times New Roman" w:cs="Times New Roman"/>
@@ -20187,7 +19646,6 @@
               </w:rPr>
               <w:t>MoSCoW</w:t>
             </w:r>
-            <w:proofErr w:type="spellEnd"/>
           </w:p>
         </w:tc>
         <w:tc>
@@ -20484,7 +19942,6 @@
                 <w:szCs w:val="20"/>
               </w:rPr>
             </w:pPr>
-            <w:proofErr w:type="spellStart"/>
             <w:r>
               <w:rPr>
                 <w:rFonts w:ascii="Times New Roman" w:hAnsi="Times New Roman" w:cs="Times New Roman"/>
@@ -20494,7 +19951,6 @@
               </w:rPr>
               <w:t>MoSCoW</w:t>
             </w:r>
-            <w:proofErr w:type="spellEnd"/>
           </w:p>
         </w:tc>
         <w:tc>
@@ -20764,7 +20220,6 @@
                 <w:szCs w:val="20"/>
               </w:rPr>
             </w:pPr>
-            <w:proofErr w:type="spellStart"/>
             <w:r>
               <w:rPr>
                 <w:rFonts w:ascii="Times New Roman" w:hAnsi="Times New Roman" w:cs="Times New Roman"/>
@@ -20774,7 +20229,6 @@
               </w:rPr>
               <w:t>MoSCoW</w:t>
             </w:r>
-            <w:proofErr w:type="spellEnd"/>
           </w:p>
         </w:tc>
         <w:tc>
@@ -20952,29 +20406,7 @@
           <w:sz w:val="26"/>
           <w:szCs w:val="26"/>
         </w:rPr>
-        <w:t xml:space="preserve">1.4.3 C - Rohit </w:t>
-      </w:r>
-      <w:proofErr w:type="spellStart"/>
-      <w:r>
-        <w:rPr>
-          <w:rFonts w:ascii="Times New Roman" w:hAnsi="Times New Roman" w:cs="Times New Roman"/>
-          <w:b/>
-          <w:bCs/>
-          <w:sz w:val="26"/>
-          <w:szCs w:val="26"/>
-        </w:rPr>
-        <w:t>Gurdhami</w:t>
-      </w:r>
-      <w:proofErr w:type="spellEnd"/>
-      <w:r>
-        <w:rPr>
-          <w:rFonts w:ascii="Times New Roman" w:hAnsi="Times New Roman" w:cs="Times New Roman"/>
-          <w:b/>
-          <w:bCs/>
-          <w:sz w:val="26"/>
-          <w:szCs w:val="26"/>
-        </w:rPr>
-        <w:t xml:space="preserve"> (E23000567)</w:t>
+        <w:t>1.4.3 C - Rohit Gurdhami (E23000567)</w:t>
       </w:r>
       <w:bookmarkEnd w:id="24"/>
     </w:p>
@@ -21115,23 +20547,7 @@
                 <w:rFonts w:ascii="Times New Roman" w:hAnsi="Times New Roman" w:cs="Times New Roman"/>
                 <w:szCs w:val="20"/>
               </w:rPr>
-              <w:t xml:space="preserve"> As a </w:t>
-            </w:r>
-            <w:proofErr w:type="spellStart"/>
-            <w:r>
-              <w:rPr>
-                <w:rFonts w:ascii="Times New Roman" w:hAnsi="Times New Roman" w:cs="Times New Roman"/>
-                <w:szCs w:val="20"/>
-              </w:rPr>
-              <w:t>userI</w:t>
-            </w:r>
-            <w:proofErr w:type="spellEnd"/>
-            <w:r>
-              <w:rPr>
-                <w:rFonts w:ascii="Times New Roman" w:hAnsi="Times New Roman" w:cs="Times New Roman"/>
-                <w:szCs w:val="20"/>
-              </w:rPr>
-              <w:t xml:space="preserve"> want to be able to search food items by their names. so that I can find a specific food donation easily</w:t>
+              <w:t> As a userI want to be able to search food items by their names. so that I can find a specific food donation easily</w:t>
             </w:r>
           </w:p>
         </w:tc>
@@ -21202,7 +20618,6 @@
                 <w:szCs w:val="20"/>
               </w:rPr>
             </w:pPr>
-            <w:proofErr w:type="spellStart"/>
             <w:r>
               <w:rPr>
                 <w:rFonts w:ascii="Times New Roman" w:hAnsi="Times New Roman" w:cs="Times New Roman"/>
@@ -21210,7 +20625,6 @@
               </w:rPr>
               <w:t>MoSCoW</w:t>
             </w:r>
-            <w:proofErr w:type="spellEnd"/>
           </w:p>
         </w:tc>
         <w:tc>
@@ -21442,7 +20856,6 @@
                 <w:szCs w:val="20"/>
               </w:rPr>
             </w:pPr>
-            <w:proofErr w:type="spellStart"/>
             <w:r>
               <w:rPr>
                 <w:rFonts w:ascii="Times New Roman" w:hAnsi="Times New Roman" w:cs="Times New Roman"/>
@@ -21450,7 +20863,6 @@
               </w:rPr>
               <w:t>MoSCoW</w:t>
             </w:r>
-            <w:proofErr w:type="spellEnd"/>
           </w:p>
         </w:tc>
         <w:tc>
@@ -21682,7 +21094,6 @@
                 <w:szCs w:val="20"/>
               </w:rPr>
             </w:pPr>
-            <w:proofErr w:type="spellStart"/>
             <w:r>
               <w:rPr>
                 <w:rFonts w:ascii="Times New Roman" w:hAnsi="Times New Roman" w:cs="Times New Roman"/>
@@ -21690,7 +21101,6 @@
               </w:rPr>
               <w:t>MoSCoW</w:t>
             </w:r>
-            <w:proofErr w:type="spellEnd"/>
           </w:p>
         </w:tc>
         <w:tc>
@@ -21929,7 +21339,6 @@
                 <w:szCs w:val="20"/>
               </w:rPr>
             </w:pPr>
-            <w:proofErr w:type="spellStart"/>
             <w:r>
               <w:rPr>
                 <w:rFonts w:ascii="Times New Roman" w:hAnsi="Times New Roman" w:cs="Times New Roman"/>
@@ -21937,7 +21346,6 @@
               </w:rPr>
               <w:t>MoSCoW</w:t>
             </w:r>
-            <w:proofErr w:type="spellEnd"/>
           </w:p>
         </w:tc>
         <w:tc>
@@ -22169,7 +21577,6 @@
                 <w:szCs w:val="20"/>
               </w:rPr>
             </w:pPr>
-            <w:proofErr w:type="spellStart"/>
             <w:r>
               <w:rPr>
                 <w:rFonts w:ascii="Times New Roman" w:hAnsi="Times New Roman" w:cs="Times New Roman"/>
@@ -22177,7 +21584,6 @@
               </w:rPr>
               <w:t>MoSCoW</w:t>
             </w:r>
-            <w:proofErr w:type="spellEnd"/>
           </w:p>
         </w:tc>
         <w:tc>
@@ -22522,7 +21928,6 @@
                 <w:szCs w:val="20"/>
               </w:rPr>
             </w:pPr>
-            <w:proofErr w:type="spellStart"/>
             <w:r>
               <w:rPr>
                 <w:rFonts w:ascii="Times New Roman" w:hAnsi="Times New Roman" w:cs="Times New Roman"/>
@@ -22530,7 +21935,6 @@
               </w:rPr>
               <w:t>MoSCoW</w:t>
             </w:r>
-            <w:proofErr w:type="spellEnd"/>
           </w:p>
         </w:tc>
         <w:tc>
@@ -22772,7 +22176,6 @@
                 <w:szCs w:val="20"/>
               </w:rPr>
             </w:pPr>
-            <w:proofErr w:type="spellStart"/>
             <w:r>
               <w:rPr>
                 <w:rFonts w:ascii="Times New Roman" w:hAnsi="Times New Roman" w:cs="Times New Roman"/>
@@ -22780,7 +22183,6 @@
               </w:rPr>
               <w:t>MoSCoW</w:t>
             </w:r>
-            <w:proofErr w:type="spellEnd"/>
           </w:p>
         </w:tc>
         <w:tc>
@@ -23022,7 +22424,6 @@
                 <w:szCs w:val="20"/>
               </w:rPr>
             </w:pPr>
-            <w:proofErr w:type="spellStart"/>
             <w:r>
               <w:rPr>
                 <w:rFonts w:ascii="Times New Roman" w:hAnsi="Times New Roman" w:cs="Times New Roman"/>
@@ -23030,7 +22431,6 @@
               </w:rPr>
               <w:t>MoSCoW</w:t>
             </w:r>
-            <w:proofErr w:type="spellEnd"/>
           </w:p>
         </w:tc>
         <w:tc>
@@ -23099,21 +22499,12 @@
                 <w:szCs w:val="20"/>
               </w:rPr>
             </w:pPr>
-            <w:proofErr w:type="spellStart"/>
-            <w:r>
-              <w:rPr>
-                <w:rFonts w:ascii="Times New Roman" w:hAnsi="Times New Roman" w:cs="Times New Roman"/>
-                <w:szCs w:val="20"/>
-              </w:rPr>
-              <w:t>Analyze</w:t>
-            </w:r>
-            <w:proofErr w:type="spellEnd"/>
-            <w:r>
-              <w:rPr>
-                <w:rFonts w:ascii="Times New Roman" w:hAnsi="Times New Roman" w:cs="Times New Roman"/>
-                <w:szCs w:val="20"/>
-              </w:rPr>
-              <w:t xml:space="preserve"> inventory items, Create recommendation logic, Display suggested meals, Link recommendations to meal planner, Test recommendation accuracy.</w:t>
+            <w:r>
+              <w:rPr>
+                <w:rFonts w:ascii="Times New Roman" w:hAnsi="Times New Roman" w:cs="Times New Roman"/>
+                <w:szCs w:val="20"/>
+              </w:rPr>
+              <w:t>Analyze inventory items, Create recommendation logic, Display suggested meals, Link recommendations to meal planner, Test recommendation accuracy.</w:t>
             </w:r>
           </w:p>
         </w:tc>
@@ -23281,7 +22672,6 @@
                 <w:szCs w:val="20"/>
               </w:rPr>
             </w:pPr>
-            <w:proofErr w:type="spellStart"/>
             <w:r>
               <w:rPr>
                 <w:rFonts w:ascii="Times New Roman" w:hAnsi="Times New Roman" w:cs="Times New Roman"/>
@@ -23289,7 +22679,6 @@
               </w:rPr>
               <w:t>MoSCoW</w:t>
             </w:r>
-            <w:proofErr w:type="spellEnd"/>
           </w:p>
         </w:tc>
         <w:tc>
@@ -23531,7 +22920,6 @@
                 <w:szCs w:val="20"/>
               </w:rPr>
             </w:pPr>
-            <w:proofErr w:type="spellStart"/>
             <w:r>
               <w:rPr>
                 <w:rFonts w:ascii="Times New Roman" w:hAnsi="Times New Roman" w:cs="Times New Roman"/>
@@ -23539,7 +22927,6 @@
               </w:rPr>
               <w:t>MoSCoW</w:t>
             </w:r>
-            <w:proofErr w:type="spellEnd"/>
           </w:p>
         </w:tc>
         <w:tc>
@@ -23745,23 +23132,7 @@
           <w:rFonts w:ascii="Times New Roman" w:hAnsi="Times New Roman" w:cs="Times New Roman"/>
           <w:szCs w:val="24"/>
         </w:rPr>
-        <w:t xml:space="preserve">The </w:t>
-      </w:r>
-      <w:proofErr w:type="spellStart"/>
-      <w:r>
-        <w:rPr>
-          <w:rFonts w:ascii="Times New Roman" w:hAnsi="Times New Roman" w:cs="Times New Roman"/>
-          <w:szCs w:val="24"/>
-        </w:rPr>
-        <w:t>SaveBite</w:t>
-      </w:r>
-      <w:proofErr w:type="spellEnd"/>
-      <w:r>
-        <w:rPr>
-          <w:rFonts w:ascii="Times New Roman" w:hAnsi="Times New Roman" w:cs="Times New Roman"/>
-          <w:szCs w:val="24"/>
-        </w:rPr>
-        <w:t xml:space="preserve"> system architecture is designed in a three-layer style, including the Presentation Layer, Application Layer, and Data Layer. React.js is used for developing the Presentation Layer which is the face of the system to users. Business rules are executed, user requests are processed, and system activities are done through the Application Layer which is constructed with Node.js and Express.js. MySQL serves as the basis of the Data Layer which stores and manages various application data like user accounts, food inventory records donations notifications, and meal plans. This type of architecture enables the system to be scalable, maintainable, and efficient in conducting food waste reduction activities.</w:t>
+        <w:t>The SaveBite system architecture is designed in a three-layer style, including the Presentation Layer, Application Layer, and Data Layer. React.js is used for developing the Presentation Layer which is the face of the system to users. Business rules are executed, user requests are processed, and system activities are done through the Application Layer which is constructed with Node.js and Express.js. MySQL serves as the basis of the Data Layer which stores and manages various application data like user accounts, food inventory records donations notifications, and meal plans. This type of architecture enables the system to be scalable, maintainable, and efficient in conducting food waste reduction activities.</w:t>
       </w:r>
     </w:p>
     <w:p>
@@ -23902,15 +23273,7 @@
         <w:ind w:left="720"/>
       </w:pPr>
       <w:r>
-        <w:t xml:space="preserve">The deployment diagram shows the hardware setup of the </w:t>
-      </w:r>
-      <w:proofErr w:type="spellStart"/>
-      <w:r>
-        <w:t>SaveBite</w:t>
-      </w:r>
-      <w:proofErr w:type="spellEnd"/>
-      <w:r>
-        <w:t xml:space="preserve"> application. People use their web browsers to get into the system. The web browser talks to the Frontend of React.js. The Frontend sends the requests to Application Server (Running on Node.js and Express.js) where the business logic is performed. The App server communicates with the MySQL database to store and fetch the system data like user accts, food inventory donations notifications, and meal plans.</w:t>
+        <w:t>The deployment diagram shows the hardware setup of the SaveBite application. People use their web browsers to get into the system. The web browser talks to the Frontend of React.js. The Frontend sends the requests to Application Server (Running on Node.js and Express.js) where the business logic is performed. The App server communicates with the MySQL database to store and fetch the system data like user accts, food inventory donations notifications, and meal plans.</w:t>
       </w:r>
     </w:p>
     <w:p>
@@ -24073,23 +23436,7 @@
           <w:rFonts w:ascii="Times New Roman" w:hAnsi="Times New Roman" w:cs="Times New Roman"/>
           <w:szCs w:val="20"/>
         </w:rPr>
-        <w:t xml:space="preserve">The Entity Relationship Diagram (ERD) represents the interaction among main entities in the </w:t>
-      </w:r>
-      <w:proofErr w:type="spellStart"/>
-      <w:r>
-        <w:rPr>
-          <w:rFonts w:ascii="Times New Roman" w:hAnsi="Times New Roman" w:cs="Times New Roman"/>
-          <w:szCs w:val="20"/>
-        </w:rPr>
-        <w:t>SaveBite</w:t>
-      </w:r>
-      <w:proofErr w:type="spellEnd"/>
-      <w:r>
-        <w:rPr>
-          <w:rFonts w:ascii="Times New Roman" w:hAnsi="Times New Roman" w:cs="Times New Roman"/>
-          <w:szCs w:val="20"/>
-        </w:rPr>
-        <w:t xml:space="preserve"> system. The database is First and foremost used to manage user accounts, maintain food inventory records, create donation listings, send notifications, generate meal plans, and collect analytics data</w:t>
+        <w:t>The Entity Relationship Diagram (ERD) represents the interaction among main entities in the SaveBite system. The database is First and foremost used to manage user accounts, maintain food inventory records, create donation listings, send notifications, generate meal plans, and collect analytics data</w:t>
       </w:r>
       <w:r>
         <w:t xml:space="preserve"> </w:t>
@@ -24498,6 +23845,1369 @@
         <w:t>ERD Structure</w:t>
       </w:r>
       <w:bookmarkEnd w:id="32"/>
+    </w:p>
+    <w:p>
+      <w:pPr>
+        <w:rPr>
+          <w:lang w:val="en-US"/>
+        </w:rPr>
+      </w:pPr>
+    </w:p>
+    <w:p>
+      <w:pPr>
+        <w:pStyle w:val="Heading3"/>
+        <w:spacing w:line="360" w:lineRule="auto"/>
+        <w:jc w:val="center"/>
+        <w:rPr>
+          <w:rFonts w:ascii="Times New Roman" w:hAnsi="Times New Roman" w:cs="Times New Roman"/>
+          <w:b/>
+          <w:bCs/>
+          <w:sz w:val="24"/>
+          <w:szCs w:val="24"/>
+        </w:rPr>
+      </w:pPr>
+      <w:bookmarkStart w:id="33" w:name="_Toc233361572"/>
+      <w:r>
+        <w:rPr>
+          <w:rFonts w:ascii="Times New Roman" w:hAnsi="Times New Roman" w:cs="Times New Roman"/>
+          <w:b/>
+          <w:bCs/>
+          <w:sz w:val="24"/>
+          <w:szCs w:val="24"/>
+        </w:rPr>
+        <w:t>2.2.2 Site Map</w:t>
+      </w:r>
+      <w:bookmarkEnd w:id="33"/>
+    </w:p>
+    <w:p>
+      <w:pPr>
+        <w:keepNext/>
+        <w:spacing w:line="360" w:lineRule="auto"/>
+      </w:pPr>
+      <w:r>
+        <w:t>The site map illustrates the navigation structure of the SaveBite application and shows users how to move around the different modules of the system</w:t>
+      </w:r>
+      <w:r>
+        <w:t>.</w:t>
+      </w:r>
+      <w:r>
+        <w:rPr>
+          <w:noProof/>
+        </w:rPr>
+        <w:drawing>
+          <wp:inline distT="0" distB="0" distL="0" distR="0" wp14:anchorId="6A3013A7" wp14:editId="516ECF00">
+            <wp:extent cx="3840480" cy="3688322"/>
+            <wp:effectExtent l="0" t="0" r="7620" b="7620"/>
+            <wp:docPr id="674177064" name="Picture 1"/>
+            <wp:cNvGraphicFramePr>
+              <a:graphicFrameLocks xmlns:a="http://schemas.openxmlformats.org/drawingml/2006/main" noChangeAspect="1"/>
+            </wp:cNvGraphicFramePr>
+            <a:graphic xmlns:a="http://schemas.openxmlformats.org/drawingml/2006/main">
+              <a:graphicData uri="http://schemas.openxmlformats.org/drawingml/2006/picture">
+                <pic:pic xmlns:pic="http://schemas.openxmlformats.org/drawingml/2006/picture">
+                  <pic:nvPicPr>
+                    <pic:cNvPr id="674177064" name=""/>
+                    <pic:cNvPicPr/>
+                  </pic:nvPicPr>
+                  <pic:blipFill>
+                    <a:blip r:embed="rId13"/>
+                    <a:stretch>
+                      <a:fillRect/>
+                    </a:stretch>
+                  </pic:blipFill>
+                  <pic:spPr>
+                    <a:xfrm>
+                      <a:off x="0" y="0"/>
+                      <a:ext cx="3843489" cy="3691212"/>
+                    </a:xfrm>
+                    <a:prstGeom prst="rect">
+                      <a:avLst/>
+                    </a:prstGeom>
+                  </pic:spPr>
+                </pic:pic>
+              </a:graphicData>
+            </a:graphic>
+          </wp:inline>
+        </w:drawing>
+      </w:r>
+    </w:p>
+    <w:p>
+      <w:pPr>
+        <w:pStyle w:val="Caption"/>
+        <w:spacing w:line="360" w:lineRule="auto"/>
+        <w:jc w:val="center"/>
+        <w:rPr>
+          <w:lang w:val="en-US"/>
+        </w:rPr>
+      </w:pPr>
+      <w:bookmarkStart w:id="34" w:name="_Toc233359924"/>
+      <w:r>
+        <w:t xml:space="preserve">Figure </w:t>
+      </w:r>
+      <w:r>
+        <w:fldChar w:fldCharType="begin"/>
+      </w:r>
+      <w:r>
+        <w:instrText xml:space="preserve"> SEQ Figure \* ARABIC </w:instrText>
+      </w:r>
+      <w:r>
+        <w:fldChar w:fldCharType="separate"/>
+      </w:r>
+      <w:r>
+        <w:rPr>
+          <w:noProof/>
+        </w:rPr>
+        <w:t>4</w:t>
+      </w:r>
+      <w:r>
+        <w:rPr>
+          <w:noProof/>
+        </w:rPr>
+        <w:fldChar w:fldCharType="end"/>
+      </w:r>
+      <w:r>
+        <w:rPr>
+          <w:lang w:val="en-US"/>
+        </w:rPr>
+        <w:t xml:space="preserve"> </w:t>
+      </w:r>
+      <w:r>
+        <w:rPr>
+          <w:lang w:val="en-US"/>
+        </w:rPr>
+        <w:t>Site Map</w:t>
+      </w:r>
+      <w:bookmarkEnd w:id="34"/>
+    </w:p>
+    <w:p>
+      <w:pPr>
+        <w:pStyle w:val="Heading4"/>
+        <w:spacing w:line="360" w:lineRule="auto"/>
+        <w:jc w:val="center"/>
+        <w:rPr>
+          <w:rFonts w:ascii="Times New Roman" w:hAnsi="Times New Roman" w:cs="Times New Roman"/>
+          <w:b/>
+          <w:bCs/>
+          <w:i w:val="0"/>
+          <w:iCs w:val="0"/>
+        </w:rPr>
+      </w:pPr>
+      <w:r>
+        <w:rPr>
+          <w:rFonts w:ascii="Times New Roman" w:hAnsi="Times New Roman" w:cs="Times New Roman"/>
+          <w:b/>
+          <w:bCs/>
+          <w:i w:val="0"/>
+          <w:iCs w:val="0"/>
+        </w:rPr>
+        <w:t>2.2.3 Generic User Experience</w:t>
+      </w:r>
+    </w:p>
+    <w:p>
+      <w:pPr>
+        <w:spacing w:line="360" w:lineRule="auto"/>
+        <w:jc w:val="both"/>
+        <w:rPr>
+          <w:rFonts w:ascii="Times New Roman" w:hAnsi="Times New Roman" w:cs="Times New Roman"/>
+        </w:rPr>
+      </w:pPr>
+      <w:r>
+        <w:rPr>
+          <w:rFonts w:ascii="Times New Roman" w:hAnsi="Times New Roman" w:cs="Times New Roman"/>
+        </w:rPr>
+        <w:t xml:space="preserve">In this way, the SaveBite app aims to ensure that its features are as simple and understandable as possible for the household users who are really the main target audience. The interface design is neat and coherent so that it is very easy for a user to move from one system function to another without any difficulty. when a user logs in, the first thing he or she will see is the dashboard. That is where the food inventory management, food donation listings, analytics reports, notifications, and meal planning features are only a couple of clicks away. </w:t>
+      </w:r>
+    </w:p>
+    <w:p>
+      <w:pPr>
+        <w:spacing w:line="360" w:lineRule="auto"/>
+        <w:jc w:val="both"/>
+        <w:rPr>
+          <w:rFonts w:ascii="Times New Roman" w:hAnsi="Times New Roman" w:cs="Times New Roman"/>
+        </w:rPr>
+      </w:pPr>
+      <w:r>
+        <w:rPr>
+          <w:rFonts w:ascii="Times New Roman" w:hAnsi="Times New Roman" w:cs="Times New Roman"/>
+        </w:rPr>
+        <w:t>Menus which are easy to understand, layouts that adjust to any device and informative messages that guide you to the next step are just a few of the things that help users to get the job done with ease. The application uses different visual elements like expiry alerts, notification badges, and analytics charts to better engage users and help them make well-informed decisions. SaveBite aims to be an easy, simple and accessible tool thereby enabling households to effectively manage food resources and reduce food waste.</w:t>
+      </w:r>
+    </w:p>
+    <w:p>
+      <w:pPr>
+        <w:keepNext/>
+        <w:spacing w:line="360" w:lineRule="auto"/>
+        <w:jc w:val="center"/>
+      </w:pPr>
+      <w:r>
+        <w:rPr>
+          <w:noProof/>
+          <w:lang w:val="en-US"/>
+        </w:rPr>
+        <w:drawing>
+          <wp:inline distT="0" distB="0" distL="0" distR="0" wp14:anchorId="23080AF8" wp14:editId="06998904">
+            <wp:extent cx="2461260" cy="3246101"/>
+            <wp:effectExtent l="0" t="0" r="0" b="0"/>
+            <wp:docPr id="549161464" name="Picture 1"/>
+            <wp:cNvGraphicFramePr>
+              <a:graphicFrameLocks xmlns:a="http://schemas.openxmlformats.org/drawingml/2006/main" noChangeAspect="1"/>
+            </wp:cNvGraphicFramePr>
+            <a:graphic xmlns:a="http://schemas.openxmlformats.org/drawingml/2006/main">
+              <a:graphicData uri="http://schemas.openxmlformats.org/drawingml/2006/picture">
+                <pic:pic xmlns:pic="http://schemas.openxmlformats.org/drawingml/2006/picture">
+                  <pic:nvPicPr>
+                    <pic:cNvPr id="549161464" name=""/>
+                    <pic:cNvPicPr/>
+                  </pic:nvPicPr>
+                  <pic:blipFill>
+                    <a:blip r:embed="rId14"/>
+                    <a:stretch>
+                      <a:fillRect/>
+                    </a:stretch>
+                  </pic:blipFill>
+                  <pic:spPr>
+                    <a:xfrm>
+                      <a:off x="0" y="0"/>
+                      <a:ext cx="2464848" cy="3250833"/>
+                    </a:xfrm>
+                    <a:prstGeom prst="rect">
+                      <a:avLst/>
+                    </a:prstGeom>
+                  </pic:spPr>
+                </pic:pic>
+              </a:graphicData>
+            </a:graphic>
+          </wp:inline>
+        </w:drawing>
+      </w:r>
+    </w:p>
+    <w:p>
+      <w:pPr>
+        <w:pStyle w:val="Caption"/>
+        <w:spacing w:line="360" w:lineRule="auto"/>
+        <w:jc w:val="center"/>
+        <w:rPr>
+          <w:lang w:val="en-US"/>
+        </w:rPr>
+      </w:pPr>
+      <w:bookmarkStart w:id="35" w:name="_Toc233359925"/>
+      <w:r>
+        <w:t xml:space="preserve">Figure </w:t>
+      </w:r>
+      <w:r>
+        <w:fldChar w:fldCharType="begin"/>
+      </w:r>
+      <w:r>
+        <w:instrText xml:space="preserve"> SEQ Figure \* ARABIC </w:instrText>
+      </w:r>
+      <w:r>
+        <w:fldChar w:fldCharType="separate"/>
+      </w:r>
+      <w:r>
+        <w:rPr>
+          <w:noProof/>
+        </w:rPr>
+        <w:t>5</w:t>
+      </w:r>
+      <w:r>
+        <w:rPr>
+          <w:noProof/>
+        </w:rPr>
+        <w:fldChar w:fldCharType="end"/>
+      </w:r>
+      <w:r>
+        <w:rPr>
+          <w:lang w:val="en-US"/>
+        </w:rPr>
+        <w:t xml:space="preserve">  </w:t>
+      </w:r>
+      <w:r>
+        <w:rPr>
+          <w:lang w:val="en-US"/>
+        </w:rPr>
+        <w:t>Generic User Experience</w:t>
+      </w:r>
+      <w:bookmarkEnd w:id="35"/>
+    </w:p>
+    <w:p>
+      <w:pPr>
+        <w:pStyle w:val="Heading4"/>
+        <w:jc w:val="center"/>
+        <w:rPr>
+          <w:rFonts w:ascii="Times New Roman" w:hAnsi="Times New Roman" w:cs="Times New Roman"/>
+          <w:b/>
+          <w:bCs/>
+          <w:i w:val="0"/>
+          <w:iCs w:val="0"/>
+        </w:rPr>
+      </w:pPr>
+      <w:r>
+        <w:rPr>
+          <w:rFonts w:ascii="Times New Roman" w:hAnsi="Times New Roman" w:cs="Times New Roman"/>
+          <w:b/>
+          <w:bCs/>
+          <w:i w:val="0"/>
+          <w:iCs w:val="0"/>
+        </w:rPr>
+        <w:t>2.2.4 Wireframes</w:t>
+      </w:r>
+    </w:p>
+    <w:p>
+      <w:pPr>
+        <w:spacing w:line="360" w:lineRule="auto"/>
+        <w:jc w:val="both"/>
+        <w:rPr>
+          <w:rFonts w:ascii="Times New Roman" w:hAnsi="Times New Roman" w:cs="Times New Roman"/>
+        </w:rPr>
+      </w:pPr>
+      <w:r>
+        <w:rPr>
+          <w:rFonts w:ascii="Times New Roman" w:hAnsi="Times New Roman" w:cs="Times New Roman"/>
+        </w:rPr>
+        <w:t>Before the actual coding started, wireframes were made to visualize the SaveBite app's user interface and screen layouts. These wireframes depict elements such as structure, navigation flow, and the location of major system modules' key elements, i.e. User Registration, Food Inventory Management, Browse Food Items, Food Analytics Dashboard, Notification Management, and Weekly Meal Planning.</w:t>
+      </w:r>
+    </w:p>
+    <w:p>
+      <w:pPr>
+        <w:spacing w:line="360" w:lineRule="auto"/>
+        <w:jc w:val="both"/>
+        <w:rPr>
+          <w:rFonts w:ascii="Times New Roman" w:hAnsi="Times New Roman" w:cs="Times New Roman"/>
+        </w:rPr>
+      </w:pPr>
+      <w:r>
+        <w:rPr>
+          <w:rFonts w:ascii="Times New Roman" w:hAnsi="Times New Roman" w:cs="Times New Roman"/>
+        </w:rPr>
+        <w:t>By emphasizing usability and user experience, the wireframes ensure that users will have easy access to the system features and perform their tasks quickly. Besides, they act as a design plan of the final user interface and help stakeholders see how users will operate the application.</w:t>
+      </w:r>
+    </w:p>
+    <w:p>
+      <w:pPr>
+        <w:spacing w:line="360" w:lineRule="auto"/>
+        <w:rPr>
+          <w:rFonts w:ascii="Times New Roman" w:hAnsi="Times New Roman" w:cs="Times New Roman"/>
+          <w:b/>
+          <w:bCs/>
+        </w:rPr>
+      </w:pPr>
+      <w:r>
+        <w:rPr>
+          <w:rFonts w:ascii="Times New Roman" w:hAnsi="Times New Roman" w:cs="Times New Roman"/>
+          <w:b/>
+          <w:bCs/>
+        </w:rPr>
+        <w:t>The wireframes developed for the SaveBite system include:</w:t>
+      </w:r>
+    </w:p>
+    <w:p>
+      <w:pPr>
+        <w:spacing w:line="360" w:lineRule="auto"/>
+        <w:jc w:val="both"/>
+        <w:rPr>
+          <w:rFonts w:ascii="Times New Roman" w:hAnsi="Times New Roman" w:cs="Times New Roman"/>
+          <w:b/>
+          <w:bCs/>
+        </w:rPr>
+      </w:pPr>
+      <w:r>
+        <w:rPr>
+          <w:rFonts w:ascii="Times New Roman" w:hAnsi="Times New Roman" w:cs="Times New Roman"/>
+          <w:b/>
+          <w:bCs/>
+        </w:rPr>
+        <w:t xml:space="preserve">1. Login and Registration Page </w:t>
+      </w:r>
+    </w:p>
+    <w:p>
+      <w:pPr>
+        <w:spacing w:line="360" w:lineRule="auto"/>
+        <w:jc w:val="both"/>
+        <w:rPr>
+          <w:rFonts w:ascii="Times New Roman" w:hAnsi="Times New Roman" w:cs="Times New Roman"/>
+        </w:rPr>
+      </w:pPr>
+      <w:r>
+        <w:rPr>
+          <w:rFonts w:ascii="Times New Roman" w:hAnsi="Times New Roman" w:cs="Times New Roman"/>
+        </w:rPr>
+        <w:t>The Login and Registration Page allow users to create a new account or access an existing account securely. The interface provides authentication features, user verification, and account management options to ensure secure access to the SaveBite system.</w:t>
+      </w:r>
+    </w:p>
+    <w:p>
+      <w:pPr>
+        <w:spacing w:line="360" w:lineRule="auto"/>
+        <w:ind w:left="360"/>
+        <w:jc w:val="both"/>
+        <w:rPr>
+          <w:rFonts w:ascii="Times New Roman" w:hAnsi="Times New Roman" w:cs="Times New Roman"/>
+        </w:rPr>
+      </w:pPr>
+    </w:p>
+    <w:p>
+      <w:pPr>
+        <w:keepNext/>
+        <w:tabs>
+          <w:tab w:val="right" w:pos="9544"/>
+        </w:tabs>
+        <w:spacing w:line="360" w:lineRule="auto"/>
+        <w:jc w:val="center"/>
+      </w:pPr>
+      <w:r>
+        <w:rPr>
+          <w:rFonts w:ascii="Times New Roman" w:hAnsi="Times New Roman" w:cs="Times New Roman"/>
+          <w:noProof/>
+        </w:rPr>
+        <w:drawing>
+          <wp:inline distT="0" distB="0" distL="0" distR="0" wp14:anchorId="4B2A056A" wp14:editId="261E9EBB">
+            <wp:extent cx="2740545" cy="1828561"/>
+            <wp:effectExtent l="0" t="0" r="3175" b="635"/>
+            <wp:docPr id="237950460" name="Picture 1"/>
+            <wp:cNvGraphicFramePr>
+              <a:graphicFrameLocks xmlns:a="http://schemas.openxmlformats.org/drawingml/2006/main" noChangeAspect="1"/>
+            </wp:cNvGraphicFramePr>
+            <a:graphic xmlns:a="http://schemas.openxmlformats.org/drawingml/2006/main">
+              <a:graphicData uri="http://schemas.openxmlformats.org/drawingml/2006/picture">
+                <pic:pic xmlns:pic="http://schemas.openxmlformats.org/drawingml/2006/picture">
+                  <pic:nvPicPr>
+                    <pic:cNvPr id="237950460" name=""/>
+                    <pic:cNvPicPr/>
+                  </pic:nvPicPr>
+                  <pic:blipFill>
+                    <a:blip r:embed="rId15"/>
+                    <a:stretch>
+                      <a:fillRect/>
+                    </a:stretch>
+                  </pic:blipFill>
+                  <pic:spPr>
+                    <a:xfrm>
+                      <a:off x="0" y="0"/>
+                      <a:ext cx="2819396" cy="1881172"/>
+                    </a:xfrm>
+                    <a:prstGeom prst="rect">
+                      <a:avLst/>
+                    </a:prstGeom>
+                  </pic:spPr>
+                </pic:pic>
+              </a:graphicData>
+            </a:graphic>
+          </wp:inline>
+        </w:drawing>
+      </w:r>
+    </w:p>
+    <w:p>
+      <w:pPr>
+        <w:pStyle w:val="Caption"/>
+        <w:jc w:val="center"/>
+      </w:pPr>
+      <w:bookmarkStart w:id="36" w:name="_Toc233359926"/>
+      <w:r>
+        <w:t xml:space="preserve">Figure </w:t>
+      </w:r>
+      <w:r>
+        <w:fldChar w:fldCharType="begin"/>
+      </w:r>
+      <w:r>
+        <w:instrText xml:space="preserve"> SEQ Figure \* ARABIC </w:instrText>
+      </w:r>
+      <w:r>
+        <w:fldChar w:fldCharType="separate"/>
+      </w:r>
+      <w:r>
+        <w:rPr>
+          <w:noProof/>
+        </w:rPr>
+        <w:t>6</w:t>
+      </w:r>
+      <w:r>
+        <w:rPr>
+          <w:noProof/>
+        </w:rPr>
+        <w:fldChar w:fldCharType="end"/>
+      </w:r>
+      <w:r>
+        <w:t>: Login</w:t>
+      </w:r>
+      <w:bookmarkEnd w:id="36"/>
+    </w:p>
+    <w:p>
+      <w:pPr>
+        <w:keepNext/>
+        <w:tabs>
+          <w:tab w:val="right" w:pos="9544"/>
+        </w:tabs>
+        <w:spacing w:line="360" w:lineRule="auto"/>
+        <w:jc w:val="center"/>
+      </w:pPr>
+      <w:r>
+        <w:rPr>
+          <w:rFonts w:ascii="Times New Roman" w:hAnsi="Times New Roman" w:cs="Times New Roman"/>
+          <w:noProof/>
+        </w:rPr>
+        <w:drawing>
+          <wp:inline distT="0" distB="0" distL="0" distR="0" wp14:anchorId="7FBC42FF" wp14:editId="74633362">
+            <wp:extent cx="2552438" cy="2011680"/>
+            <wp:effectExtent l="0" t="0" r="635" b="7620"/>
+            <wp:docPr id="1328260541" name="Picture 1"/>
+            <wp:cNvGraphicFramePr>
+              <a:graphicFrameLocks xmlns:a="http://schemas.openxmlformats.org/drawingml/2006/main" noChangeAspect="1"/>
+            </wp:cNvGraphicFramePr>
+            <a:graphic xmlns:a="http://schemas.openxmlformats.org/drawingml/2006/main">
+              <a:graphicData uri="http://schemas.openxmlformats.org/drawingml/2006/picture">
+                <pic:pic xmlns:pic="http://schemas.openxmlformats.org/drawingml/2006/picture">
+                  <pic:nvPicPr>
+                    <pic:cNvPr id="1328260541" name=""/>
+                    <pic:cNvPicPr/>
+                  </pic:nvPicPr>
+                  <pic:blipFill>
+                    <a:blip r:embed="rId16"/>
+                    <a:stretch>
+                      <a:fillRect/>
+                    </a:stretch>
+                  </pic:blipFill>
+                  <pic:spPr>
+                    <a:xfrm>
+                      <a:off x="0" y="0"/>
+                      <a:ext cx="2658655" cy="2095394"/>
+                    </a:xfrm>
+                    <a:prstGeom prst="rect">
+                      <a:avLst/>
+                    </a:prstGeom>
+                  </pic:spPr>
+                </pic:pic>
+              </a:graphicData>
+            </a:graphic>
+          </wp:inline>
+        </w:drawing>
+      </w:r>
+    </w:p>
+    <w:p>
+      <w:pPr>
+        <w:pStyle w:val="Caption"/>
+        <w:jc w:val="center"/>
+      </w:pPr>
+      <w:bookmarkStart w:id="37" w:name="_Toc233359927"/>
+      <w:r>
+        <w:t xml:space="preserve">Figure </w:t>
+      </w:r>
+      <w:r>
+        <w:fldChar w:fldCharType="begin"/>
+      </w:r>
+      <w:r>
+        <w:instrText xml:space="preserve"> SEQ Figure \* ARABIC </w:instrText>
+      </w:r>
+      <w:r>
+        <w:fldChar w:fldCharType="separate"/>
+      </w:r>
+      <w:r>
+        <w:rPr>
+          <w:noProof/>
+        </w:rPr>
+        <w:t>7</w:t>
+      </w:r>
+      <w:r>
+        <w:rPr>
+          <w:noProof/>
+        </w:rPr>
+        <w:fldChar w:fldCharType="end"/>
+      </w:r>
+      <w:r>
+        <w:t>: Signup</w:t>
+      </w:r>
+      <w:bookmarkEnd w:id="37"/>
+    </w:p>
+    <w:p>
+      <w:pPr>
+        <w:tabs>
+          <w:tab w:val="right" w:pos="9544"/>
+        </w:tabs>
+        <w:spacing w:line="360" w:lineRule="auto"/>
+        <w:jc w:val="both"/>
+        <w:rPr>
+          <w:rFonts w:ascii="Times New Roman" w:hAnsi="Times New Roman" w:cs="Times New Roman"/>
+        </w:rPr>
+      </w:pPr>
+      <w:r>
+        <w:rPr>
+          <w:rFonts w:ascii="Times New Roman" w:hAnsi="Times New Roman" w:cs="Times New Roman"/>
+        </w:rPr>
+        <w:tab/>
+      </w:r>
+    </w:p>
+    <w:p>
+      <w:pPr>
+        <w:spacing w:line="360" w:lineRule="auto"/>
+        <w:jc w:val="both"/>
+        <w:rPr>
+          <w:rFonts w:ascii="Times New Roman" w:hAnsi="Times New Roman" w:cs="Times New Roman"/>
+          <w:b/>
+          <w:bCs/>
+        </w:rPr>
+      </w:pPr>
+      <w:r>
+        <w:rPr>
+          <w:rFonts w:ascii="Times New Roman" w:hAnsi="Times New Roman" w:cs="Times New Roman"/>
+          <w:b/>
+          <w:bCs/>
+        </w:rPr>
+        <w:t>2. Dashboard Page</w:t>
+      </w:r>
+    </w:p>
+    <w:p>
+      <w:pPr>
+        <w:spacing w:line="360" w:lineRule="auto"/>
+        <w:jc w:val="both"/>
+        <w:rPr>
+          <w:rFonts w:ascii="Times New Roman" w:hAnsi="Times New Roman" w:cs="Times New Roman"/>
+        </w:rPr>
+      </w:pPr>
+      <w:r>
+        <w:rPr>
+          <w:rFonts w:ascii="Times New Roman" w:hAnsi="Times New Roman" w:cs="Times New Roman"/>
+        </w:rPr>
+        <w:t>The Dashboard serves as the main landing page after user login. It provides quick access to key system modules, displays food-saving statistics, and presents important updates such as notifications and upcoming food expiry alerts.</w:t>
+      </w:r>
+    </w:p>
+    <w:p>
+      <w:pPr>
+        <w:keepNext/>
+        <w:spacing w:line="360" w:lineRule="auto"/>
+        <w:jc w:val="center"/>
+      </w:pPr>
+      <w:r>
+        <w:rPr>
+          <w:rFonts w:ascii="Times New Roman" w:hAnsi="Times New Roman" w:cs="Times New Roman"/>
+          <w:noProof/>
+        </w:rPr>
+        <w:drawing>
+          <wp:inline distT="0" distB="0" distL="0" distR="0" wp14:anchorId="1CB73575" wp14:editId="3B8A90E9">
+            <wp:extent cx="3695700" cy="3162100"/>
+            <wp:effectExtent l="0" t="0" r="0" b="635"/>
+            <wp:docPr id="1185295567" name="Picture 1"/>
+            <wp:cNvGraphicFramePr>
+              <a:graphicFrameLocks xmlns:a="http://schemas.openxmlformats.org/drawingml/2006/main" noChangeAspect="1"/>
+            </wp:cNvGraphicFramePr>
+            <a:graphic xmlns:a="http://schemas.openxmlformats.org/drawingml/2006/main">
+              <a:graphicData uri="http://schemas.openxmlformats.org/drawingml/2006/picture">
+                <pic:pic xmlns:pic="http://schemas.openxmlformats.org/drawingml/2006/picture">
+                  <pic:nvPicPr>
+                    <pic:cNvPr id="1185295567" name=""/>
+                    <pic:cNvPicPr/>
+                  </pic:nvPicPr>
+                  <pic:blipFill>
+                    <a:blip r:embed="rId17"/>
+                    <a:stretch>
+                      <a:fillRect/>
+                    </a:stretch>
+                  </pic:blipFill>
+                  <pic:spPr>
+                    <a:xfrm>
+                      <a:off x="0" y="0"/>
+                      <a:ext cx="3712281" cy="3176287"/>
+                    </a:xfrm>
+                    <a:prstGeom prst="rect">
+                      <a:avLst/>
+                    </a:prstGeom>
+                  </pic:spPr>
+                </pic:pic>
+              </a:graphicData>
+            </a:graphic>
+          </wp:inline>
+        </w:drawing>
+      </w:r>
+    </w:p>
+    <w:p>
+      <w:pPr>
+        <w:pStyle w:val="Caption"/>
+        <w:jc w:val="center"/>
+        <w:rPr>
+          <w:rFonts w:ascii="Times New Roman" w:hAnsi="Times New Roman" w:cs="Times New Roman"/>
+        </w:rPr>
+      </w:pPr>
+      <w:bookmarkStart w:id="38" w:name="_Toc233359928"/>
+      <w:r>
+        <w:t xml:space="preserve">Figure </w:t>
+      </w:r>
+      <w:r>
+        <w:fldChar w:fldCharType="begin"/>
+      </w:r>
+      <w:r>
+        <w:instrText xml:space="preserve"> SEQ Figure \* ARABIC </w:instrText>
+      </w:r>
+      <w:r>
+        <w:fldChar w:fldCharType="separate"/>
+      </w:r>
+      <w:r>
+        <w:rPr>
+          <w:noProof/>
+        </w:rPr>
+        <w:t>8</w:t>
+      </w:r>
+      <w:r>
+        <w:rPr>
+          <w:noProof/>
+        </w:rPr>
+        <w:fldChar w:fldCharType="end"/>
+      </w:r>
+      <w:r>
+        <w:t>: Dashboard</w:t>
+      </w:r>
+      <w:bookmarkEnd w:id="38"/>
+    </w:p>
+    <w:p>
+      <w:pPr>
+        <w:spacing w:line="360" w:lineRule="auto"/>
+        <w:jc w:val="both"/>
+        <w:rPr>
+          <w:rFonts w:ascii="Times New Roman" w:hAnsi="Times New Roman" w:cs="Times New Roman"/>
+        </w:rPr>
+      </w:pPr>
+    </w:p>
+    <w:p>
+      <w:pPr>
+        <w:spacing w:line="360" w:lineRule="auto"/>
+        <w:jc w:val="both"/>
+        <w:rPr>
+          <w:rFonts w:ascii="Times New Roman" w:hAnsi="Times New Roman" w:cs="Times New Roman"/>
+          <w:b/>
+          <w:bCs/>
+        </w:rPr>
+      </w:pPr>
+      <w:r>
+        <w:rPr>
+          <w:rFonts w:ascii="Times New Roman" w:hAnsi="Times New Roman" w:cs="Times New Roman"/>
+          <w:b/>
+          <w:bCs/>
+        </w:rPr>
+        <w:t>3. Food Inventory Management Page</w:t>
+      </w:r>
+    </w:p>
+    <w:p>
+      <w:pPr>
+        <w:spacing w:line="360" w:lineRule="auto"/>
+        <w:jc w:val="both"/>
+        <w:rPr>
+          <w:rFonts w:ascii="Times New Roman" w:hAnsi="Times New Roman" w:cs="Times New Roman"/>
+        </w:rPr>
+      </w:pPr>
+      <w:r>
+        <w:rPr>
+          <w:rFonts w:ascii="Times New Roman" w:hAnsi="Times New Roman" w:cs="Times New Roman"/>
+        </w:rPr>
+        <w:t>The Food Inventory Management Page enables users to add, update, delete, and view food items stored in their household inventory. The page helps users monitor food quantities, categories, storage locations, and expiry dates to reduce food waste.</w:t>
+      </w:r>
+    </w:p>
+    <w:p>
+      <w:pPr>
+        <w:spacing w:line="360" w:lineRule="auto"/>
+        <w:jc w:val="both"/>
+        <w:rPr>
+          <w:rFonts w:ascii="Times New Roman" w:hAnsi="Times New Roman" w:cs="Times New Roman"/>
+          <w:b/>
+          <w:bCs/>
+        </w:rPr>
+      </w:pPr>
+    </w:p>
+    <w:p>
+      <w:pPr>
+        <w:keepNext/>
+        <w:jc w:val="center"/>
+      </w:pPr>
+      <w:r>
+        <w:rPr>
+          <w:rFonts w:ascii="Times New Roman" w:hAnsi="Times New Roman" w:cs="Times New Roman"/>
+          <w:noProof/>
+        </w:rPr>
+        <w:drawing>
+          <wp:inline distT="0" distB="0" distL="0" distR="0" wp14:anchorId="4DE61874" wp14:editId="0F4503DE">
+            <wp:extent cx="2669893" cy="4213860"/>
+            <wp:effectExtent l="0" t="0" r="0" b="0"/>
+            <wp:docPr id="1665408080" name="Picture 1"/>
+            <wp:cNvGraphicFramePr>
+              <a:graphicFrameLocks xmlns:a="http://schemas.openxmlformats.org/drawingml/2006/main" noChangeAspect="1"/>
+            </wp:cNvGraphicFramePr>
+            <a:graphic xmlns:a="http://schemas.openxmlformats.org/drawingml/2006/main">
+              <a:graphicData uri="http://schemas.openxmlformats.org/drawingml/2006/picture">
+                <pic:pic xmlns:pic="http://schemas.openxmlformats.org/drawingml/2006/picture">
+                  <pic:nvPicPr>
+                    <pic:cNvPr id="1665408080" name=""/>
+                    <pic:cNvPicPr/>
+                  </pic:nvPicPr>
+                  <pic:blipFill>
+                    <a:blip r:embed="rId18"/>
+                    <a:stretch>
+                      <a:fillRect/>
+                    </a:stretch>
+                  </pic:blipFill>
+                  <pic:spPr>
+                    <a:xfrm>
+                      <a:off x="0" y="0"/>
+                      <a:ext cx="2693510" cy="4251135"/>
+                    </a:xfrm>
+                    <a:prstGeom prst="rect">
+                      <a:avLst/>
+                    </a:prstGeom>
+                  </pic:spPr>
+                </pic:pic>
+              </a:graphicData>
+            </a:graphic>
+          </wp:inline>
+        </w:drawing>
+      </w:r>
+    </w:p>
+    <w:p>
+      <w:pPr>
+        <w:pStyle w:val="Caption"/>
+        <w:jc w:val="center"/>
+        <w:rPr>
+          <w:rFonts w:ascii="Times New Roman" w:hAnsi="Times New Roman" w:cs="Times New Roman"/>
+        </w:rPr>
+      </w:pPr>
+      <w:bookmarkStart w:id="39" w:name="_Toc233359929"/>
+      <w:r>
+        <w:t xml:space="preserve">Figure </w:t>
+      </w:r>
+      <w:r>
+        <w:fldChar w:fldCharType="begin"/>
+      </w:r>
+      <w:r>
+        <w:instrText xml:space="preserve"> SEQ Figure \* ARABIC </w:instrText>
+      </w:r>
+      <w:r>
+        <w:fldChar w:fldCharType="separate"/>
+      </w:r>
+      <w:r>
+        <w:rPr>
+          <w:noProof/>
+        </w:rPr>
+        <w:t>9</w:t>
+      </w:r>
+      <w:r>
+        <w:rPr>
+          <w:noProof/>
+        </w:rPr>
+        <w:fldChar w:fldCharType="end"/>
+      </w:r>
+      <w:r>
+        <w:t>: Food Inventory</w:t>
+      </w:r>
+      <w:bookmarkEnd w:id="39"/>
+    </w:p>
+    <w:p>
+      <w:pPr>
+        <w:jc w:val="center"/>
+        <w:rPr>
+          <w:rFonts w:ascii="Times New Roman" w:hAnsi="Times New Roman" w:cs="Times New Roman"/>
+        </w:rPr>
+      </w:pPr>
+    </w:p>
+    <w:p>
+      <w:pPr>
+        <w:rPr>
+          <w:rFonts w:ascii="Times New Roman" w:hAnsi="Times New Roman" w:cs="Times New Roman"/>
+          <w:b/>
+          <w:bCs/>
+        </w:rPr>
+      </w:pPr>
+      <w:r>
+        <w:rPr>
+          <w:rFonts w:ascii="Times New Roman" w:hAnsi="Times New Roman" w:cs="Times New Roman"/>
+          <w:b/>
+          <w:bCs/>
+        </w:rPr>
+        <w:t>4. Browse Food Items Page</w:t>
+      </w:r>
+    </w:p>
+    <w:p>
+      <w:pPr>
+        <w:rPr>
+          <w:rFonts w:ascii="Times New Roman" w:hAnsi="Times New Roman" w:cs="Times New Roman"/>
+        </w:rPr>
+      </w:pPr>
+      <w:r>
+        <w:rPr>
+          <w:rFonts w:ascii="Times New Roman" w:hAnsi="Times New Roman" w:cs="Times New Roman"/>
+        </w:rPr>
+        <w:t>The Browse Food Items Page allows users to view and search available food donation listings shared by community members. Users can filter, browse, and claim food items based on their needs and preferences.</w:t>
+      </w:r>
+    </w:p>
+    <w:p/>
+    <w:p>
+      <w:pPr>
+        <w:keepNext/>
+        <w:jc w:val="center"/>
+      </w:pPr>
+      <w:r>
+        <w:rPr>
+          <w:noProof/>
+        </w:rPr>
+        <w:drawing>
+          <wp:inline distT="0" distB="0" distL="0" distR="0" wp14:anchorId="65B21A70" wp14:editId="7CAD1CC4">
+            <wp:extent cx="3147060" cy="3626835"/>
+            <wp:effectExtent l="0" t="0" r="0" b="0"/>
+            <wp:docPr id="213020452" name="Picture 1"/>
+            <wp:cNvGraphicFramePr>
+              <a:graphicFrameLocks xmlns:a="http://schemas.openxmlformats.org/drawingml/2006/main" noChangeAspect="1"/>
+            </wp:cNvGraphicFramePr>
+            <a:graphic xmlns:a="http://schemas.openxmlformats.org/drawingml/2006/main">
+              <a:graphicData uri="http://schemas.openxmlformats.org/drawingml/2006/picture">
+                <pic:pic xmlns:pic="http://schemas.openxmlformats.org/drawingml/2006/picture">
+                  <pic:nvPicPr>
+                    <pic:cNvPr id="213020452" name=""/>
+                    <pic:cNvPicPr/>
+                  </pic:nvPicPr>
+                  <pic:blipFill>
+                    <a:blip r:embed="rId19"/>
+                    <a:stretch>
+                      <a:fillRect/>
+                    </a:stretch>
+                  </pic:blipFill>
+                  <pic:spPr>
+                    <a:xfrm>
+                      <a:off x="0" y="0"/>
+                      <a:ext cx="3151772" cy="3632265"/>
+                    </a:xfrm>
+                    <a:prstGeom prst="rect">
+                      <a:avLst/>
+                    </a:prstGeom>
+                  </pic:spPr>
+                </pic:pic>
+              </a:graphicData>
+            </a:graphic>
+          </wp:inline>
+        </w:drawing>
+      </w:r>
+    </w:p>
+    <w:p>
+      <w:pPr>
+        <w:pStyle w:val="Caption"/>
+        <w:jc w:val="center"/>
+      </w:pPr>
+      <w:bookmarkStart w:id="40" w:name="_Toc233359930"/>
+      <w:r>
+        <w:t xml:space="preserve">Figure </w:t>
+      </w:r>
+      <w:r>
+        <w:fldChar w:fldCharType="begin"/>
+      </w:r>
+      <w:r>
+        <w:instrText xml:space="preserve"> SEQ Figure \* ARABIC </w:instrText>
+      </w:r>
+      <w:r>
+        <w:fldChar w:fldCharType="separate"/>
+      </w:r>
+      <w:r>
+        <w:rPr>
+          <w:noProof/>
+        </w:rPr>
+        <w:t>10</w:t>
+      </w:r>
+      <w:r>
+        <w:rPr>
+          <w:noProof/>
+        </w:rPr>
+        <w:fldChar w:fldCharType="end"/>
+      </w:r>
+      <w:r>
+        <w:t>: Browse food item</w:t>
+      </w:r>
+      <w:bookmarkEnd w:id="40"/>
+    </w:p>
+    <w:p/>
+    <w:p>
+      <w:pPr>
+        <w:spacing w:line="360" w:lineRule="auto"/>
+        <w:rPr>
+          <w:rFonts w:ascii="Times New Roman" w:hAnsi="Times New Roman" w:cs="Times New Roman"/>
+          <w:b/>
+          <w:bCs/>
+        </w:rPr>
+      </w:pPr>
+      <w:r>
+        <w:rPr>
+          <w:rFonts w:ascii="Times New Roman" w:hAnsi="Times New Roman" w:cs="Times New Roman"/>
+          <w:b/>
+          <w:bCs/>
+        </w:rPr>
+        <w:t>5. Food Analytics Dashboard Page</w:t>
+      </w:r>
+    </w:p>
+    <w:p>
+      <w:pPr>
+        <w:spacing w:line="360" w:lineRule="auto"/>
+        <w:jc w:val="both"/>
+        <w:rPr>
+          <w:rFonts w:ascii="Times New Roman" w:hAnsi="Times New Roman" w:cs="Times New Roman"/>
+        </w:rPr>
+      </w:pPr>
+      <w:r>
+        <w:rPr>
+          <w:rFonts w:ascii="Times New Roman" w:hAnsi="Times New Roman" w:cs="Times New Roman"/>
+        </w:rPr>
+        <w:t>The Food Analytics Dashboard Page provides visual reports and charts that summarize food-saving activities, donation contributions, and inventory usage trends. These insights help users make informed decisions and encourage sustainable consumption habits.</w:t>
+      </w:r>
+    </w:p>
+    <w:p>
+      <w:pPr>
+        <w:spacing w:line="360" w:lineRule="auto"/>
+        <w:rPr>
+          <w:rFonts w:ascii="Times New Roman" w:hAnsi="Times New Roman" w:cs="Times New Roman"/>
+        </w:rPr>
+      </w:pPr>
+    </w:p>
+    <w:p>
+      <w:pPr>
+        <w:keepNext/>
+        <w:spacing w:line="360" w:lineRule="auto"/>
+        <w:jc w:val="center"/>
+      </w:pPr>
+      <w:r>
+        <w:rPr>
+          <w:rFonts w:ascii="Times New Roman" w:hAnsi="Times New Roman" w:cs="Times New Roman"/>
+          <w:noProof/>
+        </w:rPr>
+        <w:drawing>
+          <wp:inline distT="0" distB="0" distL="0" distR="0" wp14:anchorId="1835827E" wp14:editId="57DBD5D7">
+            <wp:extent cx="3909060" cy="3721881"/>
+            <wp:effectExtent l="0" t="0" r="0" b="0"/>
+            <wp:docPr id="1199622659" name="Picture 1"/>
+            <wp:cNvGraphicFramePr>
+              <a:graphicFrameLocks xmlns:a="http://schemas.openxmlformats.org/drawingml/2006/main" noChangeAspect="1"/>
+            </wp:cNvGraphicFramePr>
+            <a:graphic xmlns:a="http://schemas.openxmlformats.org/drawingml/2006/main">
+              <a:graphicData uri="http://schemas.openxmlformats.org/drawingml/2006/picture">
+                <pic:pic xmlns:pic="http://schemas.openxmlformats.org/drawingml/2006/picture">
+                  <pic:nvPicPr>
+                    <pic:cNvPr id="1199622659" name=""/>
+                    <pic:cNvPicPr/>
+                  </pic:nvPicPr>
+                  <pic:blipFill>
+                    <a:blip r:embed="rId20"/>
+                    <a:stretch>
+                      <a:fillRect/>
+                    </a:stretch>
+                  </pic:blipFill>
+                  <pic:spPr>
+                    <a:xfrm>
+                      <a:off x="0" y="0"/>
+                      <a:ext cx="3919201" cy="3731536"/>
+                    </a:xfrm>
+                    <a:prstGeom prst="rect">
+                      <a:avLst/>
+                    </a:prstGeom>
+                  </pic:spPr>
+                </pic:pic>
+              </a:graphicData>
+            </a:graphic>
+          </wp:inline>
+        </w:drawing>
+      </w:r>
+    </w:p>
+    <w:p>
+      <w:pPr>
+        <w:pStyle w:val="Caption"/>
+        <w:jc w:val="center"/>
+        <w:rPr>
+          <w:rFonts w:ascii="Times New Roman" w:hAnsi="Times New Roman" w:cs="Times New Roman"/>
+        </w:rPr>
+      </w:pPr>
+      <w:bookmarkStart w:id="41" w:name="_Toc233359931"/>
+      <w:r>
+        <w:t xml:space="preserve">Figure </w:t>
+      </w:r>
+      <w:r>
+        <w:fldChar w:fldCharType="begin"/>
+      </w:r>
+      <w:r>
+        <w:instrText xml:space="preserve"> SEQ Figure \* ARABIC </w:instrText>
+      </w:r>
+      <w:r>
+        <w:fldChar w:fldCharType="separate"/>
+      </w:r>
+      <w:r>
+        <w:rPr>
+          <w:noProof/>
+        </w:rPr>
+        <w:t>11</w:t>
+      </w:r>
+      <w:r>
+        <w:rPr>
+          <w:noProof/>
+        </w:rPr>
+        <w:fldChar w:fldCharType="end"/>
+      </w:r>
+      <w:r>
+        <w:t>: Analytics Dashboard</w:t>
+      </w:r>
+      <w:bookmarkEnd w:id="41"/>
+    </w:p>
+    <w:p>
+      <w:pPr>
+        <w:spacing w:line="360" w:lineRule="auto"/>
+        <w:rPr>
+          <w:rFonts w:ascii="Times New Roman" w:hAnsi="Times New Roman" w:cs="Times New Roman"/>
+          <w:b/>
+          <w:bCs/>
+        </w:rPr>
+      </w:pPr>
+      <w:r>
+        <w:rPr>
+          <w:rFonts w:ascii="Times New Roman" w:hAnsi="Times New Roman" w:cs="Times New Roman"/>
+          <w:b/>
+          <w:bCs/>
+        </w:rPr>
+        <w:t>6. Notification Centre Page</w:t>
+      </w:r>
+    </w:p>
+    <w:p>
+      <w:pPr>
+        <w:spacing w:line="360" w:lineRule="auto"/>
+        <w:jc w:val="both"/>
+        <w:rPr>
+          <w:rFonts w:ascii="Times New Roman" w:hAnsi="Times New Roman" w:cs="Times New Roman"/>
+        </w:rPr>
+      </w:pPr>
+      <w:r>
+        <w:rPr>
+          <w:rFonts w:ascii="Times New Roman" w:hAnsi="Times New Roman" w:cs="Times New Roman"/>
+        </w:rPr>
+        <w:t>The Notification Centre Page displays important alerts related to food expiry dates, donation activities, meal planning reminders, and account updates. The page helps users stay informed and take timely action to minimize food wastage.</w:t>
+      </w:r>
+    </w:p>
+    <w:p>
+      <w:pPr>
+        <w:spacing w:line="360" w:lineRule="auto"/>
+        <w:rPr>
+          <w:rFonts w:ascii="Times New Roman" w:hAnsi="Times New Roman" w:cs="Times New Roman"/>
+        </w:rPr>
+      </w:pPr>
+    </w:p>
+    <w:p>
+      <w:pPr>
+        <w:keepNext/>
+        <w:spacing w:line="360" w:lineRule="auto"/>
+        <w:ind w:left="720"/>
+        <w:jc w:val="center"/>
+      </w:pPr>
+      <w:r>
+        <w:rPr>
+          <w:rFonts w:ascii="Times New Roman" w:hAnsi="Times New Roman" w:cs="Times New Roman"/>
+          <w:noProof/>
+        </w:rPr>
+        <w:drawing>
+          <wp:inline distT="0" distB="0" distL="0" distR="0" wp14:anchorId="27A7908B" wp14:editId="6260EC80">
+            <wp:extent cx="3741420" cy="4556033"/>
+            <wp:effectExtent l="0" t="0" r="0" b="0"/>
+            <wp:docPr id="352394137" name="Picture 1"/>
+            <wp:cNvGraphicFramePr>
+              <a:graphicFrameLocks xmlns:a="http://schemas.openxmlformats.org/drawingml/2006/main" noChangeAspect="1"/>
+            </wp:cNvGraphicFramePr>
+            <a:graphic xmlns:a="http://schemas.openxmlformats.org/drawingml/2006/main">
+              <a:graphicData uri="http://schemas.openxmlformats.org/drawingml/2006/picture">
+                <pic:pic xmlns:pic="http://schemas.openxmlformats.org/drawingml/2006/picture">
+                  <pic:nvPicPr>
+                    <pic:cNvPr id="352394137" name=""/>
+                    <pic:cNvPicPr/>
+                  </pic:nvPicPr>
+                  <pic:blipFill>
+                    <a:blip r:embed="rId21"/>
+                    <a:stretch>
+                      <a:fillRect/>
+                    </a:stretch>
+                  </pic:blipFill>
+                  <pic:spPr>
+                    <a:xfrm>
+                      <a:off x="0" y="0"/>
+                      <a:ext cx="3753001" cy="4570136"/>
+                    </a:xfrm>
+                    <a:prstGeom prst="rect">
+                      <a:avLst/>
+                    </a:prstGeom>
+                  </pic:spPr>
+                </pic:pic>
+              </a:graphicData>
+            </a:graphic>
+          </wp:inline>
+        </w:drawing>
+      </w:r>
+    </w:p>
+    <w:p>
+      <w:pPr>
+        <w:pStyle w:val="Caption"/>
+        <w:jc w:val="center"/>
+        <w:rPr>
+          <w:rFonts w:ascii="Times New Roman" w:hAnsi="Times New Roman" w:cs="Times New Roman"/>
+        </w:rPr>
+      </w:pPr>
+      <w:bookmarkStart w:id="42" w:name="_Toc233359932"/>
+      <w:r>
+        <w:t xml:space="preserve">Figure </w:t>
+      </w:r>
+      <w:r>
+        <w:fldChar w:fldCharType="begin"/>
+      </w:r>
+      <w:r>
+        <w:instrText xml:space="preserve"> SEQ Figure \* ARABIC </w:instrText>
+      </w:r>
+      <w:r>
+        <w:fldChar w:fldCharType="separate"/>
+      </w:r>
+      <w:r>
+        <w:rPr>
+          <w:noProof/>
+        </w:rPr>
+        <w:t>12</w:t>
+      </w:r>
+      <w:r>
+        <w:rPr>
+          <w:noProof/>
+        </w:rPr>
+        <w:fldChar w:fldCharType="end"/>
+      </w:r>
+      <w:r>
+        <w:t>: Notification</w:t>
+      </w:r>
+      <w:bookmarkEnd w:id="42"/>
+    </w:p>
+    <w:p>
+      <w:pPr>
+        <w:spacing w:line="360" w:lineRule="auto"/>
+        <w:ind w:left="720"/>
+        <w:jc w:val="center"/>
+        <w:rPr>
+          <w:rFonts w:ascii="Times New Roman" w:hAnsi="Times New Roman" w:cs="Times New Roman"/>
+        </w:rPr>
+      </w:pPr>
+    </w:p>
+    <w:p>
+      <w:pPr>
+        <w:spacing w:line="360" w:lineRule="auto"/>
+        <w:rPr>
+          <w:rFonts w:ascii="Times New Roman" w:hAnsi="Times New Roman" w:cs="Times New Roman"/>
+          <w:b/>
+          <w:bCs/>
+        </w:rPr>
+      </w:pPr>
+      <w:r>
+        <w:rPr>
+          <w:rFonts w:ascii="Times New Roman" w:hAnsi="Times New Roman" w:cs="Times New Roman"/>
+          <w:b/>
+          <w:bCs/>
+        </w:rPr>
+        <w:t>7. Weekly Meal Planning Page:</w:t>
+      </w:r>
+    </w:p>
+    <w:p>
+      <w:pPr>
+        <w:spacing w:line="360" w:lineRule="auto"/>
+        <w:jc w:val="both"/>
+        <w:rPr>
+          <w:rFonts w:ascii="Times New Roman" w:hAnsi="Times New Roman" w:cs="Times New Roman"/>
+        </w:rPr>
+      </w:pPr>
+      <w:r>
+        <w:rPr>
+          <w:rFonts w:ascii="Times New Roman" w:hAnsi="Times New Roman" w:cs="Times New Roman"/>
+        </w:rPr>
+        <w:t>The Weekly Meal Planning Page enables users to create and manage meal schedules using available food inventory. This feature promotes efficient food utilization, supports meal organization, and helps reduce unnecessary food waste.</w:t>
+      </w:r>
+    </w:p>
+    <w:p>
+      <w:pPr>
+        <w:spacing w:line="360" w:lineRule="auto"/>
+        <w:rPr>
+          <w:rFonts w:ascii="Times New Roman" w:hAnsi="Times New Roman" w:cs="Times New Roman"/>
+        </w:rPr>
+      </w:pPr>
+    </w:p>
+    <w:p>
+      <w:pPr>
+        <w:keepNext/>
+        <w:ind w:left="360"/>
+        <w:jc w:val="center"/>
+      </w:pPr>
+      <w:r>
+        <w:rPr>
+          <w:noProof/>
+        </w:rPr>
+        <w:drawing>
+          <wp:inline distT="0" distB="0" distL="0" distR="0" wp14:anchorId="3B5DD9B2" wp14:editId="1A754A6C">
+            <wp:extent cx="4221480" cy="3880453"/>
+            <wp:effectExtent l="0" t="0" r="7620" b="6350"/>
+            <wp:docPr id="1418706064" name="Picture 1"/>
+            <wp:cNvGraphicFramePr>
+              <a:graphicFrameLocks xmlns:a="http://schemas.openxmlformats.org/drawingml/2006/main" noChangeAspect="1"/>
+            </wp:cNvGraphicFramePr>
+            <a:graphic xmlns:a="http://schemas.openxmlformats.org/drawingml/2006/main">
+              <a:graphicData uri="http://schemas.openxmlformats.org/drawingml/2006/picture">
+                <pic:pic xmlns:pic="http://schemas.openxmlformats.org/drawingml/2006/picture">
+                  <pic:nvPicPr>
+                    <pic:cNvPr id="1418706064" name=""/>
+                    <pic:cNvPicPr/>
+                  </pic:nvPicPr>
+                  <pic:blipFill>
+                    <a:blip r:embed="rId22"/>
+                    <a:stretch>
+                      <a:fillRect/>
+                    </a:stretch>
+                  </pic:blipFill>
+                  <pic:spPr>
+                    <a:xfrm>
+                      <a:off x="0" y="0"/>
+                      <a:ext cx="4228009" cy="3886455"/>
+                    </a:xfrm>
+                    <a:prstGeom prst="rect">
+                      <a:avLst/>
+                    </a:prstGeom>
+                  </pic:spPr>
+                </pic:pic>
+              </a:graphicData>
+            </a:graphic>
+          </wp:inline>
+        </w:drawing>
+      </w:r>
+    </w:p>
+    <w:p>
+      <w:pPr>
+        <w:pStyle w:val="Caption"/>
+        <w:jc w:val="center"/>
+      </w:pPr>
+      <w:bookmarkStart w:id="43" w:name="_Toc233359933"/>
+      <w:r>
+        <w:t xml:space="preserve">Figure </w:t>
+      </w:r>
+      <w:r>
+        <w:fldChar w:fldCharType="begin"/>
+      </w:r>
+      <w:r>
+        <w:instrText xml:space="preserve"> SEQ Figure \* ARABIC </w:instrText>
+      </w:r>
+      <w:r>
+        <w:fldChar w:fldCharType="separate"/>
+      </w:r>
+      <w:r>
+        <w:rPr>
+          <w:noProof/>
+        </w:rPr>
+        <w:t>13</w:t>
+      </w:r>
+      <w:r>
+        <w:rPr>
+          <w:noProof/>
+        </w:rPr>
+        <w:fldChar w:fldCharType="end"/>
+      </w:r>
+      <w:r>
+        <w:t>: Meal Plan Wireframe</w:t>
+      </w:r>
+      <w:bookmarkEnd w:id="43"/>
+    </w:p>
+    <w:p>
+      <w:pPr>
+        <w:rPr>
+          <w:lang w:val="en-US"/>
+        </w:rPr>
+      </w:pPr>
     </w:p>
     <w:p>
       <w:pPr>

--- a/Task2 Assignment1.docx
+++ b/Task2 Assignment1.docx
@@ -25201,6 +25201,5443 @@
         <w:t>: Meal Plan Wireframe</w:t>
       </w:r>
       <w:bookmarkEnd w:id="43"/>
+    </w:p>
+    <w:p>
+      <w:pPr>
+        <w:pStyle w:val="Heading2"/>
+        <w:spacing w:line="360" w:lineRule="auto"/>
+        <w:jc w:val="center"/>
+        <w:rPr>
+          <w:rFonts w:ascii="Times New Roman" w:hAnsi="Times New Roman" w:cs="Times New Roman"/>
+          <w:sz w:val="26"/>
+          <w:szCs w:val="26"/>
+        </w:rPr>
+      </w:pPr>
+      <w:bookmarkStart w:id="44" w:name="_Toc233361573"/>
+      <w:r>
+        <w:rPr>
+          <w:rFonts w:ascii="Times New Roman" w:hAnsi="Times New Roman" w:cs="Times New Roman"/>
+          <w:sz w:val="26"/>
+          <w:szCs w:val="26"/>
+        </w:rPr>
+        <w:t>2.3 System Design</w:t>
+      </w:r>
+      <w:bookmarkEnd w:id="44"/>
+    </w:p>
+    <w:p>
+      <w:pPr>
+        <w:pStyle w:val="Heading3"/>
+        <w:spacing w:line="360" w:lineRule="auto"/>
+        <w:jc w:val="center"/>
+        <w:rPr>
+          <w:rFonts w:ascii="Times New Roman" w:hAnsi="Times New Roman" w:cs="Times New Roman"/>
+          <w:sz w:val="24"/>
+          <w:szCs w:val="24"/>
+        </w:rPr>
+      </w:pPr>
+      <w:bookmarkStart w:id="45" w:name="_Toc233361574"/>
+      <w:r>
+        <w:rPr>
+          <w:rFonts w:ascii="Times New Roman" w:hAnsi="Times New Roman" w:cs="Times New Roman"/>
+          <w:sz w:val="24"/>
+          <w:szCs w:val="24"/>
+        </w:rPr>
+        <w:t>2.3.1 Database Design</w:t>
+      </w:r>
+      <w:bookmarkEnd w:id="45"/>
+    </w:p>
+    <w:p>
+      <w:pPr>
+        <w:spacing w:line="360" w:lineRule="auto"/>
+        <w:jc w:val="both"/>
+        <w:rPr>
+          <w:rFonts w:ascii="Times New Roman" w:hAnsi="Times New Roman" w:cs="Times New Roman"/>
+          <w:szCs w:val="24"/>
+        </w:rPr>
+      </w:pPr>
+      <w:r>
+        <w:rPr>
+          <w:rFonts w:ascii="Times New Roman" w:hAnsi="Times New Roman" w:cs="Times New Roman"/>
+          <w:szCs w:val="24"/>
+        </w:rPr>
+        <w:t>The SaveBite database is designed to store and manage information related to users, food inventory, donations, notifications, meal planning, and analytics. The database uses relational tables to ensure data consistency, integrity, and efficient retrieval of information.</w:t>
+      </w:r>
+    </w:p>
+    <w:p>
+      <w:pPr>
+        <w:spacing w:line="360" w:lineRule="auto"/>
+        <w:jc w:val="both"/>
+        <w:rPr>
+          <w:rFonts w:ascii="Times New Roman" w:hAnsi="Times New Roman" w:cs="Times New Roman"/>
+          <w:b/>
+          <w:bCs/>
+          <w:szCs w:val="24"/>
+        </w:rPr>
+      </w:pPr>
+      <w:r>
+        <w:rPr>
+          <w:rFonts w:ascii="Times New Roman" w:hAnsi="Times New Roman" w:cs="Times New Roman"/>
+          <w:b/>
+          <w:bCs/>
+          <w:szCs w:val="24"/>
+        </w:rPr>
+        <w:t>1. User Table</w:t>
+      </w:r>
+    </w:p>
+    <w:p>
+      <w:pPr>
+        <w:spacing w:line="360" w:lineRule="auto"/>
+        <w:jc w:val="both"/>
+        <w:rPr>
+          <w:rFonts w:ascii="Times New Roman" w:hAnsi="Times New Roman" w:cs="Times New Roman"/>
+          <w:szCs w:val="24"/>
+        </w:rPr>
+      </w:pPr>
+      <w:r>
+        <w:rPr>
+          <w:rFonts w:ascii="Times New Roman" w:hAnsi="Times New Roman" w:cs="Times New Roman"/>
+          <w:szCs w:val="24"/>
+        </w:rPr>
+        <w:t>The User table stores account and profile information for registered users.</w:t>
+      </w:r>
+    </w:p>
+    <w:tbl>
+      <w:tblPr>
+        <w:tblStyle w:val="TableGrid"/>
+        <w:tblW w:w="9117" w:type="dxa"/>
+        <w:tblLook w:val="04A0" w:firstRow="1" w:lastRow="0" w:firstColumn="1" w:lastColumn="0" w:noHBand="0" w:noVBand="1"/>
+      </w:tblPr>
+      <w:tblGrid>
+        <w:gridCol w:w="3039"/>
+        <w:gridCol w:w="3039"/>
+        <w:gridCol w:w="3039"/>
+      </w:tblGrid>
+      <w:tr>
+        <w:trPr>
+          <w:trHeight w:val="318"/>
+        </w:trPr>
+        <w:tc>
+          <w:tcPr>
+            <w:tcW w:w="3039" w:type="dxa"/>
+            <w:vAlign w:val="center"/>
+          </w:tcPr>
+          <w:p>
+            <w:pPr>
+              <w:spacing w:line="360" w:lineRule="auto"/>
+              <w:jc w:val="both"/>
+              <w:rPr>
+                <w:rFonts w:ascii="Times New Roman" w:hAnsi="Times New Roman" w:cs="Times New Roman"/>
+                <w:szCs w:val="24"/>
+              </w:rPr>
+            </w:pPr>
+            <w:r>
+              <w:rPr>
+                <w:rFonts w:ascii="Times New Roman" w:hAnsi="Times New Roman" w:cs="Times New Roman"/>
+                <w:b/>
+                <w:bCs/>
+                <w:szCs w:val="24"/>
+              </w:rPr>
+              <w:t>Attribute</w:t>
+            </w:r>
+          </w:p>
+        </w:tc>
+        <w:tc>
+          <w:tcPr>
+            <w:tcW w:w="3039" w:type="dxa"/>
+            <w:vAlign w:val="center"/>
+          </w:tcPr>
+          <w:p>
+            <w:pPr>
+              <w:spacing w:line="360" w:lineRule="auto"/>
+              <w:jc w:val="both"/>
+              <w:rPr>
+                <w:rFonts w:ascii="Times New Roman" w:hAnsi="Times New Roman" w:cs="Times New Roman"/>
+                <w:szCs w:val="24"/>
+              </w:rPr>
+            </w:pPr>
+            <w:r>
+              <w:rPr>
+                <w:rFonts w:ascii="Times New Roman" w:hAnsi="Times New Roman" w:cs="Times New Roman"/>
+                <w:b/>
+                <w:bCs/>
+                <w:szCs w:val="24"/>
+              </w:rPr>
+              <w:t>Data Type</w:t>
+            </w:r>
+          </w:p>
+        </w:tc>
+        <w:tc>
+          <w:tcPr>
+            <w:tcW w:w="3039" w:type="dxa"/>
+            <w:vAlign w:val="center"/>
+          </w:tcPr>
+          <w:p>
+            <w:pPr>
+              <w:spacing w:line="360" w:lineRule="auto"/>
+              <w:jc w:val="both"/>
+              <w:rPr>
+                <w:rFonts w:ascii="Times New Roman" w:hAnsi="Times New Roman" w:cs="Times New Roman"/>
+                <w:szCs w:val="24"/>
+              </w:rPr>
+            </w:pPr>
+            <w:r>
+              <w:rPr>
+                <w:rFonts w:ascii="Times New Roman" w:hAnsi="Times New Roman" w:cs="Times New Roman"/>
+                <w:b/>
+                <w:bCs/>
+                <w:szCs w:val="24"/>
+              </w:rPr>
+              <w:t>Description</w:t>
+            </w:r>
+          </w:p>
+        </w:tc>
+      </w:tr>
+      <w:tr>
+        <w:trPr>
+          <w:trHeight w:val="318"/>
+        </w:trPr>
+        <w:tc>
+          <w:tcPr>
+            <w:tcW w:w="3039" w:type="dxa"/>
+            <w:vAlign w:val="center"/>
+          </w:tcPr>
+          <w:p>
+            <w:pPr>
+              <w:spacing w:line="360" w:lineRule="auto"/>
+              <w:jc w:val="both"/>
+              <w:rPr>
+                <w:rFonts w:ascii="Times New Roman" w:hAnsi="Times New Roman" w:cs="Times New Roman"/>
+                <w:szCs w:val="24"/>
+              </w:rPr>
+            </w:pPr>
+            <w:r>
+              <w:rPr>
+                <w:rFonts w:ascii="Times New Roman" w:hAnsi="Times New Roman" w:cs="Times New Roman"/>
+                <w:szCs w:val="24"/>
+              </w:rPr>
+              <w:t>UserID (PK)</w:t>
+            </w:r>
+          </w:p>
+        </w:tc>
+        <w:tc>
+          <w:tcPr>
+            <w:tcW w:w="3039" w:type="dxa"/>
+            <w:vAlign w:val="center"/>
+          </w:tcPr>
+          <w:p>
+            <w:pPr>
+              <w:spacing w:line="360" w:lineRule="auto"/>
+              <w:jc w:val="both"/>
+              <w:rPr>
+                <w:rFonts w:ascii="Times New Roman" w:hAnsi="Times New Roman" w:cs="Times New Roman"/>
+                <w:szCs w:val="24"/>
+              </w:rPr>
+            </w:pPr>
+            <w:r>
+              <w:rPr>
+                <w:rFonts w:ascii="Times New Roman" w:hAnsi="Times New Roman" w:cs="Times New Roman"/>
+                <w:szCs w:val="24"/>
+              </w:rPr>
+              <w:t>INT</w:t>
+            </w:r>
+          </w:p>
+        </w:tc>
+        <w:tc>
+          <w:tcPr>
+            <w:tcW w:w="3039" w:type="dxa"/>
+            <w:vAlign w:val="center"/>
+          </w:tcPr>
+          <w:p>
+            <w:pPr>
+              <w:spacing w:line="360" w:lineRule="auto"/>
+              <w:jc w:val="both"/>
+              <w:rPr>
+                <w:rFonts w:ascii="Times New Roman" w:hAnsi="Times New Roman" w:cs="Times New Roman"/>
+                <w:szCs w:val="24"/>
+              </w:rPr>
+            </w:pPr>
+            <w:r>
+              <w:rPr>
+                <w:rFonts w:ascii="Times New Roman" w:hAnsi="Times New Roman" w:cs="Times New Roman"/>
+                <w:szCs w:val="24"/>
+              </w:rPr>
+              <w:t>Unique identifier for each user</w:t>
+            </w:r>
+          </w:p>
+        </w:tc>
+      </w:tr>
+      <w:tr>
+        <w:trPr>
+          <w:trHeight w:val="331"/>
+        </w:trPr>
+        <w:tc>
+          <w:tcPr>
+            <w:tcW w:w="3039" w:type="dxa"/>
+            <w:vAlign w:val="center"/>
+          </w:tcPr>
+          <w:p>
+            <w:pPr>
+              <w:spacing w:line="360" w:lineRule="auto"/>
+              <w:jc w:val="both"/>
+              <w:rPr>
+                <w:rFonts w:ascii="Times New Roman" w:hAnsi="Times New Roman" w:cs="Times New Roman"/>
+                <w:szCs w:val="24"/>
+              </w:rPr>
+            </w:pPr>
+            <w:r>
+              <w:rPr>
+                <w:rFonts w:ascii="Times New Roman" w:hAnsi="Times New Roman" w:cs="Times New Roman"/>
+                <w:szCs w:val="24"/>
+              </w:rPr>
+              <w:t>Name</w:t>
+            </w:r>
+          </w:p>
+        </w:tc>
+        <w:tc>
+          <w:tcPr>
+            <w:tcW w:w="3039" w:type="dxa"/>
+            <w:vAlign w:val="center"/>
+          </w:tcPr>
+          <w:p>
+            <w:pPr>
+              <w:spacing w:line="360" w:lineRule="auto"/>
+              <w:jc w:val="both"/>
+              <w:rPr>
+                <w:rFonts w:ascii="Times New Roman" w:hAnsi="Times New Roman" w:cs="Times New Roman"/>
+                <w:szCs w:val="24"/>
+              </w:rPr>
+            </w:pPr>
+            <w:r>
+              <w:rPr>
+                <w:rFonts w:ascii="Times New Roman" w:hAnsi="Times New Roman" w:cs="Times New Roman"/>
+                <w:szCs w:val="24"/>
+              </w:rPr>
+              <w:t>VARCHAR (100)</w:t>
+            </w:r>
+          </w:p>
+        </w:tc>
+        <w:tc>
+          <w:tcPr>
+            <w:tcW w:w="3039" w:type="dxa"/>
+            <w:vAlign w:val="center"/>
+          </w:tcPr>
+          <w:p>
+            <w:pPr>
+              <w:spacing w:line="360" w:lineRule="auto"/>
+              <w:jc w:val="both"/>
+              <w:rPr>
+                <w:rFonts w:ascii="Times New Roman" w:hAnsi="Times New Roman" w:cs="Times New Roman"/>
+                <w:szCs w:val="24"/>
+              </w:rPr>
+            </w:pPr>
+            <w:r>
+              <w:rPr>
+                <w:rFonts w:ascii="Times New Roman" w:hAnsi="Times New Roman" w:cs="Times New Roman"/>
+                <w:szCs w:val="24"/>
+              </w:rPr>
+              <w:t>User's full name</w:t>
+            </w:r>
+          </w:p>
+        </w:tc>
+      </w:tr>
+      <w:tr>
+        <w:trPr>
+          <w:trHeight w:val="318"/>
+        </w:trPr>
+        <w:tc>
+          <w:tcPr>
+            <w:tcW w:w="3039" w:type="dxa"/>
+            <w:vAlign w:val="center"/>
+          </w:tcPr>
+          <w:p>
+            <w:pPr>
+              <w:spacing w:line="360" w:lineRule="auto"/>
+              <w:jc w:val="both"/>
+              <w:rPr>
+                <w:rFonts w:ascii="Times New Roman" w:hAnsi="Times New Roman" w:cs="Times New Roman"/>
+                <w:szCs w:val="24"/>
+              </w:rPr>
+            </w:pPr>
+            <w:r>
+              <w:rPr>
+                <w:rFonts w:ascii="Times New Roman" w:hAnsi="Times New Roman" w:cs="Times New Roman"/>
+                <w:szCs w:val="24"/>
+              </w:rPr>
+              <w:t>Email</w:t>
+            </w:r>
+          </w:p>
+        </w:tc>
+        <w:tc>
+          <w:tcPr>
+            <w:tcW w:w="3039" w:type="dxa"/>
+            <w:vAlign w:val="center"/>
+          </w:tcPr>
+          <w:p>
+            <w:pPr>
+              <w:spacing w:line="360" w:lineRule="auto"/>
+              <w:jc w:val="both"/>
+              <w:rPr>
+                <w:rFonts w:ascii="Times New Roman" w:hAnsi="Times New Roman" w:cs="Times New Roman"/>
+                <w:szCs w:val="24"/>
+              </w:rPr>
+            </w:pPr>
+            <w:r>
+              <w:rPr>
+                <w:rFonts w:ascii="Times New Roman" w:hAnsi="Times New Roman" w:cs="Times New Roman"/>
+                <w:szCs w:val="24"/>
+              </w:rPr>
+              <w:t>VARCHAR (100)</w:t>
+            </w:r>
+          </w:p>
+        </w:tc>
+        <w:tc>
+          <w:tcPr>
+            <w:tcW w:w="3039" w:type="dxa"/>
+            <w:vAlign w:val="center"/>
+          </w:tcPr>
+          <w:p>
+            <w:pPr>
+              <w:spacing w:line="360" w:lineRule="auto"/>
+              <w:jc w:val="both"/>
+              <w:rPr>
+                <w:rFonts w:ascii="Times New Roman" w:hAnsi="Times New Roman" w:cs="Times New Roman"/>
+                <w:szCs w:val="24"/>
+              </w:rPr>
+            </w:pPr>
+            <w:r>
+              <w:rPr>
+                <w:rFonts w:ascii="Times New Roman" w:hAnsi="Times New Roman" w:cs="Times New Roman"/>
+                <w:szCs w:val="24"/>
+              </w:rPr>
+              <w:t>User's email address</w:t>
+            </w:r>
+          </w:p>
+        </w:tc>
+      </w:tr>
+      <w:tr>
+        <w:trPr>
+          <w:trHeight w:val="318"/>
+        </w:trPr>
+        <w:tc>
+          <w:tcPr>
+            <w:tcW w:w="3039" w:type="dxa"/>
+            <w:vAlign w:val="center"/>
+          </w:tcPr>
+          <w:p>
+            <w:pPr>
+              <w:spacing w:line="360" w:lineRule="auto"/>
+              <w:jc w:val="both"/>
+              <w:rPr>
+                <w:rFonts w:ascii="Times New Roman" w:hAnsi="Times New Roman" w:cs="Times New Roman"/>
+                <w:szCs w:val="24"/>
+              </w:rPr>
+            </w:pPr>
+            <w:r>
+              <w:rPr>
+                <w:rFonts w:ascii="Times New Roman" w:hAnsi="Times New Roman" w:cs="Times New Roman"/>
+                <w:szCs w:val="24"/>
+              </w:rPr>
+              <w:t>Password</w:t>
+            </w:r>
+          </w:p>
+        </w:tc>
+        <w:tc>
+          <w:tcPr>
+            <w:tcW w:w="3039" w:type="dxa"/>
+            <w:vAlign w:val="center"/>
+          </w:tcPr>
+          <w:p>
+            <w:pPr>
+              <w:spacing w:line="360" w:lineRule="auto"/>
+              <w:jc w:val="both"/>
+              <w:rPr>
+                <w:rFonts w:ascii="Times New Roman" w:hAnsi="Times New Roman" w:cs="Times New Roman"/>
+                <w:szCs w:val="24"/>
+              </w:rPr>
+            </w:pPr>
+            <w:r>
+              <w:rPr>
+                <w:rFonts w:ascii="Times New Roman" w:hAnsi="Times New Roman" w:cs="Times New Roman"/>
+                <w:szCs w:val="24"/>
+              </w:rPr>
+              <w:t>VARCHAR (255)</w:t>
+            </w:r>
+          </w:p>
+        </w:tc>
+        <w:tc>
+          <w:tcPr>
+            <w:tcW w:w="3039" w:type="dxa"/>
+            <w:vAlign w:val="center"/>
+          </w:tcPr>
+          <w:p>
+            <w:pPr>
+              <w:spacing w:line="360" w:lineRule="auto"/>
+              <w:jc w:val="both"/>
+              <w:rPr>
+                <w:rFonts w:ascii="Times New Roman" w:hAnsi="Times New Roman" w:cs="Times New Roman"/>
+                <w:szCs w:val="24"/>
+              </w:rPr>
+            </w:pPr>
+            <w:r>
+              <w:rPr>
+                <w:rFonts w:ascii="Times New Roman" w:hAnsi="Times New Roman" w:cs="Times New Roman"/>
+                <w:szCs w:val="24"/>
+              </w:rPr>
+              <w:t>Encrypted password</w:t>
+            </w:r>
+          </w:p>
+        </w:tc>
+      </w:tr>
+      <w:tr>
+        <w:trPr>
+          <w:trHeight w:val="318"/>
+        </w:trPr>
+        <w:tc>
+          <w:tcPr>
+            <w:tcW w:w="3039" w:type="dxa"/>
+            <w:vAlign w:val="center"/>
+          </w:tcPr>
+          <w:p>
+            <w:pPr>
+              <w:spacing w:line="360" w:lineRule="auto"/>
+              <w:jc w:val="both"/>
+              <w:rPr>
+                <w:rFonts w:ascii="Times New Roman" w:hAnsi="Times New Roman" w:cs="Times New Roman"/>
+                <w:szCs w:val="24"/>
+              </w:rPr>
+            </w:pPr>
+            <w:r>
+              <w:rPr>
+                <w:rFonts w:ascii="Times New Roman" w:hAnsi="Times New Roman" w:cs="Times New Roman"/>
+                <w:szCs w:val="24"/>
+              </w:rPr>
+              <w:t>PrivacySettings</w:t>
+            </w:r>
+          </w:p>
+        </w:tc>
+        <w:tc>
+          <w:tcPr>
+            <w:tcW w:w="3039" w:type="dxa"/>
+            <w:vAlign w:val="center"/>
+          </w:tcPr>
+          <w:p>
+            <w:pPr>
+              <w:spacing w:line="360" w:lineRule="auto"/>
+              <w:jc w:val="both"/>
+              <w:rPr>
+                <w:rFonts w:ascii="Times New Roman" w:hAnsi="Times New Roman" w:cs="Times New Roman"/>
+                <w:szCs w:val="24"/>
+              </w:rPr>
+            </w:pPr>
+            <w:r>
+              <w:rPr>
+                <w:rFonts w:ascii="Times New Roman" w:hAnsi="Times New Roman" w:cs="Times New Roman"/>
+                <w:szCs w:val="24"/>
+              </w:rPr>
+              <w:t>VARCHAR (100)</w:t>
+            </w:r>
+          </w:p>
+        </w:tc>
+        <w:tc>
+          <w:tcPr>
+            <w:tcW w:w="3039" w:type="dxa"/>
+            <w:vAlign w:val="center"/>
+          </w:tcPr>
+          <w:p>
+            <w:pPr>
+              <w:spacing w:line="360" w:lineRule="auto"/>
+              <w:jc w:val="both"/>
+              <w:rPr>
+                <w:rFonts w:ascii="Times New Roman" w:hAnsi="Times New Roman" w:cs="Times New Roman"/>
+                <w:szCs w:val="24"/>
+              </w:rPr>
+            </w:pPr>
+            <w:r>
+              <w:rPr>
+                <w:rFonts w:ascii="Times New Roman" w:hAnsi="Times New Roman" w:cs="Times New Roman"/>
+                <w:szCs w:val="24"/>
+              </w:rPr>
+              <w:t>User privacy preferences</w:t>
+            </w:r>
+          </w:p>
+        </w:tc>
+      </w:tr>
+    </w:tbl>
+    <w:p>
+      <w:pPr>
+        <w:spacing w:line="360" w:lineRule="auto"/>
+        <w:jc w:val="both"/>
+        <w:rPr>
+          <w:rFonts w:ascii="Times New Roman" w:hAnsi="Times New Roman" w:cs="Times New Roman"/>
+          <w:szCs w:val="24"/>
+        </w:rPr>
+      </w:pPr>
+    </w:p>
+    <w:p>
+      <w:pPr>
+        <w:spacing w:line="360" w:lineRule="auto"/>
+        <w:jc w:val="both"/>
+        <w:rPr>
+          <w:rFonts w:ascii="Times New Roman" w:hAnsi="Times New Roman" w:cs="Times New Roman"/>
+          <w:b/>
+          <w:bCs/>
+          <w:szCs w:val="24"/>
+        </w:rPr>
+      </w:pPr>
+      <w:r>
+        <w:rPr>
+          <w:rFonts w:ascii="Times New Roman" w:hAnsi="Times New Roman" w:cs="Times New Roman"/>
+          <w:b/>
+          <w:bCs/>
+          <w:szCs w:val="24"/>
+        </w:rPr>
+        <w:t>2. Food Item Table</w:t>
+      </w:r>
+    </w:p>
+    <w:p>
+      <w:pPr>
+        <w:spacing w:line="360" w:lineRule="auto"/>
+        <w:jc w:val="both"/>
+        <w:rPr>
+          <w:rFonts w:ascii="Times New Roman" w:hAnsi="Times New Roman" w:cs="Times New Roman"/>
+          <w:szCs w:val="24"/>
+        </w:rPr>
+      </w:pPr>
+      <w:r>
+        <w:rPr>
+          <w:rFonts w:ascii="Times New Roman" w:hAnsi="Times New Roman" w:cs="Times New Roman"/>
+          <w:szCs w:val="24"/>
+        </w:rPr>
+        <w:t>The Food Item table stores information about food items managed by users.</w:t>
+      </w:r>
+    </w:p>
+    <w:tbl>
+      <w:tblPr>
+        <w:tblStyle w:val="TableGrid"/>
+        <w:tblW w:w="9396" w:type="dxa"/>
+        <w:tblLook w:val="04A0" w:firstRow="1" w:lastRow="0" w:firstColumn="1" w:lastColumn="0" w:noHBand="0" w:noVBand="1"/>
+      </w:tblPr>
+      <w:tblGrid>
+        <w:gridCol w:w="3132"/>
+        <w:gridCol w:w="3132"/>
+        <w:gridCol w:w="3132"/>
+      </w:tblGrid>
+      <w:tr>
+        <w:trPr>
+          <w:trHeight w:val="754"/>
+        </w:trPr>
+        <w:tc>
+          <w:tcPr>
+            <w:tcW w:w="3132" w:type="dxa"/>
+            <w:vAlign w:val="center"/>
+          </w:tcPr>
+          <w:p>
+            <w:pPr>
+              <w:spacing w:line="360" w:lineRule="auto"/>
+              <w:jc w:val="both"/>
+              <w:rPr>
+                <w:rFonts w:ascii="Times New Roman" w:hAnsi="Times New Roman" w:cs="Times New Roman"/>
+                <w:szCs w:val="24"/>
+              </w:rPr>
+            </w:pPr>
+            <w:r>
+              <w:rPr>
+                <w:rFonts w:ascii="Times New Roman" w:hAnsi="Times New Roman" w:cs="Times New Roman"/>
+                <w:b/>
+                <w:bCs/>
+                <w:szCs w:val="24"/>
+              </w:rPr>
+              <w:t>Attribute</w:t>
+            </w:r>
+          </w:p>
+        </w:tc>
+        <w:tc>
+          <w:tcPr>
+            <w:tcW w:w="3132" w:type="dxa"/>
+            <w:vAlign w:val="center"/>
+          </w:tcPr>
+          <w:p>
+            <w:pPr>
+              <w:spacing w:line="360" w:lineRule="auto"/>
+              <w:jc w:val="both"/>
+              <w:rPr>
+                <w:rFonts w:ascii="Times New Roman" w:hAnsi="Times New Roman" w:cs="Times New Roman"/>
+                <w:szCs w:val="24"/>
+              </w:rPr>
+            </w:pPr>
+            <w:r>
+              <w:rPr>
+                <w:rFonts w:ascii="Times New Roman" w:hAnsi="Times New Roman" w:cs="Times New Roman"/>
+                <w:b/>
+                <w:bCs/>
+                <w:szCs w:val="24"/>
+              </w:rPr>
+              <w:t>Data Type</w:t>
+            </w:r>
+          </w:p>
+        </w:tc>
+        <w:tc>
+          <w:tcPr>
+            <w:tcW w:w="3132" w:type="dxa"/>
+            <w:vAlign w:val="center"/>
+          </w:tcPr>
+          <w:p>
+            <w:pPr>
+              <w:spacing w:line="360" w:lineRule="auto"/>
+              <w:jc w:val="both"/>
+              <w:rPr>
+                <w:rFonts w:ascii="Times New Roman" w:hAnsi="Times New Roman" w:cs="Times New Roman"/>
+                <w:szCs w:val="24"/>
+              </w:rPr>
+            </w:pPr>
+            <w:r>
+              <w:rPr>
+                <w:rFonts w:ascii="Times New Roman" w:hAnsi="Times New Roman" w:cs="Times New Roman"/>
+                <w:b/>
+                <w:bCs/>
+                <w:szCs w:val="24"/>
+              </w:rPr>
+              <w:t>Description</w:t>
+            </w:r>
+          </w:p>
+        </w:tc>
+      </w:tr>
+      <w:tr>
+        <w:trPr>
+          <w:trHeight w:val="754"/>
+        </w:trPr>
+        <w:tc>
+          <w:tcPr>
+            <w:tcW w:w="3132" w:type="dxa"/>
+            <w:vAlign w:val="center"/>
+          </w:tcPr>
+          <w:p>
+            <w:pPr>
+              <w:spacing w:line="360" w:lineRule="auto"/>
+              <w:jc w:val="both"/>
+              <w:rPr>
+                <w:rFonts w:ascii="Times New Roman" w:hAnsi="Times New Roman" w:cs="Times New Roman"/>
+                <w:szCs w:val="24"/>
+              </w:rPr>
+            </w:pPr>
+            <w:r>
+              <w:rPr>
+                <w:rFonts w:ascii="Times New Roman" w:hAnsi="Times New Roman" w:cs="Times New Roman"/>
+                <w:szCs w:val="24"/>
+              </w:rPr>
+              <w:t>FoodID (PK)</w:t>
+            </w:r>
+          </w:p>
+        </w:tc>
+        <w:tc>
+          <w:tcPr>
+            <w:tcW w:w="3132" w:type="dxa"/>
+            <w:vAlign w:val="center"/>
+          </w:tcPr>
+          <w:p>
+            <w:pPr>
+              <w:spacing w:line="360" w:lineRule="auto"/>
+              <w:jc w:val="both"/>
+              <w:rPr>
+                <w:rFonts w:ascii="Times New Roman" w:hAnsi="Times New Roman" w:cs="Times New Roman"/>
+                <w:szCs w:val="24"/>
+              </w:rPr>
+            </w:pPr>
+            <w:r>
+              <w:rPr>
+                <w:rFonts w:ascii="Times New Roman" w:hAnsi="Times New Roman" w:cs="Times New Roman"/>
+                <w:szCs w:val="24"/>
+              </w:rPr>
+              <w:t>INT</w:t>
+            </w:r>
+          </w:p>
+        </w:tc>
+        <w:tc>
+          <w:tcPr>
+            <w:tcW w:w="3132" w:type="dxa"/>
+            <w:vAlign w:val="center"/>
+          </w:tcPr>
+          <w:p>
+            <w:pPr>
+              <w:spacing w:line="360" w:lineRule="auto"/>
+              <w:jc w:val="both"/>
+              <w:rPr>
+                <w:rFonts w:ascii="Times New Roman" w:hAnsi="Times New Roman" w:cs="Times New Roman"/>
+                <w:szCs w:val="24"/>
+              </w:rPr>
+            </w:pPr>
+            <w:r>
+              <w:rPr>
+                <w:rFonts w:ascii="Times New Roman" w:hAnsi="Times New Roman" w:cs="Times New Roman"/>
+                <w:szCs w:val="24"/>
+              </w:rPr>
+              <w:t>Unique identifier for each food item</w:t>
+            </w:r>
+          </w:p>
+        </w:tc>
+      </w:tr>
+      <w:tr>
+        <w:trPr>
+          <w:trHeight w:val="754"/>
+        </w:trPr>
+        <w:tc>
+          <w:tcPr>
+            <w:tcW w:w="3132" w:type="dxa"/>
+            <w:vAlign w:val="center"/>
+          </w:tcPr>
+          <w:p>
+            <w:pPr>
+              <w:spacing w:line="360" w:lineRule="auto"/>
+              <w:jc w:val="both"/>
+              <w:rPr>
+                <w:rFonts w:ascii="Times New Roman" w:hAnsi="Times New Roman" w:cs="Times New Roman"/>
+                <w:szCs w:val="24"/>
+              </w:rPr>
+            </w:pPr>
+            <w:r>
+              <w:rPr>
+                <w:rFonts w:ascii="Times New Roman" w:hAnsi="Times New Roman" w:cs="Times New Roman"/>
+                <w:szCs w:val="24"/>
+              </w:rPr>
+              <w:t>UserID (FK)</w:t>
+            </w:r>
+          </w:p>
+        </w:tc>
+        <w:tc>
+          <w:tcPr>
+            <w:tcW w:w="3132" w:type="dxa"/>
+            <w:vAlign w:val="center"/>
+          </w:tcPr>
+          <w:p>
+            <w:pPr>
+              <w:spacing w:line="360" w:lineRule="auto"/>
+              <w:jc w:val="both"/>
+              <w:rPr>
+                <w:rFonts w:ascii="Times New Roman" w:hAnsi="Times New Roman" w:cs="Times New Roman"/>
+                <w:szCs w:val="24"/>
+              </w:rPr>
+            </w:pPr>
+            <w:r>
+              <w:rPr>
+                <w:rFonts w:ascii="Times New Roman" w:hAnsi="Times New Roman" w:cs="Times New Roman"/>
+                <w:szCs w:val="24"/>
+              </w:rPr>
+              <w:t>INT</w:t>
+            </w:r>
+          </w:p>
+        </w:tc>
+        <w:tc>
+          <w:tcPr>
+            <w:tcW w:w="3132" w:type="dxa"/>
+            <w:vAlign w:val="center"/>
+          </w:tcPr>
+          <w:p>
+            <w:pPr>
+              <w:spacing w:line="360" w:lineRule="auto"/>
+              <w:jc w:val="both"/>
+              <w:rPr>
+                <w:rFonts w:ascii="Times New Roman" w:hAnsi="Times New Roman" w:cs="Times New Roman"/>
+                <w:szCs w:val="24"/>
+              </w:rPr>
+            </w:pPr>
+            <w:r>
+              <w:rPr>
+                <w:rFonts w:ascii="Times New Roman" w:hAnsi="Times New Roman" w:cs="Times New Roman"/>
+                <w:szCs w:val="24"/>
+              </w:rPr>
+              <w:t>References User table</w:t>
+            </w:r>
+          </w:p>
+        </w:tc>
+      </w:tr>
+      <w:tr>
+        <w:trPr>
+          <w:trHeight w:val="786"/>
+        </w:trPr>
+        <w:tc>
+          <w:tcPr>
+            <w:tcW w:w="3132" w:type="dxa"/>
+            <w:vAlign w:val="center"/>
+          </w:tcPr>
+          <w:p>
+            <w:pPr>
+              <w:spacing w:line="360" w:lineRule="auto"/>
+              <w:jc w:val="both"/>
+              <w:rPr>
+                <w:rFonts w:ascii="Times New Roman" w:hAnsi="Times New Roman" w:cs="Times New Roman"/>
+                <w:szCs w:val="24"/>
+              </w:rPr>
+            </w:pPr>
+            <w:r>
+              <w:rPr>
+                <w:rFonts w:ascii="Times New Roman" w:hAnsi="Times New Roman" w:cs="Times New Roman"/>
+                <w:szCs w:val="24"/>
+              </w:rPr>
+              <w:t>FoodName</w:t>
+            </w:r>
+          </w:p>
+        </w:tc>
+        <w:tc>
+          <w:tcPr>
+            <w:tcW w:w="3132" w:type="dxa"/>
+            <w:vAlign w:val="center"/>
+          </w:tcPr>
+          <w:p>
+            <w:pPr>
+              <w:spacing w:line="360" w:lineRule="auto"/>
+              <w:jc w:val="both"/>
+              <w:rPr>
+                <w:rFonts w:ascii="Times New Roman" w:hAnsi="Times New Roman" w:cs="Times New Roman"/>
+                <w:szCs w:val="24"/>
+              </w:rPr>
+            </w:pPr>
+            <w:r>
+              <w:rPr>
+                <w:rFonts w:ascii="Times New Roman" w:hAnsi="Times New Roman" w:cs="Times New Roman"/>
+                <w:szCs w:val="24"/>
+              </w:rPr>
+              <w:t>VARCHAR (100)</w:t>
+            </w:r>
+          </w:p>
+        </w:tc>
+        <w:tc>
+          <w:tcPr>
+            <w:tcW w:w="3132" w:type="dxa"/>
+            <w:vAlign w:val="center"/>
+          </w:tcPr>
+          <w:p>
+            <w:pPr>
+              <w:spacing w:line="360" w:lineRule="auto"/>
+              <w:jc w:val="both"/>
+              <w:rPr>
+                <w:rFonts w:ascii="Times New Roman" w:hAnsi="Times New Roman" w:cs="Times New Roman"/>
+                <w:szCs w:val="24"/>
+              </w:rPr>
+            </w:pPr>
+            <w:r>
+              <w:rPr>
+                <w:rFonts w:ascii="Times New Roman" w:hAnsi="Times New Roman" w:cs="Times New Roman"/>
+                <w:szCs w:val="24"/>
+              </w:rPr>
+              <w:t>Name of food item</w:t>
+            </w:r>
+          </w:p>
+        </w:tc>
+      </w:tr>
+      <w:tr>
+        <w:trPr>
+          <w:trHeight w:val="754"/>
+        </w:trPr>
+        <w:tc>
+          <w:tcPr>
+            <w:tcW w:w="3132" w:type="dxa"/>
+            <w:vAlign w:val="center"/>
+          </w:tcPr>
+          <w:p>
+            <w:pPr>
+              <w:spacing w:line="360" w:lineRule="auto"/>
+              <w:jc w:val="both"/>
+              <w:rPr>
+                <w:rFonts w:ascii="Times New Roman" w:hAnsi="Times New Roman" w:cs="Times New Roman"/>
+                <w:szCs w:val="24"/>
+              </w:rPr>
+            </w:pPr>
+            <w:r>
+              <w:rPr>
+                <w:rFonts w:ascii="Times New Roman" w:hAnsi="Times New Roman" w:cs="Times New Roman"/>
+                <w:szCs w:val="24"/>
+              </w:rPr>
+              <w:t>Category</w:t>
+            </w:r>
+          </w:p>
+        </w:tc>
+        <w:tc>
+          <w:tcPr>
+            <w:tcW w:w="3132" w:type="dxa"/>
+            <w:vAlign w:val="center"/>
+          </w:tcPr>
+          <w:p>
+            <w:pPr>
+              <w:spacing w:line="360" w:lineRule="auto"/>
+              <w:jc w:val="both"/>
+              <w:rPr>
+                <w:rFonts w:ascii="Times New Roman" w:hAnsi="Times New Roman" w:cs="Times New Roman"/>
+                <w:szCs w:val="24"/>
+              </w:rPr>
+            </w:pPr>
+            <w:r>
+              <w:rPr>
+                <w:rFonts w:ascii="Times New Roman" w:hAnsi="Times New Roman" w:cs="Times New Roman"/>
+                <w:szCs w:val="24"/>
+              </w:rPr>
+              <w:t>VARCHAR (50)</w:t>
+            </w:r>
+          </w:p>
+        </w:tc>
+        <w:tc>
+          <w:tcPr>
+            <w:tcW w:w="3132" w:type="dxa"/>
+            <w:vAlign w:val="center"/>
+          </w:tcPr>
+          <w:p>
+            <w:pPr>
+              <w:spacing w:line="360" w:lineRule="auto"/>
+              <w:jc w:val="both"/>
+              <w:rPr>
+                <w:rFonts w:ascii="Times New Roman" w:hAnsi="Times New Roman" w:cs="Times New Roman"/>
+                <w:szCs w:val="24"/>
+              </w:rPr>
+            </w:pPr>
+            <w:r>
+              <w:rPr>
+                <w:rFonts w:ascii="Times New Roman" w:hAnsi="Times New Roman" w:cs="Times New Roman"/>
+                <w:szCs w:val="24"/>
+              </w:rPr>
+              <w:t>Food category</w:t>
+            </w:r>
+          </w:p>
+        </w:tc>
+      </w:tr>
+      <w:tr>
+        <w:trPr>
+          <w:trHeight w:val="754"/>
+        </w:trPr>
+        <w:tc>
+          <w:tcPr>
+            <w:tcW w:w="3132" w:type="dxa"/>
+            <w:vAlign w:val="center"/>
+          </w:tcPr>
+          <w:p>
+            <w:pPr>
+              <w:spacing w:line="360" w:lineRule="auto"/>
+              <w:jc w:val="both"/>
+              <w:rPr>
+                <w:rFonts w:ascii="Times New Roman" w:hAnsi="Times New Roman" w:cs="Times New Roman"/>
+                <w:szCs w:val="24"/>
+              </w:rPr>
+            </w:pPr>
+            <w:r>
+              <w:rPr>
+                <w:rFonts w:ascii="Times New Roman" w:hAnsi="Times New Roman" w:cs="Times New Roman"/>
+                <w:szCs w:val="24"/>
+              </w:rPr>
+              <w:t>Quantity</w:t>
+            </w:r>
+          </w:p>
+        </w:tc>
+        <w:tc>
+          <w:tcPr>
+            <w:tcW w:w="3132" w:type="dxa"/>
+            <w:vAlign w:val="center"/>
+          </w:tcPr>
+          <w:p>
+            <w:pPr>
+              <w:spacing w:line="360" w:lineRule="auto"/>
+              <w:jc w:val="both"/>
+              <w:rPr>
+                <w:rFonts w:ascii="Times New Roman" w:hAnsi="Times New Roman" w:cs="Times New Roman"/>
+                <w:szCs w:val="24"/>
+              </w:rPr>
+            </w:pPr>
+            <w:r>
+              <w:rPr>
+                <w:rFonts w:ascii="Times New Roman" w:hAnsi="Times New Roman" w:cs="Times New Roman"/>
+                <w:szCs w:val="24"/>
+              </w:rPr>
+              <w:t>INT</w:t>
+            </w:r>
+          </w:p>
+        </w:tc>
+        <w:tc>
+          <w:tcPr>
+            <w:tcW w:w="3132" w:type="dxa"/>
+            <w:vAlign w:val="center"/>
+          </w:tcPr>
+          <w:p>
+            <w:pPr>
+              <w:spacing w:line="360" w:lineRule="auto"/>
+              <w:jc w:val="both"/>
+              <w:rPr>
+                <w:rFonts w:ascii="Times New Roman" w:hAnsi="Times New Roman" w:cs="Times New Roman"/>
+                <w:szCs w:val="24"/>
+              </w:rPr>
+            </w:pPr>
+            <w:r>
+              <w:rPr>
+                <w:rFonts w:ascii="Times New Roman" w:hAnsi="Times New Roman" w:cs="Times New Roman"/>
+                <w:szCs w:val="24"/>
+              </w:rPr>
+              <w:t>Available quantity</w:t>
+            </w:r>
+          </w:p>
+        </w:tc>
+      </w:tr>
+      <w:tr>
+        <w:trPr>
+          <w:trHeight w:val="754"/>
+        </w:trPr>
+        <w:tc>
+          <w:tcPr>
+            <w:tcW w:w="3132" w:type="dxa"/>
+            <w:vAlign w:val="center"/>
+          </w:tcPr>
+          <w:p>
+            <w:pPr>
+              <w:spacing w:line="360" w:lineRule="auto"/>
+              <w:jc w:val="both"/>
+              <w:rPr>
+                <w:rFonts w:ascii="Times New Roman" w:hAnsi="Times New Roman" w:cs="Times New Roman"/>
+                <w:szCs w:val="24"/>
+              </w:rPr>
+            </w:pPr>
+            <w:r>
+              <w:rPr>
+                <w:rFonts w:ascii="Times New Roman" w:hAnsi="Times New Roman" w:cs="Times New Roman"/>
+                <w:szCs w:val="24"/>
+              </w:rPr>
+              <w:t>ExpiryDate</w:t>
+            </w:r>
+          </w:p>
+        </w:tc>
+        <w:tc>
+          <w:tcPr>
+            <w:tcW w:w="3132" w:type="dxa"/>
+            <w:vAlign w:val="center"/>
+          </w:tcPr>
+          <w:p>
+            <w:pPr>
+              <w:spacing w:line="360" w:lineRule="auto"/>
+              <w:jc w:val="both"/>
+              <w:rPr>
+                <w:rFonts w:ascii="Times New Roman" w:hAnsi="Times New Roman" w:cs="Times New Roman"/>
+                <w:szCs w:val="24"/>
+              </w:rPr>
+            </w:pPr>
+            <w:r>
+              <w:rPr>
+                <w:rFonts w:ascii="Times New Roman" w:hAnsi="Times New Roman" w:cs="Times New Roman"/>
+                <w:szCs w:val="24"/>
+              </w:rPr>
+              <w:t>DATE</w:t>
+            </w:r>
+          </w:p>
+        </w:tc>
+        <w:tc>
+          <w:tcPr>
+            <w:tcW w:w="3132" w:type="dxa"/>
+            <w:vAlign w:val="center"/>
+          </w:tcPr>
+          <w:p>
+            <w:pPr>
+              <w:spacing w:line="360" w:lineRule="auto"/>
+              <w:jc w:val="both"/>
+              <w:rPr>
+                <w:rFonts w:ascii="Times New Roman" w:hAnsi="Times New Roman" w:cs="Times New Roman"/>
+                <w:szCs w:val="24"/>
+              </w:rPr>
+            </w:pPr>
+            <w:r>
+              <w:rPr>
+                <w:rFonts w:ascii="Times New Roman" w:hAnsi="Times New Roman" w:cs="Times New Roman"/>
+                <w:szCs w:val="24"/>
+              </w:rPr>
+              <w:t>Expiration date of food item</w:t>
+            </w:r>
+          </w:p>
+        </w:tc>
+      </w:tr>
+    </w:tbl>
+    <w:p>
+      <w:pPr>
+        <w:spacing w:line="360" w:lineRule="auto"/>
+        <w:jc w:val="both"/>
+        <w:rPr>
+          <w:rFonts w:ascii="Times New Roman" w:hAnsi="Times New Roman" w:cs="Times New Roman"/>
+          <w:szCs w:val="24"/>
+        </w:rPr>
+      </w:pPr>
+    </w:p>
+    <w:p>
+      <w:pPr>
+        <w:spacing w:line="360" w:lineRule="auto"/>
+        <w:jc w:val="both"/>
+        <w:rPr>
+          <w:rFonts w:ascii="Times New Roman" w:hAnsi="Times New Roman" w:cs="Times New Roman"/>
+          <w:b/>
+          <w:bCs/>
+          <w:szCs w:val="24"/>
+        </w:rPr>
+      </w:pPr>
+      <w:r>
+        <w:rPr>
+          <w:rFonts w:ascii="Times New Roman" w:hAnsi="Times New Roman" w:cs="Times New Roman"/>
+          <w:b/>
+          <w:bCs/>
+          <w:szCs w:val="24"/>
+        </w:rPr>
+        <w:t>3. Donation Table</w:t>
+      </w:r>
+    </w:p>
+    <w:p>
+      <w:pPr>
+        <w:spacing w:line="360" w:lineRule="auto"/>
+        <w:jc w:val="both"/>
+        <w:rPr>
+          <w:rFonts w:ascii="Times New Roman" w:hAnsi="Times New Roman" w:cs="Times New Roman"/>
+          <w:szCs w:val="24"/>
+        </w:rPr>
+      </w:pPr>
+      <w:r>
+        <w:rPr>
+          <w:rFonts w:ascii="Times New Roman" w:hAnsi="Times New Roman" w:cs="Times New Roman"/>
+          <w:szCs w:val="24"/>
+        </w:rPr>
+        <w:t>The Donation table stores information regarding food donation listings.</w:t>
+      </w:r>
+    </w:p>
+    <w:tbl>
+      <w:tblPr>
+        <w:tblStyle w:val="TableGrid"/>
+        <w:tblW w:w="9495" w:type="dxa"/>
+        <w:tblLook w:val="04A0" w:firstRow="1" w:lastRow="0" w:firstColumn="1" w:lastColumn="0" w:noHBand="0" w:noVBand="1"/>
+      </w:tblPr>
+      <w:tblGrid>
+        <w:gridCol w:w="3165"/>
+        <w:gridCol w:w="3165"/>
+        <w:gridCol w:w="3165"/>
+      </w:tblGrid>
+      <w:tr>
+        <w:trPr>
+          <w:trHeight w:val="454"/>
+        </w:trPr>
+        <w:tc>
+          <w:tcPr>
+            <w:tcW w:w="3165" w:type="dxa"/>
+            <w:vAlign w:val="center"/>
+          </w:tcPr>
+          <w:p>
+            <w:pPr>
+              <w:spacing w:line="360" w:lineRule="auto"/>
+              <w:jc w:val="both"/>
+              <w:rPr>
+                <w:rFonts w:ascii="Times New Roman" w:hAnsi="Times New Roman" w:cs="Times New Roman"/>
+                <w:szCs w:val="24"/>
+              </w:rPr>
+            </w:pPr>
+            <w:r>
+              <w:rPr>
+                <w:rFonts w:ascii="Times New Roman" w:hAnsi="Times New Roman" w:cs="Times New Roman"/>
+                <w:b/>
+                <w:bCs/>
+                <w:szCs w:val="24"/>
+              </w:rPr>
+              <w:t>Attribute</w:t>
+            </w:r>
+          </w:p>
+        </w:tc>
+        <w:tc>
+          <w:tcPr>
+            <w:tcW w:w="3165" w:type="dxa"/>
+            <w:vAlign w:val="center"/>
+          </w:tcPr>
+          <w:p>
+            <w:pPr>
+              <w:spacing w:line="360" w:lineRule="auto"/>
+              <w:jc w:val="both"/>
+              <w:rPr>
+                <w:rFonts w:ascii="Times New Roman" w:hAnsi="Times New Roman" w:cs="Times New Roman"/>
+                <w:szCs w:val="24"/>
+              </w:rPr>
+            </w:pPr>
+            <w:r>
+              <w:rPr>
+                <w:rFonts w:ascii="Times New Roman" w:hAnsi="Times New Roman" w:cs="Times New Roman"/>
+                <w:b/>
+                <w:bCs/>
+                <w:szCs w:val="24"/>
+              </w:rPr>
+              <w:t>Data Type</w:t>
+            </w:r>
+          </w:p>
+        </w:tc>
+        <w:tc>
+          <w:tcPr>
+            <w:tcW w:w="3165" w:type="dxa"/>
+            <w:vAlign w:val="center"/>
+          </w:tcPr>
+          <w:p>
+            <w:pPr>
+              <w:spacing w:line="360" w:lineRule="auto"/>
+              <w:jc w:val="both"/>
+              <w:rPr>
+                <w:rFonts w:ascii="Times New Roman" w:hAnsi="Times New Roman" w:cs="Times New Roman"/>
+                <w:szCs w:val="24"/>
+              </w:rPr>
+            </w:pPr>
+            <w:r>
+              <w:rPr>
+                <w:rFonts w:ascii="Times New Roman" w:hAnsi="Times New Roman" w:cs="Times New Roman"/>
+                <w:b/>
+                <w:bCs/>
+                <w:szCs w:val="24"/>
+              </w:rPr>
+              <w:t>Description</w:t>
+            </w:r>
+          </w:p>
+        </w:tc>
+      </w:tr>
+      <w:tr>
+        <w:trPr>
+          <w:trHeight w:val="454"/>
+        </w:trPr>
+        <w:tc>
+          <w:tcPr>
+            <w:tcW w:w="3165" w:type="dxa"/>
+            <w:vAlign w:val="center"/>
+          </w:tcPr>
+          <w:p>
+            <w:pPr>
+              <w:spacing w:line="360" w:lineRule="auto"/>
+              <w:jc w:val="both"/>
+              <w:rPr>
+                <w:rFonts w:ascii="Times New Roman" w:hAnsi="Times New Roman" w:cs="Times New Roman"/>
+                <w:szCs w:val="24"/>
+              </w:rPr>
+            </w:pPr>
+            <w:r>
+              <w:rPr>
+                <w:rFonts w:ascii="Times New Roman" w:hAnsi="Times New Roman" w:cs="Times New Roman"/>
+                <w:szCs w:val="24"/>
+              </w:rPr>
+              <w:t>DonationID (PK)</w:t>
+            </w:r>
+          </w:p>
+        </w:tc>
+        <w:tc>
+          <w:tcPr>
+            <w:tcW w:w="3165" w:type="dxa"/>
+            <w:vAlign w:val="center"/>
+          </w:tcPr>
+          <w:p>
+            <w:pPr>
+              <w:spacing w:line="360" w:lineRule="auto"/>
+              <w:jc w:val="both"/>
+              <w:rPr>
+                <w:rFonts w:ascii="Times New Roman" w:hAnsi="Times New Roman" w:cs="Times New Roman"/>
+                <w:szCs w:val="24"/>
+              </w:rPr>
+            </w:pPr>
+            <w:r>
+              <w:rPr>
+                <w:rFonts w:ascii="Times New Roman" w:hAnsi="Times New Roman" w:cs="Times New Roman"/>
+                <w:szCs w:val="24"/>
+              </w:rPr>
+              <w:t>INT</w:t>
+            </w:r>
+          </w:p>
+        </w:tc>
+        <w:tc>
+          <w:tcPr>
+            <w:tcW w:w="3165" w:type="dxa"/>
+            <w:vAlign w:val="center"/>
+          </w:tcPr>
+          <w:p>
+            <w:pPr>
+              <w:spacing w:line="360" w:lineRule="auto"/>
+              <w:jc w:val="both"/>
+              <w:rPr>
+                <w:rFonts w:ascii="Times New Roman" w:hAnsi="Times New Roman" w:cs="Times New Roman"/>
+                <w:szCs w:val="24"/>
+              </w:rPr>
+            </w:pPr>
+            <w:r>
+              <w:rPr>
+                <w:rFonts w:ascii="Times New Roman" w:hAnsi="Times New Roman" w:cs="Times New Roman"/>
+                <w:szCs w:val="24"/>
+              </w:rPr>
+              <w:t>Unique identifier for each donation</w:t>
+            </w:r>
+          </w:p>
+        </w:tc>
+      </w:tr>
+      <w:tr>
+        <w:trPr>
+          <w:trHeight w:val="474"/>
+        </w:trPr>
+        <w:tc>
+          <w:tcPr>
+            <w:tcW w:w="3165" w:type="dxa"/>
+            <w:vAlign w:val="center"/>
+          </w:tcPr>
+          <w:p>
+            <w:pPr>
+              <w:spacing w:line="360" w:lineRule="auto"/>
+              <w:jc w:val="both"/>
+              <w:rPr>
+                <w:rFonts w:ascii="Times New Roman" w:hAnsi="Times New Roman" w:cs="Times New Roman"/>
+                <w:szCs w:val="24"/>
+              </w:rPr>
+            </w:pPr>
+            <w:r>
+              <w:rPr>
+                <w:rFonts w:ascii="Times New Roman" w:hAnsi="Times New Roman" w:cs="Times New Roman"/>
+                <w:szCs w:val="24"/>
+              </w:rPr>
+              <w:t>UserID (FK)</w:t>
+            </w:r>
+          </w:p>
+        </w:tc>
+        <w:tc>
+          <w:tcPr>
+            <w:tcW w:w="3165" w:type="dxa"/>
+            <w:vAlign w:val="center"/>
+          </w:tcPr>
+          <w:p>
+            <w:pPr>
+              <w:spacing w:line="360" w:lineRule="auto"/>
+              <w:jc w:val="both"/>
+              <w:rPr>
+                <w:rFonts w:ascii="Times New Roman" w:hAnsi="Times New Roman" w:cs="Times New Roman"/>
+                <w:szCs w:val="24"/>
+              </w:rPr>
+            </w:pPr>
+            <w:r>
+              <w:rPr>
+                <w:rFonts w:ascii="Times New Roman" w:hAnsi="Times New Roman" w:cs="Times New Roman"/>
+                <w:szCs w:val="24"/>
+              </w:rPr>
+              <w:t>INT</w:t>
+            </w:r>
+          </w:p>
+        </w:tc>
+        <w:tc>
+          <w:tcPr>
+            <w:tcW w:w="3165" w:type="dxa"/>
+            <w:vAlign w:val="center"/>
+          </w:tcPr>
+          <w:p>
+            <w:pPr>
+              <w:spacing w:line="360" w:lineRule="auto"/>
+              <w:jc w:val="both"/>
+              <w:rPr>
+                <w:rFonts w:ascii="Times New Roman" w:hAnsi="Times New Roman" w:cs="Times New Roman"/>
+                <w:szCs w:val="24"/>
+              </w:rPr>
+            </w:pPr>
+            <w:r>
+              <w:rPr>
+                <w:rFonts w:ascii="Times New Roman" w:hAnsi="Times New Roman" w:cs="Times New Roman"/>
+                <w:szCs w:val="24"/>
+              </w:rPr>
+              <w:t>References User table</w:t>
+            </w:r>
+          </w:p>
+        </w:tc>
+      </w:tr>
+      <w:tr>
+        <w:trPr>
+          <w:trHeight w:val="454"/>
+        </w:trPr>
+        <w:tc>
+          <w:tcPr>
+            <w:tcW w:w="3165" w:type="dxa"/>
+            <w:vAlign w:val="center"/>
+          </w:tcPr>
+          <w:p>
+            <w:pPr>
+              <w:spacing w:line="360" w:lineRule="auto"/>
+              <w:jc w:val="both"/>
+              <w:rPr>
+                <w:rFonts w:ascii="Times New Roman" w:hAnsi="Times New Roman" w:cs="Times New Roman"/>
+                <w:szCs w:val="24"/>
+              </w:rPr>
+            </w:pPr>
+            <w:r>
+              <w:rPr>
+                <w:rFonts w:ascii="Times New Roman" w:hAnsi="Times New Roman" w:cs="Times New Roman"/>
+                <w:szCs w:val="24"/>
+              </w:rPr>
+              <w:t>FoodID (FK)</w:t>
+            </w:r>
+          </w:p>
+        </w:tc>
+        <w:tc>
+          <w:tcPr>
+            <w:tcW w:w="3165" w:type="dxa"/>
+            <w:vAlign w:val="center"/>
+          </w:tcPr>
+          <w:p>
+            <w:pPr>
+              <w:spacing w:line="360" w:lineRule="auto"/>
+              <w:jc w:val="both"/>
+              <w:rPr>
+                <w:rFonts w:ascii="Times New Roman" w:hAnsi="Times New Roman" w:cs="Times New Roman"/>
+                <w:szCs w:val="24"/>
+              </w:rPr>
+            </w:pPr>
+            <w:r>
+              <w:rPr>
+                <w:rFonts w:ascii="Times New Roman" w:hAnsi="Times New Roman" w:cs="Times New Roman"/>
+                <w:szCs w:val="24"/>
+              </w:rPr>
+              <w:t>INT</w:t>
+            </w:r>
+          </w:p>
+        </w:tc>
+        <w:tc>
+          <w:tcPr>
+            <w:tcW w:w="3165" w:type="dxa"/>
+            <w:vAlign w:val="center"/>
+          </w:tcPr>
+          <w:p>
+            <w:pPr>
+              <w:spacing w:line="360" w:lineRule="auto"/>
+              <w:jc w:val="both"/>
+              <w:rPr>
+                <w:rFonts w:ascii="Times New Roman" w:hAnsi="Times New Roman" w:cs="Times New Roman"/>
+                <w:szCs w:val="24"/>
+              </w:rPr>
+            </w:pPr>
+            <w:r>
+              <w:rPr>
+                <w:rFonts w:ascii="Times New Roman" w:hAnsi="Times New Roman" w:cs="Times New Roman"/>
+                <w:szCs w:val="24"/>
+              </w:rPr>
+              <w:t>References Food Item table</w:t>
+            </w:r>
+          </w:p>
+        </w:tc>
+      </w:tr>
+      <w:tr>
+        <w:trPr>
+          <w:trHeight w:val="454"/>
+        </w:trPr>
+        <w:tc>
+          <w:tcPr>
+            <w:tcW w:w="3165" w:type="dxa"/>
+            <w:vAlign w:val="center"/>
+          </w:tcPr>
+          <w:p>
+            <w:pPr>
+              <w:spacing w:line="360" w:lineRule="auto"/>
+              <w:jc w:val="both"/>
+              <w:rPr>
+                <w:rFonts w:ascii="Times New Roman" w:hAnsi="Times New Roman" w:cs="Times New Roman"/>
+                <w:szCs w:val="24"/>
+              </w:rPr>
+            </w:pPr>
+            <w:r>
+              <w:rPr>
+                <w:rFonts w:ascii="Times New Roman" w:hAnsi="Times New Roman" w:cs="Times New Roman"/>
+                <w:szCs w:val="24"/>
+              </w:rPr>
+              <w:t>Status</w:t>
+            </w:r>
+          </w:p>
+        </w:tc>
+        <w:tc>
+          <w:tcPr>
+            <w:tcW w:w="3165" w:type="dxa"/>
+            <w:vAlign w:val="center"/>
+          </w:tcPr>
+          <w:p>
+            <w:pPr>
+              <w:spacing w:line="360" w:lineRule="auto"/>
+              <w:jc w:val="both"/>
+              <w:rPr>
+                <w:rFonts w:ascii="Times New Roman" w:hAnsi="Times New Roman" w:cs="Times New Roman"/>
+                <w:szCs w:val="24"/>
+              </w:rPr>
+            </w:pPr>
+            <w:r>
+              <w:rPr>
+                <w:rFonts w:ascii="Times New Roman" w:hAnsi="Times New Roman" w:cs="Times New Roman"/>
+                <w:szCs w:val="24"/>
+              </w:rPr>
+              <w:t>VARCHAR(50)</w:t>
+            </w:r>
+          </w:p>
+        </w:tc>
+        <w:tc>
+          <w:tcPr>
+            <w:tcW w:w="3165" w:type="dxa"/>
+            <w:vAlign w:val="center"/>
+          </w:tcPr>
+          <w:p>
+            <w:pPr>
+              <w:spacing w:line="360" w:lineRule="auto"/>
+              <w:jc w:val="both"/>
+              <w:rPr>
+                <w:rFonts w:ascii="Times New Roman" w:hAnsi="Times New Roman" w:cs="Times New Roman"/>
+                <w:szCs w:val="24"/>
+              </w:rPr>
+            </w:pPr>
+            <w:r>
+              <w:rPr>
+                <w:rFonts w:ascii="Times New Roman" w:hAnsi="Times New Roman" w:cs="Times New Roman"/>
+                <w:szCs w:val="24"/>
+              </w:rPr>
+              <w:t>Donation status</w:t>
+            </w:r>
+          </w:p>
+        </w:tc>
+      </w:tr>
+      <w:tr>
+        <w:trPr>
+          <w:trHeight w:val="454"/>
+        </w:trPr>
+        <w:tc>
+          <w:tcPr>
+            <w:tcW w:w="3165" w:type="dxa"/>
+            <w:vAlign w:val="center"/>
+          </w:tcPr>
+          <w:p>
+            <w:pPr>
+              <w:spacing w:line="360" w:lineRule="auto"/>
+              <w:jc w:val="both"/>
+              <w:rPr>
+                <w:rFonts w:ascii="Times New Roman" w:hAnsi="Times New Roman" w:cs="Times New Roman"/>
+                <w:szCs w:val="24"/>
+              </w:rPr>
+            </w:pPr>
+            <w:r>
+              <w:rPr>
+                <w:rFonts w:ascii="Times New Roman" w:hAnsi="Times New Roman" w:cs="Times New Roman"/>
+                <w:szCs w:val="24"/>
+              </w:rPr>
+              <w:t>CreatedDate</w:t>
+            </w:r>
+          </w:p>
+        </w:tc>
+        <w:tc>
+          <w:tcPr>
+            <w:tcW w:w="3165" w:type="dxa"/>
+            <w:vAlign w:val="center"/>
+          </w:tcPr>
+          <w:p>
+            <w:pPr>
+              <w:spacing w:line="360" w:lineRule="auto"/>
+              <w:jc w:val="both"/>
+              <w:rPr>
+                <w:rFonts w:ascii="Times New Roman" w:hAnsi="Times New Roman" w:cs="Times New Roman"/>
+                <w:szCs w:val="24"/>
+              </w:rPr>
+            </w:pPr>
+            <w:r>
+              <w:rPr>
+                <w:rFonts w:ascii="Times New Roman" w:hAnsi="Times New Roman" w:cs="Times New Roman"/>
+                <w:szCs w:val="24"/>
+              </w:rPr>
+              <w:t>DATE</w:t>
+            </w:r>
+          </w:p>
+        </w:tc>
+        <w:tc>
+          <w:tcPr>
+            <w:tcW w:w="3165" w:type="dxa"/>
+            <w:vAlign w:val="center"/>
+          </w:tcPr>
+          <w:p>
+            <w:pPr>
+              <w:spacing w:line="360" w:lineRule="auto"/>
+              <w:jc w:val="both"/>
+              <w:rPr>
+                <w:rFonts w:ascii="Times New Roman" w:hAnsi="Times New Roman" w:cs="Times New Roman"/>
+                <w:szCs w:val="24"/>
+              </w:rPr>
+            </w:pPr>
+            <w:r>
+              <w:rPr>
+                <w:rFonts w:ascii="Times New Roman" w:hAnsi="Times New Roman" w:cs="Times New Roman"/>
+                <w:szCs w:val="24"/>
+              </w:rPr>
+              <w:t>Date donation was created</w:t>
+            </w:r>
+          </w:p>
+        </w:tc>
+      </w:tr>
+    </w:tbl>
+    <w:p>
+      <w:pPr>
+        <w:spacing w:line="360" w:lineRule="auto"/>
+        <w:jc w:val="both"/>
+        <w:rPr>
+          <w:rFonts w:ascii="Times New Roman" w:hAnsi="Times New Roman" w:cs="Times New Roman"/>
+          <w:szCs w:val="24"/>
+        </w:rPr>
+      </w:pPr>
+    </w:p>
+    <w:p>
+      <w:pPr>
+        <w:spacing w:line="360" w:lineRule="auto"/>
+        <w:jc w:val="both"/>
+        <w:rPr>
+          <w:rFonts w:ascii="Times New Roman" w:hAnsi="Times New Roman" w:cs="Times New Roman"/>
+          <w:b/>
+          <w:bCs/>
+          <w:szCs w:val="24"/>
+        </w:rPr>
+      </w:pPr>
+      <w:r>
+        <w:rPr>
+          <w:rFonts w:ascii="Times New Roman" w:hAnsi="Times New Roman" w:cs="Times New Roman"/>
+          <w:b/>
+          <w:bCs/>
+          <w:szCs w:val="24"/>
+        </w:rPr>
+        <w:t>4. Notification Table</w:t>
+      </w:r>
+    </w:p>
+    <w:p>
+      <w:pPr>
+        <w:spacing w:line="360" w:lineRule="auto"/>
+        <w:jc w:val="both"/>
+        <w:rPr>
+          <w:rFonts w:ascii="Times New Roman" w:hAnsi="Times New Roman" w:cs="Times New Roman"/>
+          <w:szCs w:val="24"/>
+        </w:rPr>
+      </w:pPr>
+      <w:r>
+        <w:rPr>
+          <w:rFonts w:ascii="Times New Roman" w:hAnsi="Times New Roman" w:cs="Times New Roman"/>
+          <w:szCs w:val="24"/>
+        </w:rPr>
+        <w:t>The Notification table stores system-generated notifications and reminders.</w:t>
+      </w:r>
+    </w:p>
+    <w:tbl>
+      <w:tblPr>
+        <w:tblStyle w:val="TableGrid"/>
+        <w:tblW w:w="9225" w:type="dxa"/>
+        <w:tblLook w:val="04A0" w:firstRow="1" w:lastRow="0" w:firstColumn="1" w:lastColumn="0" w:noHBand="0" w:noVBand="1"/>
+      </w:tblPr>
+      <w:tblGrid>
+        <w:gridCol w:w="3075"/>
+        <w:gridCol w:w="3075"/>
+        <w:gridCol w:w="3075"/>
+      </w:tblGrid>
+      <w:tr>
+        <w:trPr>
+          <w:trHeight w:val="396"/>
+        </w:trPr>
+        <w:tc>
+          <w:tcPr>
+            <w:tcW w:w="3075" w:type="dxa"/>
+            <w:vAlign w:val="center"/>
+          </w:tcPr>
+          <w:p>
+            <w:pPr>
+              <w:spacing w:line="360" w:lineRule="auto"/>
+              <w:jc w:val="both"/>
+              <w:rPr>
+                <w:rFonts w:ascii="Times New Roman" w:hAnsi="Times New Roman" w:cs="Times New Roman"/>
+                <w:szCs w:val="24"/>
+              </w:rPr>
+            </w:pPr>
+            <w:r>
+              <w:rPr>
+                <w:rFonts w:ascii="Times New Roman" w:hAnsi="Times New Roman" w:cs="Times New Roman"/>
+                <w:b/>
+                <w:bCs/>
+                <w:szCs w:val="24"/>
+              </w:rPr>
+              <w:t>Attribute</w:t>
+            </w:r>
+          </w:p>
+        </w:tc>
+        <w:tc>
+          <w:tcPr>
+            <w:tcW w:w="3075" w:type="dxa"/>
+            <w:vAlign w:val="center"/>
+          </w:tcPr>
+          <w:p>
+            <w:pPr>
+              <w:spacing w:line="360" w:lineRule="auto"/>
+              <w:jc w:val="both"/>
+              <w:rPr>
+                <w:rFonts w:ascii="Times New Roman" w:hAnsi="Times New Roman" w:cs="Times New Roman"/>
+                <w:szCs w:val="24"/>
+              </w:rPr>
+            </w:pPr>
+            <w:r>
+              <w:rPr>
+                <w:rFonts w:ascii="Times New Roman" w:hAnsi="Times New Roman" w:cs="Times New Roman"/>
+                <w:b/>
+                <w:bCs/>
+                <w:szCs w:val="24"/>
+              </w:rPr>
+              <w:t>Data Type</w:t>
+            </w:r>
+          </w:p>
+        </w:tc>
+        <w:tc>
+          <w:tcPr>
+            <w:tcW w:w="3075" w:type="dxa"/>
+            <w:vAlign w:val="center"/>
+          </w:tcPr>
+          <w:p>
+            <w:pPr>
+              <w:spacing w:line="360" w:lineRule="auto"/>
+              <w:jc w:val="both"/>
+              <w:rPr>
+                <w:rFonts w:ascii="Times New Roman" w:hAnsi="Times New Roman" w:cs="Times New Roman"/>
+                <w:szCs w:val="24"/>
+              </w:rPr>
+            </w:pPr>
+            <w:r>
+              <w:rPr>
+                <w:rFonts w:ascii="Times New Roman" w:hAnsi="Times New Roman" w:cs="Times New Roman"/>
+                <w:b/>
+                <w:bCs/>
+                <w:szCs w:val="24"/>
+              </w:rPr>
+              <w:t>Description</w:t>
+            </w:r>
+          </w:p>
+        </w:tc>
+      </w:tr>
+      <w:tr>
+        <w:trPr>
+          <w:trHeight w:val="396"/>
+        </w:trPr>
+        <w:tc>
+          <w:tcPr>
+            <w:tcW w:w="3075" w:type="dxa"/>
+            <w:vAlign w:val="center"/>
+          </w:tcPr>
+          <w:p>
+            <w:pPr>
+              <w:spacing w:line="360" w:lineRule="auto"/>
+              <w:jc w:val="both"/>
+              <w:rPr>
+                <w:rFonts w:ascii="Times New Roman" w:hAnsi="Times New Roman" w:cs="Times New Roman"/>
+                <w:szCs w:val="24"/>
+              </w:rPr>
+            </w:pPr>
+            <w:r>
+              <w:rPr>
+                <w:rFonts w:ascii="Times New Roman" w:hAnsi="Times New Roman" w:cs="Times New Roman"/>
+                <w:szCs w:val="24"/>
+              </w:rPr>
+              <w:t>NotificationID (PK)</w:t>
+            </w:r>
+          </w:p>
+        </w:tc>
+        <w:tc>
+          <w:tcPr>
+            <w:tcW w:w="3075" w:type="dxa"/>
+            <w:vAlign w:val="center"/>
+          </w:tcPr>
+          <w:p>
+            <w:pPr>
+              <w:spacing w:line="360" w:lineRule="auto"/>
+              <w:jc w:val="both"/>
+              <w:rPr>
+                <w:rFonts w:ascii="Times New Roman" w:hAnsi="Times New Roman" w:cs="Times New Roman"/>
+                <w:szCs w:val="24"/>
+              </w:rPr>
+            </w:pPr>
+            <w:r>
+              <w:rPr>
+                <w:rFonts w:ascii="Times New Roman" w:hAnsi="Times New Roman" w:cs="Times New Roman"/>
+                <w:szCs w:val="24"/>
+              </w:rPr>
+              <w:t>INT</w:t>
+            </w:r>
+          </w:p>
+        </w:tc>
+        <w:tc>
+          <w:tcPr>
+            <w:tcW w:w="3075" w:type="dxa"/>
+            <w:vAlign w:val="center"/>
+          </w:tcPr>
+          <w:p>
+            <w:pPr>
+              <w:spacing w:line="360" w:lineRule="auto"/>
+              <w:jc w:val="both"/>
+              <w:rPr>
+                <w:rFonts w:ascii="Times New Roman" w:hAnsi="Times New Roman" w:cs="Times New Roman"/>
+                <w:szCs w:val="24"/>
+              </w:rPr>
+            </w:pPr>
+            <w:r>
+              <w:rPr>
+                <w:rFonts w:ascii="Times New Roman" w:hAnsi="Times New Roman" w:cs="Times New Roman"/>
+                <w:szCs w:val="24"/>
+              </w:rPr>
+              <w:t>Unique identifier for each notification</w:t>
+            </w:r>
+          </w:p>
+        </w:tc>
+      </w:tr>
+      <w:tr>
+        <w:trPr>
+          <w:trHeight w:val="413"/>
+        </w:trPr>
+        <w:tc>
+          <w:tcPr>
+            <w:tcW w:w="3075" w:type="dxa"/>
+            <w:vAlign w:val="center"/>
+          </w:tcPr>
+          <w:p>
+            <w:pPr>
+              <w:spacing w:line="360" w:lineRule="auto"/>
+              <w:jc w:val="both"/>
+              <w:rPr>
+                <w:rFonts w:ascii="Times New Roman" w:hAnsi="Times New Roman" w:cs="Times New Roman"/>
+                <w:szCs w:val="24"/>
+              </w:rPr>
+            </w:pPr>
+            <w:r>
+              <w:rPr>
+                <w:rFonts w:ascii="Times New Roman" w:hAnsi="Times New Roman" w:cs="Times New Roman"/>
+                <w:szCs w:val="24"/>
+              </w:rPr>
+              <w:t>UserID (FK)</w:t>
+            </w:r>
+          </w:p>
+        </w:tc>
+        <w:tc>
+          <w:tcPr>
+            <w:tcW w:w="3075" w:type="dxa"/>
+            <w:vAlign w:val="center"/>
+          </w:tcPr>
+          <w:p>
+            <w:pPr>
+              <w:spacing w:line="360" w:lineRule="auto"/>
+              <w:jc w:val="both"/>
+              <w:rPr>
+                <w:rFonts w:ascii="Times New Roman" w:hAnsi="Times New Roman" w:cs="Times New Roman"/>
+                <w:szCs w:val="24"/>
+              </w:rPr>
+            </w:pPr>
+            <w:r>
+              <w:rPr>
+                <w:rFonts w:ascii="Times New Roman" w:hAnsi="Times New Roman" w:cs="Times New Roman"/>
+                <w:szCs w:val="24"/>
+              </w:rPr>
+              <w:t>INT</w:t>
+            </w:r>
+          </w:p>
+        </w:tc>
+        <w:tc>
+          <w:tcPr>
+            <w:tcW w:w="3075" w:type="dxa"/>
+            <w:vAlign w:val="center"/>
+          </w:tcPr>
+          <w:p>
+            <w:pPr>
+              <w:spacing w:line="360" w:lineRule="auto"/>
+              <w:jc w:val="both"/>
+              <w:rPr>
+                <w:rFonts w:ascii="Times New Roman" w:hAnsi="Times New Roman" w:cs="Times New Roman"/>
+                <w:szCs w:val="24"/>
+              </w:rPr>
+            </w:pPr>
+            <w:r>
+              <w:rPr>
+                <w:rFonts w:ascii="Times New Roman" w:hAnsi="Times New Roman" w:cs="Times New Roman"/>
+                <w:szCs w:val="24"/>
+              </w:rPr>
+              <w:t>References User table</w:t>
+            </w:r>
+          </w:p>
+        </w:tc>
+      </w:tr>
+      <w:tr>
+        <w:trPr>
+          <w:trHeight w:val="396"/>
+        </w:trPr>
+        <w:tc>
+          <w:tcPr>
+            <w:tcW w:w="3075" w:type="dxa"/>
+            <w:vAlign w:val="center"/>
+          </w:tcPr>
+          <w:p>
+            <w:pPr>
+              <w:spacing w:line="360" w:lineRule="auto"/>
+              <w:jc w:val="both"/>
+              <w:rPr>
+                <w:rFonts w:ascii="Times New Roman" w:hAnsi="Times New Roman" w:cs="Times New Roman"/>
+                <w:szCs w:val="24"/>
+              </w:rPr>
+            </w:pPr>
+            <w:r>
+              <w:rPr>
+                <w:rFonts w:ascii="Times New Roman" w:hAnsi="Times New Roman" w:cs="Times New Roman"/>
+                <w:szCs w:val="24"/>
+              </w:rPr>
+              <w:t>Message</w:t>
+            </w:r>
+          </w:p>
+        </w:tc>
+        <w:tc>
+          <w:tcPr>
+            <w:tcW w:w="3075" w:type="dxa"/>
+            <w:vAlign w:val="center"/>
+          </w:tcPr>
+          <w:p>
+            <w:pPr>
+              <w:spacing w:line="360" w:lineRule="auto"/>
+              <w:jc w:val="both"/>
+              <w:rPr>
+                <w:rFonts w:ascii="Times New Roman" w:hAnsi="Times New Roman" w:cs="Times New Roman"/>
+                <w:szCs w:val="24"/>
+              </w:rPr>
+            </w:pPr>
+            <w:r>
+              <w:rPr>
+                <w:rFonts w:ascii="Times New Roman" w:hAnsi="Times New Roman" w:cs="Times New Roman"/>
+                <w:szCs w:val="24"/>
+              </w:rPr>
+              <w:t>TEXT</w:t>
+            </w:r>
+          </w:p>
+        </w:tc>
+        <w:tc>
+          <w:tcPr>
+            <w:tcW w:w="3075" w:type="dxa"/>
+            <w:vAlign w:val="center"/>
+          </w:tcPr>
+          <w:p>
+            <w:pPr>
+              <w:spacing w:line="360" w:lineRule="auto"/>
+              <w:jc w:val="both"/>
+              <w:rPr>
+                <w:rFonts w:ascii="Times New Roman" w:hAnsi="Times New Roman" w:cs="Times New Roman"/>
+                <w:szCs w:val="24"/>
+              </w:rPr>
+            </w:pPr>
+            <w:r>
+              <w:rPr>
+                <w:rFonts w:ascii="Times New Roman" w:hAnsi="Times New Roman" w:cs="Times New Roman"/>
+                <w:szCs w:val="24"/>
+              </w:rPr>
+              <w:t>Notification content</w:t>
+            </w:r>
+          </w:p>
+        </w:tc>
+      </w:tr>
+      <w:tr>
+        <w:trPr>
+          <w:trHeight w:val="396"/>
+        </w:trPr>
+        <w:tc>
+          <w:tcPr>
+            <w:tcW w:w="3075" w:type="dxa"/>
+            <w:vAlign w:val="center"/>
+          </w:tcPr>
+          <w:p>
+            <w:pPr>
+              <w:spacing w:line="360" w:lineRule="auto"/>
+              <w:jc w:val="both"/>
+              <w:rPr>
+                <w:rFonts w:ascii="Times New Roman" w:hAnsi="Times New Roman" w:cs="Times New Roman"/>
+                <w:szCs w:val="24"/>
+              </w:rPr>
+            </w:pPr>
+            <w:r>
+              <w:rPr>
+                <w:rFonts w:ascii="Times New Roman" w:hAnsi="Times New Roman" w:cs="Times New Roman"/>
+                <w:szCs w:val="24"/>
+              </w:rPr>
+              <w:t>Status</w:t>
+            </w:r>
+          </w:p>
+        </w:tc>
+        <w:tc>
+          <w:tcPr>
+            <w:tcW w:w="3075" w:type="dxa"/>
+            <w:vAlign w:val="center"/>
+          </w:tcPr>
+          <w:p>
+            <w:pPr>
+              <w:spacing w:line="360" w:lineRule="auto"/>
+              <w:jc w:val="both"/>
+              <w:rPr>
+                <w:rFonts w:ascii="Times New Roman" w:hAnsi="Times New Roman" w:cs="Times New Roman"/>
+                <w:szCs w:val="24"/>
+              </w:rPr>
+            </w:pPr>
+            <w:r>
+              <w:rPr>
+                <w:rFonts w:ascii="Times New Roman" w:hAnsi="Times New Roman" w:cs="Times New Roman"/>
+                <w:szCs w:val="24"/>
+              </w:rPr>
+              <w:t>VARCHAR (20)</w:t>
+            </w:r>
+          </w:p>
+        </w:tc>
+        <w:tc>
+          <w:tcPr>
+            <w:tcW w:w="3075" w:type="dxa"/>
+            <w:vAlign w:val="center"/>
+          </w:tcPr>
+          <w:p>
+            <w:pPr>
+              <w:spacing w:line="360" w:lineRule="auto"/>
+              <w:jc w:val="both"/>
+              <w:rPr>
+                <w:rFonts w:ascii="Times New Roman" w:hAnsi="Times New Roman" w:cs="Times New Roman"/>
+                <w:szCs w:val="24"/>
+              </w:rPr>
+            </w:pPr>
+            <w:r>
+              <w:rPr>
+                <w:rFonts w:ascii="Times New Roman" w:hAnsi="Times New Roman" w:cs="Times New Roman"/>
+                <w:szCs w:val="24"/>
+              </w:rPr>
+              <w:t>Read or unread status</w:t>
+            </w:r>
+          </w:p>
+        </w:tc>
+      </w:tr>
+      <w:tr>
+        <w:trPr>
+          <w:trHeight w:val="396"/>
+        </w:trPr>
+        <w:tc>
+          <w:tcPr>
+            <w:tcW w:w="3075" w:type="dxa"/>
+            <w:vAlign w:val="center"/>
+          </w:tcPr>
+          <w:p>
+            <w:pPr>
+              <w:spacing w:line="360" w:lineRule="auto"/>
+              <w:jc w:val="both"/>
+              <w:rPr>
+                <w:rFonts w:ascii="Times New Roman" w:hAnsi="Times New Roman" w:cs="Times New Roman"/>
+                <w:szCs w:val="24"/>
+              </w:rPr>
+            </w:pPr>
+            <w:r>
+              <w:rPr>
+                <w:rFonts w:ascii="Times New Roman" w:hAnsi="Times New Roman" w:cs="Times New Roman"/>
+                <w:szCs w:val="24"/>
+              </w:rPr>
+              <w:t>CreatedDate</w:t>
+            </w:r>
+          </w:p>
+        </w:tc>
+        <w:tc>
+          <w:tcPr>
+            <w:tcW w:w="3075" w:type="dxa"/>
+            <w:vAlign w:val="center"/>
+          </w:tcPr>
+          <w:p>
+            <w:pPr>
+              <w:spacing w:line="360" w:lineRule="auto"/>
+              <w:jc w:val="both"/>
+              <w:rPr>
+                <w:rFonts w:ascii="Times New Roman" w:hAnsi="Times New Roman" w:cs="Times New Roman"/>
+                <w:szCs w:val="24"/>
+              </w:rPr>
+            </w:pPr>
+            <w:r>
+              <w:rPr>
+                <w:rFonts w:ascii="Times New Roman" w:hAnsi="Times New Roman" w:cs="Times New Roman"/>
+                <w:szCs w:val="24"/>
+              </w:rPr>
+              <w:t>DATETIME</w:t>
+            </w:r>
+          </w:p>
+        </w:tc>
+        <w:tc>
+          <w:tcPr>
+            <w:tcW w:w="3075" w:type="dxa"/>
+            <w:vAlign w:val="center"/>
+          </w:tcPr>
+          <w:p>
+            <w:pPr>
+              <w:spacing w:line="360" w:lineRule="auto"/>
+              <w:jc w:val="both"/>
+              <w:rPr>
+                <w:rFonts w:ascii="Times New Roman" w:hAnsi="Times New Roman" w:cs="Times New Roman"/>
+                <w:szCs w:val="24"/>
+              </w:rPr>
+            </w:pPr>
+            <w:r>
+              <w:rPr>
+                <w:rFonts w:ascii="Times New Roman" w:hAnsi="Times New Roman" w:cs="Times New Roman"/>
+                <w:szCs w:val="24"/>
+              </w:rPr>
+              <w:t>Notification creation date</w:t>
+            </w:r>
+          </w:p>
+        </w:tc>
+      </w:tr>
+    </w:tbl>
+    <w:p>
+      <w:pPr>
+        <w:spacing w:line="360" w:lineRule="auto"/>
+        <w:jc w:val="both"/>
+        <w:rPr>
+          <w:rFonts w:ascii="Times New Roman" w:hAnsi="Times New Roman" w:cs="Times New Roman"/>
+          <w:szCs w:val="24"/>
+        </w:rPr>
+      </w:pPr>
+    </w:p>
+    <w:p>
+      <w:pPr>
+        <w:spacing w:line="360" w:lineRule="auto"/>
+        <w:jc w:val="both"/>
+        <w:rPr>
+          <w:rFonts w:ascii="Times New Roman" w:hAnsi="Times New Roman" w:cs="Times New Roman"/>
+          <w:b/>
+          <w:bCs/>
+          <w:szCs w:val="24"/>
+        </w:rPr>
+      </w:pPr>
+      <w:r>
+        <w:rPr>
+          <w:rFonts w:ascii="Times New Roman" w:hAnsi="Times New Roman" w:cs="Times New Roman"/>
+          <w:b/>
+          <w:bCs/>
+          <w:szCs w:val="24"/>
+        </w:rPr>
+        <w:t>5. Meal Plan Table</w:t>
+      </w:r>
+    </w:p>
+    <w:p>
+      <w:pPr>
+        <w:spacing w:line="360" w:lineRule="auto"/>
+        <w:jc w:val="both"/>
+        <w:rPr>
+          <w:rFonts w:ascii="Times New Roman" w:hAnsi="Times New Roman" w:cs="Times New Roman"/>
+          <w:szCs w:val="24"/>
+        </w:rPr>
+      </w:pPr>
+      <w:r>
+        <w:rPr>
+          <w:rFonts w:ascii="Times New Roman" w:hAnsi="Times New Roman" w:cs="Times New Roman"/>
+          <w:szCs w:val="24"/>
+        </w:rPr>
+        <w:t>The Meal Plan table stores weekly meal planning information.</w:t>
+      </w:r>
+    </w:p>
+    <w:tbl>
+      <w:tblPr>
+        <w:tblStyle w:val="TableGrid"/>
+        <w:tblW w:w="9311" w:type="dxa"/>
+        <w:tblLook w:val="04A0" w:firstRow="1" w:lastRow="0" w:firstColumn="1" w:lastColumn="0" w:noHBand="0" w:noVBand="1"/>
+      </w:tblPr>
+      <w:tblGrid>
+        <w:gridCol w:w="3055"/>
+        <w:gridCol w:w="3060"/>
+        <w:gridCol w:w="3196"/>
+      </w:tblGrid>
+      <w:tr>
+        <w:trPr>
+          <w:trHeight w:val="514"/>
+        </w:trPr>
+        <w:tc>
+          <w:tcPr>
+            <w:tcW w:w="3055" w:type="dxa"/>
+            <w:vAlign w:val="center"/>
+          </w:tcPr>
+          <w:p>
+            <w:pPr>
+              <w:spacing w:line="360" w:lineRule="auto"/>
+              <w:jc w:val="both"/>
+              <w:rPr>
+                <w:rFonts w:ascii="Times New Roman" w:hAnsi="Times New Roman" w:cs="Times New Roman"/>
+                <w:szCs w:val="24"/>
+              </w:rPr>
+            </w:pPr>
+            <w:r>
+              <w:rPr>
+                <w:rFonts w:ascii="Times New Roman" w:hAnsi="Times New Roman" w:cs="Times New Roman"/>
+                <w:b/>
+                <w:bCs/>
+                <w:szCs w:val="24"/>
+              </w:rPr>
+              <w:t>Attribute</w:t>
+            </w:r>
+          </w:p>
+        </w:tc>
+        <w:tc>
+          <w:tcPr>
+            <w:tcW w:w="3060" w:type="dxa"/>
+            <w:vAlign w:val="center"/>
+          </w:tcPr>
+          <w:p>
+            <w:pPr>
+              <w:spacing w:line="360" w:lineRule="auto"/>
+              <w:jc w:val="both"/>
+              <w:rPr>
+                <w:rFonts w:ascii="Times New Roman" w:hAnsi="Times New Roman" w:cs="Times New Roman"/>
+                <w:b/>
+                <w:bCs/>
+                <w:szCs w:val="24"/>
+              </w:rPr>
+            </w:pPr>
+            <w:r>
+              <w:rPr>
+                <w:rFonts w:ascii="Times New Roman" w:hAnsi="Times New Roman" w:cs="Times New Roman"/>
+                <w:b/>
+                <w:bCs/>
+                <w:szCs w:val="24"/>
+              </w:rPr>
+              <w:t>Data Type</w:t>
+            </w:r>
+          </w:p>
+        </w:tc>
+        <w:tc>
+          <w:tcPr>
+            <w:tcW w:w="3196" w:type="dxa"/>
+            <w:vAlign w:val="center"/>
+          </w:tcPr>
+          <w:p>
+            <w:pPr>
+              <w:spacing w:line="360" w:lineRule="auto"/>
+              <w:jc w:val="both"/>
+              <w:rPr>
+                <w:rFonts w:ascii="Times New Roman" w:hAnsi="Times New Roman" w:cs="Times New Roman"/>
+                <w:b/>
+                <w:bCs/>
+                <w:szCs w:val="24"/>
+              </w:rPr>
+            </w:pPr>
+            <w:r>
+              <w:rPr>
+                <w:rFonts w:ascii="Times New Roman" w:hAnsi="Times New Roman" w:cs="Times New Roman"/>
+                <w:b/>
+                <w:bCs/>
+                <w:szCs w:val="24"/>
+              </w:rPr>
+              <w:t>Description</w:t>
+            </w:r>
+          </w:p>
+        </w:tc>
+      </w:tr>
+      <w:tr>
+        <w:trPr>
+          <w:trHeight w:val="514"/>
+        </w:trPr>
+        <w:tc>
+          <w:tcPr>
+            <w:tcW w:w="3055" w:type="dxa"/>
+            <w:vAlign w:val="center"/>
+          </w:tcPr>
+          <w:p>
+            <w:pPr>
+              <w:spacing w:line="360" w:lineRule="auto"/>
+              <w:jc w:val="both"/>
+              <w:rPr>
+                <w:rFonts w:ascii="Times New Roman" w:hAnsi="Times New Roman" w:cs="Times New Roman"/>
+                <w:szCs w:val="24"/>
+              </w:rPr>
+            </w:pPr>
+            <w:r>
+              <w:rPr>
+                <w:rFonts w:ascii="Times New Roman" w:hAnsi="Times New Roman" w:cs="Times New Roman"/>
+                <w:szCs w:val="24"/>
+              </w:rPr>
+              <w:t>MealPlanID (PK)</w:t>
+            </w:r>
+          </w:p>
+        </w:tc>
+        <w:tc>
+          <w:tcPr>
+            <w:tcW w:w="3060" w:type="dxa"/>
+            <w:vAlign w:val="center"/>
+          </w:tcPr>
+          <w:p>
+            <w:pPr>
+              <w:spacing w:line="360" w:lineRule="auto"/>
+              <w:jc w:val="both"/>
+              <w:rPr>
+                <w:rFonts w:ascii="Times New Roman" w:hAnsi="Times New Roman" w:cs="Times New Roman"/>
+                <w:szCs w:val="24"/>
+              </w:rPr>
+            </w:pPr>
+            <w:r>
+              <w:rPr>
+                <w:rFonts w:ascii="Times New Roman" w:hAnsi="Times New Roman" w:cs="Times New Roman"/>
+                <w:szCs w:val="24"/>
+              </w:rPr>
+              <w:t>INT</w:t>
+            </w:r>
+          </w:p>
+        </w:tc>
+        <w:tc>
+          <w:tcPr>
+            <w:tcW w:w="3196" w:type="dxa"/>
+            <w:vAlign w:val="center"/>
+          </w:tcPr>
+          <w:p>
+            <w:pPr>
+              <w:spacing w:line="360" w:lineRule="auto"/>
+              <w:jc w:val="both"/>
+              <w:rPr>
+                <w:rFonts w:ascii="Times New Roman" w:hAnsi="Times New Roman" w:cs="Times New Roman"/>
+                <w:szCs w:val="24"/>
+              </w:rPr>
+            </w:pPr>
+            <w:r>
+              <w:rPr>
+                <w:rFonts w:ascii="Times New Roman" w:hAnsi="Times New Roman" w:cs="Times New Roman"/>
+                <w:szCs w:val="24"/>
+              </w:rPr>
+              <w:t>Unique identifier for each meal plan</w:t>
+            </w:r>
+          </w:p>
+        </w:tc>
+      </w:tr>
+      <w:tr>
+        <w:trPr>
+          <w:trHeight w:val="535"/>
+        </w:trPr>
+        <w:tc>
+          <w:tcPr>
+            <w:tcW w:w="3055" w:type="dxa"/>
+            <w:vAlign w:val="center"/>
+          </w:tcPr>
+          <w:p>
+            <w:pPr>
+              <w:spacing w:line="360" w:lineRule="auto"/>
+              <w:jc w:val="both"/>
+              <w:rPr>
+                <w:rFonts w:ascii="Times New Roman" w:hAnsi="Times New Roman" w:cs="Times New Roman"/>
+                <w:szCs w:val="24"/>
+              </w:rPr>
+            </w:pPr>
+            <w:r>
+              <w:rPr>
+                <w:rFonts w:ascii="Times New Roman" w:hAnsi="Times New Roman" w:cs="Times New Roman"/>
+                <w:szCs w:val="24"/>
+              </w:rPr>
+              <w:t>UserID (FK)</w:t>
+            </w:r>
+          </w:p>
+        </w:tc>
+        <w:tc>
+          <w:tcPr>
+            <w:tcW w:w="3060" w:type="dxa"/>
+            <w:vAlign w:val="center"/>
+          </w:tcPr>
+          <w:p>
+            <w:pPr>
+              <w:spacing w:line="360" w:lineRule="auto"/>
+              <w:jc w:val="both"/>
+              <w:rPr>
+                <w:rFonts w:ascii="Times New Roman" w:hAnsi="Times New Roman" w:cs="Times New Roman"/>
+                <w:szCs w:val="24"/>
+              </w:rPr>
+            </w:pPr>
+            <w:r>
+              <w:rPr>
+                <w:rFonts w:ascii="Times New Roman" w:hAnsi="Times New Roman" w:cs="Times New Roman"/>
+                <w:szCs w:val="24"/>
+              </w:rPr>
+              <w:t>INT</w:t>
+            </w:r>
+          </w:p>
+        </w:tc>
+        <w:tc>
+          <w:tcPr>
+            <w:tcW w:w="3196" w:type="dxa"/>
+            <w:vAlign w:val="center"/>
+          </w:tcPr>
+          <w:p>
+            <w:pPr>
+              <w:spacing w:line="360" w:lineRule="auto"/>
+              <w:jc w:val="both"/>
+              <w:rPr>
+                <w:rFonts w:ascii="Times New Roman" w:hAnsi="Times New Roman" w:cs="Times New Roman"/>
+                <w:szCs w:val="24"/>
+              </w:rPr>
+            </w:pPr>
+            <w:r>
+              <w:rPr>
+                <w:rFonts w:ascii="Times New Roman" w:hAnsi="Times New Roman" w:cs="Times New Roman"/>
+                <w:szCs w:val="24"/>
+              </w:rPr>
+              <w:t>References User table</w:t>
+            </w:r>
+          </w:p>
+        </w:tc>
+      </w:tr>
+      <w:tr>
+        <w:trPr>
+          <w:trHeight w:val="514"/>
+        </w:trPr>
+        <w:tc>
+          <w:tcPr>
+            <w:tcW w:w="3055" w:type="dxa"/>
+            <w:vAlign w:val="center"/>
+          </w:tcPr>
+          <w:p>
+            <w:pPr>
+              <w:spacing w:line="360" w:lineRule="auto"/>
+              <w:jc w:val="both"/>
+              <w:rPr>
+                <w:rFonts w:ascii="Times New Roman" w:hAnsi="Times New Roman" w:cs="Times New Roman"/>
+                <w:szCs w:val="24"/>
+              </w:rPr>
+            </w:pPr>
+            <w:r>
+              <w:rPr>
+                <w:rFonts w:ascii="Times New Roman" w:hAnsi="Times New Roman" w:cs="Times New Roman"/>
+                <w:szCs w:val="24"/>
+              </w:rPr>
+              <w:t>MealName</w:t>
+            </w:r>
+          </w:p>
+        </w:tc>
+        <w:tc>
+          <w:tcPr>
+            <w:tcW w:w="3060" w:type="dxa"/>
+            <w:vAlign w:val="center"/>
+          </w:tcPr>
+          <w:p>
+            <w:pPr>
+              <w:spacing w:line="360" w:lineRule="auto"/>
+              <w:jc w:val="both"/>
+              <w:rPr>
+                <w:rFonts w:ascii="Times New Roman" w:hAnsi="Times New Roman" w:cs="Times New Roman"/>
+                <w:szCs w:val="24"/>
+              </w:rPr>
+            </w:pPr>
+            <w:r>
+              <w:rPr>
+                <w:rFonts w:ascii="Times New Roman" w:hAnsi="Times New Roman" w:cs="Times New Roman"/>
+                <w:szCs w:val="24"/>
+              </w:rPr>
+              <w:t>VARCHAR (100)</w:t>
+            </w:r>
+          </w:p>
+        </w:tc>
+        <w:tc>
+          <w:tcPr>
+            <w:tcW w:w="3196" w:type="dxa"/>
+            <w:vAlign w:val="center"/>
+          </w:tcPr>
+          <w:p>
+            <w:pPr>
+              <w:spacing w:line="360" w:lineRule="auto"/>
+              <w:jc w:val="both"/>
+              <w:rPr>
+                <w:rFonts w:ascii="Times New Roman" w:hAnsi="Times New Roman" w:cs="Times New Roman"/>
+                <w:szCs w:val="24"/>
+              </w:rPr>
+            </w:pPr>
+            <w:r>
+              <w:rPr>
+                <w:rFonts w:ascii="Times New Roman" w:hAnsi="Times New Roman" w:cs="Times New Roman"/>
+                <w:szCs w:val="24"/>
+              </w:rPr>
+              <w:t>Name of meal</w:t>
+            </w:r>
+          </w:p>
+        </w:tc>
+      </w:tr>
+      <w:tr>
+        <w:trPr>
+          <w:trHeight w:val="514"/>
+        </w:trPr>
+        <w:tc>
+          <w:tcPr>
+            <w:tcW w:w="3055" w:type="dxa"/>
+            <w:vAlign w:val="center"/>
+          </w:tcPr>
+          <w:p>
+            <w:pPr>
+              <w:spacing w:line="360" w:lineRule="auto"/>
+              <w:jc w:val="both"/>
+              <w:rPr>
+                <w:rFonts w:ascii="Times New Roman" w:hAnsi="Times New Roman" w:cs="Times New Roman"/>
+                <w:szCs w:val="24"/>
+              </w:rPr>
+            </w:pPr>
+            <w:r>
+              <w:rPr>
+                <w:rFonts w:ascii="Times New Roman" w:hAnsi="Times New Roman" w:cs="Times New Roman"/>
+                <w:szCs w:val="24"/>
+              </w:rPr>
+              <w:t>MealDate</w:t>
+            </w:r>
+          </w:p>
+        </w:tc>
+        <w:tc>
+          <w:tcPr>
+            <w:tcW w:w="3060" w:type="dxa"/>
+            <w:vAlign w:val="center"/>
+          </w:tcPr>
+          <w:p>
+            <w:pPr>
+              <w:spacing w:line="360" w:lineRule="auto"/>
+              <w:jc w:val="both"/>
+              <w:rPr>
+                <w:rFonts w:ascii="Times New Roman" w:hAnsi="Times New Roman" w:cs="Times New Roman"/>
+                <w:szCs w:val="24"/>
+              </w:rPr>
+            </w:pPr>
+            <w:r>
+              <w:rPr>
+                <w:rFonts w:ascii="Times New Roman" w:hAnsi="Times New Roman" w:cs="Times New Roman"/>
+                <w:szCs w:val="24"/>
+              </w:rPr>
+              <w:t>DATE</w:t>
+            </w:r>
+          </w:p>
+        </w:tc>
+        <w:tc>
+          <w:tcPr>
+            <w:tcW w:w="3196" w:type="dxa"/>
+            <w:vAlign w:val="center"/>
+          </w:tcPr>
+          <w:p>
+            <w:pPr>
+              <w:spacing w:line="360" w:lineRule="auto"/>
+              <w:jc w:val="both"/>
+              <w:rPr>
+                <w:rFonts w:ascii="Times New Roman" w:hAnsi="Times New Roman" w:cs="Times New Roman"/>
+                <w:szCs w:val="24"/>
+              </w:rPr>
+            </w:pPr>
+            <w:r>
+              <w:rPr>
+                <w:rFonts w:ascii="Times New Roman" w:hAnsi="Times New Roman" w:cs="Times New Roman"/>
+                <w:szCs w:val="24"/>
+              </w:rPr>
+              <w:t>Scheduled meal date</w:t>
+            </w:r>
+          </w:p>
+        </w:tc>
+      </w:tr>
+      <w:tr>
+        <w:trPr>
+          <w:trHeight w:val="514"/>
+        </w:trPr>
+        <w:tc>
+          <w:tcPr>
+            <w:tcW w:w="3055" w:type="dxa"/>
+            <w:vAlign w:val="center"/>
+          </w:tcPr>
+          <w:p>
+            <w:pPr>
+              <w:spacing w:line="360" w:lineRule="auto"/>
+              <w:jc w:val="both"/>
+              <w:rPr>
+                <w:rFonts w:ascii="Times New Roman" w:hAnsi="Times New Roman" w:cs="Times New Roman"/>
+                <w:szCs w:val="24"/>
+              </w:rPr>
+            </w:pPr>
+            <w:r>
+              <w:rPr>
+                <w:rFonts w:ascii="Times New Roman" w:hAnsi="Times New Roman" w:cs="Times New Roman"/>
+                <w:szCs w:val="24"/>
+              </w:rPr>
+              <w:t>MealType</w:t>
+            </w:r>
+          </w:p>
+        </w:tc>
+        <w:tc>
+          <w:tcPr>
+            <w:tcW w:w="3060" w:type="dxa"/>
+            <w:vAlign w:val="center"/>
+          </w:tcPr>
+          <w:p>
+            <w:pPr>
+              <w:spacing w:line="360" w:lineRule="auto"/>
+              <w:jc w:val="both"/>
+              <w:rPr>
+                <w:rFonts w:ascii="Times New Roman" w:hAnsi="Times New Roman" w:cs="Times New Roman"/>
+                <w:szCs w:val="24"/>
+              </w:rPr>
+            </w:pPr>
+            <w:r>
+              <w:rPr>
+                <w:rFonts w:ascii="Times New Roman" w:hAnsi="Times New Roman" w:cs="Times New Roman"/>
+                <w:szCs w:val="24"/>
+              </w:rPr>
+              <w:t>VARCHAR (50)</w:t>
+            </w:r>
+          </w:p>
+        </w:tc>
+        <w:tc>
+          <w:tcPr>
+            <w:tcW w:w="3196" w:type="dxa"/>
+            <w:vAlign w:val="center"/>
+          </w:tcPr>
+          <w:p>
+            <w:pPr>
+              <w:spacing w:line="360" w:lineRule="auto"/>
+              <w:jc w:val="both"/>
+              <w:rPr>
+                <w:rFonts w:ascii="Times New Roman" w:hAnsi="Times New Roman" w:cs="Times New Roman"/>
+                <w:szCs w:val="24"/>
+              </w:rPr>
+            </w:pPr>
+            <w:r>
+              <w:rPr>
+                <w:rFonts w:ascii="Times New Roman" w:hAnsi="Times New Roman" w:cs="Times New Roman"/>
+                <w:szCs w:val="24"/>
+              </w:rPr>
+              <w:t>Breakfast, Lunch, or Dinner</w:t>
+            </w:r>
+          </w:p>
+        </w:tc>
+      </w:tr>
+    </w:tbl>
+    <w:p>
+      <w:pPr>
+        <w:spacing w:line="360" w:lineRule="auto"/>
+        <w:jc w:val="both"/>
+        <w:rPr>
+          <w:rFonts w:ascii="Times New Roman" w:hAnsi="Times New Roman" w:cs="Times New Roman"/>
+          <w:szCs w:val="24"/>
+        </w:rPr>
+      </w:pPr>
+    </w:p>
+    <w:p>
+      <w:pPr>
+        <w:spacing w:line="360" w:lineRule="auto"/>
+        <w:jc w:val="both"/>
+        <w:rPr>
+          <w:rFonts w:ascii="Times New Roman" w:hAnsi="Times New Roman" w:cs="Times New Roman"/>
+          <w:b/>
+          <w:bCs/>
+          <w:szCs w:val="24"/>
+        </w:rPr>
+      </w:pPr>
+      <w:r>
+        <w:rPr>
+          <w:rFonts w:ascii="Times New Roman" w:hAnsi="Times New Roman" w:cs="Times New Roman"/>
+          <w:b/>
+          <w:bCs/>
+          <w:szCs w:val="24"/>
+        </w:rPr>
+        <w:t>6. Analytics Table</w:t>
+      </w:r>
+    </w:p>
+    <w:p>
+      <w:pPr>
+        <w:spacing w:line="360" w:lineRule="auto"/>
+        <w:jc w:val="both"/>
+        <w:rPr>
+          <w:rFonts w:ascii="Times New Roman" w:hAnsi="Times New Roman" w:cs="Times New Roman"/>
+          <w:szCs w:val="24"/>
+        </w:rPr>
+      </w:pPr>
+      <w:r>
+        <w:rPr>
+          <w:rFonts w:ascii="Times New Roman" w:hAnsi="Times New Roman" w:cs="Times New Roman"/>
+          <w:szCs w:val="24"/>
+        </w:rPr>
+        <w:t>The Analytics table stores food management statistics and performance data.</w:t>
+      </w:r>
+    </w:p>
+    <w:tbl>
+      <w:tblPr>
+        <w:tblStyle w:val="TableGrid"/>
+        <w:tblW w:w="9459" w:type="dxa"/>
+        <w:tblLook w:val="04A0" w:firstRow="1" w:lastRow="0" w:firstColumn="1" w:lastColumn="0" w:noHBand="0" w:noVBand="1"/>
+      </w:tblPr>
+      <w:tblGrid>
+        <w:gridCol w:w="3153"/>
+        <w:gridCol w:w="3153"/>
+        <w:gridCol w:w="3153"/>
+      </w:tblGrid>
+      <w:tr>
+        <w:trPr>
+          <w:trHeight w:val="865"/>
+        </w:trPr>
+        <w:tc>
+          <w:tcPr>
+            <w:tcW w:w="3153" w:type="dxa"/>
+            <w:vAlign w:val="center"/>
+          </w:tcPr>
+          <w:p>
+            <w:pPr>
+              <w:spacing w:line="360" w:lineRule="auto"/>
+              <w:jc w:val="both"/>
+              <w:rPr>
+                <w:rFonts w:ascii="Times New Roman" w:hAnsi="Times New Roman" w:cs="Times New Roman"/>
+                <w:b/>
+                <w:bCs/>
+                <w:szCs w:val="24"/>
+              </w:rPr>
+            </w:pPr>
+            <w:r>
+              <w:rPr>
+                <w:rFonts w:ascii="Times New Roman" w:hAnsi="Times New Roman" w:cs="Times New Roman"/>
+                <w:b/>
+                <w:bCs/>
+                <w:szCs w:val="24"/>
+              </w:rPr>
+              <w:t>Attribute</w:t>
+            </w:r>
+          </w:p>
+        </w:tc>
+        <w:tc>
+          <w:tcPr>
+            <w:tcW w:w="3153" w:type="dxa"/>
+            <w:vAlign w:val="center"/>
+          </w:tcPr>
+          <w:p>
+            <w:pPr>
+              <w:spacing w:line="360" w:lineRule="auto"/>
+              <w:jc w:val="both"/>
+              <w:rPr>
+                <w:rFonts w:ascii="Times New Roman" w:hAnsi="Times New Roman" w:cs="Times New Roman"/>
+                <w:b/>
+                <w:bCs/>
+                <w:szCs w:val="24"/>
+              </w:rPr>
+            </w:pPr>
+            <w:r>
+              <w:rPr>
+                <w:rFonts w:ascii="Times New Roman" w:hAnsi="Times New Roman" w:cs="Times New Roman"/>
+                <w:b/>
+                <w:bCs/>
+                <w:szCs w:val="24"/>
+              </w:rPr>
+              <w:t>Data Type</w:t>
+            </w:r>
+          </w:p>
+        </w:tc>
+        <w:tc>
+          <w:tcPr>
+            <w:tcW w:w="3153" w:type="dxa"/>
+            <w:vAlign w:val="center"/>
+          </w:tcPr>
+          <w:p>
+            <w:pPr>
+              <w:spacing w:line="360" w:lineRule="auto"/>
+              <w:jc w:val="both"/>
+              <w:rPr>
+                <w:rFonts w:ascii="Times New Roman" w:hAnsi="Times New Roman" w:cs="Times New Roman"/>
+                <w:b/>
+                <w:bCs/>
+                <w:szCs w:val="24"/>
+              </w:rPr>
+            </w:pPr>
+            <w:r>
+              <w:rPr>
+                <w:rFonts w:ascii="Times New Roman" w:hAnsi="Times New Roman" w:cs="Times New Roman"/>
+                <w:b/>
+                <w:bCs/>
+                <w:szCs w:val="24"/>
+              </w:rPr>
+              <w:t>Description</w:t>
+            </w:r>
+          </w:p>
+        </w:tc>
+      </w:tr>
+      <w:tr>
+        <w:trPr>
+          <w:trHeight w:val="865"/>
+        </w:trPr>
+        <w:tc>
+          <w:tcPr>
+            <w:tcW w:w="3153" w:type="dxa"/>
+            <w:vAlign w:val="center"/>
+          </w:tcPr>
+          <w:p>
+            <w:pPr>
+              <w:spacing w:line="360" w:lineRule="auto"/>
+              <w:jc w:val="both"/>
+              <w:rPr>
+                <w:rFonts w:ascii="Times New Roman" w:hAnsi="Times New Roman" w:cs="Times New Roman"/>
+                <w:b/>
+                <w:bCs/>
+                <w:szCs w:val="24"/>
+              </w:rPr>
+            </w:pPr>
+            <w:r>
+              <w:rPr>
+                <w:rFonts w:ascii="Times New Roman" w:hAnsi="Times New Roman" w:cs="Times New Roman"/>
+                <w:szCs w:val="24"/>
+              </w:rPr>
+              <w:t>AnalyticsID (PK)</w:t>
+            </w:r>
+          </w:p>
+        </w:tc>
+        <w:tc>
+          <w:tcPr>
+            <w:tcW w:w="3153" w:type="dxa"/>
+            <w:vAlign w:val="center"/>
+          </w:tcPr>
+          <w:p>
+            <w:pPr>
+              <w:spacing w:line="360" w:lineRule="auto"/>
+              <w:jc w:val="both"/>
+              <w:rPr>
+                <w:rFonts w:ascii="Times New Roman" w:hAnsi="Times New Roman" w:cs="Times New Roman"/>
+                <w:b/>
+                <w:bCs/>
+                <w:szCs w:val="24"/>
+              </w:rPr>
+            </w:pPr>
+            <w:r>
+              <w:rPr>
+                <w:rFonts w:ascii="Times New Roman" w:hAnsi="Times New Roman" w:cs="Times New Roman"/>
+                <w:szCs w:val="24"/>
+              </w:rPr>
+              <w:t>INT</w:t>
+            </w:r>
+          </w:p>
+        </w:tc>
+        <w:tc>
+          <w:tcPr>
+            <w:tcW w:w="3153" w:type="dxa"/>
+            <w:vAlign w:val="center"/>
+          </w:tcPr>
+          <w:p>
+            <w:pPr>
+              <w:spacing w:line="360" w:lineRule="auto"/>
+              <w:jc w:val="both"/>
+              <w:rPr>
+                <w:rFonts w:ascii="Times New Roman" w:hAnsi="Times New Roman" w:cs="Times New Roman"/>
+                <w:b/>
+                <w:bCs/>
+                <w:szCs w:val="24"/>
+              </w:rPr>
+            </w:pPr>
+            <w:r>
+              <w:rPr>
+                <w:rFonts w:ascii="Times New Roman" w:hAnsi="Times New Roman" w:cs="Times New Roman"/>
+                <w:szCs w:val="24"/>
+              </w:rPr>
+              <w:t>Unique identifier for analytics record</w:t>
+            </w:r>
+          </w:p>
+        </w:tc>
+      </w:tr>
+      <w:tr>
+        <w:trPr>
+          <w:trHeight w:val="865"/>
+        </w:trPr>
+        <w:tc>
+          <w:tcPr>
+            <w:tcW w:w="3153" w:type="dxa"/>
+            <w:vAlign w:val="center"/>
+          </w:tcPr>
+          <w:p>
+            <w:pPr>
+              <w:spacing w:line="360" w:lineRule="auto"/>
+              <w:jc w:val="both"/>
+              <w:rPr>
+                <w:rFonts w:ascii="Times New Roman" w:hAnsi="Times New Roman" w:cs="Times New Roman"/>
+                <w:b/>
+                <w:bCs/>
+                <w:szCs w:val="24"/>
+              </w:rPr>
+            </w:pPr>
+            <w:r>
+              <w:rPr>
+                <w:rFonts w:ascii="Times New Roman" w:hAnsi="Times New Roman" w:cs="Times New Roman"/>
+                <w:szCs w:val="24"/>
+              </w:rPr>
+              <w:t>UserID (FK)</w:t>
+            </w:r>
+          </w:p>
+        </w:tc>
+        <w:tc>
+          <w:tcPr>
+            <w:tcW w:w="3153" w:type="dxa"/>
+            <w:vAlign w:val="center"/>
+          </w:tcPr>
+          <w:p>
+            <w:pPr>
+              <w:spacing w:line="360" w:lineRule="auto"/>
+              <w:jc w:val="both"/>
+              <w:rPr>
+                <w:rFonts w:ascii="Times New Roman" w:hAnsi="Times New Roman" w:cs="Times New Roman"/>
+                <w:b/>
+                <w:bCs/>
+                <w:szCs w:val="24"/>
+              </w:rPr>
+            </w:pPr>
+            <w:r>
+              <w:rPr>
+                <w:rFonts w:ascii="Times New Roman" w:hAnsi="Times New Roman" w:cs="Times New Roman"/>
+                <w:szCs w:val="24"/>
+              </w:rPr>
+              <w:t>INT</w:t>
+            </w:r>
+          </w:p>
+        </w:tc>
+        <w:tc>
+          <w:tcPr>
+            <w:tcW w:w="3153" w:type="dxa"/>
+            <w:vAlign w:val="center"/>
+          </w:tcPr>
+          <w:p>
+            <w:pPr>
+              <w:spacing w:line="360" w:lineRule="auto"/>
+              <w:jc w:val="both"/>
+              <w:rPr>
+                <w:rFonts w:ascii="Times New Roman" w:hAnsi="Times New Roman" w:cs="Times New Roman"/>
+                <w:b/>
+                <w:bCs/>
+                <w:szCs w:val="24"/>
+              </w:rPr>
+            </w:pPr>
+            <w:r>
+              <w:rPr>
+                <w:rFonts w:ascii="Times New Roman" w:hAnsi="Times New Roman" w:cs="Times New Roman"/>
+                <w:szCs w:val="24"/>
+              </w:rPr>
+              <w:t>References User table</w:t>
+            </w:r>
+          </w:p>
+        </w:tc>
+      </w:tr>
+      <w:tr>
+        <w:trPr>
+          <w:trHeight w:val="900"/>
+        </w:trPr>
+        <w:tc>
+          <w:tcPr>
+            <w:tcW w:w="3153" w:type="dxa"/>
+            <w:vAlign w:val="center"/>
+          </w:tcPr>
+          <w:p>
+            <w:pPr>
+              <w:spacing w:line="360" w:lineRule="auto"/>
+              <w:jc w:val="both"/>
+              <w:rPr>
+                <w:rFonts w:ascii="Times New Roman" w:hAnsi="Times New Roman" w:cs="Times New Roman"/>
+                <w:b/>
+                <w:bCs/>
+                <w:szCs w:val="24"/>
+              </w:rPr>
+            </w:pPr>
+            <w:r>
+              <w:rPr>
+                <w:rFonts w:ascii="Times New Roman" w:hAnsi="Times New Roman" w:cs="Times New Roman"/>
+                <w:szCs w:val="24"/>
+              </w:rPr>
+              <w:t>FoodSaved</w:t>
+            </w:r>
+          </w:p>
+        </w:tc>
+        <w:tc>
+          <w:tcPr>
+            <w:tcW w:w="3153" w:type="dxa"/>
+            <w:vAlign w:val="center"/>
+          </w:tcPr>
+          <w:p>
+            <w:pPr>
+              <w:spacing w:line="360" w:lineRule="auto"/>
+              <w:jc w:val="both"/>
+              <w:rPr>
+                <w:rFonts w:ascii="Times New Roman" w:hAnsi="Times New Roman" w:cs="Times New Roman"/>
+                <w:b/>
+                <w:bCs/>
+                <w:szCs w:val="24"/>
+              </w:rPr>
+            </w:pPr>
+            <w:r>
+              <w:rPr>
+                <w:rFonts w:ascii="Times New Roman" w:hAnsi="Times New Roman" w:cs="Times New Roman"/>
+                <w:szCs w:val="24"/>
+              </w:rPr>
+              <w:t>INT</w:t>
+            </w:r>
+          </w:p>
+        </w:tc>
+        <w:tc>
+          <w:tcPr>
+            <w:tcW w:w="3153" w:type="dxa"/>
+            <w:vAlign w:val="center"/>
+          </w:tcPr>
+          <w:p>
+            <w:pPr>
+              <w:spacing w:line="360" w:lineRule="auto"/>
+              <w:jc w:val="both"/>
+              <w:rPr>
+                <w:rFonts w:ascii="Times New Roman" w:hAnsi="Times New Roman" w:cs="Times New Roman"/>
+                <w:b/>
+                <w:bCs/>
+                <w:szCs w:val="24"/>
+              </w:rPr>
+            </w:pPr>
+            <w:r>
+              <w:rPr>
+                <w:rFonts w:ascii="Times New Roman" w:hAnsi="Times New Roman" w:cs="Times New Roman"/>
+                <w:szCs w:val="24"/>
+              </w:rPr>
+              <w:t>Number of food items saved</w:t>
+            </w:r>
+          </w:p>
+        </w:tc>
+      </w:tr>
+      <w:tr>
+        <w:trPr>
+          <w:trHeight w:val="865"/>
+        </w:trPr>
+        <w:tc>
+          <w:tcPr>
+            <w:tcW w:w="3153" w:type="dxa"/>
+            <w:vAlign w:val="center"/>
+          </w:tcPr>
+          <w:p>
+            <w:pPr>
+              <w:spacing w:line="360" w:lineRule="auto"/>
+              <w:jc w:val="both"/>
+              <w:rPr>
+                <w:rFonts w:ascii="Times New Roman" w:hAnsi="Times New Roman" w:cs="Times New Roman"/>
+                <w:b/>
+                <w:bCs/>
+                <w:szCs w:val="24"/>
+              </w:rPr>
+            </w:pPr>
+            <w:r>
+              <w:rPr>
+                <w:rFonts w:ascii="Times New Roman" w:hAnsi="Times New Roman" w:cs="Times New Roman"/>
+                <w:szCs w:val="24"/>
+              </w:rPr>
+              <w:t>FoodDonated</w:t>
+            </w:r>
+          </w:p>
+        </w:tc>
+        <w:tc>
+          <w:tcPr>
+            <w:tcW w:w="3153" w:type="dxa"/>
+            <w:vAlign w:val="center"/>
+          </w:tcPr>
+          <w:p>
+            <w:pPr>
+              <w:spacing w:line="360" w:lineRule="auto"/>
+              <w:jc w:val="both"/>
+              <w:rPr>
+                <w:rFonts w:ascii="Times New Roman" w:hAnsi="Times New Roman" w:cs="Times New Roman"/>
+                <w:b/>
+                <w:bCs/>
+                <w:szCs w:val="24"/>
+              </w:rPr>
+            </w:pPr>
+            <w:r>
+              <w:rPr>
+                <w:rFonts w:ascii="Times New Roman" w:hAnsi="Times New Roman" w:cs="Times New Roman"/>
+                <w:szCs w:val="24"/>
+              </w:rPr>
+              <w:t>INT</w:t>
+            </w:r>
+          </w:p>
+        </w:tc>
+        <w:tc>
+          <w:tcPr>
+            <w:tcW w:w="3153" w:type="dxa"/>
+            <w:vAlign w:val="center"/>
+          </w:tcPr>
+          <w:p>
+            <w:pPr>
+              <w:spacing w:line="360" w:lineRule="auto"/>
+              <w:jc w:val="both"/>
+              <w:rPr>
+                <w:rFonts w:ascii="Times New Roman" w:hAnsi="Times New Roman" w:cs="Times New Roman"/>
+                <w:b/>
+                <w:bCs/>
+                <w:szCs w:val="24"/>
+              </w:rPr>
+            </w:pPr>
+            <w:r>
+              <w:rPr>
+                <w:rFonts w:ascii="Times New Roman" w:hAnsi="Times New Roman" w:cs="Times New Roman"/>
+                <w:szCs w:val="24"/>
+              </w:rPr>
+              <w:t>Number of food items donated</w:t>
+            </w:r>
+          </w:p>
+        </w:tc>
+      </w:tr>
+      <w:tr>
+        <w:trPr>
+          <w:trHeight w:val="865"/>
+        </w:trPr>
+        <w:tc>
+          <w:tcPr>
+            <w:tcW w:w="3153" w:type="dxa"/>
+            <w:vAlign w:val="center"/>
+          </w:tcPr>
+          <w:p>
+            <w:pPr>
+              <w:spacing w:line="360" w:lineRule="auto"/>
+              <w:jc w:val="both"/>
+              <w:rPr>
+                <w:rFonts w:ascii="Times New Roman" w:hAnsi="Times New Roman" w:cs="Times New Roman"/>
+                <w:b/>
+                <w:bCs/>
+                <w:szCs w:val="24"/>
+              </w:rPr>
+            </w:pPr>
+            <w:r>
+              <w:rPr>
+                <w:rFonts w:ascii="Times New Roman" w:hAnsi="Times New Roman" w:cs="Times New Roman"/>
+                <w:szCs w:val="24"/>
+              </w:rPr>
+              <w:t>FoodExpired</w:t>
+            </w:r>
+          </w:p>
+        </w:tc>
+        <w:tc>
+          <w:tcPr>
+            <w:tcW w:w="3153" w:type="dxa"/>
+            <w:vAlign w:val="center"/>
+          </w:tcPr>
+          <w:p>
+            <w:pPr>
+              <w:spacing w:line="360" w:lineRule="auto"/>
+              <w:jc w:val="both"/>
+              <w:rPr>
+                <w:rFonts w:ascii="Times New Roman" w:hAnsi="Times New Roman" w:cs="Times New Roman"/>
+                <w:b/>
+                <w:bCs/>
+                <w:szCs w:val="24"/>
+              </w:rPr>
+            </w:pPr>
+            <w:r>
+              <w:rPr>
+                <w:rFonts w:ascii="Times New Roman" w:hAnsi="Times New Roman" w:cs="Times New Roman"/>
+                <w:szCs w:val="24"/>
+              </w:rPr>
+              <w:t>INT</w:t>
+            </w:r>
+          </w:p>
+        </w:tc>
+        <w:tc>
+          <w:tcPr>
+            <w:tcW w:w="3153" w:type="dxa"/>
+            <w:vAlign w:val="center"/>
+          </w:tcPr>
+          <w:p>
+            <w:pPr>
+              <w:spacing w:line="360" w:lineRule="auto"/>
+              <w:jc w:val="both"/>
+              <w:rPr>
+                <w:rFonts w:ascii="Times New Roman" w:hAnsi="Times New Roman" w:cs="Times New Roman"/>
+                <w:b/>
+                <w:bCs/>
+                <w:szCs w:val="24"/>
+              </w:rPr>
+            </w:pPr>
+            <w:r>
+              <w:rPr>
+                <w:rFonts w:ascii="Times New Roman" w:hAnsi="Times New Roman" w:cs="Times New Roman"/>
+                <w:szCs w:val="24"/>
+              </w:rPr>
+              <w:t>Number of expired food items</w:t>
+            </w:r>
+          </w:p>
+        </w:tc>
+      </w:tr>
+      <w:tr>
+        <w:trPr>
+          <w:trHeight w:val="865"/>
+        </w:trPr>
+        <w:tc>
+          <w:tcPr>
+            <w:tcW w:w="3153" w:type="dxa"/>
+            <w:vAlign w:val="center"/>
+          </w:tcPr>
+          <w:p>
+            <w:pPr>
+              <w:spacing w:line="360" w:lineRule="auto"/>
+              <w:jc w:val="both"/>
+              <w:rPr>
+                <w:rFonts w:ascii="Times New Roman" w:hAnsi="Times New Roman" w:cs="Times New Roman"/>
+                <w:szCs w:val="24"/>
+              </w:rPr>
+            </w:pPr>
+            <w:r>
+              <w:rPr>
+                <w:rFonts w:ascii="Times New Roman" w:hAnsi="Times New Roman" w:cs="Times New Roman"/>
+                <w:szCs w:val="24"/>
+              </w:rPr>
+              <w:t>ReportDate</w:t>
+            </w:r>
+          </w:p>
+        </w:tc>
+        <w:tc>
+          <w:tcPr>
+            <w:tcW w:w="3153" w:type="dxa"/>
+            <w:vAlign w:val="center"/>
+          </w:tcPr>
+          <w:p>
+            <w:pPr>
+              <w:spacing w:line="360" w:lineRule="auto"/>
+              <w:jc w:val="both"/>
+              <w:rPr>
+                <w:rFonts w:ascii="Times New Roman" w:hAnsi="Times New Roman" w:cs="Times New Roman"/>
+                <w:b/>
+                <w:bCs/>
+                <w:szCs w:val="24"/>
+              </w:rPr>
+            </w:pPr>
+            <w:r>
+              <w:rPr>
+                <w:rFonts w:ascii="Times New Roman" w:hAnsi="Times New Roman" w:cs="Times New Roman"/>
+                <w:szCs w:val="24"/>
+              </w:rPr>
+              <w:t>DATE</w:t>
+            </w:r>
+          </w:p>
+        </w:tc>
+        <w:tc>
+          <w:tcPr>
+            <w:tcW w:w="3153" w:type="dxa"/>
+            <w:vAlign w:val="center"/>
+          </w:tcPr>
+          <w:p>
+            <w:pPr>
+              <w:spacing w:line="360" w:lineRule="auto"/>
+              <w:jc w:val="both"/>
+              <w:rPr>
+                <w:rFonts w:ascii="Times New Roman" w:hAnsi="Times New Roman" w:cs="Times New Roman"/>
+                <w:b/>
+                <w:bCs/>
+                <w:szCs w:val="24"/>
+              </w:rPr>
+            </w:pPr>
+            <w:r>
+              <w:rPr>
+                <w:rFonts w:ascii="Times New Roman" w:hAnsi="Times New Roman" w:cs="Times New Roman"/>
+                <w:szCs w:val="24"/>
+              </w:rPr>
+              <w:t>Date of analytics record</w:t>
+            </w:r>
+          </w:p>
+        </w:tc>
+      </w:tr>
+    </w:tbl>
+    <w:p>
+      <w:pPr>
+        <w:spacing w:line="360" w:lineRule="auto"/>
+        <w:rPr>
+          <w:rFonts w:ascii="Times New Roman" w:hAnsi="Times New Roman" w:cs="Times New Roman"/>
+          <w:b/>
+          <w:bCs/>
+        </w:rPr>
+      </w:pPr>
+    </w:p>
+    <w:p>
+      <w:pPr>
+        <w:pStyle w:val="Heading4"/>
+        <w:spacing w:line="360" w:lineRule="auto"/>
+        <w:jc w:val="center"/>
+        <w:rPr>
+          <w:rFonts w:ascii="Times New Roman" w:hAnsi="Times New Roman" w:cs="Times New Roman"/>
+          <w:b/>
+          <w:bCs/>
+          <w:i w:val="0"/>
+          <w:iCs w:val="0"/>
+        </w:rPr>
+      </w:pPr>
+      <w:r>
+        <w:rPr>
+          <w:rFonts w:ascii="Times New Roman" w:hAnsi="Times New Roman" w:cs="Times New Roman"/>
+          <w:b/>
+          <w:bCs/>
+          <w:i w:val="0"/>
+          <w:iCs w:val="0"/>
+        </w:rPr>
+        <w:t>2.3.2 Data Dictionary</w:t>
+      </w:r>
+    </w:p>
+    <w:p>
+      <w:pPr>
+        <w:spacing w:line="360" w:lineRule="auto"/>
+        <w:jc w:val="both"/>
+        <w:rPr>
+          <w:rFonts w:ascii="Times New Roman" w:hAnsi="Times New Roman" w:cs="Times New Roman"/>
+        </w:rPr>
+      </w:pPr>
+      <w:r>
+        <w:rPr>
+          <w:rFonts w:ascii="Times New Roman" w:hAnsi="Times New Roman" w:cs="Times New Roman"/>
+        </w:rPr>
+        <w:t>The data dictionary provides detailed information about the entities, attributes, and descriptions used within the SaveBite database.</w:t>
+      </w:r>
+    </w:p>
+    <w:p>
+      <w:pPr>
+        <w:spacing w:line="360" w:lineRule="auto"/>
+        <w:jc w:val="both"/>
+        <w:rPr>
+          <w:rFonts w:ascii="Times New Roman" w:hAnsi="Times New Roman" w:cs="Times New Roman"/>
+        </w:rPr>
+      </w:pPr>
+      <w:r>
+        <w:rPr>
+          <w:rFonts w:ascii="Times New Roman" w:hAnsi="Times New Roman" w:cs="Times New Roman"/>
+          <w:b/>
+          <w:bCs/>
+        </w:rPr>
+        <w:t>1. User Entity</w:t>
+      </w:r>
+    </w:p>
+    <w:tbl>
+      <w:tblPr>
+        <w:tblStyle w:val="TableGrid"/>
+        <w:tblW w:w="9604" w:type="dxa"/>
+        <w:tblLook w:val="04A0" w:firstRow="1" w:lastRow="0" w:firstColumn="1" w:lastColumn="0" w:noHBand="0" w:noVBand="1"/>
+      </w:tblPr>
+      <w:tblGrid>
+        <w:gridCol w:w="4802"/>
+        <w:gridCol w:w="4802"/>
+      </w:tblGrid>
+      <w:tr>
+        <w:trPr>
+          <w:trHeight w:val="446"/>
+        </w:trPr>
+        <w:tc>
+          <w:tcPr>
+            <w:tcW w:w="4802" w:type="dxa"/>
+            <w:vAlign w:val="center"/>
+          </w:tcPr>
+          <w:p>
+            <w:pPr>
+              <w:spacing w:line="360" w:lineRule="auto"/>
+              <w:jc w:val="both"/>
+              <w:rPr>
+                <w:rFonts w:ascii="Times New Roman" w:hAnsi="Times New Roman" w:cs="Times New Roman"/>
+              </w:rPr>
+            </w:pPr>
+            <w:r>
+              <w:rPr>
+                <w:rFonts w:ascii="Times New Roman" w:hAnsi="Times New Roman" w:cs="Times New Roman"/>
+                <w:b/>
+                <w:bCs/>
+              </w:rPr>
+              <w:t>Attribute</w:t>
+            </w:r>
+          </w:p>
+        </w:tc>
+        <w:tc>
+          <w:tcPr>
+            <w:tcW w:w="4802" w:type="dxa"/>
+            <w:vAlign w:val="center"/>
+          </w:tcPr>
+          <w:p>
+            <w:pPr>
+              <w:spacing w:line="360" w:lineRule="auto"/>
+              <w:jc w:val="both"/>
+              <w:rPr>
+                <w:rFonts w:ascii="Times New Roman" w:hAnsi="Times New Roman" w:cs="Times New Roman"/>
+              </w:rPr>
+            </w:pPr>
+            <w:r>
+              <w:rPr>
+                <w:rFonts w:ascii="Times New Roman" w:hAnsi="Times New Roman" w:cs="Times New Roman"/>
+                <w:b/>
+                <w:bCs/>
+              </w:rPr>
+              <w:t>Description</w:t>
+            </w:r>
+          </w:p>
+        </w:tc>
+      </w:tr>
+      <w:tr>
+        <w:trPr>
+          <w:trHeight w:val="446"/>
+        </w:trPr>
+        <w:tc>
+          <w:tcPr>
+            <w:tcW w:w="4802" w:type="dxa"/>
+            <w:vAlign w:val="center"/>
+          </w:tcPr>
+          <w:p>
+            <w:pPr>
+              <w:spacing w:line="360" w:lineRule="auto"/>
+              <w:jc w:val="both"/>
+              <w:rPr>
+                <w:rFonts w:ascii="Times New Roman" w:hAnsi="Times New Roman" w:cs="Times New Roman"/>
+              </w:rPr>
+            </w:pPr>
+            <w:r>
+              <w:rPr>
+                <w:rFonts w:ascii="Times New Roman" w:hAnsi="Times New Roman" w:cs="Times New Roman"/>
+              </w:rPr>
+              <w:t>UserID</w:t>
+            </w:r>
+          </w:p>
+        </w:tc>
+        <w:tc>
+          <w:tcPr>
+            <w:tcW w:w="4802" w:type="dxa"/>
+            <w:vAlign w:val="center"/>
+          </w:tcPr>
+          <w:p>
+            <w:pPr>
+              <w:spacing w:line="360" w:lineRule="auto"/>
+              <w:jc w:val="both"/>
+              <w:rPr>
+                <w:rFonts w:ascii="Times New Roman" w:hAnsi="Times New Roman" w:cs="Times New Roman"/>
+              </w:rPr>
+            </w:pPr>
+            <w:r>
+              <w:rPr>
+                <w:rFonts w:ascii="Times New Roman" w:hAnsi="Times New Roman" w:cs="Times New Roman"/>
+              </w:rPr>
+              <w:t>Unique identifier assigned to each user</w:t>
+            </w:r>
+          </w:p>
+        </w:tc>
+      </w:tr>
+      <w:tr>
+        <w:trPr>
+          <w:trHeight w:val="465"/>
+        </w:trPr>
+        <w:tc>
+          <w:tcPr>
+            <w:tcW w:w="4802" w:type="dxa"/>
+            <w:vAlign w:val="center"/>
+          </w:tcPr>
+          <w:p>
+            <w:pPr>
+              <w:spacing w:line="360" w:lineRule="auto"/>
+              <w:jc w:val="both"/>
+              <w:rPr>
+                <w:rFonts w:ascii="Times New Roman" w:hAnsi="Times New Roman" w:cs="Times New Roman"/>
+              </w:rPr>
+            </w:pPr>
+            <w:r>
+              <w:rPr>
+                <w:rFonts w:ascii="Times New Roman" w:hAnsi="Times New Roman" w:cs="Times New Roman"/>
+              </w:rPr>
+              <w:t>Name</w:t>
+            </w:r>
+          </w:p>
+        </w:tc>
+        <w:tc>
+          <w:tcPr>
+            <w:tcW w:w="4802" w:type="dxa"/>
+            <w:vAlign w:val="center"/>
+          </w:tcPr>
+          <w:p>
+            <w:pPr>
+              <w:spacing w:line="360" w:lineRule="auto"/>
+              <w:jc w:val="both"/>
+              <w:rPr>
+                <w:rFonts w:ascii="Times New Roman" w:hAnsi="Times New Roman" w:cs="Times New Roman"/>
+              </w:rPr>
+            </w:pPr>
+            <w:r>
+              <w:rPr>
+                <w:rFonts w:ascii="Times New Roman" w:hAnsi="Times New Roman" w:cs="Times New Roman"/>
+              </w:rPr>
+              <w:t>Full name of the registered user</w:t>
+            </w:r>
+          </w:p>
+        </w:tc>
+      </w:tr>
+      <w:tr>
+        <w:trPr>
+          <w:trHeight w:val="446"/>
+        </w:trPr>
+        <w:tc>
+          <w:tcPr>
+            <w:tcW w:w="4802" w:type="dxa"/>
+            <w:vAlign w:val="center"/>
+          </w:tcPr>
+          <w:p>
+            <w:pPr>
+              <w:spacing w:line="360" w:lineRule="auto"/>
+              <w:jc w:val="both"/>
+              <w:rPr>
+                <w:rFonts w:ascii="Times New Roman" w:hAnsi="Times New Roman" w:cs="Times New Roman"/>
+              </w:rPr>
+            </w:pPr>
+            <w:r>
+              <w:rPr>
+                <w:rFonts w:ascii="Times New Roman" w:hAnsi="Times New Roman" w:cs="Times New Roman"/>
+              </w:rPr>
+              <w:t>Email</w:t>
+            </w:r>
+          </w:p>
+        </w:tc>
+        <w:tc>
+          <w:tcPr>
+            <w:tcW w:w="4802" w:type="dxa"/>
+            <w:vAlign w:val="center"/>
+          </w:tcPr>
+          <w:p>
+            <w:pPr>
+              <w:spacing w:line="360" w:lineRule="auto"/>
+              <w:jc w:val="both"/>
+              <w:rPr>
+                <w:rFonts w:ascii="Times New Roman" w:hAnsi="Times New Roman" w:cs="Times New Roman"/>
+              </w:rPr>
+            </w:pPr>
+            <w:r>
+              <w:rPr>
+                <w:rFonts w:ascii="Times New Roman" w:hAnsi="Times New Roman" w:cs="Times New Roman"/>
+              </w:rPr>
+              <w:t>User's email address used for login</w:t>
+            </w:r>
+          </w:p>
+        </w:tc>
+      </w:tr>
+      <w:tr>
+        <w:trPr>
+          <w:trHeight w:val="911"/>
+        </w:trPr>
+        <w:tc>
+          <w:tcPr>
+            <w:tcW w:w="4802" w:type="dxa"/>
+            <w:vAlign w:val="center"/>
+          </w:tcPr>
+          <w:p>
+            <w:pPr>
+              <w:spacing w:line="360" w:lineRule="auto"/>
+              <w:jc w:val="both"/>
+              <w:rPr>
+                <w:rFonts w:ascii="Times New Roman" w:hAnsi="Times New Roman" w:cs="Times New Roman"/>
+              </w:rPr>
+            </w:pPr>
+            <w:r>
+              <w:rPr>
+                <w:rFonts w:ascii="Times New Roman" w:hAnsi="Times New Roman" w:cs="Times New Roman"/>
+              </w:rPr>
+              <w:t>Password</w:t>
+            </w:r>
+          </w:p>
+        </w:tc>
+        <w:tc>
+          <w:tcPr>
+            <w:tcW w:w="4802" w:type="dxa"/>
+            <w:vAlign w:val="center"/>
+          </w:tcPr>
+          <w:p>
+            <w:pPr>
+              <w:spacing w:line="360" w:lineRule="auto"/>
+              <w:jc w:val="both"/>
+              <w:rPr>
+                <w:rFonts w:ascii="Times New Roman" w:hAnsi="Times New Roman" w:cs="Times New Roman"/>
+              </w:rPr>
+            </w:pPr>
+            <w:r>
+              <w:rPr>
+                <w:rFonts w:ascii="Times New Roman" w:hAnsi="Times New Roman" w:cs="Times New Roman"/>
+              </w:rPr>
+              <w:t>Encrypted password for account authentication</w:t>
+            </w:r>
+          </w:p>
+        </w:tc>
+      </w:tr>
+      <w:tr>
+        <w:trPr>
+          <w:trHeight w:val="446"/>
+        </w:trPr>
+        <w:tc>
+          <w:tcPr>
+            <w:tcW w:w="4802" w:type="dxa"/>
+            <w:vAlign w:val="center"/>
+          </w:tcPr>
+          <w:p>
+            <w:pPr>
+              <w:spacing w:line="360" w:lineRule="auto"/>
+              <w:jc w:val="both"/>
+              <w:rPr>
+                <w:rFonts w:ascii="Times New Roman" w:hAnsi="Times New Roman" w:cs="Times New Roman"/>
+              </w:rPr>
+            </w:pPr>
+            <w:r>
+              <w:rPr>
+                <w:rFonts w:ascii="Times New Roman" w:hAnsi="Times New Roman" w:cs="Times New Roman"/>
+              </w:rPr>
+              <w:t>PrivacySettings</w:t>
+            </w:r>
+          </w:p>
+        </w:tc>
+        <w:tc>
+          <w:tcPr>
+            <w:tcW w:w="4802" w:type="dxa"/>
+            <w:vAlign w:val="center"/>
+          </w:tcPr>
+          <w:p>
+            <w:pPr>
+              <w:spacing w:line="360" w:lineRule="auto"/>
+              <w:jc w:val="both"/>
+              <w:rPr>
+                <w:rFonts w:ascii="Times New Roman" w:hAnsi="Times New Roman" w:cs="Times New Roman"/>
+              </w:rPr>
+            </w:pPr>
+            <w:r>
+              <w:rPr>
+                <w:rFonts w:ascii="Times New Roman" w:hAnsi="Times New Roman" w:cs="Times New Roman"/>
+              </w:rPr>
+              <w:t>User-defined privacy preferences</w:t>
+            </w:r>
+          </w:p>
+        </w:tc>
+      </w:tr>
+    </w:tbl>
+    <w:p>
+      <w:pPr>
+        <w:spacing w:line="360" w:lineRule="auto"/>
+        <w:jc w:val="both"/>
+        <w:rPr>
+          <w:rFonts w:ascii="Times New Roman" w:hAnsi="Times New Roman" w:cs="Times New Roman"/>
+        </w:rPr>
+      </w:pPr>
+    </w:p>
+    <w:p>
+      <w:pPr>
+        <w:spacing w:line="360" w:lineRule="auto"/>
+        <w:jc w:val="both"/>
+        <w:rPr>
+          <w:rFonts w:ascii="Times New Roman" w:hAnsi="Times New Roman" w:cs="Times New Roman"/>
+          <w:b/>
+          <w:bCs/>
+        </w:rPr>
+      </w:pPr>
+      <w:r>
+        <w:rPr>
+          <w:rFonts w:ascii="Times New Roman" w:hAnsi="Times New Roman" w:cs="Times New Roman"/>
+          <w:b/>
+          <w:bCs/>
+        </w:rPr>
+        <w:t>2. Food Item Entity</w:t>
+      </w:r>
+    </w:p>
+    <w:tbl>
+      <w:tblPr>
+        <w:tblStyle w:val="TableGrid"/>
+        <w:tblW w:w="9556" w:type="dxa"/>
+        <w:tblLook w:val="04A0" w:firstRow="1" w:lastRow="0" w:firstColumn="1" w:lastColumn="0" w:noHBand="0" w:noVBand="1"/>
+      </w:tblPr>
+      <w:tblGrid>
+        <w:gridCol w:w="4855"/>
+        <w:gridCol w:w="4701"/>
+      </w:tblGrid>
+      <w:tr>
+        <w:trPr>
+          <w:trHeight w:val="534"/>
+        </w:trPr>
+        <w:tc>
+          <w:tcPr>
+            <w:tcW w:w="4855" w:type="dxa"/>
+            <w:vAlign w:val="center"/>
+          </w:tcPr>
+          <w:p>
+            <w:pPr>
+              <w:spacing w:line="360" w:lineRule="auto"/>
+              <w:jc w:val="both"/>
+              <w:rPr>
+                <w:rFonts w:ascii="Times New Roman" w:hAnsi="Times New Roman" w:cs="Times New Roman"/>
+              </w:rPr>
+            </w:pPr>
+            <w:r>
+              <w:rPr>
+                <w:rFonts w:ascii="Times New Roman" w:hAnsi="Times New Roman" w:cs="Times New Roman"/>
+                <w:b/>
+                <w:bCs/>
+              </w:rPr>
+              <w:t>Attribute</w:t>
+            </w:r>
+          </w:p>
+        </w:tc>
+        <w:tc>
+          <w:tcPr>
+            <w:tcW w:w="4701" w:type="dxa"/>
+            <w:vAlign w:val="center"/>
+          </w:tcPr>
+          <w:p>
+            <w:pPr>
+              <w:spacing w:line="360" w:lineRule="auto"/>
+              <w:jc w:val="both"/>
+              <w:rPr>
+                <w:rFonts w:ascii="Times New Roman" w:hAnsi="Times New Roman" w:cs="Times New Roman"/>
+              </w:rPr>
+            </w:pPr>
+            <w:r>
+              <w:rPr>
+                <w:rFonts w:ascii="Times New Roman" w:hAnsi="Times New Roman" w:cs="Times New Roman"/>
+                <w:b/>
+                <w:bCs/>
+              </w:rPr>
+              <w:t>Description</w:t>
+            </w:r>
+          </w:p>
+        </w:tc>
+      </w:tr>
+      <w:tr>
+        <w:trPr>
+          <w:trHeight w:val="534"/>
+        </w:trPr>
+        <w:tc>
+          <w:tcPr>
+            <w:tcW w:w="4855" w:type="dxa"/>
+            <w:vAlign w:val="center"/>
+          </w:tcPr>
+          <w:p>
+            <w:pPr>
+              <w:spacing w:line="360" w:lineRule="auto"/>
+              <w:jc w:val="both"/>
+              <w:rPr>
+                <w:rFonts w:ascii="Times New Roman" w:hAnsi="Times New Roman" w:cs="Times New Roman"/>
+              </w:rPr>
+            </w:pPr>
+            <w:r>
+              <w:rPr>
+                <w:rFonts w:ascii="Times New Roman" w:hAnsi="Times New Roman" w:cs="Times New Roman"/>
+              </w:rPr>
+              <w:t>FoodID</w:t>
+            </w:r>
+          </w:p>
+        </w:tc>
+        <w:tc>
+          <w:tcPr>
+            <w:tcW w:w="4701" w:type="dxa"/>
+            <w:vAlign w:val="center"/>
+          </w:tcPr>
+          <w:p>
+            <w:pPr>
+              <w:spacing w:line="360" w:lineRule="auto"/>
+              <w:jc w:val="both"/>
+              <w:rPr>
+                <w:rFonts w:ascii="Times New Roman" w:hAnsi="Times New Roman" w:cs="Times New Roman"/>
+              </w:rPr>
+            </w:pPr>
+            <w:r>
+              <w:rPr>
+                <w:rFonts w:ascii="Times New Roman" w:hAnsi="Times New Roman" w:cs="Times New Roman"/>
+              </w:rPr>
+              <w:t>Unique identification number given to each food</w:t>
+            </w:r>
+          </w:p>
+        </w:tc>
+      </w:tr>
+      <w:tr>
+        <w:trPr>
+          <w:trHeight w:val="556"/>
+        </w:trPr>
+        <w:tc>
+          <w:tcPr>
+            <w:tcW w:w="4855" w:type="dxa"/>
+            <w:vAlign w:val="center"/>
+          </w:tcPr>
+          <w:p>
+            <w:pPr>
+              <w:spacing w:line="360" w:lineRule="auto"/>
+              <w:jc w:val="both"/>
+              <w:rPr>
+                <w:rFonts w:ascii="Times New Roman" w:hAnsi="Times New Roman" w:cs="Times New Roman"/>
+              </w:rPr>
+            </w:pPr>
+            <w:r>
+              <w:rPr>
+                <w:rFonts w:ascii="Times New Roman" w:hAnsi="Times New Roman" w:cs="Times New Roman"/>
+              </w:rPr>
+              <w:t>UserID</w:t>
+            </w:r>
+          </w:p>
+        </w:tc>
+        <w:tc>
+          <w:tcPr>
+            <w:tcW w:w="4701" w:type="dxa"/>
+            <w:vAlign w:val="center"/>
+          </w:tcPr>
+          <w:p>
+            <w:pPr>
+              <w:spacing w:line="360" w:lineRule="auto"/>
+              <w:jc w:val="both"/>
+              <w:rPr>
+                <w:rFonts w:ascii="Times New Roman" w:hAnsi="Times New Roman" w:cs="Times New Roman"/>
+              </w:rPr>
+            </w:pPr>
+            <w:r>
+              <w:rPr>
+                <w:rFonts w:ascii="Times New Roman" w:hAnsi="Times New Roman" w:cs="Times New Roman"/>
+              </w:rPr>
+              <w:t>Points to the user who owns the food item</w:t>
+            </w:r>
+          </w:p>
+        </w:tc>
+      </w:tr>
+      <w:tr>
+        <w:trPr>
+          <w:trHeight w:val="534"/>
+        </w:trPr>
+        <w:tc>
+          <w:tcPr>
+            <w:tcW w:w="4855" w:type="dxa"/>
+            <w:vAlign w:val="center"/>
+          </w:tcPr>
+          <w:p>
+            <w:pPr>
+              <w:spacing w:line="360" w:lineRule="auto"/>
+              <w:jc w:val="both"/>
+              <w:rPr>
+                <w:rFonts w:ascii="Times New Roman" w:hAnsi="Times New Roman" w:cs="Times New Roman"/>
+              </w:rPr>
+            </w:pPr>
+            <w:r>
+              <w:rPr>
+                <w:rFonts w:ascii="Times New Roman" w:hAnsi="Times New Roman" w:cs="Times New Roman"/>
+              </w:rPr>
+              <w:t>FoodName</w:t>
+            </w:r>
+          </w:p>
+        </w:tc>
+        <w:tc>
+          <w:tcPr>
+            <w:tcW w:w="4701" w:type="dxa"/>
+            <w:vAlign w:val="center"/>
+          </w:tcPr>
+          <w:p>
+            <w:pPr>
+              <w:spacing w:line="360" w:lineRule="auto"/>
+              <w:jc w:val="both"/>
+              <w:rPr>
+                <w:rFonts w:ascii="Times New Roman" w:hAnsi="Times New Roman" w:cs="Times New Roman"/>
+              </w:rPr>
+            </w:pPr>
+            <w:r>
+              <w:rPr>
+                <w:rFonts w:ascii="Times New Roman" w:hAnsi="Times New Roman" w:cs="Times New Roman"/>
+              </w:rPr>
+              <w:t>What the food item is called</w:t>
+            </w:r>
+          </w:p>
+        </w:tc>
+      </w:tr>
+      <w:tr>
+        <w:trPr>
+          <w:trHeight w:val="1091"/>
+        </w:trPr>
+        <w:tc>
+          <w:tcPr>
+            <w:tcW w:w="4855" w:type="dxa"/>
+            <w:vAlign w:val="center"/>
+          </w:tcPr>
+          <w:p>
+            <w:pPr>
+              <w:spacing w:line="360" w:lineRule="auto"/>
+              <w:jc w:val="both"/>
+              <w:rPr>
+                <w:rFonts w:ascii="Times New Roman" w:hAnsi="Times New Roman" w:cs="Times New Roman"/>
+              </w:rPr>
+            </w:pPr>
+            <w:r>
+              <w:rPr>
+                <w:rFonts w:ascii="Times New Roman" w:hAnsi="Times New Roman" w:cs="Times New Roman"/>
+              </w:rPr>
+              <w:t>Category</w:t>
+            </w:r>
+          </w:p>
+        </w:tc>
+        <w:tc>
+          <w:tcPr>
+            <w:tcW w:w="4701" w:type="dxa"/>
+            <w:vAlign w:val="center"/>
+          </w:tcPr>
+          <w:p>
+            <w:pPr>
+              <w:spacing w:line="360" w:lineRule="auto"/>
+              <w:jc w:val="both"/>
+              <w:rPr>
+                <w:rFonts w:ascii="Times New Roman" w:hAnsi="Times New Roman" w:cs="Times New Roman"/>
+              </w:rPr>
+            </w:pPr>
+            <w:r>
+              <w:rPr>
+                <w:rFonts w:ascii="Times New Roman" w:hAnsi="Times New Roman" w:cs="Times New Roman"/>
+              </w:rPr>
+              <w:t>Type of the food item (for example Dairy Fruit, Vegetable)</w:t>
+            </w:r>
+          </w:p>
+        </w:tc>
+      </w:tr>
+      <w:tr>
+        <w:trPr>
+          <w:trHeight w:val="534"/>
+        </w:trPr>
+        <w:tc>
+          <w:tcPr>
+            <w:tcW w:w="4855" w:type="dxa"/>
+            <w:vAlign w:val="center"/>
+          </w:tcPr>
+          <w:p>
+            <w:pPr>
+              <w:spacing w:line="360" w:lineRule="auto"/>
+              <w:jc w:val="both"/>
+              <w:rPr>
+                <w:rFonts w:ascii="Times New Roman" w:hAnsi="Times New Roman" w:cs="Times New Roman"/>
+              </w:rPr>
+            </w:pPr>
+            <w:r>
+              <w:rPr>
+                <w:rFonts w:ascii="Times New Roman" w:hAnsi="Times New Roman" w:cs="Times New Roman"/>
+              </w:rPr>
+              <w:t>Quantity</w:t>
+            </w:r>
+          </w:p>
+        </w:tc>
+        <w:tc>
+          <w:tcPr>
+            <w:tcW w:w="4701" w:type="dxa"/>
+            <w:vAlign w:val="center"/>
+          </w:tcPr>
+          <w:p>
+            <w:pPr>
+              <w:spacing w:line="360" w:lineRule="auto"/>
+              <w:jc w:val="both"/>
+              <w:rPr>
+                <w:rFonts w:ascii="Times New Roman" w:hAnsi="Times New Roman" w:cs="Times New Roman"/>
+              </w:rPr>
+            </w:pPr>
+            <w:r>
+              <w:rPr>
+                <w:rFonts w:ascii="Times New Roman" w:hAnsi="Times New Roman" w:cs="Times New Roman"/>
+              </w:rPr>
+              <w:t>The amount of the food item available</w:t>
+            </w:r>
+          </w:p>
+        </w:tc>
+      </w:tr>
+      <w:tr>
+        <w:trPr>
+          <w:trHeight w:val="534"/>
+        </w:trPr>
+        <w:tc>
+          <w:tcPr>
+            <w:tcW w:w="4855" w:type="dxa"/>
+            <w:vAlign w:val="center"/>
+          </w:tcPr>
+          <w:p>
+            <w:pPr>
+              <w:spacing w:line="360" w:lineRule="auto"/>
+              <w:jc w:val="both"/>
+              <w:rPr>
+                <w:rFonts w:ascii="Times New Roman" w:hAnsi="Times New Roman" w:cs="Times New Roman"/>
+              </w:rPr>
+            </w:pPr>
+            <w:r>
+              <w:rPr>
+                <w:rFonts w:ascii="Times New Roman" w:hAnsi="Times New Roman" w:cs="Times New Roman"/>
+              </w:rPr>
+              <w:t>ExpiryDate</w:t>
+            </w:r>
+          </w:p>
+        </w:tc>
+        <w:tc>
+          <w:tcPr>
+            <w:tcW w:w="4701" w:type="dxa"/>
+            <w:vAlign w:val="center"/>
+          </w:tcPr>
+          <w:p>
+            <w:pPr>
+              <w:spacing w:line="360" w:lineRule="auto"/>
+              <w:jc w:val="both"/>
+              <w:rPr>
+                <w:rFonts w:ascii="Times New Roman" w:hAnsi="Times New Roman" w:cs="Times New Roman"/>
+              </w:rPr>
+            </w:pPr>
+            <w:r>
+              <w:rPr>
+                <w:rFonts w:ascii="Times New Roman" w:hAnsi="Times New Roman" w:cs="Times New Roman"/>
+              </w:rPr>
+              <w:t>The date when the food item will expire</w:t>
+            </w:r>
+          </w:p>
+        </w:tc>
+      </w:tr>
+    </w:tbl>
+    <w:p>
+      <w:pPr>
+        <w:spacing w:line="360" w:lineRule="auto"/>
+        <w:jc w:val="both"/>
+        <w:rPr>
+          <w:rFonts w:ascii="Times New Roman" w:hAnsi="Times New Roman" w:cs="Times New Roman"/>
+        </w:rPr>
+      </w:pPr>
+    </w:p>
+    <w:p>
+      <w:pPr>
+        <w:spacing w:line="360" w:lineRule="auto"/>
+        <w:jc w:val="both"/>
+        <w:rPr>
+          <w:rFonts w:ascii="Times New Roman" w:hAnsi="Times New Roman" w:cs="Times New Roman"/>
+        </w:rPr>
+      </w:pPr>
+      <w:r>
+        <w:rPr>
+          <w:rFonts w:ascii="Times New Roman" w:hAnsi="Times New Roman" w:cs="Times New Roman"/>
+          <w:b/>
+          <w:bCs/>
+        </w:rPr>
+        <w:t>3. Donation Entity</w:t>
+      </w:r>
+    </w:p>
+    <w:tbl>
+      <w:tblPr>
+        <w:tblStyle w:val="TableGrid"/>
+        <w:tblW w:w="9768" w:type="dxa"/>
+        <w:tblLook w:val="04A0" w:firstRow="1" w:lastRow="0" w:firstColumn="1" w:lastColumn="0" w:noHBand="0" w:noVBand="1"/>
+      </w:tblPr>
+      <w:tblGrid>
+        <w:gridCol w:w="3195"/>
+        <w:gridCol w:w="6573"/>
+      </w:tblGrid>
+      <w:tr>
+        <w:trPr>
+          <w:trHeight w:val="376"/>
+        </w:trPr>
+        <w:tc>
+          <w:tcPr>
+            <w:tcW w:w="3195" w:type="dxa"/>
+            <w:vAlign w:val="center"/>
+          </w:tcPr>
+          <w:p>
+            <w:pPr>
+              <w:spacing w:line="360" w:lineRule="auto"/>
+              <w:jc w:val="both"/>
+              <w:rPr>
+                <w:rFonts w:ascii="Times New Roman" w:hAnsi="Times New Roman" w:cs="Times New Roman"/>
+              </w:rPr>
+            </w:pPr>
+            <w:r>
+              <w:rPr>
+                <w:rFonts w:ascii="Times New Roman" w:hAnsi="Times New Roman" w:cs="Times New Roman"/>
+                <w:b/>
+                <w:bCs/>
+              </w:rPr>
+              <w:t>Attribute</w:t>
+            </w:r>
+          </w:p>
+        </w:tc>
+        <w:tc>
+          <w:tcPr>
+            <w:tcW w:w="6573" w:type="dxa"/>
+            <w:vAlign w:val="center"/>
+          </w:tcPr>
+          <w:p>
+            <w:pPr>
+              <w:spacing w:line="360" w:lineRule="auto"/>
+              <w:jc w:val="both"/>
+              <w:rPr>
+                <w:rFonts w:ascii="Times New Roman" w:hAnsi="Times New Roman" w:cs="Times New Roman"/>
+              </w:rPr>
+            </w:pPr>
+            <w:r>
+              <w:rPr>
+                <w:rFonts w:ascii="Times New Roman" w:hAnsi="Times New Roman" w:cs="Times New Roman"/>
+                <w:b/>
+                <w:bCs/>
+              </w:rPr>
+              <w:t>Description</w:t>
+            </w:r>
+          </w:p>
+        </w:tc>
+      </w:tr>
+      <w:tr>
+        <w:trPr>
+          <w:trHeight w:val="376"/>
+        </w:trPr>
+        <w:tc>
+          <w:tcPr>
+            <w:tcW w:w="3195" w:type="dxa"/>
+            <w:vAlign w:val="center"/>
+          </w:tcPr>
+          <w:p>
+            <w:pPr>
+              <w:spacing w:line="360" w:lineRule="auto"/>
+              <w:jc w:val="both"/>
+              <w:rPr>
+                <w:rFonts w:ascii="Times New Roman" w:hAnsi="Times New Roman" w:cs="Times New Roman"/>
+              </w:rPr>
+            </w:pPr>
+            <w:r>
+              <w:rPr>
+                <w:rFonts w:ascii="Times New Roman" w:hAnsi="Times New Roman" w:cs="Times New Roman"/>
+              </w:rPr>
+              <w:t>DonationID</w:t>
+            </w:r>
+          </w:p>
+        </w:tc>
+        <w:tc>
+          <w:tcPr>
+            <w:tcW w:w="6573" w:type="dxa"/>
+            <w:vAlign w:val="center"/>
+          </w:tcPr>
+          <w:p>
+            <w:pPr>
+              <w:spacing w:line="360" w:lineRule="auto"/>
+              <w:jc w:val="both"/>
+              <w:rPr>
+                <w:rFonts w:ascii="Times New Roman" w:hAnsi="Times New Roman" w:cs="Times New Roman"/>
+              </w:rPr>
+            </w:pPr>
+            <w:r>
+              <w:rPr>
+                <w:rFonts w:ascii="Times New Roman" w:hAnsi="Times New Roman" w:cs="Times New Roman"/>
+              </w:rPr>
+              <w:t>Unique identifier assigned to each donation</w:t>
+            </w:r>
+          </w:p>
+        </w:tc>
+      </w:tr>
+      <w:tr>
+        <w:trPr>
+          <w:trHeight w:val="772"/>
+        </w:trPr>
+        <w:tc>
+          <w:tcPr>
+            <w:tcW w:w="3195" w:type="dxa"/>
+            <w:vAlign w:val="center"/>
+          </w:tcPr>
+          <w:p>
+            <w:pPr>
+              <w:spacing w:line="360" w:lineRule="auto"/>
+              <w:jc w:val="both"/>
+              <w:rPr>
+                <w:rFonts w:ascii="Times New Roman" w:hAnsi="Times New Roman" w:cs="Times New Roman"/>
+              </w:rPr>
+            </w:pPr>
+            <w:r>
+              <w:rPr>
+                <w:rFonts w:ascii="Times New Roman" w:hAnsi="Times New Roman" w:cs="Times New Roman"/>
+              </w:rPr>
+              <w:t>UserID</w:t>
+            </w:r>
+          </w:p>
+        </w:tc>
+        <w:tc>
+          <w:tcPr>
+            <w:tcW w:w="6573" w:type="dxa"/>
+            <w:vAlign w:val="center"/>
+          </w:tcPr>
+          <w:p>
+            <w:pPr>
+              <w:spacing w:line="360" w:lineRule="auto"/>
+              <w:jc w:val="both"/>
+              <w:rPr>
+                <w:rFonts w:ascii="Times New Roman" w:hAnsi="Times New Roman" w:cs="Times New Roman"/>
+              </w:rPr>
+            </w:pPr>
+            <w:r>
+              <w:rPr>
+                <w:rFonts w:ascii="Times New Roman" w:hAnsi="Times New Roman" w:cs="Times New Roman"/>
+              </w:rPr>
+              <w:t>References the donor who created the listing</w:t>
+            </w:r>
+          </w:p>
+        </w:tc>
+      </w:tr>
+      <w:tr>
+        <w:trPr>
+          <w:trHeight w:val="376"/>
+        </w:trPr>
+        <w:tc>
+          <w:tcPr>
+            <w:tcW w:w="3195" w:type="dxa"/>
+            <w:vAlign w:val="center"/>
+          </w:tcPr>
+          <w:p>
+            <w:pPr>
+              <w:spacing w:line="360" w:lineRule="auto"/>
+              <w:jc w:val="both"/>
+              <w:rPr>
+                <w:rFonts w:ascii="Times New Roman" w:hAnsi="Times New Roman" w:cs="Times New Roman"/>
+              </w:rPr>
+            </w:pPr>
+            <w:r>
+              <w:rPr>
+                <w:rFonts w:ascii="Times New Roman" w:hAnsi="Times New Roman" w:cs="Times New Roman"/>
+              </w:rPr>
+              <w:t>FoodID</w:t>
+            </w:r>
+          </w:p>
+        </w:tc>
+        <w:tc>
+          <w:tcPr>
+            <w:tcW w:w="6573" w:type="dxa"/>
+            <w:vAlign w:val="center"/>
+          </w:tcPr>
+          <w:p>
+            <w:pPr>
+              <w:spacing w:line="360" w:lineRule="auto"/>
+              <w:jc w:val="both"/>
+              <w:rPr>
+                <w:rFonts w:ascii="Times New Roman" w:hAnsi="Times New Roman" w:cs="Times New Roman"/>
+              </w:rPr>
+            </w:pPr>
+            <w:r>
+              <w:rPr>
+                <w:rFonts w:ascii="Times New Roman" w:hAnsi="Times New Roman" w:cs="Times New Roman"/>
+              </w:rPr>
+              <w:t>References the donated food item</w:t>
+            </w:r>
+          </w:p>
+        </w:tc>
+      </w:tr>
+      <w:tr>
+        <w:trPr>
+          <w:trHeight w:val="772"/>
+        </w:trPr>
+        <w:tc>
+          <w:tcPr>
+            <w:tcW w:w="3195" w:type="dxa"/>
+            <w:vAlign w:val="center"/>
+          </w:tcPr>
+          <w:p>
+            <w:pPr>
+              <w:spacing w:line="360" w:lineRule="auto"/>
+              <w:jc w:val="both"/>
+              <w:rPr>
+                <w:rFonts w:ascii="Times New Roman" w:hAnsi="Times New Roman" w:cs="Times New Roman"/>
+              </w:rPr>
+            </w:pPr>
+            <w:r>
+              <w:rPr>
+                <w:rFonts w:ascii="Times New Roman" w:hAnsi="Times New Roman" w:cs="Times New Roman"/>
+              </w:rPr>
+              <w:t>Status</w:t>
+            </w:r>
+          </w:p>
+        </w:tc>
+        <w:tc>
+          <w:tcPr>
+            <w:tcW w:w="6573" w:type="dxa"/>
+            <w:vAlign w:val="center"/>
+          </w:tcPr>
+          <w:p>
+            <w:pPr>
+              <w:spacing w:line="360" w:lineRule="auto"/>
+              <w:jc w:val="both"/>
+              <w:rPr>
+                <w:rFonts w:ascii="Times New Roman" w:hAnsi="Times New Roman" w:cs="Times New Roman"/>
+              </w:rPr>
+            </w:pPr>
+            <w:r>
+              <w:rPr>
+                <w:rFonts w:ascii="Times New Roman" w:hAnsi="Times New Roman" w:cs="Times New Roman"/>
+              </w:rPr>
+              <w:t>Current donation status (Available, Requested, Completed)</w:t>
+            </w:r>
+          </w:p>
+        </w:tc>
+      </w:tr>
+      <w:tr>
+        <w:trPr>
+          <w:trHeight w:val="376"/>
+        </w:trPr>
+        <w:tc>
+          <w:tcPr>
+            <w:tcW w:w="3195" w:type="dxa"/>
+            <w:vAlign w:val="center"/>
+          </w:tcPr>
+          <w:p>
+            <w:pPr>
+              <w:spacing w:line="360" w:lineRule="auto"/>
+              <w:jc w:val="both"/>
+              <w:rPr>
+                <w:rFonts w:ascii="Times New Roman" w:hAnsi="Times New Roman" w:cs="Times New Roman"/>
+              </w:rPr>
+            </w:pPr>
+            <w:r>
+              <w:rPr>
+                <w:rFonts w:ascii="Times New Roman" w:hAnsi="Times New Roman" w:cs="Times New Roman"/>
+              </w:rPr>
+              <w:t>CreatedDate</w:t>
+            </w:r>
+          </w:p>
+        </w:tc>
+        <w:tc>
+          <w:tcPr>
+            <w:tcW w:w="6573" w:type="dxa"/>
+            <w:vAlign w:val="center"/>
+          </w:tcPr>
+          <w:p>
+            <w:pPr>
+              <w:spacing w:line="360" w:lineRule="auto"/>
+              <w:jc w:val="both"/>
+              <w:rPr>
+                <w:rFonts w:ascii="Times New Roman" w:hAnsi="Times New Roman" w:cs="Times New Roman"/>
+              </w:rPr>
+            </w:pPr>
+            <w:r>
+              <w:rPr>
+                <w:rFonts w:ascii="Times New Roman" w:hAnsi="Times New Roman" w:cs="Times New Roman"/>
+              </w:rPr>
+              <w:t>Date the donation listing was created</w:t>
+            </w:r>
+          </w:p>
+        </w:tc>
+      </w:tr>
+    </w:tbl>
+    <w:p>
+      <w:pPr>
+        <w:spacing w:line="360" w:lineRule="auto"/>
+        <w:jc w:val="both"/>
+        <w:rPr>
+          <w:rFonts w:ascii="Times New Roman" w:hAnsi="Times New Roman" w:cs="Times New Roman"/>
+        </w:rPr>
+      </w:pPr>
+    </w:p>
+    <w:p>
+      <w:pPr>
+        <w:spacing w:line="360" w:lineRule="auto"/>
+        <w:jc w:val="both"/>
+        <w:rPr>
+          <w:rFonts w:ascii="Times New Roman" w:hAnsi="Times New Roman" w:cs="Times New Roman"/>
+          <w:b/>
+          <w:bCs/>
+        </w:rPr>
+      </w:pPr>
+      <w:r>
+        <w:rPr>
+          <w:rFonts w:ascii="Times New Roman" w:hAnsi="Times New Roman" w:cs="Times New Roman"/>
+          <w:b/>
+          <w:bCs/>
+        </w:rPr>
+        <w:t>4. Notification Entity</w:t>
+      </w:r>
+    </w:p>
+    <w:tbl>
+      <w:tblPr>
+        <w:tblStyle w:val="TableGrid"/>
+        <w:tblW w:w="0" w:type="auto"/>
+        <w:tblLook w:val="04A0" w:firstRow="1" w:lastRow="0" w:firstColumn="1" w:lastColumn="0" w:noHBand="0" w:noVBand="1"/>
+      </w:tblPr>
+      <w:tblGrid>
+        <w:gridCol w:w="4730"/>
+        <w:gridCol w:w="4730"/>
+      </w:tblGrid>
+      <w:tr>
+        <w:trPr>
+          <w:trHeight w:val="350"/>
+        </w:trPr>
+        <w:tc>
+          <w:tcPr>
+            <w:tcW w:w="4730" w:type="dxa"/>
+            <w:vAlign w:val="center"/>
+          </w:tcPr>
+          <w:p>
+            <w:pPr>
+              <w:spacing w:line="360" w:lineRule="auto"/>
+              <w:jc w:val="both"/>
+              <w:rPr>
+                <w:rFonts w:ascii="Times New Roman" w:hAnsi="Times New Roman" w:cs="Times New Roman"/>
+              </w:rPr>
+            </w:pPr>
+            <w:r>
+              <w:rPr>
+                <w:rFonts w:ascii="Times New Roman" w:hAnsi="Times New Roman" w:cs="Times New Roman"/>
+                <w:b/>
+                <w:bCs/>
+              </w:rPr>
+              <w:t>Attribute</w:t>
+            </w:r>
+          </w:p>
+        </w:tc>
+        <w:tc>
+          <w:tcPr>
+            <w:tcW w:w="4730" w:type="dxa"/>
+            <w:vAlign w:val="center"/>
+          </w:tcPr>
+          <w:p>
+            <w:pPr>
+              <w:spacing w:line="360" w:lineRule="auto"/>
+              <w:jc w:val="both"/>
+              <w:rPr>
+                <w:rFonts w:ascii="Times New Roman" w:hAnsi="Times New Roman" w:cs="Times New Roman"/>
+              </w:rPr>
+            </w:pPr>
+            <w:r>
+              <w:rPr>
+                <w:rFonts w:ascii="Times New Roman" w:hAnsi="Times New Roman" w:cs="Times New Roman"/>
+                <w:b/>
+                <w:bCs/>
+              </w:rPr>
+              <w:t>Description</w:t>
+            </w:r>
+          </w:p>
+        </w:tc>
+      </w:tr>
+      <w:tr>
+        <w:trPr>
+          <w:trHeight w:val="715"/>
+        </w:trPr>
+        <w:tc>
+          <w:tcPr>
+            <w:tcW w:w="4730" w:type="dxa"/>
+            <w:vAlign w:val="center"/>
+          </w:tcPr>
+          <w:p>
+            <w:pPr>
+              <w:spacing w:line="360" w:lineRule="auto"/>
+              <w:jc w:val="both"/>
+              <w:rPr>
+                <w:rFonts w:ascii="Times New Roman" w:hAnsi="Times New Roman" w:cs="Times New Roman"/>
+              </w:rPr>
+            </w:pPr>
+            <w:r>
+              <w:rPr>
+                <w:rFonts w:ascii="Times New Roman" w:hAnsi="Times New Roman" w:cs="Times New Roman"/>
+              </w:rPr>
+              <w:t>NotificationID</w:t>
+            </w:r>
+          </w:p>
+        </w:tc>
+        <w:tc>
+          <w:tcPr>
+            <w:tcW w:w="4730" w:type="dxa"/>
+            <w:vAlign w:val="center"/>
+          </w:tcPr>
+          <w:p>
+            <w:pPr>
+              <w:spacing w:line="360" w:lineRule="auto"/>
+              <w:jc w:val="both"/>
+              <w:rPr>
+                <w:rFonts w:ascii="Times New Roman" w:hAnsi="Times New Roman" w:cs="Times New Roman"/>
+              </w:rPr>
+            </w:pPr>
+            <w:r>
+              <w:rPr>
+                <w:rFonts w:ascii="Times New Roman" w:hAnsi="Times New Roman" w:cs="Times New Roman"/>
+              </w:rPr>
+              <w:t>Unique identifier assigned to each notification</w:t>
+            </w:r>
+          </w:p>
+        </w:tc>
+      </w:tr>
+      <w:tr>
+        <w:trPr>
+          <w:trHeight w:val="715"/>
+        </w:trPr>
+        <w:tc>
+          <w:tcPr>
+            <w:tcW w:w="4730" w:type="dxa"/>
+            <w:vAlign w:val="center"/>
+          </w:tcPr>
+          <w:p>
+            <w:pPr>
+              <w:spacing w:line="360" w:lineRule="auto"/>
+              <w:jc w:val="both"/>
+              <w:rPr>
+                <w:rFonts w:ascii="Times New Roman" w:hAnsi="Times New Roman" w:cs="Times New Roman"/>
+              </w:rPr>
+            </w:pPr>
+            <w:r>
+              <w:rPr>
+                <w:rFonts w:ascii="Times New Roman" w:hAnsi="Times New Roman" w:cs="Times New Roman"/>
+              </w:rPr>
+              <w:t>UserID</w:t>
+            </w:r>
+          </w:p>
+        </w:tc>
+        <w:tc>
+          <w:tcPr>
+            <w:tcW w:w="4730" w:type="dxa"/>
+            <w:vAlign w:val="center"/>
+          </w:tcPr>
+          <w:p>
+            <w:pPr>
+              <w:spacing w:line="360" w:lineRule="auto"/>
+              <w:jc w:val="both"/>
+              <w:rPr>
+                <w:rFonts w:ascii="Times New Roman" w:hAnsi="Times New Roman" w:cs="Times New Roman"/>
+              </w:rPr>
+            </w:pPr>
+            <w:r>
+              <w:rPr>
+                <w:rFonts w:ascii="Times New Roman" w:hAnsi="Times New Roman" w:cs="Times New Roman"/>
+              </w:rPr>
+              <w:t>References the user receiving the notification</w:t>
+            </w:r>
+          </w:p>
+        </w:tc>
+      </w:tr>
+      <w:tr>
+        <w:trPr>
+          <w:trHeight w:val="700"/>
+        </w:trPr>
+        <w:tc>
+          <w:tcPr>
+            <w:tcW w:w="4730" w:type="dxa"/>
+            <w:vAlign w:val="center"/>
+          </w:tcPr>
+          <w:p>
+            <w:pPr>
+              <w:spacing w:line="360" w:lineRule="auto"/>
+              <w:jc w:val="both"/>
+              <w:rPr>
+                <w:rFonts w:ascii="Times New Roman" w:hAnsi="Times New Roman" w:cs="Times New Roman"/>
+              </w:rPr>
+            </w:pPr>
+            <w:r>
+              <w:rPr>
+                <w:rFonts w:ascii="Times New Roman" w:hAnsi="Times New Roman" w:cs="Times New Roman"/>
+              </w:rPr>
+              <w:t>Message</w:t>
+            </w:r>
+          </w:p>
+        </w:tc>
+        <w:tc>
+          <w:tcPr>
+            <w:tcW w:w="4730" w:type="dxa"/>
+            <w:vAlign w:val="center"/>
+          </w:tcPr>
+          <w:p>
+            <w:pPr>
+              <w:spacing w:line="360" w:lineRule="auto"/>
+              <w:jc w:val="both"/>
+              <w:rPr>
+                <w:rFonts w:ascii="Times New Roman" w:hAnsi="Times New Roman" w:cs="Times New Roman"/>
+              </w:rPr>
+            </w:pPr>
+            <w:r>
+              <w:rPr>
+                <w:rFonts w:ascii="Times New Roman" w:hAnsi="Times New Roman" w:cs="Times New Roman"/>
+              </w:rPr>
+              <w:t>Notification content or alert message</w:t>
+            </w:r>
+          </w:p>
+        </w:tc>
+      </w:tr>
+      <w:tr>
+        <w:trPr>
+          <w:trHeight w:val="715"/>
+        </w:trPr>
+        <w:tc>
+          <w:tcPr>
+            <w:tcW w:w="4730" w:type="dxa"/>
+            <w:vAlign w:val="center"/>
+          </w:tcPr>
+          <w:p>
+            <w:pPr>
+              <w:spacing w:line="360" w:lineRule="auto"/>
+              <w:jc w:val="both"/>
+              <w:rPr>
+                <w:rFonts w:ascii="Times New Roman" w:hAnsi="Times New Roman" w:cs="Times New Roman"/>
+              </w:rPr>
+            </w:pPr>
+            <w:r>
+              <w:rPr>
+                <w:rFonts w:ascii="Times New Roman" w:hAnsi="Times New Roman" w:cs="Times New Roman"/>
+              </w:rPr>
+              <w:t>Status</w:t>
+            </w:r>
+          </w:p>
+        </w:tc>
+        <w:tc>
+          <w:tcPr>
+            <w:tcW w:w="4730" w:type="dxa"/>
+            <w:vAlign w:val="center"/>
+          </w:tcPr>
+          <w:p>
+            <w:pPr>
+              <w:spacing w:line="360" w:lineRule="auto"/>
+              <w:jc w:val="both"/>
+              <w:rPr>
+                <w:rFonts w:ascii="Times New Roman" w:hAnsi="Times New Roman" w:cs="Times New Roman"/>
+              </w:rPr>
+            </w:pPr>
+            <w:r>
+              <w:rPr>
+                <w:rFonts w:ascii="Times New Roman" w:hAnsi="Times New Roman" w:cs="Times New Roman"/>
+              </w:rPr>
+              <w:t>Indicates whether the notification is read or unread</w:t>
+            </w:r>
+          </w:p>
+        </w:tc>
+      </w:tr>
+      <w:tr>
+        <w:trPr>
+          <w:trHeight w:val="700"/>
+        </w:trPr>
+        <w:tc>
+          <w:tcPr>
+            <w:tcW w:w="4730" w:type="dxa"/>
+            <w:vAlign w:val="center"/>
+          </w:tcPr>
+          <w:p>
+            <w:pPr>
+              <w:spacing w:line="360" w:lineRule="auto"/>
+              <w:jc w:val="both"/>
+              <w:rPr>
+                <w:rFonts w:ascii="Times New Roman" w:hAnsi="Times New Roman" w:cs="Times New Roman"/>
+              </w:rPr>
+            </w:pPr>
+            <w:r>
+              <w:rPr>
+                <w:rFonts w:ascii="Times New Roman" w:hAnsi="Times New Roman" w:cs="Times New Roman"/>
+              </w:rPr>
+              <w:t>CreatedDate</w:t>
+            </w:r>
+          </w:p>
+        </w:tc>
+        <w:tc>
+          <w:tcPr>
+            <w:tcW w:w="4730" w:type="dxa"/>
+            <w:vAlign w:val="center"/>
+          </w:tcPr>
+          <w:p>
+            <w:pPr>
+              <w:spacing w:line="360" w:lineRule="auto"/>
+              <w:jc w:val="both"/>
+              <w:rPr>
+                <w:rFonts w:ascii="Times New Roman" w:hAnsi="Times New Roman" w:cs="Times New Roman"/>
+              </w:rPr>
+            </w:pPr>
+            <w:r>
+              <w:rPr>
+                <w:rFonts w:ascii="Times New Roman" w:hAnsi="Times New Roman" w:cs="Times New Roman"/>
+              </w:rPr>
+              <w:t>Date and time the notification was generated</w:t>
+            </w:r>
+          </w:p>
+        </w:tc>
+      </w:tr>
+    </w:tbl>
+    <w:p>
+      <w:pPr>
+        <w:spacing w:line="360" w:lineRule="auto"/>
+        <w:jc w:val="both"/>
+        <w:rPr>
+          <w:rFonts w:ascii="Times New Roman" w:hAnsi="Times New Roman" w:cs="Times New Roman"/>
+        </w:rPr>
+      </w:pPr>
+    </w:p>
+    <w:p>
+      <w:pPr>
+        <w:spacing w:line="360" w:lineRule="auto"/>
+        <w:jc w:val="both"/>
+        <w:rPr>
+          <w:rFonts w:ascii="Times New Roman" w:hAnsi="Times New Roman" w:cs="Times New Roman"/>
+          <w:b/>
+          <w:bCs/>
+        </w:rPr>
+      </w:pPr>
+      <w:r>
+        <w:rPr>
+          <w:rFonts w:ascii="Times New Roman" w:hAnsi="Times New Roman" w:cs="Times New Roman"/>
+          <w:b/>
+          <w:bCs/>
+        </w:rPr>
+        <w:t>5. Meal Plan Entity</w:t>
+      </w:r>
+    </w:p>
+    <w:tbl>
+      <w:tblPr>
+        <w:tblStyle w:val="TableGrid"/>
+        <w:tblW w:w="9508" w:type="dxa"/>
+        <w:tblLook w:val="04A0" w:firstRow="1" w:lastRow="0" w:firstColumn="1" w:lastColumn="0" w:noHBand="0" w:noVBand="1"/>
+      </w:tblPr>
+      <w:tblGrid>
+        <w:gridCol w:w="4754"/>
+        <w:gridCol w:w="4754"/>
+      </w:tblGrid>
+      <w:tr>
+        <w:trPr>
+          <w:trHeight w:val="513"/>
+        </w:trPr>
+        <w:tc>
+          <w:tcPr>
+            <w:tcW w:w="4754" w:type="dxa"/>
+            <w:vAlign w:val="center"/>
+          </w:tcPr>
+          <w:p>
+            <w:pPr>
+              <w:spacing w:line="360" w:lineRule="auto"/>
+              <w:jc w:val="both"/>
+              <w:rPr>
+                <w:rFonts w:ascii="Times New Roman" w:hAnsi="Times New Roman" w:cs="Times New Roman"/>
+              </w:rPr>
+            </w:pPr>
+            <w:r>
+              <w:rPr>
+                <w:rFonts w:ascii="Times New Roman" w:hAnsi="Times New Roman" w:cs="Times New Roman"/>
+                <w:b/>
+                <w:bCs/>
+              </w:rPr>
+              <w:t>Attribute</w:t>
+            </w:r>
+          </w:p>
+        </w:tc>
+        <w:tc>
+          <w:tcPr>
+            <w:tcW w:w="4754" w:type="dxa"/>
+            <w:vAlign w:val="center"/>
+          </w:tcPr>
+          <w:p>
+            <w:pPr>
+              <w:spacing w:line="360" w:lineRule="auto"/>
+              <w:jc w:val="both"/>
+              <w:rPr>
+                <w:rFonts w:ascii="Times New Roman" w:hAnsi="Times New Roman" w:cs="Times New Roman"/>
+              </w:rPr>
+            </w:pPr>
+            <w:r>
+              <w:rPr>
+                <w:rFonts w:ascii="Times New Roman" w:hAnsi="Times New Roman" w:cs="Times New Roman"/>
+                <w:b/>
+                <w:bCs/>
+              </w:rPr>
+              <w:t>Description</w:t>
+            </w:r>
+          </w:p>
+        </w:tc>
+      </w:tr>
+      <w:tr>
+        <w:trPr>
+          <w:trHeight w:val="1048"/>
+        </w:trPr>
+        <w:tc>
+          <w:tcPr>
+            <w:tcW w:w="4754" w:type="dxa"/>
+            <w:vAlign w:val="center"/>
+          </w:tcPr>
+          <w:p>
+            <w:pPr>
+              <w:spacing w:line="360" w:lineRule="auto"/>
+              <w:jc w:val="both"/>
+              <w:rPr>
+                <w:rFonts w:ascii="Times New Roman" w:hAnsi="Times New Roman" w:cs="Times New Roman"/>
+              </w:rPr>
+            </w:pPr>
+            <w:r>
+              <w:rPr>
+                <w:rFonts w:ascii="Times New Roman" w:hAnsi="Times New Roman" w:cs="Times New Roman"/>
+              </w:rPr>
+              <w:t>MealPlanID</w:t>
+            </w:r>
+          </w:p>
+        </w:tc>
+        <w:tc>
+          <w:tcPr>
+            <w:tcW w:w="4754" w:type="dxa"/>
+            <w:vAlign w:val="center"/>
+          </w:tcPr>
+          <w:p>
+            <w:pPr>
+              <w:spacing w:line="360" w:lineRule="auto"/>
+              <w:jc w:val="both"/>
+              <w:rPr>
+                <w:rFonts w:ascii="Times New Roman" w:hAnsi="Times New Roman" w:cs="Times New Roman"/>
+              </w:rPr>
+            </w:pPr>
+            <w:r>
+              <w:rPr>
+                <w:rFonts w:ascii="Times New Roman" w:hAnsi="Times New Roman" w:cs="Times New Roman"/>
+              </w:rPr>
+              <w:t>Unique number given to each meal plan</w:t>
+            </w:r>
+          </w:p>
+        </w:tc>
+      </w:tr>
+      <w:tr>
+        <w:trPr>
+          <w:trHeight w:val="1048"/>
+        </w:trPr>
+        <w:tc>
+          <w:tcPr>
+            <w:tcW w:w="4754" w:type="dxa"/>
+            <w:vAlign w:val="center"/>
+          </w:tcPr>
+          <w:p>
+            <w:pPr>
+              <w:spacing w:line="360" w:lineRule="auto"/>
+              <w:jc w:val="both"/>
+              <w:rPr>
+                <w:rFonts w:ascii="Times New Roman" w:hAnsi="Times New Roman" w:cs="Times New Roman"/>
+              </w:rPr>
+            </w:pPr>
+            <w:r>
+              <w:rPr>
+                <w:rFonts w:ascii="Times New Roman" w:hAnsi="Times New Roman" w:cs="Times New Roman"/>
+              </w:rPr>
+              <w:t>UserID</w:t>
+            </w:r>
+          </w:p>
+        </w:tc>
+        <w:tc>
+          <w:tcPr>
+            <w:tcW w:w="4754" w:type="dxa"/>
+            <w:vAlign w:val="center"/>
+          </w:tcPr>
+          <w:p>
+            <w:pPr>
+              <w:spacing w:line="360" w:lineRule="auto"/>
+              <w:jc w:val="both"/>
+              <w:rPr>
+                <w:rFonts w:ascii="Times New Roman" w:hAnsi="Times New Roman" w:cs="Times New Roman"/>
+              </w:rPr>
+            </w:pPr>
+            <w:r>
+              <w:rPr>
+                <w:rFonts w:ascii="Times New Roman" w:hAnsi="Times New Roman" w:cs="Times New Roman"/>
+              </w:rPr>
+              <w:t>Points to the user creating the meal plan</w:t>
+            </w:r>
+          </w:p>
+        </w:tc>
+      </w:tr>
+      <w:tr>
+        <w:trPr>
+          <w:trHeight w:val="513"/>
+        </w:trPr>
+        <w:tc>
+          <w:tcPr>
+            <w:tcW w:w="4754" w:type="dxa"/>
+            <w:vAlign w:val="center"/>
+          </w:tcPr>
+          <w:p>
+            <w:pPr>
+              <w:spacing w:line="360" w:lineRule="auto"/>
+              <w:jc w:val="both"/>
+              <w:rPr>
+                <w:rFonts w:ascii="Times New Roman" w:hAnsi="Times New Roman" w:cs="Times New Roman"/>
+              </w:rPr>
+            </w:pPr>
+            <w:r>
+              <w:rPr>
+                <w:rFonts w:ascii="Times New Roman" w:hAnsi="Times New Roman" w:cs="Times New Roman"/>
+              </w:rPr>
+              <w:t>MealName</w:t>
+            </w:r>
+          </w:p>
+        </w:tc>
+        <w:tc>
+          <w:tcPr>
+            <w:tcW w:w="4754" w:type="dxa"/>
+            <w:vAlign w:val="center"/>
+          </w:tcPr>
+          <w:p>
+            <w:pPr>
+              <w:spacing w:line="360" w:lineRule="auto"/>
+              <w:jc w:val="both"/>
+              <w:rPr>
+                <w:rFonts w:ascii="Times New Roman" w:hAnsi="Times New Roman" w:cs="Times New Roman"/>
+              </w:rPr>
+            </w:pPr>
+            <w:r>
+              <w:rPr>
+                <w:rFonts w:ascii="Times New Roman" w:hAnsi="Times New Roman" w:cs="Times New Roman"/>
+              </w:rPr>
+              <w:t>Title of the meal planned</w:t>
+            </w:r>
+          </w:p>
+        </w:tc>
+      </w:tr>
+      <w:tr>
+        <w:trPr>
+          <w:trHeight w:val="513"/>
+        </w:trPr>
+        <w:tc>
+          <w:tcPr>
+            <w:tcW w:w="4754" w:type="dxa"/>
+            <w:vAlign w:val="center"/>
+          </w:tcPr>
+          <w:p>
+            <w:pPr>
+              <w:spacing w:line="360" w:lineRule="auto"/>
+              <w:jc w:val="both"/>
+              <w:rPr>
+                <w:rFonts w:ascii="Times New Roman" w:hAnsi="Times New Roman" w:cs="Times New Roman"/>
+              </w:rPr>
+            </w:pPr>
+            <w:r>
+              <w:rPr>
+                <w:rFonts w:ascii="Times New Roman" w:hAnsi="Times New Roman" w:cs="Times New Roman"/>
+              </w:rPr>
+              <w:t>MealDate</w:t>
+            </w:r>
+          </w:p>
+        </w:tc>
+        <w:tc>
+          <w:tcPr>
+            <w:tcW w:w="4754" w:type="dxa"/>
+            <w:vAlign w:val="center"/>
+          </w:tcPr>
+          <w:p>
+            <w:pPr>
+              <w:spacing w:line="360" w:lineRule="auto"/>
+              <w:jc w:val="both"/>
+              <w:rPr>
+                <w:rFonts w:ascii="Times New Roman" w:hAnsi="Times New Roman" w:cs="Times New Roman"/>
+              </w:rPr>
+            </w:pPr>
+            <w:r>
+              <w:rPr>
+                <w:rFonts w:ascii="Times New Roman" w:hAnsi="Times New Roman" w:cs="Times New Roman"/>
+              </w:rPr>
+              <w:t>Planning of the meal date</w:t>
+            </w:r>
+          </w:p>
+        </w:tc>
+      </w:tr>
+      <w:tr>
+        <w:trPr>
+          <w:trHeight w:val="513"/>
+        </w:trPr>
+        <w:tc>
+          <w:tcPr>
+            <w:tcW w:w="4754" w:type="dxa"/>
+            <w:vAlign w:val="center"/>
+          </w:tcPr>
+          <w:p>
+            <w:pPr>
+              <w:spacing w:line="360" w:lineRule="auto"/>
+              <w:jc w:val="both"/>
+              <w:rPr>
+                <w:rFonts w:ascii="Times New Roman" w:hAnsi="Times New Roman" w:cs="Times New Roman"/>
+              </w:rPr>
+            </w:pPr>
+            <w:r>
+              <w:rPr>
+                <w:rFonts w:ascii="Times New Roman" w:hAnsi="Times New Roman" w:cs="Times New Roman"/>
+              </w:rPr>
+              <w:t>MealType</w:t>
+            </w:r>
+          </w:p>
+        </w:tc>
+        <w:tc>
+          <w:tcPr>
+            <w:tcW w:w="4754" w:type="dxa"/>
+            <w:vAlign w:val="center"/>
+          </w:tcPr>
+          <w:p>
+            <w:pPr>
+              <w:spacing w:line="360" w:lineRule="auto"/>
+              <w:jc w:val="both"/>
+              <w:rPr>
+                <w:rFonts w:ascii="Times New Roman" w:hAnsi="Times New Roman" w:cs="Times New Roman"/>
+                <w:lang w:val="en-US"/>
+              </w:rPr>
+            </w:pPr>
+            <w:r>
+              <w:rPr>
+                <w:rFonts w:ascii="Times New Roman" w:hAnsi="Times New Roman" w:cs="Times New Roman"/>
+                <w:lang w:val="en-US"/>
+              </w:rPr>
+              <w:t>kind of meal (Breakfast, Lunch, Dinner)</w:t>
+            </w:r>
+          </w:p>
+          <w:p>
+            <w:pPr>
+              <w:spacing w:line="360" w:lineRule="auto"/>
+              <w:jc w:val="both"/>
+              <w:rPr>
+                <w:rFonts w:ascii="Times New Roman" w:hAnsi="Times New Roman" w:cs="Times New Roman"/>
+                <w:lang w:val="en-US"/>
+              </w:rPr>
+            </w:pPr>
+          </w:p>
+        </w:tc>
+      </w:tr>
+    </w:tbl>
+    <w:p>
+      <w:pPr>
+        <w:spacing w:line="360" w:lineRule="auto"/>
+        <w:jc w:val="both"/>
+        <w:rPr>
+          <w:rFonts w:ascii="Times New Roman" w:hAnsi="Times New Roman" w:cs="Times New Roman"/>
+        </w:rPr>
+      </w:pPr>
+    </w:p>
+    <w:p>
+      <w:pPr>
+        <w:spacing w:line="360" w:lineRule="auto"/>
+        <w:jc w:val="both"/>
+        <w:rPr>
+          <w:rFonts w:ascii="Times New Roman" w:hAnsi="Times New Roman" w:cs="Times New Roman"/>
+          <w:b/>
+          <w:bCs/>
+        </w:rPr>
+      </w:pPr>
+      <w:r>
+        <w:rPr>
+          <w:rFonts w:ascii="Times New Roman" w:hAnsi="Times New Roman" w:cs="Times New Roman"/>
+          <w:b/>
+          <w:bCs/>
+        </w:rPr>
+        <w:t>6. Analytics Entity</w:t>
+      </w:r>
+    </w:p>
+    <w:tbl>
+      <w:tblPr>
+        <w:tblStyle w:val="TableGrid"/>
+        <w:tblW w:w="9340" w:type="dxa"/>
+        <w:jc w:val="center"/>
+        <w:tblLook w:val="04A0" w:firstRow="1" w:lastRow="0" w:firstColumn="1" w:lastColumn="0" w:noHBand="0" w:noVBand="1"/>
+      </w:tblPr>
+      <w:tblGrid>
+        <w:gridCol w:w="4670"/>
+        <w:gridCol w:w="4670"/>
+      </w:tblGrid>
+      <w:tr>
+        <w:trPr>
+          <w:trHeight w:val="735"/>
+          <w:jc w:val="center"/>
+        </w:trPr>
+        <w:tc>
+          <w:tcPr>
+            <w:tcW w:w="4670" w:type="dxa"/>
+            <w:vAlign w:val="center"/>
+          </w:tcPr>
+          <w:p>
+            <w:pPr>
+              <w:spacing w:line="360" w:lineRule="auto"/>
+              <w:jc w:val="both"/>
+              <w:rPr>
+                <w:rFonts w:ascii="Times New Roman" w:hAnsi="Times New Roman" w:cs="Times New Roman"/>
+                <w:b/>
+                <w:bCs/>
+              </w:rPr>
+            </w:pPr>
+            <w:r>
+              <w:rPr>
+                <w:rFonts w:ascii="Times New Roman" w:hAnsi="Times New Roman" w:cs="Times New Roman"/>
+                <w:b/>
+                <w:bCs/>
+              </w:rPr>
+              <w:t>Attribute</w:t>
+            </w:r>
+          </w:p>
+        </w:tc>
+        <w:tc>
+          <w:tcPr>
+            <w:tcW w:w="4670" w:type="dxa"/>
+            <w:vAlign w:val="center"/>
+          </w:tcPr>
+          <w:p>
+            <w:pPr>
+              <w:spacing w:line="360" w:lineRule="auto"/>
+              <w:jc w:val="both"/>
+              <w:rPr>
+                <w:rFonts w:ascii="Times New Roman" w:hAnsi="Times New Roman" w:cs="Times New Roman"/>
+                <w:b/>
+                <w:bCs/>
+              </w:rPr>
+            </w:pPr>
+            <w:r>
+              <w:rPr>
+                <w:rFonts w:ascii="Times New Roman" w:hAnsi="Times New Roman" w:cs="Times New Roman"/>
+                <w:b/>
+                <w:bCs/>
+              </w:rPr>
+              <w:t>Description</w:t>
+            </w:r>
+          </w:p>
+        </w:tc>
+      </w:tr>
+      <w:tr>
+        <w:trPr>
+          <w:trHeight w:val="735"/>
+          <w:jc w:val="center"/>
+        </w:trPr>
+        <w:tc>
+          <w:tcPr>
+            <w:tcW w:w="4670" w:type="dxa"/>
+            <w:vAlign w:val="center"/>
+          </w:tcPr>
+          <w:p>
+            <w:pPr>
+              <w:spacing w:line="360" w:lineRule="auto"/>
+              <w:jc w:val="both"/>
+              <w:rPr>
+                <w:rFonts w:ascii="Times New Roman" w:hAnsi="Times New Roman" w:cs="Times New Roman"/>
+                <w:b/>
+                <w:bCs/>
+              </w:rPr>
+            </w:pPr>
+            <w:r>
+              <w:rPr>
+                <w:rFonts w:ascii="Times New Roman" w:hAnsi="Times New Roman" w:cs="Times New Roman"/>
+              </w:rPr>
+              <w:t>AnalyticsID</w:t>
+            </w:r>
+          </w:p>
+        </w:tc>
+        <w:tc>
+          <w:tcPr>
+            <w:tcW w:w="4670" w:type="dxa"/>
+            <w:vAlign w:val="center"/>
+          </w:tcPr>
+          <w:p>
+            <w:pPr>
+              <w:spacing w:line="360" w:lineRule="auto"/>
+              <w:jc w:val="both"/>
+              <w:rPr>
+                <w:rFonts w:ascii="Times New Roman" w:hAnsi="Times New Roman" w:cs="Times New Roman"/>
+                <w:b/>
+                <w:bCs/>
+              </w:rPr>
+            </w:pPr>
+            <w:r>
+              <w:rPr>
+                <w:rFonts w:ascii="Times New Roman" w:hAnsi="Times New Roman" w:cs="Times New Roman"/>
+              </w:rPr>
+              <w:t>Unique identifier assigned to each analytics record</w:t>
+            </w:r>
+          </w:p>
+        </w:tc>
+      </w:tr>
+      <w:tr>
+        <w:trPr>
+          <w:trHeight w:val="766"/>
+          <w:jc w:val="center"/>
+        </w:trPr>
+        <w:tc>
+          <w:tcPr>
+            <w:tcW w:w="4670" w:type="dxa"/>
+            <w:vAlign w:val="center"/>
+          </w:tcPr>
+          <w:p>
+            <w:pPr>
+              <w:spacing w:line="360" w:lineRule="auto"/>
+              <w:jc w:val="both"/>
+              <w:rPr>
+                <w:rFonts w:ascii="Times New Roman" w:hAnsi="Times New Roman" w:cs="Times New Roman"/>
+                <w:b/>
+                <w:bCs/>
+              </w:rPr>
+            </w:pPr>
+            <w:r>
+              <w:rPr>
+                <w:rFonts w:ascii="Times New Roman" w:hAnsi="Times New Roman" w:cs="Times New Roman"/>
+              </w:rPr>
+              <w:t>UserID</w:t>
+            </w:r>
+          </w:p>
+        </w:tc>
+        <w:tc>
+          <w:tcPr>
+            <w:tcW w:w="4670" w:type="dxa"/>
+            <w:vAlign w:val="center"/>
+          </w:tcPr>
+          <w:p>
+            <w:pPr>
+              <w:spacing w:line="360" w:lineRule="auto"/>
+              <w:jc w:val="both"/>
+              <w:rPr>
+                <w:rFonts w:ascii="Times New Roman" w:hAnsi="Times New Roman" w:cs="Times New Roman"/>
+                <w:b/>
+                <w:bCs/>
+              </w:rPr>
+            </w:pPr>
+            <w:r>
+              <w:rPr>
+                <w:rFonts w:ascii="Times New Roman" w:hAnsi="Times New Roman" w:cs="Times New Roman"/>
+              </w:rPr>
+              <w:t>References the user associated with the analytics data</w:t>
+            </w:r>
+          </w:p>
+        </w:tc>
+      </w:tr>
+      <w:tr>
+        <w:trPr>
+          <w:trHeight w:val="735"/>
+          <w:jc w:val="center"/>
+        </w:trPr>
+        <w:tc>
+          <w:tcPr>
+            <w:tcW w:w="4670" w:type="dxa"/>
+            <w:vAlign w:val="center"/>
+          </w:tcPr>
+          <w:p>
+            <w:pPr>
+              <w:spacing w:line="360" w:lineRule="auto"/>
+              <w:jc w:val="both"/>
+              <w:rPr>
+                <w:rFonts w:ascii="Times New Roman" w:hAnsi="Times New Roman" w:cs="Times New Roman"/>
+                <w:b/>
+                <w:bCs/>
+              </w:rPr>
+            </w:pPr>
+            <w:r>
+              <w:rPr>
+                <w:rFonts w:ascii="Times New Roman" w:hAnsi="Times New Roman" w:cs="Times New Roman"/>
+              </w:rPr>
+              <w:t>FoodSaved</w:t>
+            </w:r>
+          </w:p>
+        </w:tc>
+        <w:tc>
+          <w:tcPr>
+            <w:tcW w:w="4670" w:type="dxa"/>
+            <w:vAlign w:val="center"/>
+          </w:tcPr>
+          <w:p>
+            <w:pPr>
+              <w:spacing w:line="360" w:lineRule="auto"/>
+              <w:jc w:val="both"/>
+              <w:rPr>
+                <w:rFonts w:ascii="Times New Roman" w:hAnsi="Times New Roman" w:cs="Times New Roman"/>
+                <w:b/>
+                <w:bCs/>
+              </w:rPr>
+            </w:pPr>
+            <w:r>
+              <w:rPr>
+                <w:rFonts w:ascii="Times New Roman" w:hAnsi="Times New Roman" w:cs="Times New Roman"/>
+              </w:rPr>
+              <w:t>Number of food items successfully utilized</w:t>
+            </w:r>
+          </w:p>
+        </w:tc>
+      </w:tr>
+      <w:tr>
+        <w:trPr>
+          <w:trHeight w:val="735"/>
+          <w:jc w:val="center"/>
+        </w:trPr>
+        <w:tc>
+          <w:tcPr>
+            <w:tcW w:w="4670" w:type="dxa"/>
+            <w:vAlign w:val="center"/>
+          </w:tcPr>
+          <w:p>
+            <w:pPr>
+              <w:spacing w:line="360" w:lineRule="auto"/>
+              <w:jc w:val="both"/>
+              <w:rPr>
+                <w:rFonts w:ascii="Times New Roman" w:hAnsi="Times New Roman" w:cs="Times New Roman"/>
+                <w:b/>
+                <w:bCs/>
+              </w:rPr>
+            </w:pPr>
+            <w:r>
+              <w:rPr>
+                <w:rFonts w:ascii="Times New Roman" w:hAnsi="Times New Roman" w:cs="Times New Roman"/>
+              </w:rPr>
+              <w:t>FoodDonated</w:t>
+            </w:r>
+          </w:p>
+        </w:tc>
+        <w:tc>
+          <w:tcPr>
+            <w:tcW w:w="4670" w:type="dxa"/>
+            <w:vAlign w:val="center"/>
+          </w:tcPr>
+          <w:p>
+            <w:pPr>
+              <w:spacing w:line="360" w:lineRule="auto"/>
+              <w:jc w:val="both"/>
+              <w:rPr>
+                <w:rFonts w:ascii="Times New Roman" w:hAnsi="Times New Roman" w:cs="Times New Roman"/>
+                <w:b/>
+                <w:bCs/>
+              </w:rPr>
+            </w:pPr>
+            <w:r>
+              <w:rPr>
+                <w:rFonts w:ascii="Times New Roman" w:hAnsi="Times New Roman" w:cs="Times New Roman"/>
+              </w:rPr>
+              <w:t>Number of food items donated through the system</w:t>
+            </w:r>
+          </w:p>
+        </w:tc>
+      </w:tr>
+      <w:tr>
+        <w:trPr>
+          <w:trHeight w:val="735"/>
+          <w:jc w:val="center"/>
+        </w:trPr>
+        <w:tc>
+          <w:tcPr>
+            <w:tcW w:w="4670" w:type="dxa"/>
+            <w:vAlign w:val="center"/>
+          </w:tcPr>
+          <w:p>
+            <w:pPr>
+              <w:spacing w:line="360" w:lineRule="auto"/>
+              <w:jc w:val="both"/>
+              <w:rPr>
+                <w:rFonts w:ascii="Times New Roman" w:hAnsi="Times New Roman" w:cs="Times New Roman"/>
+                <w:b/>
+                <w:bCs/>
+              </w:rPr>
+            </w:pPr>
+            <w:r>
+              <w:rPr>
+                <w:rFonts w:ascii="Times New Roman" w:hAnsi="Times New Roman" w:cs="Times New Roman"/>
+              </w:rPr>
+              <w:t>FoodExpired</w:t>
+            </w:r>
+          </w:p>
+        </w:tc>
+        <w:tc>
+          <w:tcPr>
+            <w:tcW w:w="4670" w:type="dxa"/>
+            <w:vAlign w:val="center"/>
+          </w:tcPr>
+          <w:p>
+            <w:pPr>
+              <w:spacing w:line="360" w:lineRule="auto"/>
+              <w:jc w:val="both"/>
+              <w:rPr>
+                <w:rFonts w:ascii="Times New Roman" w:hAnsi="Times New Roman" w:cs="Times New Roman"/>
+                <w:b/>
+                <w:bCs/>
+              </w:rPr>
+            </w:pPr>
+            <w:r>
+              <w:rPr>
+                <w:rFonts w:ascii="Times New Roman" w:hAnsi="Times New Roman" w:cs="Times New Roman"/>
+              </w:rPr>
+              <w:t>Number of food items that expired</w:t>
+            </w:r>
+          </w:p>
+        </w:tc>
+      </w:tr>
+      <w:tr>
+        <w:trPr>
+          <w:trHeight w:val="735"/>
+          <w:jc w:val="center"/>
+        </w:trPr>
+        <w:tc>
+          <w:tcPr>
+            <w:tcW w:w="4670" w:type="dxa"/>
+            <w:vAlign w:val="center"/>
+          </w:tcPr>
+          <w:p>
+            <w:pPr>
+              <w:spacing w:line="360" w:lineRule="auto"/>
+              <w:jc w:val="both"/>
+              <w:rPr>
+                <w:rFonts w:ascii="Times New Roman" w:hAnsi="Times New Roman" w:cs="Times New Roman"/>
+              </w:rPr>
+            </w:pPr>
+            <w:r>
+              <w:rPr>
+                <w:rFonts w:ascii="Times New Roman" w:hAnsi="Times New Roman" w:cs="Times New Roman"/>
+              </w:rPr>
+              <w:t>ReportDate</w:t>
+            </w:r>
+          </w:p>
+        </w:tc>
+        <w:tc>
+          <w:tcPr>
+            <w:tcW w:w="4670" w:type="dxa"/>
+            <w:vAlign w:val="center"/>
+          </w:tcPr>
+          <w:p>
+            <w:pPr>
+              <w:spacing w:line="360" w:lineRule="auto"/>
+              <w:jc w:val="both"/>
+              <w:rPr>
+                <w:rFonts w:ascii="Times New Roman" w:hAnsi="Times New Roman" w:cs="Times New Roman"/>
+                <w:b/>
+                <w:bCs/>
+              </w:rPr>
+            </w:pPr>
+            <w:r>
+              <w:rPr>
+                <w:rFonts w:ascii="Times New Roman" w:hAnsi="Times New Roman" w:cs="Times New Roman"/>
+              </w:rPr>
+              <w:t>Date on which the analytics data was recorded</w:t>
+            </w:r>
+          </w:p>
+        </w:tc>
+      </w:tr>
+    </w:tbl>
+    <w:p>
+      <w:pPr>
+        <w:spacing w:line="360" w:lineRule="auto"/>
+        <w:rPr>
+          <w:rFonts w:ascii="Times New Roman" w:hAnsi="Times New Roman" w:cs="Times New Roman"/>
+        </w:rPr>
+      </w:pPr>
     </w:p>
     <w:p>
       <w:pPr>

--- a/Task2 Assignment1.docx
+++ b/Task2 Assignment1.docx
@@ -396,8 +396,18 @@
                 <w:sz w:val="16"/>
                 <w:szCs w:val="16"/>
               </w:rPr>
-              <w:t>Rohit Gurdhami</w:t>
-            </w:r>
+              <w:t xml:space="preserve">Rohit </w:t>
+            </w:r>
+            <w:proofErr w:type="spellStart"/>
+            <w:r>
+              <w:rPr>
+                <w:rFonts w:eastAsia="Calibri"/>
+                <w:sz w:val="16"/>
+                <w:szCs w:val="16"/>
+              </w:rPr>
+              <w:t>Gurdhami</w:t>
+            </w:r>
+            <w:proofErr w:type="spellEnd"/>
           </w:p>
         </w:tc>
         <w:tc>
@@ -465,13 +475,23 @@
                 <w:szCs w:val="16"/>
               </w:rPr>
             </w:pPr>
+            <w:proofErr w:type="spellStart"/>
             <w:r>
               <w:rPr>
                 <w:rFonts w:eastAsia="Calibri"/>
                 <w:sz w:val="16"/>
                 <w:szCs w:val="16"/>
               </w:rPr>
-              <w:t>Buddhiman B.K</w:t>
+              <w:t>Buddhiman</w:t>
+            </w:r>
+            <w:proofErr w:type="spellEnd"/>
+            <w:r>
+              <w:rPr>
+                <w:rFonts w:eastAsia="Calibri"/>
+                <w:sz w:val="16"/>
+                <w:szCs w:val="16"/>
+              </w:rPr>
+              <w:t xml:space="preserve"> B.K</w:t>
             </w:r>
           </w:p>
         </w:tc>
@@ -973,8 +993,18 @@
                 <w:sz w:val="16"/>
                 <w:szCs w:val="16"/>
               </w:rPr>
-              <w:t>Sudeep Lal Bajimaya</w:t>
-            </w:r>
+              <w:t xml:space="preserve">Sudeep Lal </w:t>
+            </w:r>
+            <w:proofErr w:type="spellStart"/>
+            <w:r>
+              <w:rPr>
+                <w:rFonts w:eastAsia="Calibri"/>
+                <w:sz w:val="16"/>
+                <w:szCs w:val="16"/>
+              </w:rPr>
+              <w:t>Bajimaya</w:t>
+            </w:r>
+            <w:proofErr w:type="spellEnd"/>
           </w:p>
         </w:tc>
         <w:tc>
@@ -7154,7 +7184,25 @@
           <w:szCs w:val="24"/>
           <w:lang w:val="en-US"/>
         </w:rPr>
-        <w:t>. Meanwhile, both individuals and communities stand to gain from food sharing and responsible consumption that are facilitated by appropriate mechanisms. SaveBite is a clever food waste reduction app which offers households the possibility to effectively handle their food inventories, keep track of food expiration dates, plan their meals, get reminders in time, and in an easy way, carry out food donations. Encouraging users to adopt sustainable consumption patterns is the main goal of the tool as it gives information on food usage and helps to reduce spontaneous wastage.</w:t>
+        <w:t xml:space="preserve">. Meanwhile, both individuals and communities stand to gain from food sharing and responsible consumption that are facilitated by appropriate mechanisms. </w:t>
+      </w:r>
+      <w:proofErr w:type="spellStart"/>
+      <w:r>
+        <w:rPr>
+          <w:rFonts w:ascii="Times New Roman" w:hAnsi="Times New Roman" w:cs="Times New Roman"/>
+          <w:szCs w:val="24"/>
+          <w:lang w:val="en-US"/>
+        </w:rPr>
+        <w:t>SaveBite</w:t>
+      </w:r>
+      <w:proofErr w:type="spellEnd"/>
+      <w:r>
+        <w:rPr>
+          <w:rFonts w:ascii="Times New Roman" w:hAnsi="Times New Roman" w:cs="Times New Roman"/>
+          <w:szCs w:val="24"/>
+          <w:lang w:val="en-US"/>
+        </w:rPr>
+        <w:t xml:space="preserve"> is a clever food waste reduction app which offers households the possibility to effectively handle their food inventories, keep track of food expiration dates, plan their meals, get reminders in time, and in an easy way, carry out food donations. Encouraging users to adopt sustainable consumption patterns is the main goal of the tool as it gives information on food usage and helps to reduce spontaneous wastage.</w:t>
       </w:r>
     </w:p>
     <w:p>
@@ -7171,7 +7219,23 @@
           <w:rFonts w:ascii="Times New Roman" w:hAnsi="Times New Roman" w:cs="Times New Roman"/>
           <w:szCs w:val="24"/>
         </w:rPr>
-        <w:t>Besides that, the app is equipped with built-in privacy and security features to keep users' data safe. In this article, we are publishing both the requirements specification and design specification documents of the SaveBite system.</w:t>
+        <w:t xml:space="preserve">Besides that, the app is equipped with built-in privacy and security features to keep users' data safe. In this article, we are publishing both the requirements specification and design specification documents of the </w:t>
+      </w:r>
+      <w:proofErr w:type="spellStart"/>
+      <w:r>
+        <w:rPr>
+          <w:rFonts w:ascii="Times New Roman" w:hAnsi="Times New Roman" w:cs="Times New Roman"/>
+          <w:szCs w:val="24"/>
+        </w:rPr>
+        <w:t>SaveBite</w:t>
+      </w:r>
+      <w:proofErr w:type="spellEnd"/>
+      <w:r>
+        <w:rPr>
+          <w:rFonts w:ascii="Times New Roman" w:hAnsi="Times New Roman" w:cs="Times New Roman"/>
+          <w:szCs w:val="24"/>
+        </w:rPr>
+        <w:t xml:space="preserve"> system.</w:t>
       </w:r>
     </w:p>
     <w:p>
@@ -7202,7 +7266,23 @@
           <w:rFonts w:ascii="Times New Roman" w:hAnsi="Times New Roman" w:cs="Times New Roman"/>
           <w:szCs w:val="24"/>
         </w:rPr>
-        <w:t>However, the design document offers a comprehensive system architecture, the database schema, the site layout, and user interface design wireframes that will help a great deal during the system development phase. Due to iterative and incremental software development methods, SaveBite will be a reliable, user-friendly, and scalable software as Food Sustainability Promotion and Better Home Food Management is the two main targets of it.</w:t>
+        <w:t xml:space="preserve">However, the design document offers a comprehensive system architecture, the database schema, the site layout, and user interface design wireframes that will help a great deal during the system development phase. Due to iterative and incremental software development methods, </w:t>
+      </w:r>
+      <w:proofErr w:type="spellStart"/>
+      <w:r>
+        <w:rPr>
+          <w:rFonts w:ascii="Times New Roman" w:hAnsi="Times New Roman" w:cs="Times New Roman"/>
+          <w:szCs w:val="24"/>
+        </w:rPr>
+        <w:t>SaveBite</w:t>
+      </w:r>
+      <w:proofErr w:type="spellEnd"/>
+      <w:r>
+        <w:rPr>
+          <w:rFonts w:ascii="Times New Roman" w:hAnsi="Times New Roman" w:cs="Times New Roman"/>
+          <w:szCs w:val="24"/>
+        </w:rPr>
+        <w:t xml:space="preserve"> will be a reliable, user-friendly, and scalable software as Food Sustainability Promotion and Better Home Food Management is the two main targets of it.</w:t>
       </w:r>
     </w:p>
     <w:p>
@@ -7245,13 +7325,45 @@
           <w:rFonts w:ascii="Times New Roman" w:hAnsi="Times New Roman" w:cs="Times New Roman"/>
           <w:szCs w:val="24"/>
         </w:rPr>
-        <w:t>This document purpose is mainly to research into the requirements and design specifications of the SaveBite app, which is a smart system for reducing food waste that can households in food management. SaveBite app is a smart system for reducing food wastage which is designed to help households in food management, minimizing food wastage, enabling food donation and contributing to sustainable consumption practices. It's a specification that documents the system both functional and non-functional requirements and model them through epics, user stories, acceptance criteria, and tasks.</w:t>
-      </w:r>
+        <w:t xml:space="preserve">This document purpose is mainly to research into the requirements and design specifications of the </w:t>
+      </w:r>
+      <w:proofErr w:type="spellStart"/>
       <w:r>
         <w:rPr>
           <w:rFonts w:ascii="Times New Roman" w:hAnsi="Times New Roman" w:cs="Times New Roman"/>
           <w:szCs w:val="24"/>
         </w:rPr>
+        <w:t>SaveBite</w:t>
+      </w:r>
+      <w:proofErr w:type="spellEnd"/>
+      <w:r>
+        <w:rPr>
+          <w:rFonts w:ascii="Times New Roman" w:hAnsi="Times New Roman" w:cs="Times New Roman"/>
+          <w:szCs w:val="24"/>
+        </w:rPr>
+        <w:t xml:space="preserve"> app, which is a smart system for reducing food waste that can households in food management. </w:t>
+      </w:r>
+      <w:proofErr w:type="spellStart"/>
+      <w:r>
+        <w:rPr>
+          <w:rFonts w:ascii="Times New Roman" w:hAnsi="Times New Roman" w:cs="Times New Roman"/>
+          <w:szCs w:val="24"/>
+        </w:rPr>
+        <w:t>SaveBite</w:t>
+      </w:r>
+      <w:proofErr w:type="spellEnd"/>
+      <w:r>
+        <w:rPr>
+          <w:rFonts w:ascii="Times New Roman" w:hAnsi="Times New Roman" w:cs="Times New Roman"/>
+          <w:szCs w:val="24"/>
+        </w:rPr>
+        <w:t xml:space="preserve"> app is a smart system for reducing food wastage which is designed to help households in food management, minimizing food wastage, enabling food donation and contributing to sustainable consumption practices. It's a specification that documents the system both functional and non-functional requirements and model them through epics, user stories, acceptance criteria, and tasks.</w:t>
+      </w:r>
+      <w:r>
+        <w:rPr>
+          <w:rFonts w:ascii="Times New Roman" w:hAnsi="Times New Roman" w:cs="Times New Roman"/>
+          <w:szCs w:val="24"/>
+        </w:rPr>
         <w:t xml:space="preserve"> T</w:t>
       </w:r>
       <w:r>
@@ -7259,7 +7371,23 @@
           <w:rFonts w:ascii="Times New Roman" w:hAnsi="Times New Roman" w:cs="Times New Roman"/>
           <w:szCs w:val="24"/>
         </w:rPr>
-        <w:t>he requirements of the system will be used as a specification for system development. This design specification shows the system overall architecture, major components, database design, site map, and user interface wireframes. Besides, this document will allow easy communication among stakeholders' developers' designers, and testers which in turn will reduce the risk of misunderstanding during development and at the same time will provide a basis for the successful implementation testing deployment, and maintenance of the SaveBite application.</w:t>
+        <w:t xml:space="preserve">he requirements of the system will be used as a specification for system development. This design specification shows the system overall architecture, major components, database design, site map, and user interface wireframes. Besides, this document will allow easy communication among stakeholders' developers' designers, and testers which in turn will reduce the risk of misunderstanding during development and at the same time will provide a basis for the successful implementation testing deployment, and maintenance of the </w:t>
+      </w:r>
+      <w:proofErr w:type="spellStart"/>
+      <w:r>
+        <w:rPr>
+          <w:rFonts w:ascii="Times New Roman" w:hAnsi="Times New Roman" w:cs="Times New Roman"/>
+          <w:szCs w:val="24"/>
+        </w:rPr>
+        <w:t>SaveBite</w:t>
+      </w:r>
+      <w:proofErr w:type="spellEnd"/>
+      <w:r>
+        <w:rPr>
+          <w:rFonts w:ascii="Times New Roman" w:hAnsi="Times New Roman" w:cs="Times New Roman"/>
+          <w:szCs w:val="24"/>
+        </w:rPr>
+        <w:t xml:space="preserve"> application.</w:t>
       </w:r>
     </w:p>
     <w:p>
@@ -7300,13 +7428,45 @@
           <w:rFonts w:ascii="Times New Roman" w:hAnsi="Times New Roman" w:cs="Times New Roman"/>
           <w:szCs w:val="24"/>
         </w:rPr>
-        <w:t>This document purpose is mainly to research into the requirements and design specifications of the SaveBite app, which is a smart system for reducing food waste that can households in food management. SaveBite app is a smart system for reducing food wastage which is designed to help households in food management, minimizing food wastage, enabling food donation and contributing to sustainable consumption practices. It's a specification that documents the system both functional and non-functional requirements and model them through epics, user stories, acceptance criteria, and tasks.</w:t>
-      </w:r>
+        <w:t xml:space="preserve">This document purpose is mainly to research into the requirements and design specifications of the </w:t>
+      </w:r>
+      <w:proofErr w:type="spellStart"/>
       <w:r>
         <w:rPr>
           <w:rFonts w:ascii="Times New Roman" w:hAnsi="Times New Roman" w:cs="Times New Roman"/>
           <w:szCs w:val="24"/>
         </w:rPr>
+        <w:t>SaveBite</w:t>
+      </w:r>
+      <w:proofErr w:type="spellEnd"/>
+      <w:r>
+        <w:rPr>
+          <w:rFonts w:ascii="Times New Roman" w:hAnsi="Times New Roman" w:cs="Times New Roman"/>
+          <w:szCs w:val="24"/>
+        </w:rPr>
+        <w:t xml:space="preserve"> app, which is a smart system for reducing food waste that can households in food management. </w:t>
+      </w:r>
+      <w:proofErr w:type="spellStart"/>
+      <w:r>
+        <w:rPr>
+          <w:rFonts w:ascii="Times New Roman" w:hAnsi="Times New Roman" w:cs="Times New Roman"/>
+          <w:szCs w:val="24"/>
+        </w:rPr>
+        <w:t>SaveBite</w:t>
+      </w:r>
+      <w:proofErr w:type="spellEnd"/>
+      <w:r>
+        <w:rPr>
+          <w:rFonts w:ascii="Times New Roman" w:hAnsi="Times New Roman" w:cs="Times New Roman"/>
+          <w:szCs w:val="24"/>
+        </w:rPr>
+        <w:t xml:space="preserve"> app is a smart system for reducing food wastage which is designed to help households in food management, minimizing food wastage, enabling food donation and contributing to sustainable consumption practices. It's a specification that documents the system both functional and non-functional requirements and model them through epics, user stories, acceptance criteria, and tasks.</w:t>
+      </w:r>
+      <w:r>
+        <w:rPr>
+          <w:rFonts w:ascii="Times New Roman" w:hAnsi="Times New Roman" w:cs="Times New Roman"/>
+          <w:szCs w:val="24"/>
+        </w:rPr>
         <w:t xml:space="preserve"> T</w:t>
       </w:r>
       <w:r>
@@ -7314,7 +7474,23 @@
           <w:rFonts w:ascii="Times New Roman" w:hAnsi="Times New Roman" w:cs="Times New Roman"/>
           <w:szCs w:val="24"/>
         </w:rPr>
-        <w:t>he requirements of the system will be used as a specification for system development. This design specification shows the system overall architecture, major components, database design, site map, and user interface wireframes. Besides, this document will allow easy communication among stakeholders' developers' designers, and testers which in turn will reduce the risk of misunderstanding during development and at the same time will provide a basis for the successful implementation testing deployment, and maintenance of the SaveBite application.</w:t>
+        <w:t xml:space="preserve">he requirements of the system will be used as a specification for system development. This design specification shows the system overall architecture, major components, database design, site map, and user interface wireframes. Besides, this document will allow easy communication among stakeholders' developers' designers, and testers which in turn will reduce the risk of misunderstanding during development and at the same time will provide a basis for the successful implementation testing deployment, and maintenance of the </w:t>
+      </w:r>
+      <w:proofErr w:type="spellStart"/>
+      <w:r>
+        <w:rPr>
+          <w:rFonts w:ascii="Times New Roman" w:hAnsi="Times New Roman" w:cs="Times New Roman"/>
+          <w:szCs w:val="24"/>
+        </w:rPr>
+        <w:t>SaveBite</w:t>
+      </w:r>
+      <w:proofErr w:type="spellEnd"/>
+      <w:r>
+        <w:rPr>
+          <w:rFonts w:ascii="Times New Roman" w:hAnsi="Times New Roman" w:cs="Times New Roman"/>
+          <w:szCs w:val="24"/>
+        </w:rPr>
+        <w:t xml:space="preserve"> application.</w:t>
       </w:r>
     </w:p>
     <w:p>
@@ -7352,12 +7528,21 @@
           <w:szCs w:val="20"/>
         </w:rPr>
       </w:pPr>
+      <w:proofErr w:type="spellStart"/>
       <w:r>
         <w:rPr>
           <w:rFonts w:ascii="Times New Roman" w:hAnsi="Times New Roman" w:cs="Times New Roman"/>
           <w:szCs w:val="20"/>
         </w:rPr>
-        <w:t xml:space="preserve">SaveBite is an intelligent application for reducing food wastage that helps families organizing their food stocks and motivates them to behave in a more food consumption responsible way. The main objective of the app is to provide users with the means for food-surveillance, expiry alerts, weekly meal planning, donation facilitation that in total lead to less throwing away of 'good food’. The platform offers household users the possibility to register and set their privacy preferences, input and update their food stocks, explore food stocks offered by other users, get food-saving activities stats, get important alerts, and prepare meal plans for the week based on food items at hand. </w:t>
+        <w:t>SaveBite</w:t>
+      </w:r>
+      <w:proofErr w:type="spellEnd"/>
+      <w:r>
+        <w:rPr>
+          <w:rFonts w:ascii="Times New Roman" w:hAnsi="Times New Roman" w:cs="Times New Roman"/>
+          <w:szCs w:val="20"/>
+        </w:rPr>
+        <w:t xml:space="preserve"> is an intelligent application for reducing food wastage that helps families organizing their food stocks and motivates them to behave in a more food consumption responsible way. The main objective of the app is to provide users with the means for food-surveillance, expiry alerts, weekly meal planning, donation facilitation that in total lead to less throwing away of 'good food’. The platform offers household users the possibility to register and set their privacy preferences, input and update their food stocks, explore food stocks offered by other users, get food-saving activities stats, get important alerts, and prepare meal plans for the week based on food items at hand. </w:t>
       </w:r>
     </w:p>
     <w:p>
@@ -7374,7 +7559,23 @@
           <w:rFonts w:ascii="Times New Roman" w:hAnsi="Times New Roman" w:cs="Times New Roman"/>
           <w:szCs w:val="20"/>
         </w:rPr>
-        <w:t xml:space="preserve">With these features on one platform, SaveBite not only helps in sustainable living but also shapes good practices in household food management. The app shall be a simple and safe platform where users can decide wisely on food consumption and distribution through its expiry alert, donation handling, food analytics, and meal planning features. </w:t>
+        <w:t xml:space="preserve">With these features on one platform, </w:t>
+      </w:r>
+      <w:proofErr w:type="spellStart"/>
+      <w:r>
+        <w:rPr>
+          <w:rFonts w:ascii="Times New Roman" w:hAnsi="Times New Roman" w:cs="Times New Roman"/>
+          <w:szCs w:val="20"/>
+        </w:rPr>
+        <w:t>SaveBite</w:t>
+      </w:r>
+      <w:proofErr w:type="spellEnd"/>
+      <w:r>
+        <w:rPr>
+          <w:rFonts w:ascii="Times New Roman" w:hAnsi="Times New Roman" w:cs="Times New Roman"/>
+          <w:szCs w:val="20"/>
+        </w:rPr>
+        <w:t xml:space="preserve"> not only helps in sustainable living but also shapes good practices in household food management. The app shall be a simple and safe platform where users can decide wisely on food consumption and distribution through its expiry alert, donation handling, food analytics, and meal planning features. </w:t>
       </w:r>
     </w:p>
     <w:p>
@@ -7386,12 +7587,37 @@
           <w:szCs w:val="20"/>
         </w:rPr>
       </w:pPr>
+      <w:proofErr w:type="spellStart"/>
       <w:r>
         <w:rPr>
           <w:rFonts w:ascii="Times New Roman" w:hAnsi="Times New Roman" w:cs="Times New Roman"/>
           <w:szCs w:val="20"/>
         </w:rPr>
-        <w:t>SaveBite's goal is to help reduce food wastage, thereby making a positive impact on the environment and community. To sum up, SaveBite is a great way of managing food inventory paired with a reminder system, food-sharing features, and food waste reduction through data analytics.</w:t>
+        <w:t>SaveBite's</w:t>
+      </w:r>
+      <w:proofErr w:type="spellEnd"/>
+      <w:r>
+        <w:rPr>
+          <w:rFonts w:ascii="Times New Roman" w:hAnsi="Times New Roman" w:cs="Times New Roman"/>
+          <w:szCs w:val="20"/>
+        </w:rPr>
+        <w:t xml:space="preserve"> goal is to help reduce food wastage, thereby making a positive impact on the environment and community. To sum up, </w:t>
+      </w:r>
+      <w:proofErr w:type="spellStart"/>
+      <w:r>
+        <w:rPr>
+          <w:rFonts w:ascii="Times New Roman" w:hAnsi="Times New Roman" w:cs="Times New Roman"/>
+          <w:szCs w:val="20"/>
+        </w:rPr>
+        <w:t>SaveBite</w:t>
+      </w:r>
+      <w:proofErr w:type="spellEnd"/>
+      <w:r>
+        <w:rPr>
+          <w:rFonts w:ascii="Times New Roman" w:hAnsi="Times New Roman" w:cs="Times New Roman"/>
+          <w:szCs w:val="20"/>
+        </w:rPr>
+        <w:t xml:space="preserve"> is a great way of managing food inventory paired with a reminder system, food-sharing features, and food waste reduction through data analytics.</w:t>
       </w:r>
     </w:p>
     <w:p>
@@ -7429,12 +7655,21 @@
           <w:szCs w:val="20"/>
         </w:rPr>
       </w:pPr>
+      <w:proofErr w:type="spellStart"/>
       <w:r>
         <w:rPr>
           <w:rFonts w:ascii="Times New Roman" w:hAnsi="Times New Roman" w:cs="Times New Roman"/>
           <w:szCs w:val="20"/>
         </w:rPr>
-        <w:t>SaveBite is a project dedicated to creating a smart application that will guide households to efficiently reduce food wastage by keeping track of their food inventory and implementing sustainable food consumption behaviours. The prime objective of the platform is to decrease food wastage by providing users with tools like inventory tracking, meal planning, food donation, and user engagement. With the app, users can sign up as well as change their privacy settings, so making it possible to create an account and set up security</w:t>
+        <w:t>SaveBite</w:t>
+      </w:r>
+      <w:proofErr w:type="spellEnd"/>
+      <w:r>
+        <w:rPr>
+          <w:rFonts w:ascii="Times New Roman" w:hAnsi="Times New Roman" w:cs="Times New Roman"/>
+          <w:szCs w:val="20"/>
+        </w:rPr>
+        <w:t xml:space="preserve"> is a project dedicated to creating a smart application that will guide households to efficiently reduce food wastage by keeping track of their food inventory and implementing sustainable food consumption behaviours. The prime objective of the platform is to decrease food wastage by providing users with tools like inventory tracking, meal planning, food donation, and user engagement. With the app, users can sign up as well as change their privacy settings, so making it possible to create an account and set up security</w:t>
       </w:r>
       <w:r>
         <w:t xml:space="preserve"> </w:t>
@@ -7468,7 +7703,23 @@
           <w:rFonts w:ascii="Times New Roman" w:hAnsi="Times New Roman" w:cs="Times New Roman"/>
           <w:szCs w:val="20"/>
         </w:rPr>
-        <w:t>Users can control their food stock by adding modifying deleting, and sorting food items by categories, quantities, and expiry dates. Also, the system gives users the opportunity to look at the list of food items and turn the surplus food into donation ads that can be shared with others. And SaveBite supplies food analytics that show graphs and progress bars to motivate responsible food consumption. The notification system sends reminders based on expiry dates, donation updates, meal schedules, and account-related activities. Users can create plans for weekly meals from the ingredients at hand to maximize food usage and minimize waste.</w:t>
+        <w:t xml:space="preserve">Users can control their food stock by adding modifying deleting, and sorting food items by categories, quantities, and expiry dates. Also, the system gives users the opportunity to look at the list of food items and turn the surplus food into donation ads that can be shared with others. And </w:t>
+      </w:r>
+      <w:proofErr w:type="spellStart"/>
+      <w:r>
+        <w:rPr>
+          <w:rFonts w:ascii="Times New Roman" w:hAnsi="Times New Roman" w:cs="Times New Roman"/>
+          <w:szCs w:val="20"/>
+        </w:rPr>
+        <w:t>SaveBite</w:t>
+      </w:r>
+      <w:proofErr w:type="spellEnd"/>
+      <w:r>
+        <w:rPr>
+          <w:rFonts w:ascii="Times New Roman" w:hAnsi="Times New Roman" w:cs="Times New Roman"/>
+          <w:szCs w:val="20"/>
+        </w:rPr>
+        <w:t xml:space="preserve"> supplies food analytics that show graphs and progress bars to motivate responsible food consumption. The notification system sends reminders based on expiry dates, donation updates, meal schedules, and account-related activities. Users can create plans for weekly meals from the ingredients at hand to maximize food usage and minimize waste.</w:t>
       </w:r>
     </w:p>
     <w:p>
@@ -7528,7 +7779,23 @@
           <w:rFonts w:ascii="Times New Roman" w:hAnsi="Times New Roman" w:cs="Times New Roman"/>
           <w:szCs w:val="20"/>
         </w:rPr>
-        <w:t>The SaveBite app is mainly for the Malaysian households’ users like homemakers, working adults, families, and university students who do the buying, storing, and consuming food. These users want an easy and effective tool to help them manage their food stocks, keep track of expiration dates, arrange meals, and minimize food wastage. Those who are registered can use the system to note down and categorize food items, get alerts about the products that are going to expire soon, make meal plans for a week, keep an eye on your food saving efforts through the reports, and get involved in food donation events. With these options users can decide wisely on their food consumption and support responsible food management practices.</w:t>
+        <w:t xml:space="preserve">The </w:t>
+      </w:r>
+      <w:proofErr w:type="spellStart"/>
+      <w:r>
+        <w:rPr>
+          <w:rFonts w:ascii="Times New Roman" w:hAnsi="Times New Roman" w:cs="Times New Roman"/>
+          <w:szCs w:val="20"/>
+        </w:rPr>
+        <w:t>SaveBite</w:t>
+      </w:r>
+      <w:proofErr w:type="spellEnd"/>
+      <w:r>
+        <w:rPr>
+          <w:rFonts w:ascii="Times New Roman" w:hAnsi="Times New Roman" w:cs="Times New Roman"/>
+          <w:szCs w:val="20"/>
+        </w:rPr>
+        <w:t xml:space="preserve"> app is mainly for the Malaysian households’ users like homemakers, working adults, families, and university students who do the buying, storing, and consuming food. These users want an easy and effective tool to help them manage their food stocks, keep track of expiration dates, arrange meals, and minimize food wastage. Those who are registered can use the system to note down and categorize food items, get alerts about the products that are going to expire soon, make meal plans for a week, keep an eye on your food saving efforts through the reports, and get involved in food donation events. With these options users can decide wisely on their food consumption and support responsible food management practices.</w:t>
       </w:r>
     </w:p>
     <w:p>
@@ -7545,7 +7812,39 @@
           <w:rFonts w:ascii="Times New Roman" w:hAnsi="Times New Roman" w:cs="Times New Roman"/>
           <w:szCs w:val="20"/>
         </w:rPr>
-        <w:t>Besides the households’ users, SaveBite also caters to other users like community members, charitable organizations, and food banks which can be the recipients of surplus food donated through the platform. Besides allowing food sharing and influencing sustainable consumption habits, the system is also intended to promote community involvement and lessen the environmental effects of food waste. In short, SaveBite supports both households and communities by offering them an easy-to-use platform that encourages the effective management of food, food sharing, and eco-friendly living habits.</w:t>
+        <w:t xml:space="preserve">Besides the households’ users, </w:t>
+      </w:r>
+      <w:proofErr w:type="spellStart"/>
+      <w:r>
+        <w:rPr>
+          <w:rFonts w:ascii="Times New Roman" w:hAnsi="Times New Roman" w:cs="Times New Roman"/>
+          <w:szCs w:val="20"/>
+        </w:rPr>
+        <w:t>SaveBite</w:t>
+      </w:r>
+      <w:proofErr w:type="spellEnd"/>
+      <w:r>
+        <w:rPr>
+          <w:rFonts w:ascii="Times New Roman" w:hAnsi="Times New Roman" w:cs="Times New Roman"/>
+          <w:szCs w:val="20"/>
+        </w:rPr>
+        <w:t xml:space="preserve"> also caters to other users like community members, charitable organizations, and food banks which can be the recipients of surplus food donated through the platform. Besides allowing food sharing and influencing sustainable consumption habits, the system is also intended to promote community involvement and lessen the environmental effects of food waste. In short, </w:t>
+      </w:r>
+      <w:proofErr w:type="spellStart"/>
+      <w:r>
+        <w:rPr>
+          <w:rFonts w:ascii="Times New Roman" w:hAnsi="Times New Roman" w:cs="Times New Roman"/>
+          <w:szCs w:val="20"/>
+        </w:rPr>
+        <w:t>SaveBite</w:t>
+      </w:r>
+      <w:proofErr w:type="spellEnd"/>
+      <w:r>
+        <w:rPr>
+          <w:rFonts w:ascii="Times New Roman" w:hAnsi="Times New Roman" w:cs="Times New Roman"/>
+          <w:szCs w:val="20"/>
+        </w:rPr>
+        <w:t xml:space="preserve"> supports both households and communities by offering them an easy-to-use platform that encourages the effective management of food, food sharing, and eco-friendly living habits.</w:t>
       </w:r>
     </w:p>
     <w:p>
@@ -7614,7 +7913,23 @@
           <w:rFonts w:ascii="Times New Roman" w:hAnsi="Times New Roman" w:cs="Times New Roman"/>
           <w:szCs w:val="20"/>
         </w:rPr>
-        <w:t>This module enables users to securely set up, log in to, and handle their SaveBite accounts. It comprises account sign-up, user login, profile management, and password retrieval. All these features together promise a safe and tailor-made access to the system.</w:t>
+        <w:t xml:space="preserve">This module enables users to securely set up, log in to, and handle their </w:t>
+      </w:r>
+      <w:proofErr w:type="spellStart"/>
+      <w:r>
+        <w:rPr>
+          <w:rFonts w:ascii="Times New Roman" w:hAnsi="Times New Roman" w:cs="Times New Roman"/>
+          <w:szCs w:val="20"/>
+        </w:rPr>
+        <w:t>SaveBite</w:t>
+      </w:r>
+      <w:proofErr w:type="spellEnd"/>
+      <w:r>
+        <w:rPr>
+          <w:rFonts w:ascii="Times New Roman" w:hAnsi="Times New Roman" w:cs="Times New Roman"/>
+          <w:szCs w:val="20"/>
+        </w:rPr>
+        <w:t xml:space="preserve"> accounts. It comprises account sign-up, user login, profile management, and password retrieval. All these features together promise a safe and tailor-made access to the system.</w:t>
       </w:r>
     </w:p>
     <w:p>
@@ -8212,7 +8527,23 @@
           <w:rFonts w:ascii="Times New Roman" w:hAnsi="Times New Roman" w:cs="Times New Roman"/>
           <w:szCs w:val="20"/>
         </w:rPr>
-        <w:t>These functionalities ensure secure access to the SaveBite application while providing users with the ability to manage their personal information and preferences effectively.</w:t>
+        <w:t xml:space="preserve">These functionalities ensure secure access to the </w:t>
+      </w:r>
+      <w:proofErr w:type="spellStart"/>
+      <w:r>
+        <w:rPr>
+          <w:rFonts w:ascii="Times New Roman" w:hAnsi="Times New Roman" w:cs="Times New Roman"/>
+          <w:szCs w:val="20"/>
+        </w:rPr>
+        <w:t>SaveBite</w:t>
+      </w:r>
+      <w:proofErr w:type="spellEnd"/>
+      <w:r>
+        <w:rPr>
+          <w:rFonts w:ascii="Times New Roman" w:hAnsi="Times New Roman" w:cs="Times New Roman"/>
+          <w:szCs w:val="20"/>
+        </w:rPr>
+        <w:t xml:space="preserve"> application while providing users with the ability to manage their personal information and preferences effectively.</w:t>
       </w:r>
     </w:p>
     <w:p>
@@ -9507,7 +9838,23 @@
           <w:rFonts w:ascii="Times New Roman" w:hAnsi="Times New Roman" w:cs="Times New Roman"/>
           <w:szCs w:val="20"/>
         </w:rPr>
-        <w:t>Users are able to make donation offers, look at what food is available, and get detailed information before they request or pick up donated food.With the help of these features users are given a chance to redistribute surplus food in a more effective way, they can also engage in community activities and help reduce food waste by practicing responsible food-sharing manners.</w:t>
+        <w:t xml:space="preserve">Users are able to make donation offers, look at what food is available, and get detailed information before they request or pick up donated </w:t>
+      </w:r>
+      <w:proofErr w:type="spellStart"/>
+      <w:r>
+        <w:rPr>
+          <w:rFonts w:ascii="Times New Roman" w:hAnsi="Times New Roman" w:cs="Times New Roman"/>
+          <w:szCs w:val="20"/>
+        </w:rPr>
+        <w:t>food.With</w:t>
+      </w:r>
+      <w:proofErr w:type="spellEnd"/>
+      <w:r>
+        <w:rPr>
+          <w:rFonts w:ascii="Times New Roman" w:hAnsi="Times New Roman" w:cs="Times New Roman"/>
+          <w:szCs w:val="20"/>
+        </w:rPr>
+        <w:t xml:space="preserve"> the help of these features users are given a chance to redistribute surplus food in a more effective way, they can also engage in community activities and help reduce food waste by practicing responsible food-sharing manners.</w:t>
       </w:r>
     </w:p>
     <w:p>
@@ -10551,7 +10898,23 @@
                 <w:rFonts w:ascii="Times New Roman" w:hAnsi="Times New Roman" w:cs="Times New Roman"/>
                 <w:szCs w:val="20"/>
               </w:rPr>
-              <w:t>The system shall allow users to view all notifications through a dedicated notification center.</w:t>
+              <w:t xml:space="preserve">The system shall allow users to view all notifications through a dedicated notification </w:t>
+            </w:r>
+            <w:proofErr w:type="spellStart"/>
+            <w:r>
+              <w:rPr>
+                <w:rFonts w:ascii="Times New Roman" w:hAnsi="Times New Roman" w:cs="Times New Roman"/>
+                <w:szCs w:val="20"/>
+              </w:rPr>
+              <w:t>center</w:t>
+            </w:r>
+            <w:proofErr w:type="spellEnd"/>
+            <w:r>
+              <w:rPr>
+                <w:rFonts w:ascii="Times New Roman" w:hAnsi="Times New Roman" w:cs="Times New Roman"/>
+                <w:szCs w:val="20"/>
+              </w:rPr>
+              <w:t>.</w:t>
             </w:r>
           </w:p>
         </w:tc>
@@ -11554,7 +11917,23 @@
           <w:rFonts w:ascii="Times New Roman" w:hAnsi="Times New Roman" w:cs="Times New Roman"/>
           <w:szCs w:val="20"/>
         </w:rPr>
-        <w:t>Non-functional requirements specify the quality features and operating criteria that the SaveBite app should meet. They help to keep the system running efficiently, safe, and dependable for users besides working the functional features of the application.</w:t>
+        <w:t xml:space="preserve">Non-functional requirements specify the quality features and operating criteria that the </w:t>
+      </w:r>
+      <w:proofErr w:type="spellStart"/>
+      <w:r>
+        <w:rPr>
+          <w:rFonts w:ascii="Times New Roman" w:hAnsi="Times New Roman" w:cs="Times New Roman"/>
+          <w:szCs w:val="20"/>
+        </w:rPr>
+        <w:t>SaveBite</w:t>
+      </w:r>
+      <w:proofErr w:type="spellEnd"/>
+      <w:r>
+        <w:rPr>
+          <w:rFonts w:ascii="Times New Roman" w:hAnsi="Times New Roman" w:cs="Times New Roman"/>
+          <w:szCs w:val="20"/>
+        </w:rPr>
+        <w:t xml:space="preserve"> app should meet. They help to keep the system running efficiently, safe, and dependable for users besides working the functional features of the application.</w:t>
       </w:r>
     </w:p>
     <w:p>
@@ -14479,7 +14858,23 @@
                 <w:rFonts w:ascii="Times New Roman" w:hAnsi="Times New Roman" w:cs="Times New Roman"/>
                 <w:szCs w:val="20"/>
               </w:rPr>
-              <w:t>I want to be able to create an account so that I can have access to SaveBite and start organizing my food stock.</w:t>
+              <w:t xml:space="preserve">I want to be able to create an account so that I can have access to </w:t>
+            </w:r>
+            <w:proofErr w:type="spellStart"/>
+            <w:r>
+              <w:rPr>
+                <w:rFonts w:ascii="Times New Roman" w:hAnsi="Times New Roman" w:cs="Times New Roman"/>
+                <w:szCs w:val="20"/>
+              </w:rPr>
+              <w:t>SaveBite</w:t>
+            </w:r>
+            <w:proofErr w:type="spellEnd"/>
+            <w:r>
+              <w:rPr>
+                <w:rFonts w:ascii="Times New Roman" w:hAnsi="Times New Roman" w:cs="Times New Roman"/>
+                <w:szCs w:val="20"/>
+              </w:rPr>
+              <w:t xml:space="preserve"> and start organizing my food stock.</w:t>
             </w:r>
           </w:p>
         </w:tc>
@@ -14558,6 +14953,7 @@
                 <w:szCs w:val="20"/>
               </w:rPr>
             </w:pPr>
+            <w:proofErr w:type="spellStart"/>
             <w:r>
               <w:rPr>
                 <w:rFonts w:ascii="Times New Roman" w:hAnsi="Times New Roman" w:cs="Times New Roman"/>
@@ -14567,6 +14963,7 @@
               </w:rPr>
               <w:t>MoSCoW</w:t>
             </w:r>
+            <w:proofErr w:type="spellEnd"/>
           </w:p>
         </w:tc>
         <w:tc>
@@ -14826,6 +15223,7 @@
                 <w:szCs w:val="20"/>
               </w:rPr>
             </w:pPr>
+            <w:proofErr w:type="spellStart"/>
             <w:r>
               <w:rPr>
                 <w:rFonts w:ascii="Times New Roman" w:hAnsi="Times New Roman" w:cs="Times New Roman"/>
@@ -14835,6 +15233,7 @@
               </w:rPr>
               <w:t>MoSCoW</w:t>
             </w:r>
+            <w:proofErr w:type="spellEnd"/>
           </w:p>
         </w:tc>
         <w:tc>
@@ -15094,6 +15493,7 @@
                 <w:szCs w:val="20"/>
               </w:rPr>
             </w:pPr>
+            <w:proofErr w:type="spellStart"/>
             <w:r>
               <w:rPr>
                 <w:rFonts w:ascii="Times New Roman" w:hAnsi="Times New Roman" w:cs="Times New Roman"/>
@@ -15103,6 +15503,7 @@
               </w:rPr>
               <w:t>MoSCoW</w:t>
             </w:r>
+            <w:proofErr w:type="spellEnd"/>
           </w:p>
         </w:tc>
         <w:tc>
@@ -15362,6 +15763,7 @@
                 <w:szCs w:val="20"/>
               </w:rPr>
             </w:pPr>
+            <w:proofErr w:type="spellStart"/>
             <w:r>
               <w:rPr>
                 <w:rFonts w:ascii="Times New Roman" w:hAnsi="Times New Roman" w:cs="Times New Roman"/>
@@ -15371,6 +15773,7 @@
               </w:rPr>
               <w:t>MoSCoW</w:t>
             </w:r>
+            <w:proofErr w:type="spellEnd"/>
           </w:p>
         </w:tc>
         <w:tc>
@@ -15630,6 +16033,7 @@
                 <w:szCs w:val="20"/>
               </w:rPr>
             </w:pPr>
+            <w:proofErr w:type="spellStart"/>
             <w:r>
               <w:rPr>
                 <w:rFonts w:ascii="Times New Roman" w:hAnsi="Times New Roman" w:cs="Times New Roman"/>
@@ -15639,6 +16043,7 @@
               </w:rPr>
               <w:t>MoSCoW</w:t>
             </w:r>
+            <w:proofErr w:type="spellEnd"/>
           </w:p>
         </w:tc>
         <w:tc>
@@ -16235,6 +16640,7 @@
                 <w:szCs w:val="20"/>
               </w:rPr>
             </w:pPr>
+            <w:proofErr w:type="spellStart"/>
             <w:r>
               <w:rPr>
                 <w:rFonts w:ascii="Times New Roman" w:hAnsi="Times New Roman" w:cs="Times New Roman"/>
@@ -16244,6 +16650,7 @@
               </w:rPr>
               <w:t>MoSCoW</w:t>
             </w:r>
+            <w:proofErr w:type="spellEnd"/>
           </w:p>
         </w:tc>
         <w:tc>
@@ -16503,6 +16910,7 @@
                 <w:szCs w:val="20"/>
               </w:rPr>
             </w:pPr>
+            <w:proofErr w:type="spellStart"/>
             <w:r>
               <w:rPr>
                 <w:rFonts w:ascii="Times New Roman" w:hAnsi="Times New Roman" w:cs="Times New Roman"/>
@@ -16512,6 +16920,7 @@
               </w:rPr>
               <w:t>MoSCoW</w:t>
             </w:r>
+            <w:proofErr w:type="spellEnd"/>
           </w:p>
         </w:tc>
         <w:tc>
@@ -16771,6 +17180,7 @@
                 <w:szCs w:val="20"/>
               </w:rPr>
             </w:pPr>
+            <w:proofErr w:type="spellStart"/>
             <w:r>
               <w:rPr>
                 <w:rFonts w:ascii="Times New Roman" w:hAnsi="Times New Roman" w:cs="Times New Roman"/>
@@ -16780,6 +17190,7 @@
               </w:rPr>
               <w:t>MoSCoW</w:t>
             </w:r>
+            <w:proofErr w:type="spellEnd"/>
           </w:p>
         </w:tc>
         <w:tc>
@@ -17039,6 +17450,7 @@
                 <w:szCs w:val="20"/>
               </w:rPr>
             </w:pPr>
+            <w:proofErr w:type="spellStart"/>
             <w:r>
               <w:rPr>
                 <w:rFonts w:ascii="Times New Roman" w:hAnsi="Times New Roman" w:cs="Times New Roman"/>
@@ -17048,6 +17460,7 @@
               </w:rPr>
               <w:t>MoSCoW</w:t>
             </w:r>
+            <w:proofErr w:type="spellEnd"/>
           </w:p>
         </w:tc>
         <w:tc>
@@ -17307,6 +17720,7 @@
                 <w:szCs w:val="20"/>
               </w:rPr>
             </w:pPr>
+            <w:proofErr w:type="spellStart"/>
             <w:r>
               <w:rPr>
                 <w:rFonts w:ascii="Times New Roman" w:hAnsi="Times New Roman" w:cs="Times New Roman"/>
@@ -17316,6 +17730,7 @@
               </w:rPr>
               <w:t>MoSCoW</w:t>
             </w:r>
+            <w:proofErr w:type="spellEnd"/>
           </w:p>
         </w:tc>
         <w:tc>
@@ -17491,7 +17906,25 @@
           <w:b/>
           <w:bCs/>
         </w:rPr>
-        <w:t>- Buddhiman B.K.</w:t>
+        <w:t xml:space="preserve">- </w:t>
+      </w:r>
+      <w:proofErr w:type="spellStart"/>
+      <w:r>
+        <w:rPr>
+          <w:rFonts w:ascii="Times New Roman" w:hAnsi="Times New Roman" w:cs="Times New Roman"/>
+          <w:b/>
+          <w:bCs/>
+        </w:rPr>
+        <w:t>Buddhiman</w:t>
+      </w:r>
+      <w:proofErr w:type="spellEnd"/>
+      <w:r>
+        <w:rPr>
+          <w:rFonts w:ascii="Times New Roman" w:hAnsi="Times New Roman" w:cs="Times New Roman"/>
+          <w:b/>
+          <w:bCs/>
+        </w:rPr>
+        <w:t xml:space="preserve"> B.K.</w:t>
       </w:r>
       <w:bookmarkEnd w:id="23"/>
     </w:p>
@@ -17513,7 +17946,27 @@
           <w:bCs/>
           <w:szCs w:val="20"/>
         </w:rPr>
-        <w:t>Student Name &amp; ID: Buddhiman B.K. (E2400004)</w:t>
+        <w:t xml:space="preserve">Student Name &amp; ID: </w:t>
+      </w:r>
+      <w:proofErr w:type="spellStart"/>
+      <w:r>
+        <w:rPr>
+          <w:rFonts w:ascii="Times New Roman" w:hAnsi="Times New Roman" w:cs="Times New Roman"/>
+          <w:b/>
+          <w:bCs/>
+          <w:szCs w:val="20"/>
+        </w:rPr>
+        <w:t>Buddhiman</w:t>
+      </w:r>
+      <w:proofErr w:type="spellEnd"/>
+      <w:r>
+        <w:rPr>
+          <w:rFonts w:ascii="Times New Roman" w:hAnsi="Times New Roman" w:cs="Times New Roman"/>
+          <w:b/>
+          <w:bCs/>
+          <w:szCs w:val="20"/>
+        </w:rPr>
+        <w:t xml:space="preserve"> B.K. (E2400004)</w:t>
       </w:r>
     </w:p>
     <w:p>
@@ -17723,6 +18176,7 @@
                 <w:szCs w:val="20"/>
               </w:rPr>
             </w:pPr>
+            <w:proofErr w:type="spellStart"/>
             <w:r>
               <w:rPr>
                 <w:rFonts w:ascii="Times New Roman" w:hAnsi="Times New Roman" w:cs="Times New Roman"/>
@@ -17730,6 +18184,7 @@
               </w:rPr>
               <w:t>MoSCoW</w:t>
             </w:r>
+            <w:proofErr w:type="spellEnd"/>
           </w:p>
         </w:tc>
         <w:tc>
@@ -17971,6 +18426,7 @@
                 <w:szCs w:val="20"/>
               </w:rPr>
             </w:pPr>
+            <w:proofErr w:type="spellStart"/>
             <w:r>
               <w:rPr>
                 <w:rFonts w:ascii="Times New Roman" w:hAnsi="Times New Roman" w:cs="Times New Roman"/>
@@ -17978,6 +18434,7 @@
               </w:rPr>
               <w:t>MoSCoW</w:t>
             </w:r>
+            <w:proofErr w:type="spellEnd"/>
           </w:p>
         </w:tc>
         <w:tc>
@@ -18219,6 +18676,7 @@
                 <w:szCs w:val="20"/>
               </w:rPr>
             </w:pPr>
+            <w:proofErr w:type="spellStart"/>
             <w:r>
               <w:rPr>
                 <w:rFonts w:ascii="Times New Roman" w:hAnsi="Times New Roman" w:cs="Times New Roman"/>
@@ -18226,6 +18684,7 @@
               </w:rPr>
               <w:t>MoSCoW</w:t>
             </w:r>
+            <w:proofErr w:type="spellEnd"/>
           </w:p>
         </w:tc>
         <w:tc>
@@ -18467,6 +18926,7 @@
                 <w:szCs w:val="20"/>
               </w:rPr>
             </w:pPr>
+            <w:proofErr w:type="spellStart"/>
             <w:r>
               <w:rPr>
                 <w:rFonts w:ascii="Times New Roman" w:hAnsi="Times New Roman" w:cs="Times New Roman"/>
@@ -18474,6 +18934,7 @@
               </w:rPr>
               <w:t>MoSCoW</w:t>
             </w:r>
+            <w:proofErr w:type="spellEnd"/>
           </w:p>
         </w:tc>
         <w:tc>
@@ -18715,6 +19176,7 @@
                 <w:szCs w:val="20"/>
               </w:rPr>
             </w:pPr>
+            <w:proofErr w:type="spellStart"/>
             <w:r>
               <w:rPr>
                 <w:rFonts w:ascii="Times New Roman" w:hAnsi="Times New Roman" w:cs="Times New Roman"/>
@@ -18722,6 +19184,7 @@
               </w:rPr>
               <w:t>MoSCoW</w:t>
             </w:r>
+            <w:proofErr w:type="spellEnd"/>
           </w:p>
         </w:tc>
         <w:tc>
@@ -19081,6 +19544,7 @@
                 <w:szCs w:val="20"/>
               </w:rPr>
             </w:pPr>
+            <w:proofErr w:type="spellStart"/>
             <w:r>
               <w:rPr>
                 <w:rFonts w:ascii="Times New Roman" w:hAnsi="Times New Roman" w:cs="Times New Roman"/>
@@ -19090,6 +19554,7 @@
               </w:rPr>
               <w:t>MoSCoW</w:t>
             </w:r>
+            <w:proofErr w:type="spellEnd"/>
           </w:p>
         </w:tc>
         <w:tc>
@@ -19359,6 +19824,7 @@
                 <w:szCs w:val="20"/>
               </w:rPr>
             </w:pPr>
+            <w:proofErr w:type="spellStart"/>
             <w:r>
               <w:rPr>
                 <w:rFonts w:ascii="Times New Roman" w:hAnsi="Times New Roman" w:cs="Times New Roman"/>
@@ -19368,6 +19834,7 @@
               </w:rPr>
               <w:t>MoSCoW</w:t>
             </w:r>
+            <w:proofErr w:type="spellEnd"/>
           </w:p>
         </w:tc>
         <w:tc>
@@ -19637,6 +20104,7 @@
                 <w:szCs w:val="20"/>
               </w:rPr>
             </w:pPr>
+            <w:proofErr w:type="spellStart"/>
             <w:r>
               <w:rPr>
                 <w:rFonts w:ascii="Times New Roman" w:hAnsi="Times New Roman" w:cs="Times New Roman"/>
@@ -19646,6 +20114,7 @@
               </w:rPr>
               <w:t>MoSCoW</w:t>
             </w:r>
+            <w:proofErr w:type="spellEnd"/>
           </w:p>
         </w:tc>
         <w:tc>
@@ -19942,6 +20411,7 @@
                 <w:szCs w:val="20"/>
               </w:rPr>
             </w:pPr>
+            <w:proofErr w:type="spellStart"/>
             <w:r>
               <w:rPr>
                 <w:rFonts w:ascii="Times New Roman" w:hAnsi="Times New Roman" w:cs="Times New Roman"/>
@@ -19951,6 +20421,7 @@
               </w:rPr>
               <w:t>MoSCoW</w:t>
             </w:r>
+            <w:proofErr w:type="spellEnd"/>
           </w:p>
         </w:tc>
         <w:tc>
@@ -20220,6 +20691,7 @@
                 <w:szCs w:val="20"/>
               </w:rPr>
             </w:pPr>
+            <w:proofErr w:type="spellStart"/>
             <w:r>
               <w:rPr>
                 <w:rFonts w:ascii="Times New Roman" w:hAnsi="Times New Roman" w:cs="Times New Roman"/>
@@ -20229,6 +20701,7 @@
               </w:rPr>
               <w:t>MoSCoW</w:t>
             </w:r>
+            <w:proofErr w:type="spellEnd"/>
           </w:p>
         </w:tc>
         <w:tc>
@@ -20406,7 +20879,29 @@
           <w:sz w:val="26"/>
           <w:szCs w:val="26"/>
         </w:rPr>
-        <w:t>1.4.3 C - Rohit Gurdhami (E23000567)</w:t>
+        <w:t xml:space="preserve">1.4.3 C - Rohit </w:t>
+      </w:r>
+      <w:proofErr w:type="spellStart"/>
+      <w:r>
+        <w:rPr>
+          <w:rFonts w:ascii="Times New Roman" w:hAnsi="Times New Roman" w:cs="Times New Roman"/>
+          <w:b/>
+          <w:bCs/>
+          <w:sz w:val="26"/>
+          <w:szCs w:val="26"/>
+        </w:rPr>
+        <w:t>Gurdhami</w:t>
+      </w:r>
+      <w:proofErr w:type="spellEnd"/>
+      <w:r>
+        <w:rPr>
+          <w:rFonts w:ascii="Times New Roman" w:hAnsi="Times New Roman" w:cs="Times New Roman"/>
+          <w:b/>
+          <w:bCs/>
+          <w:sz w:val="26"/>
+          <w:szCs w:val="26"/>
+        </w:rPr>
+        <w:t xml:space="preserve"> (E23000567)</w:t>
       </w:r>
       <w:bookmarkEnd w:id="24"/>
     </w:p>
@@ -20547,7 +21042,23 @@
                 <w:rFonts w:ascii="Times New Roman" w:hAnsi="Times New Roman" w:cs="Times New Roman"/>
                 <w:szCs w:val="20"/>
               </w:rPr>
-              <w:t> As a userI want to be able to search food items by their names. so that I can find a specific food donation easily</w:t>
+              <w:t xml:space="preserve"> As a </w:t>
+            </w:r>
+            <w:proofErr w:type="spellStart"/>
+            <w:r>
+              <w:rPr>
+                <w:rFonts w:ascii="Times New Roman" w:hAnsi="Times New Roman" w:cs="Times New Roman"/>
+                <w:szCs w:val="20"/>
+              </w:rPr>
+              <w:t>userI</w:t>
+            </w:r>
+            <w:proofErr w:type="spellEnd"/>
+            <w:r>
+              <w:rPr>
+                <w:rFonts w:ascii="Times New Roman" w:hAnsi="Times New Roman" w:cs="Times New Roman"/>
+                <w:szCs w:val="20"/>
+              </w:rPr>
+              <w:t xml:space="preserve"> want to be able to search food items by their names. so that I can find a specific food donation easily</w:t>
             </w:r>
           </w:p>
         </w:tc>
@@ -20618,6 +21129,7 @@
                 <w:szCs w:val="20"/>
               </w:rPr>
             </w:pPr>
+            <w:proofErr w:type="spellStart"/>
             <w:r>
               <w:rPr>
                 <w:rFonts w:ascii="Times New Roman" w:hAnsi="Times New Roman" w:cs="Times New Roman"/>
@@ -20625,6 +21137,7 @@
               </w:rPr>
               <w:t>MoSCoW</w:t>
             </w:r>
+            <w:proofErr w:type="spellEnd"/>
           </w:p>
         </w:tc>
         <w:tc>
@@ -20856,6 +21369,7 @@
                 <w:szCs w:val="20"/>
               </w:rPr>
             </w:pPr>
+            <w:proofErr w:type="spellStart"/>
             <w:r>
               <w:rPr>
                 <w:rFonts w:ascii="Times New Roman" w:hAnsi="Times New Roman" w:cs="Times New Roman"/>
@@ -20863,6 +21377,7 @@
               </w:rPr>
               <w:t>MoSCoW</w:t>
             </w:r>
+            <w:proofErr w:type="spellEnd"/>
           </w:p>
         </w:tc>
         <w:tc>
@@ -21094,6 +21609,7 @@
                 <w:szCs w:val="20"/>
               </w:rPr>
             </w:pPr>
+            <w:proofErr w:type="spellStart"/>
             <w:r>
               <w:rPr>
                 <w:rFonts w:ascii="Times New Roman" w:hAnsi="Times New Roman" w:cs="Times New Roman"/>
@@ -21101,6 +21617,7 @@
               </w:rPr>
               <w:t>MoSCoW</w:t>
             </w:r>
+            <w:proofErr w:type="spellEnd"/>
           </w:p>
         </w:tc>
         <w:tc>
@@ -21339,6 +21856,7 @@
                 <w:szCs w:val="20"/>
               </w:rPr>
             </w:pPr>
+            <w:proofErr w:type="spellStart"/>
             <w:r>
               <w:rPr>
                 <w:rFonts w:ascii="Times New Roman" w:hAnsi="Times New Roman" w:cs="Times New Roman"/>
@@ -21346,6 +21864,7 @@
               </w:rPr>
               <w:t>MoSCoW</w:t>
             </w:r>
+            <w:proofErr w:type="spellEnd"/>
           </w:p>
         </w:tc>
         <w:tc>
@@ -21577,6 +22096,7 @@
                 <w:szCs w:val="20"/>
               </w:rPr>
             </w:pPr>
+            <w:proofErr w:type="spellStart"/>
             <w:r>
               <w:rPr>
                 <w:rFonts w:ascii="Times New Roman" w:hAnsi="Times New Roman" w:cs="Times New Roman"/>
@@ -21584,6 +22104,7 @@
               </w:rPr>
               <w:t>MoSCoW</w:t>
             </w:r>
+            <w:proofErr w:type="spellEnd"/>
           </w:p>
         </w:tc>
         <w:tc>
@@ -21928,6 +22449,7 @@
                 <w:szCs w:val="20"/>
               </w:rPr>
             </w:pPr>
+            <w:proofErr w:type="spellStart"/>
             <w:r>
               <w:rPr>
                 <w:rFonts w:ascii="Times New Roman" w:hAnsi="Times New Roman" w:cs="Times New Roman"/>
@@ -21935,6 +22457,7 @@
               </w:rPr>
               <w:t>MoSCoW</w:t>
             </w:r>
+            <w:proofErr w:type="spellEnd"/>
           </w:p>
         </w:tc>
         <w:tc>
@@ -22176,6 +22699,7 @@
                 <w:szCs w:val="20"/>
               </w:rPr>
             </w:pPr>
+            <w:proofErr w:type="spellStart"/>
             <w:r>
               <w:rPr>
                 <w:rFonts w:ascii="Times New Roman" w:hAnsi="Times New Roman" w:cs="Times New Roman"/>
@@ -22183,6 +22707,7 @@
               </w:rPr>
               <w:t>MoSCoW</w:t>
             </w:r>
+            <w:proofErr w:type="spellEnd"/>
           </w:p>
         </w:tc>
         <w:tc>
@@ -22424,6 +22949,7 @@
                 <w:szCs w:val="20"/>
               </w:rPr>
             </w:pPr>
+            <w:proofErr w:type="spellStart"/>
             <w:r>
               <w:rPr>
                 <w:rFonts w:ascii="Times New Roman" w:hAnsi="Times New Roman" w:cs="Times New Roman"/>
@@ -22431,6 +22957,7 @@
               </w:rPr>
               <w:t>MoSCoW</w:t>
             </w:r>
+            <w:proofErr w:type="spellEnd"/>
           </w:p>
         </w:tc>
         <w:tc>
@@ -22499,12 +23026,21 @@
                 <w:szCs w:val="20"/>
               </w:rPr>
             </w:pPr>
-            <w:r>
-              <w:rPr>
-                <w:rFonts w:ascii="Times New Roman" w:hAnsi="Times New Roman" w:cs="Times New Roman"/>
-                <w:szCs w:val="20"/>
-              </w:rPr>
-              <w:t>Analyze inventory items, Create recommendation logic, Display suggested meals, Link recommendations to meal planner, Test recommendation accuracy.</w:t>
+            <w:proofErr w:type="spellStart"/>
+            <w:r>
+              <w:rPr>
+                <w:rFonts w:ascii="Times New Roman" w:hAnsi="Times New Roman" w:cs="Times New Roman"/>
+                <w:szCs w:val="20"/>
+              </w:rPr>
+              <w:t>Analyze</w:t>
+            </w:r>
+            <w:proofErr w:type="spellEnd"/>
+            <w:r>
+              <w:rPr>
+                <w:rFonts w:ascii="Times New Roman" w:hAnsi="Times New Roman" w:cs="Times New Roman"/>
+                <w:szCs w:val="20"/>
+              </w:rPr>
+              <w:t xml:space="preserve"> inventory items, Create recommendation logic, Display suggested meals, Link recommendations to meal planner, Test recommendation accuracy.</w:t>
             </w:r>
           </w:p>
         </w:tc>
@@ -22672,6 +23208,7 @@
                 <w:szCs w:val="20"/>
               </w:rPr>
             </w:pPr>
+            <w:proofErr w:type="spellStart"/>
             <w:r>
               <w:rPr>
                 <w:rFonts w:ascii="Times New Roman" w:hAnsi="Times New Roman" w:cs="Times New Roman"/>
@@ -22679,6 +23216,7 @@
               </w:rPr>
               <w:t>MoSCoW</w:t>
             </w:r>
+            <w:proofErr w:type="spellEnd"/>
           </w:p>
         </w:tc>
         <w:tc>
@@ -22920,6 +23458,7 @@
                 <w:szCs w:val="20"/>
               </w:rPr>
             </w:pPr>
+            <w:proofErr w:type="spellStart"/>
             <w:r>
               <w:rPr>
                 <w:rFonts w:ascii="Times New Roman" w:hAnsi="Times New Roman" w:cs="Times New Roman"/>
@@ -22927,6 +23466,7 @@
               </w:rPr>
               <w:t>MoSCoW</w:t>
             </w:r>
+            <w:proofErr w:type="spellEnd"/>
           </w:p>
         </w:tc>
         <w:tc>
@@ -23132,7 +23672,23 @@
           <w:rFonts w:ascii="Times New Roman" w:hAnsi="Times New Roman" w:cs="Times New Roman"/>
           <w:szCs w:val="24"/>
         </w:rPr>
-        <w:t>The SaveBite system architecture is designed in a three-layer style, including the Presentation Layer, Application Layer, and Data Layer. React.js is used for developing the Presentation Layer which is the face of the system to users. Business rules are executed, user requests are processed, and system activities are done through the Application Layer which is constructed with Node.js and Express.js. MySQL serves as the basis of the Data Layer which stores and manages various application data like user accounts, food inventory records donations notifications, and meal plans. This type of architecture enables the system to be scalable, maintainable, and efficient in conducting food waste reduction activities.</w:t>
+        <w:t xml:space="preserve">The </w:t>
+      </w:r>
+      <w:proofErr w:type="spellStart"/>
+      <w:r>
+        <w:rPr>
+          <w:rFonts w:ascii="Times New Roman" w:hAnsi="Times New Roman" w:cs="Times New Roman"/>
+          <w:szCs w:val="24"/>
+        </w:rPr>
+        <w:t>SaveBite</w:t>
+      </w:r>
+      <w:proofErr w:type="spellEnd"/>
+      <w:r>
+        <w:rPr>
+          <w:rFonts w:ascii="Times New Roman" w:hAnsi="Times New Roman" w:cs="Times New Roman"/>
+          <w:szCs w:val="24"/>
+        </w:rPr>
+        <w:t xml:space="preserve"> system architecture is designed in a three-layer style, including the Presentation Layer, Application Layer, and Data Layer. React.js is used for developing the Presentation Layer which is the face of the system to users. Business rules are executed, user requests are processed, and system activities are done through the Application Layer which is constructed with Node.js and Express.js. MySQL serves as the basis of the Data Layer which stores and manages various application data like user accounts, food inventory records donations notifications, and meal plans. This type of architecture enables the system to be scalable, maintainable, and efficient in conducting food waste reduction activities.</w:t>
       </w:r>
     </w:p>
     <w:p>
@@ -23273,7 +23829,15 @@
         <w:ind w:left="720"/>
       </w:pPr>
       <w:r>
-        <w:t>The deployment diagram shows the hardware setup of the SaveBite application. People use their web browsers to get into the system. The web browser talks to the Frontend of React.js. The Frontend sends the requests to Application Server (Running on Node.js and Express.js) where the business logic is performed. The App server communicates with the MySQL database to store and fetch the system data like user accts, food inventory donations notifications, and meal plans.</w:t>
+        <w:t xml:space="preserve">The deployment diagram shows the hardware setup of the </w:t>
+      </w:r>
+      <w:proofErr w:type="spellStart"/>
+      <w:r>
+        <w:t>SaveBite</w:t>
+      </w:r>
+      <w:proofErr w:type="spellEnd"/>
+      <w:r>
+        <w:t xml:space="preserve"> application. People use their web browsers to get into the system. The web browser talks to the Frontend of React.js. The Frontend sends the requests to Application Server (Running on Node.js and Express.js) where the business logic is performed. The App server communicates with the MySQL database to store and fetch the system data like user accts, food inventory donations notifications, and meal plans.</w:t>
       </w:r>
     </w:p>
     <w:p>
@@ -23436,7 +24000,23 @@
           <w:rFonts w:ascii="Times New Roman" w:hAnsi="Times New Roman" w:cs="Times New Roman"/>
           <w:szCs w:val="20"/>
         </w:rPr>
-        <w:t>The Entity Relationship Diagram (ERD) represents the interaction among main entities in the SaveBite system. The database is First and foremost used to manage user accounts, maintain food inventory records, create donation listings, send notifications, generate meal plans, and collect analytics data</w:t>
+        <w:t xml:space="preserve">The Entity Relationship Diagram (ERD) represents the interaction among main entities in the </w:t>
+      </w:r>
+      <w:proofErr w:type="spellStart"/>
+      <w:r>
+        <w:rPr>
+          <w:rFonts w:ascii="Times New Roman" w:hAnsi="Times New Roman" w:cs="Times New Roman"/>
+          <w:szCs w:val="20"/>
+        </w:rPr>
+        <w:t>SaveBite</w:t>
+      </w:r>
+      <w:proofErr w:type="spellEnd"/>
+      <w:r>
+        <w:rPr>
+          <w:rFonts w:ascii="Times New Roman" w:hAnsi="Times New Roman" w:cs="Times New Roman"/>
+          <w:szCs w:val="20"/>
+        </w:rPr>
+        <w:t xml:space="preserve"> system. The database is First and foremost used to manage user accounts, maintain food inventory records, create donation listings, send notifications, generate meal plans, and collect analytics data</w:t>
       </w:r>
       <w:r>
         <w:t xml:space="preserve"> </w:t>
@@ -23885,7 +24465,15 @@
         <w:spacing w:line="360" w:lineRule="auto"/>
       </w:pPr>
       <w:r>
-        <w:t>The site map illustrates the navigation structure of the SaveBite application and shows users how to move around the different modules of the system</w:t>
+        <w:t xml:space="preserve">The site map illustrates the navigation structure of the </w:t>
+      </w:r>
+      <w:proofErr w:type="spellStart"/>
+      <w:r>
+        <w:t>SaveBite</w:t>
+      </w:r>
+      <w:proofErr w:type="spellEnd"/>
+      <w:r>
+        <w:t xml:space="preserve"> application and shows users how to move around the different modules of the system</w:t>
       </w:r>
       <w:r>
         <w:t>.</w:t>
@@ -24015,7 +24603,21 @@
         <w:rPr>
           <w:rFonts w:ascii="Times New Roman" w:hAnsi="Times New Roman" w:cs="Times New Roman"/>
         </w:rPr>
-        <w:t xml:space="preserve">In this way, the SaveBite app aims to ensure that its features are as simple and understandable as possible for the household users who are really the main target audience. The interface design is neat and coherent so that it is very easy for a user to move from one system function to another without any difficulty. when a user logs in, the first thing he or she will see is the dashboard. That is where the food inventory management, food donation listings, analytics reports, notifications, and meal planning features are only a couple of clicks away. </w:t>
+        <w:t xml:space="preserve">In this way, the </w:t>
+      </w:r>
+      <w:proofErr w:type="spellStart"/>
+      <w:r>
+        <w:rPr>
+          <w:rFonts w:ascii="Times New Roman" w:hAnsi="Times New Roman" w:cs="Times New Roman"/>
+        </w:rPr>
+        <w:t>SaveBite</w:t>
+      </w:r>
+      <w:proofErr w:type="spellEnd"/>
+      <w:r>
+        <w:rPr>
+          <w:rFonts w:ascii="Times New Roman" w:hAnsi="Times New Roman" w:cs="Times New Roman"/>
+        </w:rPr>
+        <w:t xml:space="preserve"> app aims to ensure that its features are as simple and understandable as possible for the household users who are really the main target audience. The interface design is neat and coherent so that it is very easy for a user to move from one system function to another without any difficulty. when a user logs in, the first thing he or she will see is the dashboard. That is where the food inventory management, food donation listings, analytics reports, notifications, and meal planning features are only a couple of clicks away. </w:t>
       </w:r>
     </w:p>
     <w:p>
@@ -24030,7 +24632,21 @@
         <w:rPr>
           <w:rFonts w:ascii="Times New Roman" w:hAnsi="Times New Roman" w:cs="Times New Roman"/>
         </w:rPr>
-        <w:t>Menus which are easy to understand, layouts that adjust to any device and informative messages that guide you to the next step are just a few of the things that help users to get the job done with ease. The application uses different visual elements like expiry alerts, notification badges, and analytics charts to better engage users and help them make well-informed decisions. SaveBite aims to be an easy, simple and accessible tool thereby enabling households to effectively manage food resources and reduce food waste.</w:t>
+        <w:t xml:space="preserve">Menus which are easy to understand, layouts that adjust to any device and informative messages that guide you to the next step are just a few of the things that help users to get the job done with ease. The application uses different visual elements like expiry alerts, notification badges, and analytics charts to better engage users and help them make well-informed decisions. </w:t>
+      </w:r>
+      <w:proofErr w:type="spellStart"/>
+      <w:r>
+        <w:rPr>
+          <w:rFonts w:ascii="Times New Roman" w:hAnsi="Times New Roman" w:cs="Times New Roman"/>
+        </w:rPr>
+        <w:t>SaveBite</w:t>
+      </w:r>
+      <w:proofErr w:type="spellEnd"/>
+      <w:r>
+        <w:rPr>
+          <w:rFonts w:ascii="Times New Roman" w:hAnsi="Times New Roman" w:cs="Times New Roman"/>
+        </w:rPr>
+        <w:t xml:space="preserve"> aims to be an easy, simple and accessible tool thereby enabling households to effectively manage food resources and reduce food waste.</w:t>
       </w:r>
     </w:p>
     <w:p>
@@ -24164,7 +24780,21 @@
         <w:rPr>
           <w:rFonts w:ascii="Times New Roman" w:hAnsi="Times New Roman" w:cs="Times New Roman"/>
         </w:rPr>
-        <w:t>Before the actual coding started, wireframes were made to visualize the SaveBite app's user interface and screen layouts. These wireframes depict elements such as structure, navigation flow, and the location of major system modules' key elements, i.e. User Registration, Food Inventory Management, Browse Food Items, Food Analytics Dashboard, Notification Management, and Weekly Meal Planning.</w:t>
+        <w:t xml:space="preserve">Before the actual coding started, wireframes were made to visualize the </w:t>
+      </w:r>
+      <w:proofErr w:type="spellStart"/>
+      <w:r>
+        <w:rPr>
+          <w:rFonts w:ascii="Times New Roman" w:hAnsi="Times New Roman" w:cs="Times New Roman"/>
+        </w:rPr>
+        <w:t>SaveBite</w:t>
+      </w:r>
+      <w:proofErr w:type="spellEnd"/>
+      <w:r>
+        <w:rPr>
+          <w:rFonts w:ascii="Times New Roman" w:hAnsi="Times New Roman" w:cs="Times New Roman"/>
+        </w:rPr>
+        <w:t xml:space="preserve"> app's user interface and screen layouts. These wireframes depict elements such as structure, navigation flow, and the location of major system modules' key elements, i.e. User Registration, Food Inventory Management, Browse Food Items, Food Analytics Dashboard, Notification Management, and Weekly Meal Planning.</w:t>
       </w:r>
     </w:p>
     <w:p>
@@ -24197,7 +24827,25 @@
           <w:b/>
           <w:bCs/>
         </w:rPr>
-        <w:t>The wireframes developed for the SaveBite system include:</w:t>
+        <w:t xml:space="preserve">The wireframes developed for the </w:t>
+      </w:r>
+      <w:proofErr w:type="spellStart"/>
+      <w:r>
+        <w:rPr>
+          <w:rFonts w:ascii="Times New Roman" w:hAnsi="Times New Roman" w:cs="Times New Roman"/>
+          <w:b/>
+          <w:bCs/>
+        </w:rPr>
+        <w:t>SaveBite</w:t>
+      </w:r>
+      <w:proofErr w:type="spellEnd"/>
+      <w:r>
+        <w:rPr>
+          <w:rFonts w:ascii="Times New Roman" w:hAnsi="Times New Roman" w:cs="Times New Roman"/>
+          <w:b/>
+          <w:bCs/>
+        </w:rPr>
+        <w:t xml:space="preserve"> system include:</w:t>
       </w:r>
     </w:p>
     <w:p>
@@ -24231,7 +24879,21 @@
         <w:rPr>
           <w:rFonts w:ascii="Times New Roman" w:hAnsi="Times New Roman" w:cs="Times New Roman"/>
         </w:rPr>
-        <w:t>The Login and Registration Page allow users to create a new account or access an existing account securely. The interface provides authentication features, user verification, and account management options to ensure secure access to the SaveBite system.</w:t>
+        <w:t xml:space="preserve">The Login and Registration Page allow users to create a new account or access an existing account securely. The interface provides authentication features, user verification, and account management options to ensure secure access to the </w:t>
+      </w:r>
+      <w:proofErr w:type="spellStart"/>
+      <w:r>
+        <w:rPr>
+          <w:rFonts w:ascii="Times New Roman" w:hAnsi="Times New Roman" w:cs="Times New Roman"/>
+        </w:rPr>
+        <w:t>SaveBite</w:t>
+      </w:r>
+      <w:proofErr w:type="spellEnd"/>
+      <w:r>
+        <w:rPr>
+          <w:rFonts w:ascii="Times New Roman" w:hAnsi="Times New Roman" w:cs="Times New Roman"/>
+        </w:rPr>
+        <w:t xml:space="preserve"> system.</w:t>
       </w:r>
     </w:p>
     <w:p>
@@ -25260,7 +25922,23 @@
           <w:rFonts w:ascii="Times New Roman" w:hAnsi="Times New Roman" w:cs="Times New Roman"/>
           <w:szCs w:val="24"/>
         </w:rPr>
-        <w:t>The SaveBite database is designed to store and manage information related to users, food inventory, donations, notifications, meal planning, and analytics. The database uses relational tables to ensure data consistency, integrity, and efficient retrieval of information.</w:t>
+        <w:t xml:space="preserve">The </w:t>
+      </w:r>
+      <w:proofErr w:type="spellStart"/>
+      <w:r>
+        <w:rPr>
+          <w:rFonts w:ascii="Times New Roman" w:hAnsi="Times New Roman" w:cs="Times New Roman"/>
+          <w:szCs w:val="24"/>
+        </w:rPr>
+        <w:t>SaveBite</w:t>
+      </w:r>
+      <w:proofErr w:type="spellEnd"/>
+      <w:r>
+        <w:rPr>
+          <w:rFonts w:ascii="Times New Roman" w:hAnsi="Times New Roman" w:cs="Times New Roman"/>
+          <w:szCs w:val="24"/>
+        </w:rPr>
+        <w:t xml:space="preserve"> database is designed to store and manage information related to users, food inventory, donations, notifications, meal planning, and analytics. The database uses relational tables to ensure data consistency, integrity, and efficient retrieval of information.</w:t>
       </w:r>
     </w:p>
     <w:p>
@@ -25410,12 +26088,21 @@
                 <w:szCs w:val="24"/>
               </w:rPr>
             </w:pPr>
-            <w:r>
-              <w:rPr>
-                <w:rFonts w:ascii="Times New Roman" w:hAnsi="Times New Roman" w:cs="Times New Roman"/>
-                <w:szCs w:val="24"/>
-              </w:rPr>
-              <w:t>UserID (PK)</w:t>
+            <w:proofErr w:type="spellStart"/>
+            <w:r>
+              <w:rPr>
+                <w:rFonts w:ascii="Times New Roman" w:hAnsi="Times New Roman" w:cs="Times New Roman"/>
+                <w:szCs w:val="24"/>
+              </w:rPr>
+              <w:t>UserID</w:t>
+            </w:r>
+            <w:proofErr w:type="spellEnd"/>
+            <w:r>
+              <w:rPr>
+                <w:rFonts w:ascii="Times New Roman" w:hAnsi="Times New Roman" w:cs="Times New Roman"/>
+                <w:szCs w:val="24"/>
+              </w:rPr>
+              <w:t xml:space="preserve"> (PK)</w:t>
             </w:r>
           </w:p>
         </w:tc>
@@ -25706,6 +26393,7 @@
                 <w:szCs w:val="24"/>
               </w:rPr>
             </w:pPr>
+            <w:proofErr w:type="spellStart"/>
             <w:r>
               <w:rPr>
                 <w:rFonts w:ascii="Times New Roman" w:hAnsi="Times New Roman" w:cs="Times New Roman"/>
@@ -25713,6 +26401,7 @@
               </w:rPr>
               <w:t>PrivacySettings</w:t>
             </w:r>
+            <w:proofErr w:type="spellEnd"/>
           </w:p>
         </w:tc>
         <w:tc>
@@ -25920,12 +26609,21 @@
                 <w:szCs w:val="24"/>
               </w:rPr>
             </w:pPr>
-            <w:r>
-              <w:rPr>
-                <w:rFonts w:ascii="Times New Roman" w:hAnsi="Times New Roman" w:cs="Times New Roman"/>
-                <w:szCs w:val="24"/>
-              </w:rPr>
-              <w:t>FoodID (PK)</w:t>
+            <w:proofErr w:type="spellStart"/>
+            <w:r>
+              <w:rPr>
+                <w:rFonts w:ascii="Times New Roman" w:hAnsi="Times New Roman" w:cs="Times New Roman"/>
+                <w:szCs w:val="24"/>
+              </w:rPr>
+              <w:t>FoodID</w:t>
+            </w:r>
+            <w:proofErr w:type="spellEnd"/>
+            <w:r>
+              <w:rPr>
+                <w:rFonts w:ascii="Times New Roman" w:hAnsi="Times New Roman" w:cs="Times New Roman"/>
+                <w:szCs w:val="24"/>
+              </w:rPr>
+              <w:t xml:space="preserve"> (PK)</w:t>
             </w:r>
           </w:p>
         </w:tc>
@@ -25994,12 +26692,21 @@
                 <w:szCs w:val="24"/>
               </w:rPr>
             </w:pPr>
-            <w:r>
-              <w:rPr>
-                <w:rFonts w:ascii="Times New Roman" w:hAnsi="Times New Roman" w:cs="Times New Roman"/>
-                <w:szCs w:val="24"/>
-              </w:rPr>
-              <w:t>UserID (FK)</w:t>
+            <w:proofErr w:type="spellStart"/>
+            <w:r>
+              <w:rPr>
+                <w:rFonts w:ascii="Times New Roman" w:hAnsi="Times New Roman" w:cs="Times New Roman"/>
+                <w:szCs w:val="24"/>
+              </w:rPr>
+              <w:t>UserID</w:t>
+            </w:r>
+            <w:proofErr w:type="spellEnd"/>
+            <w:r>
+              <w:rPr>
+                <w:rFonts w:ascii="Times New Roman" w:hAnsi="Times New Roman" w:cs="Times New Roman"/>
+                <w:szCs w:val="24"/>
+              </w:rPr>
+              <w:t xml:space="preserve"> (FK)</w:t>
             </w:r>
           </w:p>
         </w:tc>
@@ -26068,6 +26775,7 @@
                 <w:szCs w:val="24"/>
               </w:rPr>
             </w:pPr>
+            <w:proofErr w:type="spellStart"/>
             <w:r>
               <w:rPr>
                 <w:rFonts w:ascii="Times New Roman" w:hAnsi="Times New Roman" w:cs="Times New Roman"/>
@@ -26075,6 +26783,7 @@
               </w:rPr>
               <w:t>FoodName</w:t>
             </w:r>
+            <w:proofErr w:type="spellEnd"/>
           </w:p>
         </w:tc>
         <w:tc>
@@ -26290,6 +26999,7 @@
                 <w:szCs w:val="24"/>
               </w:rPr>
             </w:pPr>
+            <w:proofErr w:type="spellStart"/>
             <w:r>
               <w:rPr>
                 <w:rFonts w:ascii="Times New Roman" w:hAnsi="Times New Roman" w:cs="Times New Roman"/>
@@ -26297,6 +27007,7 @@
               </w:rPr>
               <w:t>ExpiryDate</w:t>
             </w:r>
+            <w:proofErr w:type="spellEnd"/>
           </w:p>
         </w:tc>
         <w:tc>
@@ -26504,12 +27215,21 @@
                 <w:szCs w:val="24"/>
               </w:rPr>
             </w:pPr>
-            <w:r>
-              <w:rPr>
-                <w:rFonts w:ascii="Times New Roman" w:hAnsi="Times New Roman" w:cs="Times New Roman"/>
-                <w:szCs w:val="24"/>
-              </w:rPr>
-              <w:t>DonationID (PK)</w:t>
+            <w:proofErr w:type="spellStart"/>
+            <w:r>
+              <w:rPr>
+                <w:rFonts w:ascii="Times New Roman" w:hAnsi="Times New Roman" w:cs="Times New Roman"/>
+                <w:szCs w:val="24"/>
+              </w:rPr>
+              <w:t>DonationID</w:t>
+            </w:r>
+            <w:proofErr w:type="spellEnd"/>
+            <w:r>
+              <w:rPr>
+                <w:rFonts w:ascii="Times New Roman" w:hAnsi="Times New Roman" w:cs="Times New Roman"/>
+                <w:szCs w:val="24"/>
+              </w:rPr>
+              <w:t xml:space="preserve"> (PK)</w:t>
             </w:r>
           </w:p>
         </w:tc>
@@ -26578,12 +27298,21 @@
                 <w:szCs w:val="24"/>
               </w:rPr>
             </w:pPr>
-            <w:r>
-              <w:rPr>
-                <w:rFonts w:ascii="Times New Roman" w:hAnsi="Times New Roman" w:cs="Times New Roman"/>
-                <w:szCs w:val="24"/>
-              </w:rPr>
-              <w:t>UserID (FK)</w:t>
+            <w:proofErr w:type="spellStart"/>
+            <w:r>
+              <w:rPr>
+                <w:rFonts w:ascii="Times New Roman" w:hAnsi="Times New Roman" w:cs="Times New Roman"/>
+                <w:szCs w:val="24"/>
+              </w:rPr>
+              <w:t>UserID</w:t>
+            </w:r>
+            <w:proofErr w:type="spellEnd"/>
+            <w:r>
+              <w:rPr>
+                <w:rFonts w:ascii="Times New Roman" w:hAnsi="Times New Roman" w:cs="Times New Roman"/>
+                <w:szCs w:val="24"/>
+              </w:rPr>
+              <w:t xml:space="preserve"> (FK)</w:t>
             </w:r>
           </w:p>
         </w:tc>
@@ -26652,12 +27381,21 @@
                 <w:szCs w:val="24"/>
               </w:rPr>
             </w:pPr>
-            <w:r>
-              <w:rPr>
-                <w:rFonts w:ascii="Times New Roman" w:hAnsi="Times New Roman" w:cs="Times New Roman"/>
-                <w:szCs w:val="24"/>
-              </w:rPr>
-              <w:t>FoodID (FK)</w:t>
+            <w:proofErr w:type="spellStart"/>
+            <w:r>
+              <w:rPr>
+                <w:rFonts w:ascii="Times New Roman" w:hAnsi="Times New Roman" w:cs="Times New Roman"/>
+                <w:szCs w:val="24"/>
+              </w:rPr>
+              <w:t>FoodID</w:t>
+            </w:r>
+            <w:proofErr w:type="spellEnd"/>
+            <w:r>
+              <w:rPr>
+                <w:rFonts w:ascii="Times New Roman" w:hAnsi="Times New Roman" w:cs="Times New Roman"/>
+                <w:szCs w:val="24"/>
+              </w:rPr>
+              <w:t xml:space="preserve"> (FK)</w:t>
             </w:r>
           </w:p>
         </w:tc>
@@ -26800,6 +27538,7 @@
                 <w:szCs w:val="24"/>
               </w:rPr>
             </w:pPr>
+            <w:proofErr w:type="spellStart"/>
             <w:r>
               <w:rPr>
                 <w:rFonts w:ascii="Times New Roman" w:hAnsi="Times New Roman" w:cs="Times New Roman"/>
@@ -26807,6 +27546,7 @@
               </w:rPr>
               <w:t>CreatedDate</w:t>
             </w:r>
+            <w:proofErr w:type="spellEnd"/>
           </w:p>
         </w:tc>
         <w:tc>
@@ -27014,12 +27754,21 @@
                 <w:szCs w:val="24"/>
               </w:rPr>
             </w:pPr>
-            <w:r>
-              <w:rPr>
-                <w:rFonts w:ascii="Times New Roman" w:hAnsi="Times New Roman" w:cs="Times New Roman"/>
-                <w:szCs w:val="24"/>
-              </w:rPr>
-              <w:t>NotificationID (PK)</w:t>
+            <w:proofErr w:type="spellStart"/>
+            <w:r>
+              <w:rPr>
+                <w:rFonts w:ascii="Times New Roman" w:hAnsi="Times New Roman" w:cs="Times New Roman"/>
+                <w:szCs w:val="24"/>
+              </w:rPr>
+              <w:t>NotificationID</w:t>
+            </w:r>
+            <w:proofErr w:type="spellEnd"/>
+            <w:r>
+              <w:rPr>
+                <w:rFonts w:ascii="Times New Roman" w:hAnsi="Times New Roman" w:cs="Times New Roman"/>
+                <w:szCs w:val="24"/>
+              </w:rPr>
+              <w:t xml:space="preserve"> (PK)</w:t>
             </w:r>
           </w:p>
         </w:tc>
@@ -27088,12 +27837,21 @@
                 <w:szCs w:val="24"/>
               </w:rPr>
             </w:pPr>
-            <w:r>
-              <w:rPr>
-                <w:rFonts w:ascii="Times New Roman" w:hAnsi="Times New Roman" w:cs="Times New Roman"/>
-                <w:szCs w:val="24"/>
-              </w:rPr>
-              <w:t>UserID (FK)</w:t>
+            <w:proofErr w:type="spellStart"/>
+            <w:r>
+              <w:rPr>
+                <w:rFonts w:ascii="Times New Roman" w:hAnsi="Times New Roman" w:cs="Times New Roman"/>
+                <w:szCs w:val="24"/>
+              </w:rPr>
+              <w:t>UserID</w:t>
+            </w:r>
+            <w:proofErr w:type="spellEnd"/>
+            <w:r>
+              <w:rPr>
+                <w:rFonts w:ascii="Times New Roman" w:hAnsi="Times New Roman" w:cs="Times New Roman"/>
+                <w:szCs w:val="24"/>
+              </w:rPr>
+              <w:t xml:space="preserve"> (FK)</w:t>
             </w:r>
           </w:p>
         </w:tc>
@@ -27310,6 +28068,7 @@
                 <w:szCs w:val="24"/>
               </w:rPr>
             </w:pPr>
+            <w:proofErr w:type="spellStart"/>
             <w:r>
               <w:rPr>
                 <w:rFonts w:ascii="Times New Roman" w:hAnsi="Times New Roman" w:cs="Times New Roman"/>
@@ -27317,6 +28076,7 @@
               </w:rPr>
               <w:t>CreatedDate</w:t>
             </w:r>
+            <w:proofErr w:type="spellEnd"/>
           </w:p>
         </w:tc>
         <w:tc>
@@ -27528,12 +28288,21 @@
                 <w:szCs w:val="24"/>
               </w:rPr>
             </w:pPr>
-            <w:r>
-              <w:rPr>
-                <w:rFonts w:ascii="Times New Roman" w:hAnsi="Times New Roman" w:cs="Times New Roman"/>
-                <w:szCs w:val="24"/>
-              </w:rPr>
-              <w:t>MealPlanID (PK)</w:t>
+            <w:proofErr w:type="spellStart"/>
+            <w:r>
+              <w:rPr>
+                <w:rFonts w:ascii="Times New Roman" w:hAnsi="Times New Roman" w:cs="Times New Roman"/>
+                <w:szCs w:val="24"/>
+              </w:rPr>
+              <w:t>MealPlanID</w:t>
+            </w:r>
+            <w:proofErr w:type="spellEnd"/>
+            <w:r>
+              <w:rPr>
+                <w:rFonts w:ascii="Times New Roman" w:hAnsi="Times New Roman" w:cs="Times New Roman"/>
+                <w:szCs w:val="24"/>
+              </w:rPr>
+              <w:t xml:space="preserve"> (PK)</w:t>
             </w:r>
           </w:p>
         </w:tc>
@@ -27602,12 +28371,21 @@
                 <w:szCs w:val="24"/>
               </w:rPr>
             </w:pPr>
-            <w:r>
-              <w:rPr>
-                <w:rFonts w:ascii="Times New Roman" w:hAnsi="Times New Roman" w:cs="Times New Roman"/>
-                <w:szCs w:val="24"/>
-              </w:rPr>
-              <w:t>UserID (FK)</w:t>
+            <w:proofErr w:type="spellStart"/>
+            <w:r>
+              <w:rPr>
+                <w:rFonts w:ascii="Times New Roman" w:hAnsi="Times New Roman" w:cs="Times New Roman"/>
+                <w:szCs w:val="24"/>
+              </w:rPr>
+              <w:t>UserID</w:t>
+            </w:r>
+            <w:proofErr w:type="spellEnd"/>
+            <w:r>
+              <w:rPr>
+                <w:rFonts w:ascii="Times New Roman" w:hAnsi="Times New Roman" w:cs="Times New Roman"/>
+                <w:szCs w:val="24"/>
+              </w:rPr>
+              <w:t xml:space="preserve"> (FK)</w:t>
             </w:r>
           </w:p>
         </w:tc>
@@ -27676,6 +28454,7 @@
                 <w:szCs w:val="24"/>
               </w:rPr>
             </w:pPr>
+            <w:proofErr w:type="spellStart"/>
             <w:r>
               <w:rPr>
                 <w:rFonts w:ascii="Times New Roman" w:hAnsi="Times New Roman" w:cs="Times New Roman"/>
@@ -27683,6 +28462,7 @@
               </w:rPr>
               <w:t>MealName</w:t>
             </w:r>
+            <w:proofErr w:type="spellEnd"/>
           </w:p>
         </w:tc>
         <w:tc>
@@ -27750,6 +28530,7 @@
                 <w:szCs w:val="24"/>
               </w:rPr>
             </w:pPr>
+            <w:proofErr w:type="spellStart"/>
             <w:r>
               <w:rPr>
                 <w:rFonts w:ascii="Times New Roman" w:hAnsi="Times New Roman" w:cs="Times New Roman"/>
@@ -27757,6 +28538,7 @@
               </w:rPr>
               <w:t>MealDate</w:t>
             </w:r>
+            <w:proofErr w:type="spellEnd"/>
           </w:p>
         </w:tc>
         <w:tc>
@@ -27824,6 +28606,7 @@
                 <w:szCs w:val="24"/>
               </w:rPr>
             </w:pPr>
+            <w:proofErr w:type="spellStart"/>
             <w:r>
               <w:rPr>
                 <w:rFonts w:ascii="Times New Roman" w:hAnsi="Times New Roman" w:cs="Times New Roman"/>
@@ -27831,6 +28614,7 @@
               </w:rPr>
               <w:t>MealType</w:t>
             </w:r>
+            <w:proofErr w:type="spellEnd"/>
           </w:p>
         </w:tc>
         <w:tc>
@@ -28046,12 +28830,21 @@
                 <w:szCs w:val="24"/>
               </w:rPr>
             </w:pPr>
-            <w:r>
-              <w:rPr>
-                <w:rFonts w:ascii="Times New Roman" w:hAnsi="Times New Roman" w:cs="Times New Roman"/>
-                <w:szCs w:val="24"/>
-              </w:rPr>
-              <w:t>AnalyticsID (PK)</w:t>
+            <w:proofErr w:type="spellStart"/>
+            <w:r>
+              <w:rPr>
+                <w:rFonts w:ascii="Times New Roman" w:hAnsi="Times New Roman" w:cs="Times New Roman"/>
+                <w:szCs w:val="24"/>
+              </w:rPr>
+              <w:t>AnalyticsID</w:t>
+            </w:r>
+            <w:proofErr w:type="spellEnd"/>
+            <w:r>
+              <w:rPr>
+                <w:rFonts w:ascii="Times New Roman" w:hAnsi="Times New Roman" w:cs="Times New Roman"/>
+                <w:szCs w:val="24"/>
+              </w:rPr>
+              <w:t xml:space="preserve"> (PK)</w:t>
             </w:r>
           </w:p>
         </w:tc>
@@ -28126,12 +28919,21 @@
                 <w:szCs w:val="24"/>
               </w:rPr>
             </w:pPr>
-            <w:r>
-              <w:rPr>
-                <w:rFonts w:ascii="Times New Roman" w:hAnsi="Times New Roman" w:cs="Times New Roman"/>
-                <w:szCs w:val="24"/>
-              </w:rPr>
-              <w:t>UserID (FK)</w:t>
+            <w:proofErr w:type="spellStart"/>
+            <w:r>
+              <w:rPr>
+                <w:rFonts w:ascii="Times New Roman" w:hAnsi="Times New Roman" w:cs="Times New Roman"/>
+                <w:szCs w:val="24"/>
+              </w:rPr>
+              <w:t>UserID</w:t>
+            </w:r>
+            <w:proofErr w:type="spellEnd"/>
+            <w:r>
+              <w:rPr>
+                <w:rFonts w:ascii="Times New Roman" w:hAnsi="Times New Roman" w:cs="Times New Roman"/>
+                <w:szCs w:val="24"/>
+              </w:rPr>
+              <w:t xml:space="preserve"> (FK)</w:t>
             </w:r>
           </w:p>
         </w:tc>
@@ -28206,6 +29008,7 @@
                 <w:szCs w:val="24"/>
               </w:rPr>
             </w:pPr>
+            <w:proofErr w:type="spellStart"/>
             <w:r>
               <w:rPr>
                 <w:rFonts w:ascii="Times New Roman" w:hAnsi="Times New Roman" w:cs="Times New Roman"/>
@@ -28213,6 +29016,7 @@
               </w:rPr>
               <w:t>FoodSaved</w:t>
             </w:r>
+            <w:proofErr w:type="spellEnd"/>
           </w:p>
         </w:tc>
         <w:tc>
@@ -28286,6 +29090,7 @@
                 <w:szCs w:val="24"/>
               </w:rPr>
             </w:pPr>
+            <w:proofErr w:type="spellStart"/>
             <w:r>
               <w:rPr>
                 <w:rFonts w:ascii="Times New Roman" w:hAnsi="Times New Roman" w:cs="Times New Roman"/>
@@ -28293,6 +29098,7 @@
               </w:rPr>
               <w:t>FoodDonated</w:t>
             </w:r>
+            <w:proofErr w:type="spellEnd"/>
           </w:p>
         </w:tc>
         <w:tc>
@@ -28366,6 +29172,7 @@
                 <w:szCs w:val="24"/>
               </w:rPr>
             </w:pPr>
+            <w:proofErr w:type="spellStart"/>
             <w:r>
               <w:rPr>
                 <w:rFonts w:ascii="Times New Roman" w:hAnsi="Times New Roman" w:cs="Times New Roman"/>
@@ -28373,6 +29180,7 @@
               </w:rPr>
               <w:t>FoodExpired</w:t>
             </w:r>
+            <w:proofErr w:type="spellEnd"/>
           </w:p>
         </w:tc>
         <w:tc>
@@ -28444,6 +29252,7 @@
                 <w:szCs w:val="24"/>
               </w:rPr>
             </w:pPr>
+            <w:proofErr w:type="spellStart"/>
             <w:r>
               <w:rPr>
                 <w:rFonts w:ascii="Times New Roman" w:hAnsi="Times New Roman" w:cs="Times New Roman"/>
@@ -28451,6 +29260,7 @@
               </w:rPr>
               <w:t>ReportDate</w:t>
             </w:r>
+            <w:proofErr w:type="spellEnd"/>
           </w:p>
         </w:tc>
         <w:tc>
@@ -28551,7 +29361,21 @@
         <w:rPr>
           <w:rFonts w:ascii="Times New Roman" w:hAnsi="Times New Roman" w:cs="Times New Roman"/>
         </w:rPr>
-        <w:t>The data dictionary provides detailed information about the entities, attributes, and descriptions used within the SaveBite database.</w:t>
+        <w:t xml:space="preserve">The data dictionary provides detailed information about the entities, attributes, and descriptions used within the </w:t>
+      </w:r>
+      <w:proofErr w:type="spellStart"/>
+      <w:r>
+        <w:rPr>
+          <w:rFonts w:ascii="Times New Roman" w:hAnsi="Times New Roman" w:cs="Times New Roman"/>
+        </w:rPr>
+        <w:t>SaveBite</w:t>
+      </w:r>
+      <w:proofErr w:type="spellEnd"/>
+      <w:r>
+        <w:rPr>
+          <w:rFonts w:ascii="Times New Roman" w:hAnsi="Times New Roman" w:cs="Times New Roman"/>
+        </w:rPr>
+        <w:t xml:space="preserve"> database.</w:t>
       </w:r>
     </w:p>
     <w:p>
@@ -28649,12 +29473,14 @@
                 <w:rFonts w:ascii="Times New Roman" w:hAnsi="Times New Roman" w:cs="Times New Roman"/>
               </w:rPr>
             </w:pPr>
+            <w:proofErr w:type="spellStart"/>
             <w:r>
               <w:rPr>
                 <w:rFonts w:ascii="Times New Roman" w:hAnsi="Times New Roman" w:cs="Times New Roman"/>
               </w:rPr>
               <w:t>UserID</w:t>
             </w:r>
+            <w:proofErr w:type="spellEnd"/>
           </w:p>
         </w:tc>
         <w:tc>
@@ -28837,12 +29663,14 @@
                 <w:rFonts w:ascii="Times New Roman" w:hAnsi="Times New Roman" w:cs="Times New Roman"/>
               </w:rPr>
             </w:pPr>
+            <w:proofErr w:type="spellStart"/>
             <w:r>
               <w:rPr>
                 <w:rFonts w:ascii="Times New Roman" w:hAnsi="Times New Roman" w:cs="Times New Roman"/>
               </w:rPr>
               <w:t>PrivacySettings</w:t>
             </w:r>
+            <w:proofErr w:type="spellEnd"/>
           </w:p>
         </w:tc>
         <w:tc>
@@ -28974,12 +29802,14 @@
                 <w:rFonts w:ascii="Times New Roman" w:hAnsi="Times New Roman" w:cs="Times New Roman"/>
               </w:rPr>
             </w:pPr>
+            <w:proofErr w:type="spellStart"/>
             <w:r>
               <w:rPr>
                 <w:rFonts w:ascii="Times New Roman" w:hAnsi="Times New Roman" w:cs="Times New Roman"/>
               </w:rPr>
               <w:t>FoodID</w:t>
             </w:r>
+            <w:proofErr w:type="spellEnd"/>
           </w:p>
         </w:tc>
         <w:tc>
@@ -29021,12 +29851,14 @@
                 <w:rFonts w:ascii="Times New Roman" w:hAnsi="Times New Roman" w:cs="Times New Roman"/>
               </w:rPr>
             </w:pPr>
+            <w:proofErr w:type="spellStart"/>
             <w:r>
               <w:rPr>
                 <w:rFonts w:ascii="Times New Roman" w:hAnsi="Times New Roman" w:cs="Times New Roman"/>
               </w:rPr>
               <w:t>UserID</w:t>
             </w:r>
+            <w:proofErr w:type="spellEnd"/>
           </w:p>
         </w:tc>
         <w:tc>
@@ -29068,12 +29900,14 @@
                 <w:rFonts w:ascii="Times New Roman" w:hAnsi="Times New Roman" w:cs="Times New Roman"/>
               </w:rPr>
             </w:pPr>
+            <w:proofErr w:type="spellStart"/>
             <w:r>
               <w:rPr>
                 <w:rFonts w:ascii="Times New Roman" w:hAnsi="Times New Roman" w:cs="Times New Roman"/>
               </w:rPr>
               <w:t>FoodName</w:t>
             </w:r>
+            <w:proofErr w:type="spellEnd"/>
           </w:p>
         </w:tc>
         <w:tc>
@@ -29209,12 +30043,14 @@
                 <w:rFonts w:ascii="Times New Roman" w:hAnsi="Times New Roman" w:cs="Times New Roman"/>
               </w:rPr>
             </w:pPr>
+            <w:proofErr w:type="spellStart"/>
             <w:r>
               <w:rPr>
                 <w:rFonts w:ascii="Times New Roman" w:hAnsi="Times New Roman" w:cs="Times New Roman"/>
               </w:rPr>
               <w:t>ExpiryDate</w:t>
             </w:r>
+            <w:proofErr w:type="spellEnd"/>
           </w:p>
         </w:tc>
         <w:tc>
@@ -29344,12 +30180,14 @@
                 <w:rFonts w:ascii="Times New Roman" w:hAnsi="Times New Roman" w:cs="Times New Roman"/>
               </w:rPr>
             </w:pPr>
+            <w:proofErr w:type="spellStart"/>
             <w:r>
               <w:rPr>
                 <w:rFonts w:ascii="Times New Roman" w:hAnsi="Times New Roman" w:cs="Times New Roman"/>
               </w:rPr>
               <w:t>DonationID</w:t>
             </w:r>
+            <w:proofErr w:type="spellEnd"/>
           </w:p>
         </w:tc>
         <w:tc>
@@ -29391,12 +30229,14 @@
                 <w:rFonts w:ascii="Times New Roman" w:hAnsi="Times New Roman" w:cs="Times New Roman"/>
               </w:rPr>
             </w:pPr>
+            <w:proofErr w:type="spellStart"/>
             <w:r>
               <w:rPr>
                 <w:rFonts w:ascii="Times New Roman" w:hAnsi="Times New Roman" w:cs="Times New Roman"/>
               </w:rPr>
               <w:t>UserID</w:t>
             </w:r>
+            <w:proofErr w:type="spellEnd"/>
           </w:p>
         </w:tc>
         <w:tc>
@@ -29438,12 +30278,14 @@
                 <w:rFonts w:ascii="Times New Roman" w:hAnsi="Times New Roman" w:cs="Times New Roman"/>
               </w:rPr>
             </w:pPr>
+            <w:proofErr w:type="spellStart"/>
             <w:r>
               <w:rPr>
                 <w:rFonts w:ascii="Times New Roman" w:hAnsi="Times New Roman" w:cs="Times New Roman"/>
               </w:rPr>
               <w:t>FoodID</w:t>
             </w:r>
+            <w:proofErr w:type="spellEnd"/>
           </w:p>
         </w:tc>
         <w:tc>
@@ -29532,12 +30374,14 @@
                 <w:rFonts w:ascii="Times New Roman" w:hAnsi="Times New Roman" w:cs="Times New Roman"/>
               </w:rPr>
             </w:pPr>
+            <w:proofErr w:type="spellStart"/>
             <w:r>
               <w:rPr>
                 <w:rFonts w:ascii="Times New Roman" w:hAnsi="Times New Roman" w:cs="Times New Roman"/>
               </w:rPr>
               <w:t>CreatedDate</w:t>
             </w:r>
+            <w:proofErr w:type="spellEnd"/>
           </w:p>
         </w:tc>
         <w:tc>
@@ -29669,12 +30513,14 @@
                 <w:rFonts w:ascii="Times New Roman" w:hAnsi="Times New Roman" w:cs="Times New Roman"/>
               </w:rPr>
             </w:pPr>
+            <w:proofErr w:type="spellStart"/>
             <w:r>
               <w:rPr>
                 <w:rFonts w:ascii="Times New Roman" w:hAnsi="Times New Roman" w:cs="Times New Roman"/>
               </w:rPr>
               <w:t>NotificationID</w:t>
             </w:r>
+            <w:proofErr w:type="spellEnd"/>
           </w:p>
         </w:tc>
         <w:tc>
@@ -29716,12 +30562,14 @@
                 <w:rFonts w:ascii="Times New Roman" w:hAnsi="Times New Roman" w:cs="Times New Roman"/>
               </w:rPr>
             </w:pPr>
+            <w:proofErr w:type="spellStart"/>
             <w:r>
               <w:rPr>
                 <w:rFonts w:ascii="Times New Roman" w:hAnsi="Times New Roman" w:cs="Times New Roman"/>
               </w:rPr>
               <w:t>UserID</w:t>
             </w:r>
+            <w:proofErr w:type="spellEnd"/>
           </w:p>
         </w:tc>
         <w:tc>
@@ -29857,12 +30705,14 @@
                 <w:rFonts w:ascii="Times New Roman" w:hAnsi="Times New Roman" w:cs="Times New Roman"/>
               </w:rPr>
             </w:pPr>
+            <w:proofErr w:type="spellStart"/>
             <w:r>
               <w:rPr>
                 <w:rFonts w:ascii="Times New Roman" w:hAnsi="Times New Roman" w:cs="Times New Roman"/>
               </w:rPr>
               <w:t>CreatedDate</w:t>
             </w:r>
+            <w:proofErr w:type="spellEnd"/>
           </w:p>
         </w:tc>
         <w:tc>
@@ -29994,12 +30844,14 @@
                 <w:rFonts w:ascii="Times New Roman" w:hAnsi="Times New Roman" w:cs="Times New Roman"/>
               </w:rPr>
             </w:pPr>
+            <w:proofErr w:type="spellStart"/>
             <w:r>
               <w:rPr>
                 <w:rFonts w:ascii="Times New Roman" w:hAnsi="Times New Roman" w:cs="Times New Roman"/>
               </w:rPr>
               <w:t>MealPlanID</w:t>
             </w:r>
+            <w:proofErr w:type="spellEnd"/>
           </w:p>
         </w:tc>
         <w:tc>
@@ -30041,12 +30893,14 @@
                 <w:rFonts w:ascii="Times New Roman" w:hAnsi="Times New Roman" w:cs="Times New Roman"/>
               </w:rPr>
             </w:pPr>
+            <w:proofErr w:type="spellStart"/>
             <w:r>
               <w:rPr>
                 <w:rFonts w:ascii="Times New Roman" w:hAnsi="Times New Roman" w:cs="Times New Roman"/>
               </w:rPr>
               <w:t>UserID</w:t>
             </w:r>
+            <w:proofErr w:type="spellEnd"/>
           </w:p>
         </w:tc>
         <w:tc>
@@ -30088,12 +30942,14 @@
                 <w:rFonts w:ascii="Times New Roman" w:hAnsi="Times New Roman" w:cs="Times New Roman"/>
               </w:rPr>
             </w:pPr>
+            <w:proofErr w:type="spellStart"/>
             <w:r>
               <w:rPr>
                 <w:rFonts w:ascii="Times New Roman" w:hAnsi="Times New Roman" w:cs="Times New Roman"/>
               </w:rPr>
               <w:t>MealName</w:t>
             </w:r>
+            <w:proofErr w:type="spellEnd"/>
           </w:p>
         </w:tc>
         <w:tc>
@@ -30135,12 +30991,14 @@
                 <w:rFonts w:ascii="Times New Roman" w:hAnsi="Times New Roman" w:cs="Times New Roman"/>
               </w:rPr>
             </w:pPr>
+            <w:proofErr w:type="spellStart"/>
             <w:r>
               <w:rPr>
                 <w:rFonts w:ascii="Times New Roman" w:hAnsi="Times New Roman" w:cs="Times New Roman"/>
               </w:rPr>
               <w:t>MealDate</w:t>
             </w:r>
+            <w:proofErr w:type="spellEnd"/>
           </w:p>
         </w:tc>
         <w:tc>
@@ -30182,12 +31040,14 @@
                 <w:rFonts w:ascii="Times New Roman" w:hAnsi="Times New Roman" w:cs="Times New Roman"/>
               </w:rPr>
             </w:pPr>
+            <w:proofErr w:type="spellStart"/>
             <w:r>
               <w:rPr>
                 <w:rFonts w:ascii="Times New Roman" w:hAnsi="Times New Roman" w:cs="Times New Roman"/>
               </w:rPr>
               <w:t>MealType</w:t>
             </w:r>
+            <w:proofErr w:type="spellEnd"/>
           </w:p>
         </w:tc>
         <w:tc>
@@ -30340,12 +31200,14 @@
                 <w:bCs/>
               </w:rPr>
             </w:pPr>
+            <w:proofErr w:type="spellStart"/>
             <w:r>
               <w:rPr>
                 <w:rFonts w:ascii="Times New Roman" w:hAnsi="Times New Roman" w:cs="Times New Roman"/>
               </w:rPr>
               <w:t>AnalyticsID</w:t>
             </w:r>
+            <w:proofErr w:type="spellEnd"/>
           </w:p>
         </w:tc>
         <w:tc>
@@ -30392,12 +31254,14 @@
                 <w:bCs/>
               </w:rPr>
             </w:pPr>
+            <w:proofErr w:type="spellStart"/>
             <w:r>
               <w:rPr>
                 <w:rFonts w:ascii="Times New Roman" w:hAnsi="Times New Roman" w:cs="Times New Roman"/>
               </w:rPr>
               <w:t>UserID</w:t>
             </w:r>
+            <w:proofErr w:type="spellEnd"/>
           </w:p>
         </w:tc>
         <w:tc>
@@ -30444,12 +31308,14 @@
                 <w:bCs/>
               </w:rPr>
             </w:pPr>
+            <w:proofErr w:type="spellStart"/>
             <w:r>
               <w:rPr>
                 <w:rFonts w:ascii="Times New Roman" w:hAnsi="Times New Roman" w:cs="Times New Roman"/>
               </w:rPr>
               <w:t>FoodSaved</w:t>
             </w:r>
+            <w:proofErr w:type="spellEnd"/>
           </w:p>
         </w:tc>
         <w:tc>
@@ -30496,12 +31362,14 @@
                 <w:bCs/>
               </w:rPr>
             </w:pPr>
+            <w:proofErr w:type="spellStart"/>
             <w:r>
               <w:rPr>
                 <w:rFonts w:ascii="Times New Roman" w:hAnsi="Times New Roman" w:cs="Times New Roman"/>
               </w:rPr>
               <w:t>FoodDonated</w:t>
             </w:r>
+            <w:proofErr w:type="spellEnd"/>
           </w:p>
         </w:tc>
         <w:tc>
@@ -30548,12 +31416,14 @@
                 <w:bCs/>
               </w:rPr>
             </w:pPr>
+            <w:proofErr w:type="spellStart"/>
             <w:r>
               <w:rPr>
                 <w:rFonts w:ascii="Times New Roman" w:hAnsi="Times New Roman" w:cs="Times New Roman"/>
               </w:rPr>
               <w:t>FoodExpired</w:t>
             </w:r>
+            <w:proofErr w:type="spellEnd"/>
           </w:p>
         </w:tc>
         <w:tc>
@@ -30598,12 +31468,14 @@
                 <w:rFonts w:ascii="Times New Roman" w:hAnsi="Times New Roman" w:cs="Times New Roman"/>
               </w:rPr>
             </w:pPr>
+            <w:proofErr w:type="spellStart"/>
             <w:r>
               <w:rPr>
                 <w:rFonts w:ascii="Times New Roman" w:hAnsi="Times New Roman" w:cs="Times New Roman"/>
               </w:rPr>
               <w:t>ReportDate</w:t>
             </w:r>
+            <w:proofErr w:type="spellEnd"/>
           </w:p>
         </w:tc>
         <w:tc>
@@ -30641,11 +31513,137 @@
     </w:p>
     <w:p>
       <w:pPr>
-        <w:rPr>
-          <w:lang w:val="en-US"/>
+        <w:pStyle w:val="Heading1"/>
+        <w:spacing w:line="360" w:lineRule="auto"/>
+        <w:jc w:val="center"/>
+        <w:rPr>
+          <w:rFonts w:ascii="Times New Roman" w:hAnsi="Times New Roman" w:cs="Times New Roman"/>
+          <w:b/>
+          <w:bCs/>
+          <w:sz w:val="28"/>
+          <w:szCs w:val="28"/>
+        </w:rPr>
+      </w:pPr>
+      <w:bookmarkStart w:id="46" w:name="_Toc233361575"/>
+      <w:r>
+        <w:rPr>
+          <w:rFonts w:ascii="Times New Roman" w:hAnsi="Times New Roman" w:cs="Times New Roman"/>
+          <w:b/>
+          <w:bCs/>
+          <w:sz w:val="28"/>
+          <w:szCs w:val="28"/>
+        </w:rPr>
+        <w:t>3. Conclusion</w:t>
+      </w:r>
+      <w:bookmarkEnd w:id="46"/>
+    </w:p>
+    <w:p>
+      <w:pPr>
+        <w:spacing w:line="360" w:lineRule="auto"/>
+        <w:jc w:val="both"/>
+        <w:rPr>
+          <w:rFonts w:ascii="Times New Roman" w:hAnsi="Times New Roman" w:cs="Times New Roman"/>
+        </w:rPr>
+      </w:pPr>
+      <w:proofErr w:type="spellStart"/>
+      <w:r>
+        <w:rPr>
+          <w:rFonts w:ascii="Times New Roman" w:hAnsi="Times New Roman" w:cs="Times New Roman"/>
+        </w:rPr>
+        <w:t>SaveBite</w:t>
+      </w:r>
+      <w:proofErr w:type="spellEnd"/>
+      <w:r>
+        <w:rPr>
+          <w:rFonts w:ascii="Times New Roman" w:hAnsi="Times New Roman" w:cs="Times New Roman"/>
+        </w:rPr>
+        <w:t xml:space="preserve"> application tackles the problem of household food waste. It offers a platform where users can manage food inventory, donate food, view analytics, handle notification management, and plan a meal weekly.</w:t>
+      </w:r>
+    </w:p>
+    <w:p>
+      <w:pPr>
+        <w:spacing w:line="360" w:lineRule="auto"/>
+        <w:jc w:val="both"/>
+        <w:rPr>
+          <w:rFonts w:ascii="Times New Roman" w:hAnsi="Times New Roman" w:cs="Times New Roman"/>
+        </w:rPr>
+      </w:pPr>
+      <w:r>
+        <w:rPr>
+          <w:rFonts w:ascii="Times New Roman" w:hAnsi="Times New Roman" w:cs="Times New Roman"/>
+        </w:rPr>
+        <w:t>This Design Specification Document have detailed the system requirements, the architectural design, the database structure, the user stories, and the design components that are sufficient to the successful development of the application.</w:t>
+      </w:r>
+      <w:r>
+        <w:rPr>
+          <w:rFonts w:ascii="Times New Roman" w:hAnsi="Times New Roman" w:cs="Times New Roman"/>
+        </w:rPr>
+        <w:t xml:space="preserve"> </w:t>
+      </w:r>
+      <w:proofErr w:type="spellStart"/>
+      <w:r>
+        <w:rPr>
+          <w:rFonts w:ascii="Times New Roman" w:hAnsi="Times New Roman" w:cs="Times New Roman"/>
+        </w:rPr>
+        <w:t>SaveBite</w:t>
+      </w:r>
+      <w:proofErr w:type="spellEnd"/>
+      <w:r>
+        <w:rPr>
+          <w:rFonts w:ascii="Times New Roman" w:hAnsi="Times New Roman" w:cs="Times New Roman"/>
+        </w:rPr>
+        <w:t xml:space="preserve"> development through features such as inventory tracking, expiry notifications, food donation management, analytical reporting, and meal planning is a great Help in making better food management decisions and adopting sustainable consumption practices.</w:t>
+      </w:r>
+    </w:p>
+    <w:p>
+      <w:pPr>
+        <w:spacing w:line="360" w:lineRule="auto"/>
+        <w:jc w:val="both"/>
+        <w:rPr>
+          <w:rFonts w:ascii="Times New Roman" w:hAnsi="Times New Roman" w:cs="Times New Roman"/>
+        </w:rPr>
+      </w:pPr>
+      <w:r>
+        <w:rPr>
+          <w:rFonts w:ascii="Times New Roman" w:hAnsi="Times New Roman" w:cs="Times New Roman"/>
+        </w:rPr>
+        <w:t>The system architecture and database design presented by the project will be the art of developing the secure reliable scalable, and user-friendly application.</w:t>
+      </w:r>
+      <w:r>
+        <w:rPr>
+          <w:rFonts w:ascii="Times New Roman" w:hAnsi="Times New Roman" w:cs="Times New Roman"/>
+        </w:rPr>
+        <w:t xml:space="preserve"> I</w:t>
+      </w:r>
+      <w:r>
+        <w:rPr>
+          <w:rFonts w:ascii="Times New Roman" w:hAnsi="Times New Roman" w:cs="Times New Roman"/>
+        </w:rPr>
+        <w:t xml:space="preserve">n a nutshell, the </w:t>
+      </w:r>
+      <w:proofErr w:type="spellStart"/>
+      <w:r>
+        <w:rPr>
+          <w:rFonts w:ascii="Times New Roman" w:hAnsi="Times New Roman" w:cs="Times New Roman"/>
+        </w:rPr>
+        <w:t>SaveBite</w:t>
+      </w:r>
+      <w:proofErr w:type="spellEnd"/>
+      <w:r>
+        <w:rPr>
+          <w:rFonts w:ascii="Times New Roman" w:hAnsi="Times New Roman" w:cs="Times New Roman"/>
+        </w:rPr>
+        <w:t xml:space="preserve"> system serves as an excellent tool capable of reducing food waste, encouraging community food sharing, and supporting environmental sustainability. The specifications outlined in this document will act as a roadmap for the development team during the implementation phase and help ensure that the final product aligns with stakeholder requirements and project objectives.</w:t>
+      </w:r>
+    </w:p>
+    <w:p>
+      <w:pPr>
+        <w:rPr>
+          <w:rFonts w:ascii="Times New Roman" w:hAnsi="Times New Roman" w:cs="Times New Roman"/>
         </w:rPr>
       </w:pPr>
     </w:p>
+    <w:p/>
     <w:p>
       <w:pPr>
         <w:spacing w:line="360" w:lineRule="auto"/>

--- a/Task2 Assignment1.docx
+++ b/Task2 Assignment1.docx
@@ -22,7 +22,7 @@
         <mc:AlternateContent>
           <mc:Choice Requires="wps">
             <w:drawing>
-              <wp:anchor distT="0" distB="0" distL="114300" distR="114300" simplePos="0" relativeHeight="251659264" behindDoc="0" locked="0" layoutInCell="1" allowOverlap="1" wp14:anchorId="41EBA3A0" wp14:editId="07F103B3">
+              <wp:anchor distT="0" distB="0" distL="114300" distR="114300" simplePos="0" relativeHeight="251659264" behindDoc="0" locked="0" layoutInCell="1" allowOverlap="1" wp14:anchorId="01ED9CA7" wp14:editId="139F5E34">
                 <wp:simplePos x="0" y="0"/>
                 <wp:positionH relativeFrom="column">
                   <wp:posOffset>3600450</wp:posOffset>
@@ -109,7 +109,7 @@
           </mc:Choice>
           <mc:Fallback>
             <w:pict>
-              <v:shapetype w14:anchorId="41EBA3A0" id="_x0000_t202" coordsize="21600,21600" o:spt="202" path="m,l,21600r21600,l21600,xe">
+              <v:shapetype w14:anchorId="01ED9CA7" id="_x0000_t202" coordsize="21600,21600" o:spt="202" path="m,l,21600r21600,l21600,xe">
                 <v:stroke joinstyle="miter"/>
                 <v:path gradientshapeok="t" o:connecttype="rect"/>
               </v:shapetype>
@@ -150,7 +150,7 @@
           <w:lang w:val="en-MY" w:eastAsia="en-MY"/>
         </w:rPr>
         <w:drawing>
-          <wp:inline distT="0" distB="0" distL="0" distR="0" wp14:anchorId="4427A3F2" wp14:editId="3FC9646A">
+          <wp:inline distT="0" distB="0" distL="0" distR="0" wp14:anchorId="63EDB8D2" wp14:editId="31D84F85">
             <wp:extent cx="1431985" cy="661819"/>
             <wp:effectExtent l="0" t="0" r="0" b="0"/>
             <wp:docPr id="3" name="Picture 3"/>
@@ -396,18 +396,8 @@
                 <w:sz w:val="16"/>
                 <w:szCs w:val="16"/>
               </w:rPr>
-              <w:t xml:space="preserve">Rohit </w:t>
-            </w:r>
-            <w:proofErr w:type="spellStart"/>
-            <w:r>
-              <w:rPr>
-                <w:rFonts w:eastAsia="Calibri"/>
-                <w:sz w:val="16"/>
-                <w:szCs w:val="16"/>
-              </w:rPr>
-              <w:t>Gurdhami</w:t>
-            </w:r>
-            <w:proofErr w:type="spellEnd"/>
+              <w:t>Rohit Gurdhami</w:t>
+            </w:r>
           </w:p>
         </w:tc>
         <w:tc>
@@ -475,23 +465,13 @@
                 <w:szCs w:val="16"/>
               </w:rPr>
             </w:pPr>
-            <w:proofErr w:type="spellStart"/>
             <w:r>
               <w:rPr>
                 <w:rFonts w:eastAsia="Calibri"/>
                 <w:sz w:val="16"/>
                 <w:szCs w:val="16"/>
               </w:rPr>
-              <w:t>Buddhiman</w:t>
-            </w:r>
-            <w:proofErr w:type="spellEnd"/>
-            <w:r>
-              <w:rPr>
-                <w:rFonts w:eastAsia="Calibri"/>
-                <w:sz w:val="16"/>
-                <w:szCs w:val="16"/>
-              </w:rPr>
-              <w:t xml:space="preserve"> B.K</w:t>
+              <w:t>Buddhiman B. K</w:t>
             </w:r>
           </w:p>
         </w:tc>
@@ -993,18 +973,8 @@
                 <w:sz w:val="16"/>
                 <w:szCs w:val="16"/>
               </w:rPr>
-              <w:t xml:space="preserve">Sudeep Lal </w:t>
-            </w:r>
-            <w:proofErr w:type="spellStart"/>
-            <w:r>
-              <w:rPr>
-                <w:rFonts w:eastAsia="Calibri"/>
-                <w:sz w:val="16"/>
-                <w:szCs w:val="16"/>
-              </w:rPr>
-              <w:t>Bajimaya</w:t>
-            </w:r>
-            <w:proofErr w:type="spellEnd"/>
+              <w:t>Sudeep Lal Bajimaya</w:t>
+            </w:r>
           </w:p>
         </w:tc>
         <w:tc>
@@ -5921,9 +5891,6 @@
         <w:p>
           <w:pPr>
             <w:rPr>
-              <w:b/>
-              <w:bCs/>
-              <w:noProof/>
               <w:szCs w:val="24"/>
             </w:rPr>
           </w:pPr>
@@ -5941,7 +5908,233 @@
     </w:sdt>
     <w:p>
       <w:pPr>
-        <w:rPr>
+        <w:jc w:val="both"/>
+        <w:rPr>
+          <w:rFonts w:ascii="Times New Roman" w:hAnsi="Times New Roman" w:cs="Times New Roman"/>
+          <w:b/>
+          <w:bCs/>
+          <w:szCs w:val="24"/>
+        </w:rPr>
+      </w:pPr>
+    </w:p>
+    <w:p>
+      <w:pPr>
+        <w:jc w:val="both"/>
+        <w:rPr>
+          <w:rFonts w:ascii="Times New Roman" w:hAnsi="Times New Roman" w:cs="Times New Roman"/>
+          <w:b/>
+          <w:bCs/>
+          <w:szCs w:val="24"/>
+        </w:rPr>
+      </w:pPr>
+    </w:p>
+    <w:p>
+      <w:pPr>
+        <w:jc w:val="both"/>
+        <w:rPr>
+          <w:rFonts w:ascii="Times New Roman" w:hAnsi="Times New Roman" w:cs="Times New Roman"/>
+          <w:b/>
+          <w:bCs/>
+          <w:szCs w:val="24"/>
+        </w:rPr>
+      </w:pPr>
+    </w:p>
+    <w:p>
+      <w:pPr>
+        <w:jc w:val="both"/>
+        <w:rPr>
+          <w:rFonts w:ascii="Times New Roman" w:hAnsi="Times New Roman" w:cs="Times New Roman"/>
+          <w:b/>
+          <w:bCs/>
+          <w:szCs w:val="24"/>
+        </w:rPr>
+      </w:pPr>
+    </w:p>
+    <w:p>
+      <w:pPr>
+        <w:jc w:val="both"/>
+        <w:rPr>
+          <w:rFonts w:ascii="Times New Roman" w:hAnsi="Times New Roman" w:cs="Times New Roman"/>
+          <w:b/>
+          <w:bCs/>
+          <w:szCs w:val="24"/>
+        </w:rPr>
+      </w:pPr>
+    </w:p>
+    <w:p>
+      <w:pPr>
+        <w:jc w:val="both"/>
+        <w:rPr>
+          <w:rFonts w:ascii="Times New Roman" w:hAnsi="Times New Roman" w:cs="Times New Roman"/>
+          <w:b/>
+          <w:bCs/>
+          <w:szCs w:val="24"/>
+        </w:rPr>
+      </w:pPr>
+    </w:p>
+    <w:p>
+      <w:pPr>
+        <w:jc w:val="both"/>
+        <w:rPr>
+          <w:rFonts w:ascii="Times New Roman" w:hAnsi="Times New Roman" w:cs="Times New Roman"/>
+          <w:b/>
+          <w:bCs/>
+          <w:sz w:val="16"/>
+          <w:szCs w:val="16"/>
+        </w:rPr>
+      </w:pPr>
+    </w:p>
+    <w:p>
+      <w:pPr>
+        <w:jc w:val="both"/>
+        <w:rPr>
+          <w:rFonts w:ascii="Times New Roman" w:hAnsi="Times New Roman" w:cs="Times New Roman"/>
+          <w:b/>
+          <w:bCs/>
+          <w:sz w:val="16"/>
+          <w:szCs w:val="16"/>
+        </w:rPr>
+      </w:pPr>
+    </w:p>
+    <w:p>
+      <w:pPr>
+        <w:jc w:val="both"/>
+        <w:rPr>
+          <w:rFonts w:ascii="Times New Roman" w:hAnsi="Times New Roman" w:cs="Times New Roman"/>
+          <w:b/>
+          <w:bCs/>
+          <w:sz w:val="16"/>
+          <w:szCs w:val="16"/>
+        </w:rPr>
+      </w:pPr>
+    </w:p>
+    <w:p>
+      <w:pPr>
+        <w:jc w:val="both"/>
+        <w:rPr>
+          <w:rFonts w:ascii="Times New Roman" w:hAnsi="Times New Roman" w:cs="Times New Roman"/>
+          <w:b/>
+          <w:bCs/>
+          <w:sz w:val="16"/>
+          <w:szCs w:val="16"/>
+        </w:rPr>
+      </w:pPr>
+    </w:p>
+    <w:p>
+      <w:pPr>
+        <w:jc w:val="both"/>
+        <w:rPr>
+          <w:rFonts w:ascii="Times New Roman" w:hAnsi="Times New Roman" w:cs="Times New Roman"/>
+          <w:b/>
+          <w:bCs/>
+          <w:sz w:val="16"/>
+          <w:szCs w:val="16"/>
+        </w:rPr>
+      </w:pPr>
+    </w:p>
+    <w:p>
+      <w:pPr>
+        <w:jc w:val="both"/>
+        <w:rPr>
+          <w:rFonts w:ascii="Times New Roman" w:hAnsi="Times New Roman" w:cs="Times New Roman"/>
+          <w:b/>
+          <w:bCs/>
+          <w:sz w:val="16"/>
+          <w:szCs w:val="16"/>
+        </w:rPr>
+      </w:pPr>
+    </w:p>
+    <w:p>
+      <w:pPr>
+        <w:jc w:val="both"/>
+        <w:rPr>
+          <w:rFonts w:ascii="Times New Roman" w:hAnsi="Times New Roman" w:cs="Times New Roman"/>
+          <w:b/>
+          <w:bCs/>
+          <w:sz w:val="16"/>
+          <w:szCs w:val="16"/>
+        </w:rPr>
+      </w:pPr>
+    </w:p>
+    <w:p>
+      <w:pPr>
+        <w:jc w:val="both"/>
+        <w:rPr>
+          <w:rFonts w:ascii="Times New Roman" w:hAnsi="Times New Roman" w:cs="Times New Roman"/>
+          <w:b/>
+          <w:bCs/>
+          <w:sz w:val="16"/>
+          <w:szCs w:val="16"/>
+        </w:rPr>
+      </w:pPr>
+    </w:p>
+    <w:p>
+      <w:pPr>
+        <w:jc w:val="both"/>
+        <w:rPr>
+          <w:rFonts w:ascii="Times New Roman" w:hAnsi="Times New Roman" w:cs="Times New Roman"/>
+          <w:b/>
+          <w:bCs/>
+          <w:sz w:val="16"/>
+          <w:szCs w:val="16"/>
+        </w:rPr>
+      </w:pPr>
+    </w:p>
+    <w:p>
+      <w:pPr>
+        <w:jc w:val="both"/>
+        <w:rPr>
+          <w:rFonts w:ascii="Times New Roman" w:hAnsi="Times New Roman" w:cs="Times New Roman"/>
+          <w:b/>
+          <w:bCs/>
+          <w:sz w:val="16"/>
+          <w:szCs w:val="16"/>
+        </w:rPr>
+      </w:pPr>
+    </w:p>
+    <w:p>
+      <w:pPr>
+        <w:jc w:val="both"/>
+        <w:rPr>
+          <w:rFonts w:ascii="Times New Roman" w:hAnsi="Times New Roman" w:cs="Times New Roman"/>
+          <w:b/>
+          <w:bCs/>
+          <w:sz w:val="16"/>
+          <w:szCs w:val="16"/>
+        </w:rPr>
+      </w:pPr>
+    </w:p>
+    <w:p>
+      <w:pPr>
+        <w:jc w:val="both"/>
+        <w:rPr>
+          <w:rFonts w:ascii="Times New Roman" w:hAnsi="Times New Roman" w:cs="Times New Roman"/>
+          <w:b/>
+          <w:bCs/>
+          <w:sz w:val="16"/>
+          <w:szCs w:val="16"/>
+        </w:rPr>
+      </w:pPr>
+    </w:p>
+    <w:p>
+      <w:pPr>
+        <w:jc w:val="both"/>
+        <w:rPr>
+          <w:rFonts w:ascii="Times New Roman" w:hAnsi="Times New Roman" w:cs="Times New Roman"/>
+          <w:b/>
+          <w:bCs/>
+          <w:sz w:val="16"/>
+          <w:szCs w:val="16"/>
+        </w:rPr>
+      </w:pPr>
+    </w:p>
+    <w:p>
+      <w:pPr>
+        <w:jc w:val="both"/>
+        <w:rPr>
+          <w:rFonts w:ascii="Times New Roman" w:hAnsi="Times New Roman" w:cs="Times New Roman"/>
+          <w:b/>
+          <w:bCs/>
           <w:szCs w:val="24"/>
         </w:rPr>
       </w:pPr>
@@ -7100,6 +7293,126 @@
     </w:p>
     <w:p>
       <w:pPr>
+        <w:jc w:val="both"/>
+        <w:rPr>
+          <w:rFonts w:ascii="Times New Roman" w:hAnsi="Times New Roman" w:cs="Times New Roman"/>
+          <w:b/>
+          <w:bCs/>
+          <w:sz w:val="16"/>
+          <w:szCs w:val="16"/>
+        </w:rPr>
+      </w:pPr>
+    </w:p>
+    <w:p>
+      <w:pPr>
+        <w:jc w:val="both"/>
+        <w:rPr>
+          <w:rFonts w:ascii="Times New Roman" w:hAnsi="Times New Roman" w:cs="Times New Roman"/>
+          <w:b/>
+          <w:bCs/>
+          <w:sz w:val="16"/>
+          <w:szCs w:val="16"/>
+        </w:rPr>
+      </w:pPr>
+    </w:p>
+    <w:p>
+      <w:pPr>
+        <w:jc w:val="both"/>
+        <w:rPr>
+          <w:rFonts w:ascii="Times New Roman" w:hAnsi="Times New Roman" w:cs="Times New Roman"/>
+          <w:b/>
+          <w:bCs/>
+          <w:sz w:val="16"/>
+          <w:szCs w:val="16"/>
+        </w:rPr>
+      </w:pPr>
+    </w:p>
+    <w:p>
+      <w:pPr>
+        <w:jc w:val="both"/>
+        <w:rPr>
+          <w:rFonts w:ascii="Times New Roman" w:hAnsi="Times New Roman" w:cs="Times New Roman"/>
+          <w:b/>
+          <w:bCs/>
+          <w:sz w:val="16"/>
+          <w:szCs w:val="16"/>
+        </w:rPr>
+      </w:pPr>
+    </w:p>
+    <w:p>
+      <w:pPr>
+        <w:jc w:val="both"/>
+        <w:rPr>
+          <w:rFonts w:ascii="Times New Roman" w:hAnsi="Times New Roman" w:cs="Times New Roman"/>
+          <w:b/>
+          <w:bCs/>
+          <w:sz w:val="16"/>
+          <w:szCs w:val="16"/>
+        </w:rPr>
+      </w:pPr>
+    </w:p>
+    <w:p>
+      <w:pPr>
+        <w:jc w:val="both"/>
+        <w:rPr>
+          <w:rFonts w:ascii="Times New Roman" w:hAnsi="Times New Roman" w:cs="Times New Roman"/>
+          <w:b/>
+          <w:bCs/>
+          <w:sz w:val="16"/>
+          <w:szCs w:val="16"/>
+        </w:rPr>
+      </w:pPr>
+    </w:p>
+    <w:p>
+      <w:pPr>
+        <w:jc w:val="both"/>
+        <w:rPr>
+          <w:rFonts w:ascii="Times New Roman" w:hAnsi="Times New Roman" w:cs="Times New Roman"/>
+          <w:b/>
+          <w:bCs/>
+          <w:sz w:val="16"/>
+          <w:szCs w:val="16"/>
+        </w:rPr>
+      </w:pPr>
+    </w:p>
+    <w:p>
+      <w:pPr>
+        <w:jc w:val="both"/>
+        <w:rPr>
+          <w:rFonts w:ascii="Times New Roman" w:hAnsi="Times New Roman" w:cs="Times New Roman"/>
+          <w:b/>
+          <w:bCs/>
+          <w:sz w:val="16"/>
+          <w:szCs w:val="16"/>
+        </w:rPr>
+      </w:pPr>
+    </w:p>
+    <w:p>
+      <w:pPr>
+        <w:jc w:val="both"/>
+        <w:rPr>
+          <w:rFonts w:ascii="Times New Roman" w:hAnsi="Times New Roman" w:cs="Times New Roman"/>
+          <w:b/>
+          <w:bCs/>
+          <w:sz w:val="16"/>
+          <w:szCs w:val="16"/>
+        </w:rPr>
+      </w:pPr>
+    </w:p>
+    <w:p>
+      <w:pPr>
+        <w:jc w:val="both"/>
+        <w:rPr>
+          <w:rFonts w:ascii="Times New Roman" w:hAnsi="Times New Roman" w:cs="Times New Roman"/>
+          <w:b/>
+          <w:bCs/>
+          <w:sz w:val="28"/>
+          <w:szCs w:val="22"/>
+        </w:rPr>
+      </w:pPr>
+    </w:p>
+    <w:p>
+      <w:pPr>
         <w:pStyle w:val="Heading1"/>
         <w:spacing w:line="360" w:lineRule="auto"/>
         <w:jc w:val="center"/>
@@ -7184,25 +7497,7 @@
           <w:szCs w:val="24"/>
           <w:lang w:val="en-US"/>
         </w:rPr>
-        <w:t xml:space="preserve">. Meanwhile, both individuals and communities stand to gain from food sharing and responsible consumption that are facilitated by appropriate mechanisms. </w:t>
-      </w:r>
-      <w:proofErr w:type="spellStart"/>
-      <w:r>
-        <w:rPr>
-          <w:rFonts w:ascii="Times New Roman" w:hAnsi="Times New Roman" w:cs="Times New Roman"/>
-          <w:szCs w:val="24"/>
-          <w:lang w:val="en-US"/>
-        </w:rPr>
-        <w:t>SaveBite</w:t>
-      </w:r>
-      <w:proofErr w:type="spellEnd"/>
-      <w:r>
-        <w:rPr>
-          <w:rFonts w:ascii="Times New Roman" w:hAnsi="Times New Roman" w:cs="Times New Roman"/>
-          <w:szCs w:val="24"/>
-          <w:lang w:val="en-US"/>
-        </w:rPr>
-        <w:t xml:space="preserve"> is a clever food waste reduction app which offers households the possibility to effectively handle their food inventories, keep track of food expiration dates, plan their meals, get reminders in time, and in an easy way, carry out food donations. Encouraging users to adopt sustainable consumption patterns is the main goal of the tool as it gives information on food usage and helps to reduce spontaneous wastage.</w:t>
+        <w:t>. Meanwhile, both individuals and communities stand to gain from food sharing and responsible consumption that are facilitated by appropriate mechanisms. SaveBite is a clever food waste reduction app which offers households the possibility to effectively handle their food inventories, keep track of food expiration dates, plan their meals, get reminders in time, and in an easy way, carry out food donations. Encouraging users to adopt sustainable consumption patterns is the main goal of the tool as it gives information on food usage and helps to reduce spontaneous wastage.</w:t>
       </w:r>
     </w:p>
     <w:p>
@@ -7219,23 +7514,7 @@
           <w:rFonts w:ascii="Times New Roman" w:hAnsi="Times New Roman" w:cs="Times New Roman"/>
           <w:szCs w:val="24"/>
         </w:rPr>
-        <w:t xml:space="preserve">Besides that, the app is equipped with built-in privacy and security features to keep users' data safe. In this article, we are publishing both the requirements specification and design specification documents of the </w:t>
-      </w:r>
-      <w:proofErr w:type="spellStart"/>
-      <w:r>
-        <w:rPr>
-          <w:rFonts w:ascii="Times New Roman" w:hAnsi="Times New Roman" w:cs="Times New Roman"/>
-          <w:szCs w:val="24"/>
-        </w:rPr>
-        <w:t>SaveBite</w:t>
-      </w:r>
-      <w:proofErr w:type="spellEnd"/>
-      <w:r>
-        <w:rPr>
-          <w:rFonts w:ascii="Times New Roman" w:hAnsi="Times New Roman" w:cs="Times New Roman"/>
-          <w:szCs w:val="24"/>
-        </w:rPr>
-        <w:t xml:space="preserve"> system.</w:t>
+        <w:t>Besides that, the app is equipped with built-in privacy and security features to keep users' data safe. In this article, we are publishing both the requirements specification and design specification documents of the SaveBite system.</w:t>
       </w:r>
     </w:p>
     <w:p>
@@ -7266,23 +7545,7 @@
           <w:rFonts w:ascii="Times New Roman" w:hAnsi="Times New Roman" w:cs="Times New Roman"/>
           <w:szCs w:val="24"/>
         </w:rPr>
-        <w:t xml:space="preserve">However, the design document offers a comprehensive system architecture, the database schema, the site layout, and user interface design wireframes that will help a great deal during the system development phase. Due to iterative and incremental software development methods, </w:t>
-      </w:r>
-      <w:proofErr w:type="spellStart"/>
-      <w:r>
-        <w:rPr>
-          <w:rFonts w:ascii="Times New Roman" w:hAnsi="Times New Roman" w:cs="Times New Roman"/>
-          <w:szCs w:val="24"/>
-        </w:rPr>
-        <w:t>SaveBite</w:t>
-      </w:r>
-      <w:proofErr w:type="spellEnd"/>
-      <w:r>
-        <w:rPr>
-          <w:rFonts w:ascii="Times New Roman" w:hAnsi="Times New Roman" w:cs="Times New Roman"/>
-          <w:szCs w:val="24"/>
-        </w:rPr>
-        <w:t xml:space="preserve"> will be a reliable, user-friendly, and scalable software as Food Sustainability Promotion and Better Home Food Management is the two main targets of it.</w:t>
+        <w:t>However, the design document offers a comprehensive system architecture, the database schema, the site layout, and user interface design wireframes that will help a great deal during the system development phase. Due to iterative and incremental software development methods, SaveBite will be a reliable, user-friendly, and scalable software as Food Sustainability Promotion and Better Home Food Management is the two main targets of it.</w:t>
       </w:r>
     </w:p>
     <w:p>
@@ -7325,39 +7588,7 @@
           <w:rFonts w:ascii="Times New Roman" w:hAnsi="Times New Roman" w:cs="Times New Roman"/>
           <w:szCs w:val="24"/>
         </w:rPr>
-        <w:t xml:space="preserve">This document purpose is mainly to research into the requirements and design specifications of the </w:t>
-      </w:r>
-      <w:proofErr w:type="spellStart"/>
-      <w:r>
-        <w:rPr>
-          <w:rFonts w:ascii="Times New Roman" w:hAnsi="Times New Roman" w:cs="Times New Roman"/>
-          <w:szCs w:val="24"/>
-        </w:rPr>
-        <w:t>SaveBite</w:t>
-      </w:r>
-      <w:proofErr w:type="spellEnd"/>
-      <w:r>
-        <w:rPr>
-          <w:rFonts w:ascii="Times New Roman" w:hAnsi="Times New Roman" w:cs="Times New Roman"/>
-          <w:szCs w:val="24"/>
-        </w:rPr>
-        <w:t xml:space="preserve"> app, which is a smart system for reducing food waste that can households in food management. </w:t>
-      </w:r>
-      <w:proofErr w:type="spellStart"/>
-      <w:r>
-        <w:rPr>
-          <w:rFonts w:ascii="Times New Roman" w:hAnsi="Times New Roman" w:cs="Times New Roman"/>
-          <w:szCs w:val="24"/>
-        </w:rPr>
-        <w:t>SaveBite</w:t>
-      </w:r>
-      <w:proofErr w:type="spellEnd"/>
-      <w:r>
-        <w:rPr>
-          <w:rFonts w:ascii="Times New Roman" w:hAnsi="Times New Roman" w:cs="Times New Roman"/>
-          <w:szCs w:val="24"/>
-        </w:rPr>
-        <w:t xml:space="preserve"> app is a smart system for reducing food wastage which is designed to help households in food management, minimizing food wastage, enabling food donation and contributing to sustainable consumption practices. It's a specification that documents the system both functional and non-functional requirements and model them through epics, user stories, acceptance criteria, and tasks.</w:t>
+        <w:t>This document purpose is mainly to research into the requirements and design specifications of the SaveBite app, which is a smart system for reducing food waste that can households in food management. SaveBite app is a smart system for reducing food wastage which is designed to help households in food management, minimizing food wastage, enabling food donation and contributing to sustainable consumption practices. It's a specification that documents the system both functional and non-functional requirements and model them through epics, user stories, acceptance criteria, and tasks.</w:t>
       </w:r>
       <w:r>
         <w:rPr>
@@ -7371,126 +7602,7 @@
           <w:rFonts w:ascii="Times New Roman" w:hAnsi="Times New Roman" w:cs="Times New Roman"/>
           <w:szCs w:val="24"/>
         </w:rPr>
-        <w:t xml:space="preserve">he requirements of the system will be used as a specification for system development. This design specification shows the system overall architecture, major components, database design, site map, and user interface wireframes. Besides, this document will allow easy communication among stakeholders' developers' designers, and testers which in turn will reduce the risk of misunderstanding during development and at the same time will provide a basis for the successful implementation testing deployment, and maintenance of the </w:t>
-      </w:r>
-      <w:proofErr w:type="spellStart"/>
-      <w:r>
-        <w:rPr>
-          <w:rFonts w:ascii="Times New Roman" w:hAnsi="Times New Roman" w:cs="Times New Roman"/>
-          <w:szCs w:val="24"/>
-        </w:rPr>
-        <w:t>SaveBite</w:t>
-      </w:r>
-      <w:proofErr w:type="spellEnd"/>
-      <w:r>
-        <w:rPr>
-          <w:rFonts w:ascii="Times New Roman" w:hAnsi="Times New Roman" w:cs="Times New Roman"/>
-          <w:szCs w:val="24"/>
-        </w:rPr>
-        <w:t xml:space="preserve"> application.</w:t>
-      </w:r>
-    </w:p>
-    <w:p>
-      <w:pPr>
-        <w:pStyle w:val="Heading3"/>
-        <w:spacing w:line="360" w:lineRule="auto"/>
-        <w:jc w:val="center"/>
-        <w:rPr>
-          <w:rFonts w:ascii="Times New Roman" w:hAnsi="Times New Roman" w:cs="Times New Roman"/>
-          <w:b/>
-          <w:bCs/>
-          <w:sz w:val="24"/>
-          <w:szCs w:val="24"/>
-        </w:rPr>
-      </w:pPr>
-      <w:r>
-        <w:rPr>
-          <w:rFonts w:ascii="Times New Roman" w:hAnsi="Times New Roman" w:cs="Times New Roman"/>
-          <w:b/>
-          <w:bCs/>
-          <w:sz w:val="24"/>
-          <w:szCs w:val="24"/>
-        </w:rPr>
-        <w:t>1.1.1Purpose of the Document</w:t>
-      </w:r>
-    </w:p>
-    <w:p>
-      <w:pPr>
-        <w:spacing w:line="360" w:lineRule="auto"/>
-        <w:jc w:val="both"/>
-        <w:rPr>
-          <w:rFonts w:ascii="Times New Roman" w:hAnsi="Times New Roman" w:cs="Times New Roman"/>
-          <w:szCs w:val="24"/>
-        </w:rPr>
-      </w:pPr>
-      <w:r>
-        <w:rPr>
-          <w:rFonts w:ascii="Times New Roman" w:hAnsi="Times New Roman" w:cs="Times New Roman"/>
-          <w:szCs w:val="24"/>
-        </w:rPr>
-        <w:t xml:space="preserve">This document purpose is mainly to research into the requirements and design specifications of the </w:t>
-      </w:r>
-      <w:proofErr w:type="spellStart"/>
-      <w:r>
-        <w:rPr>
-          <w:rFonts w:ascii="Times New Roman" w:hAnsi="Times New Roman" w:cs="Times New Roman"/>
-          <w:szCs w:val="24"/>
-        </w:rPr>
-        <w:t>SaveBite</w:t>
-      </w:r>
-      <w:proofErr w:type="spellEnd"/>
-      <w:r>
-        <w:rPr>
-          <w:rFonts w:ascii="Times New Roman" w:hAnsi="Times New Roman" w:cs="Times New Roman"/>
-          <w:szCs w:val="24"/>
-        </w:rPr>
-        <w:t xml:space="preserve"> app, which is a smart system for reducing food waste that can households in food management. </w:t>
-      </w:r>
-      <w:proofErr w:type="spellStart"/>
-      <w:r>
-        <w:rPr>
-          <w:rFonts w:ascii="Times New Roman" w:hAnsi="Times New Roman" w:cs="Times New Roman"/>
-          <w:szCs w:val="24"/>
-        </w:rPr>
-        <w:t>SaveBite</w:t>
-      </w:r>
-      <w:proofErr w:type="spellEnd"/>
-      <w:r>
-        <w:rPr>
-          <w:rFonts w:ascii="Times New Roman" w:hAnsi="Times New Roman" w:cs="Times New Roman"/>
-          <w:szCs w:val="24"/>
-        </w:rPr>
-        <w:t xml:space="preserve"> app is a smart system for reducing food wastage which is designed to help households in food management, minimizing food wastage, enabling food donation and contributing to sustainable consumption practices. It's a specification that documents the system both functional and non-functional requirements and model them through epics, user stories, acceptance criteria, and tasks.</w:t>
-      </w:r>
-      <w:r>
-        <w:rPr>
-          <w:rFonts w:ascii="Times New Roman" w:hAnsi="Times New Roman" w:cs="Times New Roman"/>
-          <w:szCs w:val="24"/>
-        </w:rPr>
-        <w:t xml:space="preserve"> T</w:t>
-      </w:r>
-      <w:r>
-        <w:rPr>
-          <w:rFonts w:ascii="Times New Roman" w:hAnsi="Times New Roman" w:cs="Times New Roman"/>
-          <w:szCs w:val="24"/>
-        </w:rPr>
-        <w:t xml:space="preserve">he requirements of the system will be used as a specification for system development. This design specification shows the system overall architecture, major components, database design, site map, and user interface wireframes. Besides, this document will allow easy communication among stakeholders' developers' designers, and testers which in turn will reduce the risk of misunderstanding during development and at the same time will provide a basis for the successful implementation testing deployment, and maintenance of the </w:t>
-      </w:r>
-      <w:proofErr w:type="spellStart"/>
-      <w:r>
-        <w:rPr>
-          <w:rFonts w:ascii="Times New Roman" w:hAnsi="Times New Roman" w:cs="Times New Roman"/>
-          <w:szCs w:val="24"/>
-        </w:rPr>
-        <w:t>SaveBite</w:t>
-      </w:r>
-      <w:proofErr w:type="spellEnd"/>
-      <w:r>
-        <w:rPr>
-          <w:rFonts w:ascii="Times New Roman" w:hAnsi="Times New Roman" w:cs="Times New Roman"/>
-          <w:szCs w:val="24"/>
-        </w:rPr>
-        <w:t xml:space="preserve"> application.</w:t>
+        <w:t>he requirements of the system will be used as a specification for system development. This design specification shows the system overall architecture, major components, database design, site map, and user interface wireframes. Besides, this document will allow easy communication among stakeholders' developers' designers, and testers which in turn will reduce the risk of misunderstanding during development and at the same time will provide a basis for the successful implementation testing deployment, and maintenance of the SaveBite application.</w:t>
       </w:r>
     </w:p>
     <w:p>
@@ -7528,21 +7640,12 @@
           <w:szCs w:val="20"/>
         </w:rPr>
       </w:pPr>
-      <w:proofErr w:type="spellStart"/>
       <w:r>
         <w:rPr>
           <w:rFonts w:ascii="Times New Roman" w:hAnsi="Times New Roman" w:cs="Times New Roman"/>
           <w:szCs w:val="20"/>
         </w:rPr>
-        <w:t>SaveBite</w:t>
-      </w:r>
-      <w:proofErr w:type="spellEnd"/>
-      <w:r>
-        <w:rPr>
-          <w:rFonts w:ascii="Times New Roman" w:hAnsi="Times New Roman" w:cs="Times New Roman"/>
-          <w:szCs w:val="20"/>
-        </w:rPr>
-        <w:t xml:space="preserve"> is an intelligent application for reducing food wastage that helps families organizing their food stocks and motivates them to behave in a more food consumption responsible way. The main objective of the app is to provide users with the means for food-surveillance, expiry alerts, weekly meal planning, donation facilitation that in total lead to less throwing away of 'good food’. The platform offers household users the possibility to register and set their privacy preferences, input and update their food stocks, explore food stocks offered by other users, get food-saving activities stats, get important alerts, and prepare meal plans for the week based on food items at hand. </w:t>
+        <w:t xml:space="preserve">SaveBite is an intelligent application for reducing food wastage that helps families organizing their food stocks and motivates them to behave in a more food consumption responsible way. The main objective of the app is to provide users with the means for food-surveillance, expiry alerts, weekly meal planning, donation facilitation that in total lead to less throwing away of 'good food’. The platform offers household users the possibility to register and set their privacy preferences, input and update their food stocks, explore food stocks offered by other users, get food-saving activities stats, get important alerts, and prepare meal plans for the week based on food items at hand. </w:t>
       </w:r>
     </w:p>
     <w:p>
@@ -7559,23 +7662,7 @@
           <w:rFonts w:ascii="Times New Roman" w:hAnsi="Times New Roman" w:cs="Times New Roman"/>
           <w:szCs w:val="20"/>
         </w:rPr>
-        <w:t xml:space="preserve">With these features on one platform, </w:t>
-      </w:r>
-      <w:proofErr w:type="spellStart"/>
-      <w:r>
-        <w:rPr>
-          <w:rFonts w:ascii="Times New Roman" w:hAnsi="Times New Roman" w:cs="Times New Roman"/>
-          <w:szCs w:val="20"/>
-        </w:rPr>
-        <w:t>SaveBite</w:t>
-      </w:r>
-      <w:proofErr w:type="spellEnd"/>
-      <w:r>
-        <w:rPr>
-          <w:rFonts w:ascii="Times New Roman" w:hAnsi="Times New Roman" w:cs="Times New Roman"/>
-          <w:szCs w:val="20"/>
-        </w:rPr>
-        <w:t xml:space="preserve"> not only helps in sustainable living but also shapes good practices in household food management. The app shall be a simple and safe platform where users can decide wisely on food consumption and distribution through its expiry alert, donation handling, food analytics, and meal planning features. </w:t>
+        <w:t xml:space="preserve">With these features on one platform, SaveBite not only helps in sustainable living but also shapes good practices in household food management. The app shall be a simple and safe platform where users can decide wisely on food consumption and distribution through its expiry alert, donation handling, food analytics, and meal planning features. </w:t>
       </w:r>
     </w:p>
     <w:p>
@@ -7587,37 +7674,12 @@
           <w:szCs w:val="20"/>
         </w:rPr>
       </w:pPr>
-      <w:proofErr w:type="spellStart"/>
       <w:r>
         <w:rPr>
           <w:rFonts w:ascii="Times New Roman" w:hAnsi="Times New Roman" w:cs="Times New Roman"/>
           <w:szCs w:val="20"/>
         </w:rPr>
-        <w:t>SaveBite's</w:t>
-      </w:r>
-      <w:proofErr w:type="spellEnd"/>
-      <w:r>
-        <w:rPr>
-          <w:rFonts w:ascii="Times New Roman" w:hAnsi="Times New Roman" w:cs="Times New Roman"/>
-          <w:szCs w:val="20"/>
-        </w:rPr>
-        <w:t xml:space="preserve"> goal is to help reduce food wastage, thereby making a positive impact on the environment and community. To sum up, </w:t>
-      </w:r>
-      <w:proofErr w:type="spellStart"/>
-      <w:r>
-        <w:rPr>
-          <w:rFonts w:ascii="Times New Roman" w:hAnsi="Times New Roman" w:cs="Times New Roman"/>
-          <w:szCs w:val="20"/>
-        </w:rPr>
-        <w:t>SaveBite</w:t>
-      </w:r>
-      <w:proofErr w:type="spellEnd"/>
-      <w:r>
-        <w:rPr>
-          <w:rFonts w:ascii="Times New Roman" w:hAnsi="Times New Roman" w:cs="Times New Roman"/>
-          <w:szCs w:val="20"/>
-        </w:rPr>
-        <w:t xml:space="preserve"> is a great way of managing food inventory paired with a reminder system, food-sharing features, and food waste reduction through data analytics.</w:t>
+        <w:t>SaveBite's goal is to help reduce food wastage, thereby making a positive impact on the environment and community. To sum up, SaveBite is a great way of managing food inventory paired with a reminder system, food-sharing features, and food waste reduction through data analytics.</w:t>
       </w:r>
     </w:p>
     <w:p>
@@ -7655,21 +7717,12 @@
           <w:szCs w:val="20"/>
         </w:rPr>
       </w:pPr>
-      <w:proofErr w:type="spellStart"/>
       <w:r>
         <w:rPr>
           <w:rFonts w:ascii="Times New Roman" w:hAnsi="Times New Roman" w:cs="Times New Roman"/>
           <w:szCs w:val="20"/>
         </w:rPr>
-        <w:t>SaveBite</w:t>
-      </w:r>
-      <w:proofErr w:type="spellEnd"/>
-      <w:r>
-        <w:rPr>
-          <w:rFonts w:ascii="Times New Roman" w:hAnsi="Times New Roman" w:cs="Times New Roman"/>
-          <w:szCs w:val="20"/>
-        </w:rPr>
-        <w:t xml:space="preserve"> is a project dedicated to creating a smart application that will guide households to efficiently reduce food wastage by keeping track of their food inventory and implementing sustainable food consumption behaviours. The prime objective of the platform is to decrease food wastage by providing users with tools like inventory tracking, meal planning, food donation, and user engagement. With the app, users can sign up as well as change their privacy settings, so making it possible to create an account and set up security</w:t>
+        <w:t>SaveBite is a project dedicated to creating a smart application that will guide households to efficiently reduce food wastage by keeping track of their food inventory and implementing sustainable food consumption behaviours. The prime objective of the platform is to decrease food wastage by providing users with tools like inventory tracking, meal planning, food donation, and user engagement. With the app, users can sign up as well as change their privacy settings, so making it possible to create an account and set up security</w:t>
       </w:r>
       <w:r>
         <w:t xml:space="preserve"> </w:t>
@@ -7703,23 +7756,7 @@
           <w:rFonts w:ascii="Times New Roman" w:hAnsi="Times New Roman" w:cs="Times New Roman"/>
           <w:szCs w:val="20"/>
         </w:rPr>
-        <w:t xml:space="preserve">Users can control their food stock by adding modifying deleting, and sorting food items by categories, quantities, and expiry dates. Also, the system gives users the opportunity to look at the list of food items and turn the surplus food into donation ads that can be shared with others. And </w:t>
-      </w:r>
-      <w:proofErr w:type="spellStart"/>
-      <w:r>
-        <w:rPr>
-          <w:rFonts w:ascii="Times New Roman" w:hAnsi="Times New Roman" w:cs="Times New Roman"/>
-          <w:szCs w:val="20"/>
-        </w:rPr>
-        <w:t>SaveBite</w:t>
-      </w:r>
-      <w:proofErr w:type="spellEnd"/>
-      <w:r>
-        <w:rPr>
-          <w:rFonts w:ascii="Times New Roman" w:hAnsi="Times New Roman" w:cs="Times New Roman"/>
-          <w:szCs w:val="20"/>
-        </w:rPr>
-        <w:t xml:space="preserve"> supplies food analytics that show graphs and progress bars to motivate responsible food consumption. The notification system sends reminders based on expiry dates, donation updates, meal schedules, and account-related activities. Users can create plans for weekly meals from the ingredients at hand to maximize food usage and minimize waste.</w:t>
+        <w:t>Users can control their food stock by adding modifying deleting, and sorting food items by categories, quantities, and expiry dates. Also, the system gives users the opportunity to look at the list of food items and turn the surplus food into donation ads that can be shared with others. And SaveBite supplies food analytics that show graphs and progress bars to motivate responsible food consumption. The notification system sends reminders based on expiry dates, donation updates, meal schedules, and account-related activities. Users can create plans for weekly meals from the ingredients at hand to maximize food usage and minimize waste.</w:t>
       </w:r>
     </w:p>
     <w:p>
@@ -7741,36 +7778,32 @@
     </w:p>
     <w:p>
       <w:pPr>
+        <w:pStyle w:val="Heading3"/>
+        <w:spacing w:line="360" w:lineRule="auto"/>
+        <w:jc w:val="center"/>
+        <w:rPr>
+          <w:rFonts w:ascii="Times New Roman" w:hAnsi="Times New Roman" w:cs="Times New Roman"/>
+          <w:b/>
+          <w:bCs/>
+        </w:rPr>
+      </w:pPr>
+      <w:bookmarkStart w:id="5" w:name="_Toc233361545"/>
+      <w:r>
+        <w:rPr>
+          <w:rFonts w:ascii="Times New Roman" w:hAnsi="Times New Roman" w:cs="Times New Roman"/>
+          <w:b/>
+          <w:bCs/>
+        </w:rPr>
+        <w:t>1.1.4Intended Users</w:t>
+      </w:r>
+      <w:bookmarkEnd w:id="5"/>
+    </w:p>
+    <w:p>
+      <w:pPr>
         <w:spacing w:line="360" w:lineRule="auto"/>
         <w:jc w:val="both"/>
         <w:rPr>
           <w:rFonts w:ascii="Times New Roman" w:hAnsi="Times New Roman" w:cs="Times New Roman"/>
-          <w:szCs w:val="24"/>
-        </w:rPr>
-      </w:pPr>
-    </w:p>
-    <w:p>
-      <w:pPr>
-        <w:pStyle w:val="Heading3"/>
-        <w:numPr>
-          <w:ilvl w:val="1"/>
-          <w:numId w:val="3"/>
-        </w:numPr>
-        <w:spacing w:line="360" w:lineRule="auto"/>
-        <w:jc w:val="center"/>
-        <w:rPr>
-          <w:rFonts w:ascii="Times New Roman" w:hAnsi="Times New Roman" w:cs="Times New Roman"/>
-          <w:b/>
-          <w:bCs/>
-        </w:rPr>
-      </w:pPr>
-    </w:p>
-    <w:p>
-      <w:pPr>
-        <w:spacing w:line="360" w:lineRule="auto"/>
-        <w:jc w:val="both"/>
-        <w:rPr>
-          <w:rFonts w:ascii="Times New Roman" w:hAnsi="Times New Roman" w:cs="Times New Roman"/>
           <w:szCs w:val="20"/>
         </w:rPr>
       </w:pPr>
@@ -7779,23 +7812,7 @@
           <w:rFonts w:ascii="Times New Roman" w:hAnsi="Times New Roman" w:cs="Times New Roman"/>
           <w:szCs w:val="20"/>
         </w:rPr>
-        <w:t xml:space="preserve">The </w:t>
-      </w:r>
-      <w:proofErr w:type="spellStart"/>
-      <w:r>
-        <w:rPr>
-          <w:rFonts w:ascii="Times New Roman" w:hAnsi="Times New Roman" w:cs="Times New Roman"/>
-          <w:szCs w:val="20"/>
-        </w:rPr>
-        <w:t>SaveBite</w:t>
-      </w:r>
-      <w:proofErr w:type="spellEnd"/>
-      <w:r>
-        <w:rPr>
-          <w:rFonts w:ascii="Times New Roman" w:hAnsi="Times New Roman" w:cs="Times New Roman"/>
-          <w:szCs w:val="20"/>
-        </w:rPr>
-        <w:t xml:space="preserve"> app is mainly for the Malaysian households’ users like homemakers, working adults, families, and university students who do the buying, storing, and consuming food. These users want an easy and effective tool to help them manage their food stocks, keep track of expiration dates, arrange meals, and minimize food wastage. Those who are registered can use the system to note down and categorize food items, get alerts about the products that are going to expire soon, make meal plans for a week, keep an eye on your food saving efforts through the reports, and get involved in food donation events. With these options users can decide wisely on their food consumption and support responsible food management practices.</w:t>
+        <w:t>The SaveBite app is mainly for the Malaysian households’ users like homemakers, working adults, families, and university students who do the buying, storing, and consuming food. These users want an easy and effective tool to help them manage their food stocks, keep track of expiration dates, arrange meals, and minimize food wastage. Those who are registered can use the system to note down and categorize food items, get alerts about the products that are going to expire soon, make meal plans for a week, keep an eye on your food saving efforts through the reports, and get involved in food donation events. With these options users can decide wisely on their food consumption and support responsible food management practices.</w:t>
       </w:r>
     </w:p>
     <w:p>
@@ -7812,39 +7829,7 @@
           <w:rFonts w:ascii="Times New Roman" w:hAnsi="Times New Roman" w:cs="Times New Roman"/>
           <w:szCs w:val="20"/>
         </w:rPr>
-        <w:t xml:space="preserve">Besides the households’ users, </w:t>
-      </w:r>
-      <w:proofErr w:type="spellStart"/>
-      <w:r>
-        <w:rPr>
-          <w:rFonts w:ascii="Times New Roman" w:hAnsi="Times New Roman" w:cs="Times New Roman"/>
-          <w:szCs w:val="20"/>
-        </w:rPr>
-        <w:t>SaveBite</w:t>
-      </w:r>
-      <w:proofErr w:type="spellEnd"/>
-      <w:r>
-        <w:rPr>
-          <w:rFonts w:ascii="Times New Roman" w:hAnsi="Times New Roman" w:cs="Times New Roman"/>
-          <w:szCs w:val="20"/>
-        </w:rPr>
-        <w:t xml:space="preserve"> also caters to other users like community members, charitable organizations, and food banks which can be the recipients of surplus food donated through the platform. Besides allowing food sharing and influencing sustainable consumption habits, the system is also intended to promote community involvement and lessen the environmental effects of food waste. In short, </w:t>
-      </w:r>
-      <w:proofErr w:type="spellStart"/>
-      <w:r>
-        <w:rPr>
-          <w:rFonts w:ascii="Times New Roman" w:hAnsi="Times New Roman" w:cs="Times New Roman"/>
-          <w:szCs w:val="20"/>
-        </w:rPr>
-        <w:t>SaveBite</w:t>
-      </w:r>
-      <w:proofErr w:type="spellEnd"/>
-      <w:r>
-        <w:rPr>
-          <w:rFonts w:ascii="Times New Roman" w:hAnsi="Times New Roman" w:cs="Times New Roman"/>
-          <w:szCs w:val="20"/>
-        </w:rPr>
-        <w:t xml:space="preserve"> supports both households and communities by offering them an easy-to-use platform that encourages the effective management of food, food sharing, and eco-friendly living habits.</w:t>
+        <w:t>Besides the households’ users, SaveBite also caters to other users like community members, charitable organizations, and food banks which can be the recipients of surplus food donated through the platform. Besides allowing food sharing and influencing sustainable consumption habits, the system is also intended to promote community involvement and lessen the environmental effects of food waste. In short, SaveBite supports both households and communities by offering them an easy-to-use platform that encourages the effective management of food, food sharing, and eco-friendly living habits.</w:t>
       </w:r>
     </w:p>
     <w:p>
@@ -7860,7 +7845,7 @@
           <w:szCs w:val="26"/>
         </w:rPr>
       </w:pPr>
-      <w:bookmarkStart w:id="5" w:name="_Toc233361546"/>
+      <w:bookmarkStart w:id="6" w:name="_Toc233361546"/>
       <w:r>
         <w:rPr>
           <w:rFonts w:ascii="Times New Roman" w:hAnsi="Times New Roman" w:cs="Times New Roman"/>
@@ -7871,7 +7856,7 @@
         </w:rPr>
         <w:t>1.2 Functional Requirements</w:t>
       </w:r>
-      <w:bookmarkEnd w:id="5"/>
+      <w:bookmarkEnd w:id="6"/>
     </w:p>
     <w:p>
       <w:pPr>
@@ -7886,7 +7871,7 @@
           <w:szCs w:val="24"/>
         </w:rPr>
       </w:pPr>
-      <w:bookmarkStart w:id="6" w:name="_Toc233361547"/>
+      <w:bookmarkStart w:id="7" w:name="_Toc233361547"/>
       <w:r>
         <w:rPr>
           <w:rFonts w:ascii="Times New Roman" w:hAnsi="Times New Roman" w:cs="Times New Roman"/>
@@ -7897,7 +7882,7 @@
         </w:rPr>
         <w:t>1.2.1 User Registration and Account Management</w:t>
       </w:r>
-      <w:bookmarkEnd w:id="6"/>
+      <w:bookmarkEnd w:id="7"/>
     </w:p>
     <w:p>
       <w:pPr>
@@ -7913,23 +7898,7 @@
           <w:rFonts w:ascii="Times New Roman" w:hAnsi="Times New Roman" w:cs="Times New Roman"/>
           <w:szCs w:val="20"/>
         </w:rPr>
-        <w:t xml:space="preserve">This module enables users to securely set up, log in to, and handle their </w:t>
-      </w:r>
-      <w:proofErr w:type="spellStart"/>
-      <w:r>
-        <w:rPr>
-          <w:rFonts w:ascii="Times New Roman" w:hAnsi="Times New Roman" w:cs="Times New Roman"/>
-          <w:szCs w:val="20"/>
-        </w:rPr>
-        <w:t>SaveBite</w:t>
-      </w:r>
-      <w:proofErr w:type="spellEnd"/>
-      <w:r>
-        <w:rPr>
-          <w:rFonts w:ascii="Times New Roman" w:hAnsi="Times New Roman" w:cs="Times New Roman"/>
-          <w:szCs w:val="20"/>
-        </w:rPr>
-        <w:t xml:space="preserve"> accounts. It comprises account sign-up, user login, profile management, and password retrieval. All these features together promise a safe and tailor-made access to the system.</w:t>
+        <w:t>This module enables users to securely set up, log in to, and handle their SaveBite accounts. It comprises account sign-up, user login, profile management, and password retrieval. All these features together promise a safe and tailor-made access to the system.</w:t>
       </w:r>
     </w:p>
     <w:p>
@@ -8527,23 +8496,7 @@
           <w:rFonts w:ascii="Times New Roman" w:hAnsi="Times New Roman" w:cs="Times New Roman"/>
           <w:szCs w:val="20"/>
         </w:rPr>
-        <w:t xml:space="preserve">These functionalities ensure secure access to the </w:t>
-      </w:r>
-      <w:proofErr w:type="spellStart"/>
-      <w:r>
-        <w:rPr>
-          <w:rFonts w:ascii="Times New Roman" w:hAnsi="Times New Roman" w:cs="Times New Roman"/>
-          <w:szCs w:val="20"/>
-        </w:rPr>
-        <w:t>SaveBite</w:t>
-      </w:r>
-      <w:proofErr w:type="spellEnd"/>
-      <w:r>
-        <w:rPr>
-          <w:rFonts w:ascii="Times New Roman" w:hAnsi="Times New Roman" w:cs="Times New Roman"/>
-          <w:szCs w:val="20"/>
-        </w:rPr>
-        <w:t xml:space="preserve"> application while providing users with the ability to manage their personal information and preferences effectively.</w:t>
+        <w:t>These functionalities ensure secure access to the SaveBite application while providing users with the ability to manage their personal information and preferences effectively.</w:t>
       </w:r>
     </w:p>
     <w:p>
@@ -8559,7 +8512,7 @@
           <w:szCs w:val="24"/>
         </w:rPr>
       </w:pPr>
-      <w:bookmarkStart w:id="7" w:name="_Toc233361548"/>
+      <w:bookmarkStart w:id="8" w:name="_Toc233361548"/>
       <w:r>
         <w:rPr>
           <w:rFonts w:ascii="Times New Roman" w:hAnsi="Times New Roman" w:cs="Times New Roman"/>
@@ -8570,7 +8523,7 @@
         </w:rPr>
         <w:t>1.2.2 Food Inventory Management</w:t>
       </w:r>
-      <w:bookmarkEnd w:id="7"/>
+      <w:bookmarkEnd w:id="8"/>
     </w:p>
     <w:p>
       <w:pPr>
@@ -9200,7 +9153,7 @@
           <w:szCs w:val="24"/>
         </w:rPr>
       </w:pPr>
-      <w:bookmarkStart w:id="8" w:name="_Toc233361549"/>
+      <w:bookmarkStart w:id="9" w:name="_Toc233361549"/>
       <w:r>
         <w:rPr>
           <w:rFonts w:ascii="Times New Roman" w:hAnsi="Times New Roman" w:cs="Times New Roman"/>
@@ -9211,7 +9164,7 @@
         </w:rPr>
         <w:t>1.2.3 Food Donation and Browsing</w:t>
       </w:r>
-      <w:bookmarkEnd w:id="8"/>
+      <w:bookmarkEnd w:id="9"/>
     </w:p>
     <w:p>
       <w:pPr>
@@ -9832,29 +9785,13 @@
           <w:szCs w:val="20"/>
         </w:rPr>
       </w:pPr>
-      <w:bookmarkStart w:id="9" w:name="_Toc233361550"/>
+      <w:bookmarkStart w:id="10" w:name="_Toc233361550"/>
       <w:r>
         <w:rPr>
           <w:rFonts w:ascii="Times New Roman" w:hAnsi="Times New Roman" w:cs="Times New Roman"/>
           <w:szCs w:val="20"/>
         </w:rPr>
-        <w:t xml:space="preserve">Users are able to make donation offers, look at what food is available, and get detailed information before they request or pick up donated </w:t>
-      </w:r>
-      <w:proofErr w:type="spellStart"/>
-      <w:r>
-        <w:rPr>
-          <w:rFonts w:ascii="Times New Roman" w:hAnsi="Times New Roman" w:cs="Times New Roman"/>
-          <w:szCs w:val="20"/>
-        </w:rPr>
-        <w:t>food.With</w:t>
-      </w:r>
-      <w:proofErr w:type="spellEnd"/>
-      <w:r>
-        <w:rPr>
-          <w:rFonts w:ascii="Times New Roman" w:hAnsi="Times New Roman" w:cs="Times New Roman"/>
-          <w:szCs w:val="20"/>
-        </w:rPr>
-        <w:t xml:space="preserve"> the help of these features users are given a chance to redistribute surplus food in a more effective way, they can also engage in community activities and help reduce food waste by practicing responsible food-sharing manners.</w:t>
+        <w:t>Users are able to make donation offers, look at what food is available, and get detailed information before they request or pick up donated food.With the help of these features users are given a chance to redistribute surplus food in a more effective way, they can also engage in community activities and help reduce food waste by practicing responsible food-sharing manners.</w:t>
       </w:r>
     </w:p>
     <w:p>
@@ -9880,7 +9817,7 @@
         </w:rPr>
         <w:t>1.2.4 Food Analytics Dashboard</w:t>
       </w:r>
-      <w:bookmarkEnd w:id="9"/>
+      <w:bookmarkEnd w:id="10"/>
     </w:p>
     <w:p>
       <w:pPr>
@@ -10501,7 +10438,7 @@
           <w:szCs w:val="20"/>
         </w:rPr>
       </w:pPr>
-      <w:bookmarkStart w:id="10" w:name="_Toc233361551"/>
+      <w:bookmarkStart w:id="11" w:name="_Toc233361551"/>
       <w:r>
         <w:rPr>
           <w:rFonts w:ascii="Times New Roman" w:hAnsi="Times New Roman" w:cs="Times New Roman"/>
@@ -10547,7 +10484,7 @@
         </w:rPr>
         <w:t>1.2.5 Notification Management</w:t>
       </w:r>
-      <w:bookmarkEnd w:id="10"/>
+      <w:bookmarkEnd w:id="11"/>
     </w:p>
     <w:p>
       <w:pPr>
@@ -10898,23 +10835,7 @@
                 <w:rFonts w:ascii="Times New Roman" w:hAnsi="Times New Roman" w:cs="Times New Roman"/>
                 <w:szCs w:val="20"/>
               </w:rPr>
-              <w:t xml:space="preserve">The system shall allow users to view all notifications through a dedicated notification </w:t>
-            </w:r>
-            <w:proofErr w:type="spellStart"/>
-            <w:r>
-              <w:rPr>
-                <w:rFonts w:ascii="Times New Roman" w:hAnsi="Times New Roman" w:cs="Times New Roman"/>
-                <w:szCs w:val="20"/>
-              </w:rPr>
-              <w:t>center</w:t>
-            </w:r>
-            <w:proofErr w:type="spellEnd"/>
-            <w:r>
-              <w:rPr>
-                <w:rFonts w:ascii="Times New Roman" w:hAnsi="Times New Roman" w:cs="Times New Roman"/>
-                <w:szCs w:val="20"/>
-              </w:rPr>
-              <w:t>.</w:t>
+              <w:t>The system shall allow users to view all notifications through a dedicated notification center.</w:t>
             </w:r>
           </w:p>
         </w:tc>
@@ -11184,7 +11105,7 @@
           <w:szCs w:val="20"/>
         </w:rPr>
       </w:pPr>
-      <w:bookmarkStart w:id="11" w:name="_Toc233361552"/>
+      <w:bookmarkStart w:id="12" w:name="_Toc233361552"/>
       <w:r>
         <w:rPr>
           <w:rFonts w:ascii="Times New Roman" w:hAnsi="Times New Roman" w:cs="Times New Roman"/>
@@ -11216,7 +11137,7 @@
         </w:rPr>
         <w:t>1.2.6 Weekly Meal Planning</w:t>
       </w:r>
-      <w:bookmarkEnd w:id="11"/>
+      <w:bookmarkEnd w:id="12"/>
     </w:p>
     <w:p>
       <w:pPr>
@@ -11847,6 +11768,7 @@
           <w:szCs w:val="20"/>
         </w:rPr>
       </w:pPr>
+      <w:bookmarkStart w:id="13" w:name="_Toc233361553"/>
       <w:r>
         <w:rPr>
           <w:rFonts w:ascii="Times New Roman" w:hAnsi="Times New Roman" w:cs="Times New Roman"/>
@@ -11871,16 +11793,6 @@
     </w:p>
     <w:p>
       <w:pPr>
-        <w:spacing w:line="360" w:lineRule="auto"/>
-        <w:jc w:val="both"/>
-        <w:rPr>
-          <w:rFonts w:ascii="Times New Roman" w:hAnsi="Times New Roman" w:cs="Times New Roman"/>
-          <w:szCs w:val="20"/>
-        </w:rPr>
-      </w:pPr>
-    </w:p>
-    <w:p>
-      <w:pPr>
         <w:pStyle w:val="Heading2"/>
         <w:spacing w:line="360" w:lineRule="auto"/>
         <w:jc w:val="center"/>
@@ -11902,6 +11814,7 @@
         </w:rPr>
         <w:t>1.3 Non-Functional Requirements</w:t>
       </w:r>
+      <w:bookmarkEnd w:id="13"/>
     </w:p>
     <w:p>
       <w:pPr>
@@ -11917,23 +11830,7 @@
           <w:rFonts w:ascii="Times New Roman" w:hAnsi="Times New Roman" w:cs="Times New Roman"/>
           <w:szCs w:val="20"/>
         </w:rPr>
-        <w:t xml:space="preserve">Non-functional requirements specify the quality features and operating criteria that the </w:t>
-      </w:r>
-      <w:proofErr w:type="spellStart"/>
-      <w:r>
-        <w:rPr>
-          <w:rFonts w:ascii="Times New Roman" w:hAnsi="Times New Roman" w:cs="Times New Roman"/>
-          <w:szCs w:val="20"/>
-        </w:rPr>
-        <w:t>SaveBite</w:t>
-      </w:r>
-      <w:proofErr w:type="spellEnd"/>
-      <w:r>
-        <w:rPr>
-          <w:rFonts w:ascii="Times New Roman" w:hAnsi="Times New Roman" w:cs="Times New Roman"/>
-          <w:szCs w:val="20"/>
-        </w:rPr>
-        <w:t xml:space="preserve"> app should meet. They help to keep the system running efficiently, safe, and dependable for users besides working the functional features of the application.</w:t>
+        <w:t>Non-functional requirements specify the quality features and operating criteria that the SaveBite app should meet. They help to keep the system running efficiently, safe, and dependable for users besides working the functional features of the application.</w:t>
       </w:r>
     </w:p>
     <w:p>
@@ -11949,7 +11846,7 @@
           <w:szCs w:val="24"/>
         </w:rPr>
       </w:pPr>
-      <w:bookmarkStart w:id="12" w:name="_Toc233361554"/>
+      <w:bookmarkStart w:id="14" w:name="_Toc233361554"/>
       <w:r>
         <w:rPr>
           <w:rFonts w:ascii="Times New Roman" w:hAnsi="Times New Roman" w:cs="Times New Roman"/>
@@ -11960,7 +11857,7 @@
         </w:rPr>
         <w:t>1.3.1 Performance Requirements</w:t>
       </w:r>
-      <w:bookmarkEnd w:id="12"/>
+      <w:bookmarkEnd w:id="14"/>
     </w:p>
     <w:tbl>
       <w:tblPr>
@@ -12218,7 +12115,7 @@
           <w:szCs w:val="24"/>
         </w:rPr>
       </w:pPr>
-      <w:bookmarkStart w:id="13" w:name="_Toc233361555"/>
+      <w:bookmarkStart w:id="15" w:name="_Toc233361555"/>
       <w:r>
         <w:rPr>
           <w:rFonts w:ascii="Times New Roman" w:hAnsi="Times New Roman" w:cs="Times New Roman"/>
@@ -12229,7 +12126,7 @@
         </w:rPr>
         <w:t>1.3.2 Security Requirements</w:t>
       </w:r>
-      <w:bookmarkEnd w:id="13"/>
+      <w:bookmarkEnd w:id="15"/>
     </w:p>
     <w:tbl>
       <w:tblPr>
@@ -12491,7 +12388,7 @@
           <w:szCs w:val="24"/>
         </w:rPr>
       </w:pPr>
-      <w:bookmarkStart w:id="14" w:name="_Toc233361556"/>
+      <w:bookmarkStart w:id="16" w:name="_Toc233361556"/>
       <w:r>
         <w:rPr>
           <w:rFonts w:ascii="Times New Roman" w:hAnsi="Times New Roman" w:cs="Times New Roman"/>
@@ -12502,7 +12399,7 @@
         </w:rPr>
         <w:t>1.3.3 Usability Requirements</w:t>
       </w:r>
-      <w:bookmarkEnd w:id="14"/>
+      <w:bookmarkEnd w:id="16"/>
     </w:p>
     <w:tbl>
       <w:tblPr>
@@ -12764,7 +12661,7 @@
           <w:szCs w:val="24"/>
         </w:rPr>
       </w:pPr>
-      <w:bookmarkStart w:id="15" w:name="_Toc233361557"/>
+      <w:bookmarkStart w:id="17" w:name="_Toc233361557"/>
       <w:r>
         <w:rPr>
           <w:rFonts w:ascii="Times New Roman" w:hAnsi="Times New Roman" w:cs="Times New Roman"/>
@@ -12775,7 +12672,7 @@
         </w:rPr>
         <w:t>1.3.4 Reliability Requirements</w:t>
       </w:r>
-      <w:bookmarkEnd w:id="15"/>
+      <w:bookmarkEnd w:id="17"/>
     </w:p>
     <w:tbl>
       <w:tblPr>
@@ -13037,7 +12934,7 @@
           <w:szCs w:val="24"/>
         </w:rPr>
       </w:pPr>
-      <w:bookmarkStart w:id="16" w:name="_Toc233361558"/>
+      <w:bookmarkStart w:id="18" w:name="_Toc233361558"/>
       <w:r>
         <w:rPr>
           <w:rFonts w:ascii="Times New Roman" w:hAnsi="Times New Roman" w:cs="Times New Roman"/>
@@ -13048,7 +12945,7 @@
         </w:rPr>
         <w:t>1.3.5 Availability Requirements</w:t>
       </w:r>
-      <w:bookmarkEnd w:id="16"/>
+      <w:bookmarkEnd w:id="18"/>
     </w:p>
     <w:tbl>
       <w:tblPr>
@@ -13306,7 +13203,7 @@
           <w:szCs w:val="24"/>
         </w:rPr>
       </w:pPr>
-      <w:bookmarkStart w:id="17" w:name="_Toc233361559"/>
+      <w:bookmarkStart w:id="19" w:name="_Toc233361559"/>
       <w:r>
         <w:rPr>
           <w:rFonts w:ascii="Times New Roman" w:hAnsi="Times New Roman" w:cs="Times New Roman"/>
@@ -13317,7 +13214,7 @@
         </w:rPr>
         <w:t>1.3.6 Maintainability Requirements</w:t>
       </w:r>
-      <w:bookmarkEnd w:id="17"/>
+      <w:bookmarkEnd w:id="19"/>
     </w:p>
     <w:tbl>
       <w:tblPr>
@@ -13579,7 +13476,7 @@
           <w:szCs w:val="24"/>
         </w:rPr>
       </w:pPr>
-      <w:bookmarkStart w:id="18" w:name="_Toc233361560"/>
+      <w:bookmarkStart w:id="20" w:name="_Toc233361560"/>
       <w:r>
         <w:rPr>
           <w:rFonts w:ascii="Times New Roman" w:hAnsi="Times New Roman" w:cs="Times New Roman"/>
@@ -13590,7 +13487,7 @@
         </w:rPr>
         <w:t>1.3.7 Scalability Requirements</w:t>
       </w:r>
-      <w:bookmarkEnd w:id="18"/>
+      <w:bookmarkEnd w:id="20"/>
     </w:p>
     <w:tbl>
       <w:tblPr>
@@ -13830,7 +13727,7 @@
           <w:szCs w:val="24"/>
         </w:rPr>
       </w:pPr>
-      <w:bookmarkStart w:id="19" w:name="_Toc233361561"/>
+      <w:bookmarkStart w:id="21" w:name="_Toc233361561"/>
       <w:r>
         <w:rPr>
           <w:rFonts w:ascii="Times New Roman" w:hAnsi="Times New Roman" w:cs="Times New Roman"/>
@@ -13841,7 +13738,7 @@
         </w:rPr>
         <w:t>1.3.8 Compatibility Requirements</w:t>
       </w:r>
-      <w:bookmarkEnd w:id="19"/>
+      <w:bookmarkEnd w:id="21"/>
     </w:p>
     <w:tbl>
       <w:tblPr>
@@ -14097,7 +13994,7 @@
           <w:szCs w:val="24"/>
         </w:rPr>
       </w:pPr>
-      <w:bookmarkStart w:id="20" w:name="_Toc233361562"/>
+      <w:bookmarkStart w:id="22" w:name="_Toc233361562"/>
       <w:r>
         <w:rPr>
           <w:rFonts w:ascii="Times New Roman" w:hAnsi="Times New Roman" w:cs="Times New Roman"/>
@@ -14108,7 +14005,7 @@
         </w:rPr>
         <w:t>1.3.9 Backup and Recovery Requirements</w:t>
       </w:r>
-      <w:bookmarkEnd w:id="20"/>
+      <w:bookmarkEnd w:id="22"/>
     </w:p>
     <w:tbl>
       <w:tblPr>
@@ -14370,7 +14267,7 @@
           <w:szCs w:val="24"/>
         </w:rPr>
       </w:pPr>
-      <w:bookmarkStart w:id="21" w:name="_Toc233361563"/>
+      <w:bookmarkStart w:id="23" w:name="_Toc233361563"/>
       <w:r>
         <w:rPr>
           <w:rFonts w:ascii="Times New Roman" w:hAnsi="Times New Roman" w:cs="Times New Roman"/>
@@ -14381,7 +14278,7 @@
         </w:rPr>
         <w:t>1.3.10 Privacy Requirements</w:t>
       </w:r>
-      <w:bookmarkEnd w:id="21"/>
+      <w:bookmarkEnd w:id="23"/>
     </w:p>
     <w:tbl>
       <w:tblPr>
@@ -14624,7 +14521,7 @@
         <w:jc w:val="both"/>
         <w:rPr>
           <w:rFonts w:ascii="Times New Roman" w:hAnsi="Times New Roman" w:cs="Times New Roman"/>
-          <w:szCs w:val="24"/>
+          <w:szCs w:val="20"/>
         </w:rPr>
       </w:pPr>
     </w:p>
@@ -14641,7 +14538,7 @@
           <w:szCs w:val="30"/>
         </w:rPr>
       </w:pPr>
-      <w:bookmarkStart w:id="22" w:name="_Toc233361564"/>
+      <w:bookmarkStart w:id="24" w:name="_Toc233361564"/>
       <w:r>
         <w:rPr>
           <w:rFonts w:ascii="Times New Roman" w:hAnsi="Times New Roman" w:cs="Times New Roman"/>
@@ -14669,7 +14566,7 @@
         </w:rPr>
         <w:t>- Ganesh Wagle</w:t>
       </w:r>
-      <w:bookmarkEnd w:id="22"/>
+      <w:bookmarkEnd w:id="24"/>
       <w:r>
         <w:rPr>
           <w:rFonts w:ascii="Times New Roman" w:hAnsi="Times New Roman" w:cs="Times New Roman"/>
@@ -14858,23 +14755,7 @@
                 <w:rFonts w:ascii="Times New Roman" w:hAnsi="Times New Roman" w:cs="Times New Roman"/>
                 <w:szCs w:val="20"/>
               </w:rPr>
-              <w:t xml:space="preserve">I want to be able to create an account so that I can have access to </w:t>
-            </w:r>
-            <w:proofErr w:type="spellStart"/>
-            <w:r>
-              <w:rPr>
-                <w:rFonts w:ascii="Times New Roman" w:hAnsi="Times New Roman" w:cs="Times New Roman"/>
-                <w:szCs w:val="20"/>
-              </w:rPr>
-              <w:t>SaveBite</w:t>
-            </w:r>
-            <w:proofErr w:type="spellEnd"/>
-            <w:r>
-              <w:rPr>
-                <w:rFonts w:ascii="Times New Roman" w:hAnsi="Times New Roman" w:cs="Times New Roman"/>
-                <w:szCs w:val="20"/>
-              </w:rPr>
-              <w:t xml:space="preserve"> and start organizing my food stock.</w:t>
+              <w:t>I want to be able to create an account so that I can have access to SaveBite and start organizing my food stock.</w:t>
             </w:r>
           </w:p>
         </w:tc>
@@ -14953,7 +14834,6 @@
                 <w:szCs w:val="20"/>
               </w:rPr>
             </w:pPr>
-            <w:proofErr w:type="spellStart"/>
             <w:r>
               <w:rPr>
                 <w:rFonts w:ascii="Times New Roman" w:hAnsi="Times New Roman" w:cs="Times New Roman"/>
@@ -14963,7 +14843,6 @@
               </w:rPr>
               <w:t>MoSCoW</w:t>
             </w:r>
-            <w:proofErr w:type="spellEnd"/>
           </w:p>
         </w:tc>
         <w:tc>
@@ -15223,7 +15102,6 @@
                 <w:szCs w:val="20"/>
               </w:rPr>
             </w:pPr>
-            <w:proofErr w:type="spellStart"/>
             <w:r>
               <w:rPr>
                 <w:rFonts w:ascii="Times New Roman" w:hAnsi="Times New Roman" w:cs="Times New Roman"/>
@@ -15233,7 +15111,6 @@
               </w:rPr>
               <w:t>MoSCoW</w:t>
             </w:r>
-            <w:proofErr w:type="spellEnd"/>
           </w:p>
         </w:tc>
         <w:tc>
@@ -15493,7 +15370,6 @@
                 <w:szCs w:val="20"/>
               </w:rPr>
             </w:pPr>
-            <w:proofErr w:type="spellStart"/>
             <w:r>
               <w:rPr>
                 <w:rFonts w:ascii="Times New Roman" w:hAnsi="Times New Roman" w:cs="Times New Roman"/>
@@ -15503,7 +15379,6 @@
               </w:rPr>
               <w:t>MoSCoW</w:t>
             </w:r>
-            <w:proofErr w:type="spellEnd"/>
           </w:p>
         </w:tc>
         <w:tc>
@@ -15763,7 +15638,6 @@
                 <w:szCs w:val="20"/>
               </w:rPr>
             </w:pPr>
-            <w:proofErr w:type="spellStart"/>
             <w:r>
               <w:rPr>
                 <w:rFonts w:ascii="Times New Roman" w:hAnsi="Times New Roman" w:cs="Times New Roman"/>
@@ -15773,7 +15647,6 @@
               </w:rPr>
               <w:t>MoSCoW</w:t>
             </w:r>
-            <w:proofErr w:type="spellEnd"/>
           </w:p>
         </w:tc>
         <w:tc>
@@ -16033,7 +15906,6 @@
                 <w:szCs w:val="20"/>
               </w:rPr>
             </w:pPr>
-            <w:proofErr w:type="spellStart"/>
             <w:r>
               <w:rPr>
                 <w:rFonts w:ascii="Times New Roman" w:hAnsi="Times New Roman" w:cs="Times New Roman"/>
@@ -16043,7 +15915,6 @@
               </w:rPr>
               <w:t>MoSCoW</w:t>
             </w:r>
-            <w:proofErr w:type="spellEnd"/>
           </w:p>
         </w:tc>
         <w:tc>
@@ -16402,7 +16273,7 @@
         <w:pStyle w:val="ListParagraph"/>
         <w:numPr>
           <w:ilvl w:val="0"/>
-          <w:numId w:val="4"/>
+          <w:numId w:val="3"/>
         </w:numPr>
         <w:spacing w:line="360" w:lineRule="auto"/>
         <w:jc w:val="both"/>
@@ -16640,7 +16511,6 @@
                 <w:szCs w:val="20"/>
               </w:rPr>
             </w:pPr>
-            <w:proofErr w:type="spellStart"/>
             <w:r>
               <w:rPr>
                 <w:rFonts w:ascii="Times New Roman" w:hAnsi="Times New Roman" w:cs="Times New Roman"/>
@@ -16650,7 +16520,6 @@
               </w:rPr>
               <w:t>MoSCoW</w:t>
             </w:r>
-            <w:proofErr w:type="spellEnd"/>
           </w:p>
         </w:tc>
         <w:tc>
@@ -16910,7 +16779,6 @@
                 <w:szCs w:val="20"/>
               </w:rPr>
             </w:pPr>
-            <w:proofErr w:type="spellStart"/>
             <w:r>
               <w:rPr>
                 <w:rFonts w:ascii="Times New Roman" w:hAnsi="Times New Roman" w:cs="Times New Roman"/>
@@ -16920,7 +16788,6 @@
               </w:rPr>
               <w:t>MoSCoW</w:t>
             </w:r>
-            <w:proofErr w:type="spellEnd"/>
           </w:p>
         </w:tc>
         <w:tc>
@@ -17180,7 +17047,6 @@
                 <w:szCs w:val="20"/>
               </w:rPr>
             </w:pPr>
-            <w:proofErr w:type="spellStart"/>
             <w:r>
               <w:rPr>
                 <w:rFonts w:ascii="Times New Roman" w:hAnsi="Times New Roman" w:cs="Times New Roman"/>
@@ -17190,7 +17056,6 @@
               </w:rPr>
               <w:t>MoSCoW</w:t>
             </w:r>
-            <w:proofErr w:type="spellEnd"/>
           </w:p>
         </w:tc>
         <w:tc>
@@ -17450,7 +17315,6 @@
                 <w:szCs w:val="20"/>
               </w:rPr>
             </w:pPr>
-            <w:proofErr w:type="spellStart"/>
             <w:r>
               <w:rPr>
                 <w:rFonts w:ascii="Times New Roman" w:hAnsi="Times New Roman" w:cs="Times New Roman"/>
@@ -17460,7 +17324,6 @@
               </w:rPr>
               <w:t>MoSCoW</w:t>
             </w:r>
-            <w:proofErr w:type="spellEnd"/>
           </w:p>
         </w:tc>
         <w:tc>
@@ -17720,7 +17583,6 @@
                 <w:szCs w:val="20"/>
               </w:rPr>
             </w:pPr>
-            <w:proofErr w:type="spellStart"/>
             <w:r>
               <w:rPr>
                 <w:rFonts w:ascii="Times New Roman" w:hAnsi="Times New Roman" w:cs="Times New Roman"/>
@@ -17730,7 +17592,6 @@
               </w:rPr>
               <w:t>MoSCoW</w:t>
             </w:r>
-            <w:proofErr w:type="spellEnd"/>
           </w:p>
         </w:tc>
         <w:tc>
@@ -17867,9 +17728,29 @@
         <w:jc w:val="both"/>
         <w:rPr>
           <w:rFonts w:ascii="Times New Roman" w:hAnsi="Times New Roman" w:cs="Times New Roman"/>
-          <w:szCs w:val="24"/>
-        </w:rPr>
-      </w:pPr>
+          <w:szCs w:val="20"/>
+        </w:rPr>
+      </w:pPr>
+    </w:p>
+    <w:p>
+      <w:pPr>
+        <w:spacing w:line="360" w:lineRule="auto"/>
+        <w:jc w:val="both"/>
+        <w:rPr>
+          <w:rFonts w:ascii="Times New Roman" w:hAnsi="Times New Roman" w:cs="Times New Roman"/>
+          <w:b/>
+          <w:bCs/>
+          <w:szCs w:val="20"/>
+        </w:rPr>
+      </w:pPr>
+      <w:r>
+        <w:rPr>
+          <w:rFonts w:ascii="Times New Roman" w:hAnsi="Times New Roman" w:cs="Times New Roman"/>
+          <w:vanish/>
+          <w:szCs w:val="20"/>
+        </w:rPr>
+        <w:t>Top of Form</w:t>
+      </w:r>
     </w:p>
     <w:p>
       <w:pPr>
@@ -17882,7 +17763,7 @@
           <w:bCs/>
         </w:rPr>
       </w:pPr>
-      <w:bookmarkStart w:id="23" w:name="_Toc233361565"/>
+      <w:bookmarkStart w:id="25" w:name="_Toc233361565"/>
       <w:r>
         <w:rPr>
           <w:rFonts w:ascii="Times New Roman" w:hAnsi="Times New Roman" w:cs="Times New Roman"/>
@@ -17906,27 +17787,9 @@
           <w:b/>
           <w:bCs/>
         </w:rPr>
-        <w:t xml:space="preserve">- </w:t>
+        <w:t>- Buddhiman B.K.</w:t>
       </w:r>
-      <w:proofErr w:type="spellStart"/>
-      <w:r>
-        <w:rPr>
-          <w:rFonts w:ascii="Times New Roman" w:hAnsi="Times New Roman" w:cs="Times New Roman"/>
-          <w:b/>
-          <w:bCs/>
-        </w:rPr>
-        <w:t>Buddhiman</w:t>
-      </w:r>
-      <w:proofErr w:type="spellEnd"/>
-      <w:r>
-        <w:rPr>
-          <w:rFonts w:ascii="Times New Roman" w:hAnsi="Times New Roman" w:cs="Times New Roman"/>
-          <w:b/>
-          <w:bCs/>
-        </w:rPr>
-        <w:t xml:space="preserve"> B.K.</w:t>
-      </w:r>
-      <w:bookmarkEnd w:id="23"/>
+      <w:bookmarkEnd w:id="25"/>
     </w:p>
     <w:p>
       <w:pPr>
@@ -17946,27 +17809,7 @@
           <w:bCs/>
           <w:szCs w:val="20"/>
         </w:rPr>
-        <w:t xml:space="preserve">Student Name &amp; ID: </w:t>
-      </w:r>
-      <w:proofErr w:type="spellStart"/>
-      <w:r>
-        <w:rPr>
-          <w:rFonts w:ascii="Times New Roman" w:hAnsi="Times New Roman" w:cs="Times New Roman"/>
-          <w:b/>
-          <w:bCs/>
-          <w:szCs w:val="20"/>
-        </w:rPr>
-        <w:t>Buddhiman</w:t>
-      </w:r>
-      <w:proofErr w:type="spellEnd"/>
-      <w:r>
-        <w:rPr>
-          <w:rFonts w:ascii="Times New Roman" w:hAnsi="Times New Roman" w:cs="Times New Roman"/>
-          <w:b/>
-          <w:bCs/>
-          <w:szCs w:val="20"/>
-        </w:rPr>
-        <w:t xml:space="preserve"> B.K. (E2400004)</w:t>
+        <w:t>Student Name &amp; ID: Buddhiman B.K. (E2400004)</w:t>
       </w:r>
     </w:p>
     <w:p>
@@ -18176,7 +18019,6 @@
                 <w:szCs w:val="20"/>
               </w:rPr>
             </w:pPr>
-            <w:proofErr w:type="spellStart"/>
             <w:r>
               <w:rPr>
                 <w:rFonts w:ascii="Times New Roman" w:hAnsi="Times New Roman" w:cs="Times New Roman"/>
@@ -18184,7 +18026,6 @@
               </w:rPr>
               <w:t>MoSCoW</w:t>
             </w:r>
-            <w:proofErr w:type="spellEnd"/>
           </w:p>
         </w:tc>
         <w:tc>
@@ -18426,7 +18267,6 @@
                 <w:szCs w:val="20"/>
               </w:rPr>
             </w:pPr>
-            <w:proofErr w:type="spellStart"/>
             <w:r>
               <w:rPr>
                 <w:rFonts w:ascii="Times New Roman" w:hAnsi="Times New Roman" w:cs="Times New Roman"/>
@@ -18434,7 +18274,6 @@
               </w:rPr>
               <w:t>MoSCoW</w:t>
             </w:r>
-            <w:proofErr w:type="spellEnd"/>
           </w:p>
         </w:tc>
         <w:tc>
@@ -18676,7 +18515,6 @@
                 <w:szCs w:val="20"/>
               </w:rPr>
             </w:pPr>
-            <w:proofErr w:type="spellStart"/>
             <w:r>
               <w:rPr>
                 <w:rFonts w:ascii="Times New Roman" w:hAnsi="Times New Roman" w:cs="Times New Roman"/>
@@ -18684,7 +18522,6 @@
               </w:rPr>
               <w:t>MoSCoW</w:t>
             </w:r>
-            <w:proofErr w:type="spellEnd"/>
           </w:p>
         </w:tc>
         <w:tc>
@@ -18926,7 +18763,6 @@
                 <w:szCs w:val="20"/>
               </w:rPr>
             </w:pPr>
-            <w:proofErr w:type="spellStart"/>
             <w:r>
               <w:rPr>
                 <w:rFonts w:ascii="Times New Roman" w:hAnsi="Times New Roman" w:cs="Times New Roman"/>
@@ -18934,7 +18770,6 @@
               </w:rPr>
               <w:t>MoSCoW</w:t>
             </w:r>
-            <w:proofErr w:type="spellEnd"/>
           </w:p>
         </w:tc>
         <w:tc>
@@ -19176,7 +19011,6 @@
                 <w:szCs w:val="20"/>
               </w:rPr>
             </w:pPr>
-            <w:proofErr w:type="spellStart"/>
             <w:r>
               <w:rPr>
                 <w:rFonts w:ascii="Times New Roman" w:hAnsi="Times New Roman" w:cs="Times New Roman"/>
@@ -19184,7 +19018,6 @@
               </w:rPr>
               <w:t>MoSCoW</w:t>
             </w:r>
-            <w:proofErr w:type="spellEnd"/>
           </w:p>
         </w:tc>
         <w:tc>
@@ -19313,7 +19146,7 @@
         <w:jc w:val="both"/>
         <w:rPr>
           <w:rFonts w:ascii="Times New Roman" w:hAnsi="Times New Roman" w:cs="Times New Roman"/>
-          <w:szCs w:val="24"/>
+          <w:szCs w:val="20"/>
         </w:rPr>
       </w:pPr>
     </w:p>
@@ -19544,7 +19377,6 @@
                 <w:szCs w:val="20"/>
               </w:rPr>
             </w:pPr>
-            <w:proofErr w:type="spellStart"/>
             <w:r>
               <w:rPr>
                 <w:rFonts w:ascii="Times New Roman" w:hAnsi="Times New Roman" w:cs="Times New Roman"/>
@@ -19554,7 +19386,6 @@
               </w:rPr>
               <w:t>MoSCoW</w:t>
             </w:r>
-            <w:proofErr w:type="spellEnd"/>
           </w:p>
         </w:tc>
         <w:tc>
@@ -19824,7 +19655,6 @@
                 <w:szCs w:val="20"/>
               </w:rPr>
             </w:pPr>
-            <w:proofErr w:type="spellStart"/>
             <w:r>
               <w:rPr>
                 <w:rFonts w:ascii="Times New Roman" w:hAnsi="Times New Roman" w:cs="Times New Roman"/>
@@ -19834,7 +19664,6 @@
               </w:rPr>
               <w:t>MoSCoW</w:t>
             </w:r>
-            <w:proofErr w:type="spellEnd"/>
           </w:p>
         </w:tc>
         <w:tc>
@@ -20104,7 +19933,6 @@
                 <w:szCs w:val="20"/>
               </w:rPr>
             </w:pPr>
-            <w:proofErr w:type="spellStart"/>
             <w:r>
               <w:rPr>
                 <w:rFonts w:ascii="Times New Roman" w:hAnsi="Times New Roman" w:cs="Times New Roman"/>
@@ -20114,7 +19942,6 @@
               </w:rPr>
               <w:t>MoSCoW</w:t>
             </w:r>
-            <w:proofErr w:type="spellEnd"/>
           </w:p>
         </w:tc>
         <w:tc>
@@ -20411,7 +20238,6 @@
                 <w:szCs w:val="20"/>
               </w:rPr>
             </w:pPr>
-            <w:proofErr w:type="spellStart"/>
             <w:r>
               <w:rPr>
                 <w:rFonts w:ascii="Times New Roman" w:hAnsi="Times New Roman" w:cs="Times New Roman"/>
@@ -20421,7 +20247,6 @@
               </w:rPr>
               <w:t>MoSCoW</w:t>
             </w:r>
-            <w:proofErr w:type="spellEnd"/>
           </w:p>
         </w:tc>
         <w:tc>
@@ -20691,7 +20516,6 @@
                 <w:szCs w:val="20"/>
               </w:rPr>
             </w:pPr>
-            <w:proofErr w:type="spellStart"/>
             <w:r>
               <w:rPr>
                 <w:rFonts w:ascii="Times New Roman" w:hAnsi="Times New Roman" w:cs="Times New Roman"/>
@@ -20701,7 +20525,6 @@
               </w:rPr>
               <w:t>MoSCoW</w:t>
             </w:r>
-            <w:proofErr w:type="spellEnd"/>
           </w:p>
         </w:tc>
         <w:tc>
@@ -20853,6 +20676,39 @@
           <w:rFonts w:ascii="Times New Roman" w:hAnsi="Times New Roman" w:cs="Times New Roman"/>
           <w:b/>
           <w:bCs/>
+          <w:szCs w:val="20"/>
+        </w:rPr>
+      </w:pPr>
+    </w:p>
+    <w:p>
+      <w:pPr>
+        <w:spacing w:line="360" w:lineRule="auto"/>
+        <w:jc w:val="both"/>
+        <w:rPr>
+          <w:rFonts w:ascii="Times New Roman" w:hAnsi="Times New Roman" w:cs="Times New Roman"/>
+          <w:b/>
+          <w:bCs/>
+          <w:szCs w:val="20"/>
+        </w:rPr>
+      </w:pPr>
+    </w:p>
+    <w:p>
+      <w:pPr>
+        <w:spacing w:line="360" w:lineRule="auto"/>
+        <w:jc w:val="both"/>
+        <w:rPr>
+          <w:rFonts w:ascii="Times New Roman" w:hAnsi="Times New Roman" w:cs="Times New Roman"/>
+          <w:vanish/>
+          <w:szCs w:val="20"/>
+        </w:rPr>
+      </w:pPr>
+    </w:p>
+    <w:p>
+      <w:pPr>
+        <w:spacing w:line="360" w:lineRule="auto"/>
+        <w:jc w:val="both"/>
+        <w:rPr>
+          <w:rFonts w:ascii="Times New Roman" w:hAnsi="Times New Roman" w:cs="Times New Roman"/>
           <w:szCs w:val="20"/>
         </w:rPr>
       </w:pPr>
@@ -20870,7 +20726,7 @@
           <w:szCs w:val="26"/>
         </w:rPr>
       </w:pPr>
-      <w:bookmarkStart w:id="24" w:name="_Toc233361566"/>
+      <w:bookmarkStart w:id="26" w:name="_Toc233361566"/>
       <w:r>
         <w:rPr>
           <w:rFonts w:ascii="Times New Roman" w:hAnsi="Times New Roman" w:cs="Times New Roman"/>
@@ -20879,31 +20735,9 @@
           <w:sz w:val="26"/>
           <w:szCs w:val="26"/>
         </w:rPr>
-        <w:t xml:space="preserve">1.4.3 C - Rohit </w:t>
+        <w:t>1.4.3 C - Rohit Gurdhami (E23000567)</w:t>
       </w:r>
-      <w:proofErr w:type="spellStart"/>
-      <w:r>
-        <w:rPr>
-          <w:rFonts w:ascii="Times New Roman" w:hAnsi="Times New Roman" w:cs="Times New Roman"/>
-          <w:b/>
-          <w:bCs/>
-          <w:sz w:val="26"/>
-          <w:szCs w:val="26"/>
-        </w:rPr>
-        <w:t>Gurdhami</w:t>
-      </w:r>
-      <w:proofErr w:type="spellEnd"/>
-      <w:r>
-        <w:rPr>
-          <w:rFonts w:ascii="Times New Roman" w:hAnsi="Times New Roman" w:cs="Times New Roman"/>
-          <w:b/>
-          <w:bCs/>
-          <w:sz w:val="26"/>
-          <w:szCs w:val="26"/>
-        </w:rPr>
-        <w:t xml:space="preserve"> (E23000567)</w:t>
-      </w:r>
-      <w:bookmarkEnd w:id="24"/>
+      <w:bookmarkEnd w:id="26"/>
     </w:p>
     <w:p>
       <w:pPr>
@@ -21042,23 +20876,7 @@
                 <w:rFonts w:ascii="Times New Roman" w:hAnsi="Times New Roman" w:cs="Times New Roman"/>
                 <w:szCs w:val="20"/>
               </w:rPr>
-              <w:t xml:space="preserve"> As a </w:t>
-            </w:r>
-            <w:proofErr w:type="spellStart"/>
-            <w:r>
-              <w:rPr>
-                <w:rFonts w:ascii="Times New Roman" w:hAnsi="Times New Roman" w:cs="Times New Roman"/>
-                <w:szCs w:val="20"/>
-              </w:rPr>
-              <w:t>userI</w:t>
-            </w:r>
-            <w:proofErr w:type="spellEnd"/>
-            <w:r>
-              <w:rPr>
-                <w:rFonts w:ascii="Times New Roman" w:hAnsi="Times New Roman" w:cs="Times New Roman"/>
-                <w:szCs w:val="20"/>
-              </w:rPr>
-              <w:t xml:space="preserve"> want to be able to search food items by their names. so that I can find a specific food donation easily</w:t>
+              <w:t> As a userI want to be able to search food items by their names. so that I can find a specific food donation easily</w:t>
             </w:r>
           </w:p>
         </w:tc>
@@ -21129,7 +20947,6 @@
                 <w:szCs w:val="20"/>
               </w:rPr>
             </w:pPr>
-            <w:proofErr w:type="spellStart"/>
             <w:r>
               <w:rPr>
                 <w:rFonts w:ascii="Times New Roman" w:hAnsi="Times New Roman" w:cs="Times New Roman"/>
@@ -21137,7 +20954,6 @@
               </w:rPr>
               <w:t>MoSCoW</w:t>
             </w:r>
-            <w:proofErr w:type="spellEnd"/>
           </w:p>
         </w:tc>
         <w:tc>
@@ -21369,7 +21185,6 @@
                 <w:szCs w:val="20"/>
               </w:rPr>
             </w:pPr>
-            <w:proofErr w:type="spellStart"/>
             <w:r>
               <w:rPr>
                 <w:rFonts w:ascii="Times New Roman" w:hAnsi="Times New Roman" w:cs="Times New Roman"/>
@@ -21377,7 +21192,6 @@
               </w:rPr>
               <w:t>MoSCoW</w:t>
             </w:r>
-            <w:proofErr w:type="spellEnd"/>
           </w:p>
         </w:tc>
         <w:tc>
@@ -21609,7 +21423,6 @@
                 <w:szCs w:val="20"/>
               </w:rPr>
             </w:pPr>
-            <w:proofErr w:type="spellStart"/>
             <w:r>
               <w:rPr>
                 <w:rFonts w:ascii="Times New Roman" w:hAnsi="Times New Roman" w:cs="Times New Roman"/>
@@ -21617,7 +21430,6 @@
               </w:rPr>
               <w:t>MoSCoW</w:t>
             </w:r>
-            <w:proofErr w:type="spellEnd"/>
           </w:p>
         </w:tc>
         <w:tc>
@@ -21856,7 +21668,6 @@
                 <w:szCs w:val="20"/>
               </w:rPr>
             </w:pPr>
-            <w:proofErr w:type="spellStart"/>
             <w:r>
               <w:rPr>
                 <w:rFonts w:ascii="Times New Roman" w:hAnsi="Times New Roman" w:cs="Times New Roman"/>
@@ -21864,7 +21675,6 @@
               </w:rPr>
               <w:t>MoSCoW</w:t>
             </w:r>
-            <w:proofErr w:type="spellEnd"/>
           </w:p>
         </w:tc>
         <w:tc>
@@ -22096,7 +21906,6 @@
                 <w:szCs w:val="20"/>
               </w:rPr>
             </w:pPr>
-            <w:proofErr w:type="spellStart"/>
             <w:r>
               <w:rPr>
                 <w:rFonts w:ascii="Times New Roman" w:hAnsi="Times New Roman" w:cs="Times New Roman"/>
@@ -22104,7 +21913,6 @@
               </w:rPr>
               <w:t>MoSCoW</w:t>
             </w:r>
-            <w:proofErr w:type="spellEnd"/>
           </w:p>
         </w:tc>
         <w:tc>
@@ -22228,20 +22036,9 @@
         <w:jc w:val="both"/>
         <w:rPr>
           <w:rFonts w:ascii="Times New Roman" w:hAnsi="Times New Roman" w:cs="Times New Roman"/>
-          <w:b/>
-          <w:bCs/>
           <w:szCs w:val="20"/>
         </w:rPr>
       </w:pPr>
-      <w:r>
-        <w:rPr>
-          <w:rFonts w:ascii="Times New Roman" w:hAnsi="Times New Roman" w:cs="Times New Roman"/>
-          <w:b/>
-          <w:bCs/>
-          <w:szCs w:val="20"/>
-        </w:rPr>
-        <w:tab/>
-      </w:r>
     </w:p>
     <w:p>
       <w:pPr>
@@ -22449,7 +22246,6 @@
                 <w:szCs w:val="20"/>
               </w:rPr>
             </w:pPr>
-            <w:proofErr w:type="spellStart"/>
             <w:r>
               <w:rPr>
                 <w:rFonts w:ascii="Times New Roman" w:hAnsi="Times New Roman" w:cs="Times New Roman"/>
@@ -22457,7 +22253,6 @@
               </w:rPr>
               <w:t>MoSCoW</w:t>
             </w:r>
-            <w:proofErr w:type="spellEnd"/>
           </w:p>
         </w:tc>
         <w:tc>
@@ -22699,7 +22494,6 @@
                 <w:szCs w:val="20"/>
               </w:rPr>
             </w:pPr>
-            <w:proofErr w:type="spellStart"/>
             <w:r>
               <w:rPr>
                 <w:rFonts w:ascii="Times New Roman" w:hAnsi="Times New Roman" w:cs="Times New Roman"/>
@@ -22707,7 +22501,6 @@
               </w:rPr>
               <w:t>MoSCoW</w:t>
             </w:r>
-            <w:proofErr w:type="spellEnd"/>
           </w:p>
         </w:tc>
         <w:tc>
@@ -22949,7 +22742,6 @@
                 <w:szCs w:val="20"/>
               </w:rPr>
             </w:pPr>
-            <w:proofErr w:type="spellStart"/>
             <w:r>
               <w:rPr>
                 <w:rFonts w:ascii="Times New Roman" w:hAnsi="Times New Roman" w:cs="Times New Roman"/>
@@ -22957,7 +22749,6 @@
               </w:rPr>
               <w:t>MoSCoW</w:t>
             </w:r>
-            <w:proofErr w:type="spellEnd"/>
           </w:p>
         </w:tc>
         <w:tc>
@@ -23026,21 +22817,12 @@
                 <w:szCs w:val="20"/>
               </w:rPr>
             </w:pPr>
-            <w:proofErr w:type="spellStart"/>
-            <w:r>
-              <w:rPr>
-                <w:rFonts w:ascii="Times New Roman" w:hAnsi="Times New Roman" w:cs="Times New Roman"/>
-                <w:szCs w:val="20"/>
-              </w:rPr>
-              <w:t>Analyze</w:t>
-            </w:r>
-            <w:proofErr w:type="spellEnd"/>
-            <w:r>
-              <w:rPr>
-                <w:rFonts w:ascii="Times New Roman" w:hAnsi="Times New Roman" w:cs="Times New Roman"/>
-                <w:szCs w:val="20"/>
-              </w:rPr>
-              <w:t xml:space="preserve"> inventory items, Create recommendation logic, Display suggested meals, Link recommendations to meal planner, Test recommendation accuracy.</w:t>
+            <w:r>
+              <w:rPr>
+                <w:rFonts w:ascii="Times New Roman" w:hAnsi="Times New Roman" w:cs="Times New Roman"/>
+                <w:szCs w:val="20"/>
+              </w:rPr>
+              <w:t>Analyze inventory items, Create recommendation logic, Display suggested meals, Link recommendations to meal planner, Test recommendation accuracy.</w:t>
             </w:r>
           </w:p>
         </w:tc>
@@ -23208,7 +22990,6 @@
                 <w:szCs w:val="20"/>
               </w:rPr>
             </w:pPr>
-            <w:proofErr w:type="spellStart"/>
             <w:r>
               <w:rPr>
                 <w:rFonts w:ascii="Times New Roman" w:hAnsi="Times New Roman" w:cs="Times New Roman"/>
@@ -23216,7 +22997,6 @@
               </w:rPr>
               <w:t>MoSCoW</w:t>
             </w:r>
-            <w:proofErr w:type="spellEnd"/>
           </w:p>
         </w:tc>
         <w:tc>
@@ -23458,7 +23238,6 @@
                 <w:szCs w:val="20"/>
               </w:rPr>
             </w:pPr>
-            <w:proofErr w:type="spellStart"/>
             <w:r>
               <w:rPr>
                 <w:rFonts w:ascii="Times New Roman" w:hAnsi="Times New Roman" w:cs="Times New Roman"/>
@@ -23466,7 +23245,6 @@
               </w:rPr>
               <w:t>MoSCoW</w:t>
             </w:r>
-            <w:proofErr w:type="spellEnd"/>
           </w:p>
         </w:tc>
         <w:tc>
@@ -23596,105 +23374,79 @@
         <w:jc w:val="both"/>
         <w:rPr>
           <w:rFonts w:ascii="Times New Roman" w:hAnsi="Times New Roman" w:cs="Times New Roman"/>
-          <w:b/>
-          <w:bCs/>
           <w:szCs w:val="20"/>
         </w:rPr>
       </w:pPr>
     </w:p>
     <w:p>
       <w:pPr>
+        <w:pStyle w:val="Heading2"/>
         <w:spacing w:line="360" w:lineRule="auto"/>
-        <w:jc w:val="both"/>
-        <w:rPr>
-          <w:rFonts w:ascii="Times New Roman" w:hAnsi="Times New Roman" w:cs="Times New Roman"/>
-          <w:b/>
-          <w:bCs/>
-          <w:szCs w:val="20"/>
-        </w:rPr>
-      </w:pPr>
+        <w:ind w:left="720"/>
+        <w:jc w:val="center"/>
+        <w:rPr>
+          <w:rFonts w:ascii="Times New Roman" w:hAnsi="Times New Roman" w:cs="Times New Roman"/>
+          <w:sz w:val="28"/>
+          <w:szCs w:val="28"/>
+        </w:rPr>
+      </w:pPr>
+      <w:bookmarkStart w:id="27" w:name="_Toc233361567"/>
+      <w:r>
+        <w:rPr>
+          <w:rFonts w:ascii="Times New Roman" w:hAnsi="Times New Roman" w:cs="Times New Roman"/>
+          <w:sz w:val="28"/>
+          <w:szCs w:val="28"/>
+        </w:rPr>
+        <w:t>2. Design Specification Document</w:t>
+      </w:r>
+      <w:bookmarkEnd w:id="27"/>
     </w:p>
     <w:p>
       <w:pPr>
         <w:pStyle w:val="Heading2"/>
         <w:spacing w:line="360" w:lineRule="auto"/>
+        <w:ind w:left="720"/>
         <w:jc w:val="center"/>
         <w:rPr>
           <w:rFonts w:ascii="Times New Roman" w:hAnsi="Times New Roman" w:cs="Times New Roman"/>
-          <w:sz w:val="28"/>
-          <w:szCs w:val="28"/>
-        </w:rPr>
-      </w:pPr>
-      <w:bookmarkStart w:id="25" w:name="_Toc233361567"/>
+          <w:sz w:val="26"/>
+          <w:szCs w:val="26"/>
+        </w:rPr>
+      </w:pPr>
+      <w:bookmarkStart w:id="28" w:name="_Toc233361568"/>
       <w:r>
         <w:rPr>
           <w:rFonts w:ascii="Times New Roman" w:hAnsi="Times New Roman" w:cs="Times New Roman"/>
-          <w:sz w:val="28"/>
-          <w:szCs w:val="28"/>
-        </w:rPr>
-        <w:t>2. Design Specification Document</w:t>
+          <w:sz w:val="26"/>
+          <w:szCs w:val="26"/>
+        </w:rPr>
+        <w:t>2.1 Architectural Design</w:t>
       </w:r>
-      <w:bookmarkEnd w:id="25"/>
+      <w:bookmarkEnd w:id="28"/>
     </w:p>
     <w:p>
       <w:pPr>
-        <w:pStyle w:val="Heading2"/>
         <w:spacing w:line="360" w:lineRule="auto"/>
-        <w:jc w:val="center"/>
-        <w:rPr>
-          <w:rFonts w:ascii="Times New Roman" w:hAnsi="Times New Roman" w:cs="Times New Roman"/>
-          <w:sz w:val="26"/>
-          <w:szCs w:val="26"/>
-        </w:rPr>
-      </w:pPr>
-      <w:bookmarkStart w:id="26" w:name="_Toc233361568"/>
+        <w:ind w:left="720"/>
+        <w:jc w:val="both"/>
+        <w:rPr>
+          <w:rFonts w:ascii="Times New Roman" w:hAnsi="Times New Roman" w:cs="Times New Roman"/>
+          <w:szCs w:val="24"/>
+        </w:rPr>
+      </w:pPr>
       <w:r>
         <w:rPr>
           <w:rFonts w:ascii="Times New Roman" w:hAnsi="Times New Roman" w:cs="Times New Roman"/>
-          <w:sz w:val="26"/>
-          <w:szCs w:val="26"/>
-        </w:rPr>
-        <w:t>2.1 Architectural Design</w:t>
-      </w:r>
-      <w:bookmarkEnd w:id="26"/>
-    </w:p>
-    <w:p>
-      <w:pPr>
-        <w:spacing w:line="360" w:lineRule="auto"/>
-        <w:jc w:val="both"/>
-        <w:rPr>
-          <w:rFonts w:ascii="Times New Roman" w:hAnsi="Times New Roman" w:cs="Times New Roman"/>
           <w:szCs w:val="24"/>
         </w:rPr>
-      </w:pPr>
-      <w:r>
-        <w:rPr>
-          <w:rFonts w:ascii="Times New Roman" w:hAnsi="Times New Roman" w:cs="Times New Roman"/>
-          <w:szCs w:val="24"/>
-        </w:rPr>
-        <w:t xml:space="preserve">The </w:t>
-      </w:r>
-      <w:proofErr w:type="spellStart"/>
-      <w:r>
-        <w:rPr>
-          <w:rFonts w:ascii="Times New Roman" w:hAnsi="Times New Roman" w:cs="Times New Roman"/>
-          <w:szCs w:val="24"/>
-        </w:rPr>
-        <w:t>SaveBite</w:t>
-      </w:r>
-      <w:proofErr w:type="spellEnd"/>
-      <w:r>
-        <w:rPr>
-          <w:rFonts w:ascii="Times New Roman" w:hAnsi="Times New Roman" w:cs="Times New Roman"/>
-          <w:szCs w:val="24"/>
-        </w:rPr>
-        <w:t xml:space="preserve"> system architecture is designed in a three-layer style, including the Presentation Layer, Application Layer, and Data Layer. React.js is used for developing the Presentation Layer which is the face of the system to users. Business rules are executed, user requests are processed, and system activities are done through the Application Layer which is constructed with Node.js and Express.js. MySQL serves as the basis of the Data Layer which stores and manages various application data like user accounts, food inventory records donations notifications, and meal plans. This type of architecture enables the system to be scalable, maintainable, and efficient in conducting food waste reduction activities.</w:t>
+        <w:t>The SaveBite system architecture is designed in a three-layer style, including the Presentation Layer, Application Layer, and Data Layer. React.js is used for developing the Presentation Layer which is the face of the system to users. Business rules are executed, user requests are processed, and system activities are done through the Application Layer which is constructed with Node.js and Express.js. MySQL serves as the basis of the Data Layer which stores and manages various application data like user accounts, food inventory records donations notifications, and meal plans. This type of architecture enables the system to be scalable, maintainable, and efficient in conducting food waste reduction activities.</w:t>
       </w:r>
     </w:p>
     <w:p>
       <w:pPr>
         <w:keepNext/>
         <w:spacing w:line="360" w:lineRule="auto"/>
+        <w:ind w:left="720"/>
         <w:jc w:val="center"/>
         <w:rPr>
           <w:rFonts w:ascii="Times New Roman" w:hAnsi="Times New Roman" w:cs="Times New Roman"/>
@@ -23707,6 +23459,7 @@
       <w:pPr>
         <w:keepNext/>
         <w:spacing w:line="360" w:lineRule="auto"/>
+        <w:ind w:left="720"/>
         <w:jc w:val="center"/>
       </w:pPr>
       <w:r>
@@ -23717,7 +23470,7 @@
           <w:szCs w:val="24"/>
         </w:rPr>
         <w:drawing>
-          <wp:inline distT="0" distB="0" distL="0" distR="0" wp14:anchorId="342E746F" wp14:editId="75358D21">
+          <wp:inline distT="0" distB="0" distL="0" distR="0" wp14:anchorId="526F6520" wp14:editId="1687653A">
             <wp:extent cx="2651385" cy="3947160"/>
             <wp:effectExtent l="0" t="0" r="0" b="0"/>
             <wp:docPr id="725482015" name="Picture 1"/>
@@ -23766,23 +23519,37 @@
       <w:pPr>
         <w:pStyle w:val="Caption"/>
         <w:spacing w:line="360" w:lineRule="auto"/>
+        <w:ind w:left="720"/>
         <w:jc w:val="center"/>
         <w:rPr>
           <w:lang w:val="en-US"/>
         </w:rPr>
       </w:pPr>
-      <w:bookmarkStart w:id="27" w:name="_Toc233359921"/>
+      <w:bookmarkStart w:id="29" w:name="_Toc233359921"/>
       <w:r>
         <w:t xml:space="preserve">Figure </w:t>
       </w:r>
-      <w:fldSimple w:instr=" SEQ Figure \* ARABIC ">
-        <w:r>
-          <w:rPr>
-            <w:noProof/>
-          </w:rPr>
-          <w:t>1</w:t>
-        </w:r>
-      </w:fldSimple>
+      <w:r>
+        <w:fldChar w:fldCharType="begin"/>
+      </w:r>
+      <w:r>
+        <w:instrText xml:space="preserve"> SEQ Figure \* ARABIC </w:instrText>
+      </w:r>
+      <w:r>
+        <w:fldChar w:fldCharType="separate"/>
+      </w:r>
+      <w:r>
+        <w:rPr>
+          <w:noProof/>
+        </w:rPr>
+        <w:t>1</w:t>
+      </w:r>
+      <w:r>
+        <w:rPr>
+          <w:noProof/>
+        </w:rPr>
+        <w:fldChar w:fldCharType="end"/>
+      </w:r>
       <w:r>
         <w:rPr>
           <w:lang w:val="en-US"/>
@@ -23795,7 +23562,7 @@
         </w:rPr>
         <w:t>Architectural Design</w:t>
       </w:r>
-      <w:bookmarkEnd w:id="27"/>
+      <w:bookmarkEnd w:id="29"/>
     </w:p>
     <w:p>
       <w:pPr>
@@ -23811,7 +23578,7 @@
           <w:szCs w:val="24"/>
         </w:rPr>
       </w:pPr>
-      <w:bookmarkStart w:id="28" w:name="_Toc233361569"/>
+      <w:bookmarkStart w:id="30" w:name="_Toc233361569"/>
       <w:r>
         <w:rPr>
           <w:rFonts w:ascii="Times New Roman" w:hAnsi="Times New Roman" w:cs="Times New Roman"/>
@@ -23822,22 +23589,14 @@
         </w:rPr>
         <w:t>2.1.1 Deployment Diagram</w:t>
       </w:r>
-      <w:bookmarkEnd w:id="28"/>
+      <w:bookmarkEnd w:id="30"/>
     </w:p>
     <w:p>
       <w:pPr>
         <w:ind w:left="720"/>
       </w:pPr>
       <w:r>
-        <w:t xml:space="preserve">The deployment diagram shows the hardware setup of the </w:t>
-      </w:r>
-      <w:proofErr w:type="spellStart"/>
-      <w:r>
-        <w:t>SaveBite</w:t>
-      </w:r>
-      <w:proofErr w:type="spellEnd"/>
-      <w:r>
-        <w:t xml:space="preserve"> application. People use their web browsers to get into the system. The web browser talks to the Frontend of React.js. The Frontend sends the requests to Application Server (Running on Node.js and Express.js) where the business logic is performed. The App server communicates with the MySQL database to store and fetch the system data like user accts, food inventory donations notifications, and meal plans.</w:t>
+        <w:t>The deployment diagram shows the hardware setup of the SaveBite application. People use their web browsers to get into the system. The web browser talks to the Frontend of React.js. The Frontend sends the requests to Application Server (Running on Node.js and Express.js) where the business logic is performed. The App server communicates with the MySQL database to store and fetch the system data like user accts, food inventory donations notifications, and meal plans.</w:t>
       </w:r>
     </w:p>
     <w:p>
@@ -23852,7 +23611,7 @@
           <w:noProof/>
         </w:rPr>
         <w:drawing>
-          <wp:inline distT="0" distB="0" distL="0" distR="0" wp14:anchorId="35293549" wp14:editId="08EDF69B">
+          <wp:inline distT="0" distB="0" distL="0" distR="0" wp14:anchorId="63432B6C" wp14:editId="22E5C7C5">
             <wp:extent cx="1851660" cy="3445698"/>
             <wp:effectExtent l="0" t="0" r="0" b="2540"/>
             <wp:docPr id="2093161558" name="Picture 1"/>
@@ -23895,7 +23654,7 @@
         <w:ind w:left="720"/>
         <w:jc w:val="center"/>
       </w:pPr>
-      <w:bookmarkStart w:id="29" w:name="_Toc233359922"/>
+      <w:bookmarkStart w:id="31" w:name="_Toc233359922"/>
       <w:r>
         <w:t xml:space="preserve">Figure </w:t>
       </w:r>
@@ -23932,7 +23691,7 @@
         </w:rPr>
         <w:t>Deployment Diagram</w:t>
       </w:r>
-      <w:bookmarkEnd w:id="29"/>
+      <w:bookmarkEnd w:id="31"/>
     </w:p>
     <w:p>
       <w:pPr>
@@ -23947,7 +23706,7 @@
           <w:szCs w:val="26"/>
         </w:rPr>
       </w:pPr>
-      <w:bookmarkStart w:id="30" w:name="_Toc233361570"/>
+      <w:bookmarkStart w:id="32" w:name="_Toc233361570"/>
       <w:r>
         <w:rPr>
           <w:rFonts w:ascii="Times New Roman" w:hAnsi="Times New Roman" w:cs="Times New Roman"/>
@@ -23958,7 +23717,7 @@
         </w:rPr>
         <w:t>2.2 High-Level Design Components</w:t>
       </w:r>
-      <w:bookmarkEnd w:id="30"/>
+      <w:bookmarkEnd w:id="32"/>
     </w:p>
     <w:p>
       <w:pPr>
@@ -23973,7 +23732,7 @@
           <w:szCs w:val="24"/>
         </w:rPr>
       </w:pPr>
-      <w:bookmarkStart w:id="31" w:name="_Toc233361571"/>
+      <w:bookmarkStart w:id="33" w:name="_Toc233361571"/>
       <w:r>
         <w:rPr>
           <w:rFonts w:ascii="Times New Roman" w:hAnsi="Times New Roman" w:cs="Times New Roman"/>
@@ -23984,7 +23743,7 @@
         </w:rPr>
         <w:t>2.2.1 Entity Relationship Diagram (ERD)</w:t>
       </w:r>
-      <w:bookmarkEnd w:id="31"/>
+      <w:bookmarkEnd w:id="33"/>
     </w:p>
     <w:p>
       <w:pPr>
@@ -24000,23 +23759,7 @@
           <w:rFonts w:ascii="Times New Roman" w:hAnsi="Times New Roman" w:cs="Times New Roman"/>
           <w:szCs w:val="20"/>
         </w:rPr>
-        <w:t xml:space="preserve">The Entity Relationship Diagram (ERD) represents the interaction among main entities in the </w:t>
-      </w:r>
-      <w:proofErr w:type="spellStart"/>
-      <w:r>
-        <w:rPr>
-          <w:rFonts w:ascii="Times New Roman" w:hAnsi="Times New Roman" w:cs="Times New Roman"/>
-          <w:szCs w:val="20"/>
-        </w:rPr>
-        <w:t>SaveBite</w:t>
-      </w:r>
-      <w:proofErr w:type="spellEnd"/>
-      <w:r>
-        <w:rPr>
-          <w:rFonts w:ascii="Times New Roman" w:hAnsi="Times New Roman" w:cs="Times New Roman"/>
-          <w:szCs w:val="20"/>
-        </w:rPr>
-        <w:t xml:space="preserve"> system. The database is First and foremost used to manage user accounts, maintain food inventory records, create donation listings, send notifications, generate meal plans, and collect analytics data</w:t>
+        <w:t>The Entity Relationship Diagram (ERD) represents the interaction among main entities in the SaveBite system. The database is First and foremost used to manage user accounts, maintain food inventory records, create donation listings, send notifications, generate meal plans, and collect analytics data</w:t>
       </w:r>
       <w:r>
         <w:t xml:space="preserve"> </w:t>
@@ -24060,6 +23803,151 @@
           <w:szCs w:val="20"/>
         </w:rPr>
         <w:t>Main Entities:</w:t>
+      </w:r>
+    </w:p>
+    <w:p>
+      <w:pPr>
+        <w:numPr>
+          <w:ilvl w:val="0"/>
+          <w:numId w:val="4"/>
+        </w:numPr>
+        <w:spacing w:line="360" w:lineRule="auto"/>
+        <w:jc w:val="both"/>
+        <w:rPr>
+          <w:rFonts w:ascii="Times New Roman" w:hAnsi="Times New Roman" w:cs="Times New Roman"/>
+          <w:szCs w:val="20"/>
+        </w:rPr>
+      </w:pPr>
+      <w:r>
+        <w:rPr>
+          <w:rFonts w:ascii="Times New Roman" w:hAnsi="Times New Roman" w:cs="Times New Roman"/>
+          <w:szCs w:val="20"/>
+        </w:rPr>
+        <w:t xml:space="preserve">User </w:t>
+      </w:r>
+    </w:p>
+    <w:p>
+      <w:pPr>
+        <w:numPr>
+          <w:ilvl w:val="0"/>
+          <w:numId w:val="4"/>
+        </w:numPr>
+        <w:spacing w:line="360" w:lineRule="auto"/>
+        <w:jc w:val="both"/>
+        <w:rPr>
+          <w:rFonts w:ascii="Times New Roman" w:hAnsi="Times New Roman" w:cs="Times New Roman"/>
+          <w:szCs w:val="20"/>
+        </w:rPr>
+      </w:pPr>
+      <w:r>
+        <w:rPr>
+          <w:rFonts w:ascii="Times New Roman" w:hAnsi="Times New Roman" w:cs="Times New Roman"/>
+          <w:szCs w:val="20"/>
+        </w:rPr>
+        <w:t xml:space="preserve">Food Inventory </w:t>
+      </w:r>
+    </w:p>
+    <w:p>
+      <w:pPr>
+        <w:numPr>
+          <w:ilvl w:val="0"/>
+          <w:numId w:val="4"/>
+        </w:numPr>
+        <w:spacing w:line="360" w:lineRule="auto"/>
+        <w:jc w:val="both"/>
+        <w:rPr>
+          <w:rFonts w:ascii="Times New Roman" w:hAnsi="Times New Roman" w:cs="Times New Roman"/>
+          <w:szCs w:val="20"/>
+        </w:rPr>
+      </w:pPr>
+      <w:r>
+        <w:rPr>
+          <w:rFonts w:ascii="Times New Roman" w:hAnsi="Times New Roman" w:cs="Times New Roman"/>
+          <w:szCs w:val="20"/>
+        </w:rPr>
+        <w:t xml:space="preserve">Food Donation </w:t>
+      </w:r>
+    </w:p>
+    <w:p>
+      <w:pPr>
+        <w:numPr>
+          <w:ilvl w:val="0"/>
+          <w:numId w:val="4"/>
+        </w:numPr>
+        <w:spacing w:line="360" w:lineRule="auto"/>
+        <w:jc w:val="both"/>
+        <w:rPr>
+          <w:rFonts w:ascii="Times New Roman" w:hAnsi="Times New Roman" w:cs="Times New Roman"/>
+          <w:szCs w:val="20"/>
+        </w:rPr>
+      </w:pPr>
+      <w:r>
+        <w:rPr>
+          <w:rFonts w:ascii="Times New Roman" w:hAnsi="Times New Roman" w:cs="Times New Roman"/>
+          <w:szCs w:val="20"/>
+        </w:rPr>
+        <w:t xml:space="preserve">Notification </w:t>
+      </w:r>
+    </w:p>
+    <w:p>
+      <w:pPr>
+        <w:numPr>
+          <w:ilvl w:val="0"/>
+          <w:numId w:val="4"/>
+        </w:numPr>
+        <w:spacing w:line="360" w:lineRule="auto"/>
+        <w:jc w:val="both"/>
+        <w:rPr>
+          <w:rFonts w:ascii="Times New Roman" w:hAnsi="Times New Roman" w:cs="Times New Roman"/>
+          <w:szCs w:val="20"/>
+        </w:rPr>
+      </w:pPr>
+      <w:r>
+        <w:rPr>
+          <w:rFonts w:ascii="Times New Roman" w:hAnsi="Times New Roman" w:cs="Times New Roman"/>
+          <w:szCs w:val="20"/>
+        </w:rPr>
+        <w:t xml:space="preserve">Meal Plan </w:t>
+      </w:r>
+    </w:p>
+    <w:p>
+      <w:pPr>
+        <w:numPr>
+          <w:ilvl w:val="0"/>
+          <w:numId w:val="4"/>
+        </w:numPr>
+        <w:spacing w:line="360" w:lineRule="auto"/>
+        <w:jc w:val="both"/>
+        <w:rPr>
+          <w:rFonts w:ascii="Times New Roman" w:hAnsi="Times New Roman" w:cs="Times New Roman"/>
+          <w:szCs w:val="20"/>
+        </w:rPr>
+      </w:pPr>
+      <w:r>
+        <w:rPr>
+          <w:rFonts w:ascii="Times New Roman" w:hAnsi="Times New Roman" w:cs="Times New Roman"/>
+          <w:szCs w:val="20"/>
+        </w:rPr>
+        <w:t xml:space="preserve">Analytics </w:t>
+      </w:r>
+    </w:p>
+    <w:p>
+      <w:pPr>
+        <w:spacing w:line="360" w:lineRule="auto"/>
+        <w:jc w:val="both"/>
+        <w:rPr>
+          <w:rFonts w:ascii="Times New Roman" w:hAnsi="Times New Roman" w:cs="Times New Roman"/>
+          <w:szCs w:val="20"/>
+        </w:rPr>
+      </w:pPr>
+      <w:r>
+        <w:rPr>
+          <w:rFonts w:ascii="Times New Roman" w:hAnsi="Times New Roman" w:cs="Times New Roman"/>
+          <w:b/>
+          <w:bCs/>
+          <w:szCs w:val="20"/>
+        </w:rPr>
+        <w:t>Relationships:</w:t>
       </w:r>
     </w:p>
     <w:p>
@@ -24080,7 +23968,7 @@
           <w:rFonts w:ascii="Times New Roman" w:hAnsi="Times New Roman" w:cs="Times New Roman"/>
           <w:szCs w:val="20"/>
         </w:rPr>
-        <w:t xml:space="preserve">User </w:t>
+        <w:t xml:space="preserve">One User can manage many Food Inventory records. </w:t>
       </w:r>
     </w:p>
     <w:p>
@@ -24101,7 +23989,7 @@
           <w:rFonts w:ascii="Times New Roman" w:hAnsi="Times New Roman" w:cs="Times New Roman"/>
           <w:szCs w:val="20"/>
         </w:rPr>
-        <w:t xml:space="preserve">Food Inventory </w:t>
+        <w:t xml:space="preserve">One User can create many Food Donation listings. </w:t>
       </w:r>
     </w:p>
     <w:p>
@@ -24122,7 +24010,7 @@
           <w:rFonts w:ascii="Times New Roman" w:hAnsi="Times New Roman" w:cs="Times New Roman"/>
           <w:szCs w:val="20"/>
         </w:rPr>
-        <w:t xml:space="preserve">Food Donation </w:t>
+        <w:t xml:space="preserve">One User can receive many Notifications. </w:t>
       </w:r>
     </w:p>
     <w:p>
@@ -24143,7 +24031,7 @@
           <w:rFonts w:ascii="Times New Roman" w:hAnsi="Times New Roman" w:cs="Times New Roman"/>
           <w:szCs w:val="20"/>
         </w:rPr>
-        <w:t xml:space="preserve">Notification </w:t>
+        <w:t xml:space="preserve">One User can create many Meal Plans. </w:t>
       </w:r>
     </w:p>
     <w:p>
@@ -24164,151 +24052,6 @@
           <w:rFonts w:ascii="Times New Roman" w:hAnsi="Times New Roman" w:cs="Times New Roman"/>
           <w:szCs w:val="20"/>
         </w:rPr>
-        <w:t xml:space="preserve">Meal Plan </w:t>
-      </w:r>
-    </w:p>
-    <w:p>
-      <w:pPr>
-        <w:numPr>
-          <w:ilvl w:val="0"/>
-          <w:numId w:val="5"/>
-        </w:numPr>
-        <w:spacing w:line="360" w:lineRule="auto"/>
-        <w:jc w:val="both"/>
-        <w:rPr>
-          <w:rFonts w:ascii="Times New Roman" w:hAnsi="Times New Roman" w:cs="Times New Roman"/>
-          <w:szCs w:val="20"/>
-        </w:rPr>
-      </w:pPr>
-      <w:r>
-        <w:rPr>
-          <w:rFonts w:ascii="Times New Roman" w:hAnsi="Times New Roman" w:cs="Times New Roman"/>
-          <w:szCs w:val="20"/>
-        </w:rPr>
-        <w:t xml:space="preserve">Analytics </w:t>
-      </w:r>
-    </w:p>
-    <w:p>
-      <w:pPr>
-        <w:spacing w:line="360" w:lineRule="auto"/>
-        <w:jc w:val="both"/>
-        <w:rPr>
-          <w:rFonts w:ascii="Times New Roman" w:hAnsi="Times New Roman" w:cs="Times New Roman"/>
-          <w:szCs w:val="20"/>
-        </w:rPr>
-      </w:pPr>
-      <w:r>
-        <w:rPr>
-          <w:rFonts w:ascii="Times New Roman" w:hAnsi="Times New Roman" w:cs="Times New Roman"/>
-          <w:b/>
-          <w:bCs/>
-          <w:szCs w:val="20"/>
-        </w:rPr>
-        <w:t>Relationships:</w:t>
-      </w:r>
-    </w:p>
-    <w:p>
-      <w:pPr>
-        <w:numPr>
-          <w:ilvl w:val="0"/>
-          <w:numId w:val="6"/>
-        </w:numPr>
-        <w:spacing w:line="360" w:lineRule="auto"/>
-        <w:jc w:val="both"/>
-        <w:rPr>
-          <w:rFonts w:ascii="Times New Roman" w:hAnsi="Times New Roman" w:cs="Times New Roman"/>
-          <w:szCs w:val="20"/>
-        </w:rPr>
-      </w:pPr>
-      <w:r>
-        <w:rPr>
-          <w:rFonts w:ascii="Times New Roman" w:hAnsi="Times New Roman" w:cs="Times New Roman"/>
-          <w:szCs w:val="20"/>
-        </w:rPr>
-        <w:t xml:space="preserve">One User can manage many Food Inventory records. </w:t>
-      </w:r>
-    </w:p>
-    <w:p>
-      <w:pPr>
-        <w:numPr>
-          <w:ilvl w:val="0"/>
-          <w:numId w:val="6"/>
-        </w:numPr>
-        <w:spacing w:line="360" w:lineRule="auto"/>
-        <w:jc w:val="both"/>
-        <w:rPr>
-          <w:rFonts w:ascii="Times New Roman" w:hAnsi="Times New Roman" w:cs="Times New Roman"/>
-          <w:szCs w:val="20"/>
-        </w:rPr>
-      </w:pPr>
-      <w:r>
-        <w:rPr>
-          <w:rFonts w:ascii="Times New Roman" w:hAnsi="Times New Roman" w:cs="Times New Roman"/>
-          <w:szCs w:val="20"/>
-        </w:rPr>
-        <w:t xml:space="preserve">One User can create many Food Donation listings. </w:t>
-      </w:r>
-    </w:p>
-    <w:p>
-      <w:pPr>
-        <w:numPr>
-          <w:ilvl w:val="0"/>
-          <w:numId w:val="6"/>
-        </w:numPr>
-        <w:spacing w:line="360" w:lineRule="auto"/>
-        <w:jc w:val="both"/>
-        <w:rPr>
-          <w:rFonts w:ascii="Times New Roman" w:hAnsi="Times New Roman" w:cs="Times New Roman"/>
-          <w:szCs w:val="20"/>
-        </w:rPr>
-      </w:pPr>
-      <w:r>
-        <w:rPr>
-          <w:rFonts w:ascii="Times New Roman" w:hAnsi="Times New Roman" w:cs="Times New Roman"/>
-          <w:szCs w:val="20"/>
-        </w:rPr>
-        <w:t xml:space="preserve">One User can receive many Notifications. </w:t>
-      </w:r>
-    </w:p>
-    <w:p>
-      <w:pPr>
-        <w:numPr>
-          <w:ilvl w:val="0"/>
-          <w:numId w:val="6"/>
-        </w:numPr>
-        <w:spacing w:line="360" w:lineRule="auto"/>
-        <w:jc w:val="both"/>
-        <w:rPr>
-          <w:rFonts w:ascii="Times New Roman" w:hAnsi="Times New Roman" w:cs="Times New Roman"/>
-          <w:szCs w:val="20"/>
-        </w:rPr>
-      </w:pPr>
-      <w:r>
-        <w:rPr>
-          <w:rFonts w:ascii="Times New Roman" w:hAnsi="Times New Roman" w:cs="Times New Roman"/>
-          <w:szCs w:val="20"/>
-        </w:rPr>
-        <w:t xml:space="preserve">One User can create many Meal Plans. </w:t>
-      </w:r>
-    </w:p>
-    <w:p>
-      <w:pPr>
-        <w:numPr>
-          <w:ilvl w:val="0"/>
-          <w:numId w:val="6"/>
-        </w:numPr>
-        <w:spacing w:line="360" w:lineRule="auto"/>
-        <w:jc w:val="both"/>
-        <w:rPr>
-          <w:rFonts w:ascii="Times New Roman" w:hAnsi="Times New Roman" w:cs="Times New Roman"/>
-          <w:szCs w:val="20"/>
-        </w:rPr>
-      </w:pPr>
-      <w:r>
-        <w:rPr>
-          <w:rFonts w:ascii="Times New Roman" w:hAnsi="Times New Roman" w:cs="Times New Roman"/>
-          <w:szCs w:val="20"/>
-        </w:rPr>
         <w:t xml:space="preserve">Analytics data is generated based on User activities. </w:t>
       </w:r>
     </w:p>
@@ -24342,7 +24085,7 @@
           <w:noProof/>
         </w:rPr>
         <w:drawing>
-          <wp:inline distT="0" distB="0" distL="0" distR="0" wp14:anchorId="32145D3A" wp14:editId="524947D8">
+          <wp:inline distT="0" distB="0" distL="0" distR="0" wp14:anchorId="642D9BDE" wp14:editId="44C1828B">
             <wp:extent cx="6060440" cy="3770630"/>
             <wp:effectExtent l="0" t="0" r="0" b="1270"/>
             <wp:docPr id="1651838107" name="Picture 1"/>
@@ -24387,7 +24130,7 @@
           <w:lang w:val="en-US"/>
         </w:rPr>
       </w:pPr>
-      <w:bookmarkStart w:id="32" w:name="_Toc233359923"/>
+      <w:bookmarkStart w:id="34" w:name="_Toc233359923"/>
       <w:r>
         <w:t xml:space="preserve">Figure </w:t>
       </w:r>
@@ -24424,14 +24167,7 @@
         </w:rPr>
         <w:t>ERD Structure</w:t>
       </w:r>
-      <w:bookmarkEnd w:id="32"/>
-    </w:p>
-    <w:p>
-      <w:pPr>
-        <w:rPr>
-          <w:lang w:val="en-US"/>
-        </w:rPr>
-      </w:pPr>
+      <w:bookmarkEnd w:id="34"/>
     </w:p>
     <w:p>
       <w:pPr>
@@ -24446,7 +24182,7 @@
           <w:szCs w:val="24"/>
         </w:rPr>
       </w:pPr>
-      <w:bookmarkStart w:id="33" w:name="_Toc233361572"/>
+      <w:bookmarkStart w:id="35" w:name="_Toc233361572"/>
       <w:r>
         <w:rPr>
           <w:rFonts w:ascii="Times New Roman" w:hAnsi="Times New Roman" w:cs="Times New Roman"/>
@@ -24457,7 +24193,7 @@
         </w:rPr>
         <w:t>2.2.2 Site Map</w:t>
       </w:r>
-      <w:bookmarkEnd w:id="33"/>
+      <w:bookmarkEnd w:id="35"/>
     </w:p>
     <w:p>
       <w:pPr>
@@ -24465,15 +24201,7 @@
         <w:spacing w:line="360" w:lineRule="auto"/>
       </w:pPr>
       <w:r>
-        <w:t xml:space="preserve">The site map illustrates the navigation structure of the </w:t>
-      </w:r>
-      <w:proofErr w:type="spellStart"/>
-      <w:r>
-        <w:t>SaveBite</w:t>
-      </w:r>
-      <w:proofErr w:type="spellEnd"/>
-      <w:r>
-        <w:t xml:space="preserve"> application and shows users how to move around the different modules of the system</w:t>
+        <w:t>The site map illustrates the navigation structure of the SaveBite application and shows users how to move around the different modules of the system</w:t>
       </w:r>
       <w:r>
         <w:t>.</w:t>
@@ -24483,7 +24211,7 @@
           <w:noProof/>
         </w:rPr>
         <w:drawing>
-          <wp:inline distT="0" distB="0" distL="0" distR="0" wp14:anchorId="6A3013A7" wp14:editId="516ECF00">
+          <wp:inline distT="0" distB="0" distL="0" distR="0" wp14:anchorId="4EB9E1BE" wp14:editId="4C16084B">
             <wp:extent cx="3840480" cy="3688322"/>
             <wp:effectExtent l="0" t="0" r="7620" b="7620"/>
             <wp:docPr id="674177064" name="Picture 1"/>
@@ -24528,7 +24256,7 @@
           <w:lang w:val="en-US"/>
         </w:rPr>
       </w:pPr>
-      <w:bookmarkStart w:id="34" w:name="_Toc233359924"/>
+      <w:bookmarkStart w:id="36" w:name="_Toc233359924"/>
       <w:r>
         <w:t xml:space="preserve">Figure </w:t>
       </w:r>
@@ -24565,7 +24293,7 @@
         </w:rPr>
         <w:t>Site Map</w:t>
       </w:r>
-      <w:bookmarkEnd w:id="34"/>
+      <w:bookmarkEnd w:id="36"/>
     </w:p>
     <w:p>
       <w:pPr>
@@ -24603,21 +24331,7 @@
         <w:rPr>
           <w:rFonts w:ascii="Times New Roman" w:hAnsi="Times New Roman" w:cs="Times New Roman"/>
         </w:rPr>
-        <w:t xml:space="preserve">In this way, the </w:t>
-      </w:r>
-      <w:proofErr w:type="spellStart"/>
-      <w:r>
-        <w:rPr>
-          <w:rFonts w:ascii="Times New Roman" w:hAnsi="Times New Roman" w:cs="Times New Roman"/>
-        </w:rPr>
-        <w:t>SaveBite</w:t>
-      </w:r>
-      <w:proofErr w:type="spellEnd"/>
-      <w:r>
-        <w:rPr>
-          <w:rFonts w:ascii="Times New Roman" w:hAnsi="Times New Roman" w:cs="Times New Roman"/>
-        </w:rPr>
-        <w:t xml:space="preserve"> app aims to ensure that its features are as simple and understandable as possible for the household users who are really the main target audience. The interface design is neat and coherent so that it is very easy for a user to move from one system function to another without any difficulty. when a user logs in, the first thing he or she will see is the dashboard. That is where the food inventory management, food donation listings, analytics reports, notifications, and meal planning features are only a couple of clicks away. </w:t>
+        <w:t xml:space="preserve">In this way, the SaveBite app aims to ensure that its features are as simple and understandable as possible for the household users who are really the main target audience. The interface design is neat and coherent so that it is very easy for a user to move from one system function to another without any difficulty. when a user logs in, the first thing he or she will see is the dashboard. That is where the food inventory management, food donation listings, analytics reports, notifications, and meal planning features are only a couple of clicks away. </w:t>
       </w:r>
     </w:p>
     <w:p>
@@ -24632,21 +24346,7 @@
         <w:rPr>
           <w:rFonts w:ascii="Times New Roman" w:hAnsi="Times New Roman" w:cs="Times New Roman"/>
         </w:rPr>
-        <w:t xml:space="preserve">Menus which are easy to understand, layouts that adjust to any device and informative messages that guide you to the next step are just a few of the things that help users to get the job done with ease. The application uses different visual elements like expiry alerts, notification badges, and analytics charts to better engage users and help them make well-informed decisions. </w:t>
-      </w:r>
-      <w:proofErr w:type="spellStart"/>
-      <w:r>
-        <w:rPr>
-          <w:rFonts w:ascii="Times New Roman" w:hAnsi="Times New Roman" w:cs="Times New Roman"/>
-        </w:rPr>
-        <w:t>SaveBite</w:t>
-      </w:r>
-      <w:proofErr w:type="spellEnd"/>
-      <w:r>
-        <w:rPr>
-          <w:rFonts w:ascii="Times New Roman" w:hAnsi="Times New Roman" w:cs="Times New Roman"/>
-        </w:rPr>
-        <w:t xml:space="preserve"> aims to be an easy, simple and accessible tool thereby enabling households to effectively manage food resources and reduce food waste.</w:t>
+        <w:t>Menus which are easy to understand, layouts that adjust to any device and informative messages that guide you to the next step are just a few of the things that help users to get the job done with ease. The application uses different visual elements like expiry alerts, notification badges, and analytics charts to better engage users and help them make well-informed decisions. SaveBite aims to be an easy, simple and accessible tool thereby enabling households to effectively manage food resources and reduce food waste.</w:t>
       </w:r>
     </w:p>
     <w:p>
@@ -24661,7 +24361,7 @@
           <w:lang w:val="en-US"/>
         </w:rPr>
         <w:drawing>
-          <wp:inline distT="0" distB="0" distL="0" distR="0" wp14:anchorId="23080AF8" wp14:editId="06998904">
+          <wp:inline distT="0" distB="0" distL="0" distR="0" wp14:anchorId="04491006" wp14:editId="01F86371">
             <wp:extent cx="2461260" cy="3246101"/>
             <wp:effectExtent l="0" t="0" r="0" b="0"/>
             <wp:docPr id="549161464" name="Picture 1"/>
@@ -24706,7 +24406,7 @@
           <w:lang w:val="en-US"/>
         </w:rPr>
       </w:pPr>
-      <w:bookmarkStart w:id="35" w:name="_Toc233359925"/>
+      <w:bookmarkStart w:id="37" w:name="_Toc233359925"/>
       <w:r>
         <w:t xml:space="preserve">Figure </w:t>
       </w:r>
@@ -24743,7 +24443,7 @@
         </w:rPr>
         <w:t>Generic User Experience</w:t>
       </w:r>
-      <w:bookmarkEnd w:id="35"/>
+      <w:bookmarkEnd w:id="37"/>
     </w:p>
     <w:p>
       <w:pPr>
@@ -24780,21 +24480,7 @@
         <w:rPr>
           <w:rFonts w:ascii="Times New Roman" w:hAnsi="Times New Roman" w:cs="Times New Roman"/>
         </w:rPr>
-        <w:t xml:space="preserve">Before the actual coding started, wireframes were made to visualize the </w:t>
-      </w:r>
-      <w:proofErr w:type="spellStart"/>
-      <w:r>
-        <w:rPr>
-          <w:rFonts w:ascii="Times New Roman" w:hAnsi="Times New Roman" w:cs="Times New Roman"/>
-        </w:rPr>
-        <w:t>SaveBite</w:t>
-      </w:r>
-      <w:proofErr w:type="spellEnd"/>
-      <w:r>
-        <w:rPr>
-          <w:rFonts w:ascii="Times New Roman" w:hAnsi="Times New Roman" w:cs="Times New Roman"/>
-        </w:rPr>
-        <w:t xml:space="preserve"> app's user interface and screen layouts. These wireframes depict elements such as structure, navigation flow, and the location of major system modules' key elements, i.e. User Registration, Food Inventory Management, Browse Food Items, Food Analytics Dashboard, Notification Management, and Weekly Meal Planning.</w:t>
+        <w:t>Before the actual coding started, wireframes were made to visualize the SaveBite app's user interface and screen layouts. These wireframes depict elements such as structure, navigation flow, and the location of major system modules' key elements, i.e. User Registration, Food Inventory Management, Browse Food Items, Food Analytics Dashboard, Notification Management, and Weekly Meal Planning.</w:t>
       </w:r>
     </w:p>
     <w:p>
@@ -24827,25 +24513,7 @@
           <w:b/>
           <w:bCs/>
         </w:rPr>
-        <w:t xml:space="preserve">The wireframes developed for the </w:t>
-      </w:r>
-      <w:proofErr w:type="spellStart"/>
-      <w:r>
-        <w:rPr>
-          <w:rFonts w:ascii="Times New Roman" w:hAnsi="Times New Roman" w:cs="Times New Roman"/>
-          <w:b/>
-          <w:bCs/>
-        </w:rPr>
-        <w:t>SaveBite</w:t>
-      </w:r>
-      <w:proofErr w:type="spellEnd"/>
-      <w:r>
-        <w:rPr>
-          <w:rFonts w:ascii="Times New Roman" w:hAnsi="Times New Roman" w:cs="Times New Roman"/>
-          <w:b/>
-          <w:bCs/>
-        </w:rPr>
-        <w:t xml:space="preserve"> system include:</w:t>
+        <w:t>The wireframes developed for the SaveBite system include:</w:t>
       </w:r>
     </w:p>
     <w:p>
@@ -24879,21 +24547,7 @@
         <w:rPr>
           <w:rFonts w:ascii="Times New Roman" w:hAnsi="Times New Roman" w:cs="Times New Roman"/>
         </w:rPr>
-        <w:t xml:space="preserve">The Login and Registration Page allow users to create a new account or access an existing account securely. The interface provides authentication features, user verification, and account management options to ensure secure access to the </w:t>
-      </w:r>
-      <w:proofErr w:type="spellStart"/>
-      <w:r>
-        <w:rPr>
-          <w:rFonts w:ascii="Times New Roman" w:hAnsi="Times New Roman" w:cs="Times New Roman"/>
-        </w:rPr>
-        <w:t>SaveBite</w:t>
-      </w:r>
-      <w:proofErr w:type="spellEnd"/>
-      <w:r>
-        <w:rPr>
-          <w:rFonts w:ascii="Times New Roman" w:hAnsi="Times New Roman" w:cs="Times New Roman"/>
-        </w:rPr>
-        <w:t xml:space="preserve"> system.</w:t>
+        <w:t>The Login and Registration Page allow users to create a new account or access an existing account securely. The interface provides authentication features, user verification, and account management options to ensure secure access to the SaveBite system.</w:t>
       </w:r>
     </w:p>
     <w:p>
@@ -24921,7 +24575,7 @@
           <w:noProof/>
         </w:rPr>
         <w:drawing>
-          <wp:inline distT="0" distB="0" distL="0" distR="0" wp14:anchorId="4B2A056A" wp14:editId="261E9EBB">
+          <wp:inline distT="0" distB="0" distL="0" distR="0" wp14:anchorId="310B8E70" wp14:editId="236434DC">
             <wp:extent cx="2740545" cy="1828561"/>
             <wp:effectExtent l="0" t="0" r="3175" b="635"/>
             <wp:docPr id="237950460" name="Picture 1"/>
@@ -24962,7 +24616,7 @@
         <w:pStyle w:val="Caption"/>
         <w:jc w:val="center"/>
       </w:pPr>
-      <w:bookmarkStart w:id="36" w:name="_Toc233359926"/>
+      <w:bookmarkStart w:id="38" w:name="_Toc233359926"/>
       <w:r>
         <w:t xml:space="preserve">Figure </w:t>
       </w:r>
@@ -24990,7 +24644,7 @@
       <w:r>
         <w:t>: Login</w:t>
       </w:r>
-      <w:bookmarkEnd w:id="36"/>
+      <w:bookmarkEnd w:id="38"/>
     </w:p>
     <w:p>
       <w:pPr>
@@ -25007,7 +24661,7 @@
           <w:noProof/>
         </w:rPr>
         <w:drawing>
-          <wp:inline distT="0" distB="0" distL="0" distR="0" wp14:anchorId="7FBC42FF" wp14:editId="74633362">
+          <wp:inline distT="0" distB="0" distL="0" distR="0" wp14:anchorId="564CA20E" wp14:editId="54F1CD86">
             <wp:extent cx="2552438" cy="2011680"/>
             <wp:effectExtent l="0" t="0" r="635" b="7620"/>
             <wp:docPr id="1328260541" name="Picture 1"/>
@@ -25048,7 +24702,7 @@
         <w:pStyle w:val="Caption"/>
         <w:jc w:val="center"/>
       </w:pPr>
-      <w:bookmarkStart w:id="37" w:name="_Toc233359927"/>
+      <w:bookmarkStart w:id="39" w:name="_Toc233359927"/>
       <w:r>
         <w:t xml:space="preserve">Figure </w:t>
       </w:r>
@@ -25076,7 +24730,7 @@
       <w:r>
         <w:t>: Signup</w:t>
       </w:r>
-      <w:bookmarkEnd w:id="37"/>
+      <w:bookmarkEnd w:id="39"/>
     </w:p>
     <w:p>
       <w:pPr>
@@ -25142,7 +24796,7 @@
           <w:noProof/>
         </w:rPr>
         <w:drawing>
-          <wp:inline distT="0" distB="0" distL="0" distR="0" wp14:anchorId="1CB73575" wp14:editId="3B8A90E9">
+          <wp:inline distT="0" distB="0" distL="0" distR="0" wp14:anchorId="5B6670BC" wp14:editId="03FFBB16">
             <wp:extent cx="3695700" cy="3162100"/>
             <wp:effectExtent l="0" t="0" r="0" b="635"/>
             <wp:docPr id="1185295567" name="Picture 1"/>
@@ -25186,7 +24840,7 @@
           <w:rFonts w:ascii="Times New Roman" w:hAnsi="Times New Roman" w:cs="Times New Roman"/>
         </w:rPr>
       </w:pPr>
-      <w:bookmarkStart w:id="38" w:name="_Toc233359928"/>
+      <w:bookmarkStart w:id="40" w:name="_Toc233359928"/>
       <w:r>
         <w:t xml:space="preserve">Figure </w:t>
       </w:r>
@@ -25214,7 +24868,7 @@
       <w:r>
         <w:t>: Dashboard</w:t>
       </w:r>
-      <w:bookmarkEnd w:id="38"/>
+      <w:bookmarkEnd w:id="40"/>
     </w:p>
     <w:p>
       <w:pPr>
@@ -25281,7 +24935,7 @@
           <w:noProof/>
         </w:rPr>
         <w:drawing>
-          <wp:inline distT="0" distB="0" distL="0" distR="0" wp14:anchorId="4DE61874" wp14:editId="0F4503DE">
+          <wp:inline distT="0" distB="0" distL="0" distR="0" wp14:anchorId="04B8E5DB" wp14:editId="4456B223">
             <wp:extent cx="2669893" cy="4213860"/>
             <wp:effectExtent l="0" t="0" r="0" b="0"/>
             <wp:docPr id="1665408080" name="Picture 1"/>
@@ -25325,7 +24979,7 @@
           <w:rFonts w:ascii="Times New Roman" w:hAnsi="Times New Roman" w:cs="Times New Roman"/>
         </w:rPr>
       </w:pPr>
-      <w:bookmarkStart w:id="39" w:name="_Toc233359929"/>
+      <w:bookmarkStart w:id="41" w:name="_Toc233359929"/>
       <w:r>
         <w:t xml:space="preserve">Figure </w:t>
       </w:r>
@@ -25353,7 +25007,7 @@
       <w:r>
         <w:t>: Food Inventory</w:t>
       </w:r>
-      <w:bookmarkEnd w:id="39"/>
+      <w:bookmarkEnd w:id="41"/>
     </w:p>
     <w:p>
       <w:pPr>
@@ -25404,7 +25058,7 @@
           <w:noProof/>
         </w:rPr>
         <w:drawing>
-          <wp:inline distT="0" distB="0" distL="0" distR="0" wp14:anchorId="65B21A70" wp14:editId="7CAD1CC4">
+          <wp:inline distT="0" distB="0" distL="0" distR="0" wp14:anchorId="4CFCCFAA" wp14:editId="19B79CA1">
             <wp:extent cx="3147060" cy="3626835"/>
             <wp:effectExtent l="0" t="0" r="0" b="0"/>
             <wp:docPr id="213020452" name="Picture 1"/>
@@ -25445,7 +25099,7 @@
         <w:pStyle w:val="Caption"/>
         <w:jc w:val="center"/>
       </w:pPr>
-      <w:bookmarkStart w:id="40" w:name="_Toc233359930"/>
+      <w:bookmarkStart w:id="42" w:name="_Toc233359930"/>
       <w:r>
         <w:t xml:space="preserve">Figure </w:t>
       </w:r>
@@ -25473,7 +25127,7 @@
       <w:r>
         <w:t>: Browse food item</w:t>
       </w:r>
-      <w:bookmarkEnd w:id="40"/>
+      <w:bookmarkEnd w:id="42"/>
     </w:p>
     <w:p/>
     <w:p>
@@ -25529,7 +25183,7 @@
           <w:noProof/>
         </w:rPr>
         <w:drawing>
-          <wp:inline distT="0" distB="0" distL="0" distR="0" wp14:anchorId="1835827E" wp14:editId="57DBD5D7">
+          <wp:inline distT="0" distB="0" distL="0" distR="0" wp14:anchorId="3400873C" wp14:editId="1350CBDC">
             <wp:extent cx="3909060" cy="3721881"/>
             <wp:effectExtent l="0" t="0" r="0" b="0"/>
             <wp:docPr id="1199622659" name="Picture 1"/>
@@ -25573,7 +25227,7 @@
           <w:rFonts w:ascii="Times New Roman" w:hAnsi="Times New Roman" w:cs="Times New Roman"/>
         </w:rPr>
       </w:pPr>
-      <w:bookmarkStart w:id="41" w:name="_Toc233359931"/>
+      <w:bookmarkStart w:id="43" w:name="_Toc233359931"/>
       <w:r>
         <w:t xml:space="preserve">Figure </w:t>
       </w:r>
@@ -25601,7 +25255,7 @@
       <w:r>
         <w:t>: Analytics Dashboard</w:t>
       </w:r>
-      <w:bookmarkEnd w:id="41"/>
+      <w:bookmarkEnd w:id="43"/>
     </w:p>
     <w:p>
       <w:pPr>
@@ -25657,7 +25311,7 @@
           <w:noProof/>
         </w:rPr>
         <w:drawing>
-          <wp:inline distT="0" distB="0" distL="0" distR="0" wp14:anchorId="27A7908B" wp14:editId="6260EC80">
+          <wp:inline distT="0" distB="0" distL="0" distR="0" wp14:anchorId="1DA98034" wp14:editId="0AA81719">
             <wp:extent cx="3741420" cy="4556033"/>
             <wp:effectExtent l="0" t="0" r="0" b="0"/>
             <wp:docPr id="352394137" name="Picture 1"/>
@@ -25701,7 +25355,7 @@
           <w:rFonts w:ascii="Times New Roman" w:hAnsi="Times New Roman" w:cs="Times New Roman"/>
         </w:rPr>
       </w:pPr>
-      <w:bookmarkStart w:id="42" w:name="_Toc233359932"/>
+      <w:bookmarkStart w:id="44" w:name="_Toc233359932"/>
       <w:r>
         <w:t xml:space="preserve">Figure </w:t>
       </w:r>
@@ -25729,7 +25383,7 @@
       <w:r>
         <w:t>: Notification</w:t>
       </w:r>
-      <w:bookmarkEnd w:id="42"/>
+      <w:bookmarkEnd w:id="44"/>
     </w:p>
     <w:p>
       <w:pPr>
@@ -25793,7 +25447,7 @@
           <w:noProof/>
         </w:rPr>
         <w:drawing>
-          <wp:inline distT="0" distB="0" distL="0" distR="0" wp14:anchorId="3B5DD9B2" wp14:editId="1A754A6C">
+          <wp:inline distT="0" distB="0" distL="0" distR="0" wp14:anchorId="6D8AC324" wp14:editId="7F6D2A98">
             <wp:extent cx="4221480" cy="3880453"/>
             <wp:effectExtent l="0" t="0" r="7620" b="6350"/>
             <wp:docPr id="1418706064" name="Picture 1"/>
@@ -25834,7 +25488,7 @@
         <w:pStyle w:val="Caption"/>
         <w:jc w:val="center"/>
       </w:pPr>
-      <w:bookmarkStart w:id="43" w:name="_Toc233359933"/>
+      <w:bookmarkStart w:id="45" w:name="_Toc233359933"/>
       <w:r>
         <w:t xml:space="preserve">Figure </w:t>
       </w:r>
@@ -25862,8 +25516,9 @@
       <w:r>
         <w:t>: Meal Plan Wireframe</w:t>
       </w:r>
-      <w:bookmarkEnd w:id="43"/>
+      <w:bookmarkEnd w:id="45"/>
     </w:p>
+    <w:p/>
     <w:p>
       <w:pPr>
         <w:pStyle w:val="Heading2"/>
@@ -25875,7 +25530,7 @@
           <w:szCs w:val="26"/>
         </w:rPr>
       </w:pPr>
-      <w:bookmarkStart w:id="44" w:name="_Toc233361573"/>
+      <w:bookmarkStart w:id="46" w:name="_Toc233361573"/>
       <w:r>
         <w:rPr>
           <w:rFonts w:ascii="Times New Roman" w:hAnsi="Times New Roman" w:cs="Times New Roman"/>
@@ -25884,7 +25539,7 @@
         </w:rPr>
         <w:t>2.3 System Design</w:t>
       </w:r>
-      <w:bookmarkEnd w:id="44"/>
+      <w:bookmarkEnd w:id="46"/>
     </w:p>
     <w:p>
       <w:pPr>
@@ -25897,7 +25552,7 @@
           <w:szCs w:val="24"/>
         </w:rPr>
       </w:pPr>
-      <w:bookmarkStart w:id="45" w:name="_Toc233361574"/>
+      <w:bookmarkStart w:id="47" w:name="_Toc233361574"/>
       <w:r>
         <w:rPr>
           <w:rFonts w:ascii="Times New Roman" w:hAnsi="Times New Roman" w:cs="Times New Roman"/>
@@ -25906,7 +25561,7 @@
         </w:rPr>
         <w:t>2.3.1 Database Design</w:t>
       </w:r>
-      <w:bookmarkEnd w:id="45"/>
+      <w:bookmarkEnd w:id="47"/>
     </w:p>
     <w:p>
       <w:pPr>
@@ -25922,23 +25577,7 @@
           <w:rFonts w:ascii="Times New Roman" w:hAnsi="Times New Roman" w:cs="Times New Roman"/>
           <w:szCs w:val="24"/>
         </w:rPr>
-        <w:t xml:space="preserve">The </w:t>
-      </w:r>
-      <w:proofErr w:type="spellStart"/>
-      <w:r>
-        <w:rPr>
-          <w:rFonts w:ascii="Times New Roman" w:hAnsi="Times New Roman" w:cs="Times New Roman"/>
-          <w:szCs w:val="24"/>
-        </w:rPr>
-        <w:t>SaveBite</w:t>
-      </w:r>
-      <w:proofErr w:type="spellEnd"/>
-      <w:r>
-        <w:rPr>
-          <w:rFonts w:ascii="Times New Roman" w:hAnsi="Times New Roman" w:cs="Times New Roman"/>
-          <w:szCs w:val="24"/>
-        </w:rPr>
-        <w:t xml:space="preserve"> database is designed to store and manage information related to users, food inventory, donations, notifications, meal planning, and analytics. The database uses relational tables to ensure data consistency, integrity, and efficient retrieval of information.</w:t>
+        <w:t>The SaveBite database is designed to store and manage information related to users, food inventory, donations, notifications, meal planning, and analytics. The database uses relational tables to ensure data consistency, integrity, and efficient retrieval of information.</w:t>
       </w:r>
     </w:p>
     <w:p>
@@ -26088,21 +25727,12 @@
                 <w:szCs w:val="24"/>
               </w:rPr>
             </w:pPr>
-            <w:proofErr w:type="spellStart"/>
-            <w:r>
-              <w:rPr>
-                <w:rFonts w:ascii="Times New Roman" w:hAnsi="Times New Roman" w:cs="Times New Roman"/>
-                <w:szCs w:val="24"/>
-              </w:rPr>
-              <w:t>UserID</w:t>
-            </w:r>
-            <w:proofErr w:type="spellEnd"/>
-            <w:r>
-              <w:rPr>
-                <w:rFonts w:ascii="Times New Roman" w:hAnsi="Times New Roman" w:cs="Times New Roman"/>
-                <w:szCs w:val="24"/>
-              </w:rPr>
-              <w:t xml:space="preserve"> (PK)</w:t>
+            <w:r>
+              <w:rPr>
+                <w:rFonts w:ascii="Times New Roman" w:hAnsi="Times New Roman" w:cs="Times New Roman"/>
+                <w:szCs w:val="24"/>
+              </w:rPr>
+              <w:t>UserID (PK)</w:t>
             </w:r>
           </w:p>
         </w:tc>
@@ -26393,7 +26023,6 @@
                 <w:szCs w:val="24"/>
               </w:rPr>
             </w:pPr>
-            <w:proofErr w:type="spellStart"/>
             <w:r>
               <w:rPr>
                 <w:rFonts w:ascii="Times New Roman" w:hAnsi="Times New Roman" w:cs="Times New Roman"/>
@@ -26401,7 +26030,6 @@
               </w:rPr>
               <w:t>PrivacySettings</w:t>
             </w:r>
-            <w:proofErr w:type="spellEnd"/>
           </w:p>
         </w:tc>
         <w:tc>
@@ -26609,21 +26237,12 @@
                 <w:szCs w:val="24"/>
               </w:rPr>
             </w:pPr>
-            <w:proofErr w:type="spellStart"/>
-            <w:r>
-              <w:rPr>
-                <w:rFonts w:ascii="Times New Roman" w:hAnsi="Times New Roman" w:cs="Times New Roman"/>
-                <w:szCs w:val="24"/>
-              </w:rPr>
-              <w:t>FoodID</w:t>
-            </w:r>
-            <w:proofErr w:type="spellEnd"/>
-            <w:r>
-              <w:rPr>
-                <w:rFonts w:ascii="Times New Roman" w:hAnsi="Times New Roman" w:cs="Times New Roman"/>
-                <w:szCs w:val="24"/>
-              </w:rPr>
-              <w:t xml:space="preserve"> (PK)</w:t>
+            <w:r>
+              <w:rPr>
+                <w:rFonts w:ascii="Times New Roman" w:hAnsi="Times New Roman" w:cs="Times New Roman"/>
+                <w:szCs w:val="24"/>
+              </w:rPr>
+              <w:t>FoodID (PK)</w:t>
             </w:r>
           </w:p>
         </w:tc>
@@ -26692,21 +26311,12 @@
                 <w:szCs w:val="24"/>
               </w:rPr>
             </w:pPr>
-            <w:proofErr w:type="spellStart"/>
-            <w:r>
-              <w:rPr>
-                <w:rFonts w:ascii="Times New Roman" w:hAnsi="Times New Roman" w:cs="Times New Roman"/>
-                <w:szCs w:val="24"/>
-              </w:rPr>
-              <w:t>UserID</w:t>
-            </w:r>
-            <w:proofErr w:type="spellEnd"/>
-            <w:r>
-              <w:rPr>
-                <w:rFonts w:ascii="Times New Roman" w:hAnsi="Times New Roman" w:cs="Times New Roman"/>
-                <w:szCs w:val="24"/>
-              </w:rPr>
-              <w:t xml:space="preserve"> (FK)</w:t>
+            <w:r>
+              <w:rPr>
+                <w:rFonts w:ascii="Times New Roman" w:hAnsi="Times New Roman" w:cs="Times New Roman"/>
+                <w:szCs w:val="24"/>
+              </w:rPr>
+              <w:t>UserID (FK)</w:t>
             </w:r>
           </w:p>
         </w:tc>
@@ -26775,7 +26385,6 @@
                 <w:szCs w:val="24"/>
               </w:rPr>
             </w:pPr>
-            <w:proofErr w:type="spellStart"/>
             <w:r>
               <w:rPr>
                 <w:rFonts w:ascii="Times New Roman" w:hAnsi="Times New Roman" w:cs="Times New Roman"/>
@@ -26783,7 +26392,6 @@
               </w:rPr>
               <w:t>FoodName</w:t>
             </w:r>
-            <w:proofErr w:type="spellEnd"/>
           </w:p>
         </w:tc>
         <w:tc>
@@ -26999,7 +26607,6 @@
                 <w:szCs w:val="24"/>
               </w:rPr>
             </w:pPr>
-            <w:proofErr w:type="spellStart"/>
             <w:r>
               <w:rPr>
                 <w:rFonts w:ascii="Times New Roman" w:hAnsi="Times New Roman" w:cs="Times New Roman"/>
@@ -27007,7 +26614,6 @@
               </w:rPr>
               <w:t>ExpiryDate</w:t>
             </w:r>
-            <w:proofErr w:type="spellEnd"/>
           </w:p>
         </w:tc>
         <w:tc>
@@ -27215,21 +26821,12 @@
                 <w:szCs w:val="24"/>
               </w:rPr>
             </w:pPr>
-            <w:proofErr w:type="spellStart"/>
-            <w:r>
-              <w:rPr>
-                <w:rFonts w:ascii="Times New Roman" w:hAnsi="Times New Roman" w:cs="Times New Roman"/>
-                <w:szCs w:val="24"/>
-              </w:rPr>
-              <w:t>DonationID</w:t>
-            </w:r>
-            <w:proofErr w:type="spellEnd"/>
-            <w:r>
-              <w:rPr>
-                <w:rFonts w:ascii="Times New Roman" w:hAnsi="Times New Roman" w:cs="Times New Roman"/>
-                <w:szCs w:val="24"/>
-              </w:rPr>
-              <w:t xml:space="preserve"> (PK)</w:t>
+            <w:r>
+              <w:rPr>
+                <w:rFonts w:ascii="Times New Roman" w:hAnsi="Times New Roman" w:cs="Times New Roman"/>
+                <w:szCs w:val="24"/>
+              </w:rPr>
+              <w:t>DonationID (PK)</w:t>
             </w:r>
           </w:p>
         </w:tc>
@@ -27298,21 +26895,12 @@
                 <w:szCs w:val="24"/>
               </w:rPr>
             </w:pPr>
-            <w:proofErr w:type="spellStart"/>
-            <w:r>
-              <w:rPr>
-                <w:rFonts w:ascii="Times New Roman" w:hAnsi="Times New Roman" w:cs="Times New Roman"/>
-                <w:szCs w:val="24"/>
-              </w:rPr>
-              <w:t>UserID</w:t>
-            </w:r>
-            <w:proofErr w:type="spellEnd"/>
-            <w:r>
-              <w:rPr>
-                <w:rFonts w:ascii="Times New Roman" w:hAnsi="Times New Roman" w:cs="Times New Roman"/>
-                <w:szCs w:val="24"/>
-              </w:rPr>
-              <w:t xml:space="preserve"> (FK)</w:t>
+            <w:r>
+              <w:rPr>
+                <w:rFonts w:ascii="Times New Roman" w:hAnsi="Times New Roman" w:cs="Times New Roman"/>
+                <w:szCs w:val="24"/>
+              </w:rPr>
+              <w:t>UserID (FK)</w:t>
             </w:r>
           </w:p>
         </w:tc>
@@ -27381,21 +26969,12 @@
                 <w:szCs w:val="24"/>
               </w:rPr>
             </w:pPr>
-            <w:proofErr w:type="spellStart"/>
-            <w:r>
-              <w:rPr>
-                <w:rFonts w:ascii="Times New Roman" w:hAnsi="Times New Roman" w:cs="Times New Roman"/>
-                <w:szCs w:val="24"/>
-              </w:rPr>
-              <w:t>FoodID</w:t>
-            </w:r>
-            <w:proofErr w:type="spellEnd"/>
-            <w:r>
-              <w:rPr>
-                <w:rFonts w:ascii="Times New Roman" w:hAnsi="Times New Roman" w:cs="Times New Roman"/>
-                <w:szCs w:val="24"/>
-              </w:rPr>
-              <w:t xml:space="preserve"> (FK)</w:t>
+            <w:r>
+              <w:rPr>
+                <w:rFonts w:ascii="Times New Roman" w:hAnsi="Times New Roman" w:cs="Times New Roman"/>
+                <w:szCs w:val="24"/>
+              </w:rPr>
+              <w:t>FoodID (FK)</w:t>
             </w:r>
           </w:p>
         </w:tc>
@@ -27538,7 +27117,6 @@
                 <w:szCs w:val="24"/>
               </w:rPr>
             </w:pPr>
-            <w:proofErr w:type="spellStart"/>
             <w:r>
               <w:rPr>
                 <w:rFonts w:ascii="Times New Roman" w:hAnsi="Times New Roman" w:cs="Times New Roman"/>
@@ -27546,7 +27124,6 @@
               </w:rPr>
               <w:t>CreatedDate</w:t>
             </w:r>
-            <w:proofErr w:type="spellEnd"/>
           </w:p>
         </w:tc>
         <w:tc>
@@ -27754,21 +27331,12 @@
                 <w:szCs w:val="24"/>
               </w:rPr>
             </w:pPr>
-            <w:proofErr w:type="spellStart"/>
-            <w:r>
-              <w:rPr>
-                <w:rFonts w:ascii="Times New Roman" w:hAnsi="Times New Roman" w:cs="Times New Roman"/>
-                <w:szCs w:val="24"/>
-              </w:rPr>
-              <w:t>NotificationID</w:t>
-            </w:r>
-            <w:proofErr w:type="spellEnd"/>
-            <w:r>
-              <w:rPr>
-                <w:rFonts w:ascii="Times New Roman" w:hAnsi="Times New Roman" w:cs="Times New Roman"/>
-                <w:szCs w:val="24"/>
-              </w:rPr>
-              <w:t xml:space="preserve"> (PK)</w:t>
+            <w:r>
+              <w:rPr>
+                <w:rFonts w:ascii="Times New Roman" w:hAnsi="Times New Roman" w:cs="Times New Roman"/>
+                <w:szCs w:val="24"/>
+              </w:rPr>
+              <w:t>NotificationID (PK)</w:t>
             </w:r>
           </w:p>
         </w:tc>
@@ -27837,21 +27405,12 @@
                 <w:szCs w:val="24"/>
               </w:rPr>
             </w:pPr>
-            <w:proofErr w:type="spellStart"/>
-            <w:r>
-              <w:rPr>
-                <w:rFonts w:ascii="Times New Roman" w:hAnsi="Times New Roman" w:cs="Times New Roman"/>
-                <w:szCs w:val="24"/>
-              </w:rPr>
-              <w:t>UserID</w:t>
-            </w:r>
-            <w:proofErr w:type="spellEnd"/>
-            <w:r>
-              <w:rPr>
-                <w:rFonts w:ascii="Times New Roman" w:hAnsi="Times New Roman" w:cs="Times New Roman"/>
-                <w:szCs w:val="24"/>
-              </w:rPr>
-              <w:t xml:space="preserve"> (FK)</w:t>
+            <w:r>
+              <w:rPr>
+                <w:rFonts w:ascii="Times New Roman" w:hAnsi="Times New Roman" w:cs="Times New Roman"/>
+                <w:szCs w:val="24"/>
+              </w:rPr>
+              <w:t>UserID (FK)</w:t>
             </w:r>
           </w:p>
         </w:tc>
@@ -28068,7 +27627,6 @@
                 <w:szCs w:val="24"/>
               </w:rPr>
             </w:pPr>
-            <w:proofErr w:type="spellStart"/>
             <w:r>
               <w:rPr>
                 <w:rFonts w:ascii="Times New Roman" w:hAnsi="Times New Roman" w:cs="Times New Roman"/>
@@ -28076,7 +27634,6 @@
               </w:rPr>
               <w:t>CreatedDate</w:t>
             </w:r>
-            <w:proofErr w:type="spellEnd"/>
           </w:p>
         </w:tc>
         <w:tc>
@@ -28288,21 +27845,12 @@
                 <w:szCs w:val="24"/>
               </w:rPr>
             </w:pPr>
-            <w:proofErr w:type="spellStart"/>
-            <w:r>
-              <w:rPr>
-                <w:rFonts w:ascii="Times New Roman" w:hAnsi="Times New Roman" w:cs="Times New Roman"/>
-                <w:szCs w:val="24"/>
-              </w:rPr>
-              <w:t>MealPlanID</w:t>
-            </w:r>
-            <w:proofErr w:type="spellEnd"/>
-            <w:r>
-              <w:rPr>
-                <w:rFonts w:ascii="Times New Roman" w:hAnsi="Times New Roman" w:cs="Times New Roman"/>
-                <w:szCs w:val="24"/>
-              </w:rPr>
-              <w:t xml:space="preserve"> (PK)</w:t>
+            <w:r>
+              <w:rPr>
+                <w:rFonts w:ascii="Times New Roman" w:hAnsi="Times New Roman" w:cs="Times New Roman"/>
+                <w:szCs w:val="24"/>
+              </w:rPr>
+              <w:t>MealPlanID (PK)</w:t>
             </w:r>
           </w:p>
         </w:tc>
@@ -28371,21 +27919,12 @@
                 <w:szCs w:val="24"/>
               </w:rPr>
             </w:pPr>
-            <w:proofErr w:type="spellStart"/>
-            <w:r>
-              <w:rPr>
-                <w:rFonts w:ascii="Times New Roman" w:hAnsi="Times New Roman" w:cs="Times New Roman"/>
-                <w:szCs w:val="24"/>
-              </w:rPr>
-              <w:t>UserID</w:t>
-            </w:r>
-            <w:proofErr w:type="spellEnd"/>
-            <w:r>
-              <w:rPr>
-                <w:rFonts w:ascii="Times New Roman" w:hAnsi="Times New Roman" w:cs="Times New Roman"/>
-                <w:szCs w:val="24"/>
-              </w:rPr>
-              <w:t xml:space="preserve"> (FK)</w:t>
+            <w:r>
+              <w:rPr>
+                <w:rFonts w:ascii="Times New Roman" w:hAnsi="Times New Roman" w:cs="Times New Roman"/>
+                <w:szCs w:val="24"/>
+              </w:rPr>
+              <w:t>UserID (FK)</w:t>
             </w:r>
           </w:p>
         </w:tc>
@@ -28454,7 +27993,6 @@
                 <w:szCs w:val="24"/>
               </w:rPr>
             </w:pPr>
-            <w:proofErr w:type="spellStart"/>
             <w:r>
               <w:rPr>
                 <w:rFonts w:ascii="Times New Roman" w:hAnsi="Times New Roman" w:cs="Times New Roman"/>
@@ -28462,7 +28000,6 @@
               </w:rPr>
               <w:t>MealName</w:t>
             </w:r>
-            <w:proofErr w:type="spellEnd"/>
           </w:p>
         </w:tc>
         <w:tc>
@@ -28530,7 +28067,6 @@
                 <w:szCs w:val="24"/>
               </w:rPr>
             </w:pPr>
-            <w:proofErr w:type="spellStart"/>
             <w:r>
               <w:rPr>
                 <w:rFonts w:ascii="Times New Roman" w:hAnsi="Times New Roman" w:cs="Times New Roman"/>
@@ -28538,7 +28074,6 @@
               </w:rPr>
               <w:t>MealDate</w:t>
             </w:r>
-            <w:proofErr w:type="spellEnd"/>
           </w:p>
         </w:tc>
         <w:tc>
@@ -28606,7 +28141,6 @@
                 <w:szCs w:val="24"/>
               </w:rPr>
             </w:pPr>
-            <w:proofErr w:type="spellStart"/>
             <w:r>
               <w:rPr>
                 <w:rFonts w:ascii="Times New Roman" w:hAnsi="Times New Roman" w:cs="Times New Roman"/>
@@ -28614,7 +28148,6 @@
               </w:rPr>
               <w:t>MealType</w:t>
             </w:r>
-            <w:proofErr w:type="spellEnd"/>
           </w:p>
         </w:tc>
         <w:tc>
@@ -28830,21 +28363,12 @@
                 <w:szCs w:val="24"/>
               </w:rPr>
             </w:pPr>
-            <w:proofErr w:type="spellStart"/>
-            <w:r>
-              <w:rPr>
-                <w:rFonts w:ascii="Times New Roman" w:hAnsi="Times New Roman" w:cs="Times New Roman"/>
-                <w:szCs w:val="24"/>
-              </w:rPr>
-              <w:t>AnalyticsID</w:t>
-            </w:r>
-            <w:proofErr w:type="spellEnd"/>
-            <w:r>
-              <w:rPr>
-                <w:rFonts w:ascii="Times New Roman" w:hAnsi="Times New Roman" w:cs="Times New Roman"/>
-                <w:szCs w:val="24"/>
-              </w:rPr>
-              <w:t xml:space="preserve"> (PK)</w:t>
+            <w:r>
+              <w:rPr>
+                <w:rFonts w:ascii="Times New Roman" w:hAnsi="Times New Roman" w:cs="Times New Roman"/>
+                <w:szCs w:val="24"/>
+              </w:rPr>
+              <w:t>AnalyticsID (PK)</w:t>
             </w:r>
           </w:p>
         </w:tc>
@@ -28919,21 +28443,12 @@
                 <w:szCs w:val="24"/>
               </w:rPr>
             </w:pPr>
-            <w:proofErr w:type="spellStart"/>
-            <w:r>
-              <w:rPr>
-                <w:rFonts w:ascii="Times New Roman" w:hAnsi="Times New Roman" w:cs="Times New Roman"/>
-                <w:szCs w:val="24"/>
-              </w:rPr>
-              <w:t>UserID</w:t>
-            </w:r>
-            <w:proofErr w:type="spellEnd"/>
-            <w:r>
-              <w:rPr>
-                <w:rFonts w:ascii="Times New Roman" w:hAnsi="Times New Roman" w:cs="Times New Roman"/>
-                <w:szCs w:val="24"/>
-              </w:rPr>
-              <w:t xml:space="preserve"> (FK)</w:t>
+            <w:r>
+              <w:rPr>
+                <w:rFonts w:ascii="Times New Roman" w:hAnsi="Times New Roman" w:cs="Times New Roman"/>
+                <w:szCs w:val="24"/>
+              </w:rPr>
+              <w:t>UserID (FK)</w:t>
             </w:r>
           </w:p>
         </w:tc>
@@ -29008,7 +28523,6 @@
                 <w:szCs w:val="24"/>
               </w:rPr>
             </w:pPr>
-            <w:proofErr w:type="spellStart"/>
             <w:r>
               <w:rPr>
                 <w:rFonts w:ascii="Times New Roman" w:hAnsi="Times New Roman" w:cs="Times New Roman"/>
@@ -29016,7 +28530,6 @@
               </w:rPr>
               <w:t>FoodSaved</w:t>
             </w:r>
-            <w:proofErr w:type="spellEnd"/>
           </w:p>
         </w:tc>
         <w:tc>
@@ -29090,7 +28603,6 @@
                 <w:szCs w:val="24"/>
               </w:rPr>
             </w:pPr>
-            <w:proofErr w:type="spellStart"/>
             <w:r>
               <w:rPr>
                 <w:rFonts w:ascii="Times New Roman" w:hAnsi="Times New Roman" w:cs="Times New Roman"/>
@@ -29098,7 +28610,6 @@
               </w:rPr>
               <w:t>FoodDonated</w:t>
             </w:r>
-            <w:proofErr w:type="spellEnd"/>
           </w:p>
         </w:tc>
         <w:tc>
@@ -29172,7 +28683,6 @@
                 <w:szCs w:val="24"/>
               </w:rPr>
             </w:pPr>
-            <w:proofErr w:type="spellStart"/>
             <w:r>
               <w:rPr>
                 <w:rFonts w:ascii="Times New Roman" w:hAnsi="Times New Roman" w:cs="Times New Roman"/>
@@ -29180,7 +28690,6 @@
               </w:rPr>
               <w:t>FoodExpired</w:t>
             </w:r>
-            <w:proofErr w:type="spellEnd"/>
           </w:p>
         </w:tc>
         <w:tc>
@@ -29252,7 +28761,6 @@
                 <w:szCs w:val="24"/>
               </w:rPr>
             </w:pPr>
-            <w:proofErr w:type="spellStart"/>
             <w:r>
               <w:rPr>
                 <w:rFonts w:ascii="Times New Roman" w:hAnsi="Times New Roman" w:cs="Times New Roman"/>
@@ -29260,7 +28768,6 @@
               </w:rPr>
               <w:t>ReportDate</w:t>
             </w:r>
-            <w:proofErr w:type="spellEnd"/>
           </w:p>
         </w:tc>
         <w:tc>
@@ -29361,21 +28868,7 @@
         <w:rPr>
           <w:rFonts w:ascii="Times New Roman" w:hAnsi="Times New Roman" w:cs="Times New Roman"/>
         </w:rPr>
-        <w:t xml:space="preserve">The data dictionary provides detailed information about the entities, attributes, and descriptions used within the </w:t>
-      </w:r>
-      <w:proofErr w:type="spellStart"/>
-      <w:r>
-        <w:rPr>
-          <w:rFonts w:ascii="Times New Roman" w:hAnsi="Times New Roman" w:cs="Times New Roman"/>
-        </w:rPr>
-        <w:t>SaveBite</w:t>
-      </w:r>
-      <w:proofErr w:type="spellEnd"/>
-      <w:r>
-        <w:rPr>
-          <w:rFonts w:ascii="Times New Roman" w:hAnsi="Times New Roman" w:cs="Times New Roman"/>
-        </w:rPr>
-        <w:t xml:space="preserve"> database.</w:t>
+        <w:t>The data dictionary provides detailed information about the entities, attributes, and descriptions used within the SaveBite database.</w:t>
       </w:r>
     </w:p>
     <w:p>
@@ -29473,14 +28966,12 @@
                 <w:rFonts w:ascii="Times New Roman" w:hAnsi="Times New Roman" w:cs="Times New Roman"/>
               </w:rPr>
             </w:pPr>
-            <w:proofErr w:type="spellStart"/>
             <w:r>
               <w:rPr>
                 <w:rFonts w:ascii="Times New Roman" w:hAnsi="Times New Roman" w:cs="Times New Roman"/>
               </w:rPr>
               <w:t>UserID</w:t>
             </w:r>
-            <w:proofErr w:type="spellEnd"/>
           </w:p>
         </w:tc>
         <w:tc>
@@ -29663,14 +29154,12 @@
                 <w:rFonts w:ascii="Times New Roman" w:hAnsi="Times New Roman" w:cs="Times New Roman"/>
               </w:rPr>
             </w:pPr>
-            <w:proofErr w:type="spellStart"/>
             <w:r>
               <w:rPr>
                 <w:rFonts w:ascii="Times New Roman" w:hAnsi="Times New Roman" w:cs="Times New Roman"/>
               </w:rPr>
               <w:t>PrivacySettings</w:t>
             </w:r>
-            <w:proofErr w:type="spellEnd"/>
           </w:p>
         </w:tc>
         <w:tc>
@@ -29802,14 +29291,12 @@
                 <w:rFonts w:ascii="Times New Roman" w:hAnsi="Times New Roman" w:cs="Times New Roman"/>
               </w:rPr>
             </w:pPr>
-            <w:proofErr w:type="spellStart"/>
             <w:r>
               <w:rPr>
                 <w:rFonts w:ascii="Times New Roman" w:hAnsi="Times New Roman" w:cs="Times New Roman"/>
               </w:rPr>
               <w:t>FoodID</w:t>
             </w:r>
-            <w:proofErr w:type="spellEnd"/>
           </w:p>
         </w:tc>
         <w:tc>
@@ -29851,14 +29338,12 @@
                 <w:rFonts w:ascii="Times New Roman" w:hAnsi="Times New Roman" w:cs="Times New Roman"/>
               </w:rPr>
             </w:pPr>
-            <w:proofErr w:type="spellStart"/>
             <w:r>
               <w:rPr>
                 <w:rFonts w:ascii="Times New Roman" w:hAnsi="Times New Roman" w:cs="Times New Roman"/>
               </w:rPr>
               <w:t>UserID</w:t>
             </w:r>
-            <w:proofErr w:type="spellEnd"/>
           </w:p>
         </w:tc>
         <w:tc>
@@ -29900,14 +29385,12 @@
                 <w:rFonts w:ascii="Times New Roman" w:hAnsi="Times New Roman" w:cs="Times New Roman"/>
               </w:rPr>
             </w:pPr>
-            <w:proofErr w:type="spellStart"/>
             <w:r>
               <w:rPr>
                 <w:rFonts w:ascii="Times New Roman" w:hAnsi="Times New Roman" w:cs="Times New Roman"/>
               </w:rPr>
               <w:t>FoodName</w:t>
             </w:r>
-            <w:proofErr w:type="spellEnd"/>
           </w:p>
         </w:tc>
         <w:tc>
@@ -30043,14 +29526,12 @@
                 <w:rFonts w:ascii="Times New Roman" w:hAnsi="Times New Roman" w:cs="Times New Roman"/>
               </w:rPr>
             </w:pPr>
-            <w:proofErr w:type="spellStart"/>
             <w:r>
               <w:rPr>
                 <w:rFonts w:ascii="Times New Roman" w:hAnsi="Times New Roman" w:cs="Times New Roman"/>
               </w:rPr>
               <w:t>ExpiryDate</w:t>
             </w:r>
-            <w:proofErr w:type="spellEnd"/>
           </w:p>
         </w:tc>
         <w:tc>
@@ -30180,14 +29661,12 @@
                 <w:rFonts w:ascii="Times New Roman" w:hAnsi="Times New Roman" w:cs="Times New Roman"/>
               </w:rPr>
             </w:pPr>
-            <w:proofErr w:type="spellStart"/>
             <w:r>
               <w:rPr>
                 <w:rFonts w:ascii="Times New Roman" w:hAnsi="Times New Roman" w:cs="Times New Roman"/>
               </w:rPr>
               <w:t>DonationID</w:t>
             </w:r>
-            <w:proofErr w:type="spellEnd"/>
           </w:p>
         </w:tc>
         <w:tc>
@@ -30229,14 +29708,12 @@
                 <w:rFonts w:ascii="Times New Roman" w:hAnsi="Times New Roman" w:cs="Times New Roman"/>
               </w:rPr>
             </w:pPr>
-            <w:proofErr w:type="spellStart"/>
             <w:r>
               <w:rPr>
                 <w:rFonts w:ascii="Times New Roman" w:hAnsi="Times New Roman" w:cs="Times New Roman"/>
               </w:rPr>
               <w:t>UserID</w:t>
             </w:r>
-            <w:proofErr w:type="spellEnd"/>
           </w:p>
         </w:tc>
         <w:tc>
@@ -30278,14 +29755,12 @@
                 <w:rFonts w:ascii="Times New Roman" w:hAnsi="Times New Roman" w:cs="Times New Roman"/>
               </w:rPr>
             </w:pPr>
-            <w:proofErr w:type="spellStart"/>
             <w:r>
               <w:rPr>
                 <w:rFonts w:ascii="Times New Roman" w:hAnsi="Times New Roman" w:cs="Times New Roman"/>
               </w:rPr>
               <w:t>FoodID</w:t>
             </w:r>
-            <w:proofErr w:type="spellEnd"/>
           </w:p>
         </w:tc>
         <w:tc>
@@ -30374,14 +29849,12 @@
                 <w:rFonts w:ascii="Times New Roman" w:hAnsi="Times New Roman" w:cs="Times New Roman"/>
               </w:rPr>
             </w:pPr>
-            <w:proofErr w:type="spellStart"/>
             <w:r>
               <w:rPr>
                 <w:rFonts w:ascii="Times New Roman" w:hAnsi="Times New Roman" w:cs="Times New Roman"/>
               </w:rPr>
               <w:t>CreatedDate</w:t>
             </w:r>
-            <w:proofErr w:type="spellEnd"/>
           </w:p>
         </w:tc>
         <w:tc>
@@ -30513,14 +29986,12 @@
                 <w:rFonts w:ascii="Times New Roman" w:hAnsi="Times New Roman" w:cs="Times New Roman"/>
               </w:rPr>
             </w:pPr>
-            <w:proofErr w:type="spellStart"/>
             <w:r>
               <w:rPr>
                 <w:rFonts w:ascii="Times New Roman" w:hAnsi="Times New Roman" w:cs="Times New Roman"/>
               </w:rPr>
               <w:t>NotificationID</w:t>
             </w:r>
-            <w:proofErr w:type="spellEnd"/>
           </w:p>
         </w:tc>
         <w:tc>
@@ -30562,14 +30033,12 @@
                 <w:rFonts w:ascii="Times New Roman" w:hAnsi="Times New Roman" w:cs="Times New Roman"/>
               </w:rPr>
             </w:pPr>
-            <w:proofErr w:type="spellStart"/>
             <w:r>
               <w:rPr>
                 <w:rFonts w:ascii="Times New Roman" w:hAnsi="Times New Roman" w:cs="Times New Roman"/>
               </w:rPr>
               <w:t>UserID</w:t>
             </w:r>
-            <w:proofErr w:type="spellEnd"/>
           </w:p>
         </w:tc>
         <w:tc>
@@ -30705,14 +30174,12 @@
                 <w:rFonts w:ascii="Times New Roman" w:hAnsi="Times New Roman" w:cs="Times New Roman"/>
               </w:rPr>
             </w:pPr>
-            <w:proofErr w:type="spellStart"/>
             <w:r>
               <w:rPr>
                 <w:rFonts w:ascii="Times New Roman" w:hAnsi="Times New Roman" w:cs="Times New Roman"/>
               </w:rPr>
               <w:t>CreatedDate</w:t>
             </w:r>
-            <w:proofErr w:type="spellEnd"/>
           </w:p>
         </w:tc>
         <w:tc>
@@ -30844,14 +30311,12 @@
                 <w:rFonts w:ascii="Times New Roman" w:hAnsi="Times New Roman" w:cs="Times New Roman"/>
               </w:rPr>
             </w:pPr>
-            <w:proofErr w:type="spellStart"/>
             <w:r>
               <w:rPr>
                 <w:rFonts w:ascii="Times New Roman" w:hAnsi="Times New Roman" w:cs="Times New Roman"/>
               </w:rPr>
               <w:t>MealPlanID</w:t>
             </w:r>
-            <w:proofErr w:type="spellEnd"/>
           </w:p>
         </w:tc>
         <w:tc>
@@ -30893,14 +30358,12 @@
                 <w:rFonts w:ascii="Times New Roman" w:hAnsi="Times New Roman" w:cs="Times New Roman"/>
               </w:rPr>
             </w:pPr>
-            <w:proofErr w:type="spellStart"/>
             <w:r>
               <w:rPr>
                 <w:rFonts w:ascii="Times New Roman" w:hAnsi="Times New Roman" w:cs="Times New Roman"/>
               </w:rPr>
               <w:t>UserID</w:t>
             </w:r>
-            <w:proofErr w:type="spellEnd"/>
           </w:p>
         </w:tc>
         <w:tc>
@@ -30942,14 +30405,12 @@
                 <w:rFonts w:ascii="Times New Roman" w:hAnsi="Times New Roman" w:cs="Times New Roman"/>
               </w:rPr>
             </w:pPr>
-            <w:proofErr w:type="spellStart"/>
             <w:r>
               <w:rPr>
                 <w:rFonts w:ascii="Times New Roman" w:hAnsi="Times New Roman" w:cs="Times New Roman"/>
               </w:rPr>
               <w:t>MealName</w:t>
             </w:r>
-            <w:proofErr w:type="spellEnd"/>
           </w:p>
         </w:tc>
         <w:tc>
@@ -30991,14 +30452,12 @@
                 <w:rFonts w:ascii="Times New Roman" w:hAnsi="Times New Roman" w:cs="Times New Roman"/>
               </w:rPr>
             </w:pPr>
-            <w:proofErr w:type="spellStart"/>
             <w:r>
               <w:rPr>
                 <w:rFonts w:ascii="Times New Roman" w:hAnsi="Times New Roman" w:cs="Times New Roman"/>
               </w:rPr>
               <w:t>MealDate</w:t>
             </w:r>
-            <w:proofErr w:type="spellEnd"/>
           </w:p>
         </w:tc>
         <w:tc>
@@ -31040,14 +30499,12 @@
                 <w:rFonts w:ascii="Times New Roman" w:hAnsi="Times New Roman" w:cs="Times New Roman"/>
               </w:rPr>
             </w:pPr>
-            <w:proofErr w:type="spellStart"/>
             <w:r>
               <w:rPr>
                 <w:rFonts w:ascii="Times New Roman" w:hAnsi="Times New Roman" w:cs="Times New Roman"/>
               </w:rPr>
               <w:t>MealType</w:t>
             </w:r>
-            <w:proofErr w:type="spellEnd"/>
           </w:p>
         </w:tc>
         <w:tc>
@@ -31200,14 +30657,12 @@
                 <w:bCs/>
               </w:rPr>
             </w:pPr>
-            <w:proofErr w:type="spellStart"/>
             <w:r>
               <w:rPr>
                 <w:rFonts w:ascii="Times New Roman" w:hAnsi="Times New Roman" w:cs="Times New Roman"/>
               </w:rPr>
               <w:t>AnalyticsID</w:t>
             </w:r>
-            <w:proofErr w:type="spellEnd"/>
           </w:p>
         </w:tc>
         <w:tc>
@@ -31254,14 +30709,12 @@
                 <w:bCs/>
               </w:rPr>
             </w:pPr>
-            <w:proofErr w:type="spellStart"/>
             <w:r>
               <w:rPr>
                 <w:rFonts w:ascii="Times New Roman" w:hAnsi="Times New Roman" w:cs="Times New Roman"/>
               </w:rPr>
               <w:t>UserID</w:t>
             </w:r>
-            <w:proofErr w:type="spellEnd"/>
           </w:p>
         </w:tc>
         <w:tc>
@@ -31308,14 +30761,12 @@
                 <w:bCs/>
               </w:rPr>
             </w:pPr>
-            <w:proofErr w:type="spellStart"/>
             <w:r>
               <w:rPr>
                 <w:rFonts w:ascii="Times New Roman" w:hAnsi="Times New Roman" w:cs="Times New Roman"/>
               </w:rPr>
               <w:t>FoodSaved</w:t>
             </w:r>
-            <w:proofErr w:type="spellEnd"/>
           </w:p>
         </w:tc>
         <w:tc>
@@ -31362,14 +30813,12 @@
                 <w:bCs/>
               </w:rPr>
             </w:pPr>
-            <w:proofErr w:type="spellStart"/>
             <w:r>
               <w:rPr>
                 <w:rFonts w:ascii="Times New Roman" w:hAnsi="Times New Roman" w:cs="Times New Roman"/>
               </w:rPr>
               <w:t>FoodDonated</w:t>
             </w:r>
-            <w:proofErr w:type="spellEnd"/>
           </w:p>
         </w:tc>
         <w:tc>
@@ -31416,14 +30865,12 @@
                 <w:bCs/>
               </w:rPr>
             </w:pPr>
-            <w:proofErr w:type="spellStart"/>
             <w:r>
               <w:rPr>
                 <w:rFonts w:ascii="Times New Roman" w:hAnsi="Times New Roman" w:cs="Times New Roman"/>
               </w:rPr>
               <w:t>FoodExpired</w:t>
             </w:r>
-            <w:proofErr w:type="spellEnd"/>
           </w:p>
         </w:tc>
         <w:tc>
@@ -31468,14 +30915,12 @@
                 <w:rFonts w:ascii="Times New Roman" w:hAnsi="Times New Roman" w:cs="Times New Roman"/>
               </w:rPr>
             </w:pPr>
-            <w:proofErr w:type="spellStart"/>
             <w:r>
               <w:rPr>
                 <w:rFonts w:ascii="Times New Roman" w:hAnsi="Times New Roman" w:cs="Times New Roman"/>
               </w:rPr>
               <w:t>ReportDate</w:t>
             </w:r>
-            <w:proofErr w:type="spellEnd"/>
           </w:p>
         </w:tc>
         <w:tc>
@@ -31524,7 +30969,7 @@
           <w:szCs w:val="28"/>
         </w:rPr>
       </w:pPr>
-      <w:bookmarkStart w:id="46" w:name="_Toc233361575"/>
+      <w:bookmarkStart w:id="48" w:name="_Toc233361575"/>
       <w:r>
         <w:rPr>
           <w:rFonts w:ascii="Times New Roman" w:hAnsi="Times New Roman" w:cs="Times New Roman"/>
@@ -31535,7 +30980,7 @@
         </w:rPr>
         <w:t>3. Conclusion</w:t>
       </w:r>
-      <w:bookmarkEnd w:id="46"/>
+      <w:bookmarkEnd w:id="48"/>
     </w:p>
     <w:p>
       <w:pPr>
@@ -31545,19 +30990,11 @@
           <w:rFonts w:ascii="Times New Roman" w:hAnsi="Times New Roman" w:cs="Times New Roman"/>
         </w:rPr>
       </w:pPr>
-      <w:proofErr w:type="spellStart"/>
       <w:r>
         <w:rPr>
           <w:rFonts w:ascii="Times New Roman" w:hAnsi="Times New Roman" w:cs="Times New Roman"/>
         </w:rPr>
-        <w:t>SaveBite</w:t>
-      </w:r>
-      <w:proofErr w:type="spellEnd"/>
-      <w:r>
-        <w:rPr>
-          <w:rFonts w:ascii="Times New Roman" w:hAnsi="Times New Roman" w:cs="Times New Roman"/>
-        </w:rPr>
-        <w:t xml:space="preserve"> application tackles the problem of household food waste. It offers a platform where users can manage food inventory, donate food, view analytics, handle notification management, and plan a meal weekly.</w:t>
+        <w:t>SaveBite application tackles the problem of household food waste. It offers a platform where users can manage food inventory, donate food, view analytics, handle notification management, and plan a meal weekly.</w:t>
       </w:r>
     </w:p>
     <w:p>
@@ -31580,19 +31017,11 @@
         </w:rPr>
         <w:t xml:space="preserve"> </w:t>
       </w:r>
-      <w:proofErr w:type="spellStart"/>
       <w:r>
         <w:rPr>
           <w:rFonts w:ascii="Times New Roman" w:hAnsi="Times New Roman" w:cs="Times New Roman"/>
         </w:rPr>
-        <w:t>SaveBite</w:t>
-      </w:r>
-      <w:proofErr w:type="spellEnd"/>
-      <w:r>
-        <w:rPr>
-          <w:rFonts w:ascii="Times New Roman" w:hAnsi="Times New Roman" w:cs="Times New Roman"/>
-        </w:rPr>
-        <w:t xml:space="preserve"> development through features such as inventory tracking, expiry notifications, food donation management, analytical reporting, and meal planning is a great Help in making better food management decisions and adopting sustainable consumption practices.</w:t>
+        <w:t>SaveBite development through features such as inventory tracking, expiry notifications, food donation management, analytical reporting, and meal planning is a great Help in making better food management decisions and adopting sustainable consumption practices.</w:t>
       </w:r>
     </w:p>
     <w:p>
@@ -31619,21 +31048,7 @@
         <w:rPr>
           <w:rFonts w:ascii="Times New Roman" w:hAnsi="Times New Roman" w:cs="Times New Roman"/>
         </w:rPr>
-        <w:t xml:space="preserve">n a nutshell, the </w:t>
-      </w:r>
-      <w:proofErr w:type="spellStart"/>
-      <w:r>
-        <w:rPr>
-          <w:rFonts w:ascii="Times New Roman" w:hAnsi="Times New Roman" w:cs="Times New Roman"/>
-        </w:rPr>
-        <w:t>SaveBite</w:t>
-      </w:r>
-      <w:proofErr w:type="spellEnd"/>
-      <w:r>
-        <w:rPr>
-          <w:rFonts w:ascii="Times New Roman" w:hAnsi="Times New Roman" w:cs="Times New Roman"/>
-        </w:rPr>
-        <w:t xml:space="preserve"> system serves as an excellent tool capable of reducing food waste, encouraging community food sharing, and supporting environmental sustainability. The specifications outlined in this document will act as a roadmap for the development team during the implementation phase and help ensure that the final product aligns with stakeholder requirements and project objectives.</w:t>
+        <w:t>n a nutshell, the SaveBite system serves as an excellent tool capable of reducing food waste, encouraging community food sharing, and supporting environmental sustainability. The specifications outlined in this document will act as a roadmap for the development team during the implementation phase and help ensure that the final product aligns with stakeholder requirements and project objectives.</w:t>
       </w:r>
     </w:p>
     <w:p>
@@ -31643,20 +31058,1154 @@
         </w:rPr>
       </w:pPr>
     </w:p>
+    <w:p>
+      <w:pPr>
+        <w:rPr>
+          <w:rFonts w:ascii="Times New Roman" w:hAnsi="Times New Roman" w:cs="Times New Roman"/>
+        </w:rPr>
+      </w:pPr>
+    </w:p>
+    <w:p>
+      <w:pPr>
+        <w:rPr>
+          <w:rFonts w:ascii="Times New Roman" w:hAnsi="Times New Roman" w:cs="Times New Roman"/>
+        </w:rPr>
+      </w:pPr>
+    </w:p>
+    <w:p>
+      <w:pPr>
+        <w:rPr>
+          <w:rFonts w:ascii="Times New Roman" w:hAnsi="Times New Roman" w:cs="Times New Roman"/>
+        </w:rPr>
+      </w:pPr>
+    </w:p>
+    <w:p>
+      <w:pPr>
+        <w:rPr>
+          <w:rFonts w:ascii="Times New Roman" w:hAnsi="Times New Roman" w:cs="Times New Roman"/>
+        </w:rPr>
+      </w:pPr>
+    </w:p>
+    <w:p>
+      <w:pPr>
+        <w:rPr>
+          <w:rFonts w:ascii="Times New Roman" w:hAnsi="Times New Roman" w:cs="Times New Roman"/>
+        </w:rPr>
+      </w:pPr>
+    </w:p>
+    <w:p>
+      <w:pPr>
+        <w:pStyle w:val="Heading1"/>
+        <w:jc w:val="center"/>
+        <w:rPr>
+          <w:rFonts w:ascii="Times New Roman" w:hAnsi="Times New Roman" w:cs="Times New Roman"/>
+          <w:b/>
+          <w:bCs/>
+          <w:sz w:val="28"/>
+          <w:szCs w:val="28"/>
+        </w:rPr>
+      </w:pPr>
+      <w:bookmarkStart w:id="49" w:name="_Toc233361576"/>
+      <w:r>
+        <w:rPr>
+          <w:rFonts w:ascii="Times New Roman" w:hAnsi="Times New Roman" w:cs="Times New Roman"/>
+          <w:b/>
+          <w:bCs/>
+          <w:sz w:val="28"/>
+          <w:szCs w:val="28"/>
+        </w:rPr>
+        <w:t>References</w:t>
+      </w:r>
+      <w:bookmarkEnd w:id="49"/>
+    </w:p>
+    <w:p>
+      <w:pPr>
+        <w:spacing w:line="360" w:lineRule="auto"/>
+        <w:rPr>
+          <w:rFonts w:ascii="Times New Roman" w:hAnsi="Times New Roman" w:cs="Times New Roman"/>
+          <w:szCs w:val="24"/>
+        </w:rPr>
+      </w:pPr>
+      <w:r>
+        <w:rPr>
+          <w:rFonts w:ascii="Times New Roman" w:hAnsi="Times New Roman" w:cs="Times New Roman"/>
+          <w:szCs w:val="24"/>
+        </w:rPr>
+        <w:t>Cockburn, A. (2001). Writing effective use cases. Addison-Wesley Professional.</w:t>
+      </w:r>
+    </w:p>
+    <w:p>
+      <w:pPr>
+        <w:spacing w:line="360" w:lineRule="auto"/>
+        <w:rPr>
+          <w:rFonts w:ascii="Times New Roman" w:hAnsi="Times New Roman" w:cs="Times New Roman"/>
+          <w:szCs w:val="24"/>
+        </w:rPr>
+      </w:pPr>
+      <w:r>
+        <w:rPr>
+          <w:rFonts w:ascii="Times New Roman" w:hAnsi="Times New Roman" w:cs="Times New Roman"/>
+          <w:szCs w:val="24"/>
+        </w:rPr>
+        <w:t>Cohn, M. (2004). User stories applied: For agile software development. Addison-Wesley Professional.</w:t>
+      </w:r>
+    </w:p>
+    <w:p>
+      <w:pPr>
+        <w:spacing w:line="360" w:lineRule="auto"/>
+        <w:rPr>
+          <w:rFonts w:ascii="Times New Roman" w:hAnsi="Times New Roman" w:cs="Times New Roman"/>
+          <w:szCs w:val="24"/>
+        </w:rPr>
+      </w:pPr>
+      <w:r>
+        <w:rPr>
+          <w:rFonts w:ascii="Times New Roman" w:hAnsi="Times New Roman" w:cs="Times New Roman"/>
+          <w:szCs w:val="24"/>
+        </w:rPr>
+        <w:t>Connolly, T., &amp; Begg, C. (2015). Database systems: A practical approach to design, implementation, and management (6th ed.). Pearson Education.</w:t>
+      </w:r>
+    </w:p>
+    <w:p>
+      <w:pPr>
+        <w:spacing w:line="360" w:lineRule="auto"/>
+        <w:rPr>
+          <w:rFonts w:ascii="Times New Roman" w:hAnsi="Times New Roman" w:cs="Times New Roman"/>
+          <w:szCs w:val="24"/>
+        </w:rPr>
+      </w:pPr>
+      <w:r>
+        <w:rPr>
+          <w:rFonts w:ascii="Times New Roman" w:hAnsi="Times New Roman" w:cs="Times New Roman"/>
+          <w:szCs w:val="24"/>
+        </w:rPr>
+        <w:t>Dennis, A., Wixom, B. H., &amp; Tegarden, D. (2020). Systems analysis and design: An object-oriented approach with UML (6th ed.). John Wiley &amp; Sons.</w:t>
+      </w:r>
+    </w:p>
+    <w:p>
+      <w:pPr>
+        <w:spacing w:line="360" w:lineRule="auto"/>
+        <w:rPr>
+          <w:rFonts w:ascii="Times New Roman" w:hAnsi="Times New Roman" w:cs="Times New Roman"/>
+          <w:szCs w:val="24"/>
+        </w:rPr>
+      </w:pPr>
+      <w:r>
+        <w:rPr>
+          <w:rFonts w:ascii="Times New Roman" w:hAnsi="Times New Roman" w:cs="Times New Roman"/>
+          <w:szCs w:val="24"/>
+        </w:rPr>
+        <w:t>International Organization for Standardization. (2018). ISO/IEC/IEEE 29148:2018 systems and software engineering</w:t>
+      </w:r>
+      <w:r>
+        <w:rPr>
+          <w:rFonts w:ascii="Times New Roman" w:hAnsi="Times New Roman" w:cs="Times New Roman"/>
+          <w:szCs w:val="24"/>
+        </w:rPr>
+        <w:t xml:space="preserve"> </w:t>
+      </w:r>
+      <w:r>
+        <w:rPr>
+          <w:rFonts w:ascii="Times New Roman" w:hAnsi="Times New Roman" w:cs="Times New Roman"/>
+          <w:szCs w:val="24"/>
+        </w:rPr>
+        <w:t>Life cycle processes</w:t>
+      </w:r>
+      <w:r>
+        <w:rPr>
+          <w:rFonts w:ascii="Times New Roman" w:hAnsi="Times New Roman" w:cs="Times New Roman"/>
+          <w:szCs w:val="24"/>
+        </w:rPr>
+        <w:t xml:space="preserve"> </w:t>
+      </w:r>
+      <w:r>
+        <w:rPr>
+          <w:rFonts w:ascii="Times New Roman" w:hAnsi="Times New Roman" w:cs="Times New Roman"/>
+          <w:szCs w:val="24"/>
+        </w:rPr>
+        <w:t>Requirements engineering. ISO.</w:t>
+      </w:r>
+    </w:p>
+    <w:p>
+      <w:pPr>
+        <w:spacing w:line="360" w:lineRule="auto"/>
+        <w:rPr>
+          <w:rFonts w:ascii="Times New Roman" w:hAnsi="Times New Roman" w:cs="Times New Roman"/>
+          <w:szCs w:val="24"/>
+        </w:rPr>
+      </w:pPr>
+      <w:r>
+        <w:rPr>
+          <w:rFonts w:ascii="Times New Roman" w:hAnsi="Times New Roman" w:cs="Times New Roman"/>
+          <w:szCs w:val="24"/>
+        </w:rPr>
+        <w:t>Larman, C. (2004). Applying UML and patterns: An introduction to object-oriented analysis and design and iterative development (3rd ed.). Prentice Hall.</w:t>
+      </w:r>
+    </w:p>
+    <w:p>
+      <w:pPr>
+        <w:spacing w:line="360" w:lineRule="auto"/>
+        <w:rPr>
+          <w:rFonts w:ascii="Times New Roman" w:hAnsi="Times New Roman" w:cs="Times New Roman"/>
+          <w:szCs w:val="24"/>
+        </w:rPr>
+      </w:pPr>
+      <w:r>
+        <w:rPr>
+          <w:rFonts w:ascii="Times New Roman" w:hAnsi="Times New Roman" w:cs="Times New Roman"/>
+          <w:szCs w:val="24"/>
+        </w:rPr>
+        <w:t>Nielsen, J. (2020). Usability engineering. Morgan Kaufmann Publishers.</w:t>
+      </w:r>
+    </w:p>
+    <w:p>
+      <w:pPr>
+        <w:spacing w:line="360" w:lineRule="auto"/>
+        <w:rPr>
+          <w:rFonts w:ascii="Times New Roman" w:hAnsi="Times New Roman" w:cs="Times New Roman"/>
+          <w:szCs w:val="24"/>
+        </w:rPr>
+      </w:pPr>
+      <w:r>
+        <w:rPr>
+          <w:rFonts w:ascii="Times New Roman" w:hAnsi="Times New Roman" w:cs="Times New Roman"/>
+          <w:szCs w:val="24"/>
+        </w:rPr>
+        <w:t>Object Management Group. (2023). Unified Modeling Language (UML) Version 2.5.1. https://www.omg.org/spec/UML</w:t>
+      </w:r>
+    </w:p>
+    <w:p>
+      <w:pPr>
+        <w:spacing w:line="360" w:lineRule="auto"/>
+        <w:rPr>
+          <w:rFonts w:ascii="Times New Roman" w:hAnsi="Times New Roman" w:cs="Times New Roman"/>
+          <w:szCs w:val="24"/>
+        </w:rPr>
+      </w:pPr>
+      <w:r>
+        <w:rPr>
+          <w:rFonts w:ascii="Times New Roman" w:hAnsi="Times New Roman" w:cs="Times New Roman"/>
+          <w:szCs w:val="24"/>
+        </w:rPr>
+        <w:t>Pressman, R. S., &amp; Maxim, B. R. (2020). Software engineering: A practitioner's approach (9th ed.). McGraw-Hill Education.</w:t>
+      </w:r>
+    </w:p>
+    <w:p>
+      <w:pPr>
+        <w:spacing w:line="360" w:lineRule="auto"/>
+        <w:rPr>
+          <w:rFonts w:ascii="Times New Roman" w:hAnsi="Times New Roman" w:cs="Times New Roman"/>
+          <w:szCs w:val="24"/>
+        </w:rPr>
+      </w:pPr>
+      <w:r>
+        <w:rPr>
+          <w:rFonts w:ascii="Times New Roman" w:hAnsi="Times New Roman" w:cs="Times New Roman"/>
+          <w:szCs w:val="24"/>
+        </w:rPr>
+        <w:t>Sommerville, I. (2016). Software engineering (10th ed.). Pearson Education.</w:t>
+      </w:r>
+    </w:p>
+    <w:p>
+      <w:pPr>
+        <w:spacing w:line="360" w:lineRule="auto"/>
+        <w:rPr>
+          <w:rFonts w:ascii="Times New Roman" w:hAnsi="Times New Roman" w:cs="Times New Roman"/>
+          <w:szCs w:val="24"/>
+        </w:rPr>
+      </w:pPr>
+      <w:r>
+        <w:rPr>
+          <w:rFonts w:ascii="Times New Roman" w:hAnsi="Times New Roman" w:cs="Times New Roman"/>
+          <w:szCs w:val="24"/>
+        </w:rPr>
+        <w:t>Stallings, W. (2018). Effective cybersecurity: A guide to using best practices and standards. Addison-Wesley Professional.</w:t>
+      </w:r>
+    </w:p>
+    <w:p>
+      <w:pPr>
+        <w:spacing w:line="360" w:lineRule="auto"/>
+        <w:rPr>
+          <w:rFonts w:ascii="Times New Roman" w:hAnsi="Times New Roman" w:cs="Times New Roman"/>
+          <w:szCs w:val="24"/>
+        </w:rPr>
+      </w:pPr>
+      <w:r>
+        <w:rPr>
+          <w:rFonts w:ascii="Times New Roman" w:hAnsi="Times New Roman" w:cs="Times New Roman"/>
+          <w:szCs w:val="24"/>
+        </w:rPr>
+        <w:t>Wiegers, K. E., &amp; Beatty, J. (2013). Software requirements (3rd ed.). Microsoft Press.</w:t>
+      </w:r>
+    </w:p>
+    <w:p>
+      <w:pPr>
+        <w:spacing w:line="360" w:lineRule="auto"/>
+        <w:rPr>
+          <w:rFonts w:ascii="Times New Roman" w:hAnsi="Times New Roman" w:cs="Times New Roman"/>
+          <w:szCs w:val="22"/>
+        </w:rPr>
+      </w:pPr>
+      <w:r>
+        <w:rPr>
+          <w:rFonts w:ascii="Times New Roman" w:hAnsi="Times New Roman" w:cs="Times New Roman"/>
+          <w:szCs w:val="24"/>
+        </w:rPr>
+        <w:t>Wazlawick, R. S. (2014). Object-oriented analysis and design for information systems: Modeling with UML, OCL, and IFML. Mo</w:t>
+      </w:r>
+      <w:r>
+        <w:rPr>
+          <w:rFonts w:ascii="Times New Roman" w:hAnsi="Times New Roman" w:cs="Times New Roman"/>
+          <w:szCs w:val="22"/>
+        </w:rPr>
+        <w:t>rgan Kaufmann.</w:t>
+      </w:r>
+    </w:p>
+    <w:p>
+      <w:pPr>
+        <w:spacing w:line="360" w:lineRule="auto"/>
+        <w:rPr>
+          <w:rFonts w:ascii="Times New Roman" w:hAnsi="Times New Roman" w:cs="Times New Roman"/>
+          <w:szCs w:val="22"/>
+        </w:rPr>
+      </w:pPr>
+    </w:p>
+    <w:p>
+      <w:pPr>
+        <w:spacing w:line="360" w:lineRule="auto"/>
+        <w:rPr>
+          <w:rFonts w:ascii="Times New Roman" w:hAnsi="Times New Roman" w:cs="Times New Roman"/>
+          <w:szCs w:val="22"/>
+        </w:rPr>
+      </w:pPr>
+    </w:p>
+    <w:p>
+      <w:pPr>
+        <w:pStyle w:val="Heading1"/>
+        <w:jc w:val="center"/>
+        <w:rPr>
+          <w:rFonts w:ascii="Times New Roman" w:hAnsi="Times New Roman" w:cs="Times New Roman"/>
+          <w:sz w:val="28"/>
+          <w:szCs w:val="28"/>
+        </w:rPr>
+      </w:pPr>
+      <w:bookmarkStart w:id="50" w:name="_Toc233361577"/>
+      <w:r>
+        <w:rPr>
+          <w:rFonts w:ascii="Times New Roman" w:hAnsi="Times New Roman" w:cs="Times New Roman"/>
+          <w:sz w:val="28"/>
+          <w:szCs w:val="28"/>
+        </w:rPr>
+        <w:t>Appendix</w:t>
+      </w:r>
+      <w:bookmarkEnd w:id="50"/>
+    </w:p>
+    <w:p>
+      <w:pPr>
+        <w:pStyle w:val="Heading2"/>
+        <w:rPr>
+          <w:rFonts w:ascii="Times New Roman" w:hAnsi="Times New Roman" w:cs="Times New Roman"/>
+          <w:sz w:val="24"/>
+          <w:szCs w:val="24"/>
+        </w:rPr>
+      </w:pPr>
+      <w:bookmarkStart w:id="51" w:name="_Toc233361578"/>
+      <w:r>
+        <w:rPr>
+          <w:rFonts w:ascii="Times New Roman" w:hAnsi="Times New Roman" w:cs="Times New Roman"/>
+          <w:sz w:val="24"/>
+          <w:szCs w:val="24"/>
+        </w:rPr>
+        <w:t>1. Some Wireframe Figma designs</w:t>
+      </w:r>
+      <w:bookmarkEnd w:id="51"/>
+    </w:p>
+    <w:p>
+      <w:pPr>
+        <w:keepNext/>
+        <w:jc w:val="center"/>
+      </w:pPr>
+      <w:r>
+        <w:rPr>
+          <w:rFonts w:ascii="Times New Roman" w:hAnsi="Times New Roman" w:cs="Times New Roman"/>
+          <w:noProof/>
+        </w:rPr>
+        <w:drawing>
+          <wp:inline distT="0" distB="0" distL="0" distR="0" wp14:anchorId="1A08066D" wp14:editId="40EB4B28">
+            <wp:extent cx="3740785" cy="2423160"/>
+            <wp:effectExtent l="0" t="0" r="0" b="0"/>
+            <wp:docPr id="2043663370" name="Picture 1"/>
+            <wp:cNvGraphicFramePr>
+              <a:graphicFrameLocks xmlns:a="http://schemas.openxmlformats.org/drawingml/2006/main" noChangeAspect="1"/>
+            </wp:cNvGraphicFramePr>
+            <a:graphic xmlns:a="http://schemas.openxmlformats.org/drawingml/2006/main">
+              <a:graphicData uri="http://schemas.openxmlformats.org/drawingml/2006/picture">
+                <pic:pic xmlns:pic="http://schemas.openxmlformats.org/drawingml/2006/picture">
+                  <pic:nvPicPr>
+                    <pic:cNvPr id="352394137" name=""/>
+                    <pic:cNvPicPr/>
+                  </pic:nvPicPr>
+                  <pic:blipFill rotWithShape="1">
+                    <a:blip r:embed="rId21"/>
+                    <a:srcRect t="29774" b="17031"/>
+                    <a:stretch>
+                      <a:fillRect/>
+                    </a:stretch>
+                  </pic:blipFill>
+                  <pic:spPr bwMode="auto">
+                    <a:xfrm>
+                      <a:off x="0" y="0"/>
+                      <a:ext cx="3753001" cy="2431073"/>
+                    </a:xfrm>
+                    <a:prstGeom prst="rect">
+                      <a:avLst/>
+                    </a:prstGeom>
+                    <a:ln>
+                      <a:noFill/>
+                    </a:ln>
+                    <a:extLst>
+                      <a:ext uri="{53640926-AAD7-44D8-BBD7-CCE9431645EC}">
+                        <a14:shadowObscured xmlns:a14="http://schemas.microsoft.com/office/drawing/2010/main"/>
+                      </a:ext>
+                    </a:extLst>
+                  </pic:spPr>
+                </pic:pic>
+              </a:graphicData>
+            </a:graphic>
+          </wp:inline>
+        </w:drawing>
+      </w:r>
+    </w:p>
+    <w:p>
+      <w:pPr>
+        <w:pStyle w:val="Caption"/>
+        <w:jc w:val="center"/>
+      </w:pPr>
+      <w:bookmarkStart w:id="52" w:name="_Toc233359934"/>
+      <w:r>
+        <w:t xml:space="preserve">Figure </w:t>
+      </w:r>
+      <w:r>
+        <w:fldChar w:fldCharType="begin"/>
+      </w:r>
+      <w:r>
+        <w:instrText xml:space="preserve"> SEQ Figure \* ARABIC </w:instrText>
+      </w:r>
+      <w:r>
+        <w:fldChar w:fldCharType="separate"/>
+      </w:r>
+      <w:r>
+        <w:rPr>
+          <w:noProof/>
+        </w:rPr>
+        <w:t>14</w:t>
+      </w:r>
+      <w:r>
+        <w:rPr>
+          <w:noProof/>
+        </w:rPr>
+        <w:fldChar w:fldCharType="end"/>
+      </w:r>
+      <w:r>
+        <w:t>: Food Available</w:t>
+      </w:r>
+      <w:bookmarkEnd w:id="52"/>
+    </w:p>
+    <w:p>
+      <w:pPr>
+        <w:jc w:val="center"/>
+        <w:rPr>
+          <w:rFonts w:ascii="Times New Roman" w:hAnsi="Times New Roman" w:cs="Times New Roman"/>
+          <w:szCs w:val="20"/>
+        </w:rPr>
+      </w:pPr>
+    </w:p>
+    <w:p>
+      <w:pPr>
+        <w:jc w:val="center"/>
+        <w:rPr>
+          <w:rFonts w:ascii="Times New Roman" w:hAnsi="Times New Roman" w:cs="Times New Roman"/>
+          <w:szCs w:val="20"/>
+        </w:rPr>
+      </w:pPr>
+    </w:p>
+    <w:p>
+      <w:pPr>
+        <w:keepNext/>
+        <w:jc w:val="center"/>
+      </w:pPr>
+      <w:r>
+        <w:rPr>
+          <w:noProof/>
+        </w:rPr>
+        <w:drawing>
+          <wp:inline distT="0" distB="0" distL="0" distR="0" wp14:anchorId="1DAF02EB" wp14:editId="5E0FAC7D">
+            <wp:extent cx="3146425" cy="2819400"/>
+            <wp:effectExtent l="0" t="0" r="0" b="0"/>
+            <wp:docPr id="278069540" name="Picture 1"/>
+            <wp:cNvGraphicFramePr>
+              <a:graphicFrameLocks xmlns:a="http://schemas.openxmlformats.org/drawingml/2006/main" noChangeAspect="1"/>
+            </wp:cNvGraphicFramePr>
+            <a:graphic xmlns:a="http://schemas.openxmlformats.org/drawingml/2006/main">
+              <a:graphicData uri="http://schemas.openxmlformats.org/drawingml/2006/picture">
+                <pic:pic xmlns:pic="http://schemas.openxmlformats.org/drawingml/2006/picture">
+                  <pic:nvPicPr>
+                    <pic:cNvPr id="213020452" name=""/>
+                    <pic:cNvPicPr/>
+                  </pic:nvPicPr>
+                  <pic:blipFill rotWithShape="1">
+                    <a:blip r:embed="rId19"/>
+                    <a:srcRect t="12607" b="9640"/>
+                    <a:stretch>
+                      <a:fillRect/>
+                    </a:stretch>
+                  </pic:blipFill>
+                  <pic:spPr bwMode="auto">
+                    <a:xfrm>
+                      <a:off x="0" y="0"/>
+                      <a:ext cx="3151772" cy="2824191"/>
+                    </a:xfrm>
+                    <a:prstGeom prst="rect">
+                      <a:avLst/>
+                    </a:prstGeom>
+                    <a:ln>
+                      <a:noFill/>
+                    </a:ln>
+                    <a:extLst>
+                      <a:ext uri="{53640926-AAD7-44D8-BBD7-CCE9431645EC}">
+                        <a14:shadowObscured xmlns:a14="http://schemas.microsoft.com/office/drawing/2010/main"/>
+                      </a:ext>
+                    </a:extLst>
+                  </pic:spPr>
+                </pic:pic>
+              </a:graphicData>
+            </a:graphic>
+          </wp:inline>
+        </w:drawing>
+      </w:r>
+    </w:p>
+    <w:p>
+      <w:pPr>
+        <w:pStyle w:val="Caption"/>
+        <w:jc w:val="center"/>
+        <w:rPr>
+          <w:noProof/>
+        </w:rPr>
+      </w:pPr>
+      <w:bookmarkStart w:id="53" w:name="_Toc233359935"/>
+      <w:r>
+        <w:t xml:space="preserve">Figure </w:t>
+      </w:r>
+      <w:r>
+        <w:fldChar w:fldCharType="begin"/>
+      </w:r>
+      <w:r>
+        <w:instrText xml:space="preserve"> SEQ Figure \* ARABIC </w:instrText>
+      </w:r>
+      <w:r>
+        <w:fldChar w:fldCharType="separate"/>
+      </w:r>
+      <w:r>
+        <w:rPr>
+          <w:noProof/>
+        </w:rPr>
+        <w:t>15</w:t>
+      </w:r>
+      <w:r>
+        <w:rPr>
+          <w:noProof/>
+        </w:rPr>
+        <w:fldChar w:fldCharType="end"/>
+      </w:r>
+      <w:r>
+        <w:t>: Items Listed</w:t>
+      </w:r>
+      <w:bookmarkEnd w:id="53"/>
+    </w:p>
+    <w:p>
+      <w:pPr>
+        <w:jc w:val="both"/>
+        <w:rPr>
+          <w:noProof/>
+        </w:rPr>
+      </w:pPr>
+    </w:p>
+    <w:p>
+      <w:pPr>
+        <w:jc w:val="both"/>
+        <w:rPr>
+          <w:noProof/>
+        </w:rPr>
+      </w:pPr>
+    </w:p>
+    <w:p>
+      <w:pPr>
+        <w:pStyle w:val="Heading2"/>
+      </w:pPr>
+      <w:bookmarkStart w:id="54" w:name="_Toc233361579"/>
+      <w:r>
+        <w:rPr>
+          <w:rFonts w:ascii="Times New Roman" w:hAnsi="Times New Roman" w:cs="Times New Roman"/>
+          <w:noProof/>
+          <w:sz w:val="24"/>
+          <w:szCs w:val="24"/>
+        </w:rPr>
+        <w:t xml:space="preserve">2. Github Link : </w:t>
+      </w:r>
+      <w:hyperlink r:id="rId23" w:history="1">
+        <w:r>
+          <w:rPr>
+            <w:rStyle w:val="Hyperlink"/>
+            <w:rFonts w:ascii="Times New Roman" w:hAnsi="Times New Roman" w:cs="Times New Roman"/>
+            <w:sz w:val="24"/>
+            <w:szCs w:val="24"/>
+          </w:rPr>
+          <w:t>https://github.com/rohitgurdhami/SaveBiteProject.git</w:t>
+        </w:r>
+        <w:bookmarkEnd w:id="54"/>
+      </w:hyperlink>
+    </w:p>
     <w:p/>
     <w:p>
-      <w:pPr>
-        <w:spacing w:line="360" w:lineRule="auto"/>
+      <w:r>
+        <w:t>3. Group Task Division</w:t>
+      </w:r>
+    </w:p>
+    <w:tbl>
+      <w:tblPr>
+        <w:tblStyle w:val="TableGrid"/>
+        <w:tblW w:w="0" w:type="auto"/>
+        <w:tblLook w:val="04A0" w:firstRow="1" w:lastRow="0" w:firstColumn="1" w:lastColumn="0" w:noHBand="0" w:noVBand="1"/>
+      </w:tblPr>
+      <w:tblGrid>
+        <w:gridCol w:w="2240"/>
+        <w:gridCol w:w="3400"/>
+        <w:gridCol w:w="3580"/>
+      </w:tblGrid>
+      <w:tr>
+        <w:trPr>
+          <w:trHeight w:val="288"/>
+        </w:trPr>
+        <w:tc>
+          <w:tcPr>
+            <w:tcW w:w="2240" w:type="dxa"/>
+            <w:hideMark/>
+          </w:tcPr>
+          <w:p>
+            <w:pPr>
+              <w:rPr>
+                <w:rFonts w:ascii="Times New Roman" w:hAnsi="Times New Roman" w:cs="Times New Roman"/>
+                <w:b/>
+                <w:bCs/>
+              </w:rPr>
+            </w:pPr>
+            <w:r>
+              <w:rPr>
+                <w:rFonts w:ascii="Times New Roman" w:hAnsi="Times New Roman" w:cs="Times New Roman"/>
+                <w:b/>
+                <w:bCs/>
+              </w:rPr>
+              <w:t>Team Member</w:t>
+            </w:r>
+          </w:p>
+        </w:tc>
+        <w:tc>
+          <w:tcPr>
+            <w:tcW w:w="3400" w:type="dxa"/>
+            <w:hideMark/>
+          </w:tcPr>
+          <w:p>
+            <w:pPr>
+              <w:rPr>
+                <w:rFonts w:ascii="Times New Roman" w:hAnsi="Times New Roman" w:cs="Times New Roman"/>
+                <w:b/>
+                <w:bCs/>
+              </w:rPr>
+            </w:pPr>
+            <w:r>
+              <w:rPr>
+                <w:rFonts w:ascii="Times New Roman" w:hAnsi="Times New Roman" w:cs="Times New Roman"/>
+                <w:b/>
+                <w:bCs/>
+              </w:rPr>
+              <w:t>Individual Tasks</w:t>
+            </w:r>
+          </w:p>
+        </w:tc>
+        <w:tc>
+          <w:tcPr>
+            <w:tcW w:w="3580" w:type="dxa"/>
+            <w:hideMark/>
+          </w:tcPr>
+          <w:p>
+            <w:pPr>
+              <w:rPr>
+                <w:rFonts w:ascii="Times New Roman" w:hAnsi="Times New Roman" w:cs="Times New Roman"/>
+                <w:b/>
+                <w:bCs/>
+              </w:rPr>
+            </w:pPr>
+            <w:r>
+              <w:rPr>
+                <w:rFonts w:ascii="Times New Roman" w:hAnsi="Times New Roman" w:cs="Times New Roman"/>
+                <w:b/>
+                <w:bCs/>
+              </w:rPr>
+              <w:t>Group Tasks</w:t>
+            </w:r>
+          </w:p>
+        </w:tc>
+      </w:tr>
+      <w:tr>
+        <w:trPr>
+          <w:trHeight w:val="1728"/>
+        </w:trPr>
+        <w:tc>
+          <w:tcPr>
+            <w:tcW w:w="2240" w:type="dxa"/>
+            <w:hideMark/>
+          </w:tcPr>
+          <w:p>
+            <w:pPr>
+              <w:rPr>
+                <w:rFonts w:ascii="Times New Roman" w:hAnsi="Times New Roman" w:cs="Times New Roman"/>
+                <w:b/>
+                <w:bCs/>
+              </w:rPr>
+            </w:pPr>
+            <w:r>
+              <w:rPr>
+                <w:rFonts w:ascii="Times New Roman" w:hAnsi="Times New Roman" w:cs="Times New Roman"/>
+                <w:b/>
+                <w:bCs/>
+              </w:rPr>
+              <w:t>Ganesh Wagle (E24000456)</w:t>
+            </w:r>
+          </w:p>
+        </w:tc>
+        <w:tc>
+          <w:tcPr>
+            <w:tcW w:w="3400" w:type="dxa"/>
+            <w:hideMark/>
+          </w:tcPr>
+          <w:p>
+            <w:pPr>
+              <w:pStyle w:val="ListParagraph"/>
+              <w:numPr>
+                <w:ilvl w:val="0"/>
+                <w:numId w:val="6"/>
+              </w:numPr>
+              <w:rPr>
+                <w:rFonts w:ascii="Times New Roman" w:hAnsi="Times New Roman" w:cs="Times New Roman"/>
+              </w:rPr>
+            </w:pPr>
+            <w:r>
+              <w:rPr>
+                <w:rFonts w:ascii="Times New Roman" w:hAnsi="Times New Roman" w:cs="Times New Roman"/>
+              </w:rPr>
+              <w:t>Epic 1 - User Registration &amp; Privacy Settings (UC1)</w:t>
+            </w:r>
+          </w:p>
+          <w:p>
+            <w:pPr>
+              <w:pStyle w:val="ListParagraph"/>
+              <w:numPr>
+                <w:ilvl w:val="0"/>
+                <w:numId w:val="6"/>
+              </w:numPr>
+              <w:rPr>
+                <w:rFonts w:ascii="Times New Roman" w:hAnsi="Times New Roman" w:cs="Times New Roman"/>
+              </w:rPr>
+            </w:pPr>
+            <w:r>
+              <w:rPr>
+                <w:rFonts w:ascii="Times New Roman" w:hAnsi="Times New Roman" w:cs="Times New Roman"/>
+              </w:rPr>
+              <w:t>Epic 2 - Food Analytics Dashboard (UC4)</w:t>
+            </w:r>
+          </w:p>
+          <w:p>
+            <w:pPr>
+              <w:pStyle w:val="ListParagraph"/>
+              <w:numPr>
+                <w:ilvl w:val="0"/>
+                <w:numId w:val="6"/>
+              </w:numPr>
+              <w:rPr>
+                <w:rFonts w:ascii="Times New Roman" w:hAnsi="Times New Roman" w:cs="Times New Roman"/>
+              </w:rPr>
+            </w:pPr>
+            <w:r>
+              <w:rPr>
+                <w:rFonts w:ascii="Times New Roman" w:hAnsi="Times New Roman" w:cs="Times New Roman"/>
+              </w:rPr>
+              <w:t>User Stories, Acceptance Criteria, MoSCoW Prioritization and Tasks for both use cases</w:t>
+            </w:r>
+          </w:p>
+        </w:tc>
+        <w:tc>
+          <w:tcPr>
+            <w:tcW w:w="3580" w:type="dxa"/>
+            <w:hideMark/>
+          </w:tcPr>
+          <w:p>
+            <w:pPr>
+              <w:pStyle w:val="ListParagraph"/>
+              <w:numPr>
+                <w:ilvl w:val="0"/>
+                <w:numId w:val="7"/>
+              </w:numPr>
+              <w:rPr>
+                <w:rFonts w:ascii="Times New Roman" w:hAnsi="Times New Roman" w:cs="Times New Roman"/>
+              </w:rPr>
+            </w:pPr>
+            <w:r>
+              <w:rPr>
+                <w:rFonts w:ascii="Times New Roman" w:hAnsi="Times New Roman" w:cs="Times New Roman"/>
+              </w:rPr>
+              <w:t>Contributed to Functional &amp; Non-functional Requirements</w:t>
+            </w:r>
+          </w:p>
+          <w:p>
+            <w:pPr>
+              <w:pStyle w:val="ListParagraph"/>
+              <w:numPr>
+                <w:ilvl w:val="0"/>
+                <w:numId w:val="7"/>
+              </w:numPr>
+              <w:rPr>
+                <w:rFonts w:ascii="Times New Roman" w:hAnsi="Times New Roman" w:cs="Times New Roman"/>
+              </w:rPr>
+            </w:pPr>
+            <w:r>
+              <w:rPr>
+                <w:rFonts w:ascii="Times New Roman" w:hAnsi="Times New Roman" w:cs="Times New Roman"/>
+              </w:rPr>
+              <w:t>Assisted in reviewing the final report and references</w:t>
+            </w:r>
+          </w:p>
+        </w:tc>
+      </w:tr>
+      <w:tr>
+        <w:trPr>
+          <w:trHeight w:val="1728"/>
+        </w:trPr>
+        <w:tc>
+          <w:tcPr>
+            <w:tcW w:w="2240" w:type="dxa"/>
+            <w:hideMark/>
+          </w:tcPr>
+          <w:p>
+            <w:pPr>
+              <w:rPr>
+                <w:rFonts w:ascii="Times New Roman" w:hAnsi="Times New Roman" w:cs="Times New Roman"/>
+                <w:b/>
+                <w:bCs/>
+              </w:rPr>
+            </w:pPr>
+            <w:r>
+              <w:rPr>
+                <w:rFonts w:ascii="Times New Roman" w:hAnsi="Times New Roman" w:cs="Times New Roman"/>
+                <w:b/>
+                <w:bCs/>
+              </w:rPr>
+              <w:t>Buddhiman B.K. (E24000004)</w:t>
+            </w:r>
+          </w:p>
+        </w:tc>
+        <w:tc>
+          <w:tcPr>
+            <w:tcW w:w="3400" w:type="dxa"/>
+            <w:hideMark/>
+          </w:tcPr>
+          <w:p>
+            <w:pPr>
+              <w:pStyle w:val="ListParagraph"/>
+              <w:numPr>
+                <w:ilvl w:val="0"/>
+                <w:numId w:val="8"/>
+              </w:numPr>
+              <w:rPr>
+                <w:rFonts w:ascii="Times New Roman" w:hAnsi="Times New Roman" w:cs="Times New Roman"/>
+              </w:rPr>
+            </w:pPr>
+            <w:r>
+              <w:rPr>
+                <w:rFonts w:ascii="Times New Roman" w:hAnsi="Times New Roman" w:cs="Times New Roman"/>
+              </w:rPr>
+              <w:t>Epic 3 - Food Inventory Management (UC2)</w:t>
+            </w:r>
+          </w:p>
+          <w:p>
+            <w:pPr>
+              <w:pStyle w:val="ListParagraph"/>
+              <w:numPr>
+                <w:ilvl w:val="0"/>
+                <w:numId w:val="8"/>
+              </w:numPr>
+              <w:rPr>
+                <w:rFonts w:ascii="Times New Roman" w:hAnsi="Times New Roman" w:cs="Times New Roman"/>
+              </w:rPr>
+            </w:pPr>
+            <w:r>
+              <w:rPr>
+                <w:rFonts w:ascii="Times New Roman" w:hAnsi="Times New Roman" w:cs="Times New Roman"/>
+              </w:rPr>
+              <w:t>Epic 4 - Notification Management (UC5)</w:t>
+            </w:r>
+          </w:p>
+          <w:p>
+            <w:pPr>
+              <w:pStyle w:val="ListParagraph"/>
+              <w:numPr>
+                <w:ilvl w:val="0"/>
+                <w:numId w:val="8"/>
+              </w:numPr>
+              <w:rPr>
+                <w:rFonts w:ascii="Times New Roman" w:hAnsi="Times New Roman" w:cs="Times New Roman"/>
+              </w:rPr>
+            </w:pPr>
+            <w:r>
+              <w:rPr>
+                <w:rFonts w:ascii="Times New Roman" w:hAnsi="Times New Roman" w:cs="Times New Roman"/>
+              </w:rPr>
+              <w:t>User Stories, Acceptance Criteria, MoSCoW Prioritization and Tasks for both use cases</w:t>
+            </w:r>
+          </w:p>
+        </w:tc>
+        <w:tc>
+          <w:tcPr>
+            <w:tcW w:w="3580" w:type="dxa"/>
+            <w:hideMark/>
+          </w:tcPr>
+          <w:p>
+            <w:pPr>
+              <w:pStyle w:val="ListParagraph"/>
+              <w:numPr>
+                <w:ilvl w:val="0"/>
+                <w:numId w:val="9"/>
+              </w:numPr>
+              <w:rPr>
+                <w:rFonts w:ascii="Times New Roman" w:hAnsi="Times New Roman" w:cs="Times New Roman"/>
+              </w:rPr>
+            </w:pPr>
+            <w:r>
+              <w:rPr>
+                <w:rFonts w:ascii="Times New Roman" w:hAnsi="Times New Roman" w:cs="Times New Roman"/>
+              </w:rPr>
+              <w:t>Designed the ERD and Database Design (Data Dictionary)</w:t>
+            </w:r>
+          </w:p>
+          <w:p>
+            <w:pPr>
+              <w:pStyle w:val="ListParagraph"/>
+              <w:numPr>
+                <w:ilvl w:val="0"/>
+                <w:numId w:val="9"/>
+              </w:numPr>
+              <w:rPr>
+                <w:rFonts w:ascii="Times New Roman" w:hAnsi="Times New Roman" w:cs="Times New Roman"/>
+              </w:rPr>
+            </w:pPr>
+            <w:r>
+              <w:rPr>
+                <w:rFonts w:ascii="Times New Roman" w:hAnsi="Times New Roman" w:cs="Times New Roman"/>
+              </w:rPr>
+              <w:t>Assisted in reviewing the final report</w:t>
+            </w:r>
+          </w:p>
+        </w:tc>
+      </w:tr>
+      <w:tr>
+        <w:trPr>
+          <w:trHeight w:val="1440"/>
+        </w:trPr>
+        <w:tc>
+          <w:tcPr>
+            <w:tcW w:w="2240" w:type="dxa"/>
+            <w:hideMark/>
+          </w:tcPr>
+          <w:p>
+            <w:pPr>
+              <w:rPr>
+                <w:rFonts w:ascii="Times New Roman" w:hAnsi="Times New Roman" w:cs="Times New Roman"/>
+                <w:b/>
+                <w:bCs/>
+              </w:rPr>
+            </w:pPr>
+            <w:r>
+              <w:rPr>
+                <w:rFonts w:ascii="Times New Roman" w:hAnsi="Times New Roman" w:cs="Times New Roman"/>
+                <w:b/>
+                <w:bCs/>
+              </w:rPr>
+              <w:t>Rohit Gurdhami (E23000567)</w:t>
+            </w:r>
+          </w:p>
+        </w:tc>
+        <w:tc>
+          <w:tcPr>
+            <w:tcW w:w="3400" w:type="dxa"/>
+            <w:hideMark/>
+          </w:tcPr>
+          <w:p>
+            <w:pPr>
+              <w:pStyle w:val="ListParagraph"/>
+              <w:numPr>
+                <w:ilvl w:val="0"/>
+                <w:numId w:val="10"/>
+              </w:numPr>
+              <w:rPr>
+                <w:rFonts w:ascii="Times New Roman" w:hAnsi="Times New Roman" w:cs="Times New Roman"/>
+              </w:rPr>
+            </w:pPr>
+            <w:r>
+              <w:rPr>
+                <w:rFonts w:ascii="Times New Roman" w:hAnsi="Times New Roman" w:cs="Times New Roman"/>
+              </w:rPr>
+              <w:t>Epic 5 - Browse Food Items (UC3)</w:t>
+            </w:r>
+          </w:p>
+          <w:p>
+            <w:pPr>
+              <w:pStyle w:val="ListParagraph"/>
+              <w:numPr>
+                <w:ilvl w:val="0"/>
+                <w:numId w:val="10"/>
+              </w:numPr>
+              <w:rPr>
+                <w:rFonts w:ascii="Times New Roman" w:hAnsi="Times New Roman" w:cs="Times New Roman"/>
+              </w:rPr>
+            </w:pPr>
+            <w:r>
+              <w:rPr>
+                <w:rFonts w:ascii="Times New Roman" w:hAnsi="Times New Roman" w:cs="Times New Roman"/>
+              </w:rPr>
+              <w:t>Epic 6 - Weekly Meal Planning (UC6)</w:t>
+            </w:r>
+          </w:p>
+          <w:p>
+            <w:pPr>
+              <w:pStyle w:val="ListParagraph"/>
+              <w:numPr>
+                <w:ilvl w:val="0"/>
+                <w:numId w:val="10"/>
+              </w:numPr>
+              <w:rPr>
+                <w:rFonts w:ascii="Times New Roman" w:hAnsi="Times New Roman" w:cs="Times New Roman"/>
+              </w:rPr>
+            </w:pPr>
+            <w:r>
+              <w:rPr>
+                <w:rFonts w:ascii="Times New Roman" w:hAnsi="Times New Roman" w:cs="Times New Roman"/>
+              </w:rPr>
+              <w:t>User Stories, Acceptance Criteria, MoSCoW Prioritization and Tasks for both use cases</w:t>
+            </w:r>
+          </w:p>
+        </w:tc>
+        <w:tc>
+          <w:tcPr>
+            <w:tcW w:w="3580" w:type="dxa"/>
+            <w:hideMark/>
+          </w:tcPr>
+          <w:p>
+            <w:pPr>
+              <w:pStyle w:val="ListParagraph"/>
+              <w:numPr>
+                <w:ilvl w:val="0"/>
+                <w:numId w:val="11"/>
+              </w:numPr>
+              <w:rPr>
+                <w:rFonts w:ascii="Times New Roman" w:hAnsi="Times New Roman" w:cs="Times New Roman"/>
+              </w:rPr>
+            </w:pPr>
+            <w:r>
+              <w:rPr>
+                <w:rFonts w:ascii="Times New Roman" w:hAnsi="Times New Roman" w:cs="Times New Roman"/>
+              </w:rPr>
+              <w:t>Prepared the Design Specification (Architecture, Deployment Diagram, Site Map, Wireframes)</w:t>
+            </w:r>
+          </w:p>
+          <w:p>
+            <w:pPr>
+              <w:pStyle w:val="ListParagraph"/>
+              <w:numPr>
+                <w:ilvl w:val="0"/>
+                <w:numId w:val="11"/>
+              </w:numPr>
+              <w:rPr>
+                <w:rFonts w:ascii="Times New Roman" w:hAnsi="Times New Roman" w:cs="Times New Roman"/>
+              </w:rPr>
+            </w:pPr>
+            <w:r>
+              <w:rPr>
+                <w:rFonts w:ascii="Times New Roman" w:hAnsi="Times New Roman" w:cs="Times New Roman"/>
+              </w:rPr>
+              <w:t>Compiled, formatted, and finalized the report, references, and appendix</w:t>
+            </w:r>
+          </w:p>
+        </w:tc>
+      </w:tr>
+    </w:tbl>
+    <w:p>
+      <w:pPr>
+        <w:rPr>
+          <w:rFonts w:ascii="Times New Roman" w:hAnsi="Times New Roman" w:cs="Times New Roman"/>
+        </w:rPr>
+      </w:pPr>
+    </w:p>
+    <w:p>
+      <w:pPr>
         <w:jc w:val="both"/>
         <w:rPr>
           <w:rFonts w:ascii="Times New Roman" w:hAnsi="Times New Roman" w:cs="Times New Roman"/>
-          <w:b/>
-          <w:bCs/>
+          <w:noProof/>
+        </w:rPr>
+      </w:pPr>
+    </w:p>
+    <w:p>
+      <w:pPr>
+        <w:jc w:val="both"/>
+        <w:rPr>
+          <w:rFonts w:ascii="Times New Roman" w:hAnsi="Times New Roman" w:cs="Times New Roman"/>
+          <w:noProof/>
+        </w:rPr>
+      </w:pPr>
+    </w:p>
+    <w:p>
+      <w:pPr>
+        <w:rPr>
+          <w:rFonts w:ascii="Times New Roman" w:hAnsi="Times New Roman" w:cs="Times New Roman"/>
           <w:szCs w:val="20"/>
+        </w:rPr>
+      </w:pPr>
+    </w:p>
+    <w:p>
+      <w:pPr>
+        <w:ind w:firstLine="720"/>
+        <w:rPr>
+          <w:noProof/>
+        </w:rPr>
+      </w:pPr>
+    </w:p>
+    <w:p>
+      <w:pPr>
+        <w:rPr>
+          <w:rFonts w:ascii="Times New Roman" w:hAnsi="Times New Roman" w:cs="Times New Roman"/>
+          <w:szCs w:val="20"/>
+        </w:rPr>
+      </w:pPr>
+    </w:p>
+    <w:p>
+      <w:pPr>
+        <w:rPr>
+          <w:lang w:val="en-US"/>
         </w:rPr>
       </w:pPr>
     </w:p>
     <w:sectPr>
+      <w:headerReference w:type="default" r:id="rId24"/>
+      <w:footerReference w:type="default" r:id="rId25"/>
       <w:pgSz w:w="11906" w:h="16838" w:code="9"/>
       <w:pgMar w:top="2520" w:right="1282" w:bottom="1440" w:left="1080" w:header="706" w:footer="706" w:gutter="0"/>
       <w:cols w:space="720"/>
@@ -31692,6 +32241,54 @@
 </file>
 
 <file path=word/footer1.xml><?xml version="1.0" encoding="utf-8"?>
+<w:ftr xmlns:wpc="http://schemas.microsoft.com/office/word/2010/wordprocessingCanvas" xmlns:cx="http://schemas.microsoft.com/office/drawing/2014/chartex" xmlns:cx1="http://schemas.microsoft.com/office/drawing/2015/9/8/chartex" xmlns:cx2="http://schemas.microsoft.com/office/drawing/2015/10/21/chartex" xmlns:cx3="http://schemas.microsoft.com/office/drawing/2016/5/9/chartex" xmlns:cx4="http://schemas.microsoft.com/office/drawing/2016/5/10/chartex" xmlns:cx5="http://schemas.microsoft.com/office/drawing/2016/5/11/chartex" xmlns:cx6="http://schemas.microsoft.com/office/drawing/2016/5/12/chartex" xmlns:cx7="http://schemas.microsoft.com/office/drawing/2016/5/13/chartex" xmlns:cx8="http://schemas.microsoft.com/office/drawing/2016/5/14/chartex" xmlns:mc="http://schemas.openxmlformats.org/markup-compatibility/2006" xmlns:aink="http://schemas.microsoft.com/office/drawing/2016/ink" xmlns:am3d="http://schemas.microsoft.com/office/drawing/2017/model3d" xmlns:o="urn:schemas-microsoft-com:office:office" xmlns:oel="http://schemas.microsoft.com/office/2019/extlst" xmlns:r="http://schemas.openxmlformats.org/officeDocument/2006/relationships" xmlns:m="http://schemas.openxmlformats.org/officeDocument/2006/math" xmlns:v="urn:schemas-microsoft-com:vml" xmlns:wp14="http://schemas.microsoft.com/office/word/2010/wordprocessingDrawing" xmlns:wp="http://schemas.openxmlformats.org/drawingml/2006/wordprocessingDrawing" xmlns:w10="urn:schemas-microsoft-com:office:word" xmlns:w="http://schemas.openxmlformats.org/wordprocessingml/2006/main" xmlns:w14="http://schemas.microsoft.com/office/word/2010/wordml" xmlns:w15="http://schemas.microsoft.com/office/word/2012/wordml" xmlns:w16cex="http://schemas.microsoft.com/office/word/2018/wordml/cex" xmlns:w16cid="http://schemas.microsoft.com/office/word/2016/wordml/cid" xmlns:w16="http://schemas.microsoft.com/office/word/2018/wordml" xmlns:w16du="http://schemas.microsoft.com/office/word/2023/wordml/word16du" xmlns:w16sdtdh="http://schemas.microsoft.com/office/word/2020/wordml/sdtdatahash" xmlns:w16sdtfl="http://schemas.microsoft.com/office/word/2024/wordml/sdtformatlock" xmlns:w16se="http://schemas.microsoft.com/office/word/2015/wordml/symex" xmlns:wpg="http://schemas.microsoft.com/office/word/2010/wordprocessingGroup" xmlns:wpi="http://schemas.microsoft.com/office/word/2010/wordprocessingInk" xmlns:wne="http://schemas.microsoft.com/office/word/2006/wordml" xmlns:wps="http://schemas.microsoft.com/office/word/2010/wordprocessingShape" mc:Ignorable="w14 w15 w16se w16cid w16 w16cex w16sdtdh w16sdtfl w16du wp14">
+  <w:sdt>
+    <w:sdtPr>
+      <w:id w:val="1898699430"/>
+      <w:docPartObj>
+        <w:docPartGallery w:val="Page Numbers (Bottom of Page)"/>
+        <w:docPartUnique/>
+      </w:docPartObj>
+    </w:sdtPr>
+    <w:sdtEndPr>
+      <w:rPr>
+        <w:noProof/>
+      </w:rPr>
+    </w:sdtEndPr>
+    <w:sdtContent>
+      <w:p>
+        <w:pPr>
+          <w:pStyle w:val="Footer"/>
+          <w:jc w:val="center"/>
+        </w:pPr>
+        <w:r>
+          <w:fldChar w:fldCharType="begin"/>
+        </w:r>
+        <w:r>
+          <w:instrText xml:space="preserve"> PAGE   \* MERGEFORMAT </w:instrText>
+        </w:r>
+        <w:r>
+          <w:fldChar w:fldCharType="separate"/>
+        </w:r>
+        <w:r>
+          <w:rPr>
+            <w:noProof/>
+          </w:rPr>
+          <w:t>2</w:t>
+        </w:r>
+        <w:r>
+          <w:rPr>
+            <w:noProof/>
+          </w:rPr>
+          <w:fldChar w:fldCharType="end"/>
+        </w:r>
+      </w:p>
+    </w:sdtContent>
+  </w:sdt>
+</w:ftr>
+</file>
+
+<file path=word/footer2.xml><?xml version="1.0" encoding="utf-8"?>
 <w:ftr xmlns:wpc="http://schemas.microsoft.com/office/word/2010/wordprocessingCanvas" xmlns:cx="http://schemas.microsoft.com/office/drawing/2014/chartex" xmlns:cx1="http://schemas.microsoft.com/office/drawing/2015/9/8/chartex" xmlns:cx2="http://schemas.microsoft.com/office/drawing/2015/10/21/chartex" xmlns:cx3="http://schemas.microsoft.com/office/drawing/2016/5/9/chartex" xmlns:cx4="http://schemas.microsoft.com/office/drawing/2016/5/10/chartex" xmlns:cx5="http://schemas.microsoft.com/office/drawing/2016/5/11/chartex" xmlns:cx6="http://schemas.microsoft.com/office/drawing/2016/5/12/chartex" xmlns:cx7="http://schemas.microsoft.com/office/drawing/2016/5/13/chartex" xmlns:cx8="http://schemas.microsoft.com/office/drawing/2016/5/14/chartex" xmlns:mc="http://schemas.openxmlformats.org/markup-compatibility/2006" xmlns:aink="http://schemas.microsoft.com/office/drawing/2016/ink" xmlns:am3d="http://schemas.microsoft.com/office/drawing/2017/model3d" xmlns:o="urn:schemas-microsoft-com:office:office" xmlns:oel="http://schemas.microsoft.com/office/2019/extlst" xmlns:r="http://schemas.openxmlformats.org/officeDocument/2006/relationships" xmlns:m="http://schemas.openxmlformats.org/officeDocument/2006/math" xmlns:v="urn:schemas-microsoft-com:vml" xmlns:wp14="http://schemas.microsoft.com/office/word/2010/wordprocessingDrawing" xmlns:wp="http://schemas.openxmlformats.org/drawingml/2006/wordprocessingDrawing" xmlns:w10="urn:schemas-microsoft-com:office:word" xmlns:w="http://schemas.openxmlformats.org/wordprocessingml/2006/main" xmlns:w14="http://schemas.microsoft.com/office/word/2010/wordml" xmlns:w15="http://schemas.microsoft.com/office/word/2012/wordml" xmlns:w16cex="http://schemas.microsoft.com/office/word/2018/wordml/cex" xmlns:w16cid="http://schemas.microsoft.com/office/word/2016/wordml/cid" xmlns:w16="http://schemas.microsoft.com/office/word/2018/wordml" xmlns:w16du="http://schemas.microsoft.com/office/word/2023/wordml/word16du" xmlns:w16sdtdh="http://schemas.microsoft.com/office/word/2020/wordml/sdtdatahash" xmlns:w16sdtfl="http://schemas.microsoft.com/office/word/2024/wordml/sdtformatlock" xmlns:w16se="http://schemas.microsoft.com/office/word/2015/wordml/symex" xmlns:wpg="http://schemas.microsoft.com/office/word/2010/wordprocessingGroup" xmlns:wpi="http://schemas.microsoft.com/office/word/2010/wordprocessingInk" xmlns:wne="http://schemas.microsoft.com/office/word/2006/wordml" xmlns:wps="http://schemas.microsoft.com/office/word/2010/wordprocessingShape" mc:Ignorable="w14 w15 w16se w16cid w16 w16cex w16sdtdh w16sdtfl w16du wp14">
   <w:sdt>
     <w:sdtPr>
@@ -31782,6 +32379,24 @@
 </w:hdr>
 </file>
 
+<file path=word/header2.xml><?xml version="1.0" encoding="utf-8"?>
+<w:hdr xmlns:wpc="http://schemas.microsoft.com/office/word/2010/wordprocessingCanvas" xmlns:cx="http://schemas.microsoft.com/office/drawing/2014/chartex" xmlns:cx1="http://schemas.microsoft.com/office/drawing/2015/9/8/chartex" xmlns:cx2="http://schemas.microsoft.com/office/drawing/2015/10/21/chartex" xmlns:cx3="http://schemas.microsoft.com/office/drawing/2016/5/9/chartex" xmlns:cx4="http://schemas.microsoft.com/office/drawing/2016/5/10/chartex" xmlns:cx5="http://schemas.microsoft.com/office/drawing/2016/5/11/chartex" xmlns:cx6="http://schemas.microsoft.com/office/drawing/2016/5/12/chartex" xmlns:cx7="http://schemas.microsoft.com/office/drawing/2016/5/13/chartex" xmlns:cx8="http://schemas.microsoft.com/office/drawing/2016/5/14/chartex" xmlns:mc="http://schemas.openxmlformats.org/markup-compatibility/2006" xmlns:aink="http://schemas.microsoft.com/office/drawing/2016/ink" xmlns:am3d="http://schemas.microsoft.com/office/drawing/2017/model3d" xmlns:o="urn:schemas-microsoft-com:office:office" xmlns:oel="http://schemas.microsoft.com/office/2019/extlst" xmlns:r="http://schemas.openxmlformats.org/officeDocument/2006/relationships" xmlns:m="http://schemas.openxmlformats.org/officeDocument/2006/math" xmlns:v="urn:schemas-microsoft-com:vml" xmlns:wp14="http://schemas.microsoft.com/office/word/2010/wordprocessingDrawing" xmlns:wp="http://schemas.openxmlformats.org/drawingml/2006/wordprocessingDrawing" xmlns:w10="urn:schemas-microsoft-com:office:word" xmlns:w="http://schemas.openxmlformats.org/wordprocessingml/2006/main" xmlns:w14="http://schemas.microsoft.com/office/word/2010/wordml" xmlns:w15="http://schemas.microsoft.com/office/word/2012/wordml" xmlns:w16cex="http://schemas.microsoft.com/office/word/2018/wordml/cex" xmlns:w16cid="http://schemas.microsoft.com/office/word/2016/wordml/cid" xmlns:w16="http://schemas.microsoft.com/office/word/2018/wordml" xmlns:w16du="http://schemas.microsoft.com/office/word/2023/wordml/word16du" xmlns:w16sdtdh="http://schemas.microsoft.com/office/word/2020/wordml/sdtdatahash" xmlns:w16sdtfl="http://schemas.microsoft.com/office/word/2024/wordml/sdtformatlock" xmlns:w16se="http://schemas.microsoft.com/office/word/2015/wordml/symex" xmlns:wpg="http://schemas.microsoft.com/office/word/2010/wordprocessingGroup" xmlns:wpi="http://schemas.microsoft.com/office/word/2010/wordprocessingInk" xmlns:wne="http://schemas.microsoft.com/office/word/2006/wordml" xmlns:wps="http://schemas.microsoft.com/office/word/2010/wordprocessingShape" mc:Ignorable="w14 w15 w16se w16cid w16 w16cex w16sdtdh w16sdtfl w16du wp14">
+  <w:p>
+    <w:pPr>
+      <w:pStyle w:val="Header"/>
+    </w:pPr>
+    <w:r>
+      <w:t>BIT 216                                                                                                                           Save Bite</w:t>
+    </w:r>
+  </w:p>
+  <w:p>
+    <w:pPr>
+      <w:pStyle w:val="Header"/>
+    </w:pPr>
+  </w:p>
+</w:hdr>
+</file>
+
 <file path=word/numbering.xml><?xml version="1.0" encoding="utf-8"?>
 <w:numbering xmlns:wpc="http://schemas.microsoft.com/office/word/2010/wordprocessingCanvas" xmlns:cx="http://schemas.microsoft.com/office/drawing/2014/chartex" xmlns:cx1="http://schemas.microsoft.com/office/drawing/2015/9/8/chartex" xmlns:cx2="http://schemas.microsoft.com/office/drawing/2015/10/21/chartex" xmlns:cx3="http://schemas.microsoft.com/office/drawing/2016/5/9/chartex" xmlns:cx4="http://schemas.microsoft.com/office/drawing/2016/5/10/chartex" xmlns:cx5="http://schemas.microsoft.com/office/drawing/2016/5/11/chartex" xmlns:cx6="http://schemas.microsoft.com/office/drawing/2016/5/12/chartex" xmlns:cx7="http://schemas.microsoft.com/office/drawing/2016/5/13/chartex" xmlns:cx8="http://schemas.microsoft.com/office/drawing/2016/5/14/chartex" xmlns:mc="http://schemas.openxmlformats.org/markup-compatibility/2006" xmlns:aink="http://schemas.microsoft.com/office/drawing/2016/ink" xmlns:am3d="http://schemas.microsoft.com/office/drawing/2017/model3d" xmlns:o="urn:schemas-microsoft-com:office:office" xmlns:oel="http://schemas.microsoft.com/office/2019/extlst" xmlns:r="http://schemas.openxmlformats.org/officeDocument/2006/relationships" xmlns:m="http://schemas.openxmlformats.org/officeDocument/2006/math" xmlns:v="urn:schemas-microsoft-com:vml" xmlns:wp14="http://schemas.microsoft.com/office/word/2010/wordprocessingDrawing" xmlns:wp="http://schemas.openxmlformats.org/drawingml/2006/wordprocessingDrawing" xmlns:w10="urn:schemas-microsoft-com:office:word" xmlns:w="http://schemas.openxmlformats.org/wordprocessingml/2006/main" xmlns:w14="http://schemas.microsoft.com/office/word/2010/wordml" xmlns:w15="http://schemas.microsoft.com/office/word/2012/wordml" xmlns:w16cex="http://schemas.microsoft.com/office/word/2018/wordml/cex" xmlns:w16cid="http://schemas.microsoft.com/office/word/2016/wordml/cid" xmlns:w16="http://schemas.microsoft.com/office/word/2018/wordml" xmlns:w16du="http://schemas.microsoft.com/office/word/2023/wordml/word16du" xmlns:w16sdtdh="http://schemas.microsoft.com/office/word/2020/wordml/sdtdatahash" xmlns:w16sdtfl="http://schemas.microsoft.com/office/word/2024/wordml/sdtformatlock" xmlns:w16se="http://schemas.microsoft.com/office/word/2015/wordml/symex" xmlns:wpg="http://schemas.microsoft.com/office/word/2010/wordprocessingGroup" xmlns:wpi="http://schemas.microsoft.com/office/word/2010/wordprocessingInk" xmlns:wne="http://schemas.microsoft.com/office/word/2006/wordml" xmlns:wps="http://schemas.microsoft.com/office/word/2010/wordprocessingShape" mc:Ignorable="w14 w15 w16se w16cid w16 w16cex w16sdtdh w16sdtfl w16du wp14">
   <w:abstractNum w:abstractNumId="0" w15:restartNumberingAfterBreak="0">
@@ -31934,119 +32549,264 @@
     </w:lvl>
   </w:abstractNum>
   <w:abstractNum w:abstractNumId="1" w15:restartNumberingAfterBreak="0">
-    <w:nsid w:val="31BC2EC9"/>
-    <w:multiLevelType w:val="multilevel"/>
-    <w:tmpl w:val="46BADB6A"/>
-    <w:lvl w:ilvl="0">
+    <w:nsid w:val="239B310F"/>
+    <w:multiLevelType w:val="hybridMultilevel"/>
+    <w:tmpl w:val="84BEE0B6"/>
+    <w:lvl w:ilvl="0" w:tplc="0409001B">
+      <w:start w:val="1"/>
+      <w:numFmt w:val="lowerRoman"/>
+      <w:lvlText w:val="%1."/>
+      <w:lvlJc w:val="right"/>
+      <w:pPr>
+        <w:ind w:left="720" w:hanging="360"/>
+      </w:pPr>
+    </w:lvl>
+    <w:lvl w:ilvl="1" w:tplc="04090019" w:tentative="1">
+      <w:start w:val="1"/>
+      <w:numFmt w:val="lowerLetter"/>
+      <w:lvlText w:val="%2."/>
+      <w:lvlJc w:val="left"/>
+      <w:pPr>
+        <w:ind w:left="1440" w:hanging="360"/>
+      </w:pPr>
+    </w:lvl>
+    <w:lvl w:ilvl="2" w:tplc="0409001B" w:tentative="1">
+      <w:start w:val="1"/>
+      <w:numFmt w:val="lowerRoman"/>
+      <w:lvlText w:val="%3."/>
+      <w:lvlJc w:val="right"/>
+      <w:pPr>
+        <w:ind w:left="2160" w:hanging="180"/>
+      </w:pPr>
+    </w:lvl>
+    <w:lvl w:ilvl="3" w:tplc="0409000F" w:tentative="1">
       <w:start w:val="1"/>
       <w:numFmt w:val="decimal"/>
-      <w:lvlText w:val="%1."/>
+      <w:lvlText w:val="%4."/>
       <w:lvlJc w:val="left"/>
       <w:pPr>
-        <w:ind w:left="432" w:hanging="432"/>
-      </w:pPr>
-      <w:rPr>
-        <w:rFonts w:hint="default"/>
-      </w:rPr>
+        <w:ind w:left="2880" w:hanging="360"/>
+      </w:pPr>
     </w:lvl>
-    <w:lvl w:ilvl="1">
+    <w:lvl w:ilvl="4" w:tplc="04090019" w:tentative="1">
+      <w:start w:val="1"/>
+      <w:numFmt w:val="lowerLetter"/>
+      <w:lvlText w:val="%5."/>
+      <w:lvlJc w:val="left"/>
+      <w:pPr>
+        <w:ind w:left="3600" w:hanging="360"/>
+      </w:pPr>
+    </w:lvl>
+    <w:lvl w:ilvl="5" w:tplc="0409001B" w:tentative="1">
+      <w:start w:val="1"/>
+      <w:numFmt w:val="lowerRoman"/>
+      <w:lvlText w:val="%6."/>
+      <w:lvlJc w:val="right"/>
+      <w:pPr>
+        <w:ind w:left="4320" w:hanging="180"/>
+      </w:pPr>
+    </w:lvl>
+    <w:lvl w:ilvl="6" w:tplc="0409000F" w:tentative="1">
       <w:start w:val="1"/>
       <w:numFmt w:val="decimal"/>
-      <w:lvlText w:val="%1.%2."/>
+      <w:lvlText w:val="%7."/>
       <w:lvlJc w:val="left"/>
       <w:pPr>
-        <w:ind w:left="720" w:hanging="720"/>
-      </w:pPr>
-      <w:rPr>
-        <w:rFonts w:hint="default"/>
-      </w:rPr>
+        <w:ind w:left="5040" w:hanging="360"/>
+      </w:pPr>
     </w:lvl>
-    <w:lvl w:ilvl="2">
+    <w:lvl w:ilvl="7" w:tplc="04090019" w:tentative="1">
       <w:start w:val="1"/>
-      <w:numFmt w:val="decimal"/>
-      <w:lvlText w:val="%1.%2.%3."/>
+      <w:numFmt w:val="lowerLetter"/>
+      <w:lvlText w:val="%8."/>
       <w:lvlJc w:val="left"/>
       <w:pPr>
-        <w:ind w:left="720" w:hanging="720"/>
-      </w:pPr>
-      <w:rPr>
-        <w:rFonts w:hint="default"/>
-      </w:rPr>
+        <w:ind w:left="5760" w:hanging="360"/>
+      </w:pPr>
     </w:lvl>
-    <w:lvl w:ilvl="3">
+    <w:lvl w:ilvl="8" w:tplc="0409001B" w:tentative="1">
       <w:start w:val="1"/>
-      <w:numFmt w:val="decimal"/>
-      <w:lvlText w:val="%1.%2.%3.%4."/>
-      <w:lvlJc w:val="left"/>
-      <w:pPr>
-        <w:ind w:left="1080" w:hanging="1080"/>
-      </w:pPr>
-      <w:rPr>
-        <w:rFonts w:hint="default"/>
-      </w:rPr>
-    </w:lvl>
-    <w:lvl w:ilvl="4">
-      <w:start w:val="1"/>
-      <w:numFmt w:val="decimal"/>
-      <w:lvlText w:val="%1.%2.%3.%4.%5."/>
-      <w:lvlJc w:val="left"/>
-      <w:pPr>
-        <w:ind w:left="1080" w:hanging="1080"/>
-      </w:pPr>
-      <w:rPr>
-        <w:rFonts w:hint="default"/>
-      </w:rPr>
-    </w:lvl>
-    <w:lvl w:ilvl="5">
-      <w:start w:val="1"/>
-      <w:numFmt w:val="decimal"/>
-      <w:lvlText w:val="%1.%2.%3.%4.%5.%6."/>
-      <w:lvlJc w:val="left"/>
-      <w:pPr>
-        <w:ind w:left="1440" w:hanging="1440"/>
-      </w:pPr>
-      <w:rPr>
-        <w:rFonts w:hint="default"/>
-      </w:rPr>
-    </w:lvl>
-    <w:lvl w:ilvl="6">
-      <w:start w:val="1"/>
-      <w:numFmt w:val="decimal"/>
-      <w:lvlText w:val="%1.%2.%3.%4.%5.%6.%7."/>
-      <w:lvlJc w:val="left"/>
-      <w:pPr>
-        <w:ind w:left="1800" w:hanging="1800"/>
-      </w:pPr>
-      <w:rPr>
-        <w:rFonts w:hint="default"/>
-      </w:rPr>
-    </w:lvl>
-    <w:lvl w:ilvl="7">
-      <w:start w:val="1"/>
-      <w:numFmt w:val="decimal"/>
-      <w:lvlText w:val="%1.%2.%3.%4.%5.%6.%7.%8."/>
-      <w:lvlJc w:val="left"/>
-      <w:pPr>
-        <w:ind w:left="1800" w:hanging="1800"/>
-      </w:pPr>
-      <w:rPr>
-        <w:rFonts w:hint="default"/>
-      </w:rPr>
-    </w:lvl>
-    <w:lvl w:ilvl="8">
-      <w:start w:val="1"/>
-      <w:numFmt w:val="decimal"/>
-      <w:lvlText w:val="%1.%2.%3.%4.%5.%6.%7.%8.%9."/>
-      <w:lvlJc w:val="left"/>
-      <w:pPr>
-        <w:ind w:left="2160" w:hanging="2160"/>
-      </w:pPr>
-      <w:rPr>
-        <w:rFonts w:hint="default"/>
-      </w:rPr>
+      <w:numFmt w:val="lowerRoman"/>
+      <w:lvlText w:val="%9."/>
+      <w:lvlJc w:val="right"/>
+      <w:pPr>
+        <w:ind w:left="6480" w:hanging="180"/>
+      </w:pPr>
     </w:lvl>
   </w:abstractNum>
   <w:abstractNum w:abstractNumId="2" w15:restartNumberingAfterBreak="0">
+    <w:nsid w:val="269279A6"/>
+    <w:multiLevelType w:val="hybridMultilevel"/>
+    <w:tmpl w:val="65641DBE"/>
+    <w:lvl w:ilvl="0" w:tplc="0409001B">
+      <w:start w:val="1"/>
+      <w:numFmt w:val="lowerRoman"/>
+      <w:lvlText w:val="%1."/>
+      <w:lvlJc w:val="right"/>
+      <w:pPr>
+        <w:ind w:left="720" w:hanging="360"/>
+      </w:pPr>
+    </w:lvl>
+    <w:lvl w:ilvl="1" w:tplc="04090019" w:tentative="1">
+      <w:start w:val="1"/>
+      <w:numFmt w:val="lowerLetter"/>
+      <w:lvlText w:val="%2."/>
+      <w:lvlJc w:val="left"/>
+      <w:pPr>
+        <w:ind w:left="1440" w:hanging="360"/>
+      </w:pPr>
+    </w:lvl>
+    <w:lvl w:ilvl="2" w:tplc="0409001B" w:tentative="1">
+      <w:start w:val="1"/>
+      <w:numFmt w:val="lowerRoman"/>
+      <w:lvlText w:val="%3."/>
+      <w:lvlJc w:val="right"/>
+      <w:pPr>
+        <w:ind w:left="2160" w:hanging="180"/>
+      </w:pPr>
+    </w:lvl>
+    <w:lvl w:ilvl="3" w:tplc="0409000F" w:tentative="1">
+      <w:start w:val="1"/>
+      <w:numFmt w:val="decimal"/>
+      <w:lvlText w:val="%4."/>
+      <w:lvlJc w:val="left"/>
+      <w:pPr>
+        <w:ind w:left="2880" w:hanging="360"/>
+      </w:pPr>
+    </w:lvl>
+    <w:lvl w:ilvl="4" w:tplc="04090019" w:tentative="1">
+      <w:start w:val="1"/>
+      <w:numFmt w:val="lowerLetter"/>
+      <w:lvlText w:val="%5."/>
+      <w:lvlJc w:val="left"/>
+      <w:pPr>
+        <w:ind w:left="3600" w:hanging="360"/>
+      </w:pPr>
+    </w:lvl>
+    <w:lvl w:ilvl="5" w:tplc="0409001B" w:tentative="1">
+      <w:start w:val="1"/>
+      <w:numFmt w:val="lowerRoman"/>
+      <w:lvlText w:val="%6."/>
+      <w:lvlJc w:val="right"/>
+      <w:pPr>
+        <w:ind w:left="4320" w:hanging="180"/>
+      </w:pPr>
+    </w:lvl>
+    <w:lvl w:ilvl="6" w:tplc="0409000F" w:tentative="1">
+      <w:start w:val="1"/>
+      <w:numFmt w:val="decimal"/>
+      <w:lvlText w:val="%7."/>
+      <w:lvlJc w:val="left"/>
+      <w:pPr>
+        <w:ind w:left="5040" w:hanging="360"/>
+      </w:pPr>
+    </w:lvl>
+    <w:lvl w:ilvl="7" w:tplc="04090019" w:tentative="1">
+      <w:start w:val="1"/>
+      <w:numFmt w:val="lowerLetter"/>
+      <w:lvlText w:val="%8."/>
+      <w:lvlJc w:val="left"/>
+      <w:pPr>
+        <w:ind w:left="5760" w:hanging="360"/>
+      </w:pPr>
+    </w:lvl>
+    <w:lvl w:ilvl="8" w:tplc="0409001B" w:tentative="1">
+      <w:start w:val="1"/>
+      <w:numFmt w:val="lowerRoman"/>
+      <w:lvlText w:val="%9."/>
+      <w:lvlJc w:val="right"/>
+      <w:pPr>
+        <w:ind w:left="6480" w:hanging="180"/>
+      </w:pPr>
+    </w:lvl>
+  </w:abstractNum>
+  <w:abstractNum w:abstractNumId="3" w15:restartNumberingAfterBreak="0">
+    <w:nsid w:val="415F106E"/>
+    <w:multiLevelType w:val="hybridMultilevel"/>
+    <w:tmpl w:val="1750C4E6"/>
+    <w:lvl w:ilvl="0" w:tplc="0409001B">
+      <w:start w:val="1"/>
+      <w:numFmt w:val="lowerRoman"/>
+      <w:lvlText w:val="%1."/>
+      <w:lvlJc w:val="right"/>
+      <w:pPr>
+        <w:ind w:left="720" w:hanging="360"/>
+      </w:pPr>
+    </w:lvl>
+    <w:lvl w:ilvl="1" w:tplc="04090019" w:tentative="1">
+      <w:start w:val="1"/>
+      <w:numFmt w:val="lowerLetter"/>
+      <w:lvlText w:val="%2."/>
+      <w:lvlJc w:val="left"/>
+      <w:pPr>
+        <w:ind w:left="1440" w:hanging="360"/>
+      </w:pPr>
+    </w:lvl>
+    <w:lvl w:ilvl="2" w:tplc="0409001B" w:tentative="1">
+      <w:start w:val="1"/>
+      <w:numFmt w:val="lowerRoman"/>
+      <w:lvlText w:val="%3."/>
+      <w:lvlJc w:val="right"/>
+      <w:pPr>
+        <w:ind w:left="2160" w:hanging="180"/>
+      </w:pPr>
+    </w:lvl>
+    <w:lvl w:ilvl="3" w:tplc="0409000F" w:tentative="1">
+      <w:start w:val="1"/>
+      <w:numFmt w:val="decimal"/>
+      <w:lvlText w:val="%4."/>
+      <w:lvlJc w:val="left"/>
+      <w:pPr>
+        <w:ind w:left="2880" w:hanging="360"/>
+      </w:pPr>
+    </w:lvl>
+    <w:lvl w:ilvl="4" w:tplc="04090019" w:tentative="1">
+      <w:start w:val="1"/>
+      <w:numFmt w:val="lowerLetter"/>
+      <w:lvlText w:val="%5."/>
+      <w:lvlJc w:val="left"/>
+      <w:pPr>
+        <w:ind w:left="3600" w:hanging="360"/>
+      </w:pPr>
+    </w:lvl>
+    <w:lvl w:ilvl="5" w:tplc="0409001B" w:tentative="1">
+      <w:start w:val="1"/>
+      <w:numFmt w:val="lowerRoman"/>
+      <w:lvlText w:val="%6."/>
+      <w:lvlJc w:val="right"/>
+      <w:pPr>
+        <w:ind w:left="4320" w:hanging="180"/>
+      </w:pPr>
+    </w:lvl>
+    <w:lvl w:ilvl="6" w:tplc="0409000F" w:tentative="1">
+      <w:start w:val="1"/>
+      <w:numFmt w:val="decimal"/>
+      <w:lvlText w:val="%7."/>
+      <w:lvlJc w:val="left"/>
+      <w:pPr>
+        <w:ind w:left="5040" w:hanging="360"/>
+      </w:pPr>
+    </w:lvl>
+    <w:lvl w:ilvl="7" w:tplc="04090019" w:tentative="1">
+      <w:start w:val="1"/>
+      <w:numFmt w:val="lowerLetter"/>
+      <w:lvlText w:val="%8."/>
+      <w:lvlJc w:val="left"/>
+      <w:pPr>
+        <w:ind w:left="5760" w:hanging="360"/>
+      </w:pPr>
+    </w:lvl>
+    <w:lvl w:ilvl="8" w:tplc="0409001B" w:tentative="1">
+      <w:start w:val="1"/>
+      <w:numFmt w:val="lowerRoman"/>
+      <w:lvlText w:val="%9."/>
+      <w:lvlJc w:val="right"/>
+      <w:pPr>
+        <w:ind w:left="6480" w:hanging="180"/>
+      </w:pPr>
+    </w:lvl>
+  </w:abstractNum>
+  <w:abstractNum w:abstractNumId="4" w15:restartNumberingAfterBreak="0">
     <w:nsid w:val="421B55F0"/>
     <w:multiLevelType w:val="hybridMultilevel"/>
     <w:tmpl w:val="44362C48"/>
@@ -32159,7 +32919,93 @@
       </w:rPr>
     </w:lvl>
   </w:abstractNum>
-  <w:abstractNum w:abstractNumId="3" w15:restartNumberingAfterBreak="0">
+  <w:abstractNum w:abstractNumId="5" w15:restartNumberingAfterBreak="0">
+    <w:nsid w:val="51520922"/>
+    <w:multiLevelType w:val="hybridMultilevel"/>
+    <w:tmpl w:val="0108EEFA"/>
+    <w:lvl w:ilvl="0" w:tplc="0409001B">
+      <w:start w:val="1"/>
+      <w:numFmt w:val="lowerRoman"/>
+      <w:lvlText w:val="%1."/>
+      <w:lvlJc w:val="right"/>
+      <w:pPr>
+        <w:ind w:left="720" w:hanging="360"/>
+      </w:pPr>
+    </w:lvl>
+    <w:lvl w:ilvl="1" w:tplc="04090019" w:tentative="1">
+      <w:start w:val="1"/>
+      <w:numFmt w:val="lowerLetter"/>
+      <w:lvlText w:val="%2."/>
+      <w:lvlJc w:val="left"/>
+      <w:pPr>
+        <w:ind w:left="1440" w:hanging="360"/>
+      </w:pPr>
+    </w:lvl>
+    <w:lvl w:ilvl="2" w:tplc="0409001B" w:tentative="1">
+      <w:start w:val="1"/>
+      <w:numFmt w:val="lowerRoman"/>
+      <w:lvlText w:val="%3."/>
+      <w:lvlJc w:val="right"/>
+      <w:pPr>
+        <w:ind w:left="2160" w:hanging="180"/>
+      </w:pPr>
+    </w:lvl>
+    <w:lvl w:ilvl="3" w:tplc="0409000F" w:tentative="1">
+      <w:start w:val="1"/>
+      <w:numFmt w:val="decimal"/>
+      <w:lvlText w:val="%4."/>
+      <w:lvlJc w:val="left"/>
+      <w:pPr>
+        <w:ind w:left="2880" w:hanging="360"/>
+      </w:pPr>
+    </w:lvl>
+    <w:lvl w:ilvl="4" w:tplc="04090019" w:tentative="1">
+      <w:start w:val="1"/>
+      <w:numFmt w:val="lowerLetter"/>
+      <w:lvlText w:val="%5."/>
+      <w:lvlJc w:val="left"/>
+      <w:pPr>
+        <w:ind w:left="3600" w:hanging="360"/>
+      </w:pPr>
+    </w:lvl>
+    <w:lvl w:ilvl="5" w:tplc="0409001B" w:tentative="1">
+      <w:start w:val="1"/>
+      <w:numFmt w:val="lowerRoman"/>
+      <w:lvlText w:val="%6."/>
+      <w:lvlJc w:val="right"/>
+      <w:pPr>
+        <w:ind w:left="4320" w:hanging="180"/>
+      </w:pPr>
+    </w:lvl>
+    <w:lvl w:ilvl="6" w:tplc="0409000F" w:tentative="1">
+      <w:start w:val="1"/>
+      <w:numFmt w:val="decimal"/>
+      <w:lvlText w:val="%7."/>
+      <w:lvlJc w:val="left"/>
+      <w:pPr>
+        <w:ind w:left="5040" w:hanging="360"/>
+      </w:pPr>
+    </w:lvl>
+    <w:lvl w:ilvl="7" w:tplc="04090019" w:tentative="1">
+      <w:start w:val="1"/>
+      <w:numFmt w:val="lowerLetter"/>
+      <w:lvlText w:val="%8."/>
+      <w:lvlJc w:val="left"/>
+      <w:pPr>
+        <w:ind w:left="5760" w:hanging="360"/>
+      </w:pPr>
+    </w:lvl>
+    <w:lvl w:ilvl="8" w:tplc="0409001B" w:tentative="1">
+      <w:start w:val="1"/>
+      <w:numFmt w:val="lowerRoman"/>
+      <w:lvlText w:val="%9."/>
+      <w:lvlJc w:val="right"/>
+      <w:pPr>
+        <w:ind w:left="6480" w:hanging="180"/>
+      </w:pPr>
+    </w:lvl>
+  </w:abstractNum>
+  <w:abstractNum w:abstractNumId="6" w15:restartNumberingAfterBreak="0">
     <w:nsid w:val="56C7699D"/>
     <w:multiLevelType w:val="multilevel"/>
     <w:tmpl w:val="06A40F94"/>
@@ -32308,7 +33154,179 @@
       </w:rPr>
     </w:lvl>
   </w:abstractNum>
-  <w:abstractNum w:abstractNumId="4" w15:restartNumberingAfterBreak="0">
+  <w:abstractNum w:abstractNumId="7" w15:restartNumberingAfterBreak="0">
+    <w:nsid w:val="57924C6A"/>
+    <w:multiLevelType w:val="hybridMultilevel"/>
+    <w:tmpl w:val="70B2CF68"/>
+    <w:lvl w:ilvl="0" w:tplc="0409001B">
+      <w:start w:val="1"/>
+      <w:numFmt w:val="lowerRoman"/>
+      <w:lvlText w:val="%1."/>
+      <w:lvlJc w:val="right"/>
+      <w:pPr>
+        <w:ind w:left="720" w:hanging="360"/>
+      </w:pPr>
+    </w:lvl>
+    <w:lvl w:ilvl="1" w:tplc="04090019" w:tentative="1">
+      <w:start w:val="1"/>
+      <w:numFmt w:val="lowerLetter"/>
+      <w:lvlText w:val="%2."/>
+      <w:lvlJc w:val="left"/>
+      <w:pPr>
+        <w:ind w:left="1440" w:hanging="360"/>
+      </w:pPr>
+    </w:lvl>
+    <w:lvl w:ilvl="2" w:tplc="0409001B" w:tentative="1">
+      <w:start w:val="1"/>
+      <w:numFmt w:val="lowerRoman"/>
+      <w:lvlText w:val="%3."/>
+      <w:lvlJc w:val="right"/>
+      <w:pPr>
+        <w:ind w:left="2160" w:hanging="180"/>
+      </w:pPr>
+    </w:lvl>
+    <w:lvl w:ilvl="3" w:tplc="0409000F" w:tentative="1">
+      <w:start w:val="1"/>
+      <w:numFmt w:val="decimal"/>
+      <w:lvlText w:val="%4."/>
+      <w:lvlJc w:val="left"/>
+      <w:pPr>
+        <w:ind w:left="2880" w:hanging="360"/>
+      </w:pPr>
+    </w:lvl>
+    <w:lvl w:ilvl="4" w:tplc="04090019" w:tentative="1">
+      <w:start w:val="1"/>
+      <w:numFmt w:val="lowerLetter"/>
+      <w:lvlText w:val="%5."/>
+      <w:lvlJc w:val="left"/>
+      <w:pPr>
+        <w:ind w:left="3600" w:hanging="360"/>
+      </w:pPr>
+    </w:lvl>
+    <w:lvl w:ilvl="5" w:tplc="0409001B" w:tentative="1">
+      <w:start w:val="1"/>
+      <w:numFmt w:val="lowerRoman"/>
+      <w:lvlText w:val="%6."/>
+      <w:lvlJc w:val="right"/>
+      <w:pPr>
+        <w:ind w:left="4320" w:hanging="180"/>
+      </w:pPr>
+    </w:lvl>
+    <w:lvl w:ilvl="6" w:tplc="0409000F" w:tentative="1">
+      <w:start w:val="1"/>
+      <w:numFmt w:val="decimal"/>
+      <w:lvlText w:val="%7."/>
+      <w:lvlJc w:val="left"/>
+      <w:pPr>
+        <w:ind w:left="5040" w:hanging="360"/>
+      </w:pPr>
+    </w:lvl>
+    <w:lvl w:ilvl="7" w:tplc="04090019" w:tentative="1">
+      <w:start w:val="1"/>
+      <w:numFmt w:val="lowerLetter"/>
+      <w:lvlText w:val="%8."/>
+      <w:lvlJc w:val="left"/>
+      <w:pPr>
+        <w:ind w:left="5760" w:hanging="360"/>
+      </w:pPr>
+    </w:lvl>
+    <w:lvl w:ilvl="8" w:tplc="0409001B" w:tentative="1">
+      <w:start w:val="1"/>
+      <w:numFmt w:val="lowerRoman"/>
+      <w:lvlText w:val="%9."/>
+      <w:lvlJc w:val="right"/>
+      <w:pPr>
+        <w:ind w:left="6480" w:hanging="180"/>
+      </w:pPr>
+    </w:lvl>
+  </w:abstractNum>
+  <w:abstractNum w:abstractNumId="8" w15:restartNumberingAfterBreak="0">
+    <w:nsid w:val="70B935E5"/>
+    <w:multiLevelType w:val="hybridMultilevel"/>
+    <w:tmpl w:val="A2F887AE"/>
+    <w:lvl w:ilvl="0" w:tplc="0409001B">
+      <w:start w:val="1"/>
+      <w:numFmt w:val="lowerRoman"/>
+      <w:lvlText w:val="%1."/>
+      <w:lvlJc w:val="right"/>
+      <w:pPr>
+        <w:ind w:left="720" w:hanging="360"/>
+      </w:pPr>
+    </w:lvl>
+    <w:lvl w:ilvl="1" w:tplc="04090019" w:tentative="1">
+      <w:start w:val="1"/>
+      <w:numFmt w:val="lowerLetter"/>
+      <w:lvlText w:val="%2."/>
+      <w:lvlJc w:val="left"/>
+      <w:pPr>
+        <w:ind w:left="1440" w:hanging="360"/>
+      </w:pPr>
+    </w:lvl>
+    <w:lvl w:ilvl="2" w:tplc="0409001B" w:tentative="1">
+      <w:start w:val="1"/>
+      <w:numFmt w:val="lowerRoman"/>
+      <w:lvlText w:val="%3."/>
+      <w:lvlJc w:val="right"/>
+      <w:pPr>
+        <w:ind w:left="2160" w:hanging="180"/>
+      </w:pPr>
+    </w:lvl>
+    <w:lvl w:ilvl="3" w:tplc="0409000F" w:tentative="1">
+      <w:start w:val="1"/>
+      <w:numFmt w:val="decimal"/>
+      <w:lvlText w:val="%4."/>
+      <w:lvlJc w:val="left"/>
+      <w:pPr>
+        <w:ind w:left="2880" w:hanging="360"/>
+      </w:pPr>
+    </w:lvl>
+    <w:lvl w:ilvl="4" w:tplc="04090019" w:tentative="1">
+      <w:start w:val="1"/>
+      <w:numFmt w:val="lowerLetter"/>
+      <w:lvlText w:val="%5."/>
+      <w:lvlJc w:val="left"/>
+      <w:pPr>
+        <w:ind w:left="3600" w:hanging="360"/>
+      </w:pPr>
+    </w:lvl>
+    <w:lvl w:ilvl="5" w:tplc="0409001B" w:tentative="1">
+      <w:start w:val="1"/>
+      <w:numFmt w:val="lowerRoman"/>
+      <w:lvlText w:val="%6."/>
+      <w:lvlJc w:val="right"/>
+      <w:pPr>
+        <w:ind w:left="4320" w:hanging="180"/>
+      </w:pPr>
+    </w:lvl>
+    <w:lvl w:ilvl="6" w:tplc="0409000F" w:tentative="1">
+      <w:start w:val="1"/>
+      <w:numFmt w:val="decimal"/>
+      <w:lvlText w:val="%7."/>
+      <w:lvlJc w:val="left"/>
+      <w:pPr>
+        <w:ind w:left="5040" w:hanging="360"/>
+      </w:pPr>
+    </w:lvl>
+    <w:lvl w:ilvl="7" w:tplc="04090019" w:tentative="1">
+      <w:start w:val="1"/>
+      <w:numFmt w:val="lowerLetter"/>
+      <w:lvlText w:val="%8."/>
+      <w:lvlJc w:val="left"/>
+      <w:pPr>
+        <w:ind w:left="5760" w:hanging="360"/>
+      </w:pPr>
+    </w:lvl>
+    <w:lvl w:ilvl="8" w:tplc="0409001B" w:tentative="1">
+      <w:start w:val="1"/>
+      <w:numFmt w:val="lowerRoman"/>
+      <w:lvlText w:val="%9."/>
+      <w:lvlJc w:val="right"/>
+      <w:pPr>
+        <w:ind w:left="6480" w:hanging="180"/>
+      </w:pPr>
+    </w:lvl>
+  </w:abstractNum>
+  <w:abstractNum w:abstractNumId="9" w15:restartNumberingAfterBreak="0">
     <w:nsid w:val="751C7D2E"/>
     <w:multiLevelType w:val="multilevel"/>
     <w:tmpl w:val="5EE84632"/>
@@ -32457,7 +33475,7 @@
       </w:rPr>
     </w:lvl>
   </w:abstractNum>
-  <w:abstractNum w:abstractNumId="5" w15:restartNumberingAfterBreak="0">
+  <w:abstractNum w:abstractNumId="10" w15:restartNumberingAfterBreak="0">
     <w:nsid w:val="78C273A1"/>
     <w:multiLevelType w:val="hybridMultilevel"/>
     <w:tmpl w:val="D5DCD97A"/>
@@ -32547,23 +33565,39 @@
     </w:lvl>
   </w:abstractNum>
   <w:num w:numId="1" w16cid:durableId="5013238">
+    <w:abstractNumId w:val="4"/>
+  </w:num>
+  <w:num w:numId="2" w16cid:durableId="140082004">
+    <w:abstractNumId w:val="10"/>
+  </w:num>
+  <w:num w:numId="3" w16cid:durableId="1043750832">
+    <w:abstractNumId w:val="9"/>
+  </w:num>
+  <w:num w:numId="4" w16cid:durableId="86734724">
+    <w:abstractNumId w:val="0"/>
+  </w:num>
+  <w:num w:numId="5" w16cid:durableId="2029212767">
+    <w:abstractNumId w:val="6"/>
+  </w:num>
+  <w:num w:numId="6" w16cid:durableId="1069621115">
+    <w:abstractNumId w:val="7"/>
+  </w:num>
+  <w:num w:numId="7" w16cid:durableId="1636566242">
+    <w:abstractNumId w:val="8"/>
+  </w:num>
+  <w:num w:numId="8" w16cid:durableId="1905330537">
     <w:abstractNumId w:val="2"/>
   </w:num>
-  <w:num w:numId="2" w16cid:durableId="140082004">
+  <w:num w:numId="9" w16cid:durableId="64232608">
     <w:abstractNumId w:val="5"/>
   </w:num>
-  <w:num w:numId="3" w16cid:durableId="2110345454">
+  <w:num w:numId="10" w16cid:durableId="399838636">
     <w:abstractNumId w:val="1"/>
   </w:num>
-  <w:num w:numId="4" w16cid:durableId="1043750832">
-    <w:abstractNumId w:val="4"/>
-  </w:num>
-  <w:num w:numId="5" w16cid:durableId="86734724">
-    <w:abstractNumId w:val="0"/>
-  </w:num>
-  <w:num w:numId="6" w16cid:durableId="2029212767">
+  <w:num w:numId="11" w16cid:durableId="818959333">
     <w:abstractNumId w:val="3"/>
   </w:num>
+  <w:numIdMacAtCleanup w:val="11"/>
 </w:numbering>
 </file>
 
@@ -32967,7 +34001,7 @@
   <w:style w:type="paragraph" w:default="1" w:styleId="Normal">
     <w:name w:val="Normal"/>
     <w:qFormat/>
-    <w:rsid w:val="00355479"/>
+    <w:rsid w:val="00F6271C"/>
   </w:style>
   <w:style w:type="paragraph" w:styleId="Heading1">
     <w:name w:val="heading 1"/>
@@ -33712,6 +34746,17 @@
       <w:szCs w:val="16"/>
     </w:rPr>
   </w:style>
+  <w:style w:type="character" w:styleId="Strong">
+    <w:name w:val="Strong"/>
+    <w:basedOn w:val="DefaultParagraphFont"/>
+    <w:uiPriority w:val="22"/>
+    <w:qFormat/>
+    <w:rsid w:val="00F6271C"/>
+    <w:rPr>
+      <w:b/>
+      <w:bCs/>
+    </w:rPr>
+  </w:style>
 </w:styles>
 </file>
 
